--- a/Draft/6 Case Study.docx
+++ b/Draft/6 Case Study.docx
@@ -1,43 +1,693 @@
 
 <file path=word/document.xml><?xml version="1.0" encoding="utf-8"?>
-<w:document xmlns:mc="http://schemas.openxmlformats.org/markup-compatibility/2006" xmlns:o="urn:schemas-microsoft-com:office:office" xmlns:r="http://schemas.openxmlformats.org/officeDocument/2006/relationships" xmlns:m="http://schemas.openxmlformats.org/officeDocument/2006/math" xmlns:v="urn:schemas-microsoft-com:vml" xmlns:wp="http://schemas.openxmlformats.org/drawingml/2006/wordprocessingDrawing" xmlns:w10="urn:schemas-microsoft-com:office:word" xmlns:w="http://schemas.openxmlformats.org/wordprocessingml/2006/main" xmlns:wne="http://schemas.microsoft.com/office/word/2006/wordml" xmlns:sl="http://schemas.openxmlformats.org/schemaLibrary/2006/main" xmlns:a="http://schemas.openxmlformats.org/drawingml/2006/main" xmlns:pic="http://schemas.openxmlformats.org/drawingml/2006/picture" xmlns:c="http://schemas.openxmlformats.org/drawingml/2006/chart" xmlns:lc="http://schemas.openxmlformats.org/drawingml/2006/lockedCanvas" xmlns:dgm="http://schemas.openxmlformats.org/drawingml/2006/diagram" xmlns:wps="http://schemas.microsoft.com/office/word/2010/wordprocessingShape" xmlns:wpg="http://schemas.microsoft.com/office/word/2010/wordprocessingGroup" xmlns:w14="http://schemas.microsoft.com/office/word/2010/wordml" xmlns:w15="http://schemas.microsoft.com/office/word/2012/wordml">
+<w:document xmlns:wpc="http://schemas.microsoft.com/office/word/2010/wordprocessingCanvas" xmlns:cx="http://schemas.microsoft.com/office/drawing/2014/chartex" xmlns:cx1="http://schemas.microsoft.com/office/drawing/2015/9/8/chartex" xmlns:cx2="http://schemas.microsoft.com/office/drawing/2015/10/21/chartex" xmlns:cx3="http://schemas.microsoft.com/office/drawing/2016/5/9/chartex" xmlns:cx4="http://schemas.microsoft.com/office/drawing/2016/5/10/chartex" xmlns:cx5="http://schemas.microsoft.com/office/drawing/2016/5/11/chartex" xmlns:cx6="http://schemas.microsoft.com/office/drawing/2016/5/12/chartex" xmlns:cx7="http://schemas.microsoft.com/office/drawing/2016/5/13/chartex" xmlns:cx8="http://schemas.microsoft.com/office/drawing/2016/5/14/chartex" xmlns:mc="http://schemas.openxmlformats.org/markup-compatibility/2006" xmlns:aink="http://schemas.microsoft.com/office/drawing/2016/ink" xmlns:am3d="http://schemas.microsoft.com/office/drawing/2017/model3d" xmlns:o="urn:schemas-microsoft-com:office:office" xmlns:r="http://schemas.openxmlformats.org/officeDocument/2006/relationships" xmlns:m="http://schemas.openxmlformats.org/officeDocument/2006/math" xmlns:v="urn:schemas-microsoft-com:vml" xmlns:wp14="http://schemas.microsoft.com/office/word/2010/wordprocessingDrawing" xmlns:wp="http://schemas.openxmlformats.org/drawingml/2006/wordprocessingDrawing" xmlns:w10="urn:schemas-microsoft-com:office:word" xmlns:w="http://schemas.openxmlformats.org/wordprocessingml/2006/main" xmlns:w14="http://schemas.microsoft.com/office/word/2010/wordml" xmlns:w15="http://schemas.microsoft.com/office/word/2012/wordml" xmlns:w16cex="http://schemas.microsoft.com/office/word/2018/wordml/cex" xmlns:w16cid="http://schemas.microsoft.com/office/word/2016/wordml/cid" xmlns:w16="http://schemas.microsoft.com/office/word/2018/wordml" xmlns:w16sdtdh="http://schemas.microsoft.com/office/word/2020/wordml/sdtdatahash" xmlns:w16se="http://schemas.microsoft.com/office/word/2015/wordml/symex" xmlns:wpg="http://schemas.microsoft.com/office/word/2010/wordprocessingGroup" xmlns:wpi="http://schemas.microsoft.com/office/word/2010/wordprocessingInk" xmlns:wne="http://schemas.microsoft.com/office/word/2006/wordml" xmlns:wps="http://schemas.microsoft.com/office/word/2010/wordprocessingShape" mc:Ignorable="w14 w15 w16se w16cid w16 w16cex w16sdtdh wp14">
   <w:body>
     <w:p>
       <w:pPr>
         <w:pStyle w:val="Title"/>
-        <w:rPr/>
-      </w:pPr>
-      <w:bookmarkStart w:colFirst="0" w:colLast="0" w:name="_k9z5uq6lpeuj" w:id="0"/>
-      <w:bookmarkEnd w:id="0"/>
-      <w:r>
-        <w:rPr>
-          <w:rtl w:val="0"/>
-        </w:rPr>
-        <w:t xml:space="preserve">5.3 Discussion</w:t>
-      </w:r>
+        <w:rPr>
+          <w:rFonts w:asciiTheme="majorHAnsi" w:hAnsiTheme="majorHAnsi" w:cstheme="majorHAnsi"/>
+          <w:sz w:val="22"/>
+          <w:szCs w:val="22"/>
+          <w:lang w:val="en-NZ"/>
+        </w:rPr>
+      </w:pPr>
+      <w:r>
+        <w:rPr>
+          <w:rFonts w:asciiTheme="majorHAnsi" w:hAnsiTheme="majorHAnsi" w:cstheme="majorHAnsi"/>
+          <w:sz w:val="22"/>
+          <w:szCs w:val="22"/>
+          <w:lang w:val="en-NZ"/>
+        </w:rPr>
+        <w:t>6. Case Study: ENBU 79X/89X</w:t>
+      </w:r>
+    </w:p>
+    <w:p>
+      <w:pPr>
+        <w:pStyle w:val="Heading1"/>
+        <w:rPr>
+          <w:rFonts w:asciiTheme="majorHAnsi" w:hAnsiTheme="majorHAnsi" w:cstheme="majorHAnsi"/>
+          <w:sz w:val="22"/>
+          <w:szCs w:val="22"/>
+          <w:lang w:val="en-NZ"/>
+        </w:rPr>
+      </w:pPr>
+      <w:r>
+        <w:rPr>
+          <w:rFonts w:asciiTheme="majorHAnsi" w:hAnsiTheme="majorHAnsi" w:cstheme="majorHAnsi"/>
+          <w:sz w:val="22"/>
+          <w:szCs w:val="22"/>
+          <w:lang w:val="en-NZ"/>
+        </w:rPr>
+        <w:t>6.1 Description and Design of ENBU 79X/89X Industry Project</w:t>
+      </w:r>
+    </w:p>
+    <w:p>
+      <w:pPr>
+        <w:pStyle w:val="Heading1"/>
+        <w:rPr>
+          <w:rFonts w:asciiTheme="majorHAnsi" w:hAnsiTheme="majorHAnsi" w:cstheme="majorHAnsi"/>
+          <w:sz w:val="22"/>
+          <w:szCs w:val="22"/>
+          <w:lang w:val="en-NZ"/>
+        </w:rPr>
+      </w:pPr>
+      <w:r>
+        <w:rPr>
+          <w:rFonts w:asciiTheme="majorHAnsi" w:hAnsiTheme="majorHAnsi" w:cstheme="majorHAnsi"/>
+          <w:sz w:val="22"/>
+          <w:szCs w:val="22"/>
+          <w:lang w:val="en-NZ"/>
+        </w:rPr>
+        <w:t>6.2 WorkshopAR Learning Design</w:t>
+      </w:r>
+    </w:p>
+    <w:p>
+      <w:pPr>
+        <w:pStyle w:val="Heading1"/>
+        <w:rPr>
+          <w:rFonts w:asciiTheme="majorHAnsi" w:hAnsiTheme="majorHAnsi" w:cstheme="majorHAnsi"/>
+          <w:sz w:val="22"/>
+          <w:szCs w:val="22"/>
+          <w:lang w:val="en-NZ"/>
+        </w:rPr>
+      </w:pPr>
+      <w:r>
+        <w:rPr>
+          <w:rFonts w:asciiTheme="majorHAnsi" w:hAnsiTheme="majorHAnsi" w:cstheme="majorHAnsi"/>
+          <w:sz w:val="22"/>
+          <w:szCs w:val="22"/>
+          <w:lang w:val="en-NZ"/>
+        </w:rPr>
+        <w:t>6.3 A note on the observation protocol</w:t>
+      </w:r>
+    </w:p>
+    <w:p>
+      <w:pPr>
+        <w:pStyle w:val="Heading1"/>
+        <w:rPr>
+          <w:rFonts w:asciiTheme="majorHAnsi" w:hAnsiTheme="majorHAnsi" w:cstheme="majorHAnsi"/>
+          <w:sz w:val="22"/>
+          <w:szCs w:val="22"/>
+          <w:lang w:val="en-NZ"/>
+        </w:rPr>
+      </w:pPr>
+      <w:r>
+        <w:rPr>
+          <w:rFonts w:asciiTheme="majorHAnsi" w:hAnsiTheme="majorHAnsi" w:cstheme="majorHAnsi"/>
+          <w:sz w:val="22"/>
+          <w:szCs w:val="22"/>
+          <w:lang w:val="en-NZ"/>
+        </w:rPr>
+        <w:t>6.4 Weeks 1 to 4: First Contact and Team Establishment</w:t>
+      </w:r>
+    </w:p>
+    <w:p>
+      <w:pPr>
+        <w:pStyle w:val="Heading2"/>
+        <w:rPr>
+          <w:rFonts w:asciiTheme="majorHAnsi" w:hAnsiTheme="majorHAnsi" w:cstheme="majorHAnsi"/>
+          <w:sz w:val="22"/>
+          <w:szCs w:val="22"/>
+          <w:lang w:val="en-NZ"/>
+        </w:rPr>
+      </w:pPr>
+      <w:r>
+        <w:rPr>
+          <w:rFonts w:asciiTheme="majorHAnsi" w:hAnsiTheme="majorHAnsi" w:cstheme="majorHAnsi"/>
+          <w:sz w:val="22"/>
+          <w:szCs w:val="22"/>
+          <w:lang w:val="en-NZ"/>
+        </w:rPr>
+        <w:t>6.4.1 General Observations</w:t>
+      </w:r>
+    </w:p>
+    <w:p>
+      <w:pPr>
+        <w:pStyle w:val="Heading2"/>
+        <w:rPr>
+          <w:rFonts w:asciiTheme="majorHAnsi" w:hAnsiTheme="majorHAnsi" w:cstheme="majorHAnsi"/>
+          <w:sz w:val="22"/>
+          <w:szCs w:val="22"/>
+          <w:lang w:val="en-NZ"/>
+        </w:rPr>
+      </w:pPr>
+      <w:r>
+        <w:rPr>
+          <w:rFonts w:asciiTheme="majorHAnsi" w:hAnsiTheme="majorHAnsi" w:cstheme="majorHAnsi"/>
+          <w:sz w:val="22"/>
+          <w:szCs w:val="22"/>
+          <w:lang w:val="en-NZ"/>
+        </w:rPr>
+        <w:t>6.4.2 Intervention with WorkshopAR</w:t>
+      </w:r>
+    </w:p>
+    <w:p>
+      <w:pPr>
+        <w:pStyle w:val="Heading2"/>
+        <w:rPr>
+          <w:rFonts w:asciiTheme="majorHAnsi" w:hAnsiTheme="majorHAnsi" w:cstheme="majorHAnsi"/>
+          <w:sz w:val="22"/>
+          <w:szCs w:val="22"/>
+          <w:lang w:val="en-NZ"/>
+        </w:rPr>
+      </w:pPr>
+      <w:r>
+        <w:rPr>
+          <w:rFonts w:asciiTheme="majorHAnsi" w:hAnsiTheme="majorHAnsi" w:cstheme="majorHAnsi"/>
+          <w:sz w:val="22"/>
+          <w:szCs w:val="22"/>
+          <w:lang w:val="en-NZ"/>
+        </w:rPr>
+        <w:t>6.4.3 Preliminary Analysis</w:t>
+      </w:r>
+    </w:p>
+    <w:p>
+      <w:pPr>
+        <w:pStyle w:val="Heading1"/>
+        <w:rPr>
+          <w:rFonts w:asciiTheme="majorHAnsi" w:hAnsiTheme="majorHAnsi" w:cstheme="majorHAnsi"/>
+          <w:sz w:val="22"/>
+          <w:szCs w:val="22"/>
+          <w:lang w:val="en-NZ"/>
+        </w:rPr>
+      </w:pPr>
+      <w:r>
+        <w:rPr>
+          <w:rFonts w:asciiTheme="majorHAnsi" w:hAnsiTheme="majorHAnsi" w:cstheme="majorHAnsi"/>
+          <w:sz w:val="22"/>
+          <w:szCs w:val="22"/>
+          <w:lang w:val="en-NZ"/>
+        </w:rPr>
+        <w:t>6.5 Week 5 to 9: First Proposal and Poster Presentation</w:t>
+      </w:r>
+    </w:p>
+    <w:p>
+      <w:pPr>
+        <w:pStyle w:val="Heading2"/>
+        <w:rPr>
+          <w:rFonts w:asciiTheme="majorHAnsi" w:hAnsiTheme="majorHAnsi" w:cstheme="majorHAnsi"/>
+          <w:sz w:val="22"/>
+          <w:szCs w:val="22"/>
+          <w:lang w:val="en-NZ"/>
+        </w:rPr>
+      </w:pPr>
+      <w:r>
+        <w:rPr>
+          <w:rFonts w:asciiTheme="majorHAnsi" w:hAnsiTheme="majorHAnsi" w:cstheme="majorHAnsi"/>
+          <w:sz w:val="22"/>
+          <w:szCs w:val="22"/>
+          <w:lang w:val="en-NZ"/>
+        </w:rPr>
+        <w:t>6.</w:t>
+      </w:r>
+      <w:r>
+        <w:rPr>
+          <w:rFonts w:asciiTheme="majorHAnsi" w:hAnsiTheme="majorHAnsi" w:cstheme="majorHAnsi"/>
+          <w:sz w:val="22"/>
+          <w:szCs w:val="22"/>
+          <w:lang w:val="en-NZ"/>
+        </w:rPr>
+        <w:t>5</w:t>
+      </w:r>
+      <w:r>
+        <w:rPr>
+          <w:rFonts w:asciiTheme="majorHAnsi" w:hAnsiTheme="majorHAnsi" w:cstheme="majorHAnsi"/>
+          <w:sz w:val="22"/>
+          <w:szCs w:val="22"/>
+          <w:lang w:val="en-NZ"/>
+        </w:rPr>
+        <w:t>.1 General Observations</w:t>
+      </w:r>
+    </w:p>
+    <w:p>
+      <w:pPr>
+        <w:pStyle w:val="Heading2"/>
+        <w:rPr>
+          <w:rFonts w:asciiTheme="majorHAnsi" w:hAnsiTheme="majorHAnsi" w:cstheme="majorHAnsi"/>
+          <w:sz w:val="22"/>
+          <w:szCs w:val="22"/>
+          <w:lang w:val="en-NZ"/>
+        </w:rPr>
+      </w:pPr>
+      <w:r>
+        <w:rPr>
+          <w:rFonts w:asciiTheme="majorHAnsi" w:hAnsiTheme="majorHAnsi" w:cstheme="majorHAnsi"/>
+          <w:sz w:val="22"/>
+          <w:szCs w:val="22"/>
+          <w:lang w:val="en-NZ"/>
+        </w:rPr>
+        <w:t>6.</w:t>
+      </w:r>
+      <w:r>
+        <w:rPr>
+          <w:rFonts w:asciiTheme="majorHAnsi" w:hAnsiTheme="majorHAnsi" w:cstheme="majorHAnsi"/>
+          <w:sz w:val="22"/>
+          <w:szCs w:val="22"/>
+          <w:lang w:val="en-NZ"/>
+        </w:rPr>
+        <w:t>5</w:t>
+      </w:r>
+      <w:r>
+        <w:rPr>
+          <w:rFonts w:asciiTheme="majorHAnsi" w:hAnsiTheme="majorHAnsi" w:cstheme="majorHAnsi"/>
+          <w:sz w:val="22"/>
+          <w:szCs w:val="22"/>
+          <w:lang w:val="en-NZ"/>
+        </w:rPr>
+        <w:t>.2 Intervention with WorkshopAR</w:t>
+      </w:r>
+    </w:p>
+    <w:p>
+      <w:pPr>
+        <w:pStyle w:val="Heading2"/>
+        <w:rPr>
+          <w:rFonts w:asciiTheme="majorHAnsi" w:hAnsiTheme="majorHAnsi" w:cstheme="majorHAnsi"/>
+          <w:sz w:val="22"/>
+          <w:szCs w:val="22"/>
+          <w:lang w:val="en-NZ"/>
+        </w:rPr>
+      </w:pPr>
+      <w:r>
+        <w:rPr>
+          <w:rFonts w:asciiTheme="majorHAnsi" w:hAnsiTheme="majorHAnsi" w:cstheme="majorHAnsi"/>
+          <w:sz w:val="22"/>
+          <w:szCs w:val="22"/>
+          <w:lang w:val="en-NZ"/>
+        </w:rPr>
+        <w:t>6.</w:t>
+      </w:r>
+      <w:r>
+        <w:rPr>
+          <w:rFonts w:asciiTheme="majorHAnsi" w:hAnsiTheme="majorHAnsi" w:cstheme="majorHAnsi"/>
+          <w:sz w:val="22"/>
+          <w:szCs w:val="22"/>
+          <w:lang w:val="en-NZ"/>
+        </w:rPr>
+        <w:t>5</w:t>
+      </w:r>
+      <w:r>
+        <w:rPr>
+          <w:rFonts w:asciiTheme="majorHAnsi" w:hAnsiTheme="majorHAnsi" w:cstheme="majorHAnsi"/>
+          <w:sz w:val="22"/>
+          <w:szCs w:val="22"/>
+          <w:lang w:val="en-NZ"/>
+        </w:rPr>
+        <w:t>.3 Preliminary Analysis</w:t>
+      </w:r>
+    </w:p>
+    <w:p>
+      <w:pPr>
+        <w:pStyle w:val="Heading1"/>
+        <w:rPr>
+          <w:rFonts w:asciiTheme="majorHAnsi" w:hAnsiTheme="majorHAnsi" w:cstheme="majorHAnsi"/>
+          <w:sz w:val="22"/>
+          <w:szCs w:val="22"/>
+          <w:lang w:val="en-NZ"/>
+        </w:rPr>
+      </w:pPr>
+      <w:r>
+        <w:rPr>
+          <w:rFonts w:asciiTheme="majorHAnsi" w:hAnsiTheme="majorHAnsi" w:cstheme="majorHAnsi"/>
+          <w:sz w:val="22"/>
+          <w:szCs w:val="22"/>
+          <w:lang w:val="en-NZ"/>
+        </w:rPr>
+        <w:t>6.6 Weeks 10 to 13: First Client Report</w:t>
+      </w:r>
+    </w:p>
+    <w:p>
+      <w:pPr>
+        <w:pStyle w:val="Heading2"/>
+        <w:rPr>
+          <w:rFonts w:asciiTheme="majorHAnsi" w:hAnsiTheme="majorHAnsi" w:cstheme="majorHAnsi"/>
+          <w:sz w:val="22"/>
+          <w:szCs w:val="22"/>
+          <w:lang w:val="en-NZ"/>
+        </w:rPr>
+      </w:pPr>
+      <w:r>
+        <w:rPr>
+          <w:rFonts w:asciiTheme="majorHAnsi" w:hAnsiTheme="majorHAnsi" w:cstheme="majorHAnsi"/>
+          <w:sz w:val="22"/>
+          <w:szCs w:val="22"/>
+          <w:lang w:val="en-NZ"/>
+        </w:rPr>
+        <w:t>6.</w:t>
+      </w:r>
+      <w:r>
+        <w:rPr>
+          <w:rFonts w:asciiTheme="majorHAnsi" w:hAnsiTheme="majorHAnsi" w:cstheme="majorHAnsi"/>
+          <w:sz w:val="22"/>
+          <w:szCs w:val="22"/>
+          <w:lang w:val="en-NZ"/>
+        </w:rPr>
+        <w:t>6</w:t>
+      </w:r>
+      <w:r>
+        <w:rPr>
+          <w:rFonts w:asciiTheme="majorHAnsi" w:hAnsiTheme="majorHAnsi" w:cstheme="majorHAnsi"/>
+          <w:sz w:val="22"/>
+          <w:szCs w:val="22"/>
+          <w:lang w:val="en-NZ"/>
+        </w:rPr>
+        <w:t>.1 General Observations</w:t>
+      </w:r>
+    </w:p>
+    <w:p>
+      <w:pPr>
+        <w:pStyle w:val="Heading2"/>
+        <w:rPr>
+          <w:rFonts w:asciiTheme="majorHAnsi" w:hAnsiTheme="majorHAnsi" w:cstheme="majorHAnsi"/>
+          <w:sz w:val="22"/>
+          <w:szCs w:val="22"/>
+          <w:lang w:val="en-NZ"/>
+        </w:rPr>
+      </w:pPr>
+      <w:r>
+        <w:rPr>
+          <w:rFonts w:asciiTheme="majorHAnsi" w:hAnsiTheme="majorHAnsi" w:cstheme="majorHAnsi"/>
+          <w:sz w:val="22"/>
+          <w:szCs w:val="22"/>
+          <w:lang w:val="en-NZ"/>
+        </w:rPr>
+        <w:t>6.</w:t>
+      </w:r>
+      <w:r>
+        <w:rPr>
+          <w:rFonts w:asciiTheme="majorHAnsi" w:hAnsiTheme="majorHAnsi" w:cstheme="majorHAnsi"/>
+          <w:sz w:val="22"/>
+          <w:szCs w:val="22"/>
+          <w:lang w:val="en-NZ"/>
+        </w:rPr>
+        <w:t>6</w:t>
+      </w:r>
+      <w:r>
+        <w:rPr>
+          <w:rFonts w:asciiTheme="majorHAnsi" w:hAnsiTheme="majorHAnsi" w:cstheme="majorHAnsi"/>
+          <w:sz w:val="22"/>
+          <w:szCs w:val="22"/>
+          <w:lang w:val="en-NZ"/>
+        </w:rPr>
+        <w:t>.2 Intervention with WorkshopAR</w:t>
+      </w:r>
+    </w:p>
+    <w:p>
+      <w:pPr>
+        <w:pStyle w:val="Heading2"/>
+        <w:rPr>
+          <w:rFonts w:asciiTheme="majorHAnsi" w:hAnsiTheme="majorHAnsi" w:cstheme="majorHAnsi"/>
+          <w:sz w:val="22"/>
+          <w:szCs w:val="22"/>
+          <w:lang w:val="en-NZ"/>
+        </w:rPr>
+      </w:pPr>
+      <w:r>
+        <w:rPr>
+          <w:rFonts w:asciiTheme="majorHAnsi" w:hAnsiTheme="majorHAnsi" w:cstheme="majorHAnsi"/>
+          <w:sz w:val="22"/>
+          <w:szCs w:val="22"/>
+          <w:lang w:val="en-NZ"/>
+        </w:rPr>
+        <w:t>6.</w:t>
+      </w:r>
+      <w:r>
+        <w:rPr>
+          <w:rFonts w:asciiTheme="majorHAnsi" w:hAnsiTheme="majorHAnsi" w:cstheme="majorHAnsi"/>
+          <w:sz w:val="22"/>
+          <w:szCs w:val="22"/>
+          <w:lang w:val="en-NZ"/>
+        </w:rPr>
+        <w:t>6</w:t>
+      </w:r>
+      <w:r>
+        <w:rPr>
+          <w:rFonts w:asciiTheme="majorHAnsi" w:hAnsiTheme="majorHAnsi" w:cstheme="majorHAnsi"/>
+          <w:sz w:val="22"/>
+          <w:szCs w:val="22"/>
+          <w:lang w:val="en-NZ"/>
+        </w:rPr>
+        <w:t>.3 Preliminary Analysis</w:t>
+      </w:r>
+    </w:p>
+    <w:p>
+      <w:pPr>
+        <w:pStyle w:val="Heading1"/>
+        <w:rPr>
+          <w:rFonts w:asciiTheme="majorHAnsi" w:hAnsiTheme="majorHAnsi" w:cstheme="majorHAnsi"/>
+          <w:sz w:val="22"/>
+          <w:szCs w:val="22"/>
+          <w:lang w:val="en-NZ"/>
+        </w:rPr>
+      </w:pPr>
+      <w:r>
+        <w:rPr>
+          <w:rFonts w:asciiTheme="majorHAnsi" w:hAnsiTheme="majorHAnsi" w:cstheme="majorHAnsi"/>
+          <w:sz w:val="22"/>
+          <w:szCs w:val="22"/>
+          <w:lang w:val="en-NZ"/>
+        </w:rPr>
+        <w:t>6.7 Iterations over the semester break</w:t>
+      </w:r>
+    </w:p>
+    <w:p>
+      <w:pPr>
+        <w:pStyle w:val="Heading1"/>
+        <w:rPr>
+          <w:rFonts w:asciiTheme="majorHAnsi" w:hAnsiTheme="majorHAnsi" w:cstheme="majorHAnsi"/>
+          <w:sz w:val="22"/>
+          <w:szCs w:val="22"/>
+          <w:lang w:val="en-NZ"/>
+        </w:rPr>
+      </w:pPr>
+      <w:r>
+        <w:rPr>
+          <w:rFonts w:asciiTheme="majorHAnsi" w:hAnsiTheme="majorHAnsi" w:cstheme="majorHAnsi"/>
+          <w:sz w:val="22"/>
+          <w:szCs w:val="22"/>
+          <w:lang w:val="en-NZ"/>
+        </w:rPr>
+        <w:t>6.8 Weeks 14 to 20: Second Semester Workout</w:t>
+      </w:r>
+    </w:p>
+    <w:p>
+      <w:pPr>
+        <w:pStyle w:val="Heading2"/>
+        <w:rPr>
+          <w:rFonts w:asciiTheme="majorHAnsi" w:hAnsiTheme="majorHAnsi" w:cstheme="majorHAnsi"/>
+          <w:sz w:val="22"/>
+          <w:szCs w:val="22"/>
+          <w:lang w:val="en-NZ"/>
+        </w:rPr>
+      </w:pPr>
+      <w:r>
+        <w:rPr>
+          <w:rFonts w:asciiTheme="majorHAnsi" w:hAnsiTheme="majorHAnsi" w:cstheme="majorHAnsi"/>
+          <w:sz w:val="22"/>
+          <w:szCs w:val="22"/>
+          <w:lang w:val="en-NZ"/>
+        </w:rPr>
+        <w:t>6.</w:t>
+      </w:r>
+      <w:r>
+        <w:rPr>
+          <w:rFonts w:asciiTheme="majorHAnsi" w:hAnsiTheme="majorHAnsi" w:cstheme="majorHAnsi"/>
+          <w:sz w:val="22"/>
+          <w:szCs w:val="22"/>
+          <w:lang w:val="en-NZ"/>
+        </w:rPr>
+        <w:t>8</w:t>
+      </w:r>
+      <w:r>
+        <w:rPr>
+          <w:rFonts w:asciiTheme="majorHAnsi" w:hAnsiTheme="majorHAnsi" w:cstheme="majorHAnsi"/>
+          <w:sz w:val="22"/>
+          <w:szCs w:val="22"/>
+          <w:lang w:val="en-NZ"/>
+        </w:rPr>
+        <w:t>.1 General Observations</w:t>
+      </w:r>
+    </w:p>
+    <w:p>
+      <w:pPr>
+        <w:pStyle w:val="Heading2"/>
+        <w:rPr>
+          <w:rFonts w:asciiTheme="majorHAnsi" w:hAnsiTheme="majorHAnsi" w:cstheme="majorHAnsi"/>
+          <w:sz w:val="22"/>
+          <w:szCs w:val="22"/>
+          <w:lang w:val="en-NZ"/>
+        </w:rPr>
+      </w:pPr>
+      <w:r>
+        <w:rPr>
+          <w:rFonts w:asciiTheme="majorHAnsi" w:hAnsiTheme="majorHAnsi" w:cstheme="majorHAnsi"/>
+          <w:sz w:val="22"/>
+          <w:szCs w:val="22"/>
+          <w:lang w:val="en-NZ"/>
+        </w:rPr>
+        <w:t>6.</w:t>
+      </w:r>
+      <w:r>
+        <w:rPr>
+          <w:rFonts w:asciiTheme="majorHAnsi" w:hAnsiTheme="majorHAnsi" w:cstheme="majorHAnsi"/>
+          <w:sz w:val="22"/>
+          <w:szCs w:val="22"/>
+          <w:lang w:val="en-NZ"/>
+        </w:rPr>
+        <w:t>8</w:t>
+      </w:r>
+      <w:r>
+        <w:rPr>
+          <w:rFonts w:asciiTheme="majorHAnsi" w:hAnsiTheme="majorHAnsi" w:cstheme="majorHAnsi"/>
+          <w:sz w:val="22"/>
+          <w:szCs w:val="22"/>
+          <w:lang w:val="en-NZ"/>
+        </w:rPr>
+        <w:t>.2 Intervention with WorkshopAR</w:t>
+      </w:r>
+    </w:p>
+    <w:p>
+      <w:pPr>
+        <w:pStyle w:val="Heading2"/>
+        <w:rPr>
+          <w:rFonts w:asciiTheme="majorHAnsi" w:hAnsiTheme="majorHAnsi" w:cstheme="majorHAnsi"/>
+          <w:sz w:val="22"/>
+          <w:szCs w:val="22"/>
+          <w:lang w:val="en-NZ"/>
+        </w:rPr>
+      </w:pPr>
+      <w:r>
+        <w:rPr>
+          <w:rFonts w:asciiTheme="majorHAnsi" w:hAnsiTheme="majorHAnsi" w:cstheme="majorHAnsi"/>
+          <w:sz w:val="22"/>
+          <w:szCs w:val="22"/>
+          <w:lang w:val="en-NZ"/>
+        </w:rPr>
+        <w:lastRenderedPageBreak/>
+        <w:t>6.</w:t>
+      </w:r>
+      <w:r>
+        <w:rPr>
+          <w:rFonts w:asciiTheme="majorHAnsi" w:hAnsiTheme="majorHAnsi" w:cstheme="majorHAnsi"/>
+          <w:sz w:val="22"/>
+          <w:szCs w:val="22"/>
+          <w:lang w:val="en-NZ"/>
+        </w:rPr>
+        <w:t>8</w:t>
+      </w:r>
+      <w:r>
+        <w:rPr>
+          <w:rFonts w:asciiTheme="majorHAnsi" w:hAnsiTheme="majorHAnsi" w:cstheme="majorHAnsi"/>
+          <w:sz w:val="22"/>
+          <w:szCs w:val="22"/>
+          <w:lang w:val="en-NZ"/>
+        </w:rPr>
+        <w:t>.3 Preliminary Analysis</w:t>
+      </w:r>
+    </w:p>
+    <w:p>
+      <w:pPr>
+        <w:pStyle w:val="Heading1"/>
+        <w:rPr>
+          <w:rFonts w:asciiTheme="majorHAnsi" w:hAnsiTheme="majorHAnsi" w:cstheme="majorHAnsi"/>
+          <w:sz w:val="22"/>
+          <w:szCs w:val="22"/>
+          <w:lang w:val="en-NZ"/>
+        </w:rPr>
+      </w:pPr>
+      <w:r>
+        <w:rPr>
+          <w:rFonts w:asciiTheme="majorHAnsi" w:hAnsiTheme="majorHAnsi" w:cstheme="majorHAnsi"/>
+          <w:sz w:val="22"/>
+          <w:szCs w:val="22"/>
+          <w:lang w:val="en-NZ"/>
+        </w:rPr>
+        <w:t>6.9 Analysis on Student’s Observations and Responses</w:t>
+      </w:r>
+    </w:p>
+    <w:p>
+      <w:pPr>
+        <w:pStyle w:val="Heading1"/>
+        <w:rPr>
+          <w:rFonts w:asciiTheme="majorHAnsi" w:hAnsiTheme="majorHAnsi" w:cstheme="majorHAnsi"/>
+          <w:sz w:val="22"/>
+          <w:szCs w:val="22"/>
+          <w:lang w:val="en-NZ"/>
+        </w:rPr>
+      </w:pPr>
+      <w:r>
+        <w:rPr>
+          <w:rFonts w:asciiTheme="majorHAnsi" w:hAnsiTheme="majorHAnsi" w:cstheme="majorHAnsi"/>
+          <w:sz w:val="22"/>
+          <w:szCs w:val="22"/>
+          <w:lang w:val="en-NZ"/>
+        </w:rPr>
+        <w:t>6.10 Analysis on Teaching Staff’s Observations and Responses</w:t>
+      </w:r>
+    </w:p>
+    <w:p>
+      <w:pPr>
+        <w:pStyle w:val="Heading1"/>
+        <w:rPr>
+          <w:rFonts w:asciiTheme="majorHAnsi" w:hAnsiTheme="majorHAnsi" w:cstheme="majorHAnsi"/>
+          <w:sz w:val="22"/>
+          <w:szCs w:val="22"/>
+          <w:lang w:val="en-NZ"/>
+        </w:rPr>
+      </w:pPr>
+      <w:r>
+        <w:rPr>
+          <w:rFonts w:asciiTheme="majorHAnsi" w:hAnsiTheme="majorHAnsi" w:cstheme="majorHAnsi"/>
+          <w:sz w:val="22"/>
+          <w:szCs w:val="22"/>
+          <w:lang w:val="en-NZ"/>
+        </w:rPr>
+        <w:t xml:space="preserve">6.11 Conclusions </w:t>
+      </w:r>
+    </w:p>
+    <w:p>
+      <w:pPr>
+        <w:rPr>
+          <w:rFonts w:asciiTheme="majorHAnsi" w:hAnsiTheme="majorHAnsi" w:cstheme="majorHAnsi"/>
+          <w:lang w:val="en-NZ"/>
+        </w:rPr>
+      </w:pPr>
+    </w:p>
+    <w:p>
+      <w:pPr>
+        <w:rPr>
+          <w:rFonts w:asciiTheme="majorHAnsi" w:hAnsiTheme="majorHAnsi" w:cstheme="majorHAnsi"/>
+          <w:lang w:val="en-NZ"/>
+        </w:rPr>
+      </w:pPr>
+    </w:p>
+    <w:p>
+      <w:pPr>
+        <w:rPr>
+          <w:rFonts w:asciiTheme="majorHAnsi" w:hAnsiTheme="majorHAnsi" w:cstheme="majorHAnsi"/>
+          <w:lang w:val="en-NZ"/>
+        </w:rPr>
+      </w:pPr>
     </w:p>
     <w:sectPr>
-      <w:pgSz w:h="16834" w:w="11909" w:orient="portrait"/>
-      <w:pgMar w:bottom="1440" w:top="1440" w:left="1440" w:right="1440" w:header="720" w:footer="720"/>
+      <w:pgSz w:w="11909" w:h="16834"/>
+      <w:pgMar w:top="1440" w:right="1440" w:bottom="1440" w:left="1440" w:header="720" w:footer="720" w:gutter="0"/>
       <w:pgNumType w:start="1"/>
+      <w:cols w:space="720"/>
     </w:sectPr>
   </w:body>
 </w:document>
 </file>
 
-<file path=word/numbering.xml><?xml version="1.0" encoding="utf-8"?>
-<w:numbering xmlns:mc="http://schemas.openxmlformats.org/markup-compatibility/2006" xmlns:o="urn:schemas-microsoft-com:office:office" xmlns:r="http://schemas.openxmlformats.org/officeDocument/2006/relationships" xmlns:m="http://schemas.openxmlformats.org/officeDocument/2006/math" xmlns:v="urn:schemas-microsoft-com:vml" xmlns:wp="http://schemas.openxmlformats.org/drawingml/2006/wordprocessingDrawing" xmlns:w10="urn:schemas-microsoft-com:office:word" xmlns:w="http://schemas.openxmlformats.org/wordprocessingml/2006/main" xmlns:wne="http://schemas.microsoft.com/office/word/2006/wordml" xmlns:sl="http://schemas.openxmlformats.org/schemaLibrary/2006/main" xmlns:a="http://schemas.openxmlformats.org/drawingml/2006/main" xmlns:pic="http://schemas.openxmlformats.org/drawingml/2006/picture" xmlns:c="http://schemas.openxmlformats.org/drawingml/2006/chart" xmlns:lc="http://schemas.openxmlformats.org/drawingml/2006/lockedCanvas" xmlns:dgm="http://schemas.openxmlformats.org/drawingml/2006/diagram" xmlns:wps="http://schemas.microsoft.com/office/word/2010/wordprocessingShape" xmlns:wpg="http://schemas.microsoft.com/office/word/2010/wordprocessingGroup" xmlns:w14="http://schemas.microsoft.com/office/word/2010/wordml" xmlns:w15="http://schemas.microsoft.com/office/word/2012/wordml"/>
-</file>
-
 <file path=word/styles.xml><?xml version="1.0" encoding="utf-8"?>
-<w:styles xmlns:mc="http://schemas.openxmlformats.org/markup-compatibility/2006" xmlns:o="urn:schemas-microsoft-com:office:office" xmlns:r="http://schemas.openxmlformats.org/officeDocument/2006/relationships" xmlns:m="http://schemas.openxmlformats.org/officeDocument/2006/math" xmlns:v="urn:schemas-microsoft-com:vml" xmlns:wp="http://schemas.openxmlformats.org/drawingml/2006/wordprocessingDrawing" xmlns:w10="urn:schemas-microsoft-com:office:word" xmlns:w="http://schemas.openxmlformats.org/wordprocessingml/2006/main" xmlns:wne="http://schemas.microsoft.com/office/word/2006/wordml" xmlns:sl="http://schemas.openxmlformats.org/schemaLibrary/2006/main" xmlns:a="http://schemas.openxmlformats.org/drawingml/2006/main" xmlns:pic="http://schemas.openxmlformats.org/drawingml/2006/picture" xmlns:c="http://schemas.openxmlformats.org/drawingml/2006/chart" xmlns:lc="http://schemas.openxmlformats.org/drawingml/2006/lockedCanvas" xmlns:dgm="http://schemas.openxmlformats.org/drawingml/2006/diagram" xmlns:wps="http://schemas.microsoft.com/office/word/2010/wordprocessingShape" xmlns:wpg="http://schemas.microsoft.com/office/word/2010/wordprocessingGroup" xmlns:w14="http://schemas.microsoft.com/office/word/2010/wordml" xmlns:w15="http://schemas.microsoft.com/office/word/2012/wordml">
+<w:styles xmlns:mc="http://schemas.openxmlformats.org/markup-compatibility/2006" xmlns:r="http://schemas.openxmlformats.org/officeDocument/2006/relationships" xmlns:w="http://schemas.openxmlformats.org/wordprocessingml/2006/main" xmlns:w14="http://schemas.microsoft.com/office/word/2010/wordml" xmlns:w15="http://schemas.microsoft.com/office/word/2012/wordml" xmlns:w16cex="http://schemas.microsoft.com/office/word/2018/wordml/cex" xmlns:w16cid="http://schemas.microsoft.com/office/word/2016/wordml/cid" xmlns:w16="http://schemas.microsoft.com/office/word/2018/wordml" xmlns:w16sdtdh="http://schemas.microsoft.com/office/word/2020/wordml/sdtdatahash" xmlns:w16se="http://schemas.microsoft.com/office/word/2015/wordml/symex" mc:Ignorable="w14 w15 w16se w16cid w16 w16cex w16sdtdh">
   <w:docDefaults>
     <w:rPrDefault>
       <w:rPr>
-        <w:rFonts w:ascii="Arial" w:cs="Arial" w:eastAsia="Arial" w:hAnsi="Arial"/>
+        <w:rFonts w:ascii="Arial" w:eastAsia="Arial" w:hAnsi="Arial" w:cs="Arial"/>
         <w:sz w:val="22"/>
         <w:szCs w:val="22"/>
-        <w:lang w:val="es"/>
+        <w:lang w:val="es" w:eastAsia="en-NZ" w:bidi="ar-SA"/>
       </w:rPr>
     </w:rPrDefault>
     <w:pPrDefault>
@@ -46,21 +696,399 @@
       </w:pPr>
     </w:pPrDefault>
   </w:docDefaults>
-  <w:style w:type="paragraph" w:styleId="Normal" w:default="1">
-    <w:name w:val="normal"/>
-  </w:style>
-  <w:style w:type="table" w:styleId="TableNormal" w:default="1">
-    <w:name w:val="Table Normal"/>
+  <w:latentStyles w:defLockedState="0" w:defUIPriority="99" w:defSemiHidden="0" w:defUnhideWhenUsed="0" w:defQFormat="0" w:count="376">
+    <w:lsdException w:name="Normal" w:uiPriority="0" w:qFormat="1"/>
+    <w:lsdException w:name="heading 1" w:uiPriority="9" w:qFormat="1"/>
+    <w:lsdException w:name="heading 2" w:semiHidden="1" w:uiPriority="9" w:unhideWhenUsed="1" w:qFormat="1"/>
+    <w:lsdException w:name="heading 3" w:semiHidden="1" w:uiPriority="9" w:unhideWhenUsed="1" w:qFormat="1"/>
+    <w:lsdException w:name="heading 4" w:semiHidden="1" w:uiPriority="9" w:unhideWhenUsed="1" w:qFormat="1"/>
+    <w:lsdException w:name="heading 5" w:semiHidden="1" w:uiPriority="9" w:unhideWhenUsed="1" w:qFormat="1"/>
+    <w:lsdException w:name="heading 6" w:semiHidden="1" w:uiPriority="9" w:unhideWhenUsed="1" w:qFormat="1"/>
+    <w:lsdException w:name="heading 7" w:semiHidden="1" w:uiPriority="9" w:unhideWhenUsed="1" w:qFormat="1"/>
+    <w:lsdException w:name="heading 8" w:semiHidden="1" w:uiPriority="9" w:unhideWhenUsed="1" w:qFormat="1"/>
+    <w:lsdException w:name="heading 9" w:semiHidden="1" w:uiPriority="9" w:unhideWhenUsed="1" w:qFormat="1"/>
+    <w:lsdException w:name="index 1" w:semiHidden="1" w:unhideWhenUsed="1"/>
+    <w:lsdException w:name="index 2" w:semiHidden="1" w:unhideWhenUsed="1"/>
+    <w:lsdException w:name="index 3" w:semiHidden="1" w:unhideWhenUsed="1"/>
+    <w:lsdException w:name="index 4" w:semiHidden="1" w:unhideWhenUsed="1"/>
+    <w:lsdException w:name="index 5" w:semiHidden="1" w:unhideWhenUsed="1"/>
+    <w:lsdException w:name="index 6" w:semiHidden="1" w:unhideWhenUsed="1"/>
+    <w:lsdException w:name="index 7" w:semiHidden="1" w:unhideWhenUsed="1"/>
+    <w:lsdException w:name="index 8" w:semiHidden="1" w:unhideWhenUsed="1"/>
+    <w:lsdException w:name="index 9" w:semiHidden="1" w:unhideWhenUsed="1"/>
+    <w:lsdException w:name="toc 1" w:semiHidden="1" w:uiPriority="39" w:unhideWhenUsed="1"/>
+    <w:lsdException w:name="toc 2" w:semiHidden="1" w:uiPriority="39" w:unhideWhenUsed="1"/>
+    <w:lsdException w:name="toc 3" w:semiHidden="1" w:uiPriority="39" w:unhideWhenUsed="1"/>
+    <w:lsdException w:name="toc 4" w:semiHidden="1" w:uiPriority="39" w:unhideWhenUsed="1"/>
+    <w:lsdException w:name="toc 5" w:semiHidden="1" w:uiPriority="39" w:unhideWhenUsed="1"/>
+    <w:lsdException w:name="toc 6" w:semiHidden="1" w:uiPriority="39" w:unhideWhenUsed="1"/>
+    <w:lsdException w:name="toc 7" w:semiHidden="1" w:uiPriority="39" w:unhideWhenUsed="1"/>
+    <w:lsdException w:name="toc 8" w:semiHidden="1" w:uiPriority="39" w:unhideWhenUsed="1"/>
+    <w:lsdException w:name="toc 9" w:semiHidden="1" w:uiPriority="39" w:unhideWhenUsed="1"/>
+    <w:lsdException w:name="Normal Indent" w:semiHidden="1" w:unhideWhenUsed="1"/>
+    <w:lsdException w:name="footnote text" w:semiHidden="1" w:unhideWhenUsed="1"/>
+    <w:lsdException w:name="annotation text" w:semiHidden="1" w:unhideWhenUsed="1"/>
+    <w:lsdException w:name="header" w:semiHidden="1" w:unhideWhenUsed="1"/>
+    <w:lsdException w:name="footer" w:semiHidden="1" w:unhideWhenUsed="1"/>
+    <w:lsdException w:name="index heading" w:semiHidden="1" w:unhideWhenUsed="1"/>
+    <w:lsdException w:name="caption" w:semiHidden="1" w:uiPriority="35" w:unhideWhenUsed="1" w:qFormat="1"/>
+    <w:lsdException w:name="table of figures" w:semiHidden="1" w:unhideWhenUsed="1"/>
+    <w:lsdException w:name="envelope address" w:semiHidden="1" w:unhideWhenUsed="1"/>
+    <w:lsdException w:name="envelope return" w:semiHidden="1" w:unhideWhenUsed="1"/>
+    <w:lsdException w:name="footnote reference" w:semiHidden="1" w:unhideWhenUsed="1"/>
+    <w:lsdException w:name="annotation reference" w:semiHidden="1" w:unhideWhenUsed="1"/>
+    <w:lsdException w:name="line number" w:semiHidden="1" w:unhideWhenUsed="1"/>
+    <w:lsdException w:name="page number" w:semiHidden="1" w:unhideWhenUsed="1"/>
+    <w:lsdException w:name="endnote reference" w:semiHidden="1" w:unhideWhenUsed="1"/>
+    <w:lsdException w:name="endnote text" w:semiHidden="1" w:unhideWhenUsed="1"/>
+    <w:lsdException w:name="table of authorities" w:semiHidden="1" w:unhideWhenUsed="1"/>
+    <w:lsdException w:name="macro" w:semiHidden="1" w:unhideWhenUsed="1"/>
+    <w:lsdException w:name="toa heading" w:semiHidden="1" w:unhideWhenUsed="1"/>
+    <w:lsdException w:name="List" w:semiHidden="1" w:unhideWhenUsed="1"/>
+    <w:lsdException w:name="List Bullet" w:semiHidden="1" w:unhideWhenUsed="1"/>
+    <w:lsdException w:name="List Number" w:semiHidden="1" w:unhideWhenUsed="1"/>
+    <w:lsdException w:name="List 2" w:semiHidden="1" w:unhideWhenUsed="1"/>
+    <w:lsdException w:name="List 3" w:semiHidden="1" w:unhideWhenUsed="1"/>
+    <w:lsdException w:name="List 4" w:semiHidden="1" w:unhideWhenUsed="1"/>
+    <w:lsdException w:name="List 5" w:semiHidden="1" w:unhideWhenUsed="1"/>
+    <w:lsdException w:name="List Bullet 2" w:semiHidden="1" w:unhideWhenUsed="1"/>
+    <w:lsdException w:name="List Bullet 3" w:semiHidden="1" w:unhideWhenUsed="1"/>
+    <w:lsdException w:name="List Bullet 4" w:semiHidden="1" w:unhideWhenUsed="1"/>
+    <w:lsdException w:name="List Bullet 5" w:semiHidden="1" w:unhideWhenUsed="1"/>
+    <w:lsdException w:name="List Number 2" w:semiHidden="1" w:unhideWhenUsed="1"/>
+    <w:lsdException w:name="List Number 3" w:semiHidden="1" w:unhideWhenUsed="1"/>
+    <w:lsdException w:name="List Number 4" w:semiHidden="1" w:unhideWhenUsed="1"/>
+    <w:lsdException w:name="List Number 5" w:semiHidden="1" w:unhideWhenUsed="1"/>
+    <w:lsdException w:name="Title" w:uiPriority="10" w:qFormat="1"/>
+    <w:lsdException w:name="Closing" w:semiHidden="1" w:unhideWhenUsed="1"/>
+    <w:lsdException w:name="Signature" w:semiHidden="1" w:unhideWhenUsed="1"/>
+    <w:lsdException w:name="Default Paragraph Font" w:semiHidden="1" w:uiPriority="1" w:unhideWhenUsed="1"/>
+    <w:lsdException w:name="Body Text" w:semiHidden="1" w:unhideWhenUsed="1"/>
+    <w:lsdException w:name="Body Text Indent" w:semiHidden="1" w:unhideWhenUsed="1"/>
+    <w:lsdException w:name="List Continue" w:semiHidden="1" w:unhideWhenUsed="1"/>
+    <w:lsdException w:name="List Continue 2" w:semiHidden="1" w:unhideWhenUsed="1"/>
+    <w:lsdException w:name="List Continue 3" w:semiHidden="1" w:unhideWhenUsed="1"/>
+    <w:lsdException w:name="List Continue 4" w:semiHidden="1" w:unhideWhenUsed="1"/>
+    <w:lsdException w:name="List Continue 5" w:semiHidden="1" w:unhideWhenUsed="1"/>
+    <w:lsdException w:name="Message Header" w:semiHidden="1" w:unhideWhenUsed="1"/>
+    <w:lsdException w:name="Subtitle" w:uiPriority="11" w:qFormat="1"/>
+    <w:lsdException w:name="Salutation" w:semiHidden="1" w:unhideWhenUsed="1"/>
+    <w:lsdException w:name="Date" w:semiHidden="1" w:unhideWhenUsed="1"/>
+    <w:lsdException w:name="Body Text First Indent" w:semiHidden="1" w:unhideWhenUsed="1"/>
+    <w:lsdException w:name="Body Text First Indent 2" w:semiHidden="1" w:unhideWhenUsed="1"/>
+    <w:lsdException w:name="Note Heading" w:semiHidden="1" w:unhideWhenUsed="1"/>
+    <w:lsdException w:name="Body Text 2" w:semiHidden="1" w:unhideWhenUsed="1"/>
+    <w:lsdException w:name="Body Text 3" w:semiHidden="1" w:unhideWhenUsed="1"/>
+    <w:lsdException w:name="Body Text Indent 2" w:semiHidden="1" w:unhideWhenUsed="1"/>
+    <w:lsdException w:name="Body Text Indent 3" w:semiHidden="1" w:unhideWhenUsed="1"/>
+    <w:lsdException w:name="Block Text" w:semiHidden="1" w:unhideWhenUsed="1"/>
+    <w:lsdException w:name="Hyperlink" w:semiHidden="1" w:unhideWhenUsed="1"/>
+    <w:lsdException w:name="FollowedHyperlink" w:semiHidden="1" w:unhideWhenUsed="1"/>
+    <w:lsdException w:name="Strong" w:uiPriority="22" w:qFormat="1"/>
+    <w:lsdException w:name="Emphasis" w:uiPriority="20" w:qFormat="1"/>
+    <w:lsdException w:name="Document Map" w:semiHidden="1" w:unhideWhenUsed="1"/>
+    <w:lsdException w:name="Plain Text" w:semiHidden="1" w:unhideWhenUsed="1"/>
+    <w:lsdException w:name="E-mail Signature" w:semiHidden="1" w:unhideWhenUsed="1"/>
+    <w:lsdException w:name="HTML Top of Form" w:semiHidden="1" w:unhideWhenUsed="1"/>
+    <w:lsdException w:name="HTML Bottom of Form" w:semiHidden="1" w:unhideWhenUsed="1"/>
+    <w:lsdException w:name="Normal (Web)" w:semiHidden="1" w:unhideWhenUsed="1"/>
+    <w:lsdException w:name="HTML Acronym" w:semiHidden="1" w:unhideWhenUsed="1"/>
+    <w:lsdException w:name="HTML Address" w:semiHidden="1" w:unhideWhenUsed="1"/>
+    <w:lsdException w:name="HTML Cite" w:semiHidden="1" w:unhideWhenUsed="1"/>
+    <w:lsdException w:name="HTML Code" w:semiHidden="1" w:unhideWhenUsed="1"/>
+    <w:lsdException w:name="HTML Definition" w:semiHidden="1" w:unhideWhenUsed="1"/>
+    <w:lsdException w:name="HTML Keyboard" w:semiHidden="1" w:unhideWhenUsed="1"/>
+    <w:lsdException w:name="HTML Preformatted" w:semiHidden="1" w:unhideWhenUsed="1"/>
+    <w:lsdException w:name="HTML Sample" w:semiHidden="1" w:unhideWhenUsed="1"/>
+    <w:lsdException w:name="HTML Typewriter" w:semiHidden="1" w:unhideWhenUsed="1"/>
+    <w:lsdException w:name="HTML Variable" w:semiHidden="1" w:unhideWhenUsed="1"/>
+    <w:lsdException w:name="Normal Table" w:semiHidden="1" w:unhideWhenUsed="1"/>
+    <w:lsdException w:name="annotation subject" w:semiHidden="1" w:unhideWhenUsed="1"/>
+    <w:lsdException w:name="No List" w:semiHidden="1" w:unhideWhenUsed="1"/>
+    <w:lsdException w:name="Outline List 1" w:semiHidden="1" w:unhideWhenUsed="1"/>
+    <w:lsdException w:name="Outline List 2" w:semiHidden="1" w:unhideWhenUsed="1"/>
+    <w:lsdException w:name="Outline List 3" w:semiHidden="1" w:unhideWhenUsed="1"/>
+    <w:lsdException w:name="Table Simple 1" w:semiHidden="1" w:unhideWhenUsed="1"/>
+    <w:lsdException w:name="Table Simple 2" w:semiHidden="1" w:unhideWhenUsed="1"/>
+    <w:lsdException w:name="Table Simple 3" w:semiHidden="1" w:unhideWhenUsed="1"/>
+    <w:lsdException w:name="Table Classic 1" w:semiHidden="1" w:unhideWhenUsed="1"/>
+    <w:lsdException w:name="Table Classic 2" w:semiHidden="1" w:unhideWhenUsed="1"/>
+    <w:lsdException w:name="Table Classic 3" w:semiHidden="1" w:unhideWhenUsed="1"/>
+    <w:lsdException w:name="Table Classic 4" w:semiHidden="1" w:unhideWhenUsed="1"/>
+    <w:lsdException w:name="Table Colorful 1" w:semiHidden="1" w:unhideWhenUsed="1"/>
+    <w:lsdException w:name="Table Colorful 2" w:semiHidden="1" w:unhideWhenUsed="1"/>
+    <w:lsdException w:name="Table Colorful 3" w:semiHidden="1" w:unhideWhenUsed="1"/>
+    <w:lsdException w:name="Table Columns 1" w:semiHidden="1" w:unhideWhenUsed="1"/>
+    <w:lsdException w:name="Table Columns 2" w:semiHidden="1" w:unhideWhenUsed="1"/>
+    <w:lsdException w:name="Table Columns 3" w:semiHidden="1" w:unhideWhenUsed="1"/>
+    <w:lsdException w:name="Table Columns 4" w:semiHidden="1" w:unhideWhenUsed="1"/>
+    <w:lsdException w:name="Table Columns 5" w:semiHidden="1" w:unhideWhenUsed="1"/>
+    <w:lsdException w:name="Table Grid 1" w:semiHidden="1" w:unhideWhenUsed="1"/>
+    <w:lsdException w:name="Table Grid 2" w:semiHidden="1" w:unhideWhenUsed="1"/>
+    <w:lsdException w:name="Table Grid 3" w:semiHidden="1" w:unhideWhenUsed="1"/>
+    <w:lsdException w:name="Table Grid 4" w:semiHidden="1" w:unhideWhenUsed="1"/>
+    <w:lsdException w:name="Table Grid 5" w:semiHidden="1" w:unhideWhenUsed="1"/>
+    <w:lsdException w:name="Table Grid 6" w:semiHidden="1" w:unhideWhenUsed="1"/>
+    <w:lsdException w:name="Table Grid 7" w:semiHidden="1" w:unhideWhenUsed="1"/>
+    <w:lsdException w:name="Table Grid 8" w:semiHidden="1" w:unhideWhenUsed="1"/>
+    <w:lsdException w:name="Table List 1" w:semiHidden="1" w:unhideWhenUsed="1"/>
+    <w:lsdException w:name="Table List 2" w:semiHidden="1" w:unhideWhenUsed="1"/>
+    <w:lsdException w:name="Table List 3" w:semiHidden="1" w:unhideWhenUsed="1"/>
+    <w:lsdException w:name="Table List 4" w:semiHidden="1" w:unhideWhenUsed="1"/>
+    <w:lsdException w:name="Table List 5" w:semiHidden="1" w:unhideWhenUsed="1"/>
+    <w:lsdException w:name="Table List 6" w:semiHidden="1" w:unhideWhenUsed="1"/>
+    <w:lsdException w:name="Table List 7" w:semiHidden="1" w:unhideWhenUsed="1"/>
+    <w:lsdException w:name="Table List 8" w:semiHidden="1" w:unhideWhenUsed="1"/>
+    <w:lsdException w:name="Table 3D effects 1" w:semiHidden="1" w:unhideWhenUsed="1"/>
+    <w:lsdException w:name="Table 3D effects 2" w:semiHidden="1" w:unhideWhenUsed="1"/>
+    <w:lsdException w:name="Table 3D effects 3" w:semiHidden="1" w:unhideWhenUsed="1"/>
+    <w:lsdException w:name="Table Contemporary" w:semiHidden="1" w:unhideWhenUsed="1"/>
+    <w:lsdException w:name="Table Elegant" w:semiHidden="1" w:unhideWhenUsed="1"/>
+    <w:lsdException w:name="Table Professional" w:semiHidden="1" w:unhideWhenUsed="1"/>
+    <w:lsdException w:name="Table Subtle 1" w:semiHidden="1" w:unhideWhenUsed="1"/>
+    <w:lsdException w:name="Table Subtle 2" w:semiHidden="1" w:unhideWhenUsed="1"/>
+    <w:lsdException w:name="Table Web 1" w:semiHidden="1" w:unhideWhenUsed="1"/>
+    <w:lsdException w:name="Table Web 2" w:semiHidden="1" w:unhideWhenUsed="1"/>
+    <w:lsdException w:name="Table Web 3" w:semiHidden="1" w:unhideWhenUsed="1"/>
+    <w:lsdException w:name="Balloon Text" w:semiHidden="1" w:unhideWhenUsed="1"/>
+    <w:lsdException w:name="Table Grid" w:uiPriority="39"/>
+    <w:lsdException w:name="Table Theme" w:semiHidden="1" w:unhideWhenUsed="1"/>
+    <w:lsdException w:name="Placeholder Text" w:semiHidden="1"/>
+    <w:lsdException w:name="No Spacing" w:uiPriority="1" w:qFormat="1"/>
+    <w:lsdException w:name="Light Shading" w:uiPriority="60"/>
+    <w:lsdException w:name="Light List" w:uiPriority="61"/>
+    <w:lsdException w:name="Light Grid" w:uiPriority="62"/>
+    <w:lsdException w:name="Medium Shading 1" w:uiPriority="63"/>
+    <w:lsdException w:name="Medium Shading 2" w:uiPriority="64"/>
+    <w:lsdException w:name="Medium List 1" w:uiPriority="65"/>
+    <w:lsdException w:name="Medium List 2" w:uiPriority="66"/>
+    <w:lsdException w:name="Medium Grid 1" w:uiPriority="67"/>
+    <w:lsdException w:name="Medium Grid 2" w:uiPriority="68"/>
+    <w:lsdException w:name="Medium Grid 3" w:uiPriority="69"/>
+    <w:lsdException w:name="Dark List" w:uiPriority="70"/>
+    <w:lsdException w:name="Colorful Shading" w:uiPriority="71"/>
+    <w:lsdException w:name="Colorful List" w:uiPriority="72"/>
+    <w:lsdException w:name="Colorful Grid" w:uiPriority="73"/>
+    <w:lsdException w:name="Light Shading Accent 1" w:uiPriority="60"/>
+    <w:lsdException w:name="Light List Accent 1" w:uiPriority="61"/>
+    <w:lsdException w:name="Light Grid Accent 1" w:uiPriority="62"/>
+    <w:lsdException w:name="Medium Shading 1 Accent 1" w:uiPriority="63"/>
+    <w:lsdException w:name="Medium Shading 2 Accent 1" w:uiPriority="64"/>
+    <w:lsdException w:name="Medium List 1 Accent 1" w:uiPriority="65"/>
+    <w:lsdException w:name="Revision" w:semiHidden="1"/>
+    <w:lsdException w:name="List Paragraph" w:uiPriority="34" w:qFormat="1"/>
+    <w:lsdException w:name="Quote" w:uiPriority="29" w:qFormat="1"/>
+    <w:lsdException w:name="Intense Quote" w:uiPriority="30" w:qFormat="1"/>
+    <w:lsdException w:name="Medium List 2 Accent 1" w:uiPriority="66"/>
+    <w:lsdException w:name="Medium Grid 1 Accent 1" w:uiPriority="67"/>
+    <w:lsdException w:name="Medium Grid 2 Accent 1" w:uiPriority="68"/>
+    <w:lsdException w:name="Medium Grid 3 Accent 1" w:uiPriority="69"/>
+    <w:lsdException w:name="Dark List Accent 1" w:uiPriority="70"/>
+    <w:lsdException w:name="Colorful Shading Accent 1" w:uiPriority="71"/>
+    <w:lsdException w:name="Colorful List Accent 1" w:uiPriority="72"/>
+    <w:lsdException w:name="Colorful Grid Accent 1" w:uiPriority="73"/>
+    <w:lsdException w:name="Light Shading Accent 2" w:uiPriority="60"/>
+    <w:lsdException w:name="Light List Accent 2" w:uiPriority="61"/>
+    <w:lsdException w:name="Light Grid Accent 2" w:uiPriority="62"/>
+    <w:lsdException w:name="Medium Shading 1 Accent 2" w:uiPriority="63"/>
+    <w:lsdException w:name="Medium Shading 2 Accent 2" w:uiPriority="64"/>
+    <w:lsdException w:name="Medium List 1 Accent 2" w:uiPriority="65"/>
+    <w:lsdException w:name="Medium List 2 Accent 2" w:uiPriority="66"/>
+    <w:lsdException w:name="Medium Grid 1 Accent 2" w:uiPriority="67"/>
+    <w:lsdException w:name="Medium Grid 2 Accent 2" w:uiPriority="68"/>
+    <w:lsdException w:name="Medium Grid 3 Accent 2" w:uiPriority="69"/>
+    <w:lsdException w:name="Dark List Accent 2" w:uiPriority="70"/>
+    <w:lsdException w:name="Colorful Shading Accent 2" w:uiPriority="71"/>
+    <w:lsdException w:name="Colorful List Accent 2" w:uiPriority="72"/>
+    <w:lsdException w:name="Colorful Grid Accent 2" w:uiPriority="73"/>
+    <w:lsdException w:name="Light Shading Accent 3" w:uiPriority="60"/>
+    <w:lsdException w:name="Light List Accent 3" w:uiPriority="61"/>
+    <w:lsdException w:name="Light Grid Accent 3" w:uiPriority="62"/>
+    <w:lsdException w:name="Medium Shading 1 Accent 3" w:uiPriority="63"/>
+    <w:lsdException w:name="Medium Shading 2 Accent 3" w:uiPriority="64"/>
+    <w:lsdException w:name="Medium List 1 Accent 3" w:uiPriority="65"/>
+    <w:lsdException w:name="Medium List 2 Accent 3" w:uiPriority="66"/>
+    <w:lsdException w:name="Medium Grid 1 Accent 3" w:uiPriority="67"/>
+    <w:lsdException w:name="Medium Grid 2 Accent 3" w:uiPriority="68"/>
+    <w:lsdException w:name="Medium Grid 3 Accent 3" w:uiPriority="69"/>
+    <w:lsdException w:name="Dark List Accent 3" w:uiPriority="70"/>
+    <w:lsdException w:name="Colorful Shading Accent 3" w:uiPriority="71"/>
+    <w:lsdException w:name="Colorful List Accent 3" w:uiPriority="72"/>
+    <w:lsdException w:name="Colorful Grid Accent 3" w:uiPriority="73"/>
+    <w:lsdException w:name="Light Shading Accent 4" w:uiPriority="60"/>
+    <w:lsdException w:name="Light List Accent 4" w:uiPriority="61"/>
+    <w:lsdException w:name="Light Grid Accent 4" w:uiPriority="62"/>
+    <w:lsdException w:name="Medium Shading 1 Accent 4" w:uiPriority="63"/>
+    <w:lsdException w:name="Medium Shading 2 Accent 4" w:uiPriority="64"/>
+    <w:lsdException w:name="Medium List 1 Accent 4" w:uiPriority="65"/>
+    <w:lsdException w:name="Medium List 2 Accent 4" w:uiPriority="66"/>
+    <w:lsdException w:name="Medium Grid 1 Accent 4" w:uiPriority="67"/>
+    <w:lsdException w:name="Medium Grid 2 Accent 4" w:uiPriority="68"/>
+    <w:lsdException w:name="Medium Grid 3 Accent 4" w:uiPriority="69"/>
+    <w:lsdException w:name="Dark List Accent 4" w:uiPriority="70"/>
+    <w:lsdException w:name="Colorful Shading Accent 4" w:uiPriority="71"/>
+    <w:lsdException w:name="Colorful List Accent 4" w:uiPriority="72"/>
+    <w:lsdException w:name="Colorful Grid Accent 4" w:uiPriority="73"/>
+    <w:lsdException w:name="Light Shading Accent 5" w:uiPriority="60"/>
+    <w:lsdException w:name="Light List Accent 5" w:uiPriority="61"/>
+    <w:lsdException w:name="Light Grid Accent 5" w:uiPriority="62"/>
+    <w:lsdException w:name="Medium Shading 1 Accent 5" w:uiPriority="63"/>
+    <w:lsdException w:name="Medium Shading 2 Accent 5" w:uiPriority="64"/>
+    <w:lsdException w:name="Medium List 1 Accent 5" w:uiPriority="65"/>
+    <w:lsdException w:name="Medium List 2 Accent 5" w:uiPriority="66"/>
+    <w:lsdException w:name="Medium Grid 1 Accent 5" w:uiPriority="67"/>
+    <w:lsdException w:name="Medium Grid 2 Accent 5" w:uiPriority="68"/>
+    <w:lsdException w:name="Medium Grid 3 Accent 5" w:uiPriority="69"/>
+    <w:lsdException w:name="Dark List Accent 5" w:uiPriority="70"/>
+    <w:lsdException w:name="Colorful Shading Accent 5" w:uiPriority="71"/>
+    <w:lsdException w:name="Colorful List Accent 5" w:uiPriority="72"/>
+    <w:lsdException w:name="Colorful Grid Accent 5" w:uiPriority="73"/>
+    <w:lsdException w:name="Light Shading Accent 6" w:uiPriority="60"/>
+    <w:lsdException w:name="Light List Accent 6" w:uiPriority="61"/>
+    <w:lsdException w:name="Light Grid Accent 6" w:uiPriority="62"/>
+    <w:lsdException w:name="Medium Shading 1 Accent 6" w:uiPriority="63"/>
+    <w:lsdException w:name="Medium Shading 2 Accent 6" w:uiPriority="64"/>
+    <w:lsdException w:name="Medium List 1 Accent 6" w:uiPriority="65"/>
+    <w:lsdException w:name="Medium List 2 Accent 6" w:uiPriority="66"/>
+    <w:lsdException w:name="Medium Grid 1 Accent 6" w:uiPriority="67"/>
+    <w:lsdException w:name="Medium Grid 2 Accent 6" w:uiPriority="68"/>
+    <w:lsdException w:name="Medium Grid 3 Accent 6" w:uiPriority="69"/>
+    <w:lsdException w:name="Dark List Accent 6" w:uiPriority="70"/>
+    <w:lsdException w:name="Colorful Shading Accent 6" w:uiPriority="71"/>
+    <w:lsdException w:name="Colorful List Accent 6" w:uiPriority="72"/>
+    <w:lsdException w:name="Colorful Grid Accent 6" w:uiPriority="73"/>
+    <w:lsdException w:name="Subtle Emphasis" w:uiPriority="19" w:qFormat="1"/>
+    <w:lsdException w:name="Intense Emphasis" w:uiPriority="21" w:qFormat="1"/>
+    <w:lsdException w:name="Subtle Reference" w:uiPriority="31" w:qFormat="1"/>
+    <w:lsdException w:name="Intense Reference" w:uiPriority="32" w:qFormat="1"/>
+    <w:lsdException w:name="Book Title" w:uiPriority="33" w:qFormat="1"/>
+    <w:lsdException w:name="Bibliography" w:semiHidden="1" w:uiPriority="37" w:unhideWhenUsed="1"/>
+    <w:lsdException w:name="TOC Heading" w:semiHidden="1" w:uiPriority="39" w:unhideWhenUsed="1" w:qFormat="1"/>
+    <w:lsdException w:name="Plain Table 1" w:uiPriority="41"/>
+    <w:lsdException w:name="Plain Table 2" w:uiPriority="42"/>
+    <w:lsdException w:name="Plain Table 3" w:uiPriority="43"/>
+    <w:lsdException w:name="Plain Table 4" w:uiPriority="44"/>
+    <w:lsdException w:name="Plain Table 5" w:uiPriority="45"/>
+    <w:lsdException w:name="Grid Table Light" w:uiPriority="40"/>
+    <w:lsdException w:name="Grid Table 1 Light" w:uiPriority="46"/>
+    <w:lsdException w:name="Grid Table 2" w:uiPriority="47"/>
+    <w:lsdException w:name="Grid Table 3" w:uiPriority="48"/>
+    <w:lsdException w:name="Grid Table 4" w:uiPriority="49"/>
+    <w:lsdException w:name="Grid Table 5 Dark" w:uiPriority="50"/>
+    <w:lsdException w:name="Grid Table 6 Colorful" w:uiPriority="51"/>
+    <w:lsdException w:name="Grid Table 7 Colorful" w:uiPriority="52"/>
+    <w:lsdException w:name="Grid Table 1 Light Accent 1" w:uiPriority="46"/>
+    <w:lsdException w:name="Grid Table 2 Accent 1" w:uiPriority="47"/>
+    <w:lsdException w:name="Grid Table 3 Accent 1" w:uiPriority="48"/>
+    <w:lsdException w:name="Grid Table 4 Accent 1" w:uiPriority="49"/>
+    <w:lsdException w:name="Grid Table 5 Dark Accent 1" w:uiPriority="50"/>
+    <w:lsdException w:name="Grid Table 6 Colorful Accent 1" w:uiPriority="51"/>
+    <w:lsdException w:name="Grid Table 7 Colorful Accent 1" w:uiPriority="52"/>
+    <w:lsdException w:name="Grid Table 1 Light Accent 2" w:uiPriority="46"/>
+    <w:lsdException w:name="Grid Table 2 Accent 2" w:uiPriority="47"/>
+    <w:lsdException w:name="Grid Table 3 Accent 2" w:uiPriority="48"/>
+    <w:lsdException w:name="Grid Table 4 Accent 2" w:uiPriority="49"/>
+    <w:lsdException w:name="Grid Table 5 Dark Accent 2" w:uiPriority="50"/>
+    <w:lsdException w:name="Grid Table 6 Colorful Accent 2" w:uiPriority="51"/>
+    <w:lsdException w:name="Grid Table 7 Colorful Accent 2" w:uiPriority="52"/>
+    <w:lsdException w:name="Grid Table 1 Light Accent 3" w:uiPriority="46"/>
+    <w:lsdException w:name="Grid Table 2 Accent 3" w:uiPriority="47"/>
+    <w:lsdException w:name="Grid Table 3 Accent 3" w:uiPriority="48"/>
+    <w:lsdException w:name="Grid Table 4 Accent 3" w:uiPriority="49"/>
+    <w:lsdException w:name="Grid Table 5 Dark Accent 3" w:uiPriority="50"/>
+    <w:lsdException w:name="Grid Table 6 Colorful Accent 3" w:uiPriority="51"/>
+    <w:lsdException w:name="Grid Table 7 Colorful Accent 3" w:uiPriority="52"/>
+    <w:lsdException w:name="Grid Table 1 Light Accent 4" w:uiPriority="46"/>
+    <w:lsdException w:name="Grid Table 2 Accent 4" w:uiPriority="47"/>
+    <w:lsdException w:name="Grid Table 3 Accent 4" w:uiPriority="48"/>
+    <w:lsdException w:name="Grid Table 4 Accent 4" w:uiPriority="49"/>
+    <w:lsdException w:name="Grid Table 5 Dark Accent 4" w:uiPriority="50"/>
+    <w:lsdException w:name="Grid Table 6 Colorful Accent 4" w:uiPriority="51"/>
+    <w:lsdException w:name="Grid Table 7 Colorful Accent 4" w:uiPriority="52"/>
+    <w:lsdException w:name="Grid Table 1 Light Accent 5" w:uiPriority="46"/>
+    <w:lsdException w:name="Grid Table 2 Accent 5" w:uiPriority="47"/>
+    <w:lsdException w:name="Grid Table 3 Accent 5" w:uiPriority="48"/>
+    <w:lsdException w:name="Grid Table 4 Accent 5" w:uiPriority="49"/>
+    <w:lsdException w:name="Grid Table 5 Dark Accent 5" w:uiPriority="50"/>
+    <w:lsdException w:name="Grid Table 6 Colorful Accent 5" w:uiPriority="51"/>
+    <w:lsdException w:name="Grid Table 7 Colorful Accent 5" w:uiPriority="52"/>
+    <w:lsdException w:name="Grid Table 1 Light Accent 6" w:uiPriority="46"/>
+    <w:lsdException w:name="Grid Table 2 Accent 6" w:uiPriority="47"/>
+    <w:lsdException w:name="Grid Table 3 Accent 6" w:uiPriority="48"/>
+    <w:lsdException w:name="Grid Table 4 Accent 6" w:uiPriority="49"/>
+    <w:lsdException w:name="Grid Table 5 Dark Accent 6" w:uiPriority="50"/>
+    <w:lsdException w:name="Grid Table 6 Colorful Accent 6" w:uiPriority="51"/>
+    <w:lsdException w:name="Grid Table 7 Colorful Accent 6" w:uiPriority="52"/>
+    <w:lsdException w:name="List Table 1 Light" w:uiPriority="46"/>
+    <w:lsdException w:name="List Table 2" w:uiPriority="47"/>
+    <w:lsdException w:name="List Table 3" w:uiPriority="48"/>
+    <w:lsdException w:name="List Table 4" w:uiPriority="49"/>
+    <w:lsdException w:name="List Table 5 Dark" w:uiPriority="50"/>
+    <w:lsdException w:name="List Table 6 Colorful" w:uiPriority="51"/>
+    <w:lsdException w:name="List Table 7 Colorful" w:uiPriority="52"/>
+    <w:lsdException w:name="List Table 1 Light Accent 1" w:uiPriority="46"/>
+    <w:lsdException w:name="List Table 2 Accent 1" w:uiPriority="47"/>
+    <w:lsdException w:name="List Table 3 Accent 1" w:uiPriority="48"/>
+    <w:lsdException w:name="List Table 4 Accent 1" w:uiPriority="49"/>
+    <w:lsdException w:name="List Table 5 Dark Accent 1" w:uiPriority="50"/>
+    <w:lsdException w:name="List Table 6 Colorful Accent 1" w:uiPriority="51"/>
+    <w:lsdException w:name="List Table 7 Colorful Accent 1" w:uiPriority="52"/>
+    <w:lsdException w:name="List Table 1 Light Accent 2" w:uiPriority="46"/>
+    <w:lsdException w:name="List Table 2 Accent 2" w:uiPriority="47"/>
+    <w:lsdException w:name="List Table 3 Accent 2" w:uiPriority="48"/>
+    <w:lsdException w:name="List Table 4 Accent 2" w:uiPriority="49"/>
+    <w:lsdException w:name="List Table 5 Dark Accent 2" w:uiPriority="50"/>
+    <w:lsdException w:name="List Table 6 Colorful Accent 2" w:uiPriority="51"/>
+    <w:lsdException w:name="List Table 7 Colorful Accent 2" w:uiPriority="52"/>
+    <w:lsdException w:name="List Table 1 Light Accent 3" w:uiPriority="46"/>
+    <w:lsdException w:name="List Table 2 Accent 3" w:uiPriority="47"/>
+    <w:lsdException w:name="List Table 3 Accent 3" w:uiPriority="48"/>
+    <w:lsdException w:name="List Table 4 Accent 3" w:uiPriority="49"/>
+    <w:lsdException w:name="List Table 5 Dark Accent 3" w:uiPriority="50"/>
+    <w:lsdException w:name="List Table 6 Colorful Accent 3" w:uiPriority="51"/>
+    <w:lsdException w:name="List Table 7 Colorful Accent 3" w:uiPriority="52"/>
+    <w:lsdException w:name="List Table 1 Light Accent 4" w:uiPriority="46"/>
+    <w:lsdException w:name="List Table 2 Accent 4" w:uiPriority="47"/>
+    <w:lsdException w:name="List Table 3 Accent 4" w:uiPriority="48"/>
+    <w:lsdException w:name="List Table 4 Accent 4" w:uiPriority="49"/>
+    <w:lsdException w:name="List Table 5 Dark Accent 4" w:uiPriority="50"/>
+    <w:lsdException w:name="List Table 6 Colorful Accent 4" w:uiPriority="51"/>
+    <w:lsdException w:name="List Table 7 Colorful Accent 4" w:uiPriority="52"/>
+    <w:lsdException w:name="List Table 1 Light Accent 5" w:uiPriority="46"/>
+    <w:lsdException w:name="List Table 2 Accent 5" w:uiPriority="47"/>
+    <w:lsdException w:name="List Table 3 Accent 5" w:uiPriority="48"/>
+    <w:lsdException w:name="List Table 4 Accent 5" w:uiPriority="49"/>
+    <w:lsdException w:name="List Table 5 Dark Accent 5" w:uiPriority="50"/>
+    <w:lsdException w:name="List Table 6 Colorful Accent 5" w:uiPriority="51"/>
+    <w:lsdException w:name="List Table 7 Colorful Accent 5" w:uiPriority="52"/>
+    <w:lsdException w:name="List Table 1 Light Accent 6" w:uiPriority="46"/>
+    <w:lsdException w:name="List Table 2 Accent 6" w:uiPriority="47"/>
+    <w:lsdException w:name="List Table 3 Accent 6" w:uiPriority="48"/>
+    <w:lsdException w:name="List Table 4 Accent 6" w:uiPriority="49"/>
+    <w:lsdException w:name="List Table 5 Dark Accent 6" w:uiPriority="50"/>
+    <w:lsdException w:name="List Table 6 Colorful Accent 6" w:uiPriority="51"/>
+    <w:lsdException w:name="List Table 7 Colorful Accent 6" w:uiPriority="52"/>
+    <w:lsdException w:name="Mention" w:semiHidden="1" w:unhideWhenUsed="1"/>
+    <w:lsdException w:name="Smart Hyperlink" w:semiHidden="1" w:unhideWhenUsed="1"/>
+    <w:lsdException w:name="Hashtag" w:semiHidden="1" w:unhideWhenUsed="1"/>
+    <w:lsdException w:name="Unresolved Mention" w:semiHidden="1" w:unhideWhenUsed="1"/>
+    <w:lsdException w:name="Smart Link" w:semiHidden="1" w:unhideWhenUsed="1"/>
+  </w:latentStyles>
+  <w:style w:type="paragraph" w:default="1" w:styleId="Normal">
+    <w:name w:val="Normal"/>
+    <w:qFormat/>
   </w:style>
   <w:style w:type="paragraph" w:styleId="Heading1">
     <w:name w:val="heading 1"/>
     <w:basedOn w:val="Normal"/>
     <w:next w:val="Normal"/>
+    <w:uiPriority w:val="9"/>
+    <w:qFormat/>
     <w:pPr>
-      <w:keepNext w:val="1"/>
-      <w:keepLines w:val="1"/>
-      <w:pageBreakBefore w:val="0"/>
-      <w:spacing w:after="120" w:before="400" w:lineRule="auto"/>
+      <w:keepNext/>
+      <w:keepLines/>
+      <w:spacing w:before="400" w:after="120"/>
+      <w:outlineLvl w:val="0"/>
     </w:pPr>
     <w:rPr>
       <w:sz w:val="40"/>
@@ -71,14 +1099,16 @@
     <w:name w:val="heading 2"/>
     <w:basedOn w:val="Normal"/>
     <w:next w:val="Normal"/>
+    <w:uiPriority w:val="9"/>
+    <w:unhideWhenUsed/>
+    <w:qFormat/>
     <w:pPr>
-      <w:keepNext w:val="1"/>
-      <w:keepLines w:val="1"/>
-      <w:pageBreakBefore w:val="0"/>
-      <w:spacing w:after="120" w:before="360" w:lineRule="auto"/>
+      <w:keepNext/>
+      <w:keepLines/>
+      <w:spacing w:before="360" w:after="120"/>
+      <w:outlineLvl w:val="1"/>
     </w:pPr>
     <w:rPr>
-      <w:b w:val="0"/>
       <w:sz w:val="32"/>
       <w:szCs w:val="32"/>
     </w:rPr>
@@ -87,14 +1117,17 @@
     <w:name w:val="heading 3"/>
     <w:basedOn w:val="Normal"/>
     <w:next w:val="Normal"/>
+    <w:uiPriority w:val="9"/>
+    <w:semiHidden/>
+    <w:unhideWhenUsed/>
+    <w:qFormat/>
     <w:pPr>
-      <w:keepNext w:val="1"/>
-      <w:keepLines w:val="1"/>
-      <w:pageBreakBefore w:val="0"/>
-      <w:spacing w:after="80" w:before="320" w:lineRule="auto"/>
+      <w:keepNext/>
+      <w:keepLines/>
+      <w:spacing w:before="320" w:after="80"/>
+      <w:outlineLvl w:val="2"/>
     </w:pPr>
     <w:rPr>
-      <w:b w:val="0"/>
       <w:color w:val="434343"/>
       <w:sz w:val="28"/>
       <w:szCs w:val="28"/>
@@ -104,11 +1137,15 @@
     <w:name w:val="heading 4"/>
     <w:basedOn w:val="Normal"/>
     <w:next w:val="Normal"/>
+    <w:uiPriority w:val="9"/>
+    <w:semiHidden/>
+    <w:unhideWhenUsed/>
+    <w:qFormat/>
     <w:pPr>
-      <w:keepNext w:val="1"/>
-      <w:keepLines w:val="1"/>
-      <w:pageBreakBefore w:val="0"/>
-      <w:spacing w:after="80" w:before="280" w:lineRule="auto"/>
+      <w:keepNext/>
+      <w:keepLines/>
+      <w:spacing w:before="280" w:after="80"/>
+      <w:outlineLvl w:val="3"/>
     </w:pPr>
     <w:rPr>
       <w:color w:val="666666"/>
@@ -120,44 +1157,76 @@
     <w:name w:val="heading 5"/>
     <w:basedOn w:val="Normal"/>
     <w:next w:val="Normal"/>
+    <w:uiPriority w:val="9"/>
+    <w:semiHidden/>
+    <w:unhideWhenUsed/>
+    <w:qFormat/>
     <w:pPr>
-      <w:keepNext w:val="1"/>
-      <w:keepLines w:val="1"/>
-      <w:pageBreakBefore w:val="0"/>
-      <w:spacing w:after="80" w:before="240" w:lineRule="auto"/>
+      <w:keepNext/>
+      <w:keepLines/>
+      <w:spacing w:before="240" w:after="80"/>
+      <w:outlineLvl w:val="4"/>
     </w:pPr>
     <w:rPr>
       <w:color w:val="666666"/>
-      <w:sz w:val="22"/>
-      <w:szCs w:val="22"/>
     </w:rPr>
   </w:style>
   <w:style w:type="paragraph" w:styleId="Heading6">
     <w:name w:val="heading 6"/>
     <w:basedOn w:val="Normal"/>
     <w:next w:val="Normal"/>
+    <w:uiPriority w:val="9"/>
+    <w:semiHidden/>
+    <w:unhideWhenUsed/>
+    <w:qFormat/>
     <w:pPr>
-      <w:keepNext w:val="1"/>
-      <w:keepLines w:val="1"/>
-      <w:pageBreakBefore w:val="0"/>
-      <w:spacing w:after="80" w:before="240" w:lineRule="auto"/>
+      <w:keepNext/>
+      <w:keepLines/>
+      <w:spacing w:before="240" w:after="80"/>
+      <w:outlineLvl w:val="5"/>
     </w:pPr>
     <w:rPr>
-      <w:i w:val="1"/>
+      <w:i/>
       <w:color w:val="666666"/>
-      <w:sz w:val="22"/>
-      <w:szCs w:val="22"/>
     </w:rPr>
+  </w:style>
+  <w:style w:type="character" w:default="1" w:styleId="DefaultParagraphFont">
+    <w:name w:val="Default Paragraph Font"/>
+    <w:uiPriority w:val="1"/>
+    <w:semiHidden/>
+    <w:unhideWhenUsed/>
+  </w:style>
+  <w:style w:type="table" w:default="1" w:styleId="TableNormal">
+    <w:name w:val="Normal Table"/>
+    <w:uiPriority w:val="99"/>
+    <w:semiHidden/>
+    <w:unhideWhenUsed/>
+    <w:tblPr>
+      <w:tblInd w:w="0" w:type="dxa"/>
+      <w:tblCellMar>
+        <w:top w:w="0" w:type="dxa"/>
+        <w:left w:w="108" w:type="dxa"/>
+        <w:bottom w:w="0" w:type="dxa"/>
+        <w:right w:w="108" w:type="dxa"/>
+      </w:tblCellMar>
+    </w:tblPr>
+  </w:style>
+  <w:style w:type="numbering" w:default="1" w:styleId="NoList">
+    <w:name w:val="No List"/>
+    <w:uiPriority w:val="99"/>
+    <w:semiHidden/>
+    <w:unhideWhenUsed/>
   </w:style>
   <w:style w:type="paragraph" w:styleId="Title">
     <w:name w:val="Title"/>
     <w:basedOn w:val="Normal"/>
     <w:next w:val="Normal"/>
+    <w:uiPriority w:val="10"/>
+    <w:qFormat/>
     <w:pPr>
-      <w:keepNext w:val="1"/>
-      <w:keepLines w:val="1"/>
-      <w:pageBreakBefore w:val="0"/>
-      <w:spacing w:after="60" w:before="0" w:lineRule="auto"/>
+      <w:keepNext/>
+      <w:keepLines/>
+      <w:spacing w:after="60"/>
     </w:pPr>
     <w:rPr>
       <w:sz w:val="52"/>
@@ -168,15 +1237,14 @@
     <w:name w:val="Subtitle"/>
     <w:basedOn w:val="Normal"/>
     <w:next w:val="Normal"/>
+    <w:uiPriority w:val="11"/>
+    <w:qFormat/>
     <w:pPr>
-      <w:keepNext w:val="1"/>
-      <w:keepLines w:val="1"/>
-      <w:pageBreakBefore w:val="0"/>
-      <w:spacing w:after="320" w:before="0" w:lineRule="auto"/>
+      <w:keepNext/>
+      <w:keepLines/>
+      <w:spacing w:after="320"/>
     </w:pPr>
     <w:rPr>
-      <w:rFonts w:ascii="Arial" w:cs="Arial" w:eastAsia="Arial" w:hAnsi="Arial"/>
-      <w:i w:val="0"/>
       <w:color w:val="666666"/>
       <w:sz w:val="30"/>
       <w:szCs w:val="30"/>

--- a/Draft/6 Case Study.docx
+++ b/Draft/6 Case Study.docx
@@ -1,42 +1,264 @@
 
 <file path=word/document.xml><?xml version="1.0" encoding="utf-8"?>
-<w:document xmlns:wpc="http://schemas.microsoft.com/office/word/2010/wordprocessingCanvas" xmlns:cx="http://schemas.microsoft.com/office/drawing/2014/chartex" xmlns:cx1="http://schemas.microsoft.com/office/drawing/2015/9/8/chartex" xmlns:cx2="http://schemas.microsoft.com/office/drawing/2015/10/21/chartex" xmlns:cx3="http://schemas.microsoft.com/office/drawing/2016/5/9/chartex" xmlns:cx4="http://schemas.microsoft.com/office/drawing/2016/5/10/chartex" xmlns:cx5="http://schemas.microsoft.com/office/drawing/2016/5/11/chartex" xmlns:cx6="http://schemas.microsoft.com/office/drawing/2016/5/12/chartex" xmlns:cx7="http://schemas.microsoft.com/office/drawing/2016/5/13/chartex" xmlns:cx8="http://schemas.microsoft.com/office/drawing/2016/5/14/chartex" xmlns:mc="http://schemas.openxmlformats.org/markup-compatibility/2006" xmlns:aink="http://schemas.microsoft.com/office/drawing/2016/ink" xmlns:am3d="http://schemas.microsoft.com/office/drawing/2017/model3d" xmlns:o="urn:schemas-microsoft-com:office:office" xmlns:r="http://schemas.openxmlformats.org/officeDocument/2006/relationships" xmlns:m="http://schemas.openxmlformats.org/officeDocument/2006/math" xmlns:v="urn:schemas-microsoft-com:vml" xmlns:wp14="http://schemas.microsoft.com/office/word/2010/wordprocessingDrawing" xmlns:wp="http://schemas.openxmlformats.org/drawingml/2006/wordprocessingDrawing" xmlns:w10="urn:schemas-microsoft-com:office:word" xmlns:w="http://schemas.openxmlformats.org/wordprocessingml/2006/main" xmlns:w14="http://schemas.microsoft.com/office/word/2010/wordml" xmlns:w15="http://schemas.microsoft.com/office/word/2012/wordml" xmlns:w16cex="http://schemas.microsoft.com/office/word/2018/wordml/cex" xmlns:w16cid="http://schemas.microsoft.com/office/word/2016/wordml/cid" xmlns:w16="http://schemas.microsoft.com/office/word/2018/wordml" xmlns:w16sdtdh="http://schemas.microsoft.com/office/word/2020/wordml/sdtdatahash" xmlns:w16se="http://schemas.microsoft.com/office/word/2015/wordml/symex" xmlns:wpg="http://schemas.microsoft.com/office/word/2010/wordprocessingGroup" xmlns:wpi="http://schemas.microsoft.com/office/word/2010/wordprocessingInk" xmlns:wne="http://schemas.microsoft.com/office/word/2006/wordml" xmlns:wps="http://schemas.microsoft.com/office/word/2010/wordprocessingShape" mc:Ignorable="w14 w15 w16se w16cid w16 w16cex w16sdtdh wp14">
+<w:document xmlns:wpc="http://schemas.microsoft.com/office/word/2010/wordprocessingCanvas" xmlns:cx="http://schemas.microsoft.com/office/drawing/2014/chartex" xmlns:cx1="http://schemas.microsoft.com/office/drawing/2015/9/8/chartex" xmlns:cx2="http://schemas.microsoft.com/office/drawing/2015/10/21/chartex" xmlns:cx3="http://schemas.microsoft.com/office/drawing/2016/5/9/chartex" xmlns:cx4="http://schemas.microsoft.com/office/drawing/2016/5/10/chartex" xmlns:cx5="http://schemas.microsoft.com/office/drawing/2016/5/11/chartex" xmlns:cx6="http://schemas.microsoft.com/office/drawing/2016/5/12/chartex" xmlns:cx7="http://schemas.microsoft.com/office/drawing/2016/5/13/chartex" xmlns:cx8="http://schemas.microsoft.com/office/drawing/2016/5/14/chartex" xmlns:mc="http://schemas.openxmlformats.org/markup-compatibility/2006" xmlns:aink="http://schemas.microsoft.com/office/drawing/2016/ink" xmlns:am3d="http://schemas.microsoft.com/office/drawing/2017/model3d" xmlns:o="urn:schemas-microsoft-com:office:office" xmlns:oel="http://schemas.microsoft.com/office/2019/extlst" xmlns:r="http://schemas.openxmlformats.org/officeDocument/2006/relationships" xmlns:m="http://schemas.openxmlformats.org/officeDocument/2006/math" xmlns:v="urn:schemas-microsoft-com:vml" xmlns:wp14="http://schemas.microsoft.com/office/word/2010/wordprocessingDrawing" xmlns:wp="http://schemas.openxmlformats.org/drawingml/2006/wordprocessingDrawing" xmlns:w10="urn:schemas-microsoft-com:office:word" xmlns:w="http://schemas.openxmlformats.org/wordprocessingml/2006/main" xmlns:w14="http://schemas.microsoft.com/office/word/2010/wordml" xmlns:w15="http://schemas.microsoft.com/office/word/2012/wordml" xmlns:w16cex="http://schemas.microsoft.com/office/word/2018/wordml/cex" xmlns:w16cid="http://schemas.microsoft.com/office/word/2016/wordml/cid" xmlns:w16="http://schemas.microsoft.com/office/word/2018/wordml" xmlns:w16du="http://schemas.microsoft.com/office/word/2023/wordml/word16du" xmlns:w16sdtdh="http://schemas.microsoft.com/office/word/2020/wordml/sdtdatahash" xmlns:w16sdtfl="http://schemas.microsoft.com/office/word/2024/wordml/sdtformatlock" xmlns:w16se="http://schemas.microsoft.com/office/word/2015/wordml/symex" xmlns:wpg="http://schemas.microsoft.com/office/word/2010/wordprocessingGroup" xmlns:wpi="http://schemas.microsoft.com/office/word/2010/wordprocessingInk" xmlns:wne="http://schemas.microsoft.com/office/word/2006/wordml" xmlns:wps="http://schemas.microsoft.com/office/word/2010/wordprocessingShape" mc:Ignorable="w14 w15 w16se w16cid w16 w16cex w16sdtdh w16sdtfl w16du wp14">
   <w:body>
     <w:p>
       <w:pPr>
-        <w:pStyle w:val="Title"/>
-        <w:rPr>
-          <w:rFonts w:asciiTheme="majorHAnsi" w:hAnsiTheme="majorHAnsi" w:cstheme="majorHAnsi"/>
-          <w:sz w:val="22"/>
-          <w:szCs w:val="22"/>
-          <w:lang w:val="en-NZ"/>
-        </w:rPr>
-      </w:pPr>
-      <w:r>
-        <w:rPr>
-          <w:rFonts w:asciiTheme="majorHAnsi" w:hAnsiTheme="majorHAnsi" w:cstheme="majorHAnsi"/>
-          <w:sz w:val="22"/>
-          <w:szCs w:val="22"/>
+        <w:pStyle w:val="Ttulo"/>
+        <w:rPr>
+          <w:rFonts w:asciiTheme="majorHAnsi" w:hAnsiTheme="majorHAnsi" w:cstheme="majorHAnsi"/>
+          <w:sz w:val="24"/>
+          <w:szCs w:val="24"/>
+          <w:lang w:val="en-NZ"/>
+        </w:rPr>
+      </w:pPr>
+      <w:r>
+        <w:rPr>
+          <w:rFonts w:asciiTheme="majorHAnsi" w:hAnsiTheme="majorHAnsi" w:cstheme="majorHAnsi"/>
+          <w:sz w:val="24"/>
+          <w:szCs w:val="24"/>
           <w:lang w:val="en-NZ"/>
         </w:rPr>
         <w:t>6. Case Study: ENBU 79X/89X</w:t>
       </w:r>
-    </w:p>
-    <w:p>
-      <w:pPr>
-        <w:pStyle w:val="Heading1"/>
-        <w:rPr>
-          <w:rFonts w:asciiTheme="majorHAnsi" w:hAnsiTheme="majorHAnsi" w:cstheme="majorHAnsi"/>
-          <w:sz w:val="22"/>
-          <w:szCs w:val="22"/>
-          <w:lang w:val="en-NZ"/>
-        </w:rPr>
-      </w:pPr>
-      <w:r>
-        <w:rPr>
-          <w:rFonts w:asciiTheme="majorHAnsi" w:hAnsiTheme="majorHAnsi" w:cstheme="majorHAnsi"/>
-          <w:sz w:val="22"/>
-          <w:szCs w:val="22"/>
+      <w:r>
+        <w:rPr>
+          <w:rFonts w:asciiTheme="majorHAnsi" w:hAnsiTheme="majorHAnsi" w:cstheme="majorHAnsi"/>
+          <w:sz w:val="24"/>
+          <w:szCs w:val="24"/>
+          <w:lang w:val="en-NZ"/>
+        </w:rPr>
+        <w:t xml:space="preserve"> Industry Project</w:t>
+      </w:r>
+    </w:p>
+    <w:p>
+      <w:pPr>
+        <w:rPr>
+          <w:rFonts w:asciiTheme="majorHAnsi" w:hAnsiTheme="majorHAnsi" w:cstheme="majorHAnsi"/>
+          <w:sz w:val="24"/>
+          <w:szCs w:val="24"/>
+          <w:lang w:val="en-NZ"/>
+        </w:rPr>
+      </w:pPr>
+      <w:r>
+        <w:rPr>
+          <w:rFonts w:asciiTheme="majorHAnsi" w:hAnsiTheme="majorHAnsi" w:cstheme="majorHAnsi"/>
+          <w:sz w:val="24"/>
+          <w:szCs w:val="24"/>
+          <w:lang w:val="en-NZ"/>
+        </w:rPr>
+        <w:t>The objective of this chapter is to explore in detail the case study selected to test the educational ideas that guided the design of WorkshopAR</w:t>
+      </w:r>
+      <w:r>
+        <w:rPr>
+          <w:rFonts w:asciiTheme="majorHAnsi" w:hAnsiTheme="majorHAnsi" w:cstheme="majorHAnsi"/>
+          <w:sz w:val="24"/>
+          <w:szCs w:val="24"/>
+          <w:lang w:val="en-NZ"/>
+        </w:rPr>
+        <w:t>. The Industry Project course offered an ideal scenario to test the collaborative premise behind all the proposals at the core of this research, being a course guided by the main goal of creating a scenario in which teamwork and communication were essential tools to fulfil the requirements of the project.</w:t>
+      </w:r>
+    </w:p>
+    <w:p>
+      <w:pPr>
+        <w:rPr>
+          <w:rFonts w:asciiTheme="majorHAnsi" w:hAnsiTheme="majorHAnsi" w:cstheme="majorHAnsi"/>
+          <w:sz w:val="24"/>
+          <w:szCs w:val="24"/>
+          <w:lang w:val="en-NZ"/>
+        </w:rPr>
+      </w:pPr>
+      <w:r>
+        <w:rPr>
+          <w:rFonts w:asciiTheme="majorHAnsi" w:hAnsiTheme="majorHAnsi" w:cstheme="majorHAnsi"/>
+          <w:sz w:val="24"/>
+          <w:szCs w:val="24"/>
+          <w:lang w:val="en-NZ"/>
+        </w:rPr>
+        <w:t>The complexity of the course also opened the opportunity to analyse several factors that were not initially considered in the methodological design. Thanks to the open nature of the project and the variety of profiles present among the students it was possible to encounter richer observations o</w:t>
+      </w:r>
+      <w:r>
+        <w:rPr>
+          <w:rFonts w:asciiTheme="majorHAnsi" w:hAnsiTheme="majorHAnsi" w:cstheme="majorHAnsi"/>
+          <w:sz w:val="24"/>
+          <w:szCs w:val="24"/>
+          <w:lang w:val="en-NZ"/>
+        </w:rPr>
+        <w:t>f</w:t>
+      </w:r>
+      <w:r>
+        <w:rPr>
+          <w:rFonts w:asciiTheme="majorHAnsi" w:hAnsiTheme="majorHAnsi" w:cstheme="majorHAnsi"/>
+          <w:sz w:val="24"/>
+          <w:szCs w:val="24"/>
+          <w:lang w:val="en-NZ"/>
+        </w:rPr>
+        <w:t xml:space="preserve"> the usage of WorkshopAR beyond just who was using the tool and who was not. It was also possible to add the input and insight of the teaching staff, equally complex in size and profiles available</w:t>
+      </w:r>
+      <w:r>
+        <w:rPr>
+          <w:rFonts w:asciiTheme="majorHAnsi" w:hAnsiTheme="majorHAnsi" w:cstheme="majorHAnsi"/>
+          <w:sz w:val="24"/>
+          <w:szCs w:val="24"/>
+          <w:lang w:val="en-NZ"/>
+        </w:rPr>
+        <w:t>. The course offered a</w:t>
+      </w:r>
+      <w:r>
+        <w:rPr>
+          <w:rFonts w:asciiTheme="majorHAnsi" w:hAnsiTheme="majorHAnsi" w:cstheme="majorHAnsi"/>
+          <w:sz w:val="24"/>
+          <w:szCs w:val="24"/>
+          <w:lang w:val="en-NZ"/>
+        </w:rPr>
+        <w:t xml:space="preserve"> complex collaborative learning design with ample opportunities to observe and compare </w:t>
+      </w:r>
+      <w:r>
+        <w:rPr>
+          <w:rFonts w:asciiTheme="majorHAnsi" w:hAnsiTheme="majorHAnsi" w:cstheme="majorHAnsi"/>
+          <w:sz w:val="24"/>
+          <w:szCs w:val="24"/>
+          <w:lang w:val="en-NZ"/>
+        </w:rPr>
+        <w:t xml:space="preserve">different tools and </w:t>
+      </w:r>
+      <w:r>
+        <w:rPr>
+          <w:rFonts w:asciiTheme="majorHAnsi" w:hAnsiTheme="majorHAnsi" w:cstheme="majorHAnsi"/>
+          <w:sz w:val="24"/>
+          <w:szCs w:val="24"/>
+          <w:lang w:val="en-NZ"/>
+        </w:rPr>
+        <w:t xml:space="preserve">approaches to teamwork, </w:t>
+      </w:r>
+      <w:r>
+        <w:rPr>
+          <w:rFonts w:asciiTheme="majorHAnsi" w:hAnsiTheme="majorHAnsi" w:cstheme="majorHAnsi"/>
+          <w:sz w:val="24"/>
+          <w:szCs w:val="24"/>
+          <w:lang w:val="en-NZ"/>
+        </w:rPr>
+        <w:t>against</w:t>
+      </w:r>
+      <w:r>
+        <w:rPr>
+          <w:rFonts w:asciiTheme="majorHAnsi" w:hAnsiTheme="majorHAnsi" w:cstheme="majorHAnsi"/>
+          <w:sz w:val="24"/>
+          <w:szCs w:val="24"/>
+          <w:lang w:val="en-NZ"/>
+        </w:rPr>
+        <w:t xml:space="preserve"> WorkshopAR and the ideas behind the software.</w:t>
+      </w:r>
+    </w:p>
+    <w:p>
+      <w:pPr>
+        <w:rPr>
+          <w:rFonts w:asciiTheme="majorHAnsi" w:hAnsiTheme="majorHAnsi" w:cstheme="majorHAnsi"/>
+          <w:sz w:val="24"/>
+          <w:szCs w:val="24"/>
+          <w:lang w:val="en-NZ"/>
+        </w:rPr>
+      </w:pPr>
+      <w:r>
+        <w:rPr>
+          <w:rFonts w:asciiTheme="majorHAnsi" w:hAnsiTheme="majorHAnsi" w:cstheme="majorHAnsi"/>
+          <w:sz w:val="24"/>
+          <w:szCs w:val="24"/>
+          <w:lang w:val="en-NZ"/>
+        </w:rPr>
+        <w:t>This chapter will first provide an overview of the Industry Project course, its general design and learning goals, as well as the philosophy guiding those design as they could be inferred from the material available and the conversations held with the teaching staff.</w:t>
+      </w:r>
+    </w:p>
+    <w:p>
+      <w:pPr>
+        <w:rPr>
+          <w:rFonts w:asciiTheme="majorHAnsi" w:hAnsiTheme="majorHAnsi" w:cstheme="majorHAnsi"/>
+          <w:sz w:val="24"/>
+          <w:szCs w:val="24"/>
+          <w:lang w:val="en-NZ"/>
+        </w:rPr>
+      </w:pPr>
+      <w:r>
+        <w:rPr>
+          <w:rFonts w:asciiTheme="majorHAnsi" w:hAnsiTheme="majorHAnsi" w:cstheme="majorHAnsi"/>
+          <w:sz w:val="24"/>
+          <w:szCs w:val="24"/>
+          <w:lang w:val="en-NZ"/>
+        </w:rPr>
+        <w:t>The second section will detail the learning design process use for the development of WorkshopAR based on the learning goals proposed in section 3.1.1.3. More detail will be described of the functionalities of WorkshopAR, how they aimed at the different learning goals proposed and how different activities were proposed and integrated into the design of the Industry Project course.</w:t>
+      </w:r>
+    </w:p>
+    <w:p>
+      <w:pPr>
+        <w:rPr>
+          <w:rFonts w:asciiTheme="majorHAnsi" w:hAnsiTheme="majorHAnsi" w:cstheme="majorHAnsi"/>
+          <w:sz w:val="24"/>
+          <w:szCs w:val="24"/>
+          <w:lang w:val="en-NZ"/>
+        </w:rPr>
+      </w:pPr>
+      <w:r>
+        <w:rPr>
+          <w:rFonts w:asciiTheme="majorHAnsi" w:hAnsiTheme="majorHAnsi" w:cstheme="majorHAnsi"/>
+          <w:sz w:val="24"/>
+          <w:szCs w:val="24"/>
+          <w:lang w:val="en-NZ"/>
+        </w:rPr>
+        <w:t xml:space="preserve">The </w:t>
+      </w:r>
+      <w:r>
+        <w:rPr>
+          <w:rFonts w:asciiTheme="majorHAnsi" w:hAnsiTheme="majorHAnsi" w:cstheme="majorHAnsi"/>
+          <w:sz w:val="24"/>
+          <w:szCs w:val="24"/>
+          <w:lang w:val="en-NZ"/>
+        </w:rPr>
+        <w:t>third</w:t>
+      </w:r>
+      <w:r>
+        <w:rPr>
+          <w:rFonts w:asciiTheme="majorHAnsi" w:hAnsiTheme="majorHAnsi" w:cstheme="majorHAnsi"/>
+          <w:sz w:val="24"/>
+          <w:szCs w:val="24"/>
+          <w:lang w:val="en-NZ"/>
+        </w:rPr>
+        <w:t xml:space="preserve"> section will present the main content of the case study, recounting the development of the course through 20 weeks of observations. The structure of the case allowed to organize the observation in four major milestones, first described within the point of view of the course, followed by the intervention done with WorkshopAR, allowing for preliminary analysis and comparison for each milestone.</w:t>
+      </w:r>
+    </w:p>
+    <w:p>
+      <w:pPr>
+        <w:rPr>
+          <w:rFonts w:asciiTheme="majorHAnsi" w:hAnsiTheme="majorHAnsi" w:cstheme="majorHAnsi"/>
+          <w:sz w:val="24"/>
+          <w:szCs w:val="24"/>
+          <w:lang w:val="en-NZ"/>
+        </w:rPr>
+      </w:pPr>
+      <w:r>
+        <w:rPr>
+          <w:rFonts w:asciiTheme="majorHAnsi" w:hAnsiTheme="majorHAnsi" w:cstheme="majorHAnsi"/>
+          <w:sz w:val="24"/>
+          <w:szCs w:val="24"/>
+          <w:lang w:val="en-NZ"/>
+        </w:rPr>
+        <w:t>Finally, the last group of section will offer a description and analysis of the overall experience from the point of view of the students and the teaching staff based on the data obtained from the complementary research instruments such as interviews and questionnaires.</w:t>
+      </w:r>
+    </w:p>
+    <w:p>
+      <w:pPr>
+        <w:pStyle w:val="Ttulo1"/>
+        <w:rPr>
+          <w:rFonts w:asciiTheme="majorHAnsi" w:hAnsiTheme="majorHAnsi" w:cstheme="majorHAnsi"/>
+          <w:sz w:val="24"/>
+          <w:szCs w:val="24"/>
+          <w:lang w:val="en-NZ"/>
+        </w:rPr>
+      </w:pPr>
+      <w:r>
+        <w:rPr>
+          <w:rFonts w:asciiTheme="majorHAnsi" w:hAnsiTheme="majorHAnsi" w:cstheme="majorHAnsi"/>
+          <w:sz w:val="24"/>
+          <w:szCs w:val="24"/>
           <w:lang w:val="en-NZ"/>
         </w:rPr>
         <w:t>6.1 Description and Design of ENBU 79X/89X Industry Project</w:t>
@@ -44,19 +266,104 @@
     </w:p>
     <w:p>
       <w:pPr>
-        <w:pStyle w:val="Heading1"/>
-        <w:rPr>
-          <w:rFonts w:asciiTheme="majorHAnsi" w:hAnsiTheme="majorHAnsi" w:cstheme="majorHAnsi"/>
-          <w:sz w:val="22"/>
-          <w:szCs w:val="22"/>
-          <w:lang w:val="en-NZ"/>
-        </w:rPr>
-      </w:pPr>
-      <w:r>
-        <w:rPr>
-          <w:rFonts w:asciiTheme="majorHAnsi" w:hAnsiTheme="majorHAnsi" w:cstheme="majorHAnsi"/>
-          <w:sz w:val="22"/>
-          <w:szCs w:val="22"/>
+        <w:rPr>
+          <w:rFonts w:asciiTheme="majorHAnsi" w:hAnsiTheme="majorHAnsi" w:cstheme="majorHAnsi"/>
+          <w:sz w:val="24"/>
+          <w:szCs w:val="24"/>
+          <w:lang w:val="en-NZ"/>
+        </w:rPr>
+      </w:pPr>
+      <w:r>
+        <w:rPr>
+          <w:rFonts w:asciiTheme="majorHAnsi" w:hAnsiTheme="majorHAnsi" w:cstheme="majorHAnsi"/>
+          <w:sz w:val="24"/>
+          <w:szCs w:val="24"/>
+          <w:lang w:val="en-NZ"/>
+        </w:rPr>
+        <w:t xml:space="preserve">Industry Project is a last year course offered by the school of Built Environments at the Auckland University of Technology. The course offers students of the Architectural Desing, Construction Engineering, Construction Management and Quantity Surveillance programs </w:t>
+      </w:r>
+      <w:r>
+        <w:rPr>
+          <w:rFonts w:asciiTheme="majorHAnsi" w:hAnsiTheme="majorHAnsi" w:cstheme="majorHAnsi"/>
+          <w:sz w:val="24"/>
+          <w:szCs w:val="24"/>
+          <w:lang w:val="en-NZ"/>
+        </w:rPr>
+        <w:lastRenderedPageBreak/>
+        <w:t>the opportunity to experience a multidisciplinary project that emulates the procedures and circumstances often found in the construction industry.</w:t>
+      </w:r>
+    </w:p>
+    <w:p>
+      <w:pPr>
+        <w:rPr>
+          <w:rFonts w:asciiTheme="majorHAnsi" w:hAnsiTheme="majorHAnsi" w:cstheme="majorHAnsi"/>
+          <w:sz w:val="24"/>
+          <w:szCs w:val="24"/>
+          <w:lang w:val="en-NZ"/>
+        </w:rPr>
+      </w:pPr>
+      <w:r>
+        <w:rPr>
+          <w:rFonts w:asciiTheme="majorHAnsi" w:hAnsiTheme="majorHAnsi" w:cstheme="majorHAnsi"/>
+          <w:sz w:val="24"/>
+          <w:szCs w:val="24"/>
+          <w:lang w:val="en-NZ"/>
+        </w:rPr>
+        <w:t>Simulation is one of the key components behind the design of the course. Acting as a capstone course for several of the programs that conforms the school of Built Environments, the main goal is to expose the students to many of the scenarios and procedures commonly found in a construction project, while emulating several of the roles and tasks that need to be present in an architectural design or construction management firm.</w:t>
+      </w:r>
+    </w:p>
+    <w:p>
+      <w:pPr>
+        <w:rPr>
+          <w:rFonts w:asciiTheme="majorHAnsi" w:hAnsiTheme="majorHAnsi" w:cstheme="majorHAnsi"/>
+          <w:sz w:val="24"/>
+          <w:szCs w:val="24"/>
+          <w:lang w:val="en-NZ"/>
+        </w:rPr>
+      </w:pPr>
+      <w:r>
+        <w:rPr>
+          <w:rFonts w:asciiTheme="majorHAnsi" w:hAnsiTheme="majorHAnsi" w:cstheme="majorHAnsi"/>
+          <w:sz w:val="24"/>
+          <w:szCs w:val="24"/>
+          <w:lang w:val="en-NZ"/>
+        </w:rPr>
+        <w:t xml:space="preserve">The course covers little to no material, relying instead on the information covered in other previous courses. The learning goals proposed focus more on providing hands-on experience through challenges </w:t>
+      </w:r>
+      <w:r>
+        <w:rPr>
+          <w:rFonts w:asciiTheme="majorHAnsi" w:hAnsiTheme="majorHAnsi" w:cstheme="majorHAnsi"/>
+          <w:sz w:val="24"/>
+          <w:szCs w:val="24"/>
+          <w:lang w:val="en-NZ"/>
+        </w:rPr>
+        <w:t>like</w:t>
+      </w:r>
+      <w:r>
+        <w:rPr>
+          <w:rFonts w:asciiTheme="majorHAnsi" w:hAnsiTheme="majorHAnsi" w:cstheme="majorHAnsi"/>
+          <w:sz w:val="24"/>
+          <w:szCs w:val="24"/>
+          <w:lang w:val="en-NZ"/>
+        </w:rPr>
+        <w:t xml:space="preserve"> what can be found in real life projects, promoting the development of necessary skills for the design, communication and planification of a solution, as stated by the course goals:</w:t>
+      </w:r>
+    </w:p>
+    <w:p>
+      <w:pPr>
+        <w:pStyle w:val="Ttulo1"/>
+        <w:rPr>
+          <w:rFonts w:asciiTheme="majorHAnsi" w:hAnsiTheme="majorHAnsi" w:cstheme="majorHAnsi"/>
+          <w:sz w:val="24"/>
+          <w:szCs w:val="24"/>
+          <w:lang w:val="en-NZ"/>
+        </w:rPr>
+      </w:pPr>
+      <w:r>
+        <w:rPr>
+          <w:rFonts w:asciiTheme="majorHAnsi" w:hAnsiTheme="majorHAnsi" w:cstheme="majorHAnsi"/>
+          <w:sz w:val="24"/>
+          <w:szCs w:val="24"/>
           <w:lang w:val="en-NZ"/>
         </w:rPr>
         <w:t>6.2 WorkshopAR Learning Design</w:t>
@@ -64,39 +371,330 @@
     </w:p>
     <w:p>
       <w:pPr>
-        <w:pStyle w:val="Heading1"/>
-        <w:rPr>
-          <w:rFonts w:asciiTheme="majorHAnsi" w:hAnsiTheme="majorHAnsi" w:cstheme="majorHAnsi"/>
-          <w:sz w:val="22"/>
-          <w:szCs w:val="22"/>
-          <w:lang w:val="en-NZ"/>
-        </w:rPr>
-      </w:pPr>
-      <w:r>
-        <w:rPr>
-          <w:rFonts w:asciiTheme="majorHAnsi" w:hAnsiTheme="majorHAnsi" w:cstheme="majorHAnsi"/>
-          <w:sz w:val="22"/>
-          <w:szCs w:val="22"/>
-          <w:lang w:val="en-NZ"/>
-        </w:rPr>
-        <w:t>6.3 A note on the observation protocol</w:t>
-      </w:r>
-    </w:p>
-    <w:p>
-      <w:pPr>
-        <w:pStyle w:val="Heading1"/>
-        <w:rPr>
-          <w:rFonts w:asciiTheme="majorHAnsi" w:hAnsiTheme="majorHAnsi" w:cstheme="majorHAnsi"/>
-          <w:sz w:val="22"/>
-          <w:szCs w:val="22"/>
-          <w:lang w:val="en-NZ"/>
-        </w:rPr>
-      </w:pPr>
-      <w:r>
-        <w:rPr>
-          <w:rFonts w:asciiTheme="majorHAnsi" w:hAnsiTheme="majorHAnsi" w:cstheme="majorHAnsi"/>
-          <w:sz w:val="22"/>
-          <w:szCs w:val="22"/>
+        <w:pStyle w:val="Ttulo1"/>
+        <w:rPr>
+          <w:rFonts w:asciiTheme="majorHAnsi" w:hAnsiTheme="majorHAnsi" w:cstheme="majorHAnsi"/>
+          <w:sz w:val="24"/>
+          <w:szCs w:val="24"/>
+          <w:lang w:val="en-NZ"/>
+        </w:rPr>
+      </w:pPr>
+      <w:r>
+        <w:rPr>
+          <w:rFonts w:asciiTheme="majorHAnsi" w:hAnsiTheme="majorHAnsi" w:cstheme="majorHAnsi"/>
+          <w:sz w:val="24"/>
+          <w:szCs w:val="24"/>
+          <w:lang w:val="en-NZ"/>
+        </w:rPr>
+        <w:t xml:space="preserve">6.3 </w:t>
+      </w:r>
+      <w:r>
+        <w:rPr>
+          <w:rFonts w:asciiTheme="majorHAnsi" w:hAnsiTheme="majorHAnsi" w:cstheme="majorHAnsi"/>
+          <w:sz w:val="24"/>
+          <w:szCs w:val="24"/>
+          <w:lang w:val="en-NZ"/>
+        </w:rPr>
+        <w:t>P</w:t>
+      </w:r>
+      <w:r>
+        <w:rPr>
+          <w:rFonts w:asciiTheme="majorHAnsi" w:hAnsiTheme="majorHAnsi" w:cstheme="majorHAnsi"/>
+          <w:sz w:val="24"/>
+          <w:szCs w:val="24"/>
+          <w:lang w:val="en-NZ"/>
+        </w:rPr>
+        <w:t>rotocol</w:t>
+      </w:r>
+    </w:p>
+    <w:p>
+      <w:pPr>
+        <w:rPr>
+          <w:lang w:val="en-NZ"/>
+        </w:rPr>
+      </w:pPr>
+      <w:r>
+        <w:rPr>
+          <w:lang w:val="en-NZ"/>
+        </w:rPr>
+        <w:t>The information gathering process for the development of the case study was conducted in three distinct stages with different set of objectives in mind. All three stages were meant to collect descriptive data about the development of the course,, either to create a better picture of the context in which the course was happening, to gather descriptive data about the progress of the project or to ask for more granular opinions from the students and the teaching staff, all these with the goal in mind of creating a rich recount of the course.</w:t>
+      </w:r>
+    </w:p>
+    <w:p>
+      <w:pPr>
+        <w:pStyle w:val="Ttulo2"/>
+        <w:rPr>
+          <w:rFonts w:asciiTheme="majorHAnsi" w:hAnsiTheme="majorHAnsi" w:cstheme="majorHAnsi"/>
+          <w:sz w:val="24"/>
+          <w:szCs w:val="24"/>
+          <w:lang w:val="en-NZ"/>
+        </w:rPr>
+      </w:pPr>
+      <w:r>
+        <w:rPr>
+          <w:rFonts w:asciiTheme="majorHAnsi" w:hAnsiTheme="majorHAnsi" w:cstheme="majorHAnsi"/>
+          <w:sz w:val="24"/>
+          <w:szCs w:val="24"/>
+          <w:lang w:val="en-NZ"/>
+        </w:rPr>
+        <w:t>6.3.1 Physical Documentation</w:t>
+      </w:r>
+    </w:p>
+    <w:p>
+      <w:pPr>
+        <w:rPr>
+          <w:lang w:val="en-NZ"/>
+        </w:rPr>
+      </w:pPr>
+      <w:r>
+        <w:rPr>
+          <w:lang w:val="en-NZ"/>
+        </w:rPr>
+        <w:t>It was possible to access most of the written material available for the teaching staff and the students through the Learning Management System (LMS) supporting the course. The LMS was the primary communication method for the course, besides direct announcements ant the beginning of a session. Students would find all the basic information about the project and the different deliveries of the course in the LMS, and it became the main repository for the different forms and documentation needed for the coursework such as client repots, presentation formats and assessment rubrics. Information about the structure, learning goals and methodology of the course was also found here.</w:t>
+      </w:r>
+    </w:p>
+    <w:p>
+      <w:pPr>
+        <w:rPr>
+          <w:lang w:val="en-NZ"/>
+        </w:rPr>
+      </w:pPr>
+      <w:r>
+        <w:rPr>
+          <w:lang w:val="en-NZ"/>
+        </w:rPr>
+        <w:t>This information was used mostly to build a good understanding of the objectives and background of the course, as well as to stablish a good idea of the work expected from the students for the development of the project and all the required deliveries, even when there was not that much familiarity of the researcher with the main subject of the course.</w:t>
+      </w:r>
+    </w:p>
+    <w:p>
+      <w:pPr>
+        <w:rPr>
+          <w:lang w:val="en-NZ"/>
+        </w:rPr>
+      </w:pPr>
+      <w:r>
+        <w:rPr>
+          <w:lang w:val="en-NZ"/>
+        </w:rPr>
+        <w:t>Although most of the assessment tools of the course consisted of oral presentations, a good amount of material had to be submitted through the LMS, either as its own assessment or as a complement to the oral presentations. A lot of this material consisted of individual work and allowed for an interesting analysis of how the students were organizing their work as part of the group activities as well as creating points of comparison between groups.</w:t>
+      </w:r>
+    </w:p>
+    <w:p>
+      <w:pPr>
+        <w:rPr>
+          <w:lang w:val="en-NZ"/>
+        </w:rPr>
+      </w:pPr>
+      <w:r>
+        <w:rPr>
+          <w:lang w:val="en-NZ"/>
+        </w:rPr>
+        <w:lastRenderedPageBreak/>
+        <w:t>It was also possible to analyse the weekly report of the students to identify the development process followed by most groups as reported by the students, the general progress of the project and the most common issues reported, allowing for comparisons against what was being directly observed during the work sessions.</w:t>
+      </w:r>
+    </w:p>
+    <w:p>
+      <w:pPr>
+        <w:rPr>
+          <w:lang w:val="en-NZ"/>
+        </w:rPr>
+      </w:pPr>
+      <w:r>
+        <w:rPr>
+          <w:lang w:val="en-NZ"/>
+        </w:rPr>
+        <w:t xml:space="preserve">Finally, the LMS portal also offered a discussion forum for the students meant to be the main communication medium between the students and the teaching staff outside the main “simulacrum” of the flow of information with the client. Activity here was almost non-existent </w:t>
+      </w:r>
+      <w:r>
+        <w:rPr>
+          <w:lang w:val="en-NZ"/>
+        </w:rPr>
+        <w:t>before</w:t>
+      </w:r>
+      <w:r>
+        <w:rPr>
+          <w:lang w:val="en-NZ"/>
+        </w:rPr>
+        <w:t xml:space="preserve"> the semester break, and students seldom used it after the adjustments to the course during the second semester. The following sections will detail this situation better, as it is an important point of analysis of the course and of the way technology is used in the classroom for communication.</w:t>
+      </w:r>
+    </w:p>
+    <w:p>
+      <w:pPr>
+        <w:pStyle w:val="Ttulo2"/>
+        <w:rPr>
+          <w:rFonts w:asciiTheme="majorHAnsi" w:hAnsiTheme="majorHAnsi" w:cstheme="majorHAnsi"/>
+          <w:sz w:val="24"/>
+          <w:szCs w:val="24"/>
+          <w:lang w:val="en-NZ"/>
+        </w:rPr>
+      </w:pPr>
+      <w:r>
+        <w:rPr>
+          <w:rFonts w:asciiTheme="majorHAnsi" w:hAnsiTheme="majorHAnsi" w:cstheme="majorHAnsi"/>
+          <w:sz w:val="24"/>
+          <w:szCs w:val="24"/>
+          <w:lang w:val="en-NZ"/>
+        </w:rPr>
+        <w:t>6.3.2 Classroom Observations</w:t>
+      </w:r>
+    </w:p>
+    <w:p>
+      <w:pPr>
+        <w:rPr>
+          <w:lang w:val="en-NZ"/>
+        </w:rPr>
+      </w:pPr>
+      <w:r>
+        <w:rPr>
+          <w:lang w:val="en-NZ"/>
+        </w:rPr>
+        <w:t>The main source of data for the development of the case study was the direct observation of work session of different groups along the development of the course during the weekly classroom meetings.</w:t>
+      </w:r>
+    </w:p>
+    <w:p>
+      <w:pPr>
+        <w:rPr>
+          <w:lang w:val="en-NZ"/>
+        </w:rPr>
+      </w:pPr>
+      <w:r>
+        <w:rPr>
+          <w:lang w:val="en-NZ"/>
+        </w:rPr>
+        <w:t>This is already a departure from the original methodology that proposed observations of the groups outside of the classroom. It was evident during the first weeks that the students were using mostly the classroom time for their groupwork, opting for individual work outside the classroom and for asynchronous communication with their teammates. This situation caused for some of the mechanisms of the observation to change and adapt to what the students where really doing but the general approach and goals for this stage were the same.</w:t>
+      </w:r>
+    </w:p>
+    <w:p>
+      <w:pPr>
+        <w:rPr>
+          <w:lang w:val="en-NZ"/>
+        </w:rPr>
+      </w:pPr>
+      <w:r>
+        <w:rPr>
+          <w:lang w:val="en-NZ"/>
+        </w:rPr>
+        <w:t>There were three main types of observations that composed most of the data collected. All types focused on describing in as much detail as possible the type and objectives of the activities being observed, the outstanding characteristics of the students participating and information about the background that was possible to collect. All observations were recorded using mostly the researcher’s personal notes, and video recordings when it was possible to do it without disrupting too much the classroom.</w:t>
+      </w:r>
+    </w:p>
+    <w:p>
+      <w:pPr>
+        <w:rPr>
+          <w:lang w:val="en-NZ"/>
+        </w:rPr>
+      </w:pPr>
+      <w:r>
+        <w:rPr>
+          <w:lang w:val="en-NZ"/>
+        </w:rPr>
+        <w:t>The first type of observations was of general activities for the whole classroom, guided normally by the teaching staff or by a guest speaker. These activities included all the students and were not directly related to group activities, although they often required the students to group based on their assigned roles.</w:t>
+      </w:r>
+    </w:p>
+    <w:p>
+      <w:pPr>
+        <w:rPr>
+          <w:lang w:val="en-NZ"/>
+        </w:rPr>
+      </w:pPr>
+      <w:r>
+        <w:rPr>
+          <w:lang w:val="en-NZ"/>
+        </w:rPr>
+        <w:t>These observations were useful for understanding the general structure and dynamics of the course, especially those relations between the teaching staff and the students since these activities often were used to deal with general questions from the students and to deal with the housekeeping of the course.</w:t>
+      </w:r>
+      <w:r>
+        <w:rPr>
+          <w:lang w:val="en-NZ"/>
+        </w:rPr>
+        <w:t xml:space="preserve"> These spaces were also used to hold several workshops for the students meant to give them different tools for activities related to project management, team dynamics and conflict resolution.</w:t>
+      </w:r>
+    </w:p>
+    <w:p>
+      <w:pPr>
+        <w:rPr>
+          <w:lang w:val="en-NZ"/>
+        </w:rPr>
+      </w:pPr>
+      <w:r>
+        <w:rPr>
+          <w:lang w:val="en-NZ"/>
+        </w:rPr>
+        <w:t>The initial categorization of themes for these observations was very general and consisted basically of:</w:t>
+      </w:r>
+    </w:p>
+    <w:p>
+      <w:pPr>
+        <w:pStyle w:val="Prrafodelista"/>
+        <w:numPr>
+          <w:ilvl w:val="0"/>
+          <w:numId w:val="1"/>
+        </w:numPr>
+        <w:rPr>
+          <w:lang w:val="en-NZ"/>
+        </w:rPr>
+      </w:pPr>
+      <w:r>
+        <w:rPr>
+          <w:lang w:val="en-NZ"/>
+        </w:rPr>
+        <w:t>Guidelines from the teaching staff to the students about teamwork and collaboration.</w:t>
+      </w:r>
+    </w:p>
+    <w:p>
+      <w:pPr>
+        <w:pStyle w:val="Prrafodelista"/>
+        <w:numPr>
+          <w:ilvl w:val="0"/>
+          <w:numId w:val="1"/>
+        </w:numPr>
+        <w:rPr>
+          <w:lang w:val="en-NZ"/>
+        </w:rPr>
+      </w:pPr>
+      <w:r>
+        <w:rPr>
+          <w:lang w:val="en-NZ"/>
+        </w:rPr>
+        <w:lastRenderedPageBreak/>
+        <w:t>Feedback given to the students about an activity or a material produced for the project.</w:t>
+      </w:r>
+    </w:p>
+    <w:p>
+      <w:pPr>
+        <w:pStyle w:val="Ttulo2"/>
+        <w:rPr>
+          <w:rFonts w:asciiTheme="majorHAnsi" w:hAnsiTheme="majorHAnsi" w:cstheme="majorHAnsi"/>
+          <w:sz w:val="24"/>
+          <w:szCs w:val="24"/>
+          <w:lang w:val="en-NZ"/>
+        </w:rPr>
+      </w:pPr>
+      <w:r>
+        <w:rPr>
+          <w:rFonts w:asciiTheme="majorHAnsi" w:hAnsiTheme="majorHAnsi" w:cstheme="majorHAnsi"/>
+          <w:sz w:val="24"/>
+          <w:szCs w:val="24"/>
+          <w:lang w:val="en-NZ"/>
+        </w:rPr>
+        <w:lastRenderedPageBreak/>
+        <w:t>6.3.3 Unstructured Interviews</w:t>
+      </w:r>
+    </w:p>
+    <w:p>
+      <w:pPr>
+        <w:pStyle w:val="Ttulo1"/>
+        <w:rPr>
+          <w:rFonts w:asciiTheme="majorHAnsi" w:hAnsiTheme="majorHAnsi" w:cstheme="majorHAnsi"/>
+          <w:sz w:val="24"/>
+          <w:szCs w:val="24"/>
+          <w:lang w:val="en-NZ"/>
+        </w:rPr>
+      </w:pPr>
+      <w:r>
+        <w:rPr>
+          <w:rFonts w:asciiTheme="majorHAnsi" w:hAnsiTheme="majorHAnsi" w:cstheme="majorHAnsi"/>
+          <w:sz w:val="24"/>
+          <w:szCs w:val="24"/>
           <w:lang w:val="en-NZ"/>
         </w:rPr>
         <w:t>6.4 Weeks 1 to 4: First Contact and Team Establishment</w:t>
@@ -104,19 +702,19 @@
     </w:p>
     <w:p>
       <w:pPr>
-        <w:pStyle w:val="Heading2"/>
-        <w:rPr>
-          <w:rFonts w:asciiTheme="majorHAnsi" w:hAnsiTheme="majorHAnsi" w:cstheme="majorHAnsi"/>
-          <w:sz w:val="22"/>
-          <w:szCs w:val="22"/>
-          <w:lang w:val="en-NZ"/>
-        </w:rPr>
-      </w:pPr>
-      <w:r>
-        <w:rPr>
-          <w:rFonts w:asciiTheme="majorHAnsi" w:hAnsiTheme="majorHAnsi" w:cstheme="majorHAnsi"/>
-          <w:sz w:val="22"/>
-          <w:szCs w:val="22"/>
+        <w:pStyle w:val="Ttulo2"/>
+        <w:rPr>
+          <w:rFonts w:asciiTheme="majorHAnsi" w:hAnsiTheme="majorHAnsi" w:cstheme="majorHAnsi"/>
+          <w:sz w:val="24"/>
+          <w:szCs w:val="24"/>
+          <w:lang w:val="en-NZ"/>
+        </w:rPr>
+      </w:pPr>
+      <w:r>
+        <w:rPr>
+          <w:rFonts w:asciiTheme="majorHAnsi" w:hAnsiTheme="majorHAnsi" w:cstheme="majorHAnsi"/>
+          <w:sz w:val="24"/>
+          <w:szCs w:val="24"/>
           <w:lang w:val="en-NZ"/>
         </w:rPr>
         <w:t>6.4.1 General Observations</w:t>
@@ -124,19 +722,19 @@
     </w:p>
     <w:p>
       <w:pPr>
-        <w:pStyle w:val="Heading2"/>
-        <w:rPr>
-          <w:rFonts w:asciiTheme="majorHAnsi" w:hAnsiTheme="majorHAnsi" w:cstheme="majorHAnsi"/>
-          <w:sz w:val="22"/>
-          <w:szCs w:val="22"/>
-          <w:lang w:val="en-NZ"/>
-        </w:rPr>
-      </w:pPr>
-      <w:r>
-        <w:rPr>
-          <w:rFonts w:asciiTheme="majorHAnsi" w:hAnsiTheme="majorHAnsi" w:cstheme="majorHAnsi"/>
-          <w:sz w:val="22"/>
-          <w:szCs w:val="22"/>
+        <w:pStyle w:val="Ttulo2"/>
+        <w:rPr>
+          <w:rFonts w:asciiTheme="majorHAnsi" w:hAnsiTheme="majorHAnsi" w:cstheme="majorHAnsi"/>
+          <w:sz w:val="24"/>
+          <w:szCs w:val="24"/>
+          <w:lang w:val="en-NZ"/>
+        </w:rPr>
+      </w:pPr>
+      <w:r>
+        <w:rPr>
+          <w:rFonts w:asciiTheme="majorHAnsi" w:hAnsiTheme="majorHAnsi" w:cstheme="majorHAnsi"/>
+          <w:sz w:val="24"/>
+          <w:szCs w:val="24"/>
           <w:lang w:val="en-NZ"/>
         </w:rPr>
         <w:t>6.4.2 Intervention with WorkshopAR</w:t>
@@ -144,19 +742,19 @@
     </w:p>
     <w:p>
       <w:pPr>
-        <w:pStyle w:val="Heading2"/>
-        <w:rPr>
-          <w:rFonts w:asciiTheme="majorHAnsi" w:hAnsiTheme="majorHAnsi" w:cstheme="majorHAnsi"/>
-          <w:sz w:val="22"/>
-          <w:szCs w:val="22"/>
-          <w:lang w:val="en-NZ"/>
-        </w:rPr>
-      </w:pPr>
-      <w:r>
-        <w:rPr>
-          <w:rFonts w:asciiTheme="majorHAnsi" w:hAnsiTheme="majorHAnsi" w:cstheme="majorHAnsi"/>
-          <w:sz w:val="22"/>
-          <w:szCs w:val="22"/>
+        <w:pStyle w:val="Ttulo2"/>
+        <w:rPr>
+          <w:rFonts w:asciiTheme="majorHAnsi" w:hAnsiTheme="majorHAnsi" w:cstheme="majorHAnsi"/>
+          <w:sz w:val="24"/>
+          <w:szCs w:val="24"/>
+          <w:lang w:val="en-NZ"/>
+        </w:rPr>
+      </w:pPr>
+      <w:r>
+        <w:rPr>
+          <w:rFonts w:asciiTheme="majorHAnsi" w:hAnsiTheme="majorHAnsi" w:cstheme="majorHAnsi"/>
+          <w:sz w:val="24"/>
+          <w:szCs w:val="24"/>
           <w:lang w:val="en-NZ"/>
         </w:rPr>
         <w:t>6.4.3 Preliminary Analysis</w:t>
@@ -164,19 +762,19 @@
     </w:p>
     <w:p>
       <w:pPr>
-        <w:pStyle w:val="Heading1"/>
-        <w:rPr>
-          <w:rFonts w:asciiTheme="majorHAnsi" w:hAnsiTheme="majorHAnsi" w:cstheme="majorHAnsi"/>
-          <w:sz w:val="22"/>
-          <w:szCs w:val="22"/>
-          <w:lang w:val="en-NZ"/>
-        </w:rPr>
-      </w:pPr>
-      <w:r>
-        <w:rPr>
-          <w:rFonts w:asciiTheme="majorHAnsi" w:hAnsiTheme="majorHAnsi" w:cstheme="majorHAnsi"/>
-          <w:sz w:val="22"/>
-          <w:szCs w:val="22"/>
+        <w:pStyle w:val="Ttulo1"/>
+        <w:rPr>
+          <w:rFonts w:asciiTheme="majorHAnsi" w:hAnsiTheme="majorHAnsi" w:cstheme="majorHAnsi"/>
+          <w:sz w:val="24"/>
+          <w:szCs w:val="24"/>
+          <w:lang w:val="en-NZ"/>
+        </w:rPr>
+      </w:pPr>
+      <w:r>
+        <w:rPr>
+          <w:rFonts w:asciiTheme="majorHAnsi" w:hAnsiTheme="majorHAnsi" w:cstheme="majorHAnsi"/>
+          <w:sz w:val="24"/>
+          <w:szCs w:val="24"/>
           <w:lang w:val="en-NZ"/>
         </w:rPr>
         <w:t>6.5 Week 5 to 9: First Proposal and Poster Presentation</w:t>
@@ -184,19 +782,199 @@
     </w:p>
     <w:p>
       <w:pPr>
-        <w:pStyle w:val="Heading2"/>
-        <w:rPr>
-          <w:rFonts w:asciiTheme="majorHAnsi" w:hAnsiTheme="majorHAnsi" w:cstheme="majorHAnsi"/>
-          <w:sz w:val="22"/>
-          <w:szCs w:val="22"/>
-          <w:lang w:val="en-NZ"/>
-        </w:rPr>
-      </w:pPr>
-      <w:r>
-        <w:rPr>
-          <w:rFonts w:asciiTheme="majorHAnsi" w:hAnsiTheme="majorHAnsi" w:cstheme="majorHAnsi"/>
-          <w:sz w:val="22"/>
-          <w:szCs w:val="22"/>
+        <w:pStyle w:val="Ttulo2"/>
+        <w:rPr>
+          <w:rFonts w:asciiTheme="majorHAnsi" w:hAnsiTheme="majorHAnsi" w:cstheme="majorHAnsi"/>
+          <w:sz w:val="24"/>
+          <w:szCs w:val="24"/>
+          <w:lang w:val="en-NZ"/>
+        </w:rPr>
+      </w:pPr>
+      <w:r>
+        <w:rPr>
+          <w:rFonts w:asciiTheme="majorHAnsi" w:hAnsiTheme="majorHAnsi" w:cstheme="majorHAnsi"/>
+          <w:sz w:val="24"/>
+          <w:szCs w:val="24"/>
+          <w:lang w:val="en-NZ"/>
+        </w:rPr>
+        <w:t>6.5.1 General Observations</w:t>
+      </w:r>
+    </w:p>
+    <w:p>
+      <w:pPr>
+        <w:pStyle w:val="Ttulo2"/>
+        <w:rPr>
+          <w:rFonts w:asciiTheme="majorHAnsi" w:hAnsiTheme="majorHAnsi" w:cstheme="majorHAnsi"/>
+          <w:sz w:val="24"/>
+          <w:szCs w:val="24"/>
+          <w:lang w:val="en-NZ"/>
+        </w:rPr>
+      </w:pPr>
+      <w:r>
+        <w:rPr>
+          <w:rFonts w:asciiTheme="majorHAnsi" w:hAnsiTheme="majorHAnsi" w:cstheme="majorHAnsi"/>
+          <w:sz w:val="24"/>
+          <w:szCs w:val="24"/>
+          <w:lang w:val="en-NZ"/>
+        </w:rPr>
+        <w:t>6.5.2 Intervention with WorkshopAR</w:t>
+      </w:r>
+    </w:p>
+    <w:p>
+      <w:pPr>
+        <w:pStyle w:val="Ttulo2"/>
+        <w:rPr>
+          <w:rFonts w:asciiTheme="majorHAnsi" w:hAnsiTheme="majorHAnsi" w:cstheme="majorHAnsi"/>
+          <w:sz w:val="24"/>
+          <w:szCs w:val="24"/>
+          <w:lang w:val="en-NZ"/>
+        </w:rPr>
+      </w:pPr>
+      <w:r>
+        <w:rPr>
+          <w:rFonts w:asciiTheme="majorHAnsi" w:hAnsiTheme="majorHAnsi" w:cstheme="majorHAnsi"/>
+          <w:sz w:val="24"/>
+          <w:szCs w:val="24"/>
+          <w:lang w:val="en-NZ"/>
+        </w:rPr>
+        <w:t>6.5.3 Preliminary Analysis</w:t>
+      </w:r>
+    </w:p>
+    <w:p>
+      <w:pPr>
+        <w:pStyle w:val="Ttulo1"/>
+        <w:rPr>
+          <w:rFonts w:asciiTheme="majorHAnsi" w:hAnsiTheme="majorHAnsi" w:cstheme="majorHAnsi"/>
+          <w:sz w:val="24"/>
+          <w:szCs w:val="24"/>
+          <w:lang w:val="en-NZ"/>
+        </w:rPr>
+      </w:pPr>
+      <w:r>
+        <w:rPr>
+          <w:rFonts w:asciiTheme="majorHAnsi" w:hAnsiTheme="majorHAnsi" w:cstheme="majorHAnsi"/>
+          <w:sz w:val="24"/>
+          <w:szCs w:val="24"/>
+          <w:lang w:val="en-NZ"/>
+        </w:rPr>
+        <w:t>6.6 Weeks 10 to 13: First Client Report</w:t>
+      </w:r>
+    </w:p>
+    <w:p>
+      <w:pPr>
+        <w:pStyle w:val="Ttulo2"/>
+        <w:rPr>
+          <w:rFonts w:asciiTheme="majorHAnsi" w:hAnsiTheme="majorHAnsi" w:cstheme="majorHAnsi"/>
+          <w:sz w:val="24"/>
+          <w:szCs w:val="24"/>
+          <w:lang w:val="en-NZ"/>
+        </w:rPr>
+      </w:pPr>
+      <w:r>
+        <w:rPr>
+          <w:rFonts w:asciiTheme="majorHAnsi" w:hAnsiTheme="majorHAnsi" w:cstheme="majorHAnsi"/>
+          <w:sz w:val="24"/>
+          <w:szCs w:val="24"/>
+          <w:lang w:val="en-NZ"/>
+        </w:rPr>
+        <w:t>6.6.1 General Observations</w:t>
+      </w:r>
+    </w:p>
+    <w:p>
+      <w:pPr>
+        <w:pStyle w:val="Ttulo2"/>
+        <w:rPr>
+          <w:rFonts w:asciiTheme="majorHAnsi" w:hAnsiTheme="majorHAnsi" w:cstheme="majorHAnsi"/>
+          <w:sz w:val="24"/>
+          <w:szCs w:val="24"/>
+          <w:lang w:val="en-NZ"/>
+        </w:rPr>
+      </w:pPr>
+      <w:r>
+        <w:rPr>
+          <w:rFonts w:asciiTheme="majorHAnsi" w:hAnsiTheme="majorHAnsi" w:cstheme="majorHAnsi"/>
+          <w:sz w:val="24"/>
+          <w:szCs w:val="24"/>
+          <w:lang w:val="en-NZ"/>
+        </w:rPr>
+        <w:t>6.6.2 Intervention with WorkshopAR</w:t>
+      </w:r>
+    </w:p>
+    <w:p>
+      <w:pPr>
+        <w:pStyle w:val="Ttulo2"/>
+        <w:rPr>
+          <w:rFonts w:asciiTheme="majorHAnsi" w:hAnsiTheme="majorHAnsi" w:cstheme="majorHAnsi"/>
+          <w:sz w:val="24"/>
+          <w:szCs w:val="24"/>
+          <w:lang w:val="en-NZ"/>
+        </w:rPr>
+      </w:pPr>
+      <w:r>
+        <w:rPr>
+          <w:rFonts w:asciiTheme="majorHAnsi" w:hAnsiTheme="majorHAnsi" w:cstheme="majorHAnsi"/>
+          <w:sz w:val="24"/>
+          <w:szCs w:val="24"/>
+          <w:lang w:val="en-NZ"/>
+        </w:rPr>
+        <w:t>6.6.3 Preliminary Analysis</w:t>
+      </w:r>
+    </w:p>
+    <w:p>
+      <w:pPr>
+        <w:pStyle w:val="Ttulo1"/>
+        <w:rPr>
+          <w:rFonts w:asciiTheme="majorHAnsi" w:hAnsiTheme="majorHAnsi" w:cstheme="majorHAnsi"/>
+          <w:sz w:val="24"/>
+          <w:szCs w:val="24"/>
+          <w:lang w:val="en-NZ"/>
+        </w:rPr>
+      </w:pPr>
+      <w:r>
+        <w:rPr>
+          <w:rFonts w:asciiTheme="majorHAnsi" w:hAnsiTheme="majorHAnsi" w:cstheme="majorHAnsi"/>
+          <w:sz w:val="24"/>
+          <w:szCs w:val="24"/>
+          <w:lang w:val="en-NZ"/>
+        </w:rPr>
+        <w:t>6.7 Iterations over the semester break</w:t>
+      </w:r>
+    </w:p>
+    <w:p>
+      <w:pPr>
+        <w:pStyle w:val="Ttulo1"/>
+        <w:rPr>
+          <w:rFonts w:asciiTheme="majorHAnsi" w:hAnsiTheme="majorHAnsi" w:cstheme="majorHAnsi"/>
+          <w:sz w:val="24"/>
+          <w:szCs w:val="24"/>
+          <w:lang w:val="en-NZ"/>
+        </w:rPr>
+      </w:pPr>
+      <w:r>
+        <w:rPr>
+          <w:rFonts w:asciiTheme="majorHAnsi" w:hAnsiTheme="majorHAnsi" w:cstheme="majorHAnsi"/>
+          <w:sz w:val="24"/>
+          <w:szCs w:val="24"/>
+          <w:lang w:val="en-NZ"/>
+        </w:rPr>
+        <w:t>6.8 Weeks 14 to 20: Second Semester Workout</w:t>
+      </w:r>
+    </w:p>
+    <w:p>
+      <w:pPr>
+        <w:pStyle w:val="Ttulo2"/>
+        <w:rPr>
+          <w:rFonts w:asciiTheme="majorHAnsi" w:hAnsiTheme="majorHAnsi" w:cstheme="majorHAnsi"/>
+          <w:sz w:val="24"/>
+          <w:szCs w:val="24"/>
+          <w:lang w:val="en-NZ"/>
+        </w:rPr>
+      </w:pPr>
+      <w:r>
+        <w:rPr>
+          <w:rFonts w:asciiTheme="majorHAnsi" w:hAnsiTheme="majorHAnsi" w:cstheme="majorHAnsi"/>
+          <w:sz w:val="24"/>
+          <w:szCs w:val="24"/>
           <w:lang w:val="en-NZ"/>
         </w:rPr>
         <w:t>6.</w:t>
@@ -204,17 +982,17 @@
       <w:r>
         <w:rPr>
           <w:rFonts w:asciiTheme="majorHAnsi" w:hAnsiTheme="majorHAnsi" w:cstheme="majorHAnsi"/>
-          <w:sz w:val="22"/>
-          <w:szCs w:val="22"/>
-          <w:lang w:val="en-NZ"/>
-        </w:rPr>
-        <w:t>5</w:t>
-      </w:r>
-      <w:r>
-        <w:rPr>
-          <w:rFonts w:asciiTheme="majorHAnsi" w:hAnsiTheme="majorHAnsi" w:cstheme="majorHAnsi"/>
-          <w:sz w:val="22"/>
-          <w:szCs w:val="22"/>
+          <w:sz w:val="24"/>
+          <w:szCs w:val="24"/>
+          <w:lang w:val="en-NZ"/>
+        </w:rPr>
+        <w:t>8</w:t>
+      </w:r>
+      <w:r>
+        <w:rPr>
+          <w:rFonts w:asciiTheme="majorHAnsi" w:hAnsiTheme="majorHAnsi" w:cstheme="majorHAnsi"/>
+          <w:sz w:val="24"/>
+          <w:szCs w:val="24"/>
           <w:lang w:val="en-NZ"/>
         </w:rPr>
         <w:t>.1 General Observations</w:t>
@@ -222,19 +1000,19 @@
     </w:p>
     <w:p>
       <w:pPr>
-        <w:pStyle w:val="Heading2"/>
-        <w:rPr>
-          <w:rFonts w:asciiTheme="majorHAnsi" w:hAnsiTheme="majorHAnsi" w:cstheme="majorHAnsi"/>
-          <w:sz w:val="22"/>
-          <w:szCs w:val="22"/>
-          <w:lang w:val="en-NZ"/>
-        </w:rPr>
-      </w:pPr>
-      <w:r>
-        <w:rPr>
-          <w:rFonts w:asciiTheme="majorHAnsi" w:hAnsiTheme="majorHAnsi" w:cstheme="majorHAnsi"/>
-          <w:sz w:val="22"/>
-          <w:szCs w:val="22"/>
+        <w:pStyle w:val="Ttulo2"/>
+        <w:rPr>
+          <w:rFonts w:asciiTheme="majorHAnsi" w:hAnsiTheme="majorHAnsi" w:cstheme="majorHAnsi"/>
+          <w:sz w:val="24"/>
+          <w:szCs w:val="24"/>
+          <w:lang w:val="en-NZ"/>
+        </w:rPr>
+      </w:pPr>
+      <w:r>
+        <w:rPr>
+          <w:rFonts w:asciiTheme="majorHAnsi" w:hAnsiTheme="majorHAnsi" w:cstheme="majorHAnsi"/>
+          <w:sz w:val="24"/>
+          <w:szCs w:val="24"/>
           <w:lang w:val="en-NZ"/>
         </w:rPr>
         <w:t>6.</w:t>
@@ -242,17 +1020,17 @@
       <w:r>
         <w:rPr>
           <w:rFonts w:asciiTheme="majorHAnsi" w:hAnsiTheme="majorHAnsi" w:cstheme="majorHAnsi"/>
-          <w:sz w:val="22"/>
-          <w:szCs w:val="22"/>
-          <w:lang w:val="en-NZ"/>
-        </w:rPr>
-        <w:t>5</w:t>
-      </w:r>
-      <w:r>
-        <w:rPr>
-          <w:rFonts w:asciiTheme="majorHAnsi" w:hAnsiTheme="majorHAnsi" w:cstheme="majorHAnsi"/>
-          <w:sz w:val="22"/>
-          <w:szCs w:val="22"/>
+          <w:sz w:val="24"/>
+          <w:szCs w:val="24"/>
+          <w:lang w:val="en-NZ"/>
+        </w:rPr>
+        <w:t>8</w:t>
+      </w:r>
+      <w:r>
+        <w:rPr>
+          <w:rFonts w:asciiTheme="majorHAnsi" w:hAnsiTheme="majorHAnsi" w:cstheme="majorHAnsi"/>
+          <w:sz w:val="24"/>
+          <w:szCs w:val="24"/>
           <w:lang w:val="en-NZ"/>
         </w:rPr>
         <w:t>.2 Intervention with WorkshopAR</w:t>
@@ -260,19 +1038,19 @@
     </w:p>
     <w:p>
       <w:pPr>
-        <w:pStyle w:val="Heading2"/>
-        <w:rPr>
-          <w:rFonts w:asciiTheme="majorHAnsi" w:hAnsiTheme="majorHAnsi" w:cstheme="majorHAnsi"/>
-          <w:sz w:val="22"/>
-          <w:szCs w:val="22"/>
-          <w:lang w:val="en-NZ"/>
-        </w:rPr>
-      </w:pPr>
-      <w:r>
-        <w:rPr>
-          <w:rFonts w:asciiTheme="majorHAnsi" w:hAnsiTheme="majorHAnsi" w:cstheme="majorHAnsi"/>
-          <w:sz w:val="22"/>
-          <w:szCs w:val="22"/>
+        <w:pStyle w:val="Ttulo2"/>
+        <w:rPr>
+          <w:rFonts w:asciiTheme="majorHAnsi" w:hAnsiTheme="majorHAnsi" w:cstheme="majorHAnsi"/>
+          <w:sz w:val="24"/>
+          <w:szCs w:val="24"/>
+          <w:lang w:val="en-NZ"/>
+        </w:rPr>
+      </w:pPr>
+      <w:r>
+        <w:rPr>
+          <w:rFonts w:asciiTheme="majorHAnsi" w:hAnsiTheme="majorHAnsi" w:cstheme="majorHAnsi"/>
+          <w:sz w:val="24"/>
+          <w:szCs w:val="24"/>
           <w:lang w:val="en-NZ"/>
         </w:rPr>
         <w:t>6.</w:t>
@@ -280,17 +1058,17 @@
       <w:r>
         <w:rPr>
           <w:rFonts w:asciiTheme="majorHAnsi" w:hAnsiTheme="majorHAnsi" w:cstheme="majorHAnsi"/>
-          <w:sz w:val="22"/>
-          <w:szCs w:val="22"/>
-          <w:lang w:val="en-NZ"/>
-        </w:rPr>
-        <w:t>5</w:t>
-      </w:r>
-      <w:r>
-        <w:rPr>
-          <w:rFonts w:asciiTheme="majorHAnsi" w:hAnsiTheme="majorHAnsi" w:cstheme="majorHAnsi"/>
-          <w:sz w:val="22"/>
-          <w:szCs w:val="22"/>
+          <w:sz w:val="24"/>
+          <w:szCs w:val="24"/>
+          <w:lang w:val="en-NZ"/>
+        </w:rPr>
+        <w:t>8</w:t>
+      </w:r>
+      <w:r>
+        <w:rPr>
+          <w:rFonts w:asciiTheme="majorHAnsi" w:hAnsiTheme="majorHAnsi" w:cstheme="majorHAnsi"/>
+          <w:sz w:val="24"/>
+          <w:szCs w:val="24"/>
           <w:lang w:val="en-NZ"/>
         </w:rPr>
         <w:t>.3 Preliminary Analysis</w:t>
@@ -298,350 +1076,62 @@
     </w:p>
     <w:p>
       <w:pPr>
-        <w:pStyle w:val="Heading1"/>
-        <w:rPr>
-          <w:rFonts w:asciiTheme="majorHAnsi" w:hAnsiTheme="majorHAnsi" w:cstheme="majorHAnsi"/>
-          <w:sz w:val="22"/>
-          <w:szCs w:val="22"/>
-          <w:lang w:val="en-NZ"/>
-        </w:rPr>
-      </w:pPr>
-      <w:r>
-        <w:rPr>
-          <w:rFonts w:asciiTheme="majorHAnsi" w:hAnsiTheme="majorHAnsi" w:cstheme="majorHAnsi"/>
-          <w:sz w:val="22"/>
-          <w:szCs w:val="22"/>
-          <w:lang w:val="en-NZ"/>
-        </w:rPr>
-        <w:t>6.6 Weeks 10 to 13: First Client Report</w:t>
-      </w:r>
-    </w:p>
-    <w:p>
-      <w:pPr>
-        <w:pStyle w:val="Heading2"/>
-        <w:rPr>
-          <w:rFonts w:asciiTheme="majorHAnsi" w:hAnsiTheme="majorHAnsi" w:cstheme="majorHAnsi"/>
-          <w:sz w:val="22"/>
-          <w:szCs w:val="22"/>
-          <w:lang w:val="en-NZ"/>
-        </w:rPr>
-      </w:pPr>
-      <w:r>
-        <w:rPr>
-          <w:rFonts w:asciiTheme="majorHAnsi" w:hAnsiTheme="majorHAnsi" w:cstheme="majorHAnsi"/>
-          <w:sz w:val="22"/>
-          <w:szCs w:val="22"/>
-          <w:lang w:val="en-NZ"/>
-        </w:rPr>
-        <w:t>6.</w:t>
-      </w:r>
-      <w:r>
-        <w:rPr>
-          <w:rFonts w:asciiTheme="majorHAnsi" w:hAnsiTheme="majorHAnsi" w:cstheme="majorHAnsi"/>
-          <w:sz w:val="22"/>
-          <w:szCs w:val="22"/>
-          <w:lang w:val="en-NZ"/>
-        </w:rPr>
-        <w:t>6</w:t>
-      </w:r>
-      <w:r>
-        <w:rPr>
-          <w:rFonts w:asciiTheme="majorHAnsi" w:hAnsiTheme="majorHAnsi" w:cstheme="majorHAnsi"/>
-          <w:sz w:val="22"/>
-          <w:szCs w:val="22"/>
-          <w:lang w:val="en-NZ"/>
-        </w:rPr>
-        <w:t>.1 General Observations</w:t>
-      </w:r>
-    </w:p>
-    <w:p>
-      <w:pPr>
-        <w:pStyle w:val="Heading2"/>
-        <w:rPr>
-          <w:rFonts w:asciiTheme="majorHAnsi" w:hAnsiTheme="majorHAnsi" w:cstheme="majorHAnsi"/>
-          <w:sz w:val="22"/>
-          <w:szCs w:val="22"/>
-          <w:lang w:val="en-NZ"/>
-        </w:rPr>
-      </w:pPr>
-      <w:r>
-        <w:rPr>
-          <w:rFonts w:asciiTheme="majorHAnsi" w:hAnsiTheme="majorHAnsi" w:cstheme="majorHAnsi"/>
-          <w:sz w:val="22"/>
-          <w:szCs w:val="22"/>
-          <w:lang w:val="en-NZ"/>
-        </w:rPr>
-        <w:t>6.</w:t>
-      </w:r>
-      <w:r>
-        <w:rPr>
-          <w:rFonts w:asciiTheme="majorHAnsi" w:hAnsiTheme="majorHAnsi" w:cstheme="majorHAnsi"/>
-          <w:sz w:val="22"/>
-          <w:szCs w:val="22"/>
-          <w:lang w:val="en-NZ"/>
-        </w:rPr>
-        <w:t>6</w:t>
-      </w:r>
-      <w:r>
-        <w:rPr>
-          <w:rFonts w:asciiTheme="majorHAnsi" w:hAnsiTheme="majorHAnsi" w:cstheme="majorHAnsi"/>
-          <w:sz w:val="22"/>
-          <w:szCs w:val="22"/>
-          <w:lang w:val="en-NZ"/>
-        </w:rPr>
-        <w:t>.2 Intervention with WorkshopAR</w:t>
-      </w:r>
-    </w:p>
-    <w:p>
-      <w:pPr>
-        <w:pStyle w:val="Heading2"/>
-        <w:rPr>
-          <w:rFonts w:asciiTheme="majorHAnsi" w:hAnsiTheme="majorHAnsi" w:cstheme="majorHAnsi"/>
-          <w:sz w:val="22"/>
-          <w:szCs w:val="22"/>
-          <w:lang w:val="en-NZ"/>
-        </w:rPr>
-      </w:pPr>
-      <w:r>
-        <w:rPr>
-          <w:rFonts w:asciiTheme="majorHAnsi" w:hAnsiTheme="majorHAnsi" w:cstheme="majorHAnsi"/>
-          <w:sz w:val="22"/>
-          <w:szCs w:val="22"/>
-          <w:lang w:val="en-NZ"/>
-        </w:rPr>
-        <w:t>6.</w:t>
-      </w:r>
-      <w:r>
-        <w:rPr>
-          <w:rFonts w:asciiTheme="majorHAnsi" w:hAnsiTheme="majorHAnsi" w:cstheme="majorHAnsi"/>
-          <w:sz w:val="22"/>
-          <w:szCs w:val="22"/>
-          <w:lang w:val="en-NZ"/>
-        </w:rPr>
-        <w:t>6</w:t>
-      </w:r>
-      <w:r>
-        <w:rPr>
-          <w:rFonts w:asciiTheme="majorHAnsi" w:hAnsiTheme="majorHAnsi" w:cstheme="majorHAnsi"/>
-          <w:sz w:val="22"/>
-          <w:szCs w:val="22"/>
-          <w:lang w:val="en-NZ"/>
-        </w:rPr>
-        <w:t>.3 Preliminary Analysis</w:t>
-      </w:r>
-    </w:p>
-    <w:p>
-      <w:pPr>
-        <w:pStyle w:val="Heading1"/>
-        <w:rPr>
-          <w:rFonts w:asciiTheme="majorHAnsi" w:hAnsiTheme="majorHAnsi" w:cstheme="majorHAnsi"/>
-          <w:sz w:val="22"/>
-          <w:szCs w:val="22"/>
-          <w:lang w:val="en-NZ"/>
-        </w:rPr>
-      </w:pPr>
-      <w:r>
-        <w:rPr>
-          <w:rFonts w:asciiTheme="majorHAnsi" w:hAnsiTheme="majorHAnsi" w:cstheme="majorHAnsi"/>
-          <w:sz w:val="22"/>
-          <w:szCs w:val="22"/>
-          <w:lang w:val="en-NZ"/>
-        </w:rPr>
-        <w:t>6.7 Iterations over the semester break</w:t>
-      </w:r>
-    </w:p>
-    <w:p>
-      <w:pPr>
-        <w:pStyle w:val="Heading1"/>
-        <w:rPr>
-          <w:rFonts w:asciiTheme="majorHAnsi" w:hAnsiTheme="majorHAnsi" w:cstheme="majorHAnsi"/>
-          <w:sz w:val="22"/>
-          <w:szCs w:val="22"/>
-          <w:lang w:val="en-NZ"/>
-        </w:rPr>
-      </w:pPr>
-      <w:r>
-        <w:rPr>
-          <w:rFonts w:asciiTheme="majorHAnsi" w:hAnsiTheme="majorHAnsi" w:cstheme="majorHAnsi"/>
-          <w:sz w:val="22"/>
-          <w:szCs w:val="22"/>
-          <w:lang w:val="en-NZ"/>
-        </w:rPr>
-        <w:t>6.8 Weeks 14 to 20: Second Semester Workout</w:t>
-      </w:r>
-    </w:p>
-    <w:p>
-      <w:pPr>
-        <w:pStyle w:val="Heading2"/>
-        <w:rPr>
-          <w:rFonts w:asciiTheme="majorHAnsi" w:hAnsiTheme="majorHAnsi" w:cstheme="majorHAnsi"/>
-          <w:sz w:val="22"/>
-          <w:szCs w:val="22"/>
-          <w:lang w:val="en-NZ"/>
-        </w:rPr>
-      </w:pPr>
-      <w:r>
-        <w:rPr>
-          <w:rFonts w:asciiTheme="majorHAnsi" w:hAnsiTheme="majorHAnsi" w:cstheme="majorHAnsi"/>
-          <w:sz w:val="22"/>
-          <w:szCs w:val="22"/>
-          <w:lang w:val="en-NZ"/>
-        </w:rPr>
-        <w:t>6.</w:t>
-      </w:r>
-      <w:r>
-        <w:rPr>
-          <w:rFonts w:asciiTheme="majorHAnsi" w:hAnsiTheme="majorHAnsi" w:cstheme="majorHAnsi"/>
-          <w:sz w:val="22"/>
-          <w:szCs w:val="22"/>
-          <w:lang w:val="en-NZ"/>
-        </w:rPr>
-        <w:t>8</w:t>
-      </w:r>
-      <w:r>
-        <w:rPr>
-          <w:rFonts w:asciiTheme="majorHAnsi" w:hAnsiTheme="majorHAnsi" w:cstheme="majorHAnsi"/>
-          <w:sz w:val="22"/>
-          <w:szCs w:val="22"/>
-          <w:lang w:val="en-NZ"/>
-        </w:rPr>
-        <w:t>.1 General Observations</w:t>
-      </w:r>
-    </w:p>
-    <w:p>
-      <w:pPr>
-        <w:pStyle w:val="Heading2"/>
-        <w:rPr>
-          <w:rFonts w:asciiTheme="majorHAnsi" w:hAnsiTheme="majorHAnsi" w:cstheme="majorHAnsi"/>
-          <w:sz w:val="22"/>
-          <w:szCs w:val="22"/>
-          <w:lang w:val="en-NZ"/>
-        </w:rPr>
-      </w:pPr>
-      <w:r>
-        <w:rPr>
-          <w:rFonts w:asciiTheme="majorHAnsi" w:hAnsiTheme="majorHAnsi" w:cstheme="majorHAnsi"/>
-          <w:sz w:val="22"/>
-          <w:szCs w:val="22"/>
-          <w:lang w:val="en-NZ"/>
-        </w:rPr>
-        <w:t>6.</w:t>
-      </w:r>
-      <w:r>
-        <w:rPr>
-          <w:rFonts w:asciiTheme="majorHAnsi" w:hAnsiTheme="majorHAnsi" w:cstheme="majorHAnsi"/>
-          <w:sz w:val="22"/>
-          <w:szCs w:val="22"/>
-          <w:lang w:val="en-NZ"/>
-        </w:rPr>
-        <w:t>8</w:t>
-      </w:r>
-      <w:r>
-        <w:rPr>
-          <w:rFonts w:asciiTheme="majorHAnsi" w:hAnsiTheme="majorHAnsi" w:cstheme="majorHAnsi"/>
-          <w:sz w:val="22"/>
-          <w:szCs w:val="22"/>
-          <w:lang w:val="en-NZ"/>
-        </w:rPr>
-        <w:t>.2 Intervention with WorkshopAR</w:t>
-      </w:r>
-    </w:p>
-    <w:p>
-      <w:pPr>
-        <w:pStyle w:val="Heading2"/>
-        <w:rPr>
-          <w:rFonts w:asciiTheme="majorHAnsi" w:hAnsiTheme="majorHAnsi" w:cstheme="majorHAnsi"/>
-          <w:sz w:val="22"/>
-          <w:szCs w:val="22"/>
-          <w:lang w:val="en-NZ"/>
-        </w:rPr>
-      </w:pPr>
-      <w:r>
-        <w:rPr>
-          <w:rFonts w:asciiTheme="majorHAnsi" w:hAnsiTheme="majorHAnsi" w:cstheme="majorHAnsi"/>
-          <w:sz w:val="22"/>
-          <w:szCs w:val="22"/>
+        <w:pStyle w:val="Ttulo1"/>
+        <w:rPr>
+          <w:rFonts w:asciiTheme="majorHAnsi" w:hAnsiTheme="majorHAnsi" w:cstheme="majorHAnsi"/>
+          <w:sz w:val="24"/>
+          <w:szCs w:val="24"/>
+          <w:lang w:val="en-NZ"/>
+        </w:rPr>
+      </w:pPr>
+      <w:r>
+        <w:rPr>
+          <w:rFonts w:asciiTheme="majorHAnsi" w:hAnsiTheme="majorHAnsi" w:cstheme="majorHAnsi"/>
+          <w:sz w:val="24"/>
+          <w:szCs w:val="24"/>
+          <w:lang w:val="en-NZ"/>
+        </w:rPr>
+        <w:t>6.9 Analysis on Student’s Observations and Responses</w:t>
+      </w:r>
+    </w:p>
+    <w:p>
+      <w:pPr>
+        <w:pStyle w:val="Ttulo1"/>
+        <w:rPr>
+          <w:rFonts w:asciiTheme="majorHAnsi" w:hAnsiTheme="majorHAnsi" w:cstheme="majorHAnsi"/>
+          <w:sz w:val="24"/>
+          <w:szCs w:val="24"/>
+          <w:lang w:val="en-NZ"/>
+        </w:rPr>
+      </w:pPr>
+      <w:r>
+        <w:rPr>
+          <w:rFonts w:asciiTheme="majorHAnsi" w:hAnsiTheme="majorHAnsi" w:cstheme="majorHAnsi"/>
+          <w:sz w:val="24"/>
+          <w:szCs w:val="24"/>
+          <w:lang w:val="en-NZ"/>
+        </w:rPr>
+        <w:t>6.10 Analysis on Teaching Staff’s Observations and Responses</w:t>
+      </w:r>
+    </w:p>
+    <w:p>
+      <w:pPr>
+        <w:pStyle w:val="Ttulo1"/>
+        <w:rPr>
+          <w:rFonts w:asciiTheme="majorHAnsi" w:hAnsiTheme="majorHAnsi" w:cstheme="majorHAnsi"/>
+          <w:sz w:val="24"/>
+          <w:szCs w:val="24"/>
+          <w:lang w:val="en-NZ"/>
+        </w:rPr>
+      </w:pPr>
+      <w:r>
+        <w:rPr>
+          <w:rFonts w:asciiTheme="majorHAnsi" w:hAnsiTheme="majorHAnsi" w:cstheme="majorHAnsi"/>
+          <w:sz w:val="24"/>
+          <w:szCs w:val="24"/>
           <w:lang w:val="en-NZ"/>
         </w:rPr>
         <w:lastRenderedPageBreak/>
-        <w:t>6.</w:t>
-      </w:r>
-      <w:r>
-        <w:rPr>
-          <w:rFonts w:asciiTheme="majorHAnsi" w:hAnsiTheme="majorHAnsi" w:cstheme="majorHAnsi"/>
-          <w:sz w:val="22"/>
-          <w:szCs w:val="22"/>
-          <w:lang w:val="en-NZ"/>
-        </w:rPr>
-        <w:t>8</w:t>
-      </w:r>
-      <w:r>
-        <w:rPr>
-          <w:rFonts w:asciiTheme="majorHAnsi" w:hAnsiTheme="majorHAnsi" w:cstheme="majorHAnsi"/>
-          <w:sz w:val="22"/>
-          <w:szCs w:val="22"/>
-          <w:lang w:val="en-NZ"/>
-        </w:rPr>
-        <w:t>.3 Preliminary Analysis</w:t>
-      </w:r>
-    </w:p>
-    <w:p>
-      <w:pPr>
-        <w:pStyle w:val="Heading1"/>
-        <w:rPr>
-          <w:rFonts w:asciiTheme="majorHAnsi" w:hAnsiTheme="majorHAnsi" w:cstheme="majorHAnsi"/>
-          <w:sz w:val="22"/>
-          <w:szCs w:val="22"/>
-          <w:lang w:val="en-NZ"/>
-        </w:rPr>
-      </w:pPr>
-      <w:r>
-        <w:rPr>
-          <w:rFonts w:asciiTheme="majorHAnsi" w:hAnsiTheme="majorHAnsi" w:cstheme="majorHAnsi"/>
-          <w:sz w:val="22"/>
-          <w:szCs w:val="22"/>
-          <w:lang w:val="en-NZ"/>
-        </w:rPr>
-        <w:t>6.9 Analysis on Student’s Observations and Responses</w:t>
-      </w:r>
-    </w:p>
-    <w:p>
-      <w:pPr>
-        <w:pStyle w:val="Heading1"/>
-        <w:rPr>
-          <w:rFonts w:asciiTheme="majorHAnsi" w:hAnsiTheme="majorHAnsi" w:cstheme="majorHAnsi"/>
-          <w:sz w:val="22"/>
-          <w:szCs w:val="22"/>
-          <w:lang w:val="en-NZ"/>
-        </w:rPr>
-      </w:pPr>
-      <w:r>
-        <w:rPr>
-          <w:rFonts w:asciiTheme="majorHAnsi" w:hAnsiTheme="majorHAnsi" w:cstheme="majorHAnsi"/>
-          <w:sz w:val="22"/>
-          <w:szCs w:val="22"/>
-          <w:lang w:val="en-NZ"/>
-        </w:rPr>
-        <w:t>6.10 Analysis on Teaching Staff’s Observations and Responses</w:t>
-      </w:r>
-    </w:p>
-    <w:p>
-      <w:pPr>
-        <w:pStyle w:val="Heading1"/>
-        <w:rPr>
-          <w:rFonts w:asciiTheme="majorHAnsi" w:hAnsiTheme="majorHAnsi" w:cstheme="majorHAnsi"/>
-          <w:sz w:val="22"/>
-          <w:szCs w:val="22"/>
-          <w:lang w:val="en-NZ"/>
-        </w:rPr>
-      </w:pPr>
-      <w:r>
-        <w:rPr>
-          <w:rFonts w:asciiTheme="majorHAnsi" w:hAnsiTheme="majorHAnsi" w:cstheme="majorHAnsi"/>
-          <w:sz w:val="22"/>
-          <w:szCs w:val="22"/>
-          <w:lang w:val="en-NZ"/>
-        </w:rPr>
         <w:t xml:space="preserve">6.11 Conclusions </w:t>
       </w:r>
     </w:p>
@@ -649,22 +1139,28 @@
       <w:pPr>
         <w:rPr>
           <w:rFonts w:asciiTheme="majorHAnsi" w:hAnsiTheme="majorHAnsi" w:cstheme="majorHAnsi"/>
-          <w:lang w:val="en-NZ"/>
-        </w:rPr>
-      </w:pPr>
-    </w:p>
-    <w:p>
-      <w:pPr>
-        <w:rPr>
-          <w:rFonts w:asciiTheme="majorHAnsi" w:hAnsiTheme="majorHAnsi" w:cstheme="majorHAnsi"/>
-          <w:lang w:val="en-NZ"/>
-        </w:rPr>
-      </w:pPr>
-    </w:p>
-    <w:p>
-      <w:pPr>
-        <w:rPr>
-          <w:rFonts w:asciiTheme="majorHAnsi" w:hAnsiTheme="majorHAnsi" w:cstheme="majorHAnsi"/>
+          <w:sz w:val="24"/>
+          <w:szCs w:val="24"/>
+          <w:lang w:val="en-NZ"/>
+        </w:rPr>
+      </w:pPr>
+    </w:p>
+    <w:p>
+      <w:pPr>
+        <w:rPr>
+          <w:rFonts w:asciiTheme="majorHAnsi" w:hAnsiTheme="majorHAnsi" w:cstheme="majorHAnsi"/>
+          <w:sz w:val="24"/>
+          <w:szCs w:val="24"/>
+          <w:lang w:val="en-NZ"/>
+        </w:rPr>
+      </w:pPr>
+    </w:p>
+    <w:p>
+      <w:pPr>
+        <w:rPr>
+          <w:rFonts w:asciiTheme="majorHAnsi" w:hAnsiTheme="majorHAnsi" w:cstheme="majorHAnsi"/>
+          <w:sz w:val="24"/>
+          <w:szCs w:val="24"/>
           <w:lang w:val="en-NZ"/>
         </w:rPr>
       </w:pPr>
@@ -679,8 +1175,129 @@
 </w:document>
 </file>
 
+<file path=word/numbering.xml><?xml version="1.0" encoding="utf-8"?>
+<w:numbering xmlns:wpc="http://schemas.microsoft.com/office/word/2010/wordprocessingCanvas" xmlns:cx="http://schemas.microsoft.com/office/drawing/2014/chartex" xmlns:cx1="http://schemas.microsoft.com/office/drawing/2015/9/8/chartex" xmlns:cx2="http://schemas.microsoft.com/office/drawing/2015/10/21/chartex" xmlns:cx3="http://schemas.microsoft.com/office/drawing/2016/5/9/chartex" xmlns:cx4="http://schemas.microsoft.com/office/drawing/2016/5/10/chartex" xmlns:cx5="http://schemas.microsoft.com/office/drawing/2016/5/11/chartex" xmlns:cx6="http://schemas.microsoft.com/office/drawing/2016/5/12/chartex" xmlns:cx7="http://schemas.microsoft.com/office/drawing/2016/5/13/chartex" xmlns:cx8="http://schemas.microsoft.com/office/drawing/2016/5/14/chartex" xmlns:mc="http://schemas.openxmlformats.org/markup-compatibility/2006" xmlns:aink="http://schemas.microsoft.com/office/drawing/2016/ink" xmlns:am3d="http://schemas.microsoft.com/office/drawing/2017/model3d" xmlns:o="urn:schemas-microsoft-com:office:office" xmlns:oel="http://schemas.microsoft.com/office/2019/extlst" xmlns:r="http://schemas.openxmlformats.org/officeDocument/2006/relationships" xmlns:m="http://schemas.openxmlformats.org/officeDocument/2006/math" xmlns:v="urn:schemas-microsoft-com:vml" xmlns:wp14="http://schemas.microsoft.com/office/word/2010/wordprocessingDrawing" xmlns:wp="http://schemas.openxmlformats.org/drawingml/2006/wordprocessingDrawing" xmlns:w10="urn:schemas-microsoft-com:office:word" xmlns:w="http://schemas.openxmlformats.org/wordprocessingml/2006/main" xmlns:w14="http://schemas.microsoft.com/office/word/2010/wordml" xmlns:w15="http://schemas.microsoft.com/office/word/2012/wordml" xmlns:w16cex="http://schemas.microsoft.com/office/word/2018/wordml/cex" xmlns:w16cid="http://schemas.microsoft.com/office/word/2016/wordml/cid" xmlns:w16="http://schemas.microsoft.com/office/word/2018/wordml" xmlns:w16du="http://schemas.microsoft.com/office/word/2023/wordml/word16du" xmlns:w16sdtdh="http://schemas.microsoft.com/office/word/2020/wordml/sdtdatahash" xmlns:w16sdtfl="http://schemas.microsoft.com/office/word/2024/wordml/sdtformatlock" xmlns:w16se="http://schemas.microsoft.com/office/word/2015/wordml/symex" xmlns:wpg="http://schemas.microsoft.com/office/word/2010/wordprocessingGroup" xmlns:wpi="http://schemas.microsoft.com/office/word/2010/wordprocessingInk" xmlns:wne="http://schemas.microsoft.com/office/word/2006/wordml" xmlns:wps="http://schemas.microsoft.com/office/word/2010/wordprocessingShape" mc:Ignorable="w14 w15 w16se w16cid w16 w16cex w16sdtdh w16sdtfl w16du wp14">
+  <w:abstractNum w:abstractNumId="0" w15:restartNumberingAfterBreak="0">
+    <w:nsid w:val="58B14600"/>
+    <w:multiLevelType w:val="hybridMultilevel"/>
+    <w:tmpl w:val="433A6502"/>
+    <w:lvl w:ilvl="0" w:tplc="240A0001">
+      <w:start w:val="1"/>
+      <w:numFmt w:val="bullet"/>
+      <w:lvlText w:val=""/>
+      <w:lvlJc w:val="left"/>
+      <w:pPr>
+        <w:ind w:left="720" w:hanging="360"/>
+      </w:pPr>
+      <w:rPr>
+        <w:rFonts w:ascii="Symbol" w:hAnsi="Symbol" w:hint="default"/>
+      </w:rPr>
+    </w:lvl>
+    <w:lvl w:ilvl="1" w:tplc="240A0003" w:tentative="1">
+      <w:start w:val="1"/>
+      <w:numFmt w:val="bullet"/>
+      <w:lvlText w:val="o"/>
+      <w:lvlJc w:val="left"/>
+      <w:pPr>
+        <w:ind w:left="1440" w:hanging="360"/>
+      </w:pPr>
+      <w:rPr>
+        <w:rFonts w:ascii="Courier New" w:hAnsi="Courier New" w:cs="Courier New" w:hint="default"/>
+      </w:rPr>
+    </w:lvl>
+    <w:lvl w:ilvl="2" w:tplc="240A0005" w:tentative="1">
+      <w:start w:val="1"/>
+      <w:numFmt w:val="bullet"/>
+      <w:lvlText w:val=""/>
+      <w:lvlJc w:val="left"/>
+      <w:pPr>
+        <w:ind w:left="2160" w:hanging="360"/>
+      </w:pPr>
+      <w:rPr>
+        <w:rFonts w:ascii="Wingdings" w:hAnsi="Wingdings" w:hint="default"/>
+      </w:rPr>
+    </w:lvl>
+    <w:lvl w:ilvl="3" w:tplc="240A0001" w:tentative="1">
+      <w:start w:val="1"/>
+      <w:numFmt w:val="bullet"/>
+      <w:lvlText w:val=""/>
+      <w:lvlJc w:val="left"/>
+      <w:pPr>
+        <w:ind w:left="2880" w:hanging="360"/>
+      </w:pPr>
+      <w:rPr>
+        <w:rFonts w:ascii="Symbol" w:hAnsi="Symbol" w:hint="default"/>
+      </w:rPr>
+    </w:lvl>
+    <w:lvl w:ilvl="4" w:tplc="240A0003" w:tentative="1">
+      <w:start w:val="1"/>
+      <w:numFmt w:val="bullet"/>
+      <w:lvlText w:val="o"/>
+      <w:lvlJc w:val="left"/>
+      <w:pPr>
+        <w:ind w:left="3600" w:hanging="360"/>
+      </w:pPr>
+      <w:rPr>
+        <w:rFonts w:ascii="Courier New" w:hAnsi="Courier New" w:cs="Courier New" w:hint="default"/>
+      </w:rPr>
+    </w:lvl>
+    <w:lvl w:ilvl="5" w:tplc="240A0005" w:tentative="1">
+      <w:start w:val="1"/>
+      <w:numFmt w:val="bullet"/>
+      <w:lvlText w:val=""/>
+      <w:lvlJc w:val="left"/>
+      <w:pPr>
+        <w:ind w:left="4320" w:hanging="360"/>
+      </w:pPr>
+      <w:rPr>
+        <w:rFonts w:ascii="Wingdings" w:hAnsi="Wingdings" w:hint="default"/>
+      </w:rPr>
+    </w:lvl>
+    <w:lvl w:ilvl="6" w:tplc="240A0001" w:tentative="1">
+      <w:start w:val="1"/>
+      <w:numFmt w:val="bullet"/>
+      <w:lvlText w:val=""/>
+      <w:lvlJc w:val="left"/>
+      <w:pPr>
+        <w:ind w:left="5040" w:hanging="360"/>
+      </w:pPr>
+      <w:rPr>
+        <w:rFonts w:ascii="Symbol" w:hAnsi="Symbol" w:hint="default"/>
+      </w:rPr>
+    </w:lvl>
+    <w:lvl w:ilvl="7" w:tplc="240A0003" w:tentative="1">
+      <w:start w:val="1"/>
+      <w:numFmt w:val="bullet"/>
+      <w:lvlText w:val="o"/>
+      <w:lvlJc w:val="left"/>
+      <w:pPr>
+        <w:ind w:left="5760" w:hanging="360"/>
+      </w:pPr>
+      <w:rPr>
+        <w:rFonts w:ascii="Courier New" w:hAnsi="Courier New" w:cs="Courier New" w:hint="default"/>
+      </w:rPr>
+    </w:lvl>
+    <w:lvl w:ilvl="8" w:tplc="240A0005" w:tentative="1">
+      <w:start w:val="1"/>
+      <w:numFmt w:val="bullet"/>
+      <w:lvlText w:val=""/>
+      <w:lvlJc w:val="left"/>
+      <w:pPr>
+        <w:ind w:left="6480" w:hanging="360"/>
+      </w:pPr>
+      <w:rPr>
+        <w:rFonts w:ascii="Wingdings" w:hAnsi="Wingdings" w:hint="default"/>
+      </w:rPr>
+    </w:lvl>
+  </w:abstractNum>
+  <w:num w:numId="1" w16cid:durableId="1243565146">
+    <w:abstractNumId w:val="0"/>
+  </w:num>
+</w:numbering>
+</file>
+
 <file path=word/styles.xml><?xml version="1.0" encoding="utf-8"?>
-<w:styles xmlns:mc="http://schemas.openxmlformats.org/markup-compatibility/2006" xmlns:r="http://schemas.openxmlformats.org/officeDocument/2006/relationships" xmlns:w="http://schemas.openxmlformats.org/wordprocessingml/2006/main" xmlns:w14="http://schemas.microsoft.com/office/word/2010/wordml" xmlns:w15="http://schemas.microsoft.com/office/word/2012/wordml" xmlns:w16cex="http://schemas.microsoft.com/office/word/2018/wordml/cex" xmlns:w16cid="http://schemas.microsoft.com/office/word/2016/wordml/cid" xmlns:w16="http://schemas.microsoft.com/office/word/2018/wordml" xmlns:w16sdtdh="http://schemas.microsoft.com/office/word/2020/wordml/sdtdatahash" xmlns:w16se="http://schemas.microsoft.com/office/word/2015/wordml/symex" mc:Ignorable="w14 w15 w16se w16cid w16 w16cex w16sdtdh">
+<w:styles xmlns:mc="http://schemas.openxmlformats.org/markup-compatibility/2006" xmlns:r="http://schemas.openxmlformats.org/officeDocument/2006/relationships" xmlns:w="http://schemas.openxmlformats.org/wordprocessingml/2006/main" xmlns:w14="http://schemas.microsoft.com/office/word/2010/wordml" xmlns:w15="http://schemas.microsoft.com/office/word/2012/wordml" xmlns:w16cex="http://schemas.microsoft.com/office/word/2018/wordml/cex" xmlns:w16cid="http://schemas.microsoft.com/office/word/2016/wordml/cid" xmlns:w16="http://schemas.microsoft.com/office/word/2018/wordml" xmlns:w16du="http://schemas.microsoft.com/office/word/2023/wordml/word16du" xmlns:w16sdtdh="http://schemas.microsoft.com/office/word/2020/wordml/sdtdatahash" xmlns:w16sdtfl="http://schemas.microsoft.com/office/word/2024/wordml/sdtformatlock" xmlns:w16se="http://schemas.microsoft.com/office/word/2015/wordml/symex" mc:Ignorable="w14 w15 w16se w16cid w16 w16cex w16sdtdh w16sdtfl w16du">
   <w:docDefaults>
     <w:rPrDefault>
       <w:rPr>
@@ -692,7 +1309,7 @@
     </w:rPrDefault>
     <w:pPrDefault>
       <w:pPr>
-        <w:spacing w:line="276" w:lineRule="auto"/>
+        <w:spacing w:after="200" w:line="276" w:lineRule="auto"/>
       </w:pPr>
     </w:pPrDefault>
   </w:docDefaults>
@@ -1078,7 +1695,7 @@
     <w:name w:val="Normal"/>
     <w:qFormat/>
   </w:style>
-  <w:style w:type="paragraph" w:styleId="Heading1">
+  <w:style w:type="paragraph" w:styleId="Ttulo1">
     <w:name w:val="heading 1"/>
     <w:basedOn w:val="Normal"/>
     <w:next w:val="Normal"/>
@@ -1095,7 +1712,7 @@
       <w:szCs w:val="40"/>
     </w:rPr>
   </w:style>
-  <w:style w:type="paragraph" w:styleId="Heading2">
+  <w:style w:type="paragraph" w:styleId="Ttulo2">
     <w:name w:val="heading 2"/>
     <w:basedOn w:val="Normal"/>
     <w:next w:val="Normal"/>
@@ -1113,7 +1730,7 @@
       <w:szCs w:val="32"/>
     </w:rPr>
   </w:style>
-  <w:style w:type="paragraph" w:styleId="Heading3">
+  <w:style w:type="paragraph" w:styleId="Ttulo3">
     <w:name w:val="heading 3"/>
     <w:basedOn w:val="Normal"/>
     <w:next w:val="Normal"/>
@@ -1133,7 +1750,7 @@
       <w:szCs w:val="28"/>
     </w:rPr>
   </w:style>
-  <w:style w:type="paragraph" w:styleId="Heading4">
+  <w:style w:type="paragraph" w:styleId="Ttulo4">
     <w:name w:val="heading 4"/>
     <w:basedOn w:val="Normal"/>
     <w:next w:val="Normal"/>
@@ -1153,7 +1770,7 @@
       <w:szCs w:val="24"/>
     </w:rPr>
   </w:style>
-  <w:style w:type="paragraph" w:styleId="Heading5">
+  <w:style w:type="paragraph" w:styleId="Ttulo5">
     <w:name w:val="heading 5"/>
     <w:basedOn w:val="Normal"/>
     <w:next w:val="Normal"/>
@@ -1171,7 +1788,7 @@
       <w:color w:val="666666"/>
     </w:rPr>
   </w:style>
-  <w:style w:type="paragraph" w:styleId="Heading6">
+  <w:style w:type="paragraph" w:styleId="Ttulo6">
     <w:name w:val="heading 6"/>
     <w:basedOn w:val="Normal"/>
     <w:next w:val="Normal"/>
@@ -1190,13 +1807,13 @@
       <w:color w:val="666666"/>
     </w:rPr>
   </w:style>
-  <w:style w:type="character" w:default="1" w:styleId="DefaultParagraphFont">
+  <w:style w:type="character" w:default="1" w:styleId="Fuentedeprrafopredeter">
     <w:name w:val="Default Paragraph Font"/>
     <w:uiPriority w:val="1"/>
     <w:semiHidden/>
     <w:unhideWhenUsed/>
   </w:style>
-  <w:style w:type="table" w:default="1" w:styleId="TableNormal">
+  <w:style w:type="table" w:default="1" w:styleId="Tablanormal">
     <w:name w:val="Normal Table"/>
     <w:uiPriority w:val="99"/>
     <w:semiHidden/>
@@ -1211,13 +1828,13 @@
       </w:tblCellMar>
     </w:tblPr>
   </w:style>
-  <w:style w:type="numbering" w:default="1" w:styleId="NoList">
+  <w:style w:type="numbering" w:default="1" w:styleId="Sinlista">
     <w:name w:val="No List"/>
     <w:uiPriority w:val="99"/>
     <w:semiHidden/>
     <w:unhideWhenUsed/>
   </w:style>
-  <w:style w:type="paragraph" w:styleId="Title">
+  <w:style w:type="paragraph" w:styleId="Ttulo">
     <w:name w:val="Title"/>
     <w:basedOn w:val="Normal"/>
     <w:next w:val="Normal"/>
@@ -1233,7 +1850,7 @@
       <w:szCs w:val="52"/>
     </w:rPr>
   </w:style>
-  <w:style w:type="paragraph" w:styleId="Subtitle">
+  <w:style w:type="paragraph" w:styleId="Subttulo">
     <w:name w:val="Subtitle"/>
     <w:basedOn w:val="Normal"/>
     <w:next w:val="Normal"/>
@@ -1249,6 +1866,17 @@
       <w:sz w:val="30"/>
       <w:szCs w:val="30"/>
     </w:rPr>
+  </w:style>
+  <w:style w:type="paragraph" w:styleId="Prrafodelista">
+    <w:name w:val="List Paragraph"/>
+    <w:basedOn w:val="Normal"/>
+    <w:uiPriority w:val="34"/>
+    <w:qFormat/>
+    <w:rsid w:val="00322659"/>
+    <w:pPr>
+      <w:ind w:left="720"/>
+      <w:contextualSpacing/>
+    </w:pPr>
   </w:style>
 </w:styles>
 </file>

--- a/Draft/6 Case Study.docx
+++ b/Draft/6 Case Study.docx
@@ -1,10 +1,10 @@
 
 <file path=word/document.xml><?xml version="1.0" encoding="utf-8"?>
-<w:document xmlns:wpc="http://schemas.microsoft.com/office/word/2010/wordprocessingCanvas" xmlns:cx="http://schemas.microsoft.com/office/drawing/2014/chartex" xmlns:cx1="http://schemas.microsoft.com/office/drawing/2015/9/8/chartex" xmlns:cx2="http://schemas.microsoft.com/office/drawing/2015/10/21/chartex" xmlns:cx3="http://schemas.microsoft.com/office/drawing/2016/5/9/chartex" xmlns:cx4="http://schemas.microsoft.com/office/drawing/2016/5/10/chartex" xmlns:cx5="http://schemas.microsoft.com/office/drawing/2016/5/11/chartex" xmlns:cx6="http://schemas.microsoft.com/office/drawing/2016/5/12/chartex" xmlns:cx7="http://schemas.microsoft.com/office/drawing/2016/5/13/chartex" xmlns:cx8="http://schemas.microsoft.com/office/drawing/2016/5/14/chartex" xmlns:mc="http://schemas.openxmlformats.org/markup-compatibility/2006" xmlns:aink="http://schemas.microsoft.com/office/drawing/2016/ink" xmlns:am3d="http://schemas.microsoft.com/office/drawing/2017/model3d" xmlns:o="urn:schemas-microsoft-com:office:office" xmlns:oel="http://schemas.microsoft.com/office/2019/extlst" xmlns:r="http://schemas.openxmlformats.org/officeDocument/2006/relationships" xmlns:m="http://schemas.openxmlformats.org/officeDocument/2006/math" xmlns:v="urn:schemas-microsoft-com:vml" xmlns:wp14="http://schemas.microsoft.com/office/word/2010/wordprocessingDrawing" xmlns:wp="http://schemas.openxmlformats.org/drawingml/2006/wordprocessingDrawing" xmlns:w10="urn:schemas-microsoft-com:office:word" xmlns:w="http://schemas.openxmlformats.org/wordprocessingml/2006/main" xmlns:w14="http://schemas.microsoft.com/office/word/2010/wordml" xmlns:w15="http://schemas.microsoft.com/office/word/2012/wordml" xmlns:w16cex="http://schemas.microsoft.com/office/word/2018/wordml/cex" xmlns:w16cid="http://schemas.microsoft.com/office/word/2016/wordml/cid" xmlns:w16="http://schemas.microsoft.com/office/word/2018/wordml" xmlns:w16du="http://schemas.microsoft.com/office/word/2023/wordml/word16du" xmlns:w16sdtdh="http://schemas.microsoft.com/office/word/2020/wordml/sdtdatahash" xmlns:w16sdtfl="http://schemas.microsoft.com/office/word/2024/wordml/sdtformatlock" xmlns:w16se="http://schemas.microsoft.com/office/word/2015/wordml/symex" xmlns:wpg="http://schemas.microsoft.com/office/word/2010/wordprocessingGroup" xmlns:wpi="http://schemas.microsoft.com/office/word/2010/wordprocessingInk" xmlns:wne="http://schemas.microsoft.com/office/word/2006/wordml" xmlns:wps="http://schemas.microsoft.com/office/word/2010/wordprocessingShape" mc:Ignorable="w14 w15 w16se w16cid w16 w16cex w16sdtdh w16sdtfl w16du wp14">
+<w:document xmlns:wpc="http://schemas.microsoft.com/office/word/2010/wordprocessingCanvas" xmlns:cx="http://schemas.microsoft.com/office/drawing/2014/chartex" xmlns:cx1="http://schemas.microsoft.com/office/drawing/2015/9/8/chartex" xmlns:cx2="http://schemas.microsoft.com/office/drawing/2015/10/21/chartex" xmlns:cx3="http://schemas.microsoft.com/office/drawing/2016/5/9/chartex" xmlns:cx4="http://schemas.microsoft.com/office/drawing/2016/5/10/chartex" xmlns:cx5="http://schemas.microsoft.com/office/drawing/2016/5/11/chartex" xmlns:cx6="http://schemas.microsoft.com/office/drawing/2016/5/12/chartex" xmlns:cx7="http://schemas.microsoft.com/office/drawing/2016/5/13/chartex" xmlns:cx8="http://schemas.microsoft.com/office/drawing/2016/5/14/chartex" xmlns:mc="http://schemas.openxmlformats.org/markup-compatibility/2006" xmlns:aink="http://schemas.microsoft.com/office/drawing/2016/ink" xmlns:am3d="http://schemas.microsoft.com/office/drawing/2017/model3d" xmlns:o="urn:schemas-microsoft-com:office:office" xmlns:r="http://schemas.openxmlformats.org/officeDocument/2006/relationships" xmlns:m="http://schemas.openxmlformats.org/officeDocument/2006/math" xmlns:v="urn:schemas-microsoft-com:vml" xmlns:wp14="http://schemas.microsoft.com/office/word/2010/wordprocessingDrawing" xmlns:wp="http://schemas.openxmlformats.org/drawingml/2006/wordprocessingDrawing" xmlns:w10="urn:schemas-microsoft-com:office:word" xmlns:w="http://schemas.openxmlformats.org/wordprocessingml/2006/main" xmlns:w14="http://schemas.microsoft.com/office/word/2010/wordml" xmlns:w15="http://schemas.microsoft.com/office/word/2012/wordml" xmlns:w16cex="http://schemas.microsoft.com/office/word/2018/wordml/cex" xmlns:w16cid="http://schemas.microsoft.com/office/word/2016/wordml/cid" xmlns:w16="http://schemas.microsoft.com/office/word/2018/wordml" xmlns:w16sdtdh="http://schemas.microsoft.com/office/word/2020/wordml/sdtdatahash" xmlns:w16se="http://schemas.microsoft.com/office/word/2015/wordml/symex" xmlns:wpg="http://schemas.microsoft.com/office/word/2010/wordprocessingGroup" xmlns:wpi="http://schemas.microsoft.com/office/word/2010/wordprocessingInk" xmlns:wne="http://schemas.microsoft.com/office/word/2006/wordml" xmlns:wps="http://schemas.microsoft.com/office/word/2010/wordprocessingShape" mc:Ignorable="w14 w15 w16se w16cid w16 w16cex w16sdtdh wp14">
   <w:body>
     <w:p>
       <w:pPr>
-        <w:pStyle w:val="Ttulo"/>
+        <w:pStyle w:val="Title"/>
         <w:rPr>
           <w:rFonts w:asciiTheme="majorHAnsi" w:hAnsiTheme="majorHAnsi" w:cstheme="majorHAnsi"/>
           <w:sz w:val="24"/>
@@ -241,12 +241,30 @@
           <w:szCs w:val="24"/>
           <w:lang w:val="en-NZ"/>
         </w:rPr>
-        <w:t>Finally, the last group of section will offer a description and analysis of the overall experience from the point of view of the students and the teaching staff based on the data obtained from the complementary research instruments such as interviews and questionnaires.</w:t>
-      </w:r>
-    </w:p>
-    <w:p>
-      <w:pPr>
-        <w:pStyle w:val="Ttulo1"/>
+        <w:t>Finally, the last group of section</w:t>
+      </w:r>
+      <w:r>
+        <w:rPr>
+          <w:rFonts w:asciiTheme="majorHAnsi" w:hAnsiTheme="majorHAnsi" w:cstheme="majorHAnsi"/>
+          <w:sz w:val="24"/>
+          <w:szCs w:val="24"/>
+          <w:lang w:val="en-NZ"/>
+        </w:rPr>
+        <w:t>s</w:t>
+      </w:r>
+      <w:r>
+        <w:rPr>
+          <w:rFonts w:asciiTheme="majorHAnsi" w:hAnsiTheme="majorHAnsi" w:cstheme="majorHAnsi"/>
+          <w:sz w:val="24"/>
+          <w:szCs w:val="24"/>
+          <w:lang w:val="en-NZ"/>
+        </w:rPr>
+        <w:t xml:space="preserve"> will offer a description and analysis of the overall experience from the point of view of the students and the teaching staff based on the data obtained from the complementary research instruments such as interviews and questionnaires.</w:t>
+      </w:r>
+    </w:p>
+    <w:p>
+      <w:pPr>
+        <w:pStyle w:val="Heading1"/>
         <w:rPr>
           <w:rFonts w:asciiTheme="majorHAnsi" w:hAnsiTheme="majorHAnsi" w:cstheme="majorHAnsi"/>
           <w:sz w:val="24"/>
@@ -280,7 +298,25 @@
           <w:szCs w:val="24"/>
           <w:lang w:val="en-NZ"/>
         </w:rPr>
-        <w:t xml:space="preserve">Industry Project is a last year course offered by the school of Built Environments at the Auckland University of Technology. The course offers students of the Architectural Desing, Construction Engineering, Construction Management and Quantity Surveillance programs </w:t>
+        <w:t xml:space="preserve">Industry Project is a last year course offered by the school of Built Environments at the Auckland University of Technology. The course offers students of the Architectural </w:t>
+      </w:r>
+      <w:r>
+        <w:rPr>
+          <w:rFonts w:asciiTheme="majorHAnsi" w:hAnsiTheme="majorHAnsi" w:cstheme="majorHAnsi"/>
+          <w:sz w:val="24"/>
+          <w:szCs w:val="24"/>
+          <w:lang w:val="en-NZ"/>
+        </w:rPr>
+        <w:t>Design</w:t>
+      </w:r>
+      <w:r>
+        <w:rPr>
+          <w:rFonts w:asciiTheme="majorHAnsi" w:hAnsiTheme="majorHAnsi" w:cstheme="majorHAnsi"/>
+          <w:sz w:val="24"/>
+          <w:szCs w:val="24"/>
+          <w:lang w:val="en-NZ"/>
+        </w:rPr>
+        <w:t xml:space="preserve">, Construction Engineering, Construction Management and Quantity Surveillance programs </w:t>
       </w:r>
       <w:r>
         <w:rPr>
@@ -351,7 +387,837 @@
     </w:p>
     <w:p>
       <w:pPr>
-        <w:pStyle w:val="Ttulo1"/>
+        <w:pStyle w:val="ListParagraph"/>
+        <w:numPr>
+          <w:ilvl w:val="0"/>
+          <w:numId w:val="5"/>
+        </w:numPr>
+        <w:rPr>
+          <w:rFonts w:asciiTheme="majorHAnsi" w:hAnsiTheme="majorHAnsi" w:cstheme="majorHAnsi"/>
+          <w:sz w:val="24"/>
+          <w:szCs w:val="24"/>
+          <w:lang w:val="en-NZ"/>
+        </w:rPr>
+      </w:pPr>
+      <w:r>
+        <w:rPr>
+          <w:rFonts w:asciiTheme="majorHAnsi" w:hAnsiTheme="majorHAnsi" w:cstheme="majorHAnsi"/>
+          <w:sz w:val="24"/>
+          <w:szCs w:val="24"/>
+          <w:lang w:val="en-NZ"/>
+        </w:rPr>
+        <w:t>Propose, organise, design, analyse, execute and reflect on a multi-disciplinary</w:t>
+      </w:r>
+      <w:r>
+        <w:rPr>
+          <w:rFonts w:asciiTheme="majorHAnsi" w:hAnsiTheme="majorHAnsi" w:cstheme="majorHAnsi"/>
+          <w:sz w:val="24"/>
+          <w:szCs w:val="24"/>
+          <w:lang w:val="en-NZ"/>
+        </w:rPr>
+        <w:t xml:space="preserve"> </w:t>
+      </w:r>
+      <w:r>
+        <w:rPr>
+          <w:rFonts w:asciiTheme="majorHAnsi" w:hAnsiTheme="majorHAnsi" w:cstheme="majorHAnsi"/>
+          <w:sz w:val="24"/>
+          <w:szCs w:val="24"/>
+          <w:lang w:val="en-NZ"/>
+        </w:rPr>
+        <w:t>project.</w:t>
+      </w:r>
+    </w:p>
+    <w:p>
+      <w:pPr>
+        <w:pStyle w:val="ListParagraph"/>
+        <w:numPr>
+          <w:ilvl w:val="0"/>
+          <w:numId w:val="5"/>
+        </w:numPr>
+        <w:rPr>
+          <w:rFonts w:asciiTheme="majorHAnsi" w:hAnsiTheme="majorHAnsi" w:cstheme="majorHAnsi"/>
+          <w:sz w:val="24"/>
+          <w:szCs w:val="24"/>
+          <w:lang w:val="en-NZ"/>
+        </w:rPr>
+      </w:pPr>
+      <w:r>
+        <w:rPr>
+          <w:rFonts w:asciiTheme="majorHAnsi" w:hAnsiTheme="majorHAnsi" w:cstheme="majorHAnsi"/>
+          <w:sz w:val="24"/>
+          <w:szCs w:val="24"/>
+          <w:lang w:val="en-NZ"/>
+        </w:rPr>
+        <w:t>Apply existing construction</w:t>
+      </w:r>
+      <w:r>
+        <w:rPr>
+          <w:rFonts w:asciiTheme="majorHAnsi" w:hAnsiTheme="majorHAnsi" w:cstheme="majorHAnsi"/>
+          <w:sz w:val="24"/>
+          <w:szCs w:val="24"/>
+          <w:lang w:val="en-NZ"/>
+        </w:rPr>
+        <w:t xml:space="preserve"> and </w:t>
+      </w:r>
+      <w:r>
+        <w:rPr>
+          <w:rFonts w:asciiTheme="majorHAnsi" w:hAnsiTheme="majorHAnsi" w:cstheme="majorHAnsi"/>
+          <w:sz w:val="24"/>
+          <w:szCs w:val="24"/>
+          <w:lang w:val="en-NZ"/>
+        </w:rPr>
+        <w:t>engineering knowledge and skills to the project.</w:t>
+      </w:r>
+    </w:p>
+    <w:p>
+      <w:pPr>
+        <w:pStyle w:val="ListParagraph"/>
+        <w:numPr>
+          <w:ilvl w:val="0"/>
+          <w:numId w:val="5"/>
+        </w:numPr>
+        <w:spacing w:after="160" w:line="259" w:lineRule="auto"/>
+        <w:jc w:val="both"/>
+        <w:rPr>
+          <w:lang w:val="en-NZ"/>
+        </w:rPr>
+      </w:pPr>
+      <w:r>
+        <w:rPr>
+          <w:lang w:val="en-NZ"/>
+        </w:rPr>
+        <w:t>Conduct a systematic literature review to identify works previously undertaken and gaps requiring research</w:t>
+      </w:r>
+      <w:r>
+        <w:rPr>
+          <w:lang w:val="en-NZ"/>
+        </w:rPr>
+        <w:t>.</w:t>
+      </w:r>
+    </w:p>
+    <w:p>
+      <w:pPr>
+        <w:pStyle w:val="ListParagraph"/>
+        <w:numPr>
+          <w:ilvl w:val="0"/>
+          <w:numId w:val="5"/>
+        </w:numPr>
+        <w:rPr>
+          <w:rFonts w:asciiTheme="majorHAnsi" w:hAnsiTheme="majorHAnsi" w:cstheme="majorHAnsi"/>
+          <w:sz w:val="24"/>
+          <w:szCs w:val="24"/>
+          <w:lang w:val="en-NZ"/>
+        </w:rPr>
+      </w:pPr>
+      <w:r>
+        <w:rPr>
+          <w:rFonts w:asciiTheme="majorHAnsi" w:hAnsiTheme="majorHAnsi" w:cstheme="majorHAnsi"/>
+          <w:sz w:val="24"/>
+          <w:szCs w:val="24"/>
+          <w:lang w:val="en-NZ"/>
+        </w:rPr>
+        <w:t>Demonstrate initiative and independence in decision making where appropriate.</w:t>
+      </w:r>
+    </w:p>
+    <w:p>
+      <w:pPr>
+        <w:pStyle w:val="ListParagraph"/>
+        <w:numPr>
+          <w:ilvl w:val="0"/>
+          <w:numId w:val="5"/>
+        </w:numPr>
+        <w:rPr>
+          <w:rFonts w:asciiTheme="majorHAnsi" w:hAnsiTheme="majorHAnsi" w:cstheme="majorHAnsi"/>
+          <w:sz w:val="24"/>
+          <w:szCs w:val="24"/>
+          <w:lang w:val="en-NZ"/>
+        </w:rPr>
+      </w:pPr>
+      <w:r>
+        <w:rPr>
+          <w:rFonts w:asciiTheme="majorHAnsi" w:hAnsiTheme="majorHAnsi" w:cstheme="majorHAnsi"/>
+          <w:sz w:val="24"/>
+          <w:szCs w:val="24"/>
+          <w:lang w:val="en-NZ"/>
+        </w:rPr>
+        <w:t>Present project progress and technical details to multi-disciplinary audiences.</w:t>
+      </w:r>
+    </w:p>
+    <w:p>
+      <w:pPr>
+        <w:pStyle w:val="ListParagraph"/>
+        <w:numPr>
+          <w:ilvl w:val="0"/>
+          <w:numId w:val="5"/>
+        </w:numPr>
+        <w:rPr>
+          <w:rFonts w:asciiTheme="majorHAnsi" w:hAnsiTheme="majorHAnsi" w:cstheme="majorHAnsi"/>
+          <w:sz w:val="24"/>
+          <w:szCs w:val="24"/>
+          <w:lang w:val="en-NZ"/>
+        </w:rPr>
+      </w:pPr>
+      <w:r>
+        <w:rPr>
+          <w:rFonts w:asciiTheme="majorHAnsi" w:hAnsiTheme="majorHAnsi" w:cstheme="majorHAnsi"/>
+          <w:sz w:val="24"/>
+          <w:szCs w:val="24"/>
+          <w:lang w:val="en-NZ"/>
+        </w:rPr>
+        <w:t>Deliver and present comprehensive client reports at relevant professional standards.</w:t>
+      </w:r>
+    </w:p>
+    <w:p>
+      <w:pPr>
+        <w:rPr>
+          <w:rFonts w:asciiTheme="majorHAnsi" w:hAnsiTheme="majorHAnsi" w:cstheme="majorHAnsi"/>
+          <w:sz w:val="24"/>
+          <w:szCs w:val="24"/>
+          <w:lang w:val="en-NZ"/>
+        </w:rPr>
+      </w:pPr>
+      <w:r>
+        <w:rPr>
+          <w:rFonts w:asciiTheme="majorHAnsi" w:hAnsiTheme="majorHAnsi" w:cstheme="majorHAnsi"/>
+          <w:sz w:val="24"/>
+          <w:szCs w:val="24"/>
+          <w:lang w:val="en-NZ"/>
+        </w:rPr>
+        <w:t>It is possible to see that the main learning goals of the course align with the main ideas promoted trough the learning intervention of WorkshopAR in key aspects like decision-making, communication and multi-disciplinary, multiuser work.</w:t>
+      </w:r>
+      <w:r>
+        <w:rPr>
+          <w:rFonts w:asciiTheme="majorHAnsi" w:hAnsiTheme="majorHAnsi" w:cstheme="majorHAnsi"/>
+          <w:sz w:val="24"/>
+          <w:szCs w:val="24"/>
+          <w:lang w:val="en-NZ"/>
+        </w:rPr>
+        <w:t xml:space="preserve"> Industry Project offers the opportunity to apply the knowledge and skills that the students have gathered through their career in a situation that requires to understand a real-life problem and collaborate with other professionals to propose, design and execute a solution.</w:t>
+      </w:r>
+    </w:p>
+    <w:p>
+      <w:pPr>
+        <w:rPr>
+          <w:rFonts w:asciiTheme="majorHAnsi" w:hAnsiTheme="majorHAnsi" w:cstheme="majorHAnsi"/>
+          <w:sz w:val="24"/>
+          <w:szCs w:val="24"/>
+          <w:lang w:val="en-NZ"/>
+        </w:rPr>
+      </w:pPr>
+      <w:r>
+        <w:rPr>
+          <w:rFonts w:asciiTheme="majorHAnsi" w:hAnsiTheme="majorHAnsi" w:cstheme="majorHAnsi"/>
+          <w:sz w:val="24"/>
+          <w:szCs w:val="24"/>
+          <w:lang w:val="en-NZ"/>
+        </w:rPr>
+        <w:t>The methodology of the course helps the students in the development of the project through three main mechanisms: the client simulation, weekly workshops and open work sessions. These three elements feed on each other to help the students immerse in the development of the project in a way that simulates real work experience and can access the support of the teaching staff and other professionals to aid them with issues related to the project and with team management.</w:t>
+      </w:r>
+    </w:p>
+    <w:p>
+      <w:pPr>
+        <w:rPr>
+          <w:rFonts w:asciiTheme="majorHAnsi" w:hAnsiTheme="majorHAnsi" w:cstheme="majorHAnsi"/>
+          <w:sz w:val="24"/>
+          <w:szCs w:val="24"/>
+          <w:lang w:val="en-NZ"/>
+        </w:rPr>
+      </w:pPr>
+      <w:r>
+        <w:rPr>
+          <w:rFonts w:asciiTheme="majorHAnsi" w:hAnsiTheme="majorHAnsi" w:cstheme="majorHAnsi"/>
+          <w:sz w:val="24"/>
+          <w:szCs w:val="24"/>
+          <w:lang w:val="en-NZ"/>
+        </w:rPr>
+        <w:t>The client simulation involved a substantial effort of creating the context of the project with the help and input of several professional, both part of the faculty and from external sources. The project asked the students to analyse:</w:t>
+      </w:r>
+    </w:p>
+    <w:p>
+      <w:pPr>
+        <w:pStyle w:val="ListParagraph"/>
+        <w:numPr>
+          <w:ilvl w:val="0"/>
+          <w:numId w:val="7"/>
+        </w:numPr>
+        <w:rPr>
+          <w:rFonts w:asciiTheme="majorHAnsi" w:hAnsiTheme="majorHAnsi" w:cstheme="majorHAnsi"/>
+          <w:sz w:val="24"/>
+          <w:szCs w:val="24"/>
+          <w:lang w:val="en-NZ"/>
+        </w:rPr>
+      </w:pPr>
+      <w:r>
+        <w:rPr>
+          <w:rFonts w:asciiTheme="majorHAnsi" w:hAnsiTheme="majorHAnsi" w:cstheme="majorHAnsi"/>
+          <w:sz w:val="24"/>
+          <w:szCs w:val="24"/>
+          <w:lang w:val="en-NZ"/>
+        </w:rPr>
+        <w:t>Geotechnical data of the terrain to be developed.</w:t>
+      </w:r>
+    </w:p>
+    <w:p>
+      <w:pPr>
+        <w:pStyle w:val="ListParagraph"/>
+        <w:numPr>
+          <w:ilvl w:val="0"/>
+          <w:numId w:val="7"/>
+        </w:numPr>
+        <w:rPr>
+          <w:rFonts w:asciiTheme="majorHAnsi" w:hAnsiTheme="majorHAnsi" w:cstheme="majorHAnsi"/>
+          <w:sz w:val="24"/>
+          <w:szCs w:val="24"/>
+          <w:lang w:val="en-NZ"/>
+        </w:rPr>
+      </w:pPr>
+      <w:r>
+        <w:rPr>
+          <w:rFonts w:asciiTheme="majorHAnsi" w:hAnsiTheme="majorHAnsi" w:cstheme="majorHAnsi"/>
+          <w:sz w:val="24"/>
+          <w:szCs w:val="24"/>
+          <w:lang w:val="en-NZ"/>
+        </w:rPr>
+        <w:t>Cultural, economical and social factors of the zone where the terrain was located.</w:t>
+      </w:r>
+    </w:p>
+    <w:p>
+      <w:pPr>
+        <w:pStyle w:val="ListParagraph"/>
+        <w:numPr>
+          <w:ilvl w:val="0"/>
+          <w:numId w:val="7"/>
+        </w:numPr>
+        <w:rPr>
+          <w:rFonts w:asciiTheme="majorHAnsi" w:hAnsiTheme="majorHAnsi" w:cstheme="majorHAnsi"/>
+          <w:sz w:val="24"/>
+          <w:szCs w:val="24"/>
+          <w:lang w:val="en-NZ"/>
+        </w:rPr>
+      </w:pPr>
+      <w:r>
+        <w:rPr>
+          <w:rFonts w:asciiTheme="majorHAnsi" w:hAnsiTheme="majorHAnsi" w:cstheme="majorHAnsi"/>
+          <w:sz w:val="24"/>
+          <w:szCs w:val="24"/>
+          <w:lang w:val="en-NZ"/>
+        </w:rPr>
+        <w:lastRenderedPageBreak/>
+        <w:t>Requirements and proposal from the client, a fictional firm in charge of the development project.</w:t>
+      </w:r>
+    </w:p>
+    <w:p>
+      <w:pPr>
+        <w:pStyle w:val="ListParagraph"/>
+        <w:numPr>
+          <w:ilvl w:val="0"/>
+          <w:numId w:val="7"/>
+        </w:numPr>
+        <w:rPr>
+          <w:rFonts w:asciiTheme="majorHAnsi" w:hAnsiTheme="majorHAnsi" w:cstheme="majorHAnsi"/>
+          <w:sz w:val="24"/>
+          <w:szCs w:val="24"/>
+          <w:lang w:val="en-NZ"/>
+        </w:rPr>
+      </w:pPr>
+      <w:r>
+        <w:rPr>
+          <w:rFonts w:asciiTheme="majorHAnsi" w:hAnsiTheme="majorHAnsi" w:cstheme="majorHAnsi"/>
+          <w:sz w:val="24"/>
+          <w:szCs w:val="24"/>
+          <w:lang w:val="en-NZ"/>
+        </w:rPr>
+        <w:t>Requirements and proposals from other stakeholders like local residents and the government.</w:t>
+      </w:r>
+    </w:p>
+    <w:p>
+      <w:pPr>
+        <w:rPr>
+          <w:rFonts w:asciiTheme="majorHAnsi" w:hAnsiTheme="majorHAnsi" w:cstheme="majorHAnsi"/>
+          <w:sz w:val="24"/>
+          <w:szCs w:val="24"/>
+          <w:lang w:val="en-NZ"/>
+        </w:rPr>
+      </w:pPr>
+      <w:r>
+        <w:rPr>
+          <w:rFonts w:asciiTheme="majorHAnsi" w:hAnsiTheme="majorHAnsi" w:cstheme="majorHAnsi"/>
+          <w:sz w:val="24"/>
+          <w:szCs w:val="24"/>
+          <w:lang w:val="en-NZ"/>
+        </w:rPr>
+        <w:t>The fictional client firm would be represented by several experts, most of them part of the faculty but not directly part of the teaching staff, but that where available to answer questions about their requirements and also about the work expected from each of the four roles present in the course.</w:t>
+      </w:r>
+      <w:r>
+        <w:rPr>
+          <w:rFonts w:asciiTheme="majorHAnsi" w:hAnsiTheme="majorHAnsi" w:cstheme="majorHAnsi"/>
+          <w:sz w:val="24"/>
+          <w:szCs w:val="24"/>
+          <w:lang w:val="en-NZ"/>
+        </w:rPr>
+        <w:t xml:space="preserve"> Additionally, each group would act as a task team in charge of the design and surveillance of the development of the project. </w:t>
+      </w:r>
+      <w:r>
+        <w:rPr>
+          <w:rFonts w:asciiTheme="majorHAnsi" w:hAnsiTheme="majorHAnsi" w:cstheme="majorHAnsi"/>
+          <w:sz w:val="24"/>
+          <w:szCs w:val="24"/>
+          <w:lang w:val="en-NZ"/>
+        </w:rPr>
+        <w:t>ENBU 79X/89X</w:t>
+      </w:r>
+      <w:r>
+        <w:rPr>
+          <w:rFonts w:asciiTheme="majorHAnsi" w:hAnsiTheme="majorHAnsi" w:cstheme="majorHAnsi"/>
+          <w:sz w:val="24"/>
+          <w:szCs w:val="24"/>
+          <w:lang w:val="en-NZ"/>
+        </w:rPr>
+        <w:t xml:space="preserve"> acts as the capstone for four different programs, and each group had at least one representative of each role: Architectural Engineer, Construction Engineer, Construction Manager and Quantity Surveyor. The group was expected to coordinate efforts to create a coherent proposal for the development project, while fulfilling specific tasks and deliveries specific for each role. Finally, the group as a whole had to create weekly and milestone reports to the client, creating a summary document meant to explain the current state of the project in a way that tackles the different profiles that the fictional client firm was representing</w:t>
+      </w:r>
+      <w:r>
+        <w:rPr>
+          <w:rFonts w:asciiTheme="majorHAnsi" w:hAnsiTheme="majorHAnsi" w:cstheme="majorHAnsi"/>
+          <w:sz w:val="24"/>
+          <w:szCs w:val="24"/>
+          <w:lang w:val="en-NZ"/>
+        </w:rPr>
+        <w:t>.</w:t>
+      </w:r>
+    </w:p>
+    <w:p>
+      <w:pPr>
+        <w:rPr>
+          <w:rFonts w:asciiTheme="majorHAnsi" w:hAnsiTheme="majorHAnsi" w:cstheme="majorHAnsi"/>
+          <w:sz w:val="24"/>
+          <w:szCs w:val="24"/>
+          <w:lang w:val="en-NZ"/>
+        </w:rPr>
+      </w:pPr>
+      <w:r>
+        <w:rPr>
+          <w:rFonts w:asciiTheme="majorHAnsi" w:hAnsiTheme="majorHAnsi" w:cstheme="majorHAnsi"/>
+          <w:sz w:val="24"/>
+          <w:szCs w:val="24"/>
+          <w:lang w:val="en-NZ"/>
+        </w:rPr>
+        <w:t>As can be noted, the course relies entirely on the project approach to provide the teaching material to fulfil the learning outcomes. There is no technical content in the course for any of the roles, relying more on giving the students quick access to material of previous courses and curated information on the web, all through the LMS. A second support tool for the technical content is the client itself, which can be approached with questions about the requirements asked for each role for feedback about the work done or how to approach the deliveries (breaking the immersion factor a little, which will be a point of analysis later).</w:t>
+      </w:r>
+    </w:p>
+    <w:p>
+      <w:pPr>
+        <w:rPr>
+          <w:rFonts w:asciiTheme="majorHAnsi" w:hAnsiTheme="majorHAnsi" w:cstheme="majorHAnsi"/>
+          <w:sz w:val="24"/>
+          <w:szCs w:val="24"/>
+          <w:lang w:val="en-NZ"/>
+        </w:rPr>
+      </w:pPr>
+      <w:r>
+        <w:rPr>
+          <w:rFonts w:asciiTheme="majorHAnsi" w:hAnsiTheme="majorHAnsi" w:cstheme="majorHAnsi"/>
+          <w:sz w:val="24"/>
+          <w:szCs w:val="24"/>
+          <w:lang w:val="en-NZ"/>
+        </w:rPr>
+        <w:t>The main tool used by the course to give help material to the students is the weekly workshops. These take two possible forms, either workshops guided by the teaching staff, often talking about due deliverables or clarifying aspects of the project, or workshop guided by external professionals tackling subjects like conflict management, team management techniques, and professional information about the different tasks found in the project.</w:t>
+      </w:r>
+    </w:p>
+    <w:p>
+      <w:pPr>
+        <w:rPr>
+          <w:rFonts w:asciiTheme="majorHAnsi" w:hAnsiTheme="majorHAnsi" w:cstheme="majorHAnsi"/>
+          <w:sz w:val="24"/>
+          <w:szCs w:val="24"/>
+          <w:lang w:val="en-NZ"/>
+        </w:rPr>
+      </w:pPr>
+      <w:r>
+        <w:rPr>
+          <w:rFonts w:asciiTheme="majorHAnsi" w:hAnsiTheme="majorHAnsi" w:cstheme="majorHAnsi"/>
+          <w:sz w:val="24"/>
+          <w:szCs w:val="24"/>
+          <w:lang w:val="en-NZ"/>
+        </w:rPr>
+        <w:t>The final methodological implementation of the course is the open work sessions, which represent the majority of the time spend by the students in the course. As the name suggest, they are open in nature, allowing the students to use the time in the classroom (about two sessions of 1 hour per week, depending on the length of other activities) to meet with their group or with other students to organize their work and progress towards the competition of the different deliverables. These sessions also allowed the students to have direct access to the teaching staff and a somewhat reliable access to their peers, specially to the students fulfilling the role of Architectural Engineers, that had to be shared among several groups.</w:t>
+      </w:r>
+    </w:p>
+    <w:p>
+      <w:pPr>
+        <w:rPr>
+          <w:rFonts w:asciiTheme="majorHAnsi" w:hAnsiTheme="majorHAnsi" w:cstheme="majorHAnsi"/>
+          <w:sz w:val="24"/>
+          <w:szCs w:val="24"/>
+          <w:lang w:val="en-NZ"/>
+        </w:rPr>
+      </w:pPr>
+      <w:r>
+        <w:rPr>
+          <w:rFonts w:asciiTheme="majorHAnsi" w:hAnsiTheme="majorHAnsi" w:cstheme="majorHAnsi"/>
+          <w:sz w:val="24"/>
+          <w:szCs w:val="24"/>
+          <w:lang w:val="en-NZ"/>
+        </w:rPr>
+        <w:lastRenderedPageBreak/>
+        <w:t>Assessment of the course is completely individual. Deliverables and the whole solution proposal to the project are build as a group, but each student presents at the end his own oral presentation and final client report to be marked. The main assessment tools are the oral presentations and the final client report. The presentations consist on short 5-minute presentations about the overall proposal of the group for the project, the current state of development and the personal contributions of the students n the construction of that proposal. There were two oral presentations along the course, one focused on the architectural design and the other on the final proposal.</w:t>
+      </w:r>
+    </w:p>
+    <w:p>
+      <w:pPr>
+        <w:rPr>
+          <w:rFonts w:asciiTheme="majorHAnsi" w:hAnsiTheme="majorHAnsi" w:cstheme="majorHAnsi"/>
+          <w:sz w:val="24"/>
+          <w:szCs w:val="24"/>
+          <w:lang w:val="en-NZ"/>
+        </w:rPr>
+      </w:pPr>
+      <w:r>
+        <w:rPr>
+          <w:rFonts w:asciiTheme="majorHAnsi" w:hAnsiTheme="majorHAnsi" w:cstheme="majorHAnsi"/>
+          <w:sz w:val="24"/>
+          <w:szCs w:val="24"/>
+          <w:lang w:val="en-NZ"/>
+        </w:rPr>
+        <w:t xml:space="preserve">The client reports consistent of weekly formative assessment of the </w:t>
+      </w:r>
+      <w:r>
+        <w:rPr>
+          <w:rFonts w:asciiTheme="majorHAnsi" w:hAnsiTheme="majorHAnsi" w:cstheme="majorHAnsi"/>
+          <w:sz w:val="24"/>
+          <w:szCs w:val="24"/>
+          <w:lang w:val="en-NZ"/>
+        </w:rPr>
+        <w:t>group’s</w:t>
+      </w:r>
+      <w:r>
+        <w:rPr>
+          <w:rFonts w:asciiTheme="majorHAnsi" w:hAnsiTheme="majorHAnsi" w:cstheme="majorHAnsi"/>
+          <w:sz w:val="24"/>
+          <w:szCs w:val="24"/>
+          <w:lang w:val="en-NZ"/>
+        </w:rPr>
+        <w:t xml:space="preserve"> pro</w:t>
+      </w:r>
+      <w:r>
+        <w:rPr>
+          <w:rFonts w:asciiTheme="majorHAnsi" w:hAnsiTheme="majorHAnsi" w:cstheme="majorHAnsi"/>
+          <w:sz w:val="24"/>
+          <w:szCs w:val="24"/>
+          <w:lang w:val="en-NZ"/>
+        </w:rPr>
+        <w:t>gress</w:t>
+      </w:r>
+      <w:r>
+        <w:rPr>
+          <w:rFonts w:asciiTheme="majorHAnsi" w:hAnsiTheme="majorHAnsi" w:cstheme="majorHAnsi"/>
+          <w:sz w:val="24"/>
+          <w:szCs w:val="24"/>
+          <w:lang w:val="en-NZ"/>
+        </w:rPr>
+        <w:t xml:space="preserve"> and two final reports and the end of each semester. The </w:t>
+      </w:r>
+      <w:r>
+        <w:rPr>
+          <w:rFonts w:asciiTheme="majorHAnsi" w:hAnsiTheme="majorHAnsi" w:cstheme="majorHAnsi"/>
+          <w:sz w:val="24"/>
+          <w:szCs w:val="24"/>
+          <w:lang w:val="en-NZ"/>
+        </w:rPr>
+        <w:t>bi-</w:t>
+      </w:r>
+      <w:r>
+        <w:rPr>
+          <w:rFonts w:asciiTheme="majorHAnsi" w:hAnsiTheme="majorHAnsi" w:cstheme="majorHAnsi"/>
+          <w:sz w:val="24"/>
+          <w:szCs w:val="24"/>
+          <w:lang w:val="en-NZ"/>
+        </w:rPr>
+        <w:t>weekly report where not marked but w</w:t>
+      </w:r>
+      <w:r>
+        <w:rPr>
+          <w:rFonts w:asciiTheme="majorHAnsi" w:hAnsiTheme="majorHAnsi" w:cstheme="majorHAnsi"/>
+          <w:sz w:val="24"/>
+          <w:szCs w:val="24"/>
+          <w:lang w:val="en-NZ"/>
+        </w:rPr>
+        <w:t>ere analysed weekly, and a brief workshop was held bi-weekly to tackle common issues found in the reports. It was also a useful tool to identify the overall progress of al the groups and take decisions of how to manage due dates and marking expectations.</w:t>
+      </w:r>
+      <w:r>
+        <w:rPr>
+          <w:rFonts w:asciiTheme="majorHAnsi" w:hAnsiTheme="majorHAnsi" w:cstheme="majorHAnsi"/>
+          <w:sz w:val="24"/>
+          <w:szCs w:val="24"/>
+          <w:lang w:val="en-NZ"/>
+        </w:rPr>
+        <w:t xml:space="preserve"> The final report was marked, and consisted on a quick summary of the personal contributions of each student in the project, as well as a reflection of the work done by the group, the problems found and the steps taken to solve them.</w:t>
+      </w:r>
+    </w:p>
+    <w:p>
+      <w:pPr>
+        <w:rPr>
+          <w:rFonts w:asciiTheme="majorHAnsi" w:hAnsiTheme="majorHAnsi" w:cstheme="majorHAnsi"/>
+          <w:sz w:val="24"/>
+          <w:szCs w:val="24"/>
+          <w:lang w:val="en-NZ"/>
+        </w:rPr>
+      </w:pPr>
+      <w:r>
+        <w:rPr>
+          <w:rFonts w:asciiTheme="majorHAnsi" w:hAnsiTheme="majorHAnsi" w:cstheme="majorHAnsi"/>
+          <w:sz w:val="24"/>
+          <w:szCs w:val="24"/>
+          <w:lang w:val="en-NZ"/>
+        </w:rPr>
+        <w:t>As for the content of the project itself</w:t>
+      </w:r>
+      <w:r>
+        <w:rPr>
+          <w:rFonts w:asciiTheme="majorHAnsi" w:hAnsiTheme="majorHAnsi" w:cstheme="majorHAnsi"/>
+          <w:sz w:val="24"/>
+          <w:szCs w:val="24"/>
+          <w:lang w:val="en-NZ"/>
+        </w:rPr>
+        <w:t>, it was meant to cover activities for each of the roles of the course. The specifics of the work done are not that necessary for the analysis of this case study, but overall, the students had to propose a solution for:</w:t>
+      </w:r>
+    </w:p>
+    <w:p>
+      <w:pPr>
+        <w:pStyle w:val="ListParagraph"/>
+        <w:numPr>
+          <w:ilvl w:val="0"/>
+          <w:numId w:val="8"/>
+        </w:numPr>
+        <w:rPr>
+          <w:rFonts w:asciiTheme="majorHAnsi" w:hAnsiTheme="majorHAnsi" w:cstheme="majorHAnsi"/>
+          <w:sz w:val="24"/>
+          <w:szCs w:val="24"/>
+          <w:lang w:val="en-NZ"/>
+        </w:rPr>
+      </w:pPr>
+      <w:r>
+        <w:rPr>
+          <w:rFonts w:asciiTheme="majorHAnsi" w:hAnsiTheme="majorHAnsi" w:cstheme="majorHAnsi"/>
+          <w:sz w:val="24"/>
+          <w:szCs w:val="24"/>
+          <w:lang w:val="en-NZ"/>
+        </w:rPr>
+        <w:t>An architectural design for a building complex that takes into account the geotechnical data of the construction site, the functional necessities of the project and the complications and peculiarities found in the selected site.</w:t>
+      </w:r>
+    </w:p>
+    <w:p>
+      <w:pPr>
+        <w:pStyle w:val="ListParagraph"/>
+        <w:numPr>
+          <w:ilvl w:val="0"/>
+          <w:numId w:val="8"/>
+        </w:numPr>
+        <w:rPr>
+          <w:rFonts w:asciiTheme="majorHAnsi" w:hAnsiTheme="majorHAnsi" w:cstheme="majorHAnsi"/>
+          <w:sz w:val="24"/>
+          <w:szCs w:val="24"/>
+          <w:lang w:val="en-NZ"/>
+        </w:rPr>
+      </w:pPr>
+      <w:r>
+        <w:rPr>
+          <w:rFonts w:asciiTheme="majorHAnsi" w:hAnsiTheme="majorHAnsi" w:cstheme="majorHAnsi"/>
+          <w:sz w:val="24"/>
+          <w:szCs w:val="24"/>
+          <w:lang w:val="en-NZ"/>
+        </w:rPr>
+        <w:t>A construction plan that considers building materials, functional necessities and local regulations.</w:t>
+      </w:r>
+    </w:p>
+    <w:p>
+      <w:pPr>
+        <w:pStyle w:val="ListParagraph"/>
+        <w:numPr>
+          <w:ilvl w:val="0"/>
+          <w:numId w:val="8"/>
+        </w:numPr>
+        <w:rPr>
+          <w:rFonts w:asciiTheme="majorHAnsi" w:hAnsiTheme="majorHAnsi" w:cstheme="majorHAnsi"/>
+          <w:sz w:val="24"/>
+          <w:szCs w:val="24"/>
+          <w:lang w:val="en-NZ"/>
+        </w:rPr>
+      </w:pPr>
+      <w:r>
+        <w:rPr>
+          <w:rFonts w:asciiTheme="majorHAnsi" w:hAnsiTheme="majorHAnsi" w:cstheme="majorHAnsi"/>
+          <w:sz w:val="24"/>
+          <w:szCs w:val="24"/>
+          <w:lang w:val="en-NZ"/>
+        </w:rPr>
+        <w:t>A detailed schedule for the management of the construction, considering aspects like budget, necessary contractors, needed studies and the impact on the local community.</w:t>
+      </w:r>
+    </w:p>
+    <w:p>
+      <w:pPr>
+        <w:pStyle w:val="ListParagraph"/>
+        <w:numPr>
+          <w:ilvl w:val="0"/>
+          <w:numId w:val="8"/>
+        </w:numPr>
+        <w:rPr>
+          <w:rFonts w:asciiTheme="majorHAnsi" w:hAnsiTheme="majorHAnsi" w:cstheme="majorHAnsi"/>
+          <w:sz w:val="24"/>
+          <w:szCs w:val="24"/>
+          <w:lang w:val="en-NZ"/>
+        </w:rPr>
+      </w:pPr>
+      <w:r>
+        <w:rPr>
+          <w:rFonts w:asciiTheme="majorHAnsi" w:hAnsiTheme="majorHAnsi" w:cstheme="majorHAnsi"/>
+          <w:sz w:val="24"/>
+          <w:szCs w:val="24"/>
+          <w:lang w:val="en-NZ"/>
+        </w:rPr>
+        <w:t>A detailed consideration of the local construction requirements, the legal implications of the design and the consideration needed in aspect like the economic and ecological impacts of the proposal, as well as the consideration needed related to the Waitangi treaty.</w:t>
+      </w:r>
+    </w:p>
+    <w:p>
+      <w:pPr>
+        <w:rPr>
+          <w:rFonts w:asciiTheme="majorHAnsi" w:hAnsiTheme="majorHAnsi" w:cstheme="majorHAnsi"/>
+          <w:sz w:val="24"/>
+          <w:szCs w:val="24"/>
+          <w:lang w:val="en-NZ"/>
+        </w:rPr>
+      </w:pPr>
+      <w:r>
+        <w:rPr>
+          <w:rFonts w:asciiTheme="majorHAnsi" w:hAnsiTheme="majorHAnsi" w:cstheme="majorHAnsi"/>
+          <w:sz w:val="24"/>
+          <w:szCs w:val="24"/>
+          <w:lang w:val="en-NZ"/>
+        </w:rPr>
+        <w:t xml:space="preserve">It is important to remark that all of these objectives are evaluated in two fronts, first, the work done by the group, how information flowed across the different roles and how </w:t>
+      </w:r>
+      <w:r>
+        <w:rPr>
+          <w:rFonts w:asciiTheme="majorHAnsi" w:hAnsiTheme="majorHAnsi" w:cstheme="majorHAnsi"/>
+          <w:sz w:val="24"/>
+          <w:szCs w:val="24"/>
+          <w:lang w:val="en-NZ"/>
+        </w:rPr>
+        <w:t xml:space="preserve">work was coordinate to create a coherent proposal. This aspect was mostly assessed through the oral presentation, while </w:t>
+      </w:r>
+      <w:r>
+        <w:rPr>
+          <w:rFonts w:asciiTheme="majorHAnsi" w:hAnsiTheme="majorHAnsi" w:cstheme="majorHAnsi"/>
+          <w:sz w:val="24"/>
+          <w:szCs w:val="24"/>
+          <w:lang w:val="en-NZ"/>
+        </w:rPr>
+        <w:t>t</w:t>
+      </w:r>
+      <w:r>
+        <w:rPr>
+          <w:rFonts w:asciiTheme="majorHAnsi" w:hAnsiTheme="majorHAnsi" w:cstheme="majorHAnsi"/>
+          <w:sz w:val="24"/>
+          <w:szCs w:val="24"/>
+          <w:lang w:val="en-NZ"/>
+        </w:rPr>
+        <w:t>he individual contribution and performance</w:t>
+      </w:r>
+      <w:r>
+        <w:rPr>
+          <w:rFonts w:asciiTheme="majorHAnsi" w:hAnsiTheme="majorHAnsi" w:cstheme="majorHAnsi"/>
+          <w:sz w:val="24"/>
+          <w:szCs w:val="24"/>
+          <w:lang w:val="en-NZ"/>
+        </w:rPr>
+        <w:t>, marked mostly by the accuracy and quality of the tasks completed,</w:t>
+      </w:r>
+      <w:r>
+        <w:rPr>
+          <w:rFonts w:asciiTheme="majorHAnsi" w:hAnsiTheme="majorHAnsi" w:cstheme="majorHAnsi"/>
+          <w:sz w:val="24"/>
+          <w:szCs w:val="24"/>
+          <w:lang w:val="en-NZ"/>
+        </w:rPr>
+        <w:t xml:space="preserve"> was </w:t>
+      </w:r>
+      <w:r>
+        <w:rPr>
+          <w:rFonts w:asciiTheme="majorHAnsi" w:hAnsiTheme="majorHAnsi" w:cstheme="majorHAnsi"/>
+          <w:sz w:val="24"/>
+          <w:szCs w:val="24"/>
+          <w:lang w:val="en-NZ"/>
+        </w:rPr>
+        <w:t>evaluated</w:t>
+      </w:r>
+      <w:r>
+        <w:rPr>
+          <w:rFonts w:asciiTheme="majorHAnsi" w:hAnsiTheme="majorHAnsi" w:cstheme="majorHAnsi"/>
+          <w:sz w:val="24"/>
+          <w:szCs w:val="24"/>
+          <w:lang w:val="en-NZ"/>
+        </w:rPr>
+        <w:t xml:space="preserve"> </w:t>
+      </w:r>
+      <w:r>
+        <w:rPr>
+          <w:rFonts w:asciiTheme="majorHAnsi" w:hAnsiTheme="majorHAnsi" w:cstheme="majorHAnsi"/>
+          <w:sz w:val="24"/>
+          <w:szCs w:val="24"/>
+          <w:lang w:val="en-NZ"/>
+        </w:rPr>
+        <w:t xml:space="preserve">through </w:t>
+      </w:r>
+      <w:r>
+        <w:rPr>
+          <w:rFonts w:asciiTheme="majorHAnsi" w:hAnsiTheme="majorHAnsi" w:cstheme="majorHAnsi"/>
+          <w:sz w:val="24"/>
+          <w:szCs w:val="24"/>
+          <w:lang w:val="en-NZ"/>
+        </w:rPr>
+        <w:t>the individual final client report.</w:t>
+      </w:r>
+    </w:p>
+    <w:p>
+      <w:pPr>
+        <w:rPr>
+          <w:rFonts w:asciiTheme="majorHAnsi" w:hAnsiTheme="majorHAnsi" w:cstheme="majorHAnsi"/>
+          <w:sz w:val="24"/>
+          <w:szCs w:val="24"/>
+          <w:lang w:val="en-NZ"/>
+        </w:rPr>
+      </w:pPr>
+      <w:r>
+        <w:rPr>
+          <w:rFonts w:asciiTheme="majorHAnsi" w:hAnsiTheme="majorHAnsi" w:cstheme="majorHAnsi"/>
+          <w:sz w:val="24"/>
+          <w:szCs w:val="24"/>
+          <w:lang w:val="en-NZ"/>
+        </w:rPr>
+        <w:lastRenderedPageBreak/>
+        <w:t xml:space="preserve">This summarizes the main elements of the learning design proposed for </w:t>
+      </w:r>
+      <w:r>
+        <w:rPr>
+          <w:rFonts w:asciiTheme="majorHAnsi" w:hAnsiTheme="majorHAnsi" w:cstheme="majorHAnsi"/>
+          <w:sz w:val="24"/>
+          <w:szCs w:val="24"/>
+          <w:lang w:val="en-NZ"/>
+        </w:rPr>
+        <w:t>ENBU 79X/89X Industry Project</w:t>
+      </w:r>
+      <w:r>
+        <w:rPr>
+          <w:rFonts w:asciiTheme="majorHAnsi" w:hAnsiTheme="majorHAnsi" w:cstheme="majorHAnsi"/>
+          <w:sz w:val="24"/>
+          <w:szCs w:val="24"/>
+          <w:lang w:val="en-NZ"/>
+        </w:rPr>
+        <w:t xml:space="preserve"> and the methodologies used to implement that design. Some other aspect of the development of the course were present, like the role of the teaching assistances during the open work sessions and the organization between track A and track B students that will be explained in more detail during the development of the case study. For now, there is enough information here to stablish how WorkshopAR was integrated into de learning design of the course and how the goals of the software tool were implemented and coordinated with the activities of the course.</w:t>
+      </w:r>
+    </w:p>
+    <w:p>
+      <w:pPr>
+        <w:pStyle w:val="Heading1"/>
         <w:rPr>
           <w:rFonts w:asciiTheme="majorHAnsi" w:hAnsiTheme="majorHAnsi" w:cstheme="majorHAnsi"/>
           <w:sz w:val="24"/>
@@ -371,7 +1237,14 @@
     </w:p>
     <w:p>
       <w:pPr>
-        <w:pStyle w:val="Ttulo1"/>
+        <w:rPr>
+          <w:lang w:val="en-NZ"/>
+        </w:rPr>
+      </w:pPr>
+    </w:p>
+    <w:p>
+      <w:pPr>
+        <w:pStyle w:val="Heading1"/>
         <w:rPr>
           <w:rFonts w:asciiTheme="majorHAnsi" w:hAnsiTheme="majorHAnsi" w:cstheme="majorHAnsi"/>
           <w:sz w:val="24"/>
@@ -417,12 +1290,24 @@
         <w:rPr>
           <w:lang w:val="en-NZ"/>
         </w:rPr>
-        <w:t>The information gathering process for the development of the case study was conducted in three distinct stages with different set of objectives in mind. All three stages were meant to collect descriptive data about the development of the course,, either to create a better picture of the context in which the course was happening, to gather descriptive data about the progress of the project or to ask for more granular opinions from the students and the teaching staff, all these with the goal in mind of creating a rich recount of the course.</w:t>
-      </w:r>
-    </w:p>
-    <w:p>
-      <w:pPr>
-        <w:pStyle w:val="Ttulo2"/>
+        <w:t xml:space="preserve">The information gathering process for the development of the case study was conducted in three distinct stages with different set of objectives in mind. All three stages were meant to collect descriptive data about the development of the </w:t>
+      </w:r>
+      <w:r>
+        <w:rPr>
+          <w:lang w:val="en-NZ"/>
+        </w:rPr>
+        <w:t>course,</w:t>
+      </w:r>
+      <w:r>
+        <w:rPr>
+          <w:lang w:val="en-NZ"/>
+        </w:rPr>
+        <w:t xml:space="preserve"> either to create a better picture of the context in which the course was happening, to gather descriptive data about the progress of the project or to ask for more granular opinions from the students and the teaching staff, all these with the goal in mind of creating a rich recount of the course.</w:t>
+      </w:r>
+    </w:p>
+    <w:p>
+      <w:pPr>
+        <w:pStyle w:val="Heading2"/>
         <w:rPr>
           <w:rFonts w:asciiTheme="majorHAnsi" w:hAnsiTheme="majorHAnsi" w:cstheme="majorHAnsi"/>
           <w:sz w:val="24"/>
@@ -489,20 +1374,20 @@
         <w:rPr>
           <w:lang w:val="en-NZ"/>
         </w:rPr>
+        <w:t>It was also possible to analyse the weekly report of the students to identify the development process followed by most groups as reported by the students, the general progress of the project and the most common issues reported, allowing for comparisons against what was being directly observed during the work sessions.</w:t>
+      </w:r>
+    </w:p>
+    <w:p>
+      <w:pPr>
+        <w:rPr>
+          <w:lang w:val="en-NZ"/>
+        </w:rPr>
+      </w:pPr>
+      <w:r>
+        <w:rPr>
+          <w:lang w:val="en-NZ"/>
+        </w:rPr>
         <w:lastRenderedPageBreak/>
-        <w:t>It was also possible to analyse the weekly report of the students to identify the development process followed by most groups as reported by the students, the general progress of the project and the most common issues reported, allowing for comparisons against what was being directly observed during the work sessions.</w:t>
-      </w:r>
-    </w:p>
-    <w:p>
-      <w:pPr>
-        <w:rPr>
-          <w:lang w:val="en-NZ"/>
-        </w:rPr>
-      </w:pPr>
-      <w:r>
-        <w:rPr>
-          <w:lang w:val="en-NZ"/>
-        </w:rPr>
         <w:t xml:space="preserve">Finally, the LMS portal also offered a discussion forum for the students meant to be the main communication medium between the students and the teaching staff outside the main “simulacrum” of the flow of information with the client. Activity here was almost non-existent </w:t>
       </w:r>
       <w:r>
@@ -520,7 +1405,7 @@
     </w:p>
     <w:p>
       <w:pPr>
-        <w:pStyle w:val="Ttulo2"/>
+        <w:pStyle w:val="Heading2"/>
         <w:rPr>
           <w:rFonts w:asciiTheme="majorHAnsi" w:hAnsiTheme="majorHAnsi" w:cstheme="majorHAnsi"/>
           <w:sz w:val="24"/>
@@ -624,7 +1509,7 @@
     </w:p>
     <w:p>
       <w:pPr>
-        <w:pStyle w:val="Prrafodelista"/>
+        <w:pStyle w:val="ListParagraph"/>
         <w:numPr>
           <w:ilvl w:val="0"/>
           <w:numId w:val="1"/>
@@ -642,7 +1527,7 @@
     </w:p>
     <w:p>
       <w:pPr>
-        <w:pStyle w:val="Prrafodelista"/>
+        <w:pStyle w:val="ListParagraph"/>
         <w:numPr>
           <w:ilvl w:val="0"/>
           <w:numId w:val="1"/>
@@ -655,54 +1540,417 @@
         <w:rPr>
           <w:lang w:val="en-NZ"/>
         </w:rPr>
+        <w:t>Feedback given to the students about an activity or a material produced for the project.</w:t>
+      </w:r>
+    </w:p>
+    <w:p>
+      <w:pPr>
+        <w:rPr>
+          <w:lang w:val="en-NZ"/>
+        </w:rPr>
+      </w:pPr>
+      <w:r>
+        <w:rPr>
+          <w:lang w:val="en-NZ"/>
+        </w:rPr>
+        <w:t xml:space="preserve">These guidelines stablished that the main focus for the teaching staff during the observations was to identify and characterize the relationship created with the students. It was also used to identify how collaboration was being taught and enforced, and if there were </w:t>
+      </w:r>
+      <w:r>
+        <w:rPr>
+          <w:lang w:val="en-NZ"/>
+        </w:rPr>
         <w:lastRenderedPageBreak/>
-        <w:t>Feedback given to the students about an activity or a material produced for the project.</w:t>
-      </w:r>
-    </w:p>
-    <w:p>
-      <w:pPr>
-        <w:pStyle w:val="Ttulo2"/>
-        <w:rPr>
-          <w:rFonts w:asciiTheme="majorHAnsi" w:hAnsiTheme="majorHAnsi" w:cstheme="majorHAnsi"/>
-          <w:sz w:val="24"/>
-          <w:szCs w:val="24"/>
-          <w:lang w:val="en-NZ"/>
-        </w:rPr>
-      </w:pPr>
-      <w:r>
-        <w:rPr>
-          <w:rFonts w:asciiTheme="majorHAnsi" w:hAnsiTheme="majorHAnsi" w:cstheme="majorHAnsi"/>
-          <w:sz w:val="24"/>
-          <w:szCs w:val="24"/>
+        <w:t>any mediums in place to deal with or guide groups having issues with aspects of the team management requirements of the project.</w:t>
+      </w:r>
+    </w:p>
+    <w:p>
+      <w:pPr>
+        <w:rPr>
+          <w:lang w:val="en-NZ"/>
+        </w:rPr>
+      </w:pPr>
+      <w:r>
+        <w:rPr>
+          <w:lang w:val="en-NZ"/>
+        </w:rPr>
+        <w:t xml:space="preserve">The second type of observations was of the general groupwork performed by the students. These work sessions often involved more than one group at a time and the main focus was on gathering information with minimal intervention, sometimes asking quick questions to clarify as </w:t>
+      </w:r>
+      <w:r>
+        <w:rPr>
+          <w:lang w:val="en-NZ"/>
+        </w:rPr>
+        <w:t>situation or get a better idea of the context.</w:t>
+      </w:r>
+    </w:p>
+    <w:p>
+      <w:pPr>
+        <w:rPr>
+          <w:lang w:val="en-NZ"/>
+        </w:rPr>
+      </w:pPr>
+      <w:r>
+        <w:rPr>
+          <w:lang w:val="en-NZ"/>
+        </w:rPr>
+        <w:t>These observations helped to understand the general dynamics of the groups, and the activities being completed for the project. They also constituted the “baseline” observations for those activities that were not using the AR tool, and became the main point of comparison with the other observations.</w:t>
+      </w:r>
+    </w:p>
+    <w:p>
+      <w:pPr>
+        <w:rPr>
+          <w:lang w:val="en-NZ"/>
+        </w:rPr>
+      </w:pPr>
+      <w:r>
+        <w:rPr>
+          <w:lang w:val="en-NZ"/>
+        </w:rPr>
+        <w:t>Initial categorization here was more varied. In one hand there was a group of themes searching for the collaborative strategies being used by students:</w:t>
+      </w:r>
+    </w:p>
+    <w:p>
+      <w:pPr>
+        <w:pStyle w:val="ListParagraph"/>
+        <w:numPr>
+          <w:ilvl w:val="0"/>
+          <w:numId w:val="2"/>
+        </w:numPr>
+        <w:rPr>
+          <w:lang w:val="en-NZ"/>
+        </w:rPr>
+      </w:pPr>
+      <w:r>
+        <w:rPr>
+          <w:lang w:val="en-NZ"/>
+        </w:rPr>
+        <w:t>Activities and resources to organize and manage the team.</w:t>
+      </w:r>
+    </w:p>
+    <w:p>
+      <w:pPr>
+        <w:pStyle w:val="ListParagraph"/>
+        <w:numPr>
+          <w:ilvl w:val="0"/>
+          <w:numId w:val="2"/>
+        </w:numPr>
+        <w:rPr>
+          <w:lang w:val="en-NZ"/>
+        </w:rPr>
+      </w:pPr>
+      <w:r>
+        <w:rPr>
+          <w:lang w:val="en-NZ"/>
+        </w:rPr>
+        <w:t>Recurrent roles (beside the project’s roles) and relationships being created among the students.</w:t>
+      </w:r>
+    </w:p>
+    <w:p>
+      <w:pPr>
+        <w:pStyle w:val="ListParagraph"/>
+        <w:numPr>
+          <w:ilvl w:val="0"/>
+          <w:numId w:val="2"/>
+        </w:numPr>
+        <w:rPr>
+          <w:lang w:val="en-NZ"/>
+        </w:rPr>
+      </w:pPr>
+      <w:r>
+        <w:rPr>
+          <w:lang w:val="en-NZ"/>
+        </w:rPr>
+        <w:t>Mechanisms to take decisions and resolve conflicts.</w:t>
+      </w:r>
+    </w:p>
+    <w:p>
+      <w:pPr>
+        <w:rPr>
+          <w:lang w:val="en-NZ"/>
+        </w:rPr>
+      </w:pPr>
+      <w:r>
+        <w:rPr>
+          <w:lang w:val="en-NZ"/>
+        </w:rPr>
+        <w:t>A second focus for the general observations was the use of technology and trying to identify tendencies about what activities were mediated or delegated to some digital tool:</w:t>
+      </w:r>
+    </w:p>
+    <w:p>
+      <w:pPr>
+        <w:pStyle w:val="ListParagraph"/>
+        <w:numPr>
+          <w:ilvl w:val="0"/>
+          <w:numId w:val="3"/>
+        </w:numPr>
+        <w:rPr>
+          <w:lang w:val="en-NZ"/>
+        </w:rPr>
+      </w:pPr>
+      <w:r>
+        <w:rPr>
+          <w:lang w:val="en-NZ"/>
+        </w:rPr>
+        <w:t>Technologies used to produce content and fulfil learning objectives.</w:t>
+      </w:r>
+    </w:p>
+    <w:p>
+      <w:pPr>
+        <w:pStyle w:val="ListParagraph"/>
+        <w:numPr>
+          <w:ilvl w:val="0"/>
+          <w:numId w:val="3"/>
+        </w:numPr>
+        <w:rPr>
+          <w:lang w:val="en-NZ"/>
+        </w:rPr>
+      </w:pPr>
+      <w:r>
+        <w:rPr>
+          <w:lang w:val="en-NZ"/>
+        </w:rPr>
+        <w:t>Technologies used to access and consume content to create and/or transmit knowledge.</w:t>
+      </w:r>
+    </w:p>
+    <w:p>
+      <w:pPr>
+        <w:pStyle w:val="ListParagraph"/>
+        <w:numPr>
+          <w:ilvl w:val="0"/>
+          <w:numId w:val="3"/>
+        </w:numPr>
+        <w:rPr>
+          <w:lang w:val="en-NZ"/>
+        </w:rPr>
+      </w:pPr>
+      <w:r>
+        <w:rPr>
+          <w:lang w:val="en-NZ"/>
+        </w:rPr>
+        <w:t>Technologies used to mediate or facilitate communication and social relations.</w:t>
+      </w:r>
+    </w:p>
+    <w:p>
+      <w:pPr>
+        <w:rPr>
+          <w:lang w:val="en-NZ"/>
+        </w:rPr>
+      </w:pPr>
+      <w:r>
+        <w:rPr>
+          <w:lang w:val="en-NZ"/>
+        </w:rPr>
+        <w:t>The third and final type of observations were of the instances in which WorkshopAR was used in the activities of a group and if it was changing in some way previously observed behaviour or promoting new ones:</w:t>
+      </w:r>
+    </w:p>
+    <w:p>
+      <w:pPr>
+        <w:pStyle w:val="ListParagraph"/>
+        <w:numPr>
+          <w:ilvl w:val="0"/>
+          <w:numId w:val="4"/>
+        </w:numPr>
+        <w:rPr>
+          <w:lang w:val="en-NZ"/>
+        </w:rPr>
+      </w:pPr>
+      <w:r>
+        <w:rPr>
+          <w:lang w:val="en-NZ"/>
+        </w:rPr>
+        <w:t>Instances in which a problem was solved using WorkshopAR.</w:t>
+      </w:r>
+    </w:p>
+    <w:p>
+      <w:pPr>
+        <w:pStyle w:val="ListParagraph"/>
+        <w:numPr>
+          <w:ilvl w:val="0"/>
+          <w:numId w:val="4"/>
+        </w:numPr>
+        <w:rPr>
+          <w:lang w:val="en-NZ"/>
+        </w:rPr>
+      </w:pPr>
+      <w:r>
+        <w:rPr>
+          <w:lang w:val="en-NZ"/>
+        </w:rPr>
+        <w:t>Instances in which a problem was created because of the use of WorkshopAR.</w:t>
+      </w:r>
+    </w:p>
+    <w:p>
+      <w:pPr>
+        <w:pStyle w:val="ListParagraph"/>
+        <w:numPr>
+          <w:ilvl w:val="0"/>
+          <w:numId w:val="4"/>
+        </w:numPr>
+        <w:rPr>
+          <w:lang w:val="en-NZ"/>
+        </w:rPr>
+      </w:pPr>
+      <w:r>
+        <w:rPr>
+          <w:lang w:val="en-NZ"/>
+        </w:rPr>
+        <w:t>Behaviours promoted by the use of WorkshopAR.</w:t>
+      </w:r>
+    </w:p>
+    <w:p>
+      <w:pPr>
+        <w:pStyle w:val="ListParagraph"/>
+        <w:numPr>
+          <w:ilvl w:val="0"/>
+          <w:numId w:val="4"/>
+        </w:numPr>
+        <w:rPr>
+          <w:lang w:val="en-NZ"/>
+        </w:rPr>
+      </w:pPr>
+      <w:r>
+        <w:rPr>
+          <w:lang w:val="en-NZ"/>
+        </w:rPr>
+        <w:t>Social activities taking place within the digital space of WorkshopAR.</w:t>
+      </w:r>
+    </w:p>
+    <w:p>
+      <w:pPr>
+        <w:rPr>
+          <w:lang w:val="en-NZ"/>
+        </w:rPr>
+      </w:pPr>
+      <w:r>
+        <w:rPr>
+          <w:lang w:val="en-NZ"/>
+        </w:rPr>
+        <w:t>These observations were more guided, prompted mostly by the researcher, asking the students to explore one or two features from the software, asking for feedback and identifying instances in which the tool was used or mentioned without prompt.</w:t>
+      </w:r>
+    </w:p>
+    <w:p>
+      <w:pPr>
+        <w:pStyle w:val="Heading2"/>
+        <w:rPr>
+          <w:rFonts w:asciiTheme="majorHAnsi" w:hAnsiTheme="majorHAnsi" w:cstheme="majorHAnsi"/>
+          <w:sz w:val="24"/>
+          <w:szCs w:val="24"/>
+          <w:lang w:val="en-NZ"/>
+        </w:rPr>
+      </w:pPr>
+      <w:r>
+        <w:rPr>
+          <w:rFonts w:asciiTheme="majorHAnsi" w:hAnsiTheme="majorHAnsi" w:cstheme="majorHAnsi"/>
+          <w:sz w:val="24"/>
+          <w:szCs w:val="24"/>
+          <w:lang w:val="en-NZ"/>
+        </w:rPr>
+        <w:t>6.3.3 Unstructured Interviews</w:t>
+      </w:r>
+    </w:p>
+    <w:p>
+      <w:pPr>
+        <w:rPr>
+          <w:lang w:val="en-NZ"/>
+        </w:rPr>
+      </w:pPr>
+      <w:r>
+        <w:rPr>
+          <w:lang w:val="en-NZ"/>
+        </w:rPr>
+        <w:t xml:space="preserve">The final dataset comes from unstructured interviews performed to a sample of the students and of the teaching staff. Both interviews focused on gathering information about how participants saw collaboration as part of the development of the course. How do the feel about their own collaboration skills and how the course was helping them to develop or improve those </w:t>
+      </w:r>
+      <w:proofErr w:type="gramStart"/>
+      <w:r>
+        <w:rPr>
+          <w:lang w:val="en-NZ"/>
+        </w:rPr>
+        <w:t>skills.</w:t>
+      </w:r>
+      <w:proofErr w:type="gramEnd"/>
+      <w:r>
+        <w:rPr>
+          <w:lang w:val="en-NZ"/>
+        </w:rPr>
+        <w:t xml:space="preserve"> Annex 2 of this document shows the script used for each interview.</w:t>
+      </w:r>
+    </w:p>
+    <w:p>
+      <w:pPr>
+        <w:rPr>
+          <w:lang w:val="en-NZ"/>
+        </w:rPr>
+      </w:pPr>
+      <w:r>
+        <w:rPr>
           <w:lang w:val="en-NZ"/>
         </w:rPr>
         <w:lastRenderedPageBreak/>
-        <w:t>6.3.3 Unstructured Interviews</w:t>
-      </w:r>
-    </w:p>
-    <w:p>
-      <w:pPr>
-        <w:pStyle w:val="Ttulo1"/>
-        <w:rPr>
-          <w:rFonts w:asciiTheme="majorHAnsi" w:hAnsiTheme="majorHAnsi" w:cstheme="majorHAnsi"/>
-          <w:sz w:val="24"/>
-          <w:szCs w:val="24"/>
-          <w:lang w:val="en-NZ"/>
-        </w:rPr>
-      </w:pPr>
-      <w:r>
-        <w:rPr>
-          <w:rFonts w:asciiTheme="majorHAnsi" w:hAnsiTheme="majorHAnsi" w:cstheme="majorHAnsi"/>
-          <w:sz w:val="24"/>
-          <w:szCs w:val="24"/>
-          <w:lang w:val="en-NZ"/>
-        </w:rPr>
+        <w:t>The interviews for the teaching staff were one-to-one conversations about what they perceived as effective collaboration and how did they evidence, if at all, those ideas in the work done by different groups in the course.</w:t>
+      </w:r>
+    </w:p>
+    <w:p>
+      <w:pPr>
+        <w:rPr>
+          <w:lang w:val="en-NZ"/>
+        </w:rPr>
+      </w:pPr>
+      <w:r>
+        <w:rPr>
+          <w:lang w:val="en-NZ"/>
+        </w:rPr>
+        <w:t>During these interviews it was also possible to gather information about the development of this cohort of the course, the challenges and complexities in managing the course and more personal opinions on the quality of the student’s work and what could be done to improve the course in general.</w:t>
+      </w:r>
+    </w:p>
+    <w:p>
+      <w:pPr>
+        <w:rPr>
+          <w:lang w:val="en-NZ"/>
+        </w:rPr>
+      </w:pPr>
+      <w:r>
+        <w:rPr>
+          <w:lang w:val="en-NZ"/>
+        </w:rPr>
+        <w:t>The interviews with students focused more on trying to reconstruct the team dynamics of those groups that was not possible to directly observe, asking questions about the different activities done to fulfil the requirements of the course, rules or decisions taken to manage the group and how effective did the students found those elements.</w:t>
+      </w:r>
+    </w:p>
+    <w:p>
+      <w:pPr>
+        <w:rPr>
+          <w:lang w:val="en-NZ"/>
+        </w:rPr>
+      </w:pPr>
+      <w:r>
+        <w:rPr>
+          <w:lang w:val="en-NZ"/>
+        </w:rPr>
+        <w:t>The documentation of all three types of observations, plus the analysis, categorization and organization of the information found and registered help to create the recount and analysis that will be shown in the following sections.</w:t>
+      </w:r>
+    </w:p>
+    <w:p>
+      <w:pPr>
+        <w:pStyle w:val="Heading1"/>
+        <w:rPr>
+          <w:rFonts w:asciiTheme="majorHAnsi" w:hAnsiTheme="majorHAnsi" w:cstheme="majorHAnsi"/>
+          <w:sz w:val="24"/>
+          <w:szCs w:val="24"/>
+          <w:lang w:val="en-NZ"/>
+        </w:rPr>
+      </w:pPr>
+      <w:r>
+        <w:rPr>
+          <w:rFonts w:asciiTheme="majorHAnsi" w:hAnsiTheme="majorHAnsi" w:cstheme="majorHAnsi"/>
+          <w:sz w:val="24"/>
+          <w:szCs w:val="24"/>
+          <w:lang w:val="en-NZ"/>
+        </w:rPr>
+        <w:lastRenderedPageBreak/>
         <w:t>6.4 Weeks 1 to 4: First Contact and Team Establishment</w:t>
       </w:r>
     </w:p>
     <w:p>
       <w:pPr>
-        <w:pStyle w:val="Ttulo2"/>
+        <w:pStyle w:val="Heading2"/>
         <w:rPr>
           <w:rFonts w:asciiTheme="majorHAnsi" w:hAnsiTheme="majorHAnsi" w:cstheme="majorHAnsi"/>
           <w:sz w:val="24"/>
@@ -722,7 +1970,7 @@
     </w:p>
     <w:p>
       <w:pPr>
-        <w:pStyle w:val="Ttulo2"/>
+        <w:pStyle w:val="Heading2"/>
         <w:rPr>
           <w:rFonts w:asciiTheme="majorHAnsi" w:hAnsiTheme="majorHAnsi" w:cstheme="majorHAnsi"/>
           <w:sz w:val="24"/>
@@ -742,7 +1990,7 @@
     </w:p>
     <w:p>
       <w:pPr>
-        <w:pStyle w:val="Ttulo2"/>
+        <w:pStyle w:val="Heading2"/>
         <w:rPr>
           <w:rFonts w:asciiTheme="majorHAnsi" w:hAnsiTheme="majorHAnsi" w:cstheme="majorHAnsi"/>
           <w:sz w:val="24"/>
@@ -762,7 +2010,7 @@
     </w:p>
     <w:p>
       <w:pPr>
-        <w:pStyle w:val="Ttulo1"/>
+        <w:pStyle w:val="Heading1"/>
         <w:rPr>
           <w:rFonts w:asciiTheme="majorHAnsi" w:hAnsiTheme="majorHAnsi" w:cstheme="majorHAnsi"/>
           <w:sz w:val="24"/>
@@ -782,7 +2030,7 @@
     </w:p>
     <w:p>
       <w:pPr>
-        <w:pStyle w:val="Ttulo2"/>
+        <w:pStyle w:val="Heading2"/>
         <w:rPr>
           <w:rFonts w:asciiTheme="majorHAnsi" w:hAnsiTheme="majorHAnsi" w:cstheme="majorHAnsi"/>
           <w:sz w:val="24"/>
@@ -802,7 +2050,7 @@
     </w:p>
     <w:p>
       <w:pPr>
-        <w:pStyle w:val="Ttulo2"/>
+        <w:pStyle w:val="Heading2"/>
         <w:rPr>
           <w:rFonts w:asciiTheme="majorHAnsi" w:hAnsiTheme="majorHAnsi" w:cstheme="majorHAnsi"/>
           <w:sz w:val="24"/>
@@ -822,7 +2070,7 @@
     </w:p>
     <w:p>
       <w:pPr>
-        <w:pStyle w:val="Ttulo2"/>
+        <w:pStyle w:val="Heading2"/>
         <w:rPr>
           <w:rFonts w:asciiTheme="majorHAnsi" w:hAnsiTheme="majorHAnsi" w:cstheme="majorHAnsi"/>
           <w:sz w:val="24"/>
@@ -842,7 +2090,7 @@
     </w:p>
     <w:p>
       <w:pPr>
-        <w:pStyle w:val="Ttulo1"/>
+        <w:pStyle w:val="Heading1"/>
         <w:rPr>
           <w:rFonts w:asciiTheme="majorHAnsi" w:hAnsiTheme="majorHAnsi" w:cstheme="majorHAnsi"/>
           <w:sz w:val="24"/>
@@ -862,7 +2110,7 @@
     </w:p>
     <w:p>
       <w:pPr>
-        <w:pStyle w:val="Ttulo2"/>
+        <w:pStyle w:val="Heading2"/>
         <w:rPr>
           <w:rFonts w:asciiTheme="majorHAnsi" w:hAnsiTheme="majorHAnsi" w:cstheme="majorHAnsi"/>
           <w:sz w:val="24"/>
@@ -882,7 +2130,7 @@
     </w:p>
     <w:p>
       <w:pPr>
-        <w:pStyle w:val="Ttulo2"/>
+        <w:pStyle w:val="Heading2"/>
         <w:rPr>
           <w:rFonts w:asciiTheme="majorHAnsi" w:hAnsiTheme="majorHAnsi" w:cstheme="majorHAnsi"/>
           <w:sz w:val="24"/>
@@ -902,7 +2150,7 @@
     </w:p>
     <w:p>
       <w:pPr>
-        <w:pStyle w:val="Ttulo2"/>
+        <w:pStyle w:val="Heading2"/>
         <w:rPr>
           <w:rFonts w:asciiTheme="majorHAnsi" w:hAnsiTheme="majorHAnsi" w:cstheme="majorHAnsi"/>
           <w:sz w:val="24"/>
@@ -922,7 +2170,7 @@
     </w:p>
     <w:p>
       <w:pPr>
-        <w:pStyle w:val="Ttulo1"/>
+        <w:pStyle w:val="Heading1"/>
         <w:rPr>
           <w:rFonts w:asciiTheme="majorHAnsi" w:hAnsiTheme="majorHAnsi" w:cstheme="majorHAnsi"/>
           <w:sz w:val="24"/>
@@ -942,7 +2190,7 @@
     </w:p>
     <w:p>
       <w:pPr>
-        <w:pStyle w:val="Ttulo1"/>
+        <w:pStyle w:val="Heading1"/>
         <w:rPr>
           <w:rFonts w:asciiTheme="majorHAnsi" w:hAnsiTheme="majorHAnsi" w:cstheme="majorHAnsi"/>
           <w:sz w:val="24"/>
@@ -962,7 +2210,7 @@
     </w:p>
     <w:p>
       <w:pPr>
-        <w:pStyle w:val="Ttulo2"/>
+        <w:pStyle w:val="Heading2"/>
         <w:rPr>
           <w:rFonts w:asciiTheme="majorHAnsi" w:hAnsiTheme="majorHAnsi" w:cstheme="majorHAnsi"/>
           <w:sz w:val="24"/>
@@ -1000,7 +2248,7 @@
     </w:p>
     <w:p>
       <w:pPr>
-        <w:pStyle w:val="Ttulo2"/>
+        <w:pStyle w:val="Heading2"/>
         <w:rPr>
           <w:rFonts w:asciiTheme="majorHAnsi" w:hAnsiTheme="majorHAnsi" w:cstheme="majorHAnsi"/>
           <w:sz w:val="24"/>
@@ -1038,7 +2286,7 @@
     </w:p>
     <w:p>
       <w:pPr>
-        <w:pStyle w:val="Ttulo2"/>
+        <w:pStyle w:val="Heading2"/>
         <w:rPr>
           <w:rFonts w:asciiTheme="majorHAnsi" w:hAnsiTheme="majorHAnsi" w:cstheme="majorHAnsi"/>
           <w:sz w:val="24"/>
@@ -1076,7 +2324,7 @@
     </w:p>
     <w:p>
       <w:pPr>
-        <w:pStyle w:val="Ttulo1"/>
+        <w:pStyle w:val="Heading1"/>
         <w:rPr>
           <w:rFonts w:asciiTheme="majorHAnsi" w:hAnsiTheme="majorHAnsi" w:cstheme="majorHAnsi"/>
           <w:sz w:val="24"/>
@@ -1096,7 +2344,7 @@
     </w:p>
     <w:p>
       <w:pPr>
-        <w:pStyle w:val="Ttulo1"/>
+        <w:pStyle w:val="Heading1"/>
         <w:rPr>
           <w:rFonts w:asciiTheme="majorHAnsi" w:hAnsiTheme="majorHAnsi" w:cstheme="majorHAnsi"/>
           <w:sz w:val="24"/>
@@ -1116,22 +2364,21 @@
     </w:p>
     <w:p>
       <w:pPr>
-        <w:pStyle w:val="Ttulo1"/>
-        <w:rPr>
-          <w:rFonts w:asciiTheme="majorHAnsi" w:hAnsiTheme="majorHAnsi" w:cstheme="majorHAnsi"/>
-          <w:sz w:val="24"/>
-          <w:szCs w:val="24"/>
-          <w:lang w:val="en-NZ"/>
-        </w:rPr>
-      </w:pPr>
-      <w:r>
-        <w:rPr>
-          <w:rFonts w:asciiTheme="majorHAnsi" w:hAnsiTheme="majorHAnsi" w:cstheme="majorHAnsi"/>
-          <w:sz w:val="24"/>
-          <w:szCs w:val="24"/>
-          <w:lang w:val="en-NZ"/>
-        </w:rPr>
-        <w:lastRenderedPageBreak/>
+        <w:pStyle w:val="Heading1"/>
+        <w:rPr>
+          <w:rFonts w:asciiTheme="majorHAnsi" w:hAnsiTheme="majorHAnsi" w:cstheme="majorHAnsi"/>
+          <w:sz w:val="24"/>
+          <w:szCs w:val="24"/>
+          <w:lang w:val="en-NZ"/>
+        </w:rPr>
+      </w:pPr>
+      <w:r>
+        <w:rPr>
+          <w:rFonts w:asciiTheme="majorHAnsi" w:hAnsiTheme="majorHAnsi" w:cstheme="majorHAnsi"/>
+          <w:sz w:val="24"/>
+          <w:szCs w:val="24"/>
+          <w:lang w:val="en-NZ"/>
+        </w:rPr>
         <w:t xml:space="preserve">6.11 Conclusions </w:t>
       </w:r>
     </w:p>
@@ -1176,8 +2423,347 @@
 </file>
 
 <file path=word/numbering.xml><?xml version="1.0" encoding="utf-8"?>
-<w:numbering xmlns:wpc="http://schemas.microsoft.com/office/word/2010/wordprocessingCanvas" xmlns:cx="http://schemas.microsoft.com/office/drawing/2014/chartex" xmlns:cx1="http://schemas.microsoft.com/office/drawing/2015/9/8/chartex" xmlns:cx2="http://schemas.microsoft.com/office/drawing/2015/10/21/chartex" xmlns:cx3="http://schemas.microsoft.com/office/drawing/2016/5/9/chartex" xmlns:cx4="http://schemas.microsoft.com/office/drawing/2016/5/10/chartex" xmlns:cx5="http://schemas.microsoft.com/office/drawing/2016/5/11/chartex" xmlns:cx6="http://schemas.microsoft.com/office/drawing/2016/5/12/chartex" xmlns:cx7="http://schemas.microsoft.com/office/drawing/2016/5/13/chartex" xmlns:cx8="http://schemas.microsoft.com/office/drawing/2016/5/14/chartex" xmlns:mc="http://schemas.openxmlformats.org/markup-compatibility/2006" xmlns:aink="http://schemas.microsoft.com/office/drawing/2016/ink" xmlns:am3d="http://schemas.microsoft.com/office/drawing/2017/model3d" xmlns:o="urn:schemas-microsoft-com:office:office" xmlns:oel="http://schemas.microsoft.com/office/2019/extlst" xmlns:r="http://schemas.openxmlformats.org/officeDocument/2006/relationships" xmlns:m="http://schemas.openxmlformats.org/officeDocument/2006/math" xmlns:v="urn:schemas-microsoft-com:vml" xmlns:wp14="http://schemas.microsoft.com/office/word/2010/wordprocessingDrawing" xmlns:wp="http://schemas.openxmlformats.org/drawingml/2006/wordprocessingDrawing" xmlns:w10="urn:schemas-microsoft-com:office:word" xmlns:w="http://schemas.openxmlformats.org/wordprocessingml/2006/main" xmlns:w14="http://schemas.microsoft.com/office/word/2010/wordml" xmlns:w15="http://schemas.microsoft.com/office/word/2012/wordml" xmlns:w16cex="http://schemas.microsoft.com/office/word/2018/wordml/cex" xmlns:w16cid="http://schemas.microsoft.com/office/word/2016/wordml/cid" xmlns:w16="http://schemas.microsoft.com/office/word/2018/wordml" xmlns:w16du="http://schemas.microsoft.com/office/word/2023/wordml/word16du" xmlns:w16sdtdh="http://schemas.microsoft.com/office/word/2020/wordml/sdtdatahash" xmlns:w16sdtfl="http://schemas.microsoft.com/office/word/2024/wordml/sdtformatlock" xmlns:w16se="http://schemas.microsoft.com/office/word/2015/wordml/symex" xmlns:wpg="http://schemas.microsoft.com/office/word/2010/wordprocessingGroup" xmlns:wpi="http://schemas.microsoft.com/office/word/2010/wordprocessingInk" xmlns:wne="http://schemas.microsoft.com/office/word/2006/wordml" xmlns:wps="http://schemas.microsoft.com/office/word/2010/wordprocessingShape" mc:Ignorable="w14 w15 w16se w16cid w16 w16cex w16sdtdh w16sdtfl w16du wp14">
+<w:numbering xmlns:wpc="http://schemas.microsoft.com/office/word/2010/wordprocessingCanvas" xmlns:cx="http://schemas.microsoft.com/office/drawing/2014/chartex" xmlns:cx1="http://schemas.microsoft.com/office/drawing/2015/9/8/chartex" xmlns:cx2="http://schemas.microsoft.com/office/drawing/2015/10/21/chartex" xmlns:cx3="http://schemas.microsoft.com/office/drawing/2016/5/9/chartex" xmlns:cx4="http://schemas.microsoft.com/office/drawing/2016/5/10/chartex" xmlns:cx5="http://schemas.microsoft.com/office/drawing/2016/5/11/chartex" xmlns:cx6="http://schemas.microsoft.com/office/drawing/2016/5/12/chartex" xmlns:cx7="http://schemas.microsoft.com/office/drawing/2016/5/13/chartex" xmlns:cx8="http://schemas.microsoft.com/office/drawing/2016/5/14/chartex" xmlns:mc="http://schemas.openxmlformats.org/markup-compatibility/2006" xmlns:aink="http://schemas.microsoft.com/office/drawing/2016/ink" xmlns:am3d="http://schemas.microsoft.com/office/drawing/2017/model3d" xmlns:o="urn:schemas-microsoft-com:office:office" xmlns:r="http://schemas.openxmlformats.org/officeDocument/2006/relationships" xmlns:m="http://schemas.openxmlformats.org/officeDocument/2006/math" xmlns:v="urn:schemas-microsoft-com:vml" xmlns:wp14="http://schemas.microsoft.com/office/word/2010/wordprocessingDrawing" xmlns:wp="http://schemas.openxmlformats.org/drawingml/2006/wordprocessingDrawing" xmlns:w10="urn:schemas-microsoft-com:office:word" xmlns:w="http://schemas.openxmlformats.org/wordprocessingml/2006/main" xmlns:w14="http://schemas.microsoft.com/office/word/2010/wordml" xmlns:w15="http://schemas.microsoft.com/office/word/2012/wordml" xmlns:w16cex="http://schemas.microsoft.com/office/word/2018/wordml/cex" xmlns:w16cid="http://schemas.microsoft.com/office/word/2016/wordml/cid" xmlns:w16="http://schemas.microsoft.com/office/word/2018/wordml" xmlns:w16sdtdh="http://schemas.microsoft.com/office/word/2020/wordml/sdtdatahash" xmlns:w16se="http://schemas.microsoft.com/office/word/2015/wordml/symex" xmlns:wpg="http://schemas.microsoft.com/office/word/2010/wordprocessingGroup" xmlns:wpi="http://schemas.microsoft.com/office/word/2010/wordprocessingInk" xmlns:wne="http://schemas.microsoft.com/office/word/2006/wordml" xmlns:wps="http://schemas.microsoft.com/office/word/2010/wordprocessingShape" mc:Ignorable="w14 w15 w16se w16cid w16 w16cex w16sdtdh wp14">
   <w:abstractNum w:abstractNumId="0" w15:restartNumberingAfterBreak="0">
+    <w:nsid w:val="164346F4"/>
+    <w:multiLevelType w:val="hybridMultilevel"/>
+    <w:tmpl w:val="6E0C3D10"/>
+    <w:lvl w:ilvl="0" w:tplc="240A0001">
+      <w:start w:val="1"/>
+      <w:numFmt w:val="bullet"/>
+      <w:lvlText w:val=""/>
+      <w:lvlJc w:val="left"/>
+      <w:pPr>
+        <w:ind w:left="720" w:hanging="360"/>
+      </w:pPr>
+      <w:rPr>
+        <w:rFonts w:ascii="Symbol" w:hAnsi="Symbol" w:hint="default"/>
+      </w:rPr>
+    </w:lvl>
+    <w:lvl w:ilvl="1" w:tplc="240A0003" w:tentative="1">
+      <w:start w:val="1"/>
+      <w:numFmt w:val="bullet"/>
+      <w:lvlText w:val="o"/>
+      <w:lvlJc w:val="left"/>
+      <w:pPr>
+        <w:ind w:left="1440" w:hanging="360"/>
+      </w:pPr>
+      <w:rPr>
+        <w:rFonts w:ascii="Courier New" w:hAnsi="Courier New" w:cs="Courier New" w:hint="default"/>
+      </w:rPr>
+    </w:lvl>
+    <w:lvl w:ilvl="2" w:tplc="240A0005" w:tentative="1">
+      <w:start w:val="1"/>
+      <w:numFmt w:val="bullet"/>
+      <w:lvlText w:val=""/>
+      <w:lvlJc w:val="left"/>
+      <w:pPr>
+        <w:ind w:left="2160" w:hanging="360"/>
+      </w:pPr>
+      <w:rPr>
+        <w:rFonts w:ascii="Wingdings" w:hAnsi="Wingdings" w:hint="default"/>
+      </w:rPr>
+    </w:lvl>
+    <w:lvl w:ilvl="3" w:tplc="240A0001" w:tentative="1">
+      <w:start w:val="1"/>
+      <w:numFmt w:val="bullet"/>
+      <w:lvlText w:val=""/>
+      <w:lvlJc w:val="left"/>
+      <w:pPr>
+        <w:ind w:left="2880" w:hanging="360"/>
+      </w:pPr>
+      <w:rPr>
+        <w:rFonts w:ascii="Symbol" w:hAnsi="Symbol" w:hint="default"/>
+      </w:rPr>
+    </w:lvl>
+    <w:lvl w:ilvl="4" w:tplc="240A0003" w:tentative="1">
+      <w:start w:val="1"/>
+      <w:numFmt w:val="bullet"/>
+      <w:lvlText w:val="o"/>
+      <w:lvlJc w:val="left"/>
+      <w:pPr>
+        <w:ind w:left="3600" w:hanging="360"/>
+      </w:pPr>
+      <w:rPr>
+        <w:rFonts w:ascii="Courier New" w:hAnsi="Courier New" w:cs="Courier New" w:hint="default"/>
+      </w:rPr>
+    </w:lvl>
+    <w:lvl w:ilvl="5" w:tplc="240A0005" w:tentative="1">
+      <w:start w:val="1"/>
+      <w:numFmt w:val="bullet"/>
+      <w:lvlText w:val=""/>
+      <w:lvlJc w:val="left"/>
+      <w:pPr>
+        <w:ind w:left="4320" w:hanging="360"/>
+      </w:pPr>
+      <w:rPr>
+        <w:rFonts w:ascii="Wingdings" w:hAnsi="Wingdings" w:hint="default"/>
+      </w:rPr>
+    </w:lvl>
+    <w:lvl w:ilvl="6" w:tplc="240A0001" w:tentative="1">
+      <w:start w:val="1"/>
+      <w:numFmt w:val="bullet"/>
+      <w:lvlText w:val=""/>
+      <w:lvlJc w:val="left"/>
+      <w:pPr>
+        <w:ind w:left="5040" w:hanging="360"/>
+      </w:pPr>
+      <w:rPr>
+        <w:rFonts w:ascii="Symbol" w:hAnsi="Symbol" w:hint="default"/>
+      </w:rPr>
+    </w:lvl>
+    <w:lvl w:ilvl="7" w:tplc="240A0003" w:tentative="1">
+      <w:start w:val="1"/>
+      <w:numFmt w:val="bullet"/>
+      <w:lvlText w:val="o"/>
+      <w:lvlJc w:val="left"/>
+      <w:pPr>
+        <w:ind w:left="5760" w:hanging="360"/>
+      </w:pPr>
+      <w:rPr>
+        <w:rFonts w:ascii="Courier New" w:hAnsi="Courier New" w:cs="Courier New" w:hint="default"/>
+      </w:rPr>
+    </w:lvl>
+    <w:lvl w:ilvl="8" w:tplc="240A0005" w:tentative="1">
+      <w:start w:val="1"/>
+      <w:numFmt w:val="bullet"/>
+      <w:lvlText w:val=""/>
+      <w:lvlJc w:val="left"/>
+      <w:pPr>
+        <w:ind w:left="6480" w:hanging="360"/>
+      </w:pPr>
+      <w:rPr>
+        <w:rFonts w:ascii="Wingdings" w:hAnsi="Wingdings" w:hint="default"/>
+      </w:rPr>
+    </w:lvl>
+  </w:abstractNum>
+  <w:abstractNum w:abstractNumId="1" w15:restartNumberingAfterBreak="0">
+    <w:nsid w:val="36720225"/>
+    <w:multiLevelType w:val="hybridMultilevel"/>
+    <w:tmpl w:val="E5CEAEC4"/>
+    <w:lvl w:ilvl="0" w:tplc="14090001">
+      <w:start w:val="1"/>
+      <w:numFmt w:val="bullet"/>
+      <w:lvlText w:val=""/>
+      <w:lvlJc w:val="left"/>
+      <w:pPr>
+        <w:ind w:left="720" w:hanging="360"/>
+      </w:pPr>
+      <w:rPr>
+        <w:rFonts w:ascii="Symbol" w:hAnsi="Symbol" w:hint="default"/>
+      </w:rPr>
+    </w:lvl>
+    <w:lvl w:ilvl="1" w:tplc="14090003" w:tentative="1">
+      <w:start w:val="1"/>
+      <w:numFmt w:val="bullet"/>
+      <w:lvlText w:val="o"/>
+      <w:lvlJc w:val="left"/>
+      <w:pPr>
+        <w:ind w:left="1440" w:hanging="360"/>
+      </w:pPr>
+      <w:rPr>
+        <w:rFonts w:ascii="Courier New" w:hAnsi="Courier New" w:cs="Courier New" w:hint="default"/>
+      </w:rPr>
+    </w:lvl>
+    <w:lvl w:ilvl="2" w:tplc="14090005" w:tentative="1">
+      <w:start w:val="1"/>
+      <w:numFmt w:val="bullet"/>
+      <w:lvlText w:val=""/>
+      <w:lvlJc w:val="left"/>
+      <w:pPr>
+        <w:ind w:left="2160" w:hanging="360"/>
+      </w:pPr>
+      <w:rPr>
+        <w:rFonts w:ascii="Wingdings" w:hAnsi="Wingdings" w:hint="default"/>
+      </w:rPr>
+    </w:lvl>
+    <w:lvl w:ilvl="3" w:tplc="14090001" w:tentative="1">
+      <w:start w:val="1"/>
+      <w:numFmt w:val="bullet"/>
+      <w:lvlText w:val=""/>
+      <w:lvlJc w:val="left"/>
+      <w:pPr>
+        <w:ind w:left="2880" w:hanging="360"/>
+      </w:pPr>
+      <w:rPr>
+        <w:rFonts w:ascii="Symbol" w:hAnsi="Symbol" w:hint="default"/>
+      </w:rPr>
+    </w:lvl>
+    <w:lvl w:ilvl="4" w:tplc="14090003" w:tentative="1">
+      <w:start w:val="1"/>
+      <w:numFmt w:val="bullet"/>
+      <w:lvlText w:val="o"/>
+      <w:lvlJc w:val="left"/>
+      <w:pPr>
+        <w:ind w:left="3600" w:hanging="360"/>
+      </w:pPr>
+      <w:rPr>
+        <w:rFonts w:ascii="Courier New" w:hAnsi="Courier New" w:cs="Courier New" w:hint="default"/>
+      </w:rPr>
+    </w:lvl>
+    <w:lvl w:ilvl="5" w:tplc="14090005" w:tentative="1">
+      <w:start w:val="1"/>
+      <w:numFmt w:val="bullet"/>
+      <w:lvlText w:val=""/>
+      <w:lvlJc w:val="left"/>
+      <w:pPr>
+        <w:ind w:left="4320" w:hanging="360"/>
+      </w:pPr>
+      <w:rPr>
+        <w:rFonts w:ascii="Wingdings" w:hAnsi="Wingdings" w:hint="default"/>
+      </w:rPr>
+    </w:lvl>
+    <w:lvl w:ilvl="6" w:tplc="14090001" w:tentative="1">
+      <w:start w:val="1"/>
+      <w:numFmt w:val="bullet"/>
+      <w:lvlText w:val=""/>
+      <w:lvlJc w:val="left"/>
+      <w:pPr>
+        <w:ind w:left="5040" w:hanging="360"/>
+      </w:pPr>
+      <w:rPr>
+        <w:rFonts w:ascii="Symbol" w:hAnsi="Symbol" w:hint="default"/>
+      </w:rPr>
+    </w:lvl>
+    <w:lvl w:ilvl="7" w:tplc="14090003" w:tentative="1">
+      <w:start w:val="1"/>
+      <w:numFmt w:val="bullet"/>
+      <w:lvlText w:val="o"/>
+      <w:lvlJc w:val="left"/>
+      <w:pPr>
+        <w:ind w:left="5760" w:hanging="360"/>
+      </w:pPr>
+      <w:rPr>
+        <w:rFonts w:ascii="Courier New" w:hAnsi="Courier New" w:cs="Courier New" w:hint="default"/>
+      </w:rPr>
+    </w:lvl>
+    <w:lvl w:ilvl="8" w:tplc="14090005" w:tentative="1">
+      <w:start w:val="1"/>
+      <w:numFmt w:val="bullet"/>
+      <w:lvlText w:val=""/>
+      <w:lvlJc w:val="left"/>
+      <w:pPr>
+        <w:ind w:left="6480" w:hanging="360"/>
+      </w:pPr>
+      <w:rPr>
+        <w:rFonts w:ascii="Wingdings" w:hAnsi="Wingdings" w:hint="default"/>
+      </w:rPr>
+    </w:lvl>
+  </w:abstractNum>
+  <w:abstractNum w:abstractNumId="2" w15:restartNumberingAfterBreak="0">
+    <w:nsid w:val="513B7EA1"/>
+    <w:multiLevelType w:val="hybridMultilevel"/>
+    <w:tmpl w:val="6B5C4A68"/>
+    <w:lvl w:ilvl="0" w:tplc="14090001">
+      <w:start w:val="1"/>
+      <w:numFmt w:val="bullet"/>
+      <w:lvlText w:val=""/>
+      <w:lvlJc w:val="left"/>
+      <w:pPr>
+        <w:ind w:left="720" w:hanging="360"/>
+      </w:pPr>
+      <w:rPr>
+        <w:rFonts w:ascii="Symbol" w:hAnsi="Symbol" w:hint="default"/>
+      </w:rPr>
+    </w:lvl>
+    <w:lvl w:ilvl="1" w:tplc="14090003" w:tentative="1">
+      <w:start w:val="1"/>
+      <w:numFmt w:val="bullet"/>
+      <w:lvlText w:val="o"/>
+      <w:lvlJc w:val="left"/>
+      <w:pPr>
+        <w:ind w:left="1440" w:hanging="360"/>
+      </w:pPr>
+      <w:rPr>
+        <w:rFonts w:ascii="Courier New" w:hAnsi="Courier New" w:cs="Courier New" w:hint="default"/>
+      </w:rPr>
+    </w:lvl>
+    <w:lvl w:ilvl="2" w:tplc="14090005" w:tentative="1">
+      <w:start w:val="1"/>
+      <w:numFmt w:val="bullet"/>
+      <w:lvlText w:val=""/>
+      <w:lvlJc w:val="left"/>
+      <w:pPr>
+        <w:ind w:left="2160" w:hanging="360"/>
+      </w:pPr>
+      <w:rPr>
+        <w:rFonts w:ascii="Wingdings" w:hAnsi="Wingdings" w:hint="default"/>
+      </w:rPr>
+    </w:lvl>
+    <w:lvl w:ilvl="3" w:tplc="14090001" w:tentative="1">
+      <w:start w:val="1"/>
+      <w:numFmt w:val="bullet"/>
+      <w:lvlText w:val=""/>
+      <w:lvlJc w:val="left"/>
+      <w:pPr>
+        <w:ind w:left="2880" w:hanging="360"/>
+      </w:pPr>
+      <w:rPr>
+        <w:rFonts w:ascii="Symbol" w:hAnsi="Symbol" w:hint="default"/>
+      </w:rPr>
+    </w:lvl>
+    <w:lvl w:ilvl="4" w:tplc="14090003" w:tentative="1">
+      <w:start w:val="1"/>
+      <w:numFmt w:val="bullet"/>
+      <w:lvlText w:val="o"/>
+      <w:lvlJc w:val="left"/>
+      <w:pPr>
+        <w:ind w:left="3600" w:hanging="360"/>
+      </w:pPr>
+      <w:rPr>
+        <w:rFonts w:ascii="Courier New" w:hAnsi="Courier New" w:cs="Courier New" w:hint="default"/>
+      </w:rPr>
+    </w:lvl>
+    <w:lvl w:ilvl="5" w:tplc="14090005" w:tentative="1">
+      <w:start w:val="1"/>
+      <w:numFmt w:val="bullet"/>
+      <w:lvlText w:val=""/>
+      <w:lvlJc w:val="left"/>
+      <w:pPr>
+        <w:ind w:left="4320" w:hanging="360"/>
+      </w:pPr>
+      <w:rPr>
+        <w:rFonts w:ascii="Wingdings" w:hAnsi="Wingdings" w:hint="default"/>
+      </w:rPr>
+    </w:lvl>
+    <w:lvl w:ilvl="6" w:tplc="14090001" w:tentative="1">
+      <w:start w:val="1"/>
+      <w:numFmt w:val="bullet"/>
+      <w:lvlText w:val=""/>
+      <w:lvlJc w:val="left"/>
+      <w:pPr>
+        <w:ind w:left="5040" w:hanging="360"/>
+      </w:pPr>
+      <w:rPr>
+        <w:rFonts w:ascii="Symbol" w:hAnsi="Symbol" w:hint="default"/>
+      </w:rPr>
+    </w:lvl>
+    <w:lvl w:ilvl="7" w:tplc="14090003" w:tentative="1">
+      <w:start w:val="1"/>
+      <w:numFmt w:val="bullet"/>
+      <w:lvlText w:val="o"/>
+      <w:lvlJc w:val="left"/>
+      <w:pPr>
+        <w:ind w:left="5760" w:hanging="360"/>
+      </w:pPr>
+      <w:rPr>
+        <w:rFonts w:ascii="Courier New" w:hAnsi="Courier New" w:cs="Courier New" w:hint="default"/>
+      </w:rPr>
+    </w:lvl>
+    <w:lvl w:ilvl="8" w:tplc="14090005" w:tentative="1">
+      <w:start w:val="1"/>
+      <w:numFmt w:val="bullet"/>
+      <w:lvlText w:val=""/>
+      <w:lvlJc w:val="left"/>
+      <w:pPr>
+        <w:ind w:left="6480" w:hanging="360"/>
+      </w:pPr>
+      <w:rPr>
+        <w:rFonts w:ascii="Wingdings" w:hAnsi="Wingdings" w:hint="default"/>
+      </w:rPr>
+    </w:lvl>
+  </w:abstractNum>
+  <w:abstractNum w:abstractNumId="3" w15:restartNumberingAfterBreak="0">
     <w:nsid w:val="58B14600"/>
     <w:multiLevelType w:val="hybridMultilevel"/>
     <w:tmpl w:val="433A6502"/>
@@ -1290,14 +2876,487 @@
       </w:rPr>
     </w:lvl>
   </w:abstractNum>
-  <w:num w:numId="1" w16cid:durableId="1243565146">
+  <w:abstractNum w:abstractNumId="4" w15:restartNumberingAfterBreak="0">
+    <w:nsid w:val="5F436901"/>
+    <w:multiLevelType w:val="hybridMultilevel"/>
+    <w:tmpl w:val="4DE48B7C"/>
+    <w:lvl w:ilvl="0" w:tplc="14090001">
+      <w:start w:val="1"/>
+      <w:numFmt w:val="bullet"/>
+      <w:lvlText w:val=""/>
+      <w:lvlJc w:val="left"/>
+      <w:pPr>
+        <w:ind w:left="720" w:hanging="360"/>
+      </w:pPr>
+      <w:rPr>
+        <w:rFonts w:ascii="Symbol" w:hAnsi="Symbol" w:hint="default"/>
+      </w:rPr>
+    </w:lvl>
+    <w:lvl w:ilvl="1" w:tplc="14090003" w:tentative="1">
+      <w:start w:val="1"/>
+      <w:numFmt w:val="bullet"/>
+      <w:lvlText w:val="o"/>
+      <w:lvlJc w:val="left"/>
+      <w:pPr>
+        <w:ind w:left="1440" w:hanging="360"/>
+      </w:pPr>
+      <w:rPr>
+        <w:rFonts w:ascii="Courier New" w:hAnsi="Courier New" w:cs="Courier New" w:hint="default"/>
+      </w:rPr>
+    </w:lvl>
+    <w:lvl w:ilvl="2" w:tplc="14090005" w:tentative="1">
+      <w:start w:val="1"/>
+      <w:numFmt w:val="bullet"/>
+      <w:lvlText w:val=""/>
+      <w:lvlJc w:val="left"/>
+      <w:pPr>
+        <w:ind w:left="2160" w:hanging="360"/>
+      </w:pPr>
+      <w:rPr>
+        <w:rFonts w:ascii="Wingdings" w:hAnsi="Wingdings" w:hint="default"/>
+      </w:rPr>
+    </w:lvl>
+    <w:lvl w:ilvl="3" w:tplc="14090001" w:tentative="1">
+      <w:start w:val="1"/>
+      <w:numFmt w:val="bullet"/>
+      <w:lvlText w:val=""/>
+      <w:lvlJc w:val="left"/>
+      <w:pPr>
+        <w:ind w:left="2880" w:hanging="360"/>
+      </w:pPr>
+      <w:rPr>
+        <w:rFonts w:ascii="Symbol" w:hAnsi="Symbol" w:hint="default"/>
+      </w:rPr>
+    </w:lvl>
+    <w:lvl w:ilvl="4" w:tplc="14090003" w:tentative="1">
+      <w:start w:val="1"/>
+      <w:numFmt w:val="bullet"/>
+      <w:lvlText w:val="o"/>
+      <w:lvlJc w:val="left"/>
+      <w:pPr>
+        <w:ind w:left="3600" w:hanging="360"/>
+      </w:pPr>
+      <w:rPr>
+        <w:rFonts w:ascii="Courier New" w:hAnsi="Courier New" w:cs="Courier New" w:hint="default"/>
+      </w:rPr>
+    </w:lvl>
+    <w:lvl w:ilvl="5" w:tplc="14090005" w:tentative="1">
+      <w:start w:val="1"/>
+      <w:numFmt w:val="bullet"/>
+      <w:lvlText w:val=""/>
+      <w:lvlJc w:val="left"/>
+      <w:pPr>
+        <w:ind w:left="4320" w:hanging="360"/>
+      </w:pPr>
+      <w:rPr>
+        <w:rFonts w:ascii="Wingdings" w:hAnsi="Wingdings" w:hint="default"/>
+      </w:rPr>
+    </w:lvl>
+    <w:lvl w:ilvl="6" w:tplc="14090001" w:tentative="1">
+      <w:start w:val="1"/>
+      <w:numFmt w:val="bullet"/>
+      <w:lvlText w:val=""/>
+      <w:lvlJc w:val="left"/>
+      <w:pPr>
+        <w:ind w:left="5040" w:hanging="360"/>
+      </w:pPr>
+      <w:rPr>
+        <w:rFonts w:ascii="Symbol" w:hAnsi="Symbol" w:hint="default"/>
+      </w:rPr>
+    </w:lvl>
+    <w:lvl w:ilvl="7" w:tplc="14090003" w:tentative="1">
+      <w:start w:val="1"/>
+      <w:numFmt w:val="bullet"/>
+      <w:lvlText w:val="o"/>
+      <w:lvlJc w:val="left"/>
+      <w:pPr>
+        <w:ind w:left="5760" w:hanging="360"/>
+      </w:pPr>
+      <w:rPr>
+        <w:rFonts w:ascii="Courier New" w:hAnsi="Courier New" w:cs="Courier New" w:hint="default"/>
+      </w:rPr>
+    </w:lvl>
+    <w:lvl w:ilvl="8" w:tplc="14090005" w:tentative="1">
+      <w:start w:val="1"/>
+      <w:numFmt w:val="bullet"/>
+      <w:lvlText w:val=""/>
+      <w:lvlJc w:val="left"/>
+      <w:pPr>
+        <w:ind w:left="6480" w:hanging="360"/>
+      </w:pPr>
+      <w:rPr>
+        <w:rFonts w:ascii="Wingdings" w:hAnsi="Wingdings" w:hint="default"/>
+      </w:rPr>
+    </w:lvl>
+  </w:abstractNum>
+  <w:abstractNum w:abstractNumId="5" w15:restartNumberingAfterBreak="0">
+    <w:nsid w:val="6F1C43A0"/>
+    <w:multiLevelType w:val="hybridMultilevel"/>
+    <w:tmpl w:val="239205CC"/>
+    <w:lvl w:ilvl="0" w:tplc="14090001">
+      <w:start w:val="1"/>
+      <w:numFmt w:val="bullet"/>
+      <w:lvlText w:val=""/>
+      <w:lvlJc w:val="left"/>
+      <w:pPr>
+        <w:ind w:left="720" w:hanging="360"/>
+      </w:pPr>
+      <w:rPr>
+        <w:rFonts w:ascii="Symbol" w:hAnsi="Symbol" w:hint="default"/>
+      </w:rPr>
+    </w:lvl>
+    <w:lvl w:ilvl="1" w:tplc="14090003" w:tentative="1">
+      <w:start w:val="1"/>
+      <w:numFmt w:val="bullet"/>
+      <w:lvlText w:val="o"/>
+      <w:lvlJc w:val="left"/>
+      <w:pPr>
+        <w:ind w:left="1440" w:hanging="360"/>
+      </w:pPr>
+      <w:rPr>
+        <w:rFonts w:ascii="Courier New" w:hAnsi="Courier New" w:cs="Courier New" w:hint="default"/>
+      </w:rPr>
+    </w:lvl>
+    <w:lvl w:ilvl="2" w:tplc="14090005" w:tentative="1">
+      <w:start w:val="1"/>
+      <w:numFmt w:val="bullet"/>
+      <w:lvlText w:val=""/>
+      <w:lvlJc w:val="left"/>
+      <w:pPr>
+        <w:ind w:left="2160" w:hanging="360"/>
+      </w:pPr>
+      <w:rPr>
+        <w:rFonts w:ascii="Wingdings" w:hAnsi="Wingdings" w:hint="default"/>
+      </w:rPr>
+    </w:lvl>
+    <w:lvl w:ilvl="3" w:tplc="14090001" w:tentative="1">
+      <w:start w:val="1"/>
+      <w:numFmt w:val="bullet"/>
+      <w:lvlText w:val=""/>
+      <w:lvlJc w:val="left"/>
+      <w:pPr>
+        <w:ind w:left="2880" w:hanging="360"/>
+      </w:pPr>
+      <w:rPr>
+        <w:rFonts w:ascii="Symbol" w:hAnsi="Symbol" w:hint="default"/>
+      </w:rPr>
+    </w:lvl>
+    <w:lvl w:ilvl="4" w:tplc="14090003" w:tentative="1">
+      <w:start w:val="1"/>
+      <w:numFmt w:val="bullet"/>
+      <w:lvlText w:val="o"/>
+      <w:lvlJc w:val="left"/>
+      <w:pPr>
+        <w:ind w:left="3600" w:hanging="360"/>
+      </w:pPr>
+      <w:rPr>
+        <w:rFonts w:ascii="Courier New" w:hAnsi="Courier New" w:cs="Courier New" w:hint="default"/>
+      </w:rPr>
+    </w:lvl>
+    <w:lvl w:ilvl="5" w:tplc="14090005" w:tentative="1">
+      <w:start w:val="1"/>
+      <w:numFmt w:val="bullet"/>
+      <w:lvlText w:val=""/>
+      <w:lvlJc w:val="left"/>
+      <w:pPr>
+        <w:ind w:left="4320" w:hanging="360"/>
+      </w:pPr>
+      <w:rPr>
+        <w:rFonts w:ascii="Wingdings" w:hAnsi="Wingdings" w:hint="default"/>
+      </w:rPr>
+    </w:lvl>
+    <w:lvl w:ilvl="6" w:tplc="14090001" w:tentative="1">
+      <w:start w:val="1"/>
+      <w:numFmt w:val="bullet"/>
+      <w:lvlText w:val=""/>
+      <w:lvlJc w:val="left"/>
+      <w:pPr>
+        <w:ind w:left="5040" w:hanging="360"/>
+      </w:pPr>
+      <w:rPr>
+        <w:rFonts w:ascii="Symbol" w:hAnsi="Symbol" w:hint="default"/>
+      </w:rPr>
+    </w:lvl>
+    <w:lvl w:ilvl="7" w:tplc="14090003" w:tentative="1">
+      <w:start w:val="1"/>
+      <w:numFmt w:val="bullet"/>
+      <w:lvlText w:val="o"/>
+      <w:lvlJc w:val="left"/>
+      <w:pPr>
+        <w:ind w:left="5760" w:hanging="360"/>
+      </w:pPr>
+      <w:rPr>
+        <w:rFonts w:ascii="Courier New" w:hAnsi="Courier New" w:cs="Courier New" w:hint="default"/>
+      </w:rPr>
+    </w:lvl>
+    <w:lvl w:ilvl="8" w:tplc="14090005" w:tentative="1">
+      <w:start w:val="1"/>
+      <w:numFmt w:val="bullet"/>
+      <w:lvlText w:val=""/>
+      <w:lvlJc w:val="left"/>
+      <w:pPr>
+        <w:ind w:left="6480" w:hanging="360"/>
+      </w:pPr>
+      <w:rPr>
+        <w:rFonts w:ascii="Wingdings" w:hAnsi="Wingdings" w:hint="default"/>
+      </w:rPr>
+    </w:lvl>
+  </w:abstractNum>
+  <w:abstractNum w:abstractNumId="6" w15:restartNumberingAfterBreak="0">
+    <w:nsid w:val="719B15A0"/>
+    <w:multiLevelType w:val="hybridMultilevel"/>
+    <w:tmpl w:val="8B6A06FC"/>
+    <w:lvl w:ilvl="0" w:tplc="14090001">
+      <w:start w:val="1"/>
+      <w:numFmt w:val="bullet"/>
+      <w:lvlText w:val=""/>
+      <w:lvlJc w:val="left"/>
+      <w:pPr>
+        <w:ind w:left="720" w:hanging="360"/>
+      </w:pPr>
+      <w:rPr>
+        <w:rFonts w:ascii="Symbol" w:hAnsi="Symbol" w:hint="default"/>
+      </w:rPr>
+    </w:lvl>
+    <w:lvl w:ilvl="1" w:tplc="14090003" w:tentative="1">
+      <w:start w:val="1"/>
+      <w:numFmt w:val="bullet"/>
+      <w:lvlText w:val="o"/>
+      <w:lvlJc w:val="left"/>
+      <w:pPr>
+        <w:ind w:left="1440" w:hanging="360"/>
+      </w:pPr>
+      <w:rPr>
+        <w:rFonts w:ascii="Courier New" w:hAnsi="Courier New" w:cs="Courier New" w:hint="default"/>
+      </w:rPr>
+    </w:lvl>
+    <w:lvl w:ilvl="2" w:tplc="14090005" w:tentative="1">
+      <w:start w:val="1"/>
+      <w:numFmt w:val="bullet"/>
+      <w:lvlText w:val=""/>
+      <w:lvlJc w:val="left"/>
+      <w:pPr>
+        <w:ind w:left="2160" w:hanging="360"/>
+      </w:pPr>
+      <w:rPr>
+        <w:rFonts w:ascii="Wingdings" w:hAnsi="Wingdings" w:hint="default"/>
+      </w:rPr>
+    </w:lvl>
+    <w:lvl w:ilvl="3" w:tplc="14090001" w:tentative="1">
+      <w:start w:val="1"/>
+      <w:numFmt w:val="bullet"/>
+      <w:lvlText w:val=""/>
+      <w:lvlJc w:val="left"/>
+      <w:pPr>
+        <w:ind w:left="2880" w:hanging="360"/>
+      </w:pPr>
+      <w:rPr>
+        <w:rFonts w:ascii="Symbol" w:hAnsi="Symbol" w:hint="default"/>
+      </w:rPr>
+    </w:lvl>
+    <w:lvl w:ilvl="4" w:tplc="14090003" w:tentative="1">
+      <w:start w:val="1"/>
+      <w:numFmt w:val="bullet"/>
+      <w:lvlText w:val="o"/>
+      <w:lvlJc w:val="left"/>
+      <w:pPr>
+        <w:ind w:left="3600" w:hanging="360"/>
+      </w:pPr>
+      <w:rPr>
+        <w:rFonts w:ascii="Courier New" w:hAnsi="Courier New" w:cs="Courier New" w:hint="default"/>
+      </w:rPr>
+    </w:lvl>
+    <w:lvl w:ilvl="5" w:tplc="14090005" w:tentative="1">
+      <w:start w:val="1"/>
+      <w:numFmt w:val="bullet"/>
+      <w:lvlText w:val=""/>
+      <w:lvlJc w:val="left"/>
+      <w:pPr>
+        <w:ind w:left="4320" w:hanging="360"/>
+      </w:pPr>
+      <w:rPr>
+        <w:rFonts w:ascii="Wingdings" w:hAnsi="Wingdings" w:hint="default"/>
+      </w:rPr>
+    </w:lvl>
+    <w:lvl w:ilvl="6" w:tplc="14090001" w:tentative="1">
+      <w:start w:val="1"/>
+      <w:numFmt w:val="bullet"/>
+      <w:lvlText w:val=""/>
+      <w:lvlJc w:val="left"/>
+      <w:pPr>
+        <w:ind w:left="5040" w:hanging="360"/>
+      </w:pPr>
+      <w:rPr>
+        <w:rFonts w:ascii="Symbol" w:hAnsi="Symbol" w:hint="default"/>
+      </w:rPr>
+    </w:lvl>
+    <w:lvl w:ilvl="7" w:tplc="14090003" w:tentative="1">
+      <w:start w:val="1"/>
+      <w:numFmt w:val="bullet"/>
+      <w:lvlText w:val="o"/>
+      <w:lvlJc w:val="left"/>
+      <w:pPr>
+        <w:ind w:left="5760" w:hanging="360"/>
+      </w:pPr>
+      <w:rPr>
+        <w:rFonts w:ascii="Courier New" w:hAnsi="Courier New" w:cs="Courier New" w:hint="default"/>
+      </w:rPr>
+    </w:lvl>
+    <w:lvl w:ilvl="8" w:tplc="14090005" w:tentative="1">
+      <w:start w:val="1"/>
+      <w:numFmt w:val="bullet"/>
+      <w:lvlText w:val=""/>
+      <w:lvlJc w:val="left"/>
+      <w:pPr>
+        <w:ind w:left="6480" w:hanging="360"/>
+      </w:pPr>
+      <w:rPr>
+        <w:rFonts w:ascii="Wingdings" w:hAnsi="Wingdings" w:hint="default"/>
+      </w:rPr>
+    </w:lvl>
+  </w:abstractNum>
+  <w:abstractNum w:abstractNumId="7" w15:restartNumberingAfterBreak="0">
+    <w:nsid w:val="7760001C"/>
+    <w:multiLevelType w:val="hybridMultilevel"/>
+    <w:tmpl w:val="DA00D140"/>
+    <w:lvl w:ilvl="0" w:tplc="14090001">
+      <w:start w:val="1"/>
+      <w:numFmt w:val="bullet"/>
+      <w:lvlText w:val=""/>
+      <w:lvlJc w:val="left"/>
+      <w:pPr>
+        <w:ind w:left="720" w:hanging="360"/>
+      </w:pPr>
+      <w:rPr>
+        <w:rFonts w:ascii="Symbol" w:hAnsi="Symbol" w:hint="default"/>
+      </w:rPr>
+    </w:lvl>
+    <w:lvl w:ilvl="1" w:tplc="14090003" w:tentative="1">
+      <w:start w:val="1"/>
+      <w:numFmt w:val="bullet"/>
+      <w:lvlText w:val="o"/>
+      <w:lvlJc w:val="left"/>
+      <w:pPr>
+        <w:ind w:left="1440" w:hanging="360"/>
+      </w:pPr>
+      <w:rPr>
+        <w:rFonts w:ascii="Courier New" w:hAnsi="Courier New" w:cs="Courier New" w:hint="default"/>
+      </w:rPr>
+    </w:lvl>
+    <w:lvl w:ilvl="2" w:tplc="14090005" w:tentative="1">
+      <w:start w:val="1"/>
+      <w:numFmt w:val="bullet"/>
+      <w:lvlText w:val=""/>
+      <w:lvlJc w:val="left"/>
+      <w:pPr>
+        <w:ind w:left="2160" w:hanging="360"/>
+      </w:pPr>
+      <w:rPr>
+        <w:rFonts w:ascii="Wingdings" w:hAnsi="Wingdings" w:hint="default"/>
+      </w:rPr>
+    </w:lvl>
+    <w:lvl w:ilvl="3" w:tplc="14090001" w:tentative="1">
+      <w:start w:val="1"/>
+      <w:numFmt w:val="bullet"/>
+      <w:lvlText w:val=""/>
+      <w:lvlJc w:val="left"/>
+      <w:pPr>
+        <w:ind w:left="2880" w:hanging="360"/>
+      </w:pPr>
+      <w:rPr>
+        <w:rFonts w:ascii="Symbol" w:hAnsi="Symbol" w:hint="default"/>
+      </w:rPr>
+    </w:lvl>
+    <w:lvl w:ilvl="4" w:tplc="14090003" w:tentative="1">
+      <w:start w:val="1"/>
+      <w:numFmt w:val="bullet"/>
+      <w:lvlText w:val="o"/>
+      <w:lvlJc w:val="left"/>
+      <w:pPr>
+        <w:ind w:left="3600" w:hanging="360"/>
+      </w:pPr>
+      <w:rPr>
+        <w:rFonts w:ascii="Courier New" w:hAnsi="Courier New" w:cs="Courier New" w:hint="default"/>
+      </w:rPr>
+    </w:lvl>
+    <w:lvl w:ilvl="5" w:tplc="14090005" w:tentative="1">
+      <w:start w:val="1"/>
+      <w:numFmt w:val="bullet"/>
+      <w:lvlText w:val=""/>
+      <w:lvlJc w:val="left"/>
+      <w:pPr>
+        <w:ind w:left="4320" w:hanging="360"/>
+      </w:pPr>
+      <w:rPr>
+        <w:rFonts w:ascii="Wingdings" w:hAnsi="Wingdings" w:hint="default"/>
+      </w:rPr>
+    </w:lvl>
+    <w:lvl w:ilvl="6" w:tplc="14090001" w:tentative="1">
+      <w:start w:val="1"/>
+      <w:numFmt w:val="bullet"/>
+      <w:lvlText w:val=""/>
+      <w:lvlJc w:val="left"/>
+      <w:pPr>
+        <w:ind w:left="5040" w:hanging="360"/>
+      </w:pPr>
+      <w:rPr>
+        <w:rFonts w:ascii="Symbol" w:hAnsi="Symbol" w:hint="default"/>
+      </w:rPr>
+    </w:lvl>
+    <w:lvl w:ilvl="7" w:tplc="14090003" w:tentative="1">
+      <w:start w:val="1"/>
+      <w:numFmt w:val="bullet"/>
+      <w:lvlText w:val="o"/>
+      <w:lvlJc w:val="left"/>
+      <w:pPr>
+        <w:ind w:left="5760" w:hanging="360"/>
+      </w:pPr>
+      <w:rPr>
+        <w:rFonts w:ascii="Courier New" w:hAnsi="Courier New" w:cs="Courier New" w:hint="default"/>
+      </w:rPr>
+    </w:lvl>
+    <w:lvl w:ilvl="8" w:tplc="14090005" w:tentative="1">
+      <w:start w:val="1"/>
+      <w:numFmt w:val="bullet"/>
+      <w:lvlText w:val=""/>
+      <w:lvlJc w:val="left"/>
+      <w:pPr>
+        <w:ind w:left="6480" w:hanging="360"/>
+      </w:pPr>
+      <w:rPr>
+        <w:rFonts w:ascii="Wingdings" w:hAnsi="Wingdings" w:hint="default"/>
+      </w:rPr>
+    </w:lvl>
+  </w:abstractNum>
+  <w:num w:numId="1">
+    <w:abstractNumId w:val="3"/>
+  </w:num>
+  <w:num w:numId="2">
+    <w:abstractNumId w:val="2"/>
+  </w:num>
+  <w:num w:numId="3">
+    <w:abstractNumId w:val="5"/>
+  </w:num>
+  <w:num w:numId="4">
+    <w:abstractNumId w:val="7"/>
+  </w:num>
+  <w:num w:numId="5">
+    <w:abstractNumId w:val="6"/>
+  </w:num>
+  <w:num w:numId="6">
     <w:abstractNumId w:val="0"/>
+  </w:num>
+  <w:num w:numId="7">
+    <w:abstractNumId w:val="4"/>
+  </w:num>
+  <w:num w:numId="8">
+    <w:abstractNumId w:val="1"/>
   </w:num>
 </w:numbering>
 </file>
 
 <file path=word/styles.xml><?xml version="1.0" encoding="utf-8"?>
-<w:styles xmlns:mc="http://schemas.openxmlformats.org/markup-compatibility/2006" xmlns:r="http://schemas.openxmlformats.org/officeDocument/2006/relationships" xmlns:w="http://schemas.openxmlformats.org/wordprocessingml/2006/main" xmlns:w14="http://schemas.microsoft.com/office/word/2010/wordml" xmlns:w15="http://schemas.microsoft.com/office/word/2012/wordml" xmlns:w16cex="http://schemas.microsoft.com/office/word/2018/wordml/cex" xmlns:w16cid="http://schemas.microsoft.com/office/word/2016/wordml/cid" xmlns:w16="http://schemas.microsoft.com/office/word/2018/wordml" xmlns:w16du="http://schemas.microsoft.com/office/word/2023/wordml/word16du" xmlns:w16sdtdh="http://schemas.microsoft.com/office/word/2020/wordml/sdtdatahash" xmlns:w16sdtfl="http://schemas.microsoft.com/office/word/2024/wordml/sdtformatlock" xmlns:w16se="http://schemas.microsoft.com/office/word/2015/wordml/symex" mc:Ignorable="w14 w15 w16se w16cid w16 w16cex w16sdtdh w16sdtfl w16du">
+<w:styles xmlns:mc="http://schemas.openxmlformats.org/markup-compatibility/2006" xmlns:r="http://schemas.openxmlformats.org/officeDocument/2006/relationships" xmlns:w="http://schemas.openxmlformats.org/wordprocessingml/2006/main" xmlns:w14="http://schemas.microsoft.com/office/word/2010/wordml" xmlns:w15="http://schemas.microsoft.com/office/word/2012/wordml" xmlns:w16cex="http://schemas.microsoft.com/office/word/2018/wordml/cex" xmlns:w16cid="http://schemas.microsoft.com/office/word/2016/wordml/cid" xmlns:w16="http://schemas.microsoft.com/office/word/2018/wordml" xmlns:w16sdtdh="http://schemas.microsoft.com/office/word/2020/wordml/sdtdatahash" xmlns:w16se="http://schemas.microsoft.com/office/word/2015/wordml/symex" mc:Ignorable="w14 w15 w16se w16cid w16 w16cex w16sdtdh">
   <w:docDefaults>
     <w:rPrDefault>
       <w:rPr>
@@ -1695,7 +3754,7 @@
     <w:name w:val="Normal"/>
     <w:qFormat/>
   </w:style>
-  <w:style w:type="paragraph" w:styleId="Ttulo1">
+  <w:style w:type="paragraph" w:styleId="Heading1">
     <w:name w:val="heading 1"/>
     <w:basedOn w:val="Normal"/>
     <w:next w:val="Normal"/>
@@ -1712,7 +3771,7 @@
       <w:szCs w:val="40"/>
     </w:rPr>
   </w:style>
-  <w:style w:type="paragraph" w:styleId="Ttulo2">
+  <w:style w:type="paragraph" w:styleId="Heading2">
     <w:name w:val="heading 2"/>
     <w:basedOn w:val="Normal"/>
     <w:next w:val="Normal"/>
@@ -1730,7 +3789,7 @@
       <w:szCs w:val="32"/>
     </w:rPr>
   </w:style>
-  <w:style w:type="paragraph" w:styleId="Ttulo3">
+  <w:style w:type="paragraph" w:styleId="Heading3">
     <w:name w:val="heading 3"/>
     <w:basedOn w:val="Normal"/>
     <w:next w:val="Normal"/>
@@ -1750,7 +3809,7 @@
       <w:szCs w:val="28"/>
     </w:rPr>
   </w:style>
-  <w:style w:type="paragraph" w:styleId="Ttulo4">
+  <w:style w:type="paragraph" w:styleId="Heading4">
     <w:name w:val="heading 4"/>
     <w:basedOn w:val="Normal"/>
     <w:next w:val="Normal"/>
@@ -1770,7 +3829,7 @@
       <w:szCs w:val="24"/>
     </w:rPr>
   </w:style>
-  <w:style w:type="paragraph" w:styleId="Ttulo5">
+  <w:style w:type="paragraph" w:styleId="Heading5">
     <w:name w:val="heading 5"/>
     <w:basedOn w:val="Normal"/>
     <w:next w:val="Normal"/>
@@ -1788,7 +3847,7 @@
       <w:color w:val="666666"/>
     </w:rPr>
   </w:style>
-  <w:style w:type="paragraph" w:styleId="Ttulo6">
+  <w:style w:type="paragraph" w:styleId="Heading6">
     <w:name w:val="heading 6"/>
     <w:basedOn w:val="Normal"/>
     <w:next w:val="Normal"/>
@@ -1807,13 +3866,13 @@
       <w:color w:val="666666"/>
     </w:rPr>
   </w:style>
-  <w:style w:type="character" w:default="1" w:styleId="Fuentedeprrafopredeter">
+  <w:style w:type="character" w:default="1" w:styleId="DefaultParagraphFont">
     <w:name w:val="Default Paragraph Font"/>
     <w:uiPriority w:val="1"/>
     <w:semiHidden/>
     <w:unhideWhenUsed/>
   </w:style>
-  <w:style w:type="table" w:default="1" w:styleId="Tablanormal">
+  <w:style w:type="table" w:default="1" w:styleId="TableNormal">
     <w:name w:val="Normal Table"/>
     <w:uiPriority w:val="99"/>
     <w:semiHidden/>
@@ -1828,13 +3887,13 @@
       </w:tblCellMar>
     </w:tblPr>
   </w:style>
-  <w:style w:type="numbering" w:default="1" w:styleId="Sinlista">
+  <w:style w:type="numbering" w:default="1" w:styleId="NoList">
     <w:name w:val="No List"/>
     <w:uiPriority w:val="99"/>
     <w:semiHidden/>
     <w:unhideWhenUsed/>
   </w:style>
-  <w:style w:type="paragraph" w:styleId="Ttulo">
+  <w:style w:type="paragraph" w:styleId="Title">
     <w:name w:val="Title"/>
     <w:basedOn w:val="Normal"/>
     <w:next w:val="Normal"/>
@@ -1850,7 +3909,7 @@
       <w:szCs w:val="52"/>
     </w:rPr>
   </w:style>
-  <w:style w:type="paragraph" w:styleId="Subttulo">
+  <w:style w:type="paragraph" w:styleId="Subtitle">
     <w:name w:val="Subtitle"/>
     <w:basedOn w:val="Normal"/>
     <w:next w:val="Normal"/>
@@ -1867,7 +3926,7 @@
       <w:szCs w:val="30"/>
     </w:rPr>
   </w:style>
-  <w:style w:type="paragraph" w:styleId="Prrafodelista">
+  <w:style w:type="paragraph" w:styleId="ListParagraph">
     <w:name w:val="List Paragraph"/>
     <w:basedOn w:val="Normal"/>
     <w:uiPriority w:val="34"/>

--- a/Draft/6 Case Study.docx
+++ b/Draft/6 Case Study.docx
@@ -406,25 +406,7 @@
           <w:szCs w:val="24"/>
           <w:lang w:val="en-NZ"/>
         </w:rPr>
-        <w:t>Propose, organise, design, analyse, execute and reflect on a multi-disciplinary</w:t>
-      </w:r>
-      <w:r>
-        <w:rPr>
-          <w:rFonts w:asciiTheme="majorHAnsi" w:hAnsiTheme="majorHAnsi" w:cstheme="majorHAnsi"/>
-          <w:sz w:val="24"/>
-          <w:szCs w:val="24"/>
-          <w:lang w:val="en-NZ"/>
-        </w:rPr>
-        <w:t xml:space="preserve"> </w:t>
-      </w:r>
-      <w:r>
-        <w:rPr>
-          <w:rFonts w:asciiTheme="majorHAnsi" w:hAnsiTheme="majorHAnsi" w:cstheme="majorHAnsi"/>
-          <w:sz w:val="24"/>
-          <w:szCs w:val="24"/>
-          <w:lang w:val="en-NZ"/>
-        </w:rPr>
-        <w:t>project.</w:t>
+        <w:t>Propose, organise, design, analyse, execute and reflect on a multi-disciplinary project.</w:t>
       </w:r>
     </w:p>
     <w:p>
@@ -448,25 +430,7 @@
           <w:szCs w:val="24"/>
           <w:lang w:val="en-NZ"/>
         </w:rPr>
-        <w:t>Apply existing construction</w:t>
-      </w:r>
-      <w:r>
-        <w:rPr>
-          <w:rFonts w:asciiTheme="majorHAnsi" w:hAnsiTheme="majorHAnsi" w:cstheme="majorHAnsi"/>
-          <w:sz w:val="24"/>
-          <w:szCs w:val="24"/>
-          <w:lang w:val="en-NZ"/>
-        </w:rPr>
-        <w:t xml:space="preserve"> and </w:t>
-      </w:r>
-      <w:r>
-        <w:rPr>
-          <w:rFonts w:asciiTheme="majorHAnsi" w:hAnsiTheme="majorHAnsi" w:cstheme="majorHAnsi"/>
-          <w:sz w:val="24"/>
-          <w:szCs w:val="24"/>
-          <w:lang w:val="en-NZ"/>
-        </w:rPr>
-        <w:t>engineering knowledge and skills to the project.</w:t>
+        <w:t>Apply existing construction and engineering knowledge and skills to the project.</w:t>
       </w:r>
     </w:p>
     <w:p>
@@ -479,20 +443,20 @@
         <w:spacing w:after="160" w:line="259" w:lineRule="auto"/>
         <w:jc w:val="both"/>
         <w:rPr>
-          <w:lang w:val="en-NZ"/>
-        </w:rPr>
-      </w:pPr>
-      <w:r>
-        <w:rPr>
-          <w:lang w:val="en-NZ"/>
-        </w:rPr>
-        <w:t>Conduct a systematic literature review to identify works previously undertaken and gaps requiring research</w:t>
-      </w:r>
-      <w:r>
-        <w:rPr>
-          <w:lang w:val="en-NZ"/>
-        </w:rPr>
-        <w:t>.</w:t>
+          <w:rFonts w:asciiTheme="majorHAnsi" w:hAnsiTheme="majorHAnsi" w:cstheme="majorHAnsi"/>
+          <w:sz w:val="24"/>
+          <w:szCs w:val="24"/>
+          <w:lang w:val="en-NZ"/>
+        </w:rPr>
+      </w:pPr>
+      <w:r>
+        <w:rPr>
+          <w:rFonts w:asciiTheme="majorHAnsi" w:hAnsiTheme="majorHAnsi" w:cstheme="majorHAnsi"/>
+          <w:sz w:val="24"/>
+          <w:szCs w:val="24"/>
+          <w:lang w:val="en-NZ"/>
+        </w:rPr>
+        <w:t>Conduct a systematic literature review to identify works previously undertaken and gaps requiring research.</w:t>
       </w:r>
     </w:p>
     <w:p>
@@ -755,25 +719,7 @@
           <w:szCs w:val="24"/>
           <w:lang w:val="en-NZ"/>
         </w:rPr>
-        <w:t xml:space="preserve"> Additionally, each group would act as a task team in charge of the design and surveillance of the development of the project. </w:t>
-      </w:r>
-      <w:r>
-        <w:rPr>
-          <w:rFonts w:asciiTheme="majorHAnsi" w:hAnsiTheme="majorHAnsi" w:cstheme="majorHAnsi"/>
-          <w:sz w:val="24"/>
-          <w:szCs w:val="24"/>
-          <w:lang w:val="en-NZ"/>
-        </w:rPr>
-        <w:t>ENBU 79X/89X</w:t>
-      </w:r>
-      <w:r>
-        <w:rPr>
-          <w:rFonts w:asciiTheme="majorHAnsi" w:hAnsiTheme="majorHAnsi" w:cstheme="majorHAnsi"/>
-          <w:sz w:val="24"/>
-          <w:szCs w:val="24"/>
-          <w:lang w:val="en-NZ"/>
-        </w:rPr>
-        <w:t xml:space="preserve"> acts as the capstone for four different programs, and each group had at least one representative of each role: Architectural Engineer, Construction Engineer, Construction Manager and Quantity Surveyor. The group was expected to coordinate efforts to create a coherent proposal for the development project, while fulfilling specific tasks and deliveries specific for each role. Finally, the group as a whole had to create weekly and milestone reports to the client, creating a summary document meant to explain the current state of the project in a way that tackles the different profiles that the fictional client firm was representing</w:t>
+        <w:t xml:space="preserve"> Additionally, each group would act as a task team in charge of the design and surveillance of the development of the project. ENBU 79X/89X acts as the capstone for four different programs, and each group had at least one representative of each role: Architectural Engineer, Construction Engineer, Construction Manager and Quantity Surveyor. The group was expected to coordinate efforts to create a coherent proposal for the development project, while fulfilling specific tasks and deliveries specific for each role. Finally, the group as a whole had to create weekly and milestone reports to the client, creating a summary document meant to explain the current state of the project in a way that tackles the different profiles that the fictional client firm was representing</w:t>
       </w:r>
       <w:r>
         <w:rPr>
@@ -1194,25 +1140,7 @@
           <w:lang w:val="en-NZ"/>
         </w:rPr>
         <w:lastRenderedPageBreak/>
-        <w:t xml:space="preserve">This summarizes the main elements of the learning design proposed for </w:t>
-      </w:r>
-      <w:r>
-        <w:rPr>
-          <w:rFonts w:asciiTheme="majorHAnsi" w:hAnsiTheme="majorHAnsi" w:cstheme="majorHAnsi"/>
-          <w:sz w:val="24"/>
-          <w:szCs w:val="24"/>
-          <w:lang w:val="en-NZ"/>
-        </w:rPr>
-        <w:t>ENBU 79X/89X Industry Project</w:t>
-      </w:r>
-      <w:r>
-        <w:rPr>
-          <w:rFonts w:asciiTheme="majorHAnsi" w:hAnsiTheme="majorHAnsi" w:cstheme="majorHAnsi"/>
-          <w:sz w:val="24"/>
-          <w:szCs w:val="24"/>
-          <w:lang w:val="en-NZ"/>
-        </w:rPr>
-        <w:t xml:space="preserve"> and the methodologies used to implement that design. Some other aspect of the development of the course were present, like the role of the teaching assistances during the open work sessions and the organization between track A and track B students that will be explained in more detail during the development of the case study. For now, there is enough information here to stablish how WorkshopAR was integrated into de learning design of the course and how the goals of the software tool were implemented and coordinated with the activities of the course.</w:t>
+        <w:t>This summarizes the main elements of the learning design proposed for ENBU 79X/89X Industry Project and the methodologies used to implement that design. Some other aspect of the development of the course were present, like the role of the teaching assistances during the open work sessions and the organization between track A and track B students that will be explained in more detail during the development of the case study. For now, there is enough information here to stablish how WorkshopAR was integrated into de learning design of the course and how the goals of the software tool were implemented and coordinated with the activities of the course.</w:t>
       </w:r>
     </w:p>
     <w:p>
@@ -1238,9 +1166,263 @@
     <w:p>
       <w:pPr>
         <w:rPr>
-          <w:lang w:val="en-NZ"/>
-        </w:rPr>
-      </w:pPr>
+          <w:rFonts w:asciiTheme="majorHAnsi" w:hAnsiTheme="majorHAnsi" w:cstheme="majorHAnsi"/>
+          <w:sz w:val="24"/>
+          <w:szCs w:val="24"/>
+          <w:lang w:val="en-NZ"/>
+        </w:rPr>
+      </w:pPr>
+      <w:r>
+        <w:rPr>
+          <w:rFonts w:asciiTheme="majorHAnsi" w:hAnsiTheme="majorHAnsi" w:cstheme="majorHAnsi"/>
+          <w:sz w:val="24"/>
+          <w:szCs w:val="24"/>
+          <w:lang w:val="en-NZ"/>
+        </w:rPr>
+        <w:t>This section seeks to elaborate on the information presented in section 3.1.1.3 about the structure of the learning design for the project. More specifically, this section will show how WorkshopAR approaches the learning goals proposed and how they are integrated with the structure of the course.</w:t>
+      </w:r>
+    </w:p>
+    <w:p>
+      <w:pPr>
+        <w:rPr>
+          <w:rFonts w:asciiTheme="majorHAnsi" w:hAnsiTheme="majorHAnsi" w:cstheme="majorHAnsi"/>
+          <w:sz w:val="24"/>
+          <w:szCs w:val="24"/>
+          <w:lang w:val="en-NZ"/>
+        </w:rPr>
+      </w:pPr>
+      <w:r>
+        <w:rPr>
+          <w:rFonts w:asciiTheme="majorHAnsi" w:hAnsiTheme="majorHAnsi" w:cstheme="majorHAnsi"/>
+          <w:sz w:val="24"/>
+          <w:szCs w:val="24"/>
+          <w:lang w:val="en-NZ"/>
+        </w:rPr>
+        <w:t>LO1 establishes that the students can plan their work session by analysing the current state of their work and determining clear goals to achieve during the session. WorkshopAR supports this strategy by linking the creation of the Room with the definition of a goal for the work session. It also helps by distributing the activity by associating current tasks with the profile of each participant.</w:t>
+      </w:r>
+    </w:p>
+    <w:p>
+      <w:pPr>
+        <w:rPr>
+          <w:rFonts w:asciiTheme="majorHAnsi" w:hAnsiTheme="majorHAnsi" w:cstheme="majorHAnsi"/>
+          <w:sz w:val="24"/>
+          <w:szCs w:val="24"/>
+          <w:lang w:val="en-NZ"/>
+        </w:rPr>
+      </w:pPr>
+      <w:r>
+        <w:rPr>
+          <w:rFonts w:asciiTheme="majorHAnsi" w:hAnsiTheme="majorHAnsi" w:cstheme="majorHAnsi"/>
+          <w:sz w:val="24"/>
+          <w:szCs w:val="24"/>
+          <w:lang w:val="en-NZ"/>
+        </w:rPr>
+        <w:t>Observations related to LO1 can go beyond just checking if the students are defining goals and tasks during the configuration or not</w:t>
+      </w:r>
+      <w:r>
+        <w:rPr>
+          <w:rFonts w:asciiTheme="majorHAnsi" w:hAnsiTheme="majorHAnsi" w:cstheme="majorHAnsi"/>
+          <w:sz w:val="24"/>
+          <w:szCs w:val="24"/>
+          <w:lang w:val="en-NZ"/>
+        </w:rPr>
+        <w:t>. It could be possible to check the level of detail applied to the definition of goals, like checking if the process was done just for the sake of doing it or if there was real though behind the activity, to check if the tasks were updated along the progress of the session or if similar analysis of the goals or progress of work was done outside WorkshopAR.</w:t>
+      </w:r>
+    </w:p>
+    <w:p>
+      <w:pPr>
+        <w:rPr>
+          <w:rFonts w:asciiTheme="majorHAnsi" w:hAnsiTheme="majorHAnsi" w:cstheme="majorHAnsi"/>
+          <w:sz w:val="24"/>
+          <w:szCs w:val="24"/>
+          <w:lang w:val="en-NZ"/>
+        </w:rPr>
+      </w:pPr>
+      <w:r>
+        <w:rPr>
+          <w:rFonts w:asciiTheme="majorHAnsi" w:hAnsiTheme="majorHAnsi" w:cstheme="majorHAnsi"/>
+          <w:sz w:val="24"/>
+          <w:szCs w:val="24"/>
+          <w:lang w:val="en-NZ"/>
+        </w:rPr>
+        <w:t>LO2 is related to the execution of effective collaboration and can be evidenced by using the criteria identified in literature and explained in section 2.1.4 and 2.1.5. It is of particular interest for this project and for the overall evaluation of WorkshopAR t</w:t>
+      </w:r>
+      <w:r>
+        <w:rPr>
+          <w:rFonts w:asciiTheme="majorHAnsi" w:hAnsiTheme="majorHAnsi" w:cstheme="majorHAnsi"/>
+          <w:sz w:val="24"/>
+          <w:szCs w:val="24"/>
+          <w:lang w:val="en-NZ"/>
+        </w:rPr>
+        <w:t>o</w:t>
+      </w:r>
+      <w:r>
+        <w:rPr>
+          <w:rFonts w:asciiTheme="majorHAnsi" w:hAnsiTheme="majorHAnsi" w:cstheme="majorHAnsi"/>
+          <w:sz w:val="24"/>
+          <w:szCs w:val="24"/>
+          <w:lang w:val="en-NZ"/>
+        </w:rPr>
+        <w:t xml:space="preserve"> see if any of the tools provided, specially those associated with the interaction with the play models and annotations, </w:t>
+      </w:r>
+      <w:r>
+        <w:rPr>
+          <w:rFonts w:asciiTheme="majorHAnsi" w:hAnsiTheme="majorHAnsi" w:cstheme="majorHAnsi"/>
+          <w:sz w:val="24"/>
+          <w:szCs w:val="24"/>
+          <w:lang w:val="en-NZ"/>
+        </w:rPr>
+        <w:t>help in creating the structures identified as useful for effective collaboration such as a free flow of information, accountability, quality assurance and mutual dependence for achievements.</w:t>
+      </w:r>
+    </w:p>
+    <w:p>
+      <w:pPr>
+        <w:rPr>
+          <w:rFonts w:asciiTheme="majorHAnsi" w:hAnsiTheme="majorHAnsi" w:cstheme="majorHAnsi"/>
+          <w:sz w:val="24"/>
+          <w:szCs w:val="24"/>
+          <w:lang w:val="en-NZ"/>
+        </w:rPr>
+      </w:pPr>
+      <w:r>
+        <w:rPr>
+          <w:rFonts w:asciiTheme="majorHAnsi" w:hAnsiTheme="majorHAnsi" w:cstheme="majorHAnsi"/>
+          <w:sz w:val="24"/>
+          <w:szCs w:val="24"/>
+          <w:lang w:val="en-NZ"/>
+        </w:rPr>
+        <w:t>For this learning objective it is also interesting to observe the types of collaboration being used by the students as described by Salmons (2019), and if WorkshopAR was promoting or helping in the development of a particular form of collaboration. In general, the digital space created by WorkshopAR would facilitate activities of co-creation, by allowing the testing and record of ideas for the architectural design, and also transfer activities, by offering visuals that can be used to explain concepts, decisions or design pro</w:t>
+      </w:r>
+      <w:r>
+        <w:rPr>
+          <w:rFonts w:asciiTheme="majorHAnsi" w:hAnsiTheme="majorHAnsi" w:cstheme="majorHAnsi"/>
+          <w:sz w:val="24"/>
+          <w:szCs w:val="24"/>
+          <w:lang w:val="en-NZ"/>
+        </w:rPr>
+        <w:t>posals</w:t>
+      </w:r>
+      <w:r>
+        <w:rPr>
+          <w:rFonts w:asciiTheme="majorHAnsi" w:hAnsiTheme="majorHAnsi" w:cstheme="majorHAnsi"/>
+          <w:sz w:val="24"/>
+          <w:szCs w:val="24"/>
+          <w:lang w:val="en-NZ"/>
+        </w:rPr>
+        <w:t>.</w:t>
+      </w:r>
+    </w:p>
+    <w:p>
+      <w:pPr>
+        <w:rPr>
+          <w:rFonts w:asciiTheme="majorHAnsi" w:hAnsiTheme="majorHAnsi" w:cstheme="majorHAnsi"/>
+          <w:sz w:val="24"/>
+          <w:szCs w:val="24"/>
+          <w:lang w:val="en-NZ"/>
+        </w:rPr>
+      </w:pPr>
+      <w:r>
+        <w:rPr>
+          <w:rFonts w:asciiTheme="majorHAnsi" w:hAnsiTheme="majorHAnsi" w:cstheme="majorHAnsi"/>
+          <w:sz w:val="24"/>
+          <w:szCs w:val="24"/>
+          <w:lang w:val="en-NZ"/>
+        </w:rPr>
+        <w:lastRenderedPageBreak/>
+        <w:t xml:space="preserve">LO3 keeps the idea of effective structures for collaboration </w:t>
+      </w:r>
+      <w:r>
+        <w:rPr>
+          <w:rFonts w:asciiTheme="majorHAnsi" w:hAnsiTheme="majorHAnsi" w:cstheme="majorHAnsi"/>
+          <w:sz w:val="24"/>
+          <w:szCs w:val="24"/>
+          <w:lang w:val="en-NZ"/>
+        </w:rPr>
+        <w:t xml:space="preserve">but focuses entirely on how the group manages internal and external communication. The debate features of WorkshopAR is the obvious implementation build specially to cover this learning objective, which at the same time helps the group to create an instance of dialogue, as defined by Salmons as the type of structured conversation that best </w:t>
+      </w:r>
+      <w:r>
+        <w:rPr>
+          <w:rFonts w:asciiTheme="majorHAnsi" w:hAnsiTheme="majorHAnsi" w:cstheme="majorHAnsi"/>
+          <w:sz w:val="24"/>
+          <w:szCs w:val="24"/>
+          <w:lang w:val="en-NZ"/>
+        </w:rPr>
+        <w:t>promotes</w:t>
+      </w:r>
+      <w:r>
+        <w:rPr>
+          <w:rFonts w:asciiTheme="majorHAnsi" w:hAnsiTheme="majorHAnsi" w:cstheme="majorHAnsi"/>
+          <w:sz w:val="24"/>
+          <w:szCs w:val="24"/>
+          <w:lang w:val="en-NZ"/>
+        </w:rPr>
+        <w:t xml:space="preserve"> and executes collaboration. Observations will also search for other aspects of the tool that promote conversation instead, the un</w:t>
+      </w:r>
+      <w:r>
+        <w:rPr>
+          <w:rFonts w:asciiTheme="majorHAnsi" w:hAnsiTheme="majorHAnsi" w:cstheme="majorHAnsi"/>
+          <w:sz w:val="24"/>
+          <w:szCs w:val="24"/>
+          <w:lang w:val="en-NZ"/>
+        </w:rPr>
+        <w:t>structured type of communication used more to foster relationships in the group.</w:t>
+      </w:r>
+    </w:p>
+    <w:p>
+      <w:pPr>
+        <w:rPr>
+          <w:rFonts w:asciiTheme="majorHAnsi" w:hAnsiTheme="majorHAnsi" w:cstheme="majorHAnsi"/>
+          <w:sz w:val="24"/>
+          <w:szCs w:val="24"/>
+          <w:lang w:val="en-NZ"/>
+        </w:rPr>
+      </w:pPr>
+      <w:r>
+        <w:rPr>
+          <w:rFonts w:asciiTheme="majorHAnsi" w:hAnsiTheme="majorHAnsi" w:cstheme="majorHAnsi"/>
+          <w:sz w:val="24"/>
+          <w:szCs w:val="24"/>
+          <w:lang w:val="en-NZ"/>
+        </w:rPr>
+        <w:t xml:space="preserve">Finally, LO4 evaluates how the group proposes and organizes structured review. WorkshopAR doe not dedicates one particular functionality to support this learning objective, relying more on the use of all the previously mentioned use cases to offer </w:t>
+      </w:r>
+      <w:r>
+        <w:rPr>
+          <w:rFonts w:asciiTheme="majorHAnsi" w:hAnsiTheme="majorHAnsi" w:cstheme="majorHAnsi"/>
+          <w:sz w:val="24"/>
+          <w:szCs w:val="24"/>
+          <w:lang w:val="en-NZ"/>
+        </w:rPr>
+        <w:t>a</w:t>
+      </w:r>
+      <w:r>
+        <w:rPr>
+          <w:rFonts w:asciiTheme="majorHAnsi" w:hAnsiTheme="majorHAnsi" w:cstheme="majorHAnsi"/>
+          <w:sz w:val="24"/>
+          <w:szCs w:val="24"/>
+          <w:lang w:val="en-NZ"/>
+        </w:rPr>
+        <w:t xml:space="preserve"> structured evaluation of a design proposal, of feedback received from the client or to organize the work needed to create the final reflection of the project.</w:t>
+      </w:r>
+    </w:p>
+    <w:p>
+      <w:pPr>
+        <w:rPr>
+          <w:rFonts w:asciiTheme="majorHAnsi" w:hAnsiTheme="majorHAnsi" w:cstheme="majorHAnsi"/>
+          <w:sz w:val="24"/>
+          <w:szCs w:val="24"/>
+          <w:lang w:val="en-NZ"/>
+        </w:rPr>
+      </w:pPr>
+      <w:r>
+        <w:rPr>
+          <w:rFonts w:asciiTheme="majorHAnsi" w:hAnsiTheme="majorHAnsi" w:cstheme="majorHAnsi"/>
+          <w:sz w:val="24"/>
+          <w:szCs w:val="24"/>
+          <w:lang w:val="en-NZ"/>
+        </w:rPr>
+        <w:t>The learning objectives of WorkshopAR were designed taking into consideration the design of Industry Project, and meant to help the students to tackle the course objective of constant communication and coordination of tasks. Figure 1 shows an ideal flow of activities during the development of a classroom session, which incorporates the main activities proposed in the course design (class housekeep, weekly workshops, open work sessions) with an idealized version of a work session that a group could perform while using WorkshopAR.</w:t>
+      </w:r>
     </w:p>
     <w:p>
       <w:pPr>
@@ -1283,23 +1465,35 @@
     <w:p>
       <w:pPr>
         <w:rPr>
-          <w:lang w:val="en-NZ"/>
-        </w:rPr>
-      </w:pPr>
-      <w:r>
-        <w:rPr>
+          <w:rFonts w:asciiTheme="majorHAnsi" w:hAnsiTheme="majorHAnsi" w:cstheme="majorHAnsi"/>
+          <w:sz w:val="24"/>
+          <w:szCs w:val="24"/>
+          <w:lang w:val="en-NZ"/>
+        </w:rPr>
+      </w:pPr>
+      <w:r>
+        <w:rPr>
+          <w:rFonts w:asciiTheme="majorHAnsi" w:hAnsiTheme="majorHAnsi" w:cstheme="majorHAnsi"/>
+          <w:sz w:val="24"/>
+          <w:szCs w:val="24"/>
           <w:lang w:val="en-NZ"/>
         </w:rPr>
         <w:t xml:space="preserve">The information gathering process for the development of the case study was conducted in three distinct stages with different set of objectives in mind. All three stages were meant to collect descriptive data about the development of the </w:t>
       </w:r>
       <w:r>
         <w:rPr>
+          <w:rFonts w:asciiTheme="majorHAnsi" w:hAnsiTheme="majorHAnsi" w:cstheme="majorHAnsi"/>
+          <w:sz w:val="24"/>
+          <w:szCs w:val="24"/>
           <w:lang w:val="en-NZ"/>
         </w:rPr>
         <w:t>course,</w:t>
       </w:r>
       <w:r>
         <w:rPr>
+          <w:rFonts w:asciiTheme="majorHAnsi" w:hAnsiTheme="majorHAnsi" w:cstheme="majorHAnsi"/>
+          <w:sz w:val="24"/>
+          <w:szCs w:val="24"/>
           <w:lang w:val="en-NZ"/>
         </w:rPr>
         <w:t xml:space="preserve"> either to create a better picture of the context in which the course was happening, to gather descriptive data about the progress of the project or to ask for more granular opinions from the students and the teaching staff, all these with the goal in mind of creating a rich recount of the course.</w:t>
@@ -1328,11 +1522,17 @@
     <w:p>
       <w:pPr>
         <w:rPr>
-          <w:lang w:val="en-NZ"/>
-        </w:rPr>
-      </w:pPr>
-      <w:r>
-        <w:rPr>
+          <w:rFonts w:asciiTheme="majorHAnsi" w:hAnsiTheme="majorHAnsi" w:cstheme="majorHAnsi"/>
+          <w:sz w:val="24"/>
+          <w:szCs w:val="24"/>
+          <w:lang w:val="en-NZ"/>
+        </w:rPr>
+      </w:pPr>
+      <w:r>
+        <w:rPr>
+          <w:rFonts w:asciiTheme="majorHAnsi" w:hAnsiTheme="majorHAnsi" w:cstheme="majorHAnsi"/>
+          <w:sz w:val="24"/>
+          <w:szCs w:val="24"/>
           <w:lang w:val="en-NZ"/>
         </w:rPr>
         <w:t>It was possible to access most of the written material available for the teaching staff and the students through the Learning Management System (LMS) supporting the course. The LMS was the primary communication method for the course, besides direct announcements ant the beginning of a session. Students would find all the basic information about the project and the different deliveries of the course in the LMS, and it became the main repository for the different forms and documentation needed for the coursework such as client repots, presentation formats and assessment rubrics. Information about the structure, learning goals and methodology of the course was also found here.</w:t>
@@ -1341,24 +1541,37 @@
     <w:p>
       <w:pPr>
         <w:rPr>
-          <w:lang w:val="en-NZ"/>
-        </w:rPr>
-      </w:pPr>
-      <w:r>
-        <w:rPr>
-          <w:lang w:val="en-NZ"/>
-        </w:rPr>
+          <w:rFonts w:asciiTheme="majorHAnsi" w:hAnsiTheme="majorHAnsi" w:cstheme="majorHAnsi"/>
+          <w:sz w:val="24"/>
+          <w:szCs w:val="24"/>
+          <w:lang w:val="en-NZ"/>
+        </w:rPr>
+      </w:pPr>
+      <w:r>
+        <w:rPr>
+          <w:rFonts w:asciiTheme="majorHAnsi" w:hAnsiTheme="majorHAnsi" w:cstheme="majorHAnsi"/>
+          <w:sz w:val="24"/>
+          <w:szCs w:val="24"/>
+          <w:lang w:val="en-NZ"/>
+        </w:rPr>
+        <w:lastRenderedPageBreak/>
         <w:t>This information was used mostly to build a good understanding of the objectives and background of the course, as well as to stablish a good idea of the work expected from the students for the development of the project and all the required deliveries, even when there was not that much familiarity of the researcher with the main subject of the course.</w:t>
       </w:r>
     </w:p>
     <w:p>
       <w:pPr>
         <w:rPr>
-          <w:lang w:val="en-NZ"/>
-        </w:rPr>
-      </w:pPr>
-      <w:r>
-        <w:rPr>
+          <w:rFonts w:asciiTheme="majorHAnsi" w:hAnsiTheme="majorHAnsi" w:cstheme="majorHAnsi"/>
+          <w:sz w:val="24"/>
+          <w:szCs w:val="24"/>
+          <w:lang w:val="en-NZ"/>
+        </w:rPr>
+      </w:pPr>
+      <w:r>
+        <w:rPr>
+          <w:rFonts w:asciiTheme="majorHAnsi" w:hAnsiTheme="majorHAnsi" w:cstheme="majorHAnsi"/>
+          <w:sz w:val="24"/>
+          <w:szCs w:val="24"/>
           <w:lang w:val="en-NZ"/>
         </w:rPr>
         <w:t>Although most of the assessment tools of the course consisted of oral presentations, a good amount of material had to be submitted through the LMS, either as its own assessment or as a complement to the oral presentations. A lot of this material consisted of individual work and allowed for an interesting analysis of how the students were organizing their work as part of the group activities as well as creating points of comparison between groups.</w:t>
@@ -1367,11 +1580,17 @@
     <w:p>
       <w:pPr>
         <w:rPr>
-          <w:lang w:val="en-NZ"/>
-        </w:rPr>
-      </w:pPr>
-      <w:r>
-        <w:rPr>
+          <w:rFonts w:asciiTheme="majorHAnsi" w:hAnsiTheme="majorHAnsi" w:cstheme="majorHAnsi"/>
+          <w:sz w:val="24"/>
+          <w:szCs w:val="24"/>
+          <w:lang w:val="en-NZ"/>
+        </w:rPr>
+      </w:pPr>
+      <w:r>
+        <w:rPr>
+          <w:rFonts w:asciiTheme="majorHAnsi" w:hAnsiTheme="majorHAnsi" w:cstheme="majorHAnsi"/>
+          <w:sz w:val="24"/>
+          <w:szCs w:val="24"/>
           <w:lang w:val="en-NZ"/>
         </w:rPr>
         <w:t>It was also possible to analyse the weekly report of the students to identify the development process followed by most groups as reported by the students, the general progress of the project and the most common issues reported, allowing for comparisons against what was being directly observed during the work sessions.</w:t>
@@ -1380,115 +1599,160 @@
     <w:p>
       <w:pPr>
         <w:rPr>
-          <w:lang w:val="en-NZ"/>
-        </w:rPr>
-      </w:pPr>
-      <w:r>
-        <w:rPr>
+          <w:rFonts w:asciiTheme="majorHAnsi" w:hAnsiTheme="majorHAnsi" w:cstheme="majorHAnsi"/>
+          <w:sz w:val="24"/>
+          <w:szCs w:val="24"/>
+          <w:lang w:val="en-NZ"/>
+        </w:rPr>
+      </w:pPr>
+      <w:r>
+        <w:rPr>
+          <w:rFonts w:asciiTheme="majorHAnsi" w:hAnsiTheme="majorHAnsi" w:cstheme="majorHAnsi"/>
+          <w:sz w:val="24"/>
+          <w:szCs w:val="24"/>
+          <w:lang w:val="en-NZ"/>
+        </w:rPr>
+        <w:t xml:space="preserve">Finally, the LMS portal also offered a discussion forum for the students meant to be the main communication medium between the students and the teaching staff outside the main “simulacrum” of the flow of information with the client. Activity here was almost non-existent </w:t>
+      </w:r>
+      <w:r>
+        <w:rPr>
+          <w:rFonts w:asciiTheme="majorHAnsi" w:hAnsiTheme="majorHAnsi" w:cstheme="majorHAnsi"/>
+          <w:sz w:val="24"/>
+          <w:szCs w:val="24"/>
+          <w:lang w:val="en-NZ"/>
+        </w:rPr>
+        <w:t>before</w:t>
+      </w:r>
+      <w:r>
+        <w:rPr>
+          <w:rFonts w:asciiTheme="majorHAnsi" w:hAnsiTheme="majorHAnsi" w:cstheme="majorHAnsi"/>
+          <w:sz w:val="24"/>
+          <w:szCs w:val="24"/>
+          <w:lang w:val="en-NZ"/>
+        </w:rPr>
+        <w:t xml:space="preserve"> the semester break, and students seldom used it after the adjustments to the course during the second semester. The following sections will detail this situation better, as it is an important point of analysis of the course and of the way technology is used in the classroom for communication.</w:t>
+      </w:r>
+    </w:p>
+    <w:p>
+      <w:pPr>
+        <w:pStyle w:val="Heading2"/>
+        <w:rPr>
+          <w:rFonts w:asciiTheme="majorHAnsi" w:hAnsiTheme="majorHAnsi" w:cstheme="majorHAnsi"/>
+          <w:sz w:val="24"/>
+          <w:szCs w:val="24"/>
+          <w:lang w:val="en-NZ"/>
+        </w:rPr>
+      </w:pPr>
+      <w:r>
+        <w:rPr>
+          <w:rFonts w:asciiTheme="majorHAnsi" w:hAnsiTheme="majorHAnsi" w:cstheme="majorHAnsi"/>
+          <w:sz w:val="24"/>
+          <w:szCs w:val="24"/>
+          <w:lang w:val="en-NZ"/>
+        </w:rPr>
+        <w:t>6.3.2 Classroom Observations</w:t>
+      </w:r>
+    </w:p>
+    <w:p>
+      <w:pPr>
+        <w:rPr>
+          <w:rFonts w:asciiTheme="majorHAnsi" w:hAnsiTheme="majorHAnsi" w:cstheme="majorHAnsi"/>
+          <w:sz w:val="24"/>
+          <w:szCs w:val="24"/>
+          <w:lang w:val="en-NZ"/>
+        </w:rPr>
+      </w:pPr>
+      <w:r>
+        <w:rPr>
+          <w:rFonts w:asciiTheme="majorHAnsi" w:hAnsiTheme="majorHAnsi" w:cstheme="majorHAnsi"/>
+          <w:sz w:val="24"/>
+          <w:szCs w:val="24"/>
+          <w:lang w:val="en-NZ"/>
+        </w:rPr>
+        <w:t>The main source of data for the development of the case study was the direct observation of work session of different groups along the development of the course during the weekly classroom meetings.</w:t>
+      </w:r>
+    </w:p>
+    <w:p>
+      <w:pPr>
+        <w:rPr>
+          <w:rFonts w:asciiTheme="majorHAnsi" w:hAnsiTheme="majorHAnsi" w:cstheme="majorHAnsi"/>
+          <w:sz w:val="24"/>
+          <w:szCs w:val="24"/>
+          <w:lang w:val="en-NZ"/>
+        </w:rPr>
+      </w:pPr>
+      <w:r>
+        <w:rPr>
+          <w:rFonts w:asciiTheme="majorHAnsi" w:hAnsiTheme="majorHAnsi" w:cstheme="majorHAnsi"/>
+          <w:sz w:val="24"/>
+          <w:szCs w:val="24"/>
+          <w:lang w:val="en-NZ"/>
+        </w:rPr>
+        <w:t>This is already a departure from the original methodology that proposed observations of the groups outside of the classroom. It was evident during the first weeks that the students were using mostly the classroom time for their groupwork, opting for individual work outside the classroom and for asynchronous communication with their teammates. This situation caused for some of the mechanisms of the observation to change and adapt to what the students where really doing but the general approach and goals for this stage were the same.</w:t>
+      </w:r>
+    </w:p>
+    <w:p>
+      <w:pPr>
+        <w:rPr>
+          <w:rFonts w:asciiTheme="majorHAnsi" w:hAnsiTheme="majorHAnsi" w:cstheme="majorHAnsi"/>
+          <w:sz w:val="24"/>
+          <w:szCs w:val="24"/>
+          <w:lang w:val="en-NZ"/>
+        </w:rPr>
+      </w:pPr>
+      <w:r>
+        <w:rPr>
+          <w:rFonts w:asciiTheme="majorHAnsi" w:hAnsiTheme="majorHAnsi" w:cstheme="majorHAnsi"/>
+          <w:sz w:val="24"/>
+          <w:szCs w:val="24"/>
+          <w:lang w:val="en-NZ"/>
+        </w:rPr>
+        <w:t>There were three main types of observations that composed most of the data collected. All types focused on describing in as much detail as possible the type and objectives of the activities being observed, the outstanding characteristics of the students participating and information about the background that was possible to collect. All observations were recorded using mostly the researcher’s personal notes, and video recordings when it was possible to do it without disrupting too much the classroom.</w:t>
+      </w:r>
+    </w:p>
+    <w:p>
+      <w:pPr>
+        <w:rPr>
+          <w:rFonts w:asciiTheme="majorHAnsi" w:hAnsiTheme="majorHAnsi" w:cstheme="majorHAnsi"/>
+          <w:sz w:val="24"/>
+          <w:szCs w:val="24"/>
+          <w:lang w:val="en-NZ"/>
+        </w:rPr>
+      </w:pPr>
+      <w:r>
+        <w:rPr>
+          <w:rFonts w:asciiTheme="majorHAnsi" w:hAnsiTheme="majorHAnsi" w:cstheme="majorHAnsi"/>
+          <w:sz w:val="24"/>
+          <w:szCs w:val="24"/>
           <w:lang w:val="en-NZ"/>
         </w:rPr>
         <w:lastRenderedPageBreak/>
-        <w:t xml:space="preserve">Finally, the LMS portal also offered a discussion forum for the students meant to be the main communication medium between the students and the teaching staff outside the main “simulacrum” of the flow of information with the client. Activity here was almost non-existent </w:t>
-      </w:r>
-      <w:r>
-        <w:rPr>
-          <w:lang w:val="en-NZ"/>
-        </w:rPr>
-        <w:t>before</w:t>
-      </w:r>
-      <w:r>
-        <w:rPr>
-          <w:lang w:val="en-NZ"/>
-        </w:rPr>
-        <w:t xml:space="preserve"> the semester break, and students seldom used it after the adjustments to the course during the second semester. The following sections will detail this situation better, as it is an important point of analysis of the course and of the way technology is used in the classroom for communication.</w:t>
-      </w:r>
-    </w:p>
-    <w:p>
-      <w:pPr>
-        <w:pStyle w:val="Heading2"/>
-        <w:rPr>
-          <w:rFonts w:asciiTheme="majorHAnsi" w:hAnsiTheme="majorHAnsi" w:cstheme="majorHAnsi"/>
-          <w:sz w:val="24"/>
-          <w:szCs w:val="24"/>
-          <w:lang w:val="en-NZ"/>
-        </w:rPr>
-      </w:pPr>
-      <w:r>
-        <w:rPr>
-          <w:rFonts w:asciiTheme="majorHAnsi" w:hAnsiTheme="majorHAnsi" w:cstheme="majorHAnsi"/>
-          <w:sz w:val="24"/>
-          <w:szCs w:val="24"/>
-          <w:lang w:val="en-NZ"/>
-        </w:rPr>
-        <w:t>6.3.2 Classroom Observations</w:t>
-      </w:r>
-    </w:p>
-    <w:p>
-      <w:pPr>
-        <w:rPr>
-          <w:lang w:val="en-NZ"/>
-        </w:rPr>
-      </w:pPr>
-      <w:r>
-        <w:rPr>
-          <w:lang w:val="en-NZ"/>
-        </w:rPr>
-        <w:t>The main source of data for the development of the case study was the direct observation of work session of different groups along the development of the course during the weekly classroom meetings.</w:t>
-      </w:r>
-    </w:p>
-    <w:p>
-      <w:pPr>
-        <w:rPr>
-          <w:lang w:val="en-NZ"/>
-        </w:rPr>
-      </w:pPr>
-      <w:r>
-        <w:rPr>
-          <w:lang w:val="en-NZ"/>
-        </w:rPr>
-        <w:t>This is already a departure from the original methodology that proposed observations of the groups outside of the classroom. It was evident during the first weeks that the students were using mostly the classroom time for their groupwork, opting for individual work outside the classroom and for asynchronous communication with their teammates. This situation caused for some of the mechanisms of the observation to change and adapt to what the students where really doing but the general approach and goals for this stage were the same.</w:t>
-      </w:r>
-    </w:p>
-    <w:p>
-      <w:pPr>
-        <w:rPr>
-          <w:lang w:val="en-NZ"/>
-        </w:rPr>
-      </w:pPr>
-      <w:r>
-        <w:rPr>
-          <w:lang w:val="en-NZ"/>
-        </w:rPr>
-        <w:t>There were three main types of observations that composed most of the data collected. All types focused on describing in as much detail as possible the type and objectives of the activities being observed, the outstanding characteristics of the students participating and information about the background that was possible to collect. All observations were recorded using mostly the researcher’s personal notes, and video recordings when it was possible to do it without disrupting too much the classroom.</w:t>
-      </w:r>
-    </w:p>
-    <w:p>
-      <w:pPr>
-        <w:rPr>
-          <w:lang w:val="en-NZ"/>
-        </w:rPr>
-      </w:pPr>
-      <w:r>
-        <w:rPr>
-          <w:lang w:val="en-NZ"/>
-        </w:rPr>
         <w:t>The first type of observations was of general activities for the whole classroom, guided normally by the teaching staff or by a guest speaker. These activities included all the students and were not directly related to group activities, although they often required the students to group based on their assigned roles.</w:t>
       </w:r>
     </w:p>
     <w:p>
       <w:pPr>
         <w:rPr>
-          <w:lang w:val="en-NZ"/>
-        </w:rPr>
-      </w:pPr>
-      <w:r>
-        <w:rPr>
+          <w:rFonts w:asciiTheme="majorHAnsi" w:hAnsiTheme="majorHAnsi" w:cstheme="majorHAnsi"/>
+          <w:sz w:val="24"/>
+          <w:szCs w:val="24"/>
+          <w:lang w:val="en-NZ"/>
+        </w:rPr>
+      </w:pPr>
+      <w:r>
+        <w:rPr>
+          <w:rFonts w:asciiTheme="majorHAnsi" w:hAnsiTheme="majorHAnsi" w:cstheme="majorHAnsi"/>
+          <w:sz w:val="24"/>
+          <w:szCs w:val="24"/>
           <w:lang w:val="en-NZ"/>
         </w:rPr>
         <w:t>These observations were useful for understanding the general structure and dynamics of the course, especially those relations between the teaching staff and the students since these activities often were used to deal with general questions from the students and to deal with the housekeeping of the course.</w:t>
       </w:r>
       <w:r>
         <w:rPr>
+          <w:rFonts w:asciiTheme="majorHAnsi" w:hAnsiTheme="majorHAnsi" w:cstheme="majorHAnsi"/>
+          <w:sz w:val="24"/>
+          <w:szCs w:val="24"/>
           <w:lang w:val="en-NZ"/>
         </w:rPr>
         <w:t xml:space="preserve"> These spaces were also used to hold several workshops for the students meant to give them different tools for activities related to project management, team dynamics and conflict resolution.</w:t>
@@ -1497,11 +1761,17 @@
     <w:p>
       <w:pPr>
         <w:rPr>
-          <w:lang w:val="en-NZ"/>
-        </w:rPr>
-      </w:pPr>
-      <w:r>
-        <w:rPr>
+          <w:rFonts w:asciiTheme="majorHAnsi" w:hAnsiTheme="majorHAnsi" w:cstheme="majorHAnsi"/>
+          <w:sz w:val="24"/>
+          <w:szCs w:val="24"/>
+          <w:lang w:val="en-NZ"/>
+        </w:rPr>
+      </w:pPr>
+      <w:r>
+        <w:rPr>
+          <w:rFonts w:asciiTheme="majorHAnsi" w:hAnsiTheme="majorHAnsi" w:cstheme="majorHAnsi"/>
+          <w:sz w:val="24"/>
+          <w:szCs w:val="24"/>
           <w:lang w:val="en-NZ"/>
         </w:rPr>
         <w:t>The initial categorization of themes for these observations was very general and consisted basically of:</w:t>
@@ -1515,11 +1785,17 @@
           <w:numId w:val="1"/>
         </w:numPr>
         <w:rPr>
-          <w:lang w:val="en-NZ"/>
-        </w:rPr>
-      </w:pPr>
-      <w:r>
-        <w:rPr>
+          <w:rFonts w:asciiTheme="majorHAnsi" w:hAnsiTheme="majorHAnsi" w:cstheme="majorHAnsi"/>
+          <w:sz w:val="24"/>
+          <w:szCs w:val="24"/>
+          <w:lang w:val="en-NZ"/>
+        </w:rPr>
+      </w:pPr>
+      <w:r>
+        <w:rPr>
+          <w:rFonts w:asciiTheme="majorHAnsi" w:hAnsiTheme="majorHAnsi" w:cstheme="majorHAnsi"/>
+          <w:sz w:val="24"/>
+          <w:szCs w:val="24"/>
           <w:lang w:val="en-NZ"/>
         </w:rPr>
         <w:t>Guidelines from the teaching staff to the students about teamwork and collaboration.</w:t>
@@ -1533,11 +1809,17 @@
           <w:numId w:val="1"/>
         </w:numPr>
         <w:rPr>
-          <w:lang w:val="en-NZ"/>
-        </w:rPr>
-      </w:pPr>
-      <w:r>
-        <w:rPr>
+          <w:rFonts w:asciiTheme="majorHAnsi" w:hAnsiTheme="majorHAnsi" w:cstheme="majorHAnsi"/>
+          <w:sz w:val="24"/>
+          <w:szCs w:val="24"/>
+          <w:lang w:val="en-NZ"/>
+        </w:rPr>
+      </w:pPr>
+      <w:r>
+        <w:rPr>
+          <w:rFonts w:asciiTheme="majorHAnsi" w:hAnsiTheme="majorHAnsi" w:cstheme="majorHAnsi"/>
+          <w:sz w:val="24"/>
+          <w:szCs w:val="24"/>
           <w:lang w:val="en-NZ"/>
         </w:rPr>
         <w:t>Feedback given to the students about an activity or a material produced for the project.</w:t>
@@ -1546,37 +1828,45 @@
     <w:p>
       <w:pPr>
         <w:rPr>
-          <w:lang w:val="en-NZ"/>
-        </w:rPr>
-      </w:pPr>
-      <w:r>
-        <w:rPr>
-          <w:lang w:val="en-NZ"/>
-        </w:rPr>
-        <w:t xml:space="preserve">These guidelines stablished that the main focus for the teaching staff during the observations was to identify and characterize the relationship created with the students. It was also used to identify how collaboration was being taught and enforced, and if there were </w:t>
-      </w:r>
-      <w:r>
-        <w:rPr>
-          <w:lang w:val="en-NZ"/>
-        </w:rPr>
-        <w:lastRenderedPageBreak/>
-        <w:t>any mediums in place to deal with or guide groups having issues with aspects of the team management requirements of the project.</w:t>
-      </w:r>
-    </w:p>
-    <w:p>
-      <w:pPr>
-        <w:rPr>
-          <w:lang w:val="en-NZ"/>
-        </w:rPr>
-      </w:pPr>
-      <w:r>
-        <w:rPr>
+          <w:rFonts w:asciiTheme="majorHAnsi" w:hAnsiTheme="majorHAnsi" w:cstheme="majorHAnsi"/>
+          <w:sz w:val="24"/>
+          <w:szCs w:val="24"/>
+          <w:lang w:val="en-NZ"/>
+        </w:rPr>
+      </w:pPr>
+      <w:r>
+        <w:rPr>
+          <w:rFonts w:asciiTheme="majorHAnsi" w:hAnsiTheme="majorHAnsi" w:cstheme="majorHAnsi"/>
+          <w:sz w:val="24"/>
+          <w:szCs w:val="24"/>
+          <w:lang w:val="en-NZ"/>
+        </w:rPr>
+        <w:t>These guidelines stablished that the main focus for the teaching staff during the observations was to identify and characterize the relationship created with the students. It was also used to identify how collaboration was being taught and enforced, and if there were any mediums in place to deal with or guide groups having issues with aspects of the team management requirements of the project.</w:t>
+      </w:r>
+    </w:p>
+    <w:p>
+      <w:pPr>
+        <w:rPr>
+          <w:rFonts w:asciiTheme="majorHAnsi" w:hAnsiTheme="majorHAnsi" w:cstheme="majorHAnsi"/>
+          <w:sz w:val="24"/>
+          <w:szCs w:val="24"/>
+          <w:lang w:val="en-NZ"/>
+        </w:rPr>
+      </w:pPr>
+      <w:r>
+        <w:rPr>
+          <w:rFonts w:asciiTheme="majorHAnsi" w:hAnsiTheme="majorHAnsi" w:cstheme="majorHAnsi"/>
+          <w:sz w:val="24"/>
+          <w:szCs w:val="24"/>
           <w:lang w:val="en-NZ"/>
         </w:rPr>
         <w:t xml:space="preserve">The second type of observations was of the general groupwork performed by the students. These work sessions often involved more than one group at a time and the main focus was on gathering information with minimal intervention, sometimes asking quick questions to clarify as </w:t>
       </w:r>
       <w:r>
         <w:rPr>
+          <w:rFonts w:asciiTheme="majorHAnsi" w:hAnsiTheme="majorHAnsi" w:cstheme="majorHAnsi"/>
+          <w:sz w:val="24"/>
+          <w:szCs w:val="24"/>
           <w:lang w:val="en-NZ"/>
         </w:rPr>
         <w:t>situation or get a better idea of the context.</w:t>
@@ -1585,11 +1875,17 @@
     <w:p>
       <w:pPr>
         <w:rPr>
-          <w:lang w:val="en-NZ"/>
-        </w:rPr>
-      </w:pPr>
-      <w:r>
-        <w:rPr>
+          <w:rFonts w:asciiTheme="majorHAnsi" w:hAnsiTheme="majorHAnsi" w:cstheme="majorHAnsi"/>
+          <w:sz w:val="24"/>
+          <w:szCs w:val="24"/>
+          <w:lang w:val="en-NZ"/>
+        </w:rPr>
+      </w:pPr>
+      <w:r>
+        <w:rPr>
+          <w:rFonts w:asciiTheme="majorHAnsi" w:hAnsiTheme="majorHAnsi" w:cstheme="majorHAnsi"/>
+          <w:sz w:val="24"/>
+          <w:szCs w:val="24"/>
           <w:lang w:val="en-NZ"/>
         </w:rPr>
         <w:t>These observations helped to understand the general dynamics of the groups, and the activities being completed for the project. They also constituted the “baseline” observations for those activities that were not using the AR tool, and became the main point of comparison with the other observations.</w:t>
@@ -1598,11 +1894,17 @@
     <w:p>
       <w:pPr>
         <w:rPr>
-          <w:lang w:val="en-NZ"/>
-        </w:rPr>
-      </w:pPr>
-      <w:r>
-        <w:rPr>
+          <w:rFonts w:asciiTheme="majorHAnsi" w:hAnsiTheme="majorHAnsi" w:cstheme="majorHAnsi"/>
+          <w:sz w:val="24"/>
+          <w:szCs w:val="24"/>
+          <w:lang w:val="en-NZ"/>
+        </w:rPr>
+      </w:pPr>
+      <w:r>
+        <w:rPr>
+          <w:rFonts w:asciiTheme="majorHAnsi" w:hAnsiTheme="majorHAnsi" w:cstheme="majorHAnsi"/>
+          <w:sz w:val="24"/>
+          <w:szCs w:val="24"/>
           <w:lang w:val="en-NZ"/>
         </w:rPr>
         <w:t>Initial categorization here was more varied. In one hand there was a group of themes searching for the collaborative strategies being used by students:</w:t>
@@ -1616,11 +1918,17 @@
           <w:numId w:val="2"/>
         </w:numPr>
         <w:rPr>
-          <w:lang w:val="en-NZ"/>
-        </w:rPr>
-      </w:pPr>
-      <w:r>
-        <w:rPr>
+          <w:rFonts w:asciiTheme="majorHAnsi" w:hAnsiTheme="majorHAnsi" w:cstheme="majorHAnsi"/>
+          <w:sz w:val="24"/>
+          <w:szCs w:val="24"/>
+          <w:lang w:val="en-NZ"/>
+        </w:rPr>
+      </w:pPr>
+      <w:r>
+        <w:rPr>
+          <w:rFonts w:asciiTheme="majorHAnsi" w:hAnsiTheme="majorHAnsi" w:cstheme="majorHAnsi"/>
+          <w:sz w:val="24"/>
+          <w:szCs w:val="24"/>
           <w:lang w:val="en-NZ"/>
         </w:rPr>
         <w:t>Activities and resources to organize and manage the team.</w:t>
@@ -1634,11 +1942,17 @@
           <w:numId w:val="2"/>
         </w:numPr>
         <w:rPr>
-          <w:lang w:val="en-NZ"/>
-        </w:rPr>
-      </w:pPr>
-      <w:r>
-        <w:rPr>
+          <w:rFonts w:asciiTheme="majorHAnsi" w:hAnsiTheme="majorHAnsi" w:cstheme="majorHAnsi"/>
+          <w:sz w:val="24"/>
+          <w:szCs w:val="24"/>
+          <w:lang w:val="en-NZ"/>
+        </w:rPr>
+      </w:pPr>
+      <w:r>
+        <w:rPr>
+          <w:rFonts w:asciiTheme="majorHAnsi" w:hAnsiTheme="majorHAnsi" w:cstheme="majorHAnsi"/>
+          <w:sz w:val="24"/>
+          <w:szCs w:val="24"/>
           <w:lang w:val="en-NZ"/>
         </w:rPr>
         <w:t>Recurrent roles (beside the project’s roles) and relationships being created among the students.</w:t>
@@ -1652,11 +1966,17 @@
           <w:numId w:val="2"/>
         </w:numPr>
         <w:rPr>
-          <w:lang w:val="en-NZ"/>
-        </w:rPr>
-      </w:pPr>
-      <w:r>
-        <w:rPr>
+          <w:rFonts w:asciiTheme="majorHAnsi" w:hAnsiTheme="majorHAnsi" w:cstheme="majorHAnsi"/>
+          <w:sz w:val="24"/>
+          <w:szCs w:val="24"/>
+          <w:lang w:val="en-NZ"/>
+        </w:rPr>
+      </w:pPr>
+      <w:r>
+        <w:rPr>
+          <w:rFonts w:asciiTheme="majorHAnsi" w:hAnsiTheme="majorHAnsi" w:cstheme="majorHAnsi"/>
+          <w:sz w:val="24"/>
+          <w:szCs w:val="24"/>
           <w:lang w:val="en-NZ"/>
         </w:rPr>
         <w:t>Mechanisms to take decisions and resolve conflicts.</w:t>
@@ -1665,13 +1985,20 @@
     <w:p>
       <w:pPr>
         <w:rPr>
-          <w:lang w:val="en-NZ"/>
-        </w:rPr>
-      </w:pPr>
-      <w:r>
-        <w:rPr>
-          <w:lang w:val="en-NZ"/>
-        </w:rPr>
+          <w:rFonts w:asciiTheme="majorHAnsi" w:hAnsiTheme="majorHAnsi" w:cstheme="majorHAnsi"/>
+          <w:sz w:val="24"/>
+          <w:szCs w:val="24"/>
+          <w:lang w:val="en-NZ"/>
+        </w:rPr>
+      </w:pPr>
+      <w:r>
+        <w:rPr>
+          <w:rFonts w:asciiTheme="majorHAnsi" w:hAnsiTheme="majorHAnsi" w:cstheme="majorHAnsi"/>
+          <w:sz w:val="24"/>
+          <w:szCs w:val="24"/>
+          <w:lang w:val="en-NZ"/>
+        </w:rPr>
+        <w:lastRenderedPageBreak/>
         <w:t>A second focus for the general observations was the use of technology and trying to identify tendencies about what activities were mediated or delegated to some digital tool:</w:t>
       </w:r>
     </w:p>
@@ -1683,11 +2010,17 @@
           <w:numId w:val="3"/>
         </w:numPr>
         <w:rPr>
-          <w:lang w:val="en-NZ"/>
-        </w:rPr>
-      </w:pPr>
-      <w:r>
-        <w:rPr>
+          <w:rFonts w:asciiTheme="majorHAnsi" w:hAnsiTheme="majorHAnsi" w:cstheme="majorHAnsi"/>
+          <w:sz w:val="24"/>
+          <w:szCs w:val="24"/>
+          <w:lang w:val="en-NZ"/>
+        </w:rPr>
+      </w:pPr>
+      <w:r>
+        <w:rPr>
+          <w:rFonts w:asciiTheme="majorHAnsi" w:hAnsiTheme="majorHAnsi" w:cstheme="majorHAnsi"/>
+          <w:sz w:val="24"/>
+          <w:szCs w:val="24"/>
           <w:lang w:val="en-NZ"/>
         </w:rPr>
         <w:t>Technologies used to produce content and fulfil learning objectives.</w:t>
@@ -1701,11 +2034,17 @@
           <w:numId w:val="3"/>
         </w:numPr>
         <w:rPr>
-          <w:lang w:val="en-NZ"/>
-        </w:rPr>
-      </w:pPr>
-      <w:r>
-        <w:rPr>
+          <w:rFonts w:asciiTheme="majorHAnsi" w:hAnsiTheme="majorHAnsi" w:cstheme="majorHAnsi"/>
+          <w:sz w:val="24"/>
+          <w:szCs w:val="24"/>
+          <w:lang w:val="en-NZ"/>
+        </w:rPr>
+      </w:pPr>
+      <w:r>
+        <w:rPr>
+          <w:rFonts w:asciiTheme="majorHAnsi" w:hAnsiTheme="majorHAnsi" w:cstheme="majorHAnsi"/>
+          <w:sz w:val="24"/>
+          <w:szCs w:val="24"/>
           <w:lang w:val="en-NZ"/>
         </w:rPr>
         <w:t>Technologies used to access and consume content to create and/or transmit knowledge.</w:t>
@@ -1719,11 +2058,17 @@
           <w:numId w:val="3"/>
         </w:numPr>
         <w:rPr>
-          <w:lang w:val="en-NZ"/>
-        </w:rPr>
-      </w:pPr>
-      <w:r>
-        <w:rPr>
+          <w:rFonts w:asciiTheme="majorHAnsi" w:hAnsiTheme="majorHAnsi" w:cstheme="majorHAnsi"/>
+          <w:sz w:val="24"/>
+          <w:szCs w:val="24"/>
+          <w:lang w:val="en-NZ"/>
+        </w:rPr>
+      </w:pPr>
+      <w:r>
+        <w:rPr>
+          <w:rFonts w:asciiTheme="majorHAnsi" w:hAnsiTheme="majorHAnsi" w:cstheme="majorHAnsi"/>
+          <w:sz w:val="24"/>
+          <w:szCs w:val="24"/>
           <w:lang w:val="en-NZ"/>
         </w:rPr>
         <w:t>Technologies used to mediate or facilitate communication and social relations.</w:t>
@@ -1732,11 +2077,17 @@
     <w:p>
       <w:pPr>
         <w:rPr>
-          <w:lang w:val="en-NZ"/>
-        </w:rPr>
-      </w:pPr>
-      <w:r>
-        <w:rPr>
+          <w:rFonts w:asciiTheme="majorHAnsi" w:hAnsiTheme="majorHAnsi" w:cstheme="majorHAnsi"/>
+          <w:sz w:val="24"/>
+          <w:szCs w:val="24"/>
+          <w:lang w:val="en-NZ"/>
+        </w:rPr>
+      </w:pPr>
+      <w:r>
+        <w:rPr>
+          <w:rFonts w:asciiTheme="majorHAnsi" w:hAnsiTheme="majorHAnsi" w:cstheme="majorHAnsi"/>
+          <w:sz w:val="24"/>
+          <w:szCs w:val="24"/>
           <w:lang w:val="en-NZ"/>
         </w:rPr>
         <w:t>The third and final type of observations were of the instances in which WorkshopAR was used in the activities of a group and if it was changing in some way previously observed behaviour or promoting new ones:</w:t>
@@ -1750,11 +2101,17 @@
           <w:numId w:val="4"/>
         </w:numPr>
         <w:rPr>
-          <w:lang w:val="en-NZ"/>
-        </w:rPr>
-      </w:pPr>
-      <w:r>
-        <w:rPr>
+          <w:rFonts w:asciiTheme="majorHAnsi" w:hAnsiTheme="majorHAnsi" w:cstheme="majorHAnsi"/>
+          <w:sz w:val="24"/>
+          <w:szCs w:val="24"/>
+          <w:lang w:val="en-NZ"/>
+        </w:rPr>
+      </w:pPr>
+      <w:r>
+        <w:rPr>
+          <w:rFonts w:asciiTheme="majorHAnsi" w:hAnsiTheme="majorHAnsi" w:cstheme="majorHAnsi"/>
+          <w:sz w:val="24"/>
+          <w:szCs w:val="24"/>
           <w:lang w:val="en-NZ"/>
         </w:rPr>
         <w:t>Instances in which a problem was solved using WorkshopAR.</w:t>
@@ -1768,11 +2125,17 @@
           <w:numId w:val="4"/>
         </w:numPr>
         <w:rPr>
-          <w:lang w:val="en-NZ"/>
-        </w:rPr>
-      </w:pPr>
-      <w:r>
-        <w:rPr>
+          <w:rFonts w:asciiTheme="majorHAnsi" w:hAnsiTheme="majorHAnsi" w:cstheme="majorHAnsi"/>
+          <w:sz w:val="24"/>
+          <w:szCs w:val="24"/>
+          <w:lang w:val="en-NZ"/>
+        </w:rPr>
+      </w:pPr>
+      <w:r>
+        <w:rPr>
+          <w:rFonts w:asciiTheme="majorHAnsi" w:hAnsiTheme="majorHAnsi" w:cstheme="majorHAnsi"/>
+          <w:sz w:val="24"/>
+          <w:szCs w:val="24"/>
           <w:lang w:val="en-NZ"/>
         </w:rPr>
         <w:t>Instances in which a problem was created because of the use of WorkshopAR.</w:t>
@@ -1786,11 +2149,17 @@
           <w:numId w:val="4"/>
         </w:numPr>
         <w:rPr>
-          <w:lang w:val="en-NZ"/>
-        </w:rPr>
-      </w:pPr>
-      <w:r>
-        <w:rPr>
+          <w:rFonts w:asciiTheme="majorHAnsi" w:hAnsiTheme="majorHAnsi" w:cstheme="majorHAnsi"/>
+          <w:sz w:val="24"/>
+          <w:szCs w:val="24"/>
+          <w:lang w:val="en-NZ"/>
+        </w:rPr>
+      </w:pPr>
+      <w:r>
+        <w:rPr>
+          <w:rFonts w:asciiTheme="majorHAnsi" w:hAnsiTheme="majorHAnsi" w:cstheme="majorHAnsi"/>
+          <w:sz w:val="24"/>
+          <w:szCs w:val="24"/>
           <w:lang w:val="en-NZ"/>
         </w:rPr>
         <w:t>Behaviours promoted by the use of WorkshopAR.</w:t>
@@ -1804,11 +2173,17 @@
           <w:numId w:val="4"/>
         </w:numPr>
         <w:rPr>
-          <w:lang w:val="en-NZ"/>
-        </w:rPr>
-      </w:pPr>
-      <w:r>
-        <w:rPr>
+          <w:rFonts w:asciiTheme="majorHAnsi" w:hAnsiTheme="majorHAnsi" w:cstheme="majorHAnsi"/>
+          <w:sz w:val="24"/>
+          <w:szCs w:val="24"/>
+          <w:lang w:val="en-NZ"/>
+        </w:rPr>
+      </w:pPr>
+      <w:r>
+        <w:rPr>
+          <w:rFonts w:asciiTheme="majorHAnsi" w:hAnsiTheme="majorHAnsi" w:cstheme="majorHAnsi"/>
+          <w:sz w:val="24"/>
+          <w:szCs w:val="24"/>
           <w:lang w:val="en-NZ"/>
         </w:rPr>
         <w:t>Social activities taking place within the digital space of WorkshopAR.</w:t>
@@ -1817,11 +2192,17 @@
     <w:p>
       <w:pPr>
         <w:rPr>
-          <w:lang w:val="en-NZ"/>
-        </w:rPr>
-      </w:pPr>
-      <w:r>
-        <w:rPr>
+          <w:rFonts w:asciiTheme="majorHAnsi" w:hAnsiTheme="majorHAnsi" w:cstheme="majorHAnsi"/>
+          <w:sz w:val="24"/>
+          <w:szCs w:val="24"/>
+          <w:lang w:val="en-NZ"/>
+        </w:rPr>
+      </w:pPr>
+      <w:r>
+        <w:rPr>
+          <w:rFonts w:asciiTheme="majorHAnsi" w:hAnsiTheme="majorHAnsi" w:cstheme="majorHAnsi"/>
+          <w:sz w:val="24"/>
+          <w:szCs w:val="24"/>
           <w:lang w:val="en-NZ"/>
         </w:rPr>
         <w:t>These observations were more guided, prompted mostly by the researcher, asking the students to explore one or two features from the software, asking for feedback and identifying instances in which the tool was used or mentioned without prompt.</w:t>
@@ -1850,81 +2231,187 @@
     <w:p>
       <w:pPr>
         <w:rPr>
-          <w:lang w:val="en-NZ"/>
-        </w:rPr>
-      </w:pPr>
-      <w:r>
-        <w:rPr>
-          <w:lang w:val="en-NZ"/>
-        </w:rPr>
-        <w:t xml:space="preserve">The final dataset comes from unstructured interviews performed to a sample of the students and of the teaching staff. Both interviews focused on gathering information about how participants saw collaboration as part of the development of the course. How do the feel about their own collaboration skills and how the course was helping them to develop or improve those </w:t>
-      </w:r>
-      <w:proofErr w:type="gramStart"/>
-      <w:r>
-        <w:rPr>
-          <w:lang w:val="en-NZ"/>
-        </w:rPr>
-        <w:t>skills.</w:t>
-      </w:r>
-      <w:proofErr w:type="gramEnd"/>
-      <w:r>
-        <w:rPr>
-          <w:lang w:val="en-NZ"/>
-        </w:rPr>
-        <w:t xml:space="preserve"> Annex 2 of this document shows the script used for each interview.</w:t>
-      </w:r>
-    </w:p>
-    <w:p>
-      <w:pPr>
-        <w:rPr>
-          <w:lang w:val="en-NZ"/>
-        </w:rPr>
-      </w:pPr>
-      <w:r>
-        <w:rPr>
+          <w:rFonts w:asciiTheme="majorHAnsi" w:hAnsiTheme="majorHAnsi" w:cstheme="majorHAnsi"/>
+          <w:sz w:val="24"/>
+          <w:szCs w:val="24"/>
+          <w:lang w:val="en-NZ"/>
+        </w:rPr>
+      </w:pPr>
+      <w:r>
+        <w:rPr>
+          <w:rFonts w:asciiTheme="majorHAnsi" w:hAnsiTheme="majorHAnsi" w:cstheme="majorHAnsi"/>
+          <w:sz w:val="24"/>
+          <w:szCs w:val="24"/>
+          <w:lang w:val="en-NZ"/>
+        </w:rPr>
+        <w:t>The final dataset comes from unstructured interviews performed to a sample of the students and of the teaching staff. Both interviews focused on gathering information about how participants saw collaboration as part of the development of the course. How do the feel about their own collaboration skills and how the course was helping them to develop or improve those skills. Annex 2 of this document shows the script used for each interview.</w:t>
+      </w:r>
+    </w:p>
+    <w:p>
+      <w:pPr>
+        <w:rPr>
+          <w:rFonts w:asciiTheme="majorHAnsi" w:hAnsiTheme="majorHAnsi" w:cstheme="majorHAnsi"/>
+          <w:sz w:val="24"/>
+          <w:szCs w:val="24"/>
+          <w:lang w:val="en-NZ"/>
+        </w:rPr>
+      </w:pPr>
+      <w:r>
+        <w:rPr>
+          <w:rFonts w:asciiTheme="majorHAnsi" w:hAnsiTheme="majorHAnsi" w:cstheme="majorHAnsi"/>
+          <w:sz w:val="24"/>
+          <w:szCs w:val="24"/>
+          <w:lang w:val="en-NZ"/>
+        </w:rPr>
+        <w:t>The interviews for the teaching staff were one-to-one conversations about what they perceived as effective collaboration and how did they evidence, if at all, those ideas in the work done by different groups in the course.</w:t>
+      </w:r>
+    </w:p>
+    <w:p>
+      <w:pPr>
+        <w:rPr>
+          <w:rFonts w:asciiTheme="majorHAnsi" w:hAnsiTheme="majorHAnsi" w:cstheme="majorHAnsi"/>
+          <w:sz w:val="24"/>
+          <w:szCs w:val="24"/>
+          <w:lang w:val="en-NZ"/>
+        </w:rPr>
+      </w:pPr>
+      <w:r>
+        <w:rPr>
+          <w:rFonts w:asciiTheme="majorHAnsi" w:hAnsiTheme="majorHAnsi" w:cstheme="majorHAnsi"/>
+          <w:sz w:val="24"/>
+          <w:szCs w:val="24"/>
+          <w:lang w:val="en-NZ"/>
+        </w:rPr>
+        <w:t>During these interviews it was also possible to gather information about the development of this cohort of the course, the challenges and complexities in managing the course and more personal opinions on the quality of the student’s work and what could be done to improve the course in general.</w:t>
+      </w:r>
+    </w:p>
+    <w:p>
+      <w:pPr>
+        <w:rPr>
+          <w:rFonts w:asciiTheme="majorHAnsi" w:hAnsiTheme="majorHAnsi" w:cstheme="majorHAnsi"/>
+          <w:sz w:val="24"/>
+          <w:szCs w:val="24"/>
+          <w:lang w:val="en-NZ"/>
+        </w:rPr>
+      </w:pPr>
+      <w:r>
+        <w:rPr>
+          <w:rFonts w:asciiTheme="majorHAnsi" w:hAnsiTheme="majorHAnsi" w:cstheme="majorHAnsi"/>
+          <w:sz w:val="24"/>
+          <w:szCs w:val="24"/>
+          <w:lang w:val="en-NZ"/>
+        </w:rPr>
+        <w:t>The interviews with students focused more on trying to reconstruct the team dynamics of those groups that was not possible to directly observe, asking questions about the different activities done to fulfil the requirements of the course, rules or decisions taken to manage the group and how effective did the students found those elements.</w:t>
+      </w:r>
+    </w:p>
+    <w:p>
+      <w:pPr>
+        <w:rPr>
+          <w:rFonts w:asciiTheme="majorHAnsi" w:hAnsiTheme="majorHAnsi" w:cstheme="majorHAnsi"/>
+          <w:sz w:val="24"/>
+          <w:szCs w:val="24"/>
+          <w:lang w:val="en-NZ"/>
+        </w:rPr>
+      </w:pPr>
+      <w:r>
+        <w:rPr>
+          <w:rFonts w:asciiTheme="majorHAnsi" w:hAnsiTheme="majorHAnsi" w:cstheme="majorHAnsi"/>
+          <w:sz w:val="24"/>
+          <w:szCs w:val="24"/>
+          <w:lang w:val="en-NZ"/>
+        </w:rPr>
+        <w:t>With the learning objectives of WorkshopAR detailed, clear mechanisms proposed for the students to fulfil those goals and t</w:t>
+      </w:r>
+      <w:r>
+        <w:rPr>
+          <w:rFonts w:asciiTheme="majorHAnsi" w:hAnsiTheme="majorHAnsi" w:cstheme="majorHAnsi"/>
+          <w:sz w:val="24"/>
+          <w:szCs w:val="24"/>
+          <w:lang w:val="en-NZ"/>
+        </w:rPr>
+        <w:t xml:space="preserve">he documentation of all </w:t>
+      </w:r>
+      <w:r>
+        <w:rPr>
+          <w:rFonts w:asciiTheme="majorHAnsi" w:hAnsiTheme="majorHAnsi" w:cstheme="majorHAnsi"/>
+          <w:sz w:val="24"/>
+          <w:szCs w:val="24"/>
+          <w:lang w:val="en-NZ"/>
+        </w:rPr>
+        <w:t>the types</w:t>
+      </w:r>
+      <w:r>
+        <w:rPr>
+          <w:rFonts w:asciiTheme="majorHAnsi" w:hAnsiTheme="majorHAnsi" w:cstheme="majorHAnsi"/>
+          <w:sz w:val="24"/>
+          <w:szCs w:val="24"/>
+          <w:lang w:val="en-NZ"/>
+        </w:rPr>
+        <w:t xml:space="preserve"> of observations</w:t>
+      </w:r>
+      <w:r>
+        <w:rPr>
+          <w:rFonts w:asciiTheme="majorHAnsi" w:hAnsiTheme="majorHAnsi" w:cstheme="majorHAnsi"/>
+          <w:sz w:val="24"/>
+          <w:szCs w:val="24"/>
+          <w:lang w:val="en-NZ"/>
+        </w:rPr>
+        <w:t xml:space="preserve"> </w:t>
+      </w:r>
+      <w:r>
+        <w:rPr>
+          <w:rFonts w:asciiTheme="majorHAnsi" w:hAnsiTheme="majorHAnsi" w:cstheme="majorHAnsi"/>
+          <w:sz w:val="24"/>
+          <w:szCs w:val="24"/>
           <w:lang w:val="en-NZ"/>
         </w:rPr>
         <w:lastRenderedPageBreak/>
-        <w:t>The interviews for the teaching staff were one-to-one conversations about what they perceived as effective collaboration and how did they evidence, if at all, those ideas in the work done by different groups in the course.</w:t>
-      </w:r>
-    </w:p>
-    <w:p>
-      <w:pPr>
-        <w:rPr>
-          <w:lang w:val="en-NZ"/>
-        </w:rPr>
-      </w:pPr>
-      <w:r>
-        <w:rPr>
-          <w:lang w:val="en-NZ"/>
-        </w:rPr>
-        <w:t>During these interviews it was also possible to gather information about the development of this cohort of the course, the challenges and complexities in managing the course and more personal opinions on the quality of the student’s work and what could be done to improve the course in general.</w:t>
-      </w:r>
-    </w:p>
-    <w:p>
-      <w:pPr>
-        <w:rPr>
-          <w:lang w:val="en-NZ"/>
-        </w:rPr>
-      </w:pPr>
-      <w:r>
-        <w:rPr>
-          <w:lang w:val="en-NZ"/>
-        </w:rPr>
-        <w:t>The interviews with students focused more on trying to reconstruct the team dynamics of those groups that was not possible to directly observe, asking questions about the different activities done to fulfil the requirements of the course, rules or decisions taken to manage the group and how effective did the students found those elements.</w:t>
-      </w:r>
-    </w:p>
-    <w:p>
-      <w:pPr>
-        <w:rPr>
-          <w:lang w:val="en-NZ"/>
-        </w:rPr>
-      </w:pPr>
-      <w:r>
-        <w:rPr>
-          <w:lang w:val="en-NZ"/>
-        </w:rPr>
-        <w:t>The documentation of all three types of observations, plus the analysis, categorization and organization of the information found and registered help to create the recount and analysis that will be shown in the following sections.</w:t>
+        <w:t>proposed</w:t>
+      </w:r>
+      <w:r>
+        <w:rPr>
+          <w:rFonts w:asciiTheme="majorHAnsi" w:hAnsiTheme="majorHAnsi" w:cstheme="majorHAnsi"/>
+          <w:sz w:val="24"/>
+          <w:szCs w:val="24"/>
+          <w:lang w:val="en-NZ"/>
+        </w:rPr>
+        <w:t xml:space="preserve">, </w:t>
+      </w:r>
+      <w:r>
+        <w:rPr>
+          <w:rFonts w:asciiTheme="majorHAnsi" w:hAnsiTheme="majorHAnsi" w:cstheme="majorHAnsi"/>
+          <w:sz w:val="24"/>
+          <w:szCs w:val="24"/>
+          <w:lang w:val="en-NZ"/>
+        </w:rPr>
+        <w:t>it is possible now to</w:t>
+      </w:r>
+      <w:r>
+        <w:rPr>
+          <w:rFonts w:asciiTheme="majorHAnsi" w:hAnsiTheme="majorHAnsi" w:cstheme="majorHAnsi"/>
+          <w:sz w:val="24"/>
+          <w:szCs w:val="24"/>
+          <w:lang w:val="en-NZ"/>
+        </w:rPr>
+        <w:t xml:space="preserve"> create the recount and analysis </w:t>
+      </w:r>
+      <w:r>
+        <w:rPr>
+          <w:rFonts w:asciiTheme="majorHAnsi" w:hAnsiTheme="majorHAnsi" w:cstheme="majorHAnsi"/>
+          <w:sz w:val="24"/>
+          <w:szCs w:val="24"/>
+          <w:lang w:val="en-NZ"/>
+        </w:rPr>
+        <w:t>of the execution of the Industry Project course</w:t>
+      </w:r>
+      <w:r>
+        <w:rPr>
+          <w:rFonts w:asciiTheme="majorHAnsi" w:hAnsiTheme="majorHAnsi" w:cstheme="majorHAnsi"/>
+          <w:sz w:val="24"/>
+          <w:szCs w:val="24"/>
+          <w:lang w:val="en-NZ"/>
+        </w:rPr>
+        <w:t>.</w:t>
       </w:r>
     </w:p>
     <w:p>

--- a/Draft/6 Case Study.docx
+++ b/Draft/6 Case Study.docx
@@ -642,7 +642,27 @@
           <w:szCs w:val="24"/>
           <w:lang w:val="en-NZ"/>
         </w:rPr>
-        <w:t>Cultural, economical and social factors of the zone where the terrain was located.</w:t>
+        <w:t xml:space="preserve">Cultural, </w:t>
+      </w:r>
+      <w:proofErr w:type="spellStart"/>
+      <w:r>
+        <w:rPr>
+          <w:rFonts w:asciiTheme="majorHAnsi" w:hAnsiTheme="majorHAnsi" w:cstheme="majorHAnsi"/>
+          <w:sz w:val="24"/>
+          <w:szCs w:val="24"/>
+          <w:lang w:val="en-NZ"/>
+        </w:rPr>
+        <w:t>economical</w:t>
+      </w:r>
+      <w:proofErr w:type="spellEnd"/>
+      <w:r>
+        <w:rPr>
+          <w:rFonts w:asciiTheme="majorHAnsi" w:hAnsiTheme="majorHAnsi" w:cstheme="majorHAnsi"/>
+          <w:sz w:val="24"/>
+          <w:szCs w:val="24"/>
+          <w:lang w:val="en-NZ"/>
+        </w:rPr>
+        <w:t xml:space="preserve"> and social factors of the zone where the terrain was located.</w:t>
       </w:r>
     </w:p>
     <w:p>
@@ -805,7 +825,47 @@
           <w:lang w:val="en-NZ"/>
         </w:rPr>
         <w:lastRenderedPageBreak/>
-        <w:t>Assessment of the course is completely individual. Deliverables and the whole solution proposal to the project are build as a group, but each student presents at the end his own oral presentation and final client report to be marked. The main assessment tools are the oral presentations and the final client report. The presentations consist on short 5-minute presentations about the overall proposal of the group for the project, the current state of development and the personal contributions of the students n the construction of that proposal. There were two oral presentations along the course, one focused on the architectural design and the other on the final proposal.</w:t>
+        <w:t xml:space="preserve">Assessment of the course is completely individual. Deliverables and the whole solution proposal to the project are </w:t>
+      </w:r>
+      <w:proofErr w:type="spellStart"/>
+      <w:r>
+        <w:rPr>
+          <w:rFonts w:asciiTheme="majorHAnsi" w:hAnsiTheme="majorHAnsi" w:cstheme="majorHAnsi"/>
+          <w:sz w:val="24"/>
+          <w:szCs w:val="24"/>
+          <w:lang w:val="en-NZ"/>
+        </w:rPr>
+        <w:t>build</w:t>
+      </w:r>
+      <w:proofErr w:type="spellEnd"/>
+      <w:r>
+        <w:rPr>
+          <w:rFonts w:asciiTheme="majorHAnsi" w:hAnsiTheme="majorHAnsi" w:cstheme="majorHAnsi"/>
+          <w:sz w:val="24"/>
+          <w:szCs w:val="24"/>
+          <w:lang w:val="en-NZ"/>
+        </w:rPr>
+        <w:t xml:space="preserve"> as a group, but each student presents at the end his own oral presentation and final client report to be marked. The main assessment tools are the oral presentations and the final client report. The presentations consist on short 5-minute presentations about the overall proposal of the group for the project, the current state of development and the personal contributions of the students </w:t>
+      </w:r>
+      <w:proofErr w:type="spellStart"/>
+      <w:r>
+        <w:rPr>
+          <w:rFonts w:asciiTheme="majorHAnsi" w:hAnsiTheme="majorHAnsi" w:cstheme="majorHAnsi"/>
+          <w:sz w:val="24"/>
+          <w:szCs w:val="24"/>
+          <w:lang w:val="en-NZ"/>
+        </w:rPr>
+        <w:t>n</w:t>
+      </w:r>
+      <w:proofErr w:type="spellEnd"/>
+      <w:r>
+        <w:rPr>
+          <w:rFonts w:asciiTheme="majorHAnsi" w:hAnsiTheme="majorHAnsi" w:cstheme="majorHAnsi"/>
+          <w:sz w:val="24"/>
+          <w:szCs w:val="24"/>
+          <w:lang w:val="en-NZ"/>
+        </w:rPr>
+        <w:t xml:space="preserve"> the construction of that proposal. There were two oral presentations along the course, one focused on the architectural design and the other on the final proposal.</w:t>
       </w:r>
     </w:p>
     <w:p>
@@ -1263,7 +1323,27 @@
           <w:szCs w:val="24"/>
           <w:lang w:val="en-NZ"/>
         </w:rPr>
-        <w:t xml:space="preserve"> see if any of the tools provided, specially those associated with the interaction with the play models and annotations, </w:t>
+        <w:t xml:space="preserve"> see if any of the tools provided, </w:t>
+      </w:r>
+      <w:proofErr w:type="spellStart"/>
+      <w:r>
+        <w:rPr>
+          <w:rFonts w:asciiTheme="majorHAnsi" w:hAnsiTheme="majorHAnsi" w:cstheme="majorHAnsi"/>
+          <w:sz w:val="24"/>
+          <w:szCs w:val="24"/>
+          <w:lang w:val="en-NZ"/>
+        </w:rPr>
+        <w:t>specially</w:t>
+      </w:r>
+      <w:proofErr w:type="spellEnd"/>
+      <w:r>
+        <w:rPr>
+          <w:rFonts w:asciiTheme="majorHAnsi" w:hAnsiTheme="majorHAnsi" w:cstheme="majorHAnsi"/>
+          <w:sz w:val="24"/>
+          <w:szCs w:val="24"/>
+          <w:lang w:val="en-NZ"/>
+        </w:rPr>
+        <w:t xml:space="preserve"> those associated with the interaction with the play models and annotations, </w:t>
       </w:r>
       <w:r>
         <w:rPr>
@@ -1291,25 +1371,7 @@
           <w:szCs w:val="24"/>
           <w:lang w:val="en-NZ"/>
         </w:rPr>
-        <w:t>For this learning objective it is also interesting to observe the types of collaboration being used by the students as described by Salmons (2019), and if WorkshopAR was promoting or helping in the development of a particular form of collaboration. In general, the digital space created by WorkshopAR would facilitate activities of co-creation, by allowing the testing and record of ideas for the architectural design, and also transfer activities, by offering visuals that can be used to explain concepts, decisions or design pro</w:t>
-      </w:r>
-      <w:r>
-        <w:rPr>
-          <w:rFonts w:asciiTheme="majorHAnsi" w:hAnsiTheme="majorHAnsi" w:cstheme="majorHAnsi"/>
-          <w:sz w:val="24"/>
-          <w:szCs w:val="24"/>
-          <w:lang w:val="en-NZ"/>
-        </w:rPr>
-        <w:t>posals</w:t>
-      </w:r>
-      <w:r>
-        <w:rPr>
-          <w:rFonts w:asciiTheme="majorHAnsi" w:hAnsiTheme="majorHAnsi" w:cstheme="majorHAnsi"/>
-          <w:sz w:val="24"/>
-          <w:szCs w:val="24"/>
-          <w:lang w:val="en-NZ"/>
-        </w:rPr>
-        <w:t>.</w:t>
+        <w:t>For this learning objective it is also interesting to observe the types of collaboration being used by the students as described by Salmons (2019), and if WorkshopAR was promoting or helping in the development of a particular form of collaboration. In general, the digital space created by WorkshopAR would facilitate activities of co-creation, by allowing the testing and record of ideas for the architectural design, and also transfer activities, by offering visuals that can be used to explain concepts, decisions or design proposals.</w:t>
       </w:r>
     </w:p>
     <w:p>
@@ -1384,7 +1446,27 @@
           <w:szCs w:val="24"/>
           <w:lang w:val="en-NZ"/>
         </w:rPr>
-        <w:t xml:space="preserve">Finally, LO4 evaluates how the group proposes and organizes structured review. WorkshopAR doe not dedicates one particular functionality to support this learning objective, relying more on the use of all the previously mentioned use cases to offer </w:t>
+        <w:t xml:space="preserve">Finally, LO4 evaluates how the group proposes and organizes structured review. WorkshopAR </w:t>
+      </w:r>
+      <w:proofErr w:type="spellStart"/>
+      <w:r>
+        <w:rPr>
+          <w:rFonts w:asciiTheme="majorHAnsi" w:hAnsiTheme="majorHAnsi" w:cstheme="majorHAnsi"/>
+          <w:sz w:val="24"/>
+          <w:szCs w:val="24"/>
+          <w:lang w:val="en-NZ"/>
+        </w:rPr>
+        <w:t>doe</w:t>
+      </w:r>
+      <w:proofErr w:type="spellEnd"/>
+      <w:r>
+        <w:rPr>
+          <w:rFonts w:asciiTheme="majorHAnsi" w:hAnsiTheme="majorHAnsi" w:cstheme="majorHAnsi"/>
+          <w:sz w:val="24"/>
+          <w:szCs w:val="24"/>
+          <w:lang w:val="en-NZ"/>
+        </w:rPr>
+        <w:t xml:space="preserve"> not dedicates one particular functionality to support this learning objective, relying more on the use of all the previously mentioned use cases to offer </w:t>
       </w:r>
       <w:r>
         <w:rPr>
@@ -1426,6 +1508,435 @@
     </w:p>
     <w:p>
       <w:pPr>
+        <w:keepNext/>
+        <w:rPr>
+          <w:lang w:val="en-NZ"/>
+        </w:rPr>
+      </w:pPr>
+      <w:r>
+        <w:rPr>
+          <w:noProof/>
+          <w:lang w:val="en-NZ"/>
+        </w:rPr>
+        <w:drawing>
+          <wp:inline distT="0" distB="0" distL="0" distR="0" wp14:anchorId="2151F946" wp14:editId="0A32E472">
+            <wp:extent cx="5733415" cy="3406140"/>
+            <wp:effectExtent l="0" t="0" r="635" b="3810"/>
+            <wp:docPr id="1" name="Picture 1"/>
+            <wp:cNvGraphicFramePr>
+              <a:graphicFrameLocks xmlns:a="http://schemas.openxmlformats.org/drawingml/2006/main" noChangeAspect="1"/>
+            </wp:cNvGraphicFramePr>
+            <a:graphic xmlns:a="http://schemas.openxmlformats.org/drawingml/2006/main">
+              <a:graphicData uri="http://schemas.openxmlformats.org/drawingml/2006/picture">
+                <pic:pic xmlns:pic="http://schemas.openxmlformats.org/drawingml/2006/picture">
+                  <pic:nvPicPr>
+                    <pic:cNvPr id="0" name="Picture 1"/>
+                    <pic:cNvPicPr>
+                      <a:picLocks noChangeAspect="1" noChangeArrowheads="1"/>
+                    </pic:cNvPicPr>
+                  </pic:nvPicPr>
+                  <pic:blipFill>
+                    <a:blip r:embed="rId5">
+                      <a:extLst>
+                        <a:ext uri="{28A0092B-C50C-407E-A947-70E740481C1C}">
+                          <a14:useLocalDpi xmlns:a14="http://schemas.microsoft.com/office/drawing/2010/main" val="0"/>
+                        </a:ext>
+                      </a:extLst>
+                    </a:blip>
+                    <a:srcRect/>
+                    <a:stretch>
+                      <a:fillRect/>
+                    </a:stretch>
+                  </pic:blipFill>
+                  <pic:spPr bwMode="auto">
+                    <a:xfrm>
+                      <a:off x="0" y="0"/>
+                      <a:ext cx="5733415" cy="3406140"/>
+                    </a:xfrm>
+                    <a:prstGeom prst="rect">
+                      <a:avLst/>
+                    </a:prstGeom>
+                    <a:noFill/>
+                    <a:ln>
+                      <a:noFill/>
+                    </a:ln>
+                  </pic:spPr>
+                </pic:pic>
+              </a:graphicData>
+            </a:graphic>
+          </wp:inline>
+        </w:drawing>
+      </w:r>
+    </w:p>
+    <w:p>
+      <w:pPr>
+        <w:pStyle w:val="Caption"/>
+        <w:jc w:val="center"/>
+        <w:rPr>
+          <w:lang w:val="en-NZ"/>
+        </w:rPr>
+      </w:pPr>
+      <w:r>
+        <w:rPr>
+          <w:lang w:val="en-NZ"/>
+        </w:rPr>
+        <w:t xml:space="preserve">Figure </w:t>
+      </w:r>
+      <w:r>
+        <w:rPr>
+          <w:lang w:val="en-NZ"/>
+        </w:rPr>
+        <w:fldChar w:fldCharType="begin"/>
+      </w:r>
+      <w:r>
+        <w:rPr>
+          <w:lang w:val="en-NZ"/>
+        </w:rPr>
+        <w:instrText xml:space="preserve"> SEQ Figure \* ARABIC </w:instrText>
+      </w:r>
+      <w:r>
+        <w:rPr>
+          <w:lang w:val="en-NZ"/>
+        </w:rPr>
+        <w:fldChar w:fldCharType="separate"/>
+      </w:r>
+      <w:r>
+        <w:rPr>
+          <w:noProof/>
+          <w:lang w:val="en-NZ"/>
+        </w:rPr>
+        <w:t>1</w:t>
+      </w:r>
+      <w:r>
+        <w:rPr>
+          <w:lang w:val="en-NZ"/>
+        </w:rPr>
+        <w:fldChar w:fldCharType="end"/>
+      </w:r>
+      <w:r>
+        <w:rPr>
+          <w:lang w:val="en-NZ"/>
+        </w:rPr>
+        <w:t xml:space="preserve"> Flow of Activities in a Classroom Session</w:t>
+      </w:r>
+    </w:p>
+    <w:p>
+      <w:pPr>
+        <w:rPr>
+          <w:rFonts w:asciiTheme="majorHAnsi" w:hAnsiTheme="majorHAnsi" w:cstheme="majorHAnsi"/>
+          <w:sz w:val="24"/>
+          <w:szCs w:val="24"/>
+          <w:lang w:val="en-NZ"/>
+        </w:rPr>
+      </w:pPr>
+      <w:r>
+        <w:rPr>
+          <w:rFonts w:asciiTheme="majorHAnsi" w:hAnsiTheme="majorHAnsi" w:cstheme="majorHAnsi"/>
+          <w:sz w:val="24"/>
+          <w:szCs w:val="24"/>
+          <w:lang w:val="en-NZ"/>
+        </w:rPr>
+        <w:lastRenderedPageBreak/>
+        <w:t>This learning design is also informed by other aspects found in the literature about effective collaborative learning and the approaches taken by other projects in similar context. Section 2.1.4 details some important barriers that impede a good flow of collaboration in the classroom. Two of the ideas mentioned resonated the most with the characteristics found in the Industry Project course:</w:t>
+      </w:r>
+    </w:p>
+    <w:p>
+      <w:pPr>
+        <w:pStyle w:val="ListParagraph"/>
+        <w:numPr>
+          <w:ilvl w:val="0"/>
+          <w:numId w:val="9"/>
+        </w:numPr>
+        <w:rPr>
+          <w:rFonts w:asciiTheme="majorHAnsi" w:hAnsiTheme="majorHAnsi" w:cstheme="majorHAnsi"/>
+          <w:sz w:val="24"/>
+          <w:szCs w:val="24"/>
+          <w:lang w:val="en-NZ"/>
+        </w:rPr>
+      </w:pPr>
+      <w:r>
+        <w:rPr>
+          <w:rFonts w:asciiTheme="majorHAnsi" w:hAnsiTheme="majorHAnsi" w:cstheme="majorHAnsi"/>
+          <w:sz w:val="24"/>
+          <w:szCs w:val="24"/>
+          <w:lang w:val="en-NZ"/>
+        </w:rPr>
+        <w:t>Power imbalance among the members of a group</w:t>
+      </w:r>
+    </w:p>
+    <w:p>
+      <w:pPr>
+        <w:pStyle w:val="ListParagraph"/>
+        <w:numPr>
+          <w:ilvl w:val="0"/>
+          <w:numId w:val="9"/>
+        </w:numPr>
+        <w:rPr>
+          <w:rFonts w:asciiTheme="majorHAnsi" w:hAnsiTheme="majorHAnsi" w:cstheme="majorHAnsi"/>
+          <w:sz w:val="24"/>
+          <w:szCs w:val="24"/>
+          <w:lang w:val="en-NZ"/>
+        </w:rPr>
+      </w:pPr>
+      <w:r>
+        <w:rPr>
+          <w:rFonts w:asciiTheme="majorHAnsi" w:hAnsiTheme="majorHAnsi" w:cstheme="majorHAnsi"/>
+          <w:sz w:val="24"/>
+          <w:szCs w:val="24"/>
+          <w:lang w:val="en-NZ"/>
+        </w:rPr>
+        <w:t>Difficulties transferring knowledge between students</w:t>
+      </w:r>
+    </w:p>
+    <w:p>
+      <w:pPr>
+        <w:rPr>
+          <w:rFonts w:asciiTheme="majorHAnsi" w:hAnsiTheme="majorHAnsi" w:cstheme="majorHAnsi"/>
+          <w:sz w:val="24"/>
+          <w:szCs w:val="24"/>
+          <w:lang w:val="en-NZ"/>
+        </w:rPr>
+      </w:pPr>
+      <w:r>
+        <w:rPr>
+          <w:rFonts w:asciiTheme="majorHAnsi" w:hAnsiTheme="majorHAnsi" w:cstheme="majorHAnsi"/>
+          <w:sz w:val="24"/>
+          <w:szCs w:val="24"/>
+          <w:lang w:val="en-NZ"/>
+        </w:rPr>
+        <w:t>Issues of power imbalance are inherent to any social activity (</w:t>
+      </w:r>
+      <w:proofErr w:type="spellStart"/>
+      <w:r>
+        <w:rPr>
+          <w:rFonts w:asciiTheme="majorHAnsi" w:hAnsiTheme="majorHAnsi" w:cstheme="majorHAnsi"/>
+          <w:sz w:val="24"/>
+          <w:szCs w:val="24"/>
+          <w:lang w:val="en-NZ"/>
+        </w:rPr>
+        <w:t>Essabar</w:t>
+      </w:r>
+      <w:proofErr w:type="spellEnd"/>
+      <w:r>
+        <w:rPr>
+          <w:rFonts w:asciiTheme="majorHAnsi" w:hAnsiTheme="majorHAnsi" w:cstheme="majorHAnsi"/>
+          <w:sz w:val="24"/>
+          <w:szCs w:val="24"/>
+          <w:lang w:val="en-NZ"/>
+        </w:rPr>
+        <w:t xml:space="preserve"> et. </w:t>
+      </w:r>
+      <w:r>
+        <w:rPr>
+          <w:rFonts w:asciiTheme="majorHAnsi" w:hAnsiTheme="majorHAnsi" w:cstheme="majorHAnsi"/>
+          <w:sz w:val="24"/>
+          <w:szCs w:val="24"/>
+          <w:lang w:val="en-NZ"/>
+        </w:rPr>
+        <w:t>a</w:t>
+      </w:r>
+      <w:r>
+        <w:rPr>
+          <w:rFonts w:asciiTheme="majorHAnsi" w:hAnsiTheme="majorHAnsi" w:cstheme="majorHAnsi"/>
+          <w:sz w:val="24"/>
+          <w:szCs w:val="24"/>
+          <w:lang w:val="en-NZ"/>
+        </w:rPr>
+        <w:t xml:space="preserve">l, 2016), but it was identified </w:t>
+      </w:r>
+      <w:r>
+        <w:rPr>
+          <w:rFonts w:asciiTheme="majorHAnsi" w:hAnsiTheme="majorHAnsi" w:cstheme="majorHAnsi"/>
+          <w:sz w:val="24"/>
+          <w:szCs w:val="24"/>
+          <w:lang w:val="en-NZ"/>
+        </w:rPr>
+        <w:t>that the role structure proposed for the project could promote substantial differences in the work done by every student and the relationships created inside the groups. In the same way, WorkshopAR proposes a very structured approach to collaboration, encouraging the students to assign roles and distribute tasks according to what have been discussed. A central objective of the observation process will be to identify positive and negative behaviours derived from this design implementation, and course correct the implementation of the software if needed.</w:t>
+      </w:r>
+    </w:p>
+    <w:p>
+      <w:pPr>
+        <w:rPr>
+          <w:rFonts w:asciiTheme="majorHAnsi" w:hAnsiTheme="majorHAnsi" w:cstheme="majorHAnsi"/>
+          <w:sz w:val="24"/>
+          <w:szCs w:val="24"/>
+          <w:lang w:val="en-NZ"/>
+        </w:rPr>
+      </w:pPr>
+      <w:r>
+        <w:rPr>
+          <w:rFonts w:asciiTheme="majorHAnsi" w:hAnsiTheme="majorHAnsi" w:cstheme="majorHAnsi"/>
+          <w:sz w:val="24"/>
+          <w:szCs w:val="24"/>
+          <w:lang w:val="en-NZ"/>
+        </w:rPr>
+        <w:t xml:space="preserve">Knowledge flow in project-based approaches is also an issue that have been discussed in the past </w:t>
+      </w:r>
+      <w:r>
+        <w:rPr>
+          <w:rFonts w:asciiTheme="majorHAnsi" w:hAnsiTheme="majorHAnsi" w:cstheme="majorHAnsi"/>
+          <w:sz w:val="24"/>
+          <w:szCs w:val="24"/>
+          <w:lang w:val="en-NZ"/>
+        </w:rPr>
+        <w:t>(</w:t>
+      </w:r>
+      <w:proofErr w:type="spellStart"/>
+      <w:r>
+        <w:rPr>
+          <w:rFonts w:asciiTheme="majorHAnsi" w:hAnsiTheme="majorHAnsi" w:cstheme="majorHAnsi"/>
+          <w:sz w:val="24"/>
+          <w:szCs w:val="24"/>
+          <w:lang w:val="en-NZ"/>
+        </w:rPr>
+        <w:t>Kogtikov</w:t>
+      </w:r>
+      <w:proofErr w:type="spellEnd"/>
+      <w:r>
+        <w:rPr>
+          <w:rFonts w:asciiTheme="majorHAnsi" w:hAnsiTheme="majorHAnsi" w:cstheme="majorHAnsi"/>
+          <w:sz w:val="24"/>
+          <w:szCs w:val="24"/>
+          <w:lang w:val="en-NZ"/>
+        </w:rPr>
+        <w:t xml:space="preserve"> et al., 2016</w:t>
+      </w:r>
+      <w:r>
+        <w:rPr>
+          <w:rFonts w:asciiTheme="majorHAnsi" w:hAnsiTheme="majorHAnsi" w:cstheme="majorHAnsi"/>
+          <w:sz w:val="24"/>
+          <w:szCs w:val="24"/>
+          <w:lang w:val="en-NZ"/>
+        </w:rPr>
+        <w:t xml:space="preserve"> and </w:t>
+      </w:r>
+      <w:proofErr w:type="spellStart"/>
+      <w:r>
+        <w:rPr>
+          <w:rFonts w:asciiTheme="majorHAnsi" w:hAnsiTheme="majorHAnsi" w:cstheme="majorHAnsi"/>
+          <w:sz w:val="24"/>
+          <w:szCs w:val="24"/>
+          <w:lang w:val="en-NZ"/>
+        </w:rPr>
+        <w:t>Granado-Alcón</w:t>
+      </w:r>
+      <w:proofErr w:type="spellEnd"/>
+      <w:r>
+        <w:rPr>
+          <w:rFonts w:asciiTheme="majorHAnsi" w:hAnsiTheme="majorHAnsi" w:cstheme="majorHAnsi"/>
+          <w:sz w:val="24"/>
+          <w:szCs w:val="24"/>
+          <w:lang w:val="en-NZ"/>
+        </w:rPr>
+        <w:t xml:space="preserve"> et al., 2020</w:t>
+      </w:r>
+      <w:r>
+        <w:rPr>
+          <w:rFonts w:asciiTheme="majorHAnsi" w:hAnsiTheme="majorHAnsi" w:cstheme="majorHAnsi"/>
+          <w:sz w:val="24"/>
+          <w:szCs w:val="24"/>
+          <w:lang w:val="en-NZ"/>
+        </w:rPr>
+        <w:t xml:space="preserve"> and </w:t>
+      </w:r>
+      <w:proofErr w:type="spellStart"/>
+      <w:r>
+        <w:rPr>
+          <w:rFonts w:asciiTheme="majorHAnsi" w:hAnsiTheme="majorHAnsi" w:cstheme="majorHAnsi"/>
+          <w:sz w:val="24"/>
+          <w:szCs w:val="24"/>
+          <w:lang w:val="en-NZ"/>
+        </w:rPr>
+        <w:t>Shpeizer</w:t>
+      </w:r>
+      <w:proofErr w:type="spellEnd"/>
+      <w:r>
+        <w:rPr>
+          <w:rFonts w:asciiTheme="majorHAnsi" w:hAnsiTheme="majorHAnsi" w:cstheme="majorHAnsi"/>
+          <w:sz w:val="24"/>
+          <w:szCs w:val="24"/>
+          <w:lang w:val="en-NZ"/>
+        </w:rPr>
+        <w:t>, 2019)</w:t>
+      </w:r>
+      <w:r>
+        <w:rPr>
+          <w:rFonts w:asciiTheme="majorHAnsi" w:hAnsiTheme="majorHAnsi" w:cstheme="majorHAnsi"/>
+          <w:sz w:val="24"/>
+          <w:szCs w:val="24"/>
+          <w:lang w:val="en-NZ"/>
+        </w:rPr>
+        <w:t xml:space="preserve">. A possible barrier for any group in the curse could be to have issues </w:t>
+      </w:r>
+      <w:r>
+        <w:rPr>
+          <w:rFonts w:asciiTheme="majorHAnsi" w:hAnsiTheme="majorHAnsi" w:cstheme="majorHAnsi"/>
+          <w:sz w:val="24"/>
+          <w:szCs w:val="24"/>
+          <w:lang w:val="en-NZ"/>
+        </w:rPr>
+        <w:t>communicating and transferring knowledge between the members of the group, considering that every role in the group has a distinct set of abilities and approaches the project in a slightly different way, yet the project needs a coherent and unified proposal from the group. Workshop can act in this situation as a facilitator for the transference of knowledge, helping in the communication process by offering visual tools to better coney ideas, using the space and context of the work to facilitate conversation and serving as a visual repository of the ideas and decisions discussed among the group members.</w:t>
+      </w:r>
+    </w:p>
+    <w:p>
+      <w:pPr>
+        <w:rPr>
+          <w:rFonts w:asciiTheme="majorHAnsi" w:hAnsiTheme="majorHAnsi" w:cstheme="majorHAnsi"/>
+          <w:sz w:val="24"/>
+          <w:szCs w:val="24"/>
+          <w:lang w:val="en-NZ"/>
+        </w:rPr>
+      </w:pPr>
+      <w:r>
+        <w:rPr>
+          <w:rFonts w:asciiTheme="majorHAnsi" w:hAnsiTheme="majorHAnsi" w:cstheme="majorHAnsi"/>
+          <w:sz w:val="24"/>
+          <w:szCs w:val="24"/>
+          <w:lang w:val="en-NZ"/>
+        </w:rPr>
+        <w:t>A final design consideration is the integration of the CoP framework in the design of WorkshopAR. As discussed in section 2.1.2, it is detrimental for a CoP to force its development, and effectives communities thrive when formed naturally and providing the resources needed to grow. It has been proposed that a CoP in the classroom is better represented in the effort done by the students themselves to organize and work towards the learning objectives. Due to the nature of this project-based course, it is possible that some of the characteristics of a CoP like instances of peripheral learning and a culture of self-reflection can be observed in the students, and WorkshopAR can be used in these circumstances</w:t>
+      </w:r>
+      <w:r>
+        <w:rPr>
+          <w:rFonts w:asciiTheme="majorHAnsi" w:hAnsiTheme="majorHAnsi" w:cstheme="majorHAnsi"/>
+          <w:sz w:val="24"/>
+          <w:szCs w:val="24"/>
+          <w:lang w:val="en-NZ"/>
+        </w:rPr>
+        <w:t xml:space="preserve"> as part of the knowledge that the community is creating, as a medium to transfer that knowledge or as a facilitator for the communication process of the community.</w:t>
+      </w:r>
+    </w:p>
+    <w:p>
+      <w:pPr>
+        <w:rPr>
+          <w:rFonts w:asciiTheme="majorHAnsi" w:hAnsiTheme="majorHAnsi" w:cstheme="majorHAnsi"/>
+          <w:sz w:val="24"/>
+          <w:szCs w:val="24"/>
+          <w:lang w:val="en-NZ"/>
+        </w:rPr>
+      </w:pPr>
+    </w:p>
+    <w:p>
+      <w:pPr>
+        <w:rPr>
+          <w:rFonts w:asciiTheme="majorHAnsi" w:hAnsiTheme="majorHAnsi" w:cstheme="majorHAnsi"/>
+          <w:sz w:val="24"/>
+          <w:szCs w:val="24"/>
+          <w:lang w:val="en-NZ"/>
+        </w:rPr>
+      </w:pPr>
+      <w:r>
+        <w:rPr>
+          <w:rFonts w:asciiTheme="majorHAnsi" w:hAnsiTheme="majorHAnsi" w:cstheme="majorHAnsi"/>
+          <w:sz w:val="24"/>
+          <w:szCs w:val="24"/>
+          <w:lang w:val="en-NZ"/>
+        </w:rPr>
+        <w:t xml:space="preserve"> </w:t>
+      </w:r>
+    </w:p>
+    <w:p>
+      <w:pPr>
         <w:pStyle w:val="Heading1"/>
         <w:rPr>
           <w:rFonts w:asciiTheme="majorHAnsi" w:hAnsiTheme="majorHAnsi" w:cstheme="majorHAnsi"/>
@@ -1441,6 +1952,7 @@
           <w:szCs w:val="24"/>
           <w:lang w:val="en-NZ"/>
         </w:rPr>
+        <w:lastRenderedPageBreak/>
         <w:t xml:space="preserve">6.3 </w:t>
       </w:r>
       <w:r>
@@ -1554,102 +2066,102 @@
           <w:szCs w:val="24"/>
           <w:lang w:val="en-NZ"/>
         </w:rPr>
+        <w:t>This information was used mostly to build a good understanding of the objectives and background of the course, as well as to stablish a good idea of the work expected from the students for the development of the project and all the required deliveries, even when there was not that much familiarity of the researcher with the main subject of the course.</w:t>
+      </w:r>
+    </w:p>
+    <w:p>
+      <w:pPr>
+        <w:rPr>
+          <w:rFonts w:asciiTheme="majorHAnsi" w:hAnsiTheme="majorHAnsi" w:cstheme="majorHAnsi"/>
+          <w:sz w:val="24"/>
+          <w:szCs w:val="24"/>
+          <w:lang w:val="en-NZ"/>
+        </w:rPr>
+      </w:pPr>
+      <w:r>
+        <w:rPr>
+          <w:rFonts w:asciiTheme="majorHAnsi" w:hAnsiTheme="majorHAnsi" w:cstheme="majorHAnsi"/>
+          <w:sz w:val="24"/>
+          <w:szCs w:val="24"/>
+          <w:lang w:val="en-NZ"/>
+        </w:rPr>
+        <w:t>Although most of the assessment tools of the course consisted of oral presentations, a good amount of material had to be submitted through the LMS, either as its own assessment or as a complement to the oral presentations. A lot of this material consisted of individual work and allowed for an interesting analysis of how the students were organizing their work as part of the group activities as well as creating points of comparison between groups.</w:t>
+      </w:r>
+    </w:p>
+    <w:p>
+      <w:pPr>
+        <w:rPr>
+          <w:rFonts w:asciiTheme="majorHAnsi" w:hAnsiTheme="majorHAnsi" w:cstheme="majorHAnsi"/>
+          <w:sz w:val="24"/>
+          <w:szCs w:val="24"/>
+          <w:lang w:val="en-NZ"/>
+        </w:rPr>
+      </w:pPr>
+      <w:r>
+        <w:rPr>
+          <w:rFonts w:asciiTheme="majorHAnsi" w:hAnsiTheme="majorHAnsi" w:cstheme="majorHAnsi"/>
+          <w:sz w:val="24"/>
+          <w:szCs w:val="24"/>
+          <w:lang w:val="en-NZ"/>
+        </w:rPr>
+        <w:t>It was also possible to analyse the weekly report of the students to identify the development process followed by most groups as reported by the students, the general progress of the project and the most common issues reported, allowing for comparisons against what was being directly observed during the work sessions.</w:t>
+      </w:r>
+    </w:p>
+    <w:p>
+      <w:pPr>
+        <w:rPr>
+          <w:rFonts w:asciiTheme="majorHAnsi" w:hAnsiTheme="majorHAnsi" w:cstheme="majorHAnsi"/>
+          <w:sz w:val="24"/>
+          <w:szCs w:val="24"/>
+          <w:lang w:val="en-NZ"/>
+        </w:rPr>
+      </w:pPr>
+      <w:r>
+        <w:rPr>
+          <w:rFonts w:asciiTheme="majorHAnsi" w:hAnsiTheme="majorHAnsi" w:cstheme="majorHAnsi"/>
+          <w:sz w:val="24"/>
+          <w:szCs w:val="24"/>
+          <w:lang w:val="en-NZ"/>
+        </w:rPr>
+        <w:t xml:space="preserve">Finally, the LMS portal also offered a discussion forum for the students meant to be the main communication medium between the students and the teaching staff outside the main “simulacrum” of the flow of information with the client. Activity here was almost non-existent </w:t>
+      </w:r>
+      <w:r>
+        <w:rPr>
+          <w:rFonts w:asciiTheme="majorHAnsi" w:hAnsiTheme="majorHAnsi" w:cstheme="majorHAnsi"/>
+          <w:sz w:val="24"/>
+          <w:szCs w:val="24"/>
+          <w:lang w:val="en-NZ"/>
+        </w:rPr>
+        <w:t>before</w:t>
+      </w:r>
+      <w:r>
+        <w:rPr>
+          <w:rFonts w:asciiTheme="majorHAnsi" w:hAnsiTheme="majorHAnsi" w:cstheme="majorHAnsi"/>
+          <w:sz w:val="24"/>
+          <w:szCs w:val="24"/>
+          <w:lang w:val="en-NZ"/>
+        </w:rPr>
+        <w:t xml:space="preserve"> the semester break, and students seldom used it after the adjustments to the course during the second semester. The following sections will detail this situation better, as it is an important point of analysis of the course and of the way technology is used in the classroom for communication.</w:t>
+      </w:r>
+    </w:p>
+    <w:p>
+      <w:pPr>
+        <w:pStyle w:val="Heading2"/>
+        <w:rPr>
+          <w:rFonts w:asciiTheme="majorHAnsi" w:hAnsiTheme="majorHAnsi" w:cstheme="majorHAnsi"/>
+          <w:sz w:val="24"/>
+          <w:szCs w:val="24"/>
+          <w:lang w:val="en-NZ"/>
+        </w:rPr>
+      </w:pPr>
+      <w:r>
+        <w:rPr>
+          <w:rFonts w:asciiTheme="majorHAnsi" w:hAnsiTheme="majorHAnsi" w:cstheme="majorHAnsi"/>
+          <w:sz w:val="24"/>
+          <w:szCs w:val="24"/>
+          <w:lang w:val="en-NZ"/>
+        </w:rPr>
         <w:lastRenderedPageBreak/>
-        <w:t>This information was used mostly to build a good understanding of the objectives and background of the course, as well as to stablish a good idea of the work expected from the students for the development of the project and all the required deliveries, even when there was not that much familiarity of the researcher with the main subject of the course.</w:t>
-      </w:r>
-    </w:p>
-    <w:p>
-      <w:pPr>
-        <w:rPr>
-          <w:rFonts w:asciiTheme="majorHAnsi" w:hAnsiTheme="majorHAnsi" w:cstheme="majorHAnsi"/>
-          <w:sz w:val="24"/>
-          <w:szCs w:val="24"/>
-          <w:lang w:val="en-NZ"/>
-        </w:rPr>
-      </w:pPr>
-      <w:r>
-        <w:rPr>
-          <w:rFonts w:asciiTheme="majorHAnsi" w:hAnsiTheme="majorHAnsi" w:cstheme="majorHAnsi"/>
-          <w:sz w:val="24"/>
-          <w:szCs w:val="24"/>
-          <w:lang w:val="en-NZ"/>
-        </w:rPr>
-        <w:t>Although most of the assessment tools of the course consisted of oral presentations, a good amount of material had to be submitted through the LMS, either as its own assessment or as a complement to the oral presentations. A lot of this material consisted of individual work and allowed for an interesting analysis of how the students were organizing their work as part of the group activities as well as creating points of comparison between groups.</w:t>
-      </w:r>
-    </w:p>
-    <w:p>
-      <w:pPr>
-        <w:rPr>
-          <w:rFonts w:asciiTheme="majorHAnsi" w:hAnsiTheme="majorHAnsi" w:cstheme="majorHAnsi"/>
-          <w:sz w:val="24"/>
-          <w:szCs w:val="24"/>
-          <w:lang w:val="en-NZ"/>
-        </w:rPr>
-      </w:pPr>
-      <w:r>
-        <w:rPr>
-          <w:rFonts w:asciiTheme="majorHAnsi" w:hAnsiTheme="majorHAnsi" w:cstheme="majorHAnsi"/>
-          <w:sz w:val="24"/>
-          <w:szCs w:val="24"/>
-          <w:lang w:val="en-NZ"/>
-        </w:rPr>
-        <w:t>It was also possible to analyse the weekly report of the students to identify the development process followed by most groups as reported by the students, the general progress of the project and the most common issues reported, allowing for comparisons against what was being directly observed during the work sessions.</w:t>
-      </w:r>
-    </w:p>
-    <w:p>
-      <w:pPr>
-        <w:rPr>
-          <w:rFonts w:asciiTheme="majorHAnsi" w:hAnsiTheme="majorHAnsi" w:cstheme="majorHAnsi"/>
-          <w:sz w:val="24"/>
-          <w:szCs w:val="24"/>
-          <w:lang w:val="en-NZ"/>
-        </w:rPr>
-      </w:pPr>
-      <w:r>
-        <w:rPr>
-          <w:rFonts w:asciiTheme="majorHAnsi" w:hAnsiTheme="majorHAnsi" w:cstheme="majorHAnsi"/>
-          <w:sz w:val="24"/>
-          <w:szCs w:val="24"/>
-          <w:lang w:val="en-NZ"/>
-        </w:rPr>
-        <w:t xml:space="preserve">Finally, the LMS portal also offered a discussion forum for the students meant to be the main communication medium between the students and the teaching staff outside the main “simulacrum” of the flow of information with the client. Activity here was almost non-existent </w:t>
-      </w:r>
-      <w:r>
-        <w:rPr>
-          <w:rFonts w:asciiTheme="majorHAnsi" w:hAnsiTheme="majorHAnsi" w:cstheme="majorHAnsi"/>
-          <w:sz w:val="24"/>
-          <w:szCs w:val="24"/>
-          <w:lang w:val="en-NZ"/>
-        </w:rPr>
-        <w:t>before</w:t>
-      </w:r>
-      <w:r>
-        <w:rPr>
-          <w:rFonts w:asciiTheme="majorHAnsi" w:hAnsiTheme="majorHAnsi" w:cstheme="majorHAnsi"/>
-          <w:sz w:val="24"/>
-          <w:szCs w:val="24"/>
-          <w:lang w:val="en-NZ"/>
-        </w:rPr>
-        <w:t xml:space="preserve"> the semester break, and students seldom used it after the adjustments to the course during the second semester. The following sections will detail this situation better, as it is an important point of analysis of the course and of the way technology is used in the classroom for communication.</w:t>
-      </w:r>
-    </w:p>
-    <w:p>
-      <w:pPr>
-        <w:pStyle w:val="Heading2"/>
-        <w:rPr>
-          <w:rFonts w:asciiTheme="majorHAnsi" w:hAnsiTheme="majorHAnsi" w:cstheme="majorHAnsi"/>
-          <w:sz w:val="24"/>
-          <w:szCs w:val="24"/>
-          <w:lang w:val="en-NZ"/>
-        </w:rPr>
-      </w:pPr>
-      <w:r>
-        <w:rPr>
-          <w:rFonts w:asciiTheme="majorHAnsi" w:hAnsiTheme="majorHAnsi" w:cstheme="majorHAnsi"/>
-          <w:sz w:val="24"/>
-          <w:szCs w:val="24"/>
-          <w:lang w:val="en-NZ"/>
-        </w:rPr>
         <w:t>6.3.2 Classroom Observations</w:t>
       </w:r>
     </w:p>
@@ -1726,7 +2238,6 @@
           <w:szCs w:val="24"/>
           <w:lang w:val="en-NZ"/>
         </w:rPr>
-        <w:lastRenderedPageBreak/>
         <w:t>The first type of observations was of general activities for the whole classroom, guided normally by the teaching staff or by a guest speaker. These activities included all the students and were not directly related to group activities, although they often required the students to group based on their assigned roles.</w:t>
       </w:r>
     </w:p>
@@ -1841,7 +2352,17 @@
           <w:szCs w:val="24"/>
           <w:lang w:val="en-NZ"/>
         </w:rPr>
-        <w:t>These guidelines stablished that the main focus for the teaching staff during the observations was to identify and characterize the relationship created with the students. It was also used to identify how collaboration was being taught and enforced, and if there were any mediums in place to deal with or guide groups having issues with aspects of the team management requirements of the project.</w:t>
+        <w:t xml:space="preserve">These guidelines stablished that the main focus for the teaching staff during the observations was to identify and characterize the relationship created with the students. It was also used to identify how collaboration was being taught and enforced, and if there </w:t>
+      </w:r>
+      <w:r>
+        <w:rPr>
+          <w:rFonts w:asciiTheme="majorHAnsi" w:hAnsiTheme="majorHAnsi" w:cstheme="majorHAnsi"/>
+          <w:sz w:val="24"/>
+          <w:szCs w:val="24"/>
+          <w:lang w:val="en-NZ"/>
+        </w:rPr>
+        <w:lastRenderedPageBreak/>
+        <w:t>were any mediums in place to deal with or guide groups having issues with aspects of the team management requirements of the project.</w:t>
       </w:r>
     </w:p>
     <w:p>
@@ -1998,7 +2519,6 @@
           <w:szCs w:val="24"/>
           <w:lang w:val="en-NZ"/>
         </w:rPr>
-        <w:lastRenderedPageBreak/>
         <w:t>A second focus for the general observations was the use of technology and trying to identify tendencies about what activities were mediated or delegated to some digital tool:</w:t>
       </w:r>
     </w:p>
@@ -2225,6 +2745,7 @@
           <w:szCs w:val="24"/>
           <w:lang w:val="en-NZ"/>
         </w:rPr>
+        <w:lastRenderedPageBreak/>
         <w:t>6.3.3 Unstructured Interviews</w:t>
       </w:r>
     </w:p>
@@ -2244,7 +2765,27 @@
           <w:szCs w:val="24"/>
           <w:lang w:val="en-NZ"/>
         </w:rPr>
-        <w:t>The final dataset comes from unstructured interviews performed to a sample of the students and of the teaching staff. Both interviews focused on gathering information about how participants saw collaboration as part of the development of the course. How do the feel about their own collaboration skills and how the course was helping them to develop or improve those skills. Annex 2 of this document shows the script used for each interview.</w:t>
+        <w:t xml:space="preserve">The final dataset comes from unstructured interviews performed to a sample of the students and of the teaching staff. Both interviews focused on gathering information about how participants saw collaboration as part of the development of the course. How do the feel about their own collaboration skills and how the course was helping them to develop or improve those </w:t>
+      </w:r>
+      <w:proofErr w:type="gramStart"/>
+      <w:r>
+        <w:rPr>
+          <w:rFonts w:asciiTheme="majorHAnsi" w:hAnsiTheme="majorHAnsi" w:cstheme="majorHAnsi"/>
+          <w:sz w:val="24"/>
+          <w:szCs w:val="24"/>
+          <w:lang w:val="en-NZ"/>
+        </w:rPr>
+        <w:t>skills.</w:t>
+      </w:r>
+      <w:proofErr w:type="gramEnd"/>
+      <w:r>
+        <w:rPr>
+          <w:rFonts w:asciiTheme="majorHAnsi" w:hAnsiTheme="majorHAnsi" w:cstheme="majorHAnsi"/>
+          <w:sz w:val="24"/>
+          <w:szCs w:val="24"/>
+          <w:lang w:val="en-NZ"/>
+        </w:rPr>
+        <w:t xml:space="preserve"> Annex 2 of this document shows the script used for each interview.</w:t>
       </w:r>
     </w:p>
     <w:p>
@@ -2356,67 +2897,759 @@
           <w:szCs w:val="24"/>
           <w:lang w:val="en-NZ"/>
         </w:rPr>
-        <w:t xml:space="preserve"> </w:t>
-      </w:r>
-      <w:r>
-        <w:rPr>
-          <w:rFonts w:asciiTheme="majorHAnsi" w:hAnsiTheme="majorHAnsi" w:cstheme="majorHAnsi"/>
-          <w:sz w:val="24"/>
-          <w:szCs w:val="24"/>
+        <w:t xml:space="preserve"> proposed</w:t>
+      </w:r>
+      <w:r>
+        <w:rPr>
+          <w:rFonts w:asciiTheme="majorHAnsi" w:hAnsiTheme="majorHAnsi" w:cstheme="majorHAnsi"/>
+          <w:sz w:val="24"/>
+          <w:szCs w:val="24"/>
+          <w:lang w:val="en-NZ"/>
+        </w:rPr>
+        <w:t xml:space="preserve">, </w:t>
+      </w:r>
+      <w:r>
+        <w:rPr>
+          <w:rFonts w:asciiTheme="majorHAnsi" w:hAnsiTheme="majorHAnsi" w:cstheme="majorHAnsi"/>
+          <w:sz w:val="24"/>
+          <w:szCs w:val="24"/>
+          <w:lang w:val="en-NZ"/>
+        </w:rPr>
+        <w:t>it is possible now to</w:t>
+      </w:r>
+      <w:r>
+        <w:rPr>
+          <w:rFonts w:asciiTheme="majorHAnsi" w:hAnsiTheme="majorHAnsi" w:cstheme="majorHAnsi"/>
+          <w:sz w:val="24"/>
+          <w:szCs w:val="24"/>
+          <w:lang w:val="en-NZ"/>
+        </w:rPr>
+        <w:t xml:space="preserve"> create the recount and analysis </w:t>
+      </w:r>
+      <w:r>
+        <w:rPr>
+          <w:rFonts w:asciiTheme="majorHAnsi" w:hAnsiTheme="majorHAnsi" w:cstheme="majorHAnsi"/>
+          <w:sz w:val="24"/>
+          <w:szCs w:val="24"/>
+          <w:lang w:val="en-NZ"/>
+        </w:rPr>
+        <w:t>of the execution of the Industry Project course</w:t>
+      </w:r>
+      <w:r>
+        <w:rPr>
+          <w:rFonts w:asciiTheme="majorHAnsi" w:hAnsiTheme="majorHAnsi" w:cstheme="majorHAnsi"/>
+          <w:sz w:val="24"/>
+          <w:szCs w:val="24"/>
+          <w:lang w:val="en-NZ"/>
+        </w:rPr>
+        <w:t>.</w:t>
+      </w:r>
+    </w:p>
+    <w:p>
+      <w:pPr>
+        <w:pStyle w:val="Heading1"/>
+        <w:rPr>
+          <w:rFonts w:asciiTheme="majorHAnsi" w:hAnsiTheme="majorHAnsi" w:cstheme="majorHAnsi"/>
+          <w:sz w:val="24"/>
+          <w:szCs w:val="24"/>
+          <w:lang w:val="en-NZ"/>
+        </w:rPr>
+      </w:pPr>
+      <w:r>
+        <w:rPr>
+          <w:rFonts w:asciiTheme="majorHAnsi" w:hAnsiTheme="majorHAnsi" w:cstheme="majorHAnsi"/>
+          <w:sz w:val="24"/>
+          <w:szCs w:val="24"/>
+          <w:lang w:val="en-NZ"/>
+        </w:rPr>
+        <w:t>6.4 Weeks 1 to 4: First Contact and Team Establishment</w:t>
+      </w:r>
+    </w:p>
+    <w:p>
+      <w:pPr>
+        <w:rPr>
+          <w:lang w:val="en-NZ"/>
+        </w:rPr>
+      </w:pPr>
+      <w:r>
+        <w:rPr>
+          <w:lang w:val="en-NZ"/>
+        </w:rPr>
+        <w:t>The first weeks of the course were characterized by a period of accommodation. The industry Project course offers a unique experience among the other courses available in all the programs represented. Although the students at this point have already experienced project-based approaches several times, none had been in such a multidisciplinary context as the one present in the course, nor with such an emphasis on simulating a real professional setting.</w:t>
+      </w:r>
+    </w:p>
+    <w:p>
+      <w:pPr>
+        <w:rPr>
+          <w:lang w:val="en-NZ"/>
+        </w:rPr>
+      </w:pPr>
+      <w:r>
+        <w:rPr>
+          <w:lang w:val="en-NZ"/>
+        </w:rPr>
+        <w:t>For the activities with WorkshopAR, it was also a period of introduction, letting the student familiarise with the dynamics of the course before adding the extra layer of complexity that of the observations and the usage of the software.</w:t>
+      </w:r>
+    </w:p>
+    <w:p>
+      <w:pPr>
+        <w:pStyle w:val="Heading2"/>
+        <w:rPr>
+          <w:rFonts w:asciiTheme="majorHAnsi" w:hAnsiTheme="majorHAnsi" w:cstheme="majorHAnsi"/>
+          <w:sz w:val="24"/>
+          <w:szCs w:val="24"/>
+          <w:lang w:val="en-NZ"/>
+        </w:rPr>
+      </w:pPr>
+      <w:r>
+        <w:rPr>
+          <w:rFonts w:asciiTheme="majorHAnsi" w:hAnsiTheme="majorHAnsi" w:cstheme="majorHAnsi"/>
+          <w:sz w:val="24"/>
+          <w:szCs w:val="24"/>
+          <w:lang w:val="en-NZ"/>
+        </w:rPr>
+        <w:t>6.4.1 General Observations</w:t>
+      </w:r>
+    </w:p>
+    <w:p>
+      <w:pPr>
+        <w:rPr>
+          <w:lang w:val="en-NZ"/>
+        </w:rPr>
+      </w:pPr>
+      <w:r>
+        <w:rPr>
+          <w:lang w:val="en-NZ"/>
+        </w:rPr>
+        <w:t xml:space="preserve">The classroom session of the course took place on Friday’s morning across two big arrangeable lecture rooms, needed to accommodate the close to 80 students enrolled in this </w:t>
+      </w:r>
+      <w:r>
+        <w:rPr>
+          <w:lang w:val="en-NZ"/>
+        </w:rPr>
+        <w:t>cohort</w:t>
+      </w:r>
+      <w:r>
+        <w:rPr>
+          <w:lang w:val="en-NZ"/>
+        </w:rPr>
+        <w:t xml:space="preserve"> of the course. The lecture rooms provided several rectangular tables that could be easily moved, separated or merged to create different room configuration, ideal for the dynamic groupwork that the course was relying the most on. The rooms also </w:t>
+      </w:r>
+      <w:r>
+        <w:rPr>
+          <w:lang w:val="en-NZ"/>
+        </w:rPr>
+        <w:t xml:space="preserve">enabled the </w:t>
+      </w:r>
+      <w:r>
+        <w:rPr>
           <w:lang w:val="en-NZ"/>
         </w:rPr>
         <w:lastRenderedPageBreak/>
-        <w:t>proposed</w:t>
-      </w:r>
-      <w:r>
-        <w:rPr>
-          <w:rFonts w:asciiTheme="majorHAnsi" w:hAnsiTheme="majorHAnsi" w:cstheme="majorHAnsi"/>
-          <w:sz w:val="24"/>
-          <w:szCs w:val="24"/>
-          <w:lang w:val="en-NZ"/>
-        </w:rPr>
-        <w:t xml:space="preserve">, </w:t>
-      </w:r>
-      <w:r>
-        <w:rPr>
-          <w:rFonts w:asciiTheme="majorHAnsi" w:hAnsiTheme="majorHAnsi" w:cstheme="majorHAnsi"/>
-          <w:sz w:val="24"/>
-          <w:szCs w:val="24"/>
-          <w:lang w:val="en-NZ"/>
-        </w:rPr>
-        <w:t>it is possible now to</w:t>
-      </w:r>
-      <w:r>
-        <w:rPr>
-          <w:rFonts w:asciiTheme="majorHAnsi" w:hAnsiTheme="majorHAnsi" w:cstheme="majorHAnsi"/>
-          <w:sz w:val="24"/>
-          <w:szCs w:val="24"/>
-          <w:lang w:val="en-NZ"/>
-        </w:rPr>
-        <w:t xml:space="preserve"> create the recount and analysis </w:t>
-      </w:r>
-      <w:r>
-        <w:rPr>
-          <w:rFonts w:asciiTheme="majorHAnsi" w:hAnsiTheme="majorHAnsi" w:cstheme="majorHAnsi"/>
-          <w:sz w:val="24"/>
-          <w:szCs w:val="24"/>
-          <w:lang w:val="en-NZ"/>
-        </w:rPr>
-        <w:t>of the execution of the Industry Project course</w:t>
-      </w:r>
-      <w:r>
-        <w:rPr>
-          <w:rFonts w:asciiTheme="majorHAnsi" w:hAnsiTheme="majorHAnsi" w:cstheme="majorHAnsi"/>
-          <w:sz w:val="24"/>
-          <w:szCs w:val="24"/>
-          <w:lang w:val="en-NZ"/>
-        </w:rPr>
-        <w:t>.</w:t>
-      </w:r>
-    </w:p>
-    <w:p>
-      <w:pPr>
-        <w:pStyle w:val="Heading1"/>
+        <w:t>constantly changing flow of activities present in one session as described in section 6.3. The rooms were also of considerable size, allowing for more than 10 tables at a time in different configuration, providing ample space for each group to work comfortable using their personal equipment and allowing free and undisruptive movement around the room.</w:t>
+      </w:r>
+    </w:p>
+    <w:p>
+      <w:pPr>
+        <w:keepNext/>
+        <w:jc w:val="center"/>
+        <w:rPr>
+          <w:lang w:val="en-NZ"/>
+        </w:rPr>
+      </w:pPr>
+      <w:r>
+        <w:rPr>
+          <w:noProof/>
+          <w:lang w:val="en-NZ"/>
+        </w:rPr>
+        <w:drawing>
+          <wp:inline distT="0" distB="0" distL="0" distR="0" wp14:anchorId="722CF4F1" wp14:editId="462D7A22">
+            <wp:extent cx="3619500" cy="2714726"/>
+            <wp:effectExtent l="0" t="0" r="0" b="9525"/>
+            <wp:docPr id="2" name="Picture 2"/>
+            <wp:cNvGraphicFramePr>
+              <a:graphicFrameLocks xmlns:a="http://schemas.openxmlformats.org/drawingml/2006/main" noChangeAspect="1"/>
+            </wp:cNvGraphicFramePr>
+            <a:graphic xmlns:a="http://schemas.openxmlformats.org/drawingml/2006/main">
+              <a:graphicData uri="http://schemas.openxmlformats.org/drawingml/2006/picture">
+                <pic:pic xmlns:pic="http://schemas.openxmlformats.org/drawingml/2006/picture">
+                  <pic:nvPicPr>
+                    <pic:cNvPr id="0" name="Picture 3"/>
+                    <pic:cNvPicPr>
+                      <a:picLocks noChangeAspect="1" noChangeArrowheads="1"/>
+                    </pic:cNvPicPr>
+                  </pic:nvPicPr>
+                  <pic:blipFill>
+                    <a:blip r:embed="rId6" cstate="print">
+                      <a:extLst>
+                        <a:ext uri="{28A0092B-C50C-407E-A947-70E740481C1C}">
+                          <a14:useLocalDpi xmlns:a14="http://schemas.microsoft.com/office/drawing/2010/main" val="0"/>
+                        </a:ext>
+                      </a:extLst>
+                    </a:blip>
+                    <a:srcRect/>
+                    <a:stretch>
+                      <a:fillRect/>
+                    </a:stretch>
+                  </pic:blipFill>
+                  <pic:spPr bwMode="auto">
+                    <a:xfrm>
+                      <a:off x="0" y="0"/>
+                      <a:ext cx="3624565" cy="2718525"/>
+                    </a:xfrm>
+                    <a:prstGeom prst="rect">
+                      <a:avLst/>
+                    </a:prstGeom>
+                    <a:noFill/>
+                    <a:ln>
+                      <a:noFill/>
+                    </a:ln>
+                  </pic:spPr>
+                </pic:pic>
+              </a:graphicData>
+            </a:graphic>
+          </wp:inline>
+        </w:drawing>
+      </w:r>
+    </w:p>
+    <w:p>
+      <w:pPr>
+        <w:pStyle w:val="Caption"/>
+        <w:jc w:val="center"/>
+        <w:rPr>
+          <w:lang w:val="en-NZ"/>
+        </w:rPr>
+      </w:pPr>
+      <w:r>
+        <w:rPr>
+          <w:lang w:val="en-NZ"/>
+        </w:rPr>
+        <w:t xml:space="preserve">Figure </w:t>
+      </w:r>
+      <w:r>
+        <w:rPr>
+          <w:lang w:val="en-NZ"/>
+        </w:rPr>
+        <w:fldChar w:fldCharType="begin"/>
+      </w:r>
+      <w:r>
+        <w:rPr>
+          <w:lang w:val="en-NZ"/>
+        </w:rPr>
+        <w:instrText xml:space="preserve"> SEQ Figure \* ARABIC </w:instrText>
+      </w:r>
+      <w:r>
+        <w:rPr>
+          <w:lang w:val="en-NZ"/>
+        </w:rPr>
+        <w:fldChar w:fldCharType="separate"/>
+      </w:r>
+      <w:r>
+        <w:rPr>
+          <w:noProof/>
+          <w:lang w:val="en-NZ"/>
+        </w:rPr>
+        <w:t>2</w:t>
+      </w:r>
+      <w:r>
+        <w:rPr>
+          <w:lang w:val="en-NZ"/>
+        </w:rPr>
+        <w:fldChar w:fldCharType="end"/>
+      </w:r>
+      <w:r>
+        <w:rPr>
+          <w:lang w:val="en-NZ"/>
+        </w:rPr>
+        <w:t xml:space="preserve"> Main Lecture Room</w:t>
+      </w:r>
+    </w:p>
+    <w:p>
+      <w:pPr>
+        <w:rPr>
+          <w:rFonts w:asciiTheme="majorHAnsi" w:hAnsiTheme="majorHAnsi" w:cstheme="majorHAnsi"/>
+          <w:sz w:val="24"/>
+          <w:szCs w:val="24"/>
+          <w:lang w:val="en-NZ"/>
+        </w:rPr>
+      </w:pPr>
+      <w:r>
+        <w:rPr>
+          <w:rFonts w:asciiTheme="majorHAnsi" w:hAnsiTheme="majorHAnsi" w:cstheme="majorHAnsi"/>
+          <w:sz w:val="24"/>
+          <w:szCs w:val="24"/>
+          <w:lang w:val="en-NZ"/>
+        </w:rPr>
+        <w:t xml:space="preserve">The very first session of the semester set-up the tone and flow for all the other session, which followed more or less the same template. Students </w:t>
+      </w:r>
+      <w:r>
+        <w:rPr>
+          <w:rFonts w:asciiTheme="majorHAnsi" w:hAnsiTheme="majorHAnsi" w:cstheme="majorHAnsi"/>
+          <w:sz w:val="24"/>
+          <w:szCs w:val="24"/>
+          <w:lang w:val="en-NZ"/>
+        </w:rPr>
+        <w:t>arrived</w:t>
+      </w:r>
+      <w:r>
+        <w:rPr>
+          <w:rFonts w:asciiTheme="majorHAnsi" w:hAnsiTheme="majorHAnsi" w:cstheme="majorHAnsi"/>
+          <w:sz w:val="24"/>
+          <w:szCs w:val="24"/>
+          <w:lang w:val="en-NZ"/>
+        </w:rPr>
+        <w:t xml:space="preserve"> within the first ten to twenty minutes of the session while the teaching staff prepared the room and discuss the activities of the day</w:t>
+      </w:r>
+      <w:r>
+        <w:rPr>
+          <w:rFonts w:asciiTheme="majorHAnsi" w:hAnsiTheme="majorHAnsi" w:cstheme="majorHAnsi"/>
+          <w:sz w:val="24"/>
+          <w:szCs w:val="24"/>
+          <w:lang w:val="en-NZ"/>
+        </w:rPr>
+        <w:t xml:space="preserve">. As it is tradition in almost all of the Built </w:t>
+      </w:r>
+      <w:proofErr w:type="gramStart"/>
+      <w:r>
+        <w:rPr>
+          <w:rFonts w:asciiTheme="majorHAnsi" w:hAnsiTheme="majorHAnsi" w:cstheme="majorHAnsi"/>
+          <w:sz w:val="24"/>
+          <w:szCs w:val="24"/>
+          <w:lang w:val="en-NZ"/>
+        </w:rPr>
+        <w:t>Environments</w:t>
+      </w:r>
+      <w:proofErr w:type="gramEnd"/>
+      <w:r>
+        <w:rPr>
+          <w:rFonts w:asciiTheme="majorHAnsi" w:hAnsiTheme="majorHAnsi" w:cstheme="majorHAnsi"/>
+          <w:sz w:val="24"/>
+          <w:szCs w:val="24"/>
+          <w:lang w:val="en-NZ"/>
+        </w:rPr>
+        <w:t xml:space="preserve"> programs (and many other programs at AUT), the lecture started </w:t>
+      </w:r>
+      <w:r>
+        <w:rPr>
+          <w:rFonts w:asciiTheme="majorHAnsi" w:hAnsiTheme="majorHAnsi" w:cstheme="majorHAnsi"/>
+          <w:sz w:val="24"/>
+          <w:szCs w:val="24"/>
+          <w:lang w:val="en-NZ"/>
+        </w:rPr>
+        <w:t>with</w:t>
+      </w:r>
+      <w:r>
+        <w:rPr>
+          <w:rFonts w:asciiTheme="majorHAnsi" w:hAnsiTheme="majorHAnsi" w:cstheme="majorHAnsi"/>
+          <w:sz w:val="24"/>
+          <w:szCs w:val="24"/>
+          <w:lang w:val="en-NZ"/>
+        </w:rPr>
+        <w:t xml:space="preserve"> a karakia, a traditional Māori prayer to open any social meeting</w:t>
+      </w:r>
+      <w:r>
+        <w:rPr>
+          <w:rFonts w:asciiTheme="majorHAnsi" w:hAnsiTheme="majorHAnsi" w:cstheme="majorHAnsi"/>
+          <w:sz w:val="24"/>
+          <w:szCs w:val="24"/>
+          <w:lang w:val="en-NZ"/>
+        </w:rPr>
+        <w:t xml:space="preserve"> or significant event</w:t>
+      </w:r>
+      <w:r>
+        <w:rPr>
+          <w:rFonts w:asciiTheme="majorHAnsi" w:hAnsiTheme="majorHAnsi" w:cstheme="majorHAnsi"/>
+          <w:sz w:val="24"/>
+          <w:szCs w:val="24"/>
+          <w:lang w:val="en-NZ"/>
+        </w:rPr>
+        <w:t>, which Table 1 shows in its Te Reo and English versions.</w:t>
+      </w:r>
+    </w:p>
+    <w:p>
+      <w:pPr>
+        <w:pStyle w:val="Caption"/>
+        <w:keepNext/>
+        <w:jc w:val="center"/>
+        <w:rPr>
+          <w:lang w:val="en-NZ"/>
+        </w:rPr>
+      </w:pPr>
+      <w:r>
+        <w:rPr>
+          <w:lang w:val="en-NZ"/>
+        </w:rPr>
+        <w:t xml:space="preserve">Table </w:t>
+      </w:r>
+      <w:r>
+        <w:rPr>
+          <w:lang w:val="en-NZ"/>
+        </w:rPr>
+        <w:fldChar w:fldCharType="begin"/>
+      </w:r>
+      <w:r>
+        <w:rPr>
+          <w:lang w:val="en-NZ"/>
+        </w:rPr>
+        <w:instrText xml:space="preserve"> SEQ Table \* ARABIC </w:instrText>
+      </w:r>
+      <w:r>
+        <w:rPr>
+          <w:lang w:val="en-NZ"/>
+        </w:rPr>
+        <w:fldChar w:fldCharType="separate"/>
+      </w:r>
+      <w:r>
+        <w:rPr>
+          <w:noProof/>
+          <w:lang w:val="en-NZ"/>
+        </w:rPr>
+        <w:t>1</w:t>
+      </w:r>
+      <w:r>
+        <w:rPr>
+          <w:lang w:val="en-NZ"/>
+        </w:rPr>
+        <w:fldChar w:fldCharType="end"/>
+      </w:r>
+      <w:r>
+        <w:rPr>
+          <w:lang w:val="en-NZ"/>
+        </w:rPr>
+        <w:t xml:space="preserve"> Weekly Karakia</w:t>
+      </w:r>
+    </w:p>
+    <w:tbl>
+      <w:tblPr>
+        <w:tblStyle w:val="PlainTable2"/>
+        <w:tblW w:w="0" w:type="auto"/>
+        <w:tblLook w:val="04A0" w:firstRow="1" w:lastRow="0" w:firstColumn="1" w:lastColumn="0" w:noHBand="0" w:noVBand="1"/>
+      </w:tblPr>
+      <w:tblGrid>
+        <w:gridCol w:w="4509"/>
+        <w:gridCol w:w="4510"/>
+      </w:tblGrid>
+      <w:tr>
+        <w:trPr>
+          <w:cnfStyle w:val="100000000000" w:firstRow="1" w:lastRow="0" w:firstColumn="0" w:lastColumn="0" w:oddVBand="0" w:evenVBand="0" w:oddHBand="0" w:evenHBand="0" w:firstRowFirstColumn="0" w:firstRowLastColumn="0" w:lastRowFirstColumn="0" w:lastRowLastColumn="0"/>
+        </w:trPr>
+        <w:tc>
+          <w:tcPr>
+            <w:cnfStyle w:val="001000000000" w:firstRow="0" w:lastRow="0" w:firstColumn="1" w:lastColumn="0" w:oddVBand="0" w:evenVBand="0" w:oddHBand="0" w:evenHBand="0" w:firstRowFirstColumn="0" w:firstRowLastColumn="0" w:lastRowFirstColumn="0" w:lastRowLastColumn="0"/>
+            <w:tcW w:w="4509" w:type="dxa"/>
+          </w:tcPr>
+          <w:p>
+            <w:pPr>
+              <w:jc w:val="center"/>
+              <w:rPr>
+                <w:rFonts w:asciiTheme="majorHAnsi" w:hAnsiTheme="majorHAnsi" w:cstheme="majorHAnsi"/>
+                <w:sz w:val="24"/>
+                <w:szCs w:val="24"/>
+                <w:lang w:val="en-NZ"/>
+              </w:rPr>
+            </w:pPr>
+            <w:r>
+              <w:rPr>
+                <w:rFonts w:asciiTheme="majorHAnsi" w:hAnsiTheme="majorHAnsi" w:cstheme="majorHAnsi"/>
+                <w:sz w:val="24"/>
+                <w:szCs w:val="24"/>
+                <w:lang w:val="en-NZ"/>
+              </w:rPr>
+              <w:t>Te Reo</w:t>
+            </w:r>
+          </w:p>
+        </w:tc>
+        <w:tc>
+          <w:tcPr>
+            <w:tcW w:w="4510" w:type="dxa"/>
+          </w:tcPr>
+          <w:p>
+            <w:pPr>
+              <w:jc w:val="center"/>
+              <w:cnfStyle w:val="100000000000" w:firstRow="1" w:lastRow="0" w:firstColumn="0" w:lastColumn="0" w:oddVBand="0" w:evenVBand="0" w:oddHBand="0" w:evenHBand="0" w:firstRowFirstColumn="0" w:firstRowLastColumn="0" w:lastRowFirstColumn="0" w:lastRowLastColumn="0"/>
+              <w:rPr>
+                <w:rFonts w:asciiTheme="majorHAnsi" w:hAnsiTheme="majorHAnsi" w:cstheme="majorHAnsi"/>
+                <w:sz w:val="24"/>
+                <w:szCs w:val="24"/>
+                <w:lang w:val="en-NZ"/>
+              </w:rPr>
+            </w:pPr>
+            <w:r>
+              <w:rPr>
+                <w:rFonts w:asciiTheme="majorHAnsi" w:hAnsiTheme="majorHAnsi" w:cstheme="majorHAnsi"/>
+                <w:sz w:val="24"/>
+                <w:szCs w:val="24"/>
+                <w:lang w:val="en-NZ"/>
+              </w:rPr>
+              <w:t>English</w:t>
+            </w:r>
+          </w:p>
+        </w:tc>
+      </w:tr>
+      <w:tr>
+        <w:trPr>
+          <w:cnfStyle w:val="000000100000" w:firstRow="0" w:lastRow="0" w:firstColumn="0" w:lastColumn="0" w:oddVBand="0" w:evenVBand="0" w:oddHBand="1" w:evenHBand="0" w:firstRowFirstColumn="0" w:firstRowLastColumn="0" w:lastRowFirstColumn="0" w:lastRowLastColumn="0"/>
+        </w:trPr>
+        <w:tc>
+          <w:tcPr>
+            <w:cnfStyle w:val="001000000000" w:firstRow="0" w:lastRow="0" w:firstColumn="1" w:lastColumn="0" w:oddVBand="0" w:evenVBand="0" w:oddHBand="0" w:evenHBand="0" w:firstRowFirstColumn="0" w:firstRowLastColumn="0" w:lastRowFirstColumn="0" w:lastRowLastColumn="0"/>
+            <w:tcW w:w="4509" w:type="dxa"/>
+          </w:tcPr>
+          <w:p>
+            <w:pPr>
+              <w:jc w:val="center"/>
+              <w:rPr>
+                <w:rFonts w:asciiTheme="majorHAnsi" w:hAnsiTheme="majorHAnsi" w:cstheme="majorHAnsi"/>
+                <w:sz w:val="24"/>
+                <w:szCs w:val="24"/>
+                <w:lang w:val="en-NZ"/>
+              </w:rPr>
+            </w:pPr>
+            <w:r>
+              <w:rPr>
+                <w:rFonts w:asciiTheme="majorHAnsi" w:hAnsiTheme="majorHAnsi" w:cstheme="majorHAnsi"/>
+                <w:sz w:val="24"/>
+                <w:szCs w:val="24"/>
+                <w:lang w:val="en-NZ"/>
+              </w:rPr>
+              <w:t>Mauri oho</w:t>
+            </w:r>
+          </w:p>
+          <w:p>
+            <w:pPr>
+              <w:jc w:val="center"/>
+              <w:rPr>
+                <w:rFonts w:asciiTheme="majorHAnsi" w:hAnsiTheme="majorHAnsi" w:cstheme="majorHAnsi"/>
+                <w:sz w:val="24"/>
+                <w:szCs w:val="24"/>
+                <w:lang w:val="en-NZ"/>
+              </w:rPr>
+            </w:pPr>
+            <w:r>
+              <w:rPr>
+                <w:rFonts w:asciiTheme="majorHAnsi" w:hAnsiTheme="majorHAnsi" w:cstheme="majorHAnsi"/>
+                <w:sz w:val="24"/>
+                <w:szCs w:val="24"/>
+                <w:lang w:val="en-NZ"/>
+              </w:rPr>
+              <w:t>Mauri tū.</w:t>
+            </w:r>
+          </w:p>
+          <w:p>
+            <w:pPr>
+              <w:jc w:val="center"/>
+              <w:rPr>
+                <w:rFonts w:asciiTheme="majorHAnsi" w:hAnsiTheme="majorHAnsi" w:cstheme="majorHAnsi"/>
+                <w:sz w:val="24"/>
+                <w:szCs w:val="24"/>
+                <w:lang w:val="en-NZ"/>
+              </w:rPr>
+            </w:pPr>
+            <w:r>
+              <w:rPr>
+                <w:rFonts w:asciiTheme="majorHAnsi" w:hAnsiTheme="majorHAnsi" w:cstheme="majorHAnsi"/>
+                <w:sz w:val="24"/>
+                <w:szCs w:val="24"/>
+                <w:lang w:val="en-NZ"/>
+              </w:rPr>
+              <w:t>Mauri ora ki a tātou.</w:t>
+            </w:r>
+          </w:p>
+          <w:p>
+            <w:pPr>
+              <w:jc w:val="center"/>
+              <w:rPr>
+                <w:rFonts w:asciiTheme="majorHAnsi" w:hAnsiTheme="majorHAnsi" w:cstheme="majorHAnsi"/>
+                <w:sz w:val="24"/>
+                <w:szCs w:val="24"/>
+                <w:lang w:val="en-NZ"/>
+              </w:rPr>
+            </w:pPr>
+            <w:proofErr w:type="spellStart"/>
+            <w:r>
+              <w:rPr>
+                <w:rFonts w:asciiTheme="majorHAnsi" w:hAnsiTheme="majorHAnsi" w:cstheme="majorHAnsi"/>
+                <w:sz w:val="24"/>
+                <w:szCs w:val="24"/>
+                <w:lang w:val="en-NZ"/>
+              </w:rPr>
+              <w:t>Haumi</w:t>
+            </w:r>
+            <w:proofErr w:type="spellEnd"/>
+            <w:r>
+              <w:rPr>
+                <w:rFonts w:asciiTheme="majorHAnsi" w:hAnsiTheme="majorHAnsi" w:cstheme="majorHAnsi"/>
+                <w:sz w:val="24"/>
+                <w:szCs w:val="24"/>
+                <w:lang w:val="en-NZ"/>
+              </w:rPr>
+              <w:t xml:space="preserve"> e, Hui e! </w:t>
+            </w:r>
+            <w:proofErr w:type="spellStart"/>
+            <w:r>
+              <w:rPr>
+                <w:rFonts w:asciiTheme="majorHAnsi" w:hAnsiTheme="majorHAnsi" w:cstheme="majorHAnsi"/>
+                <w:sz w:val="24"/>
+                <w:szCs w:val="24"/>
+                <w:lang w:val="en-NZ"/>
+              </w:rPr>
+              <w:t>Tāiki</w:t>
+            </w:r>
+            <w:proofErr w:type="spellEnd"/>
+            <w:r>
+              <w:rPr>
+                <w:rFonts w:asciiTheme="majorHAnsi" w:hAnsiTheme="majorHAnsi" w:cstheme="majorHAnsi"/>
+                <w:sz w:val="24"/>
+                <w:szCs w:val="24"/>
+                <w:lang w:val="en-NZ"/>
+              </w:rPr>
+              <w:t xml:space="preserve"> e!</w:t>
+            </w:r>
+          </w:p>
+        </w:tc>
+        <w:tc>
+          <w:tcPr>
+            <w:tcW w:w="4510" w:type="dxa"/>
+          </w:tcPr>
+          <w:p>
+            <w:pPr>
+              <w:jc w:val="center"/>
+              <w:cnfStyle w:val="000000100000" w:firstRow="0" w:lastRow="0" w:firstColumn="0" w:lastColumn="0" w:oddVBand="0" w:evenVBand="0" w:oddHBand="1" w:evenHBand="0" w:firstRowFirstColumn="0" w:firstRowLastColumn="0" w:lastRowFirstColumn="0" w:lastRowLastColumn="0"/>
+              <w:rPr>
+                <w:rFonts w:asciiTheme="majorHAnsi" w:hAnsiTheme="majorHAnsi" w:cstheme="majorHAnsi"/>
+                <w:sz w:val="24"/>
+                <w:szCs w:val="24"/>
+                <w:lang w:val="en-NZ"/>
+              </w:rPr>
+            </w:pPr>
+            <w:r>
+              <w:rPr>
+                <w:rFonts w:asciiTheme="majorHAnsi" w:hAnsiTheme="majorHAnsi" w:cstheme="majorHAnsi"/>
+                <w:sz w:val="24"/>
+                <w:szCs w:val="24"/>
+                <w:lang w:val="en-NZ"/>
+              </w:rPr>
+              <w:t>Life force awaken.</w:t>
+            </w:r>
+          </w:p>
+          <w:p>
+            <w:pPr>
+              <w:jc w:val="center"/>
+              <w:cnfStyle w:val="000000100000" w:firstRow="0" w:lastRow="0" w:firstColumn="0" w:lastColumn="0" w:oddVBand="0" w:evenVBand="0" w:oddHBand="1" w:evenHBand="0" w:firstRowFirstColumn="0" w:firstRowLastColumn="0" w:lastRowFirstColumn="0" w:lastRowLastColumn="0"/>
+              <w:rPr>
+                <w:rFonts w:asciiTheme="majorHAnsi" w:hAnsiTheme="majorHAnsi" w:cstheme="majorHAnsi"/>
+                <w:sz w:val="24"/>
+                <w:szCs w:val="24"/>
+                <w:lang w:val="en-NZ"/>
+              </w:rPr>
+            </w:pPr>
+            <w:r>
+              <w:rPr>
+                <w:rFonts w:asciiTheme="majorHAnsi" w:hAnsiTheme="majorHAnsi" w:cstheme="majorHAnsi"/>
+                <w:sz w:val="24"/>
+                <w:szCs w:val="24"/>
+                <w:lang w:val="en-NZ"/>
+              </w:rPr>
+              <w:t>Life force stand tall.</w:t>
+            </w:r>
+          </w:p>
+          <w:p>
+            <w:pPr>
+              <w:jc w:val="center"/>
+              <w:cnfStyle w:val="000000100000" w:firstRow="0" w:lastRow="0" w:firstColumn="0" w:lastColumn="0" w:oddVBand="0" w:evenVBand="0" w:oddHBand="1" w:evenHBand="0" w:firstRowFirstColumn="0" w:firstRowLastColumn="0" w:lastRowFirstColumn="0" w:lastRowLastColumn="0"/>
+              <w:rPr>
+                <w:rFonts w:asciiTheme="majorHAnsi" w:hAnsiTheme="majorHAnsi" w:cstheme="majorHAnsi"/>
+                <w:sz w:val="24"/>
+                <w:szCs w:val="24"/>
+                <w:lang w:val="en-NZ"/>
+              </w:rPr>
+            </w:pPr>
+            <w:r>
+              <w:rPr>
+                <w:rFonts w:asciiTheme="majorHAnsi" w:hAnsiTheme="majorHAnsi" w:cstheme="majorHAnsi"/>
+                <w:sz w:val="24"/>
+                <w:szCs w:val="24"/>
+                <w:lang w:val="en-NZ"/>
+              </w:rPr>
+              <w:t xml:space="preserve">Life </w:t>
+            </w:r>
+            <w:proofErr w:type="gramStart"/>
+            <w:r>
+              <w:rPr>
+                <w:rFonts w:asciiTheme="majorHAnsi" w:hAnsiTheme="majorHAnsi" w:cstheme="majorHAnsi"/>
+                <w:sz w:val="24"/>
+                <w:szCs w:val="24"/>
+                <w:lang w:val="en-NZ"/>
+              </w:rPr>
+              <w:t>force</w:t>
+            </w:r>
+            <w:proofErr w:type="gramEnd"/>
+            <w:r>
+              <w:rPr>
+                <w:rFonts w:asciiTheme="majorHAnsi" w:hAnsiTheme="majorHAnsi" w:cstheme="majorHAnsi"/>
+                <w:sz w:val="24"/>
+                <w:szCs w:val="24"/>
+                <w:lang w:val="en-NZ"/>
+              </w:rPr>
+              <w:t xml:space="preserve"> all wellness, good health for all.</w:t>
+            </w:r>
+          </w:p>
+          <w:p>
+            <w:pPr>
+              <w:jc w:val="center"/>
+              <w:cnfStyle w:val="000000100000" w:firstRow="0" w:lastRow="0" w:firstColumn="0" w:lastColumn="0" w:oddVBand="0" w:evenVBand="0" w:oddHBand="1" w:evenHBand="0" w:firstRowFirstColumn="0" w:firstRowLastColumn="0" w:lastRowFirstColumn="0" w:lastRowLastColumn="0"/>
+              <w:rPr>
+                <w:rFonts w:asciiTheme="majorHAnsi" w:hAnsiTheme="majorHAnsi" w:cstheme="majorHAnsi"/>
+                <w:sz w:val="24"/>
+                <w:szCs w:val="24"/>
+                <w:lang w:val="en-NZ"/>
+              </w:rPr>
+            </w:pPr>
+            <w:r>
+              <w:rPr>
+                <w:rFonts w:asciiTheme="majorHAnsi" w:hAnsiTheme="majorHAnsi" w:cstheme="majorHAnsi"/>
+                <w:sz w:val="24"/>
+                <w:szCs w:val="24"/>
+                <w:lang w:val="en-NZ"/>
+              </w:rPr>
+              <w:t>Join together, unite, the group is ready to progress for the purpose of coming together.</w:t>
+            </w:r>
+          </w:p>
+        </w:tc>
+      </w:tr>
+    </w:tbl>
+    <w:p>
+      <w:pPr>
+        <w:rPr>
+          <w:rFonts w:asciiTheme="majorHAnsi" w:hAnsiTheme="majorHAnsi" w:cstheme="majorHAnsi"/>
+          <w:sz w:val="24"/>
+          <w:szCs w:val="24"/>
+          <w:lang w:val="en-NZ"/>
+        </w:rPr>
+      </w:pPr>
+    </w:p>
+    <w:p>
+      <w:pPr>
+        <w:rPr>
+          <w:rFonts w:asciiTheme="majorHAnsi" w:hAnsiTheme="majorHAnsi" w:cstheme="majorHAnsi"/>
+          <w:sz w:val="24"/>
+          <w:szCs w:val="24"/>
+          <w:lang w:val="en-NZ"/>
+        </w:rPr>
+      </w:pPr>
+      <w:r>
+        <w:rPr>
+          <w:rFonts w:asciiTheme="majorHAnsi" w:hAnsiTheme="majorHAnsi" w:cstheme="majorHAnsi"/>
+          <w:sz w:val="24"/>
+          <w:szCs w:val="24"/>
+          <w:lang w:val="en-NZ"/>
+        </w:rPr>
+        <w:t>Although a simple detail and a bit detached from the overall objectives of the observations, the karakia is a constant reminder of the tone and mindset needed for a successful experience in the course, and a charming tradition that reminds the students that they are entering a place meant for learning together.</w:t>
+      </w:r>
+    </w:p>
+    <w:p>
+      <w:pPr>
+        <w:pStyle w:val="Heading2"/>
         <w:rPr>
           <w:rFonts w:asciiTheme="majorHAnsi" w:hAnsiTheme="majorHAnsi" w:cstheme="majorHAnsi"/>
           <w:sz w:val="24"/>
@@ -2432,46 +3665,6 @@
           <w:lang w:val="en-NZ"/>
         </w:rPr>
         <w:lastRenderedPageBreak/>
-        <w:t>6.4 Weeks 1 to 4: First Contact and Team Establishment</w:t>
-      </w:r>
-    </w:p>
-    <w:p>
-      <w:pPr>
-        <w:pStyle w:val="Heading2"/>
-        <w:rPr>
-          <w:rFonts w:asciiTheme="majorHAnsi" w:hAnsiTheme="majorHAnsi" w:cstheme="majorHAnsi"/>
-          <w:sz w:val="24"/>
-          <w:szCs w:val="24"/>
-          <w:lang w:val="en-NZ"/>
-        </w:rPr>
-      </w:pPr>
-      <w:r>
-        <w:rPr>
-          <w:rFonts w:asciiTheme="majorHAnsi" w:hAnsiTheme="majorHAnsi" w:cstheme="majorHAnsi"/>
-          <w:sz w:val="24"/>
-          <w:szCs w:val="24"/>
-          <w:lang w:val="en-NZ"/>
-        </w:rPr>
-        <w:t>6.4.1 General Observations</w:t>
-      </w:r>
-    </w:p>
-    <w:p>
-      <w:pPr>
-        <w:pStyle w:val="Heading2"/>
-        <w:rPr>
-          <w:rFonts w:asciiTheme="majorHAnsi" w:hAnsiTheme="majorHAnsi" w:cstheme="majorHAnsi"/>
-          <w:sz w:val="24"/>
-          <w:szCs w:val="24"/>
-          <w:lang w:val="en-NZ"/>
-        </w:rPr>
-      </w:pPr>
-      <w:r>
-        <w:rPr>
-          <w:rFonts w:asciiTheme="majorHAnsi" w:hAnsiTheme="majorHAnsi" w:cstheme="majorHAnsi"/>
-          <w:sz w:val="24"/>
-          <w:szCs w:val="24"/>
-          <w:lang w:val="en-NZ"/>
-        </w:rPr>
         <w:t>6.4.2 Intervention with WorkshopAR</w:t>
       </w:r>
     </w:p>
@@ -3706,6 +4899,119 @@
     <w:nsid w:val="7760001C"/>
     <w:multiLevelType w:val="hybridMultilevel"/>
     <w:tmpl w:val="DA00D140"/>
+    <w:lvl w:ilvl="0" w:tplc="14090001">
+      <w:start w:val="1"/>
+      <w:numFmt w:val="bullet"/>
+      <w:lvlText w:val=""/>
+      <w:lvlJc w:val="left"/>
+      <w:pPr>
+        <w:ind w:left="720" w:hanging="360"/>
+      </w:pPr>
+      <w:rPr>
+        <w:rFonts w:ascii="Symbol" w:hAnsi="Symbol" w:hint="default"/>
+      </w:rPr>
+    </w:lvl>
+    <w:lvl w:ilvl="1" w:tplc="14090003" w:tentative="1">
+      <w:start w:val="1"/>
+      <w:numFmt w:val="bullet"/>
+      <w:lvlText w:val="o"/>
+      <w:lvlJc w:val="left"/>
+      <w:pPr>
+        <w:ind w:left="1440" w:hanging="360"/>
+      </w:pPr>
+      <w:rPr>
+        <w:rFonts w:ascii="Courier New" w:hAnsi="Courier New" w:cs="Courier New" w:hint="default"/>
+      </w:rPr>
+    </w:lvl>
+    <w:lvl w:ilvl="2" w:tplc="14090005" w:tentative="1">
+      <w:start w:val="1"/>
+      <w:numFmt w:val="bullet"/>
+      <w:lvlText w:val=""/>
+      <w:lvlJc w:val="left"/>
+      <w:pPr>
+        <w:ind w:left="2160" w:hanging="360"/>
+      </w:pPr>
+      <w:rPr>
+        <w:rFonts w:ascii="Wingdings" w:hAnsi="Wingdings" w:hint="default"/>
+      </w:rPr>
+    </w:lvl>
+    <w:lvl w:ilvl="3" w:tplc="14090001" w:tentative="1">
+      <w:start w:val="1"/>
+      <w:numFmt w:val="bullet"/>
+      <w:lvlText w:val=""/>
+      <w:lvlJc w:val="left"/>
+      <w:pPr>
+        <w:ind w:left="2880" w:hanging="360"/>
+      </w:pPr>
+      <w:rPr>
+        <w:rFonts w:ascii="Symbol" w:hAnsi="Symbol" w:hint="default"/>
+      </w:rPr>
+    </w:lvl>
+    <w:lvl w:ilvl="4" w:tplc="14090003" w:tentative="1">
+      <w:start w:val="1"/>
+      <w:numFmt w:val="bullet"/>
+      <w:lvlText w:val="o"/>
+      <w:lvlJc w:val="left"/>
+      <w:pPr>
+        <w:ind w:left="3600" w:hanging="360"/>
+      </w:pPr>
+      <w:rPr>
+        <w:rFonts w:ascii="Courier New" w:hAnsi="Courier New" w:cs="Courier New" w:hint="default"/>
+      </w:rPr>
+    </w:lvl>
+    <w:lvl w:ilvl="5" w:tplc="14090005" w:tentative="1">
+      <w:start w:val="1"/>
+      <w:numFmt w:val="bullet"/>
+      <w:lvlText w:val=""/>
+      <w:lvlJc w:val="left"/>
+      <w:pPr>
+        <w:ind w:left="4320" w:hanging="360"/>
+      </w:pPr>
+      <w:rPr>
+        <w:rFonts w:ascii="Wingdings" w:hAnsi="Wingdings" w:hint="default"/>
+      </w:rPr>
+    </w:lvl>
+    <w:lvl w:ilvl="6" w:tplc="14090001" w:tentative="1">
+      <w:start w:val="1"/>
+      <w:numFmt w:val="bullet"/>
+      <w:lvlText w:val=""/>
+      <w:lvlJc w:val="left"/>
+      <w:pPr>
+        <w:ind w:left="5040" w:hanging="360"/>
+      </w:pPr>
+      <w:rPr>
+        <w:rFonts w:ascii="Symbol" w:hAnsi="Symbol" w:hint="default"/>
+      </w:rPr>
+    </w:lvl>
+    <w:lvl w:ilvl="7" w:tplc="14090003" w:tentative="1">
+      <w:start w:val="1"/>
+      <w:numFmt w:val="bullet"/>
+      <w:lvlText w:val="o"/>
+      <w:lvlJc w:val="left"/>
+      <w:pPr>
+        <w:ind w:left="5760" w:hanging="360"/>
+      </w:pPr>
+      <w:rPr>
+        <w:rFonts w:ascii="Courier New" w:hAnsi="Courier New" w:cs="Courier New" w:hint="default"/>
+      </w:rPr>
+    </w:lvl>
+    <w:lvl w:ilvl="8" w:tplc="14090005" w:tentative="1">
+      <w:start w:val="1"/>
+      <w:numFmt w:val="bullet"/>
+      <w:lvlText w:val=""/>
+      <w:lvlJc w:val="left"/>
+      <w:pPr>
+        <w:ind w:left="6480" w:hanging="360"/>
+      </w:pPr>
+      <w:rPr>
+        <w:rFonts w:ascii="Wingdings" w:hAnsi="Wingdings" w:hint="default"/>
+      </w:rPr>
+    </w:lvl>
+  </w:abstractNum>
+  <w:abstractNum w:abstractNumId="8" w15:restartNumberingAfterBreak="0">
+    <w:nsid w:val="7A944C52"/>
+    <w:multiLevelType w:val="hybridMultilevel"/>
+    <w:tmpl w:val="4DF8A4A6"/>
     <w:lvl w:ilvl="0" w:tplc="14090001">
       <w:start w:val="1"/>
       <w:numFmt w:val="bullet"/>
@@ -3838,6 +5144,9 @@
   </w:num>
   <w:num w:numId="8">
     <w:abstractNumId w:val="1"/>
+  </w:num>
+  <w:num w:numId="9">
+    <w:abstractNumId w:val="8"/>
   </w:num>
 </w:numbering>
 </file>
@@ -4424,6 +5733,124 @@
       <w:contextualSpacing/>
     </w:pPr>
   </w:style>
+  <w:style w:type="paragraph" w:styleId="Caption">
+    <w:name w:val="caption"/>
+    <w:basedOn w:val="Normal"/>
+    <w:next w:val="Normal"/>
+    <w:uiPriority w:val="35"/>
+    <w:unhideWhenUsed/>
+    <w:qFormat/>
+    <w:rsid w:val="00777AAC"/>
+    <w:pPr>
+      <w:spacing w:line="240" w:lineRule="auto"/>
+    </w:pPr>
+    <w:rPr>
+      <w:i/>
+      <w:iCs/>
+      <w:color w:val="1F497D" w:themeColor="text2"/>
+      <w:sz w:val="18"/>
+      <w:szCs w:val="18"/>
+    </w:rPr>
+  </w:style>
+  <w:style w:type="table" w:styleId="TableGrid">
+    <w:name w:val="Table Grid"/>
+    <w:basedOn w:val="TableNormal"/>
+    <w:uiPriority w:val="39"/>
+    <w:rsid w:val="00C3546B"/>
+    <w:pPr>
+      <w:spacing w:after="0" w:line="240" w:lineRule="auto"/>
+    </w:pPr>
+    <w:tblPr>
+      <w:tblBorders>
+        <w:top w:val="single" w:sz="4" w:space="0" w:color="auto"/>
+        <w:left w:val="single" w:sz="4" w:space="0" w:color="auto"/>
+        <w:bottom w:val="single" w:sz="4" w:space="0" w:color="auto"/>
+        <w:right w:val="single" w:sz="4" w:space="0" w:color="auto"/>
+        <w:insideH w:val="single" w:sz="4" w:space="0" w:color="auto"/>
+        <w:insideV w:val="single" w:sz="4" w:space="0" w:color="auto"/>
+      </w:tblBorders>
+    </w:tblPr>
+  </w:style>
+  <w:style w:type="table" w:styleId="PlainTable2">
+    <w:name w:val="Plain Table 2"/>
+    <w:basedOn w:val="TableNormal"/>
+    <w:uiPriority w:val="42"/>
+    <w:rsid w:val="00522EB9"/>
+    <w:pPr>
+      <w:spacing w:after="0" w:line="240" w:lineRule="auto"/>
+    </w:pPr>
+    <w:tblPr>
+      <w:tblStyleRowBandSize w:val="1"/>
+      <w:tblStyleColBandSize w:val="1"/>
+      <w:tblBorders>
+        <w:top w:val="single" w:sz="4" w:space="0" w:color="7F7F7F" w:themeColor="text1" w:themeTint="80"/>
+        <w:bottom w:val="single" w:sz="4" w:space="0" w:color="7F7F7F" w:themeColor="text1" w:themeTint="80"/>
+      </w:tblBorders>
+    </w:tblPr>
+    <w:tblStylePr w:type="firstRow">
+      <w:rPr>
+        <w:b/>
+        <w:bCs/>
+      </w:rPr>
+      <w:tblPr/>
+      <w:tcPr>
+        <w:tcBorders>
+          <w:bottom w:val="single" w:sz="4" w:space="0" w:color="7F7F7F" w:themeColor="text1" w:themeTint="80"/>
+        </w:tcBorders>
+      </w:tcPr>
+    </w:tblStylePr>
+    <w:tblStylePr w:type="lastRow">
+      <w:rPr>
+        <w:b/>
+        <w:bCs/>
+      </w:rPr>
+      <w:tblPr/>
+      <w:tcPr>
+        <w:tcBorders>
+          <w:top w:val="single" w:sz="4" w:space="0" w:color="7F7F7F" w:themeColor="text1" w:themeTint="80"/>
+        </w:tcBorders>
+      </w:tcPr>
+    </w:tblStylePr>
+    <w:tblStylePr w:type="firstCol">
+      <w:rPr>
+        <w:b/>
+        <w:bCs/>
+      </w:rPr>
+    </w:tblStylePr>
+    <w:tblStylePr w:type="lastCol">
+      <w:rPr>
+        <w:b/>
+        <w:bCs/>
+      </w:rPr>
+    </w:tblStylePr>
+    <w:tblStylePr w:type="band1Vert">
+      <w:tblPr/>
+      <w:tcPr>
+        <w:tcBorders>
+          <w:left w:val="single" w:sz="4" w:space="0" w:color="7F7F7F" w:themeColor="text1" w:themeTint="80"/>
+          <w:right w:val="single" w:sz="4" w:space="0" w:color="7F7F7F" w:themeColor="text1" w:themeTint="80"/>
+        </w:tcBorders>
+      </w:tcPr>
+    </w:tblStylePr>
+    <w:tblStylePr w:type="band2Vert">
+      <w:tblPr/>
+      <w:tcPr>
+        <w:tcBorders>
+          <w:left w:val="single" w:sz="4" w:space="0" w:color="7F7F7F" w:themeColor="text1" w:themeTint="80"/>
+          <w:right w:val="single" w:sz="4" w:space="0" w:color="7F7F7F" w:themeColor="text1" w:themeTint="80"/>
+        </w:tcBorders>
+      </w:tcPr>
+    </w:tblStylePr>
+    <w:tblStylePr w:type="band1Horz">
+      <w:tblPr/>
+      <w:tcPr>
+        <w:tcBorders>
+          <w:top w:val="single" w:sz="4" w:space="0" w:color="7F7F7F" w:themeColor="text1" w:themeTint="80"/>
+          <w:bottom w:val="single" w:sz="4" w:space="0" w:color="7F7F7F" w:themeColor="text1" w:themeTint="80"/>
+        </w:tcBorders>
+      </w:tcPr>
+    </w:tblStylePr>
+  </w:style>
 </w:styles>
 </file>
 

--- a/Draft/6 Case Study.docx
+++ b/Draft/6 Case Study.docx
@@ -1,10 +1,10 @@
 
 <file path=word/document.xml><?xml version="1.0" encoding="utf-8"?>
-<w:document xmlns:wpc="http://schemas.microsoft.com/office/word/2010/wordprocessingCanvas" xmlns:cx="http://schemas.microsoft.com/office/drawing/2014/chartex" xmlns:cx1="http://schemas.microsoft.com/office/drawing/2015/9/8/chartex" xmlns:cx2="http://schemas.microsoft.com/office/drawing/2015/10/21/chartex" xmlns:cx3="http://schemas.microsoft.com/office/drawing/2016/5/9/chartex" xmlns:cx4="http://schemas.microsoft.com/office/drawing/2016/5/10/chartex" xmlns:cx5="http://schemas.microsoft.com/office/drawing/2016/5/11/chartex" xmlns:cx6="http://schemas.microsoft.com/office/drawing/2016/5/12/chartex" xmlns:cx7="http://schemas.microsoft.com/office/drawing/2016/5/13/chartex" xmlns:cx8="http://schemas.microsoft.com/office/drawing/2016/5/14/chartex" xmlns:mc="http://schemas.openxmlformats.org/markup-compatibility/2006" xmlns:aink="http://schemas.microsoft.com/office/drawing/2016/ink" xmlns:am3d="http://schemas.microsoft.com/office/drawing/2017/model3d" xmlns:o="urn:schemas-microsoft-com:office:office" xmlns:r="http://schemas.openxmlformats.org/officeDocument/2006/relationships" xmlns:m="http://schemas.openxmlformats.org/officeDocument/2006/math" xmlns:v="urn:schemas-microsoft-com:vml" xmlns:wp14="http://schemas.microsoft.com/office/word/2010/wordprocessingDrawing" xmlns:wp="http://schemas.openxmlformats.org/drawingml/2006/wordprocessingDrawing" xmlns:w10="urn:schemas-microsoft-com:office:word" xmlns:w="http://schemas.openxmlformats.org/wordprocessingml/2006/main" xmlns:w14="http://schemas.microsoft.com/office/word/2010/wordml" xmlns:w15="http://schemas.microsoft.com/office/word/2012/wordml" xmlns:w16cex="http://schemas.microsoft.com/office/word/2018/wordml/cex" xmlns:w16cid="http://schemas.microsoft.com/office/word/2016/wordml/cid" xmlns:w16="http://schemas.microsoft.com/office/word/2018/wordml" xmlns:w16sdtdh="http://schemas.microsoft.com/office/word/2020/wordml/sdtdatahash" xmlns:w16se="http://schemas.microsoft.com/office/word/2015/wordml/symex" xmlns:wpg="http://schemas.microsoft.com/office/word/2010/wordprocessingGroup" xmlns:wpi="http://schemas.microsoft.com/office/word/2010/wordprocessingInk" xmlns:wne="http://schemas.microsoft.com/office/word/2006/wordml" xmlns:wps="http://schemas.microsoft.com/office/word/2010/wordprocessingShape" mc:Ignorable="w14 w15 w16se w16cid w16 w16cex w16sdtdh wp14">
+<w:document xmlns:wpc="http://schemas.microsoft.com/office/word/2010/wordprocessingCanvas" xmlns:cx="http://schemas.microsoft.com/office/drawing/2014/chartex" xmlns:cx1="http://schemas.microsoft.com/office/drawing/2015/9/8/chartex" xmlns:cx2="http://schemas.microsoft.com/office/drawing/2015/10/21/chartex" xmlns:cx3="http://schemas.microsoft.com/office/drawing/2016/5/9/chartex" xmlns:cx4="http://schemas.microsoft.com/office/drawing/2016/5/10/chartex" xmlns:cx5="http://schemas.microsoft.com/office/drawing/2016/5/11/chartex" xmlns:cx6="http://schemas.microsoft.com/office/drawing/2016/5/12/chartex" xmlns:cx7="http://schemas.microsoft.com/office/drawing/2016/5/13/chartex" xmlns:cx8="http://schemas.microsoft.com/office/drawing/2016/5/14/chartex" xmlns:mc="http://schemas.openxmlformats.org/markup-compatibility/2006" xmlns:aink="http://schemas.microsoft.com/office/drawing/2016/ink" xmlns:am3d="http://schemas.microsoft.com/office/drawing/2017/model3d" xmlns:o="urn:schemas-microsoft-com:office:office" xmlns:oel="http://schemas.microsoft.com/office/2019/extlst" xmlns:r="http://schemas.openxmlformats.org/officeDocument/2006/relationships" xmlns:m="http://schemas.openxmlformats.org/officeDocument/2006/math" xmlns:v="urn:schemas-microsoft-com:vml" xmlns:wp14="http://schemas.microsoft.com/office/word/2010/wordprocessingDrawing" xmlns:wp="http://schemas.openxmlformats.org/drawingml/2006/wordprocessingDrawing" xmlns:w10="urn:schemas-microsoft-com:office:word" xmlns:w="http://schemas.openxmlformats.org/wordprocessingml/2006/main" xmlns:w14="http://schemas.microsoft.com/office/word/2010/wordml" xmlns:w15="http://schemas.microsoft.com/office/word/2012/wordml" xmlns:w16cex="http://schemas.microsoft.com/office/word/2018/wordml/cex" xmlns:w16cid="http://schemas.microsoft.com/office/word/2016/wordml/cid" xmlns:w16="http://schemas.microsoft.com/office/word/2018/wordml" xmlns:w16du="http://schemas.microsoft.com/office/word/2023/wordml/word16du" xmlns:w16sdtdh="http://schemas.microsoft.com/office/word/2020/wordml/sdtdatahash" xmlns:w16sdtfl="http://schemas.microsoft.com/office/word/2024/wordml/sdtformatlock" xmlns:w16se="http://schemas.microsoft.com/office/word/2015/wordml/symex" xmlns:wpg="http://schemas.microsoft.com/office/word/2010/wordprocessingGroup" xmlns:wpi="http://schemas.microsoft.com/office/word/2010/wordprocessingInk" xmlns:wne="http://schemas.microsoft.com/office/word/2006/wordml" xmlns:wps="http://schemas.microsoft.com/office/word/2010/wordprocessingShape" mc:Ignorable="w14 w15 w16se w16cid w16 w16cex w16sdtdh w16sdtfl w16du wp14">
   <w:body>
     <w:p>
       <w:pPr>
-        <w:pStyle w:val="Title"/>
+        <w:pStyle w:val="Ttulo"/>
         <w:rPr>
           <w:rFonts w:asciiTheme="majorHAnsi" w:hAnsiTheme="majorHAnsi" w:cstheme="majorHAnsi"/>
           <w:sz w:val="24"/>
@@ -264,7 +264,7 @@
     </w:p>
     <w:p>
       <w:pPr>
-        <w:pStyle w:val="Heading1"/>
+        <w:pStyle w:val="Ttulo1"/>
         <w:rPr>
           <w:rFonts w:asciiTheme="majorHAnsi" w:hAnsiTheme="majorHAnsi" w:cstheme="majorHAnsi"/>
           <w:sz w:val="24"/>
@@ -387,7 +387,7 @@
     </w:p>
     <w:p>
       <w:pPr>
-        <w:pStyle w:val="ListParagraph"/>
+        <w:pStyle w:val="Prrafodelista"/>
         <w:numPr>
           <w:ilvl w:val="0"/>
           <w:numId w:val="5"/>
@@ -411,7 +411,7 @@
     </w:p>
     <w:p>
       <w:pPr>
-        <w:pStyle w:val="ListParagraph"/>
+        <w:pStyle w:val="Prrafodelista"/>
         <w:numPr>
           <w:ilvl w:val="0"/>
           <w:numId w:val="5"/>
@@ -435,7 +435,7 @@
     </w:p>
     <w:p>
       <w:pPr>
-        <w:pStyle w:val="ListParagraph"/>
+        <w:pStyle w:val="Prrafodelista"/>
         <w:numPr>
           <w:ilvl w:val="0"/>
           <w:numId w:val="5"/>
@@ -461,7 +461,7 @@
     </w:p>
     <w:p>
       <w:pPr>
-        <w:pStyle w:val="ListParagraph"/>
+        <w:pStyle w:val="Prrafodelista"/>
         <w:numPr>
           <w:ilvl w:val="0"/>
           <w:numId w:val="5"/>
@@ -485,7 +485,7 @@
     </w:p>
     <w:p>
       <w:pPr>
-        <w:pStyle w:val="ListParagraph"/>
+        <w:pStyle w:val="Prrafodelista"/>
         <w:numPr>
           <w:ilvl w:val="0"/>
           <w:numId w:val="5"/>
@@ -509,7 +509,7 @@
     </w:p>
     <w:p>
       <w:pPr>
-        <w:pStyle w:val="ListParagraph"/>
+        <w:pStyle w:val="Prrafodelista"/>
         <w:numPr>
           <w:ilvl w:val="0"/>
           <w:numId w:val="5"/>
@@ -599,7 +599,7 @@
     </w:p>
     <w:p>
       <w:pPr>
-        <w:pStyle w:val="ListParagraph"/>
+        <w:pStyle w:val="Prrafodelista"/>
         <w:numPr>
           <w:ilvl w:val="0"/>
           <w:numId w:val="7"/>
@@ -623,7 +623,7 @@
     </w:p>
     <w:p>
       <w:pPr>
-        <w:pStyle w:val="ListParagraph"/>
+        <w:pStyle w:val="Prrafodelista"/>
         <w:numPr>
           <w:ilvl w:val="0"/>
           <w:numId w:val="7"/>
@@ -667,7 +667,7 @@
     </w:p>
     <w:p>
       <w:pPr>
-        <w:pStyle w:val="ListParagraph"/>
+        <w:pStyle w:val="Prrafodelista"/>
         <w:numPr>
           <w:ilvl w:val="0"/>
           <w:numId w:val="7"/>
@@ -692,7 +692,7 @@
     </w:p>
     <w:p>
       <w:pPr>
-        <w:pStyle w:val="ListParagraph"/>
+        <w:pStyle w:val="Prrafodelista"/>
         <w:numPr>
           <w:ilvl w:val="0"/>
           <w:numId w:val="7"/>
@@ -711,35 +711,95 @@
           <w:szCs w:val="24"/>
           <w:lang w:val="en-NZ"/>
         </w:rPr>
-        <w:t>Requirements and proposals from other stakeholders like local residents and the government.</w:t>
-      </w:r>
-    </w:p>
-    <w:p>
-      <w:pPr>
-        <w:rPr>
-          <w:rFonts w:asciiTheme="majorHAnsi" w:hAnsiTheme="majorHAnsi" w:cstheme="majorHAnsi"/>
-          <w:sz w:val="24"/>
-          <w:szCs w:val="24"/>
-          <w:lang w:val="en-NZ"/>
-        </w:rPr>
-      </w:pPr>
-      <w:r>
-        <w:rPr>
-          <w:rFonts w:asciiTheme="majorHAnsi" w:hAnsiTheme="majorHAnsi" w:cstheme="majorHAnsi"/>
-          <w:sz w:val="24"/>
-          <w:szCs w:val="24"/>
-          <w:lang w:val="en-NZ"/>
-        </w:rPr>
-        <w:t>The fictional client firm would be represented by several experts, most of them part of the faculty but not directly part of the teaching staff, but that where available to answer questions about their requirements and also about the work expected from each of the four roles present in the course.</w:t>
-      </w:r>
-      <w:r>
-        <w:rPr>
-          <w:rFonts w:asciiTheme="majorHAnsi" w:hAnsiTheme="majorHAnsi" w:cstheme="majorHAnsi"/>
-          <w:sz w:val="24"/>
-          <w:szCs w:val="24"/>
-          <w:lang w:val="en-NZ"/>
-        </w:rPr>
-        <w:t xml:space="preserve"> Additionally, each group would act as a task team in charge of the design and surveillance of the development of the project. ENBU 79X/89X acts as the capstone for four different programs, and each group had at least one representative of each role: Architectural Engineer, Construction Engineer, Construction Manager and Quantity Surveyor. The group was expected to coordinate efforts to create a coherent proposal for the development project, while fulfilling specific tasks and deliveries specific for each role. Finally, the group as a whole had to create weekly and milestone reports to the client, creating a summary document meant to explain the current state of the project in a way that tackles the different profiles that the fictional client firm was representing</w:t>
+        <w:t xml:space="preserve">Requirements and proposals from other stakeholders like </w:t>
+      </w:r>
+      <w:proofErr w:type="gramStart"/>
+      <w:r>
+        <w:rPr>
+          <w:rFonts w:asciiTheme="majorHAnsi" w:hAnsiTheme="majorHAnsi" w:cstheme="majorHAnsi"/>
+          <w:sz w:val="24"/>
+          <w:szCs w:val="24"/>
+          <w:lang w:val="en-NZ"/>
+        </w:rPr>
+        <w:t>local residents</w:t>
+      </w:r>
+      <w:proofErr w:type="gramEnd"/>
+      <w:r>
+        <w:rPr>
+          <w:rFonts w:asciiTheme="majorHAnsi" w:hAnsiTheme="majorHAnsi" w:cstheme="majorHAnsi"/>
+          <w:sz w:val="24"/>
+          <w:szCs w:val="24"/>
+          <w:lang w:val="en-NZ"/>
+        </w:rPr>
+        <w:t xml:space="preserve"> and the government.</w:t>
+      </w:r>
+    </w:p>
+    <w:p>
+      <w:pPr>
+        <w:rPr>
+          <w:rFonts w:asciiTheme="majorHAnsi" w:hAnsiTheme="majorHAnsi" w:cstheme="majorHAnsi"/>
+          <w:sz w:val="24"/>
+          <w:szCs w:val="24"/>
+          <w:lang w:val="en-NZ"/>
+        </w:rPr>
+      </w:pPr>
+      <w:r>
+        <w:rPr>
+          <w:rFonts w:asciiTheme="majorHAnsi" w:hAnsiTheme="majorHAnsi" w:cstheme="majorHAnsi"/>
+          <w:sz w:val="24"/>
+          <w:szCs w:val="24"/>
+          <w:lang w:val="en-NZ"/>
+        </w:rPr>
+        <w:t xml:space="preserve">The fictional client firm would be represented by several experts, most of them part of the faculty but not directly part of the teaching staff, but that where available to answer questions about their requirements </w:t>
+      </w:r>
+      <w:proofErr w:type="gramStart"/>
+      <w:r>
+        <w:rPr>
+          <w:rFonts w:asciiTheme="majorHAnsi" w:hAnsiTheme="majorHAnsi" w:cstheme="majorHAnsi"/>
+          <w:sz w:val="24"/>
+          <w:szCs w:val="24"/>
+          <w:lang w:val="en-NZ"/>
+        </w:rPr>
+        <w:t>and also</w:t>
+      </w:r>
+      <w:proofErr w:type="gramEnd"/>
+      <w:r>
+        <w:rPr>
+          <w:rFonts w:asciiTheme="majorHAnsi" w:hAnsiTheme="majorHAnsi" w:cstheme="majorHAnsi"/>
+          <w:sz w:val="24"/>
+          <w:szCs w:val="24"/>
+          <w:lang w:val="en-NZ"/>
+        </w:rPr>
+        <w:t xml:space="preserve"> about the work expected from each of the four roles present in the course.</w:t>
+      </w:r>
+      <w:r>
+        <w:rPr>
+          <w:rFonts w:asciiTheme="majorHAnsi" w:hAnsiTheme="majorHAnsi" w:cstheme="majorHAnsi"/>
+          <w:sz w:val="24"/>
+          <w:szCs w:val="24"/>
+          <w:lang w:val="en-NZ"/>
+        </w:rPr>
+        <w:t xml:space="preserve"> Additionally, each group would act as a task team in charge of the design and surveillance of the development of the project. ENBU 79X/89X acts as the capstone for four different programs, and each group had at least one representative of each role: Architectural Engineer, Construction Engineer, Construction Manager and Quantity Surveyor. The group was expected to coordinate efforts to create a coherent proposal for the development project, while fulfilling specific tasks and deliveries specific for each role. Finally, the group </w:t>
+      </w:r>
+      <w:proofErr w:type="gramStart"/>
+      <w:r>
+        <w:rPr>
+          <w:rFonts w:asciiTheme="majorHAnsi" w:hAnsiTheme="majorHAnsi" w:cstheme="majorHAnsi"/>
+          <w:sz w:val="24"/>
+          <w:szCs w:val="24"/>
+          <w:lang w:val="en-NZ"/>
+        </w:rPr>
+        <w:t>as a whole had</w:t>
+      </w:r>
+      <w:proofErr w:type="gramEnd"/>
+      <w:r>
+        <w:rPr>
+          <w:rFonts w:asciiTheme="majorHAnsi" w:hAnsiTheme="majorHAnsi" w:cstheme="majorHAnsi"/>
+          <w:sz w:val="24"/>
+          <w:szCs w:val="24"/>
+          <w:lang w:val="en-NZ"/>
+        </w:rPr>
+        <w:t xml:space="preserve"> to create weekly and milestone reports to the client, creating a summary document meant to explain the current state of the project in a way that tackles the different profiles that the fictional client firm was representing</w:t>
       </w:r>
       <w:r>
         <w:rPr>
@@ -805,7 +865,27 @@
           <w:szCs w:val="24"/>
           <w:lang w:val="en-NZ"/>
         </w:rPr>
-        <w:t>The final methodological implementation of the course is the open work sessions, which represent the majority of the time spend by the students in the course. As the name suggest, they are open in nature, allowing the students to use the time in the classroom (about two sessions of 1 hour per week, depending on the length of other activities) to meet with their group or with other students to organize their work and progress towards the competition of the different deliverables. These sessions also allowed the students to have direct access to the teaching staff and a somewhat reliable access to their peers, specially to the students fulfilling the role of Architectural Engineers, that had to be shared among several groups.</w:t>
+        <w:t xml:space="preserve">The final methodological implementation of the course is the open work sessions, which represent </w:t>
+      </w:r>
+      <w:proofErr w:type="gramStart"/>
+      <w:r>
+        <w:rPr>
+          <w:rFonts w:asciiTheme="majorHAnsi" w:hAnsiTheme="majorHAnsi" w:cstheme="majorHAnsi"/>
+          <w:sz w:val="24"/>
+          <w:szCs w:val="24"/>
+          <w:lang w:val="en-NZ"/>
+        </w:rPr>
+        <w:t>the majority of</w:t>
+      </w:r>
+      <w:proofErr w:type="gramEnd"/>
+      <w:r>
+        <w:rPr>
+          <w:rFonts w:asciiTheme="majorHAnsi" w:hAnsiTheme="majorHAnsi" w:cstheme="majorHAnsi"/>
+          <w:sz w:val="24"/>
+          <w:szCs w:val="24"/>
+          <w:lang w:val="en-NZ"/>
+        </w:rPr>
+        <w:t xml:space="preserve"> the time spend by the students in the course. As the name suggest, they are open in nature, allowing the students to use the time in the classroom (about two sessions of 1 hour per week, depending on the length of other activities) to meet with their group or with other students to organize their work and progress towards the competition of the different deliverables. These sessions also allowed the students to have direct access to the teaching staff and a somewhat reliable access to their peers, specially to the students fulfilling the role of Architectural Engineers, that had to be shared among several groups.</w:t>
       </w:r>
     </w:p>
     <w:p>
@@ -845,7 +925,27 @@
           <w:szCs w:val="24"/>
           <w:lang w:val="en-NZ"/>
         </w:rPr>
-        <w:t xml:space="preserve"> as a group, but each student presents at the end his own oral presentation and final client report to be marked. The main assessment tools are the oral presentations and the final client report. The presentations consist on short 5-minute presentations about the overall proposal of the group for the project, the current state of development and the personal contributions of the students </w:t>
+        <w:t xml:space="preserve"> as a group, but each student presents at the end his own oral presentation and final client report to be marked. The main assessment tools are the oral presentations and the final client report. The presentations consist </w:t>
+      </w:r>
+      <w:proofErr w:type="gramStart"/>
+      <w:r>
+        <w:rPr>
+          <w:rFonts w:asciiTheme="majorHAnsi" w:hAnsiTheme="majorHAnsi" w:cstheme="majorHAnsi"/>
+          <w:sz w:val="24"/>
+          <w:szCs w:val="24"/>
+          <w:lang w:val="en-NZ"/>
+        </w:rPr>
+        <w:t>on</w:t>
+      </w:r>
+      <w:proofErr w:type="gramEnd"/>
+      <w:r>
+        <w:rPr>
+          <w:rFonts w:asciiTheme="majorHAnsi" w:hAnsiTheme="majorHAnsi" w:cstheme="majorHAnsi"/>
+          <w:sz w:val="24"/>
+          <w:szCs w:val="24"/>
+          <w:lang w:val="en-NZ"/>
+        </w:rPr>
+        <w:t xml:space="preserve"> short 5-minute presentations about the overall proposal of the group for the project, the current state of development and the personal contributions of the students </w:t>
       </w:r>
       <w:proofErr w:type="spellStart"/>
       <w:r>
@@ -956,7 +1056,27 @@
           <w:szCs w:val="24"/>
           <w:lang w:val="en-NZ"/>
         </w:rPr>
-        <w:t xml:space="preserve"> The final report was marked, and consisted on a quick summary of the personal contributions of each student in the project, as well as a reflection of the work done by the group, the problems found and the steps taken to solve them.</w:t>
+        <w:t xml:space="preserve"> The final report was marked, and consisted </w:t>
+      </w:r>
+      <w:proofErr w:type="gramStart"/>
+      <w:r>
+        <w:rPr>
+          <w:rFonts w:asciiTheme="majorHAnsi" w:hAnsiTheme="majorHAnsi" w:cstheme="majorHAnsi"/>
+          <w:sz w:val="24"/>
+          <w:szCs w:val="24"/>
+          <w:lang w:val="en-NZ"/>
+        </w:rPr>
+        <w:t>on</w:t>
+      </w:r>
+      <w:proofErr w:type="gramEnd"/>
+      <w:r>
+        <w:rPr>
+          <w:rFonts w:asciiTheme="majorHAnsi" w:hAnsiTheme="majorHAnsi" w:cstheme="majorHAnsi"/>
+          <w:sz w:val="24"/>
+          <w:szCs w:val="24"/>
+          <w:lang w:val="en-NZ"/>
+        </w:rPr>
+        <w:t xml:space="preserve"> a quick summary of the personal contributions of each student in the project, as well as a reflection of the work done by the group, the problems found and the steps taken to solve them.</w:t>
       </w:r>
     </w:p>
     <w:p>
@@ -989,7 +1109,7 @@
     </w:p>
     <w:p>
       <w:pPr>
-        <w:pStyle w:val="ListParagraph"/>
+        <w:pStyle w:val="Prrafodelista"/>
         <w:numPr>
           <w:ilvl w:val="0"/>
           <w:numId w:val="8"/>
@@ -1008,12 +1128,32 @@
           <w:szCs w:val="24"/>
           <w:lang w:val="en-NZ"/>
         </w:rPr>
-        <w:t>An architectural design for a building complex that takes into account the geotechnical data of the construction site, the functional necessities of the project and the complications and peculiarities found in the selected site.</w:t>
-      </w:r>
-    </w:p>
-    <w:p>
-      <w:pPr>
-        <w:pStyle w:val="ListParagraph"/>
+        <w:t xml:space="preserve">An architectural design for a building complex that </w:t>
+      </w:r>
+      <w:proofErr w:type="gramStart"/>
+      <w:r>
+        <w:rPr>
+          <w:rFonts w:asciiTheme="majorHAnsi" w:hAnsiTheme="majorHAnsi" w:cstheme="majorHAnsi"/>
+          <w:sz w:val="24"/>
+          <w:szCs w:val="24"/>
+          <w:lang w:val="en-NZ"/>
+        </w:rPr>
+        <w:t>takes into account</w:t>
+      </w:r>
+      <w:proofErr w:type="gramEnd"/>
+      <w:r>
+        <w:rPr>
+          <w:rFonts w:asciiTheme="majorHAnsi" w:hAnsiTheme="majorHAnsi" w:cstheme="majorHAnsi"/>
+          <w:sz w:val="24"/>
+          <w:szCs w:val="24"/>
+          <w:lang w:val="en-NZ"/>
+        </w:rPr>
+        <w:t xml:space="preserve"> the geotechnical data of the construction site, the functional necessities of the project and the complications and peculiarities found in the selected site.</w:t>
+      </w:r>
+    </w:p>
+    <w:p>
+      <w:pPr>
+        <w:pStyle w:val="Prrafodelista"/>
         <w:numPr>
           <w:ilvl w:val="0"/>
           <w:numId w:val="8"/>
@@ -1037,7 +1177,7 @@
     </w:p>
     <w:p>
       <w:pPr>
-        <w:pStyle w:val="ListParagraph"/>
+        <w:pStyle w:val="Prrafodelista"/>
         <w:numPr>
           <w:ilvl w:val="0"/>
           <w:numId w:val="8"/>
@@ -1061,7 +1201,7 @@
     </w:p>
     <w:p>
       <w:pPr>
-        <w:pStyle w:val="ListParagraph"/>
+        <w:pStyle w:val="Prrafodelista"/>
         <w:numPr>
           <w:ilvl w:val="0"/>
           <w:numId w:val="8"/>
@@ -1099,7 +1239,27 @@
           <w:szCs w:val="24"/>
           <w:lang w:val="en-NZ"/>
         </w:rPr>
-        <w:t xml:space="preserve">It is important to remark that all of these objectives are evaluated in two fronts, first, the work done by the group, how information flowed across the different roles and how </w:t>
+        <w:t xml:space="preserve">It is important to remark that </w:t>
+      </w:r>
+      <w:proofErr w:type="gramStart"/>
+      <w:r>
+        <w:rPr>
+          <w:rFonts w:asciiTheme="majorHAnsi" w:hAnsiTheme="majorHAnsi" w:cstheme="majorHAnsi"/>
+          <w:sz w:val="24"/>
+          <w:szCs w:val="24"/>
+          <w:lang w:val="en-NZ"/>
+        </w:rPr>
+        <w:t>all of</w:t>
+      </w:r>
+      <w:proofErr w:type="gramEnd"/>
+      <w:r>
+        <w:rPr>
+          <w:rFonts w:asciiTheme="majorHAnsi" w:hAnsiTheme="majorHAnsi" w:cstheme="majorHAnsi"/>
+          <w:sz w:val="24"/>
+          <w:szCs w:val="24"/>
+          <w:lang w:val="en-NZ"/>
+        </w:rPr>
+        <w:t xml:space="preserve"> these objectives are evaluated in two fronts, first, the work done by the group, how information flowed across the different roles and how </w:t>
       </w:r>
       <w:r>
         <w:rPr>
@@ -1200,12 +1360,32 @@
           <w:lang w:val="en-NZ"/>
         </w:rPr>
         <w:lastRenderedPageBreak/>
-        <w:t>This summarizes the main elements of the learning design proposed for ENBU 79X/89X Industry Project and the methodologies used to implement that design. Some other aspect of the development of the course were present, like the role of the teaching assistances during the open work sessions and the organization between track A and track B students that will be explained in more detail during the development of the case study. For now, there is enough information here to stablish how WorkshopAR was integrated into de learning design of the course and how the goals of the software tool were implemented and coordinated with the activities of the course.</w:t>
-      </w:r>
-    </w:p>
-    <w:p>
-      <w:pPr>
-        <w:pStyle w:val="Heading1"/>
+        <w:t xml:space="preserve">This summarizes the main elements of the learning design proposed for ENBU 79X/89X Industry Project and the methodologies used to implement that design. Some other aspect of the development of the course </w:t>
+      </w:r>
+      <w:proofErr w:type="gramStart"/>
+      <w:r>
+        <w:rPr>
+          <w:rFonts w:asciiTheme="majorHAnsi" w:hAnsiTheme="majorHAnsi" w:cstheme="majorHAnsi"/>
+          <w:sz w:val="24"/>
+          <w:szCs w:val="24"/>
+          <w:lang w:val="en-NZ"/>
+        </w:rPr>
+        <w:t>were</w:t>
+      </w:r>
+      <w:proofErr w:type="gramEnd"/>
+      <w:r>
+        <w:rPr>
+          <w:rFonts w:asciiTheme="majorHAnsi" w:hAnsiTheme="majorHAnsi" w:cstheme="majorHAnsi"/>
+          <w:sz w:val="24"/>
+          <w:szCs w:val="24"/>
+          <w:lang w:val="en-NZ"/>
+        </w:rPr>
+        <w:t xml:space="preserve"> present, like the role of the teaching assistances during the open work sessions and the organization between track A and track B students that will be explained in more detail during the development of the case study. For now, there is enough information here to stablish how WorkshopAR was integrated into de learning design of the course and how the goals of the software tool were implemented and coordinated with the activities of the course.</w:t>
+      </w:r>
+    </w:p>
+    <w:p>
+      <w:pPr>
+        <w:pStyle w:val="Ttulo1"/>
         <w:rPr>
           <w:rFonts w:asciiTheme="majorHAnsi" w:hAnsiTheme="majorHAnsi" w:cstheme="majorHAnsi"/>
           <w:sz w:val="24"/>
@@ -1371,7 +1551,27 @@
           <w:szCs w:val="24"/>
           <w:lang w:val="en-NZ"/>
         </w:rPr>
-        <w:t>For this learning objective it is also interesting to observe the types of collaboration being used by the students as described by Salmons (2019), and if WorkshopAR was promoting or helping in the development of a particular form of collaboration. In general, the digital space created by WorkshopAR would facilitate activities of co-creation, by allowing the testing and record of ideas for the architectural design, and also transfer activities, by offering visuals that can be used to explain concepts, decisions or design proposals.</w:t>
+        <w:t xml:space="preserve">For this learning objective it is also interesting to observe the types of collaboration being used by the students as described by Salmons (2019), and if WorkshopAR was promoting or helping in the development of a particular form of collaboration. In general, the digital space created by WorkshopAR would facilitate activities of co-creation, by allowing the testing and record of ideas for the architectural design, </w:t>
+      </w:r>
+      <w:proofErr w:type="gramStart"/>
+      <w:r>
+        <w:rPr>
+          <w:rFonts w:asciiTheme="majorHAnsi" w:hAnsiTheme="majorHAnsi" w:cstheme="majorHAnsi"/>
+          <w:sz w:val="24"/>
+          <w:szCs w:val="24"/>
+          <w:lang w:val="en-NZ"/>
+        </w:rPr>
+        <w:t>and also</w:t>
+      </w:r>
+      <w:proofErr w:type="gramEnd"/>
+      <w:r>
+        <w:rPr>
+          <w:rFonts w:asciiTheme="majorHAnsi" w:hAnsiTheme="majorHAnsi" w:cstheme="majorHAnsi"/>
+          <w:sz w:val="24"/>
+          <w:szCs w:val="24"/>
+          <w:lang w:val="en-NZ"/>
+        </w:rPr>
+        <w:t xml:space="preserve"> transfer activities, by offering visuals that can be used to explain concepts, decisions or design proposals.</w:t>
       </w:r>
     </w:p>
     <w:p>
@@ -1466,7 +1666,47 @@
           <w:szCs w:val="24"/>
           <w:lang w:val="en-NZ"/>
         </w:rPr>
-        <w:t xml:space="preserve"> not dedicates one particular functionality to support this learning objective, relying more on the use of all the previously mentioned use cases to offer </w:t>
+        <w:t xml:space="preserve"> </w:t>
+      </w:r>
+      <w:proofErr w:type="gramStart"/>
+      <w:r>
+        <w:rPr>
+          <w:rFonts w:asciiTheme="majorHAnsi" w:hAnsiTheme="majorHAnsi" w:cstheme="majorHAnsi"/>
+          <w:sz w:val="24"/>
+          <w:szCs w:val="24"/>
+          <w:lang w:val="en-NZ"/>
+        </w:rPr>
+        <w:t>not dedicates</w:t>
+      </w:r>
+      <w:proofErr w:type="gramEnd"/>
+      <w:r>
+        <w:rPr>
+          <w:rFonts w:asciiTheme="majorHAnsi" w:hAnsiTheme="majorHAnsi" w:cstheme="majorHAnsi"/>
+          <w:sz w:val="24"/>
+          <w:szCs w:val="24"/>
+          <w:lang w:val="en-NZ"/>
+        </w:rPr>
+        <w:t xml:space="preserve"> one </w:t>
+      </w:r>
+      <w:proofErr w:type="gramStart"/>
+      <w:r>
+        <w:rPr>
+          <w:rFonts w:asciiTheme="majorHAnsi" w:hAnsiTheme="majorHAnsi" w:cstheme="majorHAnsi"/>
+          <w:sz w:val="24"/>
+          <w:szCs w:val="24"/>
+          <w:lang w:val="en-NZ"/>
+        </w:rPr>
+        <w:t>particular functionality</w:t>
+      </w:r>
+      <w:proofErr w:type="gramEnd"/>
+      <w:r>
+        <w:rPr>
+          <w:rFonts w:asciiTheme="majorHAnsi" w:hAnsiTheme="majorHAnsi" w:cstheme="majorHAnsi"/>
+          <w:sz w:val="24"/>
+          <w:szCs w:val="24"/>
+          <w:lang w:val="en-NZ"/>
+        </w:rPr>
+        <w:t xml:space="preserve"> to support this learning objective, relying more on the use of all the previously mentioned use cases to offer </w:t>
       </w:r>
       <w:r>
         <w:rPr>
@@ -1503,7 +1743,27 @@
           <w:szCs w:val="24"/>
           <w:lang w:val="en-NZ"/>
         </w:rPr>
-        <w:t>The learning objectives of WorkshopAR were designed taking into consideration the design of Industry Project, and meant to help the students to tackle the course objective of constant communication and coordination of tasks. Figure 1 shows an ideal flow of activities during the development of a classroom session, which incorporates the main activities proposed in the course design (class housekeep, weekly workshops, open work sessions) with an idealized version of a work session that a group could perform while using WorkshopAR.</w:t>
+        <w:t xml:space="preserve">The learning objectives of WorkshopAR were designed taking into consideration the design of Industry </w:t>
+      </w:r>
+      <w:proofErr w:type="gramStart"/>
+      <w:r>
+        <w:rPr>
+          <w:rFonts w:asciiTheme="majorHAnsi" w:hAnsiTheme="majorHAnsi" w:cstheme="majorHAnsi"/>
+          <w:sz w:val="24"/>
+          <w:szCs w:val="24"/>
+          <w:lang w:val="en-NZ"/>
+        </w:rPr>
+        <w:t>Project, and</w:t>
+      </w:r>
+      <w:proofErr w:type="gramEnd"/>
+      <w:r>
+        <w:rPr>
+          <w:rFonts w:asciiTheme="majorHAnsi" w:hAnsiTheme="majorHAnsi" w:cstheme="majorHAnsi"/>
+          <w:sz w:val="24"/>
+          <w:szCs w:val="24"/>
+          <w:lang w:val="en-NZ"/>
+        </w:rPr>
+        <w:t xml:space="preserve"> meant to help the students to tackle the course objective of constant communication and coordination of tasks. Figure 1 shows an ideal flow of activities during the development of a classroom session, which incorporates the main activities proposed in the course design (class housekeep, weekly workshops, open work sessions) with an idealized version of a work session that a group could perform while using WorkshopAR.</w:t>
       </w:r>
     </w:p>
     <w:p>
@@ -1570,7 +1830,7 @@
     </w:p>
     <w:p>
       <w:pPr>
-        <w:pStyle w:val="Caption"/>
+        <w:pStyle w:val="Descripcin"/>
         <w:jc w:val="center"/>
         <w:rPr>
           <w:lang w:val="en-NZ"/>
@@ -1642,7 +1902,7 @@
     </w:p>
     <w:p>
       <w:pPr>
-        <w:pStyle w:val="ListParagraph"/>
+        <w:pStyle w:val="Prrafodelista"/>
         <w:numPr>
           <w:ilvl w:val="0"/>
           <w:numId w:val="9"/>
@@ -1666,7 +1926,7 @@
     </w:p>
     <w:p>
       <w:pPr>
-        <w:pStyle w:val="ListParagraph"/>
+        <w:pStyle w:val="Prrafodelista"/>
         <w:numPr>
           <w:ilvl w:val="0"/>
           <w:numId w:val="9"/>
@@ -1770,16 +2030,7 @@
           <w:szCs w:val="24"/>
           <w:lang w:val="en-NZ"/>
         </w:rPr>
-        <w:t xml:space="preserve">Knowledge flow in project-based approaches is also an issue that have been discussed in the past </w:t>
-      </w:r>
-      <w:r>
-        <w:rPr>
-          <w:rFonts w:asciiTheme="majorHAnsi" w:hAnsiTheme="majorHAnsi" w:cstheme="majorHAnsi"/>
-          <w:sz w:val="24"/>
-          <w:szCs w:val="24"/>
-          <w:lang w:val="en-NZ"/>
-        </w:rPr>
-        <w:t>(</w:t>
+        <w:t>Knowledge flow in project-based approaches is also an issue that have been discussed in the past (</w:t>
       </w:r>
       <w:proofErr w:type="spellStart"/>
       <w:r>
@@ -1799,16 +2050,7 @@
           <w:szCs w:val="24"/>
           <w:lang w:val="en-NZ"/>
         </w:rPr>
-        <w:t xml:space="preserve"> et al., 2016</w:t>
-      </w:r>
-      <w:r>
-        <w:rPr>
-          <w:rFonts w:asciiTheme="majorHAnsi" w:hAnsiTheme="majorHAnsi" w:cstheme="majorHAnsi"/>
-          <w:sz w:val="24"/>
-          <w:szCs w:val="24"/>
-          <w:lang w:val="en-NZ"/>
-        </w:rPr>
-        <w:t xml:space="preserve"> and </w:t>
+        <w:t xml:space="preserve"> et al., 2016 and Granado-</w:t>
       </w:r>
       <w:proofErr w:type="spellStart"/>
       <w:r>
@@ -1818,7 +2060,7 @@
           <w:szCs w:val="24"/>
           <w:lang w:val="en-NZ"/>
         </w:rPr>
-        <w:t>Granado-Alcón</w:t>
+        <w:t>Alcón</w:t>
       </w:r>
       <w:proofErr w:type="spellEnd"/>
       <w:r>
@@ -1828,16 +2070,7 @@
           <w:szCs w:val="24"/>
           <w:lang w:val="en-NZ"/>
         </w:rPr>
-        <w:t xml:space="preserve"> et al., 2020</w:t>
-      </w:r>
-      <w:r>
-        <w:rPr>
-          <w:rFonts w:asciiTheme="majorHAnsi" w:hAnsiTheme="majorHAnsi" w:cstheme="majorHAnsi"/>
-          <w:sz w:val="24"/>
-          <w:szCs w:val="24"/>
-          <w:lang w:val="en-NZ"/>
-        </w:rPr>
-        <w:t xml:space="preserve"> and </w:t>
+        <w:t xml:space="preserve"> et al., 2020 and </w:t>
       </w:r>
       <w:proofErr w:type="spellStart"/>
       <w:r>
@@ -1857,16 +2090,7 @@
           <w:szCs w:val="24"/>
           <w:lang w:val="en-NZ"/>
         </w:rPr>
-        <w:t>, 2019)</w:t>
-      </w:r>
-      <w:r>
-        <w:rPr>
-          <w:rFonts w:asciiTheme="majorHAnsi" w:hAnsiTheme="majorHAnsi" w:cstheme="majorHAnsi"/>
-          <w:sz w:val="24"/>
-          <w:szCs w:val="24"/>
-          <w:lang w:val="en-NZ"/>
-        </w:rPr>
-        <w:t xml:space="preserve">. A possible barrier for any group in the curse could be to have issues </w:t>
+        <w:t xml:space="preserve">, 2019). A possible barrier for any group in the curse could be to have issues </w:t>
       </w:r>
       <w:r>
         <w:rPr>
@@ -1937,7 +2161,7 @@
     </w:p>
     <w:p>
       <w:pPr>
-        <w:pStyle w:val="Heading1"/>
+        <w:pStyle w:val="Ttulo1"/>
         <w:rPr>
           <w:rFonts w:asciiTheme="majorHAnsi" w:hAnsiTheme="majorHAnsi" w:cstheme="majorHAnsi"/>
           <w:sz w:val="24"/>
@@ -2013,7 +2237,7 @@
     </w:p>
     <w:p>
       <w:pPr>
-        <w:pStyle w:val="Heading2"/>
+        <w:pStyle w:val="Ttulo2"/>
         <w:rPr>
           <w:rFonts w:asciiTheme="majorHAnsi" w:hAnsiTheme="majorHAnsi" w:cstheme="majorHAnsi"/>
           <w:sz w:val="24"/>
@@ -2146,7 +2370,7 @@
     </w:p>
     <w:p>
       <w:pPr>
-        <w:pStyle w:val="Heading2"/>
+        <w:pStyle w:val="Ttulo2"/>
         <w:rPr>
           <w:rFonts w:asciiTheme="majorHAnsi" w:hAnsiTheme="majorHAnsi" w:cstheme="majorHAnsi"/>
           <w:sz w:val="24"/>
@@ -2290,7 +2514,7 @@
     </w:p>
     <w:p>
       <w:pPr>
-        <w:pStyle w:val="ListParagraph"/>
+        <w:pStyle w:val="Prrafodelista"/>
         <w:numPr>
           <w:ilvl w:val="0"/>
           <w:numId w:val="1"/>
@@ -2314,7 +2538,7 @@
     </w:p>
     <w:p>
       <w:pPr>
-        <w:pStyle w:val="ListParagraph"/>
+        <w:pStyle w:val="Prrafodelista"/>
         <w:numPr>
           <w:ilvl w:val="0"/>
           <w:numId w:val="1"/>
@@ -2352,7 +2576,27 @@
           <w:szCs w:val="24"/>
           <w:lang w:val="en-NZ"/>
         </w:rPr>
-        <w:t xml:space="preserve">These guidelines stablished that the main focus for the teaching staff during the observations was to identify and characterize the relationship created with the students. It was also used to identify how collaboration was being taught and enforced, and if there </w:t>
+        <w:t xml:space="preserve">These guidelines stablished that the </w:t>
+      </w:r>
+      <w:proofErr w:type="gramStart"/>
+      <w:r>
+        <w:rPr>
+          <w:rFonts w:asciiTheme="majorHAnsi" w:hAnsiTheme="majorHAnsi" w:cstheme="majorHAnsi"/>
+          <w:sz w:val="24"/>
+          <w:szCs w:val="24"/>
+          <w:lang w:val="en-NZ"/>
+        </w:rPr>
+        <w:t>main focus</w:t>
+      </w:r>
+      <w:proofErr w:type="gramEnd"/>
+      <w:r>
+        <w:rPr>
+          <w:rFonts w:asciiTheme="majorHAnsi" w:hAnsiTheme="majorHAnsi" w:cstheme="majorHAnsi"/>
+          <w:sz w:val="24"/>
+          <w:szCs w:val="24"/>
+          <w:lang w:val="en-NZ"/>
+        </w:rPr>
+        <w:t xml:space="preserve"> for the teaching staff during the observations was to identify and characterize the relationship created with the students. It was also used to identify how collaboration was being taught and enforced, and if there </w:t>
       </w:r>
       <w:r>
         <w:rPr>
@@ -2381,7 +2625,47 @@
           <w:szCs w:val="24"/>
           <w:lang w:val="en-NZ"/>
         </w:rPr>
-        <w:t xml:space="preserve">The second type of observations was of the general groupwork performed by the students. These work sessions often involved more than one group at a time and the main focus was on gathering information with minimal intervention, sometimes asking quick questions to clarify as </w:t>
+        <w:t xml:space="preserve">The second type of observations was of the general groupwork performed by the students. These work sessions often involved more than one group at a </w:t>
+      </w:r>
+      <w:proofErr w:type="gramStart"/>
+      <w:r>
+        <w:rPr>
+          <w:rFonts w:asciiTheme="majorHAnsi" w:hAnsiTheme="majorHAnsi" w:cstheme="majorHAnsi"/>
+          <w:sz w:val="24"/>
+          <w:szCs w:val="24"/>
+          <w:lang w:val="en-NZ"/>
+        </w:rPr>
+        <w:t>time</w:t>
+      </w:r>
+      <w:proofErr w:type="gramEnd"/>
+      <w:r>
+        <w:rPr>
+          <w:rFonts w:asciiTheme="majorHAnsi" w:hAnsiTheme="majorHAnsi" w:cstheme="majorHAnsi"/>
+          <w:sz w:val="24"/>
+          <w:szCs w:val="24"/>
+          <w:lang w:val="en-NZ"/>
+        </w:rPr>
+        <w:t xml:space="preserve"> and the </w:t>
+      </w:r>
+      <w:proofErr w:type="gramStart"/>
+      <w:r>
+        <w:rPr>
+          <w:rFonts w:asciiTheme="majorHAnsi" w:hAnsiTheme="majorHAnsi" w:cstheme="majorHAnsi"/>
+          <w:sz w:val="24"/>
+          <w:szCs w:val="24"/>
+          <w:lang w:val="en-NZ"/>
+        </w:rPr>
+        <w:t>main focus</w:t>
+      </w:r>
+      <w:proofErr w:type="gramEnd"/>
+      <w:r>
+        <w:rPr>
+          <w:rFonts w:asciiTheme="majorHAnsi" w:hAnsiTheme="majorHAnsi" w:cstheme="majorHAnsi"/>
+          <w:sz w:val="24"/>
+          <w:szCs w:val="24"/>
+          <w:lang w:val="en-NZ"/>
+        </w:rPr>
+        <w:t xml:space="preserve"> was on gathering information with minimal intervention, sometimes asking quick questions to clarify as </w:t>
       </w:r>
       <w:r>
         <w:rPr>
@@ -2409,7 +2693,27 @@
           <w:szCs w:val="24"/>
           <w:lang w:val="en-NZ"/>
         </w:rPr>
-        <w:t>These observations helped to understand the general dynamics of the groups, and the activities being completed for the project. They also constituted the “baseline” observations for those activities that were not using the AR tool, and became the main point of comparison with the other observations.</w:t>
+        <w:t xml:space="preserve">These observations helped to understand the general dynamics of the groups, and the activities being completed for the project. They also constituted the “baseline” observations for those activities that were not using the AR </w:t>
+      </w:r>
+      <w:proofErr w:type="gramStart"/>
+      <w:r>
+        <w:rPr>
+          <w:rFonts w:asciiTheme="majorHAnsi" w:hAnsiTheme="majorHAnsi" w:cstheme="majorHAnsi"/>
+          <w:sz w:val="24"/>
+          <w:szCs w:val="24"/>
+          <w:lang w:val="en-NZ"/>
+        </w:rPr>
+        <w:t>tool, and</w:t>
+      </w:r>
+      <w:proofErr w:type="gramEnd"/>
+      <w:r>
+        <w:rPr>
+          <w:rFonts w:asciiTheme="majorHAnsi" w:hAnsiTheme="majorHAnsi" w:cstheme="majorHAnsi"/>
+          <w:sz w:val="24"/>
+          <w:szCs w:val="24"/>
+          <w:lang w:val="en-NZ"/>
+        </w:rPr>
+        <w:t xml:space="preserve"> became the main point of comparison with the other observations.</w:t>
       </w:r>
     </w:p>
     <w:p>
@@ -2433,7 +2737,7 @@
     </w:p>
     <w:p>
       <w:pPr>
-        <w:pStyle w:val="ListParagraph"/>
+        <w:pStyle w:val="Prrafodelista"/>
         <w:numPr>
           <w:ilvl w:val="0"/>
           <w:numId w:val="2"/>
@@ -2457,7 +2761,7 @@
     </w:p>
     <w:p>
       <w:pPr>
-        <w:pStyle w:val="ListParagraph"/>
+        <w:pStyle w:val="Prrafodelista"/>
         <w:numPr>
           <w:ilvl w:val="0"/>
           <w:numId w:val="2"/>
@@ -2481,7 +2785,7 @@
     </w:p>
     <w:p>
       <w:pPr>
-        <w:pStyle w:val="ListParagraph"/>
+        <w:pStyle w:val="Prrafodelista"/>
         <w:numPr>
           <w:ilvl w:val="0"/>
           <w:numId w:val="2"/>
@@ -2524,7 +2828,7 @@
     </w:p>
     <w:p>
       <w:pPr>
-        <w:pStyle w:val="ListParagraph"/>
+        <w:pStyle w:val="Prrafodelista"/>
         <w:numPr>
           <w:ilvl w:val="0"/>
           <w:numId w:val="3"/>
@@ -2548,7 +2852,7 @@
     </w:p>
     <w:p>
       <w:pPr>
-        <w:pStyle w:val="ListParagraph"/>
+        <w:pStyle w:val="Prrafodelista"/>
         <w:numPr>
           <w:ilvl w:val="0"/>
           <w:numId w:val="3"/>
@@ -2572,7 +2876,7 @@
     </w:p>
     <w:p>
       <w:pPr>
-        <w:pStyle w:val="ListParagraph"/>
+        <w:pStyle w:val="Prrafodelista"/>
         <w:numPr>
           <w:ilvl w:val="0"/>
           <w:numId w:val="3"/>
@@ -2615,7 +2919,7 @@
     </w:p>
     <w:p>
       <w:pPr>
-        <w:pStyle w:val="ListParagraph"/>
+        <w:pStyle w:val="Prrafodelista"/>
         <w:numPr>
           <w:ilvl w:val="0"/>
           <w:numId w:val="4"/>
@@ -2639,7 +2943,7 @@
     </w:p>
     <w:p>
       <w:pPr>
-        <w:pStyle w:val="ListParagraph"/>
+        <w:pStyle w:val="Prrafodelista"/>
         <w:numPr>
           <w:ilvl w:val="0"/>
           <w:numId w:val="4"/>
@@ -2663,7 +2967,7 @@
     </w:p>
     <w:p>
       <w:pPr>
-        <w:pStyle w:val="ListParagraph"/>
+        <w:pStyle w:val="Prrafodelista"/>
         <w:numPr>
           <w:ilvl w:val="0"/>
           <w:numId w:val="4"/>
@@ -2682,12 +2986,32 @@
           <w:szCs w:val="24"/>
           <w:lang w:val="en-NZ"/>
         </w:rPr>
-        <w:t>Behaviours promoted by the use of WorkshopAR.</w:t>
-      </w:r>
-    </w:p>
-    <w:p>
-      <w:pPr>
-        <w:pStyle w:val="ListParagraph"/>
+        <w:t xml:space="preserve">Behaviours promoted </w:t>
+      </w:r>
+      <w:proofErr w:type="gramStart"/>
+      <w:r>
+        <w:rPr>
+          <w:rFonts w:asciiTheme="majorHAnsi" w:hAnsiTheme="majorHAnsi" w:cstheme="majorHAnsi"/>
+          <w:sz w:val="24"/>
+          <w:szCs w:val="24"/>
+          <w:lang w:val="en-NZ"/>
+        </w:rPr>
+        <w:t>by the use of</w:t>
+      </w:r>
+      <w:proofErr w:type="gramEnd"/>
+      <w:r>
+        <w:rPr>
+          <w:rFonts w:asciiTheme="majorHAnsi" w:hAnsiTheme="majorHAnsi" w:cstheme="majorHAnsi"/>
+          <w:sz w:val="24"/>
+          <w:szCs w:val="24"/>
+          <w:lang w:val="en-NZ"/>
+        </w:rPr>
+        <w:t xml:space="preserve"> WorkshopAR.</w:t>
+      </w:r>
+    </w:p>
+    <w:p>
+      <w:pPr>
+        <w:pStyle w:val="Prrafodelista"/>
         <w:numPr>
           <w:ilvl w:val="0"/>
           <w:numId w:val="4"/>
@@ -2730,7 +3054,7 @@
     </w:p>
     <w:p>
       <w:pPr>
-        <w:pStyle w:val="Heading2"/>
+        <w:pStyle w:val="Ttulo2"/>
         <w:rPr>
           <w:rFonts w:asciiTheme="majorHAnsi" w:hAnsiTheme="majorHAnsi" w:cstheme="majorHAnsi"/>
           <w:sz w:val="24"/>
@@ -2765,27 +3089,27 @@
           <w:szCs w:val="24"/>
           <w:lang w:val="en-NZ"/>
         </w:rPr>
-        <w:t xml:space="preserve">The final dataset comes from unstructured interviews performed to a sample of the students and of the teaching staff. Both interviews focused on gathering information about how participants saw collaboration as part of the development of the course. How do the feel about their own collaboration skills and how the course was helping them to develop or improve those </w:t>
-      </w:r>
-      <w:proofErr w:type="gramStart"/>
-      <w:r>
-        <w:rPr>
-          <w:rFonts w:asciiTheme="majorHAnsi" w:hAnsiTheme="majorHAnsi" w:cstheme="majorHAnsi"/>
-          <w:sz w:val="24"/>
-          <w:szCs w:val="24"/>
-          <w:lang w:val="en-NZ"/>
-        </w:rPr>
-        <w:t>skills.</w:t>
-      </w:r>
-      <w:proofErr w:type="gramEnd"/>
-      <w:r>
-        <w:rPr>
-          <w:rFonts w:asciiTheme="majorHAnsi" w:hAnsiTheme="majorHAnsi" w:cstheme="majorHAnsi"/>
-          <w:sz w:val="24"/>
-          <w:szCs w:val="24"/>
-          <w:lang w:val="en-NZ"/>
-        </w:rPr>
-        <w:t xml:space="preserve"> Annex 2 of this document shows the script used for each interview.</w:t>
+        <w:t xml:space="preserve">The final dataset comes from unstructured interviews performed to a sample of the students and of the teaching staff. Both interviews focused on gathering information about how participants saw collaboration as part of the development of the course. How do </w:t>
+      </w:r>
+      <w:proofErr w:type="spellStart"/>
+      <w:r>
+        <w:rPr>
+          <w:rFonts w:asciiTheme="majorHAnsi" w:hAnsiTheme="majorHAnsi" w:cstheme="majorHAnsi"/>
+          <w:sz w:val="24"/>
+          <w:szCs w:val="24"/>
+          <w:lang w:val="en-NZ"/>
+        </w:rPr>
+        <w:t>the</w:t>
+      </w:r>
+      <w:proofErr w:type="spellEnd"/>
+      <w:r>
+        <w:rPr>
+          <w:rFonts w:asciiTheme="majorHAnsi" w:hAnsiTheme="majorHAnsi" w:cstheme="majorHAnsi"/>
+          <w:sz w:val="24"/>
+          <w:szCs w:val="24"/>
+          <w:lang w:val="en-NZ"/>
+        </w:rPr>
+        <w:t xml:space="preserve"> feel about their own collaboration skills and how the course was helping them to develop or improve those skills. Annex 2 of this document shows the script used for each interview.</w:t>
       </w:r>
     </w:p>
     <w:p>
@@ -2947,7 +3271,7 @@
     </w:p>
     <w:p>
       <w:pPr>
-        <w:pStyle w:val="Heading1"/>
+        <w:pStyle w:val="Ttulo1"/>
         <w:rPr>
           <w:rFonts w:asciiTheme="majorHAnsi" w:hAnsiTheme="majorHAnsi" w:cstheme="majorHAnsi"/>
           <w:sz w:val="24"/>
@@ -2993,7 +3317,7 @@
     </w:p>
     <w:p>
       <w:pPr>
-        <w:pStyle w:val="Heading2"/>
+        <w:pStyle w:val="Ttulo2"/>
         <w:rPr>
           <w:rFonts w:asciiTheme="majorHAnsi" w:hAnsiTheme="majorHAnsi" w:cstheme="majorHAnsi"/>
           <w:sz w:val="24"/>
@@ -3114,7 +3438,7 @@
     </w:p>
     <w:p>
       <w:pPr>
-        <w:pStyle w:val="Caption"/>
+        <w:pStyle w:val="Descripcin"/>
         <w:jc w:val="center"/>
         <w:rPr>
           <w:lang w:val="en-NZ"/>
@@ -3180,7 +3504,27 @@
           <w:szCs w:val="24"/>
           <w:lang w:val="en-NZ"/>
         </w:rPr>
-        <w:t xml:space="preserve">The very first session of the semester set-up the tone and flow for all the other session, which followed more or less the same template. Students </w:t>
+        <w:t xml:space="preserve">The very first session of the semester set-up the tone and flow for all the other session, which followed </w:t>
+      </w:r>
+      <w:proofErr w:type="gramStart"/>
+      <w:r>
+        <w:rPr>
+          <w:rFonts w:asciiTheme="majorHAnsi" w:hAnsiTheme="majorHAnsi" w:cstheme="majorHAnsi"/>
+          <w:sz w:val="24"/>
+          <w:szCs w:val="24"/>
+          <w:lang w:val="en-NZ"/>
+        </w:rPr>
+        <w:t>more or less the</w:t>
+      </w:r>
+      <w:proofErr w:type="gramEnd"/>
+      <w:r>
+        <w:rPr>
+          <w:rFonts w:asciiTheme="majorHAnsi" w:hAnsiTheme="majorHAnsi" w:cstheme="majorHAnsi"/>
+          <w:sz w:val="24"/>
+          <w:szCs w:val="24"/>
+          <w:lang w:val="en-NZ"/>
+        </w:rPr>
+        <w:t xml:space="preserve"> same template. Students </w:t>
       </w:r>
       <w:r>
         <w:rPr>
@@ -3207,27 +3551,25 @@
           <w:szCs w:val="24"/>
           <w:lang w:val="en-NZ"/>
         </w:rPr>
-        <w:t xml:space="preserve">. As it is tradition in almost all of the Built </w:t>
-      </w:r>
-      <w:proofErr w:type="gramStart"/>
-      <w:r>
-        <w:rPr>
-          <w:rFonts w:asciiTheme="majorHAnsi" w:hAnsiTheme="majorHAnsi" w:cstheme="majorHAnsi"/>
-          <w:sz w:val="24"/>
-          <w:szCs w:val="24"/>
-          <w:lang w:val="en-NZ"/>
-        </w:rPr>
-        <w:t>Environments</w:t>
-      </w:r>
-      <w:proofErr w:type="gramEnd"/>
-      <w:r>
-        <w:rPr>
-          <w:rFonts w:asciiTheme="majorHAnsi" w:hAnsiTheme="majorHAnsi" w:cstheme="majorHAnsi"/>
-          <w:sz w:val="24"/>
-          <w:szCs w:val="24"/>
-          <w:lang w:val="en-NZ"/>
-        </w:rPr>
-        <w:t xml:space="preserve"> programs (and many other programs at AUT), the lecture started </w:t>
+        <w:t xml:space="preserve">. As it is tradition in almost </w:t>
+      </w:r>
+      <w:r>
+        <w:rPr>
+          <w:rFonts w:asciiTheme="majorHAnsi" w:hAnsiTheme="majorHAnsi" w:cstheme="majorHAnsi"/>
+          <w:sz w:val="24"/>
+          <w:szCs w:val="24"/>
+          <w:lang w:val="en-NZ"/>
+        </w:rPr>
+        <w:t>all</w:t>
+      </w:r>
+      <w:r>
+        <w:rPr>
+          <w:rFonts w:asciiTheme="majorHAnsi" w:hAnsiTheme="majorHAnsi" w:cstheme="majorHAnsi"/>
+          <w:sz w:val="24"/>
+          <w:szCs w:val="24"/>
+          <w:lang w:val="en-NZ"/>
+        </w:rPr>
+        <w:t xml:space="preserve"> the Built Environments programs (and many other programs at AUT), the lecture started </w:t>
       </w:r>
       <w:r>
         <w:rPr>
@@ -3245,7 +3587,27 @@
           <w:szCs w:val="24"/>
           <w:lang w:val="en-NZ"/>
         </w:rPr>
-        <w:t xml:space="preserve"> a karakia, a traditional Māori prayer to open any social meeting</w:t>
+        <w:t xml:space="preserve"> a </w:t>
+      </w:r>
+      <w:proofErr w:type="spellStart"/>
+      <w:r>
+        <w:rPr>
+          <w:rFonts w:asciiTheme="majorHAnsi" w:hAnsiTheme="majorHAnsi" w:cstheme="majorHAnsi"/>
+          <w:sz w:val="24"/>
+          <w:szCs w:val="24"/>
+          <w:lang w:val="en-NZ"/>
+        </w:rPr>
+        <w:t>karakia</w:t>
+      </w:r>
+      <w:proofErr w:type="spellEnd"/>
+      <w:r>
+        <w:rPr>
+          <w:rFonts w:asciiTheme="majorHAnsi" w:hAnsiTheme="majorHAnsi" w:cstheme="majorHAnsi"/>
+          <w:sz w:val="24"/>
+          <w:szCs w:val="24"/>
+          <w:lang w:val="en-NZ"/>
+        </w:rPr>
+        <w:t>, a traditional Māori prayer to open any social meeting</w:t>
       </w:r>
       <w:r>
         <w:rPr>
@@ -3263,12 +3625,32 @@
           <w:szCs w:val="24"/>
           <w:lang w:val="en-NZ"/>
         </w:rPr>
-        <w:t>, which Table 1 shows in its Te Reo and English versions.</w:t>
-      </w:r>
-    </w:p>
-    <w:p>
-      <w:pPr>
-        <w:pStyle w:val="Caption"/>
+        <w:t xml:space="preserve">, which Table 1 shows in its </w:t>
+      </w:r>
+      <w:proofErr w:type="spellStart"/>
+      <w:r>
+        <w:rPr>
+          <w:rFonts w:asciiTheme="majorHAnsi" w:hAnsiTheme="majorHAnsi" w:cstheme="majorHAnsi"/>
+          <w:sz w:val="24"/>
+          <w:szCs w:val="24"/>
+          <w:lang w:val="en-NZ"/>
+        </w:rPr>
+        <w:t>Te</w:t>
+      </w:r>
+      <w:proofErr w:type="spellEnd"/>
+      <w:r>
+        <w:rPr>
+          <w:rFonts w:asciiTheme="majorHAnsi" w:hAnsiTheme="majorHAnsi" w:cstheme="majorHAnsi"/>
+          <w:sz w:val="24"/>
+          <w:szCs w:val="24"/>
+          <w:lang w:val="en-NZ"/>
+        </w:rPr>
+        <w:t xml:space="preserve"> Reo and English versions.</w:t>
+      </w:r>
+    </w:p>
+    <w:p>
+      <w:pPr>
+        <w:pStyle w:val="Descripcin"/>
         <w:keepNext/>
         <w:jc w:val="center"/>
         <w:rPr>
@@ -3321,7 +3703,7 @@
     </w:p>
     <w:tbl>
       <w:tblPr>
-        <w:tblStyle w:val="PlainTable2"/>
+        <w:tblStyle w:val="Tablanormal2"/>
         <w:tblW w:w="0" w:type="auto"/>
         <w:tblLook w:val="04A0" w:firstRow="1" w:lastRow="0" w:firstColumn="1" w:lastColumn="0" w:noHBand="0" w:noVBand="1"/>
       </w:tblPr>
@@ -3348,6 +3730,7 @@
                 <w:lang w:val="en-NZ"/>
               </w:rPr>
             </w:pPr>
+            <w:proofErr w:type="spellStart"/>
             <w:r>
               <w:rPr>
                 <w:rFonts w:asciiTheme="majorHAnsi" w:hAnsiTheme="majorHAnsi" w:cstheme="majorHAnsi"/>
@@ -3355,7 +3738,17 @@
                 <w:szCs w:val="24"/>
                 <w:lang w:val="en-NZ"/>
               </w:rPr>
-              <w:t>Te Reo</w:t>
+              <w:t>Te</w:t>
+            </w:r>
+            <w:proofErr w:type="spellEnd"/>
+            <w:r>
+              <w:rPr>
+                <w:rFonts w:asciiTheme="majorHAnsi" w:hAnsiTheme="majorHAnsi" w:cstheme="majorHAnsi"/>
+                <w:sz w:val="24"/>
+                <w:szCs w:val="24"/>
+                <w:lang w:val="en-NZ"/>
+              </w:rPr>
+              <w:t xml:space="preserve"> Reo</w:t>
             </w:r>
           </w:p>
         </w:tc>
@@ -3432,7 +3825,27 @@
                 <w:szCs w:val="24"/>
                 <w:lang w:val="en-NZ"/>
               </w:rPr>
-              <w:t>Mauri tū.</w:t>
+              <w:t xml:space="preserve">Mauri </w:t>
+            </w:r>
+            <w:proofErr w:type="spellStart"/>
+            <w:r>
+              <w:rPr>
+                <w:rFonts w:asciiTheme="majorHAnsi" w:hAnsiTheme="majorHAnsi" w:cstheme="majorHAnsi"/>
+                <w:sz w:val="24"/>
+                <w:szCs w:val="24"/>
+                <w:lang w:val="en-NZ"/>
+              </w:rPr>
+              <w:t>tū</w:t>
+            </w:r>
+            <w:proofErr w:type="spellEnd"/>
+            <w:r>
+              <w:rPr>
+                <w:rFonts w:asciiTheme="majorHAnsi" w:hAnsiTheme="majorHAnsi" w:cstheme="majorHAnsi"/>
+                <w:sz w:val="24"/>
+                <w:szCs w:val="24"/>
+                <w:lang w:val="en-NZ"/>
+              </w:rPr>
+              <w:t>.</w:t>
             </w:r>
           </w:p>
           <w:p>
@@ -3452,7 +3865,27 @@
                 <w:szCs w:val="24"/>
                 <w:lang w:val="en-NZ"/>
               </w:rPr>
-              <w:t>Mauri ora ki a tātou.</w:t>
+              <w:t xml:space="preserve">Mauri ora ki a </w:t>
+            </w:r>
+            <w:proofErr w:type="spellStart"/>
+            <w:r>
+              <w:rPr>
+                <w:rFonts w:asciiTheme="majorHAnsi" w:hAnsiTheme="majorHAnsi" w:cstheme="majorHAnsi"/>
+                <w:sz w:val="24"/>
+                <w:szCs w:val="24"/>
+                <w:lang w:val="en-NZ"/>
+              </w:rPr>
+              <w:t>tātou</w:t>
+            </w:r>
+            <w:proofErr w:type="spellEnd"/>
+            <w:r>
+              <w:rPr>
+                <w:rFonts w:asciiTheme="majorHAnsi" w:hAnsiTheme="majorHAnsi" w:cstheme="majorHAnsi"/>
+                <w:sz w:val="24"/>
+                <w:szCs w:val="24"/>
+                <w:lang w:val="en-NZ"/>
+              </w:rPr>
+              <w:t>.</w:t>
             </w:r>
           </w:p>
           <w:p>
@@ -3529,7 +3962,27 @@
                 <w:szCs w:val="24"/>
                 <w:lang w:val="en-NZ"/>
               </w:rPr>
-              <w:t>Life force awaken.</w:t>
+              <w:t xml:space="preserve">Life force </w:t>
+            </w:r>
+            <w:proofErr w:type="gramStart"/>
+            <w:r>
+              <w:rPr>
+                <w:rFonts w:asciiTheme="majorHAnsi" w:hAnsiTheme="majorHAnsi" w:cstheme="majorHAnsi"/>
+                <w:sz w:val="24"/>
+                <w:szCs w:val="24"/>
+                <w:lang w:val="en-NZ"/>
+              </w:rPr>
+              <w:t>awaken</w:t>
+            </w:r>
+            <w:proofErr w:type="gramEnd"/>
+            <w:r>
+              <w:rPr>
+                <w:rFonts w:asciiTheme="majorHAnsi" w:hAnsiTheme="majorHAnsi" w:cstheme="majorHAnsi"/>
+                <w:sz w:val="24"/>
+                <w:szCs w:val="24"/>
+                <w:lang w:val="en-NZ"/>
+              </w:rPr>
+              <w:t>.</w:t>
             </w:r>
           </w:p>
           <w:p>
@@ -3550,7 +4003,27 @@
                 <w:szCs w:val="24"/>
                 <w:lang w:val="en-NZ"/>
               </w:rPr>
-              <w:t>Life force stand tall.</w:t>
+              <w:t xml:space="preserve">Life force </w:t>
+            </w:r>
+            <w:proofErr w:type="gramStart"/>
+            <w:r>
+              <w:rPr>
+                <w:rFonts w:asciiTheme="majorHAnsi" w:hAnsiTheme="majorHAnsi" w:cstheme="majorHAnsi"/>
+                <w:sz w:val="24"/>
+                <w:szCs w:val="24"/>
+                <w:lang w:val="en-NZ"/>
+              </w:rPr>
+              <w:t>stand</w:t>
+            </w:r>
+            <w:proofErr w:type="gramEnd"/>
+            <w:r>
+              <w:rPr>
+                <w:rFonts w:asciiTheme="majorHAnsi" w:hAnsiTheme="majorHAnsi" w:cstheme="majorHAnsi"/>
+                <w:sz w:val="24"/>
+                <w:szCs w:val="24"/>
+                <w:lang w:val="en-NZ"/>
+              </w:rPr>
+              <w:t xml:space="preserve"> tall.</w:t>
             </w:r>
           </w:p>
           <w:p>
@@ -3605,6 +4078,7 @@
                 <w:lang w:val="en-NZ"/>
               </w:rPr>
             </w:pPr>
+            <w:proofErr w:type="gramStart"/>
             <w:r>
               <w:rPr>
                 <w:rFonts w:asciiTheme="majorHAnsi" w:hAnsiTheme="majorHAnsi" w:cstheme="majorHAnsi"/>
@@ -3612,7 +4086,17 @@
                 <w:szCs w:val="24"/>
                 <w:lang w:val="en-NZ"/>
               </w:rPr>
-              <w:t>Join together, unite, the group is ready to progress for the purpose of coming together.</w:t>
+              <w:t>Join together</w:t>
+            </w:r>
+            <w:proofErr w:type="gramEnd"/>
+            <w:r>
+              <w:rPr>
+                <w:rFonts w:asciiTheme="majorHAnsi" w:hAnsiTheme="majorHAnsi" w:cstheme="majorHAnsi"/>
+                <w:sz w:val="24"/>
+                <w:szCs w:val="24"/>
+                <w:lang w:val="en-NZ"/>
+              </w:rPr>
+              <w:t>, unite, the group is ready to progress for the purpose of coming together.</w:t>
             </w:r>
           </w:p>
         </w:tc>
@@ -3644,12 +4128,644 @@
           <w:szCs w:val="24"/>
           <w:lang w:val="en-NZ"/>
         </w:rPr>
-        <w:t>Although a simple detail and a bit detached from the overall objectives of the observations, the karakia is a constant reminder of the tone and mindset needed for a successful experience in the course, and a charming tradition that reminds the students that they are entering a place meant for learning together.</w:t>
-      </w:r>
-    </w:p>
-    <w:p>
-      <w:pPr>
-        <w:pStyle w:val="Heading2"/>
+        <w:t xml:space="preserve">Although a simple detail and a bit detached from the overall objectives of the observations, the </w:t>
+      </w:r>
+      <w:proofErr w:type="spellStart"/>
+      <w:r>
+        <w:rPr>
+          <w:rFonts w:asciiTheme="majorHAnsi" w:hAnsiTheme="majorHAnsi" w:cstheme="majorHAnsi"/>
+          <w:sz w:val="24"/>
+          <w:szCs w:val="24"/>
+          <w:lang w:val="en-NZ"/>
+        </w:rPr>
+        <w:t>karakia</w:t>
+      </w:r>
+      <w:proofErr w:type="spellEnd"/>
+      <w:r>
+        <w:rPr>
+          <w:rFonts w:asciiTheme="majorHAnsi" w:hAnsiTheme="majorHAnsi" w:cstheme="majorHAnsi"/>
+          <w:sz w:val="24"/>
+          <w:szCs w:val="24"/>
+          <w:lang w:val="en-NZ"/>
+        </w:rPr>
+        <w:t xml:space="preserve"> is a constant reminder of the tone and mindset needed for a successful experience in the course, and a charming tradition that reminds the students that they are entering a place meant for learning together.</w:t>
+      </w:r>
+    </w:p>
+    <w:p>
+      <w:pPr>
+        <w:rPr>
+          <w:rFonts w:asciiTheme="majorHAnsi" w:hAnsiTheme="majorHAnsi" w:cstheme="majorHAnsi"/>
+          <w:sz w:val="24"/>
+          <w:szCs w:val="24"/>
+          <w:lang w:val="en-NZ"/>
+        </w:rPr>
+      </w:pPr>
+      <w:r>
+        <w:rPr>
+          <w:rFonts w:asciiTheme="majorHAnsi" w:hAnsiTheme="majorHAnsi" w:cstheme="majorHAnsi"/>
+          <w:sz w:val="24"/>
+          <w:szCs w:val="24"/>
+          <w:lang w:val="en-NZ"/>
+        </w:rPr>
+        <w:lastRenderedPageBreak/>
+        <w:t>It was also interesting, and a very telling, detail that the first discussion during the introductory session was on tips and recommendations about how to handle the stress of the course. Industry Project is designed to be a complex course, that complexity is what allows the students to gain experience in a project close to what is found on the industry, but it also causes a lot of friction when the students are trying to manage all the academical requirements of the course.</w:t>
+      </w:r>
+    </w:p>
+    <w:p>
+      <w:pPr>
+        <w:rPr>
+          <w:rFonts w:asciiTheme="majorHAnsi" w:hAnsiTheme="majorHAnsi" w:cstheme="majorHAnsi"/>
+          <w:sz w:val="24"/>
+          <w:szCs w:val="24"/>
+          <w:lang w:val="en-NZ"/>
+        </w:rPr>
+      </w:pPr>
+      <w:r>
+        <w:rPr>
+          <w:rFonts w:asciiTheme="majorHAnsi" w:hAnsiTheme="majorHAnsi" w:cstheme="majorHAnsi"/>
+          <w:sz w:val="24"/>
+          <w:szCs w:val="24"/>
+          <w:lang w:val="en-NZ"/>
+        </w:rPr>
+        <w:t xml:space="preserve">I also become a dauting task of administration, since the teaching staff </w:t>
+      </w:r>
+      <w:r>
+        <w:rPr>
+          <w:rFonts w:asciiTheme="majorHAnsi" w:hAnsiTheme="majorHAnsi" w:cstheme="majorHAnsi"/>
+          <w:sz w:val="24"/>
+          <w:szCs w:val="24"/>
+          <w:lang w:val="en-NZ"/>
+        </w:rPr>
+        <w:t>must</w:t>
+      </w:r>
+      <w:r>
+        <w:rPr>
+          <w:rFonts w:asciiTheme="majorHAnsi" w:hAnsiTheme="majorHAnsi" w:cstheme="majorHAnsi"/>
+          <w:sz w:val="24"/>
+          <w:szCs w:val="24"/>
+          <w:lang w:val="en-NZ"/>
+        </w:rPr>
+        <w:t xml:space="preserve"> coordinate the work of what is in essence four different courses along the three different flows of work that the students are moving through.</w:t>
+      </w:r>
+    </w:p>
+    <w:p>
+      <w:pPr>
+        <w:rPr>
+          <w:rFonts w:asciiTheme="majorHAnsi" w:hAnsiTheme="majorHAnsi" w:cstheme="majorHAnsi"/>
+          <w:sz w:val="24"/>
+          <w:szCs w:val="24"/>
+          <w:lang w:val="en-NZ"/>
+        </w:rPr>
+      </w:pPr>
+      <w:r>
+        <w:rPr>
+          <w:rFonts w:asciiTheme="majorHAnsi" w:hAnsiTheme="majorHAnsi" w:cstheme="majorHAnsi"/>
+          <w:sz w:val="24"/>
+          <w:szCs w:val="24"/>
+          <w:lang w:val="en-NZ"/>
+        </w:rPr>
+        <w:t xml:space="preserve">This first general discussion asked the students to think on the requirements of the course from two views: the individual responsibilities to complete the each of the </w:t>
+      </w:r>
+      <w:r>
+        <w:rPr>
+          <w:rFonts w:asciiTheme="majorHAnsi" w:hAnsiTheme="majorHAnsi" w:cstheme="majorHAnsi"/>
+          <w:sz w:val="24"/>
+          <w:szCs w:val="24"/>
+          <w:lang w:val="en-NZ"/>
+        </w:rPr>
+        <w:t>deliveries</w:t>
+      </w:r>
+      <w:r>
+        <w:rPr>
+          <w:rFonts w:asciiTheme="majorHAnsi" w:hAnsiTheme="majorHAnsi" w:cstheme="majorHAnsi"/>
+          <w:sz w:val="24"/>
+          <w:szCs w:val="24"/>
+          <w:lang w:val="en-NZ"/>
+        </w:rPr>
+        <w:t xml:space="preserve"> of the course and the contribution there are giving to the shared project developed with the group. </w:t>
+      </w:r>
+      <w:r>
+        <w:rPr>
+          <w:rFonts w:asciiTheme="majorHAnsi" w:hAnsiTheme="majorHAnsi" w:cstheme="majorHAnsi"/>
+          <w:sz w:val="24"/>
+          <w:szCs w:val="24"/>
+          <w:lang w:val="en-NZ"/>
+        </w:rPr>
+        <w:t>The lecturer gave very clear recommendation for this purpose:</w:t>
+      </w:r>
+    </w:p>
+    <w:p>
+      <w:pPr>
+        <w:pStyle w:val="Prrafodelista"/>
+        <w:numPr>
+          <w:ilvl w:val="0"/>
+          <w:numId w:val="10"/>
+        </w:numPr>
+        <w:rPr>
+          <w:rFonts w:asciiTheme="majorHAnsi" w:hAnsiTheme="majorHAnsi" w:cstheme="majorHAnsi"/>
+          <w:sz w:val="24"/>
+          <w:szCs w:val="24"/>
+          <w:lang w:val="en-NZ"/>
+        </w:rPr>
+      </w:pPr>
+      <w:r>
+        <w:rPr>
+          <w:rFonts w:asciiTheme="majorHAnsi" w:hAnsiTheme="majorHAnsi" w:cstheme="majorHAnsi"/>
+          <w:sz w:val="24"/>
+          <w:szCs w:val="24"/>
+          <w:lang w:val="en-NZ"/>
+        </w:rPr>
+        <w:t>Be proactive with work, decisions and resources. Don’t assume that everyone knows what is happening.</w:t>
+      </w:r>
+    </w:p>
+    <w:p>
+      <w:pPr>
+        <w:pStyle w:val="Prrafodelista"/>
+        <w:numPr>
+          <w:ilvl w:val="0"/>
+          <w:numId w:val="10"/>
+        </w:numPr>
+        <w:rPr>
+          <w:rFonts w:asciiTheme="majorHAnsi" w:hAnsiTheme="majorHAnsi" w:cstheme="majorHAnsi"/>
+          <w:sz w:val="24"/>
+          <w:szCs w:val="24"/>
+          <w:lang w:val="en-NZ"/>
+        </w:rPr>
+      </w:pPr>
+      <w:r>
+        <w:rPr>
+          <w:rFonts w:asciiTheme="majorHAnsi" w:hAnsiTheme="majorHAnsi" w:cstheme="majorHAnsi"/>
+          <w:sz w:val="24"/>
+          <w:szCs w:val="24"/>
+          <w:lang w:val="en-NZ"/>
+        </w:rPr>
+        <w:t>Work together, the whole project cannot be finished by one person.</w:t>
+      </w:r>
+    </w:p>
+    <w:p>
+      <w:pPr>
+        <w:pStyle w:val="Prrafodelista"/>
+        <w:numPr>
+          <w:ilvl w:val="0"/>
+          <w:numId w:val="10"/>
+        </w:numPr>
+        <w:rPr>
+          <w:rFonts w:asciiTheme="majorHAnsi" w:hAnsiTheme="majorHAnsi" w:cstheme="majorHAnsi"/>
+          <w:sz w:val="24"/>
+          <w:szCs w:val="24"/>
+          <w:lang w:val="en-NZ"/>
+        </w:rPr>
+      </w:pPr>
+      <w:r>
+        <w:rPr>
+          <w:rFonts w:asciiTheme="majorHAnsi" w:hAnsiTheme="majorHAnsi" w:cstheme="majorHAnsi"/>
+          <w:sz w:val="24"/>
+          <w:szCs w:val="24"/>
+          <w:lang w:val="en-NZ"/>
+        </w:rPr>
+        <w:t>Distribute and communicate. Remember that team management also needs time to be completed.</w:t>
+      </w:r>
+    </w:p>
+    <w:p>
+      <w:pPr>
+        <w:rPr>
+          <w:rFonts w:asciiTheme="majorHAnsi" w:hAnsiTheme="majorHAnsi" w:cstheme="majorHAnsi"/>
+          <w:sz w:val="24"/>
+          <w:szCs w:val="24"/>
+          <w:lang w:val="en-NZ"/>
+        </w:rPr>
+      </w:pPr>
+      <w:r>
+        <w:rPr>
+          <w:rFonts w:asciiTheme="majorHAnsi" w:hAnsiTheme="majorHAnsi" w:cstheme="majorHAnsi"/>
+          <w:sz w:val="24"/>
+          <w:szCs w:val="24"/>
+          <w:lang w:val="en-NZ"/>
+        </w:rPr>
+        <w:t>The introductory discussion also allocated some time to stablish a clear idea of the objectives of the course. Curiously, the lectures did not use the learning objectives present in the course description (which was also available to the students in the LMS), but opted to summarise the information in two main points:</w:t>
+      </w:r>
+    </w:p>
+    <w:p>
+      <w:pPr>
+        <w:pStyle w:val="Prrafodelista"/>
+        <w:numPr>
+          <w:ilvl w:val="0"/>
+          <w:numId w:val="11"/>
+        </w:numPr>
+        <w:rPr>
+          <w:rFonts w:asciiTheme="majorHAnsi" w:hAnsiTheme="majorHAnsi" w:cstheme="majorHAnsi"/>
+          <w:sz w:val="24"/>
+          <w:szCs w:val="24"/>
+          <w:lang w:val="en-NZ"/>
+        </w:rPr>
+      </w:pPr>
+      <w:r>
+        <w:rPr>
+          <w:rFonts w:asciiTheme="majorHAnsi" w:hAnsiTheme="majorHAnsi" w:cstheme="majorHAnsi"/>
+          <w:sz w:val="24"/>
+          <w:szCs w:val="24"/>
+          <w:lang w:val="en-NZ"/>
+        </w:rPr>
+        <w:t>Gather and distribute the information needed for the project from those who have it to those who need it.</w:t>
+      </w:r>
+    </w:p>
+    <w:p>
+      <w:pPr>
+        <w:pStyle w:val="Prrafodelista"/>
+        <w:numPr>
+          <w:ilvl w:val="0"/>
+          <w:numId w:val="11"/>
+        </w:numPr>
+        <w:rPr>
+          <w:rFonts w:asciiTheme="majorHAnsi" w:hAnsiTheme="majorHAnsi" w:cstheme="majorHAnsi"/>
+          <w:sz w:val="24"/>
+          <w:szCs w:val="24"/>
+          <w:lang w:val="en-NZ"/>
+        </w:rPr>
+      </w:pPr>
+      <w:r>
+        <w:rPr>
+          <w:rFonts w:asciiTheme="majorHAnsi" w:hAnsiTheme="majorHAnsi" w:cstheme="majorHAnsi"/>
+          <w:sz w:val="24"/>
+          <w:szCs w:val="24"/>
+          <w:lang w:val="en-NZ"/>
+        </w:rPr>
+        <w:t>Move through the stages of a construction project as it would be expected to be done in the context of New Zealand.</w:t>
+      </w:r>
+    </w:p>
+    <w:p>
+      <w:pPr>
+        <w:rPr>
+          <w:rFonts w:asciiTheme="majorHAnsi" w:hAnsiTheme="majorHAnsi" w:cstheme="majorHAnsi"/>
+          <w:sz w:val="24"/>
+          <w:szCs w:val="24"/>
+          <w:lang w:val="en-NZ"/>
+        </w:rPr>
+      </w:pPr>
+      <w:r>
+        <w:rPr>
+          <w:rFonts w:asciiTheme="majorHAnsi" w:hAnsiTheme="majorHAnsi" w:cstheme="majorHAnsi"/>
+          <w:sz w:val="24"/>
+          <w:szCs w:val="24"/>
+          <w:lang w:val="en-NZ"/>
+        </w:rPr>
+        <w:t>In other words, the students need to develop the entirety of a construction project taking into consideration that each of the disciplines represented in the group has a piece of the information and the expertise needed. Communication and proper management were a key aspect to successfully propose a coherent solution.</w:t>
+      </w:r>
+    </w:p>
+    <w:p>
+      <w:pPr>
+        <w:rPr>
+          <w:rFonts w:asciiTheme="majorHAnsi" w:hAnsiTheme="majorHAnsi" w:cstheme="majorHAnsi"/>
+          <w:sz w:val="24"/>
+          <w:szCs w:val="24"/>
+          <w:lang w:val="en-NZ"/>
+        </w:rPr>
+      </w:pPr>
+      <w:r>
+        <w:rPr>
+          <w:rFonts w:asciiTheme="majorHAnsi" w:hAnsiTheme="majorHAnsi" w:cstheme="majorHAnsi"/>
+          <w:sz w:val="24"/>
+          <w:szCs w:val="24"/>
+          <w:lang w:val="en-NZ"/>
+        </w:rPr>
+        <w:t xml:space="preserve">The third theme of the discussion was the issue of group assignation, a completely administrative tasks, but by far the </w:t>
+      </w:r>
+      <w:proofErr w:type="gramStart"/>
+      <w:r>
+        <w:rPr>
+          <w:rFonts w:asciiTheme="majorHAnsi" w:hAnsiTheme="majorHAnsi" w:cstheme="majorHAnsi"/>
+          <w:sz w:val="24"/>
+          <w:szCs w:val="24"/>
+          <w:lang w:val="en-NZ"/>
+        </w:rPr>
+        <w:t>main focus</w:t>
+      </w:r>
+      <w:proofErr w:type="gramEnd"/>
+      <w:r>
+        <w:rPr>
+          <w:rFonts w:asciiTheme="majorHAnsi" w:hAnsiTheme="majorHAnsi" w:cstheme="majorHAnsi"/>
+          <w:sz w:val="24"/>
+          <w:szCs w:val="24"/>
+          <w:lang w:val="en-NZ"/>
+        </w:rPr>
+        <w:t xml:space="preserve"> of the first session, at least form the point of view of the students. Groups were pre-sorted and distribution communicated to the students at the beginning of the week, which led to the students scrambling around the room searching for members </w:t>
+      </w:r>
+      <w:proofErr w:type="spellStart"/>
+      <w:r>
+        <w:rPr>
+          <w:rFonts w:asciiTheme="majorHAnsi" w:hAnsiTheme="majorHAnsi" w:cstheme="majorHAnsi"/>
+          <w:sz w:val="24"/>
+          <w:szCs w:val="24"/>
+          <w:lang w:val="en-NZ"/>
+        </w:rPr>
+        <w:t>o</w:t>
+      </w:r>
+      <w:proofErr w:type="spellEnd"/>
+      <w:r>
+        <w:rPr>
+          <w:rFonts w:asciiTheme="majorHAnsi" w:hAnsiTheme="majorHAnsi" w:cstheme="majorHAnsi"/>
+          <w:sz w:val="24"/>
+          <w:szCs w:val="24"/>
+          <w:lang w:val="en-NZ"/>
+        </w:rPr>
+        <w:t xml:space="preserve"> their team. Not everyone was fully aware of their team allocation, and a couple of teams had only one student attending the room that day.</w:t>
+      </w:r>
+    </w:p>
+    <w:p>
+      <w:pPr>
+        <w:rPr>
+          <w:rFonts w:asciiTheme="majorHAnsi" w:hAnsiTheme="majorHAnsi" w:cstheme="majorHAnsi"/>
+          <w:sz w:val="24"/>
+          <w:szCs w:val="24"/>
+          <w:lang w:val="en-NZ"/>
+        </w:rPr>
+      </w:pPr>
+      <w:r>
+        <w:rPr>
+          <w:rFonts w:asciiTheme="majorHAnsi" w:hAnsiTheme="majorHAnsi" w:cstheme="majorHAnsi"/>
+          <w:sz w:val="24"/>
+          <w:szCs w:val="24"/>
+          <w:lang w:val="en-NZ"/>
+        </w:rPr>
+        <w:lastRenderedPageBreak/>
+        <w:t>The different groups of students are often dived in three tracks, depending on the amount of the students in each semester. Tracks A and B move through the semester at a normal pace, with track A doing the activities of semester 1 and track B doing the activities of semester 2. At the end of the semester, the groups at track A move to track B and new students enter track A. The fast track does all the activities of semester 1 and 2 in only one semester, with a more condensed timeframe for deliveries and a shorter scope project. The main purpose of this format is to move a lot of students through the course quickly each semester.</w:t>
+      </w:r>
+    </w:p>
+    <w:p>
+      <w:pPr>
+        <w:rPr>
+          <w:rFonts w:asciiTheme="majorHAnsi" w:hAnsiTheme="majorHAnsi" w:cstheme="majorHAnsi"/>
+          <w:sz w:val="24"/>
+          <w:szCs w:val="24"/>
+          <w:lang w:val="en-NZ"/>
+        </w:rPr>
+      </w:pPr>
+      <w:r>
+        <w:rPr>
+          <w:rFonts w:asciiTheme="majorHAnsi" w:hAnsiTheme="majorHAnsi" w:cstheme="majorHAnsi"/>
+          <w:sz w:val="24"/>
+          <w:szCs w:val="24"/>
+          <w:lang w:val="en-NZ"/>
+        </w:rPr>
+        <w:t>From now one, and for the purposes of the development of this case study, the observations and the descriptions of the activities done, the focus will be on the groups in track A that moved to track B on semester 2.</w:t>
+      </w:r>
+    </w:p>
+    <w:p>
+      <w:pPr>
+        <w:rPr>
+          <w:rFonts w:asciiTheme="majorHAnsi" w:hAnsiTheme="majorHAnsi" w:cstheme="majorHAnsi"/>
+          <w:sz w:val="24"/>
+          <w:szCs w:val="24"/>
+          <w:lang w:val="en-NZ"/>
+        </w:rPr>
+      </w:pPr>
+      <w:r>
+        <w:rPr>
+          <w:rFonts w:asciiTheme="majorHAnsi" w:hAnsiTheme="majorHAnsi" w:cstheme="majorHAnsi"/>
+          <w:sz w:val="24"/>
+          <w:szCs w:val="24"/>
+          <w:lang w:val="en-NZ"/>
+        </w:rPr>
+        <w:t>The composition of the groups tried to accommodate two students per group of each of the roles: Architectural Engineer, Construction Engineer, Construction Manager and Quantity Surveyor. The number of students in each program did not allow to cover all spots, with an approximate ratio of two quantity surveyors and construction engineers per construction manager, and only 3 architectural engineers for all the groups in track A. Figure 3 shows a simplified example of the distribution of roles used so that the available architectural engineers and construction managers could be shared between different groups.</w:t>
+      </w:r>
+    </w:p>
+    <w:p>
+      <w:pPr>
+        <w:keepNext/>
+        <w:rPr>
+          <w:lang w:val="en-NZ"/>
+        </w:rPr>
+      </w:pPr>
+      <w:r>
+        <w:rPr>
+          <w:noProof/>
+          <w:lang w:val="en-NZ"/>
+        </w:rPr>
+        <w:drawing>
+          <wp:inline distT="0" distB="0" distL="0" distR="0" wp14:anchorId="5C324F2C" wp14:editId="558CE9D2">
+            <wp:extent cx="5733415" cy="2621280"/>
+            <wp:effectExtent l="0" t="0" r="635" b="7620"/>
+            <wp:docPr id="1921472127" name="Imagen 1" descr="Diagrama&#10;&#10;El contenido generado por IA puede ser incorrecto."/>
+            <wp:cNvGraphicFramePr>
+              <a:graphicFrameLocks xmlns:a="http://schemas.openxmlformats.org/drawingml/2006/main" noChangeAspect="1"/>
+            </wp:cNvGraphicFramePr>
+            <a:graphic xmlns:a="http://schemas.openxmlformats.org/drawingml/2006/main">
+              <a:graphicData uri="http://schemas.openxmlformats.org/drawingml/2006/picture">
+                <pic:pic xmlns:pic="http://schemas.openxmlformats.org/drawingml/2006/picture">
+                  <pic:nvPicPr>
+                    <pic:cNvPr id="1921472127" name="Imagen 1" descr="Diagrama&#10;&#10;El contenido generado por IA puede ser incorrecto."/>
+                    <pic:cNvPicPr>
+                      <a:picLocks noChangeAspect="1" noChangeArrowheads="1"/>
+                    </pic:cNvPicPr>
+                  </pic:nvPicPr>
+                  <pic:blipFill>
+                    <a:blip r:embed="rId7">
+                      <a:extLst>
+                        <a:ext uri="{28A0092B-C50C-407E-A947-70E740481C1C}">
+                          <a14:useLocalDpi xmlns:a14="http://schemas.microsoft.com/office/drawing/2010/main" val="0"/>
+                        </a:ext>
+                      </a:extLst>
+                    </a:blip>
+                    <a:srcRect/>
+                    <a:stretch>
+                      <a:fillRect/>
+                    </a:stretch>
+                  </pic:blipFill>
+                  <pic:spPr bwMode="auto">
+                    <a:xfrm>
+                      <a:off x="0" y="0"/>
+                      <a:ext cx="5733415" cy="2621280"/>
+                    </a:xfrm>
+                    <a:prstGeom prst="rect">
+                      <a:avLst/>
+                    </a:prstGeom>
+                    <a:noFill/>
+                    <a:ln>
+                      <a:noFill/>
+                    </a:ln>
+                  </pic:spPr>
+                </pic:pic>
+              </a:graphicData>
+            </a:graphic>
+          </wp:inline>
+        </w:drawing>
+      </w:r>
+    </w:p>
+    <w:p>
+      <w:pPr>
+        <w:pStyle w:val="Descripcin"/>
+        <w:jc w:val="center"/>
+        <w:rPr>
+          <w:rFonts w:asciiTheme="majorHAnsi" w:hAnsiTheme="majorHAnsi" w:cstheme="majorHAnsi"/>
+          <w:sz w:val="24"/>
+          <w:szCs w:val="24"/>
+          <w:lang w:val="en-NZ"/>
+        </w:rPr>
+      </w:pPr>
+      <w:r>
+        <w:rPr>
+          <w:lang w:val="en-NZ"/>
+        </w:rPr>
+        <w:t xml:space="preserve">Figure </w:t>
+      </w:r>
+      <w:r>
+        <w:rPr>
+          <w:lang w:val="en-NZ"/>
+        </w:rPr>
+        <w:fldChar w:fldCharType="begin"/>
+      </w:r>
+      <w:r>
+        <w:rPr>
+          <w:lang w:val="en-NZ"/>
+        </w:rPr>
+        <w:instrText xml:space="preserve"> SEQ Figure \* ARABIC </w:instrText>
+      </w:r>
+      <w:r>
+        <w:rPr>
+          <w:lang w:val="en-NZ"/>
+        </w:rPr>
+        <w:fldChar w:fldCharType="separate"/>
+      </w:r>
+      <w:r>
+        <w:rPr>
+          <w:noProof/>
+          <w:lang w:val="en-NZ"/>
+        </w:rPr>
+        <w:t>3</w:t>
+      </w:r>
+      <w:r>
+        <w:rPr>
+          <w:lang w:val="en-NZ"/>
+        </w:rPr>
+        <w:fldChar w:fldCharType="end"/>
+      </w:r>
+      <w:r>
+        <w:rPr>
+          <w:lang w:val="en-NZ"/>
+        </w:rPr>
+        <w:t xml:space="preserve"> Distribution of Shared Roles in the Groups</w:t>
+      </w:r>
+    </w:p>
+    <w:p>
+      <w:pPr>
+        <w:rPr>
+          <w:rFonts w:asciiTheme="majorHAnsi" w:hAnsiTheme="majorHAnsi" w:cstheme="majorHAnsi"/>
+          <w:sz w:val="24"/>
+          <w:szCs w:val="24"/>
+          <w:lang w:val="en-NZ"/>
+        </w:rPr>
+      </w:pPr>
+      <w:r>
+        <w:rPr>
+          <w:rFonts w:asciiTheme="majorHAnsi" w:hAnsiTheme="majorHAnsi" w:cstheme="majorHAnsi"/>
+          <w:sz w:val="24"/>
+          <w:szCs w:val="24"/>
+          <w:lang w:val="en-NZ"/>
+        </w:rPr>
+        <w:t xml:space="preserve">With this configuration the groups were forced to share the work of the architectural engineers and propose their own twists and takes on the common ideas present in the classroom. In the same was, one construction manager often had to coordinate the activities of at least two different groups. Intentional or not, this situation required a lot of effort to coordinate the different roles in one group, and a disciplined flow of information from the architectural engineers all the way to the construction engineers and the quantity </w:t>
+      </w:r>
+      <w:r>
+        <w:rPr>
+          <w:rFonts w:asciiTheme="majorHAnsi" w:hAnsiTheme="majorHAnsi" w:cstheme="majorHAnsi"/>
+          <w:sz w:val="24"/>
+          <w:szCs w:val="24"/>
+          <w:lang w:val="en-NZ"/>
+        </w:rPr>
+        <w:lastRenderedPageBreak/>
+        <w:t>surveyors. The situation matched perfectly with the learning objectives of the course, albeit introducing a lot of administrative hurdles for the teaching staff.</w:t>
+      </w:r>
+    </w:p>
+    <w:p>
+      <w:pPr>
+        <w:pStyle w:val="Ttulo3"/>
+        <w:rPr>
+          <w:rFonts w:asciiTheme="majorHAnsi" w:hAnsiTheme="majorHAnsi" w:cstheme="majorHAnsi"/>
+          <w:sz w:val="24"/>
+          <w:szCs w:val="24"/>
+          <w:lang w:val="en-NZ"/>
+        </w:rPr>
+      </w:pPr>
+      <w:r>
+        <w:rPr>
+          <w:rFonts w:asciiTheme="majorHAnsi" w:hAnsiTheme="majorHAnsi" w:cstheme="majorHAnsi"/>
+          <w:sz w:val="24"/>
+          <w:szCs w:val="24"/>
+          <w:lang w:val="en-NZ"/>
+        </w:rPr>
+        <w:t>6.4.1.1 First Bonding Exercise</w:t>
+      </w:r>
+    </w:p>
+    <w:p>
+      <w:pPr>
+        <w:rPr>
+          <w:rFonts w:asciiTheme="majorHAnsi" w:hAnsiTheme="majorHAnsi" w:cstheme="majorHAnsi"/>
+          <w:sz w:val="24"/>
+          <w:szCs w:val="24"/>
+          <w:lang w:val="en-NZ"/>
+        </w:rPr>
+      </w:pPr>
+    </w:p>
+    <w:p>
+      <w:pPr>
+        <w:rPr>
+          <w:rFonts w:asciiTheme="majorHAnsi" w:hAnsiTheme="majorHAnsi" w:cstheme="majorHAnsi"/>
+          <w:sz w:val="24"/>
+          <w:szCs w:val="24"/>
+          <w:lang w:val="en-NZ"/>
+        </w:rPr>
+      </w:pPr>
+    </w:p>
+    <w:p>
+      <w:pPr>
+        <w:rPr>
+          <w:rFonts w:asciiTheme="majorHAnsi" w:hAnsiTheme="majorHAnsi" w:cstheme="majorHAnsi"/>
+          <w:sz w:val="24"/>
+          <w:szCs w:val="24"/>
+          <w:lang w:val="en-NZ"/>
+        </w:rPr>
+      </w:pPr>
+      <w:r>
+        <w:rPr>
+          <w:rFonts w:asciiTheme="majorHAnsi" w:hAnsiTheme="majorHAnsi" w:cstheme="majorHAnsi"/>
+          <w:sz w:val="24"/>
+          <w:szCs w:val="24"/>
+          <w:lang w:val="en-NZ"/>
+        </w:rPr>
+        <w:t xml:space="preserve"> </w:t>
+      </w:r>
+      <w:r>
+        <w:rPr>
+          <w:rFonts w:asciiTheme="majorHAnsi" w:hAnsiTheme="majorHAnsi" w:cstheme="majorHAnsi"/>
+          <w:sz w:val="24"/>
+          <w:szCs w:val="24"/>
+          <w:lang w:val="en-NZ"/>
+        </w:rPr>
+        <w:t xml:space="preserve"> </w:t>
+      </w:r>
+    </w:p>
+    <w:p>
+      <w:pPr>
+        <w:rPr>
+          <w:rFonts w:asciiTheme="majorHAnsi" w:hAnsiTheme="majorHAnsi" w:cstheme="majorHAnsi"/>
+          <w:sz w:val="24"/>
+          <w:szCs w:val="24"/>
+          <w:lang w:val="en-NZ"/>
+        </w:rPr>
+      </w:pPr>
+    </w:p>
+    <w:p>
+      <w:pPr>
+        <w:rPr>
+          <w:rFonts w:asciiTheme="majorHAnsi" w:hAnsiTheme="majorHAnsi" w:cstheme="majorHAnsi"/>
+          <w:sz w:val="24"/>
+          <w:szCs w:val="24"/>
+          <w:lang w:val="en-NZ"/>
+        </w:rPr>
+      </w:pPr>
+    </w:p>
+    <w:p>
+      <w:pPr>
+        <w:pStyle w:val="Ttulo2"/>
         <w:rPr>
           <w:rFonts w:asciiTheme="majorHAnsi" w:hAnsiTheme="majorHAnsi" w:cstheme="majorHAnsi"/>
           <w:sz w:val="24"/>
@@ -3670,7 +4786,7 @@
     </w:p>
     <w:p>
       <w:pPr>
-        <w:pStyle w:val="Heading2"/>
+        <w:pStyle w:val="Ttulo2"/>
         <w:rPr>
           <w:rFonts w:asciiTheme="majorHAnsi" w:hAnsiTheme="majorHAnsi" w:cstheme="majorHAnsi"/>
           <w:sz w:val="24"/>
@@ -3690,7 +4806,7 @@
     </w:p>
     <w:p>
       <w:pPr>
-        <w:pStyle w:val="Heading1"/>
+        <w:pStyle w:val="Ttulo1"/>
         <w:rPr>
           <w:rFonts w:asciiTheme="majorHAnsi" w:hAnsiTheme="majorHAnsi" w:cstheme="majorHAnsi"/>
           <w:sz w:val="24"/>
@@ -3710,7 +4826,7 @@
     </w:p>
     <w:p>
       <w:pPr>
-        <w:pStyle w:val="Heading2"/>
+        <w:pStyle w:val="Ttulo2"/>
         <w:rPr>
           <w:rFonts w:asciiTheme="majorHAnsi" w:hAnsiTheme="majorHAnsi" w:cstheme="majorHAnsi"/>
           <w:sz w:val="24"/>
@@ -3730,7 +4846,7 @@
     </w:p>
     <w:p>
       <w:pPr>
-        <w:pStyle w:val="Heading2"/>
+        <w:pStyle w:val="Ttulo2"/>
         <w:rPr>
           <w:rFonts w:asciiTheme="majorHAnsi" w:hAnsiTheme="majorHAnsi" w:cstheme="majorHAnsi"/>
           <w:sz w:val="24"/>
@@ -3750,7 +4866,7 @@
     </w:p>
     <w:p>
       <w:pPr>
-        <w:pStyle w:val="Heading2"/>
+        <w:pStyle w:val="Ttulo2"/>
         <w:rPr>
           <w:rFonts w:asciiTheme="majorHAnsi" w:hAnsiTheme="majorHAnsi" w:cstheme="majorHAnsi"/>
           <w:sz w:val="24"/>
@@ -3770,7 +4886,7 @@
     </w:p>
     <w:p>
       <w:pPr>
-        <w:pStyle w:val="Heading1"/>
+        <w:pStyle w:val="Ttulo1"/>
         <w:rPr>
           <w:rFonts w:asciiTheme="majorHAnsi" w:hAnsiTheme="majorHAnsi" w:cstheme="majorHAnsi"/>
           <w:sz w:val="24"/>
@@ -3790,7 +4906,7 @@
     </w:p>
     <w:p>
       <w:pPr>
-        <w:pStyle w:val="Heading2"/>
+        <w:pStyle w:val="Ttulo2"/>
         <w:rPr>
           <w:rFonts w:asciiTheme="majorHAnsi" w:hAnsiTheme="majorHAnsi" w:cstheme="majorHAnsi"/>
           <w:sz w:val="24"/>
@@ -3810,7 +4926,7 @@
     </w:p>
     <w:p>
       <w:pPr>
-        <w:pStyle w:val="Heading2"/>
+        <w:pStyle w:val="Ttulo2"/>
         <w:rPr>
           <w:rFonts w:asciiTheme="majorHAnsi" w:hAnsiTheme="majorHAnsi" w:cstheme="majorHAnsi"/>
           <w:sz w:val="24"/>
@@ -3830,7 +4946,7 @@
     </w:p>
     <w:p>
       <w:pPr>
-        <w:pStyle w:val="Heading2"/>
+        <w:pStyle w:val="Ttulo2"/>
         <w:rPr>
           <w:rFonts w:asciiTheme="majorHAnsi" w:hAnsiTheme="majorHAnsi" w:cstheme="majorHAnsi"/>
           <w:sz w:val="24"/>
@@ -3850,7 +4966,7 @@
     </w:p>
     <w:p>
       <w:pPr>
-        <w:pStyle w:val="Heading1"/>
+        <w:pStyle w:val="Ttulo1"/>
         <w:rPr>
           <w:rFonts w:asciiTheme="majorHAnsi" w:hAnsiTheme="majorHAnsi" w:cstheme="majorHAnsi"/>
           <w:sz w:val="24"/>
@@ -3870,7 +4986,7 @@
     </w:p>
     <w:p>
       <w:pPr>
-        <w:pStyle w:val="Heading1"/>
+        <w:pStyle w:val="Ttulo1"/>
         <w:rPr>
           <w:rFonts w:asciiTheme="majorHAnsi" w:hAnsiTheme="majorHAnsi" w:cstheme="majorHAnsi"/>
           <w:sz w:val="24"/>
@@ -3890,7 +5006,7 @@
     </w:p>
     <w:p>
       <w:pPr>
-        <w:pStyle w:val="Heading2"/>
+        <w:pStyle w:val="Ttulo2"/>
         <w:rPr>
           <w:rFonts w:asciiTheme="majorHAnsi" w:hAnsiTheme="majorHAnsi" w:cstheme="majorHAnsi"/>
           <w:sz w:val="24"/>
@@ -3928,7 +5044,7 @@
     </w:p>
     <w:p>
       <w:pPr>
-        <w:pStyle w:val="Heading2"/>
+        <w:pStyle w:val="Ttulo2"/>
         <w:rPr>
           <w:rFonts w:asciiTheme="majorHAnsi" w:hAnsiTheme="majorHAnsi" w:cstheme="majorHAnsi"/>
           <w:sz w:val="24"/>
@@ -3966,7 +5082,7 @@
     </w:p>
     <w:p>
       <w:pPr>
-        <w:pStyle w:val="Heading2"/>
+        <w:pStyle w:val="Ttulo2"/>
         <w:rPr>
           <w:rFonts w:asciiTheme="majorHAnsi" w:hAnsiTheme="majorHAnsi" w:cstheme="majorHAnsi"/>
           <w:sz w:val="24"/>
@@ -4004,7 +5120,7 @@
     </w:p>
     <w:p>
       <w:pPr>
-        <w:pStyle w:val="Heading1"/>
+        <w:pStyle w:val="Ttulo1"/>
         <w:rPr>
           <w:rFonts w:asciiTheme="majorHAnsi" w:hAnsiTheme="majorHAnsi" w:cstheme="majorHAnsi"/>
           <w:sz w:val="24"/>
@@ -4024,7 +5140,7 @@
     </w:p>
     <w:p>
       <w:pPr>
-        <w:pStyle w:val="Heading1"/>
+        <w:pStyle w:val="Ttulo1"/>
         <w:rPr>
           <w:rFonts w:asciiTheme="majorHAnsi" w:hAnsiTheme="majorHAnsi" w:cstheme="majorHAnsi"/>
           <w:sz w:val="24"/>
@@ -4044,7 +5160,7 @@
     </w:p>
     <w:p>
       <w:pPr>
-        <w:pStyle w:val="Heading1"/>
+        <w:pStyle w:val="Ttulo1"/>
         <w:rPr>
           <w:rFonts w:asciiTheme="majorHAnsi" w:hAnsiTheme="majorHAnsi" w:cstheme="majorHAnsi"/>
           <w:sz w:val="24"/>
@@ -4103,7 +5219,7 @@
 </file>
 
 <file path=word/numbering.xml><?xml version="1.0" encoding="utf-8"?>
-<w:numbering xmlns:wpc="http://schemas.microsoft.com/office/word/2010/wordprocessingCanvas" xmlns:cx="http://schemas.microsoft.com/office/drawing/2014/chartex" xmlns:cx1="http://schemas.microsoft.com/office/drawing/2015/9/8/chartex" xmlns:cx2="http://schemas.microsoft.com/office/drawing/2015/10/21/chartex" xmlns:cx3="http://schemas.microsoft.com/office/drawing/2016/5/9/chartex" xmlns:cx4="http://schemas.microsoft.com/office/drawing/2016/5/10/chartex" xmlns:cx5="http://schemas.microsoft.com/office/drawing/2016/5/11/chartex" xmlns:cx6="http://schemas.microsoft.com/office/drawing/2016/5/12/chartex" xmlns:cx7="http://schemas.microsoft.com/office/drawing/2016/5/13/chartex" xmlns:cx8="http://schemas.microsoft.com/office/drawing/2016/5/14/chartex" xmlns:mc="http://schemas.openxmlformats.org/markup-compatibility/2006" xmlns:aink="http://schemas.microsoft.com/office/drawing/2016/ink" xmlns:am3d="http://schemas.microsoft.com/office/drawing/2017/model3d" xmlns:o="urn:schemas-microsoft-com:office:office" xmlns:r="http://schemas.openxmlformats.org/officeDocument/2006/relationships" xmlns:m="http://schemas.openxmlformats.org/officeDocument/2006/math" xmlns:v="urn:schemas-microsoft-com:vml" xmlns:wp14="http://schemas.microsoft.com/office/word/2010/wordprocessingDrawing" xmlns:wp="http://schemas.openxmlformats.org/drawingml/2006/wordprocessingDrawing" xmlns:w10="urn:schemas-microsoft-com:office:word" xmlns:w="http://schemas.openxmlformats.org/wordprocessingml/2006/main" xmlns:w14="http://schemas.microsoft.com/office/word/2010/wordml" xmlns:w15="http://schemas.microsoft.com/office/word/2012/wordml" xmlns:w16cex="http://schemas.microsoft.com/office/word/2018/wordml/cex" xmlns:w16cid="http://schemas.microsoft.com/office/word/2016/wordml/cid" xmlns:w16="http://schemas.microsoft.com/office/word/2018/wordml" xmlns:w16sdtdh="http://schemas.microsoft.com/office/word/2020/wordml/sdtdatahash" xmlns:w16se="http://schemas.microsoft.com/office/word/2015/wordml/symex" xmlns:wpg="http://schemas.microsoft.com/office/word/2010/wordprocessingGroup" xmlns:wpi="http://schemas.microsoft.com/office/word/2010/wordprocessingInk" xmlns:wne="http://schemas.microsoft.com/office/word/2006/wordml" xmlns:wps="http://schemas.microsoft.com/office/word/2010/wordprocessingShape" mc:Ignorable="w14 w15 w16se w16cid w16 w16cex w16sdtdh wp14">
+<w:numbering xmlns:wpc="http://schemas.microsoft.com/office/word/2010/wordprocessingCanvas" xmlns:cx="http://schemas.microsoft.com/office/drawing/2014/chartex" xmlns:cx1="http://schemas.microsoft.com/office/drawing/2015/9/8/chartex" xmlns:cx2="http://schemas.microsoft.com/office/drawing/2015/10/21/chartex" xmlns:cx3="http://schemas.microsoft.com/office/drawing/2016/5/9/chartex" xmlns:cx4="http://schemas.microsoft.com/office/drawing/2016/5/10/chartex" xmlns:cx5="http://schemas.microsoft.com/office/drawing/2016/5/11/chartex" xmlns:cx6="http://schemas.microsoft.com/office/drawing/2016/5/12/chartex" xmlns:cx7="http://schemas.microsoft.com/office/drawing/2016/5/13/chartex" xmlns:cx8="http://schemas.microsoft.com/office/drawing/2016/5/14/chartex" xmlns:mc="http://schemas.openxmlformats.org/markup-compatibility/2006" xmlns:aink="http://schemas.microsoft.com/office/drawing/2016/ink" xmlns:am3d="http://schemas.microsoft.com/office/drawing/2017/model3d" xmlns:o="urn:schemas-microsoft-com:office:office" xmlns:oel="http://schemas.microsoft.com/office/2019/extlst" xmlns:r="http://schemas.openxmlformats.org/officeDocument/2006/relationships" xmlns:m="http://schemas.openxmlformats.org/officeDocument/2006/math" xmlns:v="urn:schemas-microsoft-com:vml" xmlns:wp14="http://schemas.microsoft.com/office/word/2010/wordprocessingDrawing" xmlns:wp="http://schemas.openxmlformats.org/drawingml/2006/wordprocessingDrawing" xmlns:w10="urn:schemas-microsoft-com:office:word" xmlns:w="http://schemas.openxmlformats.org/wordprocessingml/2006/main" xmlns:w14="http://schemas.microsoft.com/office/word/2010/wordml" xmlns:w15="http://schemas.microsoft.com/office/word/2012/wordml" xmlns:w16cex="http://schemas.microsoft.com/office/word/2018/wordml/cex" xmlns:w16cid="http://schemas.microsoft.com/office/word/2016/wordml/cid" xmlns:w16="http://schemas.microsoft.com/office/word/2018/wordml" xmlns:w16du="http://schemas.microsoft.com/office/word/2023/wordml/word16du" xmlns:w16sdtdh="http://schemas.microsoft.com/office/word/2020/wordml/sdtdatahash" xmlns:w16sdtfl="http://schemas.microsoft.com/office/word/2024/wordml/sdtformatlock" xmlns:w16se="http://schemas.microsoft.com/office/word/2015/wordml/symex" xmlns:wpg="http://schemas.microsoft.com/office/word/2010/wordprocessingGroup" xmlns:wpi="http://schemas.microsoft.com/office/word/2010/wordprocessingInk" xmlns:wne="http://schemas.microsoft.com/office/word/2006/wordml" xmlns:wps="http://schemas.microsoft.com/office/word/2010/wordprocessingShape" mc:Ignorable="w14 w15 w16se w16cid w16 w16cex w16sdtdh w16sdtfl w16du wp14">
   <w:abstractNum w:abstractNumId="0" w15:restartNumberingAfterBreak="0">
     <w:nsid w:val="164346F4"/>
     <w:multiLevelType w:val="hybridMultilevel"/>
@@ -4670,6 +5786,119 @@
     </w:lvl>
   </w:abstractNum>
   <w:abstractNum w:abstractNumId="5" w15:restartNumberingAfterBreak="0">
+    <w:nsid w:val="6B48065D"/>
+    <w:multiLevelType w:val="hybridMultilevel"/>
+    <w:tmpl w:val="9566E192"/>
+    <w:lvl w:ilvl="0" w:tplc="240A0001">
+      <w:start w:val="1"/>
+      <w:numFmt w:val="bullet"/>
+      <w:lvlText w:val=""/>
+      <w:lvlJc w:val="left"/>
+      <w:pPr>
+        <w:ind w:left="720" w:hanging="360"/>
+      </w:pPr>
+      <w:rPr>
+        <w:rFonts w:ascii="Symbol" w:hAnsi="Symbol" w:hint="default"/>
+      </w:rPr>
+    </w:lvl>
+    <w:lvl w:ilvl="1" w:tplc="240A0003" w:tentative="1">
+      <w:start w:val="1"/>
+      <w:numFmt w:val="bullet"/>
+      <w:lvlText w:val="o"/>
+      <w:lvlJc w:val="left"/>
+      <w:pPr>
+        <w:ind w:left="1440" w:hanging="360"/>
+      </w:pPr>
+      <w:rPr>
+        <w:rFonts w:ascii="Courier New" w:hAnsi="Courier New" w:cs="Courier New" w:hint="default"/>
+      </w:rPr>
+    </w:lvl>
+    <w:lvl w:ilvl="2" w:tplc="240A0005" w:tentative="1">
+      <w:start w:val="1"/>
+      <w:numFmt w:val="bullet"/>
+      <w:lvlText w:val=""/>
+      <w:lvlJc w:val="left"/>
+      <w:pPr>
+        <w:ind w:left="2160" w:hanging="360"/>
+      </w:pPr>
+      <w:rPr>
+        <w:rFonts w:ascii="Wingdings" w:hAnsi="Wingdings" w:hint="default"/>
+      </w:rPr>
+    </w:lvl>
+    <w:lvl w:ilvl="3" w:tplc="240A0001" w:tentative="1">
+      <w:start w:val="1"/>
+      <w:numFmt w:val="bullet"/>
+      <w:lvlText w:val=""/>
+      <w:lvlJc w:val="left"/>
+      <w:pPr>
+        <w:ind w:left="2880" w:hanging="360"/>
+      </w:pPr>
+      <w:rPr>
+        <w:rFonts w:ascii="Symbol" w:hAnsi="Symbol" w:hint="default"/>
+      </w:rPr>
+    </w:lvl>
+    <w:lvl w:ilvl="4" w:tplc="240A0003" w:tentative="1">
+      <w:start w:val="1"/>
+      <w:numFmt w:val="bullet"/>
+      <w:lvlText w:val="o"/>
+      <w:lvlJc w:val="left"/>
+      <w:pPr>
+        <w:ind w:left="3600" w:hanging="360"/>
+      </w:pPr>
+      <w:rPr>
+        <w:rFonts w:ascii="Courier New" w:hAnsi="Courier New" w:cs="Courier New" w:hint="default"/>
+      </w:rPr>
+    </w:lvl>
+    <w:lvl w:ilvl="5" w:tplc="240A0005" w:tentative="1">
+      <w:start w:val="1"/>
+      <w:numFmt w:val="bullet"/>
+      <w:lvlText w:val=""/>
+      <w:lvlJc w:val="left"/>
+      <w:pPr>
+        <w:ind w:left="4320" w:hanging="360"/>
+      </w:pPr>
+      <w:rPr>
+        <w:rFonts w:ascii="Wingdings" w:hAnsi="Wingdings" w:hint="default"/>
+      </w:rPr>
+    </w:lvl>
+    <w:lvl w:ilvl="6" w:tplc="240A0001" w:tentative="1">
+      <w:start w:val="1"/>
+      <w:numFmt w:val="bullet"/>
+      <w:lvlText w:val=""/>
+      <w:lvlJc w:val="left"/>
+      <w:pPr>
+        <w:ind w:left="5040" w:hanging="360"/>
+      </w:pPr>
+      <w:rPr>
+        <w:rFonts w:ascii="Symbol" w:hAnsi="Symbol" w:hint="default"/>
+      </w:rPr>
+    </w:lvl>
+    <w:lvl w:ilvl="7" w:tplc="240A0003" w:tentative="1">
+      <w:start w:val="1"/>
+      <w:numFmt w:val="bullet"/>
+      <w:lvlText w:val="o"/>
+      <w:lvlJc w:val="left"/>
+      <w:pPr>
+        <w:ind w:left="5760" w:hanging="360"/>
+      </w:pPr>
+      <w:rPr>
+        <w:rFonts w:ascii="Courier New" w:hAnsi="Courier New" w:cs="Courier New" w:hint="default"/>
+      </w:rPr>
+    </w:lvl>
+    <w:lvl w:ilvl="8" w:tplc="240A0005" w:tentative="1">
+      <w:start w:val="1"/>
+      <w:numFmt w:val="bullet"/>
+      <w:lvlText w:val=""/>
+      <w:lvlJc w:val="left"/>
+      <w:pPr>
+        <w:ind w:left="6480" w:hanging="360"/>
+      </w:pPr>
+      <w:rPr>
+        <w:rFonts w:ascii="Wingdings" w:hAnsi="Wingdings" w:hint="default"/>
+      </w:rPr>
+    </w:lvl>
+  </w:abstractNum>
+  <w:abstractNum w:abstractNumId="6" w15:restartNumberingAfterBreak="0">
     <w:nsid w:val="6F1C43A0"/>
     <w:multiLevelType w:val="hybridMultilevel"/>
     <w:tmpl w:val="239205CC"/>
@@ -4782,7 +6011,7 @@
       </w:rPr>
     </w:lvl>
   </w:abstractNum>
-  <w:abstractNum w:abstractNumId="6" w15:restartNumberingAfterBreak="0">
+  <w:abstractNum w:abstractNumId="7" w15:restartNumberingAfterBreak="0">
     <w:nsid w:val="719B15A0"/>
     <w:multiLevelType w:val="hybridMultilevel"/>
     <w:tmpl w:val="8B6A06FC"/>
@@ -4895,7 +6124,7 @@
       </w:rPr>
     </w:lvl>
   </w:abstractNum>
-  <w:abstractNum w:abstractNumId="7" w15:restartNumberingAfterBreak="0">
+  <w:abstractNum w:abstractNumId="8" w15:restartNumberingAfterBreak="0">
     <w:nsid w:val="7760001C"/>
     <w:multiLevelType w:val="hybridMultilevel"/>
     <w:tmpl w:val="DA00D140"/>
@@ -5008,7 +6237,7 @@
       </w:rPr>
     </w:lvl>
   </w:abstractNum>
-  <w:abstractNum w:abstractNumId="8" w15:restartNumberingAfterBreak="0">
+  <w:abstractNum w:abstractNumId="9" w15:restartNumberingAfterBreak="0">
     <w:nsid w:val="7A944C52"/>
     <w:multiLevelType w:val="hybridMultilevel"/>
     <w:tmpl w:val="4DF8A4A6"/>
@@ -5121,38 +6350,130 @@
       </w:rPr>
     </w:lvl>
   </w:abstractNum>
-  <w:num w:numId="1">
+  <w:abstractNum w:abstractNumId="10" w15:restartNumberingAfterBreak="0">
+    <w:nsid w:val="7BCE6F6B"/>
+    <w:multiLevelType w:val="hybridMultilevel"/>
+    <w:tmpl w:val="570004FA"/>
+    <w:lvl w:ilvl="0" w:tplc="240A000F">
+      <w:start w:val="1"/>
+      <w:numFmt w:val="decimal"/>
+      <w:lvlText w:val="%1."/>
+      <w:lvlJc w:val="left"/>
+      <w:pPr>
+        <w:ind w:left="720" w:hanging="360"/>
+      </w:pPr>
+    </w:lvl>
+    <w:lvl w:ilvl="1" w:tplc="240A0019" w:tentative="1">
+      <w:start w:val="1"/>
+      <w:numFmt w:val="lowerLetter"/>
+      <w:lvlText w:val="%2."/>
+      <w:lvlJc w:val="left"/>
+      <w:pPr>
+        <w:ind w:left="1440" w:hanging="360"/>
+      </w:pPr>
+    </w:lvl>
+    <w:lvl w:ilvl="2" w:tplc="240A001B" w:tentative="1">
+      <w:start w:val="1"/>
+      <w:numFmt w:val="lowerRoman"/>
+      <w:lvlText w:val="%3."/>
+      <w:lvlJc w:val="right"/>
+      <w:pPr>
+        <w:ind w:left="2160" w:hanging="180"/>
+      </w:pPr>
+    </w:lvl>
+    <w:lvl w:ilvl="3" w:tplc="240A000F" w:tentative="1">
+      <w:start w:val="1"/>
+      <w:numFmt w:val="decimal"/>
+      <w:lvlText w:val="%4."/>
+      <w:lvlJc w:val="left"/>
+      <w:pPr>
+        <w:ind w:left="2880" w:hanging="360"/>
+      </w:pPr>
+    </w:lvl>
+    <w:lvl w:ilvl="4" w:tplc="240A0019" w:tentative="1">
+      <w:start w:val="1"/>
+      <w:numFmt w:val="lowerLetter"/>
+      <w:lvlText w:val="%5."/>
+      <w:lvlJc w:val="left"/>
+      <w:pPr>
+        <w:ind w:left="3600" w:hanging="360"/>
+      </w:pPr>
+    </w:lvl>
+    <w:lvl w:ilvl="5" w:tplc="240A001B" w:tentative="1">
+      <w:start w:val="1"/>
+      <w:numFmt w:val="lowerRoman"/>
+      <w:lvlText w:val="%6."/>
+      <w:lvlJc w:val="right"/>
+      <w:pPr>
+        <w:ind w:left="4320" w:hanging="180"/>
+      </w:pPr>
+    </w:lvl>
+    <w:lvl w:ilvl="6" w:tplc="240A000F" w:tentative="1">
+      <w:start w:val="1"/>
+      <w:numFmt w:val="decimal"/>
+      <w:lvlText w:val="%7."/>
+      <w:lvlJc w:val="left"/>
+      <w:pPr>
+        <w:ind w:left="5040" w:hanging="360"/>
+      </w:pPr>
+    </w:lvl>
+    <w:lvl w:ilvl="7" w:tplc="240A0019" w:tentative="1">
+      <w:start w:val="1"/>
+      <w:numFmt w:val="lowerLetter"/>
+      <w:lvlText w:val="%8."/>
+      <w:lvlJc w:val="left"/>
+      <w:pPr>
+        <w:ind w:left="5760" w:hanging="360"/>
+      </w:pPr>
+    </w:lvl>
+    <w:lvl w:ilvl="8" w:tplc="240A001B" w:tentative="1">
+      <w:start w:val="1"/>
+      <w:numFmt w:val="lowerRoman"/>
+      <w:lvlText w:val="%9."/>
+      <w:lvlJc w:val="right"/>
+      <w:pPr>
+        <w:ind w:left="6480" w:hanging="180"/>
+      </w:pPr>
+    </w:lvl>
+  </w:abstractNum>
+  <w:num w:numId="1" w16cid:durableId="2052995577">
     <w:abstractNumId w:val="3"/>
   </w:num>
-  <w:num w:numId="2">
+  <w:num w:numId="2" w16cid:durableId="1068961126">
     <w:abstractNumId w:val="2"/>
   </w:num>
-  <w:num w:numId="3">
+  <w:num w:numId="3" w16cid:durableId="911352854">
+    <w:abstractNumId w:val="6"/>
+  </w:num>
+  <w:num w:numId="4" w16cid:durableId="315378784">
+    <w:abstractNumId w:val="8"/>
+  </w:num>
+  <w:num w:numId="5" w16cid:durableId="1158306522">
+    <w:abstractNumId w:val="7"/>
+  </w:num>
+  <w:num w:numId="6" w16cid:durableId="1288773938">
+    <w:abstractNumId w:val="0"/>
+  </w:num>
+  <w:num w:numId="7" w16cid:durableId="1241210122">
+    <w:abstractNumId w:val="4"/>
+  </w:num>
+  <w:num w:numId="8" w16cid:durableId="1337925516">
+    <w:abstractNumId w:val="1"/>
+  </w:num>
+  <w:num w:numId="9" w16cid:durableId="44373224">
+    <w:abstractNumId w:val="9"/>
+  </w:num>
+  <w:num w:numId="10" w16cid:durableId="631861241">
     <w:abstractNumId w:val="5"/>
   </w:num>
-  <w:num w:numId="4">
-    <w:abstractNumId w:val="7"/>
-  </w:num>
-  <w:num w:numId="5">
-    <w:abstractNumId w:val="6"/>
-  </w:num>
-  <w:num w:numId="6">
-    <w:abstractNumId w:val="0"/>
-  </w:num>
-  <w:num w:numId="7">
-    <w:abstractNumId w:val="4"/>
-  </w:num>
-  <w:num w:numId="8">
-    <w:abstractNumId w:val="1"/>
-  </w:num>
-  <w:num w:numId="9">
-    <w:abstractNumId w:val="8"/>
+  <w:num w:numId="11" w16cid:durableId="642809573">
+    <w:abstractNumId w:val="10"/>
   </w:num>
 </w:numbering>
 </file>
 
 <file path=word/styles.xml><?xml version="1.0" encoding="utf-8"?>
-<w:styles xmlns:mc="http://schemas.openxmlformats.org/markup-compatibility/2006" xmlns:r="http://schemas.openxmlformats.org/officeDocument/2006/relationships" xmlns:w="http://schemas.openxmlformats.org/wordprocessingml/2006/main" xmlns:w14="http://schemas.microsoft.com/office/word/2010/wordml" xmlns:w15="http://schemas.microsoft.com/office/word/2012/wordml" xmlns:w16cex="http://schemas.microsoft.com/office/word/2018/wordml/cex" xmlns:w16cid="http://schemas.microsoft.com/office/word/2016/wordml/cid" xmlns:w16="http://schemas.microsoft.com/office/word/2018/wordml" xmlns:w16sdtdh="http://schemas.microsoft.com/office/word/2020/wordml/sdtdatahash" xmlns:w16se="http://schemas.microsoft.com/office/word/2015/wordml/symex" mc:Ignorable="w14 w15 w16se w16cid w16 w16cex w16sdtdh">
+<w:styles xmlns:mc="http://schemas.openxmlformats.org/markup-compatibility/2006" xmlns:r="http://schemas.openxmlformats.org/officeDocument/2006/relationships" xmlns:w="http://schemas.openxmlformats.org/wordprocessingml/2006/main" xmlns:w14="http://schemas.microsoft.com/office/word/2010/wordml" xmlns:w15="http://schemas.microsoft.com/office/word/2012/wordml" xmlns:w16cex="http://schemas.microsoft.com/office/word/2018/wordml/cex" xmlns:w16cid="http://schemas.microsoft.com/office/word/2016/wordml/cid" xmlns:w16="http://schemas.microsoft.com/office/word/2018/wordml" xmlns:w16du="http://schemas.microsoft.com/office/word/2023/wordml/word16du" xmlns:w16sdtdh="http://schemas.microsoft.com/office/word/2020/wordml/sdtdatahash" xmlns:w16sdtfl="http://schemas.microsoft.com/office/word/2024/wordml/sdtformatlock" xmlns:w16se="http://schemas.microsoft.com/office/word/2015/wordml/symex" mc:Ignorable="w14 w15 w16se w16cid w16 w16cex w16sdtdh w16sdtfl w16du">
   <w:docDefaults>
     <w:rPrDefault>
       <w:rPr>
@@ -5550,7 +6871,7 @@
     <w:name w:val="Normal"/>
     <w:qFormat/>
   </w:style>
-  <w:style w:type="paragraph" w:styleId="Heading1">
+  <w:style w:type="paragraph" w:styleId="Ttulo1">
     <w:name w:val="heading 1"/>
     <w:basedOn w:val="Normal"/>
     <w:next w:val="Normal"/>
@@ -5567,7 +6888,7 @@
       <w:szCs w:val="40"/>
     </w:rPr>
   </w:style>
-  <w:style w:type="paragraph" w:styleId="Heading2">
+  <w:style w:type="paragraph" w:styleId="Ttulo2">
     <w:name w:val="heading 2"/>
     <w:basedOn w:val="Normal"/>
     <w:next w:val="Normal"/>
@@ -5585,12 +6906,11 @@
       <w:szCs w:val="32"/>
     </w:rPr>
   </w:style>
-  <w:style w:type="paragraph" w:styleId="Heading3">
+  <w:style w:type="paragraph" w:styleId="Ttulo3">
     <w:name w:val="heading 3"/>
     <w:basedOn w:val="Normal"/>
     <w:next w:val="Normal"/>
     <w:uiPriority w:val="9"/>
-    <w:semiHidden/>
     <w:unhideWhenUsed/>
     <w:qFormat/>
     <w:pPr>
@@ -5605,7 +6925,7 @@
       <w:szCs w:val="28"/>
     </w:rPr>
   </w:style>
-  <w:style w:type="paragraph" w:styleId="Heading4">
+  <w:style w:type="paragraph" w:styleId="Ttulo4">
     <w:name w:val="heading 4"/>
     <w:basedOn w:val="Normal"/>
     <w:next w:val="Normal"/>
@@ -5625,7 +6945,7 @@
       <w:szCs w:val="24"/>
     </w:rPr>
   </w:style>
-  <w:style w:type="paragraph" w:styleId="Heading5">
+  <w:style w:type="paragraph" w:styleId="Ttulo5">
     <w:name w:val="heading 5"/>
     <w:basedOn w:val="Normal"/>
     <w:next w:val="Normal"/>
@@ -5643,7 +6963,7 @@
       <w:color w:val="666666"/>
     </w:rPr>
   </w:style>
-  <w:style w:type="paragraph" w:styleId="Heading6">
+  <w:style w:type="paragraph" w:styleId="Ttulo6">
     <w:name w:val="heading 6"/>
     <w:basedOn w:val="Normal"/>
     <w:next w:val="Normal"/>
@@ -5662,13 +6982,13 @@
       <w:color w:val="666666"/>
     </w:rPr>
   </w:style>
-  <w:style w:type="character" w:default="1" w:styleId="DefaultParagraphFont">
+  <w:style w:type="character" w:default="1" w:styleId="Fuentedeprrafopredeter">
     <w:name w:val="Default Paragraph Font"/>
     <w:uiPriority w:val="1"/>
     <w:semiHidden/>
     <w:unhideWhenUsed/>
   </w:style>
-  <w:style w:type="table" w:default="1" w:styleId="TableNormal">
+  <w:style w:type="table" w:default="1" w:styleId="Tablanormal">
     <w:name w:val="Normal Table"/>
     <w:uiPriority w:val="99"/>
     <w:semiHidden/>
@@ -5683,13 +7003,13 @@
       </w:tblCellMar>
     </w:tblPr>
   </w:style>
-  <w:style w:type="numbering" w:default="1" w:styleId="NoList">
+  <w:style w:type="numbering" w:default="1" w:styleId="Sinlista">
     <w:name w:val="No List"/>
     <w:uiPriority w:val="99"/>
     <w:semiHidden/>
     <w:unhideWhenUsed/>
   </w:style>
-  <w:style w:type="paragraph" w:styleId="Title">
+  <w:style w:type="paragraph" w:styleId="Ttulo">
     <w:name w:val="Title"/>
     <w:basedOn w:val="Normal"/>
     <w:next w:val="Normal"/>
@@ -5705,7 +7025,7 @@
       <w:szCs w:val="52"/>
     </w:rPr>
   </w:style>
-  <w:style w:type="paragraph" w:styleId="Subtitle">
+  <w:style w:type="paragraph" w:styleId="Subttulo">
     <w:name w:val="Subtitle"/>
     <w:basedOn w:val="Normal"/>
     <w:next w:val="Normal"/>
@@ -5722,7 +7042,7 @@
       <w:szCs w:val="30"/>
     </w:rPr>
   </w:style>
-  <w:style w:type="paragraph" w:styleId="ListParagraph">
+  <w:style w:type="paragraph" w:styleId="Prrafodelista">
     <w:name w:val="List Paragraph"/>
     <w:basedOn w:val="Normal"/>
     <w:uiPriority w:val="34"/>
@@ -5733,7 +7053,7 @@
       <w:contextualSpacing/>
     </w:pPr>
   </w:style>
-  <w:style w:type="paragraph" w:styleId="Caption">
+  <w:style w:type="paragraph" w:styleId="Descripcin">
     <w:name w:val="caption"/>
     <w:basedOn w:val="Normal"/>
     <w:next w:val="Normal"/>
@@ -5752,9 +7072,9 @@
       <w:szCs w:val="18"/>
     </w:rPr>
   </w:style>
-  <w:style w:type="table" w:styleId="TableGrid">
+  <w:style w:type="table" w:styleId="Tablaconcuadrcula">
     <w:name w:val="Table Grid"/>
-    <w:basedOn w:val="TableNormal"/>
+    <w:basedOn w:val="Tablanormal"/>
     <w:uiPriority w:val="39"/>
     <w:rsid w:val="00C3546B"/>
     <w:pPr>
@@ -5771,9 +7091,9 @@
       </w:tblBorders>
     </w:tblPr>
   </w:style>
-  <w:style w:type="table" w:styleId="PlainTable2">
+  <w:style w:type="table" w:styleId="Tablanormal2">
     <w:name w:val="Plain Table 2"/>
-    <w:basedOn w:val="TableNormal"/>
+    <w:basedOn w:val="Tablanormal"/>
     <w:uiPriority w:val="42"/>
     <w:rsid w:val="00522EB9"/>
     <w:pPr>

--- a/Draft/6 Case Study.docx
+++ b/Draft/6 Case Study.docx
@@ -1241,17 +1241,15 @@
         </w:rPr>
         <w:t xml:space="preserve">It is important to remark that </w:t>
       </w:r>
-      <w:proofErr w:type="gramStart"/>
-      <w:r>
-        <w:rPr>
-          <w:rFonts w:asciiTheme="majorHAnsi" w:hAnsiTheme="majorHAnsi" w:cstheme="majorHAnsi"/>
-          <w:sz w:val="24"/>
-          <w:szCs w:val="24"/>
-          <w:lang w:val="en-NZ"/>
-        </w:rPr>
-        <w:t>all of</w:t>
-      </w:r>
-      <w:proofErr w:type="gramEnd"/>
+      <w:r>
+        <w:rPr>
+          <w:rFonts w:asciiTheme="majorHAnsi" w:hAnsiTheme="majorHAnsi" w:cstheme="majorHAnsi"/>
+          <w:sz w:val="24"/>
+          <w:szCs w:val="24"/>
+          <w:lang w:val="en-NZ"/>
+        </w:rPr>
+        <w:t>all</w:t>
+      </w:r>
       <w:r>
         <w:rPr>
           <w:rFonts w:asciiTheme="majorHAnsi" w:hAnsiTheme="majorHAnsi" w:cstheme="majorHAnsi"/>
@@ -1362,17 +1360,15 @@
         <w:lastRenderedPageBreak/>
         <w:t xml:space="preserve">This summarizes the main elements of the learning design proposed for ENBU 79X/89X Industry Project and the methodologies used to implement that design. Some other aspect of the development of the course </w:t>
       </w:r>
-      <w:proofErr w:type="gramStart"/>
-      <w:r>
-        <w:rPr>
-          <w:rFonts w:asciiTheme="majorHAnsi" w:hAnsiTheme="majorHAnsi" w:cstheme="majorHAnsi"/>
-          <w:sz w:val="24"/>
-          <w:szCs w:val="24"/>
-          <w:lang w:val="en-NZ"/>
-        </w:rPr>
-        <w:t>were</w:t>
-      </w:r>
-      <w:proofErr w:type="gramEnd"/>
+      <w:r>
+        <w:rPr>
+          <w:rFonts w:asciiTheme="majorHAnsi" w:hAnsiTheme="majorHAnsi" w:cstheme="majorHAnsi"/>
+          <w:sz w:val="24"/>
+          <w:szCs w:val="24"/>
+          <w:lang w:val="en-NZ"/>
+        </w:rPr>
+        <w:t>was</w:t>
+      </w:r>
       <w:r>
         <w:rPr>
           <w:rFonts w:asciiTheme="majorHAnsi" w:hAnsiTheme="majorHAnsi" w:cstheme="majorHAnsi"/>
@@ -1505,17 +1501,15 @@
         </w:rPr>
         <w:t xml:space="preserve"> see if any of the tools provided, </w:t>
       </w:r>
-      <w:proofErr w:type="spellStart"/>
-      <w:r>
-        <w:rPr>
-          <w:rFonts w:asciiTheme="majorHAnsi" w:hAnsiTheme="majorHAnsi" w:cstheme="majorHAnsi"/>
-          <w:sz w:val="24"/>
-          <w:szCs w:val="24"/>
-          <w:lang w:val="en-NZ"/>
-        </w:rPr>
-        <w:t>specially</w:t>
-      </w:r>
-      <w:proofErr w:type="spellEnd"/>
+      <w:r>
+        <w:rPr>
+          <w:rFonts w:asciiTheme="majorHAnsi" w:hAnsiTheme="majorHAnsi" w:cstheme="majorHAnsi"/>
+          <w:sz w:val="24"/>
+          <w:szCs w:val="24"/>
+          <w:lang w:val="en-NZ"/>
+        </w:rPr>
+        <w:t>especially</w:t>
+      </w:r>
       <w:r>
         <w:rPr>
           <w:rFonts w:asciiTheme="majorHAnsi" w:hAnsiTheme="majorHAnsi" w:cstheme="majorHAnsi"/>
@@ -1648,57 +1642,42 @@
         </w:rPr>
         <w:t xml:space="preserve">Finally, LO4 evaluates how the group proposes and organizes structured review. WorkshopAR </w:t>
       </w:r>
-      <w:proofErr w:type="spellStart"/>
-      <w:r>
-        <w:rPr>
-          <w:rFonts w:asciiTheme="majorHAnsi" w:hAnsiTheme="majorHAnsi" w:cstheme="majorHAnsi"/>
-          <w:sz w:val="24"/>
-          <w:szCs w:val="24"/>
-          <w:lang w:val="en-NZ"/>
-        </w:rPr>
-        <w:t>doe</w:t>
-      </w:r>
-      <w:proofErr w:type="spellEnd"/>
-      <w:r>
-        <w:rPr>
-          <w:rFonts w:asciiTheme="majorHAnsi" w:hAnsiTheme="majorHAnsi" w:cstheme="majorHAnsi"/>
-          <w:sz w:val="24"/>
-          <w:szCs w:val="24"/>
-          <w:lang w:val="en-NZ"/>
-        </w:rPr>
-        <w:t xml:space="preserve"> </w:t>
-      </w:r>
-      <w:proofErr w:type="gramStart"/>
-      <w:r>
-        <w:rPr>
-          <w:rFonts w:asciiTheme="majorHAnsi" w:hAnsiTheme="majorHAnsi" w:cstheme="majorHAnsi"/>
-          <w:sz w:val="24"/>
-          <w:szCs w:val="24"/>
-          <w:lang w:val="en-NZ"/>
-        </w:rPr>
-        <w:t>not dedicates</w:t>
-      </w:r>
-      <w:proofErr w:type="gramEnd"/>
-      <w:r>
-        <w:rPr>
-          <w:rFonts w:asciiTheme="majorHAnsi" w:hAnsiTheme="majorHAnsi" w:cstheme="majorHAnsi"/>
-          <w:sz w:val="24"/>
-          <w:szCs w:val="24"/>
-          <w:lang w:val="en-NZ"/>
-        </w:rPr>
-        <w:t xml:space="preserve"> one </w:t>
-      </w:r>
-      <w:proofErr w:type="gramStart"/>
-      <w:r>
-        <w:rPr>
-          <w:rFonts w:asciiTheme="majorHAnsi" w:hAnsiTheme="majorHAnsi" w:cstheme="majorHAnsi"/>
-          <w:sz w:val="24"/>
-          <w:szCs w:val="24"/>
-          <w:lang w:val="en-NZ"/>
-        </w:rPr>
-        <w:t>particular functionality</w:t>
-      </w:r>
-      <w:proofErr w:type="gramEnd"/>
+      <w:r>
+        <w:rPr>
+          <w:rFonts w:asciiTheme="majorHAnsi" w:hAnsiTheme="majorHAnsi" w:cstheme="majorHAnsi"/>
+          <w:sz w:val="24"/>
+          <w:szCs w:val="24"/>
+          <w:lang w:val="en-NZ"/>
+        </w:rPr>
+        <w:t>do</w:t>
+      </w:r>
+      <w:r>
+        <w:rPr>
+          <w:rFonts w:asciiTheme="majorHAnsi" w:hAnsiTheme="majorHAnsi" w:cstheme="majorHAnsi"/>
+          <w:sz w:val="24"/>
+          <w:szCs w:val="24"/>
+          <w:lang w:val="en-NZ"/>
+        </w:rPr>
+        <w:t>es</w:t>
+      </w:r>
+      <w:r>
+        <w:rPr>
+          <w:rFonts w:asciiTheme="majorHAnsi" w:hAnsiTheme="majorHAnsi" w:cstheme="majorHAnsi"/>
+          <w:sz w:val="24"/>
+          <w:szCs w:val="24"/>
+          <w:lang w:val="en-NZ"/>
+        </w:rPr>
+        <w:t xml:space="preserve"> not dedicate one </w:t>
+      </w:r>
+      <w:r>
+        <w:rPr>
+          <w:rFonts w:asciiTheme="majorHAnsi" w:hAnsiTheme="majorHAnsi" w:cstheme="majorHAnsi"/>
+          <w:sz w:val="24"/>
+          <w:szCs w:val="24"/>
+          <w:lang w:val="en-NZ"/>
+        </w:rPr>
+        <w:t>functionality</w:t>
+      </w:r>
       <w:r>
         <w:rPr>
           <w:rFonts w:asciiTheme="majorHAnsi" w:hAnsiTheme="majorHAnsi" w:cstheme="majorHAnsi"/>
@@ -1745,17 +1724,15 @@
         </w:rPr>
         <w:t xml:space="preserve">The learning objectives of WorkshopAR were designed taking into consideration the design of Industry </w:t>
       </w:r>
-      <w:proofErr w:type="gramStart"/>
-      <w:r>
-        <w:rPr>
-          <w:rFonts w:asciiTheme="majorHAnsi" w:hAnsiTheme="majorHAnsi" w:cstheme="majorHAnsi"/>
-          <w:sz w:val="24"/>
-          <w:szCs w:val="24"/>
-          <w:lang w:val="en-NZ"/>
-        </w:rPr>
-        <w:t>Project, and</w:t>
-      </w:r>
-      <w:proofErr w:type="gramEnd"/>
+      <w:r>
+        <w:rPr>
+          <w:rFonts w:asciiTheme="majorHAnsi" w:hAnsiTheme="majorHAnsi" w:cstheme="majorHAnsi"/>
+          <w:sz w:val="24"/>
+          <w:szCs w:val="24"/>
+          <w:lang w:val="en-NZ"/>
+        </w:rPr>
+        <w:t>Project and</w:t>
+      </w:r>
       <w:r>
         <w:rPr>
           <w:rFonts w:asciiTheme="majorHAnsi" w:hAnsiTheme="majorHAnsi" w:cstheme="majorHAnsi"/>
@@ -1896,8 +1873,17 @@
           <w:szCs w:val="24"/>
           <w:lang w:val="en-NZ"/>
         </w:rPr>
+        <w:t xml:space="preserve">This learning design is also informed by other aspects found in the literature about effective collaborative learning and the approaches taken by other projects in similar context. Section </w:t>
+      </w:r>
+      <w:r>
+        <w:rPr>
+          <w:rFonts w:asciiTheme="majorHAnsi" w:hAnsiTheme="majorHAnsi" w:cstheme="majorHAnsi"/>
+          <w:sz w:val="24"/>
+          <w:szCs w:val="24"/>
+          <w:lang w:val="en-NZ"/>
+        </w:rPr>
         <w:lastRenderedPageBreak/>
-        <w:t>This learning design is also informed by other aspects found in the literature about effective collaborative learning and the approaches taken by other projects in similar context. Section 2.1.4 details some important barriers that impede a good flow of collaboration in the classroom. Two of the ideas mentioned resonated the most with the characteristics found in the Industry Project course:</w:t>
+        <w:t>2.1.4 details some important barriers that impede a good flow of collaboration in the classroom. Two of the ideas mentioned resonated the most with the characteristics found in the Industry Project course:</w:t>
       </w:r>
     </w:p>
     <w:p>
@@ -2627,17 +2613,15 @@
         </w:rPr>
         <w:t xml:space="preserve">The second type of observations was of the general groupwork performed by the students. These work sessions often involved more than one group at a </w:t>
       </w:r>
-      <w:proofErr w:type="gramStart"/>
-      <w:r>
-        <w:rPr>
-          <w:rFonts w:asciiTheme="majorHAnsi" w:hAnsiTheme="majorHAnsi" w:cstheme="majorHAnsi"/>
-          <w:sz w:val="24"/>
-          <w:szCs w:val="24"/>
-          <w:lang w:val="en-NZ"/>
-        </w:rPr>
-        <w:t>time</w:t>
-      </w:r>
-      <w:proofErr w:type="gramEnd"/>
+      <w:r>
+        <w:rPr>
+          <w:rFonts w:asciiTheme="majorHAnsi" w:hAnsiTheme="majorHAnsi" w:cstheme="majorHAnsi"/>
+          <w:sz w:val="24"/>
+          <w:szCs w:val="24"/>
+          <w:lang w:val="en-NZ"/>
+        </w:rPr>
+        <w:t>time,</w:t>
+      </w:r>
       <w:r>
         <w:rPr>
           <w:rFonts w:asciiTheme="majorHAnsi" w:hAnsiTheme="majorHAnsi" w:cstheme="majorHAnsi"/>
@@ -2647,17 +2631,15 @@
         </w:rPr>
         <w:t xml:space="preserve"> and the </w:t>
       </w:r>
-      <w:proofErr w:type="gramStart"/>
-      <w:r>
-        <w:rPr>
-          <w:rFonts w:asciiTheme="majorHAnsi" w:hAnsiTheme="majorHAnsi" w:cstheme="majorHAnsi"/>
-          <w:sz w:val="24"/>
-          <w:szCs w:val="24"/>
-          <w:lang w:val="en-NZ"/>
-        </w:rPr>
-        <w:t>main focus</w:t>
-      </w:r>
-      <w:proofErr w:type="gramEnd"/>
+      <w:r>
+        <w:rPr>
+          <w:rFonts w:asciiTheme="majorHAnsi" w:hAnsiTheme="majorHAnsi" w:cstheme="majorHAnsi"/>
+          <w:sz w:val="24"/>
+          <w:szCs w:val="24"/>
+          <w:lang w:val="en-NZ"/>
+        </w:rPr>
+        <w:t>focus</w:t>
+      </w:r>
       <w:r>
         <w:rPr>
           <w:rFonts w:asciiTheme="majorHAnsi" w:hAnsiTheme="majorHAnsi" w:cstheme="majorHAnsi"/>
@@ -2695,17 +2677,15 @@
         </w:rPr>
         <w:t xml:space="preserve">These observations helped to understand the general dynamics of the groups, and the activities being completed for the project. They also constituted the “baseline” observations for those activities that were not using the AR </w:t>
       </w:r>
-      <w:proofErr w:type="gramStart"/>
-      <w:r>
-        <w:rPr>
-          <w:rFonts w:asciiTheme="majorHAnsi" w:hAnsiTheme="majorHAnsi" w:cstheme="majorHAnsi"/>
-          <w:sz w:val="24"/>
-          <w:szCs w:val="24"/>
-          <w:lang w:val="en-NZ"/>
-        </w:rPr>
-        <w:t>tool, and</w:t>
-      </w:r>
-      <w:proofErr w:type="gramEnd"/>
+      <w:r>
+        <w:rPr>
+          <w:rFonts w:asciiTheme="majorHAnsi" w:hAnsiTheme="majorHAnsi" w:cstheme="majorHAnsi"/>
+          <w:sz w:val="24"/>
+          <w:szCs w:val="24"/>
+          <w:lang w:val="en-NZ"/>
+        </w:rPr>
+        <w:t>tool and</w:t>
+      </w:r>
       <w:r>
         <w:rPr>
           <w:rFonts w:asciiTheme="majorHAnsi" w:hAnsiTheme="majorHAnsi" w:cstheme="majorHAnsi"/>
@@ -2988,17 +2968,15 @@
         </w:rPr>
         <w:t xml:space="preserve">Behaviours promoted </w:t>
       </w:r>
-      <w:proofErr w:type="gramStart"/>
-      <w:r>
-        <w:rPr>
-          <w:rFonts w:asciiTheme="majorHAnsi" w:hAnsiTheme="majorHAnsi" w:cstheme="majorHAnsi"/>
-          <w:sz w:val="24"/>
-          <w:szCs w:val="24"/>
-          <w:lang w:val="en-NZ"/>
-        </w:rPr>
-        <w:t>by the use of</w:t>
-      </w:r>
-      <w:proofErr w:type="gramEnd"/>
+      <w:r>
+        <w:rPr>
+          <w:rFonts w:asciiTheme="majorHAnsi" w:hAnsiTheme="majorHAnsi" w:cstheme="majorHAnsi"/>
+          <w:sz w:val="24"/>
+          <w:szCs w:val="24"/>
+          <w:lang w:val="en-NZ"/>
+        </w:rPr>
+        <w:t>using</w:t>
+      </w:r>
       <w:r>
         <w:rPr>
           <w:rFonts w:asciiTheme="majorHAnsi" w:hAnsiTheme="majorHAnsi" w:cstheme="majorHAnsi"/>
@@ -3091,17 +3069,15 @@
         </w:rPr>
         <w:t xml:space="preserve">The final dataset comes from unstructured interviews performed to a sample of the students and of the teaching staff. Both interviews focused on gathering information about how participants saw collaboration as part of the development of the course. How do </w:t>
       </w:r>
-      <w:proofErr w:type="spellStart"/>
-      <w:r>
-        <w:rPr>
-          <w:rFonts w:asciiTheme="majorHAnsi" w:hAnsiTheme="majorHAnsi" w:cstheme="majorHAnsi"/>
-          <w:sz w:val="24"/>
-          <w:szCs w:val="24"/>
-          <w:lang w:val="en-NZ"/>
-        </w:rPr>
-        <w:t>the</w:t>
-      </w:r>
-      <w:proofErr w:type="spellEnd"/>
+      <w:r>
+        <w:rPr>
+          <w:rFonts w:asciiTheme="majorHAnsi" w:hAnsiTheme="majorHAnsi" w:cstheme="majorHAnsi"/>
+          <w:sz w:val="24"/>
+          <w:szCs w:val="24"/>
+          <w:lang w:val="en-NZ"/>
+        </w:rPr>
+        <w:t>they</w:t>
+      </w:r>
       <w:r>
         <w:rPr>
           <w:rFonts w:asciiTheme="majorHAnsi" w:hAnsiTheme="majorHAnsi" w:cstheme="majorHAnsi"/>
@@ -3506,17 +3482,15 @@
         </w:rPr>
         <w:t xml:space="preserve">The very first session of the semester set-up the tone and flow for all the other session, which followed </w:t>
       </w:r>
-      <w:proofErr w:type="gramStart"/>
-      <w:r>
-        <w:rPr>
-          <w:rFonts w:asciiTheme="majorHAnsi" w:hAnsiTheme="majorHAnsi" w:cstheme="majorHAnsi"/>
-          <w:sz w:val="24"/>
-          <w:szCs w:val="24"/>
-          <w:lang w:val="en-NZ"/>
-        </w:rPr>
-        <w:t>more or less the</w:t>
-      </w:r>
-      <w:proofErr w:type="gramEnd"/>
+      <w:r>
+        <w:rPr>
+          <w:rFonts w:asciiTheme="majorHAnsi" w:hAnsiTheme="majorHAnsi" w:cstheme="majorHAnsi"/>
+          <w:sz w:val="24"/>
+          <w:szCs w:val="24"/>
+          <w:lang w:val="en-NZ"/>
+        </w:rPr>
+        <w:t>the</w:t>
+      </w:r>
       <w:r>
         <w:rPr>
           <w:rFonts w:asciiTheme="majorHAnsi" w:hAnsiTheme="majorHAnsi" w:cstheme="majorHAnsi"/>
@@ -3589,17 +3563,15 @@
         </w:rPr>
         <w:t xml:space="preserve"> a </w:t>
       </w:r>
-      <w:proofErr w:type="spellStart"/>
-      <w:r>
-        <w:rPr>
-          <w:rFonts w:asciiTheme="majorHAnsi" w:hAnsiTheme="majorHAnsi" w:cstheme="majorHAnsi"/>
-          <w:sz w:val="24"/>
-          <w:szCs w:val="24"/>
-          <w:lang w:val="en-NZ"/>
-        </w:rPr>
-        <w:t>karakia</w:t>
-      </w:r>
-      <w:proofErr w:type="spellEnd"/>
+      <w:r>
+        <w:rPr>
+          <w:rFonts w:asciiTheme="majorHAnsi" w:hAnsiTheme="majorHAnsi" w:cstheme="majorHAnsi"/>
+          <w:sz w:val="24"/>
+          <w:szCs w:val="24"/>
+          <w:lang w:val="en-NZ"/>
+        </w:rPr>
+        <w:t>Karakia</w:t>
+      </w:r>
       <w:r>
         <w:rPr>
           <w:rFonts w:asciiTheme="majorHAnsi" w:hAnsiTheme="majorHAnsi" w:cstheme="majorHAnsi"/>
@@ -3625,27 +3597,7 @@
           <w:szCs w:val="24"/>
           <w:lang w:val="en-NZ"/>
         </w:rPr>
-        <w:t xml:space="preserve">, which Table 1 shows in its </w:t>
-      </w:r>
-      <w:proofErr w:type="spellStart"/>
-      <w:r>
-        <w:rPr>
-          <w:rFonts w:asciiTheme="majorHAnsi" w:hAnsiTheme="majorHAnsi" w:cstheme="majorHAnsi"/>
-          <w:sz w:val="24"/>
-          <w:szCs w:val="24"/>
-          <w:lang w:val="en-NZ"/>
-        </w:rPr>
-        <w:t>Te</w:t>
-      </w:r>
-      <w:proofErr w:type="spellEnd"/>
-      <w:r>
-        <w:rPr>
-          <w:rFonts w:asciiTheme="majorHAnsi" w:hAnsiTheme="majorHAnsi" w:cstheme="majorHAnsi"/>
-          <w:sz w:val="24"/>
-          <w:szCs w:val="24"/>
-          <w:lang w:val="en-NZ"/>
-        </w:rPr>
-        <w:t xml:space="preserve"> Reo and English versions.</w:t>
+        <w:t>, which Table 1 shows in its Te Reo and English versions.</w:t>
       </w:r>
     </w:p>
     <w:p>
@@ -3730,7 +3682,6 @@
                 <w:lang w:val="en-NZ"/>
               </w:rPr>
             </w:pPr>
-            <w:proofErr w:type="spellStart"/>
             <w:r>
               <w:rPr>
                 <w:rFonts w:asciiTheme="majorHAnsi" w:hAnsiTheme="majorHAnsi" w:cstheme="majorHAnsi"/>
@@ -3738,17 +3689,7 @@
                 <w:szCs w:val="24"/>
                 <w:lang w:val="en-NZ"/>
               </w:rPr>
-              <w:t>Te</w:t>
-            </w:r>
-            <w:proofErr w:type="spellEnd"/>
-            <w:r>
-              <w:rPr>
-                <w:rFonts w:asciiTheme="majorHAnsi" w:hAnsiTheme="majorHAnsi" w:cstheme="majorHAnsi"/>
-                <w:sz w:val="24"/>
-                <w:szCs w:val="24"/>
-                <w:lang w:val="en-NZ"/>
-              </w:rPr>
-              <w:t xml:space="preserve"> Reo</w:t>
+              <w:t>Te Reo</w:t>
             </w:r>
           </w:p>
         </w:tc>
@@ -3825,27 +3766,7 @@
                 <w:szCs w:val="24"/>
                 <w:lang w:val="en-NZ"/>
               </w:rPr>
-              <w:t xml:space="preserve">Mauri </w:t>
-            </w:r>
-            <w:proofErr w:type="spellStart"/>
-            <w:r>
-              <w:rPr>
-                <w:rFonts w:asciiTheme="majorHAnsi" w:hAnsiTheme="majorHAnsi" w:cstheme="majorHAnsi"/>
-                <w:sz w:val="24"/>
-                <w:szCs w:val="24"/>
-                <w:lang w:val="en-NZ"/>
-              </w:rPr>
-              <w:t>tū</w:t>
-            </w:r>
-            <w:proofErr w:type="spellEnd"/>
-            <w:r>
-              <w:rPr>
-                <w:rFonts w:asciiTheme="majorHAnsi" w:hAnsiTheme="majorHAnsi" w:cstheme="majorHAnsi"/>
-                <w:sz w:val="24"/>
-                <w:szCs w:val="24"/>
-                <w:lang w:val="en-NZ"/>
-              </w:rPr>
-              <w:t>.</w:t>
+              <w:t>Mauri tū.</w:t>
             </w:r>
           </w:p>
           <w:p>
@@ -3865,27 +3786,7 @@
                 <w:szCs w:val="24"/>
                 <w:lang w:val="en-NZ"/>
               </w:rPr>
-              <w:t xml:space="preserve">Mauri ora ki a </w:t>
-            </w:r>
-            <w:proofErr w:type="spellStart"/>
-            <w:r>
-              <w:rPr>
-                <w:rFonts w:asciiTheme="majorHAnsi" w:hAnsiTheme="majorHAnsi" w:cstheme="majorHAnsi"/>
-                <w:sz w:val="24"/>
-                <w:szCs w:val="24"/>
-                <w:lang w:val="en-NZ"/>
-              </w:rPr>
-              <w:t>tātou</w:t>
-            </w:r>
-            <w:proofErr w:type="spellEnd"/>
-            <w:r>
-              <w:rPr>
-                <w:rFonts w:asciiTheme="majorHAnsi" w:hAnsiTheme="majorHAnsi" w:cstheme="majorHAnsi"/>
-                <w:sz w:val="24"/>
-                <w:szCs w:val="24"/>
-                <w:lang w:val="en-NZ"/>
-              </w:rPr>
-              <w:t>.</w:t>
+              <w:t>Mauri ora ki a tātou.</w:t>
             </w:r>
           </w:p>
           <w:p>
@@ -3895,7 +3796,7 @@
                 <w:rFonts w:asciiTheme="majorHAnsi" w:hAnsiTheme="majorHAnsi" w:cstheme="majorHAnsi"/>
                 <w:sz w:val="24"/>
                 <w:szCs w:val="24"/>
-                <w:lang w:val="en-NZ"/>
+                <w:lang w:val="es-CO"/>
               </w:rPr>
             </w:pPr>
             <w:proofErr w:type="spellStart"/>
@@ -3904,7 +3805,7 @@
                 <w:rFonts w:asciiTheme="majorHAnsi" w:hAnsiTheme="majorHAnsi" w:cstheme="majorHAnsi"/>
                 <w:sz w:val="24"/>
                 <w:szCs w:val="24"/>
-                <w:lang w:val="en-NZ"/>
+                <w:lang w:val="es-CO"/>
               </w:rPr>
               <w:t>Haumi</w:t>
             </w:r>
@@ -3914,7 +3815,7 @@
                 <w:rFonts w:asciiTheme="majorHAnsi" w:hAnsiTheme="majorHAnsi" w:cstheme="majorHAnsi"/>
                 <w:sz w:val="24"/>
                 <w:szCs w:val="24"/>
-                <w:lang w:val="en-NZ"/>
+                <w:lang w:val="es-CO"/>
               </w:rPr>
               <w:t xml:space="preserve"> e, Hui e! </w:t>
             </w:r>
@@ -3924,7 +3825,7 @@
                 <w:rFonts w:asciiTheme="majorHAnsi" w:hAnsiTheme="majorHAnsi" w:cstheme="majorHAnsi"/>
                 <w:sz w:val="24"/>
                 <w:szCs w:val="24"/>
-                <w:lang w:val="en-NZ"/>
+                <w:lang w:val="es-CO"/>
               </w:rPr>
               <w:t>Tāiki</w:t>
             </w:r>
@@ -3934,7 +3835,7 @@
                 <w:rFonts w:asciiTheme="majorHAnsi" w:hAnsiTheme="majorHAnsi" w:cstheme="majorHAnsi"/>
                 <w:sz w:val="24"/>
                 <w:szCs w:val="24"/>
-                <w:lang w:val="en-NZ"/>
+                <w:lang w:val="es-CO"/>
               </w:rPr>
               <w:t xml:space="preserve"> e!</w:t>
             </w:r>
@@ -4003,27 +3904,7 @@
                 <w:szCs w:val="24"/>
                 <w:lang w:val="en-NZ"/>
               </w:rPr>
-              <w:t xml:space="preserve">Life force </w:t>
-            </w:r>
-            <w:proofErr w:type="gramStart"/>
-            <w:r>
-              <w:rPr>
-                <w:rFonts w:asciiTheme="majorHAnsi" w:hAnsiTheme="majorHAnsi" w:cstheme="majorHAnsi"/>
-                <w:sz w:val="24"/>
-                <w:szCs w:val="24"/>
-                <w:lang w:val="en-NZ"/>
-              </w:rPr>
-              <w:t>stand</w:t>
-            </w:r>
-            <w:proofErr w:type="gramEnd"/>
-            <w:r>
-              <w:rPr>
-                <w:rFonts w:asciiTheme="majorHAnsi" w:hAnsiTheme="majorHAnsi" w:cstheme="majorHAnsi"/>
-                <w:sz w:val="24"/>
-                <w:szCs w:val="24"/>
-                <w:lang w:val="en-NZ"/>
-              </w:rPr>
-              <w:t xml:space="preserve"> tall.</w:t>
+              <w:t>Life force stand tall.</w:t>
             </w:r>
           </w:p>
           <w:p>
@@ -4044,27 +3925,7 @@
                 <w:szCs w:val="24"/>
                 <w:lang w:val="en-NZ"/>
               </w:rPr>
-              <w:t xml:space="preserve">Life </w:t>
-            </w:r>
-            <w:proofErr w:type="gramStart"/>
-            <w:r>
-              <w:rPr>
-                <w:rFonts w:asciiTheme="majorHAnsi" w:hAnsiTheme="majorHAnsi" w:cstheme="majorHAnsi"/>
-                <w:sz w:val="24"/>
-                <w:szCs w:val="24"/>
-                <w:lang w:val="en-NZ"/>
-              </w:rPr>
-              <w:t>force</w:t>
-            </w:r>
-            <w:proofErr w:type="gramEnd"/>
-            <w:r>
-              <w:rPr>
-                <w:rFonts w:asciiTheme="majorHAnsi" w:hAnsiTheme="majorHAnsi" w:cstheme="majorHAnsi"/>
-                <w:sz w:val="24"/>
-                <w:szCs w:val="24"/>
-                <w:lang w:val="en-NZ"/>
-              </w:rPr>
-              <w:t xml:space="preserve"> all wellness, good health for all.</w:t>
+              <w:t>Life force all wellness, good health for all.</w:t>
             </w:r>
           </w:p>
           <w:p>
@@ -4078,7 +3939,6 @@
                 <w:lang w:val="en-NZ"/>
               </w:rPr>
             </w:pPr>
-            <w:proofErr w:type="gramStart"/>
             <w:r>
               <w:rPr>
                 <w:rFonts w:asciiTheme="majorHAnsi" w:hAnsiTheme="majorHAnsi" w:cstheme="majorHAnsi"/>
@@ -4086,17 +3946,7 @@
                 <w:szCs w:val="24"/>
                 <w:lang w:val="en-NZ"/>
               </w:rPr>
-              <w:t>Join together</w:t>
-            </w:r>
-            <w:proofErr w:type="gramEnd"/>
-            <w:r>
-              <w:rPr>
-                <w:rFonts w:asciiTheme="majorHAnsi" w:hAnsiTheme="majorHAnsi" w:cstheme="majorHAnsi"/>
-                <w:sz w:val="24"/>
-                <w:szCs w:val="24"/>
-                <w:lang w:val="en-NZ"/>
-              </w:rPr>
-              <w:t>, unite, the group is ready to progress for the purpose of coming together.</w:t>
+              <w:t>Join together, unite, the group is ready to progress for the purpose of coming together.</w:t>
             </w:r>
           </w:p>
         </w:tc>
@@ -4130,17 +3980,15 @@
         </w:rPr>
         <w:t xml:space="preserve">Although a simple detail and a bit detached from the overall objectives of the observations, the </w:t>
       </w:r>
-      <w:proofErr w:type="spellStart"/>
-      <w:r>
-        <w:rPr>
-          <w:rFonts w:asciiTheme="majorHAnsi" w:hAnsiTheme="majorHAnsi" w:cstheme="majorHAnsi"/>
-          <w:sz w:val="24"/>
-          <w:szCs w:val="24"/>
-          <w:lang w:val="en-NZ"/>
-        </w:rPr>
-        <w:t>karakia</w:t>
-      </w:r>
-      <w:proofErr w:type="spellEnd"/>
+      <w:r>
+        <w:rPr>
+          <w:rFonts w:asciiTheme="majorHAnsi" w:hAnsiTheme="majorHAnsi" w:cstheme="majorHAnsi"/>
+          <w:sz w:val="24"/>
+          <w:szCs w:val="24"/>
+          <w:lang w:val="en-NZ"/>
+        </w:rPr>
+        <w:t>Karakia</w:t>
+      </w:r>
       <w:r>
         <w:rPr>
           <w:rFonts w:asciiTheme="majorHAnsi" w:hAnsiTheme="majorHAnsi" w:cstheme="majorHAnsi"/>
@@ -4167,8 +4015,17 @@
           <w:szCs w:val="24"/>
           <w:lang w:val="en-NZ"/>
         </w:rPr>
+        <w:t xml:space="preserve">It was also interesting, and a very telling, detail that the first discussion during the introductory session was on tips and recommendations about how to handle the stress of </w:t>
+      </w:r>
+      <w:r>
+        <w:rPr>
+          <w:rFonts w:asciiTheme="majorHAnsi" w:hAnsiTheme="majorHAnsi" w:cstheme="majorHAnsi"/>
+          <w:sz w:val="24"/>
+          <w:szCs w:val="24"/>
+          <w:lang w:val="en-NZ"/>
+        </w:rPr>
         <w:lastRenderedPageBreak/>
-        <w:t>It was also interesting, and a very telling, detail that the first discussion during the introductory session was on tips and recommendations about how to handle the stress of the course. Industry Project is designed to be a complex course, that complexity is what allows the students to gain experience in a project close to what is found on the industry, but it also causes a lot of friction when the students are trying to manage all the academical requirements of the course.</w:t>
+        <w:t>the course. Industry Project is designed to be a complex course, that complexity is what allows the students to gain experience in a project close to what is found on the industry, but it also causes a lot of friction when the students are trying to manage all the academical requirements of the course.</w:t>
       </w:r>
     </w:p>
     <w:p>
@@ -4430,37 +4287,33 @@
         </w:rPr>
         <w:t xml:space="preserve">The third theme of the discussion was the issue of group assignation, a completely administrative tasks, but by far the </w:t>
       </w:r>
-      <w:proofErr w:type="gramStart"/>
-      <w:r>
-        <w:rPr>
-          <w:rFonts w:asciiTheme="majorHAnsi" w:hAnsiTheme="majorHAnsi" w:cstheme="majorHAnsi"/>
-          <w:sz w:val="24"/>
-          <w:szCs w:val="24"/>
-          <w:lang w:val="en-NZ"/>
-        </w:rPr>
-        <w:t>main focus</w:t>
-      </w:r>
-      <w:proofErr w:type="gramEnd"/>
-      <w:r>
-        <w:rPr>
-          <w:rFonts w:asciiTheme="majorHAnsi" w:hAnsiTheme="majorHAnsi" w:cstheme="majorHAnsi"/>
-          <w:sz w:val="24"/>
-          <w:szCs w:val="24"/>
-          <w:lang w:val="en-NZ"/>
-        </w:rPr>
-        <w:t xml:space="preserve"> of the first session, at least form the point of view of the students. Groups were pre-sorted and distribution communicated to the students at the beginning of the week, which led to the students scrambling around the room searching for members </w:t>
-      </w:r>
-      <w:proofErr w:type="spellStart"/>
-      <w:r>
-        <w:rPr>
-          <w:rFonts w:asciiTheme="majorHAnsi" w:hAnsiTheme="majorHAnsi" w:cstheme="majorHAnsi"/>
-          <w:sz w:val="24"/>
-          <w:szCs w:val="24"/>
-          <w:lang w:val="en-NZ"/>
-        </w:rPr>
-        <w:t>o</w:t>
-      </w:r>
-      <w:proofErr w:type="spellEnd"/>
+      <w:r>
+        <w:rPr>
+          <w:rFonts w:asciiTheme="majorHAnsi" w:hAnsiTheme="majorHAnsi" w:cstheme="majorHAnsi"/>
+          <w:sz w:val="24"/>
+          <w:szCs w:val="24"/>
+          <w:lang w:val="en-NZ"/>
+        </w:rPr>
+        <w:t>focus</w:t>
+      </w:r>
+      <w:r>
+        <w:rPr>
+          <w:rFonts w:asciiTheme="majorHAnsi" w:hAnsiTheme="majorHAnsi" w:cstheme="majorHAnsi"/>
+          <w:sz w:val="24"/>
+          <w:szCs w:val="24"/>
+          <w:lang w:val="en-NZ"/>
+        </w:rPr>
+        <w:t xml:space="preserve"> of the first session, at least form the point of view of the students. Groups were pre-sorted and distribution communicated to the students at the beginning of the week, which led to the students scrambling around the room searching for members o</w:t>
+      </w:r>
+      <w:r>
+        <w:rPr>
+          <w:rFonts w:asciiTheme="majorHAnsi" w:hAnsiTheme="majorHAnsi" w:cstheme="majorHAnsi"/>
+          <w:sz w:val="24"/>
+          <w:szCs w:val="24"/>
+          <w:lang w:val="en-NZ"/>
+        </w:rPr>
+        <w:t>f</w:t>
+      </w:r>
       <w:r>
         <w:rPr>
           <w:rFonts w:asciiTheme="majorHAnsi" w:hAnsiTheme="majorHAnsi" w:cstheme="majorHAnsi"/>
@@ -4487,8 +4340,17 @@
           <w:szCs w:val="24"/>
           <w:lang w:val="en-NZ"/>
         </w:rPr>
+        <w:t xml:space="preserve">The different groups of students are often dived in three tracks, depending on the amount of the students in each semester. Tracks A and B move through the semester at a normal </w:t>
+      </w:r>
+      <w:r>
+        <w:rPr>
+          <w:rFonts w:asciiTheme="majorHAnsi" w:hAnsiTheme="majorHAnsi" w:cstheme="majorHAnsi"/>
+          <w:sz w:val="24"/>
+          <w:szCs w:val="24"/>
+          <w:lang w:val="en-NZ"/>
+        </w:rPr>
         <w:lastRenderedPageBreak/>
-        <w:t>The different groups of students are often dived in three tracks, depending on the amount of the students in each semester. Tracks A and B move through the semester at a normal pace, with track A doing the activities of semester 1 and track B doing the activities of semester 2. At the end of the semester, the groups at track A move to track B and new students enter track A. The fast track does all the activities of semester 1 and 2 in only one semester, with a more condensed timeframe for deliveries and a shorter scope project. The main purpose of this format is to move a lot of students through the course quickly each semester.</w:t>
+        <w:t>pace, with track A doing the activities of semester 1 and track B doing the activities of semester 2. At the end of the semester, the groups at track A move to track B and new students enter track A. The fast track does all the activities of semester 1 and 2 in only one semester, with a more condensed timeframe for deliveries and a shorter scope project. The main purpose of this format is to move a lot of students through the course quickly each semester.</w:t>
       </w:r>
     </w:p>
     <w:p>
@@ -4662,8 +4524,19 @@
           <w:szCs w:val="24"/>
           <w:lang w:val="en-NZ"/>
         </w:rPr>
-        <w:t xml:space="preserve">With this configuration the groups were forced to share the work of the architectural engineers and propose their own twists and takes on the common ideas present in the classroom. In the same was, one construction manager often had to coordinate the activities of at least two different groups. Intentional or not, this situation required a lot of effort to coordinate the different roles in one group, and a disciplined flow of information from the architectural engineers all the way to the construction engineers and the quantity </w:t>
-      </w:r>
+        <w:t>With this configuration the groups were forced to share the work of the architectural engineers and propose their own twists and takes on the common ideas present in the classroom. In the same was, one construction manager often had to coordinate the activities of at least two different groups. Intentional or not, this situation required a lot of effort to coordinate the different roles in one group, and a disciplined flow of information from the architectural engineers all the way to the construction engineers and the quantity surveyors. The situation matched perfectly with the learning objectives of the course, albeit introducing a lot of administrative hurdles for the teaching staff.</w:t>
+      </w:r>
+    </w:p>
+    <w:p>
+      <w:pPr>
+        <w:pStyle w:val="Ttulo3"/>
+        <w:rPr>
+          <w:rFonts w:asciiTheme="majorHAnsi" w:hAnsiTheme="majorHAnsi" w:cstheme="majorHAnsi"/>
+          <w:sz w:val="24"/>
+          <w:szCs w:val="24"/>
+          <w:lang w:val="en-NZ"/>
+        </w:rPr>
+      </w:pPr>
       <w:r>
         <w:rPr>
           <w:rFonts w:asciiTheme="majorHAnsi" w:hAnsiTheme="majorHAnsi" w:cstheme="majorHAnsi"/>
@@ -4672,153 +4545,1227 @@
           <w:lang w:val="en-NZ"/>
         </w:rPr>
         <w:lastRenderedPageBreak/>
-        <w:t>surveyors. The situation matched perfectly with the learning objectives of the course, albeit introducing a lot of administrative hurdles for the teaching staff.</w:t>
+        <w:t>6.4.1.1 First Bonding Exercise</w:t>
+      </w:r>
+    </w:p>
+    <w:p>
+      <w:pPr>
+        <w:rPr>
+          <w:lang w:val="en-NZ"/>
+        </w:rPr>
+      </w:pPr>
+      <w:r>
+        <w:rPr>
+          <w:lang w:val="en-NZ"/>
+        </w:rPr>
+        <w:t>After most of the students found their group, the rest of the time was used for what could be considered the first workshop activity of the semester. As with the introduction to the session, the main purpose of the workshop was to set the tone of the activities needed for the course and to create the correct mindset in the students about the requirements of the project. The activity was also used as a way for each member of a group to introduce themselves to the others.</w:t>
+      </w:r>
+    </w:p>
+    <w:p>
+      <w:pPr>
+        <w:rPr>
+          <w:lang w:val="en-NZ"/>
+        </w:rPr>
+      </w:pPr>
+      <w:r>
+        <w:rPr>
+          <w:lang w:val="en-NZ"/>
+        </w:rPr>
+        <w:t>The exercise itself was a simple discussion about the steps needed to bake a cake. The purpose was to create a debate in the group about quantity vs quality in the development of the project and about procuring the proper ingredients for the chosen approach. The reflexion was that such a discussion must take place at the beginning of their project, and highlights the main activities that the group will be working on for during the execution of the project:</w:t>
+      </w:r>
+    </w:p>
+    <w:p>
+      <w:pPr>
+        <w:pStyle w:val="Prrafodelista"/>
+        <w:numPr>
+          <w:ilvl w:val="0"/>
+          <w:numId w:val="12"/>
+        </w:numPr>
+        <w:rPr>
+          <w:lang w:val="en-NZ"/>
+        </w:rPr>
+      </w:pPr>
+      <w:r>
+        <w:rPr>
+          <w:lang w:val="en-NZ"/>
+        </w:rPr>
+        <w:t>Identify possible option to solve a problem.</w:t>
+      </w:r>
+    </w:p>
+    <w:p>
+      <w:pPr>
+        <w:pStyle w:val="Prrafodelista"/>
+        <w:numPr>
+          <w:ilvl w:val="0"/>
+          <w:numId w:val="12"/>
+        </w:numPr>
+        <w:rPr>
+          <w:lang w:val="en-NZ"/>
+        </w:rPr>
+      </w:pPr>
+      <w:r>
+        <w:rPr>
+          <w:lang w:val="en-NZ"/>
+        </w:rPr>
+        <w:t>Discuss with the group all option and pick one.</w:t>
+      </w:r>
+    </w:p>
+    <w:p>
+      <w:pPr>
+        <w:pStyle w:val="Prrafodelista"/>
+        <w:numPr>
+          <w:ilvl w:val="0"/>
+          <w:numId w:val="12"/>
+        </w:numPr>
+        <w:rPr>
+          <w:lang w:val="en-NZ"/>
+        </w:rPr>
+      </w:pPr>
+      <w:r>
+        <w:rPr>
+          <w:lang w:val="en-NZ"/>
+        </w:rPr>
+        <w:t>Work on the individual deliveries of the project based on the option selected.</w:t>
+      </w:r>
+    </w:p>
+    <w:p>
+      <w:pPr>
+        <w:pStyle w:val="Prrafodelista"/>
+        <w:numPr>
+          <w:ilvl w:val="0"/>
+          <w:numId w:val="12"/>
+        </w:numPr>
+        <w:rPr>
+          <w:lang w:val="en-NZ"/>
+        </w:rPr>
+      </w:pPr>
+      <w:r>
+        <w:rPr>
+          <w:lang w:val="en-NZ"/>
+        </w:rPr>
+        <w:t>Communicate to the client the reasons behind the decision and the results of the work done.</w:t>
+      </w:r>
+    </w:p>
+    <w:p>
+      <w:pPr>
+        <w:rPr>
+          <w:lang w:val="en-NZ"/>
+        </w:rPr>
+      </w:pPr>
+      <w:r>
+        <w:rPr>
+          <w:lang w:val="en-NZ"/>
+        </w:rPr>
+        <w:t>Besides the intended objective of the activity, it was possible to observe how different students approached that first contact with their group. The most prevalent an</w:t>
+      </w:r>
+      <w:r>
+        <w:rPr>
+          <w:lang w:val="en-NZ"/>
+        </w:rPr>
+        <w:t>d</w:t>
+      </w:r>
+      <w:r>
+        <w:rPr>
+          <w:lang w:val="en-NZ"/>
+        </w:rPr>
+        <w:t xml:space="preserve"> interesting behaviours were easier to observe in the exercise that followed the cake discussion</w:t>
+      </w:r>
+      <w:r>
+        <w:rPr>
+          <w:lang w:val="en-NZ"/>
+        </w:rPr>
+        <w:t>, a free conversation among the group about the project and about formulating a first draft of what could be the value proposal of the group to the project, an element that became important for the final assessment for each group.</w:t>
+      </w:r>
+    </w:p>
+    <w:p>
+      <w:pPr>
+        <w:rPr>
+          <w:lang w:val="en-NZ"/>
+        </w:rPr>
+      </w:pPr>
+      <w:r>
+        <w:rPr>
+          <w:lang w:val="en-NZ"/>
+        </w:rPr>
+        <w:t>Team A will be a good example of what was observed during this first two activities, and along the description of other teams in future sections, a good point of view to easily describe most of the activities observed in the course.</w:t>
+      </w:r>
+    </w:p>
+    <w:p>
+      <w:pPr>
+        <w:rPr>
+          <w:lang w:val="en-NZ"/>
+        </w:rPr>
+      </w:pPr>
+      <w:r>
+        <w:rPr>
+          <w:lang w:val="en-NZ"/>
+        </w:rPr>
+        <w:t>Team A was mostly complete, all roles were present in the discussion except for one of the QS, who apparently had been in contact with another member of the group but had not been able to assist to the session. This made Team A one of the most complete in the classroom.</w:t>
+      </w:r>
+    </w:p>
+    <w:p>
+      <w:pPr>
+        <w:rPr>
+          <w:lang w:val="en-NZ"/>
+        </w:rPr>
+      </w:pPr>
+      <w:r>
+        <w:rPr>
+          <w:lang w:val="en-NZ"/>
+        </w:rPr>
+        <w:t>For most of the students, this was the first time meeting each other, so their first conversation was not related at all to the activity, but focused on presentations, interchanging names, their current program (which was related to their role) and contact information, mostly phone numbers for contact through WhatsApp, though It was observed in other groups that people were also interchanging data through other mediums like Instagram or Facebook. It was also noticed that in Team A at least two of the students did not interchanged information with anyone.</w:t>
+      </w:r>
+    </w:p>
+    <w:p>
+      <w:pPr>
+        <w:rPr>
+          <w:lang w:val="en-NZ"/>
+        </w:rPr>
+      </w:pPr>
+      <w:r>
+        <w:rPr>
+          <w:lang w:val="en-NZ"/>
+        </w:rPr>
+        <w:t>After the presentation the discussion shyly came back to the proposed activity</w:t>
+      </w:r>
+      <w:r>
+        <w:rPr>
+          <w:lang w:val="en-NZ"/>
+        </w:rPr>
+        <w:t>. The group was almost entirely dominated by one single student voicing questions and prompting responses from the others, followed by the same two teammates with minimal participation from the rest of the group.</w:t>
+      </w:r>
+    </w:p>
+    <w:p>
+      <w:pPr>
+        <w:rPr>
+          <w:lang w:val="en-NZ"/>
+        </w:rPr>
+      </w:pPr>
+      <w:r>
+        <w:rPr>
+          <w:lang w:val="en-NZ"/>
+        </w:rPr>
+        <w:lastRenderedPageBreak/>
+        <w:t>Although the purpose of the activity was to identify and probably formulate the main value proposition of the group, that is, a rough idea of how the group will distinguish their proposal from the rest, the discussion taking place centred more on trying to understand the premise of the project itself, trying to understand what they were supposed to be doing as a group, and for most of them, what was supposed to be the purpose of their role. The students were more interested in identifying as fast as possible what were their immediate responsibility and what was the work to be done, but they were having problems identifying that.</w:t>
+      </w:r>
+    </w:p>
+    <w:p>
+      <w:pPr>
+        <w:rPr>
+          <w:lang w:val="en-NZ"/>
+        </w:rPr>
+      </w:pPr>
+      <w:r>
+        <w:rPr>
+          <w:lang w:val="en-NZ"/>
+        </w:rPr>
+        <w:t xml:space="preserve">Team A positioned themselves in the room far away from the whiteboard. It was possible to observe that those groups closer to the lecturers engaged more in the proposed discussion about the value proposition, with constant interventions, questions and feedback from the lecturers. Further away </w:t>
+      </w:r>
+      <w:r>
+        <w:rPr>
+          <w:lang w:val="en-NZ"/>
+        </w:rPr>
+        <w:t>groups</w:t>
+      </w:r>
+      <w:r>
+        <w:rPr>
+          <w:lang w:val="en-NZ"/>
+        </w:rPr>
+        <w:t>, like Team A, defaulted more to idle chat or</w:t>
+      </w:r>
+      <w:r>
+        <w:rPr>
+          <w:lang w:val="en-NZ"/>
+        </w:rPr>
+        <w:t xml:space="preserve"> to those discussions about the exact work needed for the course, which started to generate a lot of questions among the students.</w:t>
+      </w:r>
+    </w:p>
+    <w:p>
+      <w:pPr>
+        <w:rPr>
+          <w:lang w:val="en-NZ"/>
+        </w:rPr>
+      </w:pPr>
+      <w:r>
+        <w:rPr>
+          <w:lang w:val="en-NZ"/>
+        </w:rPr>
+        <w:t>The lecturers eventually started spreading around the room and talking with more groups, noticing the general doubts about where to find the concrete information of what were the deliverables of the course, and what were the exact responsibilities of each role. The general answer was that the project consisted in one proposal from the group that was communicated to the client through the individual deliveries of each member. It was also remarked that more details about the project would be discussed in the following sessions, and that all information about individual activities could be found in the LMS. The lecturers decided to keep approaching each group individually and engaging in different conversations about the project and the activity to convey this information, instead of addressing the whole room at the same time.</w:t>
+      </w:r>
+    </w:p>
+    <w:p>
+      <w:pPr>
+        <w:rPr>
+          <w:lang w:val="en-NZ"/>
+        </w:rPr>
+      </w:pPr>
+      <w:r>
+        <w:rPr>
+          <w:lang w:val="en-NZ"/>
+        </w:rPr>
+        <w:t>From the activities and observations gathered during that first session, it was already possible to generate a couple of ideas about the design of the course that could affect the development of WorkshopAR or be the source of interesting data:</w:t>
+      </w:r>
+    </w:p>
+    <w:p>
+      <w:pPr>
+        <w:pStyle w:val="Prrafodelista"/>
+        <w:numPr>
+          <w:ilvl w:val="0"/>
+          <w:numId w:val="13"/>
+        </w:numPr>
+        <w:rPr>
+          <w:lang w:val="en-NZ"/>
+        </w:rPr>
+      </w:pPr>
+      <w:r>
+        <w:rPr>
+          <w:lang w:val="en-NZ"/>
+        </w:rPr>
+        <w:t>Industry Project was a very complex course, with a lot of moving parts that had the potential of failing in succession. A lot of effort had to be put in just the management of the course.</w:t>
+      </w:r>
+    </w:p>
+    <w:p>
+      <w:pPr>
+        <w:pStyle w:val="Prrafodelista"/>
+        <w:numPr>
+          <w:ilvl w:val="0"/>
+          <w:numId w:val="13"/>
+        </w:numPr>
+        <w:rPr>
+          <w:lang w:val="en-NZ"/>
+        </w:rPr>
+      </w:pPr>
+      <w:r>
+        <w:rPr>
+          <w:lang w:val="en-NZ"/>
+        </w:rPr>
+        <w:t xml:space="preserve">As with any course, there were very engaged students </w:t>
+      </w:r>
+      <w:r>
+        <w:rPr>
+          <w:lang w:val="en-NZ"/>
+        </w:rPr>
+        <w:t>and</w:t>
+      </w:r>
+      <w:r>
+        <w:rPr>
+          <w:lang w:val="en-NZ"/>
+        </w:rPr>
+        <w:t xml:space="preserve"> many others that were having more problems stablishing themselves in. </w:t>
+      </w:r>
+      <w:r>
+        <w:rPr>
+          <w:lang w:val="en-NZ"/>
+        </w:rPr>
+        <w:t>Regrettably</w:t>
+      </w:r>
+      <w:r>
+        <w:rPr>
+          <w:lang w:val="en-NZ"/>
+        </w:rPr>
+        <w:t>, the complexity of the course</w:t>
+      </w:r>
+      <w:r>
+        <w:rPr>
+          <w:lang w:val="en-NZ"/>
+        </w:rPr>
+        <w:t xml:space="preserve"> was causing that lost or confused students had a difficult time catching up with the rest, and the course was demanding a lot of attention and engagement.</w:t>
+      </w:r>
+    </w:p>
+    <w:p>
+      <w:pPr>
+        <w:pStyle w:val="Prrafodelista"/>
+        <w:numPr>
+          <w:ilvl w:val="0"/>
+          <w:numId w:val="13"/>
+        </w:numPr>
+        <w:rPr>
+          <w:lang w:val="en-NZ"/>
+        </w:rPr>
+      </w:pPr>
+      <w:r>
+        <w:rPr>
+          <w:lang w:val="en-NZ"/>
+        </w:rPr>
+        <w:t>Information flow was crucial for the dynamics of the course, and it had to constantly flow from the lecturers to the students and was being somewhat lost or distorted in its way. The LMS was also failing in provide a clear consolidation of all the information for the students to easily find.</w:t>
       </w:r>
     </w:p>
     <w:p>
       <w:pPr>
         <w:pStyle w:val="Ttulo3"/>
         <w:rPr>
-          <w:rFonts w:asciiTheme="majorHAnsi" w:hAnsiTheme="majorHAnsi" w:cstheme="majorHAnsi"/>
-          <w:sz w:val="24"/>
-          <w:szCs w:val="24"/>
-          <w:lang w:val="en-NZ"/>
-        </w:rPr>
-      </w:pPr>
-      <w:r>
-        <w:rPr>
-          <w:rFonts w:asciiTheme="majorHAnsi" w:hAnsiTheme="majorHAnsi" w:cstheme="majorHAnsi"/>
-          <w:sz w:val="24"/>
-          <w:szCs w:val="24"/>
-          <w:lang w:val="en-NZ"/>
-        </w:rPr>
-        <w:t>6.4.1.1 First Bonding Exercise</w:t>
-      </w:r>
-    </w:p>
-    <w:p>
-      <w:pPr>
-        <w:rPr>
-          <w:rFonts w:asciiTheme="majorHAnsi" w:hAnsiTheme="majorHAnsi" w:cstheme="majorHAnsi"/>
-          <w:sz w:val="24"/>
-          <w:szCs w:val="24"/>
-          <w:lang w:val="en-NZ"/>
-        </w:rPr>
-      </w:pPr>
-    </w:p>
-    <w:p>
-      <w:pPr>
-        <w:rPr>
-          <w:rFonts w:asciiTheme="majorHAnsi" w:hAnsiTheme="majorHAnsi" w:cstheme="majorHAnsi"/>
-          <w:sz w:val="24"/>
-          <w:szCs w:val="24"/>
-          <w:lang w:val="en-NZ"/>
-        </w:rPr>
-      </w:pPr>
-    </w:p>
-    <w:p>
-      <w:pPr>
-        <w:rPr>
-          <w:rFonts w:asciiTheme="majorHAnsi" w:hAnsiTheme="majorHAnsi" w:cstheme="majorHAnsi"/>
-          <w:sz w:val="24"/>
-          <w:szCs w:val="24"/>
-          <w:lang w:val="en-NZ"/>
-        </w:rPr>
-      </w:pPr>
-      <w:r>
-        <w:rPr>
-          <w:rFonts w:asciiTheme="majorHAnsi" w:hAnsiTheme="majorHAnsi" w:cstheme="majorHAnsi"/>
-          <w:sz w:val="24"/>
-          <w:szCs w:val="24"/>
+          <w:sz w:val="22"/>
+          <w:szCs w:val="22"/>
+          <w:lang w:val="en-NZ"/>
+        </w:rPr>
+      </w:pPr>
+      <w:r>
+        <w:rPr>
+          <w:sz w:val="22"/>
+          <w:szCs w:val="22"/>
+          <w:lang w:val="en-NZ"/>
+        </w:rPr>
+        <w:t>6.4.1.2 QA Round Session</w:t>
+      </w:r>
+    </w:p>
+    <w:p>
+      <w:pPr>
+        <w:rPr>
+          <w:lang w:val="en-NZ"/>
+        </w:rPr>
+      </w:pPr>
+      <w:r>
+        <w:rPr>
+          <w:lang w:val="en-NZ"/>
+        </w:rPr>
+        <w:t xml:space="preserve">Expecting the initial reaction of confusion from almost all groups of students, the second session of the course used the workshop slot to create a QA session for the students, with the lecturers acting as the clients and providing information to each of the groups as if they were the consulting firm. Keeping up with the simulation as the main idea, but it quickly fell </w:t>
+      </w:r>
+      <w:r>
+        <w:rPr>
+          <w:lang w:val="en-NZ"/>
+        </w:rPr>
+        <w:lastRenderedPageBreak/>
+        <w:t>apart since most of the questions were related more to details about the deliveries and the marking criteria.</w:t>
+      </w:r>
+    </w:p>
+    <w:p>
+      <w:pPr>
+        <w:rPr>
+          <w:lang w:val="en-NZ"/>
+        </w:rPr>
+      </w:pPr>
+      <w:r>
+        <w:rPr>
+          <w:lang w:val="en-NZ"/>
+        </w:rPr>
+        <w:t xml:space="preserve">Figure 4 shows how the room was organized for the activity. This set-up is relevant because it was reused several times for the activities in the workshop slots. The QA session was repeated several more times in the future, although the </w:t>
+      </w:r>
+      <w:r>
+        <w:rPr>
+          <w:lang w:val="en-NZ"/>
+        </w:rPr>
+        <w:t>first</w:t>
+      </w:r>
+      <w:r>
+        <w:rPr>
+          <w:lang w:val="en-NZ"/>
+        </w:rPr>
+        <w:t xml:space="preserve"> one was the most organized one and the one that presented the most participation. In future versions of the </w:t>
+      </w:r>
+      <w:r>
+        <w:rPr>
+          <w:lang w:val="en-NZ"/>
+        </w:rPr>
+        <w:t>activity,</w:t>
+      </w:r>
+      <w:r>
+        <w:rPr>
+          <w:lang w:val="en-NZ"/>
+        </w:rPr>
+        <w:t xml:space="preserve"> it was used mostly to quickly convey information about the project</w:t>
+      </w:r>
+      <w:r>
+        <w:rPr>
+          <w:lang w:val="en-NZ"/>
+        </w:rPr>
+        <w:t xml:space="preserve"> to all roles, answer common misunderstandings and, what became quite common, venting complains and frustrations to the lecturers about the groups and the lack of progress of someone.</w:t>
+      </w:r>
+    </w:p>
+    <w:p>
+      <w:pPr>
+        <w:keepNext/>
+        <w:jc w:val="center"/>
+        <w:rPr>
+          <w:lang w:val="en-NZ"/>
+        </w:rPr>
+      </w:pPr>
+      <w:r>
+        <w:rPr>
+          <w:noProof/>
+          <w:lang w:val="en-NZ"/>
+        </w:rPr>
+        <w:drawing>
+          <wp:inline distT="0" distB="0" distL="0" distR="0" wp14:anchorId="5F9E2F55" wp14:editId="4DB3D773">
+            <wp:extent cx="5733415" cy="2827020"/>
+            <wp:effectExtent l="0" t="0" r="635" b="0"/>
+            <wp:docPr id="1615459488" name="Imagen 1"/>
+            <wp:cNvGraphicFramePr>
+              <a:graphicFrameLocks xmlns:a="http://schemas.openxmlformats.org/drawingml/2006/main" noChangeAspect="1"/>
+            </wp:cNvGraphicFramePr>
+            <a:graphic xmlns:a="http://schemas.openxmlformats.org/drawingml/2006/main">
+              <a:graphicData uri="http://schemas.openxmlformats.org/drawingml/2006/picture">
+                <pic:pic xmlns:pic="http://schemas.openxmlformats.org/drawingml/2006/picture">
+                  <pic:nvPicPr>
+                    <pic:cNvPr id="0" name="Picture 1"/>
+                    <pic:cNvPicPr>
+                      <a:picLocks noChangeAspect="1" noChangeArrowheads="1"/>
+                    </pic:cNvPicPr>
+                  </pic:nvPicPr>
+                  <pic:blipFill>
+                    <a:blip r:embed="rId8">
+                      <a:extLst>
+                        <a:ext uri="{28A0092B-C50C-407E-A947-70E740481C1C}">
+                          <a14:useLocalDpi xmlns:a14="http://schemas.microsoft.com/office/drawing/2010/main" val="0"/>
+                        </a:ext>
+                      </a:extLst>
+                    </a:blip>
+                    <a:srcRect/>
+                    <a:stretch>
+                      <a:fillRect/>
+                    </a:stretch>
+                  </pic:blipFill>
+                  <pic:spPr bwMode="auto">
+                    <a:xfrm>
+                      <a:off x="0" y="0"/>
+                      <a:ext cx="5733415" cy="2827020"/>
+                    </a:xfrm>
+                    <a:prstGeom prst="rect">
+                      <a:avLst/>
+                    </a:prstGeom>
+                    <a:noFill/>
+                    <a:ln>
+                      <a:noFill/>
+                    </a:ln>
+                  </pic:spPr>
+                </pic:pic>
+              </a:graphicData>
+            </a:graphic>
+          </wp:inline>
+        </w:drawing>
+      </w:r>
+    </w:p>
+    <w:p>
+      <w:pPr>
+        <w:pStyle w:val="Descripcin"/>
+        <w:jc w:val="center"/>
+        <w:rPr>
+          <w:lang w:val="en-NZ"/>
+        </w:rPr>
+      </w:pPr>
+      <w:r>
+        <w:rPr>
+          <w:lang w:val="en-NZ"/>
+        </w:rPr>
+        <w:t xml:space="preserve">Figure </w:t>
+      </w:r>
+      <w:r>
+        <w:rPr>
+          <w:lang w:val="en-NZ"/>
+        </w:rPr>
+        <w:fldChar w:fldCharType="begin"/>
+      </w:r>
+      <w:r>
+        <w:rPr>
+          <w:lang w:val="en-NZ"/>
+        </w:rPr>
+        <w:instrText xml:space="preserve"> SEQ Figure \* ARABIC </w:instrText>
+      </w:r>
+      <w:r>
+        <w:rPr>
+          <w:lang w:val="en-NZ"/>
+        </w:rPr>
+        <w:fldChar w:fldCharType="separate"/>
+      </w:r>
+      <w:r>
+        <w:rPr>
+          <w:noProof/>
+          <w:lang w:val="en-NZ"/>
+        </w:rPr>
+        <w:t>4</w:t>
+      </w:r>
+      <w:r>
+        <w:rPr>
+          <w:lang w:val="en-NZ"/>
+        </w:rPr>
+        <w:fldChar w:fldCharType="end"/>
+      </w:r>
+      <w:r>
+        <w:rPr>
+          <w:lang w:val="en-NZ"/>
+        </w:rPr>
+        <w:t xml:space="preserve"> Distribution of roles during QA sessions</w:t>
+      </w:r>
+    </w:p>
+    <w:p>
+      <w:pPr>
+        <w:rPr>
+          <w:lang w:val="en-NZ"/>
+        </w:rPr>
+      </w:pPr>
+      <w:r>
+        <w:rPr>
+          <w:lang w:val="en-NZ"/>
+        </w:rPr>
+        <w:t>Two aspects of note about this configuration of the classroom. First, the centre-stage position of the AE. Since there were only three students in this role for track A, between five and six groups (an average of 15 to 20 students) depended on the work and decisions of one of the AE. The structure of the project also required for information about the architectural proposal and design to be the first element to be ready for the rest of the roles to be able to start working on their part of the project. Additionally, any question or change proposals had to flow back to the AE, of the to the CM, and the response had to come back the same way.</w:t>
+      </w:r>
+    </w:p>
+    <w:p>
+      <w:pPr>
+        <w:rPr>
+          <w:lang w:val="en-NZ"/>
+        </w:rPr>
+      </w:pPr>
+      <w:r>
+        <w:rPr>
+          <w:lang w:val="en-NZ"/>
+        </w:rPr>
+        <w:t xml:space="preserve">This situation caused the QA sessions to become a mad attempt to try and get the attention and the information needed from the AE or at least from the lecturers </w:t>
+      </w:r>
+      <w:r>
+        <w:rPr>
+          <w:lang w:val="en-NZ"/>
+        </w:rPr>
+        <w:t>to</w:t>
+      </w:r>
+      <w:r>
+        <w:rPr>
+          <w:lang w:val="en-NZ"/>
+        </w:rPr>
+        <w:t xml:space="preserve"> have some material to work upon during the session. It was a little wave of chaos that the teaching staff had to manage.</w:t>
+      </w:r>
+    </w:p>
+    <w:p>
+      <w:pPr>
+        <w:rPr>
+          <w:lang w:val="en-NZ"/>
+        </w:rPr>
+      </w:pPr>
+      <w:r>
+        <w:rPr>
+          <w:lang w:val="en-NZ"/>
+        </w:rPr>
+        <w:t>The second aspect of notice was the Teaching Assistants (TA) table, always set-up in the corner of the room. The TA was very large, eleven different assistants, at least 1 representing each role and other students and lecturers helping with the general administration of the course. At the beginning of every session, when students would start arriving to the room, the TA group would set-up the table and have a short briefing with the lecturers about the plans for the day, then the session would start.</w:t>
+      </w:r>
+    </w:p>
+    <w:p>
+      <w:pPr>
+        <w:rPr>
+          <w:lang w:val="en-NZ"/>
+        </w:rPr>
+      </w:pPr>
+      <w:r>
+        <w:rPr>
+          <w:lang w:val="en-NZ"/>
+        </w:rPr>
+        <w:lastRenderedPageBreak/>
+        <w:t>Often, the responsibilities of any TA would be to help the groups during the open work sessions, answering questions about the project and giving quick feedback to any work in progress. Each TA would do his or her best to help the students, but since each role was represented in the team, it was common for a TA to not have an answer at hand, finding the need to refer the students to another TA. The students quickly found easier to approach the TA table, ask their questions and see who could answer from all the T</w:t>
+      </w:r>
+      <w:r>
+        <w:rPr>
+          <w:lang w:val="en-NZ"/>
+        </w:rPr>
+        <w:t>A</w:t>
+      </w:r>
+      <w:r>
+        <w:rPr>
+          <w:lang w:val="en-NZ"/>
+        </w:rPr>
+        <w:t>s present in the table, hence the importance of the TA corner.</w:t>
+      </w:r>
+    </w:p>
+    <w:p>
+      <w:pPr>
+        <w:rPr>
+          <w:lang w:val="en-NZ"/>
+        </w:rPr>
+      </w:pPr>
+      <w:r>
+        <w:rPr>
+          <w:lang w:val="en-NZ"/>
+        </w:rPr>
+        <w:t>With the first two weeks taking care of the most important administrative issues, it was possible to observe more common open work sessions in week 3 and 4 for the first time. Since the initial stress of being introduced to the course was also passing by, it was also possible to create the first approaches to the students with WorkshopAR, as will be described in the next section.</w:t>
+      </w:r>
+    </w:p>
+    <w:p>
+      <w:pPr>
+        <w:pStyle w:val="Ttulo2"/>
+        <w:rPr>
+          <w:sz w:val="22"/>
+          <w:szCs w:val="22"/>
+          <w:lang w:val="en-NZ"/>
+        </w:rPr>
+      </w:pPr>
+      <w:r>
+        <w:rPr>
+          <w:sz w:val="22"/>
+          <w:szCs w:val="22"/>
+          <w:lang w:val="en-NZ"/>
+        </w:rPr>
+        <w:t>6.4.2 Intervention with WorkshopAR</w:t>
+      </w:r>
+    </w:p>
+    <w:p>
+      <w:pPr>
+        <w:rPr>
+          <w:lang w:val="en-NZ"/>
+        </w:rPr>
+      </w:pPr>
+      <w:r>
+        <w:rPr>
+          <w:lang w:val="en-NZ"/>
+        </w:rPr>
+        <w:t>During the introduction of the teaching staff in the first session, the lectures acknowledged and presented the research project to the students and the ongoing observations taking place in parallel to their work. Given the complexities of the first couple of weeks of the course, no further direct mention of the research was done, with the idea of not adding up even more elements to the already congested list of things that the students had to take care of.</w:t>
+      </w:r>
+    </w:p>
+    <w:p>
+      <w:pPr>
+        <w:rPr>
+          <w:lang w:val="en-NZ"/>
+        </w:rPr>
+      </w:pPr>
+      <w:r>
+        <w:rPr>
+          <w:lang w:val="en-NZ"/>
+        </w:rPr>
+        <w:t>Regrettably</w:t>
+      </w:r>
+      <w:r>
+        <w:rPr>
+          <w:lang w:val="en-NZ"/>
+        </w:rPr>
+        <w:t xml:space="preserve">, this meant </w:t>
+      </w:r>
+      <w:r>
+        <w:rPr>
+          <w:lang w:val="en-NZ"/>
+        </w:rPr>
+        <w:t>that</w:t>
+      </w:r>
+      <w:r>
+        <w:rPr>
           <w:lang w:val="en-NZ"/>
         </w:rPr>
         <w:t xml:space="preserve"> </w:t>
       </w:r>
-      <w:r>
-        <w:rPr>
-          <w:rFonts w:asciiTheme="majorHAnsi" w:hAnsiTheme="majorHAnsi" w:cstheme="majorHAnsi"/>
-          <w:sz w:val="24"/>
-          <w:szCs w:val="24"/>
+      <w:proofErr w:type="gramStart"/>
+      <w:r>
+        <w:rPr>
+          <w:lang w:val="en-NZ"/>
+        </w:rPr>
+        <w:t>all of</w:t>
+      </w:r>
+      <w:proofErr w:type="gramEnd"/>
+      <w:r>
+        <w:rPr>
+          <w:lang w:val="en-NZ"/>
+        </w:rPr>
+        <w:t xml:space="preserve"> the activities that could be classified as part of the first </w:t>
+      </w:r>
+      <w:r>
+        <w:rPr>
+          <w:lang w:val="en-NZ"/>
+        </w:rPr>
+        <w:t>acquaintance</w:t>
+      </w:r>
+      <w:r>
+        <w:rPr>
+          <w:lang w:val="en-NZ"/>
+        </w:rPr>
+        <w:t xml:space="preserve"> and consolidation stage of groupwork (Lowe &amp; Herranen, 1982</w:t>
+      </w:r>
+      <w:r>
+        <w:rPr>
+          <w:lang w:val="en-NZ"/>
+        </w:rPr>
+        <w:t>) were part only of general observations, as described in the previous section, and no direct intervention with WorkshopAR was done. It was not complete impossible to gather some data and direct experiences with the tool about the first encounter process, though. Most of the data and feedback from usability tests and observations about the profile and User Anchor features can be found in section 5.2.1.2, but it is worth mentioning a particular observation that took place later in week 6, but that offered relevant ideas for this context.</w:t>
+      </w:r>
+    </w:p>
+    <w:p>
+      <w:pPr>
+        <w:pStyle w:val="Ttulo3"/>
+        <w:rPr>
+          <w:sz w:val="22"/>
+          <w:szCs w:val="22"/>
+          <w:lang w:val="en-NZ"/>
+        </w:rPr>
+      </w:pPr>
+      <w:r>
+        <w:rPr>
+          <w:sz w:val="22"/>
+          <w:szCs w:val="22"/>
+          <w:lang w:val="en-NZ"/>
+        </w:rPr>
+        <w:t>6.4.2.1 Ideas for the First Encounter Activities</w:t>
+      </w:r>
+    </w:p>
+    <w:p>
+      <w:pPr>
+        <w:rPr>
+          <w:lang w:val="en-NZ"/>
+        </w:rPr>
+      </w:pPr>
+      <w:r>
+        <w:rPr>
+          <w:lang w:val="en-NZ"/>
+        </w:rPr>
+        <w:t>The proper introduction and description of the observed group will be done later in section 6.5.2. For this recount, it is enough to mention that the group was asked to interact with the profile creation and the User Anchor once they created and joined a Room. They were directly asked to remember their experience during the first two weeks of the semester and to try to imagine if something of what happened could have been different (not necessarily better) if WorkshopAR was available to them back then.</w:t>
+      </w:r>
+    </w:p>
+    <w:p>
+      <w:pPr>
+        <w:rPr>
+          <w:lang w:val="en-NZ"/>
+        </w:rPr>
+      </w:pPr>
+      <w:r>
+        <w:rPr>
+          <w:lang w:val="en-NZ"/>
+        </w:rPr>
+        <w:t>Two responses stood up from all the comments given by the students while they were looking around the space created by the Room and mostly playing with the telescopic gaze of the User Anchor once found.</w:t>
+      </w:r>
+    </w:p>
+    <w:p>
+      <w:pPr>
+        <w:rPr>
+          <w:lang w:val="en-NZ"/>
+        </w:rPr>
+      </w:pPr>
+      <w:r>
+        <w:rPr>
+          <w:lang w:val="en-NZ"/>
+        </w:rPr>
+        <w:t xml:space="preserve">They quickly referred to the initial chaos of trying to find their </w:t>
+      </w:r>
+      <w:r>
+        <w:rPr>
+          <w:lang w:val="en-NZ"/>
+        </w:rPr>
+        <w:t>group</w:t>
+      </w:r>
+      <w:r>
+        <w:rPr>
+          <w:lang w:val="en-NZ"/>
+        </w:rPr>
+        <w:t xml:space="preserve">. Most of them only had the number of the group </w:t>
+      </w:r>
+      <w:r>
+        <w:rPr>
+          <w:lang w:val="en-NZ"/>
+        </w:rPr>
+        <w:t>they</w:t>
+      </w:r>
+      <w:r>
+        <w:rPr>
+          <w:lang w:val="en-NZ"/>
+        </w:rPr>
+        <w:t xml:space="preserve"> were a part of as a reference, very few knew each other, and even if they did, the was a high chance the were not in the same group</w:t>
+      </w:r>
+      <w:r>
+        <w:rPr>
+          <w:lang w:val="en-NZ"/>
+        </w:rPr>
+        <w:t xml:space="preserve">. One of the students commented that he ended up shouting his number until he found his other companions, prompting giggles from the other remembering the scene. Although humorous, the students </w:t>
+      </w:r>
+      <w:r>
+        <w:rPr>
+          <w:lang w:val="en-NZ"/>
+        </w:rPr>
+        <w:lastRenderedPageBreak/>
+        <w:t>confessed that it was unnecessarily stressful, and that the only other resource to find their group was a huge diagram in the LMS that they were having problems interpreting (the same diagram used to create the simplified version of Figure 3).</w:t>
+      </w:r>
+    </w:p>
+    <w:p>
+      <w:pPr>
+        <w:rPr>
+          <w:lang w:val="en-NZ"/>
+        </w:rPr>
+      </w:pPr>
+      <w:r>
+        <w:rPr>
+          <w:lang w:val="en-NZ"/>
+        </w:rPr>
+        <w:t>The students related this anecdote to WorkshopAR by noticing that they could personalize the colour of the User Anchor, and that the selection palette (accidentally) resembled that of the diagram. The students commented that the use of colour plus the visual anchor in the AR space could have been used to quickly identify other group members or at least other similar roles, as some workshops asked them to gather with other students of the same role.</w:t>
+      </w:r>
+    </w:p>
+    <w:p>
+      <w:pPr>
+        <w:rPr>
+          <w:lang w:val="en-NZ"/>
+        </w:rPr>
+      </w:pPr>
+      <w:r>
+        <w:rPr>
+          <w:lang w:val="en-NZ"/>
+        </w:rPr>
+        <w:t>This described functionality was outside the designed use case but reflected well the idea of using visual cues created by AR to convey a sense of belonging or identity in the group. A similar set of ideas were discussed about the information that could be displayed when interacting with the User Anchor and with the Room Anchor.</w:t>
+      </w:r>
+    </w:p>
+    <w:p>
+      <w:pPr>
+        <w:rPr>
+          <w:lang w:val="en-NZ"/>
+        </w:rPr>
+      </w:pPr>
+      <w:r>
+        <w:rPr>
+          <w:lang w:val="en-NZ"/>
+        </w:rPr>
+        <w:t xml:space="preserve">The second major discussion was an interesting set of ideas about the technology used by the students to stablish first contact with their peers. Their comments reflected well what was later identified </w:t>
+      </w:r>
+      <w:r>
+        <w:rPr>
+          <w:lang w:val="en-NZ"/>
+        </w:rPr>
+        <w:t>in</w:t>
+      </w:r>
+      <w:r>
+        <w:rPr>
+          <w:lang w:val="en-NZ"/>
+        </w:rPr>
+        <w:t xml:space="preserve"> interviews with students: students preferred to first stablish a proper channel of asynchronous communication and resort to more direct contact </w:t>
+      </w:r>
+      <w:r>
+        <w:rPr>
+          <w:lang w:val="en-NZ"/>
+        </w:rPr>
+        <w:t>only</w:t>
+      </w:r>
+      <w:r>
+        <w:rPr>
+          <w:lang w:val="en-NZ"/>
+        </w:rPr>
+        <w:t xml:space="preserve"> if it was needed</w:t>
+      </w:r>
+      <w:r>
+        <w:rPr>
+          <w:lang w:val="en-NZ"/>
+        </w:rPr>
+        <w:t>. On of the students even commented that she did some “stalking” of one of her company ions in social media to see who she was working with. It was not until the activities in the first week that students started to realise the need for a more direct form of communication since most of the work was being done face-to-face and in the classroom.</w:t>
+      </w:r>
+    </w:p>
+    <w:p>
+      <w:pPr>
+        <w:rPr>
+          <w:lang w:val="en-NZ"/>
+        </w:rPr>
+      </w:pPr>
+      <w:r>
+        <w:rPr>
+          <w:lang w:val="en-NZ"/>
+        </w:rPr>
+        <w:t>As for the perceived role of WorkshopAR in this scenario, the tool was quickly related to part of that “on-face” communication, buy being also a digital tool, it could try to create a bridge with other tools to be more useful, and not just an intermediary in the conversation that was already taking place.</w:t>
+      </w:r>
+    </w:p>
+    <w:p>
+      <w:pPr>
+        <w:pStyle w:val="Ttulo3"/>
+        <w:rPr>
+          <w:sz w:val="22"/>
+          <w:szCs w:val="22"/>
+          <w:lang w:val="en-NZ"/>
+        </w:rPr>
+      </w:pPr>
+      <w:r>
+        <w:rPr>
+          <w:sz w:val="22"/>
+          <w:szCs w:val="22"/>
+          <w:lang w:val="en-NZ"/>
+        </w:rPr>
+        <w:t>6.4.2.2 First Open Work Session</w:t>
+      </w:r>
+    </w:p>
+    <w:p>
+      <w:pPr>
+        <w:rPr>
+          <w:lang w:val="en-NZ"/>
+        </w:rPr>
+      </w:pPr>
+      <w:r>
+        <w:rPr>
+          <w:lang w:val="en-NZ"/>
+        </w:rPr>
+        <w:t>Towards the fourth week of work, it had become clear that the original methodology proposed for the observations had to be altered. The original plan stated that students who wanted to participate in the study could contact the researcher to schedule a work session with the group, they could have access to a space for the group and take all the time they needed for the activity.</w:t>
+      </w:r>
+      <w:r>
+        <w:rPr>
           <w:lang w:val="en-NZ"/>
         </w:rPr>
         <w:t xml:space="preserve"> </w:t>
       </w:r>
-    </w:p>
-    <w:p>
-      <w:pPr>
-        <w:rPr>
-          <w:rFonts w:asciiTheme="majorHAnsi" w:hAnsiTheme="majorHAnsi" w:cstheme="majorHAnsi"/>
-          <w:sz w:val="24"/>
-          <w:szCs w:val="24"/>
-          <w:lang w:val="en-NZ"/>
-        </w:rPr>
-      </w:pPr>
-    </w:p>
-    <w:p>
-      <w:pPr>
-        <w:rPr>
-          <w:rFonts w:asciiTheme="majorHAnsi" w:hAnsiTheme="majorHAnsi" w:cstheme="majorHAnsi"/>
-          <w:sz w:val="24"/>
-          <w:szCs w:val="24"/>
-          <w:lang w:val="en-NZ"/>
-        </w:rPr>
-      </w:pPr>
-    </w:p>
-    <w:p>
-      <w:pPr>
-        <w:pStyle w:val="Ttulo2"/>
-        <w:rPr>
-          <w:rFonts w:asciiTheme="majorHAnsi" w:hAnsiTheme="majorHAnsi" w:cstheme="majorHAnsi"/>
-          <w:sz w:val="24"/>
-          <w:szCs w:val="24"/>
-          <w:lang w:val="en-NZ"/>
-        </w:rPr>
-      </w:pPr>
-      <w:r>
-        <w:rPr>
-          <w:rFonts w:asciiTheme="majorHAnsi" w:hAnsiTheme="majorHAnsi" w:cstheme="majorHAnsi"/>
-          <w:sz w:val="24"/>
-          <w:szCs w:val="24"/>
+      <w:r>
+        <w:rPr>
+          <w:lang w:val="en-NZ"/>
+        </w:rPr>
+        <w:t>No group was taking on the offer, basically because no group was working together outside of the classroom.</w:t>
+      </w:r>
+    </w:p>
+    <w:p>
+      <w:pPr>
+        <w:rPr>
+          <w:lang w:val="en-NZ"/>
+        </w:rPr>
+      </w:pPr>
+      <w:r>
+        <w:rPr>
+          <w:lang w:val="en-NZ"/>
+        </w:rPr>
+        <w:t>Each weekly session had at minimum one hour of open work session for the groups, with some week being dedicated almost completely to open sessions. Students quickly found that they could gather in the classroom, organise the work needed for the week and the work individually outside the classroom, relying on communication tools for quick questions and catch-ups. Since no group was working outside the classroom as a group, the observations using WorkshopAR had to take place during the classroom time, given some changes the protocol to avoid unnecessary disruptions to the classroom:</w:t>
+      </w:r>
+    </w:p>
+    <w:p>
+      <w:pPr>
+        <w:pStyle w:val="Prrafodelista"/>
+        <w:numPr>
+          <w:ilvl w:val="0"/>
+          <w:numId w:val="14"/>
+        </w:numPr>
+        <w:rPr>
+          <w:lang w:val="en-NZ"/>
+        </w:rPr>
+      </w:pPr>
+      <w:r>
+        <w:rPr>
+          <w:lang w:val="en-NZ"/>
+        </w:rPr>
+        <w:t>Interact with only one group at a time and to not take the whole time of the open work session, to not interrupt to much the work of the students.</w:t>
+      </w:r>
+    </w:p>
+    <w:p>
+      <w:pPr>
+        <w:pStyle w:val="Prrafodelista"/>
+        <w:numPr>
+          <w:ilvl w:val="0"/>
+          <w:numId w:val="14"/>
+        </w:numPr>
+        <w:rPr>
+          <w:lang w:val="en-NZ"/>
+        </w:rPr>
+      </w:pPr>
+      <w:r>
+        <w:rPr>
           <w:lang w:val="en-NZ"/>
         </w:rPr>
         <w:lastRenderedPageBreak/>
-        <w:t>6.4.2 Intervention with WorkshopAR</w:t>
-      </w:r>
-    </w:p>
-    <w:p>
-      <w:pPr>
-        <w:pStyle w:val="Ttulo2"/>
-        <w:rPr>
-          <w:rFonts w:asciiTheme="majorHAnsi" w:hAnsiTheme="majorHAnsi" w:cstheme="majorHAnsi"/>
-          <w:sz w:val="24"/>
-          <w:szCs w:val="24"/>
-          <w:lang w:val="en-NZ"/>
-        </w:rPr>
-      </w:pPr>
-      <w:r>
-        <w:rPr>
-          <w:rFonts w:asciiTheme="majorHAnsi" w:hAnsiTheme="majorHAnsi" w:cstheme="majorHAnsi"/>
-          <w:sz w:val="24"/>
-          <w:szCs w:val="24"/>
-          <w:lang w:val="en-NZ"/>
-        </w:rPr>
+        <w:t>Minimize disruptions to other group and to other activities of the classroom. This often meant using more discrete recording methods, relying mostly on audio recordings and he field notes of the researcher.</w:t>
+      </w:r>
+    </w:p>
+    <w:p>
+      <w:pPr>
+        <w:pStyle w:val="Prrafodelista"/>
+        <w:numPr>
+          <w:ilvl w:val="0"/>
+          <w:numId w:val="14"/>
+        </w:numPr>
+        <w:rPr>
+          <w:lang w:val="en-NZ"/>
+        </w:rPr>
+      </w:pPr>
+      <w:r>
+        <w:rPr>
+          <w:lang w:val="en-NZ"/>
+        </w:rPr>
+        <w:t>A focus on testing specific interaction with WorkshopAR rather than the initial proposal of a more unscripted access to the tool</w:t>
+      </w:r>
+      <w:r>
+        <w:rPr>
+          <w:lang w:val="en-NZ"/>
+        </w:rPr>
+        <w:t>. This approach was quicker, could be slotted easier in any schedule of activities for a classroom session and would interrupt the work of students the least.</w:t>
+      </w:r>
+    </w:p>
+    <w:p>
+      <w:pPr>
+        <w:pStyle w:val="Prrafodelista"/>
+        <w:numPr>
+          <w:ilvl w:val="0"/>
+          <w:numId w:val="14"/>
+        </w:numPr>
+        <w:rPr>
+          <w:lang w:val="en-NZ"/>
+        </w:rPr>
+      </w:pPr>
+      <w:r>
+        <w:rPr>
+          <w:lang w:val="en-NZ"/>
+        </w:rPr>
+        <w:t>Not targeting the same group several times in a row. Although it will be shown that a lot of the data comes from the same group, mostly because they were happy to keep collaborating with the project, all observations were done in far apart session and at different stages of the project, so that the process was not an overburden to the students.</w:t>
+      </w:r>
+    </w:p>
+    <w:p>
+      <w:pPr>
+        <w:rPr>
+          <w:lang w:val="en-NZ"/>
+        </w:rPr>
+      </w:pPr>
+      <w:r>
+        <w:rPr>
+          <w:lang w:val="en-NZ"/>
+        </w:rPr>
+        <w:t>With these new considerations, it was possible to plan which features to introduce or focus upon for an observation and to stablish clear categories or move the conversation to more specific points. All the observations of the use of WorkshopAR that follow will have the same structure:</w:t>
+      </w:r>
+    </w:p>
+    <w:p>
+      <w:pPr>
+        <w:pStyle w:val="Prrafodelista"/>
+        <w:numPr>
+          <w:ilvl w:val="0"/>
+          <w:numId w:val="15"/>
+        </w:numPr>
+        <w:rPr>
+          <w:lang w:val="en-NZ"/>
+        </w:rPr>
+      </w:pPr>
+      <w:r>
+        <w:rPr>
+          <w:lang w:val="en-NZ"/>
+        </w:rPr>
+        <w:t>Let the students organise themselves and decide or discuss what are they going to focus on during the work session.</w:t>
+      </w:r>
+    </w:p>
+    <w:p>
+      <w:pPr>
+        <w:pStyle w:val="Prrafodelista"/>
+        <w:numPr>
+          <w:ilvl w:val="0"/>
+          <w:numId w:val="15"/>
+        </w:numPr>
+        <w:rPr>
+          <w:lang w:val="en-NZ"/>
+        </w:rPr>
+      </w:pPr>
+      <w:r>
+        <w:rPr>
+          <w:lang w:val="en-NZ"/>
+        </w:rPr>
+        <w:t>Introduce WorkshopAR, either from the very beginning or the focus features for the observation.</w:t>
+      </w:r>
+    </w:p>
+    <w:p>
+      <w:pPr>
+        <w:pStyle w:val="Prrafodelista"/>
+        <w:numPr>
+          <w:ilvl w:val="0"/>
+          <w:numId w:val="15"/>
+        </w:numPr>
+        <w:rPr>
+          <w:lang w:val="en-NZ"/>
+        </w:rPr>
+      </w:pPr>
+      <w:r>
+        <w:rPr>
+          <w:lang w:val="en-NZ"/>
+        </w:rPr>
+        <w:t>Let the students explore the functionalities, with the researcher asking questions to prompt discussion or to guide the students to a particular interaction with the application. Gather and record observations.</w:t>
+      </w:r>
+    </w:p>
+    <w:p>
+      <w:pPr>
+        <w:rPr>
+          <w:lang w:val="en-NZ"/>
+        </w:rPr>
+      </w:pPr>
+      <w:r>
+        <w:rPr>
+          <w:lang w:val="en-NZ"/>
+        </w:rPr>
+        <w:t>Initially, the group volunteering for observation would move to a different table a bit more secluded from the rest, this with the idea of being able to tack and record without disrupting the other groups. It was not a good idea, moving between rooms took away time from the observation (and from the student’s work) and limited the group access to the TA group or from the lecturers.</w:t>
+      </w:r>
+    </w:p>
+    <w:p>
+      <w:pPr>
+        <w:rPr>
+          <w:lang w:val="en-NZ"/>
+        </w:rPr>
+      </w:pPr>
+      <w:r>
+        <w:rPr>
+          <w:lang w:val="en-NZ"/>
+        </w:rPr>
+        <w:t>This observation was of Team B, formed by four members during this activity, two QS, one CE and one CM. For the group, the main objective of the session was to work on the first poster presentation, which will detailed I the next session. For the observation, the proposal was to focus on two interactions:</w:t>
+      </w:r>
+    </w:p>
+    <w:p>
+      <w:pPr>
+        <w:pStyle w:val="Prrafodelista"/>
+        <w:numPr>
+          <w:ilvl w:val="0"/>
+          <w:numId w:val="16"/>
+        </w:numPr>
+        <w:rPr>
+          <w:lang w:val="en-NZ"/>
+        </w:rPr>
+      </w:pPr>
+      <w:r>
+        <w:rPr>
+          <w:lang w:val="en-NZ"/>
+        </w:rPr>
+        <w:t>The Room configuration.</w:t>
+      </w:r>
+    </w:p>
+    <w:p>
+      <w:pPr>
+        <w:pStyle w:val="Prrafodelista"/>
+        <w:numPr>
+          <w:ilvl w:val="0"/>
+          <w:numId w:val="16"/>
+        </w:numPr>
+        <w:rPr>
+          <w:lang w:val="en-NZ"/>
+        </w:rPr>
+      </w:pPr>
+      <w:r>
+        <w:rPr>
+          <w:lang w:val="en-NZ"/>
+        </w:rPr>
+        <w:t>Setting the profile and interaction with the User Anchors.</w:t>
+      </w:r>
+    </w:p>
+    <w:p>
+      <w:pPr>
+        <w:rPr>
+          <w:lang w:val="en-NZ"/>
+        </w:rPr>
+      </w:pPr>
+      <w:r>
+        <w:rPr>
+          <w:lang w:val="en-NZ"/>
+        </w:rPr>
+        <w:t>WorkshopAR was deployed in two different mobile that were given to the students, which meant that in practice only two students were interacting with the software at the same time. All the students had their own laptops and were working on them when not directing interacting in the observation activity.</w:t>
+      </w:r>
+    </w:p>
+    <w:p>
+      <w:pPr>
+        <w:rPr>
+          <w:lang w:val="en-NZ"/>
+        </w:rPr>
+      </w:pPr>
+    </w:p>
+    <w:p>
+      <w:pPr>
+        <w:rPr>
+          <w:lang w:val="en-NZ"/>
+        </w:rPr>
+      </w:pPr>
+    </w:p>
+    <w:p>
+      <w:pPr>
+        <w:rPr>
+          <w:lang w:val="en-NZ"/>
+        </w:rPr>
+      </w:pPr>
+    </w:p>
+    <w:p>
+      <w:pPr>
+        <w:rPr>
+          <w:lang w:val="en-NZ"/>
+        </w:rPr>
+      </w:pPr>
+      <w:r>
+        <w:rPr>
+          <w:lang w:val="en-NZ"/>
+        </w:rPr>
+        <w:lastRenderedPageBreak/>
         <w:t>6.4.3 Preliminary Analysis</w:t>
       </w:r>
     </w:p>
     <w:p>
       <w:pPr>
-        <w:pStyle w:val="Ttulo1"/>
-        <w:rPr>
-          <w:rFonts w:asciiTheme="majorHAnsi" w:hAnsiTheme="majorHAnsi" w:cstheme="majorHAnsi"/>
-          <w:sz w:val="24"/>
-          <w:szCs w:val="24"/>
-          <w:lang w:val="en-NZ"/>
-        </w:rPr>
-      </w:pPr>
-      <w:r>
-        <w:rPr>
-          <w:rFonts w:asciiTheme="majorHAnsi" w:hAnsiTheme="majorHAnsi" w:cstheme="majorHAnsi"/>
-          <w:sz w:val="24"/>
-          <w:szCs w:val="24"/>
+        <w:rPr>
+          <w:lang w:val="en-NZ"/>
+        </w:rPr>
+      </w:pPr>
+      <w:r>
+        <w:rPr>
           <w:lang w:val="en-NZ"/>
         </w:rPr>
         <w:t>6.5 Week 5 to 9: First Proposal and Poster Presentation</w:t>
@@ -4826,19 +5773,12 @@
     </w:p>
     <w:p>
       <w:pPr>
-        <w:pStyle w:val="Ttulo2"/>
-        <w:rPr>
-          <w:rFonts w:asciiTheme="majorHAnsi" w:hAnsiTheme="majorHAnsi" w:cstheme="majorHAnsi"/>
-          <w:sz w:val="24"/>
-          <w:szCs w:val="24"/>
-          <w:lang w:val="en-NZ"/>
-        </w:rPr>
-      </w:pPr>
-      <w:r>
-        <w:rPr>
-          <w:rFonts w:asciiTheme="majorHAnsi" w:hAnsiTheme="majorHAnsi" w:cstheme="majorHAnsi"/>
-          <w:sz w:val="24"/>
-          <w:szCs w:val="24"/>
+        <w:rPr>
+          <w:lang w:val="en-NZ"/>
+        </w:rPr>
+      </w:pPr>
+      <w:r>
+        <w:rPr>
           <w:lang w:val="en-NZ"/>
         </w:rPr>
         <w:t>6.5.1 General Observations</w:t>
@@ -4846,19 +5786,12 @@
     </w:p>
     <w:p>
       <w:pPr>
-        <w:pStyle w:val="Ttulo2"/>
-        <w:rPr>
-          <w:rFonts w:asciiTheme="majorHAnsi" w:hAnsiTheme="majorHAnsi" w:cstheme="majorHAnsi"/>
-          <w:sz w:val="24"/>
-          <w:szCs w:val="24"/>
-          <w:lang w:val="en-NZ"/>
-        </w:rPr>
-      </w:pPr>
-      <w:r>
-        <w:rPr>
-          <w:rFonts w:asciiTheme="majorHAnsi" w:hAnsiTheme="majorHAnsi" w:cstheme="majorHAnsi"/>
-          <w:sz w:val="24"/>
-          <w:szCs w:val="24"/>
+        <w:rPr>
+          <w:lang w:val="en-NZ"/>
+        </w:rPr>
+      </w:pPr>
+      <w:r>
+        <w:rPr>
           <w:lang w:val="en-NZ"/>
         </w:rPr>
         <w:t>6.5.2 Intervention with WorkshopAR</w:t>
@@ -4866,19 +5799,12 @@
     </w:p>
     <w:p>
       <w:pPr>
-        <w:pStyle w:val="Ttulo2"/>
-        <w:rPr>
-          <w:rFonts w:asciiTheme="majorHAnsi" w:hAnsiTheme="majorHAnsi" w:cstheme="majorHAnsi"/>
-          <w:sz w:val="24"/>
-          <w:szCs w:val="24"/>
-          <w:lang w:val="en-NZ"/>
-        </w:rPr>
-      </w:pPr>
-      <w:r>
-        <w:rPr>
-          <w:rFonts w:asciiTheme="majorHAnsi" w:hAnsiTheme="majorHAnsi" w:cstheme="majorHAnsi"/>
-          <w:sz w:val="24"/>
-          <w:szCs w:val="24"/>
+        <w:rPr>
+          <w:lang w:val="en-NZ"/>
+        </w:rPr>
+      </w:pPr>
+      <w:r>
+        <w:rPr>
           <w:lang w:val="en-NZ"/>
         </w:rPr>
         <w:t>6.5.3 Preliminary Analysis</w:t>
@@ -4886,19 +5812,12 @@
     </w:p>
     <w:p>
       <w:pPr>
-        <w:pStyle w:val="Ttulo1"/>
-        <w:rPr>
-          <w:rFonts w:asciiTheme="majorHAnsi" w:hAnsiTheme="majorHAnsi" w:cstheme="majorHAnsi"/>
-          <w:sz w:val="24"/>
-          <w:szCs w:val="24"/>
-          <w:lang w:val="en-NZ"/>
-        </w:rPr>
-      </w:pPr>
-      <w:r>
-        <w:rPr>
-          <w:rFonts w:asciiTheme="majorHAnsi" w:hAnsiTheme="majorHAnsi" w:cstheme="majorHAnsi"/>
-          <w:sz w:val="24"/>
-          <w:szCs w:val="24"/>
+        <w:rPr>
+          <w:lang w:val="en-NZ"/>
+        </w:rPr>
+      </w:pPr>
+      <w:r>
+        <w:rPr>
           <w:lang w:val="en-NZ"/>
         </w:rPr>
         <w:t>6.6 Weeks 10 to 13: First Client Report</w:t>
@@ -4906,19 +5825,12 @@
     </w:p>
     <w:p>
       <w:pPr>
-        <w:pStyle w:val="Ttulo2"/>
-        <w:rPr>
-          <w:rFonts w:asciiTheme="majorHAnsi" w:hAnsiTheme="majorHAnsi" w:cstheme="majorHAnsi"/>
-          <w:sz w:val="24"/>
-          <w:szCs w:val="24"/>
-          <w:lang w:val="en-NZ"/>
-        </w:rPr>
-      </w:pPr>
-      <w:r>
-        <w:rPr>
-          <w:rFonts w:asciiTheme="majorHAnsi" w:hAnsiTheme="majorHAnsi" w:cstheme="majorHAnsi"/>
-          <w:sz w:val="24"/>
-          <w:szCs w:val="24"/>
+        <w:rPr>
+          <w:lang w:val="en-NZ"/>
+        </w:rPr>
+      </w:pPr>
+      <w:r>
+        <w:rPr>
           <w:lang w:val="en-NZ"/>
         </w:rPr>
         <w:t>6.6.1 General Observations</w:t>
@@ -4926,19 +5838,12 @@
     </w:p>
     <w:p>
       <w:pPr>
-        <w:pStyle w:val="Ttulo2"/>
-        <w:rPr>
-          <w:rFonts w:asciiTheme="majorHAnsi" w:hAnsiTheme="majorHAnsi" w:cstheme="majorHAnsi"/>
-          <w:sz w:val="24"/>
-          <w:szCs w:val="24"/>
-          <w:lang w:val="en-NZ"/>
-        </w:rPr>
-      </w:pPr>
-      <w:r>
-        <w:rPr>
-          <w:rFonts w:asciiTheme="majorHAnsi" w:hAnsiTheme="majorHAnsi" w:cstheme="majorHAnsi"/>
-          <w:sz w:val="24"/>
-          <w:szCs w:val="24"/>
+        <w:rPr>
+          <w:lang w:val="en-NZ"/>
+        </w:rPr>
+      </w:pPr>
+      <w:r>
+        <w:rPr>
           <w:lang w:val="en-NZ"/>
         </w:rPr>
         <w:t>6.6.2 Intervention with WorkshopAR</w:t>
@@ -4946,19 +5851,12 @@
     </w:p>
     <w:p>
       <w:pPr>
-        <w:pStyle w:val="Ttulo2"/>
-        <w:rPr>
-          <w:rFonts w:asciiTheme="majorHAnsi" w:hAnsiTheme="majorHAnsi" w:cstheme="majorHAnsi"/>
-          <w:sz w:val="24"/>
-          <w:szCs w:val="24"/>
-          <w:lang w:val="en-NZ"/>
-        </w:rPr>
-      </w:pPr>
-      <w:r>
-        <w:rPr>
-          <w:rFonts w:asciiTheme="majorHAnsi" w:hAnsiTheme="majorHAnsi" w:cstheme="majorHAnsi"/>
-          <w:sz w:val="24"/>
-          <w:szCs w:val="24"/>
+        <w:rPr>
+          <w:lang w:val="en-NZ"/>
+        </w:rPr>
+      </w:pPr>
+      <w:r>
+        <w:rPr>
           <w:lang w:val="en-NZ"/>
         </w:rPr>
         <w:t>6.6.3 Preliminary Analysis</w:t>
@@ -4966,19 +5864,12 @@
     </w:p>
     <w:p>
       <w:pPr>
-        <w:pStyle w:val="Ttulo1"/>
-        <w:rPr>
-          <w:rFonts w:asciiTheme="majorHAnsi" w:hAnsiTheme="majorHAnsi" w:cstheme="majorHAnsi"/>
-          <w:sz w:val="24"/>
-          <w:szCs w:val="24"/>
-          <w:lang w:val="en-NZ"/>
-        </w:rPr>
-      </w:pPr>
-      <w:r>
-        <w:rPr>
-          <w:rFonts w:asciiTheme="majorHAnsi" w:hAnsiTheme="majorHAnsi" w:cstheme="majorHAnsi"/>
-          <w:sz w:val="24"/>
-          <w:szCs w:val="24"/>
+        <w:rPr>
+          <w:lang w:val="en-NZ"/>
+        </w:rPr>
+      </w:pPr>
+      <w:r>
+        <w:rPr>
           <w:lang w:val="en-NZ"/>
         </w:rPr>
         <w:t>6.7 Iterations over the semester break</w:t>
@@ -4986,19 +5877,12 @@
     </w:p>
     <w:p>
       <w:pPr>
-        <w:pStyle w:val="Ttulo1"/>
-        <w:rPr>
-          <w:rFonts w:asciiTheme="majorHAnsi" w:hAnsiTheme="majorHAnsi" w:cstheme="majorHAnsi"/>
-          <w:sz w:val="24"/>
-          <w:szCs w:val="24"/>
-          <w:lang w:val="en-NZ"/>
-        </w:rPr>
-      </w:pPr>
-      <w:r>
-        <w:rPr>
-          <w:rFonts w:asciiTheme="majorHAnsi" w:hAnsiTheme="majorHAnsi" w:cstheme="majorHAnsi"/>
-          <w:sz w:val="24"/>
-          <w:szCs w:val="24"/>
+        <w:rPr>
+          <w:lang w:val="en-NZ"/>
+        </w:rPr>
+      </w:pPr>
+      <w:r>
+        <w:rPr>
           <w:lang w:val="en-NZ"/>
         </w:rPr>
         <w:t>6.8 Weeks 14 to 20: Second Semester Workout</w:t>
@@ -5006,37 +5890,24 @@
     </w:p>
     <w:p>
       <w:pPr>
-        <w:pStyle w:val="Ttulo2"/>
-        <w:rPr>
-          <w:rFonts w:asciiTheme="majorHAnsi" w:hAnsiTheme="majorHAnsi" w:cstheme="majorHAnsi"/>
-          <w:sz w:val="24"/>
-          <w:szCs w:val="24"/>
-          <w:lang w:val="en-NZ"/>
-        </w:rPr>
-      </w:pPr>
-      <w:r>
-        <w:rPr>
-          <w:rFonts w:asciiTheme="majorHAnsi" w:hAnsiTheme="majorHAnsi" w:cstheme="majorHAnsi"/>
-          <w:sz w:val="24"/>
-          <w:szCs w:val="24"/>
+        <w:rPr>
+          <w:lang w:val="en-NZ"/>
+        </w:rPr>
+      </w:pPr>
+      <w:r>
+        <w:rPr>
           <w:lang w:val="en-NZ"/>
         </w:rPr>
         <w:t>6.</w:t>
       </w:r>
       <w:r>
         <w:rPr>
-          <w:rFonts w:asciiTheme="majorHAnsi" w:hAnsiTheme="majorHAnsi" w:cstheme="majorHAnsi"/>
-          <w:sz w:val="24"/>
-          <w:szCs w:val="24"/>
           <w:lang w:val="en-NZ"/>
         </w:rPr>
         <w:t>8</w:t>
       </w:r>
       <w:r>
         <w:rPr>
-          <w:rFonts w:asciiTheme="majorHAnsi" w:hAnsiTheme="majorHAnsi" w:cstheme="majorHAnsi"/>
-          <w:sz w:val="24"/>
-          <w:szCs w:val="24"/>
           <w:lang w:val="en-NZ"/>
         </w:rPr>
         <w:t>.1 General Observations</w:t>
@@ -5044,37 +5915,24 @@
     </w:p>
     <w:p>
       <w:pPr>
-        <w:pStyle w:val="Ttulo2"/>
-        <w:rPr>
-          <w:rFonts w:asciiTheme="majorHAnsi" w:hAnsiTheme="majorHAnsi" w:cstheme="majorHAnsi"/>
-          <w:sz w:val="24"/>
-          <w:szCs w:val="24"/>
-          <w:lang w:val="en-NZ"/>
-        </w:rPr>
-      </w:pPr>
-      <w:r>
-        <w:rPr>
-          <w:rFonts w:asciiTheme="majorHAnsi" w:hAnsiTheme="majorHAnsi" w:cstheme="majorHAnsi"/>
-          <w:sz w:val="24"/>
-          <w:szCs w:val="24"/>
+        <w:rPr>
+          <w:lang w:val="en-NZ"/>
+        </w:rPr>
+      </w:pPr>
+      <w:r>
+        <w:rPr>
           <w:lang w:val="en-NZ"/>
         </w:rPr>
         <w:t>6.</w:t>
       </w:r>
       <w:r>
         <w:rPr>
-          <w:rFonts w:asciiTheme="majorHAnsi" w:hAnsiTheme="majorHAnsi" w:cstheme="majorHAnsi"/>
-          <w:sz w:val="24"/>
-          <w:szCs w:val="24"/>
           <w:lang w:val="en-NZ"/>
         </w:rPr>
         <w:t>8</w:t>
       </w:r>
       <w:r>
         <w:rPr>
-          <w:rFonts w:asciiTheme="majorHAnsi" w:hAnsiTheme="majorHAnsi" w:cstheme="majorHAnsi"/>
-          <w:sz w:val="24"/>
-          <w:szCs w:val="24"/>
           <w:lang w:val="en-NZ"/>
         </w:rPr>
         <w:t>.2 Intervention with WorkshopAR</w:t>
@@ -5082,37 +5940,24 @@
     </w:p>
     <w:p>
       <w:pPr>
-        <w:pStyle w:val="Ttulo2"/>
-        <w:rPr>
-          <w:rFonts w:asciiTheme="majorHAnsi" w:hAnsiTheme="majorHAnsi" w:cstheme="majorHAnsi"/>
-          <w:sz w:val="24"/>
-          <w:szCs w:val="24"/>
-          <w:lang w:val="en-NZ"/>
-        </w:rPr>
-      </w:pPr>
-      <w:r>
-        <w:rPr>
-          <w:rFonts w:asciiTheme="majorHAnsi" w:hAnsiTheme="majorHAnsi" w:cstheme="majorHAnsi"/>
-          <w:sz w:val="24"/>
-          <w:szCs w:val="24"/>
+        <w:rPr>
+          <w:lang w:val="en-NZ"/>
+        </w:rPr>
+      </w:pPr>
+      <w:r>
+        <w:rPr>
           <w:lang w:val="en-NZ"/>
         </w:rPr>
         <w:t>6.</w:t>
       </w:r>
       <w:r>
         <w:rPr>
-          <w:rFonts w:asciiTheme="majorHAnsi" w:hAnsiTheme="majorHAnsi" w:cstheme="majorHAnsi"/>
-          <w:sz w:val="24"/>
-          <w:szCs w:val="24"/>
           <w:lang w:val="en-NZ"/>
         </w:rPr>
         <w:t>8</w:t>
       </w:r>
       <w:r>
         <w:rPr>
-          <w:rFonts w:asciiTheme="majorHAnsi" w:hAnsiTheme="majorHAnsi" w:cstheme="majorHAnsi"/>
-          <w:sz w:val="24"/>
-          <w:szCs w:val="24"/>
           <w:lang w:val="en-NZ"/>
         </w:rPr>
         <w:t>.3 Preliminary Analysis</w:t>
@@ -5120,19 +5965,12 @@
     </w:p>
     <w:p>
       <w:pPr>
-        <w:pStyle w:val="Ttulo1"/>
-        <w:rPr>
-          <w:rFonts w:asciiTheme="majorHAnsi" w:hAnsiTheme="majorHAnsi" w:cstheme="majorHAnsi"/>
-          <w:sz w:val="24"/>
-          <w:szCs w:val="24"/>
-          <w:lang w:val="en-NZ"/>
-        </w:rPr>
-      </w:pPr>
-      <w:r>
-        <w:rPr>
-          <w:rFonts w:asciiTheme="majorHAnsi" w:hAnsiTheme="majorHAnsi" w:cstheme="majorHAnsi"/>
-          <w:sz w:val="24"/>
-          <w:szCs w:val="24"/>
+        <w:rPr>
+          <w:lang w:val="en-NZ"/>
+        </w:rPr>
+      </w:pPr>
+      <w:r>
+        <w:rPr>
           <w:lang w:val="en-NZ"/>
         </w:rPr>
         <w:t>6.9 Analysis on Student’s Observations and Responses</w:t>
@@ -5140,19 +5978,12 @@
     </w:p>
     <w:p>
       <w:pPr>
-        <w:pStyle w:val="Ttulo1"/>
-        <w:rPr>
-          <w:rFonts w:asciiTheme="majorHAnsi" w:hAnsiTheme="majorHAnsi" w:cstheme="majorHAnsi"/>
-          <w:sz w:val="24"/>
-          <w:szCs w:val="24"/>
-          <w:lang w:val="en-NZ"/>
-        </w:rPr>
-      </w:pPr>
-      <w:r>
-        <w:rPr>
-          <w:rFonts w:asciiTheme="majorHAnsi" w:hAnsiTheme="majorHAnsi" w:cstheme="majorHAnsi"/>
-          <w:sz w:val="24"/>
-          <w:szCs w:val="24"/>
+        <w:rPr>
+          <w:lang w:val="en-NZ"/>
+        </w:rPr>
+      </w:pPr>
+      <w:r>
+        <w:rPr>
           <w:lang w:val="en-NZ"/>
         </w:rPr>
         <w:t>6.10 Analysis on Teaching Staff’s Observations and Responses</w:t>
@@ -5160,19 +5991,12 @@
     </w:p>
     <w:p>
       <w:pPr>
-        <w:pStyle w:val="Ttulo1"/>
-        <w:rPr>
-          <w:rFonts w:asciiTheme="majorHAnsi" w:hAnsiTheme="majorHAnsi" w:cstheme="majorHAnsi"/>
-          <w:sz w:val="24"/>
-          <w:szCs w:val="24"/>
-          <w:lang w:val="en-NZ"/>
-        </w:rPr>
-      </w:pPr>
-      <w:r>
-        <w:rPr>
-          <w:rFonts w:asciiTheme="majorHAnsi" w:hAnsiTheme="majorHAnsi" w:cstheme="majorHAnsi"/>
-          <w:sz w:val="24"/>
-          <w:szCs w:val="24"/>
+        <w:rPr>
+          <w:lang w:val="en-NZ"/>
+        </w:rPr>
+      </w:pPr>
+      <w:r>
+        <w:rPr>
           <w:lang w:val="en-NZ"/>
         </w:rPr>
         <w:t xml:space="preserve">6.11 Conclusions </w:t>
@@ -5181,29 +6005,20 @@
     <w:p>
       <w:pPr>
         <w:rPr>
-          <w:rFonts w:asciiTheme="majorHAnsi" w:hAnsiTheme="majorHAnsi" w:cstheme="majorHAnsi"/>
-          <w:sz w:val="24"/>
-          <w:szCs w:val="24"/>
-          <w:lang w:val="en-NZ"/>
-        </w:rPr>
-      </w:pPr>
-    </w:p>
-    <w:p>
-      <w:pPr>
-        <w:rPr>
-          <w:rFonts w:asciiTheme="majorHAnsi" w:hAnsiTheme="majorHAnsi" w:cstheme="majorHAnsi"/>
-          <w:sz w:val="24"/>
-          <w:szCs w:val="24"/>
-          <w:lang w:val="en-NZ"/>
-        </w:rPr>
-      </w:pPr>
-    </w:p>
-    <w:p>
-      <w:pPr>
-        <w:rPr>
-          <w:rFonts w:asciiTheme="majorHAnsi" w:hAnsiTheme="majorHAnsi" w:cstheme="majorHAnsi"/>
-          <w:sz w:val="24"/>
-          <w:szCs w:val="24"/>
+          <w:lang w:val="en-NZ"/>
+        </w:rPr>
+      </w:pPr>
+    </w:p>
+    <w:p>
+      <w:pPr>
+        <w:rPr>
+          <w:lang w:val="en-NZ"/>
+        </w:rPr>
+      </w:pPr>
+    </w:p>
+    <w:p>
+      <w:pPr>
+        <w:rPr>
           <w:lang w:val="en-NZ"/>
         </w:rPr>
       </w:pPr>
@@ -5334,6 +6149,232 @@
     </w:lvl>
   </w:abstractNum>
   <w:abstractNum w:abstractNumId="1" w15:restartNumberingAfterBreak="0">
+    <w:nsid w:val="1D1F74FC"/>
+    <w:multiLevelType w:val="hybridMultilevel"/>
+    <w:tmpl w:val="6FC0A9D0"/>
+    <w:lvl w:ilvl="0" w:tplc="240A0001">
+      <w:start w:val="1"/>
+      <w:numFmt w:val="bullet"/>
+      <w:lvlText w:val=""/>
+      <w:lvlJc w:val="left"/>
+      <w:pPr>
+        <w:ind w:left="720" w:hanging="360"/>
+      </w:pPr>
+      <w:rPr>
+        <w:rFonts w:ascii="Symbol" w:hAnsi="Symbol" w:hint="default"/>
+      </w:rPr>
+    </w:lvl>
+    <w:lvl w:ilvl="1" w:tplc="240A0003" w:tentative="1">
+      <w:start w:val="1"/>
+      <w:numFmt w:val="bullet"/>
+      <w:lvlText w:val="o"/>
+      <w:lvlJc w:val="left"/>
+      <w:pPr>
+        <w:ind w:left="1440" w:hanging="360"/>
+      </w:pPr>
+      <w:rPr>
+        <w:rFonts w:ascii="Courier New" w:hAnsi="Courier New" w:cs="Courier New" w:hint="default"/>
+      </w:rPr>
+    </w:lvl>
+    <w:lvl w:ilvl="2" w:tplc="240A0005" w:tentative="1">
+      <w:start w:val="1"/>
+      <w:numFmt w:val="bullet"/>
+      <w:lvlText w:val=""/>
+      <w:lvlJc w:val="left"/>
+      <w:pPr>
+        <w:ind w:left="2160" w:hanging="360"/>
+      </w:pPr>
+      <w:rPr>
+        <w:rFonts w:ascii="Wingdings" w:hAnsi="Wingdings" w:hint="default"/>
+      </w:rPr>
+    </w:lvl>
+    <w:lvl w:ilvl="3" w:tplc="240A0001" w:tentative="1">
+      <w:start w:val="1"/>
+      <w:numFmt w:val="bullet"/>
+      <w:lvlText w:val=""/>
+      <w:lvlJc w:val="left"/>
+      <w:pPr>
+        <w:ind w:left="2880" w:hanging="360"/>
+      </w:pPr>
+      <w:rPr>
+        <w:rFonts w:ascii="Symbol" w:hAnsi="Symbol" w:hint="default"/>
+      </w:rPr>
+    </w:lvl>
+    <w:lvl w:ilvl="4" w:tplc="240A0003" w:tentative="1">
+      <w:start w:val="1"/>
+      <w:numFmt w:val="bullet"/>
+      <w:lvlText w:val="o"/>
+      <w:lvlJc w:val="left"/>
+      <w:pPr>
+        <w:ind w:left="3600" w:hanging="360"/>
+      </w:pPr>
+      <w:rPr>
+        <w:rFonts w:ascii="Courier New" w:hAnsi="Courier New" w:cs="Courier New" w:hint="default"/>
+      </w:rPr>
+    </w:lvl>
+    <w:lvl w:ilvl="5" w:tplc="240A0005" w:tentative="1">
+      <w:start w:val="1"/>
+      <w:numFmt w:val="bullet"/>
+      <w:lvlText w:val=""/>
+      <w:lvlJc w:val="left"/>
+      <w:pPr>
+        <w:ind w:left="4320" w:hanging="360"/>
+      </w:pPr>
+      <w:rPr>
+        <w:rFonts w:ascii="Wingdings" w:hAnsi="Wingdings" w:hint="default"/>
+      </w:rPr>
+    </w:lvl>
+    <w:lvl w:ilvl="6" w:tplc="240A0001" w:tentative="1">
+      <w:start w:val="1"/>
+      <w:numFmt w:val="bullet"/>
+      <w:lvlText w:val=""/>
+      <w:lvlJc w:val="left"/>
+      <w:pPr>
+        <w:ind w:left="5040" w:hanging="360"/>
+      </w:pPr>
+      <w:rPr>
+        <w:rFonts w:ascii="Symbol" w:hAnsi="Symbol" w:hint="default"/>
+      </w:rPr>
+    </w:lvl>
+    <w:lvl w:ilvl="7" w:tplc="240A0003" w:tentative="1">
+      <w:start w:val="1"/>
+      <w:numFmt w:val="bullet"/>
+      <w:lvlText w:val="o"/>
+      <w:lvlJc w:val="left"/>
+      <w:pPr>
+        <w:ind w:left="5760" w:hanging="360"/>
+      </w:pPr>
+      <w:rPr>
+        <w:rFonts w:ascii="Courier New" w:hAnsi="Courier New" w:cs="Courier New" w:hint="default"/>
+      </w:rPr>
+    </w:lvl>
+    <w:lvl w:ilvl="8" w:tplc="240A0005" w:tentative="1">
+      <w:start w:val="1"/>
+      <w:numFmt w:val="bullet"/>
+      <w:lvlText w:val=""/>
+      <w:lvlJc w:val="left"/>
+      <w:pPr>
+        <w:ind w:left="6480" w:hanging="360"/>
+      </w:pPr>
+      <w:rPr>
+        <w:rFonts w:ascii="Wingdings" w:hAnsi="Wingdings" w:hint="default"/>
+      </w:rPr>
+    </w:lvl>
+  </w:abstractNum>
+  <w:abstractNum w:abstractNumId="2" w15:restartNumberingAfterBreak="0">
+    <w:nsid w:val="354F4453"/>
+    <w:multiLevelType w:val="hybridMultilevel"/>
+    <w:tmpl w:val="E474EDD4"/>
+    <w:lvl w:ilvl="0" w:tplc="240A0001">
+      <w:start w:val="1"/>
+      <w:numFmt w:val="bullet"/>
+      <w:lvlText w:val=""/>
+      <w:lvlJc w:val="left"/>
+      <w:pPr>
+        <w:ind w:left="720" w:hanging="360"/>
+      </w:pPr>
+      <w:rPr>
+        <w:rFonts w:ascii="Symbol" w:hAnsi="Symbol" w:hint="default"/>
+      </w:rPr>
+    </w:lvl>
+    <w:lvl w:ilvl="1" w:tplc="240A0003" w:tentative="1">
+      <w:start w:val="1"/>
+      <w:numFmt w:val="bullet"/>
+      <w:lvlText w:val="o"/>
+      <w:lvlJc w:val="left"/>
+      <w:pPr>
+        <w:ind w:left="1440" w:hanging="360"/>
+      </w:pPr>
+      <w:rPr>
+        <w:rFonts w:ascii="Courier New" w:hAnsi="Courier New" w:cs="Courier New" w:hint="default"/>
+      </w:rPr>
+    </w:lvl>
+    <w:lvl w:ilvl="2" w:tplc="240A0005" w:tentative="1">
+      <w:start w:val="1"/>
+      <w:numFmt w:val="bullet"/>
+      <w:lvlText w:val=""/>
+      <w:lvlJc w:val="left"/>
+      <w:pPr>
+        <w:ind w:left="2160" w:hanging="360"/>
+      </w:pPr>
+      <w:rPr>
+        <w:rFonts w:ascii="Wingdings" w:hAnsi="Wingdings" w:hint="default"/>
+      </w:rPr>
+    </w:lvl>
+    <w:lvl w:ilvl="3" w:tplc="240A0001" w:tentative="1">
+      <w:start w:val="1"/>
+      <w:numFmt w:val="bullet"/>
+      <w:lvlText w:val=""/>
+      <w:lvlJc w:val="left"/>
+      <w:pPr>
+        <w:ind w:left="2880" w:hanging="360"/>
+      </w:pPr>
+      <w:rPr>
+        <w:rFonts w:ascii="Symbol" w:hAnsi="Symbol" w:hint="default"/>
+      </w:rPr>
+    </w:lvl>
+    <w:lvl w:ilvl="4" w:tplc="240A0003" w:tentative="1">
+      <w:start w:val="1"/>
+      <w:numFmt w:val="bullet"/>
+      <w:lvlText w:val="o"/>
+      <w:lvlJc w:val="left"/>
+      <w:pPr>
+        <w:ind w:left="3600" w:hanging="360"/>
+      </w:pPr>
+      <w:rPr>
+        <w:rFonts w:ascii="Courier New" w:hAnsi="Courier New" w:cs="Courier New" w:hint="default"/>
+      </w:rPr>
+    </w:lvl>
+    <w:lvl w:ilvl="5" w:tplc="240A0005" w:tentative="1">
+      <w:start w:val="1"/>
+      <w:numFmt w:val="bullet"/>
+      <w:lvlText w:val=""/>
+      <w:lvlJc w:val="left"/>
+      <w:pPr>
+        <w:ind w:left="4320" w:hanging="360"/>
+      </w:pPr>
+      <w:rPr>
+        <w:rFonts w:ascii="Wingdings" w:hAnsi="Wingdings" w:hint="default"/>
+      </w:rPr>
+    </w:lvl>
+    <w:lvl w:ilvl="6" w:tplc="240A0001" w:tentative="1">
+      <w:start w:val="1"/>
+      <w:numFmt w:val="bullet"/>
+      <w:lvlText w:val=""/>
+      <w:lvlJc w:val="left"/>
+      <w:pPr>
+        <w:ind w:left="5040" w:hanging="360"/>
+      </w:pPr>
+      <w:rPr>
+        <w:rFonts w:ascii="Symbol" w:hAnsi="Symbol" w:hint="default"/>
+      </w:rPr>
+    </w:lvl>
+    <w:lvl w:ilvl="7" w:tplc="240A0003" w:tentative="1">
+      <w:start w:val="1"/>
+      <w:numFmt w:val="bullet"/>
+      <w:lvlText w:val="o"/>
+      <w:lvlJc w:val="left"/>
+      <w:pPr>
+        <w:ind w:left="5760" w:hanging="360"/>
+      </w:pPr>
+      <w:rPr>
+        <w:rFonts w:ascii="Courier New" w:hAnsi="Courier New" w:cs="Courier New" w:hint="default"/>
+      </w:rPr>
+    </w:lvl>
+    <w:lvl w:ilvl="8" w:tplc="240A0005" w:tentative="1">
+      <w:start w:val="1"/>
+      <w:numFmt w:val="bullet"/>
+      <w:lvlText w:val=""/>
+      <w:lvlJc w:val="left"/>
+      <w:pPr>
+        <w:ind w:left="6480" w:hanging="360"/>
+      </w:pPr>
+      <w:rPr>
+        <w:rFonts w:ascii="Wingdings" w:hAnsi="Wingdings" w:hint="default"/>
+      </w:rPr>
+    </w:lvl>
+  </w:abstractNum>
+  <w:abstractNum w:abstractNumId="3" w15:restartNumberingAfterBreak="0">
     <w:nsid w:val="36720225"/>
     <w:multiLevelType w:val="hybridMultilevel"/>
     <w:tmpl w:val="E5CEAEC4"/>
@@ -5446,7 +6487,233 @@
       </w:rPr>
     </w:lvl>
   </w:abstractNum>
-  <w:abstractNum w:abstractNumId="2" w15:restartNumberingAfterBreak="0">
+  <w:abstractNum w:abstractNumId="4" w15:restartNumberingAfterBreak="0">
+    <w:nsid w:val="457D7F16"/>
+    <w:multiLevelType w:val="hybridMultilevel"/>
+    <w:tmpl w:val="9A7AC840"/>
+    <w:lvl w:ilvl="0" w:tplc="240A0001">
+      <w:start w:val="1"/>
+      <w:numFmt w:val="bullet"/>
+      <w:lvlText w:val=""/>
+      <w:lvlJc w:val="left"/>
+      <w:pPr>
+        <w:ind w:left="720" w:hanging="360"/>
+      </w:pPr>
+      <w:rPr>
+        <w:rFonts w:ascii="Symbol" w:hAnsi="Symbol" w:hint="default"/>
+      </w:rPr>
+    </w:lvl>
+    <w:lvl w:ilvl="1" w:tplc="240A0003" w:tentative="1">
+      <w:start w:val="1"/>
+      <w:numFmt w:val="bullet"/>
+      <w:lvlText w:val="o"/>
+      <w:lvlJc w:val="left"/>
+      <w:pPr>
+        <w:ind w:left="1440" w:hanging="360"/>
+      </w:pPr>
+      <w:rPr>
+        <w:rFonts w:ascii="Courier New" w:hAnsi="Courier New" w:cs="Courier New" w:hint="default"/>
+      </w:rPr>
+    </w:lvl>
+    <w:lvl w:ilvl="2" w:tplc="240A0005" w:tentative="1">
+      <w:start w:val="1"/>
+      <w:numFmt w:val="bullet"/>
+      <w:lvlText w:val=""/>
+      <w:lvlJc w:val="left"/>
+      <w:pPr>
+        <w:ind w:left="2160" w:hanging="360"/>
+      </w:pPr>
+      <w:rPr>
+        <w:rFonts w:ascii="Wingdings" w:hAnsi="Wingdings" w:hint="default"/>
+      </w:rPr>
+    </w:lvl>
+    <w:lvl w:ilvl="3" w:tplc="240A0001" w:tentative="1">
+      <w:start w:val="1"/>
+      <w:numFmt w:val="bullet"/>
+      <w:lvlText w:val=""/>
+      <w:lvlJc w:val="left"/>
+      <w:pPr>
+        <w:ind w:left="2880" w:hanging="360"/>
+      </w:pPr>
+      <w:rPr>
+        <w:rFonts w:ascii="Symbol" w:hAnsi="Symbol" w:hint="default"/>
+      </w:rPr>
+    </w:lvl>
+    <w:lvl w:ilvl="4" w:tplc="240A0003" w:tentative="1">
+      <w:start w:val="1"/>
+      <w:numFmt w:val="bullet"/>
+      <w:lvlText w:val="o"/>
+      <w:lvlJc w:val="left"/>
+      <w:pPr>
+        <w:ind w:left="3600" w:hanging="360"/>
+      </w:pPr>
+      <w:rPr>
+        <w:rFonts w:ascii="Courier New" w:hAnsi="Courier New" w:cs="Courier New" w:hint="default"/>
+      </w:rPr>
+    </w:lvl>
+    <w:lvl w:ilvl="5" w:tplc="240A0005" w:tentative="1">
+      <w:start w:val="1"/>
+      <w:numFmt w:val="bullet"/>
+      <w:lvlText w:val=""/>
+      <w:lvlJc w:val="left"/>
+      <w:pPr>
+        <w:ind w:left="4320" w:hanging="360"/>
+      </w:pPr>
+      <w:rPr>
+        <w:rFonts w:ascii="Wingdings" w:hAnsi="Wingdings" w:hint="default"/>
+      </w:rPr>
+    </w:lvl>
+    <w:lvl w:ilvl="6" w:tplc="240A0001" w:tentative="1">
+      <w:start w:val="1"/>
+      <w:numFmt w:val="bullet"/>
+      <w:lvlText w:val=""/>
+      <w:lvlJc w:val="left"/>
+      <w:pPr>
+        <w:ind w:left="5040" w:hanging="360"/>
+      </w:pPr>
+      <w:rPr>
+        <w:rFonts w:ascii="Symbol" w:hAnsi="Symbol" w:hint="default"/>
+      </w:rPr>
+    </w:lvl>
+    <w:lvl w:ilvl="7" w:tplc="240A0003" w:tentative="1">
+      <w:start w:val="1"/>
+      <w:numFmt w:val="bullet"/>
+      <w:lvlText w:val="o"/>
+      <w:lvlJc w:val="left"/>
+      <w:pPr>
+        <w:ind w:left="5760" w:hanging="360"/>
+      </w:pPr>
+      <w:rPr>
+        <w:rFonts w:ascii="Courier New" w:hAnsi="Courier New" w:cs="Courier New" w:hint="default"/>
+      </w:rPr>
+    </w:lvl>
+    <w:lvl w:ilvl="8" w:tplc="240A0005" w:tentative="1">
+      <w:start w:val="1"/>
+      <w:numFmt w:val="bullet"/>
+      <w:lvlText w:val=""/>
+      <w:lvlJc w:val="left"/>
+      <w:pPr>
+        <w:ind w:left="6480" w:hanging="360"/>
+      </w:pPr>
+      <w:rPr>
+        <w:rFonts w:ascii="Wingdings" w:hAnsi="Wingdings" w:hint="default"/>
+      </w:rPr>
+    </w:lvl>
+  </w:abstractNum>
+  <w:abstractNum w:abstractNumId="5" w15:restartNumberingAfterBreak="0">
+    <w:nsid w:val="4AD5040C"/>
+    <w:multiLevelType w:val="hybridMultilevel"/>
+    <w:tmpl w:val="C6FC44A6"/>
+    <w:lvl w:ilvl="0" w:tplc="240A0001">
+      <w:start w:val="1"/>
+      <w:numFmt w:val="bullet"/>
+      <w:lvlText w:val=""/>
+      <w:lvlJc w:val="left"/>
+      <w:pPr>
+        <w:ind w:left="720" w:hanging="360"/>
+      </w:pPr>
+      <w:rPr>
+        <w:rFonts w:ascii="Symbol" w:hAnsi="Symbol" w:hint="default"/>
+      </w:rPr>
+    </w:lvl>
+    <w:lvl w:ilvl="1" w:tplc="240A0003" w:tentative="1">
+      <w:start w:val="1"/>
+      <w:numFmt w:val="bullet"/>
+      <w:lvlText w:val="o"/>
+      <w:lvlJc w:val="left"/>
+      <w:pPr>
+        <w:ind w:left="1440" w:hanging="360"/>
+      </w:pPr>
+      <w:rPr>
+        <w:rFonts w:ascii="Courier New" w:hAnsi="Courier New" w:cs="Courier New" w:hint="default"/>
+      </w:rPr>
+    </w:lvl>
+    <w:lvl w:ilvl="2" w:tplc="240A0005" w:tentative="1">
+      <w:start w:val="1"/>
+      <w:numFmt w:val="bullet"/>
+      <w:lvlText w:val=""/>
+      <w:lvlJc w:val="left"/>
+      <w:pPr>
+        <w:ind w:left="2160" w:hanging="360"/>
+      </w:pPr>
+      <w:rPr>
+        <w:rFonts w:ascii="Wingdings" w:hAnsi="Wingdings" w:hint="default"/>
+      </w:rPr>
+    </w:lvl>
+    <w:lvl w:ilvl="3" w:tplc="240A0001" w:tentative="1">
+      <w:start w:val="1"/>
+      <w:numFmt w:val="bullet"/>
+      <w:lvlText w:val=""/>
+      <w:lvlJc w:val="left"/>
+      <w:pPr>
+        <w:ind w:left="2880" w:hanging="360"/>
+      </w:pPr>
+      <w:rPr>
+        <w:rFonts w:ascii="Symbol" w:hAnsi="Symbol" w:hint="default"/>
+      </w:rPr>
+    </w:lvl>
+    <w:lvl w:ilvl="4" w:tplc="240A0003" w:tentative="1">
+      <w:start w:val="1"/>
+      <w:numFmt w:val="bullet"/>
+      <w:lvlText w:val="o"/>
+      <w:lvlJc w:val="left"/>
+      <w:pPr>
+        <w:ind w:left="3600" w:hanging="360"/>
+      </w:pPr>
+      <w:rPr>
+        <w:rFonts w:ascii="Courier New" w:hAnsi="Courier New" w:cs="Courier New" w:hint="default"/>
+      </w:rPr>
+    </w:lvl>
+    <w:lvl w:ilvl="5" w:tplc="240A0005" w:tentative="1">
+      <w:start w:val="1"/>
+      <w:numFmt w:val="bullet"/>
+      <w:lvlText w:val=""/>
+      <w:lvlJc w:val="left"/>
+      <w:pPr>
+        <w:ind w:left="4320" w:hanging="360"/>
+      </w:pPr>
+      <w:rPr>
+        <w:rFonts w:ascii="Wingdings" w:hAnsi="Wingdings" w:hint="default"/>
+      </w:rPr>
+    </w:lvl>
+    <w:lvl w:ilvl="6" w:tplc="240A0001" w:tentative="1">
+      <w:start w:val="1"/>
+      <w:numFmt w:val="bullet"/>
+      <w:lvlText w:val=""/>
+      <w:lvlJc w:val="left"/>
+      <w:pPr>
+        <w:ind w:left="5040" w:hanging="360"/>
+      </w:pPr>
+      <w:rPr>
+        <w:rFonts w:ascii="Symbol" w:hAnsi="Symbol" w:hint="default"/>
+      </w:rPr>
+    </w:lvl>
+    <w:lvl w:ilvl="7" w:tplc="240A0003" w:tentative="1">
+      <w:start w:val="1"/>
+      <w:numFmt w:val="bullet"/>
+      <w:lvlText w:val="o"/>
+      <w:lvlJc w:val="left"/>
+      <w:pPr>
+        <w:ind w:left="5760" w:hanging="360"/>
+      </w:pPr>
+      <w:rPr>
+        <w:rFonts w:ascii="Courier New" w:hAnsi="Courier New" w:cs="Courier New" w:hint="default"/>
+      </w:rPr>
+    </w:lvl>
+    <w:lvl w:ilvl="8" w:tplc="240A0005" w:tentative="1">
+      <w:start w:val="1"/>
+      <w:numFmt w:val="bullet"/>
+      <w:lvlText w:val=""/>
+      <w:lvlJc w:val="left"/>
+      <w:pPr>
+        <w:ind w:left="6480" w:hanging="360"/>
+      </w:pPr>
+      <w:rPr>
+        <w:rFonts w:ascii="Wingdings" w:hAnsi="Wingdings" w:hint="default"/>
+      </w:rPr>
+    </w:lvl>
+  </w:abstractNum>
+  <w:abstractNum w:abstractNumId="6" w15:restartNumberingAfterBreak="0">
     <w:nsid w:val="513B7EA1"/>
     <w:multiLevelType w:val="hybridMultilevel"/>
     <w:tmpl w:val="6B5C4A68"/>
@@ -5559,7 +6826,7 @@
       </w:rPr>
     </w:lvl>
   </w:abstractNum>
-  <w:abstractNum w:abstractNumId="3" w15:restartNumberingAfterBreak="0">
+  <w:abstractNum w:abstractNumId="7" w15:restartNumberingAfterBreak="0">
     <w:nsid w:val="58B14600"/>
     <w:multiLevelType w:val="hybridMultilevel"/>
     <w:tmpl w:val="433A6502"/>
@@ -5672,7 +6939,7 @@
       </w:rPr>
     </w:lvl>
   </w:abstractNum>
-  <w:abstractNum w:abstractNumId="4" w15:restartNumberingAfterBreak="0">
+  <w:abstractNum w:abstractNumId="8" w15:restartNumberingAfterBreak="0">
     <w:nsid w:val="5F436901"/>
     <w:multiLevelType w:val="hybridMultilevel"/>
     <w:tmpl w:val="4DE48B7C"/>
@@ -5785,7 +7052,7 @@
       </w:rPr>
     </w:lvl>
   </w:abstractNum>
-  <w:abstractNum w:abstractNumId="5" w15:restartNumberingAfterBreak="0">
+  <w:abstractNum w:abstractNumId="9" w15:restartNumberingAfterBreak="0">
     <w:nsid w:val="6B48065D"/>
     <w:multiLevelType w:val="hybridMultilevel"/>
     <w:tmpl w:val="9566E192"/>
@@ -5898,7 +7165,7 @@
       </w:rPr>
     </w:lvl>
   </w:abstractNum>
-  <w:abstractNum w:abstractNumId="6" w15:restartNumberingAfterBreak="0">
+  <w:abstractNum w:abstractNumId="10" w15:restartNumberingAfterBreak="0">
     <w:nsid w:val="6F1C43A0"/>
     <w:multiLevelType w:val="hybridMultilevel"/>
     <w:tmpl w:val="239205CC"/>
@@ -6011,7 +7278,7 @@
       </w:rPr>
     </w:lvl>
   </w:abstractNum>
-  <w:abstractNum w:abstractNumId="7" w15:restartNumberingAfterBreak="0">
+  <w:abstractNum w:abstractNumId="11" w15:restartNumberingAfterBreak="0">
     <w:nsid w:val="719B15A0"/>
     <w:multiLevelType w:val="hybridMultilevel"/>
     <w:tmpl w:val="8B6A06FC"/>
@@ -6124,7 +7391,7 @@
       </w:rPr>
     </w:lvl>
   </w:abstractNum>
-  <w:abstractNum w:abstractNumId="8" w15:restartNumberingAfterBreak="0">
+  <w:abstractNum w:abstractNumId="12" w15:restartNumberingAfterBreak="0">
     <w:nsid w:val="7760001C"/>
     <w:multiLevelType w:val="hybridMultilevel"/>
     <w:tmpl w:val="DA00D140"/>
@@ -6237,7 +7504,7 @@
       </w:rPr>
     </w:lvl>
   </w:abstractNum>
-  <w:abstractNum w:abstractNumId="9" w15:restartNumberingAfterBreak="0">
+  <w:abstractNum w:abstractNumId="13" w15:restartNumberingAfterBreak="0">
     <w:nsid w:val="7A944C52"/>
     <w:multiLevelType w:val="hybridMultilevel"/>
     <w:tmpl w:val="4DF8A4A6"/>
@@ -6350,7 +7617,7 @@
       </w:rPr>
     </w:lvl>
   </w:abstractNum>
-  <w:abstractNum w:abstractNumId="10" w15:restartNumberingAfterBreak="0">
+  <w:abstractNum w:abstractNumId="14" w15:restartNumberingAfterBreak="0">
     <w:nsid w:val="7BCE6F6B"/>
     <w:multiLevelType w:val="hybridMultilevel"/>
     <w:tmpl w:val="570004FA"/>
@@ -6436,38 +7703,139 @@
       </w:pPr>
     </w:lvl>
   </w:abstractNum>
+  <w:abstractNum w:abstractNumId="15" w15:restartNumberingAfterBreak="0">
+    <w:nsid w:val="7E3A58EC"/>
+    <w:multiLevelType w:val="hybridMultilevel"/>
+    <w:tmpl w:val="22AEB536"/>
+    <w:lvl w:ilvl="0" w:tplc="240A000F">
+      <w:start w:val="1"/>
+      <w:numFmt w:val="decimal"/>
+      <w:lvlText w:val="%1."/>
+      <w:lvlJc w:val="left"/>
+      <w:pPr>
+        <w:ind w:left="720" w:hanging="360"/>
+      </w:pPr>
+    </w:lvl>
+    <w:lvl w:ilvl="1" w:tplc="240A0019" w:tentative="1">
+      <w:start w:val="1"/>
+      <w:numFmt w:val="lowerLetter"/>
+      <w:lvlText w:val="%2."/>
+      <w:lvlJc w:val="left"/>
+      <w:pPr>
+        <w:ind w:left="1440" w:hanging="360"/>
+      </w:pPr>
+    </w:lvl>
+    <w:lvl w:ilvl="2" w:tplc="240A001B" w:tentative="1">
+      <w:start w:val="1"/>
+      <w:numFmt w:val="lowerRoman"/>
+      <w:lvlText w:val="%3."/>
+      <w:lvlJc w:val="right"/>
+      <w:pPr>
+        <w:ind w:left="2160" w:hanging="180"/>
+      </w:pPr>
+    </w:lvl>
+    <w:lvl w:ilvl="3" w:tplc="240A000F" w:tentative="1">
+      <w:start w:val="1"/>
+      <w:numFmt w:val="decimal"/>
+      <w:lvlText w:val="%4."/>
+      <w:lvlJc w:val="left"/>
+      <w:pPr>
+        <w:ind w:left="2880" w:hanging="360"/>
+      </w:pPr>
+    </w:lvl>
+    <w:lvl w:ilvl="4" w:tplc="240A0019" w:tentative="1">
+      <w:start w:val="1"/>
+      <w:numFmt w:val="lowerLetter"/>
+      <w:lvlText w:val="%5."/>
+      <w:lvlJc w:val="left"/>
+      <w:pPr>
+        <w:ind w:left="3600" w:hanging="360"/>
+      </w:pPr>
+    </w:lvl>
+    <w:lvl w:ilvl="5" w:tplc="240A001B" w:tentative="1">
+      <w:start w:val="1"/>
+      <w:numFmt w:val="lowerRoman"/>
+      <w:lvlText w:val="%6."/>
+      <w:lvlJc w:val="right"/>
+      <w:pPr>
+        <w:ind w:left="4320" w:hanging="180"/>
+      </w:pPr>
+    </w:lvl>
+    <w:lvl w:ilvl="6" w:tplc="240A000F" w:tentative="1">
+      <w:start w:val="1"/>
+      <w:numFmt w:val="decimal"/>
+      <w:lvlText w:val="%7."/>
+      <w:lvlJc w:val="left"/>
+      <w:pPr>
+        <w:ind w:left="5040" w:hanging="360"/>
+      </w:pPr>
+    </w:lvl>
+    <w:lvl w:ilvl="7" w:tplc="240A0019" w:tentative="1">
+      <w:start w:val="1"/>
+      <w:numFmt w:val="lowerLetter"/>
+      <w:lvlText w:val="%8."/>
+      <w:lvlJc w:val="left"/>
+      <w:pPr>
+        <w:ind w:left="5760" w:hanging="360"/>
+      </w:pPr>
+    </w:lvl>
+    <w:lvl w:ilvl="8" w:tplc="240A001B" w:tentative="1">
+      <w:start w:val="1"/>
+      <w:numFmt w:val="lowerRoman"/>
+      <w:lvlText w:val="%9."/>
+      <w:lvlJc w:val="right"/>
+      <w:pPr>
+        <w:ind w:left="6480" w:hanging="180"/>
+      </w:pPr>
+    </w:lvl>
+  </w:abstractNum>
   <w:num w:numId="1" w16cid:durableId="2052995577">
-    <w:abstractNumId w:val="3"/>
+    <w:abstractNumId w:val="7"/>
   </w:num>
   <w:num w:numId="2" w16cid:durableId="1068961126">
-    <w:abstractNumId w:val="2"/>
+    <w:abstractNumId w:val="6"/>
   </w:num>
   <w:num w:numId="3" w16cid:durableId="911352854">
-    <w:abstractNumId w:val="6"/>
+    <w:abstractNumId w:val="10"/>
   </w:num>
   <w:num w:numId="4" w16cid:durableId="315378784">
-    <w:abstractNumId w:val="8"/>
+    <w:abstractNumId w:val="12"/>
   </w:num>
   <w:num w:numId="5" w16cid:durableId="1158306522">
-    <w:abstractNumId w:val="7"/>
+    <w:abstractNumId w:val="11"/>
   </w:num>
   <w:num w:numId="6" w16cid:durableId="1288773938">
     <w:abstractNumId w:val="0"/>
   </w:num>
   <w:num w:numId="7" w16cid:durableId="1241210122">
+    <w:abstractNumId w:val="8"/>
+  </w:num>
+  <w:num w:numId="8" w16cid:durableId="1337925516">
+    <w:abstractNumId w:val="3"/>
+  </w:num>
+  <w:num w:numId="9" w16cid:durableId="44373224">
+    <w:abstractNumId w:val="13"/>
+  </w:num>
+  <w:num w:numId="10" w16cid:durableId="631861241">
+    <w:abstractNumId w:val="9"/>
+  </w:num>
+  <w:num w:numId="11" w16cid:durableId="642809573">
+    <w:abstractNumId w:val="14"/>
+  </w:num>
+  <w:num w:numId="12" w16cid:durableId="24183261">
+    <w:abstractNumId w:val="1"/>
+  </w:num>
+  <w:num w:numId="13" w16cid:durableId="1918586058">
+    <w:abstractNumId w:val="2"/>
+  </w:num>
+  <w:num w:numId="14" w16cid:durableId="1825195601">
     <w:abstractNumId w:val="4"/>
   </w:num>
-  <w:num w:numId="8" w16cid:durableId="1337925516">
-    <w:abstractNumId w:val="1"/>
+  <w:num w:numId="15" w16cid:durableId="836650204">
+    <w:abstractNumId w:val="15"/>
   </w:num>
-  <w:num w:numId="9" w16cid:durableId="44373224">
-    <w:abstractNumId w:val="9"/>
-  </w:num>
-  <w:num w:numId="10" w16cid:durableId="631861241">
+  <w:num w:numId="16" w16cid:durableId="1536699666">
     <w:abstractNumId w:val="5"/>
-  </w:num>
-  <w:num w:numId="11" w16cid:durableId="642809573">
-    <w:abstractNumId w:val="10"/>
   </w:num>
 </w:numbering>
 </file>

--- a/Draft/6 Case Study.docx
+++ b/Draft/6 Case Study.docx
@@ -5480,13 +5480,7 @@
         <w:rPr>
           <w:lang w:val="en-NZ"/>
         </w:rPr>
-        <w:t xml:space="preserve"> </w:t>
-      </w:r>
-      <w:r>
-        <w:rPr>
-          <w:lang w:val="en-NZ"/>
-        </w:rPr>
-        <w:t>No group was taking on the offer, basically because no group was working together outside of the classroom.</w:t>
+        <w:t xml:space="preserve"> No group was taking on the offer, basically because no group was working together outside of the classroom.</w:t>
       </w:r>
     </w:p>
     <w:p>
@@ -5729,20 +5723,12 @@
           <w:lang w:val="en-NZ"/>
         </w:rPr>
       </w:pPr>
-    </w:p>
-    <w:p>
-      <w:pPr>
-        <w:rPr>
-          <w:lang w:val="en-NZ"/>
-        </w:rPr>
-      </w:pPr>
-    </w:p>
-    <w:p>
-      <w:pPr>
-        <w:rPr>
-          <w:lang w:val="en-NZ"/>
-        </w:rPr>
-      </w:pPr>
+      <w:r>
+        <w:rPr>
+          <w:lang w:val="en-NZ"/>
+        </w:rPr>
+        <w:t>The first step was to create and configure the Room. On of the QS took the initiative to be the host and quickly moved through the technical steps all the way to the creation of the Workspace. Defining the session goal did not take a discussion at all, since it had been stablished before what the objective was, but it did prompt the question: What would happen if the goal had not been discussed earlier?</w:t>
+      </w:r>
     </w:p>
     <w:p>
       <w:pPr>
@@ -5755,6 +5741,240 @@
           <w:lang w:val="en-NZ"/>
         </w:rPr>
         <w:lastRenderedPageBreak/>
+        <w:t>The response was a bit vague</w:t>
+      </w:r>
+      <w:r>
+        <w:rPr>
+          <w:lang w:val="en-NZ"/>
+        </w:rPr>
+        <w:t>, the group had a clear idea of what was the work needed for the session, but it was not clear for them when they took the decision of dedicating the session to start working on the poster. The CM did mention that the poster was the next deliverable, so there was no need to discus what to do next, it was mandatory to work on the poster, and a mater of focusing on their own individual responsibilities.</w:t>
+      </w:r>
+    </w:p>
+    <w:p>
+      <w:pPr>
+        <w:rPr>
+          <w:lang w:val="en-NZ"/>
+        </w:rPr>
+      </w:pPr>
+      <w:r>
+        <w:rPr>
+          <w:lang w:val="en-NZ"/>
+        </w:rPr>
+        <w:t xml:space="preserve">The CM continued this line of though, proposing the scenario that if the lecturers expected a more step-by-step type of meetings, more formal approach to the group work, that would be his main responsibility, and it would be </w:t>
+      </w:r>
+      <w:r>
+        <w:rPr>
+          <w:lang w:val="en-NZ"/>
+        </w:rPr>
+        <w:t>clearer</w:t>
+      </w:r>
+      <w:r>
+        <w:rPr>
+          <w:lang w:val="en-NZ"/>
+        </w:rPr>
+        <w:t>, at least for his role, what to do in each session</w:t>
+      </w:r>
+      <w:r>
+        <w:rPr>
+          <w:lang w:val="en-NZ"/>
+        </w:rPr>
+        <w:t>. For now, he was feeling a little lost.</w:t>
+      </w:r>
+    </w:p>
+    <w:p>
+      <w:pPr>
+        <w:rPr>
+          <w:lang w:val="en-NZ"/>
+        </w:rPr>
+      </w:pPr>
+      <w:r>
+        <w:rPr>
+          <w:lang w:val="en-NZ"/>
+        </w:rPr>
+        <w:t>Figure 5 shows the space that was used for the couple of observations that took the groups apart form the rest of the classroom, like this one. The set-up of the table promoted a behaviour that had already been seen during the usability test: the student tried to create a workspace that fitted in the entire table, although it was not necessary, and was struggling with the controls and had to stand up and move around to try and cover the whole table. S</w:t>
+      </w:r>
+      <w:r>
+        <w:rPr>
+          <w:lang w:val="en-NZ"/>
+        </w:rPr>
+        <w:t>he</w:t>
+      </w:r>
+      <w:r>
+        <w:rPr>
+          <w:lang w:val="en-NZ"/>
+        </w:rPr>
+        <w:t xml:space="preserve"> was not happy with the result and asked to restart the process to create a better workspace.</w:t>
+      </w:r>
+    </w:p>
+    <w:p>
+      <w:pPr>
+        <w:jc w:val="center"/>
+        <w:rPr>
+          <w:lang w:val="en-NZ"/>
+        </w:rPr>
+      </w:pPr>
+      <w:r>
+        <w:rPr>
+          <w:lang w:val="en-NZ"/>
+        </w:rPr>
+        <w:t>Figure 5</w:t>
+      </w:r>
+    </w:p>
+    <w:p>
+      <w:pPr>
+        <w:jc w:val="both"/>
+        <w:rPr>
+          <w:lang w:val="en-NZ"/>
+        </w:rPr>
+      </w:pPr>
+      <w:r>
+        <w:rPr>
+          <w:lang w:val="en-NZ"/>
+        </w:rPr>
+        <w:t>While repeating the creation of the Room, the student commented that probably the CM should be the one in charge of the configuration process and handed the mobile to him so he could do it. The situation worthed an intervening question: Should the same person always be the host? How would they organise the group to create and configure the Room?</w:t>
+      </w:r>
+    </w:p>
+    <w:p>
+      <w:pPr>
+        <w:jc w:val="both"/>
+        <w:rPr>
+          <w:lang w:val="en-NZ"/>
+        </w:rPr>
+      </w:pPr>
+      <w:r>
+        <w:rPr>
+          <w:lang w:val="en-NZ"/>
+        </w:rPr>
+        <w:t>In the beginning they proposed that it would make more sense if someone had that fixed responsibility, but found little reasons for keeping that idea when following the discussion further, arguing that “making” the Room should be a fast process and the first person to arrive to the classroom should do it, the same way that person would take a table for the group to work during the day. It was an easier approach.</w:t>
+      </w:r>
+    </w:p>
+    <w:p>
+      <w:pPr>
+        <w:jc w:val="both"/>
+        <w:rPr>
+          <w:lang w:val="en-NZ"/>
+        </w:rPr>
+      </w:pPr>
+      <w:r>
+        <w:rPr>
+          <w:lang w:val="en-NZ"/>
+        </w:rPr>
+        <w:t>The interactions with the User Anchors were simpler. They showed that the students liked the idea of the anchor, they specially found amusing the “goofy” look that the gaze gave to the whole anchor, and suggested more elements of customization beside colour, like text, shapes or animations.</w:t>
+      </w:r>
+      <w:r>
+        <w:rPr>
+          <w:lang w:val="en-NZ"/>
+        </w:rPr>
+        <w:t xml:space="preserve"> They also found the functionality better suited for the first two weeks, when it was more common to need information of someone like his name or role, but found it rather useless now that they knew each other and had other means of getting in contact if needed.</w:t>
+      </w:r>
+    </w:p>
+    <w:p>
+      <w:pPr>
+        <w:jc w:val="both"/>
+        <w:rPr>
+          <w:lang w:val="en-NZ"/>
+        </w:rPr>
+      </w:pPr>
+      <w:r>
+        <w:rPr>
+          <w:lang w:val="en-NZ"/>
+        </w:rPr>
+        <w:t>After these interactions the students continued to work by themselves, with two important observations to mention:</w:t>
+      </w:r>
+    </w:p>
+    <w:p>
+      <w:pPr>
+        <w:jc w:val="both"/>
+        <w:rPr>
+          <w:lang w:val="en-NZ"/>
+        </w:rPr>
+      </w:pPr>
+      <w:r>
+        <w:rPr>
+          <w:lang w:val="en-NZ"/>
+        </w:rPr>
+        <w:t>First, when setting themselves up to start working, the CE noticed that, based on the goal they had stablished in WorkshopAR of working on the poster, he was getting the realization that he had a lot of holes in his understanding of what he should be doing for the poster. A series of conversation inside the group took place, mostly using the information found in the LMS to try and help the CE, but it was not enough, and they needed the help of a TA or the lecturers.</w:t>
+      </w:r>
+    </w:p>
+    <w:p>
+      <w:pPr>
+        <w:jc w:val="both"/>
+        <w:rPr>
+          <w:lang w:val="en-NZ"/>
+        </w:rPr>
+      </w:pPr>
+      <w:r>
+        <w:rPr>
+          <w:lang w:val="en-NZ"/>
+        </w:rPr>
+        <w:t xml:space="preserve">The disadvantages of taking the group from the main room for observation were piling up. It was necessary to search for a TA and ask her to check on the group for the CE to be able to </w:t>
+      </w:r>
+      <w:r>
+        <w:rPr>
+          <w:lang w:val="en-NZ"/>
+        </w:rPr>
+        <w:lastRenderedPageBreak/>
+        <w:t xml:space="preserve">keep working, and then the group had to scramble from </w:t>
+      </w:r>
+      <w:r>
+        <w:rPr>
+          <w:lang w:val="en-NZ"/>
+        </w:rPr>
+        <w:t>the</w:t>
+      </w:r>
+      <w:r>
+        <w:rPr>
+          <w:lang w:val="en-NZ"/>
+        </w:rPr>
+        <w:t xml:space="preserve"> </w:t>
+      </w:r>
+      <w:r>
+        <w:rPr>
+          <w:lang w:val="en-NZ"/>
+        </w:rPr>
+        <w:t>place</w:t>
+      </w:r>
+      <w:r>
+        <w:rPr>
+          <w:lang w:val="en-NZ"/>
+        </w:rPr>
+        <w:t xml:space="preserve"> because a workshop had started and they had not heard the instruction.</w:t>
+      </w:r>
+    </w:p>
+    <w:p>
+      <w:pPr>
+        <w:rPr>
+          <w:lang w:val="en-NZ"/>
+        </w:rPr>
+      </w:pPr>
+      <w:r>
+        <w:rPr>
+          <w:lang w:val="en-NZ"/>
+        </w:rPr>
+        <w:t>During this situation if was possible to notice the second observation, the work done by the students was very individual. They were working together physically, often sharing comments, but in the end each one was concentrated in their one work. The CE need to clarify his doubts about the same poster all the others were working on because none of his teammates shared his role nor had a clear idea of what the CE needed to focus on for the poster.</w:t>
+      </w:r>
+      <w:r>
+        <w:rPr>
+          <w:lang w:val="en-NZ"/>
+        </w:rPr>
+        <w:t xml:space="preserve"> The only exception was the two QS students. They were constantly chatting to each other and sharing their screens to discuss what each of them had done, but then arrived at a different question: how different should be each of their works? They were the same role working on the same project and with the same information and decisions taken in group, how possible was to distinguish one poster from the other?</w:t>
+      </w:r>
+    </w:p>
+    <w:p>
+      <w:pPr>
+        <w:pStyle w:val="Ttulo2"/>
+        <w:rPr>
+          <w:sz w:val="24"/>
+          <w:szCs w:val="24"/>
+          <w:lang w:val="en-NZ"/>
+        </w:rPr>
+      </w:pPr>
+      <w:r>
+        <w:rPr>
+          <w:sz w:val="24"/>
+          <w:szCs w:val="24"/>
+          <w:lang w:val="en-NZ"/>
+        </w:rPr>
         <w:t>6.4.3 Preliminary Analysis</w:t>
       </w:r>
     </w:p>
@@ -5768,6 +5988,62 @@
         <w:rPr>
           <w:lang w:val="en-NZ"/>
         </w:rPr>
+        <w:t>The first four weeks of work were a period of contextualization and realization. Students were prepared to tackle a course that was known to be complex, and the first concern of many of them was to untangle the complexity and start working on the project as soon as possible.</w:t>
+      </w:r>
+    </w:p>
+    <w:p>
+      <w:pPr>
+        <w:rPr>
+          <w:lang w:val="en-NZ"/>
+        </w:rPr>
+      </w:pPr>
+      <w:r>
+        <w:rPr>
+          <w:lang w:val="en-NZ"/>
+        </w:rPr>
+        <w:t xml:space="preserve">The first issue for the students, one that the teaching staff had to quickly acknowledge, was accessibility to information, about the project and the deliverables. The information was present in the LMS but muddied and tangled in between links and tons of external material. </w:t>
+      </w:r>
+      <w:r>
+        <w:rPr>
+          <w:lang w:val="en-NZ"/>
+        </w:rPr>
+        <w:t>It required the students to organize themselves a lot around what was their plan, what information was missing and how to ask for that information. Activities like the QA sessions and the constant access to the TA staff helped the students to clarify quickly any doubts, and it was noticed during the interactions with Team B that going to the structure that WorkshopAR was proposing, especially for the assignation of goals and tasks</w:t>
+      </w:r>
+      <w:r>
+        <w:rPr>
+          <w:lang w:val="en-NZ"/>
+        </w:rPr>
+        <w:t>, helped to promote and focus the discussion about those issues, not so much to organize those elements that the students were already aware of, but to highlight all the activities that still were unclear or had not been discussed enough. That was a very good behaviour observed promoted by the application and aligned with the learning design proposed.</w:t>
+      </w:r>
+    </w:p>
+    <w:p>
+      <w:pPr>
+        <w:rPr>
+          <w:lang w:val="en-NZ"/>
+        </w:rPr>
+      </w:pPr>
+      <w:r>
+        <w:rPr>
+          <w:lang w:val="en-NZ"/>
+        </w:rPr>
+        <w:t>It was a good introduction of the idea of WorkshopAR, the observation protocol needed polish and further adjustments, but that was also part of the objectives stablished for the first weeks, and it was good that major issued were identified early. The main functionality of WorkshopAR was understood by the students but its immediate value for the project was not really seen. The following section will analyse the biggest blocks of observation with the students and how WorkshopAR found an interesting role in the work process of the groups that was not part of the initial design proposal.</w:t>
+      </w:r>
+    </w:p>
+    <w:p>
+      <w:pPr>
+        <w:pStyle w:val="Ttulo1"/>
+        <w:rPr>
+          <w:sz w:val="22"/>
+          <w:szCs w:val="22"/>
+          <w:lang w:val="en-NZ"/>
+        </w:rPr>
+      </w:pPr>
+      <w:r>
+        <w:rPr>
+          <w:sz w:val="22"/>
+          <w:szCs w:val="22"/>
+          <w:lang w:val="en-NZ"/>
+        </w:rPr>
         <w:t>6.5 Week 5 to 9: First Proposal and Poster Presentation</w:t>
       </w:r>
     </w:p>
@@ -5820,6 +6096,7 @@
         <w:rPr>
           <w:lang w:val="en-NZ"/>
         </w:rPr>
+        <w:lastRenderedPageBreak/>
         <w:t>6.6 Weeks 10 to 13: First Client Report</w:t>
       </w:r>
     </w:p>

--- a/Draft/6 Case Study.docx
+++ b/Draft/6 Case Study.docx
@@ -1,10 +1,10 @@
 
 <file path=word/document.xml><?xml version="1.0" encoding="utf-8"?>
-<w:document xmlns:wpc="http://schemas.microsoft.com/office/word/2010/wordprocessingCanvas" xmlns:cx="http://schemas.microsoft.com/office/drawing/2014/chartex" xmlns:cx1="http://schemas.microsoft.com/office/drawing/2015/9/8/chartex" xmlns:cx2="http://schemas.microsoft.com/office/drawing/2015/10/21/chartex" xmlns:cx3="http://schemas.microsoft.com/office/drawing/2016/5/9/chartex" xmlns:cx4="http://schemas.microsoft.com/office/drawing/2016/5/10/chartex" xmlns:cx5="http://schemas.microsoft.com/office/drawing/2016/5/11/chartex" xmlns:cx6="http://schemas.microsoft.com/office/drawing/2016/5/12/chartex" xmlns:cx7="http://schemas.microsoft.com/office/drawing/2016/5/13/chartex" xmlns:cx8="http://schemas.microsoft.com/office/drawing/2016/5/14/chartex" xmlns:mc="http://schemas.openxmlformats.org/markup-compatibility/2006" xmlns:aink="http://schemas.microsoft.com/office/drawing/2016/ink" xmlns:am3d="http://schemas.microsoft.com/office/drawing/2017/model3d" xmlns:o="urn:schemas-microsoft-com:office:office" xmlns:oel="http://schemas.microsoft.com/office/2019/extlst" xmlns:r="http://schemas.openxmlformats.org/officeDocument/2006/relationships" xmlns:m="http://schemas.openxmlformats.org/officeDocument/2006/math" xmlns:v="urn:schemas-microsoft-com:vml" xmlns:wp14="http://schemas.microsoft.com/office/word/2010/wordprocessingDrawing" xmlns:wp="http://schemas.openxmlformats.org/drawingml/2006/wordprocessingDrawing" xmlns:w10="urn:schemas-microsoft-com:office:word" xmlns:w="http://schemas.openxmlformats.org/wordprocessingml/2006/main" xmlns:w14="http://schemas.microsoft.com/office/word/2010/wordml" xmlns:w15="http://schemas.microsoft.com/office/word/2012/wordml" xmlns:w16cex="http://schemas.microsoft.com/office/word/2018/wordml/cex" xmlns:w16cid="http://schemas.microsoft.com/office/word/2016/wordml/cid" xmlns:w16="http://schemas.microsoft.com/office/word/2018/wordml" xmlns:w16du="http://schemas.microsoft.com/office/word/2023/wordml/word16du" xmlns:w16sdtdh="http://schemas.microsoft.com/office/word/2020/wordml/sdtdatahash" xmlns:w16sdtfl="http://schemas.microsoft.com/office/word/2024/wordml/sdtformatlock" xmlns:w16se="http://schemas.microsoft.com/office/word/2015/wordml/symex" xmlns:wpg="http://schemas.microsoft.com/office/word/2010/wordprocessingGroup" xmlns:wpi="http://schemas.microsoft.com/office/word/2010/wordprocessingInk" xmlns:wne="http://schemas.microsoft.com/office/word/2006/wordml" xmlns:wps="http://schemas.microsoft.com/office/word/2010/wordprocessingShape" mc:Ignorable="w14 w15 w16se w16cid w16 w16cex w16sdtdh w16sdtfl w16du wp14">
+<w:document xmlns:wpc="http://schemas.microsoft.com/office/word/2010/wordprocessingCanvas" xmlns:cx="http://schemas.microsoft.com/office/drawing/2014/chartex" xmlns:cx1="http://schemas.microsoft.com/office/drawing/2015/9/8/chartex" xmlns:cx2="http://schemas.microsoft.com/office/drawing/2015/10/21/chartex" xmlns:cx3="http://schemas.microsoft.com/office/drawing/2016/5/9/chartex" xmlns:cx4="http://schemas.microsoft.com/office/drawing/2016/5/10/chartex" xmlns:cx5="http://schemas.microsoft.com/office/drawing/2016/5/11/chartex" xmlns:cx6="http://schemas.microsoft.com/office/drawing/2016/5/12/chartex" xmlns:cx7="http://schemas.microsoft.com/office/drawing/2016/5/13/chartex" xmlns:cx8="http://schemas.microsoft.com/office/drawing/2016/5/14/chartex" xmlns:mc="http://schemas.openxmlformats.org/markup-compatibility/2006" xmlns:aink="http://schemas.microsoft.com/office/drawing/2016/ink" xmlns:am3d="http://schemas.microsoft.com/office/drawing/2017/model3d" xmlns:o="urn:schemas-microsoft-com:office:office" xmlns:r="http://schemas.openxmlformats.org/officeDocument/2006/relationships" xmlns:m="http://schemas.openxmlformats.org/officeDocument/2006/math" xmlns:v="urn:schemas-microsoft-com:vml" xmlns:wp14="http://schemas.microsoft.com/office/word/2010/wordprocessingDrawing" xmlns:wp="http://schemas.openxmlformats.org/drawingml/2006/wordprocessingDrawing" xmlns:w10="urn:schemas-microsoft-com:office:word" xmlns:w="http://schemas.openxmlformats.org/wordprocessingml/2006/main" xmlns:w14="http://schemas.microsoft.com/office/word/2010/wordml" xmlns:w15="http://schemas.microsoft.com/office/word/2012/wordml" xmlns:w16cex="http://schemas.microsoft.com/office/word/2018/wordml/cex" xmlns:w16cid="http://schemas.microsoft.com/office/word/2016/wordml/cid" xmlns:w16="http://schemas.microsoft.com/office/word/2018/wordml" xmlns:w16sdtdh="http://schemas.microsoft.com/office/word/2020/wordml/sdtdatahash" xmlns:w16se="http://schemas.microsoft.com/office/word/2015/wordml/symex" xmlns:wpg="http://schemas.microsoft.com/office/word/2010/wordprocessingGroup" xmlns:wpi="http://schemas.microsoft.com/office/word/2010/wordprocessingInk" xmlns:wne="http://schemas.microsoft.com/office/word/2006/wordml" xmlns:wps="http://schemas.microsoft.com/office/word/2010/wordprocessingShape" mc:Ignorable="w14 w15 w16se w16cid w16 w16cex w16sdtdh wp14">
   <w:body>
     <w:p>
       <w:pPr>
-        <w:pStyle w:val="Ttulo"/>
+        <w:pStyle w:val="Title"/>
         <w:rPr>
           <w:rFonts w:asciiTheme="majorHAnsi" w:hAnsiTheme="majorHAnsi" w:cstheme="majorHAnsi"/>
           <w:sz w:val="24"/>
@@ -264,7 +264,7 @@
     </w:p>
     <w:p>
       <w:pPr>
-        <w:pStyle w:val="Ttulo1"/>
+        <w:pStyle w:val="Heading1"/>
         <w:rPr>
           <w:rFonts w:asciiTheme="majorHAnsi" w:hAnsiTheme="majorHAnsi" w:cstheme="majorHAnsi"/>
           <w:sz w:val="24"/>
@@ -387,7 +387,7 @@
     </w:p>
     <w:p>
       <w:pPr>
-        <w:pStyle w:val="Prrafodelista"/>
+        <w:pStyle w:val="ListParagraph"/>
         <w:numPr>
           <w:ilvl w:val="0"/>
           <w:numId w:val="5"/>
@@ -411,7 +411,7 @@
     </w:p>
     <w:p>
       <w:pPr>
-        <w:pStyle w:val="Prrafodelista"/>
+        <w:pStyle w:val="ListParagraph"/>
         <w:numPr>
           <w:ilvl w:val="0"/>
           <w:numId w:val="5"/>
@@ -435,7 +435,7 @@
     </w:p>
     <w:p>
       <w:pPr>
-        <w:pStyle w:val="Prrafodelista"/>
+        <w:pStyle w:val="ListParagraph"/>
         <w:numPr>
           <w:ilvl w:val="0"/>
           <w:numId w:val="5"/>
@@ -461,7 +461,7 @@
     </w:p>
     <w:p>
       <w:pPr>
-        <w:pStyle w:val="Prrafodelista"/>
+        <w:pStyle w:val="ListParagraph"/>
         <w:numPr>
           <w:ilvl w:val="0"/>
           <w:numId w:val="5"/>
@@ -485,7 +485,7 @@
     </w:p>
     <w:p>
       <w:pPr>
-        <w:pStyle w:val="Prrafodelista"/>
+        <w:pStyle w:val="ListParagraph"/>
         <w:numPr>
           <w:ilvl w:val="0"/>
           <w:numId w:val="5"/>
@@ -509,7 +509,7 @@
     </w:p>
     <w:p>
       <w:pPr>
-        <w:pStyle w:val="Prrafodelista"/>
+        <w:pStyle w:val="ListParagraph"/>
         <w:numPr>
           <w:ilvl w:val="0"/>
           <w:numId w:val="5"/>
@@ -599,7 +599,7 @@
     </w:p>
     <w:p>
       <w:pPr>
-        <w:pStyle w:val="Prrafodelista"/>
+        <w:pStyle w:val="ListParagraph"/>
         <w:numPr>
           <w:ilvl w:val="0"/>
           <w:numId w:val="7"/>
@@ -623,7 +623,7 @@
     </w:p>
     <w:p>
       <w:pPr>
-        <w:pStyle w:val="Prrafodelista"/>
+        <w:pStyle w:val="ListParagraph"/>
         <w:numPr>
           <w:ilvl w:val="0"/>
           <w:numId w:val="7"/>
@@ -667,7 +667,7 @@
     </w:p>
     <w:p>
       <w:pPr>
-        <w:pStyle w:val="Prrafodelista"/>
+        <w:pStyle w:val="ListParagraph"/>
         <w:numPr>
           <w:ilvl w:val="0"/>
           <w:numId w:val="7"/>
@@ -692,7 +692,7 @@
     </w:p>
     <w:p>
       <w:pPr>
-        <w:pStyle w:val="Prrafodelista"/>
+        <w:pStyle w:val="ListParagraph"/>
         <w:numPr>
           <w:ilvl w:val="0"/>
           <w:numId w:val="7"/>
@@ -711,95 +711,35 @@
           <w:szCs w:val="24"/>
           <w:lang w:val="en-NZ"/>
         </w:rPr>
-        <w:t xml:space="preserve">Requirements and proposals from other stakeholders like </w:t>
-      </w:r>
-      <w:proofErr w:type="gramStart"/>
-      <w:r>
-        <w:rPr>
-          <w:rFonts w:asciiTheme="majorHAnsi" w:hAnsiTheme="majorHAnsi" w:cstheme="majorHAnsi"/>
-          <w:sz w:val="24"/>
-          <w:szCs w:val="24"/>
-          <w:lang w:val="en-NZ"/>
-        </w:rPr>
-        <w:t>local residents</w:t>
-      </w:r>
-      <w:proofErr w:type="gramEnd"/>
-      <w:r>
-        <w:rPr>
-          <w:rFonts w:asciiTheme="majorHAnsi" w:hAnsiTheme="majorHAnsi" w:cstheme="majorHAnsi"/>
-          <w:sz w:val="24"/>
-          <w:szCs w:val="24"/>
-          <w:lang w:val="en-NZ"/>
-        </w:rPr>
-        <w:t xml:space="preserve"> and the government.</w:t>
-      </w:r>
-    </w:p>
-    <w:p>
-      <w:pPr>
-        <w:rPr>
-          <w:rFonts w:asciiTheme="majorHAnsi" w:hAnsiTheme="majorHAnsi" w:cstheme="majorHAnsi"/>
-          <w:sz w:val="24"/>
-          <w:szCs w:val="24"/>
-          <w:lang w:val="en-NZ"/>
-        </w:rPr>
-      </w:pPr>
-      <w:r>
-        <w:rPr>
-          <w:rFonts w:asciiTheme="majorHAnsi" w:hAnsiTheme="majorHAnsi" w:cstheme="majorHAnsi"/>
-          <w:sz w:val="24"/>
-          <w:szCs w:val="24"/>
-          <w:lang w:val="en-NZ"/>
-        </w:rPr>
-        <w:t xml:space="preserve">The fictional client firm would be represented by several experts, most of them part of the faculty but not directly part of the teaching staff, but that where available to answer questions about their requirements </w:t>
-      </w:r>
-      <w:proofErr w:type="gramStart"/>
-      <w:r>
-        <w:rPr>
-          <w:rFonts w:asciiTheme="majorHAnsi" w:hAnsiTheme="majorHAnsi" w:cstheme="majorHAnsi"/>
-          <w:sz w:val="24"/>
-          <w:szCs w:val="24"/>
-          <w:lang w:val="en-NZ"/>
-        </w:rPr>
-        <w:t>and also</w:t>
-      </w:r>
-      <w:proofErr w:type="gramEnd"/>
-      <w:r>
-        <w:rPr>
-          <w:rFonts w:asciiTheme="majorHAnsi" w:hAnsiTheme="majorHAnsi" w:cstheme="majorHAnsi"/>
-          <w:sz w:val="24"/>
-          <w:szCs w:val="24"/>
-          <w:lang w:val="en-NZ"/>
-        </w:rPr>
-        <w:t xml:space="preserve"> about the work expected from each of the four roles present in the course.</w:t>
-      </w:r>
-      <w:r>
-        <w:rPr>
-          <w:rFonts w:asciiTheme="majorHAnsi" w:hAnsiTheme="majorHAnsi" w:cstheme="majorHAnsi"/>
-          <w:sz w:val="24"/>
-          <w:szCs w:val="24"/>
-          <w:lang w:val="en-NZ"/>
-        </w:rPr>
-        <w:t xml:space="preserve"> Additionally, each group would act as a task team in charge of the design and surveillance of the development of the project. ENBU 79X/89X acts as the capstone for four different programs, and each group had at least one representative of each role: Architectural Engineer, Construction Engineer, Construction Manager and Quantity Surveyor. The group was expected to coordinate efforts to create a coherent proposal for the development project, while fulfilling specific tasks and deliveries specific for each role. Finally, the group </w:t>
-      </w:r>
-      <w:proofErr w:type="gramStart"/>
-      <w:r>
-        <w:rPr>
-          <w:rFonts w:asciiTheme="majorHAnsi" w:hAnsiTheme="majorHAnsi" w:cstheme="majorHAnsi"/>
-          <w:sz w:val="24"/>
-          <w:szCs w:val="24"/>
-          <w:lang w:val="en-NZ"/>
-        </w:rPr>
-        <w:t>as a whole had</w:t>
-      </w:r>
-      <w:proofErr w:type="gramEnd"/>
-      <w:r>
-        <w:rPr>
-          <w:rFonts w:asciiTheme="majorHAnsi" w:hAnsiTheme="majorHAnsi" w:cstheme="majorHAnsi"/>
-          <w:sz w:val="24"/>
-          <w:szCs w:val="24"/>
-          <w:lang w:val="en-NZ"/>
-        </w:rPr>
-        <w:t xml:space="preserve"> to create weekly and milestone reports to the client, creating a summary document meant to explain the current state of the project in a way that tackles the different profiles that the fictional client firm was representing</w:t>
+        <w:t>Requirements and proposals from other stakeholders like local residents and the government.</w:t>
+      </w:r>
+    </w:p>
+    <w:p>
+      <w:pPr>
+        <w:rPr>
+          <w:rFonts w:asciiTheme="majorHAnsi" w:hAnsiTheme="majorHAnsi" w:cstheme="majorHAnsi"/>
+          <w:sz w:val="24"/>
+          <w:szCs w:val="24"/>
+          <w:lang w:val="en-NZ"/>
+        </w:rPr>
+      </w:pPr>
+      <w:r>
+        <w:rPr>
+          <w:rFonts w:asciiTheme="majorHAnsi" w:hAnsiTheme="majorHAnsi" w:cstheme="majorHAnsi"/>
+          <w:sz w:val="24"/>
+          <w:szCs w:val="24"/>
+          <w:lang w:val="en-NZ"/>
+        </w:rPr>
+        <w:t>The fictional client firm would be represented by several experts, most of them part of the faculty but not directly part of the teaching staff, but that where available to answer questions about their requirements and also about the work expected from each of the four roles present in the course.</w:t>
+      </w:r>
+      <w:r>
+        <w:rPr>
+          <w:rFonts w:asciiTheme="majorHAnsi" w:hAnsiTheme="majorHAnsi" w:cstheme="majorHAnsi"/>
+          <w:sz w:val="24"/>
+          <w:szCs w:val="24"/>
+          <w:lang w:val="en-NZ"/>
+        </w:rPr>
+        <w:t xml:space="preserve"> Additionally, each group would act as a task team in charge of the design and surveillance of the development of the project. ENBU 79X/89X acts as the capstone for four different programs, and each group had at least one representative of each role: Architectural Engineer, Construction Engineer, Construction Manager and Quantity Surveyor. The group was expected to coordinate efforts to create a coherent proposal for the development project, while fulfilling specific tasks and deliveries specific for each role. Finally, the group as a whole had to create weekly and milestone reports to the client, creating a summary document meant to explain the current state of the project in a way that tackles the different profiles that the fictional client firm was representing</w:t>
       </w:r>
       <w:r>
         <w:rPr>
@@ -865,27 +805,7 @@
           <w:szCs w:val="24"/>
           <w:lang w:val="en-NZ"/>
         </w:rPr>
-        <w:t xml:space="preserve">The final methodological implementation of the course is the open work sessions, which represent </w:t>
-      </w:r>
-      <w:proofErr w:type="gramStart"/>
-      <w:r>
-        <w:rPr>
-          <w:rFonts w:asciiTheme="majorHAnsi" w:hAnsiTheme="majorHAnsi" w:cstheme="majorHAnsi"/>
-          <w:sz w:val="24"/>
-          <w:szCs w:val="24"/>
-          <w:lang w:val="en-NZ"/>
-        </w:rPr>
-        <w:t>the majority of</w:t>
-      </w:r>
-      <w:proofErr w:type="gramEnd"/>
-      <w:r>
-        <w:rPr>
-          <w:rFonts w:asciiTheme="majorHAnsi" w:hAnsiTheme="majorHAnsi" w:cstheme="majorHAnsi"/>
-          <w:sz w:val="24"/>
-          <w:szCs w:val="24"/>
-          <w:lang w:val="en-NZ"/>
-        </w:rPr>
-        <w:t xml:space="preserve"> the time spend by the students in the course. As the name suggest, they are open in nature, allowing the students to use the time in the classroom (about two sessions of 1 hour per week, depending on the length of other activities) to meet with their group or with other students to organize their work and progress towards the competition of the different deliverables. These sessions also allowed the students to have direct access to the teaching staff and a somewhat reliable access to their peers, specially to the students fulfilling the role of Architectural Engineers, that had to be shared among several groups.</w:t>
+        <w:t>The final methodological implementation of the course is the open work sessions, which represent the majority of the time spend by the students in the course. As the name suggest, they are open in nature, allowing the students to use the time in the classroom (about two sessions of 1 hour per week, depending on the length of other activities) to meet with their group or with other students to organize their work and progress towards the competition of the different deliverables. These sessions also allowed the students to have direct access to the teaching staff and a somewhat reliable access to their peers, specially to the students fulfilling the role of Architectural Engineers, that had to be shared among several groups.</w:t>
       </w:r>
     </w:p>
     <w:p>
@@ -925,27 +845,7 @@
           <w:szCs w:val="24"/>
           <w:lang w:val="en-NZ"/>
         </w:rPr>
-        <w:t xml:space="preserve"> as a group, but each student presents at the end his own oral presentation and final client report to be marked. The main assessment tools are the oral presentations and the final client report. The presentations consist </w:t>
-      </w:r>
-      <w:proofErr w:type="gramStart"/>
-      <w:r>
-        <w:rPr>
-          <w:rFonts w:asciiTheme="majorHAnsi" w:hAnsiTheme="majorHAnsi" w:cstheme="majorHAnsi"/>
-          <w:sz w:val="24"/>
-          <w:szCs w:val="24"/>
-          <w:lang w:val="en-NZ"/>
-        </w:rPr>
-        <w:t>on</w:t>
-      </w:r>
-      <w:proofErr w:type="gramEnd"/>
-      <w:r>
-        <w:rPr>
-          <w:rFonts w:asciiTheme="majorHAnsi" w:hAnsiTheme="majorHAnsi" w:cstheme="majorHAnsi"/>
-          <w:sz w:val="24"/>
-          <w:szCs w:val="24"/>
-          <w:lang w:val="en-NZ"/>
-        </w:rPr>
-        <w:t xml:space="preserve"> short 5-minute presentations about the overall proposal of the group for the project, the current state of development and the personal contributions of the students </w:t>
+        <w:t xml:space="preserve"> as a group, but each student presents at the end his own oral presentation and final client report to be marked. The main assessment tools are the oral presentations and the final client report. The presentations consist on short 5-minute presentations about the overall proposal of the group for the project, the current state of development and the personal contributions of the students </w:t>
       </w:r>
       <w:proofErr w:type="spellStart"/>
       <w:r>
@@ -1056,27 +956,7 @@
           <w:szCs w:val="24"/>
           <w:lang w:val="en-NZ"/>
         </w:rPr>
-        <w:t xml:space="preserve"> The final report was marked, and consisted </w:t>
-      </w:r>
-      <w:proofErr w:type="gramStart"/>
-      <w:r>
-        <w:rPr>
-          <w:rFonts w:asciiTheme="majorHAnsi" w:hAnsiTheme="majorHAnsi" w:cstheme="majorHAnsi"/>
-          <w:sz w:val="24"/>
-          <w:szCs w:val="24"/>
-          <w:lang w:val="en-NZ"/>
-        </w:rPr>
-        <w:t>on</w:t>
-      </w:r>
-      <w:proofErr w:type="gramEnd"/>
-      <w:r>
-        <w:rPr>
-          <w:rFonts w:asciiTheme="majorHAnsi" w:hAnsiTheme="majorHAnsi" w:cstheme="majorHAnsi"/>
-          <w:sz w:val="24"/>
-          <w:szCs w:val="24"/>
-          <w:lang w:val="en-NZ"/>
-        </w:rPr>
-        <w:t xml:space="preserve"> a quick summary of the personal contributions of each student in the project, as well as a reflection of the work done by the group, the problems found and the steps taken to solve them.</w:t>
+        <w:t xml:space="preserve"> The final report was marked, and consisted on a quick summary of the personal contributions of each student in the project, as well as a reflection of the work done by the group, the problems found and the steps taken to solve them.</w:t>
       </w:r>
     </w:p>
     <w:p>
@@ -1109,7 +989,7 @@
     </w:p>
     <w:p>
       <w:pPr>
-        <w:pStyle w:val="Prrafodelista"/>
+        <w:pStyle w:val="ListParagraph"/>
         <w:numPr>
           <w:ilvl w:val="0"/>
           <w:numId w:val="8"/>
@@ -1128,32 +1008,12 @@
           <w:szCs w:val="24"/>
           <w:lang w:val="en-NZ"/>
         </w:rPr>
-        <w:t xml:space="preserve">An architectural design for a building complex that </w:t>
-      </w:r>
-      <w:proofErr w:type="gramStart"/>
-      <w:r>
-        <w:rPr>
-          <w:rFonts w:asciiTheme="majorHAnsi" w:hAnsiTheme="majorHAnsi" w:cstheme="majorHAnsi"/>
-          <w:sz w:val="24"/>
-          <w:szCs w:val="24"/>
-          <w:lang w:val="en-NZ"/>
-        </w:rPr>
-        <w:t>takes into account</w:t>
-      </w:r>
-      <w:proofErr w:type="gramEnd"/>
-      <w:r>
-        <w:rPr>
-          <w:rFonts w:asciiTheme="majorHAnsi" w:hAnsiTheme="majorHAnsi" w:cstheme="majorHAnsi"/>
-          <w:sz w:val="24"/>
-          <w:szCs w:val="24"/>
-          <w:lang w:val="en-NZ"/>
-        </w:rPr>
-        <w:t xml:space="preserve"> the geotechnical data of the construction site, the functional necessities of the project and the complications and peculiarities found in the selected site.</w:t>
-      </w:r>
-    </w:p>
-    <w:p>
-      <w:pPr>
-        <w:pStyle w:val="Prrafodelista"/>
+        <w:t>An architectural design for a building complex that takes into account the geotechnical data of the construction site, the functional necessities of the project and the complications and peculiarities found in the selected site.</w:t>
+      </w:r>
+    </w:p>
+    <w:p>
+      <w:pPr>
+        <w:pStyle w:val="ListParagraph"/>
         <w:numPr>
           <w:ilvl w:val="0"/>
           <w:numId w:val="8"/>
@@ -1177,7 +1037,7 @@
     </w:p>
     <w:p>
       <w:pPr>
-        <w:pStyle w:val="Prrafodelista"/>
+        <w:pStyle w:val="ListParagraph"/>
         <w:numPr>
           <w:ilvl w:val="0"/>
           <w:numId w:val="8"/>
@@ -1201,7 +1061,7 @@
     </w:p>
     <w:p>
       <w:pPr>
-        <w:pStyle w:val="Prrafodelista"/>
+        <w:pStyle w:val="ListParagraph"/>
         <w:numPr>
           <w:ilvl w:val="0"/>
           <w:numId w:val="8"/>
@@ -1381,7 +1241,7 @@
     </w:p>
     <w:p>
       <w:pPr>
-        <w:pStyle w:val="Ttulo1"/>
+        <w:pStyle w:val="Heading1"/>
         <w:rPr>
           <w:rFonts w:asciiTheme="majorHAnsi" w:hAnsiTheme="majorHAnsi" w:cstheme="majorHAnsi"/>
           <w:sz w:val="24"/>
@@ -1545,27 +1405,7 @@
           <w:szCs w:val="24"/>
           <w:lang w:val="en-NZ"/>
         </w:rPr>
-        <w:t xml:space="preserve">For this learning objective it is also interesting to observe the types of collaboration being used by the students as described by Salmons (2019), and if WorkshopAR was promoting or helping in the development of a particular form of collaboration. In general, the digital space created by WorkshopAR would facilitate activities of co-creation, by allowing the testing and record of ideas for the architectural design, </w:t>
-      </w:r>
-      <w:proofErr w:type="gramStart"/>
-      <w:r>
-        <w:rPr>
-          <w:rFonts w:asciiTheme="majorHAnsi" w:hAnsiTheme="majorHAnsi" w:cstheme="majorHAnsi"/>
-          <w:sz w:val="24"/>
-          <w:szCs w:val="24"/>
-          <w:lang w:val="en-NZ"/>
-        </w:rPr>
-        <w:t>and also</w:t>
-      </w:r>
-      <w:proofErr w:type="gramEnd"/>
-      <w:r>
-        <w:rPr>
-          <w:rFonts w:asciiTheme="majorHAnsi" w:hAnsiTheme="majorHAnsi" w:cstheme="majorHAnsi"/>
-          <w:sz w:val="24"/>
-          <w:szCs w:val="24"/>
-          <w:lang w:val="en-NZ"/>
-        </w:rPr>
-        <w:t xml:space="preserve"> transfer activities, by offering visuals that can be used to explain concepts, decisions or design proposals.</w:t>
+        <w:t>For this learning objective it is also interesting to observe the types of collaboration being used by the students as described by Salmons (2019), and if WorkshopAR was promoting or helping in the development of a particular form of collaboration. In general, the digital space created by WorkshopAR would facilitate activities of co-creation, by allowing the testing and record of ideas for the architectural design, and also transfer activities, by offering visuals that can be used to explain concepts, decisions or design proposals.</w:t>
       </w:r>
     </w:p>
     <w:p>
@@ -1649,16 +1489,7 @@
           <w:szCs w:val="24"/>
           <w:lang w:val="en-NZ"/>
         </w:rPr>
-        <w:t>do</w:t>
-      </w:r>
-      <w:r>
-        <w:rPr>
-          <w:rFonts w:asciiTheme="majorHAnsi" w:hAnsiTheme="majorHAnsi" w:cstheme="majorHAnsi"/>
-          <w:sz w:val="24"/>
-          <w:szCs w:val="24"/>
-          <w:lang w:val="en-NZ"/>
-        </w:rPr>
-        <w:t>es</w:t>
+        <w:t>does</w:t>
       </w:r>
       <w:r>
         <w:rPr>
@@ -1807,7 +1638,7 @@
     </w:p>
     <w:p>
       <w:pPr>
-        <w:pStyle w:val="Descripcin"/>
+        <w:pStyle w:val="Caption"/>
         <w:jc w:val="center"/>
         <w:rPr>
           <w:lang w:val="en-NZ"/>
@@ -1888,7 +1719,7 @@
     </w:p>
     <w:p>
       <w:pPr>
-        <w:pStyle w:val="Prrafodelista"/>
+        <w:pStyle w:val="ListParagraph"/>
         <w:numPr>
           <w:ilvl w:val="0"/>
           <w:numId w:val="9"/>
@@ -1912,7 +1743,7 @@
     </w:p>
     <w:p>
       <w:pPr>
-        <w:pStyle w:val="Prrafodelista"/>
+        <w:pStyle w:val="ListParagraph"/>
         <w:numPr>
           <w:ilvl w:val="0"/>
           <w:numId w:val="9"/>
@@ -2036,7 +1867,7 @@
           <w:szCs w:val="24"/>
           <w:lang w:val="en-NZ"/>
         </w:rPr>
-        <w:t xml:space="preserve"> et al., 2016 and Granado-</w:t>
+        <w:t xml:space="preserve"> et al., 2016 and </w:t>
       </w:r>
       <w:proofErr w:type="spellStart"/>
       <w:r>
@@ -2046,7 +1877,7 @@
           <w:szCs w:val="24"/>
           <w:lang w:val="en-NZ"/>
         </w:rPr>
-        <w:t>Alcón</w:t>
+        <w:t>Granado-Alcón</w:t>
       </w:r>
       <w:proofErr w:type="spellEnd"/>
       <w:r>
@@ -2147,7 +1978,7 @@
     </w:p>
     <w:p>
       <w:pPr>
-        <w:pStyle w:val="Ttulo1"/>
+        <w:pStyle w:val="Heading1"/>
         <w:rPr>
           <w:rFonts w:asciiTheme="majorHAnsi" w:hAnsiTheme="majorHAnsi" w:cstheme="majorHAnsi"/>
           <w:sz w:val="24"/>
@@ -2223,7 +2054,7 @@
     </w:p>
     <w:p>
       <w:pPr>
-        <w:pStyle w:val="Ttulo2"/>
+        <w:pStyle w:val="Heading2"/>
         <w:rPr>
           <w:rFonts w:asciiTheme="majorHAnsi" w:hAnsiTheme="majorHAnsi" w:cstheme="majorHAnsi"/>
           <w:sz w:val="24"/>
@@ -2356,7 +2187,7 @@
     </w:p>
     <w:p>
       <w:pPr>
-        <w:pStyle w:val="Ttulo2"/>
+        <w:pStyle w:val="Heading2"/>
         <w:rPr>
           <w:rFonts w:asciiTheme="majorHAnsi" w:hAnsiTheme="majorHAnsi" w:cstheme="majorHAnsi"/>
           <w:sz w:val="24"/>
@@ -2500,7 +2331,7 @@
     </w:p>
     <w:p>
       <w:pPr>
-        <w:pStyle w:val="Prrafodelista"/>
+        <w:pStyle w:val="ListParagraph"/>
         <w:numPr>
           <w:ilvl w:val="0"/>
           <w:numId w:val="1"/>
@@ -2524,7 +2355,7 @@
     </w:p>
     <w:p>
       <w:pPr>
-        <w:pStyle w:val="Prrafodelista"/>
+        <w:pStyle w:val="ListParagraph"/>
         <w:numPr>
           <w:ilvl w:val="0"/>
           <w:numId w:val="1"/>
@@ -2562,27 +2393,7 @@
           <w:szCs w:val="24"/>
           <w:lang w:val="en-NZ"/>
         </w:rPr>
-        <w:t xml:space="preserve">These guidelines stablished that the </w:t>
-      </w:r>
-      <w:proofErr w:type="gramStart"/>
-      <w:r>
-        <w:rPr>
-          <w:rFonts w:asciiTheme="majorHAnsi" w:hAnsiTheme="majorHAnsi" w:cstheme="majorHAnsi"/>
-          <w:sz w:val="24"/>
-          <w:szCs w:val="24"/>
-          <w:lang w:val="en-NZ"/>
-        </w:rPr>
-        <w:t>main focus</w:t>
-      </w:r>
-      <w:proofErr w:type="gramEnd"/>
-      <w:r>
-        <w:rPr>
-          <w:rFonts w:asciiTheme="majorHAnsi" w:hAnsiTheme="majorHAnsi" w:cstheme="majorHAnsi"/>
-          <w:sz w:val="24"/>
-          <w:szCs w:val="24"/>
-          <w:lang w:val="en-NZ"/>
-        </w:rPr>
-        <w:t xml:space="preserve"> for the teaching staff during the observations was to identify and characterize the relationship created with the students. It was also used to identify how collaboration was being taught and enforced, and if there </w:t>
+        <w:t xml:space="preserve">These guidelines stablished that the main focus for the teaching staff during the observations was to identify and characterize the relationship created with the students. It was also used to identify how collaboration was being taught and enforced, and if there </w:t>
       </w:r>
       <w:r>
         <w:rPr>
@@ -2717,7 +2528,7 @@
     </w:p>
     <w:p>
       <w:pPr>
-        <w:pStyle w:val="Prrafodelista"/>
+        <w:pStyle w:val="ListParagraph"/>
         <w:numPr>
           <w:ilvl w:val="0"/>
           <w:numId w:val="2"/>
@@ -2741,7 +2552,7 @@
     </w:p>
     <w:p>
       <w:pPr>
-        <w:pStyle w:val="Prrafodelista"/>
+        <w:pStyle w:val="ListParagraph"/>
         <w:numPr>
           <w:ilvl w:val="0"/>
           <w:numId w:val="2"/>
@@ -2765,7 +2576,7 @@
     </w:p>
     <w:p>
       <w:pPr>
-        <w:pStyle w:val="Prrafodelista"/>
+        <w:pStyle w:val="ListParagraph"/>
         <w:numPr>
           <w:ilvl w:val="0"/>
           <w:numId w:val="2"/>
@@ -2808,7 +2619,7 @@
     </w:p>
     <w:p>
       <w:pPr>
-        <w:pStyle w:val="Prrafodelista"/>
+        <w:pStyle w:val="ListParagraph"/>
         <w:numPr>
           <w:ilvl w:val="0"/>
           <w:numId w:val="3"/>
@@ -2832,7 +2643,7 @@
     </w:p>
     <w:p>
       <w:pPr>
-        <w:pStyle w:val="Prrafodelista"/>
+        <w:pStyle w:val="ListParagraph"/>
         <w:numPr>
           <w:ilvl w:val="0"/>
           <w:numId w:val="3"/>
@@ -2856,7 +2667,7 @@
     </w:p>
     <w:p>
       <w:pPr>
-        <w:pStyle w:val="Prrafodelista"/>
+        <w:pStyle w:val="ListParagraph"/>
         <w:numPr>
           <w:ilvl w:val="0"/>
           <w:numId w:val="3"/>
@@ -2899,7 +2710,7 @@
     </w:p>
     <w:p>
       <w:pPr>
-        <w:pStyle w:val="Prrafodelista"/>
+        <w:pStyle w:val="ListParagraph"/>
         <w:numPr>
           <w:ilvl w:val="0"/>
           <w:numId w:val="4"/>
@@ -2923,7 +2734,7 @@
     </w:p>
     <w:p>
       <w:pPr>
-        <w:pStyle w:val="Prrafodelista"/>
+        <w:pStyle w:val="ListParagraph"/>
         <w:numPr>
           <w:ilvl w:val="0"/>
           <w:numId w:val="4"/>
@@ -2947,7 +2758,7 @@
     </w:p>
     <w:p>
       <w:pPr>
-        <w:pStyle w:val="Prrafodelista"/>
+        <w:pStyle w:val="ListParagraph"/>
         <w:numPr>
           <w:ilvl w:val="0"/>
           <w:numId w:val="4"/>
@@ -2989,7 +2800,7 @@
     </w:p>
     <w:p>
       <w:pPr>
-        <w:pStyle w:val="Prrafodelista"/>
+        <w:pStyle w:val="ListParagraph"/>
         <w:numPr>
           <w:ilvl w:val="0"/>
           <w:numId w:val="4"/>
@@ -3032,7 +2843,7 @@
     </w:p>
     <w:p>
       <w:pPr>
-        <w:pStyle w:val="Ttulo2"/>
+        <w:pStyle w:val="Heading2"/>
         <w:rPr>
           <w:rFonts w:asciiTheme="majorHAnsi" w:hAnsiTheme="majorHAnsi" w:cstheme="majorHAnsi"/>
           <w:sz w:val="24"/>
@@ -3085,7 +2896,27 @@
           <w:szCs w:val="24"/>
           <w:lang w:val="en-NZ"/>
         </w:rPr>
-        <w:t xml:space="preserve"> feel about their own collaboration skills and how the course was helping them to develop or improve those skills. Annex 2 of this document shows the script used for each interview.</w:t>
+        <w:t xml:space="preserve"> feel about their own collaboration skills and how the course was helping them to develop or improve those </w:t>
+      </w:r>
+      <w:proofErr w:type="gramStart"/>
+      <w:r>
+        <w:rPr>
+          <w:rFonts w:asciiTheme="majorHAnsi" w:hAnsiTheme="majorHAnsi" w:cstheme="majorHAnsi"/>
+          <w:sz w:val="24"/>
+          <w:szCs w:val="24"/>
+          <w:lang w:val="en-NZ"/>
+        </w:rPr>
+        <w:t>skills.</w:t>
+      </w:r>
+      <w:proofErr w:type="gramEnd"/>
+      <w:r>
+        <w:rPr>
+          <w:rFonts w:asciiTheme="majorHAnsi" w:hAnsiTheme="majorHAnsi" w:cstheme="majorHAnsi"/>
+          <w:sz w:val="24"/>
+          <w:szCs w:val="24"/>
+          <w:lang w:val="en-NZ"/>
+        </w:rPr>
+        <w:t xml:space="preserve"> Annex 2 of this document shows the script used for each interview.</w:t>
       </w:r>
     </w:p>
     <w:p>
@@ -3247,7 +3078,7 @@
     </w:p>
     <w:p>
       <w:pPr>
-        <w:pStyle w:val="Ttulo1"/>
+        <w:pStyle w:val="Heading1"/>
         <w:rPr>
           <w:rFonts w:asciiTheme="majorHAnsi" w:hAnsiTheme="majorHAnsi" w:cstheme="majorHAnsi"/>
           <w:sz w:val="24"/>
@@ -3293,7 +3124,7 @@
     </w:p>
     <w:p>
       <w:pPr>
-        <w:pStyle w:val="Ttulo2"/>
+        <w:pStyle w:val="Heading2"/>
         <w:rPr>
           <w:rFonts w:asciiTheme="majorHAnsi" w:hAnsiTheme="majorHAnsi" w:cstheme="majorHAnsi"/>
           <w:sz w:val="24"/>
@@ -3414,7 +3245,7 @@
     </w:p>
     <w:p>
       <w:pPr>
-        <w:pStyle w:val="Descripcin"/>
+        <w:pStyle w:val="Caption"/>
         <w:jc w:val="center"/>
         <w:rPr>
           <w:lang w:val="en-NZ"/>
@@ -3597,12 +3428,52 @@
           <w:szCs w:val="24"/>
           <w:lang w:val="en-NZ"/>
         </w:rPr>
-        <w:t>, which Table 1 shows in its Te Reo and English versions.</w:t>
-      </w:r>
-    </w:p>
-    <w:p>
-      <w:pPr>
-        <w:pStyle w:val="Descripcin"/>
+        <w:t xml:space="preserve">, which Table 1 shows in its </w:t>
+      </w:r>
+      <w:proofErr w:type="spellStart"/>
+      <w:r>
+        <w:rPr>
+          <w:rFonts w:asciiTheme="majorHAnsi" w:hAnsiTheme="majorHAnsi" w:cstheme="majorHAnsi"/>
+          <w:sz w:val="24"/>
+          <w:szCs w:val="24"/>
+          <w:lang w:val="en-NZ"/>
+        </w:rPr>
+        <w:t>Te</w:t>
+      </w:r>
+      <w:proofErr w:type="spellEnd"/>
+      <w:r>
+        <w:rPr>
+          <w:rFonts w:asciiTheme="majorHAnsi" w:hAnsiTheme="majorHAnsi" w:cstheme="majorHAnsi"/>
+          <w:sz w:val="24"/>
+          <w:szCs w:val="24"/>
+          <w:lang w:val="en-NZ"/>
+        </w:rPr>
+        <w:t xml:space="preserve"> </w:t>
+      </w:r>
+      <w:proofErr w:type="spellStart"/>
+      <w:r>
+        <w:rPr>
+          <w:rFonts w:asciiTheme="majorHAnsi" w:hAnsiTheme="majorHAnsi" w:cstheme="majorHAnsi"/>
+          <w:sz w:val="24"/>
+          <w:szCs w:val="24"/>
+          <w:lang w:val="en-NZ"/>
+        </w:rPr>
+        <w:t>Reo</w:t>
+      </w:r>
+      <w:proofErr w:type="spellEnd"/>
+      <w:r>
+        <w:rPr>
+          <w:rFonts w:asciiTheme="majorHAnsi" w:hAnsiTheme="majorHAnsi" w:cstheme="majorHAnsi"/>
+          <w:sz w:val="24"/>
+          <w:szCs w:val="24"/>
+          <w:lang w:val="en-NZ"/>
+        </w:rPr>
+        <w:t xml:space="preserve"> and English versions.</w:t>
+      </w:r>
+    </w:p>
+    <w:p>
+      <w:pPr>
+        <w:pStyle w:val="Caption"/>
         <w:keepNext/>
         <w:jc w:val="center"/>
         <w:rPr>
@@ -3655,7 +3526,7 @@
     </w:p>
     <w:tbl>
       <w:tblPr>
-        <w:tblStyle w:val="Tablanormal2"/>
+        <w:tblStyle w:val="PlainTable2"/>
         <w:tblW w:w="0" w:type="auto"/>
         <w:tblLook w:val="04A0" w:firstRow="1" w:lastRow="0" w:firstColumn="1" w:lastColumn="0" w:noHBand="0" w:noVBand="1"/>
       </w:tblPr>
@@ -3682,6 +3553,7 @@
                 <w:lang w:val="en-NZ"/>
               </w:rPr>
             </w:pPr>
+            <w:proofErr w:type="spellStart"/>
             <w:r>
               <w:rPr>
                 <w:rFonts w:asciiTheme="majorHAnsi" w:hAnsiTheme="majorHAnsi" w:cstheme="majorHAnsi"/>
@@ -3689,8 +3561,29 @@
                 <w:szCs w:val="24"/>
                 <w:lang w:val="en-NZ"/>
               </w:rPr>
-              <w:t>Te Reo</w:t>
+              <w:t>Te</w:t>
             </w:r>
+            <w:proofErr w:type="spellEnd"/>
+            <w:r>
+              <w:rPr>
+                <w:rFonts w:asciiTheme="majorHAnsi" w:hAnsiTheme="majorHAnsi" w:cstheme="majorHAnsi"/>
+                <w:sz w:val="24"/>
+                <w:szCs w:val="24"/>
+                <w:lang w:val="en-NZ"/>
+              </w:rPr>
+              <w:t xml:space="preserve"> </w:t>
+            </w:r>
+            <w:proofErr w:type="spellStart"/>
+            <w:r>
+              <w:rPr>
+                <w:rFonts w:asciiTheme="majorHAnsi" w:hAnsiTheme="majorHAnsi" w:cstheme="majorHAnsi"/>
+                <w:sz w:val="24"/>
+                <w:szCs w:val="24"/>
+                <w:lang w:val="en-NZ"/>
+              </w:rPr>
+              <w:t>Reo</w:t>
+            </w:r>
+            <w:proofErr w:type="spellEnd"/>
           </w:p>
         </w:tc>
         <w:tc>
@@ -3766,7 +3659,27 @@
                 <w:szCs w:val="24"/>
                 <w:lang w:val="en-NZ"/>
               </w:rPr>
-              <w:t>Mauri tū.</w:t>
+              <w:t xml:space="preserve">Mauri </w:t>
+            </w:r>
+            <w:proofErr w:type="spellStart"/>
+            <w:r>
+              <w:rPr>
+                <w:rFonts w:asciiTheme="majorHAnsi" w:hAnsiTheme="majorHAnsi" w:cstheme="majorHAnsi"/>
+                <w:sz w:val="24"/>
+                <w:szCs w:val="24"/>
+                <w:lang w:val="en-NZ"/>
+              </w:rPr>
+              <w:t>tū</w:t>
+            </w:r>
+            <w:proofErr w:type="spellEnd"/>
+            <w:r>
+              <w:rPr>
+                <w:rFonts w:asciiTheme="majorHAnsi" w:hAnsiTheme="majorHAnsi" w:cstheme="majorHAnsi"/>
+                <w:sz w:val="24"/>
+                <w:szCs w:val="24"/>
+                <w:lang w:val="en-NZ"/>
+              </w:rPr>
+              <w:t>.</w:t>
             </w:r>
           </w:p>
           <w:p>
@@ -3786,7 +3699,47 @@
                 <w:szCs w:val="24"/>
                 <w:lang w:val="en-NZ"/>
               </w:rPr>
-              <w:t>Mauri ora ki a tātou.</w:t>
+              <w:t xml:space="preserve">Mauri </w:t>
+            </w:r>
+            <w:proofErr w:type="spellStart"/>
+            <w:r>
+              <w:rPr>
+                <w:rFonts w:asciiTheme="majorHAnsi" w:hAnsiTheme="majorHAnsi" w:cstheme="majorHAnsi"/>
+                <w:sz w:val="24"/>
+                <w:szCs w:val="24"/>
+                <w:lang w:val="en-NZ"/>
+              </w:rPr>
+              <w:t>ora</w:t>
+            </w:r>
+            <w:proofErr w:type="spellEnd"/>
+            <w:r>
+              <w:rPr>
+                <w:rFonts w:asciiTheme="majorHAnsi" w:hAnsiTheme="majorHAnsi" w:cstheme="majorHAnsi"/>
+                <w:sz w:val="24"/>
+                <w:szCs w:val="24"/>
+                <w:lang w:val="en-NZ"/>
+              </w:rPr>
+              <w:t xml:space="preserve"> ki a </w:t>
+            </w:r>
+            <w:proofErr w:type="spellStart"/>
+            <w:r>
+              <w:rPr>
+                <w:rFonts w:asciiTheme="majorHAnsi" w:hAnsiTheme="majorHAnsi" w:cstheme="majorHAnsi"/>
+                <w:sz w:val="24"/>
+                <w:szCs w:val="24"/>
+                <w:lang w:val="en-NZ"/>
+              </w:rPr>
+              <w:t>tātou</w:t>
+            </w:r>
+            <w:proofErr w:type="spellEnd"/>
+            <w:r>
+              <w:rPr>
+                <w:rFonts w:asciiTheme="majorHAnsi" w:hAnsiTheme="majorHAnsi" w:cstheme="majorHAnsi"/>
+                <w:sz w:val="24"/>
+                <w:szCs w:val="24"/>
+                <w:lang w:val="en-NZ"/>
+              </w:rPr>
+              <w:t>.</w:t>
             </w:r>
           </w:p>
           <w:p>
@@ -3796,7 +3749,7 @@
                 <w:rFonts w:asciiTheme="majorHAnsi" w:hAnsiTheme="majorHAnsi" w:cstheme="majorHAnsi"/>
                 <w:sz w:val="24"/>
                 <w:szCs w:val="24"/>
-                <w:lang w:val="es-CO"/>
+                <w:lang w:val="en-NZ"/>
               </w:rPr>
             </w:pPr>
             <w:proofErr w:type="spellStart"/>
@@ -3805,7 +3758,7 @@
                 <w:rFonts w:asciiTheme="majorHAnsi" w:hAnsiTheme="majorHAnsi" w:cstheme="majorHAnsi"/>
                 <w:sz w:val="24"/>
                 <w:szCs w:val="24"/>
-                <w:lang w:val="es-CO"/>
+                <w:lang w:val="en-NZ"/>
               </w:rPr>
               <w:t>Haumi</w:t>
             </w:r>
@@ -3815,7 +3768,7 @@
                 <w:rFonts w:asciiTheme="majorHAnsi" w:hAnsiTheme="majorHAnsi" w:cstheme="majorHAnsi"/>
                 <w:sz w:val="24"/>
                 <w:szCs w:val="24"/>
-                <w:lang w:val="es-CO"/>
+                <w:lang w:val="en-NZ"/>
               </w:rPr>
               <w:t xml:space="preserve"> e, Hui e! </w:t>
             </w:r>
@@ -3825,7 +3778,7 @@
                 <w:rFonts w:asciiTheme="majorHAnsi" w:hAnsiTheme="majorHAnsi" w:cstheme="majorHAnsi"/>
                 <w:sz w:val="24"/>
                 <w:szCs w:val="24"/>
-                <w:lang w:val="es-CO"/>
+                <w:lang w:val="en-NZ"/>
               </w:rPr>
               <w:t>Tāiki</w:t>
             </w:r>
@@ -3835,7 +3788,7 @@
                 <w:rFonts w:asciiTheme="majorHAnsi" w:hAnsiTheme="majorHAnsi" w:cstheme="majorHAnsi"/>
                 <w:sz w:val="24"/>
                 <w:szCs w:val="24"/>
-                <w:lang w:val="es-CO"/>
+                <w:lang w:val="en-NZ"/>
               </w:rPr>
               <w:t xml:space="preserve"> e!</w:t>
             </w:r>
@@ -3863,27 +3816,7 @@
                 <w:szCs w:val="24"/>
                 <w:lang w:val="en-NZ"/>
               </w:rPr>
-              <w:t xml:space="preserve">Life force </w:t>
-            </w:r>
-            <w:proofErr w:type="gramStart"/>
-            <w:r>
-              <w:rPr>
-                <w:rFonts w:asciiTheme="majorHAnsi" w:hAnsiTheme="majorHAnsi" w:cstheme="majorHAnsi"/>
-                <w:sz w:val="24"/>
-                <w:szCs w:val="24"/>
-                <w:lang w:val="en-NZ"/>
-              </w:rPr>
-              <w:t>awaken</w:t>
-            </w:r>
-            <w:proofErr w:type="gramEnd"/>
-            <w:r>
-              <w:rPr>
-                <w:rFonts w:asciiTheme="majorHAnsi" w:hAnsiTheme="majorHAnsi" w:cstheme="majorHAnsi"/>
-                <w:sz w:val="24"/>
-                <w:szCs w:val="24"/>
-                <w:lang w:val="en-NZ"/>
-              </w:rPr>
-              <w:t>.</w:t>
+              <w:t>Life force awaken.</w:t>
             </w:r>
           </w:p>
           <w:p>
@@ -3925,7 +3858,27 @@
                 <w:szCs w:val="24"/>
                 <w:lang w:val="en-NZ"/>
               </w:rPr>
-              <w:t>Life force all wellness, good health for all.</w:t>
+              <w:t xml:space="preserve">Life </w:t>
+            </w:r>
+            <w:proofErr w:type="gramStart"/>
+            <w:r>
+              <w:rPr>
+                <w:rFonts w:asciiTheme="majorHAnsi" w:hAnsiTheme="majorHAnsi" w:cstheme="majorHAnsi"/>
+                <w:sz w:val="24"/>
+                <w:szCs w:val="24"/>
+                <w:lang w:val="en-NZ"/>
+              </w:rPr>
+              <w:t>force</w:t>
+            </w:r>
+            <w:proofErr w:type="gramEnd"/>
+            <w:r>
+              <w:rPr>
+                <w:rFonts w:asciiTheme="majorHAnsi" w:hAnsiTheme="majorHAnsi" w:cstheme="majorHAnsi"/>
+                <w:sz w:val="24"/>
+                <w:szCs w:val="24"/>
+                <w:lang w:val="en-NZ"/>
+              </w:rPr>
+              <w:t xml:space="preserve"> all wellness, good health for all.</w:t>
             </w:r>
           </w:p>
           <w:p>
@@ -4113,7 +4066,7 @@
     </w:p>
     <w:p>
       <w:pPr>
-        <w:pStyle w:val="Prrafodelista"/>
+        <w:pStyle w:val="ListParagraph"/>
         <w:numPr>
           <w:ilvl w:val="0"/>
           <w:numId w:val="10"/>
@@ -4137,7 +4090,7 @@
     </w:p>
     <w:p>
       <w:pPr>
-        <w:pStyle w:val="Prrafodelista"/>
+        <w:pStyle w:val="ListParagraph"/>
         <w:numPr>
           <w:ilvl w:val="0"/>
           <w:numId w:val="10"/>
@@ -4161,7 +4114,7 @@
     </w:p>
     <w:p>
       <w:pPr>
-        <w:pStyle w:val="Prrafodelista"/>
+        <w:pStyle w:val="ListParagraph"/>
         <w:numPr>
           <w:ilvl w:val="0"/>
           <w:numId w:val="10"/>
@@ -4204,7 +4157,7 @@
     </w:p>
     <w:p>
       <w:pPr>
-        <w:pStyle w:val="Prrafodelista"/>
+        <w:pStyle w:val="ListParagraph"/>
         <w:numPr>
           <w:ilvl w:val="0"/>
           <w:numId w:val="11"/>
@@ -4228,7 +4181,7 @@
     </w:p>
     <w:p>
       <w:pPr>
-        <w:pStyle w:val="Prrafodelista"/>
+        <w:pStyle w:val="ListParagraph"/>
         <w:numPr>
           <w:ilvl w:val="0"/>
           <w:numId w:val="11"/>
@@ -4455,7 +4408,7 @@
     </w:p>
     <w:p>
       <w:pPr>
-        <w:pStyle w:val="Descripcin"/>
+        <w:pStyle w:val="Caption"/>
         <w:jc w:val="center"/>
         <w:rPr>
           <w:rFonts w:asciiTheme="majorHAnsi" w:hAnsiTheme="majorHAnsi" w:cstheme="majorHAnsi"/>
@@ -4529,7 +4482,7 @@
     </w:p>
     <w:p>
       <w:pPr>
-        <w:pStyle w:val="Ttulo3"/>
+        <w:pStyle w:val="Heading3"/>
         <w:rPr>
           <w:rFonts w:asciiTheme="majorHAnsi" w:hAnsiTheme="majorHAnsi" w:cstheme="majorHAnsi"/>
           <w:sz w:val="24"/>
@@ -4576,7 +4529,7 @@
     </w:p>
     <w:p>
       <w:pPr>
-        <w:pStyle w:val="Prrafodelista"/>
+        <w:pStyle w:val="ListParagraph"/>
         <w:numPr>
           <w:ilvl w:val="0"/>
           <w:numId w:val="12"/>
@@ -4594,7 +4547,7 @@
     </w:p>
     <w:p>
       <w:pPr>
-        <w:pStyle w:val="Prrafodelista"/>
+        <w:pStyle w:val="ListParagraph"/>
         <w:numPr>
           <w:ilvl w:val="0"/>
           <w:numId w:val="12"/>
@@ -4612,7 +4565,7 @@
     </w:p>
     <w:p>
       <w:pPr>
-        <w:pStyle w:val="Prrafodelista"/>
+        <w:pStyle w:val="ListParagraph"/>
         <w:numPr>
           <w:ilvl w:val="0"/>
           <w:numId w:val="12"/>
@@ -4630,7 +4583,7 @@
     </w:p>
     <w:p>
       <w:pPr>
-        <w:pStyle w:val="Prrafodelista"/>
+        <w:pStyle w:val="ListParagraph"/>
         <w:numPr>
           <w:ilvl w:val="0"/>
           <w:numId w:val="12"/>
@@ -4808,7 +4761,7 @@
     </w:p>
     <w:p>
       <w:pPr>
-        <w:pStyle w:val="Prrafodelista"/>
+        <w:pStyle w:val="ListParagraph"/>
         <w:numPr>
           <w:ilvl w:val="0"/>
           <w:numId w:val="13"/>
@@ -4826,7 +4779,7 @@
     </w:p>
     <w:p>
       <w:pPr>
-        <w:pStyle w:val="Prrafodelista"/>
+        <w:pStyle w:val="ListParagraph"/>
         <w:numPr>
           <w:ilvl w:val="0"/>
           <w:numId w:val="13"/>
@@ -4874,7 +4827,7 @@
     </w:p>
     <w:p>
       <w:pPr>
-        <w:pStyle w:val="Prrafodelista"/>
+        <w:pStyle w:val="ListParagraph"/>
         <w:numPr>
           <w:ilvl w:val="0"/>
           <w:numId w:val="13"/>
@@ -4892,7 +4845,7 @@
     </w:p>
     <w:p>
       <w:pPr>
-        <w:pStyle w:val="Ttulo3"/>
+        <w:pStyle w:val="Heading3"/>
         <w:rPr>
           <w:sz w:val="22"/>
           <w:szCs w:val="22"/>
@@ -5036,7 +4989,7 @@
     </w:p>
     <w:p>
       <w:pPr>
-        <w:pStyle w:val="Descripcin"/>
+        <w:pStyle w:val="Caption"/>
         <w:jc w:val="center"/>
         <w:rPr>
           <w:lang w:val="en-NZ"/>
@@ -5178,7 +5131,7 @@
     </w:p>
     <w:p>
       <w:pPr>
-        <w:pStyle w:val="Ttulo2"/>
+        <w:pStyle w:val="Heading2"/>
         <w:rPr>
           <w:sz w:val="22"/>
           <w:szCs w:val="22"/>
@@ -5235,21 +5188,7 @@
         <w:rPr>
           <w:lang w:val="en-NZ"/>
         </w:rPr>
-        <w:t xml:space="preserve"> </w:t>
-      </w:r>
-      <w:proofErr w:type="gramStart"/>
-      <w:r>
-        <w:rPr>
-          <w:lang w:val="en-NZ"/>
-        </w:rPr>
-        <w:t>all of</w:t>
-      </w:r>
-      <w:proofErr w:type="gramEnd"/>
-      <w:r>
-        <w:rPr>
-          <w:lang w:val="en-NZ"/>
-        </w:rPr>
-        <w:t xml:space="preserve"> the activities that could be classified as part of the first </w:t>
+        <w:t xml:space="preserve"> all of the activities that could be classified as part of the first </w:t>
       </w:r>
       <w:r>
         <w:rPr>
@@ -5261,7 +5200,21 @@
         <w:rPr>
           <w:lang w:val="en-NZ"/>
         </w:rPr>
-        <w:t xml:space="preserve"> and consolidation stage of groupwork (Lowe &amp; Herranen, 1982</w:t>
+        <w:t xml:space="preserve"> and consolidation stage of groupwork (Lowe &amp; </w:t>
+      </w:r>
+      <w:proofErr w:type="spellStart"/>
+      <w:r>
+        <w:rPr>
+          <w:lang w:val="en-NZ"/>
+        </w:rPr>
+        <w:t>Herranen</w:t>
+      </w:r>
+      <w:proofErr w:type="spellEnd"/>
+      <w:r>
+        <w:rPr>
+          <w:lang w:val="en-NZ"/>
+        </w:rPr>
+        <w:t>, 1982</w:t>
       </w:r>
       <w:r>
         <w:rPr>
@@ -5272,7 +5225,7 @@
     </w:p>
     <w:p>
       <w:pPr>
-        <w:pStyle w:val="Ttulo3"/>
+        <w:pStyle w:val="Heading3"/>
         <w:rPr>
           <w:sz w:val="22"/>
           <w:szCs w:val="22"/>
@@ -5348,7 +5301,21 @@
         <w:rPr>
           <w:lang w:val="en-NZ"/>
         </w:rPr>
-        <w:t xml:space="preserve"> were a part of as a reference, very few knew each other, and even if they did, the was a high chance the were not in the same group</w:t>
+        <w:t xml:space="preserve"> were a part of as a reference, very few knew each other, and even if they did, the was a high chance </w:t>
+      </w:r>
+      <w:proofErr w:type="spellStart"/>
+      <w:r>
+        <w:rPr>
+          <w:lang w:val="en-NZ"/>
+        </w:rPr>
+        <w:t>the</w:t>
+      </w:r>
+      <w:proofErr w:type="spellEnd"/>
+      <w:r>
+        <w:rPr>
+          <w:lang w:val="en-NZ"/>
+        </w:rPr>
+        <w:t xml:space="preserve"> were not in the same group</w:t>
       </w:r>
       <w:r>
         <w:rPr>
@@ -5430,7 +5397,21 @@
         <w:rPr>
           <w:lang w:val="en-NZ"/>
         </w:rPr>
-        <w:t>. On of the students even commented that she did some “stalking” of one of her company ions in social media to see who she was working with. It was not until the activities in the first week that students started to realise the need for a more direct form of communication since most of the work was being done face-to-face and in the classroom.</w:t>
+        <w:t xml:space="preserve">. </w:t>
+      </w:r>
+      <w:proofErr w:type="spellStart"/>
+      <w:r>
+        <w:rPr>
+          <w:lang w:val="en-NZ"/>
+        </w:rPr>
+        <w:t>On</w:t>
+      </w:r>
+      <w:proofErr w:type="spellEnd"/>
+      <w:r>
+        <w:rPr>
+          <w:lang w:val="en-NZ"/>
+        </w:rPr>
+        <w:t xml:space="preserve"> of the students even commented that she did some “stalking” of one of her company ions in social media to see who she was working with. It was not until the activities in the first week that students started to realise the need for a more direct form of communication since most of the work was being done face-to-face and in the classroom.</w:t>
       </w:r>
     </w:p>
     <w:p>
@@ -5448,7 +5429,7 @@
     </w:p>
     <w:p>
       <w:pPr>
-        <w:pStyle w:val="Ttulo3"/>
+        <w:pStyle w:val="Heading3"/>
         <w:rPr>
           <w:sz w:val="22"/>
           <w:szCs w:val="22"/>
@@ -5498,7 +5479,7 @@
     </w:p>
     <w:p>
       <w:pPr>
-        <w:pStyle w:val="Prrafodelista"/>
+        <w:pStyle w:val="ListParagraph"/>
         <w:numPr>
           <w:ilvl w:val="0"/>
           <w:numId w:val="14"/>
@@ -5516,7 +5497,7 @@
     </w:p>
     <w:p>
       <w:pPr>
-        <w:pStyle w:val="Prrafodelista"/>
+        <w:pStyle w:val="ListParagraph"/>
         <w:numPr>
           <w:ilvl w:val="0"/>
           <w:numId w:val="14"/>
@@ -5535,7 +5516,7 @@
     </w:p>
     <w:p>
       <w:pPr>
-        <w:pStyle w:val="Prrafodelista"/>
+        <w:pStyle w:val="ListParagraph"/>
         <w:numPr>
           <w:ilvl w:val="0"/>
           <w:numId w:val="14"/>
@@ -5559,7 +5540,7 @@
     </w:p>
     <w:p>
       <w:pPr>
-        <w:pStyle w:val="Prrafodelista"/>
+        <w:pStyle w:val="ListParagraph"/>
         <w:numPr>
           <w:ilvl w:val="0"/>
           <w:numId w:val="14"/>
@@ -5590,7 +5571,7 @@
     </w:p>
     <w:p>
       <w:pPr>
-        <w:pStyle w:val="Prrafodelista"/>
+        <w:pStyle w:val="ListParagraph"/>
         <w:numPr>
           <w:ilvl w:val="0"/>
           <w:numId w:val="15"/>
@@ -5608,7 +5589,7 @@
     </w:p>
     <w:p>
       <w:pPr>
-        <w:pStyle w:val="Prrafodelista"/>
+        <w:pStyle w:val="ListParagraph"/>
         <w:numPr>
           <w:ilvl w:val="0"/>
           <w:numId w:val="15"/>
@@ -5626,7 +5607,7 @@
     </w:p>
     <w:p>
       <w:pPr>
-        <w:pStyle w:val="Prrafodelista"/>
+        <w:pStyle w:val="ListParagraph"/>
         <w:numPr>
           <w:ilvl w:val="0"/>
           <w:numId w:val="15"/>
@@ -5670,7 +5651,7 @@
     </w:p>
     <w:p>
       <w:pPr>
-        <w:pStyle w:val="Prrafodelista"/>
+        <w:pStyle w:val="ListParagraph"/>
         <w:numPr>
           <w:ilvl w:val="0"/>
           <w:numId w:val="16"/>
@@ -5688,7 +5669,7 @@
     </w:p>
     <w:p>
       <w:pPr>
-        <w:pStyle w:val="Prrafodelista"/>
+        <w:pStyle w:val="ListParagraph"/>
         <w:numPr>
           <w:ilvl w:val="0"/>
           <w:numId w:val="16"/>
@@ -5727,7 +5708,19 @@
         <w:rPr>
           <w:lang w:val="en-NZ"/>
         </w:rPr>
-        <w:t>The first step was to create and configure the Room. On of the QS took the initiative to be the host and quickly moved through the technical steps all the way to the creation of the Workspace. Defining the session goal did not take a discussion at all, since it had been stablished before what the objective was, but it did prompt the question: What would happen if the goal had not been discussed earlier?</w:t>
+        <w:t xml:space="preserve">The first step was to create and configure the Room. </w:t>
+      </w:r>
+      <w:r>
+        <w:rPr>
+          <w:lang w:val="en-NZ"/>
+        </w:rPr>
+        <w:t>One</w:t>
+      </w:r>
+      <w:r>
+        <w:rPr>
+          <w:lang w:val="en-NZ"/>
+        </w:rPr>
+        <w:t xml:space="preserve"> of the QS took the initiative to be the host and quickly moved through the technical steps all the way to the creation of the Workspace. Defining the session goal did not take a discussion at all, since it had been stablished before what the objective was, but it did prompt the question: What would happen if the goal had not been discussed earlier?</w:t>
       </w:r>
     </w:p>
     <w:p>
@@ -5741,13 +5734,43 @@
           <w:lang w:val="en-NZ"/>
         </w:rPr>
         <w:lastRenderedPageBreak/>
-        <w:t>The response was a bit vague</w:t>
-      </w:r>
-      <w:r>
-        <w:rPr>
-          <w:lang w:val="en-NZ"/>
-        </w:rPr>
-        <w:t>, the group had a clear idea of what was the work needed for the session, but it was not clear for them when they took the decision of dedicating the session to start working on the poster. The CM did mention that the poster was the next deliverable, so there was no need to discus what to do next, it was mandatory to work on the poster, and a mater of focusing on their own individual responsibilities.</w:t>
+        <w:t xml:space="preserve">The response was a bit </w:t>
+      </w:r>
+      <w:r>
+        <w:rPr>
+          <w:lang w:val="en-NZ"/>
+        </w:rPr>
+        <w:t>vague;</w:t>
+      </w:r>
+      <w:r>
+        <w:rPr>
+          <w:lang w:val="en-NZ"/>
+        </w:rPr>
+        <w:t xml:space="preserve"> the group had a clear idea of what was the work needed for the session, but it was not clear for them when they took the decision of dedicating the session to start working on the poster. The CM did mention that the poster was the next deliverable, so there was no need to </w:t>
+      </w:r>
+      <w:r>
+        <w:rPr>
+          <w:lang w:val="en-NZ"/>
+        </w:rPr>
+        <w:t>discuss</w:t>
+      </w:r>
+      <w:r>
+        <w:rPr>
+          <w:lang w:val="en-NZ"/>
+        </w:rPr>
+        <w:t xml:space="preserve"> what to do next, it was mandatory to work on the poster, and a </w:t>
+      </w:r>
+      <w:r>
+        <w:rPr>
+          <w:lang w:val="en-NZ"/>
+        </w:rPr>
+        <w:t>matter</w:t>
+      </w:r>
+      <w:r>
+        <w:rPr>
+          <w:lang w:val="en-NZ"/>
+        </w:rPr>
+        <w:t xml:space="preserve"> of focusing on their own individual responsibilities.</w:t>
       </w:r>
     </w:p>
     <w:p>
@@ -5791,7 +5814,21 @@
         <w:rPr>
           <w:lang w:val="en-NZ"/>
         </w:rPr>
-        <w:t>Figure 5 shows the space that was used for the couple of observations that took the groups apart form the rest of the classroom, like this one. The set-up of the table promoted a behaviour that had already been seen during the usability test: the student tried to create a workspace that fitted in the entire table, although it was not necessary, and was struggling with the controls and had to stand up and move around to try and cover the whole table. S</w:t>
+        <w:t xml:space="preserve">Figure 5 shows the space that was used for the couple of observations that took the groups apart </w:t>
+      </w:r>
+      <w:proofErr w:type="spellStart"/>
+      <w:r>
+        <w:rPr>
+          <w:lang w:val="en-NZ"/>
+        </w:rPr>
+        <w:t>form</w:t>
+      </w:r>
+      <w:proofErr w:type="spellEnd"/>
+      <w:r>
+        <w:rPr>
+          <w:lang w:val="en-NZ"/>
+        </w:rPr>
+        <w:t xml:space="preserve"> the rest of the classroom, like this one. The set-up of the table promoted a behaviour that had already been seen during the usability test: the student tried to create a workspace that fitted in the entire table, although it was not necessary, and was struggling with the controls and had to stand up and move around to try and cover the whole table. S</w:t>
       </w:r>
       <w:r>
         <w:rPr>
@@ -5808,6 +5845,7 @@
     </w:p>
     <w:p>
       <w:pPr>
+        <w:keepNext/>
         <w:jc w:val="center"/>
         <w:rPr>
           <w:lang w:val="en-NZ"/>
@@ -5815,28 +5853,138 @@
       </w:pPr>
       <w:r>
         <w:rPr>
-          <w:lang w:val="en-NZ"/>
-        </w:rPr>
-        <w:t>Figure 5</w:t>
-      </w:r>
-    </w:p>
-    <w:p>
-      <w:pPr>
-        <w:jc w:val="both"/>
-        <w:rPr>
-          <w:lang w:val="en-NZ"/>
-        </w:rPr>
-      </w:pPr>
-      <w:r>
-        <w:rPr>
-          <w:lang w:val="en-NZ"/>
-        </w:rPr>
-        <w:t>While repeating the creation of the Room, the student commented that probably the CM should be the one in charge of the configuration process and handed the mobile to him so he could do it. The situation worthed an intervening question: Should the same person always be the host? How would they organise the group to create and configure the Room?</w:t>
-      </w:r>
-    </w:p>
-    <w:p>
-      <w:pPr>
-        <w:jc w:val="both"/>
+          <w:noProof/>
+          <w:lang w:val="en-NZ"/>
+        </w:rPr>
+        <w:drawing>
+          <wp:inline distT="0" distB="0" distL="0" distR="0" wp14:anchorId="7D199E07" wp14:editId="76874071">
+            <wp:extent cx="4127348" cy="3095625"/>
+            <wp:effectExtent l="0" t="0" r="6985" b="0"/>
+            <wp:docPr id="3" name="Picture 3"/>
+            <wp:cNvGraphicFramePr>
+              <a:graphicFrameLocks xmlns:a="http://schemas.openxmlformats.org/drawingml/2006/main" noChangeAspect="1"/>
+            </wp:cNvGraphicFramePr>
+            <a:graphic xmlns:a="http://schemas.openxmlformats.org/drawingml/2006/main">
+              <a:graphicData uri="http://schemas.openxmlformats.org/drawingml/2006/picture">
+                <pic:pic xmlns:pic="http://schemas.openxmlformats.org/drawingml/2006/picture">
+                  <pic:nvPicPr>
+                    <pic:cNvPr id="0" name="Picture 1"/>
+                    <pic:cNvPicPr>
+                      <a:picLocks noChangeAspect="1" noChangeArrowheads="1"/>
+                    </pic:cNvPicPr>
+                  </pic:nvPicPr>
+                  <pic:blipFill>
+                    <a:blip r:embed="rId9" cstate="print">
+                      <a:extLst>
+                        <a:ext uri="{28A0092B-C50C-407E-A947-70E740481C1C}">
+                          <a14:useLocalDpi xmlns:a14="http://schemas.microsoft.com/office/drawing/2010/main" val="0"/>
+                        </a:ext>
+                      </a:extLst>
+                    </a:blip>
+                    <a:srcRect/>
+                    <a:stretch>
+                      <a:fillRect/>
+                    </a:stretch>
+                  </pic:blipFill>
+                  <pic:spPr bwMode="auto">
+                    <a:xfrm>
+                      <a:off x="0" y="0"/>
+                      <a:ext cx="4130381" cy="3097900"/>
+                    </a:xfrm>
+                    <a:prstGeom prst="rect">
+                      <a:avLst/>
+                    </a:prstGeom>
+                    <a:noFill/>
+                    <a:ln>
+                      <a:noFill/>
+                    </a:ln>
+                  </pic:spPr>
+                </pic:pic>
+              </a:graphicData>
+            </a:graphic>
+          </wp:inline>
+        </w:drawing>
+      </w:r>
+    </w:p>
+    <w:p>
+      <w:pPr>
+        <w:pStyle w:val="Caption"/>
+        <w:jc w:val="center"/>
+        <w:rPr>
+          <w:lang w:val="en-NZ"/>
+        </w:rPr>
+      </w:pPr>
+      <w:r>
+        <w:rPr>
+          <w:lang w:val="en-NZ"/>
+        </w:rPr>
+        <w:t xml:space="preserve">Figure </w:t>
+      </w:r>
+      <w:r>
+        <w:rPr>
+          <w:lang w:val="en-NZ"/>
+        </w:rPr>
+        <w:fldChar w:fldCharType="begin"/>
+      </w:r>
+      <w:r>
+        <w:rPr>
+          <w:lang w:val="en-NZ"/>
+        </w:rPr>
+        <w:instrText xml:space="preserve"> SEQ Figure \* ARABIC </w:instrText>
+      </w:r>
+      <w:r>
+        <w:rPr>
+          <w:lang w:val="en-NZ"/>
+        </w:rPr>
+        <w:fldChar w:fldCharType="separate"/>
+      </w:r>
+      <w:r>
+        <w:rPr>
+          <w:noProof/>
+          <w:lang w:val="en-NZ"/>
+        </w:rPr>
+        <w:t>5</w:t>
+      </w:r>
+      <w:r>
+        <w:rPr>
+          <w:lang w:val="en-NZ"/>
+        </w:rPr>
+        <w:fldChar w:fldCharType="end"/>
+      </w:r>
+      <w:r>
+        <w:rPr>
+          <w:lang w:val="en-NZ"/>
+        </w:rPr>
+        <w:t xml:space="preserve"> Initial Space for Observations of WorkshopAR</w:t>
+      </w:r>
+    </w:p>
+    <w:p>
+      <w:pPr>
+        <w:rPr>
+          <w:lang w:val="en-NZ"/>
+        </w:rPr>
+      </w:pPr>
+      <w:r>
+        <w:rPr>
+          <w:lang w:val="en-NZ"/>
+        </w:rPr>
+        <w:t xml:space="preserve">While repeating the creation of the Room, the student commented that probably the CM should be the one in charge of the configuration process and handed the mobile to him so he could do it. The situation </w:t>
+      </w:r>
+      <w:r>
+        <w:rPr>
+          <w:lang w:val="en-NZ"/>
+        </w:rPr>
+        <w:t>prompted</w:t>
+      </w:r>
+      <w:r>
+        <w:rPr>
+          <w:lang w:val="en-NZ"/>
+        </w:rPr>
+        <w:t xml:space="preserve"> an intervening question: Should the same person always be the host? How would they organise the group to create and configure the Room?</w:t>
+      </w:r>
+    </w:p>
+    <w:p>
+      <w:pPr>
         <w:rPr>
           <w:lang w:val="en-NZ"/>
         </w:rPr>
@@ -5850,15 +5998,15 @@
     </w:p>
     <w:p>
       <w:pPr>
-        <w:jc w:val="both"/>
-        <w:rPr>
-          <w:lang w:val="en-NZ"/>
-        </w:rPr>
-      </w:pPr>
-      <w:r>
-        <w:rPr>
-          <w:lang w:val="en-NZ"/>
-        </w:rPr>
+        <w:rPr>
+          <w:lang w:val="en-NZ"/>
+        </w:rPr>
+      </w:pPr>
+      <w:r>
+        <w:rPr>
+          <w:lang w:val="en-NZ"/>
+        </w:rPr>
+        <w:lastRenderedPageBreak/>
         <w:t>The interactions with the User Anchors were simpler. They showed that the students liked the idea of the anchor, they specially found amusing the “goofy” look that the gaze gave to the whole anchor, and suggested more elements of customization beside colour, like text, shapes or animations.</w:t>
       </w:r>
       <w:r>
@@ -5870,7 +6018,6 @@
     </w:p>
     <w:p>
       <w:pPr>
-        <w:jc w:val="both"/>
         <w:rPr>
           <w:lang w:val="en-NZ"/>
         </w:rPr>
@@ -5884,7 +6031,6 @@
     </w:p>
     <w:p>
       <w:pPr>
-        <w:jc w:val="both"/>
         <w:rPr>
           <w:lang w:val="en-NZ"/>
         </w:rPr>
@@ -5898,29 +6044,201 @@
     </w:p>
     <w:p>
       <w:pPr>
-        <w:jc w:val="both"/>
-        <w:rPr>
-          <w:lang w:val="en-NZ"/>
-        </w:rPr>
-      </w:pPr>
-      <w:r>
-        <w:rPr>
-          <w:lang w:val="en-NZ"/>
-        </w:rPr>
-        <w:t xml:space="preserve">The disadvantages of taking the group from the main room for observation were piling up. It was necessary to search for a TA and ask her to check on the group for the CE to be able to </w:t>
+        <w:rPr>
+          <w:lang w:val="en-NZ"/>
+        </w:rPr>
+      </w:pPr>
+      <w:r>
+        <w:rPr>
+          <w:lang w:val="en-NZ"/>
+        </w:rPr>
+        <w:t xml:space="preserve">The disadvantages of taking the group from the main room for observation were piling up. It was necessary to search for a TA and ask her to check on the group for the CE to be able to keep working, and then the group had to scramble from </w:t>
+      </w:r>
+      <w:r>
+        <w:rPr>
+          <w:lang w:val="en-NZ"/>
+        </w:rPr>
+        <w:t>the</w:t>
+      </w:r>
+      <w:r>
+        <w:rPr>
+          <w:lang w:val="en-NZ"/>
+        </w:rPr>
+        <w:t xml:space="preserve"> </w:t>
+      </w:r>
+      <w:r>
+        <w:rPr>
+          <w:lang w:val="en-NZ"/>
+        </w:rPr>
+        <w:t>place</w:t>
+      </w:r>
+      <w:r>
+        <w:rPr>
+          <w:lang w:val="en-NZ"/>
+        </w:rPr>
+        <w:t xml:space="preserve"> because a workshop had started and they had not heard the instruction.</w:t>
+      </w:r>
+    </w:p>
+    <w:p>
+      <w:pPr>
+        <w:rPr>
+          <w:lang w:val="en-NZ"/>
+        </w:rPr>
+      </w:pPr>
+      <w:r>
+        <w:rPr>
+          <w:lang w:val="en-NZ"/>
+        </w:rPr>
+        <w:t>During this situation if was possible to notice the second observation, the work done by the students was very individual. They were working together physically, often sharing comments, but in the end each one was concentrated in their one work. The CE need to clarify his doubts about the same poster all the others were working on because none of his teammates shared his role nor had a clear idea of what the CE needed to focus on for the poster.</w:t>
+      </w:r>
+      <w:r>
+        <w:rPr>
+          <w:lang w:val="en-NZ"/>
+        </w:rPr>
+        <w:t xml:space="preserve"> The only exception was the two QS students. They were constantly chatting to each other and sharing their screens to discuss what each of them had done, but then arrived at a different question: how different should be each of their works? They were the same role working on the same project and with the same information and decisions taken in group, how possible was to distinguish one poster from the other?</w:t>
+      </w:r>
+    </w:p>
+    <w:p>
+      <w:pPr>
+        <w:pStyle w:val="Heading2"/>
+        <w:rPr>
+          <w:sz w:val="24"/>
+          <w:szCs w:val="24"/>
+          <w:lang w:val="en-NZ"/>
+        </w:rPr>
+      </w:pPr>
+      <w:r>
+        <w:rPr>
+          <w:sz w:val="24"/>
+          <w:szCs w:val="24"/>
+          <w:lang w:val="en-NZ"/>
+        </w:rPr>
+        <w:t>6.4.3 Preliminary Analysis</w:t>
+      </w:r>
+    </w:p>
+    <w:p>
+      <w:pPr>
+        <w:rPr>
+          <w:lang w:val="en-NZ"/>
+        </w:rPr>
+      </w:pPr>
+      <w:r>
+        <w:rPr>
+          <w:lang w:val="en-NZ"/>
+        </w:rPr>
+        <w:t>The first four weeks of work were a period of contextualization and realization. Students were prepared to tackle a course that was known to be complex, and the first concern of many of them was to untangle the complexity and start working on the project as soon as possible.</w:t>
+      </w:r>
+    </w:p>
+    <w:p>
+      <w:pPr>
+        <w:rPr>
+          <w:lang w:val="en-NZ"/>
+        </w:rPr>
+      </w:pPr>
+      <w:r>
+        <w:rPr>
+          <w:lang w:val="en-NZ"/>
+        </w:rPr>
+        <w:t xml:space="preserve">The first issue for the students, one that the teaching staff had to quickly acknowledge, was accessibility to information, about the project and the deliverables. The information was present in the LMS but muddied and tangled in between links and tons of external material. </w:t>
+      </w:r>
+      <w:r>
+        <w:rPr>
+          <w:lang w:val="en-NZ"/>
+        </w:rPr>
+        <w:t>It required the students to organize themselves a lot around what was their plan, what information was missing and how to ask for that information. Activities like the QA sessions and the constant access to the TA staff helped the students to clarify quickly any doubts, and it was noticed during the interactions with Team B that going to the structure that WorkshopAR was proposing, especially for the assignation of goals and tasks</w:t>
+      </w:r>
+      <w:r>
+        <w:rPr>
+          <w:lang w:val="en-NZ"/>
+        </w:rPr>
+        <w:t xml:space="preserve">, helped to </w:t>
       </w:r>
       <w:r>
         <w:rPr>
           <w:lang w:val="en-NZ"/>
         </w:rPr>
         <w:lastRenderedPageBreak/>
-        <w:t xml:space="preserve">keep working, and then the group had to scramble from </w:t>
-      </w:r>
-      <w:r>
-        <w:rPr>
-          <w:lang w:val="en-NZ"/>
-        </w:rPr>
-        <w:t>the</w:t>
+        <w:t>promote and focus the discussion about those issues, not so much to organize those elements that the students were already aware of, but to highlight all the activities that still were unclear or had not been discussed enough. That was a very good behaviour observed promoted by the application and aligned with the learning design proposed.</w:t>
+      </w:r>
+    </w:p>
+    <w:p>
+      <w:pPr>
+        <w:rPr>
+          <w:lang w:val="en-NZ"/>
+        </w:rPr>
+      </w:pPr>
+      <w:r>
+        <w:rPr>
+          <w:lang w:val="en-NZ"/>
+        </w:rPr>
+        <w:t>It was a good introduction of the idea of WorkshopAR, the observation protocol needed polish and further adjustments, but that was also part of the objectives stablished for the first weeks, and it was good that major issued were identified early. The main functionality of WorkshopAR was understood by the students but its immediate value for the project was not really seen.</w:t>
+      </w:r>
+      <w:r>
+        <w:rPr>
+          <w:lang w:val="en-NZ"/>
+        </w:rPr>
+        <w:t xml:space="preserve"> The main point of comparison so far between the approach with WorkshopAR and any other observation is more related to how students were creating relationships by using the available technology. It was observed that most groups did not think too much at first about the in-person communication needed to work, and were first concerned to stablish points of communication asynchronous in nature (WhatsApp, Teams, Facebook). This was echoed by the direct responses of the students in the observations using WorkshopAR.</w:t>
+      </w:r>
+    </w:p>
+    <w:p>
+      <w:pPr>
+        <w:rPr>
+          <w:lang w:val="en-NZ"/>
+        </w:rPr>
+      </w:pPr>
+      <w:r>
+        <w:rPr>
+          <w:lang w:val="en-NZ"/>
+        </w:rPr>
+        <w:t xml:space="preserve">Students commented that they </w:t>
+      </w:r>
+      <w:r>
+        <w:rPr>
+          <w:lang w:val="en-NZ"/>
+        </w:rPr>
+        <w:t>prefer</w:t>
+      </w:r>
+      <w:r>
+        <w:rPr>
+          <w:lang w:val="en-NZ"/>
+        </w:rPr>
+        <w:t xml:space="preserve"> to first stablish a relation through social media and communication tech and then step </w:t>
+      </w:r>
+      <w:r>
+        <w:rPr>
+          <w:lang w:val="en-NZ"/>
+        </w:rPr>
+        <w:t>i</w:t>
+      </w:r>
+      <w:r>
+        <w:rPr>
+          <w:lang w:val="en-NZ"/>
+        </w:rPr>
+        <w:t xml:space="preserve">nto </w:t>
+      </w:r>
+      <w:r>
+        <w:rPr>
+          <w:lang w:val="en-NZ"/>
+        </w:rPr>
+        <w:t>face-to-face</w:t>
+      </w:r>
+      <w:r>
+        <w:rPr>
+          <w:lang w:val="en-NZ"/>
+        </w:rPr>
+        <w:t xml:space="preserve"> work </w:t>
+      </w:r>
+      <w:r>
+        <w:rPr>
+          <w:lang w:val="en-NZ"/>
+        </w:rPr>
+        <w:t>for more complex tasks</w:t>
+      </w:r>
+      <w:r>
+        <w:rPr>
+          <w:lang w:val="en-NZ"/>
+        </w:rPr>
+        <w:t>. A quick analysis of works like</w:t>
       </w:r>
       <w:r>
         <w:rPr>
@@ -5928,110 +6246,61 @@
         </w:rPr>
         <w:t xml:space="preserve"> </w:t>
       </w:r>
-      <w:r>
-        <w:rPr>
-          <w:lang w:val="en-NZ"/>
-        </w:rPr>
-        <w:t>place</w:t>
-      </w:r>
-      <w:r>
-        <w:rPr>
-          <w:lang w:val="en-NZ"/>
-        </w:rPr>
-        <w:t xml:space="preserve"> because a workshop had started and they had not heard the instruction.</w:t>
-      </w:r>
-    </w:p>
-    <w:p>
-      <w:pPr>
-        <w:rPr>
-          <w:lang w:val="en-NZ"/>
-        </w:rPr>
-      </w:pPr>
-      <w:r>
-        <w:rPr>
-          <w:lang w:val="en-NZ"/>
-        </w:rPr>
-        <w:t>During this situation if was possible to notice the second observation, the work done by the students was very individual. They were working together physically, often sharing comments, but in the end each one was concentrated in their one work. The CE need to clarify his doubts about the same poster all the others were working on because none of his teammates shared his role nor had a clear idea of what the CE needed to focus on for the poster.</w:t>
-      </w:r>
-      <w:r>
-        <w:rPr>
-          <w:lang w:val="en-NZ"/>
-        </w:rPr>
-        <w:t xml:space="preserve"> The only exception was the two QS students. They were constantly chatting to each other and sharing their screens to discuss what each of them had done, but then arrived at a different question: how different should be each of their works? They were the same role working on the same project and with the same information and decisions taken in group, how possible was to distinguish one poster from the other?</w:t>
-      </w:r>
-    </w:p>
-    <w:p>
-      <w:pPr>
-        <w:pStyle w:val="Ttulo2"/>
-        <w:rPr>
-          <w:sz w:val="24"/>
-          <w:szCs w:val="24"/>
-          <w:lang w:val="en-NZ"/>
-        </w:rPr>
-      </w:pPr>
-      <w:r>
-        <w:rPr>
-          <w:sz w:val="24"/>
-          <w:szCs w:val="24"/>
-          <w:lang w:val="en-NZ"/>
-        </w:rPr>
-        <w:t>6.4.3 Preliminary Analysis</w:t>
-      </w:r>
-    </w:p>
-    <w:p>
-      <w:pPr>
-        <w:rPr>
-          <w:lang w:val="en-NZ"/>
-        </w:rPr>
-      </w:pPr>
-      <w:r>
-        <w:rPr>
-          <w:lang w:val="en-NZ"/>
-        </w:rPr>
-        <w:t>The first four weeks of work were a period of contextualization and realization. Students were prepared to tackle a course that was known to be complex, and the first concern of many of them was to untangle the complexity and start working on the project as soon as possible.</w:t>
-      </w:r>
-    </w:p>
-    <w:p>
-      <w:pPr>
-        <w:rPr>
-          <w:lang w:val="en-NZ"/>
-        </w:rPr>
-      </w:pPr>
-      <w:r>
-        <w:rPr>
-          <w:lang w:val="en-NZ"/>
-        </w:rPr>
-        <w:t xml:space="preserve">The first issue for the students, one that the teaching staff had to quickly acknowledge, was accessibility to information, about the project and the deliverables. The information was present in the LMS but muddied and tangled in between links and tons of external material. </w:t>
-      </w:r>
-      <w:r>
-        <w:rPr>
-          <w:lang w:val="en-NZ"/>
-        </w:rPr>
-        <w:t>It required the students to organize themselves a lot around what was their plan, what information was missing and how to ask for that information. Activities like the QA sessions and the constant access to the TA staff helped the students to clarify quickly any doubts, and it was noticed during the interactions with Team B that going to the structure that WorkshopAR was proposing, especially for the assignation of goals and tasks</w:t>
-      </w:r>
-      <w:r>
-        <w:rPr>
-          <w:lang w:val="en-NZ"/>
-        </w:rPr>
-        <w:t>, helped to promote and focus the discussion about those issues, not so much to organize those elements that the students were already aware of, but to highlight all the activities that still were unclear or had not been discussed enough. That was a very good behaviour observed promoted by the application and aligned with the learning design proposed.</w:t>
-      </w:r>
-    </w:p>
-    <w:p>
-      <w:pPr>
-        <w:rPr>
-          <w:lang w:val="en-NZ"/>
-        </w:rPr>
-      </w:pPr>
-      <w:r>
-        <w:rPr>
-          <w:lang w:val="en-NZ"/>
-        </w:rPr>
-        <w:t>It was a good introduction of the idea of WorkshopAR, the observation protocol needed polish and further adjustments, but that was also part of the objectives stablished for the first weeks, and it was good that major issued were identified early. The main functionality of WorkshopAR was understood by the students but its immediate value for the project was not really seen. The following section will analyse the biggest blocks of observation with the students and how WorkshopAR found an interesting role in the work process of the groups that was not part of the initial design proposal.</w:t>
-      </w:r>
-    </w:p>
-    <w:p>
-      <w:pPr>
-        <w:pStyle w:val="Ttulo1"/>
+      <w:proofErr w:type="gramStart"/>
+      <w:r>
+        <w:rPr>
+          <w:lang w:val="en-NZ"/>
+        </w:rPr>
+        <w:t>An</w:t>
+      </w:r>
+      <w:proofErr w:type="gramEnd"/>
+      <w:r>
+        <w:rPr>
+          <w:lang w:val="en-NZ"/>
+        </w:rPr>
+        <w:t xml:space="preserve"> &amp; Frick</w:t>
+      </w:r>
+      <w:r>
+        <w:rPr>
+          <w:lang w:val="en-NZ"/>
+        </w:rPr>
+        <w:t xml:space="preserve"> (</w:t>
+      </w:r>
+      <w:r>
+        <w:rPr>
+          <w:lang w:val="en-NZ"/>
+        </w:rPr>
+        <w:t>2006)</w:t>
+      </w:r>
+      <w:r>
+        <w:rPr>
+          <w:lang w:val="en-NZ"/>
+        </w:rPr>
+        <w:t xml:space="preserve"> and Robinson &amp; Hans (2012) give some validity to this idea, showing that students prefer quick, simple communication via their preferred apps, but appreciated more face-to-face work for more complex work</w:t>
+      </w:r>
+      <w:r>
+        <w:rPr>
+          <w:lang w:val="en-NZ"/>
+        </w:rPr>
+        <w:t xml:space="preserve"> and the structure that WorkshopAR was proposing rather than communication and social interactions.</w:t>
+      </w:r>
+    </w:p>
+    <w:p>
+      <w:pPr>
+        <w:rPr>
+          <w:lang w:val="en-NZ"/>
+        </w:rPr>
+      </w:pPr>
+      <w:r>
+        <w:rPr>
+          <w:lang w:val="en-NZ"/>
+        </w:rPr>
+        <w:t>The following section will analyse the biggest blocks of observation with the students and how WorkshopAR found an interesting role in the work process of the groups that was not part of the initial design proposal.</w:t>
+      </w:r>
+    </w:p>
+    <w:p>
+      <w:pPr>
+        <w:pStyle w:val="Heading1"/>
         <w:rPr>
           <w:sz w:val="22"/>
           <w:szCs w:val="22"/>
@@ -6057,6 +6326,154 @@
         <w:rPr>
           <w:lang w:val="en-NZ"/>
         </w:rPr>
+        <w:t>The work done by the students all the way to week 9 was focused in one single activity: the first poster presentation. This activity was individual, each student had 5 min to present his poster to the teaching staff and peers in a general academical poster presentation setting. Nonetheless, there was a series of key point that required group coordination to fulfil and that were common to everyone:</w:t>
+      </w:r>
+    </w:p>
+    <w:p>
+      <w:pPr>
+        <w:pStyle w:val="ListParagraph"/>
+        <w:numPr>
+          <w:ilvl w:val="0"/>
+          <w:numId w:val="17"/>
+        </w:numPr>
+        <w:rPr>
+          <w:lang w:val="en-NZ"/>
+        </w:rPr>
+      </w:pPr>
+      <w:r>
+        <w:rPr>
+          <w:lang w:val="en-NZ"/>
+        </w:rPr>
+        <w:t xml:space="preserve">Each group was associated with the one of the three AE working on the course, which meant that each group had to work with one </w:t>
+      </w:r>
+      <w:r>
+        <w:rPr>
+          <w:lang w:val="en-NZ"/>
+        </w:rPr>
+        <w:t>of the design proposals created by the AE students.</w:t>
+      </w:r>
+    </w:p>
+    <w:p>
+      <w:pPr>
+        <w:pStyle w:val="ListParagraph"/>
+        <w:numPr>
+          <w:ilvl w:val="0"/>
+          <w:numId w:val="17"/>
+        </w:numPr>
+        <w:rPr>
+          <w:lang w:val="en-NZ"/>
+        </w:rPr>
+      </w:pPr>
+      <w:r>
+        <w:rPr>
+          <w:lang w:val="en-NZ"/>
+        </w:rPr>
+        <w:t>Each group had to take a communal decision of the main or signature material to be use for construction (timber, concrete, etc.) a base the construction project proposal on that decision.</w:t>
+      </w:r>
+    </w:p>
+    <w:p>
+      <w:pPr>
+        <w:pStyle w:val="ListParagraph"/>
+        <w:numPr>
+          <w:ilvl w:val="0"/>
+          <w:numId w:val="17"/>
+        </w:numPr>
+        <w:rPr>
+          <w:lang w:val="en-NZ"/>
+        </w:rPr>
+      </w:pPr>
+      <w:r>
+        <w:rPr>
+          <w:lang w:val="en-NZ"/>
+        </w:rPr>
+        <w:t>All groups had the same major topics that need to be present in the poster and that would be the main indicators of quality and progress: a design proposal, an analysis of the contextual factor of the project (legal, ecological and the community) and a preliminary analysis of costs.</w:t>
+      </w:r>
+    </w:p>
+    <w:p>
+      <w:pPr>
+        <w:rPr>
+          <w:lang w:val="en-NZ"/>
+        </w:rPr>
+      </w:pPr>
+      <w:r>
+        <w:rPr>
+          <w:lang w:val="en-NZ"/>
+        </w:rPr>
+        <w:t xml:space="preserve">To fulfil these criteria, information had to constantly flow from the AE, </w:t>
+      </w:r>
+      <w:r>
+        <w:rPr>
+          <w:lang w:val="en-NZ"/>
+        </w:rPr>
+        <w:t>who</w:t>
+      </w:r>
+      <w:r>
+        <w:rPr>
+          <w:lang w:val="en-NZ"/>
+        </w:rPr>
+        <w:t xml:space="preserve"> originally</w:t>
+      </w:r>
+      <w:r>
+        <w:rPr>
+          <w:lang w:val="en-NZ"/>
+        </w:rPr>
+        <w:t xml:space="preserve"> proposed the design, to the CE and QS who had to analyse the proposal and propose a </w:t>
+      </w:r>
+      <w:r>
+        <w:rPr>
+          <w:lang w:val="en-NZ"/>
+        </w:rPr>
+        <w:lastRenderedPageBreak/>
+        <w:t>construction plan, which often required going back to the AE to clarify elements about the design or to offer feedback about the feasibility or viability of some aspect of the design.</w:t>
+      </w:r>
+    </w:p>
+    <w:p>
+      <w:pPr>
+        <w:rPr>
+          <w:lang w:val="en-NZ"/>
+        </w:rPr>
+      </w:pPr>
+      <w:r>
+        <w:rPr>
+          <w:lang w:val="en-NZ"/>
+        </w:rPr>
+        <w:t>Managing this flow of information was the major challenge front he students at this stage, and constituted the biggest instance of collaborative work observed in the course. AE, CE and QS had clear goals, and once the issues of coordination and communication were solved, students could work steadily towards their own poster. CM, on the other hand, had a hard time understanding their role in the group, and what was expected of them in the poster.</w:t>
+      </w:r>
+    </w:p>
+    <w:p>
+      <w:pPr>
+        <w:rPr>
+          <w:lang w:val="en-NZ"/>
+        </w:rPr>
+      </w:pPr>
+      <w:r>
+        <w:rPr>
+          <w:lang w:val="en-NZ"/>
+        </w:rPr>
+        <w:t>The bulk of the observations for this section consisted in that: how different groups solved (or failed to solve)</w:t>
+      </w:r>
+      <w:r>
+        <w:rPr>
+          <w:lang w:val="en-NZ"/>
+        </w:rPr>
+        <w:t xml:space="preserve"> the information flow issues, how much they collaborated inside and outside the group to finish their individual work and how WorkshopAR was introduced to try and help in those steps.</w:t>
+      </w:r>
+    </w:p>
+    <w:p>
+      <w:pPr>
+        <w:pStyle w:val="Heading2"/>
+        <w:rPr>
+          <w:sz w:val="22"/>
+          <w:szCs w:val="22"/>
+          <w:lang w:val="en-NZ"/>
+        </w:rPr>
+      </w:pPr>
+      <w:r>
+        <w:rPr>
+          <w:sz w:val="22"/>
+          <w:szCs w:val="22"/>
+          <w:lang w:val="en-NZ"/>
+        </w:rPr>
         <w:t>6.5.1 General Observations</w:t>
       </w:r>
     </w:p>
@@ -6070,6 +6487,513 @@
         <w:rPr>
           <w:lang w:val="en-NZ"/>
         </w:rPr>
+        <w:t>By the beginning of week 5 it was already possible to start analysing the information reported by the students in the bi-weekly report. This activity also offered a good baseline to analyse the overall progress of the groups and common issues or circumstances affecting the groups.</w:t>
+      </w:r>
+      <w:r>
+        <w:rPr>
+          <w:lang w:val="en-NZ"/>
+        </w:rPr>
+        <w:t xml:space="preserve"> This activity was not marked, so it was not surprising that only some groups summited the report, with the number decreasing every passing week. The activity offered only a small sample of the work done in all groups and the data was probably skewed towards the groups diligent enough to submit the report, but it nonetheless managed to capture the two major states which was possible to find in the progress of a group:</w:t>
+      </w:r>
+    </w:p>
+    <w:p>
+      <w:pPr>
+        <w:pStyle w:val="ListParagraph"/>
+        <w:numPr>
+          <w:ilvl w:val="0"/>
+          <w:numId w:val="18"/>
+        </w:numPr>
+        <w:rPr>
+          <w:lang w:val="en-NZ"/>
+        </w:rPr>
+      </w:pPr>
+      <w:r>
+        <w:rPr>
+          <w:lang w:val="en-NZ"/>
+        </w:rPr>
+        <w:t>Groups that collected all the information needed and were reporting progress in different areas, often evidenced by a detailed cost proposal.</w:t>
+      </w:r>
+    </w:p>
+    <w:p>
+      <w:pPr>
+        <w:pStyle w:val="ListParagraph"/>
+        <w:numPr>
+          <w:ilvl w:val="0"/>
+          <w:numId w:val="18"/>
+        </w:numPr>
+        <w:rPr>
+          <w:lang w:val="en-NZ"/>
+        </w:rPr>
+      </w:pPr>
+      <w:r>
+        <w:rPr>
+          <w:lang w:val="en-NZ"/>
+        </w:rPr>
+        <w:t>Groups that had not been able to communicate well, and had not gathered enough information to show substantial progress.</w:t>
+      </w:r>
+    </w:p>
+    <w:p>
+      <w:pPr>
+        <w:rPr>
+          <w:lang w:val="en-NZ"/>
+        </w:rPr>
+      </w:pPr>
+      <w:r>
+        <w:rPr>
+          <w:lang w:val="en-NZ"/>
+        </w:rPr>
+        <w:t>Figure 6 shows a comparison between to bi-weekly repost, exemplifying these two observations. It also shows how some groups struggled to understand the idea of the value proposition, either not keeping it consistent through the different reports or by providing information that was not related to the value proposition, and that later was evidenced as a poor exposition of this element in the final design proposal.</w:t>
+      </w:r>
+    </w:p>
+    <w:p>
+      <w:pPr>
+        <w:keepNext/>
+        <w:jc w:val="center"/>
+        <w:rPr>
+          <w:lang w:val="en-NZ"/>
+        </w:rPr>
+      </w:pPr>
+      <w:r>
+        <w:rPr>
+          <w:noProof/>
+          <w:lang w:val="en-NZ"/>
+        </w:rPr>
+        <w:lastRenderedPageBreak/>
+        <w:drawing>
+          <wp:inline distT="0" distB="0" distL="0" distR="0" wp14:anchorId="063A7A8F" wp14:editId="212DD19B">
+            <wp:extent cx="2847975" cy="4047300"/>
+            <wp:effectExtent l="0" t="0" r="0" b="0"/>
+            <wp:docPr id="4" name="Picture 4"/>
+            <wp:cNvGraphicFramePr>
+              <a:graphicFrameLocks xmlns:a="http://schemas.openxmlformats.org/drawingml/2006/main" noChangeAspect="1"/>
+            </wp:cNvGraphicFramePr>
+            <a:graphic xmlns:a="http://schemas.openxmlformats.org/drawingml/2006/main">
+              <a:graphicData uri="http://schemas.openxmlformats.org/drawingml/2006/picture">
+                <pic:pic xmlns:pic="http://schemas.openxmlformats.org/drawingml/2006/picture">
+                  <pic:nvPicPr>
+                    <pic:cNvPr id="0" name="Picture 3"/>
+                    <pic:cNvPicPr>
+                      <a:picLocks noChangeAspect="1" noChangeArrowheads="1"/>
+                    </pic:cNvPicPr>
+                  </pic:nvPicPr>
+                  <pic:blipFill>
+                    <a:blip r:embed="rId10">
+                      <a:extLst>
+                        <a:ext uri="{28A0092B-C50C-407E-A947-70E740481C1C}">
+                          <a14:useLocalDpi xmlns:a14="http://schemas.microsoft.com/office/drawing/2010/main" val="0"/>
+                        </a:ext>
+                      </a:extLst>
+                    </a:blip>
+                    <a:srcRect/>
+                    <a:stretch>
+                      <a:fillRect/>
+                    </a:stretch>
+                  </pic:blipFill>
+                  <pic:spPr bwMode="auto">
+                    <a:xfrm>
+                      <a:off x="0" y="0"/>
+                      <a:ext cx="2858904" cy="4062831"/>
+                    </a:xfrm>
+                    <a:prstGeom prst="rect">
+                      <a:avLst/>
+                    </a:prstGeom>
+                    <a:noFill/>
+                    <a:ln>
+                      <a:noFill/>
+                    </a:ln>
+                  </pic:spPr>
+                </pic:pic>
+              </a:graphicData>
+            </a:graphic>
+          </wp:inline>
+        </w:drawing>
+      </w:r>
+      <w:r>
+        <w:rPr>
+          <w:lang w:val="en-NZ"/>
+        </w:rPr>
+        <w:t xml:space="preserve"> </w:t>
+      </w:r>
+      <w:r>
+        <w:rPr>
+          <w:noProof/>
+          <w:lang w:val="en-NZ"/>
+        </w:rPr>
+        <w:drawing>
+          <wp:inline distT="0" distB="0" distL="0" distR="0" wp14:anchorId="21651168" wp14:editId="491486E5">
+            <wp:extent cx="2726690" cy="4028252"/>
+            <wp:effectExtent l="0" t="0" r="0" b="0"/>
+            <wp:docPr id="5" name="Picture 5"/>
+            <wp:cNvGraphicFramePr>
+              <a:graphicFrameLocks xmlns:a="http://schemas.openxmlformats.org/drawingml/2006/main" noChangeAspect="1"/>
+            </wp:cNvGraphicFramePr>
+            <a:graphic xmlns:a="http://schemas.openxmlformats.org/drawingml/2006/main">
+              <a:graphicData uri="http://schemas.openxmlformats.org/drawingml/2006/picture">
+                <pic:pic xmlns:pic="http://schemas.openxmlformats.org/drawingml/2006/picture">
+                  <pic:nvPicPr>
+                    <pic:cNvPr id="0" name="Picture 5"/>
+                    <pic:cNvPicPr>
+                      <a:picLocks noChangeAspect="1" noChangeArrowheads="1"/>
+                    </pic:cNvPicPr>
+                  </pic:nvPicPr>
+                  <pic:blipFill>
+                    <a:blip r:embed="rId11" cstate="print">
+                      <a:extLst>
+                        <a:ext uri="{28A0092B-C50C-407E-A947-70E740481C1C}">
+                          <a14:useLocalDpi xmlns:a14="http://schemas.microsoft.com/office/drawing/2010/main" val="0"/>
+                        </a:ext>
+                      </a:extLst>
+                    </a:blip>
+                    <a:srcRect/>
+                    <a:stretch>
+                      <a:fillRect/>
+                    </a:stretch>
+                  </pic:blipFill>
+                  <pic:spPr bwMode="auto">
+                    <a:xfrm>
+                      <a:off x="0" y="0"/>
+                      <a:ext cx="2754492" cy="4069326"/>
+                    </a:xfrm>
+                    <a:prstGeom prst="rect">
+                      <a:avLst/>
+                    </a:prstGeom>
+                    <a:noFill/>
+                    <a:ln>
+                      <a:noFill/>
+                    </a:ln>
+                  </pic:spPr>
+                </pic:pic>
+              </a:graphicData>
+            </a:graphic>
+          </wp:inline>
+        </w:drawing>
+      </w:r>
+    </w:p>
+    <w:p>
+      <w:pPr>
+        <w:pStyle w:val="Caption"/>
+        <w:jc w:val="center"/>
+        <w:rPr>
+          <w:lang w:val="en-NZ"/>
+        </w:rPr>
+      </w:pPr>
+      <w:r>
+        <w:rPr>
+          <w:lang w:val="en-NZ"/>
+        </w:rPr>
+        <w:t xml:space="preserve">Figure </w:t>
+      </w:r>
+      <w:r>
+        <w:rPr>
+          <w:lang w:val="en-NZ"/>
+        </w:rPr>
+        <w:fldChar w:fldCharType="begin"/>
+      </w:r>
+      <w:r>
+        <w:rPr>
+          <w:lang w:val="en-NZ"/>
+        </w:rPr>
+        <w:instrText xml:space="preserve"> SEQ Figure \* ARABIC </w:instrText>
+      </w:r>
+      <w:r>
+        <w:rPr>
+          <w:lang w:val="en-NZ"/>
+        </w:rPr>
+        <w:fldChar w:fldCharType="separate"/>
+      </w:r>
+      <w:r>
+        <w:rPr>
+          <w:noProof/>
+          <w:lang w:val="en-NZ"/>
+        </w:rPr>
+        <w:t>6</w:t>
+      </w:r>
+      <w:r>
+        <w:rPr>
+          <w:lang w:val="en-NZ"/>
+        </w:rPr>
+        <w:fldChar w:fldCharType="end"/>
+      </w:r>
+      <w:r>
+        <w:rPr>
+          <w:lang w:val="en-NZ"/>
+        </w:rPr>
+        <w:t xml:space="preserve"> A Good (left) and Bad (right) example of a bi-weekly report</w:t>
+      </w:r>
+    </w:p>
+    <w:p>
+      <w:pPr>
+        <w:rPr>
+          <w:lang w:val="en-NZ"/>
+        </w:rPr>
+      </w:pPr>
+      <w:r>
+        <w:rPr>
+          <w:lang w:val="en-NZ"/>
+        </w:rPr>
+        <w:t xml:space="preserve">General observations </w:t>
+      </w:r>
+      <w:r>
+        <w:rPr>
+          <w:lang w:val="en-NZ"/>
+        </w:rPr>
+        <w:t xml:space="preserve">during the classroom time </w:t>
+      </w:r>
+      <w:r>
+        <w:rPr>
+          <w:lang w:val="en-NZ"/>
+        </w:rPr>
+        <w:t>also evidenced this division between groups, and it was not that easy to find a group that was in a more intermediate situation. The group either was reporting several issues with communication between the roles and lacking in substantial progress towards week 6, or had stablished a good dynamic between all the members of the group and were working towards finishing their poster and receiving early feedback of their work as will be shown in the following recounts.</w:t>
+      </w:r>
+    </w:p>
+    <w:p>
+      <w:pPr>
+        <w:pStyle w:val="Heading3"/>
+        <w:rPr>
+          <w:sz w:val="22"/>
+          <w:szCs w:val="22"/>
+          <w:lang w:val="en-NZ"/>
+        </w:rPr>
+      </w:pPr>
+      <w:r>
+        <w:rPr>
+          <w:sz w:val="22"/>
+          <w:szCs w:val="22"/>
+          <w:lang w:val="en-NZ"/>
+        </w:rPr>
+        <w:t>6.5.1.1 A Bad Example: Team C</w:t>
+      </w:r>
+    </w:p>
+    <w:p>
+      <w:pPr>
+        <w:rPr>
+          <w:lang w:val="en-NZ"/>
+        </w:rPr>
+      </w:pPr>
+      <w:r>
+        <w:rPr>
+          <w:lang w:val="en-NZ"/>
+        </w:rPr>
+        <w:t>During this session Team C was represented only by two people, bot in the role of QS. By their own assessment, they were having a lot of problems finishing their individual posters mainly because they had no concrete information that could be translated into a cost calculation (the main objective of the QS at this point). Their main objective for the day was to compare their work and advance in the creation of the poster.</w:t>
+      </w:r>
+    </w:p>
+    <w:p>
+      <w:pPr>
+        <w:rPr>
+          <w:lang w:val="en-NZ"/>
+        </w:rPr>
+      </w:pPr>
+      <w:r>
+        <w:rPr>
+          <w:lang w:val="en-NZ"/>
+        </w:rPr>
+        <w:t>When asked to elaborate a little bit more on why they though they were having so much problems completing their work, the answer was fast an</w:t>
+      </w:r>
+      <w:r>
+        <w:rPr>
+          <w:lang w:val="en-NZ"/>
+        </w:rPr>
+        <w:t>d</w:t>
+      </w:r>
+      <w:r>
+        <w:rPr>
+          <w:lang w:val="en-NZ"/>
+        </w:rPr>
+        <w:t xml:space="preserve"> clear: they had had very little contact with the rest of the team in the last weeks. They identified that the was little contact in class for working, the only time the group was all in the classroom being the very first session, and that the rest of the communication was done vi</w:t>
+      </w:r>
+      <w:r>
+        <w:rPr>
+          <w:lang w:val="en-NZ"/>
+        </w:rPr>
+        <w:t>a Teams. They described the communication as broken, because there was always missing information or a lot of uncertainty when asking anything through the group chat. Information was also always last minute, and they had seen each other having to wait with about gaining any progress because there was no response from one or more members of the team.</w:t>
+      </w:r>
+    </w:p>
+    <w:p>
+      <w:pPr>
+        <w:rPr>
+          <w:lang w:val="en-NZ"/>
+        </w:rPr>
+      </w:pPr>
+      <w:r>
+        <w:rPr>
+          <w:lang w:val="en-NZ"/>
+        </w:rPr>
+        <w:lastRenderedPageBreak/>
+        <w:t xml:space="preserve">Team C also showed an interesting behaviour that was likely a product of the communal space used for the open work sessions. Groups had a lot of interactions between each other, and information did not only flow vertically between the different roles, but also horizontally between the different groups. A work around that a lot of groups was using for the limited </w:t>
+      </w:r>
+      <w:r>
+        <w:rPr>
+          <w:lang w:val="en-NZ"/>
+        </w:rPr>
+        <w:t>access to the AE was to obtain information or get answers to common question from the roles of other groups who had already access that information or had figured out an answer to the problem that could be adapted or directly copied in another group. Since Team C had only two members present, they were working near another group and interacting mainly with their CE, since their own CE had never appeared in class and the students themselves reported to had never seen their CE in person.</w:t>
+      </w:r>
+    </w:p>
+    <w:p>
+      <w:pPr>
+        <w:rPr>
+          <w:lang w:val="en-NZ"/>
+        </w:rPr>
+      </w:pPr>
+      <w:r>
+        <w:rPr>
+          <w:lang w:val="en-NZ"/>
+        </w:rPr>
+        <w:t xml:space="preserve">The situation was not the best for the group, but the students had managed to use several workarounds to get the information needed and progress with their work. The structure of the project also allowed them to focus on their individual assignments </w:t>
+      </w:r>
+      <w:r>
+        <w:rPr>
+          <w:lang w:val="en-NZ"/>
+        </w:rPr>
+        <w:t>and</w:t>
+      </w:r>
+      <w:r>
+        <w:rPr>
+          <w:lang w:val="en-NZ"/>
+        </w:rPr>
+        <w:t xml:space="preserve"> don’t worry to much about the lack of group cohesion, to the point that they were not very concerned about the work of their teammates</w:t>
+      </w:r>
+      <w:r>
+        <w:rPr>
+          <w:lang w:val="en-NZ"/>
+        </w:rPr>
+        <w:t>. It was a situation that eliminated some of the stress for individual students but that ran in contradiction with the objective of the project-based approach.</w:t>
+      </w:r>
+    </w:p>
+    <w:p>
+      <w:pPr>
+        <w:pStyle w:val="Heading3"/>
+        <w:rPr>
+          <w:sz w:val="22"/>
+          <w:szCs w:val="22"/>
+          <w:lang w:val="en-NZ"/>
+        </w:rPr>
+      </w:pPr>
+      <w:r>
+        <w:rPr>
+          <w:sz w:val="22"/>
+          <w:szCs w:val="22"/>
+          <w:lang w:val="en-NZ"/>
+        </w:rPr>
+        <w:t>6.5.1.2 A Good Example: Team D</w:t>
+      </w:r>
+    </w:p>
+    <w:p>
+      <w:pPr>
+        <w:rPr>
+          <w:lang w:val="en-NZ"/>
+        </w:rPr>
+      </w:pPr>
+      <w:r>
+        <w:rPr>
+          <w:lang w:val="en-NZ"/>
+        </w:rPr>
+        <w:t>During the observation Team D was conformed by a CM, a QS, a CE and one of the AE was also directly working with them, since they have taken the opportunity to search him and work near him to clarify a lot of questions.</w:t>
+      </w:r>
+    </w:p>
+    <w:p>
+      <w:pPr>
+        <w:rPr>
+          <w:lang w:val="en-NZ"/>
+        </w:rPr>
+      </w:pPr>
+      <w:r>
+        <w:rPr>
+          <w:lang w:val="en-NZ"/>
+        </w:rPr>
+        <w:t xml:space="preserve">The CE was the most interested in working next to the AE, since he needed clarification about some of the technical aspects of the design, and ended up working more next to him rather than with his group. That did not mean that the rest of the group was not participating, it was possible to observe that every time the CE had some new </w:t>
+      </w:r>
+      <w:r>
+        <w:rPr>
+          <w:lang w:val="en-NZ"/>
+        </w:rPr>
+        <w:t>information</w:t>
+      </w:r>
+      <w:r>
+        <w:rPr>
+          <w:lang w:val="en-NZ"/>
+        </w:rPr>
+        <w:t xml:space="preserve">., the CM and the QS would compare notes, and if it were some </w:t>
+      </w:r>
+      <w:r>
+        <w:rPr>
+          <w:lang w:val="en-NZ"/>
+        </w:rPr>
+        <w:t>questions</w:t>
+      </w:r>
+      <w:r>
+        <w:rPr>
+          <w:lang w:val="en-NZ"/>
+        </w:rPr>
+        <w:t>, the CE would go back to the AE and would try to find a quick answer, then everyone would go back and work in their own laptops. Communication was short and to the point</w:t>
+      </w:r>
+      <w:r>
+        <w:rPr>
+          <w:lang w:val="en-NZ"/>
+        </w:rPr>
+        <w:t>, collaboration was actually minimal, but it was efficient, and the QS directly commented that she had finished the biggest portion of her work during that session.</w:t>
+      </w:r>
+    </w:p>
+    <w:p>
+      <w:pPr>
+        <w:rPr>
+          <w:lang w:val="en-NZ"/>
+        </w:rPr>
+      </w:pPr>
+      <w:r>
+        <w:rPr>
+          <w:lang w:val="en-NZ"/>
+        </w:rPr>
+        <w:t>The horizontal flow of information was also seen in here, the lecturers would encourage the students to use some of the tables in the room so that all Qs or all CM would tack with each other and could clarify doubts about the deliveries, since those were the roles that evidenced the biggest amounts of communication problems in the bi-weekly reports. The students did not used those tables that much, but it would be come to see students going from one group to another with their tables or laptops asking questions or interchanging information.</w:t>
+      </w:r>
+    </w:p>
+    <w:p>
+      <w:pPr>
+        <w:rPr>
+          <w:lang w:val="en-NZ"/>
+        </w:rPr>
+      </w:pPr>
+      <w:r>
+        <w:rPr>
+          <w:lang w:val="en-NZ"/>
+        </w:rPr>
+        <w:t>A final observation of note was on the tools used to share information and to produce the material needed for the project. Everyone had their own laptop or working tablet. It was simple not feasible to not have a digital device to use as a workstation during the session, and if someone arrived to the classroom just to quickly check with their group or to be present during the opening discussion with the lecturers, they would quickly leave the room to work by their own. This was evidenced by the discrepancy between the students at the end of the session and those who signed the initial assistance sheet.</w:t>
+      </w:r>
+    </w:p>
+    <w:p>
+      <w:pPr>
+        <w:rPr>
+          <w:lang w:val="en-NZ"/>
+        </w:rPr>
+      </w:pPr>
+      <w:r>
+        <w:rPr>
+          <w:lang w:val="en-NZ"/>
+        </w:rPr>
+        <w:t xml:space="preserve"> </w:t>
+      </w:r>
+    </w:p>
+    <w:p>
+      <w:pPr>
+        <w:rPr>
+          <w:lang w:val="en-NZ"/>
+        </w:rPr>
+      </w:pPr>
+    </w:p>
+    <w:p>
+      <w:pPr>
+        <w:pStyle w:val="Heading2"/>
+        <w:rPr>
+          <w:sz w:val="22"/>
+          <w:szCs w:val="22"/>
+          <w:lang w:val="en-NZ"/>
+        </w:rPr>
+      </w:pPr>
+      <w:r>
+        <w:rPr>
+          <w:sz w:val="22"/>
+          <w:szCs w:val="22"/>
+          <w:lang w:val="en-NZ"/>
+        </w:rPr>
         <w:t>6.5.2 Intervention with WorkshopAR</w:t>
       </w:r>
     </w:p>
@@ -6079,6 +7003,13 @@
           <w:lang w:val="en-NZ"/>
         </w:rPr>
       </w:pPr>
+    </w:p>
+    <w:p>
+      <w:pPr>
+        <w:rPr>
+          <w:lang w:val="en-NZ"/>
+        </w:rPr>
+      </w:pPr>
       <w:r>
         <w:rPr>
           <w:lang w:val="en-NZ"/>
@@ -6096,7 +7027,6 @@
         <w:rPr>
           <w:lang w:val="en-NZ"/>
         </w:rPr>
-        <w:lastRenderedPageBreak/>
         <w:t>6.6 Weeks 10 to 13: First Client Report</w:t>
       </w:r>
     </w:p>
@@ -6311,8 +7241,121 @@
 </file>
 
 <file path=word/numbering.xml><?xml version="1.0" encoding="utf-8"?>
-<w:numbering xmlns:wpc="http://schemas.microsoft.com/office/word/2010/wordprocessingCanvas" xmlns:cx="http://schemas.microsoft.com/office/drawing/2014/chartex" xmlns:cx1="http://schemas.microsoft.com/office/drawing/2015/9/8/chartex" xmlns:cx2="http://schemas.microsoft.com/office/drawing/2015/10/21/chartex" xmlns:cx3="http://schemas.microsoft.com/office/drawing/2016/5/9/chartex" xmlns:cx4="http://schemas.microsoft.com/office/drawing/2016/5/10/chartex" xmlns:cx5="http://schemas.microsoft.com/office/drawing/2016/5/11/chartex" xmlns:cx6="http://schemas.microsoft.com/office/drawing/2016/5/12/chartex" xmlns:cx7="http://schemas.microsoft.com/office/drawing/2016/5/13/chartex" xmlns:cx8="http://schemas.microsoft.com/office/drawing/2016/5/14/chartex" xmlns:mc="http://schemas.openxmlformats.org/markup-compatibility/2006" xmlns:aink="http://schemas.microsoft.com/office/drawing/2016/ink" xmlns:am3d="http://schemas.microsoft.com/office/drawing/2017/model3d" xmlns:o="urn:schemas-microsoft-com:office:office" xmlns:oel="http://schemas.microsoft.com/office/2019/extlst" xmlns:r="http://schemas.openxmlformats.org/officeDocument/2006/relationships" xmlns:m="http://schemas.openxmlformats.org/officeDocument/2006/math" xmlns:v="urn:schemas-microsoft-com:vml" xmlns:wp14="http://schemas.microsoft.com/office/word/2010/wordprocessingDrawing" xmlns:wp="http://schemas.openxmlformats.org/drawingml/2006/wordprocessingDrawing" xmlns:w10="urn:schemas-microsoft-com:office:word" xmlns:w="http://schemas.openxmlformats.org/wordprocessingml/2006/main" xmlns:w14="http://schemas.microsoft.com/office/word/2010/wordml" xmlns:w15="http://schemas.microsoft.com/office/word/2012/wordml" xmlns:w16cex="http://schemas.microsoft.com/office/word/2018/wordml/cex" xmlns:w16cid="http://schemas.microsoft.com/office/word/2016/wordml/cid" xmlns:w16="http://schemas.microsoft.com/office/word/2018/wordml" xmlns:w16du="http://schemas.microsoft.com/office/word/2023/wordml/word16du" xmlns:w16sdtdh="http://schemas.microsoft.com/office/word/2020/wordml/sdtdatahash" xmlns:w16sdtfl="http://schemas.microsoft.com/office/word/2024/wordml/sdtformatlock" xmlns:w16se="http://schemas.microsoft.com/office/word/2015/wordml/symex" xmlns:wpg="http://schemas.microsoft.com/office/word/2010/wordprocessingGroup" xmlns:wpi="http://schemas.microsoft.com/office/word/2010/wordprocessingInk" xmlns:wne="http://schemas.microsoft.com/office/word/2006/wordml" xmlns:wps="http://schemas.microsoft.com/office/word/2010/wordprocessingShape" mc:Ignorable="w14 w15 w16se w16cid w16 w16cex w16sdtdh w16sdtfl w16du wp14">
+<w:numbering xmlns:wpc="http://schemas.microsoft.com/office/word/2010/wordprocessingCanvas" xmlns:cx="http://schemas.microsoft.com/office/drawing/2014/chartex" xmlns:cx1="http://schemas.microsoft.com/office/drawing/2015/9/8/chartex" xmlns:cx2="http://schemas.microsoft.com/office/drawing/2015/10/21/chartex" xmlns:cx3="http://schemas.microsoft.com/office/drawing/2016/5/9/chartex" xmlns:cx4="http://schemas.microsoft.com/office/drawing/2016/5/10/chartex" xmlns:cx5="http://schemas.microsoft.com/office/drawing/2016/5/11/chartex" xmlns:cx6="http://schemas.microsoft.com/office/drawing/2016/5/12/chartex" xmlns:cx7="http://schemas.microsoft.com/office/drawing/2016/5/13/chartex" xmlns:cx8="http://schemas.microsoft.com/office/drawing/2016/5/14/chartex" xmlns:mc="http://schemas.openxmlformats.org/markup-compatibility/2006" xmlns:aink="http://schemas.microsoft.com/office/drawing/2016/ink" xmlns:am3d="http://schemas.microsoft.com/office/drawing/2017/model3d" xmlns:o="urn:schemas-microsoft-com:office:office" xmlns:r="http://schemas.openxmlformats.org/officeDocument/2006/relationships" xmlns:m="http://schemas.openxmlformats.org/officeDocument/2006/math" xmlns:v="urn:schemas-microsoft-com:vml" xmlns:wp14="http://schemas.microsoft.com/office/word/2010/wordprocessingDrawing" xmlns:wp="http://schemas.openxmlformats.org/drawingml/2006/wordprocessingDrawing" xmlns:w10="urn:schemas-microsoft-com:office:word" xmlns:w="http://schemas.openxmlformats.org/wordprocessingml/2006/main" xmlns:w14="http://schemas.microsoft.com/office/word/2010/wordml" xmlns:w15="http://schemas.microsoft.com/office/word/2012/wordml" xmlns:w16cex="http://schemas.microsoft.com/office/word/2018/wordml/cex" xmlns:w16cid="http://schemas.microsoft.com/office/word/2016/wordml/cid" xmlns:w16="http://schemas.microsoft.com/office/word/2018/wordml" xmlns:w16sdtdh="http://schemas.microsoft.com/office/word/2020/wordml/sdtdatahash" xmlns:w16se="http://schemas.microsoft.com/office/word/2015/wordml/symex" xmlns:wpg="http://schemas.microsoft.com/office/word/2010/wordprocessingGroup" xmlns:wpi="http://schemas.microsoft.com/office/word/2010/wordprocessingInk" xmlns:wne="http://schemas.microsoft.com/office/word/2006/wordml" xmlns:wps="http://schemas.microsoft.com/office/word/2010/wordprocessingShape" mc:Ignorable="w14 w15 w16se w16cid w16 w16cex w16sdtdh wp14">
   <w:abstractNum w:abstractNumId="0" w15:restartNumberingAfterBreak="0">
+    <w:nsid w:val="11D01384"/>
+    <w:multiLevelType w:val="hybridMultilevel"/>
+    <w:tmpl w:val="A22E6ECE"/>
+    <w:lvl w:ilvl="0" w:tplc="14090001">
+      <w:start w:val="1"/>
+      <w:numFmt w:val="bullet"/>
+      <w:lvlText w:val=""/>
+      <w:lvlJc w:val="left"/>
+      <w:pPr>
+        <w:ind w:left="720" w:hanging="360"/>
+      </w:pPr>
+      <w:rPr>
+        <w:rFonts w:ascii="Symbol" w:hAnsi="Symbol" w:hint="default"/>
+      </w:rPr>
+    </w:lvl>
+    <w:lvl w:ilvl="1" w:tplc="14090003" w:tentative="1">
+      <w:start w:val="1"/>
+      <w:numFmt w:val="bullet"/>
+      <w:lvlText w:val="o"/>
+      <w:lvlJc w:val="left"/>
+      <w:pPr>
+        <w:ind w:left="1440" w:hanging="360"/>
+      </w:pPr>
+      <w:rPr>
+        <w:rFonts w:ascii="Courier New" w:hAnsi="Courier New" w:cs="Courier New" w:hint="default"/>
+      </w:rPr>
+    </w:lvl>
+    <w:lvl w:ilvl="2" w:tplc="14090005" w:tentative="1">
+      <w:start w:val="1"/>
+      <w:numFmt w:val="bullet"/>
+      <w:lvlText w:val=""/>
+      <w:lvlJc w:val="left"/>
+      <w:pPr>
+        <w:ind w:left="2160" w:hanging="360"/>
+      </w:pPr>
+      <w:rPr>
+        <w:rFonts w:ascii="Wingdings" w:hAnsi="Wingdings" w:hint="default"/>
+      </w:rPr>
+    </w:lvl>
+    <w:lvl w:ilvl="3" w:tplc="14090001" w:tentative="1">
+      <w:start w:val="1"/>
+      <w:numFmt w:val="bullet"/>
+      <w:lvlText w:val=""/>
+      <w:lvlJc w:val="left"/>
+      <w:pPr>
+        <w:ind w:left="2880" w:hanging="360"/>
+      </w:pPr>
+      <w:rPr>
+        <w:rFonts w:ascii="Symbol" w:hAnsi="Symbol" w:hint="default"/>
+      </w:rPr>
+    </w:lvl>
+    <w:lvl w:ilvl="4" w:tplc="14090003" w:tentative="1">
+      <w:start w:val="1"/>
+      <w:numFmt w:val="bullet"/>
+      <w:lvlText w:val="o"/>
+      <w:lvlJc w:val="left"/>
+      <w:pPr>
+        <w:ind w:left="3600" w:hanging="360"/>
+      </w:pPr>
+      <w:rPr>
+        <w:rFonts w:ascii="Courier New" w:hAnsi="Courier New" w:cs="Courier New" w:hint="default"/>
+      </w:rPr>
+    </w:lvl>
+    <w:lvl w:ilvl="5" w:tplc="14090005" w:tentative="1">
+      <w:start w:val="1"/>
+      <w:numFmt w:val="bullet"/>
+      <w:lvlText w:val=""/>
+      <w:lvlJc w:val="left"/>
+      <w:pPr>
+        <w:ind w:left="4320" w:hanging="360"/>
+      </w:pPr>
+      <w:rPr>
+        <w:rFonts w:ascii="Wingdings" w:hAnsi="Wingdings" w:hint="default"/>
+      </w:rPr>
+    </w:lvl>
+    <w:lvl w:ilvl="6" w:tplc="14090001" w:tentative="1">
+      <w:start w:val="1"/>
+      <w:numFmt w:val="bullet"/>
+      <w:lvlText w:val=""/>
+      <w:lvlJc w:val="left"/>
+      <w:pPr>
+        <w:ind w:left="5040" w:hanging="360"/>
+      </w:pPr>
+      <w:rPr>
+        <w:rFonts w:ascii="Symbol" w:hAnsi="Symbol" w:hint="default"/>
+      </w:rPr>
+    </w:lvl>
+    <w:lvl w:ilvl="7" w:tplc="14090003" w:tentative="1">
+      <w:start w:val="1"/>
+      <w:numFmt w:val="bullet"/>
+      <w:lvlText w:val="o"/>
+      <w:lvlJc w:val="left"/>
+      <w:pPr>
+        <w:ind w:left="5760" w:hanging="360"/>
+      </w:pPr>
+      <w:rPr>
+        <w:rFonts w:ascii="Courier New" w:hAnsi="Courier New" w:cs="Courier New" w:hint="default"/>
+      </w:rPr>
+    </w:lvl>
+    <w:lvl w:ilvl="8" w:tplc="14090005" w:tentative="1">
+      <w:start w:val="1"/>
+      <w:numFmt w:val="bullet"/>
+      <w:lvlText w:val=""/>
+      <w:lvlJc w:val="left"/>
+      <w:pPr>
+        <w:ind w:left="6480" w:hanging="360"/>
+      </w:pPr>
+      <w:rPr>
+        <w:rFonts w:ascii="Wingdings" w:hAnsi="Wingdings" w:hint="default"/>
+      </w:rPr>
+    </w:lvl>
+  </w:abstractNum>
+  <w:abstractNum w:abstractNumId="1" w15:restartNumberingAfterBreak="0">
     <w:nsid w:val="164346F4"/>
     <w:multiLevelType w:val="hybridMultilevel"/>
     <w:tmpl w:val="6E0C3D10"/>
@@ -6425,7 +7468,7 @@
       </w:rPr>
     </w:lvl>
   </w:abstractNum>
-  <w:abstractNum w:abstractNumId="1" w15:restartNumberingAfterBreak="0">
+  <w:abstractNum w:abstractNumId="2" w15:restartNumberingAfterBreak="0">
     <w:nsid w:val="1D1F74FC"/>
     <w:multiLevelType w:val="hybridMultilevel"/>
     <w:tmpl w:val="6FC0A9D0"/>
@@ -6538,7 +7581,7 @@
       </w:rPr>
     </w:lvl>
   </w:abstractNum>
-  <w:abstractNum w:abstractNumId="2" w15:restartNumberingAfterBreak="0">
+  <w:abstractNum w:abstractNumId="3" w15:restartNumberingAfterBreak="0">
     <w:nsid w:val="354F4453"/>
     <w:multiLevelType w:val="hybridMultilevel"/>
     <w:tmpl w:val="E474EDD4"/>
@@ -6651,7 +7694,7 @@
       </w:rPr>
     </w:lvl>
   </w:abstractNum>
-  <w:abstractNum w:abstractNumId="3" w15:restartNumberingAfterBreak="0">
+  <w:abstractNum w:abstractNumId="4" w15:restartNumberingAfterBreak="0">
     <w:nsid w:val="36720225"/>
     <w:multiLevelType w:val="hybridMultilevel"/>
     <w:tmpl w:val="E5CEAEC4"/>
@@ -6764,7 +7807,7 @@
       </w:rPr>
     </w:lvl>
   </w:abstractNum>
-  <w:abstractNum w:abstractNumId="4" w15:restartNumberingAfterBreak="0">
+  <w:abstractNum w:abstractNumId="5" w15:restartNumberingAfterBreak="0">
     <w:nsid w:val="457D7F16"/>
     <w:multiLevelType w:val="hybridMultilevel"/>
     <w:tmpl w:val="9A7AC840"/>
@@ -6877,7 +7920,7 @@
       </w:rPr>
     </w:lvl>
   </w:abstractNum>
-  <w:abstractNum w:abstractNumId="5" w15:restartNumberingAfterBreak="0">
+  <w:abstractNum w:abstractNumId="6" w15:restartNumberingAfterBreak="0">
     <w:nsid w:val="4AD5040C"/>
     <w:multiLevelType w:val="hybridMultilevel"/>
     <w:tmpl w:val="C6FC44A6"/>
@@ -6990,7 +8033,7 @@
       </w:rPr>
     </w:lvl>
   </w:abstractNum>
-  <w:abstractNum w:abstractNumId="6" w15:restartNumberingAfterBreak="0">
+  <w:abstractNum w:abstractNumId="7" w15:restartNumberingAfterBreak="0">
     <w:nsid w:val="513B7EA1"/>
     <w:multiLevelType w:val="hybridMultilevel"/>
     <w:tmpl w:val="6B5C4A68"/>
@@ -7103,7 +8146,7 @@
       </w:rPr>
     </w:lvl>
   </w:abstractNum>
-  <w:abstractNum w:abstractNumId="7" w15:restartNumberingAfterBreak="0">
+  <w:abstractNum w:abstractNumId="8" w15:restartNumberingAfterBreak="0">
     <w:nsid w:val="58B14600"/>
     <w:multiLevelType w:val="hybridMultilevel"/>
     <w:tmpl w:val="433A6502"/>
@@ -7216,7 +8259,7 @@
       </w:rPr>
     </w:lvl>
   </w:abstractNum>
-  <w:abstractNum w:abstractNumId="8" w15:restartNumberingAfterBreak="0">
+  <w:abstractNum w:abstractNumId="9" w15:restartNumberingAfterBreak="0">
     <w:nsid w:val="5F436901"/>
     <w:multiLevelType w:val="hybridMultilevel"/>
     <w:tmpl w:val="4DE48B7C"/>
@@ -7329,7 +8372,7 @@
       </w:rPr>
     </w:lvl>
   </w:abstractNum>
-  <w:abstractNum w:abstractNumId="9" w15:restartNumberingAfterBreak="0">
+  <w:abstractNum w:abstractNumId="10" w15:restartNumberingAfterBreak="0">
     <w:nsid w:val="6B48065D"/>
     <w:multiLevelType w:val="hybridMultilevel"/>
     <w:tmpl w:val="9566E192"/>
@@ -7442,7 +8485,7 @@
       </w:rPr>
     </w:lvl>
   </w:abstractNum>
-  <w:abstractNum w:abstractNumId="10" w15:restartNumberingAfterBreak="0">
+  <w:abstractNum w:abstractNumId="11" w15:restartNumberingAfterBreak="0">
     <w:nsid w:val="6F1C43A0"/>
     <w:multiLevelType w:val="hybridMultilevel"/>
     <w:tmpl w:val="239205CC"/>
@@ -7555,7 +8598,7 @@
       </w:rPr>
     </w:lvl>
   </w:abstractNum>
-  <w:abstractNum w:abstractNumId="11" w15:restartNumberingAfterBreak="0">
+  <w:abstractNum w:abstractNumId="12" w15:restartNumberingAfterBreak="0">
     <w:nsid w:val="719B15A0"/>
     <w:multiLevelType w:val="hybridMultilevel"/>
     <w:tmpl w:val="8B6A06FC"/>
@@ -7668,7 +8711,7 @@
       </w:rPr>
     </w:lvl>
   </w:abstractNum>
-  <w:abstractNum w:abstractNumId="12" w15:restartNumberingAfterBreak="0">
+  <w:abstractNum w:abstractNumId="13" w15:restartNumberingAfterBreak="0">
     <w:nsid w:val="7760001C"/>
     <w:multiLevelType w:val="hybridMultilevel"/>
     <w:tmpl w:val="DA00D140"/>
@@ -7781,7 +8824,120 @@
       </w:rPr>
     </w:lvl>
   </w:abstractNum>
-  <w:abstractNum w:abstractNumId="13" w15:restartNumberingAfterBreak="0">
+  <w:abstractNum w:abstractNumId="14" w15:restartNumberingAfterBreak="0">
+    <w:nsid w:val="79EA563B"/>
+    <w:multiLevelType w:val="hybridMultilevel"/>
+    <w:tmpl w:val="CA0EF45A"/>
+    <w:lvl w:ilvl="0" w:tplc="14090001">
+      <w:start w:val="1"/>
+      <w:numFmt w:val="bullet"/>
+      <w:lvlText w:val=""/>
+      <w:lvlJc w:val="left"/>
+      <w:pPr>
+        <w:ind w:left="720" w:hanging="360"/>
+      </w:pPr>
+      <w:rPr>
+        <w:rFonts w:ascii="Symbol" w:hAnsi="Symbol" w:hint="default"/>
+      </w:rPr>
+    </w:lvl>
+    <w:lvl w:ilvl="1" w:tplc="14090003" w:tentative="1">
+      <w:start w:val="1"/>
+      <w:numFmt w:val="bullet"/>
+      <w:lvlText w:val="o"/>
+      <w:lvlJc w:val="left"/>
+      <w:pPr>
+        <w:ind w:left="1440" w:hanging="360"/>
+      </w:pPr>
+      <w:rPr>
+        <w:rFonts w:ascii="Courier New" w:hAnsi="Courier New" w:cs="Courier New" w:hint="default"/>
+      </w:rPr>
+    </w:lvl>
+    <w:lvl w:ilvl="2" w:tplc="14090005" w:tentative="1">
+      <w:start w:val="1"/>
+      <w:numFmt w:val="bullet"/>
+      <w:lvlText w:val=""/>
+      <w:lvlJc w:val="left"/>
+      <w:pPr>
+        <w:ind w:left="2160" w:hanging="360"/>
+      </w:pPr>
+      <w:rPr>
+        <w:rFonts w:ascii="Wingdings" w:hAnsi="Wingdings" w:hint="default"/>
+      </w:rPr>
+    </w:lvl>
+    <w:lvl w:ilvl="3" w:tplc="14090001" w:tentative="1">
+      <w:start w:val="1"/>
+      <w:numFmt w:val="bullet"/>
+      <w:lvlText w:val=""/>
+      <w:lvlJc w:val="left"/>
+      <w:pPr>
+        <w:ind w:left="2880" w:hanging="360"/>
+      </w:pPr>
+      <w:rPr>
+        <w:rFonts w:ascii="Symbol" w:hAnsi="Symbol" w:hint="default"/>
+      </w:rPr>
+    </w:lvl>
+    <w:lvl w:ilvl="4" w:tplc="14090003" w:tentative="1">
+      <w:start w:val="1"/>
+      <w:numFmt w:val="bullet"/>
+      <w:lvlText w:val="o"/>
+      <w:lvlJc w:val="left"/>
+      <w:pPr>
+        <w:ind w:left="3600" w:hanging="360"/>
+      </w:pPr>
+      <w:rPr>
+        <w:rFonts w:ascii="Courier New" w:hAnsi="Courier New" w:cs="Courier New" w:hint="default"/>
+      </w:rPr>
+    </w:lvl>
+    <w:lvl w:ilvl="5" w:tplc="14090005" w:tentative="1">
+      <w:start w:val="1"/>
+      <w:numFmt w:val="bullet"/>
+      <w:lvlText w:val=""/>
+      <w:lvlJc w:val="left"/>
+      <w:pPr>
+        <w:ind w:left="4320" w:hanging="360"/>
+      </w:pPr>
+      <w:rPr>
+        <w:rFonts w:ascii="Wingdings" w:hAnsi="Wingdings" w:hint="default"/>
+      </w:rPr>
+    </w:lvl>
+    <w:lvl w:ilvl="6" w:tplc="14090001" w:tentative="1">
+      <w:start w:val="1"/>
+      <w:numFmt w:val="bullet"/>
+      <w:lvlText w:val=""/>
+      <w:lvlJc w:val="left"/>
+      <w:pPr>
+        <w:ind w:left="5040" w:hanging="360"/>
+      </w:pPr>
+      <w:rPr>
+        <w:rFonts w:ascii="Symbol" w:hAnsi="Symbol" w:hint="default"/>
+      </w:rPr>
+    </w:lvl>
+    <w:lvl w:ilvl="7" w:tplc="14090003" w:tentative="1">
+      <w:start w:val="1"/>
+      <w:numFmt w:val="bullet"/>
+      <w:lvlText w:val="o"/>
+      <w:lvlJc w:val="left"/>
+      <w:pPr>
+        <w:ind w:left="5760" w:hanging="360"/>
+      </w:pPr>
+      <w:rPr>
+        <w:rFonts w:ascii="Courier New" w:hAnsi="Courier New" w:cs="Courier New" w:hint="default"/>
+      </w:rPr>
+    </w:lvl>
+    <w:lvl w:ilvl="8" w:tplc="14090005" w:tentative="1">
+      <w:start w:val="1"/>
+      <w:numFmt w:val="bullet"/>
+      <w:lvlText w:val=""/>
+      <w:lvlJc w:val="left"/>
+      <w:pPr>
+        <w:ind w:left="6480" w:hanging="360"/>
+      </w:pPr>
+      <w:rPr>
+        <w:rFonts w:ascii="Wingdings" w:hAnsi="Wingdings" w:hint="default"/>
+      </w:rPr>
+    </w:lvl>
+  </w:abstractNum>
+  <w:abstractNum w:abstractNumId="15" w15:restartNumberingAfterBreak="0">
     <w:nsid w:val="7A944C52"/>
     <w:multiLevelType w:val="hybridMultilevel"/>
     <w:tmpl w:val="4DF8A4A6"/>
@@ -7894,7 +9050,7 @@
       </w:rPr>
     </w:lvl>
   </w:abstractNum>
-  <w:abstractNum w:abstractNumId="14" w15:restartNumberingAfterBreak="0">
+  <w:abstractNum w:abstractNumId="16" w15:restartNumberingAfterBreak="0">
     <w:nsid w:val="7BCE6F6B"/>
     <w:multiLevelType w:val="hybridMultilevel"/>
     <w:tmpl w:val="570004FA"/>
@@ -7980,7 +9136,7 @@
       </w:pPr>
     </w:lvl>
   </w:abstractNum>
-  <w:abstractNum w:abstractNumId="15" w15:restartNumberingAfterBreak="0">
+  <w:abstractNum w:abstractNumId="17" w15:restartNumberingAfterBreak="0">
     <w:nsid w:val="7E3A58EC"/>
     <w:multiLevelType w:val="hybridMultilevel"/>
     <w:tmpl w:val="22AEB536"/>
@@ -8066,59 +9222,65 @@
       </w:pPr>
     </w:lvl>
   </w:abstractNum>
-  <w:num w:numId="1" w16cid:durableId="2052995577">
+  <w:num w:numId="1">
+    <w:abstractNumId w:val="8"/>
+  </w:num>
+  <w:num w:numId="2">
     <w:abstractNumId w:val="7"/>
   </w:num>
-  <w:num w:numId="2" w16cid:durableId="1068961126">
+  <w:num w:numId="3">
+    <w:abstractNumId w:val="11"/>
+  </w:num>
+  <w:num w:numId="4">
+    <w:abstractNumId w:val="13"/>
+  </w:num>
+  <w:num w:numId="5">
+    <w:abstractNumId w:val="12"/>
+  </w:num>
+  <w:num w:numId="6">
+    <w:abstractNumId w:val="1"/>
+  </w:num>
+  <w:num w:numId="7">
+    <w:abstractNumId w:val="9"/>
+  </w:num>
+  <w:num w:numId="8">
+    <w:abstractNumId w:val="4"/>
+  </w:num>
+  <w:num w:numId="9">
+    <w:abstractNumId w:val="15"/>
+  </w:num>
+  <w:num w:numId="10">
+    <w:abstractNumId w:val="10"/>
+  </w:num>
+  <w:num w:numId="11">
+    <w:abstractNumId w:val="16"/>
+  </w:num>
+  <w:num w:numId="12">
+    <w:abstractNumId w:val="2"/>
+  </w:num>
+  <w:num w:numId="13">
+    <w:abstractNumId w:val="3"/>
+  </w:num>
+  <w:num w:numId="14">
+    <w:abstractNumId w:val="5"/>
+  </w:num>
+  <w:num w:numId="15">
+    <w:abstractNumId w:val="17"/>
+  </w:num>
+  <w:num w:numId="16">
     <w:abstractNumId w:val="6"/>
   </w:num>
-  <w:num w:numId="3" w16cid:durableId="911352854">
-    <w:abstractNumId w:val="10"/>
-  </w:num>
-  <w:num w:numId="4" w16cid:durableId="315378784">
-    <w:abstractNumId w:val="12"/>
-  </w:num>
-  <w:num w:numId="5" w16cid:durableId="1158306522">
-    <w:abstractNumId w:val="11"/>
-  </w:num>
-  <w:num w:numId="6" w16cid:durableId="1288773938">
+  <w:num w:numId="17">
     <w:abstractNumId w:val="0"/>
   </w:num>
-  <w:num w:numId="7" w16cid:durableId="1241210122">
-    <w:abstractNumId w:val="8"/>
-  </w:num>
-  <w:num w:numId="8" w16cid:durableId="1337925516">
-    <w:abstractNumId w:val="3"/>
-  </w:num>
-  <w:num w:numId="9" w16cid:durableId="44373224">
-    <w:abstractNumId w:val="13"/>
-  </w:num>
-  <w:num w:numId="10" w16cid:durableId="631861241">
-    <w:abstractNumId w:val="9"/>
-  </w:num>
-  <w:num w:numId="11" w16cid:durableId="642809573">
+  <w:num w:numId="18">
     <w:abstractNumId w:val="14"/>
-  </w:num>
-  <w:num w:numId="12" w16cid:durableId="24183261">
-    <w:abstractNumId w:val="1"/>
-  </w:num>
-  <w:num w:numId="13" w16cid:durableId="1918586058">
-    <w:abstractNumId w:val="2"/>
-  </w:num>
-  <w:num w:numId="14" w16cid:durableId="1825195601">
-    <w:abstractNumId w:val="4"/>
-  </w:num>
-  <w:num w:numId="15" w16cid:durableId="836650204">
-    <w:abstractNumId w:val="15"/>
-  </w:num>
-  <w:num w:numId="16" w16cid:durableId="1536699666">
-    <w:abstractNumId w:val="5"/>
   </w:num>
 </w:numbering>
 </file>
 
 <file path=word/styles.xml><?xml version="1.0" encoding="utf-8"?>
-<w:styles xmlns:mc="http://schemas.openxmlformats.org/markup-compatibility/2006" xmlns:r="http://schemas.openxmlformats.org/officeDocument/2006/relationships" xmlns:w="http://schemas.openxmlformats.org/wordprocessingml/2006/main" xmlns:w14="http://schemas.microsoft.com/office/word/2010/wordml" xmlns:w15="http://schemas.microsoft.com/office/word/2012/wordml" xmlns:w16cex="http://schemas.microsoft.com/office/word/2018/wordml/cex" xmlns:w16cid="http://schemas.microsoft.com/office/word/2016/wordml/cid" xmlns:w16="http://schemas.microsoft.com/office/word/2018/wordml" xmlns:w16du="http://schemas.microsoft.com/office/word/2023/wordml/word16du" xmlns:w16sdtdh="http://schemas.microsoft.com/office/word/2020/wordml/sdtdatahash" xmlns:w16sdtfl="http://schemas.microsoft.com/office/word/2024/wordml/sdtformatlock" xmlns:w16se="http://schemas.microsoft.com/office/word/2015/wordml/symex" mc:Ignorable="w14 w15 w16se w16cid w16 w16cex w16sdtdh w16sdtfl w16du">
+<w:styles xmlns:mc="http://schemas.openxmlformats.org/markup-compatibility/2006" xmlns:r="http://schemas.openxmlformats.org/officeDocument/2006/relationships" xmlns:w="http://schemas.openxmlformats.org/wordprocessingml/2006/main" xmlns:w14="http://schemas.microsoft.com/office/word/2010/wordml" xmlns:w15="http://schemas.microsoft.com/office/word/2012/wordml" xmlns:w16cex="http://schemas.microsoft.com/office/word/2018/wordml/cex" xmlns:w16cid="http://schemas.microsoft.com/office/word/2016/wordml/cid" xmlns:w16="http://schemas.microsoft.com/office/word/2018/wordml" xmlns:w16sdtdh="http://schemas.microsoft.com/office/word/2020/wordml/sdtdatahash" xmlns:w16se="http://schemas.microsoft.com/office/word/2015/wordml/symex" mc:Ignorable="w14 w15 w16se w16cid w16 w16cex w16sdtdh">
   <w:docDefaults>
     <w:rPrDefault>
       <w:rPr>
@@ -8516,7 +9678,7 @@
     <w:name w:val="Normal"/>
     <w:qFormat/>
   </w:style>
-  <w:style w:type="paragraph" w:styleId="Ttulo1">
+  <w:style w:type="paragraph" w:styleId="Heading1">
     <w:name w:val="heading 1"/>
     <w:basedOn w:val="Normal"/>
     <w:next w:val="Normal"/>
@@ -8533,7 +9695,7 @@
       <w:szCs w:val="40"/>
     </w:rPr>
   </w:style>
-  <w:style w:type="paragraph" w:styleId="Ttulo2">
+  <w:style w:type="paragraph" w:styleId="Heading2">
     <w:name w:val="heading 2"/>
     <w:basedOn w:val="Normal"/>
     <w:next w:val="Normal"/>
@@ -8551,7 +9713,7 @@
       <w:szCs w:val="32"/>
     </w:rPr>
   </w:style>
-  <w:style w:type="paragraph" w:styleId="Ttulo3">
+  <w:style w:type="paragraph" w:styleId="Heading3">
     <w:name w:val="heading 3"/>
     <w:basedOn w:val="Normal"/>
     <w:next w:val="Normal"/>
@@ -8570,7 +9732,7 @@
       <w:szCs w:val="28"/>
     </w:rPr>
   </w:style>
-  <w:style w:type="paragraph" w:styleId="Ttulo4">
+  <w:style w:type="paragraph" w:styleId="Heading4">
     <w:name w:val="heading 4"/>
     <w:basedOn w:val="Normal"/>
     <w:next w:val="Normal"/>
@@ -8590,7 +9752,7 @@
       <w:szCs w:val="24"/>
     </w:rPr>
   </w:style>
-  <w:style w:type="paragraph" w:styleId="Ttulo5">
+  <w:style w:type="paragraph" w:styleId="Heading5">
     <w:name w:val="heading 5"/>
     <w:basedOn w:val="Normal"/>
     <w:next w:val="Normal"/>
@@ -8608,7 +9770,7 @@
       <w:color w:val="666666"/>
     </w:rPr>
   </w:style>
-  <w:style w:type="paragraph" w:styleId="Ttulo6">
+  <w:style w:type="paragraph" w:styleId="Heading6">
     <w:name w:val="heading 6"/>
     <w:basedOn w:val="Normal"/>
     <w:next w:val="Normal"/>
@@ -8627,13 +9789,13 @@
       <w:color w:val="666666"/>
     </w:rPr>
   </w:style>
-  <w:style w:type="character" w:default="1" w:styleId="Fuentedeprrafopredeter">
+  <w:style w:type="character" w:default="1" w:styleId="DefaultParagraphFont">
     <w:name w:val="Default Paragraph Font"/>
     <w:uiPriority w:val="1"/>
     <w:semiHidden/>
     <w:unhideWhenUsed/>
   </w:style>
-  <w:style w:type="table" w:default="1" w:styleId="Tablanormal">
+  <w:style w:type="table" w:default="1" w:styleId="TableNormal">
     <w:name w:val="Normal Table"/>
     <w:uiPriority w:val="99"/>
     <w:semiHidden/>
@@ -8648,13 +9810,13 @@
       </w:tblCellMar>
     </w:tblPr>
   </w:style>
-  <w:style w:type="numbering" w:default="1" w:styleId="Sinlista">
+  <w:style w:type="numbering" w:default="1" w:styleId="NoList">
     <w:name w:val="No List"/>
     <w:uiPriority w:val="99"/>
     <w:semiHidden/>
     <w:unhideWhenUsed/>
   </w:style>
-  <w:style w:type="paragraph" w:styleId="Ttulo">
+  <w:style w:type="paragraph" w:styleId="Title">
     <w:name w:val="Title"/>
     <w:basedOn w:val="Normal"/>
     <w:next w:val="Normal"/>
@@ -8670,7 +9832,7 @@
       <w:szCs w:val="52"/>
     </w:rPr>
   </w:style>
-  <w:style w:type="paragraph" w:styleId="Subttulo">
+  <w:style w:type="paragraph" w:styleId="Subtitle">
     <w:name w:val="Subtitle"/>
     <w:basedOn w:val="Normal"/>
     <w:next w:val="Normal"/>
@@ -8687,7 +9849,7 @@
       <w:szCs w:val="30"/>
     </w:rPr>
   </w:style>
-  <w:style w:type="paragraph" w:styleId="Prrafodelista">
+  <w:style w:type="paragraph" w:styleId="ListParagraph">
     <w:name w:val="List Paragraph"/>
     <w:basedOn w:val="Normal"/>
     <w:uiPriority w:val="34"/>
@@ -8698,7 +9860,7 @@
       <w:contextualSpacing/>
     </w:pPr>
   </w:style>
-  <w:style w:type="paragraph" w:styleId="Descripcin">
+  <w:style w:type="paragraph" w:styleId="Caption">
     <w:name w:val="caption"/>
     <w:basedOn w:val="Normal"/>
     <w:next w:val="Normal"/>
@@ -8717,9 +9879,9 @@
       <w:szCs w:val="18"/>
     </w:rPr>
   </w:style>
-  <w:style w:type="table" w:styleId="Tablaconcuadrcula">
+  <w:style w:type="table" w:styleId="TableGrid">
     <w:name w:val="Table Grid"/>
-    <w:basedOn w:val="Tablanormal"/>
+    <w:basedOn w:val="TableNormal"/>
     <w:uiPriority w:val="39"/>
     <w:rsid w:val="00C3546B"/>
     <w:pPr>
@@ -8736,9 +9898,9 @@
       </w:tblBorders>
     </w:tblPr>
   </w:style>
-  <w:style w:type="table" w:styleId="Tablanormal2">
+  <w:style w:type="table" w:styleId="PlainTable2">
     <w:name w:val="Plain Table 2"/>
-    <w:basedOn w:val="Tablanormal"/>
+    <w:basedOn w:val="TableNormal"/>
     <w:uiPriority w:val="42"/>
     <w:rsid w:val="00522EB9"/>
     <w:pPr>

--- a/Draft/6 Case Study.docx
+++ b/Draft/6 Case Study.docx
@@ -1,10 +1,10 @@
 
 <file path=word/document.xml><?xml version="1.0" encoding="utf-8"?>
-<w:document xmlns:wpc="http://schemas.microsoft.com/office/word/2010/wordprocessingCanvas" xmlns:cx="http://schemas.microsoft.com/office/drawing/2014/chartex" xmlns:cx1="http://schemas.microsoft.com/office/drawing/2015/9/8/chartex" xmlns:cx2="http://schemas.microsoft.com/office/drawing/2015/10/21/chartex" xmlns:cx3="http://schemas.microsoft.com/office/drawing/2016/5/9/chartex" xmlns:cx4="http://schemas.microsoft.com/office/drawing/2016/5/10/chartex" xmlns:cx5="http://schemas.microsoft.com/office/drawing/2016/5/11/chartex" xmlns:cx6="http://schemas.microsoft.com/office/drawing/2016/5/12/chartex" xmlns:cx7="http://schemas.microsoft.com/office/drawing/2016/5/13/chartex" xmlns:cx8="http://schemas.microsoft.com/office/drawing/2016/5/14/chartex" xmlns:mc="http://schemas.openxmlformats.org/markup-compatibility/2006" xmlns:aink="http://schemas.microsoft.com/office/drawing/2016/ink" xmlns:am3d="http://schemas.microsoft.com/office/drawing/2017/model3d" xmlns:o="urn:schemas-microsoft-com:office:office" xmlns:r="http://schemas.openxmlformats.org/officeDocument/2006/relationships" xmlns:m="http://schemas.openxmlformats.org/officeDocument/2006/math" xmlns:v="urn:schemas-microsoft-com:vml" xmlns:wp14="http://schemas.microsoft.com/office/word/2010/wordprocessingDrawing" xmlns:wp="http://schemas.openxmlformats.org/drawingml/2006/wordprocessingDrawing" xmlns:w10="urn:schemas-microsoft-com:office:word" xmlns:w="http://schemas.openxmlformats.org/wordprocessingml/2006/main" xmlns:w14="http://schemas.microsoft.com/office/word/2010/wordml" xmlns:w15="http://schemas.microsoft.com/office/word/2012/wordml" xmlns:w16cex="http://schemas.microsoft.com/office/word/2018/wordml/cex" xmlns:w16cid="http://schemas.microsoft.com/office/word/2016/wordml/cid" xmlns:w16="http://schemas.microsoft.com/office/word/2018/wordml" xmlns:w16sdtdh="http://schemas.microsoft.com/office/word/2020/wordml/sdtdatahash" xmlns:w16se="http://schemas.microsoft.com/office/word/2015/wordml/symex" xmlns:wpg="http://schemas.microsoft.com/office/word/2010/wordprocessingGroup" xmlns:wpi="http://schemas.microsoft.com/office/word/2010/wordprocessingInk" xmlns:wne="http://schemas.microsoft.com/office/word/2006/wordml" xmlns:wps="http://schemas.microsoft.com/office/word/2010/wordprocessingShape" mc:Ignorable="w14 w15 w16se w16cid w16 w16cex w16sdtdh wp14">
+<w:document xmlns:wpc="http://schemas.microsoft.com/office/word/2010/wordprocessingCanvas" xmlns:cx="http://schemas.microsoft.com/office/drawing/2014/chartex" xmlns:cx1="http://schemas.microsoft.com/office/drawing/2015/9/8/chartex" xmlns:cx2="http://schemas.microsoft.com/office/drawing/2015/10/21/chartex" xmlns:cx3="http://schemas.microsoft.com/office/drawing/2016/5/9/chartex" xmlns:cx4="http://schemas.microsoft.com/office/drawing/2016/5/10/chartex" xmlns:cx5="http://schemas.microsoft.com/office/drawing/2016/5/11/chartex" xmlns:cx6="http://schemas.microsoft.com/office/drawing/2016/5/12/chartex" xmlns:cx7="http://schemas.microsoft.com/office/drawing/2016/5/13/chartex" xmlns:cx8="http://schemas.microsoft.com/office/drawing/2016/5/14/chartex" xmlns:mc="http://schemas.openxmlformats.org/markup-compatibility/2006" xmlns:aink="http://schemas.microsoft.com/office/drawing/2016/ink" xmlns:am3d="http://schemas.microsoft.com/office/drawing/2017/model3d" xmlns:o="urn:schemas-microsoft-com:office:office" xmlns:oel="http://schemas.microsoft.com/office/2019/extlst" xmlns:r="http://schemas.openxmlformats.org/officeDocument/2006/relationships" xmlns:m="http://schemas.openxmlformats.org/officeDocument/2006/math" xmlns:v="urn:schemas-microsoft-com:vml" xmlns:wp14="http://schemas.microsoft.com/office/word/2010/wordprocessingDrawing" xmlns:wp="http://schemas.openxmlformats.org/drawingml/2006/wordprocessingDrawing" xmlns:w10="urn:schemas-microsoft-com:office:word" xmlns:w="http://schemas.openxmlformats.org/wordprocessingml/2006/main" xmlns:w14="http://schemas.microsoft.com/office/word/2010/wordml" xmlns:w15="http://schemas.microsoft.com/office/word/2012/wordml" xmlns:w16cex="http://schemas.microsoft.com/office/word/2018/wordml/cex" xmlns:w16cid="http://schemas.microsoft.com/office/word/2016/wordml/cid" xmlns:w16="http://schemas.microsoft.com/office/word/2018/wordml" xmlns:w16du="http://schemas.microsoft.com/office/word/2023/wordml/word16du" xmlns:w16sdtdh="http://schemas.microsoft.com/office/word/2020/wordml/sdtdatahash" xmlns:w16sdtfl="http://schemas.microsoft.com/office/word/2024/wordml/sdtformatlock" xmlns:w16se="http://schemas.microsoft.com/office/word/2015/wordml/symex" xmlns:wpg="http://schemas.microsoft.com/office/word/2010/wordprocessingGroup" xmlns:wpi="http://schemas.microsoft.com/office/word/2010/wordprocessingInk" xmlns:wne="http://schemas.microsoft.com/office/word/2006/wordml" xmlns:wps="http://schemas.microsoft.com/office/word/2010/wordprocessingShape" mc:Ignorable="w14 w15 w16se w16cid w16 w16cex w16sdtdh w16sdtfl w16du wp14">
   <w:body>
     <w:p>
       <w:pPr>
-        <w:pStyle w:val="Title"/>
+        <w:pStyle w:val="Ttulo"/>
         <w:rPr>
           <w:rFonts w:asciiTheme="majorHAnsi" w:hAnsiTheme="majorHAnsi" w:cstheme="majorHAnsi"/>
           <w:sz w:val="24"/>
@@ -264,7 +264,7 @@
     </w:p>
     <w:p>
       <w:pPr>
-        <w:pStyle w:val="Heading1"/>
+        <w:pStyle w:val="Ttulo1"/>
         <w:rPr>
           <w:rFonts w:asciiTheme="majorHAnsi" w:hAnsiTheme="majorHAnsi" w:cstheme="majorHAnsi"/>
           <w:sz w:val="24"/>
@@ -387,7 +387,7 @@
     </w:p>
     <w:p>
       <w:pPr>
-        <w:pStyle w:val="ListParagraph"/>
+        <w:pStyle w:val="Prrafodelista"/>
         <w:numPr>
           <w:ilvl w:val="0"/>
           <w:numId w:val="5"/>
@@ -411,7 +411,7 @@
     </w:p>
     <w:p>
       <w:pPr>
-        <w:pStyle w:val="ListParagraph"/>
+        <w:pStyle w:val="Prrafodelista"/>
         <w:numPr>
           <w:ilvl w:val="0"/>
           <w:numId w:val="5"/>
@@ -435,7 +435,7 @@
     </w:p>
     <w:p>
       <w:pPr>
-        <w:pStyle w:val="ListParagraph"/>
+        <w:pStyle w:val="Prrafodelista"/>
         <w:numPr>
           <w:ilvl w:val="0"/>
           <w:numId w:val="5"/>
@@ -461,7 +461,7 @@
     </w:p>
     <w:p>
       <w:pPr>
-        <w:pStyle w:val="ListParagraph"/>
+        <w:pStyle w:val="Prrafodelista"/>
         <w:numPr>
           <w:ilvl w:val="0"/>
           <w:numId w:val="5"/>
@@ -485,7 +485,7 @@
     </w:p>
     <w:p>
       <w:pPr>
-        <w:pStyle w:val="ListParagraph"/>
+        <w:pStyle w:val="Prrafodelista"/>
         <w:numPr>
           <w:ilvl w:val="0"/>
           <w:numId w:val="5"/>
@@ -509,7 +509,7 @@
     </w:p>
     <w:p>
       <w:pPr>
-        <w:pStyle w:val="ListParagraph"/>
+        <w:pStyle w:val="Prrafodelista"/>
         <w:numPr>
           <w:ilvl w:val="0"/>
           <w:numId w:val="5"/>
@@ -599,7 +599,7 @@
     </w:p>
     <w:p>
       <w:pPr>
-        <w:pStyle w:val="ListParagraph"/>
+        <w:pStyle w:val="Prrafodelista"/>
         <w:numPr>
           <w:ilvl w:val="0"/>
           <w:numId w:val="7"/>
@@ -623,7 +623,7 @@
     </w:p>
     <w:p>
       <w:pPr>
-        <w:pStyle w:val="ListParagraph"/>
+        <w:pStyle w:val="Prrafodelista"/>
         <w:numPr>
           <w:ilvl w:val="0"/>
           <w:numId w:val="7"/>
@@ -667,7 +667,7 @@
     </w:p>
     <w:p>
       <w:pPr>
-        <w:pStyle w:val="ListParagraph"/>
+        <w:pStyle w:val="Prrafodelista"/>
         <w:numPr>
           <w:ilvl w:val="0"/>
           <w:numId w:val="7"/>
@@ -692,7 +692,7 @@
     </w:p>
     <w:p>
       <w:pPr>
-        <w:pStyle w:val="ListParagraph"/>
+        <w:pStyle w:val="Prrafodelista"/>
         <w:numPr>
           <w:ilvl w:val="0"/>
           <w:numId w:val="7"/>
@@ -711,35 +711,95 @@
           <w:szCs w:val="24"/>
           <w:lang w:val="en-NZ"/>
         </w:rPr>
-        <w:t>Requirements and proposals from other stakeholders like local residents and the government.</w:t>
-      </w:r>
-    </w:p>
-    <w:p>
-      <w:pPr>
-        <w:rPr>
-          <w:rFonts w:asciiTheme="majorHAnsi" w:hAnsiTheme="majorHAnsi" w:cstheme="majorHAnsi"/>
-          <w:sz w:val="24"/>
-          <w:szCs w:val="24"/>
-          <w:lang w:val="en-NZ"/>
-        </w:rPr>
-      </w:pPr>
-      <w:r>
-        <w:rPr>
-          <w:rFonts w:asciiTheme="majorHAnsi" w:hAnsiTheme="majorHAnsi" w:cstheme="majorHAnsi"/>
-          <w:sz w:val="24"/>
-          <w:szCs w:val="24"/>
-          <w:lang w:val="en-NZ"/>
-        </w:rPr>
-        <w:t>The fictional client firm would be represented by several experts, most of them part of the faculty but not directly part of the teaching staff, but that where available to answer questions about their requirements and also about the work expected from each of the four roles present in the course.</w:t>
-      </w:r>
-      <w:r>
-        <w:rPr>
-          <w:rFonts w:asciiTheme="majorHAnsi" w:hAnsiTheme="majorHAnsi" w:cstheme="majorHAnsi"/>
-          <w:sz w:val="24"/>
-          <w:szCs w:val="24"/>
-          <w:lang w:val="en-NZ"/>
-        </w:rPr>
-        <w:t xml:space="preserve"> Additionally, each group would act as a task team in charge of the design and surveillance of the development of the project. ENBU 79X/89X acts as the capstone for four different programs, and each group had at least one representative of each role: Architectural Engineer, Construction Engineer, Construction Manager and Quantity Surveyor. The group was expected to coordinate efforts to create a coherent proposal for the development project, while fulfilling specific tasks and deliveries specific for each role. Finally, the group as a whole had to create weekly and milestone reports to the client, creating a summary document meant to explain the current state of the project in a way that tackles the different profiles that the fictional client firm was representing</w:t>
+        <w:t xml:space="preserve">Requirements and proposals from other stakeholders like </w:t>
+      </w:r>
+      <w:proofErr w:type="gramStart"/>
+      <w:r>
+        <w:rPr>
+          <w:rFonts w:asciiTheme="majorHAnsi" w:hAnsiTheme="majorHAnsi" w:cstheme="majorHAnsi"/>
+          <w:sz w:val="24"/>
+          <w:szCs w:val="24"/>
+          <w:lang w:val="en-NZ"/>
+        </w:rPr>
+        <w:t>local residents</w:t>
+      </w:r>
+      <w:proofErr w:type="gramEnd"/>
+      <w:r>
+        <w:rPr>
+          <w:rFonts w:asciiTheme="majorHAnsi" w:hAnsiTheme="majorHAnsi" w:cstheme="majorHAnsi"/>
+          <w:sz w:val="24"/>
+          <w:szCs w:val="24"/>
+          <w:lang w:val="en-NZ"/>
+        </w:rPr>
+        <w:t xml:space="preserve"> and the government.</w:t>
+      </w:r>
+    </w:p>
+    <w:p>
+      <w:pPr>
+        <w:rPr>
+          <w:rFonts w:asciiTheme="majorHAnsi" w:hAnsiTheme="majorHAnsi" w:cstheme="majorHAnsi"/>
+          <w:sz w:val="24"/>
+          <w:szCs w:val="24"/>
+          <w:lang w:val="en-NZ"/>
+        </w:rPr>
+      </w:pPr>
+      <w:r>
+        <w:rPr>
+          <w:rFonts w:asciiTheme="majorHAnsi" w:hAnsiTheme="majorHAnsi" w:cstheme="majorHAnsi"/>
+          <w:sz w:val="24"/>
+          <w:szCs w:val="24"/>
+          <w:lang w:val="en-NZ"/>
+        </w:rPr>
+        <w:t xml:space="preserve">The fictional client firm would be represented by several experts, most of them part of the faculty but not directly part of the teaching staff, but that where available to answer questions about their requirements </w:t>
+      </w:r>
+      <w:proofErr w:type="gramStart"/>
+      <w:r>
+        <w:rPr>
+          <w:rFonts w:asciiTheme="majorHAnsi" w:hAnsiTheme="majorHAnsi" w:cstheme="majorHAnsi"/>
+          <w:sz w:val="24"/>
+          <w:szCs w:val="24"/>
+          <w:lang w:val="en-NZ"/>
+        </w:rPr>
+        <w:t>and also</w:t>
+      </w:r>
+      <w:proofErr w:type="gramEnd"/>
+      <w:r>
+        <w:rPr>
+          <w:rFonts w:asciiTheme="majorHAnsi" w:hAnsiTheme="majorHAnsi" w:cstheme="majorHAnsi"/>
+          <w:sz w:val="24"/>
+          <w:szCs w:val="24"/>
+          <w:lang w:val="en-NZ"/>
+        </w:rPr>
+        <w:t xml:space="preserve"> about the work expected from each of the four roles present in the course.</w:t>
+      </w:r>
+      <w:r>
+        <w:rPr>
+          <w:rFonts w:asciiTheme="majorHAnsi" w:hAnsiTheme="majorHAnsi" w:cstheme="majorHAnsi"/>
+          <w:sz w:val="24"/>
+          <w:szCs w:val="24"/>
+          <w:lang w:val="en-NZ"/>
+        </w:rPr>
+        <w:t xml:space="preserve"> Additionally, each group would act as a task team in charge of the design and surveillance of the development of the project. ENBU 79X/89X acts as the capstone for four different programs, and each group had at least one representative of each role: Architectural Engineer, Construction Engineer, Construction Manager and Quantity Surveyor. The group was expected to coordinate efforts to create a coherent proposal for the development project, while fulfilling specific tasks and deliveries specific for each role. Finally, the group </w:t>
+      </w:r>
+      <w:proofErr w:type="gramStart"/>
+      <w:r>
+        <w:rPr>
+          <w:rFonts w:asciiTheme="majorHAnsi" w:hAnsiTheme="majorHAnsi" w:cstheme="majorHAnsi"/>
+          <w:sz w:val="24"/>
+          <w:szCs w:val="24"/>
+          <w:lang w:val="en-NZ"/>
+        </w:rPr>
+        <w:t>as a whole had</w:t>
+      </w:r>
+      <w:proofErr w:type="gramEnd"/>
+      <w:r>
+        <w:rPr>
+          <w:rFonts w:asciiTheme="majorHAnsi" w:hAnsiTheme="majorHAnsi" w:cstheme="majorHAnsi"/>
+          <w:sz w:val="24"/>
+          <w:szCs w:val="24"/>
+          <w:lang w:val="en-NZ"/>
+        </w:rPr>
+        <w:t xml:space="preserve"> to create weekly and milestone reports to the client, creating a summary document meant to explain the current state of the project in a way that tackles the different profiles that the fictional client firm was representing</w:t>
       </w:r>
       <w:r>
         <w:rPr>
@@ -805,7 +865,27 @@
           <w:szCs w:val="24"/>
           <w:lang w:val="en-NZ"/>
         </w:rPr>
-        <w:t>The final methodological implementation of the course is the open work sessions, which represent the majority of the time spend by the students in the course. As the name suggest, they are open in nature, allowing the students to use the time in the classroom (about two sessions of 1 hour per week, depending on the length of other activities) to meet with their group or with other students to organize their work and progress towards the competition of the different deliverables. These sessions also allowed the students to have direct access to the teaching staff and a somewhat reliable access to their peers, specially to the students fulfilling the role of Architectural Engineers, that had to be shared among several groups.</w:t>
+        <w:t xml:space="preserve">The final methodological implementation of the course is the open work sessions, which represent </w:t>
+      </w:r>
+      <w:proofErr w:type="gramStart"/>
+      <w:r>
+        <w:rPr>
+          <w:rFonts w:asciiTheme="majorHAnsi" w:hAnsiTheme="majorHAnsi" w:cstheme="majorHAnsi"/>
+          <w:sz w:val="24"/>
+          <w:szCs w:val="24"/>
+          <w:lang w:val="en-NZ"/>
+        </w:rPr>
+        <w:t>the majority of</w:t>
+      </w:r>
+      <w:proofErr w:type="gramEnd"/>
+      <w:r>
+        <w:rPr>
+          <w:rFonts w:asciiTheme="majorHAnsi" w:hAnsiTheme="majorHAnsi" w:cstheme="majorHAnsi"/>
+          <w:sz w:val="24"/>
+          <w:szCs w:val="24"/>
+          <w:lang w:val="en-NZ"/>
+        </w:rPr>
+        <w:t xml:space="preserve"> the time spend by the students in the course. As the name suggest, they are open in nature, allowing the students to use the time in the classroom (about two sessions of 1 hour per week, depending on the length of other activities) to meet with their group or with other students to organize their work and progress towards the competition of the different deliverables. These sessions also allowed the students to have direct access to the teaching staff and a somewhat reliable access to their peers, specially to the students fulfilling the role of Architectural Engineers, that had to be shared among several groups.</w:t>
       </w:r>
     </w:p>
     <w:p>
@@ -845,7 +925,27 @@
           <w:szCs w:val="24"/>
           <w:lang w:val="en-NZ"/>
         </w:rPr>
-        <w:t xml:space="preserve"> as a group, but each student presents at the end his own oral presentation and final client report to be marked. The main assessment tools are the oral presentations and the final client report. The presentations consist on short 5-minute presentations about the overall proposal of the group for the project, the current state of development and the personal contributions of the students </w:t>
+        <w:t xml:space="preserve"> as a group, but each student presents at the end his own oral presentation and final client report to be marked. The main assessment tools are the oral presentations and the final client report. The presentations consist </w:t>
+      </w:r>
+      <w:proofErr w:type="gramStart"/>
+      <w:r>
+        <w:rPr>
+          <w:rFonts w:asciiTheme="majorHAnsi" w:hAnsiTheme="majorHAnsi" w:cstheme="majorHAnsi"/>
+          <w:sz w:val="24"/>
+          <w:szCs w:val="24"/>
+          <w:lang w:val="en-NZ"/>
+        </w:rPr>
+        <w:t>on</w:t>
+      </w:r>
+      <w:proofErr w:type="gramEnd"/>
+      <w:r>
+        <w:rPr>
+          <w:rFonts w:asciiTheme="majorHAnsi" w:hAnsiTheme="majorHAnsi" w:cstheme="majorHAnsi"/>
+          <w:sz w:val="24"/>
+          <w:szCs w:val="24"/>
+          <w:lang w:val="en-NZ"/>
+        </w:rPr>
+        <w:t xml:space="preserve"> short 5-minute presentations about the overall proposal of the group for the project, the current state of development and the personal contributions of the students </w:t>
       </w:r>
       <w:proofErr w:type="spellStart"/>
       <w:r>
@@ -956,7 +1056,27 @@
           <w:szCs w:val="24"/>
           <w:lang w:val="en-NZ"/>
         </w:rPr>
-        <w:t xml:space="preserve"> The final report was marked, and consisted on a quick summary of the personal contributions of each student in the project, as well as a reflection of the work done by the group, the problems found and the steps taken to solve them.</w:t>
+        <w:t xml:space="preserve"> The final report was marked, and consisted </w:t>
+      </w:r>
+      <w:proofErr w:type="gramStart"/>
+      <w:r>
+        <w:rPr>
+          <w:rFonts w:asciiTheme="majorHAnsi" w:hAnsiTheme="majorHAnsi" w:cstheme="majorHAnsi"/>
+          <w:sz w:val="24"/>
+          <w:szCs w:val="24"/>
+          <w:lang w:val="en-NZ"/>
+        </w:rPr>
+        <w:t>on</w:t>
+      </w:r>
+      <w:proofErr w:type="gramEnd"/>
+      <w:r>
+        <w:rPr>
+          <w:rFonts w:asciiTheme="majorHAnsi" w:hAnsiTheme="majorHAnsi" w:cstheme="majorHAnsi"/>
+          <w:sz w:val="24"/>
+          <w:szCs w:val="24"/>
+          <w:lang w:val="en-NZ"/>
+        </w:rPr>
+        <w:t xml:space="preserve"> a quick summary of the personal contributions of each student in the project, as well as a reflection of the work done by the group, the problems found and the steps taken to solve them.</w:t>
       </w:r>
     </w:p>
     <w:p>
@@ -989,7 +1109,7 @@
     </w:p>
     <w:p>
       <w:pPr>
-        <w:pStyle w:val="ListParagraph"/>
+        <w:pStyle w:val="Prrafodelista"/>
         <w:numPr>
           <w:ilvl w:val="0"/>
           <w:numId w:val="8"/>
@@ -1008,12 +1128,32 @@
           <w:szCs w:val="24"/>
           <w:lang w:val="en-NZ"/>
         </w:rPr>
-        <w:t>An architectural design for a building complex that takes into account the geotechnical data of the construction site, the functional necessities of the project and the complications and peculiarities found in the selected site.</w:t>
-      </w:r>
-    </w:p>
-    <w:p>
-      <w:pPr>
-        <w:pStyle w:val="ListParagraph"/>
+        <w:t xml:space="preserve">An architectural design for a building complex that </w:t>
+      </w:r>
+      <w:proofErr w:type="gramStart"/>
+      <w:r>
+        <w:rPr>
+          <w:rFonts w:asciiTheme="majorHAnsi" w:hAnsiTheme="majorHAnsi" w:cstheme="majorHAnsi"/>
+          <w:sz w:val="24"/>
+          <w:szCs w:val="24"/>
+          <w:lang w:val="en-NZ"/>
+        </w:rPr>
+        <w:t>takes into account</w:t>
+      </w:r>
+      <w:proofErr w:type="gramEnd"/>
+      <w:r>
+        <w:rPr>
+          <w:rFonts w:asciiTheme="majorHAnsi" w:hAnsiTheme="majorHAnsi" w:cstheme="majorHAnsi"/>
+          <w:sz w:val="24"/>
+          <w:szCs w:val="24"/>
+          <w:lang w:val="en-NZ"/>
+        </w:rPr>
+        <w:t xml:space="preserve"> the geotechnical data of the construction site, the functional necessities of the project and the complications and peculiarities found in the selected site.</w:t>
+      </w:r>
+    </w:p>
+    <w:p>
+      <w:pPr>
+        <w:pStyle w:val="Prrafodelista"/>
         <w:numPr>
           <w:ilvl w:val="0"/>
           <w:numId w:val="8"/>
@@ -1037,7 +1177,7 @@
     </w:p>
     <w:p>
       <w:pPr>
-        <w:pStyle w:val="ListParagraph"/>
+        <w:pStyle w:val="Prrafodelista"/>
         <w:numPr>
           <w:ilvl w:val="0"/>
           <w:numId w:val="8"/>
@@ -1061,7 +1201,7 @@
     </w:p>
     <w:p>
       <w:pPr>
-        <w:pStyle w:val="ListParagraph"/>
+        <w:pStyle w:val="Prrafodelista"/>
         <w:numPr>
           <w:ilvl w:val="0"/>
           <w:numId w:val="8"/>
@@ -1241,7 +1381,7 @@
     </w:p>
     <w:p>
       <w:pPr>
-        <w:pStyle w:val="Heading1"/>
+        <w:pStyle w:val="Ttulo1"/>
         <w:rPr>
           <w:rFonts w:asciiTheme="majorHAnsi" w:hAnsiTheme="majorHAnsi" w:cstheme="majorHAnsi"/>
           <w:sz w:val="24"/>
@@ -1405,7 +1545,27 @@
           <w:szCs w:val="24"/>
           <w:lang w:val="en-NZ"/>
         </w:rPr>
-        <w:t>For this learning objective it is also interesting to observe the types of collaboration being used by the students as described by Salmons (2019), and if WorkshopAR was promoting or helping in the development of a particular form of collaboration. In general, the digital space created by WorkshopAR would facilitate activities of co-creation, by allowing the testing and record of ideas for the architectural design, and also transfer activities, by offering visuals that can be used to explain concepts, decisions or design proposals.</w:t>
+        <w:t xml:space="preserve">For this learning objective it is also interesting to observe the types of collaboration being used by the students as described by Salmons (2019), and if WorkshopAR was promoting or helping in the development of a particular form of collaboration. In general, the digital space created by WorkshopAR would facilitate activities of co-creation, by allowing the testing and record of ideas for the architectural design, </w:t>
+      </w:r>
+      <w:proofErr w:type="gramStart"/>
+      <w:r>
+        <w:rPr>
+          <w:rFonts w:asciiTheme="majorHAnsi" w:hAnsiTheme="majorHAnsi" w:cstheme="majorHAnsi"/>
+          <w:sz w:val="24"/>
+          <w:szCs w:val="24"/>
+          <w:lang w:val="en-NZ"/>
+        </w:rPr>
+        <w:t>and also</w:t>
+      </w:r>
+      <w:proofErr w:type="gramEnd"/>
+      <w:r>
+        <w:rPr>
+          <w:rFonts w:asciiTheme="majorHAnsi" w:hAnsiTheme="majorHAnsi" w:cstheme="majorHAnsi"/>
+          <w:sz w:val="24"/>
+          <w:szCs w:val="24"/>
+          <w:lang w:val="en-NZ"/>
+        </w:rPr>
+        <w:t xml:space="preserve"> transfer activities, by offering visuals that can be used to explain concepts, decisions or design proposals.</w:t>
       </w:r>
     </w:p>
     <w:p>
@@ -1604,7 +1764,7 @@
                     </pic:cNvPicPr>
                   </pic:nvPicPr>
                   <pic:blipFill>
-                    <a:blip r:embed="rId5">
+                    <a:blip r:embed="rId8">
                       <a:extLst>
                         <a:ext uri="{28A0092B-C50C-407E-A947-70E740481C1C}">
                           <a14:useLocalDpi xmlns:a14="http://schemas.microsoft.com/office/drawing/2010/main" val="0"/>
@@ -1638,7 +1798,7 @@
     </w:p>
     <w:p>
       <w:pPr>
-        <w:pStyle w:val="Caption"/>
+        <w:pStyle w:val="Descripcin"/>
         <w:jc w:val="center"/>
         <w:rPr>
           <w:lang w:val="en-NZ"/>
@@ -1719,7 +1879,7 @@
     </w:p>
     <w:p>
       <w:pPr>
-        <w:pStyle w:val="ListParagraph"/>
+        <w:pStyle w:val="Prrafodelista"/>
         <w:numPr>
           <w:ilvl w:val="0"/>
           <w:numId w:val="9"/>
@@ -1743,7 +1903,7 @@
     </w:p>
     <w:p>
       <w:pPr>
-        <w:pStyle w:val="ListParagraph"/>
+        <w:pStyle w:val="Prrafodelista"/>
         <w:numPr>
           <w:ilvl w:val="0"/>
           <w:numId w:val="9"/>
@@ -1867,7 +2027,7 @@
           <w:szCs w:val="24"/>
           <w:lang w:val="en-NZ"/>
         </w:rPr>
-        <w:t xml:space="preserve"> et al., 2016 and </w:t>
+        <w:t xml:space="preserve"> et al., 2016 and Granado-</w:t>
       </w:r>
       <w:proofErr w:type="spellStart"/>
       <w:r>
@@ -1877,7 +2037,7 @@
           <w:szCs w:val="24"/>
           <w:lang w:val="en-NZ"/>
         </w:rPr>
-        <w:t>Granado-Alcón</w:t>
+        <w:t>Alcón</w:t>
       </w:r>
       <w:proofErr w:type="spellEnd"/>
       <w:r>
@@ -1978,7 +2138,7 @@
     </w:p>
     <w:p>
       <w:pPr>
-        <w:pStyle w:val="Heading1"/>
+        <w:pStyle w:val="Ttulo1"/>
         <w:rPr>
           <w:rFonts w:asciiTheme="majorHAnsi" w:hAnsiTheme="majorHAnsi" w:cstheme="majorHAnsi"/>
           <w:sz w:val="24"/>
@@ -2054,7 +2214,7 @@
     </w:p>
     <w:p>
       <w:pPr>
-        <w:pStyle w:val="Heading2"/>
+        <w:pStyle w:val="Ttulo2"/>
         <w:rPr>
           <w:rFonts w:asciiTheme="majorHAnsi" w:hAnsiTheme="majorHAnsi" w:cstheme="majorHAnsi"/>
           <w:sz w:val="24"/>
@@ -2187,7 +2347,7 @@
     </w:p>
     <w:p>
       <w:pPr>
-        <w:pStyle w:val="Heading2"/>
+        <w:pStyle w:val="Ttulo2"/>
         <w:rPr>
           <w:rFonts w:asciiTheme="majorHAnsi" w:hAnsiTheme="majorHAnsi" w:cstheme="majorHAnsi"/>
           <w:sz w:val="24"/>
@@ -2331,7 +2491,7 @@
     </w:p>
     <w:p>
       <w:pPr>
-        <w:pStyle w:val="ListParagraph"/>
+        <w:pStyle w:val="Prrafodelista"/>
         <w:numPr>
           <w:ilvl w:val="0"/>
           <w:numId w:val="1"/>
@@ -2355,7 +2515,7 @@
     </w:p>
     <w:p>
       <w:pPr>
-        <w:pStyle w:val="ListParagraph"/>
+        <w:pStyle w:val="Prrafodelista"/>
         <w:numPr>
           <w:ilvl w:val="0"/>
           <w:numId w:val="1"/>
@@ -2393,7 +2553,25 @@
           <w:szCs w:val="24"/>
           <w:lang w:val="en-NZ"/>
         </w:rPr>
-        <w:t xml:space="preserve">These guidelines stablished that the main focus for the teaching staff during the observations was to identify and characterize the relationship created with the students. It was also used to identify how collaboration was being taught and enforced, and if there </w:t>
+        <w:t xml:space="preserve">These guidelines stablished that the </w:t>
+      </w:r>
+      <w:r>
+        <w:rPr>
+          <w:rFonts w:asciiTheme="majorHAnsi" w:hAnsiTheme="majorHAnsi" w:cstheme="majorHAnsi"/>
+          <w:sz w:val="24"/>
+          <w:szCs w:val="24"/>
+          <w:lang w:val="en-NZ"/>
+        </w:rPr>
+        <w:t>focus</w:t>
+      </w:r>
+      <w:r>
+        <w:rPr>
+          <w:rFonts w:asciiTheme="majorHAnsi" w:hAnsiTheme="majorHAnsi" w:cstheme="majorHAnsi"/>
+          <w:sz w:val="24"/>
+          <w:szCs w:val="24"/>
+          <w:lang w:val="en-NZ"/>
+        </w:rPr>
+        <w:t xml:space="preserve"> for the teaching staff during the observations was to identify and characterize the relationship created with the students. It was also used to identify how collaboration was being taught and enforced, and if there were any mediums </w:t>
       </w:r>
       <w:r>
         <w:rPr>
@@ -2403,7 +2581,7 @@
           <w:lang w:val="en-NZ"/>
         </w:rPr>
         <w:lastRenderedPageBreak/>
-        <w:t>were any mediums in place to deal with or guide groups having issues with aspects of the team management requirements of the project.</w:t>
+        <w:t>in place to deal with or guide groups having issues with aspects of the team management requirements of the project.</w:t>
       </w:r>
     </w:p>
     <w:p>
@@ -2528,7 +2706,7 @@
     </w:p>
     <w:p>
       <w:pPr>
-        <w:pStyle w:val="ListParagraph"/>
+        <w:pStyle w:val="Prrafodelista"/>
         <w:numPr>
           <w:ilvl w:val="0"/>
           <w:numId w:val="2"/>
@@ -2552,7 +2730,7 @@
     </w:p>
     <w:p>
       <w:pPr>
-        <w:pStyle w:val="ListParagraph"/>
+        <w:pStyle w:val="Prrafodelista"/>
         <w:numPr>
           <w:ilvl w:val="0"/>
           <w:numId w:val="2"/>
@@ -2576,7 +2754,7 @@
     </w:p>
     <w:p>
       <w:pPr>
-        <w:pStyle w:val="ListParagraph"/>
+        <w:pStyle w:val="Prrafodelista"/>
         <w:numPr>
           <w:ilvl w:val="0"/>
           <w:numId w:val="2"/>
@@ -2619,7 +2797,7 @@
     </w:p>
     <w:p>
       <w:pPr>
-        <w:pStyle w:val="ListParagraph"/>
+        <w:pStyle w:val="Prrafodelista"/>
         <w:numPr>
           <w:ilvl w:val="0"/>
           <w:numId w:val="3"/>
@@ -2643,7 +2821,7 @@
     </w:p>
     <w:p>
       <w:pPr>
-        <w:pStyle w:val="ListParagraph"/>
+        <w:pStyle w:val="Prrafodelista"/>
         <w:numPr>
           <w:ilvl w:val="0"/>
           <w:numId w:val="3"/>
@@ -2667,7 +2845,7 @@
     </w:p>
     <w:p>
       <w:pPr>
-        <w:pStyle w:val="ListParagraph"/>
+        <w:pStyle w:val="Prrafodelista"/>
         <w:numPr>
           <w:ilvl w:val="0"/>
           <w:numId w:val="3"/>
@@ -2710,7 +2888,7 @@
     </w:p>
     <w:p>
       <w:pPr>
-        <w:pStyle w:val="ListParagraph"/>
+        <w:pStyle w:val="Prrafodelista"/>
         <w:numPr>
           <w:ilvl w:val="0"/>
           <w:numId w:val="4"/>
@@ -2734,7 +2912,7 @@
     </w:p>
     <w:p>
       <w:pPr>
-        <w:pStyle w:val="ListParagraph"/>
+        <w:pStyle w:val="Prrafodelista"/>
         <w:numPr>
           <w:ilvl w:val="0"/>
           <w:numId w:val="4"/>
@@ -2758,7 +2936,7 @@
     </w:p>
     <w:p>
       <w:pPr>
-        <w:pStyle w:val="ListParagraph"/>
+        <w:pStyle w:val="Prrafodelista"/>
         <w:numPr>
           <w:ilvl w:val="0"/>
           <w:numId w:val="4"/>
@@ -2800,7 +2978,7 @@
     </w:p>
     <w:p>
       <w:pPr>
-        <w:pStyle w:val="ListParagraph"/>
+        <w:pStyle w:val="Prrafodelista"/>
         <w:numPr>
           <w:ilvl w:val="0"/>
           <w:numId w:val="4"/>
@@ -2843,7 +3021,7 @@
     </w:p>
     <w:p>
       <w:pPr>
-        <w:pStyle w:val="Heading2"/>
+        <w:pStyle w:val="Ttulo2"/>
         <w:rPr>
           <w:rFonts w:asciiTheme="majorHAnsi" w:hAnsiTheme="majorHAnsi" w:cstheme="majorHAnsi"/>
           <w:sz w:val="24"/>
@@ -2896,27 +3074,7 @@
           <w:szCs w:val="24"/>
           <w:lang w:val="en-NZ"/>
         </w:rPr>
-        <w:t xml:space="preserve"> feel about their own collaboration skills and how the course was helping them to develop or improve those </w:t>
-      </w:r>
-      <w:proofErr w:type="gramStart"/>
-      <w:r>
-        <w:rPr>
-          <w:rFonts w:asciiTheme="majorHAnsi" w:hAnsiTheme="majorHAnsi" w:cstheme="majorHAnsi"/>
-          <w:sz w:val="24"/>
-          <w:szCs w:val="24"/>
-          <w:lang w:val="en-NZ"/>
-        </w:rPr>
-        <w:t>skills.</w:t>
-      </w:r>
-      <w:proofErr w:type="gramEnd"/>
-      <w:r>
-        <w:rPr>
-          <w:rFonts w:asciiTheme="majorHAnsi" w:hAnsiTheme="majorHAnsi" w:cstheme="majorHAnsi"/>
-          <w:sz w:val="24"/>
-          <w:szCs w:val="24"/>
-          <w:lang w:val="en-NZ"/>
-        </w:rPr>
-        <w:t xml:space="preserve"> Annex 2 of this document shows the script used for each interview.</w:t>
+        <w:t xml:space="preserve"> feel about their own collaboration skills and how the course was helping them to develop or improve those skills. Annex 2 of this document shows the script used for each interview.</w:t>
       </w:r>
     </w:p>
     <w:p>
@@ -3078,7 +3236,7 @@
     </w:p>
     <w:p>
       <w:pPr>
-        <w:pStyle w:val="Heading1"/>
+        <w:pStyle w:val="Ttulo1"/>
         <w:rPr>
           <w:rFonts w:asciiTheme="majorHAnsi" w:hAnsiTheme="majorHAnsi" w:cstheme="majorHAnsi"/>
           <w:sz w:val="24"/>
@@ -3124,7 +3282,7 @@
     </w:p>
     <w:p>
       <w:pPr>
-        <w:pStyle w:val="Heading2"/>
+        <w:pStyle w:val="Ttulo2"/>
         <w:rPr>
           <w:rFonts w:asciiTheme="majorHAnsi" w:hAnsiTheme="majorHAnsi" w:cstheme="majorHAnsi"/>
           <w:sz w:val="24"/>
@@ -3211,7 +3369,7 @@
                     </pic:cNvPicPr>
                   </pic:nvPicPr>
                   <pic:blipFill>
-                    <a:blip r:embed="rId6" cstate="print">
+                    <a:blip r:embed="rId9" cstate="print">
                       <a:extLst>
                         <a:ext uri="{28A0092B-C50C-407E-A947-70E740481C1C}">
                           <a14:useLocalDpi xmlns:a14="http://schemas.microsoft.com/office/drawing/2010/main" val="0"/>
@@ -3245,7 +3403,7 @@
     </w:p>
     <w:p>
       <w:pPr>
-        <w:pStyle w:val="Caption"/>
+        <w:pStyle w:val="Descripcin"/>
         <w:jc w:val="center"/>
         <w:rPr>
           <w:lang w:val="en-NZ"/>
@@ -3448,32 +3606,12 @@
           <w:szCs w:val="24"/>
           <w:lang w:val="en-NZ"/>
         </w:rPr>
-        <w:t xml:space="preserve"> </w:t>
-      </w:r>
-      <w:proofErr w:type="spellStart"/>
-      <w:r>
-        <w:rPr>
-          <w:rFonts w:asciiTheme="majorHAnsi" w:hAnsiTheme="majorHAnsi" w:cstheme="majorHAnsi"/>
-          <w:sz w:val="24"/>
-          <w:szCs w:val="24"/>
-          <w:lang w:val="en-NZ"/>
-        </w:rPr>
-        <w:t>Reo</w:t>
-      </w:r>
-      <w:proofErr w:type="spellEnd"/>
-      <w:r>
-        <w:rPr>
-          <w:rFonts w:asciiTheme="majorHAnsi" w:hAnsiTheme="majorHAnsi" w:cstheme="majorHAnsi"/>
-          <w:sz w:val="24"/>
-          <w:szCs w:val="24"/>
-          <w:lang w:val="en-NZ"/>
-        </w:rPr>
-        <w:t xml:space="preserve"> and English versions.</w:t>
-      </w:r>
-    </w:p>
-    <w:p>
-      <w:pPr>
-        <w:pStyle w:val="Caption"/>
+        <w:t xml:space="preserve"> Reo and English versions.</w:t>
+      </w:r>
+    </w:p>
+    <w:p>
+      <w:pPr>
+        <w:pStyle w:val="Descripcin"/>
         <w:keepNext/>
         <w:jc w:val="center"/>
         <w:rPr>
@@ -3526,7 +3664,7 @@
     </w:p>
     <w:tbl>
       <w:tblPr>
-        <w:tblStyle w:val="PlainTable2"/>
+        <w:tblStyle w:val="Tablanormal2"/>
         <w:tblW w:w="0" w:type="auto"/>
         <w:tblLook w:val="04A0" w:firstRow="1" w:lastRow="0" w:firstColumn="1" w:lastColumn="0" w:noHBand="0" w:noVBand="1"/>
       </w:tblPr>
@@ -3571,19 +3709,8 @@
                 <w:szCs w:val="24"/>
                 <w:lang w:val="en-NZ"/>
               </w:rPr>
-              <w:t xml:space="preserve"> </w:t>
+              <w:t xml:space="preserve"> Reo</w:t>
             </w:r>
-            <w:proofErr w:type="spellStart"/>
-            <w:r>
-              <w:rPr>
-                <w:rFonts w:asciiTheme="majorHAnsi" w:hAnsiTheme="majorHAnsi" w:cstheme="majorHAnsi"/>
-                <w:sz w:val="24"/>
-                <w:szCs w:val="24"/>
-                <w:lang w:val="en-NZ"/>
-              </w:rPr>
-              <w:t>Reo</w:t>
-            </w:r>
-            <w:proofErr w:type="spellEnd"/>
           </w:p>
         </w:tc>
         <w:tc>
@@ -3699,27 +3826,7 @@
                 <w:szCs w:val="24"/>
                 <w:lang w:val="en-NZ"/>
               </w:rPr>
-              <w:t xml:space="preserve">Mauri </w:t>
-            </w:r>
-            <w:proofErr w:type="spellStart"/>
-            <w:r>
-              <w:rPr>
-                <w:rFonts w:asciiTheme="majorHAnsi" w:hAnsiTheme="majorHAnsi" w:cstheme="majorHAnsi"/>
-                <w:sz w:val="24"/>
-                <w:szCs w:val="24"/>
-                <w:lang w:val="en-NZ"/>
-              </w:rPr>
-              <w:t>ora</w:t>
-            </w:r>
-            <w:proofErr w:type="spellEnd"/>
-            <w:r>
-              <w:rPr>
-                <w:rFonts w:asciiTheme="majorHAnsi" w:hAnsiTheme="majorHAnsi" w:cstheme="majorHAnsi"/>
-                <w:sz w:val="24"/>
-                <w:szCs w:val="24"/>
-                <w:lang w:val="en-NZ"/>
-              </w:rPr>
-              <w:t xml:space="preserve"> ki a </w:t>
+              <w:t xml:space="preserve">Mauri ora ki a </w:t>
             </w:r>
             <w:proofErr w:type="spellStart"/>
             <w:r>
@@ -3816,7 +3923,27 @@
                 <w:szCs w:val="24"/>
                 <w:lang w:val="en-NZ"/>
               </w:rPr>
-              <w:t>Life force awaken.</w:t>
+              <w:t xml:space="preserve">Life force </w:t>
+            </w:r>
+            <w:proofErr w:type="gramStart"/>
+            <w:r>
+              <w:rPr>
+                <w:rFonts w:asciiTheme="majorHAnsi" w:hAnsiTheme="majorHAnsi" w:cstheme="majorHAnsi"/>
+                <w:sz w:val="24"/>
+                <w:szCs w:val="24"/>
+                <w:lang w:val="en-NZ"/>
+              </w:rPr>
+              <w:t>awaken</w:t>
+            </w:r>
+            <w:proofErr w:type="gramEnd"/>
+            <w:r>
+              <w:rPr>
+                <w:rFonts w:asciiTheme="majorHAnsi" w:hAnsiTheme="majorHAnsi" w:cstheme="majorHAnsi"/>
+                <w:sz w:val="24"/>
+                <w:szCs w:val="24"/>
+                <w:lang w:val="en-NZ"/>
+              </w:rPr>
+              <w:t>.</w:t>
             </w:r>
           </w:p>
           <w:p>
@@ -3837,7 +3964,27 @@
                 <w:szCs w:val="24"/>
                 <w:lang w:val="en-NZ"/>
               </w:rPr>
-              <w:t>Life force stand tall.</w:t>
+              <w:t xml:space="preserve">Life force </w:t>
+            </w:r>
+            <w:proofErr w:type="gramStart"/>
+            <w:r>
+              <w:rPr>
+                <w:rFonts w:asciiTheme="majorHAnsi" w:hAnsiTheme="majorHAnsi" w:cstheme="majorHAnsi"/>
+                <w:sz w:val="24"/>
+                <w:szCs w:val="24"/>
+                <w:lang w:val="en-NZ"/>
+              </w:rPr>
+              <w:t>stand</w:t>
+            </w:r>
+            <w:proofErr w:type="gramEnd"/>
+            <w:r>
+              <w:rPr>
+                <w:rFonts w:asciiTheme="majorHAnsi" w:hAnsiTheme="majorHAnsi" w:cstheme="majorHAnsi"/>
+                <w:sz w:val="24"/>
+                <w:szCs w:val="24"/>
+                <w:lang w:val="en-NZ"/>
+              </w:rPr>
+              <w:t xml:space="preserve"> tall.</w:t>
             </w:r>
           </w:p>
           <w:p>
@@ -3892,6 +4039,7 @@
                 <w:lang w:val="en-NZ"/>
               </w:rPr>
             </w:pPr>
+            <w:proofErr w:type="gramStart"/>
             <w:r>
               <w:rPr>
                 <w:rFonts w:asciiTheme="majorHAnsi" w:hAnsiTheme="majorHAnsi" w:cstheme="majorHAnsi"/>
@@ -3899,7 +4047,17 @@
                 <w:szCs w:val="24"/>
                 <w:lang w:val="en-NZ"/>
               </w:rPr>
-              <w:t>Join together, unite, the group is ready to progress for the purpose of coming together.</w:t>
+              <w:t>Join together</w:t>
+            </w:r>
+            <w:proofErr w:type="gramEnd"/>
+            <w:r>
+              <w:rPr>
+                <w:rFonts w:asciiTheme="majorHAnsi" w:hAnsiTheme="majorHAnsi" w:cstheme="majorHAnsi"/>
+                <w:sz w:val="24"/>
+                <w:szCs w:val="24"/>
+                <w:lang w:val="en-NZ"/>
+              </w:rPr>
+              <w:t>, unite, the group is ready to progress for the purpose of coming together.</w:t>
             </w:r>
           </w:p>
         </w:tc>
@@ -4066,7 +4224,7 @@
     </w:p>
     <w:p>
       <w:pPr>
-        <w:pStyle w:val="ListParagraph"/>
+        <w:pStyle w:val="Prrafodelista"/>
         <w:numPr>
           <w:ilvl w:val="0"/>
           <w:numId w:val="10"/>
@@ -4090,7 +4248,7 @@
     </w:p>
     <w:p>
       <w:pPr>
-        <w:pStyle w:val="ListParagraph"/>
+        <w:pStyle w:val="Prrafodelista"/>
         <w:numPr>
           <w:ilvl w:val="0"/>
           <w:numId w:val="10"/>
@@ -4114,7 +4272,7 @@
     </w:p>
     <w:p>
       <w:pPr>
-        <w:pStyle w:val="ListParagraph"/>
+        <w:pStyle w:val="Prrafodelista"/>
         <w:numPr>
           <w:ilvl w:val="0"/>
           <w:numId w:val="10"/>
@@ -4157,7 +4315,7 @@
     </w:p>
     <w:p>
       <w:pPr>
-        <w:pStyle w:val="ListParagraph"/>
+        <w:pStyle w:val="Prrafodelista"/>
         <w:numPr>
           <w:ilvl w:val="0"/>
           <w:numId w:val="11"/>
@@ -4181,7 +4339,7 @@
     </w:p>
     <w:p>
       <w:pPr>
-        <w:pStyle w:val="ListParagraph"/>
+        <w:pStyle w:val="Prrafodelista"/>
         <w:numPr>
           <w:ilvl w:val="0"/>
           <w:numId w:val="11"/>
@@ -4374,7 +4532,7 @@
                     </pic:cNvPicPr>
                   </pic:nvPicPr>
                   <pic:blipFill>
-                    <a:blip r:embed="rId7">
+                    <a:blip r:embed="rId10">
                       <a:extLst>
                         <a:ext uri="{28A0092B-C50C-407E-A947-70E740481C1C}">
                           <a14:useLocalDpi xmlns:a14="http://schemas.microsoft.com/office/drawing/2010/main" val="0"/>
@@ -4408,7 +4566,7 @@
     </w:p>
     <w:p>
       <w:pPr>
-        <w:pStyle w:val="Caption"/>
+        <w:pStyle w:val="Descripcin"/>
         <w:jc w:val="center"/>
         <w:rPr>
           <w:rFonts w:asciiTheme="majorHAnsi" w:hAnsiTheme="majorHAnsi" w:cstheme="majorHAnsi"/>
@@ -4482,7 +4640,7 @@
     </w:p>
     <w:p>
       <w:pPr>
-        <w:pStyle w:val="Heading3"/>
+        <w:pStyle w:val="Ttulo3"/>
         <w:rPr>
           <w:rFonts w:asciiTheme="majorHAnsi" w:hAnsiTheme="majorHAnsi" w:cstheme="majorHAnsi"/>
           <w:sz w:val="24"/>
@@ -4529,7 +4687,7 @@
     </w:p>
     <w:p>
       <w:pPr>
-        <w:pStyle w:val="ListParagraph"/>
+        <w:pStyle w:val="Prrafodelista"/>
         <w:numPr>
           <w:ilvl w:val="0"/>
           <w:numId w:val="12"/>
@@ -4547,7 +4705,7 @@
     </w:p>
     <w:p>
       <w:pPr>
-        <w:pStyle w:val="ListParagraph"/>
+        <w:pStyle w:val="Prrafodelista"/>
         <w:numPr>
           <w:ilvl w:val="0"/>
           <w:numId w:val="12"/>
@@ -4565,7 +4723,7 @@
     </w:p>
     <w:p>
       <w:pPr>
-        <w:pStyle w:val="ListParagraph"/>
+        <w:pStyle w:val="Prrafodelista"/>
         <w:numPr>
           <w:ilvl w:val="0"/>
           <w:numId w:val="12"/>
@@ -4583,7 +4741,7 @@
     </w:p>
     <w:p>
       <w:pPr>
-        <w:pStyle w:val="ListParagraph"/>
+        <w:pStyle w:val="Prrafodelista"/>
         <w:numPr>
           <w:ilvl w:val="0"/>
           <w:numId w:val="12"/>
@@ -4761,7 +4919,7 @@
     </w:p>
     <w:p>
       <w:pPr>
-        <w:pStyle w:val="ListParagraph"/>
+        <w:pStyle w:val="Prrafodelista"/>
         <w:numPr>
           <w:ilvl w:val="0"/>
           <w:numId w:val="13"/>
@@ -4779,7 +4937,7 @@
     </w:p>
     <w:p>
       <w:pPr>
-        <w:pStyle w:val="ListParagraph"/>
+        <w:pStyle w:val="Prrafodelista"/>
         <w:numPr>
           <w:ilvl w:val="0"/>
           <w:numId w:val="13"/>
@@ -4827,7 +4985,7 @@
     </w:p>
     <w:p>
       <w:pPr>
-        <w:pStyle w:val="ListParagraph"/>
+        <w:pStyle w:val="Prrafodelista"/>
         <w:numPr>
           <w:ilvl w:val="0"/>
           <w:numId w:val="13"/>
@@ -4845,7 +5003,7 @@
     </w:p>
     <w:p>
       <w:pPr>
-        <w:pStyle w:val="Heading3"/>
+        <w:pStyle w:val="Ttulo3"/>
         <w:rPr>
           <w:sz w:val="22"/>
           <w:szCs w:val="22"/>
@@ -4955,7 +5113,7 @@
                     </pic:cNvPicPr>
                   </pic:nvPicPr>
                   <pic:blipFill>
-                    <a:blip r:embed="rId8">
+                    <a:blip r:embed="rId11">
                       <a:extLst>
                         <a:ext uri="{28A0092B-C50C-407E-A947-70E740481C1C}">
                           <a14:useLocalDpi xmlns:a14="http://schemas.microsoft.com/office/drawing/2010/main" val="0"/>
@@ -4989,7 +5147,7 @@
     </w:p>
     <w:p>
       <w:pPr>
-        <w:pStyle w:val="Caption"/>
+        <w:pStyle w:val="Descripcin"/>
         <w:jc w:val="center"/>
         <w:rPr>
           <w:lang w:val="en-NZ"/>
@@ -5131,7 +5289,7 @@
     </w:p>
     <w:p>
       <w:pPr>
-        <w:pStyle w:val="Heading2"/>
+        <w:pStyle w:val="Ttulo2"/>
         <w:rPr>
           <w:sz w:val="22"/>
           <w:szCs w:val="22"/>
@@ -5188,7 +5346,21 @@
         <w:rPr>
           <w:lang w:val="en-NZ"/>
         </w:rPr>
-        <w:t xml:space="preserve"> all of the activities that could be classified as part of the first </w:t>
+        <w:t xml:space="preserve"> </w:t>
+      </w:r>
+      <w:proofErr w:type="gramStart"/>
+      <w:r>
+        <w:rPr>
+          <w:lang w:val="en-NZ"/>
+        </w:rPr>
+        <w:t>all of</w:t>
+      </w:r>
+      <w:proofErr w:type="gramEnd"/>
+      <w:r>
+        <w:rPr>
+          <w:lang w:val="en-NZ"/>
+        </w:rPr>
+        <w:t xml:space="preserve"> the activities that could be classified as part of the first </w:t>
       </w:r>
       <w:r>
         <w:rPr>
@@ -5200,21 +5372,7 @@
         <w:rPr>
           <w:lang w:val="en-NZ"/>
         </w:rPr>
-        <w:t xml:space="preserve"> and consolidation stage of groupwork (Lowe &amp; </w:t>
-      </w:r>
-      <w:proofErr w:type="spellStart"/>
-      <w:r>
-        <w:rPr>
-          <w:lang w:val="en-NZ"/>
-        </w:rPr>
-        <w:t>Herranen</w:t>
-      </w:r>
-      <w:proofErr w:type="spellEnd"/>
-      <w:r>
-        <w:rPr>
-          <w:lang w:val="en-NZ"/>
-        </w:rPr>
-        <w:t>, 1982</w:t>
+        <w:t xml:space="preserve"> and consolidation stage of groupwork (Lowe &amp; Herranen, 1982</w:t>
       </w:r>
       <w:r>
         <w:rPr>
@@ -5225,7 +5383,7 @@
     </w:p>
     <w:p>
       <w:pPr>
-        <w:pStyle w:val="Heading3"/>
+        <w:pStyle w:val="Ttulo3"/>
         <w:rPr>
           <w:sz w:val="22"/>
           <w:szCs w:val="22"/>
@@ -5397,21 +5555,7 @@
         <w:rPr>
           <w:lang w:val="en-NZ"/>
         </w:rPr>
-        <w:t xml:space="preserve">. </w:t>
-      </w:r>
-      <w:proofErr w:type="spellStart"/>
-      <w:r>
-        <w:rPr>
-          <w:lang w:val="en-NZ"/>
-        </w:rPr>
-        <w:t>On</w:t>
-      </w:r>
-      <w:proofErr w:type="spellEnd"/>
-      <w:r>
-        <w:rPr>
-          <w:lang w:val="en-NZ"/>
-        </w:rPr>
-        <w:t xml:space="preserve"> of the students even commented that she did some “stalking” of one of her company ions in social media to see who she was working with. It was not until the activities in the first week that students started to realise the need for a more direct form of communication since most of the work was being done face-to-face and in the classroom.</w:t>
+        <w:t>. On of the students even commented that she did some “stalking” of one of her company ions in social media to see who she was working with. It was not until the activities in the first week that students started to realise the need for a more direct form of communication since most of the work was being done face-to-face and in the classroom.</w:t>
       </w:r>
     </w:p>
     <w:p>
@@ -5429,7 +5573,7 @@
     </w:p>
     <w:p>
       <w:pPr>
-        <w:pStyle w:val="Heading3"/>
+        <w:pStyle w:val="Ttulo3"/>
         <w:rPr>
           <w:sz w:val="22"/>
           <w:szCs w:val="22"/>
@@ -5479,7 +5623,7 @@
     </w:p>
     <w:p>
       <w:pPr>
-        <w:pStyle w:val="ListParagraph"/>
+        <w:pStyle w:val="Prrafodelista"/>
         <w:numPr>
           <w:ilvl w:val="0"/>
           <w:numId w:val="14"/>
@@ -5497,7 +5641,7 @@
     </w:p>
     <w:p>
       <w:pPr>
-        <w:pStyle w:val="ListParagraph"/>
+        <w:pStyle w:val="Prrafodelista"/>
         <w:numPr>
           <w:ilvl w:val="0"/>
           <w:numId w:val="14"/>
@@ -5516,7 +5660,7 @@
     </w:p>
     <w:p>
       <w:pPr>
-        <w:pStyle w:val="ListParagraph"/>
+        <w:pStyle w:val="Prrafodelista"/>
         <w:numPr>
           <w:ilvl w:val="0"/>
           <w:numId w:val="14"/>
@@ -5540,7 +5684,7 @@
     </w:p>
     <w:p>
       <w:pPr>
-        <w:pStyle w:val="ListParagraph"/>
+        <w:pStyle w:val="Prrafodelista"/>
         <w:numPr>
           <w:ilvl w:val="0"/>
           <w:numId w:val="14"/>
@@ -5571,7 +5715,7 @@
     </w:p>
     <w:p>
       <w:pPr>
-        <w:pStyle w:val="ListParagraph"/>
+        <w:pStyle w:val="Prrafodelista"/>
         <w:numPr>
           <w:ilvl w:val="0"/>
           <w:numId w:val="15"/>
@@ -5589,7 +5733,7 @@
     </w:p>
     <w:p>
       <w:pPr>
-        <w:pStyle w:val="ListParagraph"/>
+        <w:pStyle w:val="Prrafodelista"/>
         <w:numPr>
           <w:ilvl w:val="0"/>
           <w:numId w:val="15"/>
@@ -5607,7 +5751,7 @@
     </w:p>
     <w:p>
       <w:pPr>
-        <w:pStyle w:val="ListParagraph"/>
+        <w:pStyle w:val="Prrafodelista"/>
         <w:numPr>
           <w:ilvl w:val="0"/>
           <w:numId w:val="15"/>
@@ -5651,7 +5795,7 @@
     </w:p>
     <w:p>
       <w:pPr>
-        <w:pStyle w:val="ListParagraph"/>
+        <w:pStyle w:val="Prrafodelista"/>
         <w:numPr>
           <w:ilvl w:val="0"/>
           <w:numId w:val="16"/>
@@ -5669,7 +5813,7 @@
     </w:p>
     <w:p>
       <w:pPr>
-        <w:pStyle w:val="ListParagraph"/>
+        <w:pStyle w:val="Prrafodelista"/>
         <w:numPr>
           <w:ilvl w:val="0"/>
           <w:numId w:val="16"/>
@@ -5816,14 +5960,12 @@
         </w:rPr>
         <w:t xml:space="preserve">Figure 5 shows the space that was used for the couple of observations that took the groups apart </w:t>
       </w:r>
-      <w:proofErr w:type="spellStart"/>
-      <w:r>
-        <w:rPr>
-          <w:lang w:val="en-NZ"/>
-        </w:rPr>
-        <w:t>form</w:t>
-      </w:r>
-      <w:proofErr w:type="spellEnd"/>
+      <w:r>
+        <w:rPr>
+          <w:lang w:val="en-NZ"/>
+        </w:rPr>
+        <w:t>from</w:t>
+      </w:r>
       <w:r>
         <w:rPr>
           <w:lang w:val="en-NZ"/>
@@ -5874,7 +6016,7 @@
                     </pic:cNvPicPr>
                   </pic:nvPicPr>
                   <pic:blipFill>
-                    <a:blip r:embed="rId9" cstate="print">
+                    <a:blip r:embed="rId12" cstate="print">
                       <a:extLst>
                         <a:ext uri="{28A0092B-C50C-407E-A947-70E740481C1C}">
                           <a14:useLocalDpi xmlns:a14="http://schemas.microsoft.com/office/drawing/2010/main" val="0"/>
@@ -5908,7 +6050,7 @@
     </w:p>
     <w:p>
       <w:pPr>
-        <w:pStyle w:val="Caption"/>
+        <w:pStyle w:val="Descripcin"/>
         <w:jc w:val="center"/>
         <w:rPr>
           <w:lang w:val="en-NZ"/>
@@ -6100,7 +6242,7 @@
     </w:p>
     <w:p>
       <w:pPr>
-        <w:pStyle w:val="Heading2"/>
+        <w:pStyle w:val="Ttulo2"/>
         <w:rPr>
           <w:sz w:val="24"/>
           <w:szCs w:val="24"/>
@@ -6177,7 +6319,19 @@
         <w:rPr>
           <w:lang w:val="en-NZ"/>
         </w:rPr>
-        <w:t xml:space="preserve"> The main point of comparison so far between the approach with WorkshopAR and any other observation is more related to how students were creating relationships by using the available technology. It was observed that most groups did not think too much at first about the in-person communication needed to work, and were first concerned to stablish points of communication asynchronous in nature (WhatsApp, Teams, Facebook). This was echoed by the direct responses of the students in the observations using WorkshopAR.</w:t>
+        <w:t xml:space="preserve"> The main point of comparison so far between the approach with WorkshopAR and any other observation is more related to how students were creating relationships by using the available technology. It was observed that most groups did not think too much at first about the in-person communication needed to </w:t>
+      </w:r>
+      <w:r>
+        <w:rPr>
+          <w:lang w:val="en-NZ"/>
+        </w:rPr>
+        <w:t>work and</w:t>
+      </w:r>
+      <w:r>
+        <w:rPr>
+          <w:lang w:val="en-NZ"/>
+        </w:rPr>
+        <w:t xml:space="preserve"> were first concerned to stablish points of communication asynchronous in nature (WhatsApp, Teams, Facebook). This was echoed by the direct responses of the students in the observations using WorkshopAR.</w:t>
       </w:r>
     </w:p>
     <w:p>
@@ -6258,25 +6412,7 @@
         <w:rPr>
           <w:lang w:val="en-NZ"/>
         </w:rPr>
-        <w:t xml:space="preserve"> &amp; Frick</w:t>
-      </w:r>
-      <w:r>
-        <w:rPr>
-          <w:lang w:val="en-NZ"/>
-        </w:rPr>
-        <w:t xml:space="preserve"> (</w:t>
-      </w:r>
-      <w:r>
-        <w:rPr>
-          <w:lang w:val="en-NZ"/>
-        </w:rPr>
-        <w:t>2006)</w:t>
-      </w:r>
-      <w:r>
-        <w:rPr>
-          <w:lang w:val="en-NZ"/>
-        </w:rPr>
-        <w:t xml:space="preserve"> and Robinson &amp; Hans (2012) give some validity to this idea, showing that students prefer quick, simple communication via their preferred apps, but appreciated more face-to-face work for more complex work</w:t>
+        <w:t xml:space="preserve"> &amp; Frick (2006) and Robinson &amp; Hans (2012) give some validity to this idea, showing that students prefer quick, simple communication via their preferred apps, but appreciated more face-to-face work for more complex work</w:t>
       </w:r>
       <w:r>
         <w:rPr>
@@ -6300,7 +6436,7 @@
     </w:p>
     <w:p>
       <w:pPr>
-        <w:pStyle w:val="Heading1"/>
+        <w:pStyle w:val="Ttulo1"/>
         <w:rPr>
           <w:sz w:val="22"/>
           <w:szCs w:val="22"/>
@@ -6326,12 +6462,24 @@
         <w:rPr>
           <w:lang w:val="en-NZ"/>
         </w:rPr>
-        <w:t>The work done by the students all the way to week 9 was focused in one single activity: the first poster presentation. This activity was individual, each student had 5 min to present his poster to the teaching staff and peers in a general academical poster presentation setting. Nonetheless, there was a series of key point that required group coordination to fulfil and that were common to everyone:</w:t>
-      </w:r>
-    </w:p>
-    <w:p>
-      <w:pPr>
-        <w:pStyle w:val="ListParagraph"/>
+        <w:t xml:space="preserve">The work done by the students all the way to week 9 was focused in one single activity: the first poster presentation. This activity was </w:t>
+      </w:r>
+      <w:r>
+        <w:rPr>
+          <w:lang w:val="en-NZ"/>
+        </w:rPr>
+        <w:t>individual;</w:t>
+      </w:r>
+      <w:r>
+        <w:rPr>
+          <w:lang w:val="en-NZ"/>
+        </w:rPr>
+        <w:t xml:space="preserve"> each student had 5 min to present his poster to the teaching staff and peers in a general academical poster presentation setting. Nonetheless, there was a series of key point that required group coordination to fulfil and that were common to everyone:</w:t>
+      </w:r>
+    </w:p>
+    <w:p>
+      <w:pPr>
+        <w:pStyle w:val="Prrafodelista"/>
         <w:numPr>
           <w:ilvl w:val="0"/>
           <w:numId w:val="17"/>
@@ -6355,7 +6503,7 @@
     </w:p>
     <w:p>
       <w:pPr>
-        <w:pStyle w:val="ListParagraph"/>
+        <w:pStyle w:val="Prrafodelista"/>
         <w:numPr>
           <w:ilvl w:val="0"/>
           <w:numId w:val="17"/>
@@ -6373,7 +6521,7 @@
     </w:p>
     <w:p>
       <w:pPr>
-        <w:pStyle w:val="ListParagraph"/>
+        <w:pStyle w:val="Prrafodelista"/>
         <w:numPr>
           <w:ilvl w:val="0"/>
           <w:numId w:val="17"/>
@@ -6437,7 +6585,19 @@
         <w:rPr>
           <w:lang w:val="en-NZ"/>
         </w:rPr>
-        <w:t>Managing this flow of information was the major challenge front he students at this stage, and constituted the biggest instance of collaborative work observed in the course. AE, CE and QS had clear goals, and once the issues of coordination and communication were solved, students could work steadily towards their own poster. CM, on the other hand, had a hard time understanding their role in the group, and what was expected of them in the poster.</w:t>
+        <w:t xml:space="preserve">Managing this flow of information was the major challenge front he students at this </w:t>
+      </w:r>
+      <w:r>
+        <w:rPr>
+          <w:lang w:val="en-NZ"/>
+        </w:rPr>
+        <w:t>stage and</w:t>
+      </w:r>
+      <w:r>
+        <w:rPr>
+          <w:lang w:val="en-NZ"/>
+        </w:rPr>
+        <w:t xml:space="preserve"> constituted the biggest instance of collaborative work observed in the course. AE, CE and QS had clear goals, and once the issues of coordination and communication were solved, students could work steadily towards their own poster. CM, on the other hand, had a hard time understanding their role in the group, and what was expected of them in the poster.</w:t>
       </w:r>
     </w:p>
     <w:p>
@@ -6461,7 +6621,7 @@
     </w:p>
     <w:p>
       <w:pPr>
-        <w:pStyle w:val="Heading2"/>
+        <w:pStyle w:val="Ttulo2"/>
         <w:rPr>
           <w:sz w:val="22"/>
           <w:szCs w:val="22"/>
@@ -6498,7 +6658,7 @@
     </w:p>
     <w:p>
       <w:pPr>
-        <w:pStyle w:val="ListParagraph"/>
+        <w:pStyle w:val="Prrafodelista"/>
         <w:numPr>
           <w:ilvl w:val="0"/>
           <w:numId w:val="18"/>
@@ -6516,7 +6676,7 @@
     </w:p>
     <w:p>
       <w:pPr>
-        <w:pStyle w:val="ListParagraph"/>
+        <w:pStyle w:val="Prrafodelista"/>
         <w:numPr>
           <w:ilvl w:val="0"/>
           <w:numId w:val="18"/>
@@ -6529,20 +6689,44 @@
         <w:rPr>
           <w:lang w:val="en-NZ"/>
         </w:rPr>
-        <w:t>Groups that had not been able to communicate well, and had not gathered enough information to show substantial progress.</w:t>
-      </w:r>
-    </w:p>
-    <w:p>
-      <w:pPr>
-        <w:rPr>
-          <w:lang w:val="en-NZ"/>
-        </w:rPr>
-      </w:pPr>
-      <w:r>
-        <w:rPr>
-          <w:lang w:val="en-NZ"/>
-        </w:rPr>
-        <w:t>Figure 6 shows a comparison between to bi-weekly repost, exemplifying these two observations. It also shows how some groups struggled to understand the idea of the value proposition, either not keeping it consistent through the different reports or by providing information that was not related to the value proposition, and that later was evidenced as a poor exposition of this element in the final design proposal.</w:t>
+        <w:t xml:space="preserve">Groups that had not been able to communicate </w:t>
+      </w:r>
+      <w:r>
+        <w:rPr>
+          <w:lang w:val="en-NZ"/>
+        </w:rPr>
+        <w:t>well and</w:t>
+      </w:r>
+      <w:r>
+        <w:rPr>
+          <w:lang w:val="en-NZ"/>
+        </w:rPr>
+        <w:t xml:space="preserve"> had not gathered enough information to show substantial progress.</w:t>
+      </w:r>
+    </w:p>
+    <w:p>
+      <w:pPr>
+        <w:rPr>
+          <w:lang w:val="en-NZ"/>
+        </w:rPr>
+      </w:pPr>
+      <w:r>
+        <w:rPr>
+          <w:lang w:val="en-NZ"/>
+        </w:rPr>
+        <w:t xml:space="preserve">Figure 6 shows a comparison between to </w:t>
+      </w:r>
+      <w:r>
+        <w:rPr>
+          <w:lang w:val="en-NZ"/>
+        </w:rPr>
+        <w:t>biweekly</w:t>
+      </w:r>
+      <w:r>
+        <w:rPr>
+          <w:lang w:val="en-NZ"/>
+        </w:rPr>
+        <w:t xml:space="preserve"> repost, exemplifying these two observations. It also shows how some groups struggled to understand the idea of the value proposition, either not keeping it consistent through the different reports or by providing information that was not related to the value proposition, and that later was evidenced as a poor exposition of this element in the final design proposal.</w:t>
       </w:r>
     </w:p>
     <w:p>
@@ -6577,7 +6761,7 @@
                     </pic:cNvPicPr>
                   </pic:nvPicPr>
                   <pic:blipFill>
-                    <a:blip r:embed="rId10">
+                    <a:blip r:embed="rId13">
                       <a:extLst>
                         <a:ext uri="{28A0092B-C50C-407E-A947-70E740481C1C}">
                           <a14:useLocalDpi xmlns:a14="http://schemas.microsoft.com/office/drawing/2010/main" val="0"/>
@@ -6637,7 +6821,7 @@
                     </pic:cNvPicPr>
                   </pic:nvPicPr>
                   <pic:blipFill>
-                    <a:blip r:embed="rId11" cstate="print">
+                    <a:blip r:embed="rId14" cstate="print">
                       <a:extLst>
                         <a:ext uri="{28A0092B-C50C-407E-A947-70E740481C1C}">
                           <a14:useLocalDpi xmlns:a14="http://schemas.microsoft.com/office/drawing/2010/main" val="0"/>
@@ -6671,7 +6855,7 @@
     </w:p>
     <w:p>
       <w:pPr>
-        <w:pStyle w:val="Caption"/>
+        <w:pStyle w:val="Descripcin"/>
         <w:jc w:val="center"/>
         <w:rPr>
           <w:lang w:val="en-NZ"/>
@@ -6743,12 +6927,24 @@
         <w:rPr>
           <w:lang w:val="en-NZ"/>
         </w:rPr>
-        <w:t>also evidenced this division between groups, and it was not that easy to find a group that was in a more intermediate situation. The group either was reporting several issues with communication between the roles and lacking in substantial progress towards week 6, or had stablished a good dynamic between all the members of the group and were working towards finishing their poster and receiving early feedback of their work as will be shown in the following recounts.</w:t>
-      </w:r>
-    </w:p>
-    <w:p>
-      <w:pPr>
-        <w:pStyle w:val="Heading3"/>
+        <w:t xml:space="preserve">also evidenced this division between groups, and it was not that easy to find a group that was in a more intermediate situation. The group either was reporting several issues with communication between the roles and lacking in substantial progress towards week </w:t>
+      </w:r>
+      <w:r>
+        <w:rPr>
+          <w:lang w:val="en-NZ"/>
+        </w:rPr>
+        <w:t>6 or</w:t>
+      </w:r>
+      <w:r>
+        <w:rPr>
+          <w:lang w:val="en-NZ"/>
+        </w:rPr>
+        <w:t xml:space="preserve"> had stablished a good dynamic between all the members of the group and were working towards finishing their poster and receiving early feedback of their work as will be shown in the following recounts.</w:t>
+      </w:r>
+    </w:p>
+    <w:p>
+      <w:pPr>
+        <w:pStyle w:val="Ttulo3"/>
         <w:rPr>
           <w:sz w:val="22"/>
           <w:szCs w:val="22"/>
@@ -6774,20 +6970,56 @@
         <w:rPr>
           <w:lang w:val="en-NZ"/>
         </w:rPr>
-        <w:t>During this session Team C was represented only by two people, bot in the role of QS. By their own assessment, they were having a lot of problems finishing their individual posters mainly because they had no concrete information that could be translated into a cost calculation (the main objective of the QS at this point). Their main objective for the day was to compare their work and advance in the creation of the poster.</w:t>
-      </w:r>
-    </w:p>
-    <w:p>
-      <w:pPr>
-        <w:rPr>
-          <w:lang w:val="en-NZ"/>
-        </w:rPr>
-      </w:pPr>
-      <w:r>
-        <w:rPr>
-          <w:lang w:val="en-NZ"/>
-        </w:rPr>
-        <w:t>When asked to elaborate a little bit more on why they though they were having so much problems completing their work, the answer was fast an</w:t>
+        <w:t xml:space="preserve">During this session Team C was represented only by two people, </w:t>
+      </w:r>
+      <w:r>
+        <w:rPr>
+          <w:lang w:val="en-NZ"/>
+        </w:rPr>
+        <w:t>both</w:t>
+      </w:r>
+      <w:r>
+        <w:rPr>
+          <w:lang w:val="en-NZ"/>
+        </w:rPr>
+        <w:t xml:space="preserve"> in the role of QS. By their own assessment, they were having a lot of problems finishing their individual posters mainly because they had no concrete information that could be translated into a cost calculation (the main objective of the QS at this point). Their main objective for the day was to compare their work and advance in the creation of the poster.</w:t>
+      </w:r>
+    </w:p>
+    <w:p>
+      <w:pPr>
+        <w:rPr>
+          <w:lang w:val="en-NZ"/>
+        </w:rPr>
+      </w:pPr>
+      <w:r>
+        <w:rPr>
+          <w:lang w:val="en-NZ"/>
+        </w:rPr>
+        <w:t xml:space="preserve">When asked to elaborate a little bit more on why they </w:t>
+      </w:r>
+      <w:r>
+        <w:rPr>
+          <w:lang w:val="en-NZ"/>
+        </w:rPr>
+        <w:t>thought</w:t>
+      </w:r>
+      <w:r>
+        <w:rPr>
+          <w:lang w:val="en-NZ"/>
+        </w:rPr>
+        <w:t xml:space="preserve"> they were having so </w:t>
+      </w:r>
+      <w:r>
+        <w:rPr>
+          <w:lang w:val="en-NZ"/>
+        </w:rPr>
+        <w:t>many</w:t>
+      </w:r>
+      <w:r>
+        <w:rPr>
+          <w:lang w:val="en-NZ"/>
+        </w:rPr>
+        <w:t xml:space="preserve"> problems completing their work, the answer was fast an</w:t>
       </w:r>
       <w:r>
         <w:rPr>
@@ -6850,7 +7082,21 @@
         <w:rPr>
           <w:lang w:val="en-NZ"/>
         </w:rPr>
-        <w:t xml:space="preserve"> don’t worry to much about the lack of group cohesion, to the point that they were not very concerned about the work of their teammates</w:t>
+        <w:t xml:space="preserve"> don’t worry </w:t>
+      </w:r>
+      <w:proofErr w:type="spellStart"/>
+      <w:r>
+        <w:rPr>
+          <w:lang w:val="en-NZ"/>
+        </w:rPr>
+        <w:t>to</w:t>
+      </w:r>
+      <w:proofErr w:type="spellEnd"/>
+      <w:r>
+        <w:rPr>
+          <w:lang w:val="en-NZ"/>
+        </w:rPr>
+        <w:t xml:space="preserve"> much about the lack of group cohesion, to the point that they were not very concerned about the work of their teammates</w:t>
       </w:r>
       <w:r>
         <w:rPr>
@@ -6861,7 +7107,7 @@
     </w:p>
     <w:p>
       <w:pPr>
-        <w:pStyle w:val="Heading3"/>
+        <w:pStyle w:val="Ttulo3"/>
         <w:rPr>
           <w:sz w:val="22"/>
           <w:szCs w:val="22"/>
@@ -6887,7 +7133,19 @@
         <w:rPr>
           <w:lang w:val="en-NZ"/>
         </w:rPr>
-        <w:t>During the observation Team D was conformed by a CM, a QS, a CE and one of the AE was also directly working with them, since they have taken the opportunity to search him and work near him to clarify a lot of questions.</w:t>
+        <w:t xml:space="preserve">During the observation Team D </w:t>
+      </w:r>
+      <w:r>
+        <w:rPr>
+          <w:lang w:val="en-NZ"/>
+        </w:rPr>
+        <w:t>had</w:t>
+      </w:r>
+      <w:r>
+        <w:rPr>
+          <w:lang w:val="en-NZ"/>
+        </w:rPr>
+        <w:t xml:space="preserve"> a CM, a QS, a CE and one of the AE was also directly working with them, since they have taken the opportunity to search him and work near him to clarify a lot of questions.</w:t>
       </w:r>
     </w:p>
     <w:p>
@@ -6930,7 +7188,19 @@
         <w:rPr>
           <w:lang w:val="en-NZ"/>
         </w:rPr>
-        <w:t>, collaboration was actually minimal, but it was efficient, and the QS directly commented that she had finished the biggest portion of her work during that session.</w:t>
+        <w:t xml:space="preserve">, collaboration was </w:t>
+      </w:r>
+      <w:r>
+        <w:rPr>
+          <w:lang w:val="en-NZ"/>
+        </w:rPr>
+        <w:t>minimal</w:t>
+      </w:r>
+      <w:r>
+        <w:rPr>
+          <w:lang w:val="en-NZ"/>
+        </w:rPr>
+        <w:t>, but it was efficient, and the QS directly commented that she had finished the biggest portion of her work during that session.</w:t>
       </w:r>
     </w:p>
     <w:p>
@@ -6956,7 +7226,21 @@
         <w:rPr>
           <w:lang w:val="en-NZ"/>
         </w:rPr>
-        <w:t>A final observation of note was on the tools used to share information and to produce the material needed for the project. Everyone had their own laptop or working tablet. It was simple not feasible to not have a digital device to use as a workstation during the session, and if someone arrived to the classroom just to quickly check with their group or to be present during the opening discussion with the lecturers, they would quickly leave the room to work by their own. This was evidenced by the discrepancy between the students at the end of the session and those who signed the initial assistance sheet.</w:t>
+        <w:t xml:space="preserve">A final observation of note was on the tools used to share information and to produce the material needed for the project. Everyone had their own laptop or working tablet. It was simple not feasible to not have a digital device to use as a workstation during the session, and if someone arrived </w:t>
+      </w:r>
+      <w:proofErr w:type="gramStart"/>
+      <w:r>
+        <w:rPr>
+          <w:lang w:val="en-NZ"/>
+        </w:rPr>
+        <w:t>to</w:t>
+      </w:r>
+      <w:proofErr w:type="gramEnd"/>
+      <w:r>
+        <w:rPr>
+          <w:lang w:val="en-NZ"/>
+        </w:rPr>
+        <w:t xml:space="preserve"> the classroom just to quickly check with their group or to be present during the opening discussion with the lecturers, they would quickly leave the room to work by their own. This was evidenced by the discrepancy between the students at the end of the session and those who signed the initial assistance sheet.</w:t>
       </w:r>
     </w:p>
     <w:p>
@@ -6981,7 +7265,7 @@
     </w:p>
     <w:p>
       <w:pPr>
-        <w:pStyle w:val="Heading2"/>
+        <w:pStyle w:val="Ttulo2"/>
         <w:rPr>
           <w:sz w:val="22"/>
           <w:szCs w:val="22"/>
@@ -7003,15 +7287,673 @@
           <w:lang w:val="en-NZ"/>
         </w:rPr>
       </w:pPr>
-    </w:p>
-    <w:p>
-      <w:pPr>
-        <w:rPr>
-          <w:lang w:val="en-NZ"/>
-        </w:rPr>
-      </w:pPr>
-      <w:r>
-        <w:rPr>
+      <w:r>
+        <w:rPr>
+          <w:lang w:val="en-NZ"/>
+        </w:rPr>
+        <w:t>For the second stage of observations, and with all the groups working towards the competition of the poster, the objectives of the observations were as follows:</w:t>
+      </w:r>
+    </w:p>
+    <w:p>
+      <w:pPr>
+        <w:pStyle w:val="Prrafodelista"/>
+        <w:numPr>
+          <w:ilvl w:val="0"/>
+          <w:numId w:val="19"/>
+        </w:numPr>
+        <w:rPr>
+          <w:lang w:val="en-NZ"/>
+        </w:rPr>
+      </w:pPr>
+      <w:r>
+        <w:rPr>
+          <w:lang w:val="en-NZ"/>
+        </w:rPr>
+        <w:t>Introduce the play models to discuss the aspects of the project related to the design proposal or to any activity related to the physical aspects of the project.</w:t>
+      </w:r>
+    </w:p>
+    <w:p>
+      <w:pPr>
+        <w:pStyle w:val="Prrafodelista"/>
+        <w:numPr>
+          <w:ilvl w:val="0"/>
+          <w:numId w:val="19"/>
+        </w:numPr>
+        <w:rPr>
+          <w:lang w:val="en-NZ"/>
+        </w:rPr>
+      </w:pPr>
+      <w:r>
+        <w:rPr>
+          <w:lang w:val="en-NZ"/>
+        </w:rPr>
+        <w:t>Introduce the annotations as a tool for communication and management of information.</w:t>
+      </w:r>
+    </w:p>
+    <w:p>
+      <w:pPr>
+        <w:pStyle w:val="Prrafodelista"/>
+        <w:numPr>
+          <w:ilvl w:val="0"/>
+          <w:numId w:val="19"/>
+        </w:numPr>
+        <w:rPr>
+          <w:lang w:val="en-NZ"/>
+        </w:rPr>
+      </w:pPr>
+      <w:r>
+        <w:rPr>
+          <w:lang w:val="en-NZ"/>
+        </w:rPr>
+        <w:t>Introduce the debates to aid in the discussion and decision-making process of the group.</w:t>
+      </w:r>
+    </w:p>
+    <w:p>
+      <w:pPr>
+        <w:rPr>
+          <w:lang w:val="en-NZ"/>
+        </w:rPr>
+      </w:pPr>
+      <w:r>
+        <w:rPr>
+          <w:lang w:val="en-NZ"/>
+        </w:rPr>
+        <w:t xml:space="preserve">The annotation and debate features were still in an early stage of development, and the observations focused more on the interaction with play models, but it was possible to show the main functionality for annotations and debates with the objective of identifying what elements could be refined or added during the second iteration of development. Despite being presented in a </w:t>
+      </w:r>
+      <w:r>
+        <w:rPr>
+          <w:lang w:val="en-NZ"/>
+        </w:rPr>
+        <w:t>cruder</w:t>
+      </w:r>
+      <w:r>
+        <w:rPr>
+          <w:lang w:val="en-NZ"/>
+        </w:rPr>
+        <w:t xml:space="preserve"> state that other functionalities, both annotations and debates were well </w:t>
+      </w:r>
+      <w:r>
+        <w:rPr>
+          <w:lang w:val="en-NZ"/>
+        </w:rPr>
+        <w:t>received,</w:t>
+      </w:r>
+      <w:r>
+        <w:rPr>
+          <w:lang w:val="en-NZ"/>
+        </w:rPr>
+        <w:t xml:space="preserve"> and it was possible to gather direct interactions and feedback for those features.</w:t>
+      </w:r>
+    </w:p>
+    <w:p>
+      <w:pPr>
+        <w:rPr>
+          <w:lang w:val="en-NZ"/>
+        </w:rPr>
+      </w:pPr>
+      <w:r>
+        <w:rPr>
+          <w:lang w:val="en-NZ"/>
+        </w:rPr>
+        <w:t>The observations will follow team C and D again, as introduced in the previous section. In both cases, WorkshopAR was quickly introduced to them, the major controls were shown, and the group was given some time to explore the configuration of the tool. After that, the focus was on the objective features.</w:t>
+      </w:r>
+    </w:p>
+    <w:p>
+      <w:pPr>
+        <w:pStyle w:val="Ttulo3"/>
+        <w:rPr>
+          <w:sz w:val="22"/>
+          <w:szCs w:val="22"/>
+          <w:lang w:val="en-NZ"/>
+        </w:rPr>
+      </w:pPr>
+      <w:r>
+        <w:rPr>
+          <w:sz w:val="22"/>
+          <w:szCs w:val="22"/>
+          <w:lang w:val="en-NZ"/>
+        </w:rPr>
+        <w:t xml:space="preserve">6.5.2.1 </w:t>
+      </w:r>
+      <w:r>
+        <w:rPr>
+          <w:sz w:val="22"/>
+          <w:szCs w:val="22"/>
+          <w:lang w:val="en-NZ"/>
+        </w:rPr>
+        <w:t>Annotations and Debate Features</w:t>
+      </w:r>
+    </w:p>
+    <w:p>
+      <w:pPr>
+        <w:rPr>
+          <w:lang w:val="en-NZ"/>
+        </w:rPr>
+      </w:pPr>
+      <w:r>
+        <w:rPr>
+          <w:lang w:val="en-NZ"/>
+        </w:rPr>
+        <w:t>Team C interacted the most with annotation</w:t>
+      </w:r>
+      <w:r>
+        <w:rPr>
+          <w:lang w:val="en-NZ"/>
+        </w:rPr>
+        <w:t>s</w:t>
+      </w:r>
+      <w:r>
+        <w:rPr>
+          <w:lang w:val="en-NZ"/>
+        </w:rPr>
+        <w:t xml:space="preserve">, and after briefly testing other functionalities like the </w:t>
+      </w:r>
+      <w:r>
+        <w:rPr>
+          <w:lang w:val="en-NZ"/>
+        </w:rPr>
+        <w:t>User Anchors and the debates, they agreed that the annotation feature was the one they could be using the most. Their immediate comparison was to the tool Miro</w:t>
+      </w:r>
+      <w:r>
+        <w:rPr>
+          <w:rStyle w:val="Refdenotaalpie"/>
+          <w:lang w:val="en-NZ"/>
+        </w:rPr>
+        <w:footnoteReference w:id="1"/>
+      </w:r>
+      <w:r>
+        <w:rPr>
+          <w:lang w:val="en-NZ"/>
+        </w:rPr>
+        <w:t>, a whiteboard-like tool that both students were using to organize their work and share ideas. They associated to the annotation feature the same ideas they could explore in Miro: a repository and visual representation of a project, helping at activities like brainstorming and free association of ideas.</w:t>
+      </w:r>
+    </w:p>
+    <w:p>
+      <w:pPr>
+        <w:rPr>
+          <w:lang w:val="en-NZ"/>
+        </w:rPr>
+      </w:pPr>
+      <w:r>
+        <w:rPr>
+          <w:lang w:val="en-NZ"/>
+        </w:rPr>
+        <w:t xml:space="preserve">Given this comparison to Miro, they were more interested in </w:t>
+      </w:r>
+      <w:r>
+        <w:rPr>
+          <w:lang w:val="en-NZ"/>
+        </w:rPr>
+        <w:t>exploring</w:t>
+      </w:r>
+      <w:r>
+        <w:rPr>
+          <w:lang w:val="en-NZ"/>
+        </w:rPr>
+        <w:t xml:space="preserve"> the relationships that could be created between annotations. They recommended that it could be very useful to have some way to make explicit </w:t>
+      </w:r>
+      <w:r>
+        <w:rPr>
+          <w:lang w:val="en-NZ"/>
+        </w:rPr>
+        <w:t>these relations</w:t>
+      </w:r>
+      <w:r>
+        <w:rPr>
+          <w:lang w:val="en-NZ"/>
+        </w:rPr>
+        <w:t xml:space="preserve"> by adding some form of connect</w:t>
+      </w:r>
+      <w:r>
+        <w:rPr>
+          <w:lang w:val="en-NZ"/>
+        </w:rPr>
+        <w:t>ors like arrows or chains. The association of the annotation to the physical did not strike them as relevant or charged with meaning, but they did selected a nearby wall to group all the ideas all call it the “ideas board”.</w:t>
+      </w:r>
+    </w:p>
+    <w:p>
+      <w:pPr>
+        <w:rPr>
+          <w:lang w:val="en-NZ"/>
+        </w:rPr>
+      </w:pPr>
+      <w:r>
+        <w:rPr>
+          <w:lang w:val="en-NZ"/>
+        </w:rPr>
+        <w:t xml:space="preserve">Team D, on the other hand, barely interacted with the annotations, with one of the students remarking that the feature could quickly be abused to be rude to someone or to just clutter the space with rubbish. Having interacted with Team C first, the idea of using other tool for this general purpose of a visual repository of ideas was discussed previously, but none of </w:t>
+      </w:r>
+      <w:r>
+        <w:rPr>
+          <w:lang w:val="en-NZ"/>
+        </w:rPr>
+        <w:lastRenderedPageBreak/>
+        <w:t xml:space="preserve">the students at Team D used something similar, and could be the reason they did not related to the feature as much as Team C, who already was using a similar process to </w:t>
+      </w:r>
+      <w:r>
+        <w:rPr>
+          <w:lang w:val="en-NZ"/>
+        </w:rPr>
+        <w:t>achieve</w:t>
+      </w:r>
+      <w:r>
+        <w:rPr>
+          <w:lang w:val="en-NZ"/>
+        </w:rPr>
+        <w:t xml:space="preserve"> their goals.</w:t>
+      </w:r>
+    </w:p>
+    <w:p>
+      <w:pPr>
+        <w:rPr>
+          <w:lang w:val="en-NZ"/>
+        </w:rPr>
+      </w:pPr>
+      <w:r>
+        <w:rPr>
+          <w:lang w:val="en-NZ"/>
+        </w:rPr>
+        <w:t xml:space="preserve">For both teams the idea of expanding the annotation feature with graphical elements other that text was also immediately discussed, </w:t>
+      </w:r>
+      <w:r>
+        <w:rPr>
+          <w:lang w:val="en-NZ"/>
+        </w:rPr>
+        <w:t>especially</w:t>
+      </w:r>
+      <w:r>
+        <w:rPr>
+          <w:lang w:val="en-NZ"/>
+        </w:rPr>
+        <w:t xml:space="preserve"> if it could be possible to access the camera or the photo</w:t>
+      </w:r>
+      <w:r>
+        <w:rPr>
+          <w:lang w:val="en-NZ"/>
+        </w:rPr>
+        <w:t xml:space="preserve"> storage of the phone.</w:t>
+      </w:r>
+    </w:p>
+    <w:p>
+      <w:pPr>
+        <w:keepNext/>
+        <w:jc w:val="center"/>
+        <w:rPr>
+          <w:lang w:val="en-NZ"/>
+        </w:rPr>
+      </w:pPr>
+      <w:r>
+        <w:rPr>
+          <w:noProof/>
+          <w:lang w:val="en-NZ"/>
+        </w:rPr>
+        <w:drawing>
+          <wp:inline distT="0" distB="0" distL="0" distR="0" wp14:anchorId="27FC9891" wp14:editId="59A384F7">
+            <wp:extent cx="4638675" cy="2607810"/>
+            <wp:effectExtent l="0" t="0" r="0" b="2540"/>
+            <wp:docPr id="227103343" name="Imagen 1"/>
+            <wp:cNvGraphicFramePr>
+              <a:graphicFrameLocks xmlns:a="http://schemas.openxmlformats.org/drawingml/2006/main" noChangeAspect="1"/>
+            </wp:cNvGraphicFramePr>
+            <a:graphic xmlns:a="http://schemas.openxmlformats.org/drawingml/2006/main">
+              <a:graphicData uri="http://schemas.openxmlformats.org/drawingml/2006/picture">
+                <pic:pic xmlns:pic="http://schemas.openxmlformats.org/drawingml/2006/picture">
+                  <pic:nvPicPr>
+                    <pic:cNvPr id="0" name="Picture 1"/>
+                    <pic:cNvPicPr>
+                      <a:picLocks noChangeAspect="1" noChangeArrowheads="1"/>
+                    </pic:cNvPicPr>
+                  </pic:nvPicPr>
+                  <pic:blipFill>
+                    <a:blip r:embed="rId15" cstate="print">
+                      <a:extLst>
+                        <a:ext uri="{28A0092B-C50C-407E-A947-70E740481C1C}">
+                          <a14:useLocalDpi xmlns:a14="http://schemas.microsoft.com/office/drawing/2010/main" val="0"/>
+                        </a:ext>
+                      </a:extLst>
+                    </a:blip>
+                    <a:srcRect/>
+                    <a:stretch>
+                      <a:fillRect/>
+                    </a:stretch>
+                  </pic:blipFill>
+                  <pic:spPr bwMode="auto">
+                    <a:xfrm>
+                      <a:off x="0" y="0"/>
+                      <a:ext cx="4649974" cy="2614162"/>
+                    </a:xfrm>
+                    <a:prstGeom prst="rect">
+                      <a:avLst/>
+                    </a:prstGeom>
+                    <a:noFill/>
+                    <a:ln>
+                      <a:noFill/>
+                    </a:ln>
+                  </pic:spPr>
+                </pic:pic>
+              </a:graphicData>
+            </a:graphic>
+          </wp:inline>
+        </w:drawing>
+      </w:r>
+    </w:p>
+    <w:p>
+      <w:pPr>
+        <w:pStyle w:val="Descripcin"/>
+        <w:jc w:val="center"/>
+        <w:rPr>
+          <w:lang w:val="en-NZ"/>
+        </w:rPr>
+      </w:pPr>
+      <w:r>
+        <w:rPr>
+          <w:lang w:val="en-NZ"/>
+        </w:rPr>
+        <w:t xml:space="preserve">Figure </w:t>
+      </w:r>
+      <w:r>
+        <w:rPr>
+          <w:lang w:val="en-NZ"/>
+        </w:rPr>
+        <w:fldChar w:fldCharType="begin"/>
+      </w:r>
+      <w:r>
+        <w:rPr>
+          <w:lang w:val="en-NZ"/>
+        </w:rPr>
+        <w:instrText xml:space="preserve"> SEQ Figure \* ARABIC </w:instrText>
+      </w:r>
+      <w:r>
+        <w:rPr>
+          <w:lang w:val="en-NZ"/>
+        </w:rPr>
+        <w:fldChar w:fldCharType="separate"/>
+      </w:r>
+      <w:r>
+        <w:rPr>
+          <w:noProof/>
+          <w:lang w:val="en-NZ"/>
+        </w:rPr>
+        <w:t>7</w:t>
+      </w:r>
+      <w:r>
+        <w:rPr>
+          <w:lang w:val="en-NZ"/>
+        </w:rPr>
+        <w:fldChar w:fldCharType="end"/>
+      </w:r>
+      <w:r>
+        <w:rPr>
+          <w:lang w:val="en-NZ"/>
+        </w:rPr>
+        <w:t xml:space="preserve"> Group D Working on the Room Configuration</w:t>
+      </w:r>
+    </w:p>
+    <w:p>
+      <w:pPr>
+        <w:rPr>
+          <w:lang w:val="en-NZ"/>
+        </w:rPr>
+      </w:pPr>
+      <w:r>
+        <w:rPr>
+          <w:lang w:val="en-NZ"/>
+        </w:rPr>
+        <w:t xml:space="preserve">The debate feature behaved completely opposite in both groups. Team C did not feel the need at all using such a feature, since there was only two of them. They argued that such a feature would make sense only for big teams, ten or more people, </w:t>
+      </w:r>
+      <w:r>
+        <w:rPr>
+          <w:lang w:val="en-NZ"/>
+        </w:rPr>
+        <w:t xml:space="preserve">where it was </w:t>
+      </w:r>
+      <w:r>
+        <w:rPr>
+          <w:lang w:val="en-NZ"/>
+        </w:rPr>
+        <w:t>more possible to not know someone or for the necessity of manage the chaos of so many people trying to decide something.</w:t>
+      </w:r>
+    </w:p>
+    <w:p>
+      <w:pPr>
+        <w:rPr>
+          <w:lang w:val="en-NZ"/>
+        </w:rPr>
+      </w:pPr>
+      <w:r>
+        <w:rPr>
+          <w:lang w:val="en-NZ"/>
+        </w:rPr>
+        <w:t>The tool that resonated the most with Team D was the debate feature.</w:t>
+      </w:r>
+      <w:r>
+        <w:rPr>
+          <w:lang w:val="en-NZ"/>
+        </w:rPr>
+        <w:t xml:space="preserve"> Especially because the just had to take a lot of decisions regarding the construction material and some changes to the design. While testing and exploring the functionality they even recreated a previous discussion about the selected construction material. Upon seeing that they had four slots for the vote options, the AE commented if it was worthy to discuss the addition of a third material. The other students rather panicky responded with a big no, considering all the work they had already done with the original decision. </w:t>
+      </w:r>
+      <w:r>
+        <w:rPr>
+          <w:lang w:val="en-NZ"/>
+        </w:rPr>
+        <w:t xml:space="preserve">It was good that the tool promoted thinking a little bit more about the options of the debate and to flesh out the discussion more, but it also showed that the users felt obligated to fill all the slots, even if it was not necessary, which pointed to the need of tweaking the configuration of the debate. </w:t>
+      </w:r>
+      <w:r>
+        <w:rPr>
+          <w:lang w:val="en-NZ"/>
+        </w:rPr>
+        <w:t xml:space="preserve">In the same line, it was discussed that the configuration could take too long, and that just a quick question to the whole group would be easier, echoing the comment of Team C that such a feature could be better use in a bigger and newer team that </w:t>
+      </w:r>
+      <w:r>
+        <w:rPr>
+          <w:lang w:val="en-NZ"/>
+        </w:rPr>
+        <w:t>needed</w:t>
+      </w:r>
+      <w:r>
+        <w:rPr>
+          <w:lang w:val="en-NZ"/>
+        </w:rPr>
+        <w:t xml:space="preserve"> more control and management.</w:t>
+      </w:r>
+    </w:p>
+    <w:p>
+      <w:pPr>
+        <w:pStyle w:val="Ttulo3"/>
+        <w:rPr>
+          <w:sz w:val="22"/>
+          <w:szCs w:val="22"/>
+          <w:lang w:val="en-NZ"/>
+        </w:rPr>
+      </w:pPr>
+      <w:r>
+        <w:rPr>
+          <w:sz w:val="22"/>
+          <w:szCs w:val="22"/>
+          <w:lang w:val="en-NZ"/>
+        </w:rPr>
+        <w:t>6.5.2.2 Play Models</w:t>
+      </w:r>
+    </w:p>
+    <w:p>
+      <w:pPr>
+        <w:rPr>
+          <w:lang w:val="en-NZ"/>
+        </w:rPr>
+      </w:pPr>
+      <w:r>
+        <w:rPr>
+          <w:lang w:val="en-NZ"/>
+        </w:rPr>
+        <w:t xml:space="preserve">As mentioned earlier, Team C barely interacted with other features beside the annotations. They tested the interaction with play models, enough to offer some data about the controls and how the improved control scheme was causing less problems, but they commented little </w:t>
+      </w:r>
+      <w:r>
+        <w:rPr>
+          <w:lang w:val="en-NZ"/>
+        </w:rPr>
+        <w:lastRenderedPageBreak/>
+        <w:t>about it and were not able to relate the feature with their current work as it has been seen in the past with other observations when the students were interested in a functionality.</w:t>
+      </w:r>
+    </w:p>
+    <w:p>
+      <w:pPr>
+        <w:rPr>
+          <w:lang w:val="en-NZ"/>
+        </w:rPr>
+      </w:pPr>
+      <w:r>
+        <w:rPr>
+          <w:lang w:val="en-NZ"/>
+        </w:rPr>
+        <w:t>Team D offered a more telling interaction with the Play Models. The students tried for longer the actions related more to the control scheme of the feature. They spent the most time positioning different models around the space and sharing the interaction with their companion. They even took turns to interact with this feature the most.</w:t>
+      </w:r>
+    </w:p>
+    <w:p>
+      <w:pPr>
+        <w:rPr>
+          <w:lang w:val="en-NZ"/>
+        </w:rPr>
+      </w:pPr>
+      <w:r>
+        <w:rPr>
+          <w:lang w:val="en-NZ"/>
+        </w:rPr>
+        <w:t>It was possible to gather a lot of information about the interaction design, the UI and the way to signal the protocol</w:t>
+      </w:r>
+      <w:r>
+        <w:rPr>
+          <w:lang w:val="en-NZ"/>
+        </w:rPr>
+        <w:t xml:space="preserve"> for shared models as explored in section 5.2.1.3. The experience was not flawless, but the idea was clear to the students, and it was easy to identify and plan the needed adjustments that could be implemented for the second iteration. The observations about how the tool integrated with the activities of the project was not as good.</w:t>
+      </w:r>
+    </w:p>
+    <w:p>
+      <w:pPr>
+        <w:rPr>
+          <w:lang w:val="en-NZ"/>
+        </w:rPr>
+      </w:pPr>
+      <w:r>
+        <w:rPr>
+          <w:lang w:val="en-NZ"/>
+        </w:rPr>
+        <w:t>This observation was a unique opportunity sin both an AE and a CE were present in the session, the two roles that could benefit the most from the Play Models. Additionally, the group was working on communicating and understanding information about the architectural design, one of the intended use cases for the feature. The situation was perfect and yet there was a lot of issues.</w:t>
+      </w:r>
+    </w:p>
+    <w:p>
+      <w:pPr>
+        <w:rPr>
+          <w:lang w:val="en-NZ"/>
+        </w:rPr>
+      </w:pPr>
+      <w:r>
+        <w:rPr>
+          <w:lang w:val="en-NZ"/>
+        </w:rPr>
+        <w:t xml:space="preserve">The first problem was that the tools the AE and the CE already used to create the architectural design were better suited to work on changes and faster to show the results. Both students, when testing the tool, remarked that for the very initial discussion about the design could benefit from the Play Models, but once the work started seriously, it was more productive to work and discuss over Sketch Up or AutoCAD. The AE also mentioned how much of a problem it is to get accustomed to a different control scheme when working in </w:t>
+      </w:r>
+      <w:r>
+        <w:rPr>
+          <w:lang w:val="en-NZ"/>
+        </w:rPr>
+        <w:t>these types of 3D</w:t>
+      </w:r>
+      <w:r>
+        <w:rPr>
+          <w:lang w:val="en-NZ"/>
+        </w:rPr>
+        <w:t xml:space="preserve"> environments</w:t>
+      </w:r>
+      <w:r>
+        <w:rPr>
+          <w:lang w:val="en-NZ"/>
+        </w:rPr>
+        <w:t>, and he personally would hate to jump from working with his mouse in the laptop to trying some touchscreen control in the phone.</w:t>
+      </w:r>
+    </w:p>
+    <w:p>
+      <w:pPr>
+        <w:rPr>
+          <w:lang w:val="en-NZ"/>
+        </w:rPr>
+      </w:pPr>
+      <w:r>
+        <w:rPr>
+          <w:lang w:val="en-NZ"/>
+        </w:rPr>
+        <w:t xml:space="preserve">The second problem was just time itself. The concept of comparing the Play Models to actual play with Lego block was mentioned several times and prompted the idea that the feature works very well for a playful attitude, when there is not yet a clear idea of what to do and the group is mostly on a brainstorming activity. Once the ideation phase was done, it was important to move faster through the creation of actual material. The AE also remarked that, with the configuration of groups that the course had right now, it would be very difficult </w:t>
+      </w:r>
+      <w:r>
+        <w:rPr>
+          <w:lang w:val="en-NZ"/>
+        </w:rPr>
+        <w:t>for</w:t>
+      </w:r>
+      <w:r>
+        <w:rPr>
+          <w:lang w:val="en-NZ"/>
+        </w:rPr>
+        <w:t xml:space="preserve"> him to </w:t>
+      </w:r>
+      <w:r>
+        <w:rPr>
+          <w:lang w:val="en-NZ"/>
+        </w:rPr>
+        <w:t>recreate</w:t>
+      </w:r>
+      <w:r>
+        <w:rPr>
+          <w:lang w:val="en-NZ"/>
+        </w:rPr>
+        <w:t xml:space="preserve"> that ideation process with every group, which prompted him to just work alone and communicate his ideas in a faster way.</w:t>
+      </w:r>
+    </w:p>
+    <w:p>
+      <w:pPr>
+        <w:rPr>
+          <w:lang w:val="en-NZ"/>
+        </w:rPr>
+      </w:pPr>
+      <w:r>
+        <w:rPr>
+          <w:lang w:val="en-NZ"/>
+        </w:rPr>
+        <w:t>The other students mirrored these ideas too. Being able to use the models to quicky visualise an idea or to communicate a design could work when there was not yet a technical specification. Even with the possibility of integrating technical models into the tool, the conversation simply flowed faster and better by quickly discussing things over their laptops and transmitting information and questions over instant messaging.</w:t>
+      </w:r>
+    </w:p>
+    <w:p>
+      <w:pPr>
+        <w:rPr>
+          <w:lang w:val="en-NZ"/>
+        </w:rPr>
+      </w:pPr>
+      <w:r>
+        <w:rPr>
+          <w:lang w:val="en-NZ"/>
+        </w:rPr>
+        <w:t xml:space="preserve">The area they though could bring the most potential for a feature like the Play Model, especially if external render could be integrated with the tool, would be in communications with the client and the final presentation of their work, like with the poster presentation they were working now. They mentioned it would be an extra layer of complexity for the presentation but would be an interesting and rather flashy tool to communicate the technical </w:t>
+      </w:r>
+      <w:r>
+        <w:rPr>
+          <w:lang w:val="en-NZ"/>
+        </w:rPr>
+        <w:lastRenderedPageBreak/>
+        <w:t>ideas of the project to the client in a way that would pose a lot of advantages over a poster or a report.</w:t>
+      </w:r>
+    </w:p>
+    <w:p>
+      <w:pPr>
+        <w:pStyle w:val="Ttulo2"/>
+        <w:rPr>
+          <w:sz w:val="22"/>
+          <w:szCs w:val="22"/>
+          <w:lang w:val="en-NZ"/>
+        </w:rPr>
+      </w:pPr>
+      <w:r>
+        <w:rPr>
+          <w:sz w:val="22"/>
+          <w:szCs w:val="22"/>
           <w:lang w:val="en-NZ"/>
         </w:rPr>
         <w:t>6.5.3 Preliminary Analysis</w:t>
@@ -7027,7 +7969,4259 @@
         <w:rPr>
           <w:lang w:val="en-NZ"/>
         </w:rPr>
-        <w:t>6.6 Weeks 10 to 13: First Client Report</w:t>
+        <w:t>The work done for the poster presentation represented the biggest instance in the course in which all the elements of collaborative work were present: the project required the students to pool their resources and reach together to a solution they all agreed upon, work was interdependent, required planification, communication and coordination. Groups that were having a better time progressing with the project were those that manage to stablish a clear line of communication, learned to work with the needs and strengths of their time and were able to take decision fast and incorporate feedback when received. Groups having problems with the course where those that had a problem looking beyond the individual tasks required of each role, hade poor or non-existent channels of communication and were not using the spaces in the classroom to organize and check the status of the team.</w:t>
+      </w:r>
+    </w:p>
+    <w:p>
+      <w:pPr>
+        <w:rPr>
+          <w:lang w:val="en-NZ"/>
+        </w:rPr>
+      </w:pPr>
+      <w:r>
+        <w:rPr>
+          <w:lang w:val="en-NZ"/>
+        </w:rPr>
+        <w:t>The biweekly reports were an interesting window into the dynamics of many of the groups and it was possible to match what the common themes found in the reports with all the other observations in the classroom. Table 1 shows the codebook create to analyse the content of the biweekly reports. This analysis helped in identifying poor communication and lack of information about the project as the main conflict among groups. Confusion about the content of the deliverables and the technical specifications of some aspect of the project were present in all groups, but those that reported a clear organization of the work and took time to use the open work sessions to access the teaching staff, the TA team or even other groups manage to go beyond the administrative problems and report consistent progress.</w:t>
+      </w:r>
+    </w:p>
+    <w:p>
+      <w:pPr>
+        <w:pStyle w:val="Descripcin"/>
+        <w:keepNext/>
+        <w:jc w:val="center"/>
+        <w:rPr>
+          <w:lang w:val="en-NZ"/>
+        </w:rPr>
+      </w:pPr>
+      <w:r>
+        <w:rPr>
+          <w:lang w:val="en-NZ"/>
+        </w:rPr>
+        <w:t xml:space="preserve">Table </w:t>
+      </w:r>
+      <w:r>
+        <w:rPr>
+          <w:lang w:val="en-NZ"/>
+        </w:rPr>
+        <w:fldChar w:fldCharType="begin"/>
+      </w:r>
+      <w:r>
+        <w:rPr>
+          <w:lang w:val="en-NZ"/>
+        </w:rPr>
+        <w:instrText xml:space="preserve"> SEQ Table \* ARABIC </w:instrText>
+      </w:r>
+      <w:r>
+        <w:rPr>
+          <w:lang w:val="en-NZ"/>
+        </w:rPr>
+        <w:fldChar w:fldCharType="separate"/>
+      </w:r>
+      <w:r>
+        <w:rPr>
+          <w:noProof/>
+          <w:lang w:val="en-NZ"/>
+        </w:rPr>
+        <w:t>2</w:t>
+      </w:r>
+      <w:r>
+        <w:rPr>
+          <w:lang w:val="en-NZ"/>
+        </w:rPr>
+        <w:fldChar w:fldCharType="end"/>
+      </w:r>
+      <w:r>
+        <w:rPr>
+          <w:lang w:val="en-NZ"/>
+        </w:rPr>
+        <w:t xml:space="preserve"> Codebook for the Bi</w:t>
+      </w:r>
+      <w:r>
+        <w:rPr>
+          <w:lang w:val="en-NZ"/>
+        </w:rPr>
+        <w:t>w</w:t>
+      </w:r>
+      <w:r>
+        <w:rPr>
+          <w:lang w:val="en-NZ"/>
+        </w:rPr>
+        <w:t>eekly Reports</w:t>
+      </w:r>
+    </w:p>
+    <w:tbl>
+      <w:tblPr>
+        <w:tblW w:w="8789" w:type="dxa"/>
+        <w:tblCellMar>
+          <w:left w:w="70" w:type="dxa"/>
+          <w:right w:w="70" w:type="dxa"/>
+        </w:tblCellMar>
+        <w:tblLook w:val="04A0" w:firstRow="1" w:lastRow="0" w:firstColumn="1" w:lastColumn="0" w:noHBand="0" w:noVBand="1"/>
+      </w:tblPr>
+      <w:tblGrid>
+        <w:gridCol w:w="1420"/>
+        <w:gridCol w:w="473"/>
+        <w:gridCol w:w="2502"/>
+        <w:gridCol w:w="4394"/>
+      </w:tblGrid>
+      <w:tr>
+        <w:trPr>
+          <w:trHeight w:val="300"/>
+        </w:trPr>
+        <w:tc>
+          <w:tcPr>
+            <w:tcW w:w="1420" w:type="dxa"/>
+            <w:tcBorders>
+              <w:top w:val="nil"/>
+              <w:left w:val="nil"/>
+              <w:bottom w:val="single" w:sz="4" w:space="0" w:color="auto"/>
+              <w:right w:val="nil"/>
+            </w:tcBorders>
+            <w:noWrap/>
+            <w:vAlign w:val="bottom"/>
+            <w:hideMark/>
+          </w:tcPr>
+          <w:p>
+            <w:pPr>
+              <w:spacing w:after="0" w:line="240" w:lineRule="auto"/>
+              <w:jc w:val="center"/>
+              <w:rPr>
+                <w:rFonts w:ascii="Aptos Narrow" w:eastAsia="Times New Roman" w:hAnsi="Aptos Narrow" w:cs="Times New Roman"/>
+                <w:b/>
+                <w:bCs/>
+                <w:color w:val="000000"/>
+                <w:lang w:val="en-NZ" w:eastAsia="es-CO"/>
+              </w:rPr>
+            </w:pPr>
+            <w:r>
+              <w:rPr>
+                <w:rFonts w:ascii="Aptos Narrow" w:eastAsia="Times New Roman" w:hAnsi="Aptos Narrow" w:cs="Times New Roman"/>
+                <w:b/>
+                <w:bCs/>
+                <w:color w:val="000000"/>
+                <w:lang w:val="en-NZ" w:eastAsia="es-CO"/>
+              </w:rPr>
+              <w:t>Category</w:t>
+            </w:r>
+          </w:p>
+        </w:tc>
+        <w:tc>
+          <w:tcPr>
+            <w:tcW w:w="473" w:type="dxa"/>
+            <w:tcBorders>
+              <w:top w:val="nil"/>
+              <w:left w:val="nil"/>
+              <w:bottom w:val="single" w:sz="4" w:space="0" w:color="auto"/>
+              <w:right w:val="nil"/>
+            </w:tcBorders>
+            <w:noWrap/>
+            <w:vAlign w:val="bottom"/>
+            <w:hideMark/>
+          </w:tcPr>
+          <w:p>
+            <w:pPr>
+              <w:spacing w:after="0" w:line="240" w:lineRule="auto"/>
+              <w:jc w:val="center"/>
+              <w:rPr>
+                <w:rFonts w:ascii="Aptos Narrow" w:eastAsia="Times New Roman" w:hAnsi="Aptos Narrow" w:cs="Times New Roman"/>
+                <w:b/>
+                <w:bCs/>
+                <w:color w:val="000000"/>
+                <w:lang w:val="en-NZ" w:eastAsia="es-CO"/>
+              </w:rPr>
+            </w:pPr>
+            <w:r>
+              <w:rPr>
+                <w:rFonts w:ascii="Aptos Narrow" w:eastAsia="Times New Roman" w:hAnsi="Aptos Narrow" w:cs="Times New Roman"/>
+                <w:b/>
+                <w:bCs/>
+                <w:color w:val="000000"/>
+                <w:lang w:val="en-NZ" w:eastAsia="es-CO"/>
+              </w:rPr>
+              <w:t>Key</w:t>
+            </w:r>
+          </w:p>
+        </w:tc>
+        <w:tc>
+          <w:tcPr>
+            <w:tcW w:w="2502" w:type="dxa"/>
+            <w:tcBorders>
+              <w:top w:val="nil"/>
+              <w:left w:val="nil"/>
+              <w:bottom w:val="single" w:sz="4" w:space="0" w:color="auto"/>
+              <w:right w:val="nil"/>
+            </w:tcBorders>
+            <w:noWrap/>
+            <w:vAlign w:val="bottom"/>
+            <w:hideMark/>
+          </w:tcPr>
+          <w:p>
+            <w:pPr>
+              <w:spacing w:after="0" w:line="240" w:lineRule="auto"/>
+              <w:jc w:val="center"/>
+              <w:rPr>
+                <w:rFonts w:ascii="Aptos Narrow" w:eastAsia="Times New Roman" w:hAnsi="Aptos Narrow" w:cs="Times New Roman"/>
+                <w:b/>
+                <w:bCs/>
+                <w:color w:val="000000"/>
+                <w:lang w:val="en-NZ" w:eastAsia="es-CO"/>
+              </w:rPr>
+            </w:pPr>
+            <w:r>
+              <w:rPr>
+                <w:rFonts w:ascii="Aptos Narrow" w:eastAsia="Times New Roman" w:hAnsi="Aptos Narrow" w:cs="Times New Roman"/>
+                <w:b/>
+                <w:bCs/>
+                <w:color w:val="000000"/>
+                <w:lang w:val="en-NZ" w:eastAsia="es-CO"/>
+              </w:rPr>
+              <w:t>Value</w:t>
+            </w:r>
+          </w:p>
+        </w:tc>
+        <w:tc>
+          <w:tcPr>
+            <w:tcW w:w="4394" w:type="dxa"/>
+            <w:tcBorders>
+              <w:top w:val="nil"/>
+              <w:left w:val="nil"/>
+              <w:bottom w:val="single" w:sz="4" w:space="0" w:color="auto"/>
+              <w:right w:val="nil"/>
+            </w:tcBorders>
+            <w:noWrap/>
+            <w:vAlign w:val="bottom"/>
+            <w:hideMark/>
+          </w:tcPr>
+          <w:p>
+            <w:pPr>
+              <w:spacing w:after="0" w:line="240" w:lineRule="auto"/>
+              <w:jc w:val="center"/>
+              <w:rPr>
+                <w:rFonts w:ascii="Aptos Narrow" w:eastAsia="Times New Roman" w:hAnsi="Aptos Narrow" w:cs="Times New Roman"/>
+                <w:b/>
+                <w:bCs/>
+                <w:color w:val="000000"/>
+                <w:lang w:val="en-NZ" w:eastAsia="es-CO"/>
+              </w:rPr>
+            </w:pPr>
+            <w:r>
+              <w:rPr>
+                <w:rFonts w:ascii="Aptos Narrow" w:eastAsia="Times New Roman" w:hAnsi="Aptos Narrow" w:cs="Times New Roman"/>
+                <w:b/>
+                <w:bCs/>
+                <w:color w:val="000000"/>
+                <w:lang w:val="en-NZ" w:eastAsia="es-CO"/>
+              </w:rPr>
+              <w:t>Description</w:t>
+            </w:r>
+          </w:p>
+        </w:tc>
+      </w:tr>
+      <w:tr>
+        <w:trPr>
+          <w:trHeight w:val="300"/>
+        </w:trPr>
+        <w:tc>
+          <w:tcPr>
+            <w:tcW w:w="1420" w:type="dxa"/>
+            <w:vMerge w:val="restart"/>
+            <w:tcBorders>
+              <w:top w:val="nil"/>
+              <w:left w:val="nil"/>
+              <w:bottom w:val="single" w:sz="4" w:space="0" w:color="000000"/>
+              <w:right w:val="nil"/>
+            </w:tcBorders>
+            <w:vAlign w:val="center"/>
+            <w:hideMark/>
+          </w:tcPr>
+          <w:p>
+            <w:pPr>
+              <w:spacing w:after="0" w:line="240" w:lineRule="auto"/>
+              <w:jc w:val="center"/>
+              <w:rPr>
+                <w:rFonts w:ascii="Aptos Narrow" w:eastAsia="Times New Roman" w:hAnsi="Aptos Narrow" w:cs="Times New Roman"/>
+                <w:color w:val="000000"/>
+                <w:lang w:val="en-NZ" w:eastAsia="es-CO"/>
+              </w:rPr>
+            </w:pPr>
+            <w:r>
+              <w:rPr>
+                <w:rFonts w:ascii="Aptos Narrow" w:eastAsia="Times New Roman" w:hAnsi="Aptos Narrow" w:cs="Times New Roman"/>
+                <w:color w:val="000000"/>
+                <w:lang w:val="en-NZ" w:eastAsia="es-CO"/>
+              </w:rPr>
+              <w:t>Value Proposition</w:t>
+            </w:r>
+          </w:p>
+        </w:tc>
+        <w:tc>
+          <w:tcPr>
+            <w:tcW w:w="473" w:type="dxa"/>
+            <w:tcBorders>
+              <w:top w:val="nil"/>
+              <w:left w:val="nil"/>
+              <w:bottom w:val="single" w:sz="4" w:space="0" w:color="auto"/>
+              <w:right w:val="nil"/>
+            </w:tcBorders>
+            <w:noWrap/>
+            <w:vAlign w:val="center"/>
+            <w:hideMark/>
+          </w:tcPr>
+          <w:p>
+            <w:pPr>
+              <w:spacing w:after="0" w:line="240" w:lineRule="auto"/>
+              <w:jc w:val="center"/>
+              <w:rPr>
+                <w:rFonts w:ascii="Aptos Narrow" w:eastAsia="Times New Roman" w:hAnsi="Aptos Narrow" w:cs="Times New Roman"/>
+                <w:color w:val="000000"/>
+                <w:lang w:val="en-NZ" w:eastAsia="es-CO"/>
+              </w:rPr>
+            </w:pPr>
+            <w:r>
+              <w:rPr>
+                <w:rFonts w:ascii="Aptos Narrow" w:eastAsia="Times New Roman" w:hAnsi="Aptos Narrow" w:cs="Times New Roman"/>
+                <w:color w:val="000000"/>
+                <w:lang w:val="en-NZ" w:eastAsia="es-CO"/>
+              </w:rPr>
+              <w:t>1.1</w:t>
+            </w:r>
+          </w:p>
+        </w:tc>
+        <w:tc>
+          <w:tcPr>
+            <w:tcW w:w="2502" w:type="dxa"/>
+            <w:tcBorders>
+              <w:top w:val="nil"/>
+              <w:left w:val="nil"/>
+              <w:bottom w:val="single" w:sz="4" w:space="0" w:color="auto"/>
+              <w:right w:val="nil"/>
+            </w:tcBorders>
+            <w:vAlign w:val="center"/>
+            <w:hideMark/>
+          </w:tcPr>
+          <w:p>
+            <w:pPr>
+              <w:spacing w:after="0" w:line="240" w:lineRule="auto"/>
+              <w:rPr>
+                <w:rFonts w:ascii="Aptos Narrow" w:eastAsia="Times New Roman" w:hAnsi="Aptos Narrow" w:cs="Times New Roman"/>
+                <w:color w:val="000000"/>
+                <w:lang w:val="en-NZ" w:eastAsia="es-CO"/>
+              </w:rPr>
+            </w:pPr>
+            <w:r>
+              <w:rPr>
+                <w:rFonts w:ascii="Aptos Narrow" w:eastAsia="Times New Roman" w:hAnsi="Aptos Narrow" w:cs="Times New Roman"/>
+                <w:color w:val="000000"/>
+                <w:lang w:val="en-NZ" w:eastAsia="es-CO"/>
+              </w:rPr>
+              <w:t>No VP reported</w:t>
+            </w:r>
+          </w:p>
+        </w:tc>
+        <w:tc>
+          <w:tcPr>
+            <w:tcW w:w="4394" w:type="dxa"/>
+            <w:tcBorders>
+              <w:top w:val="nil"/>
+              <w:left w:val="nil"/>
+              <w:bottom w:val="single" w:sz="4" w:space="0" w:color="auto"/>
+              <w:right w:val="nil"/>
+            </w:tcBorders>
+            <w:vAlign w:val="bottom"/>
+            <w:hideMark/>
+          </w:tcPr>
+          <w:p>
+            <w:pPr>
+              <w:spacing w:after="0" w:line="240" w:lineRule="auto"/>
+              <w:rPr>
+                <w:rFonts w:ascii="Aptos Narrow" w:eastAsia="Times New Roman" w:hAnsi="Aptos Narrow" w:cs="Times New Roman"/>
+                <w:color w:val="000000"/>
+                <w:lang w:val="en-NZ" w:eastAsia="es-CO"/>
+              </w:rPr>
+            </w:pPr>
+            <w:r>
+              <w:rPr>
+                <w:rFonts w:ascii="Aptos Narrow" w:eastAsia="Times New Roman" w:hAnsi="Aptos Narrow" w:cs="Times New Roman"/>
+                <w:color w:val="000000"/>
+                <w:lang w:val="en-NZ" w:eastAsia="es-CO"/>
+              </w:rPr>
+              <w:t xml:space="preserve">The group did not </w:t>
+            </w:r>
+            <w:r>
+              <w:rPr>
+                <w:rFonts w:ascii="Aptos Narrow" w:eastAsia="Times New Roman" w:hAnsi="Aptos Narrow" w:cs="Times New Roman"/>
+                <w:color w:val="000000"/>
+                <w:lang w:val="en-NZ" w:eastAsia="es-CO"/>
+              </w:rPr>
+              <w:t>report</w:t>
+            </w:r>
+            <w:r>
+              <w:rPr>
+                <w:rFonts w:ascii="Aptos Narrow" w:eastAsia="Times New Roman" w:hAnsi="Aptos Narrow" w:cs="Times New Roman"/>
+                <w:color w:val="000000"/>
+                <w:lang w:val="en-NZ" w:eastAsia="es-CO"/>
+              </w:rPr>
+              <w:t xml:space="preserve"> any value proposition in the report</w:t>
+            </w:r>
+          </w:p>
+        </w:tc>
+      </w:tr>
+      <w:tr>
+        <w:trPr>
+          <w:trHeight w:val="600"/>
+        </w:trPr>
+        <w:tc>
+          <w:tcPr>
+            <w:tcW w:w="1420" w:type="dxa"/>
+            <w:vMerge/>
+            <w:tcBorders>
+              <w:top w:val="nil"/>
+              <w:left w:val="nil"/>
+              <w:bottom w:val="single" w:sz="4" w:space="0" w:color="000000"/>
+              <w:right w:val="nil"/>
+            </w:tcBorders>
+            <w:vAlign w:val="center"/>
+            <w:hideMark/>
+          </w:tcPr>
+          <w:p>
+            <w:pPr>
+              <w:spacing w:after="0" w:line="240" w:lineRule="auto"/>
+              <w:rPr>
+                <w:rFonts w:ascii="Aptos Narrow" w:eastAsia="Times New Roman" w:hAnsi="Aptos Narrow" w:cs="Times New Roman"/>
+                <w:color w:val="000000"/>
+                <w:lang w:val="en-NZ" w:eastAsia="es-CO"/>
+              </w:rPr>
+            </w:pPr>
+          </w:p>
+        </w:tc>
+        <w:tc>
+          <w:tcPr>
+            <w:tcW w:w="473" w:type="dxa"/>
+            <w:tcBorders>
+              <w:top w:val="nil"/>
+              <w:left w:val="nil"/>
+              <w:bottom w:val="single" w:sz="4" w:space="0" w:color="auto"/>
+              <w:right w:val="nil"/>
+            </w:tcBorders>
+            <w:noWrap/>
+            <w:vAlign w:val="center"/>
+            <w:hideMark/>
+          </w:tcPr>
+          <w:p>
+            <w:pPr>
+              <w:spacing w:after="0" w:line="240" w:lineRule="auto"/>
+              <w:jc w:val="center"/>
+              <w:rPr>
+                <w:rFonts w:ascii="Aptos Narrow" w:eastAsia="Times New Roman" w:hAnsi="Aptos Narrow" w:cs="Times New Roman"/>
+                <w:color w:val="000000"/>
+                <w:lang w:val="en-NZ" w:eastAsia="es-CO"/>
+              </w:rPr>
+            </w:pPr>
+            <w:r>
+              <w:rPr>
+                <w:rFonts w:ascii="Aptos Narrow" w:eastAsia="Times New Roman" w:hAnsi="Aptos Narrow" w:cs="Times New Roman"/>
+                <w:color w:val="000000"/>
+                <w:lang w:val="en-NZ" w:eastAsia="es-CO"/>
+              </w:rPr>
+              <w:t>1.2</w:t>
+            </w:r>
+          </w:p>
+        </w:tc>
+        <w:tc>
+          <w:tcPr>
+            <w:tcW w:w="2502" w:type="dxa"/>
+            <w:tcBorders>
+              <w:top w:val="nil"/>
+              <w:left w:val="nil"/>
+              <w:bottom w:val="single" w:sz="4" w:space="0" w:color="auto"/>
+              <w:right w:val="nil"/>
+            </w:tcBorders>
+            <w:vAlign w:val="center"/>
+            <w:hideMark/>
+          </w:tcPr>
+          <w:p>
+            <w:pPr>
+              <w:spacing w:after="0" w:line="240" w:lineRule="auto"/>
+              <w:rPr>
+                <w:rFonts w:ascii="Aptos Narrow" w:eastAsia="Times New Roman" w:hAnsi="Aptos Narrow" w:cs="Times New Roman"/>
+                <w:color w:val="000000"/>
+                <w:lang w:val="en-NZ" w:eastAsia="es-CO"/>
+              </w:rPr>
+            </w:pPr>
+            <w:r>
+              <w:rPr>
+                <w:rFonts w:ascii="Aptos Narrow" w:eastAsia="Times New Roman" w:hAnsi="Aptos Narrow" w:cs="Times New Roman"/>
+                <w:color w:val="000000"/>
+                <w:lang w:val="en-NZ" w:eastAsia="es-CO"/>
+              </w:rPr>
+              <w:t>The VP is not consistent between reports</w:t>
+            </w:r>
+          </w:p>
+        </w:tc>
+        <w:tc>
+          <w:tcPr>
+            <w:tcW w:w="4394" w:type="dxa"/>
+            <w:tcBorders>
+              <w:top w:val="nil"/>
+              <w:left w:val="nil"/>
+              <w:bottom w:val="single" w:sz="4" w:space="0" w:color="auto"/>
+              <w:right w:val="nil"/>
+            </w:tcBorders>
+            <w:vAlign w:val="bottom"/>
+            <w:hideMark/>
+          </w:tcPr>
+          <w:p>
+            <w:pPr>
+              <w:spacing w:after="0" w:line="240" w:lineRule="auto"/>
+              <w:rPr>
+                <w:rFonts w:ascii="Aptos Narrow" w:eastAsia="Times New Roman" w:hAnsi="Aptos Narrow" w:cs="Times New Roman"/>
+                <w:color w:val="000000"/>
+                <w:lang w:val="en-NZ" w:eastAsia="es-CO"/>
+              </w:rPr>
+            </w:pPr>
+            <w:r>
+              <w:rPr>
+                <w:rFonts w:ascii="Aptos Narrow" w:eastAsia="Times New Roman" w:hAnsi="Aptos Narrow" w:cs="Times New Roman"/>
+                <w:color w:val="000000"/>
+                <w:lang w:val="en-NZ" w:eastAsia="es-CO"/>
+              </w:rPr>
+              <w:t xml:space="preserve">The value proposition keeps changing </w:t>
+            </w:r>
+            <w:r>
+              <w:rPr>
+                <w:rFonts w:ascii="Aptos Narrow" w:eastAsia="Times New Roman" w:hAnsi="Aptos Narrow" w:cs="Times New Roman"/>
+                <w:color w:val="000000"/>
+                <w:lang w:val="en-NZ" w:eastAsia="es-CO"/>
+              </w:rPr>
+              <w:t>without</w:t>
+            </w:r>
+            <w:r>
+              <w:rPr>
+                <w:rFonts w:ascii="Aptos Narrow" w:eastAsia="Times New Roman" w:hAnsi="Aptos Narrow" w:cs="Times New Roman"/>
+                <w:color w:val="000000"/>
+                <w:lang w:val="en-NZ" w:eastAsia="es-CO"/>
+              </w:rPr>
+              <w:t xml:space="preserve"> a proper or valid reason</w:t>
+            </w:r>
+          </w:p>
+        </w:tc>
+      </w:tr>
+      <w:tr>
+        <w:trPr>
+          <w:trHeight w:val="600"/>
+        </w:trPr>
+        <w:tc>
+          <w:tcPr>
+            <w:tcW w:w="1420" w:type="dxa"/>
+            <w:vMerge/>
+            <w:tcBorders>
+              <w:top w:val="nil"/>
+              <w:left w:val="nil"/>
+              <w:bottom w:val="single" w:sz="4" w:space="0" w:color="000000"/>
+              <w:right w:val="nil"/>
+            </w:tcBorders>
+            <w:vAlign w:val="center"/>
+            <w:hideMark/>
+          </w:tcPr>
+          <w:p>
+            <w:pPr>
+              <w:spacing w:after="0" w:line="240" w:lineRule="auto"/>
+              <w:rPr>
+                <w:rFonts w:ascii="Aptos Narrow" w:eastAsia="Times New Roman" w:hAnsi="Aptos Narrow" w:cs="Times New Roman"/>
+                <w:color w:val="000000"/>
+                <w:lang w:val="en-NZ" w:eastAsia="es-CO"/>
+              </w:rPr>
+            </w:pPr>
+          </w:p>
+        </w:tc>
+        <w:tc>
+          <w:tcPr>
+            <w:tcW w:w="473" w:type="dxa"/>
+            <w:tcBorders>
+              <w:top w:val="nil"/>
+              <w:left w:val="nil"/>
+              <w:bottom w:val="single" w:sz="4" w:space="0" w:color="auto"/>
+              <w:right w:val="nil"/>
+            </w:tcBorders>
+            <w:noWrap/>
+            <w:vAlign w:val="center"/>
+            <w:hideMark/>
+          </w:tcPr>
+          <w:p>
+            <w:pPr>
+              <w:spacing w:after="0" w:line="240" w:lineRule="auto"/>
+              <w:jc w:val="center"/>
+              <w:rPr>
+                <w:rFonts w:ascii="Aptos Narrow" w:eastAsia="Times New Roman" w:hAnsi="Aptos Narrow" w:cs="Times New Roman"/>
+                <w:color w:val="000000"/>
+                <w:lang w:val="en-NZ" w:eastAsia="es-CO"/>
+              </w:rPr>
+            </w:pPr>
+            <w:r>
+              <w:rPr>
+                <w:rFonts w:ascii="Aptos Narrow" w:eastAsia="Times New Roman" w:hAnsi="Aptos Narrow" w:cs="Times New Roman"/>
+                <w:color w:val="000000"/>
+                <w:lang w:val="en-NZ" w:eastAsia="es-CO"/>
+              </w:rPr>
+              <w:t>1.3</w:t>
+            </w:r>
+          </w:p>
+        </w:tc>
+        <w:tc>
+          <w:tcPr>
+            <w:tcW w:w="2502" w:type="dxa"/>
+            <w:tcBorders>
+              <w:top w:val="nil"/>
+              <w:left w:val="nil"/>
+              <w:bottom w:val="single" w:sz="4" w:space="0" w:color="auto"/>
+              <w:right w:val="nil"/>
+            </w:tcBorders>
+            <w:vAlign w:val="center"/>
+            <w:hideMark/>
+          </w:tcPr>
+          <w:p>
+            <w:pPr>
+              <w:spacing w:after="0" w:line="240" w:lineRule="auto"/>
+              <w:rPr>
+                <w:rFonts w:ascii="Aptos Narrow" w:eastAsia="Times New Roman" w:hAnsi="Aptos Narrow" w:cs="Times New Roman"/>
+                <w:color w:val="000000"/>
+                <w:lang w:val="en-NZ" w:eastAsia="es-CO"/>
+              </w:rPr>
+            </w:pPr>
+            <w:r>
+              <w:rPr>
+                <w:rFonts w:ascii="Aptos Narrow" w:eastAsia="Times New Roman" w:hAnsi="Aptos Narrow" w:cs="Times New Roman"/>
+                <w:color w:val="000000"/>
+                <w:lang w:val="en-NZ" w:eastAsia="es-CO"/>
+              </w:rPr>
+              <w:t>The VP aligns with the objective of the activity</w:t>
+            </w:r>
+          </w:p>
+        </w:tc>
+        <w:tc>
+          <w:tcPr>
+            <w:tcW w:w="4394" w:type="dxa"/>
+            <w:tcBorders>
+              <w:top w:val="nil"/>
+              <w:left w:val="nil"/>
+              <w:bottom w:val="single" w:sz="4" w:space="0" w:color="auto"/>
+              <w:right w:val="nil"/>
+            </w:tcBorders>
+            <w:vAlign w:val="bottom"/>
+            <w:hideMark/>
+          </w:tcPr>
+          <w:p>
+            <w:pPr>
+              <w:spacing w:after="0" w:line="240" w:lineRule="auto"/>
+              <w:rPr>
+                <w:rFonts w:ascii="Aptos Narrow" w:eastAsia="Times New Roman" w:hAnsi="Aptos Narrow" w:cs="Times New Roman"/>
+                <w:color w:val="000000"/>
+                <w:lang w:val="en-NZ" w:eastAsia="es-CO"/>
+              </w:rPr>
+            </w:pPr>
+            <w:r>
+              <w:rPr>
+                <w:rFonts w:ascii="Aptos Narrow" w:eastAsia="Times New Roman" w:hAnsi="Aptos Narrow" w:cs="Times New Roman"/>
+                <w:color w:val="000000"/>
+                <w:lang w:val="en-NZ" w:eastAsia="es-CO"/>
+              </w:rPr>
+              <w:t>A good value proposition that follows the intention of the activity</w:t>
+            </w:r>
+          </w:p>
+        </w:tc>
+      </w:tr>
+      <w:tr>
+        <w:trPr>
+          <w:trHeight w:val="600"/>
+        </w:trPr>
+        <w:tc>
+          <w:tcPr>
+            <w:tcW w:w="1420" w:type="dxa"/>
+            <w:vMerge/>
+            <w:tcBorders>
+              <w:top w:val="nil"/>
+              <w:left w:val="nil"/>
+              <w:bottom w:val="single" w:sz="4" w:space="0" w:color="000000"/>
+              <w:right w:val="nil"/>
+            </w:tcBorders>
+            <w:vAlign w:val="center"/>
+            <w:hideMark/>
+          </w:tcPr>
+          <w:p>
+            <w:pPr>
+              <w:spacing w:after="0" w:line="240" w:lineRule="auto"/>
+              <w:rPr>
+                <w:rFonts w:ascii="Aptos Narrow" w:eastAsia="Times New Roman" w:hAnsi="Aptos Narrow" w:cs="Times New Roman"/>
+                <w:color w:val="000000"/>
+                <w:lang w:val="en-NZ" w:eastAsia="es-CO"/>
+              </w:rPr>
+            </w:pPr>
+          </w:p>
+        </w:tc>
+        <w:tc>
+          <w:tcPr>
+            <w:tcW w:w="473" w:type="dxa"/>
+            <w:tcBorders>
+              <w:top w:val="nil"/>
+              <w:left w:val="nil"/>
+              <w:bottom w:val="single" w:sz="4" w:space="0" w:color="auto"/>
+              <w:right w:val="nil"/>
+            </w:tcBorders>
+            <w:noWrap/>
+            <w:vAlign w:val="center"/>
+            <w:hideMark/>
+          </w:tcPr>
+          <w:p>
+            <w:pPr>
+              <w:spacing w:after="0" w:line="240" w:lineRule="auto"/>
+              <w:jc w:val="center"/>
+              <w:rPr>
+                <w:rFonts w:ascii="Aptos Narrow" w:eastAsia="Times New Roman" w:hAnsi="Aptos Narrow" w:cs="Times New Roman"/>
+                <w:color w:val="000000"/>
+                <w:lang w:val="en-NZ" w:eastAsia="es-CO"/>
+              </w:rPr>
+            </w:pPr>
+            <w:r>
+              <w:rPr>
+                <w:rFonts w:ascii="Aptos Narrow" w:eastAsia="Times New Roman" w:hAnsi="Aptos Narrow" w:cs="Times New Roman"/>
+                <w:color w:val="000000"/>
+                <w:lang w:val="en-NZ" w:eastAsia="es-CO"/>
+              </w:rPr>
+              <w:t>1.4</w:t>
+            </w:r>
+          </w:p>
+        </w:tc>
+        <w:tc>
+          <w:tcPr>
+            <w:tcW w:w="2502" w:type="dxa"/>
+            <w:tcBorders>
+              <w:top w:val="nil"/>
+              <w:left w:val="nil"/>
+              <w:bottom w:val="single" w:sz="4" w:space="0" w:color="auto"/>
+              <w:right w:val="nil"/>
+            </w:tcBorders>
+            <w:vAlign w:val="center"/>
+            <w:hideMark/>
+          </w:tcPr>
+          <w:p>
+            <w:pPr>
+              <w:spacing w:after="0" w:line="240" w:lineRule="auto"/>
+              <w:rPr>
+                <w:rFonts w:ascii="Aptos Narrow" w:eastAsia="Times New Roman" w:hAnsi="Aptos Narrow" w:cs="Times New Roman"/>
+                <w:color w:val="000000"/>
+                <w:lang w:val="en-NZ" w:eastAsia="es-CO"/>
+              </w:rPr>
+            </w:pPr>
+            <w:r>
+              <w:rPr>
+                <w:rFonts w:ascii="Aptos Narrow" w:eastAsia="Times New Roman" w:hAnsi="Aptos Narrow" w:cs="Times New Roman"/>
+                <w:color w:val="000000"/>
+                <w:lang w:val="en-NZ" w:eastAsia="es-CO"/>
+              </w:rPr>
+              <w:t xml:space="preserve">The VP only considers the </w:t>
+            </w:r>
+            <w:r>
+              <w:rPr>
+                <w:rFonts w:ascii="Aptos Narrow" w:eastAsia="Times New Roman" w:hAnsi="Aptos Narrow" w:cs="Times New Roman"/>
+                <w:color w:val="000000"/>
+                <w:lang w:val="en-NZ" w:eastAsia="es-CO"/>
+              </w:rPr>
+              <w:t>immediate</w:t>
+            </w:r>
+            <w:r>
+              <w:rPr>
+                <w:rFonts w:ascii="Aptos Narrow" w:eastAsia="Times New Roman" w:hAnsi="Aptos Narrow" w:cs="Times New Roman"/>
+                <w:color w:val="000000"/>
+                <w:lang w:val="en-NZ" w:eastAsia="es-CO"/>
+              </w:rPr>
+              <w:t xml:space="preserve"> week</w:t>
+            </w:r>
+          </w:p>
+        </w:tc>
+        <w:tc>
+          <w:tcPr>
+            <w:tcW w:w="4394" w:type="dxa"/>
+            <w:tcBorders>
+              <w:top w:val="nil"/>
+              <w:left w:val="nil"/>
+              <w:bottom w:val="single" w:sz="4" w:space="0" w:color="auto"/>
+              <w:right w:val="nil"/>
+            </w:tcBorders>
+            <w:vAlign w:val="bottom"/>
+            <w:hideMark/>
+          </w:tcPr>
+          <w:p>
+            <w:pPr>
+              <w:spacing w:after="0" w:line="240" w:lineRule="auto"/>
+              <w:rPr>
+                <w:rFonts w:ascii="Aptos Narrow" w:eastAsia="Times New Roman" w:hAnsi="Aptos Narrow" w:cs="Times New Roman"/>
+                <w:color w:val="000000"/>
+                <w:lang w:val="en-NZ" w:eastAsia="es-CO"/>
+              </w:rPr>
+            </w:pPr>
+            <w:r>
+              <w:rPr>
+                <w:rFonts w:ascii="Aptos Narrow" w:eastAsia="Times New Roman" w:hAnsi="Aptos Narrow" w:cs="Times New Roman"/>
+                <w:color w:val="000000"/>
+                <w:lang w:val="en-NZ" w:eastAsia="es-CO"/>
+              </w:rPr>
+              <w:t>A bad value proposition that only considers what has been reported for the week</w:t>
+            </w:r>
+          </w:p>
+        </w:tc>
+      </w:tr>
+      <w:tr>
+        <w:trPr>
+          <w:trHeight w:val="600"/>
+        </w:trPr>
+        <w:tc>
+          <w:tcPr>
+            <w:tcW w:w="1420" w:type="dxa"/>
+            <w:vMerge/>
+            <w:tcBorders>
+              <w:top w:val="nil"/>
+              <w:left w:val="nil"/>
+              <w:bottom w:val="single" w:sz="4" w:space="0" w:color="000000"/>
+              <w:right w:val="nil"/>
+            </w:tcBorders>
+            <w:vAlign w:val="center"/>
+            <w:hideMark/>
+          </w:tcPr>
+          <w:p>
+            <w:pPr>
+              <w:spacing w:after="0" w:line="240" w:lineRule="auto"/>
+              <w:rPr>
+                <w:rFonts w:ascii="Aptos Narrow" w:eastAsia="Times New Roman" w:hAnsi="Aptos Narrow" w:cs="Times New Roman"/>
+                <w:color w:val="000000"/>
+                <w:lang w:val="en-NZ" w:eastAsia="es-CO"/>
+              </w:rPr>
+            </w:pPr>
+          </w:p>
+        </w:tc>
+        <w:tc>
+          <w:tcPr>
+            <w:tcW w:w="473" w:type="dxa"/>
+            <w:tcBorders>
+              <w:top w:val="nil"/>
+              <w:left w:val="nil"/>
+              <w:bottom w:val="single" w:sz="4" w:space="0" w:color="auto"/>
+              <w:right w:val="nil"/>
+            </w:tcBorders>
+            <w:noWrap/>
+            <w:vAlign w:val="center"/>
+            <w:hideMark/>
+          </w:tcPr>
+          <w:p>
+            <w:pPr>
+              <w:spacing w:after="0" w:line="240" w:lineRule="auto"/>
+              <w:jc w:val="center"/>
+              <w:rPr>
+                <w:rFonts w:ascii="Aptos Narrow" w:eastAsia="Times New Roman" w:hAnsi="Aptos Narrow" w:cs="Times New Roman"/>
+                <w:color w:val="000000"/>
+                <w:lang w:val="en-NZ" w:eastAsia="es-CO"/>
+              </w:rPr>
+            </w:pPr>
+            <w:r>
+              <w:rPr>
+                <w:rFonts w:ascii="Aptos Narrow" w:eastAsia="Times New Roman" w:hAnsi="Aptos Narrow" w:cs="Times New Roman"/>
+                <w:color w:val="000000"/>
+                <w:lang w:val="en-NZ" w:eastAsia="es-CO"/>
+              </w:rPr>
+              <w:t>1.5</w:t>
+            </w:r>
+          </w:p>
+        </w:tc>
+        <w:tc>
+          <w:tcPr>
+            <w:tcW w:w="2502" w:type="dxa"/>
+            <w:tcBorders>
+              <w:top w:val="nil"/>
+              <w:left w:val="nil"/>
+              <w:bottom w:val="single" w:sz="4" w:space="0" w:color="auto"/>
+              <w:right w:val="nil"/>
+            </w:tcBorders>
+            <w:vAlign w:val="center"/>
+            <w:hideMark/>
+          </w:tcPr>
+          <w:p>
+            <w:pPr>
+              <w:spacing w:after="0" w:line="240" w:lineRule="auto"/>
+              <w:rPr>
+                <w:rFonts w:ascii="Aptos Narrow" w:eastAsia="Times New Roman" w:hAnsi="Aptos Narrow" w:cs="Times New Roman"/>
+                <w:color w:val="000000"/>
+                <w:lang w:val="en-NZ" w:eastAsia="es-CO"/>
+              </w:rPr>
+            </w:pPr>
+            <w:r>
+              <w:rPr>
+                <w:rFonts w:ascii="Aptos Narrow" w:eastAsia="Times New Roman" w:hAnsi="Aptos Narrow" w:cs="Times New Roman"/>
+                <w:color w:val="000000"/>
+                <w:lang w:val="en-NZ" w:eastAsia="es-CO"/>
+              </w:rPr>
+              <w:t>VP adjusted to reflect changes in the project</w:t>
+            </w:r>
+          </w:p>
+        </w:tc>
+        <w:tc>
+          <w:tcPr>
+            <w:tcW w:w="4394" w:type="dxa"/>
+            <w:tcBorders>
+              <w:top w:val="nil"/>
+              <w:left w:val="nil"/>
+              <w:bottom w:val="single" w:sz="4" w:space="0" w:color="auto"/>
+              <w:right w:val="nil"/>
+            </w:tcBorders>
+            <w:vAlign w:val="bottom"/>
+            <w:hideMark/>
+          </w:tcPr>
+          <w:p>
+            <w:pPr>
+              <w:spacing w:after="0" w:line="240" w:lineRule="auto"/>
+              <w:rPr>
+                <w:rFonts w:ascii="Aptos Narrow" w:eastAsia="Times New Roman" w:hAnsi="Aptos Narrow" w:cs="Times New Roman"/>
+                <w:color w:val="000000"/>
+                <w:lang w:val="en-NZ" w:eastAsia="es-CO"/>
+              </w:rPr>
+            </w:pPr>
+            <w:r>
+              <w:rPr>
+                <w:rFonts w:ascii="Aptos Narrow" w:eastAsia="Times New Roman" w:hAnsi="Aptos Narrow" w:cs="Times New Roman"/>
+                <w:color w:val="000000"/>
+                <w:lang w:val="en-NZ" w:eastAsia="es-CO"/>
+              </w:rPr>
+              <w:t xml:space="preserve">The group change a good value proposition to reflect some </w:t>
+            </w:r>
+            <w:r>
+              <w:rPr>
+                <w:rFonts w:ascii="Aptos Narrow" w:eastAsia="Times New Roman" w:hAnsi="Aptos Narrow" w:cs="Times New Roman"/>
+                <w:color w:val="000000"/>
+                <w:lang w:val="en-NZ" w:eastAsia="es-CO"/>
+              </w:rPr>
+              <w:t>decision</w:t>
+            </w:r>
+            <w:r>
+              <w:rPr>
+                <w:rFonts w:ascii="Aptos Narrow" w:eastAsia="Times New Roman" w:hAnsi="Aptos Narrow" w:cs="Times New Roman"/>
+                <w:color w:val="000000"/>
+                <w:lang w:val="en-NZ" w:eastAsia="es-CO"/>
+              </w:rPr>
+              <w:t xml:space="preserve"> or change in the vision of the project</w:t>
+            </w:r>
+          </w:p>
+        </w:tc>
+      </w:tr>
+      <w:tr>
+        <w:trPr>
+          <w:trHeight w:val="300"/>
+        </w:trPr>
+        <w:tc>
+          <w:tcPr>
+            <w:tcW w:w="1420" w:type="dxa"/>
+            <w:vMerge w:val="restart"/>
+            <w:tcBorders>
+              <w:top w:val="nil"/>
+              <w:left w:val="nil"/>
+              <w:bottom w:val="single" w:sz="4" w:space="0" w:color="000000"/>
+              <w:right w:val="nil"/>
+            </w:tcBorders>
+            <w:vAlign w:val="center"/>
+            <w:hideMark/>
+          </w:tcPr>
+          <w:p>
+            <w:pPr>
+              <w:spacing w:after="0" w:line="240" w:lineRule="auto"/>
+              <w:jc w:val="center"/>
+              <w:rPr>
+                <w:rFonts w:ascii="Aptos Narrow" w:eastAsia="Times New Roman" w:hAnsi="Aptos Narrow" w:cs="Times New Roman"/>
+                <w:color w:val="000000"/>
+                <w:lang w:val="en-NZ" w:eastAsia="es-CO"/>
+              </w:rPr>
+            </w:pPr>
+            <w:r>
+              <w:rPr>
+                <w:rFonts w:ascii="Aptos Narrow" w:eastAsia="Times New Roman" w:hAnsi="Aptos Narrow" w:cs="Times New Roman"/>
+                <w:color w:val="000000"/>
+                <w:lang w:val="en-NZ" w:eastAsia="es-CO"/>
+              </w:rPr>
+              <w:t>Gantt Chart</w:t>
+            </w:r>
+          </w:p>
+        </w:tc>
+        <w:tc>
+          <w:tcPr>
+            <w:tcW w:w="473" w:type="dxa"/>
+            <w:tcBorders>
+              <w:top w:val="nil"/>
+              <w:left w:val="nil"/>
+              <w:bottom w:val="single" w:sz="4" w:space="0" w:color="auto"/>
+              <w:right w:val="nil"/>
+            </w:tcBorders>
+            <w:noWrap/>
+            <w:vAlign w:val="center"/>
+            <w:hideMark/>
+          </w:tcPr>
+          <w:p>
+            <w:pPr>
+              <w:spacing w:after="0" w:line="240" w:lineRule="auto"/>
+              <w:jc w:val="center"/>
+              <w:rPr>
+                <w:rFonts w:ascii="Aptos Narrow" w:eastAsia="Times New Roman" w:hAnsi="Aptos Narrow" w:cs="Times New Roman"/>
+                <w:color w:val="000000"/>
+                <w:lang w:val="en-NZ" w:eastAsia="es-CO"/>
+              </w:rPr>
+            </w:pPr>
+            <w:r>
+              <w:rPr>
+                <w:rFonts w:ascii="Aptos Narrow" w:eastAsia="Times New Roman" w:hAnsi="Aptos Narrow" w:cs="Times New Roman"/>
+                <w:color w:val="000000"/>
+                <w:lang w:val="en-NZ" w:eastAsia="es-CO"/>
+              </w:rPr>
+              <w:t>2.1</w:t>
+            </w:r>
+          </w:p>
+        </w:tc>
+        <w:tc>
+          <w:tcPr>
+            <w:tcW w:w="2502" w:type="dxa"/>
+            <w:tcBorders>
+              <w:top w:val="nil"/>
+              <w:left w:val="nil"/>
+              <w:bottom w:val="single" w:sz="4" w:space="0" w:color="auto"/>
+              <w:right w:val="nil"/>
+            </w:tcBorders>
+            <w:vAlign w:val="center"/>
+            <w:hideMark/>
+          </w:tcPr>
+          <w:p>
+            <w:pPr>
+              <w:spacing w:after="0" w:line="240" w:lineRule="auto"/>
+              <w:rPr>
+                <w:rFonts w:ascii="Aptos Narrow" w:eastAsia="Times New Roman" w:hAnsi="Aptos Narrow" w:cs="Times New Roman"/>
+                <w:color w:val="000000"/>
+                <w:lang w:val="en-NZ" w:eastAsia="es-CO"/>
+              </w:rPr>
+            </w:pPr>
+            <w:r>
+              <w:rPr>
+                <w:rFonts w:ascii="Aptos Narrow" w:eastAsia="Times New Roman" w:hAnsi="Aptos Narrow" w:cs="Times New Roman"/>
+                <w:color w:val="000000"/>
+                <w:lang w:val="en-NZ" w:eastAsia="es-CO"/>
+              </w:rPr>
+              <w:t>No Gantt chart</w:t>
+            </w:r>
+          </w:p>
+        </w:tc>
+        <w:tc>
+          <w:tcPr>
+            <w:tcW w:w="4394" w:type="dxa"/>
+            <w:tcBorders>
+              <w:top w:val="nil"/>
+              <w:left w:val="nil"/>
+              <w:bottom w:val="single" w:sz="4" w:space="0" w:color="auto"/>
+              <w:right w:val="nil"/>
+            </w:tcBorders>
+            <w:vAlign w:val="bottom"/>
+            <w:hideMark/>
+          </w:tcPr>
+          <w:p>
+            <w:pPr>
+              <w:spacing w:after="0" w:line="240" w:lineRule="auto"/>
+              <w:rPr>
+                <w:rFonts w:ascii="Aptos Narrow" w:eastAsia="Times New Roman" w:hAnsi="Aptos Narrow" w:cs="Times New Roman"/>
+                <w:color w:val="000000"/>
+                <w:lang w:val="en-NZ" w:eastAsia="es-CO"/>
+              </w:rPr>
+            </w:pPr>
+            <w:r>
+              <w:rPr>
+                <w:rFonts w:ascii="Aptos Narrow" w:eastAsia="Times New Roman" w:hAnsi="Aptos Narrow" w:cs="Times New Roman"/>
+                <w:color w:val="000000"/>
+                <w:lang w:val="en-NZ" w:eastAsia="es-CO"/>
+              </w:rPr>
+              <w:t>No Gantt chart reported</w:t>
+            </w:r>
+          </w:p>
+        </w:tc>
+      </w:tr>
+      <w:tr>
+        <w:trPr>
+          <w:trHeight w:val="600"/>
+        </w:trPr>
+        <w:tc>
+          <w:tcPr>
+            <w:tcW w:w="1420" w:type="dxa"/>
+            <w:vMerge/>
+            <w:tcBorders>
+              <w:top w:val="nil"/>
+              <w:left w:val="nil"/>
+              <w:bottom w:val="single" w:sz="4" w:space="0" w:color="000000"/>
+              <w:right w:val="nil"/>
+            </w:tcBorders>
+            <w:vAlign w:val="center"/>
+            <w:hideMark/>
+          </w:tcPr>
+          <w:p>
+            <w:pPr>
+              <w:spacing w:after="0" w:line="240" w:lineRule="auto"/>
+              <w:rPr>
+                <w:rFonts w:ascii="Aptos Narrow" w:eastAsia="Times New Roman" w:hAnsi="Aptos Narrow" w:cs="Times New Roman"/>
+                <w:color w:val="000000"/>
+                <w:lang w:val="en-NZ" w:eastAsia="es-CO"/>
+              </w:rPr>
+            </w:pPr>
+          </w:p>
+        </w:tc>
+        <w:tc>
+          <w:tcPr>
+            <w:tcW w:w="473" w:type="dxa"/>
+            <w:tcBorders>
+              <w:top w:val="nil"/>
+              <w:left w:val="nil"/>
+              <w:bottom w:val="single" w:sz="4" w:space="0" w:color="auto"/>
+              <w:right w:val="nil"/>
+            </w:tcBorders>
+            <w:noWrap/>
+            <w:vAlign w:val="center"/>
+            <w:hideMark/>
+          </w:tcPr>
+          <w:p>
+            <w:pPr>
+              <w:spacing w:after="0" w:line="240" w:lineRule="auto"/>
+              <w:jc w:val="center"/>
+              <w:rPr>
+                <w:rFonts w:ascii="Aptos Narrow" w:eastAsia="Times New Roman" w:hAnsi="Aptos Narrow" w:cs="Times New Roman"/>
+                <w:color w:val="000000"/>
+                <w:lang w:val="en-NZ" w:eastAsia="es-CO"/>
+              </w:rPr>
+            </w:pPr>
+            <w:r>
+              <w:rPr>
+                <w:rFonts w:ascii="Aptos Narrow" w:eastAsia="Times New Roman" w:hAnsi="Aptos Narrow" w:cs="Times New Roman"/>
+                <w:color w:val="000000"/>
+                <w:lang w:val="en-NZ" w:eastAsia="es-CO"/>
+              </w:rPr>
+              <w:t>2.2</w:t>
+            </w:r>
+          </w:p>
+        </w:tc>
+        <w:tc>
+          <w:tcPr>
+            <w:tcW w:w="2502" w:type="dxa"/>
+            <w:tcBorders>
+              <w:top w:val="nil"/>
+              <w:left w:val="nil"/>
+              <w:bottom w:val="single" w:sz="4" w:space="0" w:color="auto"/>
+              <w:right w:val="nil"/>
+            </w:tcBorders>
+            <w:vAlign w:val="center"/>
+            <w:hideMark/>
+          </w:tcPr>
+          <w:p>
+            <w:pPr>
+              <w:spacing w:after="0" w:line="240" w:lineRule="auto"/>
+              <w:rPr>
+                <w:rFonts w:ascii="Aptos Narrow" w:eastAsia="Times New Roman" w:hAnsi="Aptos Narrow" w:cs="Times New Roman"/>
+                <w:color w:val="000000"/>
+                <w:lang w:val="en-NZ" w:eastAsia="es-CO"/>
+              </w:rPr>
+            </w:pPr>
+            <w:r>
+              <w:rPr>
+                <w:rFonts w:ascii="Aptos Narrow" w:eastAsia="Times New Roman" w:hAnsi="Aptos Narrow" w:cs="Times New Roman"/>
+                <w:color w:val="000000"/>
+                <w:lang w:val="en-NZ" w:eastAsia="es-CO"/>
+              </w:rPr>
+              <w:t>Gantt chart is incomplete or too simple</w:t>
+            </w:r>
+          </w:p>
+        </w:tc>
+        <w:tc>
+          <w:tcPr>
+            <w:tcW w:w="4394" w:type="dxa"/>
+            <w:tcBorders>
+              <w:top w:val="nil"/>
+              <w:left w:val="nil"/>
+              <w:bottom w:val="single" w:sz="4" w:space="0" w:color="auto"/>
+              <w:right w:val="nil"/>
+            </w:tcBorders>
+            <w:vAlign w:val="bottom"/>
+            <w:hideMark/>
+          </w:tcPr>
+          <w:p>
+            <w:pPr>
+              <w:spacing w:after="0" w:line="240" w:lineRule="auto"/>
+              <w:rPr>
+                <w:rFonts w:ascii="Aptos Narrow" w:eastAsia="Times New Roman" w:hAnsi="Aptos Narrow" w:cs="Times New Roman"/>
+                <w:color w:val="000000"/>
+                <w:lang w:val="en-NZ" w:eastAsia="es-CO"/>
+              </w:rPr>
+            </w:pPr>
+            <w:r>
+              <w:rPr>
+                <w:rFonts w:ascii="Aptos Narrow" w:eastAsia="Times New Roman" w:hAnsi="Aptos Narrow" w:cs="Times New Roman"/>
+                <w:color w:val="000000"/>
+                <w:lang w:val="en-NZ" w:eastAsia="es-CO"/>
+              </w:rPr>
+              <w:t xml:space="preserve">The chart reported is too simple or only considers the </w:t>
+            </w:r>
+            <w:r>
+              <w:rPr>
+                <w:rFonts w:ascii="Aptos Narrow" w:eastAsia="Times New Roman" w:hAnsi="Aptos Narrow" w:cs="Times New Roman"/>
+                <w:color w:val="000000"/>
+                <w:lang w:val="en-NZ" w:eastAsia="es-CO"/>
+              </w:rPr>
+              <w:t>immediate</w:t>
+            </w:r>
+            <w:r>
+              <w:rPr>
+                <w:rFonts w:ascii="Aptos Narrow" w:eastAsia="Times New Roman" w:hAnsi="Aptos Narrow" w:cs="Times New Roman"/>
+                <w:color w:val="000000"/>
+                <w:lang w:val="en-NZ" w:eastAsia="es-CO"/>
+              </w:rPr>
+              <w:t xml:space="preserve"> </w:t>
+            </w:r>
+            <w:r>
+              <w:rPr>
+                <w:rFonts w:ascii="Aptos Narrow" w:eastAsia="Times New Roman" w:hAnsi="Aptos Narrow" w:cs="Times New Roman"/>
+                <w:color w:val="000000"/>
+                <w:lang w:val="en-NZ" w:eastAsia="es-CO"/>
+              </w:rPr>
+              <w:t>timeframe</w:t>
+            </w:r>
+          </w:p>
+        </w:tc>
+      </w:tr>
+      <w:tr>
+        <w:trPr>
+          <w:trHeight w:val="600"/>
+        </w:trPr>
+        <w:tc>
+          <w:tcPr>
+            <w:tcW w:w="1420" w:type="dxa"/>
+            <w:vMerge/>
+            <w:tcBorders>
+              <w:top w:val="nil"/>
+              <w:left w:val="nil"/>
+              <w:bottom w:val="single" w:sz="4" w:space="0" w:color="000000"/>
+              <w:right w:val="nil"/>
+            </w:tcBorders>
+            <w:vAlign w:val="center"/>
+            <w:hideMark/>
+          </w:tcPr>
+          <w:p>
+            <w:pPr>
+              <w:spacing w:after="0" w:line="240" w:lineRule="auto"/>
+              <w:rPr>
+                <w:rFonts w:ascii="Aptos Narrow" w:eastAsia="Times New Roman" w:hAnsi="Aptos Narrow" w:cs="Times New Roman"/>
+                <w:color w:val="000000"/>
+                <w:lang w:val="en-NZ" w:eastAsia="es-CO"/>
+              </w:rPr>
+            </w:pPr>
+          </w:p>
+        </w:tc>
+        <w:tc>
+          <w:tcPr>
+            <w:tcW w:w="473" w:type="dxa"/>
+            <w:tcBorders>
+              <w:top w:val="nil"/>
+              <w:left w:val="nil"/>
+              <w:bottom w:val="single" w:sz="4" w:space="0" w:color="auto"/>
+              <w:right w:val="nil"/>
+            </w:tcBorders>
+            <w:noWrap/>
+            <w:vAlign w:val="center"/>
+            <w:hideMark/>
+          </w:tcPr>
+          <w:p>
+            <w:pPr>
+              <w:spacing w:after="0" w:line="240" w:lineRule="auto"/>
+              <w:jc w:val="center"/>
+              <w:rPr>
+                <w:rFonts w:ascii="Aptos Narrow" w:eastAsia="Times New Roman" w:hAnsi="Aptos Narrow" w:cs="Times New Roman"/>
+                <w:color w:val="000000"/>
+                <w:lang w:val="en-NZ" w:eastAsia="es-CO"/>
+              </w:rPr>
+            </w:pPr>
+            <w:r>
+              <w:rPr>
+                <w:rFonts w:ascii="Aptos Narrow" w:eastAsia="Times New Roman" w:hAnsi="Aptos Narrow" w:cs="Times New Roman"/>
+                <w:color w:val="000000"/>
+                <w:lang w:val="en-NZ" w:eastAsia="es-CO"/>
+              </w:rPr>
+              <w:t>2.3</w:t>
+            </w:r>
+          </w:p>
+        </w:tc>
+        <w:tc>
+          <w:tcPr>
+            <w:tcW w:w="2502" w:type="dxa"/>
+            <w:tcBorders>
+              <w:top w:val="nil"/>
+              <w:left w:val="nil"/>
+              <w:bottom w:val="single" w:sz="4" w:space="0" w:color="auto"/>
+              <w:right w:val="nil"/>
+            </w:tcBorders>
+            <w:vAlign w:val="center"/>
+            <w:hideMark/>
+          </w:tcPr>
+          <w:p>
+            <w:pPr>
+              <w:spacing w:after="0" w:line="240" w:lineRule="auto"/>
+              <w:rPr>
+                <w:rFonts w:ascii="Aptos Narrow" w:eastAsia="Times New Roman" w:hAnsi="Aptos Narrow" w:cs="Times New Roman"/>
+                <w:color w:val="000000"/>
+                <w:lang w:val="en-NZ" w:eastAsia="es-CO"/>
+              </w:rPr>
+            </w:pPr>
+            <w:r>
+              <w:rPr>
+                <w:rFonts w:ascii="Aptos Narrow" w:eastAsia="Times New Roman" w:hAnsi="Aptos Narrow" w:cs="Times New Roman"/>
+                <w:color w:val="000000"/>
+                <w:lang w:val="en-NZ" w:eastAsia="es-CO"/>
+              </w:rPr>
+              <w:t>Good planification of activities</w:t>
+            </w:r>
+          </w:p>
+        </w:tc>
+        <w:tc>
+          <w:tcPr>
+            <w:tcW w:w="4394" w:type="dxa"/>
+            <w:tcBorders>
+              <w:top w:val="nil"/>
+              <w:left w:val="nil"/>
+              <w:bottom w:val="single" w:sz="4" w:space="0" w:color="auto"/>
+              <w:right w:val="nil"/>
+            </w:tcBorders>
+            <w:vAlign w:val="bottom"/>
+            <w:hideMark/>
+          </w:tcPr>
+          <w:p>
+            <w:pPr>
+              <w:spacing w:after="0" w:line="240" w:lineRule="auto"/>
+              <w:rPr>
+                <w:rFonts w:ascii="Aptos Narrow" w:eastAsia="Times New Roman" w:hAnsi="Aptos Narrow" w:cs="Times New Roman"/>
+                <w:color w:val="000000"/>
+                <w:lang w:val="en-NZ" w:eastAsia="es-CO"/>
+              </w:rPr>
+            </w:pPr>
+            <w:r>
+              <w:rPr>
+                <w:rFonts w:ascii="Aptos Narrow" w:eastAsia="Times New Roman" w:hAnsi="Aptos Narrow" w:cs="Times New Roman"/>
+                <w:color w:val="000000"/>
+                <w:lang w:val="en-NZ" w:eastAsia="es-CO"/>
+              </w:rPr>
+              <w:t>A good chart considering the activities of the project with dependencies and responsible people</w:t>
+            </w:r>
+          </w:p>
+        </w:tc>
+      </w:tr>
+      <w:tr>
+        <w:trPr>
+          <w:trHeight w:val="300"/>
+        </w:trPr>
+        <w:tc>
+          <w:tcPr>
+            <w:tcW w:w="1420" w:type="dxa"/>
+            <w:vMerge w:val="restart"/>
+            <w:tcBorders>
+              <w:top w:val="nil"/>
+              <w:left w:val="nil"/>
+              <w:bottom w:val="single" w:sz="4" w:space="0" w:color="000000"/>
+              <w:right w:val="nil"/>
+            </w:tcBorders>
+            <w:vAlign w:val="center"/>
+            <w:hideMark/>
+          </w:tcPr>
+          <w:p>
+            <w:pPr>
+              <w:spacing w:after="0" w:line="240" w:lineRule="auto"/>
+              <w:jc w:val="center"/>
+              <w:rPr>
+                <w:rFonts w:ascii="Aptos Narrow" w:eastAsia="Times New Roman" w:hAnsi="Aptos Narrow" w:cs="Times New Roman"/>
+                <w:color w:val="000000"/>
+                <w:lang w:val="en-NZ" w:eastAsia="es-CO"/>
+              </w:rPr>
+            </w:pPr>
+            <w:r>
+              <w:rPr>
+                <w:rFonts w:ascii="Aptos Narrow" w:eastAsia="Times New Roman" w:hAnsi="Aptos Narrow" w:cs="Times New Roman"/>
+                <w:color w:val="000000"/>
+                <w:lang w:val="en-NZ" w:eastAsia="es-CO"/>
+              </w:rPr>
+              <w:t>Reported Progress</w:t>
+            </w:r>
+          </w:p>
+        </w:tc>
+        <w:tc>
+          <w:tcPr>
+            <w:tcW w:w="473" w:type="dxa"/>
+            <w:tcBorders>
+              <w:top w:val="nil"/>
+              <w:left w:val="nil"/>
+              <w:bottom w:val="single" w:sz="4" w:space="0" w:color="auto"/>
+              <w:right w:val="nil"/>
+            </w:tcBorders>
+            <w:noWrap/>
+            <w:vAlign w:val="center"/>
+            <w:hideMark/>
+          </w:tcPr>
+          <w:p>
+            <w:pPr>
+              <w:spacing w:after="0" w:line="240" w:lineRule="auto"/>
+              <w:jc w:val="center"/>
+              <w:rPr>
+                <w:rFonts w:ascii="Aptos Narrow" w:eastAsia="Times New Roman" w:hAnsi="Aptos Narrow" w:cs="Times New Roman"/>
+                <w:color w:val="000000"/>
+                <w:lang w:val="en-NZ" w:eastAsia="es-CO"/>
+              </w:rPr>
+            </w:pPr>
+            <w:r>
+              <w:rPr>
+                <w:rFonts w:ascii="Aptos Narrow" w:eastAsia="Times New Roman" w:hAnsi="Aptos Narrow" w:cs="Times New Roman"/>
+                <w:color w:val="000000"/>
+                <w:lang w:val="en-NZ" w:eastAsia="es-CO"/>
+              </w:rPr>
+              <w:t>3.1</w:t>
+            </w:r>
+          </w:p>
+        </w:tc>
+        <w:tc>
+          <w:tcPr>
+            <w:tcW w:w="2502" w:type="dxa"/>
+            <w:tcBorders>
+              <w:top w:val="nil"/>
+              <w:left w:val="nil"/>
+              <w:bottom w:val="single" w:sz="4" w:space="0" w:color="auto"/>
+              <w:right w:val="nil"/>
+            </w:tcBorders>
+            <w:vAlign w:val="center"/>
+            <w:hideMark/>
+          </w:tcPr>
+          <w:p>
+            <w:pPr>
+              <w:spacing w:after="0" w:line="240" w:lineRule="auto"/>
+              <w:rPr>
+                <w:rFonts w:ascii="Aptos Narrow" w:eastAsia="Times New Roman" w:hAnsi="Aptos Narrow" w:cs="Times New Roman"/>
+                <w:color w:val="000000"/>
+                <w:lang w:val="en-NZ" w:eastAsia="es-CO"/>
+              </w:rPr>
+            </w:pPr>
+            <w:r>
+              <w:rPr>
+                <w:rFonts w:ascii="Aptos Narrow" w:eastAsia="Times New Roman" w:hAnsi="Aptos Narrow" w:cs="Times New Roman"/>
+                <w:color w:val="000000"/>
+                <w:lang w:val="en-NZ" w:eastAsia="es-CO"/>
+              </w:rPr>
+              <w:t>Detailed cost estimation</w:t>
+            </w:r>
+          </w:p>
+        </w:tc>
+        <w:tc>
+          <w:tcPr>
+            <w:tcW w:w="4394" w:type="dxa"/>
+            <w:tcBorders>
+              <w:top w:val="nil"/>
+              <w:left w:val="nil"/>
+              <w:bottom w:val="single" w:sz="4" w:space="0" w:color="auto"/>
+              <w:right w:val="nil"/>
+            </w:tcBorders>
+            <w:vAlign w:val="bottom"/>
+            <w:hideMark/>
+          </w:tcPr>
+          <w:p>
+            <w:pPr>
+              <w:spacing w:after="0" w:line="240" w:lineRule="auto"/>
+              <w:rPr>
+                <w:rFonts w:ascii="Aptos Narrow" w:eastAsia="Times New Roman" w:hAnsi="Aptos Narrow" w:cs="Times New Roman"/>
+                <w:color w:val="000000"/>
+                <w:lang w:val="en-NZ" w:eastAsia="es-CO"/>
+              </w:rPr>
+            </w:pPr>
+            <w:r>
+              <w:rPr>
+                <w:rFonts w:ascii="Aptos Narrow" w:eastAsia="Times New Roman" w:hAnsi="Aptos Narrow" w:cs="Times New Roman"/>
+                <w:color w:val="000000"/>
+                <w:lang w:val="en-NZ" w:eastAsia="es-CO"/>
+              </w:rPr>
+              <w:t>A good and detailed cost estimation for the stage of the project</w:t>
+            </w:r>
+          </w:p>
+        </w:tc>
+      </w:tr>
+      <w:tr>
+        <w:trPr>
+          <w:trHeight w:val="300"/>
+        </w:trPr>
+        <w:tc>
+          <w:tcPr>
+            <w:tcW w:w="1420" w:type="dxa"/>
+            <w:vMerge/>
+            <w:tcBorders>
+              <w:top w:val="nil"/>
+              <w:left w:val="nil"/>
+              <w:bottom w:val="single" w:sz="4" w:space="0" w:color="000000"/>
+              <w:right w:val="nil"/>
+            </w:tcBorders>
+            <w:vAlign w:val="center"/>
+            <w:hideMark/>
+          </w:tcPr>
+          <w:p>
+            <w:pPr>
+              <w:spacing w:after="0" w:line="240" w:lineRule="auto"/>
+              <w:rPr>
+                <w:rFonts w:ascii="Aptos Narrow" w:eastAsia="Times New Roman" w:hAnsi="Aptos Narrow" w:cs="Times New Roman"/>
+                <w:color w:val="000000"/>
+                <w:lang w:val="en-NZ" w:eastAsia="es-CO"/>
+              </w:rPr>
+            </w:pPr>
+          </w:p>
+        </w:tc>
+        <w:tc>
+          <w:tcPr>
+            <w:tcW w:w="473" w:type="dxa"/>
+            <w:tcBorders>
+              <w:top w:val="nil"/>
+              <w:left w:val="nil"/>
+              <w:bottom w:val="single" w:sz="4" w:space="0" w:color="auto"/>
+              <w:right w:val="nil"/>
+            </w:tcBorders>
+            <w:noWrap/>
+            <w:vAlign w:val="center"/>
+            <w:hideMark/>
+          </w:tcPr>
+          <w:p>
+            <w:pPr>
+              <w:spacing w:after="0" w:line="240" w:lineRule="auto"/>
+              <w:jc w:val="center"/>
+              <w:rPr>
+                <w:rFonts w:ascii="Aptos Narrow" w:eastAsia="Times New Roman" w:hAnsi="Aptos Narrow" w:cs="Times New Roman"/>
+                <w:color w:val="000000"/>
+                <w:lang w:val="en-NZ" w:eastAsia="es-CO"/>
+              </w:rPr>
+            </w:pPr>
+            <w:r>
+              <w:rPr>
+                <w:rFonts w:ascii="Aptos Narrow" w:eastAsia="Times New Roman" w:hAnsi="Aptos Narrow" w:cs="Times New Roman"/>
+                <w:color w:val="000000"/>
+                <w:lang w:val="en-NZ" w:eastAsia="es-CO"/>
+              </w:rPr>
+              <w:t>3.2</w:t>
+            </w:r>
+          </w:p>
+        </w:tc>
+        <w:tc>
+          <w:tcPr>
+            <w:tcW w:w="2502" w:type="dxa"/>
+            <w:tcBorders>
+              <w:top w:val="nil"/>
+              <w:left w:val="nil"/>
+              <w:bottom w:val="single" w:sz="4" w:space="0" w:color="auto"/>
+              <w:right w:val="nil"/>
+            </w:tcBorders>
+            <w:vAlign w:val="center"/>
+            <w:hideMark/>
+          </w:tcPr>
+          <w:p>
+            <w:pPr>
+              <w:spacing w:after="0" w:line="240" w:lineRule="auto"/>
+              <w:rPr>
+                <w:rFonts w:ascii="Aptos Narrow" w:eastAsia="Times New Roman" w:hAnsi="Aptos Narrow" w:cs="Times New Roman"/>
+                <w:color w:val="000000"/>
+                <w:lang w:val="en-NZ" w:eastAsia="es-CO"/>
+              </w:rPr>
+            </w:pPr>
+            <w:r>
+              <w:rPr>
+                <w:rFonts w:ascii="Aptos Narrow" w:eastAsia="Times New Roman" w:hAnsi="Aptos Narrow" w:cs="Times New Roman"/>
+                <w:color w:val="000000"/>
+                <w:lang w:val="en-NZ" w:eastAsia="es-CO"/>
+              </w:rPr>
+              <w:t>Bad cost estimation</w:t>
+            </w:r>
+          </w:p>
+        </w:tc>
+        <w:tc>
+          <w:tcPr>
+            <w:tcW w:w="4394" w:type="dxa"/>
+            <w:tcBorders>
+              <w:top w:val="nil"/>
+              <w:left w:val="nil"/>
+              <w:bottom w:val="single" w:sz="4" w:space="0" w:color="auto"/>
+              <w:right w:val="nil"/>
+            </w:tcBorders>
+            <w:vAlign w:val="bottom"/>
+            <w:hideMark/>
+          </w:tcPr>
+          <w:p>
+            <w:pPr>
+              <w:spacing w:after="0" w:line="240" w:lineRule="auto"/>
+              <w:rPr>
+                <w:rFonts w:ascii="Aptos Narrow" w:eastAsia="Times New Roman" w:hAnsi="Aptos Narrow" w:cs="Times New Roman"/>
+                <w:color w:val="000000"/>
+                <w:lang w:val="en-NZ" w:eastAsia="es-CO"/>
+              </w:rPr>
+            </w:pPr>
+            <w:r>
+              <w:rPr>
+                <w:rFonts w:ascii="Aptos Narrow" w:eastAsia="Times New Roman" w:hAnsi="Aptos Narrow" w:cs="Times New Roman"/>
+                <w:color w:val="000000"/>
+                <w:lang w:val="en-NZ" w:eastAsia="es-CO"/>
+              </w:rPr>
+              <w:t>A rough number for an estimation without much justification</w:t>
+            </w:r>
+          </w:p>
+        </w:tc>
+      </w:tr>
+      <w:tr>
+        <w:trPr>
+          <w:trHeight w:val="300"/>
+        </w:trPr>
+        <w:tc>
+          <w:tcPr>
+            <w:tcW w:w="1420" w:type="dxa"/>
+            <w:vMerge/>
+            <w:tcBorders>
+              <w:top w:val="nil"/>
+              <w:left w:val="nil"/>
+              <w:bottom w:val="single" w:sz="4" w:space="0" w:color="000000"/>
+              <w:right w:val="nil"/>
+            </w:tcBorders>
+            <w:vAlign w:val="center"/>
+            <w:hideMark/>
+          </w:tcPr>
+          <w:p>
+            <w:pPr>
+              <w:spacing w:after="0" w:line="240" w:lineRule="auto"/>
+              <w:rPr>
+                <w:rFonts w:ascii="Aptos Narrow" w:eastAsia="Times New Roman" w:hAnsi="Aptos Narrow" w:cs="Times New Roman"/>
+                <w:color w:val="000000"/>
+                <w:lang w:val="en-NZ" w:eastAsia="es-CO"/>
+              </w:rPr>
+            </w:pPr>
+          </w:p>
+        </w:tc>
+        <w:tc>
+          <w:tcPr>
+            <w:tcW w:w="473" w:type="dxa"/>
+            <w:tcBorders>
+              <w:top w:val="nil"/>
+              <w:left w:val="nil"/>
+              <w:bottom w:val="single" w:sz="4" w:space="0" w:color="auto"/>
+              <w:right w:val="nil"/>
+            </w:tcBorders>
+            <w:noWrap/>
+            <w:vAlign w:val="center"/>
+            <w:hideMark/>
+          </w:tcPr>
+          <w:p>
+            <w:pPr>
+              <w:spacing w:after="0" w:line="240" w:lineRule="auto"/>
+              <w:jc w:val="center"/>
+              <w:rPr>
+                <w:rFonts w:ascii="Aptos Narrow" w:eastAsia="Times New Roman" w:hAnsi="Aptos Narrow" w:cs="Times New Roman"/>
+                <w:color w:val="000000"/>
+                <w:lang w:val="en-NZ" w:eastAsia="es-CO"/>
+              </w:rPr>
+            </w:pPr>
+            <w:r>
+              <w:rPr>
+                <w:rFonts w:ascii="Aptos Narrow" w:eastAsia="Times New Roman" w:hAnsi="Aptos Narrow" w:cs="Times New Roman"/>
+                <w:color w:val="000000"/>
+                <w:lang w:val="en-NZ" w:eastAsia="es-CO"/>
+              </w:rPr>
+              <w:t>3.3</w:t>
+            </w:r>
+          </w:p>
+        </w:tc>
+        <w:tc>
+          <w:tcPr>
+            <w:tcW w:w="2502" w:type="dxa"/>
+            <w:tcBorders>
+              <w:top w:val="nil"/>
+              <w:left w:val="nil"/>
+              <w:bottom w:val="single" w:sz="4" w:space="0" w:color="auto"/>
+              <w:right w:val="nil"/>
+            </w:tcBorders>
+            <w:vAlign w:val="center"/>
+            <w:hideMark/>
+          </w:tcPr>
+          <w:p>
+            <w:pPr>
+              <w:spacing w:after="0" w:line="240" w:lineRule="auto"/>
+              <w:rPr>
+                <w:rFonts w:ascii="Aptos Narrow" w:eastAsia="Times New Roman" w:hAnsi="Aptos Narrow" w:cs="Times New Roman"/>
+                <w:color w:val="000000"/>
+                <w:lang w:val="en-NZ" w:eastAsia="es-CO"/>
+              </w:rPr>
+            </w:pPr>
+            <w:r>
+              <w:rPr>
+                <w:rFonts w:ascii="Aptos Narrow" w:eastAsia="Times New Roman" w:hAnsi="Aptos Narrow" w:cs="Times New Roman"/>
+                <w:color w:val="000000"/>
+                <w:lang w:val="en-NZ" w:eastAsia="es-CO"/>
+              </w:rPr>
+              <w:t>Detailed Geotechnical Analysis</w:t>
+            </w:r>
+          </w:p>
+        </w:tc>
+        <w:tc>
+          <w:tcPr>
+            <w:tcW w:w="4394" w:type="dxa"/>
+            <w:tcBorders>
+              <w:top w:val="nil"/>
+              <w:left w:val="nil"/>
+              <w:bottom w:val="single" w:sz="4" w:space="0" w:color="auto"/>
+              <w:right w:val="nil"/>
+            </w:tcBorders>
+            <w:vAlign w:val="bottom"/>
+            <w:hideMark/>
+          </w:tcPr>
+          <w:p>
+            <w:pPr>
+              <w:spacing w:after="0" w:line="240" w:lineRule="auto"/>
+              <w:rPr>
+                <w:rFonts w:ascii="Aptos Narrow" w:eastAsia="Times New Roman" w:hAnsi="Aptos Narrow" w:cs="Times New Roman"/>
+                <w:color w:val="000000"/>
+                <w:lang w:val="en-NZ" w:eastAsia="es-CO"/>
+              </w:rPr>
+            </w:pPr>
+            <w:r>
+              <w:rPr>
+                <w:rFonts w:ascii="Aptos Narrow" w:eastAsia="Times New Roman" w:hAnsi="Aptos Narrow" w:cs="Times New Roman"/>
+                <w:color w:val="000000"/>
+                <w:lang w:val="en-NZ" w:eastAsia="es-CO"/>
+              </w:rPr>
+              <w:t>Group reports working on geotechnical issues</w:t>
+            </w:r>
+          </w:p>
+        </w:tc>
+      </w:tr>
+      <w:tr>
+        <w:trPr>
+          <w:trHeight w:val="300"/>
+        </w:trPr>
+        <w:tc>
+          <w:tcPr>
+            <w:tcW w:w="1420" w:type="dxa"/>
+            <w:vMerge/>
+            <w:tcBorders>
+              <w:top w:val="nil"/>
+              <w:left w:val="nil"/>
+              <w:bottom w:val="single" w:sz="4" w:space="0" w:color="000000"/>
+              <w:right w:val="nil"/>
+            </w:tcBorders>
+            <w:vAlign w:val="center"/>
+            <w:hideMark/>
+          </w:tcPr>
+          <w:p>
+            <w:pPr>
+              <w:spacing w:after="0" w:line="240" w:lineRule="auto"/>
+              <w:rPr>
+                <w:rFonts w:ascii="Aptos Narrow" w:eastAsia="Times New Roman" w:hAnsi="Aptos Narrow" w:cs="Times New Roman"/>
+                <w:color w:val="000000"/>
+                <w:lang w:val="en-NZ" w:eastAsia="es-CO"/>
+              </w:rPr>
+            </w:pPr>
+          </w:p>
+        </w:tc>
+        <w:tc>
+          <w:tcPr>
+            <w:tcW w:w="473" w:type="dxa"/>
+            <w:tcBorders>
+              <w:top w:val="nil"/>
+              <w:left w:val="nil"/>
+              <w:bottom w:val="single" w:sz="4" w:space="0" w:color="auto"/>
+              <w:right w:val="nil"/>
+            </w:tcBorders>
+            <w:noWrap/>
+            <w:vAlign w:val="center"/>
+            <w:hideMark/>
+          </w:tcPr>
+          <w:p>
+            <w:pPr>
+              <w:spacing w:after="0" w:line="240" w:lineRule="auto"/>
+              <w:jc w:val="center"/>
+              <w:rPr>
+                <w:rFonts w:ascii="Aptos Narrow" w:eastAsia="Times New Roman" w:hAnsi="Aptos Narrow" w:cs="Times New Roman"/>
+                <w:color w:val="000000"/>
+                <w:lang w:val="en-NZ" w:eastAsia="es-CO"/>
+              </w:rPr>
+            </w:pPr>
+            <w:r>
+              <w:rPr>
+                <w:rFonts w:ascii="Aptos Narrow" w:eastAsia="Times New Roman" w:hAnsi="Aptos Narrow" w:cs="Times New Roman"/>
+                <w:color w:val="000000"/>
+                <w:lang w:val="en-NZ" w:eastAsia="es-CO"/>
+              </w:rPr>
+              <w:t>3.4</w:t>
+            </w:r>
+          </w:p>
+        </w:tc>
+        <w:tc>
+          <w:tcPr>
+            <w:tcW w:w="2502" w:type="dxa"/>
+            <w:tcBorders>
+              <w:top w:val="nil"/>
+              <w:left w:val="nil"/>
+              <w:bottom w:val="single" w:sz="4" w:space="0" w:color="auto"/>
+              <w:right w:val="nil"/>
+            </w:tcBorders>
+            <w:vAlign w:val="center"/>
+            <w:hideMark/>
+          </w:tcPr>
+          <w:p>
+            <w:pPr>
+              <w:spacing w:after="0" w:line="240" w:lineRule="auto"/>
+              <w:rPr>
+                <w:rFonts w:ascii="Aptos Narrow" w:eastAsia="Times New Roman" w:hAnsi="Aptos Narrow" w:cs="Times New Roman"/>
+                <w:color w:val="000000"/>
+                <w:lang w:val="en-NZ" w:eastAsia="es-CO"/>
+              </w:rPr>
+            </w:pPr>
+            <w:r>
+              <w:rPr>
+                <w:rFonts w:ascii="Aptos Narrow" w:eastAsia="Times New Roman" w:hAnsi="Aptos Narrow" w:cs="Times New Roman"/>
+                <w:color w:val="000000"/>
+                <w:lang w:val="en-NZ" w:eastAsia="es-CO"/>
+              </w:rPr>
+              <w:t>Construction Plan</w:t>
+            </w:r>
+          </w:p>
+        </w:tc>
+        <w:tc>
+          <w:tcPr>
+            <w:tcW w:w="4394" w:type="dxa"/>
+            <w:tcBorders>
+              <w:top w:val="nil"/>
+              <w:left w:val="nil"/>
+              <w:bottom w:val="single" w:sz="4" w:space="0" w:color="auto"/>
+              <w:right w:val="nil"/>
+            </w:tcBorders>
+            <w:vAlign w:val="bottom"/>
+            <w:hideMark/>
+          </w:tcPr>
+          <w:p>
+            <w:pPr>
+              <w:spacing w:after="0" w:line="240" w:lineRule="auto"/>
+              <w:rPr>
+                <w:rFonts w:ascii="Aptos Narrow" w:eastAsia="Times New Roman" w:hAnsi="Aptos Narrow" w:cs="Times New Roman"/>
+                <w:color w:val="000000"/>
+                <w:lang w:val="en-NZ" w:eastAsia="es-CO"/>
+              </w:rPr>
+            </w:pPr>
+            <w:r>
+              <w:rPr>
+                <w:rFonts w:ascii="Aptos Narrow" w:eastAsia="Times New Roman" w:hAnsi="Aptos Narrow" w:cs="Times New Roman"/>
+                <w:color w:val="000000"/>
+                <w:lang w:val="en-NZ" w:eastAsia="es-CO"/>
+              </w:rPr>
+              <w:t>Group reports working on the construction plan</w:t>
+            </w:r>
+          </w:p>
+        </w:tc>
+      </w:tr>
+      <w:tr>
+        <w:trPr>
+          <w:trHeight w:val="600"/>
+        </w:trPr>
+        <w:tc>
+          <w:tcPr>
+            <w:tcW w:w="1420" w:type="dxa"/>
+            <w:vMerge/>
+            <w:tcBorders>
+              <w:top w:val="nil"/>
+              <w:left w:val="nil"/>
+              <w:bottom w:val="single" w:sz="4" w:space="0" w:color="000000"/>
+              <w:right w:val="nil"/>
+            </w:tcBorders>
+            <w:vAlign w:val="center"/>
+            <w:hideMark/>
+          </w:tcPr>
+          <w:p>
+            <w:pPr>
+              <w:spacing w:after="0" w:line="240" w:lineRule="auto"/>
+              <w:rPr>
+                <w:rFonts w:ascii="Aptos Narrow" w:eastAsia="Times New Roman" w:hAnsi="Aptos Narrow" w:cs="Times New Roman"/>
+                <w:color w:val="000000"/>
+                <w:lang w:val="en-NZ" w:eastAsia="es-CO"/>
+              </w:rPr>
+            </w:pPr>
+          </w:p>
+        </w:tc>
+        <w:tc>
+          <w:tcPr>
+            <w:tcW w:w="473" w:type="dxa"/>
+            <w:tcBorders>
+              <w:top w:val="nil"/>
+              <w:left w:val="nil"/>
+              <w:bottom w:val="single" w:sz="4" w:space="0" w:color="auto"/>
+              <w:right w:val="nil"/>
+            </w:tcBorders>
+            <w:noWrap/>
+            <w:vAlign w:val="center"/>
+            <w:hideMark/>
+          </w:tcPr>
+          <w:p>
+            <w:pPr>
+              <w:spacing w:after="0" w:line="240" w:lineRule="auto"/>
+              <w:jc w:val="center"/>
+              <w:rPr>
+                <w:rFonts w:ascii="Aptos Narrow" w:eastAsia="Times New Roman" w:hAnsi="Aptos Narrow" w:cs="Times New Roman"/>
+                <w:color w:val="000000"/>
+                <w:lang w:val="en-NZ" w:eastAsia="es-CO"/>
+              </w:rPr>
+            </w:pPr>
+            <w:r>
+              <w:rPr>
+                <w:rFonts w:ascii="Aptos Narrow" w:eastAsia="Times New Roman" w:hAnsi="Aptos Narrow" w:cs="Times New Roman"/>
+                <w:color w:val="000000"/>
+                <w:lang w:val="en-NZ" w:eastAsia="es-CO"/>
+              </w:rPr>
+              <w:t>3.5</w:t>
+            </w:r>
+          </w:p>
+        </w:tc>
+        <w:tc>
+          <w:tcPr>
+            <w:tcW w:w="2502" w:type="dxa"/>
+            <w:tcBorders>
+              <w:top w:val="nil"/>
+              <w:left w:val="nil"/>
+              <w:bottom w:val="single" w:sz="4" w:space="0" w:color="auto"/>
+              <w:right w:val="nil"/>
+            </w:tcBorders>
+            <w:vAlign w:val="center"/>
+            <w:hideMark/>
+          </w:tcPr>
+          <w:p>
+            <w:pPr>
+              <w:spacing w:after="0" w:line="240" w:lineRule="auto"/>
+              <w:rPr>
+                <w:rFonts w:ascii="Aptos Narrow" w:eastAsia="Times New Roman" w:hAnsi="Aptos Narrow" w:cs="Times New Roman"/>
+                <w:color w:val="000000"/>
+                <w:lang w:val="en-NZ" w:eastAsia="es-CO"/>
+              </w:rPr>
+            </w:pPr>
+            <w:r>
+              <w:rPr>
+                <w:rFonts w:ascii="Aptos Narrow" w:eastAsia="Times New Roman" w:hAnsi="Aptos Narrow" w:cs="Times New Roman"/>
+                <w:color w:val="000000"/>
+                <w:lang w:val="en-NZ" w:eastAsia="es-CO"/>
+              </w:rPr>
+              <w:t>Organization of the group</w:t>
+            </w:r>
+          </w:p>
+        </w:tc>
+        <w:tc>
+          <w:tcPr>
+            <w:tcW w:w="4394" w:type="dxa"/>
+            <w:tcBorders>
+              <w:top w:val="nil"/>
+              <w:left w:val="nil"/>
+              <w:bottom w:val="single" w:sz="4" w:space="0" w:color="auto"/>
+              <w:right w:val="nil"/>
+            </w:tcBorders>
+            <w:vAlign w:val="bottom"/>
+            <w:hideMark/>
+          </w:tcPr>
+          <w:p>
+            <w:pPr>
+              <w:spacing w:after="0" w:line="240" w:lineRule="auto"/>
+              <w:rPr>
+                <w:rFonts w:ascii="Aptos Narrow" w:eastAsia="Times New Roman" w:hAnsi="Aptos Narrow" w:cs="Times New Roman"/>
+                <w:color w:val="000000"/>
+                <w:lang w:val="en-NZ" w:eastAsia="es-CO"/>
+              </w:rPr>
+            </w:pPr>
+            <w:r>
+              <w:rPr>
+                <w:rFonts w:ascii="Aptos Narrow" w:eastAsia="Times New Roman" w:hAnsi="Aptos Narrow" w:cs="Times New Roman"/>
+                <w:color w:val="000000"/>
+                <w:lang w:val="en-NZ" w:eastAsia="es-CO"/>
+              </w:rPr>
+              <w:t>Group reports activities of team management or communication channels</w:t>
+            </w:r>
+          </w:p>
+        </w:tc>
+      </w:tr>
+      <w:tr>
+        <w:trPr>
+          <w:trHeight w:val="600"/>
+        </w:trPr>
+        <w:tc>
+          <w:tcPr>
+            <w:tcW w:w="1420" w:type="dxa"/>
+            <w:vMerge w:val="restart"/>
+            <w:tcBorders>
+              <w:top w:val="nil"/>
+              <w:left w:val="nil"/>
+              <w:bottom w:val="single" w:sz="4" w:space="0" w:color="000000"/>
+              <w:right w:val="nil"/>
+            </w:tcBorders>
+            <w:vAlign w:val="center"/>
+            <w:hideMark/>
+          </w:tcPr>
+          <w:p>
+            <w:pPr>
+              <w:spacing w:after="0" w:line="240" w:lineRule="auto"/>
+              <w:jc w:val="center"/>
+              <w:rPr>
+                <w:rFonts w:ascii="Aptos Narrow" w:eastAsia="Times New Roman" w:hAnsi="Aptos Narrow" w:cs="Times New Roman"/>
+                <w:color w:val="000000"/>
+                <w:lang w:val="en-NZ" w:eastAsia="es-CO"/>
+              </w:rPr>
+            </w:pPr>
+            <w:r>
+              <w:rPr>
+                <w:rFonts w:ascii="Aptos Narrow" w:eastAsia="Times New Roman" w:hAnsi="Aptos Narrow" w:cs="Times New Roman"/>
+                <w:color w:val="000000"/>
+                <w:lang w:val="en-NZ" w:eastAsia="es-CO"/>
+              </w:rPr>
+              <w:t>Reported Issues</w:t>
+            </w:r>
+          </w:p>
+        </w:tc>
+        <w:tc>
+          <w:tcPr>
+            <w:tcW w:w="473" w:type="dxa"/>
+            <w:tcBorders>
+              <w:top w:val="nil"/>
+              <w:left w:val="nil"/>
+              <w:bottom w:val="single" w:sz="4" w:space="0" w:color="auto"/>
+              <w:right w:val="nil"/>
+            </w:tcBorders>
+            <w:noWrap/>
+            <w:vAlign w:val="center"/>
+            <w:hideMark/>
+          </w:tcPr>
+          <w:p>
+            <w:pPr>
+              <w:spacing w:after="0" w:line="240" w:lineRule="auto"/>
+              <w:jc w:val="center"/>
+              <w:rPr>
+                <w:rFonts w:ascii="Aptos Narrow" w:eastAsia="Times New Roman" w:hAnsi="Aptos Narrow" w:cs="Times New Roman"/>
+                <w:color w:val="000000"/>
+                <w:lang w:val="en-NZ" w:eastAsia="es-CO"/>
+              </w:rPr>
+            </w:pPr>
+            <w:r>
+              <w:rPr>
+                <w:rFonts w:ascii="Aptos Narrow" w:eastAsia="Times New Roman" w:hAnsi="Aptos Narrow" w:cs="Times New Roman"/>
+                <w:color w:val="000000"/>
+                <w:lang w:val="en-NZ" w:eastAsia="es-CO"/>
+              </w:rPr>
+              <w:t>4.1</w:t>
+            </w:r>
+          </w:p>
+        </w:tc>
+        <w:tc>
+          <w:tcPr>
+            <w:tcW w:w="2502" w:type="dxa"/>
+            <w:tcBorders>
+              <w:top w:val="nil"/>
+              <w:left w:val="nil"/>
+              <w:bottom w:val="single" w:sz="4" w:space="0" w:color="auto"/>
+              <w:right w:val="nil"/>
+            </w:tcBorders>
+            <w:vAlign w:val="center"/>
+            <w:hideMark/>
+          </w:tcPr>
+          <w:p>
+            <w:pPr>
+              <w:spacing w:after="0" w:line="240" w:lineRule="auto"/>
+              <w:rPr>
+                <w:rFonts w:ascii="Aptos Narrow" w:eastAsia="Times New Roman" w:hAnsi="Aptos Narrow" w:cs="Times New Roman"/>
+                <w:color w:val="000000"/>
+                <w:lang w:val="en-NZ" w:eastAsia="es-CO"/>
+              </w:rPr>
+            </w:pPr>
+            <w:r>
+              <w:rPr>
+                <w:rFonts w:ascii="Aptos Narrow" w:eastAsia="Times New Roman" w:hAnsi="Aptos Narrow" w:cs="Times New Roman"/>
+                <w:color w:val="000000"/>
+                <w:lang w:val="en-NZ" w:eastAsia="es-CO"/>
+              </w:rPr>
+              <w:t xml:space="preserve">Team members </w:t>
+            </w:r>
+            <w:r>
+              <w:rPr>
+                <w:rFonts w:ascii="Aptos Narrow" w:eastAsia="Times New Roman" w:hAnsi="Aptos Narrow" w:cs="Times New Roman"/>
+                <w:color w:val="000000"/>
+                <w:lang w:val="en-NZ" w:eastAsia="es-CO"/>
+              </w:rPr>
+              <w:t>disappeared</w:t>
+            </w:r>
+          </w:p>
+        </w:tc>
+        <w:tc>
+          <w:tcPr>
+            <w:tcW w:w="4394" w:type="dxa"/>
+            <w:tcBorders>
+              <w:top w:val="nil"/>
+              <w:left w:val="nil"/>
+              <w:bottom w:val="single" w:sz="4" w:space="0" w:color="auto"/>
+              <w:right w:val="nil"/>
+            </w:tcBorders>
+            <w:vAlign w:val="bottom"/>
+            <w:hideMark/>
+          </w:tcPr>
+          <w:p>
+            <w:pPr>
+              <w:spacing w:after="0" w:line="240" w:lineRule="auto"/>
+              <w:rPr>
+                <w:rFonts w:ascii="Aptos Narrow" w:eastAsia="Times New Roman" w:hAnsi="Aptos Narrow" w:cs="Times New Roman"/>
+                <w:color w:val="000000"/>
+                <w:lang w:val="en-NZ" w:eastAsia="es-CO"/>
+              </w:rPr>
+            </w:pPr>
+            <w:r>
+              <w:rPr>
+                <w:rFonts w:ascii="Aptos Narrow" w:eastAsia="Times New Roman" w:hAnsi="Aptos Narrow" w:cs="Times New Roman"/>
+                <w:color w:val="000000"/>
+                <w:lang w:val="en-NZ" w:eastAsia="es-CO"/>
+              </w:rPr>
+              <w:t>The group</w:t>
+            </w:r>
+            <w:r>
+              <w:rPr>
+                <w:rFonts w:ascii="Aptos Narrow" w:eastAsia="Times New Roman" w:hAnsi="Aptos Narrow" w:cs="Times New Roman"/>
+                <w:color w:val="000000"/>
+                <w:lang w:val="en-NZ" w:eastAsia="es-CO"/>
+              </w:rPr>
+              <w:t xml:space="preserve"> reports that one or more </w:t>
+            </w:r>
+            <w:r>
+              <w:rPr>
+                <w:rFonts w:ascii="Aptos Narrow" w:eastAsia="Times New Roman" w:hAnsi="Aptos Narrow" w:cs="Times New Roman"/>
+                <w:color w:val="000000"/>
+                <w:lang w:val="en-NZ" w:eastAsia="es-CO"/>
+              </w:rPr>
+              <w:t>members</w:t>
+            </w:r>
+            <w:r>
+              <w:rPr>
+                <w:rFonts w:ascii="Aptos Narrow" w:eastAsia="Times New Roman" w:hAnsi="Aptos Narrow" w:cs="Times New Roman"/>
+                <w:color w:val="000000"/>
+                <w:lang w:val="en-NZ" w:eastAsia="es-CO"/>
+              </w:rPr>
+              <w:t xml:space="preserve"> have not been in contact or have not been responding to communication</w:t>
+            </w:r>
+          </w:p>
+        </w:tc>
+      </w:tr>
+      <w:tr>
+        <w:trPr>
+          <w:trHeight w:val="600"/>
+        </w:trPr>
+        <w:tc>
+          <w:tcPr>
+            <w:tcW w:w="1420" w:type="dxa"/>
+            <w:vMerge/>
+            <w:tcBorders>
+              <w:top w:val="nil"/>
+              <w:left w:val="nil"/>
+              <w:bottom w:val="single" w:sz="4" w:space="0" w:color="000000"/>
+              <w:right w:val="nil"/>
+            </w:tcBorders>
+            <w:vAlign w:val="center"/>
+            <w:hideMark/>
+          </w:tcPr>
+          <w:p>
+            <w:pPr>
+              <w:spacing w:after="0" w:line="240" w:lineRule="auto"/>
+              <w:rPr>
+                <w:rFonts w:ascii="Aptos Narrow" w:eastAsia="Times New Roman" w:hAnsi="Aptos Narrow" w:cs="Times New Roman"/>
+                <w:color w:val="000000"/>
+                <w:lang w:val="en-NZ" w:eastAsia="es-CO"/>
+              </w:rPr>
+            </w:pPr>
+          </w:p>
+        </w:tc>
+        <w:tc>
+          <w:tcPr>
+            <w:tcW w:w="473" w:type="dxa"/>
+            <w:tcBorders>
+              <w:top w:val="nil"/>
+              <w:left w:val="nil"/>
+              <w:bottom w:val="single" w:sz="4" w:space="0" w:color="auto"/>
+              <w:right w:val="nil"/>
+            </w:tcBorders>
+            <w:noWrap/>
+            <w:vAlign w:val="center"/>
+            <w:hideMark/>
+          </w:tcPr>
+          <w:p>
+            <w:pPr>
+              <w:spacing w:after="0" w:line="240" w:lineRule="auto"/>
+              <w:jc w:val="center"/>
+              <w:rPr>
+                <w:rFonts w:ascii="Aptos Narrow" w:eastAsia="Times New Roman" w:hAnsi="Aptos Narrow" w:cs="Times New Roman"/>
+                <w:color w:val="000000"/>
+                <w:lang w:val="en-NZ" w:eastAsia="es-CO"/>
+              </w:rPr>
+            </w:pPr>
+            <w:r>
+              <w:rPr>
+                <w:rFonts w:ascii="Aptos Narrow" w:eastAsia="Times New Roman" w:hAnsi="Aptos Narrow" w:cs="Times New Roman"/>
+                <w:color w:val="000000"/>
+                <w:lang w:val="en-NZ" w:eastAsia="es-CO"/>
+              </w:rPr>
+              <w:t>4.2</w:t>
+            </w:r>
+          </w:p>
+        </w:tc>
+        <w:tc>
+          <w:tcPr>
+            <w:tcW w:w="2502" w:type="dxa"/>
+            <w:tcBorders>
+              <w:top w:val="nil"/>
+              <w:left w:val="nil"/>
+              <w:bottom w:val="single" w:sz="4" w:space="0" w:color="auto"/>
+              <w:right w:val="nil"/>
+            </w:tcBorders>
+            <w:vAlign w:val="center"/>
+            <w:hideMark/>
+          </w:tcPr>
+          <w:p>
+            <w:pPr>
+              <w:spacing w:after="0" w:line="240" w:lineRule="auto"/>
+              <w:rPr>
+                <w:rFonts w:ascii="Aptos Narrow" w:eastAsia="Times New Roman" w:hAnsi="Aptos Narrow" w:cs="Times New Roman"/>
+                <w:color w:val="000000"/>
+                <w:lang w:val="en-NZ" w:eastAsia="es-CO"/>
+              </w:rPr>
+            </w:pPr>
+            <w:r>
+              <w:rPr>
+                <w:rFonts w:ascii="Aptos Narrow" w:eastAsia="Times New Roman" w:hAnsi="Aptos Narrow" w:cs="Times New Roman"/>
+                <w:color w:val="000000"/>
+                <w:lang w:val="en-NZ" w:eastAsia="es-CO"/>
+              </w:rPr>
+              <w:t>Lack of progress</w:t>
+            </w:r>
+          </w:p>
+        </w:tc>
+        <w:tc>
+          <w:tcPr>
+            <w:tcW w:w="4394" w:type="dxa"/>
+            <w:tcBorders>
+              <w:top w:val="nil"/>
+              <w:left w:val="nil"/>
+              <w:bottom w:val="single" w:sz="4" w:space="0" w:color="auto"/>
+              <w:right w:val="nil"/>
+            </w:tcBorders>
+            <w:vAlign w:val="bottom"/>
+            <w:hideMark/>
+          </w:tcPr>
+          <w:p>
+            <w:pPr>
+              <w:spacing w:after="0" w:line="240" w:lineRule="auto"/>
+              <w:rPr>
+                <w:rFonts w:ascii="Aptos Narrow" w:eastAsia="Times New Roman" w:hAnsi="Aptos Narrow" w:cs="Times New Roman"/>
+                <w:color w:val="000000"/>
+                <w:lang w:val="en-NZ" w:eastAsia="es-CO"/>
+              </w:rPr>
+            </w:pPr>
+            <w:r>
+              <w:rPr>
+                <w:rFonts w:ascii="Aptos Narrow" w:eastAsia="Times New Roman" w:hAnsi="Aptos Narrow" w:cs="Times New Roman"/>
+                <w:color w:val="000000"/>
+                <w:lang w:val="en-NZ" w:eastAsia="es-CO"/>
+              </w:rPr>
+              <w:t>Group reports that the progress has not been to their liking, or is too far behind in comparison to other reports</w:t>
+            </w:r>
+          </w:p>
+        </w:tc>
+      </w:tr>
+      <w:tr>
+        <w:trPr>
+          <w:trHeight w:val="600"/>
+        </w:trPr>
+        <w:tc>
+          <w:tcPr>
+            <w:tcW w:w="1420" w:type="dxa"/>
+            <w:vMerge/>
+            <w:tcBorders>
+              <w:top w:val="nil"/>
+              <w:left w:val="nil"/>
+              <w:bottom w:val="single" w:sz="4" w:space="0" w:color="000000"/>
+              <w:right w:val="nil"/>
+            </w:tcBorders>
+            <w:vAlign w:val="center"/>
+            <w:hideMark/>
+          </w:tcPr>
+          <w:p>
+            <w:pPr>
+              <w:spacing w:after="0" w:line="240" w:lineRule="auto"/>
+              <w:rPr>
+                <w:rFonts w:ascii="Aptos Narrow" w:eastAsia="Times New Roman" w:hAnsi="Aptos Narrow" w:cs="Times New Roman"/>
+                <w:color w:val="000000"/>
+                <w:lang w:val="en-NZ" w:eastAsia="es-CO"/>
+              </w:rPr>
+            </w:pPr>
+          </w:p>
+        </w:tc>
+        <w:tc>
+          <w:tcPr>
+            <w:tcW w:w="473" w:type="dxa"/>
+            <w:tcBorders>
+              <w:top w:val="nil"/>
+              <w:left w:val="nil"/>
+              <w:bottom w:val="single" w:sz="4" w:space="0" w:color="auto"/>
+              <w:right w:val="nil"/>
+            </w:tcBorders>
+            <w:noWrap/>
+            <w:vAlign w:val="center"/>
+            <w:hideMark/>
+          </w:tcPr>
+          <w:p>
+            <w:pPr>
+              <w:spacing w:after="0" w:line="240" w:lineRule="auto"/>
+              <w:jc w:val="center"/>
+              <w:rPr>
+                <w:rFonts w:ascii="Aptos Narrow" w:eastAsia="Times New Roman" w:hAnsi="Aptos Narrow" w:cs="Times New Roman"/>
+                <w:color w:val="000000"/>
+                <w:lang w:val="en-NZ" w:eastAsia="es-CO"/>
+              </w:rPr>
+            </w:pPr>
+            <w:r>
+              <w:rPr>
+                <w:rFonts w:ascii="Aptos Narrow" w:eastAsia="Times New Roman" w:hAnsi="Aptos Narrow" w:cs="Times New Roman"/>
+                <w:color w:val="000000"/>
+                <w:lang w:val="en-NZ" w:eastAsia="es-CO"/>
+              </w:rPr>
+              <w:t>4.3</w:t>
+            </w:r>
+          </w:p>
+        </w:tc>
+        <w:tc>
+          <w:tcPr>
+            <w:tcW w:w="2502" w:type="dxa"/>
+            <w:tcBorders>
+              <w:top w:val="nil"/>
+              <w:left w:val="nil"/>
+              <w:bottom w:val="single" w:sz="4" w:space="0" w:color="auto"/>
+              <w:right w:val="nil"/>
+            </w:tcBorders>
+            <w:vAlign w:val="center"/>
+            <w:hideMark/>
+          </w:tcPr>
+          <w:p>
+            <w:pPr>
+              <w:spacing w:after="0" w:line="240" w:lineRule="auto"/>
+              <w:rPr>
+                <w:rFonts w:ascii="Aptos Narrow" w:eastAsia="Times New Roman" w:hAnsi="Aptos Narrow" w:cs="Times New Roman"/>
+                <w:color w:val="000000"/>
+                <w:lang w:val="en-NZ" w:eastAsia="es-CO"/>
+              </w:rPr>
+            </w:pPr>
+            <w:r>
+              <w:rPr>
+                <w:rFonts w:ascii="Aptos Narrow" w:eastAsia="Times New Roman" w:hAnsi="Aptos Narrow" w:cs="Times New Roman"/>
+                <w:color w:val="000000"/>
+                <w:lang w:val="en-NZ" w:eastAsia="es-CO"/>
+              </w:rPr>
+              <w:t>No information for the cost estimation</w:t>
+            </w:r>
+          </w:p>
+        </w:tc>
+        <w:tc>
+          <w:tcPr>
+            <w:tcW w:w="4394" w:type="dxa"/>
+            <w:tcBorders>
+              <w:top w:val="nil"/>
+              <w:left w:val="nil"/>
+              <w:bottom w:val="single" w:sz="4" w:space="0" w:color="auto"/>
+              <w:right w:val="nil"/>
+            </w:tcBorders>
+            <w:vAlign w:val="bottom"/>
+            <w:hideMark/>
+          </w:tcPr>
+          <w:p>
+            <w:pPr>
+              <w:spacing w:after="0" w:line="240" w:lineRule="auto"/>
+              <w:rPr>
+                <w:rFonts w:ascii="Aptos Narrow" w:eastAsia="Times New Roman" w:hAnsi="Aptos Narrow" w:cs="Times New Roman"/>
+                <w:color w:val="000000"/>
+                <w:lang w:val="en-NZ" w:eastAsia="es-CO"/>
+              </w:rPr>
+            </w:pPr>
+            <w:r>
+              <w:rPr>
+                <w:rFonts w:ascii="Aptos Narrow" w:eastAsia="Times New Roman" w:hAnsi="Aptos Narrow" w:cs="Times New Roman"/>
+                <w:color w:val="000000"/>
+                <w:lang w:val="en-NZ" w:eastAsia="es-CO"/>
+              </w:rPr>
+              <w:t>The group reports not having enough information to create a cost estimation</w:t>
+            </w:r>
+          </w:p>
+        </w:tc>
+      </w:tr>
+      <w:tr>
+        <w:trPr>
+          <w:trHeight w:val="600"/>
+        </w:trPr>
+        <w:tc>
+          <w:tcPr>
+            <w:tcW w:w="1420" w:type="dxa"/>
+            <w:vMerge/>
+            <w:tcBorders>
+              <w:top w:val="nil"/>
+              <w:left w:val="nil"/>
+              <w:bottom w:val="single" w:sz="4" w:space="0" w:color="000000"/>
+              <w:right w:val="nil"/>
+            </w:tcBorders>
+            <w:vAlign w:val="center"/>
+            <w:hideMark/>
+          </w:tcPr>
+          <w:p>
+            <w:pPr>
+              <w:spacing w:after="0" w:line="240" w:lineRule="auto"/>
+              <w:rPr>
+                <w:rFonts w:ascii="Aptos Narrow" w:eastAsia="Times New Roman" w:hAnsi="Aptos Narrow" w:cs="Times New Roman"/>
+                <w:color w:val="000000"/>
+                <w:lang w:val="en-NZ" w:eastAsia="es-CO"/>
+              </w:rPr>
+            </w:pPr>
+          </w:p>
+        </w:tc>
+        <w:tc>
+          <w:tcPr>
+            <w:tcW w:w="473" w:type="dxa"/>
+            <w:tcBorders>
+              <w:top w:val="nil"/>
+              <w:left w:val="nil"/>
+              <w:bottom w:val="single" w:sz="4" w:space="0" w:color="auto"/>
+              <w:right w:val="nil"/>
+            </w:tcBorders>
+            <w:noWrap/>
+            <w:vAlign w:val="center"/>
+            <w:hideMark/>
+          </w:tcPr>
+          <w:p>
+            <w:pPr>
+              <w:spacing w:after="0" w:line="240" w:lineRule="auto"/>
+              <w:jc w:val="center"/>
+              <w:rPr>
+                <w:rFonts w:ascii="Aptos Narrow" w:eastAsia="Times New Roman" w:hAnsi="Aptos Narrow" w:cs="Times New Roman"/>
+                <w:color w:val="000000"/>
+                <w:lang w:val="en-NZ" w:eastAsia="es-CO"/>
+              </w:rPr>
+            </w:pPr>
+            <w:r>
+              <w:rPr>
+                <w:rFonts w:ascii="Aptos Narrow" w:eastAsia="Times New Roman" w:hAnsi="Aptos Narrow" w:cs="Times New Roman"/>
+                <w:color w:val="000000"/>
+                <w:lang w:val="en-NZ" w:eastAsia="es-CO"/>
+              </w:rPr>
+              <w:t>4.4</w:t>
+            </w:r>
+          </w:p>
+        </w:tc>
+        <w:tc>
+          <w:tcPr>
+            <w:tcW w:w="2502" w:type="dxa"/>
+            <w:tcBorders>
+              <w:top w:val="nil"/>
+              <w:left w:val="nil"/>
+              <w:bottom w:val="single" w:sz="4" w:space="0" w:color="auto"/>
+              <w:right w:val="nil"/>
+            </w:tcBorders>
+            <w:vAlign w:val="center"/>
+            <w:hideMark/>
+          </w:tcPr>
+          <w:p>
+            <w:pPr>
+              <w:spacing w:after="0" w:line="240" w:lineRule="auto"/>
+              <w:rPr>
+                <w:rFonts w:ascii="Aptos Narrow" w:eastAsia="Times New Roman" w:hAnsi="Aptos Narrow" w:cs="Times New Roman"/>
+                <w:color w:val="000000"/>
+                <w:lang w:val="en-NZ" w:eastAsia="es-CO"/>
+              </w:rPr>
+            </w:pPr>
+            <w:r>
+              <w:rPr>
+                <w:rFonts w:ascii="Aptos Narrow" w:eastAsia="Times New Roman" w:hAnsi="Aptos Narrow" w:cs="Times New Roman"/>
+                <w:color w:val="000000"/>
+                <w:lang w:val="en-NZ" w:eastAsia="es-CO"/>
+              </w:rPr>
+              <w:t>Not decision in the construction material</w:t>
+            </w:r>
+          </w:p>
+        </w:tc>
+        <w:tc>
+          <w:tcPr>
+            <w:tcW w:w="4394" w:type="dxa"/>
+            <w:tcBorders>
+              <w:top w:val="nil"/>
+              <w:left w:val="nil"/>
+              <w:bottom w:val="single" w:sz="4" w:space="0" w:color="auto"/>
+              <w:right w:val="nil"/>
+            </w:tcBorders>
+            <w:vAlign w:val="bottom"/>
+            <w:hideMark/>
+          </w:tcPr>
+          <w:p>
+            <w:pPr>
+              <w:spacing w:after="0" w:line="240" w:lineRule="auto"/>
+              <w:rPr>
+                <w:rFonts w:ascii="Aptos Narrow" w:eastAsia="Times New Roman" w:hAnsi="Aptos Narrow" w:cs="Times New Roman"/>
+                <w:color w:val="000000"/>
+                <w:lang w:val="en-NZ" w:eastAsia="es-CO"/>
+              </w:rPr>
+            </w:pPr>
+            <w:r>
+              <w:rPr>
+                <w:rFonts w:ascii="Aptos Narrow" w:eastAsia="Times New Roman" w:hAnsi="Aptos Narrow" w:cs="Times New Roman"/>
+                <w:color w:val="000000"/>
+                <w:lang w:val="en-NZ" w:eastAsia="es-CO"/>
+              </w:rPr>
+              <w:t xml:space="preserve">The group reports not being able to </w:t>
+            </w:r>
+            <w:r>
+              <w:rPr>
+                <w:rFonts w:ascii="Aptos Narrow" w:eastAsia="Times New Roman" w:hAnsi="Aptos Narrow" w:cs="Times New Roman"/>
+                <w:color w:val="000000"/>
+                <w:lang w:val="en-NZ" w:eastAsia="es-CO"/>
+              </w:rPr>
+              <w:t>decide</w:t>
+            </w:r>
+            <w:r>
+              <w:rPr>
+                <w:rFonts w:ascii="Aptos Narrow" w:eastAsia="Times New Roman" w:hAnsi="Aptos Narrow" w:cs="Times New Roman"/>
+                <w:color w:val="000000"/>
+                <w:lang w:val="en-NZ" w:eastAsia="es-CO"/>
+              </w:rPr>
+              <w:t xml:space="preserve"> about the construction material</w:t>
+            </w:r>
+          </w:p>
+        </w:tc>
+      </w:tr>
+      <w:tr>
+        <w:trPr>
+          <w:trHeight w:val="600"/>
+        </w:trPr>
+        <w:tc>
+          <w:tcPr>
+            <w:tcW w:w="1420" w:type="dxa"/>
+            <w:vMerge/>
+            <w:tcBorders>
+              <w:top w:val="nil"/>
+              <w:left w:val="nil"/>
+              <w:bottom w:val="single" w:sz="4" w:space="0" w:color="000000"/>
+              <w:right w:val="nil"/>
+            </w:tcBorders>
+            <w:vAlign w:val="center"/>
+            <w:hideMark/>
+          </w:tcPr>
+          <w:p>
+            <w:pPr>
+              <w:spacing w:after="0" w:line="240" w:lineRule="auto"/>
+              <w:rPr>
+                <w:rFonts w:ascii="Aptos Narrow" w:eastAsia="Times New Roman" w:hAnsi="Aptos Narrow" w:cs="Times New Roman"/>
+                <w:color w:val="000000"/>
+                <w:lang w:val="en-NZ" w:eastAsia="es-CO"/>
+              </w:rPr>
+            </w:pPr>
+          </w:p>
+        </w:tc>
+        <w:tc>
+          <w:tcPr>
+            <w:tcW w:w="473" w:type="dxa"/>
+            <w:tcBorders>
+              <w:top w:val="nil"/>
+              <w:left w:val="nil"/>
+              <w:bottom w:val="single" w:sz="4" w:space="0" w:color="auto"/>
+              <w:right w:val="nil"/>
+            </w:tcBorders>
+            <w:noWrap/>
+            <w:vAlign w:val="center"/>
+            <w:hideMark/>
+          </w:tcPr>
+          <w:p>
+            <w:pPr>
+              <w:spacing w:after="0" w:line="240" w:lineRule="auto"/>
+              <w:jc w:val="center"/>
+              <w:rPr>
+                <w:rFonts w:ascii="Aptos Narrow" w:eastAsia="Times New Roman" w:hAnsi="Aptos Narrow" w:cs="Times New Roman"/>
+                <w:color w:val="000000"/>
+                <w:lang w:val="en-NZ" w:eastAsia="es-CO"/>
+              </w:rPr>
+            </w:pPr>
+            <w:r>
+              <w:rPr>
+                <w:rFonts w:ascii="Aptos Narrow" w:eastAsia="Times New Roman" w:hAnsi="Aptos Narrow" w:cs="Times New Roman"/>
+                <w:color w:val="000000"/>
+                <w:lang w:val="en-NZ" w:eastAsia="es-CO"/>
+              </w:rPr>
+              <w:t>4.5</w:t>
+            </w:r>
+          </w:p>
+        </w:tc>
+        <w:tc>
+          <w:tcPr>
+            <w:tcW w:w="2502" w:type="dxa"/>
+            <w:tcBorders>
+              <w:top w:val="nil"/>
+              <w:left w:val="nil"/>
+              <w:bottom w:val="single" w:sz="4" w:space="0" w:color="auto"/>
+              <w:right w:val="nil"/>
+            </w:tcBorders>
+            <w:vAlign w:val="center"/>
+            <w:hideMark/>
+          </w:tcPr>
+          <w:p>
+            <w:pPr>
+              <w:spacing w:after="0" w:line="240" w:lineRule="auto"/>
+              <w:rPr>
+                <w:rFonts w:ascii="Aptos Narrow" w:eastAsia="Times New Roman" w:hAnsi="Aptos Narrow" w:cs="Times New Roman"/>
+                <w:color w:val="000000"/>
+                <w:lang w:val="en-NZ" w:eastAsia="es-CO"/>
+              </w:rPr>
+            </w:pPr>
+            <w:r>
+              <w:rPr>
+                <w:rFonts w:ascii="Aptos Narrow" w:eastAsia="Times New Roman" w:hAnsi="Aptos Narrow" w:cs="Times New Roman"/>
+                <w:color w:val="000000"/>
+                <w:lang w:val="en-NZ" w:eastAsia="es-CO"/>
+              </w:rPr>
+              <w:t xml:space="preserve">No first contact with a team </w:t>
+            </w:r>
+            <w:r>
+              <w:rPr>
+                <w:rFonts w:ascii="Aptos Narrow" w:eastAsia="Times New Roman" w:hAnsi="Aptos Narrow" w:cs="Times New Roman"/>
+                <w:color w:val="000000"/>
+                <w:lang w:val="en-NZ" w:eastAsia="es-CO"/>
+              </w:rPr>
+              <w:t>member</w:t>
+            </w:r>
+          </w:p>
+        </w:tc>
+        <w:tc>
+          <w:tcPr>
+            <w:tcW w:w="4394" w:type="dxa"/>
+            <w:tcBorders>
+              <w:top w:val="nil"/>
+              <w:left w:val="nil"/>
+              <w:bottom w:val="single" w:sz="4" w:space="0" w:color="auto"/>
+              <w:right w:val="nil"/>
+            </w:tcBorders>
+            <w:vAlign w:val="bottom"/>
+            <w:hideMark/>
+          </w:tcPr>
+          <w:p>
+            <w:pPr>
+              <w:spacing w:after="0" w:line="240" w:lineRule="auto"/>
+              <w:rPr>
+                <w:rFonts w:ascii="Aptos Narrow" w:eastAsia="Times New Roman" w:hAnsi="Aptos Narrow" w:cs="Times New Roman"/>
+                <w:color w:val="000000"/>
+                <w:lang w:val="en-NZ" w:eastAsia="es-CO"/>
+              </w:rPr>
+            </w:pPr>
+            <w:r>
+              <w:rPr>
+                <w:rFonts w:ascii="Aptos Narrow" w:eastAsia="Times New Roman" w:hAnsi="Aptos Narrow" w:cs="Times New Roman"/>
+                <w:color w:val="000000"/>
+                <w:lang w:val="en-NZ" w:eastAsia="es-CO"/>
+              </w:rPr>
+              <w:t xml:space="preserve">The group reports they have not been able to contact one or more team members for the </w:t>
+            </w:r>
+            <w:r>
+              <w:rPr>
+                <w:rFonts w:ascii="Aptos Narrow" w:eastAsia="Times New Roman" w:hAnsi="Aptos Narrow" w:cs="Times New Roman"/>
+                <w:color w:val="000000"/>
+                <w:lang w:val="en-NZ" w:eastAsia="es-CO"/>
+              </w:rPr>
+              <w:t>first</w:t>
+            </w:r>
+            <w:r>
+              <w:rPr>
+                <w:rFonts w:ascii="Aptos Narrow" w:eastAsia="Times New Roman" w:hAnsi="Aptos Narrow" w:cs="Times New Roman"/>
+                <w:color w:val="000000"/>
+                <w:lang w:val="en-NZ" w:eastAsia="es-CO"/>
+              </w:rPr>
+              <w:t xml:space="preserve"> </w:t>
+            </w:r>
+            <w:r>
+              <w:rPr>
+                <w:rFonts w:ascii="Aptos Narrow" w:eastAsia="Times New Roman" w:hAnsi="Aptos Narrow" w:cs="Times New Roman"/>
+                <w:color w:val="000000"/>
+                <w:lang w:val="en-NZ" w:eastAsia="es-CO"/>
+              </w:rPr>
+              <w:t>time</w:t>
+            </w:r>
+          </w:p>
+        </w:tc>
+      </w:tr>
+      <w:tr>
+        <w:trPr>
+          <w:trHeight w:val="600"/>
+        </w:trPr>
+        <w:tc>
+          <w:tcPr>
+            <w:tcW w:w="1420" w:type="dxa"/>
+            <w:vMerge/>
+            <w:tcBorders>
+              <w:top w:val="nil"/>
+              <w:left w:val="nil"/>
+              <w:bottom w:val="single" w:sz="4" w:space="0" w:color="000000"/>
+              <w:right w:val="nil"/>
+            </w:tcBorders>
+            <w:vAlign w:val="center"/>
+            <w:hideMark/>
+          </w:tcPr>
+          <w:p>
+            <w:pPr>
+              <w:spacing w:after="0" w:line="240" w:lineRule="auto"/>
+              <w:rPr>
+                <w:rFonts w:ascii="Aptos Narrow" w:eastAsia="Times New Roman" w:hAnsi="Aptos Narrow" w:cs="Times New Roman"/>
+                <w:color w:val="000000"/>
+                <w:lang w:val="en-NZ" w:eastAsia="es-CO"/>
+              </w:rPr>
+            </w:pPr>
+          </w:p>
+        </w:tc>
+        <w:tc>
+          <w:tcPr>
+            <w:tcW w:w="473" w:type="dxa"/>
+            <w:tcBorders>
+              <w:top w:val="nil"/>
+              <w:left w:val="nil"/>
+              <w:bottom w:val="single" w:sz="4" w:space="0" w:color="auto"/>
+              <w:right w:val="nil"/>
+            </w:tcBorders>
+            <w:noWrap/>
+            <w:vAlign w:val="center"/>
+            <w:hideMark/>
+          </w:tcPr>
+          <w:p>
+            <w:pPr>
+              <w:spacing w:after="0" w:line="240" w:lineRule="auto"/>
+              <w:jc w:val="center"/>
+              <w:rPr>
+                <w:rFonts w:ascii="Aptos Narrow" w:eastAsia="Times New Roman" w:hAnsi="Aptos Narrow" w:cs="Times New Roman"/>
+                <w:color w:val="000000"/>
+                <w:lang w:val="en-NZ" w:eastAsia="es-CO"/>
+              </w:rPr>
+            </w:pPr>
+            <w:r>
+              <w:rPr>
+                <w:rFonts w:ascii="Aptos Narrow" w:eastAsia="Times New Roman" w:hAnsi="Aptos Narrow" w:cs="Times New Roman"/>
+                <w:color w:val="000000"/>
+                <w:lang w:val="en-NZ" w:eastAsia="es-CO"/>
+              </w:rPr>
+              <w:t>4.6</w:t>
+            </w:r>
+          </w:p>
+        </w:tc>
+        <w:tc>
+          <w:tcPr>
+            <w:tcW w:w="2502" w:type="dxa"/>
+            <w:tcBorders>
+              <w:top w:val="nil"/>
+              <w:left w:val="nil"/>
+              <w:bottom w:val="single" w:sz="4" w:space="0" w:color="auto"/>
+              <w:right w:val="nil"/>
+            </w:tcBorders>
+            <w:vAlign w:val="center"/>
+            <w:hideMark/>
+          </w:tcPr>
+          <w:p>
+            <w:pPr>
+              <w:spacing w:after="0" w:line="240" w:lineRule="auto"/>
+              <w:rPr>
+                <w:rFonts w:ascii="Aptos Narrow" w:eastAsia="Times New Roman" w:hAnsi="Aptos Narrow" w:cs="Times New Roman"/>
+                <w:color w:val="000000"/>
+                <w:lang w:val="en-NZ" w:eastAsia="es-CO"/>
+              </w:rPr>
+            </w:pPr>
+            <w:r>
+              <w:rPr>
+                <w:rFonts w:ascii="Aptos Narrow" w:eastAsia="Times New Roman" w:hAnsi="Aptos Narrow" w:cs="Times New Roman"/>
+                <w:color w:val="000000"/>
+                <w:lang w:val="en-NZ" w:eastAsia="es-CO"/>
+              </w:rPr>
+              <w:t>Not been able to reach AE</w:t>
+            </w:r>
+          </w:p>
+        </w:tc>
+        <w:tc>
+          <w:tcPr>
+            <w:tcW w:w="4394" w:type="dxa"/>
+            <w:tcBorders>
+              <w:top w:val="nil"/>
+              <w:left w:val="nil"/>
+              <w:bottom w:val="single" w:sz="4" w:space="0" w:color="auto"/>
+              <w:right w:val="nil"/>
+            </w:tcBorders>
+            <w:vAlign w:val="bottom"/>
+            <w:hideMark/>
+          </w:tcPr>
+          <w:p>
+            <w:pPr>
+              <w:spacing w:after="0" w:line="240" w:lineRule="auto"/>
+              <w:rPr>
+                <w:rFonts w:ascii="Aptos Narrow" w:eastAsia="Times New Roman" w:hAnsi="Aptos Narrow" w:cs="Times New Roman"/>
+                <w:color w:val="000000"/>
+                <w:lang w:val="en-NZ" w:eastAsia="es-CO"/>
+              </w:rPr>
+            </w:pPr>
+            <w:r>
+              <w:rPr>
+                <w:rFonts w:ascii="Aptos Narrow" w:eastAsia="Times New Roman" w:hAnsi="Aptos Narrow" w:cs="Times New Roman"/>
+                <w:color w:val="000000"/>
+                <w:lang w:val="en-NZ" w:eastAsia="es-CO"/>
+              </w:rPr>
+              <w:t xml:space="preserve">The group reports a lack of </w:t>
+            </w:r>
+            <w:r>
+              <w:rPr>
+                <w:rFonts w:ascii="Aptos Narrow" w:eastAsia="Times New Roman" w:hAnsi="Aptos Narrow" w:cs="Times New Roman"/>
+                <w:color w:val="000000"/>
+                <w:lang w:val="en-NZ" w:eastAsia="es-CO"/>
+              </w:rPr>
+              <w:t>communication</w:t>
+            </w:r>
+            <w:r>
+              <w:rPr>
+                <w:rFonts w:ascii="Aptos Narrow" w:eastAsia="Times New Roman" w:hAnsi="Aptos Narrow" w:cs="Times New Roman"/>
+                <w:color w:val="000000"/>
+                <w:lang w:val="en-NZ" w:eastAsia="es-CO"/>
+              </w:rPr>
+              <w:t xml:space="preserve"> from the AE or any other role</w:t>
+            </w:r>
+          </w:p>
+        </w:tc>
+      </w:tr>
+      <w:tr>
+        <w:trPr>
+          <w:trHeight w:val="600"/>
+        </w:trPr>
+        <w:tc>
+          <w:tcPr>
+            <w:tcW w:w="1420" w:type="dxa"/>
+            <w:vMerge/>
+            <w:tcBorders>
+              <w:top w:val="nil"/>
+              <w:left w:val="nil"/>
+              <w:bottom w:val="single" w:sz="4" w:space="0" w:color="000000"/>
+              <w:right w:val="nil"/>
+            </w:tcBorders>
+            <w:vAlign w:val="center"/>
+            <w:hideMark/>
+          </w:tcPr>
+          <w:p>
+            <w:pPr>
+              <w:spacing w:after="0" w:line="240" w:lineRule="auto"/>
+              <w:rPr>
+                <w:rFonts w:ascii="Aptos Narrow" w:eastAsia="Times New Roman" w:hAnsi="Aptos Narrow" w:cs="Times New Roman"/>
+                <w:color w:val="000000"/>
+                <w:lang w:val="en-NZ" w:eastAsia="es-CO"/>
+              </w:rPr>
+            </w:pPr>
+          </w:p>
+        </w:tc>
+        <w:tc>
+          <w:tcPr>
+            <w:tcW w:w="473" w:type="dxa"/>
+            <w:tcBorders>
+              <w:top w:val="nil"/>
+              <w:left w:val="nil"/>
+              <w:bottom w:val="single" w:sz="4" w:space="0" w:color="auto"/>
+              <w:right w:val="nil"/>
+            </w:tcBorders>
+            <w:noWrap/>
+            <w:vAlign w:val="center"/>
+            <w:hideMark/>
+          </w:tcPr>
+          <w:p>
+            <w:pPr>
+              <w:spacing w:after="0" w:line="240" w:lineRule="auto"/>
+              <w:jc w:val="center"/>
+              <w:rPr>
+                <w:rFonts w:ascii="Aptos Narrow" w:eastAsia="Times New Roman" w:hAnsi="Aptos Narrow" w:cs="Times New Roman"/>
+                <w:color w:val="000000"/>
+                <w:lang w:val="en-NZ" w:eastAsia="es-CO"/>
+              </w:rPr>
+            </w:pPr>
+            <w:r>
+              <w:rPr>
+                <w:rFonts w:ascii="Aptos Narrow" w:eastAsia="Times New Roman" w:hAnsi="Aptos Narrow" w:cs="Times New Roman"/>
+                <w:color w:val="000000"/>
+                <w:lang w:val="en-NZ" w:eastAsia="es-CO"/>
+              </w:rPr>
+              <w:t>4.7</w:t>
+            </w:r>
+          </w:p>
+        </w:tc>
+        <w:tc>
+          <w:tcPr>
+            <w:tcW w:w="2502" w:type="dxa"/>
+            <w:tcBorders>
+              <w:top w:val="nil"/>
+              <w:left w:val="nil"/>
+              <w:bottom w:val="single" w:sz="4" w:space="0" w:color="auto"/>
+              <w:right w:val="nil"/>
+            </w:tcBorders>
+            <w:vAlign w:val="center"/>
+            <w:hideMark/>
+          </w:tcPr>
+          <w:p>
+            <w:pPr>
+              <w:spacing w:after="0" w:line="240" w:lineRule="auto"/>
+              <w:rPr>
+                <w:rFonts w:ascii="Aptos Narrow" w:eastAsia="Times New Roman" w:hAnsi="Aptos Narrow" w:cs="Times New Roman"/>
+                <w:color w:val="000000"/>
+                <w:lang w:val="en-NZ" w:eastAsia="es-CO"/>
+              </w:rPr>
+            </w:pPr>
+            <w:r>
+              <w:rPr>
+                <w:rFonts w:ascii="Aptos Narrow" w:eastAsia="Times New Roman" w:hAnsi="Aptos Narrow" w:cs="Times New Roman"/>
+                <w:color w:val="000000"/>
+                <w:lang w:val="en-NZ" w:eastAsia="es-CO"/>
+              </w:rPr>
+              <w:t>Communication comes too late</w:t>
+            </w:r>
+          </w:p>
+        </w:tc>
+        <w:tc>
+          <w:tcPr>
+            <w:tcW w:w="4394" w:type="dxa"/>
+            <w:tcBorders>
+              <w:top w:val="nil"/>
+              <w:left w:val="nil"/>
+              <w:bottom w:val="single" w:sz="4" w:space="0" w:color="auto"/>
+              <w:right w:val="nil"/>
+            </w:tcBorders>
+            <w:vAlign w:val="bottom"/>
+            <w:hideMark/>
+          </w:tcPr>
+          <w:p>
+            <w:pPr>
+              <w:spacing w:after="0" w:line="240" w:lineRule="auto"/>
+              <w:rPr>
+                <w:rFonts w:ascii="Aptos Narrow" w:eastAsia="Times New Roman" w:hAnsi="Aptos Narrow" w:cs="Times New Roman"/>
+                <w:color w:val="000000"/>
+                <w:lang w:val="en-NZ" w:eastAsia="es-CO"/>
+              </w:rPr>
+            </w:pPr>
+            <w:r>
+              <w:rPr>
+                <w:rFonts w:ascii="Aptos Narrow" w:eastAsia="Times New Roman" w:hAnsi="Aptos Narrow" w:cs="Times New Roman"/>
+                <w:color w:val="000000"/>
+                <w:lang w:val="en-NZ" w:eastAsia="es-CO"/>
+              </w:rPr>
+              <w:t>The group reports that communication is inconsistent and coming at the last minute</w:t>
+            </w:r>
+          </w:p>
+        </w:tc>
+      </w:tr>
+      <w:tr>
+        <w:trPr>
+          <w:trHeight w:val="600"/>
+        </w:trPr>
+        <w:tc>
+          <w:tcPr>
+            <w:tcW w:w="1420" w:type="dxa"/>
+            <w:vMerge w:val="restart"/>
+            <w:tcBorders>
+              <w:top w:val="nil"/>
+              <w:left w:val="nil"/>
+              <w:bottom w:val="single" w:sz="4" w:space="0" w:color="000000"/>
+              <w:right w:val="nil"/>
+            </w:tcBorders>
+            <w:vAlign w:val="center"/>
+            <w:hideMark/>
+          </w:tcPr>
+          <w:p>
+            <w:pPr>
+              <w:spacing w:after="0" w:line="240" w:lineRule="auto"/>
+              <w:jc w:val="center"/>
+              <w:rPr>
+                <w:rFonts w:ascii="Aptos Narrow" w:eastAsia="Times New Roman" w:hAnsi="Aptos Narrow" w:cs="Times New Roman"/>
+                <w:color w:val="000000"/>
+                <w:lang w:val="en-NZ" w:eastAsia="es-CO"/>
+              </w:rPr>
+            </w:pPr>
+            <w:r>
+              <w:rPr>
+                <w:rFonts w:ascii="Aptos Narrow" w:eastAsia="Times New Roman" w:hAnsi="Aptos Narrow" w:cs="Times New Roman"/>
+                <w:color w:val="000000"/>
+                <w:lang w:val="en-NZ" w:eastAsia="es-CO"/>
+              </w:rPr>
+              <w:t>Reported Measures</w:t>
+            </w:r>
+          </w:p>
+        </w:tc>
+        <w:tc>
+          <w:tcPr>
+            <w:tcW w:w="473" w:type="dxa"/>
+            <w:tcBorders>
+              <w:top w:val="nil"/>
+              <w:left w:val="nil"/>
+              <w:bottom w:val="single" w:sz="4" w:space="0" w:color="auto"/>
+              <w:right w:val="nil"/>
+            </w:tcBorders>
+            <w:noWrap/>
+            <w:vAlign w:val="center"/>
+            <w:hideMark/>
+          </w:tcPr>
+          <w:p>
+            <w:pPr>
+              <w:spacing w:after="0" w:line="240" w:lineRule="auto"/>
+              <w:jc w:val="center"/>
+              <w:rPr>
+                <w:rFonts w:ascii="Aptos Narrow" w:eastAsia="Times New Roman" w:hAnsi="Aptos Narrow" w:cs="Times New Roman"/>
+                <w:color w:val="000000"/>
+                <w:lang w:val="en-NZ" w:eastAsia="es-CO"/>
+              </w:rPr>
+            </w:pPr>
+            <w:r>
+              <w:rPr>
+                <w:rFonts w:ascii="Aptos Narrow" w:eastAsia="Times New Roman" w:hAnsi="Aptos Narrow" w:cs="Times New Roman"/>
+                <w:color w:val="000000"/>
+                <w:lang w:val="en-NZ" w:eastAsia="es-CO"/>
+              </w:rPr>
+              <w:t>5.1</w:t>
+            </w:r>
+          </w:p>
+        </w:tc>
+        <w:tc>
+          <w:tcPr>
+            <w:tcW w:w="2502" w:type="dxa"/>
+            <w:tcBorders>
+              <w:top w:val="nil"/>
+              <w:left w:val="nil"/>
+              <w:bottom w:val="single" w:sz="4" w:space="0" w:color="auto"/>
+              <w:right w:val="nil"/>
+            </w:tcBorders>
+            <w:vAlign w:val="center"/>
+            <w:hideMark/>
+          </w:tcPr>
+          <w:p>
+            <w:pPr>
+              <w:spacing w:after="0" w:line="240" w:lineRule="auto"/>
+              <w:rPr>
+                <w:rFonts w:ascii="Aptos Narrow" w:eastAsia="Times New Roman" w:hAnsi="Aptos Narrow" w:cs="Times New Roman"/>
+                <w:color w:val="000000"/>
+                <w:lang w:val="en-NZ" w:eastAsia="es-CO"/>
+              </w:rPr>
+            </w:pPr>
+            <w:r>
+              <w:rPr>
+                <w:rFonts w:ascii="Aptos Narrow" w:eastAsia="Times New Roman" w:hAnsi="Aptos Narrow" w:cs="Times New Roman"/>
+                <w:color w:val="000000"/>
+                <w:lang w:val="en-NZ" w:eastAsia="es-CO"/>
+              </w:rPr>
+              <w:t>Using the classroom time to reach the AE or CE</w:t>
+            </w:r>
+          </w:p>
+        </w:tc>
+        <w:tc>
+          <w:tcPr>
+            <w:tcW w:w="4394" w:type="dxa"/>
+            <w:tcBorders>
+              <w:top w:val="nil"/>
+              <w:left w:val="nil"/>
+              <w:bottom w:val="single" w:sz="4" w:space="0" w:color="auto"/>
+              <w:right w:val="nil"/>
+            </w:tcBorders>
+            <w:vAlign w:val="bottom"/>
+            <w:hideMark/>
+          </w:tcPr>
+          <w:p>
+            <w:pPr>
+              <w:spacing w:after="0" w:line="240" w:lineRule="auto"/>
+              <w:rPr>
+                <w:rFonts w:ascii="Aptos Narrow" w:eastAsia="Times New Roman" w:hAnsi="Aptos Narrow" w:cs="Times New Roman"/>
+                <w:color w:val="000000"/>
+                <w:lang w:val="en-NZ" w:eastAsia="es-CO"/>
+              </w:rPr>
+            </w:pPr>
+            <w:r>
+              <w:rPr>
+                <w:rFonts w:ascii="Aptos Narrow" w:eastAsia="Times New Roman" w:hAnsi="Aptos Narrow" w:cs="Times New Roman"/>
+                <w:color w:val="000000"/>
+                <w:lang w:val="en-NZ" w:eastAsia="es-CO"/>
+              </w:rPr>
+              <w:t xml:space="preserve">The group reports that </w:t>
+            </w:r>
+            <w:r>
+              <w:rPr>
+                <w:rFonts w:ascii="Aptos Narrow" w:eastAsia="Times New Roman" w:hAnsi="Aptos Narrow" w:cs="Times New Roman"/>
+                <w:color w:val="000000"/>
+                <w:lang w:val="en-NZ" w:eastAsia="es-CO"/>
+              </w:rPr>
+              <w:t>they were</w:t>
+            </w:r>
+            <w:r>
+              <w:rPr>
+                <w:rFonts w:ascii="Aptos Narrow" w:eastAsia="Times New Roman" w:hAnsi="Aptos Narrow" w:cs="Times New Roman"/>
+                <w:color w:val="000000"/>
+                <w:lang w:val="en-NZ" w:eastAsia="es-CO"/>
+              </w:rPr>
+              <w:t xml:space="preserve"> in contact with the AE during the classroom session</w:t>
+            </w:r>
+          </w:p>
+        </w:tc>
+      </w:tr>
+      <w:tr>
+        <w:trPr>
+          <w:trHeight w:val="600"/>
+        </w:trPr>
+        <w:tc>
+          <w:tcPr>
+            <w:tcW w:w="1420" w:type="dxa"/>
+            <w:vMerge/>
+            <w:tcBorders>
+              <w:top w:val="nil"/>
+              <w:left w:val="nil"/>
+              <w:bottom w:val="single" w:sz="4" w:space="0" w:color="000000"/>
+              <w:right w:val="nil"/>
+            </w:tcBorders>
+            <w:vAlign w:val="center"/>
+            <w:hideMark/>
+          </w:tcPr>
+          <w:p>
+            <w:pPr>
+              <w:spacing w:after="0" w:line="240" w:lineRule="auto"/>
+              <w:rPr>
+                <w:rFonts w:ascii="Aptos Narrow" w:eastAsia="Times New Roman" w:hAnsi="Aptos Narrow" w:cs="Times New Roman"/>
+                <w:color w:val="000000"/>
+                <w:lang w:val="en-NZ" w:eastAsia="es-CO"/>
+              </w:rPr>
+            </w:pPr>
+          </w:p>
+        </w:tc>
+        <w:tc>
+          <w:tcPr>
+            <w:tcW w:w="473" w:type="dxa"/>
+            <w:tcBorders>
+              <w:top w:val="nil"/>
+              <w:left w:val="nil"/>
+              <w:bottom w:val="single" w:sz="4" w:space="0" w:color="auto"/>
+              <w:right w:val="nil"/>
+            </w:tcBorders>
+            <w:noWrap/>
+            <w:vAlign w:val="center"/>
+            <w:hideMark/>
+          </w:tcPr>
+          <w:p>
+            <w:pPr>
+              <w:spacing w:after="0" w:line="240" w:lineRule="auto"/>
+              <w:jc w:val="center"/>
+              <w:rPr>
+                <w:rFonts w:ascii="Aptos Narrow" w:eastAsia="Times New Roman" w:hAnsi="Aptos Narrow" w:cs="Times New Roman"/>
+                <w:color w:val="000000"/>
+                <w:lang w:val="en-NZ" w:eastAsia="es-CO"/>
+              </w:rPr>
+            </w:pPr>
+            <w:r>
+              <w:rPr>
+                <w:rFonts w:ascii="Aptos Narrow" w:eastAsia="Times New Roman" w:hAnsi="Aptos Narrow" w:cs="Times New Roman"/>
+                <w:color w:val="000000"/>
+                <w:lang w:val="en-NZ" w:eastAsia="es-CO"/>
+              </w:rPr>
+              <w:t>5.2</w:t>
+            </w:r>
+          </w:p>
+        </w:tc>
+        <w:tc>
+          <w:tcPr>
+            <w:tcW w:w="2502" w:type="dxa"/>
+            <w:tcBorders>
+              <w:top w:val="nil"/>
+              <w:left w:val="nil"/>
+              <w:bottom w:val="single" w:sz="4" w:space="0" w:color="auto"/>
+              <w:right w:val="nil"/>
+            </w:tcBorders>
+            <w:vAlign w:val="center"/>
+            <w:hideMark/>
+          </w:tcPr>
+          <w:p>
+            <w:pPr>
+              <w:spacing w:after="0" w:line="240" w:lineRule="auto"/>
+              <w:rPr>
+                <w:rFonts w:ascii="Aptos Narrow" w:eastAsia="Times New Roman" w:hAnsi="Aptos Narrow" w:cs="Times New Roman"/>
+                <w:color w:val="000000"/>
+                <w:lang w:val="en-NZ" w:eastAsia="es-CO"/>
+              </w:rPr>
+            </w:pPr>
+            <w:r>
+              <w:rPr>
+                <w:rFonts w:ascii="Aptos Narrow" w:eastAsia="Times New Roman" w:hAnsi="Aptos Narrow" w:cs="Times New Roman"/>
+                <w:color w:val="000000"/>
+                <w:lang w:val="en-NZ" w:eastAsia="es-CO"/>
+              </w:rPr>
+              <w:t>Using the classroom time to reach the TA or lecturer</w:t>
+            </w:r>
+          </w:p>
+        </w:tc>
+        <w:tc>
+          <w:tcPr>
+            <w:tcW w:w="4394" w:type="dxa"/>
+            <w:tcBorders>
+              <w:top w:val="nil"/>
+              <w:left w:val="nil"/>
+              <w:bottom w:val="single" w:sz="4" w:space="0" w:color="auto"/>
+              <w:right w:val="nil"/>
+            </w:tcBorders>
+            <w:vAlign w:val="bottom"/>
+            <w:hideMark/>
+          </w:tcPr>
+          <w:p>
+            <w:pPr>
+              <w:spacing w:after="0" w:line="240" w:lineRule="auto"/>
+              <w:rPr>
+                <w:rFonts w:ascii="Aptos Narrow" w:eastAsia="Times New Roman" w:hAnsi="Aptos Narrow" w:cs="Times New Roman"/>
+                <w:color w:val="000000"/>
+                <w:lang w:val="en-NZ" w:eastAsia="es-CO"/>
+              </w:rPr>
+            </w:pPr>
+            <w:r>
+              <w:rPr>
+                <w:rFonts w:ascii="Aptos Narrow" w:eastAsia="Times New Roman" w:hAnsi="Aptos Narrow" w:cs="Times New Roman"/>
+                <w:color w:val="000000"/>
+                <w:lang w:val="en-NZ" w:eastAsia="es-CO"/>
+              </w:rPr>
+              <w:t xml:space="preserve">The group reports that </w:t>
+            </w:r>
+            <w:r>
+              <w:rPr>
+                <w:rFonts w:ascii="Aptos Narrow" w:eastAsia="Times New Roman" w:hAnsi="Aptos Narrow" w:cs="Times New Roman"/>
+                <w:color w:val="000000"/>
+                <w:lang w:val="en-NZ" w:eastAsia="es-CO"/>
+              </w:rPr>
+              <w:t>they were</w:t>
+            </w:r>
+            <w:r>
+              <w:rPr>
+                <w:rFonts w:ascii="Aptos Narrow" w:eastAsia="Times New Roman" w:hAnsi="Aptos Narrow" w:cs="Times New Roman"/>
+                <w:color w:val="000000"/>
+                <w:lang w:val="en-NZ" w:eastAsia="es-CO"/>
+              </w:rPr>
+              <w:t xml:space="preserve"> in contact with a TA or the lecturers during the classroom session</w:t>
+            </w:r>
+          </w:p>
+        </w:tc>
+      </w:tr>
+      <w:tr>
+        <w:trPr>
+          <w:trHeight w:val="600"/>
+        </w:trPr>
+        <w:tc>
+          <w:tcPr>
+            <w:tcW w:w="1420" w:type="dxa"/>
+            <w:vMerge/>
+            <w:tcBorders>
+              <w:top w:val="nil"/>
+              <w:left w:val="nil"/>
+              <w:bottom w:val="single" w:sz="4" w:space="0" w:color="000000"/>
+              <w:right w:val="nil"/>
+            </w:tcBorders>
+            <w:vAlign w:val="center"/>
+            <w:hideMark/>
+          </w:tcPr>
+          <w:p>
+            <w:pPr>
+              <w:spacing w:after="0" w:line="240" w:lineRule="auto"/>
+              <w:rPr>
+                <w:rFonts w:ascii="Aptos Narrow" w:eastAsia="Times New Roman" w:hAnsi="Aptos Narrow" w:cs="Times New Roman"/>
+                <w:color w:val="000000"/>
+                <w:lang w:val="en-NZ" w:eastAsia="es-CO"/>
+              </w:rPr>
+            </w:pPr>
+          </w:p>
+        </w:tc>
+        <w:tc>
+          <w:tcPr>
+            <w:tcW w:w="473" w:type="dxa"/>
+            <w:tcBorders>
+              <w:top w:val="nil"/>
+              <w:left w:val="nil"/>
+              <w:bottom w:val="single" w:sz="4" w:space="0" w:color="auto"/>
+              <w:right w:val="nil"/>
+            </w:tcBorders>
+            <w:noWrap/>
+            <w:vAlign w:val="center"/>
+            <w:hideMark/>
+          </w:tcPr>
+          <w:p>
+            <w:pPr>
+              <w:spacing w:after="0" w:line="240" w:lineRule="auto"/>
+              <w:jc w:val="center"/>
+              <w:rPr>
+                <w:rFonts w:ascii="Aptos Narrow" w:eastAsia="Times New Roman" w:hAnsi="Aptos Narrow" w:cs="Times New Roman"/>
+                <w:color w:val="000000"/>
+                <w:lang w:val="en-NZ" w:eastAsia="es-CO"/>
+              </w:rPr>
+            </w:pPr>
+            <w:r>
+              <w:rPr>
+                <w:rFonts w:ascii="Aptos Narrow" w:eastAsia="Times New Roman" w:hAnsi="Aptos Narrow" w:cs="Times New Roman"/>
+                <w:color w:val="000000"/>
+                <w:lang w:val="en-NZ" w:eastAsia="es-CO"/>
+              </w:rPr>
+              <w:t>5.3</w:t>
+            </w:r>
+          </w:p>
+        </w:tc>
+        <w:tc>
+          <w:tcPr>
+            <w:tcW w:w="2502" w:type="dxa"/>
+            <w:tcBorders>
+              <w:top w:val="nil"/>
+              <w:left w:val="nil"/>
+              <w:bottom w:val="single" w:sz="4" w:space="0" w:color="auto"/>
+              <w:right w:val="nil"/>
+            </w:tcBorders>
+            <w:vAlign w:val="center"/>
+            <w:hideMark/>
+          </w:tcPr>
+          <w:p>
+            <w:pPr>
+              <w:spacing w:after="0" w:line="240" w:lineRule="auto"/>
+              <w:rPr>
+                <w:rFonts w:ascii="Aptos Narrow" w:eastAsia="Times New Roman" w:hAnsi="Aptos Narrow" w:cs="Times New Roman"/>
+                <w:color w:val="000000"/>
+                <w:lang w:val="en-NZ" w:eastAsia="es-CO"/>
+              </w:rPr>
+            </w:pPr>
+            <w:r>
+              <w:rPr>
+                <w:rFonts w:ascii="Aptos Narrow" w:eastAsia="Times New Roman" w:hAnsi="Aptos Narrow" w:cs="Times New Roman"/>
+                <w:color w:val="000000"/>
+                <w:lang w:val="en-NZ" w:eastAsia="es-CO"/>
+              </w:rPr>
+              <w:t xml:space="preserve">Asking lecturer to </w:t>
+            </w:r>
+            <w:r>
+              <w:rPr>
+                <w:rFonts w:ascii="Aptos Narrow" w:eastAsia="Times New Roman" w:hAnsi="Aptos Narrow" w:cs="Times New Roman"/>
+                <w:color w:val="000000"/>
+                <w:lang w:val="en-NZ" w:eastAsia="es-CO"/>
+              </w:rPr>
+              <w:t>intervene</w:t>
+            </w:r>
+            <w:r>
+              <w:rPr>
+                <w:rFonts w:ascii="Aptos Narrow" w:eastAsia="Times New Roman" w:hAnsi="Aptos Narrow" w:cs="Times New Roman"/>
+                <w:color w:val="000000"/>
+                <w:lang w:val="en-NZ" w:eastAsia="es-CO"/>
+              </w:rPr>
+              <w:t xml:space="preserve"> with a </w:t>
+            </w:r>
+            <w:r>
+              <w:rPr>
+                <w:rFonts w:ascii="Aptos Narrow" w:eastAsia="Times New Roman" w:hAnsi="Aptos Narrow" w:cs="Times New Roman"/>
+                <w:color w:val="000000"/>
+                <w:lang w:val="en-NZ" w:eastAsia="es-CO"/>
+              </w:rPr>
+              <w:t>student</w:t>
+            </w:r>
+          </w:p>
+        </w:tc>
+        <w:tc>
+          <w:tcPr>
+            <w:tcW w:w="4394" w:type="dxa"/>
+            <w:tcBorders>
+              <w:top w:val="nil"/>
+              <w:left w:val="nil"/>
+              <w:bottom w:val="single" w:sz="4" w:space="0" w:color="auto"/>
+              <w:right w:val="nil"/>
+            </w:tcBorders>
+            <w:vAlign w:val="bottom"/>
+            <w:hideMark/>
+          </w:tcPr>
+          <w:p>
+            <w:pPr>
+              <w:spacing w:after="0" w:line="240" w:lineRule="auto"/>
+              <w:rPr>
+                <w:rFonts w:ascii="Aptos Narrow" w:eastAsia="Times New Roman" w:hAnsi="Aptos Narrow" w:cs="Times New Roman"/>
+                <w:color w:val="000000"/>
+                <w:lang w:val="en-NZ" w:eastAsia="es-CO"/>
+              </w:rPr>
+            </w:pPr>
+            <w:r>
+              <w:rPr>
+                <w:rFonts w:ascii="Aptos Narrow" w:eastAsia="Times New Roman" w:hAnsi="Aptos Narrow" w:cs="Times New Roman"/>
+                <w:color w:val="000000"/>
+                <w:lang w:val="en-NZ" w:eastAsia="es-CO"/>
+              </w:rPr>
+              <w:t>The group asks or reports to take measures with a team member directly with the lecturers</w:t>
+            </w:r>
+          </w:p>
+        </w:tc>
+      </w:tr>
+      <w:tr>
+        <w:trPr>
+          <w:trHeight w:val="300"/>
+        </w:trPr>
+        <w:tc>
+          <w:tcPr>
+            <w:tcW w:w="1420" w:type="dxa"/>
+            <w:vMerge/>
+            <w:tcBorders>
+              <w:top w:val="nil"/>
+              <w:left w:val="nil"/>
+              <w:bottom w:val="single" w:sz="4" w:space="0" w:color="000000"/>
+              <w:right w:val="nil"/>
+            </w:tcBorders>
+            <w:vAlign w:val="center"/>
+            <w:hideMark/>
+          </w:tcPr>
+          <w:p>
+            <w:pPr>
+              <w:spacing w:after="0" w:line="240" w:lineRule="auto"/>
+              <w:rPr>
+                <w:rFonts w:ascii="Aptos Narrow" w:eastAsia="Times New Roman" w:hAnsi="Aptos Narrow" w:cs="Times New Roman"/>
+                <w:color w:val="000000"/>
+                <w:lang w:val="en-NZ" w:eastAsia="es-CO"/>
+              </w:rPr>
+            </w:pPr>
+          </w:p>
+        </w:tc>
+        <w:tc>
+          <w:tcPr>
+            <w:tcW w:w="473" w:type="dxa"/>
+            <w:tcBorders>
+              <w:top w:val="nil"/>
+              <w:left w:val="nil"/>
+              <w:bottom w:val="single" w:sz="4" w:space="0" w:color="auto"/>
+              <w:right w:val="nil"/>
+            </w:tcBorders>
+            <w:noWrap/>
+            <w:vAlign w:val="center"/>
+            <w:hideMark/>
+          </w:tcPr>
+          <w:p>
+            <w:pPr>
+              <w:spacing w:after="0" w:line="240" w:lineRule="auto"/>
+              <w:jc w:val="center"/>
+              <w:rPr>
+                <w:rFonts w:ascii="Aptos Narrow" w:eastAsia="Times New Roman" w:hAnsi="Aptos Narrow" w:cs="Times New Roman"/>
+                <w:color w:val="000000"/>
+                <w:lang w:val="en-NZ" w:eastAsia="es-CO"/>
+              </w:rPr>
+            </w:pPr>
+            <w:r>
+              <w:rPr>
+                <w:rFonts w:ascii="Aptos Narrow" w:eastAsia="Times New Roman" w:hAnsi="Aptos Narrow" w:cs="Times New Roman"/>
+                <w:color w:val="000000"/>
+                <w:lang w:val="en-NZ" w:eastAsia="es-CO"/>
+              </w:rPr>
+              <w:t>5.4</w:t>
+            </w:r>
+          </w:p>
+        </w:tc>
+        <w:tc>
+          <w:tcPr>
+            <w:tcW w:w="2502" w:type="dxa"/>
+            <w:tcBorders>
+              <w:top w:val="nil"/>
+              <w:left w:val="nil"/>
+              <w:bottom w:val="single" w:sz="4" w:space="0" w:color="auto"/>
+              <w:right w:val="nil"/>
+            </w:tcBorders>
+            <w:vAlign w:val="center"/>
+            <w:hideMark/>
+          </w:tcPr>
+          <w:p>
+            <w:pPr>
+              <w:spacing w:after="0" w:line="240" w:lineRule="auto"/>
+              <w:rPr>
+                <w:rFonts w:ascii="Aptos Narrow" w:eastAsia="Times New Roman" w:hAnsi="Aptos Narrow" w:cs="Times New Roman"/>
+                <w:color w:val="000000"/>
+                <w:lang w:val="en-NZ" w:eastAsia="es-CO"/>
+              </w:rPr>
+            </w:pPr>
+            <w:r>
+              <w:rPr>
+                <w:rFonts w:ascii="Aptos Narrow" w:eastAsia="Times New Roman" w:hAnsi="Aptos Narrow" w:cs="Times New Roman"/>
+                <w:color w:val="000000"/>
+                <w:lang w:val="en-NZ" w:eastAsia="es-CO"/>
+              </w:rPr>
+              <w:t>Remaking the group</w:t>
+            </w:r>
+          </w:p>
+        </w:tc>
+        <w:tc>
+          <w:tcPr>
+            <w:tcW w:w="4394" w:type="dxa"/>
+            <w:tcBorders>
+              <w:top w:val="nil"/>
+              <w:left w:val="nil"/>
+              <w:bottom w:val="single" w:sz="4" w:space="0" w:color="auto"/>
+              <w:right w:val="nil"/>
+            </w:tcBorders>
+            <w:vAlign w:val="bottom"/>
+            <w:hideMark/>
+          </w:tcPr>
+          <w:p>
+            <w:pPr>
+              <w:spacing w:after="0" w:line="240" w:lineRule="auto"/>
+              <w:rPr>
+                <w:rFonts w:ascii="Aptos Narrow" w:eastAsia="Times New Roman" w:hAnsi="Aptos Narrow" w:cs="Times New Roman"/>
+                <w:color w:val="000000"/>
+                <w:lang w:val="en-NZ" w:eastAsia="es-CO"/>
+              </w:rPr>
+            </w:pPr>
+            <w:r>
+              <w:rPr>
+                <w:rFonts w:ascii="Aptos Narrow" w:eastAsia="Times New Roman" w:hAnsi="Aptos Narrow" w:cs="Times New Roman"/>
+                <w:color w:val="000000"/>
+                <w:lang w:val="en-NZ" w:eastAsia="es-CO"/>
+              </w:rPr>
+              <w:t xml:space="preserve">The group has been </w:t>
+            </w:r>
+            <w:r>
+              <w:rPr>
+                <w:rFonts w:ascii="Aptos Narrow" w:eastAsia="Times New Roman" w:hAnsi="Aptos Narrow" w:cs="Times New Roman"/>
+                <w:color w:val="000000"/>
+                <w:lang w:val="en-NZ" w:eastAsia="es-CO"/>
+              </w:rPr>
+              <w:t>reorganized,</w:t>
+            </w:r>
+            <w:r>
+              <w:rPr>
+                <w:rFonts w:ascii="Aptos Narrow" w:eastAsia="Times New Roman" w:hAnsi="Aptos Narrow" w:cs="Times New Roman"/>
+                <w:color w:val="000000"/>
+                <w:lang w:val="en-NZ" w:eastAsia="es-CO"/>
+              </w:rPr>
+              <w:t xml:space="preserve"> or a team member has left</w:t>
+            </w:r>
+          </w:p>
+        </w:tc>
+      </w:tr>
+      <w:tr>
+        <w:trPr>
+          <w:trHeight w:val="600"/>
+        </w:trPr>
+        <w:tc>
+          <w:tcPr>
+            <w:tcW w:w="1420" w:type="dxa"/>
+            <w:vMerge/>
+            <w:tcBorders>
+              <w:top w:val="nil"/>
+              <w:left w:val="nil"/>
+              <w:bottom w:val="single" w:sz="4" w:space="0" w:color="000000"/>
+              <w:right w:val="nil"/>
+            </w:tcBorders>
+            <w:vAlign w:val="center"/>
+            <w:hideMark/>
+          </w:tcPr>
+          <w:p>
+            <w:pPr>
+              <w:spacing w:after="0" w:line="240" w:lineRule="auto"/>
+              <w:rPr>
+                <w:rFonts w:ascii="Aptos Narrow" w:eastAsia="Times New Roman" w:hAnsi="Aptos Narrow" w:cs="Times New Roman"/>
+                <w:color w:val="000000"/>
+                <w:lang w:val="en-NZ" w:eastAsia="es-CO"/>
+              </w:rPr>
+            </w:pPr>
+          </w:p>
+        </w:tc>
+        <w:tc>
+          <w:tcPr>
+            <w:tcW w:w="473" w:type="dxa"/>
+            <w:tcBorders>
+              <w:top w:val="nil"/>
+              <w:left w:val="nil"/>
+              <w:bottom w:val="single" w:sz="4" w:space="0" w:color="auto"/>
+              <w:right w:val="nil"/>
+            </w:tcBorders>
+            <w:noWrap/>
+            <w:vAlign w:val="center"/>
+            <w:hideMark/>
+          </w:tcPr>
+          <w:p>
+            <w:pPr>
+              <w:spacing w:after="0" w:line="240" w:lineRule="auto"/>
+              <w:jc w:val="center"/>
+              <w:rPr>
+                <w:rFonts w:ascii="Aptos Narrow" w:eastAsia="Times New Roman" w:hAnsi="Aptos Narrow" w:cs="Times New Roman"/>
+                <w:color w:val="000000"/>
+                <w:lang w:val="en-NZ" w:eastAsia="es-CO"/>
+              </w:rPr>
+            </w:pPr>
+            <w:r>
+              <w:rPr>
+                <w:rFonts w:ascii="Aptos Narrow" w:eastAsia="Times New Roman" w:hAnsi="Aptos Narrow" w:cs="Times New Roman"/>
+                <w:color w:val="000000"/>
+                <w:lang w:val="en-NZ" w:eastAsia="es-CO"/>
+              </w:rPr>
+              <w:t>5.5</w:t>
+            </w:r>
+          </w:p>
+        </w:tc>
+        <w:tc>
+          <w:tcPr>
+            <w:tcW w:w="2502" w:type="dxa"/>
+            <w:tcBorders>
+              <w:top w:val="nil"/>
+              <w:left w:val="nil"/>
+              <w:bottom w:val="single" w:sz="4" w:space="0" w:color="auto"/>
+              <w:right w:val="nil"/>
+            </w:tcBorders>
+            <w:vAlign w:val="center"/>
+            <w:hideMark/>
+          </w:tcPr>
+          <w:p>
+            <w:pPr>
+              <w:spacing w:after="0" w:line="240" w:lineRule="auto"/>
+              <w:rPr>
+                <w:rFonts w:ascii="Aptos Narrow" w:eastAsia="Times New Roman" w:hAnsi="Aptos Narrow" w:cs="Times New Roman"/>
+                <w:color w:val="000000"/>
+                <w:lang w:val="en-NZ" w:eastAsia="es-CO"/>
+              </w:rPr>
+            </w:pPr>
+            <w:r>
+              <w:rPr>
+                <w:rFonts w:ascii="Aptos Narrow" w:eastAsia="Times New Roman" w:hAnsi="Aptos Narrow" w:cs="Times New Roman"/>
+                <w:color w:val="000000"/>
+                <w:lang w:val="en-NZ" w:eastAsia="es-CO"/>
+              </w:rPr>
+              <w:t xml:space="preserve">Working with the </w:t>
+            </w:r>
+            <w:r>
+              <w:rPr>
+                <w:rFonts w:ascii="Aptos Narrow" w:eastAsia="Times New Roman" w:hAnsi="Aptos Narrow" w:cs="Times New Roman"/>
+                <w:color w:val="000000"/>
+                <w:lang w:val="en-NZ" w:eastAsia="es-CO"/>
+              </w:rPr>
+              <w:t>available</w:t>
+            </w:r>
+            <w:r>
+              <w:rPr>
+                <w:rFonts w:ascii="Aptos Narrow" w:eastAsia="Times New Roman" w:hAnsi="Aptos Narrow" w:cs="Times New Roman"/>
+                <w:color w:val="000000"/>
+                <w:lang w:val="en-NZ" w:eastAsia="es-CO"/>
+              </w:rPr>
+              <w:t xml:space="preserve"> information</w:t>
+            </w:r>
+          </w:p>
+        </w:tc>
+        <w:tc>
+          <w:tcPr>
+            <w:tcW w:w="4394" w:type="dxa"/>
+            <w:tcBorders>
+              <w:top w:val="nil"/>
+              <w:left w:val="nil"/>
+              <w:bottom w:val="single" w:sz="4" w:space="0" w:color="auto"/>
+              <w:right w:val="nil"/>
+            </w:tcBorders>
+            <w:vAlign w:val="bottom"/>
+            <w:hideMark/>
+          </w:tcPr>
+          <w:p>
+            <w:pPr>
+              <w:spacing w:after="0" w:line="240" w:lineRule="auto"/>
+              <w:rPr>
+                <w:rFonts w:ascii="Aptos Narrow" w:eastAsia="Times New Roman" w:hAnsi="Aptos Narrow" w:cs="Times New Roman"/>
+                <w:color w:val="000000"/>
+                <w:lang w:val="en-NZ" w:eastAsia="es-CO"/>
+              </w:rPr>
+            </w:pPr>
+            <w:r>
+              <w:rPr>
+                <w:rFonts w:ascii="Aptos Narrow" w:eastAsia="Times New Roman" w:hAnsi="Aptos Narrow" w:cs="Times New Roman"/>
+                <w:color w:val="000000"/>
+                <w:lang w:val="en-NZ" w:eastAsia="es-CO"/>
+              </w:rPr>
+              <w:t xml:space="preserve">The group reports that </w:t>
+            </w:r>
+            <w:r>
+              <w:rPr>
+                <w:rFonts w:ascii="Aptos Narrow" w:eastAsia="Times New Roman" w:hAnsi="Aptos Narrow" w:cs="Times New Roman"/>
+                <w:color w:val="000000"/>
+                <w:lang w:val="en-NZ" w:eastAsia="es-CO"/>
+              </w:rPr>
+              <w:t>they are</w:t>
+            </w:r>
+            <w:r>
+              <w:rPr>
+                <w:rFonts w:ascii="Aptos Narrow" w:eastAsia="Times New Roman" w:hAnsi="Aptos Narrow" w:cs="Times New Roman"/>
+                <w:color w:val="000000"/>
+                <w:lang w:val="en-NZ" w:eastAsia="es-CO"/>
+              </w:rPr>
+              <w:t xml:space="preserve"> giving up on reaching someone and </w:t>
+            </w:r>
+            <w:r>
+              <w:rPr>
+                <w:rFonts w:ascii="Aptos Narrow" w:eastAsia="Times New Roman" w:hAnsi="Aptos Narrow" w:cs="Times New Roman"/>
+                <w:color w:val="000000"/>
+                <w:lang w:val="en-NZ" w:eastAsia="es-CO"/>
+              </w:rPr>
+              <w:t>they are</w:t>
+            </w:r>
+            <w:r>
+              <w:rPr>
+                <w:rFonts w:ascii="Aptos Narrow" w:eastAsia="Times New Roman" w:hAnsi="Aptos Narrow" w:cs="Times New Roman"/>
+                <w:color w:val="000000"/>
+                <w:lang w:val="en-NZ" w:eastAsia="es-CO"/>
+              </w:rPr>
+              <w:t xml:space="preserve"> working with the </w:t>
+            </w:r>
+            <w:r>
+              <w:rPr>
+                <w:rFonts w:ascii="Aptos Narrow" w:eastAsia="Times New Roman" w:hAnsi="Aptos Narrow" w:cs="Times New Roman"/>
+                <w:color w:val="000000"/>
+                <w:lang w:val="en-NZ" w:eastAsia="es-CO"/>
+              </w:rPr>
+              <w:t>available</w:t>
+            </w:r>
+            <w:r>
+              <w:rPr>
+                <w:rFonts w:ascii="Aptos Narrow" w:eastAsia="Times New Roman" w:hAnsi="Aptos Narrow" w:cs="Times New Roman"/>
+                <w:color w:val="000000"/>
+                <w:lang w:val="en-NZ" w:eastAsia="es-CO"/>
+              </w:rPr>
+              <w:t xml:space="preserve"> resources</w:t>
+            </w:r>
+          </w:p>
+        </w:tc>
+      </w:tr>
+    </w:tbl>
+    <w:p>
+      <w:pPr>
+        <w:jc w:val="both"/>
+        <w:rPr>
+          <w:lang w:val="en-NZ"/>
+        </w:rPr>
+      </w:pPr>
+    </w:p>
+    <w:p>
+      <w:pPr>
+        <w:jc w:val="both"/>
+        <w:rPr>
+          <w:lang w:val="en-NZ"/>
+        </w:rPr>
+      </w:pPr>
+      <w:r>
+        <w:rPr>
+          <w:lang w:val="en-NZ"/>
+        </w:rPr>
+        <w:t>These same themes</w:t>
+      </w:r>
+      <w:r>
+        <w:rPr>
+          <w:lang w:val="en-NZ"/>
+        </w:rPr>
+        <w:t xml:space="preserve"> were </w:t>
+      </w:r>
+      <w:r>
+        <w:rPr>
+          <w:lang w:val="en-NZ"/>
+        </w:rPr>
+        <w:t xml:space="preserve">also present during many of all the other observations, </w:t>
+      </w:r>
+      <w:r>
+        <w:rPr>
+          <w:lang w:val="en-NZ"/>
+        </w:rPr>
+        <w:t>especially</w:t>
+      </w:r>
+      <w:r>
+        <w:rPr>
+          <w:lang w:val="en-NZ"/>
+        </w:rPr>
+        <w:t xml:space="preserve"> those related to the objectives of the session or the common issues being reported by the students, so they were added to the list of themes </w:t>
+      </w:r>
+      <w:r>
+        <w:rPr>
+          <w:lang w:val="en-NZ"/>
+        </w:rPr>
+        <w:t>used to analyse other observations</w:t>
+      </w:r>
+      <w:r>
+        <w:rPr>
+          <w:lang w:val="en-NZ"/>
+        </w:rPr>
+        <w:t>.</w:t>
+      </w:r>
+    </w:p>
+    <w:p>
+      <w:pPr>
+        <w:jc w:val="both"/>
+        <w:rPr>
+          <w:lang w:val="en-NZ"/>
+        </w:rPr>
+      </w:pPr>
+      <w:r>
+        <w:rPr>
+          <w:lang w:val="en-NZ"/>
+        </w:rPr>
+        <w:t xml:space="preserve">Throughout </w:t>
+      </w:r>
+      <w:r>
+        <w:rPr>
+          <w:lang w:val="en-NZ"/>
+        </w:rPr>
+        <w:t>this set of observations,</w:t>
+      </w:r>
+      <w:r>
+        <w:rPr>
+          <w:lang w:val="en-NZ"/>
+        </w:rPr>
+        <w:t xml:space="preserve"> it was possible to better analyse the influence of WorkshopAR over the work of </w:t>
+      </w:r>
+      <w:r>
+        <w:rPr>
+          <w:lang w:val="en-NZ"/>
+        </w:rPr>
+        <w:t>each group</w:t>
+      </w:r>
+      <w:r>
+        <w:rPr>
+          <w:lang w:val="en-NZ"/>
+        </w:rPr>
+        <w:t xml:space="preserve">, and the most telling evidence normally presented when the students manage to </w:t>
+      </w:r>
+      <w:r>
+        <w:rPr>
+          <w:lang w:val="en-NZ"/>
+        </w:rPr>
+        <w:t>relate</w:t>
+      </w:r>
+      <w:r>
+        <w:rPr>
+          <w:lang w:val="en-NZ"/>
+        </w:rPr>
+        <w:t xml:space="preserve"> the software to an activity they were already doing or compar</w:t>
+      </w:r>
+      <w:r>
+        <w:rPr>
+          <w:lang w:val="en-NZ"/>
+        </w:rPr>
+        <w:t>ing</w:t>
+      </w:r>
+      <w:r>
+        <w:rPr>
+          <w:lang w:val="en-NZ"/>
+        </w:rPr>
+        <w:t xml:space="preserve"> the tool with some other </w:t>
+      </w:r>
+      <w:proofErr w:type="gramStart"/>
+      <w:r>
+        <w:rPr>
+          <w:lang w:val="en-NZ"/>
+        </w:rPr>
+        <w:t>application</w:t>
+      </w:r>
+      <w:proofErr w:type="gramEnd"/>
+      <w:r>
+        <w:rPr>
+          <w:lang w:val="en-NZ"/>
+        </w:rPr>
+        <w:t xml:space="preserve"> </w:t>
+      </w:r>
+      <w:r>
+        <w:rPr>
+          <w:lang w:val="en-NZ"/>
+        </w:rPr>
+        <w:t xml:space="preserve">they were using to solve a similar problem. For the first set of issues related to </w:t>
+      </w:r>
+      <w:r>
+        <w:rPr>
+          <w:lang w:val="en-NZ"/>
+        </w:rPr>
+        <w:t>poor</w:t>
+      </w:r>
+      <w:r>
+        <w:rPr>
+          <w:lang w:val="en-NZ"/>
+        </w:rPr>
+        <w:t xml:space="preserve"> communication, it was possible to observe that the </w:t>
+      </w:r>
+      <w:r>
+        <w:rPr>
+          <w:lang w:val="en-NZ"/>
+        </w:rPr>
+        <w:t>groups that</w:t>
+      </w:r>
+      <w:r>
+        <w:rPr>
+          <w:lang w:val="en-NZ"/>
+        </w:rPr>
+        <w:t xml:space="preserve"> were having the most troubles (i.e. teams B and C) found more useful the idea of having an external </w:t>
+      </w:r>
+      <w:r>
+        <w:rPr>
+          <w:lang w:val="en-NZ"/>
+        </w:rPr>
+        <w:t>tool helping them</w:t>
+      </w:r>
+      <w:r>
+        <w:rPr>
+          <w:lang w:val="en-NZ"/>
+        </w:rPr>
+        <w:t xml:space="preserve"> to establish </w:t>
+      </w:r>
+      <w:r>
+        <w:rPr>
+          <w:lang w:val="en-NZ"/>
+        </w:rPr>
+        <w:t>a structured</w:t>
+      </w:r>
+      <w:r>
+        <w:rPr>
+          <w:lang w:val="en-NZ"/>
+        </w:rPr>
+        <w:t xml:space="preserve"> communication or creating more </w:t>
+      </w:r>
+      <w:r>
+        <w:rPr>
+          <w:lang w:val="en-NZ"/>
+        </w:rPr>
+        <w:lastRenderedPageBreak/>
+        <w:t>incentive</w:t>
+      </w:r>
+      <w:r>
+        <w:rPr>
+          <w:lang w:val="en-NZ"/>
+        </w:rPr>
+        <w:t xml:space="preserve"> to participate in the classroom sessions.</w:t>
+      </w:r>
+      <w:r>
+        <w:rPr>
+          <w:lang w:val="en-NZ"/>
+        </w:rPr>
+        <w:t xml:space="preserve"> These also were the same types of group that required the most the intervention of the lecturers to solve issues of communication or poor flow of information</w:t>
+      </w:r>
+      <w:r>
+        <w:rPr>
+          <w:lang w:val="en-NZ"/>
+        </w:rPr>
+        <w:t xml:space="preserve"> On the other hand, groups that were already well organized and working steadily in their project (like </w:t>
+      </w:r>
+      <w:r>
+        <w:rPr>
+          <w:lang w:val="en-NZ"/>
+        </w:rPr>
+        <w:t>t</w:t>
+      </w:r>
+      <w:r>
+        <w:rPr>
+          <w:lang w:val="en-NZ"/>
+        </w:rPr>
+        <w:t>eams A and D</w:t>
+      </w:r>
+      <w:r>
+        <w:rPr>
+          <w:lang w:val="en-NZ"/>
+        </w:rPr>
+        <w:t>) found the structure provided by WorkshopAR to limiting, and orbited more toward the communication features provided like the debate system. They were also the types of groups that would approach the TA team or the AE to directly get information and polish the material created for the posters.</w:t>
+      </w:r>
+    </w:p>
+    <w:p>
+      <w:pPr>
+        <w:rPr>
+          <w:lang w:val="en-NZ"/>
+        </w:rPr>
+      </w:pPr>
+      <w:r>
+        <w:rPr>
+          <w:lang w:val="en-NZ"/>
+        </w:rPr>
+        <w:t>Moving now to the poster presentation themselves, it was possible to find evidence of a good collaborative work in the way it was expected:</w:t>
+      </w:r>
+      <w:r>
+        <w:rPr>
+          <w:lang w:val="en-NZ"/>
+        </w:rPr>
+        <w:t xml:space="preserve"> </w:t>
+      </w:r>
+      <w:r>
+        <w:rPr>
+          <w:lang w:val="en-NZ"/>
+        </w:rPr>
+        <w:t xml:space="preserve">a </w:t>
+      </w:r>
+      <w:r>
+        <w:rPr>
+          <w:lang w:val="en-NZ"/>
+        </w:rPr>
+        <w:t>cohesi</w:t>
+      </w:r>
+      <w:r>
+        <w:rPr>
+          <w:lang w:val="en-NZ"/>
+        </w:rPr>
+        <w:t>ve proposal, decisions clearly explained and consistency between different posters</w:t>
+      </w:r>
+      <w:r>
+        <w:rPr>
+          <w:lang w:val="en-NZ"/>
+        </w:rPr>
+        <w:t>.</w:t>
+      </w:r>
+      <w:r>
+        <w:rPr>
+          <w:lang w:val="en-NZ"/>
+        </w:rPr>
+        <w:t xml:space="preserve"> Figure 8 shows one of the posters presented by Team D, and it was even possible to find some of the points discussed during the observation described in this section. During the presentation itself it was nice to hear that the conversations that took place during the observation</w:t>
+      </w:r>
+      <w:r>
+        <w:rPr>
+          <w:lang w:val="en-NZ"/>
+        </w:rPr>
+        <w:t xml:space="preserve"> helped the group to think more on how their proposals were showing that teamwork done and how could they portray the idea of a consulting firm offering a unique value to the client. WorkshopAR was not directly part of achieving those results, but at least was part of the process of that collaborative learning experience the group reported.</w:t>
+      </w:r>
+    </w:p>
+    <w:p>
+      <w:pPr>
+        <w:keepNext/>
+        <w:jc w:val="center"/>
+        <w:rPr>
+          <w:lang w:val="en-NZ"/>
+        </w:rPr>
+      </w:pPr>
+      <w:r>
+        <w:rPr>
+          <w:noProof/>
+          <w:lang w:val="en-NZ"/>
+        </w:rPr>
+        <w:lastRenderedPageBreak/>
+        <w:drawing>
+          <wp:inline distT="0" distB="0" distL="0" distR="0" wp14:anchorId="0952ACE4" wp14:editId="3F60EE46">
+            <wp:extent cx="4610100" cy="6528891"/>
+            <wp:effectExtent l="0" t="0" r="0" b="5715"/>
+            <wp:docPr id="1692561136" name="Imagen 2" descr="Escala de tiempo&#10;&#10;El contenido generado por IA puede ser incorrecto."/>
+            <wp:cNvGraphicFramePr>
+              <a:graphicFrameLocks xmlns:a="http://schemas.openxmlformats.org/drawingml/2006/main" noChangeAspect="1"/>
+            </wp:cNvGraphicFramePr>
+            <a:graphic xmlns:a="http://schemas.openxmlformats.org/drawingml/2006/main">
+              <a:graphicData uri="http://schemas.openxmlformats.org/drawingml/2006/picture">
+                <pic:pic xmlns:pic="http://schemas.openxmlformats.org/drawingml/2006/picture">
+                  <pic:nvPicPr>
+                    <pic:cNvPr id="1692561136" name="Imagen 2" descr="Escala de tiempo&#10;&#10;El contenido generado por IA puede ser incorrecto."/>
+                    <pic:cNvPicPr>
+                      <a:picLocks noChangeAspect="1" noChangeArrowheads="1"/>
+                    </pic:cNvPicPr>
+                  </pic:nvPicPr>
+                  <pic:blipFill>
+                    <a:blip r:embed="rId16" cstate="print">
+                      <a:extLst>
+                        <a:ext uri="{28A0092B-C50C-407E-A947-70E740481C1C}">
+                          <a14:useLocalDpi xmlns:a14="http://schemas.microsoft.com/office/drawing/2010/main" val="0"/>
+                        </a:ext>
+                      </a:extLst>
+                    </a:blip>
+                    <a:srcRect/>
+                    <a:stretch>
+                      <a:fillRect/>
+                    </a:stretch>
+                  </pic:blipFill>
+                  <pic:spPr bwMode="auto">
+                    <a:xfrm>
+                      <a:off x="0" y="0"/>
+                      <a:ext cx="4648786" cy="6583679"/>
+                    </a:xfrm>
+                    <a:prstGeom prst="rect">
+                      <a:avLst/>
+                    </a:prstGeom>
+                    <a:noFill/>
+                    <a:ln>
+                      <a:noFill/>
+                    </a:ln>
+                  </pic:spPr>
+                </pic:pic>
+              </a:graphicData>
+            </a:graphic>
+          </wp:inline>
+        </w:drawing>
+      </w:r>
+    </w:p>
+    <w:p>
+      <w:pPr>
+        <w:pStyle w:val="Descripcin"/>
+        <w:jc w:val="center"/>
+        <w:rPr>
+          <w:lang w:val="en-NZ"/>
+        </w:rPr>
+      </w:pPr>
+      <w:r>
+        <w:rPr>
+          <w:lang w:val="en-NZ"/>
+        </w:rPr>
+        <w:t xml:space="preserve">Figure </w:t>
+      </w:r>
+      <w:r>
+        <w:rPr>
+          <w:lang w:val="en-NZ"/>
+        </w:rPr>
+        <w:fldChar w:fldCharType="begin"/>
+      </w:r>
+      <w:r>
+        <w:rPr>
+          <w:lang w:val="en-NZ"/>
+        </w:rPr>
+        <w:instrText xml:space="preserve"> SEQ Figure \* ARABIC </w:instrText>
+      </w:r>
+      <w:r>
+        <w:rPr>
+          <w:lang w:val="en-NZ"/>
+        </w:rPr>
+        <w:fldChar w:fldCharType="separate"/>
+      </w:r>
+      <w:r>
+        <w:rPr>
+          <w:noProof/>
+          <w:lang w:val="en-NZ"/>
+        </w:rPr>
+        <w:t>8</w:t>
+      </w:r>
+      <w:r>
+        <w:rPr>
+          <w:lang w:val="en-NZ"/>
+        </w:rPr>
+        <w:fldChar w:fldCharType="end"/>
+      </w:r>
+      <w:r>
+        <w:rPr>
+          <w:lang w:val="en-NZ"/>
+        </w:rPr>
+        <w:t xml:space="preserve"> Example Poster</w:t>
+      </w:r>
+    </w:p>
+    <w:p>
+      <w:pPr>
+        <w:rPr>
+          <w:lang w:val="en-NZ"/>
+        </w:rPr>
+      </w:pPr>
+      <w:r>
+        <w:rPr>
+          <w:lang w:val="en-NZ"/>
+        </w:rPr>
+        <w:t>Towards the end of the first semester of observations it was possible to understand better the activities that the students were working upon the most and the strategies being used to work in the project. The students were also more comfortable with the groups and with the project. For the next step there were already several objectives in mind for the evolution of WorkshopAR and to adjust its role in the activities of the group:</w:t>
+      </w:r>
+    </w:p>
+    <w:p>
+      <w:pPr>
+        <w:pStyle w:val="Prrafodelista"/>
+        <w:numPr>
+          <w:ilvl w:val="0"/>
+          <w:numId w:val="20"/>
+        </w:numPr>
+        <w:rPr>
+          <w:lang w:val="en-NZ"/>
+        </w:rPr>
+      </w:pPr>
+      <w:r>
+        <w:rPr>
+          <w:lang w:val="en-NZ"/>
+        </w:rPr>
+        <w:t>Refine the interactions with the Play Models and identify how to integrate the activity better to the workflow of the students.</w:t>
+      </w:r>
+    </w:p>
+    <w:p>
+      <w:pPr>
+        <w:pStyle w:val="Prrafodelista"/>
+        <w:numPr>
+          <w:ilvl w:val="0"/>
+          <w:numId w:val="20"/>
+        </w:numPr>
+        <w:rPr>
+          <w:lang w:val="en-NZ"/>
+        </w:rPr>
+      </w:pPr>
+      <w:r>
+        <w:rPr>
+          <w:lang w:val="en-NZ"/>
+        </w:rPr>
+        <w:t>Explore the annotations and debate features since they gathered the most attention from the students.</w:t>
+      </w:r>
+    </w:p>
+    <w:p>
+      <w:pPr>
+        <w:pStyle w:val="Prrafodelista"/>
+        <w:numPr>
+          <w:ilvl w:val="0"/>
+          <w:numId w:val="20"/>
+        </w:numPr>
+        <w:rPr>
+          <w:lang w:val="en-NZ"/>
+        </w:rPr>
+      </w:pPr>
+      <w:r>
+        <w:rPr>
+          <w:lang w:val="en-NZ"/>
+        </w:rPr>
+        <w:lastRenderedPageBreak/>
+        <w:t>Refine the way structure is presented to the students and allow for more flexible configurations.</w:t>
+      </w:r>
+    </w:p>
+    <w:p>
+      <w:pPr>
+        <w:rPr>
+          <w:lang w:val="en-NZ"/>
+        </w:rPr>
+      </w:pPr>
+      <w:r>
+        <w:rPr>
+          <w:lang w:val="en-NZ"/>
+        </w:rPr>
+        <w:t>Some relevant themes started to appear in these preliminary analyses that were related to how students were supporting their teamwork with different approaches inside and outside the classroom. Elements like easy to reach-out channels, QA sessions, and shared repositories contrasted with other channels that were seeing no use at all, like the public forums in the LMS. For WorkshopAR it was starting to be apparent that students were not so open to a work app but resonated the most with the idea of a social space, one that was meant to be inside the classroom.</w:t>
+      </w:r>
+    </w:p>
+    <w:p>
+      <w:pPr>
+        <w:rPr>
+          <w:lang w:val="en-NZ"/>
+        </w:rPr>
+      </w:pPr>
+      <w:r>
+        <w:rPr>
+          <w:lang w:val="en-NZ"/>
+        </w:rPr>
+        <w:t xml:space="preserve">6.6 Weeks 10 to 13: </w:t>
+      </w:r>
+      <w:r>
+        <w:rPr>
+          <w:lang w:val="en-NZ"/>
+        </w:rPr>
+        <w:t>Interim</w:t>
+      </w:r>
+      <w:r>
+        <w:rPr>
+          <w:lang w:val="en-NZ"/>
+        </w:rPr>
+        <w:t xml:space="preserve"> Client Report</w:t>
+      </w:r>
+    </w:p>
+    <w:p>
+      <w:pPr>
+        <w:rPr>
+          <w:lang w:val="en-NZ"/>
+        </w:rPr>
+      </w:pPr>
+      <w:r>
+        <w:rPr>
+          <w:lang w:val="en-NZ"/>
+        </w:rPr>
+        <w:t>Reticence to use phones on the classroom</w:t>
+      </w:r>
+    </w:p>
+    <w:p>
+      <w:pPr>
+        <w:rPr>
+          <w:lang w:val="en-NZ"/>
+        </w:rPr>
+      </w:pPr>
+      <w:r>
+        <w:rPr>
+          <w:lang w:val="en-NZ"/>
+        </w:rPr>
+        <w:t>Fallback to very individual work</w:t>
+      </w:r>
+      <w:r>
+        <w:rPr>
+          <w:lang w:val="en-NZ"/>
+        </w:rPr>
+        <w:t>, suited for quick conversation not structured collaboration</w:t>
       </w:r>
     </w:p>
     <w:p>
@@ -7092,6 +12286,32 @@
         <w:rPr>
           <w:lang w:val="en-NZ"/>
         </w:rPr>
+        <w:t>Problems with using WAR with another tech</w:t>
+      </w:r>
+    </w:p>
+    <w:p>
+      <w:pPr>
+        <w:rPr>
+          <w:lang w:val="en-NZ"/>
+        </w:rPr>
+      </w:pPr>
+      <w:r>
+        <w:rPr>
+          <w:lang w:val="en-NZ"/>
+        </w:rPr>
+        <w:t>Capitalize on the annotation and the debates</w:t>
+      </w:r>
+    </w:p>
+    <w:p>
+      <w:pPr>
+        <w:rPr>
+          <w:lang w:val="en-NZ"/>
+        </w:rPr>
+      </w:pPr>
+      <w:r>
+        <w:rPr>
+          <w:lang w:val="en-NZ"/>
+        </w:rPr>
         <w:t>6.8 Weeks 14 to 20: Second Semester Workout</w:t>
       </w:r>
     </w:p>
@@ -7105,6 +12325,32 @@
         <w:rPr>
           <w:lang w:val="en-NZ"/>
         </w:rPr>
+        <w:t>Test the arm rigs, failed</w:t>
+      </w:r>
+    </w:p>
+    <w:p>
+      <w:pPr>
+        <w:rPr>
+          <w:lang w:val="en-NZ"/>
+        </w:rPr>
+      </w:pPr>
+      <w:r>
+        <w:rPr>
+          <w:lang w:val="en-NZ"/>
+        </w:rPr>
+        <w:t>Test the emotes, win</w:t>
+      </w:r>
+    </w:p>
+    <w:p>
+      <w:pPr>
+        <w:rPr>
+          <w:lang w:val="en-NZ"/>
+        </w:rPr>
+      </w:pPr>
+      <w:r>
+        <w:rPr>
+          <w:lang w:val="en-NZ"/>
+        </w:rPr>
         <w:t>6.</w:t>
       </w:r>
       <w:r>
@@ -7206,7 +12452,33 @@
         <w:rPr>
           <w:lang w:val="en-NZ"/>
         </w:rPr>
-        <w:t xml:space="preserve">6.11 Conclusions </w:t>
+        <w:t>6.11 Conclusions</w:t>
+      </w:r>
+    </w:p>
+    <w:p>
+      <w:pPr>
+        <w:rPr>
+          <w:lang w:val="en-NZ"/>
+        </w:rPr>
+      </w:pPr>
+      <w:r>
+        <w:rPr>
+          <w:lang w:val="en-NZ"/>
+        </w:rPr>
+        <w:t>Structure works better for struggling groups, flexibility works better for more accomplished students</w:t>
+      </w:r>
+    </w:p>
+    <w:p>
+      <w:pPr>
+        <w:rPr>
+          <w:lang w:val="en-NZ"/>
+        </w:rPr>
+      </w:pPr>
+      <w:r>
+        <w:rPr>
+          <w:lang w:val="en-NZ"/>
+        </w:rPr>
+        <w:t>Well stablished tools for work, it was hard for WorkshopAR to fit in there. The app found it niche in the social aspects of the groupwork</w:t>
       </w:r>
     </w:p>
     <w:p>
@@ -7240,9 +12512,172 @@
 </w:document>
 </file>
 
+<file path=word/endnotes.xml><?xml version="1.0" encoding="utf-8"?>
+<w:endnotes xmlns:wpc="http://schemas.microsoft.com/office/word/2010/wordprocessingCanvas" xmlns:cx="http://schemas.microsoft.com/office/drawing/2014/chartex" xmlns:cx1="http://schemas.microsoft.com/office/drawing/2015/9/8/chartex" xmlns:cx2="http://schemas.microsoft.com/office/drawing/2015/10/21/chartex" xmlns:cx3="http://schemas.microsoft.com/office/drawing/2016/5/9/chartex" xmlns:cx4="http://schemas.microsoft.com/office/drawing/2016/5/10/chartex" xmlns:cx5="http://schemas.microsoft.com/office/drawing/2016/5/11/chartex" xmlns:cx6="http://schemas.microsoft.com/office/drawing/2016/5/12/chartex" xmlns:cx7="http://schemas.microsoft.com/office/drawing/2016/5/13/chartex" xmlns:cx8="http://schemas.microsoft.com/office/drawing/2016/5/14/chartex" xmlns:mc="http://schemas.openxmlformats.org/markup-compatibility/2006" xmlns:aink="http://schemas.microsoft.com/office/drawing/2016/ink" xmlns:am3d="http://schemas.microsoft.com/office/drawing/2017/model3d" xmlns:o="urn:schemas-microsoft-com:office:office" xmlns:oel="http://schemas.microsoft.com/office/2019/extlst" xmlns:r="http://schemas.openxmlformats.org/officeDocument/2006/relationships" xmlns:m="http://schemas.openxmlformats.org/officeDocument/2006/math" xmlns:v="urn:schemas-microsoft-com:vml" xmlns:wp14="http://schemas.microsoft.com/office/word/2010/wordprocessingDrawing" xmlns:wp="http://schemas.openxmlformats.org/drawingml/2006/wordprocessingDrawing" xmlns:w10="urn:schemas-microsoft-com:office:word" xmlns:w="http://schemas.openxmlformats.org/wordprocessingml/2006/main" xmlns:w14="http://schemas.microsoft.com/office/word/2010/wordml" xmlns:w15="http://schemas.microsoft.com/office/word/2012/wordml" xmlns:w16cex="http://schemas.microsoft.com/office/word/2018/wordml/cex" xmlns:w16cid="http://schemas.microsoft.com/office/word/2016/wordml/cid" xmlns:w16="http://schemas.microsoft.com/office/word/2018/wordml" xmlns:w16du="http://schemas.microsoft.com/office/word/2023/wordml/word16du" xmlns:w16sdtdh="http://schemas.microsoft.com/office/word/2020/wordml/sdtdatahash" xmlns:w16sdtfl="http://schemas.microsoft.com/office/word/2024/wordml/sdtformatlock" xmlns:w16se="http://schemas.microsoft.com/office/word/2015/wordml/symex" xmlns:wpg="http://schemas.microsoft.com/office/word/2010/wordprocessingGroup" xmlns:wpi="http://schemas.microsoft.com/office/word/2010/wordprocessingInk" xmlns:wne="http://schemas.microsoft.com/office/word/2006/wordml" xmlns:wps="http://schemas.microsoft.com/office/word/2010/wordprocessingShape" mc:Ignorable="w14 w15 w16se w16cid w16 w16cex w16sdtdh w16sdtfl w16du wp14">
+  <w:endnote w:type="separator" w:id="-1">
+    <w:p>
+      <w:pPr>
+        <w:spacing w:after="0" w:line="240" w:lineRule="auto"/>
+      </w:pPr>
+      <w:r>
+        <w:separator/>
+      </w:r>
+    </w:p>
+  </w:endnote>
+  <w:endnote w:type="continuationSeparator" w:id="0">
+    <w:p>
+      <w:pPr>
+        <w:spacing w:after="0" w:line="240" w:lineRule="auto"/>
+      </w:pPr>
+      <w:r>
+        <w:continuationSeparator/>
+      </w:r>
+    </w:p>
+  </w:endnote>
+</w:endnotes>
+</file>
+
+<file path=word/footnotes.xml><?xml version="1.0" encoding="utf-8"?>
+<w:footnotes xmlns:wpc="http://schemas.microsoft.com/office/word/2010/wordprocessingCanvas" xmlns:cx="http://schemas.microsoft.com/office/drawing/2014/chartex" xmlns:cx1="http://schemas.microsoft.com/office/drawing/2015/9/8/chartex" xmlns:cx2="http://schemas.microsoft.com/office/drawing/2015/10/21/chartex" xmlns:cx3="http://schemas.microsoft.com/office/drawing/2016/5/9/chartex" xmlns:cx4="http://schemas.microsoft.com/office/drawing/2016/5/10/chartex" xmlns:cx5="http://schemas.microsoft.com/office/drawing/2016/5/11/chartex" xmlns:cx6="http://schemas.microsoft.com/office/drawing/2016/5/12/chartex" xmlns:cx7="http://schemas.microsoft.com/office/drawing/2016/5/13/chartex" xmlns:cx8="http://schemas.microsoft.com/office/drawing/2016/5/14/chartex" xmlns:mc="http://schemas.openxmlformats.org/markup-compatibility/2006" xmlns:aink="http://schemas.microsoft.com/office/drawing/2016/ink" xmlns:am3d="http://schemas.microsoft.com/office/drawing/2017/model3d" xmlns:o="urn:schemas-microsoft-com:office:office" xmlns:oel="http://schemas.microsoft.com/office/2019/extlst" xmlns:r="http://schemas.openxmlformats.org/officeDocument/2006/relationships" xmlns:m="http://schemas.openxmlformats.org/officeDocument/2006/math" xmlns:v="urn:schemas-microsoft-com:vml" xmlns:wp14="http://schemas.microsoft.com/office/word/2010/wordprocessingDrawing" xmlns:wp="http://schemas.openxmlformats.org/drawingml/2006/wordprocessingDrawing" xmlns:w10="urn:schemas-microsoft-com:office:word" xmlns:w="http://schemas.openxmlformats.org/wordprocessingml/2006/main" xmlns:w14="http://schemas.microsoft.com/office/word/2010/wordml" xmlns:w15="http://schemas.microsoft.com/office/word/2012/wordml" xmlns:w16cex="http://schemas.microsoft.com/office/word/2018/wordml/cex" xmlns:w16cid="http://schemas.microsoft.com/office/word/2016/wordml/cid" xmlns:w16="http://schemas.microsoft.com/office/word/2018/wordml" xmlns:w16du="http://schemas.microsoft.com/office/word/2023/wordml/word16du" xmlns:w16sdtdh="http://schemas.microsoft.com/office/word/2020/wordml/sdtdatahash" xmlns:w16sdtfl="http://schemas.microsoft.com/office/word/2024/wordml/sdtformatlock" xmlns:w16se="http://schemas.microsoft.com/office/word/2015/wordml/symex" xmlns:wpg="http://schemas.microsoft.com/office/word/2010/wordprocessingGroup" xmlns:wpi="http://schemas.microsoft.com/office/word/2010/wordprocessingInk" xmlns:wne="http://schemas.microsoft.com/office/word/2006/wordml" xmlns:wps="http://schemas.microsoft.com/office/word/2010/wordprocessingShape" mc:Ignorable="w14 w15 w16se w16cid w16 w16cex w16sdtdh w16sdtfl w16du wp14">
+  <w:footnote w:type="separator" w:id="-1">
+    <w:p>
+      <w:pPr>
+        <w:spacing w:after="0" w:line="240" w:lineRule="auto"/>
+      </w:pPr>
+      <w:r>
+        <w:separator/>
+      </w:r>
+    </w:p>
+  </w:footnote>
+  <w:footnote w:type="continuationSeparator" w:id="0">
+    <w:p>
+      <w:pPr>
+        <w:spacing w:after="0" w:line="240" w:lineRule="auto"/>
+      </w:pPr>
+      <w:r>
+        <w:continuationSeparator/>
+      </w:r>
+    </w:p>
+  </w:footnote>
+  <w:footnote w:id="1">
+    <w:p>
+      <w:pPr>
+        <w:pStyle w:val="Textonotapie"/>
+        <w:rPr>
+          <w:lang w:val="en-US"/>
+        </w:rPr>
+      </w:pPr>
+      <w:r>
+        <w:rPr>
+          <w:rStyle w:val="Refdenotaalpie"/>
+        </w:rPr>
+        <w:footnoteRef/>
+      </w:r>
+      <w:r>
+        <w:t xml:space="preserve"> </w:t>
+      </w:r>
+      <w:hyperlink r:id="rId1" w:history="1">
+        <w:r>
+          <w:rPr>
+            <w:rStyle w:val="Hipervnculo"/>
+          </w:rPr>
+          <w:t>miro.com</w:t>
+        </w:r>
+      </w:hyperlink>
+    </w:p>
+  </w:footnote>
+</w:footnotes>
+</file>
+
 <file path=word/numbering.xml><?xml version="1.0" encoding="utf-8"?>
-<w:numbering xmlns:wpc="http://schemas.microsoft.com/office/word/2010/wordprocessingCanvas" xmlns:cx="http://schemas.microsoft.com/office/drawing/2014/chartex" xmlns:cx1="http://schemas.microsoft.com/office/drawing/2015/9/8/chartex" xmlns:cx2="http://schemas.microsoft.com/office/drawing/2015/10/21/chartex" xmlns:cx3="http://schemas.microsoft.com/office/drawing/2016/5/9/chartex" xmlns:cx4="http://schemas.microsoft.com/office/drawing/2016/5/10/chartex" xmlns:cx5="http://schemas.microsoft.com/office/drawing/2016/5/11/chartex" xmlns:cx6="http://schemas.microsoft.com/office/drawing/2016/5/12/chartex" xmlns:cx7="http://schemas.microsoft.com/office/drawing/2016/5/13/chartex" xmlns:cx8="http://schemas.microsoft.com/office/drawing/2016/5/14/chartex" xmlns:mc="http://schemas.openxmlformats.org/markup-compatibility/2006" xmlns:aink="http://schemas.microsoft.com/office/drawing/2016/ink" xmlns:am3d="http://schemas.microsoft.com/office/drawing/2017/model3d" xmlns:o="urn:schemas-microsoft-com:office:office" xmlns:r="http://schemas.openxmlformats.org/officeDocument/2006/relationships" xmlns:m="http://schemas.openxmlformats.org/officeDocument/2006/math" xmlns:v="urn:schemas-microsoft-com:vml" xmlns:wp14="http://schemas.microsoft.com/office/word/2010/wordprocessingDrawing" xmlns:wp="http://schemas.openxmlformats.org/drawingml/2006/wordprocessingDrawing" xmlns:w10="urn:schemas-microsoft-com:office:word" xmlns:w="http://schemas.openxmlformats.org/wordprocessingml/2006/main" xmlns:w14="http://schemas.microsoft.com/office/word/2010/wordml" xmlns:w15="http://schemas.microsoft.com/office/word/2012/wordml" xmlns:w16cex="http://schemas.microsoft.com/office/word/2018/wordml/cex" xmlns:w16cid="http://schemas.microsoft.com/office/word/2016/wordml/cid" xmlns:w16="http://schemas.microsoft.com/office/word/2018/wordml" xmlns:w16sdtdh="http://schemas.microsoft.com/office/word/2020/wordml/sdtdatahash" xmlns:w16se="http://schemas.microsoft.com/office/word/2015/wordml/symex" xmlns:wpg="http://schemas.microsoft.com/office/word/2010/wordprocessingGroup" xmlns:wpi="http://schemas.microsoft.com/office/word/2010/wordprocessingInk" xmlns:wne="http://schemas.microsoft.com/office/word/2006/wordml" xmlns:wps="http://schemas.microsoft.com/office/word/2010/wordprocessingShape" mc:Ignorable="w14 w15 w16se w16cid w16 w16cex w16sdtdh wp14">
+<w:numbering xmlns:wpc="http://schemas.microsoft.com/office/word/2010/wordprocessingCanvas" xmlns:cx="http://schemas.microsoft.com/office/drawing/2014/chartex" xmlns:cx1="http://schemas.microsoft.com/office/drawing/2015/9/8/chartex" xmlns:cx2="http://schemas.microsoft.com/office/drawing/2015/10/21/chartex" xmlns:cx3="http://schemas.microsoft.com/office/drawing/2016/5/9/chartex" xmlns:cx4="http://schemas.microsoft.com/office/drawing/2016/5/10/chartex" xmlns:cx5="http://schemas.microsoft.com/office/drawing/2016/5/11/chartex" xmlns:cx6="http://schemas.microsoft.com/office/drawing/2016/5/12/chartex" xmlns:cx7="http://schemas.microsoft.com/office/drawing/2016/5/13/chartex" xmlns:cx8="http://schemas.microsoft.com/office/drawing/2016/5/14/chartex" xmlns:mc="http://schemas.openxmlformats.org/markup-compatibility/2006" xmlns:aink="http://schemas.microsoft.com/office/drawing/2016/ink" xmlns:am3d="http://schemas.microsoft.com/office/drawing/2017/model3d" xmlns:o="urn:schemas-microsoft-com:office:office" xmlns:oel="http://schemas.microsoft.com/office/2019/extlst" xmlns:r="http://schemas.openxmlformats.org/officeDocument/2006/relationships" xmlns:m="http://schemas.openxmlformats.org/officeDocument/2006/math" xmlns:v="urn:schemas-microsoft-com:vml" xmlns:wp14="http://schemas.microsoft.com/office/word/2010/wordprocessingDrawing" xmlns:wp="http://schemas.openxmlformats.org/drawingml/2006/wordprocessingDrawing" xmlns:w10="urn:schemas-microsoft-com:office:word" xmlns:w="http://schemas.openxmlformats.org/wordprocessingml/2006/main" xmlns:w14="http://schemas.microsoft.com/office/word/2010/wordml" xmlns:w15="http://schemas.microsoft.com/office/word/2012/wordml" xmlns:w16cex="http://schemas.microsoft.com/office/word/2018/wordml/cex" xmlns:w16cid="http://schemas.microsoft.com/office/word/2016/wordml/cid" xmlns:w16="http://schemas.microsoft.com/office/word/2018/wordml" xmlns:w16du="http://schemas.microsoft.com/office/word/2023/wordml/word16du" xmlns:w16sdtdh="http://schemas.microsoft.com/office/word/2020/wordml/sdtdatahash" xmlns:w16sdtfl="http://schemas.microsoft.com/office/word/2024/wordml/sdtformatlock" xmlns:w16se="http://schemas.microsoft.com/office/word/2015/wordml/symex" xmlns:wpg="http://schemas.microsoft.com/office/word/2010/wordprocessingGroup" xmlns:wpi="http://schemas.microsoft.com/office/word/2010/wordprocessingInk" xmlns:wne="http://schemas.microsoft.com/office/word/2006/wordml" xmlns:wps="http://schemas.microsoft.com/office/word/2010/wordprocessingShape" mc:Ignorable="w14 w15 w16se w16cid w16 w16cex w16sdtdh w16sdtfl w16du wp14">
   <w:abstractNum w:abstractNumId="0" w15:restartNumberingAfterBreak="0">
+    <w:nsid w:val="04694CC9"/>
+    <w:multiLevelType w:val="hybridMultilevel"/>
+    <w:tmpl w:val="23E20010"/>
+    <w:lvl w:ilvl="0" w:tplc="240A000F">
+      <w:start w:val="1"/>
+      <w:numFmt w:val="decimal"/>
+      <w:lvlText w:val="%1."/>
+      <w:lvlJc w:val="left"/>
+      <w:pPr>
+        <w:ind w:left="720" w:hanging="360"/>
+      </w:pPr>
+    </w:lvl>
+    <w:lvl w:ilvl="1" w:tplc="240A0019" w:tentative="1">
+      <w:start w:val="1"/>
+      <w:numFmt w:val="lowerLetter"/>
+      <w:lvlText w:val="%2."/>
+      <w:lvlJc w:val="left"/>
+      <w:pPr>
+        <w:ind w:left="1440" w:hanging="360"/>
+      </w:pPr>
+    </w:lvl>
+    <w:lvl w:ilvl="2" w:tplc="240A001B" w:tentative="1">
+      <w:start w:val="1"/>
+      <w:numFmt w:val="lowerRoman"/>
+      <w:lvlText w:val="%3."/>
+      <w:lvlJc w:val="right"/>
+      <w:pPr>
+        <w:ind w:left="2160" w:hanging="180"/>
+      </w:pPr>
+    </w:lvl>
+    <w:lvl w:ilvl="3" w:tplc="240A000F" w:tentative="1">
+      <w:start w:val="1"/>
+      <w:numFmt w:val="decimal"/>
+      <w:lvlText w:val="%4."/>
+      <w:lvlJc w:val="left"/>
+      <w:pPr>
+        <w:ind w:left="2880" w:hanging="360"/>
+      </w:pPr>
+    </w:lvl>
+    <w:lvl w:ilvl="4" w:tplc="240A0019" w:tentative="1">
+      <w:start w:val="1"/>
+      <w:numFmt w:val="lowerLetter"/>
+      <w:lvlText w:val="%5."/>
+      <w:lvlJc w:val="left"/>
+      <w:pPr>
+        <w:ind w:left="3600" w:hanging="360"/>
+      </w:pPr>
+    </w:lvl>
+    <w:lvl w:ilvl="5" w:tplc="240A001B" w:tentative="1">
+      <w:start w:val="1"/>
+      <w:numFmt w:val="lowerRoman"/>
+      <w:lvlText w:val="%6."/>
+      <w:lvlJc w:val="right"/>
+      <w:pPr>
+        <w:ind w:left="4320" w:hanging="180"/>
+      </w:pPr>
+    </w:lvl>
+    <w:lvl w:ilvl="6" w:tplc="240A000F" w:tentative="1">
+      <w:start w:val="1"/>
+      <w:numFmt w:val="decimal"/>
+      <w:lvlText w:val="%7."/>
+      <w:lvlJc w:val="left"/>
+      <w:pPr>
+        <w:ind w:left="5040" w:hanging="360"/>
+      </w:pPr>
+    </w:lvl>
+    <w:lvl w:ilvl="7" w:tplc="240A0019" w:tentative="1">
+      <w:start w:val="1"/>
+      <w:numFmt w:val="lowerLetter"/>
+      <w:lvlText w:val="%8."/>
+      <w:lvlJc w:val="left"/>
+      <w:pPr>
+        <w:ind w:left="5760" w:hanging="360"/>
+      </w:pPr>
+    </w:lvl>
+    <w:lvl w:ilvl="8" w:tplc="240A001B" w:tentative="1">
+      <w:start w:val="1"/>
+      <w:numFmt w:val="lowerRoman"/>
+      <w:lvlText w:val="%9."/>
+      <w:lvlJc w:val="right"/>
+      <w:pPr>
+        <w:ind w:left="6480" w:hanging="180"/>
+      </w:pPr>
+    </w:lvl>
+  </w:abstractNum>
+  <w:abstractNum w:abstractNumId="1" w15:restartNumberingAfterBreak="0">
     <w:nsid w:val="11D01384"/>
     <w:multiLevelType w:val="hybridMultilevel"/>
     <w:tmpl w:val="A22E6ECE"/>
@@ -7355,7 +12790,7 @@
       </w:rPr>
     </w:lvl>
   </w:abstractNum>
-  <w:abstractNum w:abstractNumId="1" w15:restartNumberingAfterBreak="0">
+  <w:abstractNum w:abstractNumId="2" w15:restartNumberingAfterBreak="0">
     <w:nsid w:val="164346F4"/>
     <w:multiLevelType w:val="hybridMultilevel"/>
     <w:tmpl w:val="6E0C3D10"/>
@@ -7468,7 +12903,7 @@
       </w:rPr>
     </w:lvl>
   </w:abstractNum>
-  <w:abstractNum w:abstractNumId="2" w15:restartNumberingAfterBreak="0">
+  <w:abstractNum w:abstractNumId="3" w15:restartNumberingAfterBreak="0">
     <w:nsid w:val="1D1F74FC"/>
     <w:multiLevelType w:val="hybridMultilevel"/>
     <w:tmpl w:val="6FC0A9D0"/>
@@ -7581,7 +13016,120 @@
       </w:rPr>
     </w:lvl>
   </w:abstractNum>
-  <w:abstractNum w:abstractNumId="3" w15:restartNumberingAfterBreak="0">
+  <w:abstractNum w:abstractNumId="4" w15:restartNumberingAfterBreak="0">
+    <w:nsid w:val="28B0261C"/>
+    <w:multiLevelType w:val="hybridMultilevel"/>
+    <w:tmpl w:val="77347DC0"/>
+    <w:lvl w:ilvl="0" w:tplc="240A0001">
+      <w:start w:val="1"/>
+      <w:numFmt w:val="bullet"/>
+      <w:lvlText w:val=""/>
+      <w:lvlJc w:val="left"/>
+      <w:pPr>
+        <w:ind w:left="720" w:hanging="360"/>
+      </w:pPr>
+      <w:rPr>
+        <w:rFonts w:ascii="Symbol" w:hAnsi="Symbol" w:hint="default"/>
+      </w:rPr>
+    </w:lvl>
+    <w:lvl w:ilvl="1" w:tplc="240A0003" w:tentative="1">
+      <w:start w:val="1"/>
+      <w:numFmt w:val="bullet"/>
+      <w:lvlText w:val="o"/>
+      <w:lvlJc w:val="left"/>
+      <w:pPr>
+        <w:ind w:left="1440" w:hanging="360"/>
+      </w:pPr>
+      <w:rPr>
+        <w:rFonts w:ascii="Courier New" w:hAnsi="Courier New" w:cs="Courier New" w:hint="default"/>
+      </w:rPr>
+    </w:lvl>
+    <w:lvl w:ilvl="2" w:tplc="240A0005" w:tentative="1">
+      <w:start w:val="1"/>
+      <w:numFmt w:val="bullet"/>
+      <w:lvlText w:val=""/>
+      <w:lvlJc w:val="left"/>
+      <w:pPr>
+        <w:ind w:left="2160" w:hanging="360"/>
+      </w:pPr>
+      <w:rPr>
+        <w:rFonts w:ascii="Wingdings" w:hAnsi="Wingdings" w:hint="default"/>
+      </w:rPr>
+    </w:lvl>
+    <w:lvl w:ilvl="3" w:tplc="240A0001" w:tentative="1">
+      <w:start w:val="1"/>
+      <w:numFmt w:val="bullet"/>
+      <w:lvlText w:val=""/>
+      <w:lvlJc w:val="left"/>
+      <w:pPr>
+        <w:ind w:left="2880" w:hanging="360"/>
+      </w:pPr>
+      <w:rPr>
+        <w:rFonts w:ascii="Symbol" w:hAnsi="Symbol" w:hint="default"/>
+      </w:rPr>
+    </w:lvl>
+    <w:lvl w:ilvl="4" w:tplc="240A0003" w:tentative="1">
+      <w:start w:val="1"/>
+      <w:numFmt w:val="bullet"/>
+      <w:lvlText w:val="o"/>
+      <w:lvlJc w:val="left"/>
+      <w:pPr>
+        <w:ind w:left="3600" w:hanging="360"/>
+      </w:pPr>
+      <w:rPr>
+        <w:rFonts w:ascii="Courier New" w:hAnsi="Courier New" w:cs="Courier New" w:hint="default"/>
+      </w:rPr>
+    </w:lvl>
+    <w:lvl w:ilvl="5" w:tplc="240A0005" w:tentative="1">
+      <w:start w:val="1"/>
+      <w:numFmt w:val="bullet"/>
+      <w:lvlText w:val=""/>
+      <w:lvlJc w:val="left"/>
+      <w:pPr>
+        <w:ind w:left="4320" w:hanging="360"/>
+      </w:pPr>
+      <w:rPr>
+        <w:rFonts w:ascii="Wingdings" w:hAnsi="Wingdings" w:hint="default"/>
+      </w:rPr>
+    </w:lvl>
+    <w:lvl w:ilvl="6" w:tplc="240A0001" w:tentative="1">
+      <w:start w:val="1"/>
+      <w:numFmt w:val="bullet"/>
+      <w:lvlText w:val=""/>
+      <w:lvlJc w:val="left"/>
+      <w:pPr>
+        <w:ind w:left="5040" w:hanging="360"/>
+      </w:pPr>
+      <w:rPr>
+        <w:rFonts w:ascii="Symbol" w:hAnsi="Symbol" w:hint="default"/>
+      </w:rPr>
+    </w:lvl>
+    <w:lvl w:ilvl="7" w:tplc="240A0003" w:tentative="1">
+      <w:start w:val="1"/>
+      <w:numFmt w:val="bullet"/>
+      <w:lvlText w:val="o"/>
+      <w:lvlJc w:val="left"/>
+      <w:pPr>
+        <w:ind w:left="5760" w:hanging="360"/>
+      </w:pPr>
+      <w:rPr>
+        <w:rFonts w:ascii="Courier New" w:hAnsi="Courier New" w:cs="Courier New" w:hint="default"/>
+      </w:rPr>
+    </w:lvl>
+    <w:lvl w:ilvl="8" w:tplc="240A0005" w:tentative="1">
+      <w:start w:val="1"/>
+      <w:numFmt w:val="bullet"/>
+      <w:lvlText w:val=""/>
+      <w:lvlJc w:val="left"/>
+      <w:pPr>
+        <w:ind w:left="6480" w:hanging="360"/>
+      </w:pPr>
+      <w:rPr>
+        <w:rFonts w:ascii="Wingdings" w:hAnsi="Wingdings" w:hint="default"/>
+      </w:rPr>
+    </w:lvl>
+  </w:abstractNum>
+  <w:abstractNum w:abstractNumId="5" w15:restartNumberingAfterBreak="0">
     <w:nsid w:val="354F4453"/>
     <w:multiLevelType w:val="hybridMultilevel"/>
     <w:tmpl w:val="E474EDD4"/>
@@ -7694,7 +13242,7 @@
       </w:rPr>
     </w:lvl>
   </w:abstractNum>
-  <w:abstractNum w:abstractNumId="4" w15:restartNumberingAfterBreak="0">
+  <w:abstractNum w:abstractNumId="6" w15:restartNumberingAfterBreak="0">
     <w:nsid w:val="36720225"/>
     <w:multiLevelType w:val="hybridMultilevel"/>
     <w:tmpl w:val="E5CEAEC4"/>
@@ -7807,7 +13355,7 @@
       </w:rPr>
     </w:lvl>
   </w:abstractNum>
-  <w:abstractNum w:abstractNumId="5" w15:restartNumberingAfterBreak="0">
+  <w:abstractNum w:abstractNumId="7" w15:restartNumberingAfterBreak="0">
     <w:nsid w:val="457D7F16"/>
     <w:multiLevelType w:val="hybridMultilevel"/>
     <w:tmpl w:val="9A7AC840"/>
@@ -7920,7 +13468,7 @@
       </w:rPr>
     </w:lvl>
   </w:abstractNum>
-  <w:abstractNum w:abstractNumId="6" w15:restartNumberingAfterBreak="0">
+  <w:abstractNum w:abstractNumId="8" w15:restartNumberingAfterBreak="0">
     <w:nsid w:val="4AD5040C"/>
     <w:multiLevelType w:val="hybridMultilevel"/>
     <w:tmpl w:val="C6FC44A6"/>
@@ -8033,7 +13581,7 @@
       </w:rPr>
     </w:lvl>
   </w:abstractNum>
-  <w:abstractNum w:abstractNumId="7" w15:restartNumberingAfterBreak="0">
+  <w:abstractNum w:abstractNumId="9" w15:restartNumberingAfterBreak="0">
     <w:nsid w:val="513B7EA1"/>
     <w:multiLevelType w:val="hybridMultilevel"/>
     <w:tmpl w:val="6B5C4A68"/>
@@ -8146,7 +13694,7 @@
       </w:rPr>
     </w:lvl>
   </w:abstractNum>
-  <w:abstractNum w:abstractNumId="8" w15:restartNumberingAfterBreak="0">
+  <w:abstractNum w:abstractNumId="10" w15:restartNumberingAfterBreak="0">
     <w:nsid w:val="58B14600"/>
     <w:multiLevelType w:val="hybridMultilevel"/>
     <w:tmpl w:val="433A6502"/>
@@ -8259,7 +13807,7 @@
       </w:rPr>
     </w:lvl>
   </w:abstractNum>
-  <w:abstractNum w:abstractNumId="9" w15:restartNumberingAfterBreak="0">
+  <w:abstractNum w:abstractNumId="11" w15:restartNumberingAfterBreak="0">
     <w:nsid w:val="5F436901"/>
     <w:multiLevelType w:val="hybridMultilevel"/>
     <w:tmpl w:val="4DE48B7C"/>
@@ -8372,7 +13920,7 @@
       </w:rPr>
     </w:lvl>
   </w:abstractNum>
-  <w:abstractNum w:abstractNumId="10" w15:restartNumberingAfterBreak="0">
+  <w:abstractNum w:abstractNumId="12" w15:restartNumberingAfterBreak="0">
     <w:nsid w:val="6B48065D"/>
     <w:multiLevelType w:val="hybridMultilevel"/>
     <w:tmpl w:val="9566E192"/>
@@ -8485,7 +14033,7 @@
       </w:rPr>
     </w:lvl>
   </w:abstractNum>
-  <w:abstractNum w:abstractNumId="11" w15:restartNumberingAfterBreak="0">
+  <w:abstractNum w:abstractNumId="13" w15:restartNumberingAfterBreak="0">
     <w:nsid w:val="6F1C43A0"/>
     <w:multiLevelType w:val="hybridMultilevel"/>
     <w:tmpl w:val="239205CC"/>
@@ -8598,7 +14146,7 @@
       </w:rPr>
     </w:lvl>
   </w:abstractNum>
-  <w:abstractNum w:abstractNumId="12" w15:restartNumberingAfterBreak="0">
+  <w:abstractNum w:abstractNumId="14" w15:restartNumberingAfterBreak="0">
     <w:nsid w:val="719B15A0"/>
     <w:multiLevelType w:val="hybridMultilevel"/>
     <w:tmpl w:val="8B6A06FC"/>
@@ -8711,7 +14259,7 @@
       </w:rPr>
     </w:lvl>
   </w:abstractNum>
-  <w:abstractNum w:abstractNumId="13" w15:restartNumberingAfterBreak="0">
+  <w:abstractNum w:abstractNumId="15" w15:restartNumberingAfterBreak="0">
     <w:nsid w:val="7760001C"/>
     <w:multiLevelType w:val="hybridMultilevel"/>
     <w:tmpl w:val="DA00D140"/>
@@ -8824,7 +14372,7 @@
       </w:rPr>
     </w:lvl>
   </w:abstractNum>
-  <w:abstractNum w:abstractNumId="14" w15:restartNumberingAfterBreak="0">
+  <w:abstractNum w:abstractNumId="16" w15:restartNumberingAfterBreak="0">
     <w:nsid w:val="79EA563B"/>
     <w:multiLevelType w:val="hybridMultilevel"/>
     <w:tmpl w:val="CA0EF45A"/>
@@ -8937,7 +14485,7 @@
       </w:rPr>
     </w:lvl>
   </w:abstractNum>
-  <w:abstractNum w:abstractNumId="15" w15:restartNumberingAfterBreak="0">
+  <w:abstractNum w:abstractNumId="17" w15:restartNumberingAfterBreak="0">
     <w:nsid w:val="7A944C52"/>
     <w:multiLevelType w:val="hybridMultilevel"/>
     <w:tmpl w:val="4DF8A4A6"/>
@@ -9050,7 +14598,7 @@
       </w:rPr>
     </w:lvl>
   </w:abstractNum>
-  <w:abstractNum w:abstractNumId="16" w15:restartNumberingAfterBreak="0">
+  <w:abstractNum w:abstractNumId="18" w15:restartNumberingAfterBreak="0">
     <w:nsid w:val="7BCE6F6B"/>
     <w:multiLevelType w:val="hybridMultilevel"/>
     <w:tmpl w:val="570004FA"/>
@@ -9136,7 +14684,7 @@
       </w:pPr>
     </w:lvl>
   </w:abstractNum>
-  <w:abstractNum w:abstractNumId="17" w15:restartNumberingAfterBreak="0">
+  <w:abstractNum w:abstractNumId="19" w15:restartNumberingAfterBreak="0">
     <w:nsid w:val="7E3A58EC"/>
     <w:multiLevelType w:val="hybridMultilevel"/>
     <w:tmpl w:val="22AEB536"/>
@@ -9222,65 +14770,71 @@
       </w:pPr>
     </w:lvl>
   </w:abstractNum>
-  <w:num w:numId="1">
+  <w:num w:numId="1" w16cid:durableId="1235050477">
+    <w:abstractNumId w:val="10"/>
+  </w:num>
+  <w:num w:numId="2" w16cid:durableId="2067873167">
+    <w:abstractNumId w:val="9"/>
+  </w:num>
+  <w:num w:numId="3" w16cid:durableId="115414037">
+    <w:abstractNumId w:val="13"/>
+  </w:num>
+  <w:num w:numId="4" w16cid:durableId="349600162">
+    <w:abstractNumId w:val="15"/>
+  </w:num>
+  <w:num w:numId="5" w16cid:durableId="1248734338">
+    <w:abstractNumId w:val="14"/>
+  </w:num>
+  <w:num w:numId="6" w16cid:durableId="2015641317">
+    <w:abstractNumId w:val="2"/>
+  </w:num>
+  <w:num w:numId="7" w16cid:durableId="231624906">
+    <w:abstractNumId w:val="11"/>
+  </w:num>
+  <w:num w:numId="8" w16cid:durableId="263420750">
+    <w:abstractNumId w:val="6"/>
+  </w:num>
+  <w:num w:numId="9" w16cid:durableId="2124612063">
+    <w:abstractNumId w:val="17"/>
+  </w:num>
+  <w:num w:numId="10" w16cid:durableId="159079337">
+    <w:abstractNumId w:val="12"/>
+  </w:num>
+  <w:num w:numId="11" w16cid:durableId="790443612">
+    <w:abstractNumId w:val="18"/>
+  </w:num>
+  <w:num w:numId="12" w16cid:durableId="942110906">
+    <w:abstractNumId w:val="3"/>
+  </w:num>
+  <w:num w:numId="13" w16cid:durableId="2012368028">
+    <w:abstractNumId w:val="5"/>
+  </w:num>
+  <w:num w:numId="14" w16cid:durableId="1862934538">
+    <w:abstractNumId w:val="7"/>
+  </w:num>
+  <w:num w:numId="15" w16cid:durableId="1813401887">
+    <w:abstractNumId w:val="19"/>
+  </w:num>
+  <w:num w:numId="16" w16cid:durableId="1095636371">
     <w:abstractNumId w:val="8"/>
   </w:num>
-  <w:num w:numId="2">
-    <w:abstractNumId w:val="7"/>
-  </w:num>
-  <w:num w:numId="3">
-    <w:abstractNumId w:val="11"/>
-  </w:num>
-  <w:num w:numId="4">
-    <w:abstractNumId w:val="13"/>
-  </w:num>
-  <w:num w:numId="5">
-    <w:abstractNumId w:val="12"/>
-  </w:num>
-  <w:num w:numId="6">
+  <w:num w:numId="17" w16cid:durableId="319358279">
     <w:abstractNumId w:val="1"/>
   </w:num>
-  <w:num w:numId="7">
-    <w:abstractNumId w:val="9"/>
+  <w:num w:numId="18" w16cid:durableId="1069112579">
+    <w:abstractNumId w:val="16"/>
   </w:num>
-  <w:num w:numId="8">
+  <w:num w:numId="19" w16cid:durableId="1954433259">
     <w:abstractNumId w:val="4"/>
   </w:num>
-  <w:num w:numId="9">
-    <w:abstractNumId w:val="15"/>
-  </w:num>
-  <w:num w:numId="10">
-    <w:abstractNumId w:val="10"/>
-  </w:num>
-  <w:num w:numId="11">
-    <w:abstractNumId w:val="16"/>
-  </w:num>
-  <w:num w:numId="12">
-    <w:abstractNumId w:val="2"/>
-  </w:num>
-  <w:num w:numId="13">
-    <w:abstractNumId w:val="3"/>
-  </w:num>
-  <w:num w:numId="14">
-    <w:abstractNumId w:val="5"/>
-  </w:num>
-  <w:num w:numId="15">
-    <w:abstractNumId w:val="17"/>
-  </w:num>
-  <w:num w:numId="16">
-    <w:abstractNumId w:val="6"/>
-  </w:num>
-  <w:num w:numId="17">
+  <w:num w:numId="20" w16cid:durableId="518356576">
     <w:abstractNumId w:val="0"/>
-  </w:num>
-  <w:num w:numId="18">
-    <w:abstractNumId w:val="14"/>
   </w:num>
 </w:numbering>
 </file>
 
 <file path=word/styles.xml><?xml version="1.0" encoding="utf-8"?>
-<w:styles xmlns:mc="http://schemas.openxmlformats.org/markup-compatibility/2006" xmlns:r="http://schemas.openxmlformats.org/officeDocument/2006/relationships" xmlns:w="http://schemas.openxmlformats.org/wordprocessingml/2006/main" xmlns:w14="http://schemas.microsoft.com/office/word/2010/wordml" xmlns:w15="http://schemas.microsoft.com/office/word/2012/wordml" xmlns:w16cex="http://schemas.microsoft.com/office/word/2018/wordml/cex" xmlns:w16cid="http://schemas.microsoft.com/office/word/2016/wordml/cid" xmlns:w16="http://schemas.microsoft.com/office/word/2018/wordml" xmlns:w16sdtdh="http://schemas.microsoft.com/office/word/2020/wordml/sdtdatahash" xmlns:w16se="http://schemas.microsoft.com/office/word/2015/wordml/symex" mc:Ignorable="w14 w15 w16se w16cid w16 w16cex w16sdtdh">
+<w:styles xmlns:mc="http://schemas.openxmlformats.org/markup-compatibility/2006" xmlns:r="http://schemas.openxmlformats.org/officeDocument/2006/relationships" xmlns:w="http://schemas.openxmlformats.org/wordprocessingml/2006/main" xmlns:w14="http://schemas.microsoft.com/office/word/2010/wordml" xmlns:w15="http://schemas.microsoft.com/office/word/2012/wordml" xmlns:w16cex="http://schemas.microsoft.com/office/word/2018/wordml/cex" xmlns:w16cid="http://schemas.microsoft.com/office/word/2016/wordml/cid" xmlns:w16="http://schemas.microsoft.com/office/word/2018/wordml" xmlns:w16du="http://schemas.microsoft.com/office/word/2023/wordml/word16du" xmlns:w16sdtdh="http://schemas.microsoft.com/office/word/2020/wordml/sdtdatahash" xmlns:w16sdtfl="http://schemas.microsoft.com/office/word/2024/wordml/sdtformatlock" xmlns:w16se="http://schemas.microsoft.com/office/word/2015/wordml/symex" mc:Ignorable="w14 w15 w16se w16cid w16 w16cex w16sdtdh w16sdtfl w16du">
   <w:docDefaults>
     <w:rPrDefault>
       <w:rPr>
@@ -9678,7 +15232,7 @@
     <w:name w:val="Normal"/>
     <w:qFormat/>
   </w:style>
-  <w:style w:type="paragraph" w:styleId="Heading1">
+  <w:style w:type="paragraph" w:styleId="Ttulo1">
     <w:name w:val="heading 1"/>
     <w:basedOn w:val="Normal"/>
     <w:next w:val="Normal"/>
@@ -9695,7 +15249,7 @@
       <w:szCs w:val="40"/>
     </w:rPr>
   </w:style>
-  <w:style w:type="paragraph" w:styleId="Heading2">
+  <w:style w:type="paragraph" w:styleId="Ttulo2">
     <w:name w:val="heading 2"/>
     <w:basedOn w:val="Normal"/>
     <w:next w:val="Normal"/>
@@ -9713,7 +15267,7 @@
       <w:szCs w:val="32"/>
     </w:rPr>
   </w:style>
-  <w:style w:type="paragraph" w:styleId="Heading3">
+  <w:style w:type="paragraph" w:styleId="Ttulo3">
     <w:name w:val="heading 3"/>
     <w:basedOn w:val="Normal"/>
     <w:next w:val="Normal"/>
@@ -9732,7 +15286,7 @@
       <w:szCs w:val="28"/>
     </w:rPr>
   </w:style>
-  <w:style w:type="paragraph" w:styleId="Heading4">
+  <w:style w:type="paragraph" w:styleId="Ttulo4">
     <w:name w:val="heading 4"/>
     <w:basedOn w:val="Normal"/>
     <w:next w:val="Normal"/>
@@ -9752,7 +15306,7 @@
       <w:szCs w:val="24"/>
     </w:rPr>
   </w:style>
-  <w:style w:type="paragraph" w:styleId="Heading5">
+  <w:style w:type="paragraph" w:styleId="Ttulo5">
     <w:name w:val="heading 5"/>
     <w:basedOn w:val="Normal"/>
     <w:next w:val="Normal"/>
@@ -9770,7 +15324,7 @@
       <w:color w:val="666666"/>
     </w:rPr>
   </w:style>
-  <w:style w:type="paragraph" w:styleId="Heading6">
+  <w:style w:type="paragraph" w:styleId="Ttulo6">
     <w:name w:val="heading 6"/>
     <w:basedOn w:val="Normal"/>
     <w:next w:val="Normal"/>
@@ -9789,13 +15343,13 @@
       <w:color w:val="666666"/>
     </w:rPr>
   </w:style>
-  <w:style w:type="character" w:default="1" w:styleId="DefaultParagraphFont">
+  <w:style w:type="character" w:default="1" w:styleId="Fuentedeprrafopredeter">
     <w:name w:val="Default Paragraph Font"/>
     <w:uiPriority w:val="1"/>
     <w:semiHidden/>
     <w:unhideWhenUsed/>
   </w:style>
-  <w:style w:type="table" w:default="1" w:styleId="TableNormal">
+  <w:style w:type="table" w:default="1" w:styleId="Tablanormal">
     <w:name w:val="Normal Table"/>
     <w:uiPriority w:val="99"/>
     <w:semiHidden/>
@@ -9810,13 +15364,13 @@
       </w:tblCellMar>
     </w:tblPr>
   </w:style>
-  <w:style w:type="numbering" w:default="1" w:styleId="NoList">
+  <w:style w:type="numbering" w:default="1" w:styleId="Sinlista">
     <w:name w:val="No List"/>
     <w:uiPriority w:val="99"/>
     <w:semiHidden/>
     <w:unhideWhenUsed/>
   </w:style>
-  <w:style w:type="paragraph" w:styleId="Title">
+  <w:style w:type="paragraph" w:styleId="Ttulo">
     <w:name w:val="Title"/>
     <w:basedOn w:val="Normal"/>
     <w:next w:val="Normal"/>
@@ -9832,7 +15386,7 @@
       <w:szCs w:val="52"/>
     </w:rPr>
   </w:style>
-  <w:style w:type="paragraph" w:styleId="Subtitle">
+  <w:style w:type="paragraph" w:styleId="Subttulo">
     <w:name w:val="Subtitle"/>
     <w:basedOn w:val="Normal"/>
     <w:next w:val="Normal"/>
@@ -9849,7 +15403,7 @@
       <w:szCs w:val="30"/>
     </w:rPr>
   </w:style>
-  <w:style w:type="paragraph" w:styleId="ListParagraph">
+  <w:style w:type="paragraph" w:styleId="Prrafodelista">
     <w:name w:val="List Paragraph"/>
     <w:basedOn w:val="Normal"/>
     <w:uiPriority w:val="34"/>
@@ -9860,7 +15414,7 @@
       <w:contextualSpacing/>
     </w:pPr>
   </w:style>
-  <w:style w:type="paragraph" w:styleId="Caption">
+  <w:style w:type="paragraph" w:styleId="Descripcin">
     <w:name w:val="caption"/>
     <w:basedOn w:val="Normal"/>
     <w:next w:val="Normal"/>
@@ -9879,9 +15433,9 @@
       <w:szCs w:val="18"/>
     </w:rPr>
   </w:style>
-  <w:style w:type="table" w:styleId="TableGrid">
+  <w:style w:type="table" w:styleId="Tablaconcuadrcula">
     <w:name w:val="Table Grid"/>
-    <w:basedOn w:val="TableNormal"/>
+    <w:basedOn w:val="Tablanormal"/>
     <w:uiPriority w:val="39"/>
     <w:rsid w:val="00C3546B"/>
     <w:pPr>
@@ -9898,9 +15452,9 @@
       </w:tblBorders>
     </w:tblPr>
   </w:style>
-  <w:style w:type="table" w:styleId="PlainTable2">
+  <w:style w:type="table" w:styleId="Tablanormal2">
     <w:name w:val="Plain Table 2"/>
-    <w:basedOn w:val="TableNormal"/>
+    <w:basedOn w:val="Tablanormal"/>
     <w:uiPriority w:val="42"/>
     <w:rsid w:val="00522EB9"/>
     <w:pPr>
@@ -9977,6 +15531,80 @@
         </w:tcBorders>
       </w:tcPr>
     </w:tblStylePr>
+  </w:style>
+  <w:style w:type="paragraph" w:styleId="Textonotapie">
+    <w:name w:val="footnote text"/>
+    <w:basedOn w:val="Normal"/>
+    <w:link w:val="TextonotapieCar"/>
+    <w:uiPriority w:val="99"/>
+    <w:semiHidden/>
+    <w:unhideWhenUsed/>
+    <w:rsid w:val="00C97732"/>
+    <w:pPr>
+      <w:spacing w:after="0" w:line="240" w:lineRule="auto"/>
+    </w:pPr>
+    <w:rPr>
+      <w:sz w:val="20"/>
+      <w:szCs w:val="20"/>
+    </w:rPr>
+  </w:style>
+  <w:style w:type="character" w:customStyle="1" w:styleId="TextonotapieCar">
+    <w:name w:val="Texto nota pie Car"/>
+    <w:basedOn w:val="Fuentedeprrafopredeter"/>
+    <w:link w:val="Textonotapie"/>
+    <w:uiPriority w:val="99"/>
+    <w:semiHidden/>
+    <w:rsid w:val="00C97732"/>
+    <w:rPr>
+      <w:sz w:val="20"/>
+      <w:szCs w:val="20"/>
+    </w:rPr>
+  </w:style>
+  <w:style w:type="character" w:styleId="Refdenotaalpie">
+    <w:name w:val="footnote reference"/>
+    <w:basedOn w:val="Fuentedeprrafopredeter"/>
+    <w:uiPriority w:val="99"/>
+    <w:semiHidden/>
+    <w:unhideWhenUsed/>
+    <w:rsid w:val="00C97732"/>
+    <w:rPr>
+      <w:vertAlign w:val="superscript"/>
+    </w:rPr>
+  </w:style>
+  <w:style w:type="character" w:styleId="Hipervnculo">
+    <w:name w:val="Hyperlink"/>
+    <w:basedOn w:val="Fuentedeprrafopredeter"/>
+    <w:uiPriority w:val="99"/>
+    <w:unhideWhenUsed/>
+    <w:rsid w:val="00C97732"/>
+    <w:rPr>
+      <w:color w:val="0000FF" w:themeColor="hyperlink"/>
+      <w:u w:val="single"/>
+    </w:rPr>
+  </w:style>
+  <w:style w:type="character" w:styleId="Mencinsinresolver">
+    <w:name w:val="Unresolved Mention"/>
+    <w:basedOn w:val="Fuentedeprrafopredeter"/>
+    <w:uiPriority w:val="99"/>
+    <w:semiHidden/>
+    <w:unhideWhenUsed/>
+    <w:rsid w:val="00C97732"/>
+    <w:rPr>
+      <w:color w:val="605E5C"/>
+      <w:shd w:val="clear" w:color="auto" w:fill="E1DFDD"/>
+    </w:rPr>
+  </w:style>
+  <w:style w:type="character" w:styleId="Hipervnculovisitado">
+    <w:name w:val="FollowedHyperlink"/>
+    <w:basedOn w:val="Fuentedeprrafopredeter"/>
+    <w:uiPriority w:val="99"/>
+    <w:semiHidden/>
+    <w:unhideWhenUsed/>
+    <w:rsid w:val="00C97732"/>
+    <w:rPr>
+      <w:color w:val="800080" w:themeColor="followedHyperlink"/>
+      <w:u w:val="single"/>
+    </w:rPr>
   </w:style>
 </w:styles>
 </file>
@@ -10299,4 +15927,16 @@
   </a:objectDefaults>
   <a:extraClrSchemeLst/>
 </a:theme>
+</file>
+
+<file path=customXml/item1.xml><?xml version="1.0" encoding="utf-8"?>
+<b:Sources xmlns:b="http://schemas.openxmlformats.org/officeDocument/2006/bibliography" xmlns="http://schemas.openxmlformats.org/officeDocument/2006/bibliography" SelectedStyle="\APASixthEditionOfficeOnline.xsl" StyleName="APA" Version="6"/>
+</file>
+
+<file path=customXml/itemProps1.xml><?xml version="1.0" encoding="utf-8"?>
+<ds:datastoreItem xmlns:ds="http://schemas.openxmlformats.org/officeDocument/2006/customXml" ds:itemID="{CCD7A2C3-27A0-4CA5-90C4-A492476FD01C}">
+  <ds:schemaRefs>
+    <ds:schemaRef ds:uri="http://schemas.openxmlformats.org/officeDocument/2006/bibliography"/>
+  </ds:schemaRefs>
+</ds:datastoreItem>
 </file>
--- a/Draft/6 Case Study.docx
+++ b/Draft/6 Case Study.docx
@@ -642,27 +642,7 @@
           <w:szCs w:val="24"/>
           <w:lang w:val="en-NZ"/>
         </w:rPr>
-        <w:t xml:space="preserve">Cultural, </w:t>
-      </w:r>
-      <w:proofErr w:type="spellStart"/>
-      <w:r>
-        <w:rPr>
-          <w:rFonts w:asciiTheme="majorHAnsi" w:hAnsiTheme="majorHAnsi" w:cstheme="majorHAnsi"/>
-          <w:sz w:val="24"/>
-          <w:szCs w:val="24"/>
-          <w:lang w:val="en-NZ"/>
-        </w:rPr>
-        <w:t>economical</w:t>
-      </w:r>
-      <w:proofErr w:type="spellEnd"/>
-      <w:r>
-        <w:rPr>
-          <w:rFonts w:asciiTheme="majorHAnsi" w:hAnsiTheme="majorHAnsi" w:cstheme="majorHAnsi"/>
-          <w:sz w:val="24"/>
-          <w:szCs w:val="24"/>
-          <w:lang w:val="en-NZ"/>
-        </w:rPr>
-        <w:t xml:space="preserve"> and social factors of the zone where the terrain was located.</w:t>
+        <w:t>Cultural, economical and social factors of the zone where the terrain was located.</w:t>
       </w:r>
     </w:p>
     <w:p>
@@ -711,95 +691,35 @@
           <w:szCs w:val="24"/>
           <w:lang w:val="en-NZ"/>
         </w:rPr>
-        <w:t xml:space="preserve">Requirements and proposals from other stakeholders like </w:t>
-      </w:r>
-      <w:proofErr w:type="gramStart"/>
-      <w:r>
-        <w:rPr>
-          <w:rFonts w:asciiTheme="majorHAnsi" w:hAnsiTheme="majorHAnsi" w:cstheme="majorHAnsi"/>
-          <w:sz w:val="24"/>
-          <w:szCs w:val="24"/>
-          <w:lang w:val="en-NZ"/>
-        </w:rPr>
-        <w:t>local residents</w:t>
-      </w:r>
-      <w:proofErr w:type="gramEnd"/>
-      <w:r>
-        <w:rPr>
-          <w:rFonts w:asciiTheme="majorHAnsi" w:hAnsiTheme="majorHAnsi" w:cstheme="majorHAnsi"/>
-          <w:sz w:val="24"/>
-          <w:szCs w:val="24"/>
-          <w:lang w:val="en-NZ"/>
-        </w:rPr>
-        <w:t xml:space="preserve"> and the government.</w:t>
-      </w:r>
-    </w:p>
-    <w:p>
-      <w:pPr>
-        <w:rPr>
-          <w:rFonts w:asciiTheme="majorHAnsi" w:hAnsiTheme="majorHAnsi" w:cstheme="majorHAnsi"/>
-          <w:sz w:val="24"/>
-          <w:szCs w:val="24"/>
-          <w:lang w:val="en-NZ"/>
-        </w:rPr>
-      </w:pPr>
-      <w:r>
-        <w:rPr>
-          <w:rFonts w:asciiTheme="majorHAnsi" w:hAnsiTheme="majorHAnsi" w:cstheme="majorHAnsi"/>
-          <w:sz w:val="24"/>
-          <w:szCs w:val="24"/>
-          <w:lang w:val="en-NZ"/>
-        </w:rPr>
-        <w:t xml:space="preserve">The fictional client firm would be represented by several experts, most of them part of the faculty but not directly part of the teaching staff, but that where available to answer questions about their requirements </w:t>
-      </w:r>
-      <w:proofErr w:type="gramStart"/>
-      <w:r>
-        <w:rPr>
-          <w:rFonts w:asciiTheme="majorHAnsi" w:hAnsiTheme="majorHAnsi" w:cstheme="majorHAnsi"/>
-          <w:sz w:val="24"/>
-          <w:szCs w:val="24"/>
-          <w:lang w:val="en-NZ"/>
-        </w:rPr>
-        <w:t>and also</w:t>
-      </w:r>
-      <w:proofErr w:type="gramEnd"/>
-      <w:r>
-        <w:rPr>
-          <w:rFonts w:asciiTheme="majorHAnsi" w:hAnsiTheme="majorHAnsi" w:cstheme="majorHAnsi"/>
-          <w:sz w:val="24"/>
-          <w:szCs w:val="24"/>
-          <w:lang w:val="en-NZ"/>
-        </w:rPr>
-        <w:t xml:space="preserve"> about the work expected from each of the four roles present in the course.</w:t>
-      </w:r>
-      <w:r>
-        <w:rPr>
-          <w:rFonts w:asciiTheme="majorHAnsi" w:hAnsiTheme="majorHAnsi" w:cstheme="majorHAnsi"/>
-          <w:sz w:val="24"/>
-          <w:szCs w:val="24"/>
-          <w:lang w:val="en-NZ"/>
-        </w:rPr>
-        <w:t xml:space="preserve"> Additionally, each group would act as a task team in charge of the design and surveillance of the development of the project. ENBU 79X/89X acts as the capstone for four different programs, and each group had at least one representative of each role: Architectural Engineer, Construction Engineer, Construction Manager and Quantity Surveyor. The group was expected to coordinate efforts to create a coherent proposal for the development project, while fulfilling specific tasks and deliveries specific for each role. Finally, the group </w:t>
-      </w:r>
-      <w:proofErr w:type="gramStart"/>
-      <w:r>
-        <w:rPr>
-          <w:rFonts w:asciiTheme="majorHAnsi" w:hAnsiTheme="majorHAnsi" w:cstheme="majorHAnsi"/>
-          <w:sz w:val="24"/>
-          <w:szCs w:val="24"/>
-          <w:lang w:val="en-NZ"/>
-        </w:rPr>
-        <w:t>as a whole had</w:t>
-      </w:r>
-      <w:proofErr w:type="gramEnd"/>
-      <w:r>
-        <w:rPr>
-          <w:rFonts w:asciiTheme="majorHAnsi" w:hAnsiTheme="majorHAnsi" w:cstheme="majorHAnsi"/>
-          <w:sz w:val="24"/>
-          <w:szCs w:val="24"/>
-          <w:lang w:val="en-NZ"/>
-        </w:rPr>
-        <w:t xml:space="preserve"> to create weekly and milestone reports to the client, creating a summary document meant to explain the current state of the project in a way that tackles the different profiles that the fictional client firm was representing</w:t>
+        <w:t>Requirements and proposals from other stakeholders like local residents and the government.</w:t>
+      </w:r>
+    </w:p>
+    <w:p>
+      <w:pPr>
+        <w:rPr>
+          <w:rFonts w:asciiTheme="majorHAnsi" w:hAnsiTheme="majorHAnsi" w:cstheme="majorHAnsi"/>
+          <w:sz w:val="24"/>
+          <w:szCs w:val="24"/>
+          <w:lang w:val="en-NZ"/>
+        </w:rPr>
+      </w:pPr>
+      <w:r>
+        <w:rPr>
+          <w:rFonts w:asciiTheme="majorHAnsi" w:hAnsiTheme="majorHAnsi" w:cstheme="majorHAnsi"/>
+          <w:sz w:val="24"/>
+          <w:szCs w:val="24"/>
+          <w:lang w:val="en-NZ"/>
+        </w:rPr>
+        <w:t>The fictional client firm would be represented by several experts, most of them part of the faculty but not directly part of the teaching staff, but that where available to answer questions about their requirements and also about the work expected from each of the four roles present in the course.</w:t>
+      </w:r>
+      <w:r>
+        <w:rPr>
+          <w:rFonts w:asciiTheme="majorHAnsi" w:hAnsiTheme="majorHAnsi" w:cstheme="majorHAnsi"/>
+          <w:sz w:val="24"/>
+          <w:szCs w:val="24"/>
+          <w:lang w:val="en-NZ"/>
+        </w:rPr>
+        <w:t xml:space="preserve"> Additionally, each group would act as a task team in charge of the design and surveillance of the development of the project. ENBU 79X/89X acts as the capstone for four different programs, and each group had at least one representative of each role: Architectural Engineer, Construction Engineer, Construction Manager and Quantity Surveyor. The group was expected to coordinate efforts to create a coherent proposal for the development project, while fulfilling specific tasks and deliveries specific for each role. Finally, the group as a whole had to create weekly and milestone reports to the client, creating a summary document meant to explain the current state of the project in a way that tackles the different profiles that the fictional client firm was representing</w:t>
       </w:r>
       <w:r>
         <w:rPr>
@@ -865,27 +785,7 @@
           <w:szCs w:val="24"/>
           <w:lang w:val="en-NZ"/>
         </w:rPr>
-        <w:t xml:space="preserve">The final methodological implementation of the course is the open work sessions, which represent </w:t>
-      </w:r>
-      <w:proofErr w:type="gramStart"/>
-      <w:r>
-        <w:rPr>
-          <w:rFonts w:asciiTheme="majorHAnsi" w:hAnsiTheme="majorHAnsi" w:cstheme="majorHAnsi"/>
-          <w:sz w:val="24"/>
-          <w:szCs w:val="24"/>
-          <w:lang w:val="en-NZ"/>
-        </w:rPr>
-        <w:t>the majority of</w:t>
-      </w:r>
-      <w:proofErr w:type="gramEnd"/>
-      <w:r>
-        <w:rPr>
-          <w:rFonts w:asciiTheme="majorHAnsi" w:hAnsiTheme="majorHAnsi" w:cstheme="majorHAnsi"/>
-          <w:sz w:val="24"/>
-          <w:szCs w:val="24"/>
-          <w:lang w:val="en-NZ"/>
-        </w:rPr>
-        <w:t xml:space="preserve"> the time spend by the students in the course. As the name suggest, they are open in nature, allowing the students to use the time in the classroom (about two sessions of 1 hour per week, depending on the length of other activities) to meet with their group or with other students to organize their work and progress towards the competition of the different deliverables. These sessions also allowed the students to have direct access to the teaching staff and a somewhat reliable access to their peers, specially to the students fulfilling the role of Architectural Engineers, that had to be shared among several groups.</w:t>
+        <w:t>The final methodological implementation of the course is the open work sessions, which represent the majority of the time spend by the students in the course. As the name suggest, they are open in nature, allowing the students to use the time in the classroom (about two sessions of 1 hour per week, depending on the length of other activities) to meet with their group or with other students to organize their work and progress towards the competition of the different deliverables. These sessions also allowed the students to have direct access to the teaching staff and a somewhat reliable access to their peers, specially to the students fulfilling the role of Architectural Engineers, that had to be shared among several groups.</w:t>
       </w:r>
     </w:p>
     <w:p>
@@ -905,67 +805,7 @@
           <w:lang w:val="en-NZ"/>
         </w:rPr>
         <w:lastRenderedPageBreak/>
-        <w:t xml:space="preserve">Assessment of the course is completely individual. Deliverables and the whole solution proposal to the project are </w:t>
-      </w:r>
-      <w:proofErr w:type="spellStart"/>
-      <w:r>
-        <w:rPr>
-          <w:rFonts w:asciiTheme="majorHAnsi" w:hAnsiTheme="majorHAnsi" w:cstheme="majorHAnsi"/>
-          <w:sz w:val="24"/>
-          <w:szCs w:val="24"/>
-          <w:lang w:val="en-NZ"/>
-        </w:rPr>
-        <w:t>build</w:t>
-      </w:r>
-      <w:proofErr w:type="spellEnd"/>
-      <w:r>
-        <w:rPr>
-          <w:rFonts w:asciiTheme="majorHAnsi" w:hAnsiTheme="majorHAnsi" w:cstheme="majorHAnsi"/>
-          <w:sz w:val="24"/>
-          <w:szCs w:val="24"/>
-          <w:lang w:val="en-NZ"/>
-        </w:rPr>
-        <w:t xml:space="preserve"> as a group, but each student presents at the end his own oral presentation and final client report to be marked. The main assessment tools are the oral presentations and the final client report. The presentations consist </w:t>
-      </w:r>
-      <w:proofErr w:type="gramStart"/>
-      <w:r>
-        <w:rPr>
-          <w:rFonts w:asciiTheme="majorHAnsi" w:hAnsiTheme="majorHAnsi" w:cstheme="majorHAnsi"/>
-          <w:sz w:val="24"/>
-          <w:szCs w:val="24"/>
-          <w:lang w:val="en-NZ"/>
-        </w:rPr>
-        <w:t>on</w:t>
-      </w:r>
-      <w:proofErr w:type="gramEnd"/>
-      <w:r>
-        <w:rPr>
-          <w:rFonts w:asciiTheme="majorHAnsi" w:hAnsiTheme="majorHAnsi" w:cstheme="majorHAnsi"/>
-          <w:sz w:val="24"/>
-          <w:szCs w:val="24"/>
-          <w:lang w:val="en-NZ"/>
-        </w:rPr>
-        <w:t xml:space="preserve"> short 5-minute presentations about the overall proposal of the group for the project, the current state of development and the personal contributions of the students </w:t>
-      </w:r>
-      <w:proofErr w:type="spellStart"/>
-      <w:r>
-        <w:rPr>
-          <w:rFonts w:asciiTheme="majorHAnsi" w:hAnsiTheme="majorHAnsi" w:cstheme="majorHAnsi"/>
-          <w:sz w:val="24"/>
-          <w:szCs w:val="24"/>
-          <w:lang w:val="en-NZ"/>
-        </w:rPr>
-        <w:t>n</w:t>
-      </w:r>
-      <w:proofErr w:type="spellEnd"/>
-      <w:r>
-        <w:rPr>
-          <w:rFonts w:asciiTheme="majorHAnsi" w:hAnsiTheme="majorHAnsi" w:cstheme="majorHAnsi"/>
-          <w:sz w:val="24"/>
-          <w:szCs w:val="24"/>
-          <w:lang w:val="en-NZ"/>
-        </w:rPr>
-        <w:t xml:space="preserve"> the construction of that proposal. There were two oral presentations along the course, one focused on the architectural design and the other on the final proposal.</w:t>
+        <w:t>Assessment of the course is completely individual. Deliverables and the whole solution proposal to the project are build as a group, but each student presents at the end his own oral presentation and final client report to be marked. The main assessment tools are the oral presentations and the final client report. The presentations consist on short 5-minute presentations about the overall proposal of the group for the project, the current state of development and the personal contributions of the students n the construction of that proposal. There were two oral presentations along the course, one focused on the architectural design and the other on the final proposal.</w:t>
       </w:r>
     </w:p>
     <w:p>
@@ -1056,27 +896,7 @@
           <w:szCs w:val="24"/>
           <w:lang w:val="en-NZ"/>
         </w:rPr>
-        <w:t xml:space="preserve"> The final report was marked, and consisted </w:t>
-      </w:r>
-      <w:proofErr w:type="gramStart"/>
-      <w:r>
-        <w:rPr>
-          <w:rFonts w:asciiTheme="majorHAnsi" w:hAnsiTheme="majorHAnsi" w:cstheme="majorHAnsi"/>
-          <w:sz w:val="24"/>
-          <w:szCs w:val="24"/>
-          <w:lang w:val="en-NZ"/>
-        </w:rPr>
-        <w:t>on</w:t>
-      </w:r>
-      <w:proofErr w:type="gramEnd"/>
-      <w:r>
-        <w:rPr>
-          <w:rFonts w:asciiTheme="majorHAnsi" w:hAnsiTheme="majorHAnsi" w:cstheme="majorHAnsi"/>
-          <w:sz w:val="24"/>
-          <w:szCs w:val="24"/>
-          <w:lang w:val="en-NZ"/>
-        </w:rPr>
-        <w:t xml:space="preserve"> a quick summary of the personal contributions of each student in the project, as well as a reflection of the work done by the group, the problems found and the steps taken to solve them.</w:t>
+        <w:t xml:space="preserve"> The final report was marked, and consisted on a quick summary of the personal contributions of each student in the project, as well as a reflection of the work done by the group, the problems found and the steps taken to solve them.</w:t>
       </w:r>
     </w:p>
     <w:p>
@@ -1128,27 +948,7 @@
           <w:szCs w:val="24"/>
           <w:lang w:val="en-NZ"/>
         </w:rPr>
-        <w:t xml:space="preserve">An architectural design for a building complex that </w:t>
-      </w:r>
-      <w:proofErr w:type="gramStart"/>
-      <w:r>
-        <w:rPr>
-          <w:rFonts w:asciiTheme="majorHAnsi" w:hAnsiTheme="majorHAnsi" w:cstheme="majorHAnsi"/>
-          <w:sz w:val="24"/>
-          <w:szCs w:val="24"/>
-          <w:lang w:val="en-NZ"/>
-        </w:rPr>
-        <w:t>takes into account</w:t>
-      </w:r>
-      <w:proofErr w:type="gramEnd"/>
-      <w:r>
-        <w:rPr>
-          <w:rFonts w:asciiTheme="majorHAnsi" w:hAnsiTheme="majorHAnsi" w:cstheme="majorHAnsi"/>
-          <w:sz w:val="24"/>
-          <w:szCs w:val="24"/>
-          <w:lang w:val="en-NZ"/>
-        </w:rPr>
-        <w:t xml:space="preserve"> the geotechnical data of the construction site, the functional necessities of the project and the complications and peculiarities found in the selected site.</w:t>
+        <w:t>An architectural design for a building complex that takes into account the geotechnical data of the construction site, the functional necessities of the project and the complications and peculiarities found in the selected site.</w:t>
       </w:r>
     </w:p>
     <w:p>
@@ -1545,27 +1345,7 @@
           <w:szCs w:val="24"/>
           <w:lang w:val="en-NZ"/>
         </w:rPr>
-        <w:t xml:space="preserve">For this learning objective it is also interesting to observe the types of collaboration being used by the students as described by Salmons (2019), and if WorkshopAR was promoting or helping in the development of a particular form of collaboration. In general, the digital space created by WorkshopAR would facilitate activities of co-creation, by allowing the testing and record of ideas for the architectural design, </w:t>
-      </w:r>
-      <w:proofErr w:type="gramStart"/>
-      <w:r>
-        <w:rPr>
-          <w:rFonts w:asciiTheme="majorHAnsi" w:hAnsiTheme="majorHAnsi" w:cstheme="majorHAnsi"/>
-          <w:sz w:val="24"/>
-          <w:szCs w:val="24"/>
-          <w:lang w:val="en-NZ"/>
-        </w:rPr>
-        <w:t>and also</w:t>
-      </w:r>
-      <w:proofErr w:type="gramEnd"/>
-      <w:r>
-        <w:rPr>
-          <w:rFonts w:asciiTheme="majorHAnsi" w:hAnsiTheme="majorHAnsi" w:cstheme="majorHAnsi"/>
-          <w:sz w:val="24"/>
-          <w:szCs w:val="24"/>
-          <w:lang w:val="en-NZ"/>
-        </w:rPr>
-        <w:t xml:space="preserve"> transfer activities, by offering visuals that can be used to explain concepts, decisions or design proposals.</w:t>
+        <w:t>For this learning objective it is also interesting to observe the types of collaboration being used by the students as described by Salmons (2019), and if WorkshopAR was promoting or helping in the development of a particular form of collaboration. In general, the digital space created by WorkshopAR would facilitate activities of co-creation, by allowing the testing and record of ideas for the architectural design, and also transfer activities, by offering visuals that can be used to explain concepts, decisions or design proposals.</w:t>
       </w:r>
     </w:p>
     <w:p>
@@ -1941,27 +1721,7 @@
           <w:szCs w:val="24"/>
           <w:lang w:val="en-NZ"/>
         </w:rPr>
-        <w:t>Issues of power imbalance are inherent to any social activity (</w:t>
-      </w:r>
-      <w:proofErr w:type="spellStart"/>
-      <w:r>
-        <w:rPr>
-          <w:rFonts w:asciiTheme="majorHAnsi" w:hAnsiTheme="majorHAnsi" w:cstheme="majorHAnsi"/>
-          <w:sz w:val="24"/>
-          <w:szCs w:val="24"/>
-          <w:lang w:val="en-NZ"/>
-        </w:rPr>
-        <w:t>Essabar</w:t>
-      </w:r>
-      <w:proofErr w:type="spellEnd"/>
-      <w:r>
-        <w:rPr>
-          <w:rFonts w:asciiTheme="majorHAnsi" w:hAnsiTheme="majorHAnsi" w:cstheme="majorHAnsi"/>
-          <w:sz w:val="24"/>
-          <w:szCs w:val="24"/>
-          <w:lang w:val="en-NZ"/>
-        </w:rPr>
-        <w:t xml:space="preserve"> et. </w:t>
+        <w:t xml:space="preserve">Issues of power imbalance are inherent to any social activity (Essabar et. </w:t>
       </w:r>
       <w:r>
         <w:rPr>
@@ -2007,67 +1767,7 @@
           <w:szCs w:val="24"/>
           <w:lang w:val="en-NZ"/>
         </w:rPr>
-        <w:t>Knowledge flow in project-based approaches is also an issue that have been discussed in the past (</w:t>
-      </w:r>
-      <w:proofErr w:type="spellStart"/>
-      <w:r>
-        <w:rPr>
-          <w:rFonts w:asciiTheme="majorHAnsi" w:hAnsiTheme="majorHAnsi" w:cstheme="majorHAnsi"/>
-          <w:sz w:val="24"/>
-          <w:szCs w:val="24"/>
-          <w:lang w:val="en-NZ"/>
-        </w:rPr>
-        <w:t>Kogtikov</w:t>
-      </w:r>
-      <w:proofErr w:type="spellEnd"/>
-      <w:r>
-        <w:rPr>
-          <w:rFonts w:asciiTheme="majorHAnsi" w:hAnsiTheme="majorHAnsi" w:cstheme="majorHAnsi"/>
-          <w:sz w:val="24"/>
-          <w:szCs w:val="24"/>
-          <w:lang w:val="en-NZ"/>
-        </w:rPr>
-        <w:t xml:space="preserve"> et al., 2016 and Granado-</w:t>
-      </w:r>
-      <w:proofErr w:type="spellStart"/>
-      <w:r>
-        <w:rPr>
-          <w:rFonts w:asciiTheme="majorHAnsi" w:hAnsiTheme="majorHAnsi" w:cstheme="majorHAnsi"/>
-          <w:sz w:val="24"/>
-          <w:szCs w:val="24"/>
-          <w:lang w:val="en-NZ"/>
-        </w:rPr>
-        <w:t>Alcón</w:t>
-      </w:r>
-      <w:proofErr w:type="spellEnd"/>
-      <w:r>
-        <w:rPr>
-          <w:rFonts w:asciiTheme="majorHAnsi" w:hAnsiTheme="majorHAnsi" w:cstheme="majorHAnsi"/>
-          <w:sz w:val="24"/>
-          <w:szCs w:val="24"/>
-          <w:lang w:val="en-NZ"/>
-        </w:rPr>
-        <w:t xml:space="preserve"> et al., 2020 and </w:t>
-      </w:r>
-      <w:proofErr w:type="spellStart"/>
-      <w:r>
-        <w:rPr>
-          <w:rFonts w:asciiTheme="majorHAnsi" w:hAnsiTheme="majorHAnsi" w:cstheme="majorHAnsi"/>
-          <w:sz w:val="24"/>
-          <w:szCs w:val="24"/>
-          <w:lang w:val="en-NZ"/>
-        </w:rPr>
-        <w:t>Shpeizer</w:t>
-      </w:r>
-      <w:proofErr w:type="spellEnd"/>
-      <w:r>
-        <w:rPr>
-          <w:rFonts w:asciiTheme="majorHAnsi" w:hAnsiTheme="majorHAnsi" w:cstheme="majorHAnsi"/>
-          <w:sz w:val="24"/>
-          <w:szCs w:val="24"/>
-          <w:lang w:val="en-NZ"/>
-        </w:rPr>
-        <w:t xml:space="preserve">, 2019). A possible barrier for any group in the curse could be to have issues </w:t>
+        <w:t xml:space="preserve">Knowledge flow in project-based approaches is also an issue that have been discussed in the past (Kogtikov et al., 2016 and Granado-Alcón et al., 2020 and Shpeizer, 2019). A possible barrier for any group in the curse could be to have issues </w:t>
       </w:r>
       <w:r>
         <w:rPr>
@@ -3586,27 +3286,7 @@
           <w:szCs w:val="24"/>
           <w:lang w:val="en-NZ"/>
         </w:rPr>
-        <w:t xml:space="preserve">, which Table 1 shows in its </w:t>
-      </w:r>
-      <w:proofErr w:type="spellStart"/>
-      <w:r>
-        <w:rPr>
-          <w:rFonts w:asciiTheme="majorHAnsi" w:hAnsiTheme="majorHAnsi" w:cstheme="majorHAnsi"/>
-          <w:sz w:val="24"/>
-          <w:szCs w:val="24"/>
-          <w:lang w:val="en-NZ"/>
-        </w:rPr>
-        <w:t>Te</w:t>
-      </w:r>
-      <w:proofErr w:type="spellEnd"/>
-      <w:r>
-        <w:rPr>
-          <w:rFonts w:asciiTheme="majorHAnsi" w:hAnsiTheme="majorHAnsi" w:cstheme="majorHAnsi"/>
-          <w:sz w:val="24"/>
-          <w:szCs w:val="24"/>
-          <w:lang w:val="en-NZ"/>
-        </w:rPr>
-        <w:t xml:space="preserve"> Reo and English versions.</w:t>
+        <w:t>, which Table 1 shows in its Te Reo and English versions.</w:t>
       </w:r>
     </w:p>
     <w:p>
@@ -3691,7 +3371,6 @@
                 <w:lang w:val="en-NZ"/>
               </w:rPr>
             </w:pPr>
-            <w:proofErr w:type="spellStart"/>
             <w:r>
               <w:rPr>
                 <w:rFonts w:asciiTheme="majorHAnsi" w:hAnsiTheme="majorHAnsi" w:cstheme="majorHAnsi"/>
@@ -3699,17 +3378,7 @@
                 <w:szCs w:val="24"/>
                 <w:lang w:val="en-NZ"/>
               </w:rPr>
-              <w:t>Te</w:t>
-            </w:r>
-            <w:proofErr w:type="spellEnd"/>
-            <w:r>
-              <w:rPr>
-                <w:rFonts w:asciiTheme="majorHAnsi" w:hAnsiTheme="majorHAnsi" w:cstheme="majorHAnsi"/>
-                <w:sz w:val="24"/>
-                <w:szCs w:val="24"/>
-                <w:lang w:val="en-NZ"/>
-              </w:rPr>
-              <w:t xml:space="preserve"> Reo</w:t>
+              <w:t>Te Reo</w:t>
             </w:r>
           </w:p>
         </w:tc>
@@ -3786,27 +3455,7 @@
                 <w:szCs w:val="24"/>
                 <w:lang w:val="en-NZ"/>
               </w:rPr>
-              <w:t xml:space="preserve">Mauri </w:t>
-            </w:r>
-            <w:proofErr w:type="spellStart"/>
-            <w:r>
-              <w:rPr>
-                <w:rFonts w:asciiTheme="majorHAnsi" w:hAnsiTheme="majorHAnsi" w:cstheme="majorHAnsi"/>
-                <w:sz w:val="24"/>
-                <w:szCs w:val="24"/>
-                <w:lang w:val="en-NZ"/>
-              </w:rPr>
-              <w:t>tū</w:t>
-            </w:r>
-            <w:proofErr w:type="spellEnd"/>
-            <w:r>
-              <w:rPr>
-                <w:rFonts w:asciiTheme="majorHAnsi" w:hAnsiTheme="majorHAnsi" w:cstheme="majorHAnsi"/>
-                <w:sz w:val="24"/>
-                <w:szCs w:val="24"/>
-                <w:lang w:val="en-NZ"/>
-              </w:rPr>
-              <w:t>.</w:t>
+              <w:t>Mauri tū.</w:t>
             </w:r>
           </w:p>
           <w:p>
@@ -3826,27 +3475,7 @@
                 <w:szCs w:val="24"/>
                 <w:lang w:val="en-NZ"/>
               </w:rPr>
-              <w:t xml:space="preserve">Mauri ora ki a </w:t>
-            </w:r>
-            <w:proofErr w:type="spellStart"/>
-            <w:r>
-              <w:rPr>
-                <w:rFonts w:asciiTheme="majorHAnsi" w:hAnsiTheme="majorHAnsi" w:cstheme="majorHAnsi"/>
-                <w:sz w:val="24"/>
-                <w:szCs w:val="24"/>
-                <w:lang w:val="en-NZ"/>
-              </w:rPr>
-              <w:t>tātou</w:t>
-            </w:r>
-            <w:proofErr w:type="spellEnd"/>
-            <w:r>
-              <w:rPr>
-                <w:rFonts w:asciiTheme="majorHAnsi" w:hAnsiTheme="majorHAnsi" w:cstheme="majorHAnsi"/>
-                <w:sz w:val="24"/>
-                <w:szCs w:val="24"/>
-                <w:lang w:val="en-NZ"/>
-              </w:rPr>
-              <w:t>.</w:t>
+              <w:t>Mauri ora ki a tātou.</w:t>
             </w:r>
           </w:p>
           <w:p>
@@ -3859,7 +3488,6 @@
                 <w:lang w:val="en-NZ"/>
               </w:rPr>
             </w:pPr>
-            <w:proofErr w:type="spellStart"/>
             <w:r>
               <w:rPr>
                 <w:rFonts w:asciiTheme="majorHAnsi" w:hAnsiTheme="majorHAnsi" w:cstheme="majorHAnsi"/>
@@ -3867,37 +3495,7 @@
                 <w:szCs w:val="24"/>
                 <w:lang w:val="en-NZ"/>
               </w:rPr>
-              <w:t>Haumi</w:t>
-            </w:r>
-            <w:proofErr w:type="spellEnd"/>
-            <w:r>
-              <w:rPr>
-                <w:rFonts w:asciiTheme="majorHAnsi" w:hAnsiTheme="majorHAnsi" w:cstheme="majorHAnsi"/>
-                <w:sz w:val="24"/>
-                <w:szCs w:val="24"/>
-                <w:lang w:val="en-NZ"/>
-              </w:rPr>
-              <w:t xml:space="preserve"> e, Hui e! </w:t>
-            </w:r>
-            <w:proofErr w:type="spellStart"/>
-            <w:r>
-              <w:rPr>
-                <w:rFonts w:asciiTheme="majorHAnsi" w:hAnsiTheme="majorHAnsi" w:cstheme="majorHAnsi"/>
-                <w:sz w:val="24"/>
-                <w:szCs w:val="24"/>
-                <w:lang w:val="en-NZ"/>
-              </w:rPr>
-              <w:t>Tāiki</w:t>
-            </w:r>
-            <w:proofErr w:type="spellEnd"/>
-            <w:r>
-              <w:rPr>
-                <w:rFonts w:asciiTheme="majorHAnsi" w:hAnsiTheme="majorHAnsi" w:cstheme="majorHAnsi"/>
-                <w:sz w:val="24"/>
-                <w:szCs w:val="24"/>
-                <w:lang w:val="en-NZ"/>
-              </w:rPr>
-              <w:t xml:space="preserve"> e!</w:t>
+              <w:t>Haumi e, Hui e! Tāiki e!</w:t>
             </w:r>
           </w:p>
         </w:tc>
@@ -3923,27 +3521,7 @@
                 <w:szCs w:val="24"/>
                 <w:lang w:val="en-NZ"/>
               </w:rPr>
-              <w:t xml:space="preserve">Life force </w:t>
-            </w:r>
-            <w:proofErr w:type="gramStart"/>
-            <w:r>
-              <w:rPr>
-                <w:rFonts w:asciiTheme="majorHAnsi" w:hAnsiTheme="majorHAnsi" w:cstheme="majorHAnsi"/>
-                <w:sz w:val="24"/>
-                <w:szCs w:val="24"/>
-                <w:lang w:val="en-NZ"/>
-              </w:rPr>
-              <w:t>awaken</w:t>
-            </w:r>
-            <w:proofErr w:type="gramEnd"/>
-            <w:r>
-              <w:rPr>
-                <w:rFonts w:asciiTheme="majorHAnsi" w:hAnsiTheme="majorHAnsi" w:cstheme="majorHAnsi"/>
-                <w:sz w:val="24"/>
-                <w:szCs w:val="24"/>
-                <w:lang w:val="en-NZ"/>
-              </w:rPr>
-              <w:t>.</w:t>
+              <w:t>Life force awaken.</w:t>
             </w:r>
           </w:p>
           <w:p>
@@ -3964,27 +3542,7 @@
                 <w:szCs w:val="24"/>
                 <w:lang w:val="en-NZ"/>
               </w:rPr>
-              <w:t xml:space="preserve">Life force </w:t>
-            </w:r>
-            <w:proofErr w:type="gramStart"/>
-            <w:r>
-              <w:rPr>
-                <w:rFonts w:asciiTheme="majorHAnsi" w:hAnsiTheme="majorHAnsi" w:cstheme="majorHAnsi"/>
-                <w:sz w:val="24"/>
-                <w:szCs w:val="24"/>
-                <w:lang w:val="en-NZ"/>
-              </w:rPr>
-              <w:t>stand</w:t>
-            </w:r>
-            <w:proofErr w:type="gramEnd"/>
-            <w:r>
-              <w:rPr>
-                <w:rFonts w:asciiTheme="majorHAnsi" w:hAnsiTheme="majorHAnsi" w:cstheme="majorHAnsi"/>
-                <w:sz w:val="24"/>
-                <w:szCs w:val="24"/>
-                <w:lang w:val="en-NZ"/>
-              </w:rPr>
-              <w:t xml:space="preserve"> tall.</w:t>
+              <w:t>Life force stand tall.</w:t>
             </w:r>
           </w:p>
           <w:p>
@@ -4005,27 +3563,7 @@
                 <w:szCs w:val="24"/>
                 <w:lang w:val="en-NZ"/>
               </w:rPr>
-              <w:t xml:space="preserve">Life </w:t>
-            </w:r>
-            <w:proofErr w:type="gramStart"/>
-            <w:r>
-              <w:rPr>
-                <w:rFonts w:asciiTheme="majorHAnsi" w:hAnsiTheme="majorHAnsi" w:cstheme="majorHAnsi"/>
-                <w:sz w:val="24"/>
-                <w:szCs w:val="24"/>
-                <w:lang w:val="en-NZ"/>
-              </w:rPr>
-              <w:t>force</w:t>
-            </w:r>
-            <w:proofErr w:type="gramEnd"/>
-            <w:r>
-              <w:rPr>
-                <w:rFonts w:asciiTheme="majorHAnsi" w:hAnsiTheme="majorHAnsi" w:cstheme="majorHAnsi"/>
-                <w:sz w:val="24"/>
-                <w:szCs w:val="24"/>
-                <w:lang w:val="en-NZ"/>
-              </w:rPr>
-              <w:t xml:space="preserve"> all wellness, good health for all.</w:t>
+              <w:t>Life force all wellness, good health for all.</w:t>
             </w:r>
           </w:p>
           <w:p>
@@ -4039,7 +3577,6 @@
                 <w:lang w:val="en-NZ"/>
               </w:rPr>
             </w:pPr>
-            <w:proofErr w:type="gramStart"/>
             <w:r>
               <w:rPr>
                 <w:rFonts w:asciiTheme="majorHAnsi" w:hAnsiTheme="majorHAnsi" w:cstheme="majorHAnsi"/>
@@ -4047,17 +3584,7 @@
                 <w:szCs w:val="24"/>
                 <w:lang w:val="en-NZ"/>
               </w:rPr>
-              <w:t>Join together</w:t>
-            </w:r>
-            <w:proofErr w:type="gramEnd"/>
-            <w:r>
-              <w:rPr>
-                <w:rFonts w:asciiTheme="majorHAnsi" w:hAnsiTheme="majorHAnsi" w:cstheme="majorHAnsi"/>
-                <w:sz w:val="24"/>
-                <w:szCs w:val="24"/>
-                <w:lang w:val="en-NZ"/>
-              </w:rPr>
-              <w:t>, unite, the group is ready to progress for the purpose of coming together.</w:t>
+              <w:t>Join together, unite, the group is ready to progress for the purpose of coming together.</w:t>
             </w:r>
           </w:p>
         </w:tc>
@@ -5346,21 +4873,7 @@
         <w:rPr>
           <w:lang w:val="en-NZ"/>
         </w:rPr>
-        <w:t xml:space="preserve"> </w:t>
-      </w:r>
-      <w:proofErr w:type="gramStart"/>
-      <w:r>
-        <w:rPr>
-          <w:lang w:val="en-NZ"/>
-        </w:rPr>
-        <w:t>all of</w:t>
-      </w:r>
-      <w:proofErr w:type="gramEnd"/>
-      <w:r>
-        <w:rPr>
-          <w:lang w:val="en-NZ"/>
-        </w:rPr>
-        <w:t xml:space="preserve"> the activities that could be classified as part of the first </w:t>
+        <w:t xml:space="preserve"> all of the activities that could be classified as part of the first </w:t>
       </w:r>
       <w:r>
         <w:rPr>
@@ -5459,21 +4972,7 @@
         <w:rPr>
           <w:lang w:val="en-NZ"/>
         </w:rPr>
-        <w:t xml:space="preserve"> were a part of as a reference, very few knew each other, and even if they did, the was a high chance </w:t>
-      </w:r>
-      <w:proofErr w:type="spellStart"/>
-      <w:r>
-        <w:rPr>
-          <w:lang w:val="en-NZ"/>
-        </w:rPr>
-        <w:t>the</w:t>
-      </w:r>
-      <w:proofErr w:type="spellEnd"/>
-      <w:r>
-        <w:rPr>
-          <w:lang w:val="en-NZ"/>
-        </w:rPr>
-        <w:t xml:space="preserve"> were not in the same group</w:t>
+        <w:t xml:space="preserve"> were a part of as a reference, very few knew each other, and even if they did, the was a high chance the were not in the same group</w:t>
       </w:r>
       <w:r>
         <w:rPr>
@@ -6398,21 +5897,7 @@
         <w:rPr>
           <w:lang w:val="en-NZ"/>
         </w:rPr>
-        <w:t xml:space="preserve"> </w:t>
-      </w:r>
-      <w:proofErr w:type="gramStart"/>
-      <w:r>
-        <w:rPr>
-          <w:lang w:val="en-NZ"/>
-        </w:rPr>
-        <w:t>An</w:t>
-      </w:r>
-      <w:proofErr w:type="gramEnd"/>
-      <w:r>
-        <w:rPr>
-          <w:lang w:val="en-NZ"/>
-        </w:rPr>
-        <w:t xml:space="preserve"> &amp; Frick (2006) and Robinson &amp; Hans (2012) give some validity to this idea, showing that students prefer quick, simple communication via their preferred apps, but appreciated more face-to-face work for more complex work</w:t>
+        <w:t xml:space="preserve"> An &amp; Frick (2006) and Robinson &amp; Hans (2012) give some validity to this idea, showing that students prefer quick, simple communication via their preferred apps, but appreciated more face-to-face work for more complex work</w:t>
       </w:r>
       <w:r>
         <w:rPr>
@@ -7082,21 +6567,7 @@
         <w:rPr>
           <w:lang w:val="en-NZ"/>
         </w:rPr>
-        <w:t xml:space="preserve"> don’t worry </w:t>
-      </w:r>
-      <w:proofErr w:type="spellStart"/>
-      <w:r>
-        <w:rPr>
-          <w:lang w:val="en-NZ"/>
-        </w:rPr>
-        <w:t>to</w:t>
-      </w:r>
-      <w:proofErr w:type="spellEnd"/>
-      <w:r>
-        <w:rPr>
-          <w:lang w:val="en-NZ"/>
-        </w:rPr>
-        <w:t xml:space="preserve"> much about the lack of group cohesion, to the point that they were not very concerned about the work of their teammates</w:t>
+        <w:t xml:space="preserve"> don’t worry to much about the lack of group cohesion, to the point that they were not very concerned about the work of their teammates</w:t>
       </w:r>
       <w:r>
         <w:rPr>
@@ -7228,14 +6699,12 @@
         </w:rPr>
         <w:t xml:space="preserve">A final observation of note was on the tools used to share information and to produce the material needed for the project. Everyone had their own laptop or working tablet. It was simple not feasible to not have a digital device to use as a workstation during the session, and if someone arrived </w:t>
       </w:r>
-      <w:proofErr w:type="gramStart"/>
-      <w:r>
-        <w:rPr>
-          <w:lang w:val="en-NZ"/>
-        </w:rPr>
-        <w:t>to</w:t>
-      </w:r>
-      <w:proofErr w:type="gramEnd"/>
+      <w:r>
+        <w:rPr>
+          <w:lang w:val="en-NZ"/>
+        </w:rPr>
+        <w:t>at</w:t>
+      </w:r>
       <w:r>
         <w:rPr>
           <w:lang w:val="en-NZ"/>
@@ -8346,23 +7815,7 @@
                 <w:color w:val="000000"/>
                 <w:lang w:val="en-NZ" w:eastAsia="es-CO"/>
               </w:rPr>
-              <w:t xml:space="preserve">The group did not </w:t>
-            </w:r>
-            <w:r>
-              <w:rPr>
-                <w:rFonts w:ascii="Aptos Narrow" w:eastAsia="Times New Roman" w:hAnsi="Aptos Narrow" w:cs="Times New Roman"/>
-                <w:color w:val="000000"/>
-                <w:lang w:val="en-NZ" w:eastAsia="es-CO"/>
-              </w:rPr>
-              <w:t>report</w:t>
-            </w:r>
-            <w:r>
-              <w:rPr>
-                <w:rFonts w:ascii="Aptos Narrow" w:eastAsia="Times New Roman" w:hAnsi="Aptos Narrow" w:cs="Times New Roman"/>
-                <w:color w:val="000000"/>
-                <w:lang w:val="en-NZ" w:eastAsia="es-CO"/>
-              </w:rPr>
-              <w:t xml:space="preserve"> any value proposition in the report</w:t>
+              <w:t>The group did not report any value proposition in the report</w:t>
             </w:r>
           </w:p>
         </w:tc>
@@ -8486,23 +7939,7 @@
                 <w:color w:val="000000"/>
                 <w:lang w:val="en-NZ" w:eastAsia="es-CO"/>
               </w:rPr>
-              <w:t xml:space="preserve">The value proposition keeps changing </w:t>
-            </w:r>
-            <w:r>
-              <w:rPr>
-                <w:rFonts w:ascii="Aptos Narrow" w:eastAsia="Times New Roman" w:hAnsi="Aptos Narrow" w:cs="Times New Roman"/>
-                <w:color w:val="000000"/>
-                <w:lang w:val="en-NZ" w:eastAsia="es-CO"/>
-              </w:rPr>
-              <w:t>without</w:t>
-            </w:r>
-            <w:r>
-              <w:rPr>
-                <w:rFonts w:ascii="Aptos Narrow" w:eastAsia="Times New Roman" w:hAnsi="Aptos Narrow" w:cs="Times New Roman"/>
-                <w:color w:val="000000"/>
-                <w:lang w:val="en-NZ" w:eastAsia="es-CO"/>
-              </w:rPr>
-              <w:t xml:space="preserve"> a proper or valid reason</w:t>
+              <w:t>The value proposition keeps changing without a proper or valid reason</w:t>
             </w:r>
           </w:p>
         </w:tc>
@@ -8719,23 +8156,7 @@
                 <w:color w:val="000000"/>
                 <w:lang w:val="en-NZ" w:eastAsia="es-CO"/>
               </w:rPr>
-              <w:t xml:space="preserve">The VP only considers the </w:t>
-            </w:r>
-            <w:r>
-              <w:rPr>
-                <w:rFonts w:ascii="Aptos Narrow" w:eastAsia="Times New Roman" w:hAnsi="Aptos Narrow" w:cs="Times New Roman"/>
-                <w:color w:val="000000"/>
-                <w:lang w:val="en-NZ" w:eastAsia="es-CO"/>
-              </w:rPr>
-              <w:t>immediate</w:t>
-            </w:r>
-            <w:r>
-              <w:rPr>
-                <w:rFonts w:ascii="Aptos Narrow" w:eastAsia="Times New Roman" w:hAnsi="Aptos Narrow" w:cs="Times New Roman"/>
-                <w:color w:val="000000"/>
-                <w:lang w:val="en-NZ" w:eastAsia="es-CO"/>
-              </w:rPr>
-              <w:t xml:space="preserve"> week</w:t>
+              <w:t>The VP only considers the immediate week</w:t>
             </w:r>
           </w:p>
         </w:tc>
@@ -8890,23 +8311,7 @@
                 <w:color w:val="000000"/>
                 <w:lang w:val="en-NZ" w:eastAsia="es-CO"/>
               </w:rPr>
-              <w:t xml:space="preserve">The group change a good value proposition to reflect some </w:t>
-            </w:r>
-            <w:r>
-              <w:rPr>
-                <w:rFonts w:ascii="Aptos Narrow" w:eastAsia="Times New Roman" w:hAnsi="Aptos Narrow" w:cs="Times New Roman"/>
-                <w:color w:val="000000"/>
-                <w:lang w:val="en-NZ" w:eastAsia="es-CO"/>
-              </w:rPr>
-              <w:t>decision</w:t>
-            </w:r>
-            <w:r>
-              <w:rPr>
-                <w:rFonts w:ascii="Aptos Narrow" w:eastAsia="Times New Roman" w:hAnsi="Aptos Narrow" w:cs="Times New Roman"/>
-                <w:color w:val="000000"/>
-                <w:lang w:val="en-NZ" w:eastAsia="es-CO"/>
-              </w:rPr>
-              <w:t xml:space="preserve"> or change in the vision of the project</w:t>
+              <w:t>The group change a good value proposition to reflect some decision or change in the vision of the project</w:t>
             </w:r>
           </w:p>
         </w:tc>
@@ -9163,31 +8568,7 @@
                 <w:color w:val="000000"/>
                 <w:lang w:val="en-NZ" w:eastAsia="es-CO"/>
               </w:rPr>
-              <w:t xml:space="preserve">The chart reported is too simple or only considers the </w:t>
-            </w:r>
-            <w:r>
-              <w:rPr>
-                <w:rFonts w:ascii="Aptos Narrow" w:eastAsia="Times New Roman" w:hAnsi="Aptos Narrow" w:cs="Times New Roman"/>
-                <w:color w:val="000000"/>
-                <w:lang w:val="en-NZ" w:eastAsia="es-CO"/>
-              </w:rPr>
-              <w:t>immediate</w:t>
-            </w:r>
-            <w:r>
-              <w:rPr>
-                <w:rFonts w:ascii="Aptos Narrow" w:eastAsia="Times New Roman" w:hAnsi="Aptos Narrow" w:cs="Times New Roman"/>
-                <w:color w:val="000000"/>
-                <w:lang w:val="en-NZ" w:eastAsia="es-CO"/>
-              </w:rPr>
-              <w:t xml:space="preserve"> </w:t>
-            </w:r>
-            <w:r>
-              <w:rPr>
-                <w:rFonts w:ascii="Aptos Narrow" w:eastAsia="Times New Roman" w:hAnsi="Aptos Narrow" w:cs="Times New Roman"/>
-                <w:color w:val="000000"/>
-                <w:lang w:val="en-NZ" w:eastAsia="es-CO"/>
-              </w:rPr>
-              <w:t>timeframe</w:t>
+              <w:t>The chart reported is too simple or only considers the immediate timeframe</w:t>
             </w:r>
           </w:p>
         </w:tc>
@@ -10042,15 +9423,7 @@
                 <w:color w:val="000000"/>
                 <w:lang w:val="en-NZ" w:eastAsia="es-CO"/>
               </w:rPr>
-              <w:t xml:space="preserve">Team members </w:t>
-            </w:r>
-            <w:r>
-              <w:rPr>
-                <w:rFonts w:ascii="Aptos Narrow" w:eastAsia="Times New Roman" w:hAnsi="Aptos Narrow" w:cs="Times New Roman"/>
-                <w:color w:val="000000"/>
-                <w:lang w:val="en-NZ" w:eastAsia="es-CO"/>
-              </w:rPr>
-              <w:t>disappeared</w:t>
+              <w:t>Team members disappeared</w:t>
             </w:r>
           </w:p>
         </w:tc>
@@ -10081,31 +9454,7 @@
                 <w:color w:val="000000"/>
                 <w:lang w:val="en-NZ" w:eastAsia="es-CO"/>
               </w:rPr>
-              <w:t>The group</w:t>
-            </w:r>
-            <w:r>
-              <w:rPr>
-                <w:rFonts w:ascii="Aptos Narrow" w:eastAsia="Times New Roman" w:hAnsi="Aptos Narrow" w:cs="Times New Roman"/>
-                <w:color w:val="000000"/>
-                <w:lang w:val="en-NZ" w:eastAsia="es-CO"/>
-              </w:rPr>
-              <w:t xml:space="preserve"> reports that one or more </w:t>
-            </w:r>
-            <w:r>
-              <w:rPr>
-                <w:rFonts w:ascii="Aptos Narrow" w:eastAsia="Times New Roman" w:hAnsi="Aptos Narrow" w:cs="Times New Roman"/>
-                <w:color w:val="000000"/>
-                <w:lang w:val="en-NZ" w:eastAsia="es-CO"/>
-              </w:rPr>
-              <w:t>members</w:t>
-            </w:r>
-            <w:r>
-              <w:rPr>
-                <w:rFonts w:ascii="Aptos Narrow" w:eastAsia="Times New Roman" w:hAnsi="Aptos Narrow" w:cs="Times New Roman"/>
-                <w:color w:val="000000"/>
-                <w:lang w:val="en-NZ" w:eastAsia="es-CO"/>
-              </w:rPr>
-              <w:t xml:space="preserve"> have not been in contact or have not been responding to communication</w:t>
+              <w:t>The group reports that one or more members have not been in contact or have not been responding to communication</w:t>
             </w:r>
           </w:p>
         </w:tc>
@@ -10477,23 +9826,7 @@
                 <w:color w:val="000000"/>
                 <w:lang w:val="en-NZ" w:eastAsia="es-CO"/>
               </w:rPr>
-              <w:t xml:space="preserve">The group reports not being able to </w:t>
-            </w:r>
-            <w:r>
-              <w:rPr>
-                <w:rFonts w:ascii="Aptos Narrow" w:eastAsia="Times New Roman" w:hAnsi="Aptos Narrow" w:cs="Times New Roman"/>
-                <w:color w:val="000000"/>
-                <w:lang w:val="en-NZ" w:eastAsia="es-CO"/>
-              </w:rPr>
-              <w:t>decide</w:t>
-            </w:r>
-            <w:r>
-              <w:rPr>
-                <w:rFonts w:ascii="Aptos Narrow" w:eastAsia="Times New Roman" w:hAnsi="Aptos Narrow" w:cs="Times New Roman"/>
-                <w:color w:val="000000"/>
-                <w:lang w:val="en-NZ" w:eastAsia="es-CO"/>
-              </w:rPr>
-              <w:t xml:space="preserve"> about the construction material</w:t>
+              <w:t>The group reports not being able to decide about the construction material</w:t>
             </w:r>
           </w:p>
         </w:tc>
@@ -10586,15 +9919,7 @@
                 <w:color w:val="000000"/>
                 <w:lang w:val="en-NZ" w:eastAsia="es-CO"/>
               </w:rPr>
-              <w:t xml:space="preserve">No first contact with a team </w:t>
-            </w:r>
-            <w:r>
-              <w:rPr>
-                <w:rFonts w:ascii="Aptos Narrow" w:eastAsia="Times New Roman" w:hAnsi="Aptos Narrow" w:cs="Times New Roman"/>
-                <w:color w:val="000000"/>
-                <w:lang w:val="en-NZ" w:eastAsia="es-CO"/>
-              </w:rPr>
-              <w:t>member</w:t>
+              <w:t>No first contact with a team member</w:t>
             </w:r>
           </w:p>
         </w:tc>
@@ -10625,31 +9950,7 @@
                 <w:color w:val="000000"/>
                 <w:lang w:val="en-NZ" w:eastAsia="es-CO"/>
               </w:rPr>
-              <w:t xml:space="preserve">The group reports they have not been able to contact one or more team members for the </w:t>
-            </w:r>
-            <w:r>
-              <w:rPr>
-                <w:rFonts w:ascii="Aptos Narrow" w:eastAsia="Times New Roman" w:hAnsi="Aptos Narrow" w:cs="Times New Roman"/>
-                <w:color w:val="000000"/>
-                <w:lang w:val="en-NZ" w:eastAsia="es-CO"/>
-              </w:rPr>
-              <w:t>first</w:t>
-            </w:r>
-            <w:r>
-              <w:rPr>
-                <w:rFonts w:ascii="Aptos Narrow" w:eastAsia="Times New Roman" w:hAnsi="Aptos Narrow" w:cs="Times New Roman"/>
-                <w:color w:val="000000"/>
-                <w:lang w:val="en-NZ" w:eastAsia="es-CO"/>
-              </w:rPr>
-              <w:t xml:space="preserve"> </w:t>
-            </w:r>
-            <w:r>
-              <w:rPr>
-                <w:rFonts w:ascii="Aptos Narrow" w:eastAsia="Times New Roman" w:hAnsi="Aptos Narrow" w:cs="Times New Roman"/>
-                <w:color w:val="000000"/>
-                <w:lang w:val="en-NZ" w:eastAsia="es-CO"/>
-              </w:rPr>
-              <w:t>time</w:t>
+              <w:t>The group reports they have not been able to contact one or more team members for the first time</w:t>
             </w:r>
           </w:p>
         </w:tc>
@@ -10773,23 +10074,7 @@
                 <w:color w:val="000000"/>
                 <w:lang w:val="en-NZ" w:eastAsia="es-CO"/>
               </w:rPr>
-              <w:t xml:space="preserve">The group reports a lack of </w:t>
-            </w:r>
-            <w:r>
-              <w:rPr>
-                <w:rFonts w:ascii="Aptos Narrow" w:eastAsia="Times New Roman" w:hAnsi="Aptos Narrow" w:cs="Times New Roman"/>
-                <w:color w:val="000000"/>
-                <w:lang w:val="en-NZ" w:eastAsia="es-CO"/>
-              </w:rPr>
-              <w:t>communication</w:t>
-            </w:r>
-            <w:r>
-              <w:rPr>
-                <w:rFonts w:ascii="Aptos Narrow" w:eastAsia="Times New Roman" w:hAnsi="Aptos Narrow" w:cs="Times New Roman"/>
-                <w:color w:val="000000"/>
-                <w:lang w:val="en-NZ" w:eastAsia="es-CO"/>
-              </w:rPr>
-              <w:t xml:space="preserve"> from the AE or any other role</w:t>
+              <w:t>The group reports a lack of communication from the AE or any other role</w:t>
             </w:r>
           </w:p>
         </w:tc>
@@ -11046,23 +10331,7 @@
                 <w:color w:val="000000"/>
                 <w:lang w:val="en-NZ" w:eastAsia="es-CO"/>
               </w:rPr>
-              <w:t xml:space="preserve">The group reports that </w:t>
-            </w:r>
-            <w:r>
-              <w:rPr>
-                <w:rFonts w:ascii="Aptos Narrow" w:eastAsia="Times New Roman" w:hAnsi="Aptos Narrow" w:cs="Times New Roman"/>
-                <w:color w:val="000000"/>
-                <w:lang w:val="en-NZ" w:eastAsia="es-CO"/>
-              </w:rPr>
-              <w:t>they were</w:t>
-            </w:r>
-            <w:r>
-              <w:rPr>
-                <w:rFonts w:ascii="Aptos Narrow" w:eastAsia="Times New Roman" w:hAnsi="Aptos Narrow" w:cs="Times New Roman"/>
-                <w:color w:val="000000"/>
-                <w:lang w:val="en-NZ" w:eastAsia="es-CO"/>
-              </w:rPr>
-              <w:t xml:space="preserve"> in contact with the AE during the classroom session</w:t>
+              <w:t>The group reports that they were in contact with the AE during the classroom session</w:t>
             </w:r>
           </w:p>
         </w:tc>
@@ -11186,23 +10455,7 @@
                 <w:color w:val="000000"/>
                 <w:lang w:val="en-NZ" w:eastAsia="es-CO"/>
               </w:rPr>
-              <w:t xml:space="preserve">The group reports that </w:t>
-            </w:r>
-            <w:r>
-              <w:rPr>
-                <w:rFonts w:ascii="Aptos Narrow" w:eastAsia="Times New Roman" w:hAnsi="Aptos Narrow" w:cs="Times New Roman"/>
-                <w:color w:val="000000"/>
-                <w:lang w:val="en-NZ" w:eastAsia="es-CO"/>
-              </w:rPr>
-              <w:t>they were</w:t>
-            </w:r>
-            <w:r>
-              <w:rPr>
-                <w:rFonts w:ascii="Aptos Narrow" w:eastAsia="Times New Roman" w:hAnsi="Aptos Narrow" w:cs="Times New Roman"/>
-                <w:color w:val="000000"/>
-                <w:lang w:val="en-NZ" w:eastAsia="es-CO"/>
-              </w:rPr>
-              <w:t xml:space="preserve"> in contact with a TA or the lecturers during the classroom session</w:t>
+              <w:t>The group reports that they were in contact with a TA or the lecturers during the classroom session</w:t>
             </w:r>
           </w:p>
         </w:tc>
@@ -11295,31 +10548,7 @@
                 <w:color w:val="000000"/>
                 <w:lang w:val="en-NZ" w:eastAsia="es-CO"/>
               </w:rPr>
-              <w:t xml:space="preserve">Asking lecturer to </w:t>
-            </w:r>
-            <w:r>
-              <w:rPr>
-                <w:rFonts w:ascii="Aptos Narrow" w:eastAsia="Times New Roman" w:hAnsi="Aptos Narrow" w:cs="Times New Roman"/>
-                <w:color w:val="000000"/>
-                <w:lang w:val="en-NZ" w:eastAsia="es-CO"/>
-              </w:rPr>
-              <w:t>intervene</w:t>
-            </w:r>
-            <w:r>
-              <w:rPr>
-                <w:rFonts w:ascii="Aptos Narrow" w:eastAsia="Times New Roman" w:hAnsi="Aptos Narrow" w:cs="Times New Roman"/>
-                <w:color w:val="000000"/>
-                <w:lang w:val="en-NZ" w:eastAsia="es-CO"/>
-              </w:rPr>
-              <w:t xml:space="preserve"> with a </w:t>
-            </w:r>
-            <w:r>
-              <w:rPr>
-                <w:rFonts w:ascii="Aptos Narrow" w:eastAsia="Times New Roman" w:hAnsi="Aptos Narrow" w:cs="Times New Roman"/>
-                <w:color w:val="000000"/>
-                <w:lang w:val="en-NZ" w:eastAsia="es-CO"/>
-              </w:rPr>
-              <w:t>student</w:t>
+              <w:t>Asking lecturer to intervene with a student</w:t>
             </w:r>
           </w:p>
         </w:tc>
@@ -11474,23 +10703,7 @@
                 <w:color w:val="000000"/>
                 <w:lang w:val="en-NZ" w:eastAsia="es-CO"/>
               </w:rPr>
-              <w:t xml:space="preserve">The group has been </w:t>
-            </w:r>
-            <w:r>
-              <w:rPr>
-                <w:rFonts w:ascii="Aptos Narrow" w:eastAsia="Times New Roman" w:hAnsi="Aptos Narrow" w:cs="Times New Roman"/>
-                <w:color w:val="000000"/>
-                <w:lang w:val="en-NZ" w:eastAsia="es-CO"/>
-              </w:rPr>
-              <w:t>reorganized,</w:t>
-            </w:r>
-            <w:r>
-              <w:rPr>
-                <w:rFonts w:ascii="Aptos Narrow" w:eastAsia="Times New Roman" w:hAnsi="Aptos Narrow" w:cs="Times New Roman"/>
-                <w:color w:val="000000"/>
-                <w:lang w:val="en-NZ" w:eastAsia="es-CO"/>
-              </w:rPr>
-              <w:t xml:space="preserve"> or a team member has left</w:t>
+              <w:t>The group has been reorganized, or a team member has left</w:t>
             </w:r>
           </w:p>
         </w:tc>
@@ -11583,23 +10796,7 @@
                 <w:color w:val="000000"/>
                 <w:lang w:val="en-NZ" w:eastAsia="es-CO"/>
               </w:rPr>
-              <w:t xml:space="preserve">Working with the </w:t>
-            </w:r>
-            <w:r>
-              <w:rPr>
-                <w:rFonts w:ascii="Aptos Narrow" w:eastAsia="Times New Roman" w:hAnsi="Aptos Narrow" w:cs="Times New Roman"/>
-                <w:color w:val="000000"/>
-                <w:lang w:val="en-NZ" w:eastAsia="es-CO"/>
-              </w:rPr>
-              <w:t>available</w:t>
-            </w:r>
-            <w:r>
-              <w:rPr>
-                <w:rFonts w:ascii="Aptos Narrow" w:eastAsia="Times New Roman" w:hAnsi="Aptos Narrow" w:cs="Times New Roman"/>
-                <w:color w:val="000000"/>
-                <w:lang w:val="en-NZ" w:eastAsia="es-CO"/>
-              </w:rPr>
-              <w:t xml:space="preserve"> information</w:t>
+              <w:t>Working with the available information</w:t>
             </w:r>
           </w:p>
         </w:tc>
@@ -11630,55 +10827,7 @@
                 <w:color w:val="000000"/>
                 <w:lang w:val="en-NZ" w:eastAsia="es-CO"/>
               </w:rPr>
-              <w:t xml:space="preserve">The group reports that </w:t>
-            </w:r>
-            <w:r>
-              <w:rPr>
-                <w:rFonts w:ascii="Aptos Narrow" w:eastAsia="Times New Roman" w:hAnsi="Aptos Narrow" w:cs="Times New Roman"/>
-                <w:color w:val="000000"/>
-                <w:lang w:val="en-NZ" w:eastAsia="es-CO"/>
-              </w:rPr>
-              <w:t>they are</w:t>
-            </w:r>
-            <w:r>
-              <w:rPr>
-                <w:rFonts w:ascii="Aptos Narrow" w:eastAsia="Times New Roman" w:hAnsi="Aptos Narrow" w:cs="Times New Roman"/>
-                <w:color w:val="000000"/>
-                <w:lang w:val="en-NZ" w:eastAsia="es-CO"/>
-              </w:rPr>
-              <w:t xml:space="preserve"> giving up on reaching someone and </w:t>
-            </w:r>
-            <w:r>
-              <w:rPr>
-                <w:rFonts w:ascii="Aptos Narrow" w:eastAsia="Times New Roman" w:hAnsi="Aptos Narrow" w:cs="Times New Roman"/>
-                <w:color w:val="000000"/>
-                <w:lang w:val="en-NZ" w:eastAsia="es-CO"/>
-              </w:rPr>
-              <w:t>they are</w:t>
-            </w:r>
-            <w:r>
-              <w:rPr>
-                <w:rFonts w:ascii="Aptos Narrow" w:eastAsia="Times New Roman" w:hAnsi="Aptos Narrow" w:cs="Times New Roman"/>
-                <w:color w:val="000000"/>
-                <w:lang w:val="en-NZ" w:eastAsia="es-CO"/>
-              </w:rPr>
-              <w:t xml:space="preserve"> working with the </w:t>
-            </w:r>
-            <w:r>
-              <w:rPr>
-                <w:rFonts w:ascii="Aptos Narrow" w:eastAsia="Times New Roman" w:hAnsi="Aptos Narrow" w:cs="Times New Roman"/>
-                <w:color w:val="000000"/>
-                <w:lang w:val="en-NZ" w:eastAsia="es-CO"/>
-              </w:rPr>
-              <w:t>available</w:t>
-            </w:r>
-            <w:r>
-              <w:rPr>
-                <w:rFonts w:ascii="Aptos Narrow" w:eastAsia="Times New Roman" w:hAnsi="Aptos Narrow" w:cs="Times New Roman"/>
-                <w:color w:val="000000"/>
-                <w:lang w:val="en-NZ" w:eastAsia="es-CO"/>
-              </w:rPr>
-              <w:t xml:space="preserve"> resources</w:t>
+              <w:t>The group reports that they are giving up on reaching someone and they are working with the available resources</w:t>
             </w:r>
           </w:p>
         </w:tc>
@@ -11803,19 +10952,11 @@
         </w:rPr>
         <w:t xml:space="preserve"> the tool with some other </w:t>
       </w:r>
-      <w:proofErr w:type="gramStart"/>
-      <w:r>
-        <w:rPr>
-          <w:lang w:val="en-NZ"/>
-        </w:rPr>
-        <w:t>application</w:t>
-      </w:r>
-      <w:proofErr w:type="gramEnd"/>
-      <w:r>
-        <w:rPr>
-          <w:lang w:val="en-NZ"/>
-        </w:rPr>
-        <w:t xml:space="preserve"> </w:t>
+      <w:r>
+        <w:rPr>
+          <w:lang w:val="en-NZ"/>
+        </w:rPr>
+        <w:t xml:space="preserve">application </w:t>
       </w:r>
       <w:r>
         <w:rPr>
@@ -12169,24 +11310,33 @@
     </w:p>
     <w:p>
       <w:pPr>
-        <w:rPr>
-          <w:lang w:val="en-NZ"/>
-        </w:rPr>
-      </w:pPr>
-      <w:r>
-        <w:rPr>
+        <w:pStyle w:val="Ttulo1"/>
+        <w:rPr>
+          <w:sz w:val="22"/>
+          <w:szCs w:val="22"/>
+          <w:lang w:val="en-NZ"/>
+        </w:rPr>
+      </w:pPr>
+      <w:r>
+        <w:rPr>
+          <w:sz w:val="22"/>
+          <w:szCs w:val="22"/>
           <w:lang w:val="en-NZ"/>
         </w:rPr>
         <w:t xml:space="preserve">6.6 Weeks 10 to 13: </w:t>
       </w:r>
       <w:r>
         <w:rPr>
+          <w:sz w:val="22"/>
+          <w:szCs w:val="22"/>
           <w:lang w:val="en-NZ"/>
         </w:rPr>
         <w:t>Interim</w:t>
       </w:r>
       <w:r>
         <w:rPr>
+          <w:sz w:val="22"/>
+          <w:szCs w:val="22"/>
           <w:lang w:val="en-NZ"/>
         </w:rPr>
         <w:t xml:space="preserve"> Client Report</w:t>
@@ -12202,36 +11352,67 @@
         <w:rPr>
           <w:lang w:val="en-NZ"/>
         </w:rPr>
-        <w:t>Reticence to use phones on the classroom</w:t>
-      </w:r>
-    </w:p>
-    <w:p>
-      <w:pPr>
-        <w:rPr>
-          <w:lang w:val="en-NZ"/>
-        </w:rPr>
-      </w:pPr>
-      <w:r>
-        <w:rPr>
-          <w:lang w:val="en-NZ"/>
-        </w:rPr>
-        <w:t>Fallback to very individual work</w:t>
-      </w:r>
-      <w:r>
-        <w:rPr>
-          <w:lang w:val="en-NZ"/>
-        </w:rPr>
-        <w:t>, suited for quick conversation not structured collaboration</w:t>
-      </w:r>
-    </w:p>
-    <w:p>
-      <w:pPr>
-        <w:rPr>
-          <w:lang w:val="en-NZ"/>
-        </w:rPr>
-      </w:pPr>
-      <w:r>
-        <w:rPr>
+        <w:t>The final stretch before the end of the semester was focused on the interim client report, a document that each role had to submit to the client summarizing the most important decisions taken by the group and the progress so far in the development of the project.</w:t>
+      </w:r>
+    </w:p>
+    <w:p>
+      <w:pPr>
+        <w:rPr>
+          <w:lang w:val="en-NZ"/>
+        </w:rPr>
+      </w:pPr>
+      <w:r>
+        <w:rPr>
+          <w:lang w:val="en-NZ"/>
+        </w:rPr>
+        <w:t>Although the poster presentation was at the end an individual task, an important collaborative effort was needed to build the proposal and fulfil all the requirements in the marking criteria. In contrast, the report had minimal collaborative elements, and the situation was quickly reflected by the way the groups approached their work in comparison to previous weeks.</w:t>
+      </w:r>
+    </w:p>
+    <w:p>
+      <w:pPr>
+        <w:rPr>
+          <w:lang w:val="en-NZ"/>
+        </w:rPr>
+      </w:pPr>
+      <w:r>
+        <w:rPr>
+          <w:lang w:val="en-NZ"/>
+        </w:rPr>
+        <w:t>There was a substantial clash with the objectives proposed for the intervention for this final section of the semester. It was not as easy to observe in the classroom the interactions between students nor the use of the Play Models function as intended in the beginning, but it was not a complete loss.</w:t>
+      </w:r>
+    </w:p>
+    <w:p>
+      <w:pPr>
+        <w:rPr>
+          <w:lang w:val="en-NZ"/>
+        </w:rPr>
+      </w:pPr>
+      <w:r>
+        <w:rPr>
+          <w:lang w:val="en-NZ"/>
+        </w:rPr>
+        <w:t xml:space="preserve">The extra time acquired was used to extend the development time planned for the second iteration, and with the help of some of the students that were still consistently showing </w:t>
+      </w:r>
+      <w:r>
+        <w:rPr>
+          <w:lang w:val="en-NZ"/>
+        </w:rPr>
+        <w:t>to the classroom sessions and working as a group, it was possible to discover other scenarios in which WorkshopAR could be integrated better with the work of the students.</w:t>
+      </w:r>
+    </w:p>
+    <w:p>
+      <w:pPr>
+        <w:pStyle w:val="Ttulo2"/>
+        <w:rPr>
+          <w:sz w:val="22"/>
+          <w:szCs w:val="22"/>
+          <w:lang w:val="en-NZ"/>
+        </w:rPr>
+      </w:pPr>
+      <w:r>
+        <w:rPr>
+          <w:sz w:val="22"/>
+          <w:szCs w:val="22"/>
           <w:lang w:val="en-NZ"/>
         </w:rPr>
         <w:t>6.6.1 General Observations</w:t>
@@ -12247,6 +11428,418 @@
         <w:rPr>
           <w:lang w:val="en-NZ"/>
         </w:rPr>
+        <w:t>Besides all the activities organized during the workshop slots to facilitate the communication between students and help groups with the organization of their work, some extra time was given to the students and several of the due dates were moved more space to achieve progress, specially to those groups that initially struggled to get in contact with the AE and had to delay their work waiting for the design proposal or the technical specifications.</w:t>
+      </w:r>
+    </w:p>
+    <w:p>
+      <w:pPr>
+        <w:rPr>
+          <w:lang w:val="en-NZ"/>
+        </w:rPr>
+      </w:pPr>
+      <w:r>
+        <w:rPr>
+          <w:lang w:val="en-NZ"/>
+        </w:rPr>
+        <w:t xml:space="preserve">This extended all the official work for the course to thirteen weeks and promoted a big division between the groups: those that were trying to catch up by using the extra time and those that all but finished the work needed for the semester and were not really in need of the space during the classroom session. This was easily evidenced by the dip on </w:t>
+      </w:r>
+      <w:r>
+        <w:rPr>
+          <w:lang w:val="en-NZ"/>
+        </w:rPr>
+        <w:t xml:space="preserve">the </w:t>
+      </w:r>
+      <w:r>
+        <w:rPr>
+          <w:lang w:val="en-NZ"/>
+        </w:rPr>
+        <w:t>students’ assistance.</w:t>
+      </w:r>
+    </w:p>
+    <w:p>
+      <w:pPr>
+        <w:rPr>
+          <w:lang w:val="en-NZ"/>
+        </w:rPr>
+      </w:pPr>
+      <w:r>
+        <w:rPr>
+          <w:lang w:val="en-NZ"/>
+        </w:rPr>
+        <w:t xml:space="preserve">The general observations for these weeks are easy to summarise: those that were not trying to finish all the missing work for the poster assignment were working on finishing or polishing the interim report. Team D helped a lot during this time, as they were far ahead in their work </w:t>
+      </w:r>
+      <w:r>
+        <w:rPr>
+          <w:lang w:val="en-NZ"/>
+        </w:rPr>
+        <w:lastRenderedPageBreak/>
+        <w:t>and found useful to keep working in the classroom since that mean that they were free to work on something else the rest of the week. The classroom was less chaotic, and work was more layback for all the observations in comparison to the previous weeks, as Figure 9 curiously shows.</w:t>
+      </w:r>
+    </w:p>
+    <w:p>
+      <w:pPr>
+        <w:keepNext/>
+        <w:jc w:val="center"/>
+        <w:rPr>
+          <w:lang w:val="en-NZ"/>
+        </w:rPr>
+      </w:pPr>
+      <w:r>
+        <w:rPr>
+          <w:noProof/>
+          <w:lang w:val="en-NZ"/>
+        </w:rPr>
+        <w:drawing>
+          <wp:inline distT="0" distB="0" distL="0" distR="0" wp14:anchorId="03D20692" wp14:editId="0A1B9474">
+            <wp:extent cx="4724400" cy="2627748"/>
+            <wp:effectExtent l="0" t="0" r="0" b="1270"/>
+            <wp:docPr id="1835459612" name="Imagen 1"/>
+            <wp:cNvGraphicFramePr>
+              <a:graphicFrameLocks xmlns:a="http://schemas.openxmlformats.org/drawingml/2006/main" noChangeAspect="1"/>
+            </wp:cNvGraphicFramePr>
+            <a:graphic xmlns:a="http://schemas.openxmlformats.org/drawingml/2006/main">
+              <a:graphicData uri="http://schemas.openxmlformats.org/drawingml/2006/picture">
+                <pic:pic xmlns:pic="http://schemas.openxmlformats.org/drawingml/2006/picture">
+                  <pic:nvPicPr>
+                    <pic:cNvPr id="0" name="Picture 1"/>
+                    <pic:cNvPicPr>
+                      <a:picLocks noChangeAspect="1" noChangeArrowheads="1"/>
+                    </pic:cNvPicPr>
+                  </pic:nvPicPr>
+                  <pic:blipFill>
+                    <a:blip r:embed="rId17" cstate="print">
+                      <a:extLst>
+                        <a:ext uri="{28A0092B-C50C-407E-A947-70E740481C1C}">
+                          <a14:useLocalDpi xmlns:a14="http://schemas.microsoft.com/office/drawing/2010/main" val="0"/>
+                        </a:ext>
+                      </a:extLst>
+                    </a:blip>
+                    <a:srcRect/>
+                    <a:stretch>
+                      <a:fillRect/>
+                    </a:stretch>
+                  </pic:blipFill>
+                  <pic:spPr bwMode="auto">
+                    <a:xfrm>
+                      <a:off x="0" y="0"/>
+                      <a:ext cx="4732464" cy="2632233"/>
+                    </a:xfrm>
+                    <a:prstGeom prst="rect">
+                      <a:avLst/>
+                    </a:prstGeom>
+                    <a:noFill/>
+                    <a:ln>
+                      <a:noFill/>
+                    </a:ln>
+                  </pic:spPr>
+                </pic:pic>
+              </a:graphicData>
+            </a:graphic>
+          </wp:inline>
+        </w:drawing>
+      </w:r>
+    </w:p>
+    <w:p>
+      <w:pPr>
+        <w:pStyle w:val="Descripcin"/>
+        <w:jc w:val="center"/>
+        <w:rPr>
+          <w:lang w:val="en-NZ"/>
+        </w:rPr>
+      </w:pPr>
+      <w:r>
+        <w:rPr>
+          <w:lang w:val="en-NZ"/>
+        </w:rPr>
+        <w:t xml:space="preserve">Figure </w:t>
+      </w:r>
+      <w:r>
+        <w:rPr>
+          <w:lang w:val="en-NZ"/>
+        </w:rPr>
+        <w:fldChar w:fldCharType="begin"/>
+      </w:r>
+      <w:r>
+        <w:rPr>
+          <w:lang w:val="en-NZ"/>
+        </w:rPr>
+        <w:instrText xml:space="preserve"> SEQ Figure \* ARABIC </w:instrText>
+      </w:r>
+      <w:r>
+        <w:rPr>
+          <w:lang w:val="en-NZ"/>
+        </w:rPr>
+        <w:fldChar w:fldCharType="separate"/>
+      </w:r>
+      <w:r>
+        <w:rPr>
+          <w:noProof/>
+          <w:lang w:val="en-NZ"/>
+        </w:rPr>
+        <w:t>9</w:t>
+      </w:r>
+      <w:r>
+        <w:rPr>
+          <w:lang w:val="en-NZ"/>
+        </w:rPr>
+        <w:fldChar w:fldCharType="end"/>
+      </w:r>
+      <w:r>
+        <w:rPr>
+          <w:lang w:val="en-NZ"/>
+        </w:rPr>
+        <w:t xml:space="preserve"> Focus on Individual Work </w:t>
+      </w:r>
+      <w:r>
+        <w:rPr>
+          <w:lang w:val="en-NZ"/>
+        </w:rPr>
+        <w:t>D</w:t>
+      </w:r>
+      <w:r>
+        <w:rPr>
+          <w:lang w:val="en-NZ"/>
+        </w:rPr>
+        <w:t>uring the Group Sessions</w:t>
+      </w:r>
+    </w:p>
+    <w:p>
+      <w:pPr>
+        <w:rPr>
+          <w:lang w:val="en-NZ"/>
+        </w:rPr>
+      </w:pPr>
+      <w:r>
+        <w:rPr>
+          <w:lang w:val="en-NZ"/>
+        </w:rPr>
+        <w:t xml:space="preserve">There was minimal communication between them, mostly idle chat, they were </w:t>
+      </w:r>
+      <w:r>
+        <w:rPr>
+          <w:lang w:val="en-NZ"/>
+        </w:rPr>
+        <w:t xml:space="preserve">all </w:t>
+      </w:r>
+      <w:r>
+        <w:rPr>
+          <w:lang w:val="en-NZ"/>
+        </w:rPr>
+        <w:t>focused on their own work and were gathered as a group in the same table mostly out of routine. When asked why they had seated in such a peculiar way they laugh because they had not realised they were all on the same side of the table, and they were only searching for the closest power outlets.</w:t>
+      </w:r>
+    </w:p>
+    <w:p>
+      <w:pPr>
+        <w:rPr>
+          <w:lang w:val="en-NZ"/>
+        </w:rPr>
+      </w:pPr>
+      <w:r>
+        <w:rPr>
+          <w:lang w:val="en-NZ"/>
+        </w:rPr>
+        <w:t xml:space="preserve">It was necessary to make more direct questions to understand better their </w:t>
+      </w:r>
+      <w:r>
+        <w:rPr>
+          <w:lang w:val="en-NZ"/>
+        </w:rPr>
+        <w:t>work</w:t>
+      </w:r>
+      <w:r>
+        <w:rPr>
+          <w:lang w:val="en-NZ"/>
+        </w:rPr>
+        <w:t xml:space="preserve"> and their plan for the session. The idea, as explained in the description of the interim report present on the LMS, was to gather the information and feedback received from the poster presentation and work in a report as a group, and then extract the sections relevant for each role for the individual submissions.</w:t>
+      </w:r>
+    </w:p>
+    <w:p>
+      <w:pPr>
+        <w:rPr>
+          <w:lang w:val="en-NZ"/>
+        </w:rPr>
+      </w:pPr>
+      <w:r>
+        <w:rPr>
+          <w:lang w:val="en-NZ"/>
+        </w:rPr>
+        <w:t>The group confessed that they were not working like that at all</w:t>
+      </w:r>
+      <w:r>
+        <w:rPr>
+          <w:lang w:val="en-NZ"/>
+        </w:rPr>
+        <w:t>, and although they were all working in the report, each students had its own objectives and was moving at his own pace</w:t>
+      </w:r>
+      <w:r>
+        <w:rPr>
+          <w:lang w:val="en-NZ"/>
+        </w:rPr>
+        <w:t>.</w:t>
+      </w:r>
+      <w:r>
+        <w:rPr>
+          <w:lang w:val="en-NZ"/>
+        </w:rPr>
+        <w:t xml:space="preserve"> They had sought feedback from one another a couple of times, but they were mostly working alone. The </w:t>
+      </w:r>
+      <w:r>
+        <w:rPr>
+          <w:lang w:val="en-NZ"/>
+        </w:rPr>
+        <w:t>main</w:t>
+      </w:r>
+      <w:r>
+        <w:rPr>
+          <w:lang w:val="en-NZ"/>
+        </w:rPr>
+        <w:t xml:space="preserve"> reason to </w:t>
+      </w:r>
+      <w:r>
+        <w:rPr>
+          <w:lang w:val="en-NZ"/>
+        </w:rPr>
+        <w:t>keep</w:t>
+      </w:r>
+      <w:r>
+        <w:rPr>
+          <w:lang w:val="en-NZ"/>
+        </w:rPr>
+        <w:t xml:space="preserve"> coming to the classroom was to have easy access to the lecturers if needed, and they did talk with the TA team a couple of </w:t>
+      </w:r>
+      <w:r>
+        <w:rPr>
+          <w:lang w:val="en-NZ"/>
+        </w:rPr>
+        <w:t>times</w:t>
+      </w:r>
+      <w:r>
+        <w:rPr>
+          <w:lang w:val="en-NZ"/>
+        </w:rPr>
+        <w:t xml:space="preserve"> during the observations</w:t>
+      </w:r>
+      <w:r>
+        <w:rPr>
+          <w:lang w:val="en-NZ"/>
+        </w:rPr>
+        <w:t>, mostly seeking quick feedback on the current state of the report.</w:t>
+      </w:r>
+    </w:p>
+    <w:p>
+      <w:pPr>
+        <w:rPr>
+          <w:lang w:val="en-NZ"/>
+        </w:rPr>
+      </w:pPr>
+      <w:r>
+        <w:rPr>
+          <w:lang w:val="en-NZ"/>
+        </w:rPr>
+        <w:t>The group also helped in identifying why the collaborative work has fallen of so much. Mainly it was because t</w:t>
+      </w:r>
+      <w:r>
+        <w:rPr>
+          <w:lang w:val="en-NZ"/>
+        </w:rPr>
+        <w:t xml:space="preserve">he biggest source of information that needed collaborative input was already done with the </w:t>
+      </w:r>
+      <w:r>
+        <w:rPr>
+          <w:lang w:val="en-NZ"/>
+        </w:rPr>
+        <w:t>poster;</w:t>
+      </w:r>
+      <w:r>
+        <w:rPr>
+          <w:lang w:val="en-NZ"/>
+        </w:rPr>
+        <w:t xml:space="preserve"> they just </w:t>
+      </w:r>
+      <w:r>
+        <w:rPr>
+          <w:lang w:val="en-NZ"/>
+        </w:rPr>
+        <w:t>needed</w:t>
+      </w:r>
+      <w:r>
+        <w:rPr>
+          <w:lang w:val="en-NZ"/>
+        </w:rPr>
+        <w:t xml:space="preserve"> to refer to each individual presentation</w:t>
+      </w:r>
+      <w:r>
+        <w:rPr>
+          <w:lang w:val="en-NZ"/>
+        </w:rPr>
+        <w:t xml:space="preserve">, </w:t>
+      </w:r>
+      <w:r>
+        <w:rPr>
+          <w:lang w:val="en-NZ"/>
+        </w:rPr>
+        <w:t xml:space="preserve">already tailored to their respective roles. The other big input for the activity was the feedback given by the teaching staff and other peers during the presentations in weeks 8 and 9, which </w:t>
+      </w:r>
+      <w:r>
+        <w:rPr>
+          <w:lang w:val="en-NZ"/>
+        </w:rPr>
+        <w:t>was</w:t>
+      </w:r>
+      <w:r>
+        <w:rPr>
+          <w:lang w:val="en-NZ"/>
+        </w:rPr>
+        <w:t xml:space="preserve"> also gathered individually. The group analysed that they had worked very well for the poster presentation, the group was </w:t>
+      </w:r>
+      <w:r>
+        <w:rPr>
+          <w:lang w:val="en-NZ"/>
+        </w:rPr>
+        <w:t>coordinated,</w:t>
+      </w:r>
+      <w:r>
+        <w:rPr>
+          <w:lang w:val="en-NZ"/>
+        </w:rPr>
+        <w:t xml:space="preserve"> and the result were very good, so they felt confident they could work individually to finish the report</w:t>
+      </w:r>
+      <w:r>
+        <w:rPr>
+          <w:lang w:val="en-NZ"/>
+        </w:rPr>
+        <w:t>.</w:t>
+      </w:r>
+    </w:p>
+    <w:p>
+      <w:pPr>
+        <w:rPr>
+          <w:lang w:val="en-NZ"/>
+        </w:rPr>
+      </w:pPr>
+    </w:p>
+    <w:p>
+      <w:pPr>
+        <w:rPr>
+          <w:lang w:val="en-NZ"/>
+        </w:rPr>
+      </w:pPr>
+    </w:p>
+    <w:p>
+      <w:pPr>
+        <w:pStyle w:val="Ttulo2"/>
+        <w:rPr>
+          <w:sz w:val="22"/>
+          <w:szCs w:val="22"/>
+          <w:lang w:val="en-NZ"/>
+        </w:rPr>
+      </w:pPr>
+      <w:r>
+        <w:rPr>
+          <w:sz w:val="22"/>
+          <w:szCs w:val="22"/>
+          <w:lang w:val="en-NZ"/>
+        </w:rPr>
         <w:t>6.6.2 Intervention with WorkshopAR</w:t>
       </w:r>
     </w:p>
@@ -12260,6 +11853,123 @@
         <w:rPr>
           <w:lang w:val="en-NZ"/>
         </w:rPr>
+        <w:t>Team D offered their participation for two different observations. Both had the objective of testing more scenarios for the Play Models and to explore was to integrate the function better with the work of the course. Since Team D was already familiar with WorkshopAR and with the general objective of the research, it was useful to hear ideas from the group about what could be changed, improved or added to WorkshopAR. More than ideas, they identified two main issues they considered were making hard to integrate more WorkshopAR with their work:</w:t>
+      </w:r>
+    </w:p>
+    <w:p>
+      <w:pPr>
+        <w:pStyle w:val="Prrafodelista"/>
+        <w:numPr>
+          <w:ilvl w:val="0"/>
+          <w:numId w:val="21"/>
+        </w:numPr>
+        <w:rPr>
+          <w:lang w:val="en-NZ"/>
+        </w:rPr>
+      </w:pPr>
+      <w:r>
+        <w:rPr>
+          <w:lang w:val="en-NZ"/>
+        </w:rPr>
+        <w:t>They would need to juggle work on the computer and on the phone. It was good to have access to the Room created in AR, but they would have to constantly leap from the phone to the computer to do something with the activities being done in WorkshopAR.</w:t>
+      </w:r>
+    </w:p>
+    <w:p>
+      <w:pPr>
+        <w:pStyle w:val="Prrafodelista"/>
+        <w:numPr>
+          <w:ilvl w:val="0"/>
+          <w:numId w:val="21"/>
+        </w:numPr>
+        <w:rPr>
+          <w:lang w:val="en-NZ"/>
+        </w:rPr>
+      </w:pPr>
+      <w:r>
+        <w:rPr>
+          <w:lang w:val="en-NZ"/>
+        </w:rPr>
+        <w:t>It was odd to them that there was s much emphasis on working with their phone. Some of them were actively trying to reduce their screen time with the phone and the classroom sessions were and ideal place to leave the phone aside and focus on work. Using the phone as the main tool for working with the group felt like running in the opposite direction of what they were trying to achieve.</w:t>
+      </w:r>
+    </w:p>
+    <w:p>
+      <w:pPr>
+        <w:rPr>
+          <w:lang w:val="en-NZ"/>
+        </w:rPr>
+      </w:pPr>
+      <w:r>
+        <w:rPr>
+          <w:lang w:val="en-NZ"/>
+        </w:rPr>
+        <w:t>During those two observation</w:t>
+      </w:r>
+      <w:r>
+        <w:rPr>
+          <w:lang w:val="en-NZ"/>
+        </w:rPr>
+        <w:t>s</w:t>
+      </w:r>
+      <w:r>
+        <w:rPr>
+          <w:lang w:val="en-NZ"/>
+        </w:rPr>
+        <w:t xml:space="preserve"> it was possible to run through the main functionalities of WorkshopAR again, from the room configuration to the to quick mock-up interactions with the Play Models, the annotations and the </w:t>
+      </w:r>
+      <w:r>
+        <w:rPr>
+          <w:lang w:val="en-NZ"/>
+        </w:rPr>
+        <w:t>debate features, these last two in a more complete state by now, which allowed for better feedback about the user experience.</w:t>
+      </w:r>
+    </w:p>
+    <w:p>
+      <w:pPr>
+        <w:rPr>
+          <w:lang w:val="en-NZ"/>
+        </w:rPr>
+      </w:pPr>
+      <w:r>
+        <w:rPr>
+          <w:lang w:val="en-NZ"/>
+        </w:rPr>
+        <w:t>It was possible to reiterate several of the points that had already been observed: the student acting as host acquired the responsibility of leading the activity despite not really having more responsibilities after the configuration, and the interface of the debate tool was prompting the students to propose more elements than the ones needed for the debates. Issues with the technical aspects of the implementation, like a constant drift of the AR visualisation whenever focus of the marker was lost was also mentioned and related to that earlier point about needed to hop constantly from the phone to another device like the computer.</w:t>
+      </w:r>
+    </w:p>
+    <w:p>
+      <w:pPr>
+        <w:rPr>
+          <w:lang w:val="en-NZ"/>
+        </w:rPr>
+      </w:pPr>
+      <w:r>
+        <w:rPr>
+          <w:lang w:val="en-NZ"/>
+        </w:rPr>
+        <w:t>When asked which of al the functionalities they just had tested, they considered offered the most valuable for their group work, the answer was unanimous: the debate tool was easier and quick to use, and they were resonating a lot with the emoji-like visuals used to represent the answers without needed text. The annotations was a close second if it was possible to have a more consisted view of the AR scene</w:t>
+      </w:r>
+      <w:r>
+        <w:rPr>
+          <w:lang w:val="en-NZ"/>
+        </w:rPr>
+        <w:t xml:space="preserve"> and if it was possible to extend its use beyond just text.</w:t>
+      </w:r>
+    </w:p>
+    <w:p>
+      <w:pPr>
+        <w:pStyle w:val="Ttulo2"/>
+        <w:rPr>
+          <w:sz w:val="22"/>
+          <w:szCs w:val="22"/>
+          <w:lang w:val="en-NZ"/>
+        </w:rPr>
+      </w:pPr>
+      <w:r>
+        <w:rPr>
+          <w:sz w:val="22"/>
+          <w:szCs w:val="22"/>
+          <w:lang w:val="en-NZ"/>
+        </w:rPr>
         <w:t>6.6.3 Preliminary Analysis</w:t>
       </w:r>
     </w:p>
@@ -12273,6 +11983,331 @@
         <w:rPr>
           <w:lang w:val="en-NZ"/>
         </w:rPr>
+        <w:t xml:space="preserve">There was a strong contrast between the work done for the poster presentation and the interim report. The teaching staff commented that it was not exactly the intended outcome. The instructions did aske for a first version of the report to be worked collaboratively, but the </w:t>
+      </w:r>
+      <w:r>
+        <w:rPr>
+          <w:lang w:val="en-NZ"/>
+        </w:rPr>
+        <w:lastRenderedPageBreak/>
+        <w:t>reality was that there was no need to doit, al the resources were ready for each student individually, a situation that exemplified very well that collaborative work was not a natural occurrence and it had to be properly designed</w:t>
+      </w:r>
+      <w:r>
+        <w:rPr>
+          <w:lang w:val="en-NZ"/>
+        </w:rPr>
+        <w:t>. The teaching staff was very satisfied with the results obtained for the poster, and the observations did corroborate very interesting instances of collaborative work and collaborative learning, as they had been described in previous sections.</w:t>
+      </w:r>
+    </w:p>
+    <w:p>
+      <w:pPr>
+        <w:rPr>
+          <w:lang w:val="en-NZ"/>
+        </w:rPr>
+      </w:pPr>
+      <w:r>
+        <w:rPr>
+          <w:lang w:val="en-NZ"/>
+        </w:rPr>
+        <w:t>For WorkshopAR and the overall intervention in collaborative learning, it was also possible to line up some interesting preliminary results, either positive, negative or in need of work for the next semester.</w:t>
+      </w:r>
+    </w:p>
+    <w:p>
+      <w:pPr>
+        <w:rPr>
+          <w:lang w:val="en-NZ"/>
+        </w:rPr>
+      </w:pPr>
+      <w:r>
+        <w:rPr>
+          <w:lang w:val="en-NZ"/>
+        </w:rPr>
+        <w:t>Two main positive outcomes so far observed in the work with students:</w:t>
+      </w:r>
+    </w:p>
+    <w:p>
+      <w:pPr>
+        <w:pStyle w:val="Prrafodelista"/>
+        <w:numPr>
+          <w:ilvl w:val="0"/>
+          <w:numId w:val="22"/>
+        </w:numPr>
+        <w:rPr>
+          <w:lang w:val="en-NZ"/>
+        </w:rPr>
+      </w:pPr>
+      <w:r>
+        <w:rPr>
+          <w:lang w:val="en-NZ"/>
+        </w:rPr>
+        <w:t>The structure promoted by WorkshopAR was helping the students to be more conscious of how they were managing their activities as a group. The students started to frame their work in terms of goals, tasks and responsibilities once introduced to those concepts.</w:t>
+      </w:r>
+    </w:p>
+    <w:p>
+      <w:pPr>
+        <w:pStyle w:val="Prrafodelista"/>
+        <w:numPr>
+          <w:ilvl w:val="0"/>
+          <w:numId w:val="22"/>
+        </w:numPr>
+        <w:rPr>
+          <w:lang w:val="en-NZ"/>
+        </w:rPr>
+      </w:pPr>
+      <w:r>
+        <w:rPr>
+          <w:lang w:val="en-NZ"/>
+        </w:rPr>
+        <w:t>Several of the visual elements used to augment the space used for work were creating the intended result of group cohesion and added meaning. Students recognized the value “starting the work session” by joining the room, and it was possible to observe students giving extra meaning to spaces like walls or tables using annotations or conveying extra meaning to a conversation using the debates and the visual elements added to the responses.</w:t>
+      </w:r>
+    </w:p>
+    <w:p>
+      <w:pPr>
+        <w:rPr>
+          <w:lang w:val="en-NZ"/>
+        </w:rPr>
+      </w:pPr>
+      <w:r>
+        <w:rPr>
+          <w:lang w:val="en-NZ"/>
+        </w:rPr>
+        <w:t xml:space="preserve">It was also possible to </w:t>
+      </w:r>
+      <w:r>
+        <w:rPr>
+          <w:lang w:val="en-NZ"/>
+        </w:rPr>
+        <w:t>identify</w:t>
+      </w:r>
+      <w:r>
+        <w:rPr>
+          <w:lang w:val="en-NZ"/>
+        </w:rPr>
+        <w:t xml:space="preserve"> several negative elements </w:t>
+      </w:r>
+      <w:r>
+        <w:rPr>
+          <w:lang w:val="en-NZ"/>
+        </w:rPr>
+        <w:t xml:space="preserve">either promoted by the WorkshopAR or that were never considered during the design stage. Some of </w:t>
+      </w:r>
+      <w:r>
+        <w:rPr>
+          <w:lang w:val="en-NZ"/>
+        </w:rPr>
+        <w:t>these elements</w:t>
+      </w:r>
+      <w:r>
+        <w:rPr>
+          <w:lang w:val="en-NZ"/>
+        </w:rPr>
+        <w:t xml:space="preserve"> are</w:t>
+      </w:r>
+      <w:r>
+        <w:rPr>
+          <w:lang w:val="en-NZ"/>
+        </w:rPr>
+        <w:t xml:space="preserve"> </w:t>
+      </w:r>
+      <w:r>
+        <w:rPr>
+          <w:lang w:val="en-NZ"/>
+        </w:rPr>
+        <w:t>e</w:t>
+      </w:r>
+      <w:r>
+        <w:rPr>
+          <w:lang w:val="en-NZ"/>
+        </w:rPr>
+        <w:t>specially</w:t>
+      </w:r>
+      <w:r>
+        <w:rPr>
+          <w:lang w:val="en-NZ"/>
+        </w:rPr>
+        <w:t xml:space="preserve"> relevant</w:t>
+      </w:r>
+      <w:r>
+        <w:rPr>
+          <w:lang w:val="en-NZ"/>
+        </w:rPr>
+        <w:t xml:space="preserve"> because they were directly mentioned by the students</w:t>
+      </w:r>
+      <w:r>
+        <w:rPr>
+          <w:lang w:val="en-NZ"/>
+        </w:rPr>
+        <w:t xml:space="preserve"> </w:t>
+      </w:r>
+      <w:r>
+        <w:rPr>
+          <w:lang w:val="en-NZ"/>
+        </w:rPr>
+        <w:t>and not only observed:</w:t>
+      </w:r>
+    </w:p>
+    <w:p>
+      <w:pPr>
+        <w:pStyle w:val="Prrafodelista"/>
+        <w:numPr>
+          <w:ilvl w:val="0"/>
+          <w:numId w:val="23"/>
+        </w:numPr>
+        <w:rPr>
+          <w:lang w:val="en-NZ"/>
+        </w:rPr>
+      </w:pPr>
+      <w:r>
+        <w:rPr>
+          <w:lang w:val="en-NZ"/>
+        </w:rPr>
+        <w:t>It was uncomfortable and very unpractical to keep jumping from the computer to the phone, and the tool was not exactly built to be constantly put in suspension. A lot of time was used just setting up WorkshopAR.</w:t>
+      </w:r>
+    </w:p>
+    <w:p>
+      <w:pPr>
+        <w:pStyle w:val="Prrafodelista"/>
+        <w:numPr>
+          <w:ilvl w:val="0"/>
+          <w:numId w:val="23"/>
+        </w:numPr>
+        <w:rPr>
+          <w:lang w:val="en-NZ"/>
+        </w:rPr>
+      </w:pPr>
+      <w:r>
+        <w:rPr>
+          <w:lang w:val="en-NZ"/>
+        </w:rPr>
+        <w:t>Students preferred quick and easy interactions between them. Long conversations and long debates were simply not happening.</w:t>
+      </w:r>
+    </w:p>
+    <w:p>
+      <w:pPr>
+        <w:pStyle w:val="Prrafodelista"/>
+        <w:numPr>
+          <w:ilvl w:val="0"/>
+          <w:numId w:val="23"/>
+        </w:numPr>
+        <w:rPr>
+          <w:lang w:val="en-NZ"/>
+        </w:rPr>
+      </w:pPr>
+      <w:r>
+        <w:rPr>
+          <w:lang w:val="en-NZ"/>
+        </w:rPr>
+        <w:t>The project was big and had several moving parts. A lot of work was done during the classroom sessions but there was a lot of collaborative effort also happening outside. There was no way to coordinate the things done outside WorkshopAR with the things done with it.</w:t>
+      </w:r>
+    </w:p>
+    <w:p>
+      <w:pPr>
+        <w:rPr>
+          <w:lang w:val="en-NZ"/>
+        </w:rPr>
+      </w:pPr>
+      <w:r>
+        <w:rPr>
+          <w:lang w:val="en-NZ"/>
+        </w:rPr>
+        <w:t xml:space="preserve">Finally, there were some aspects of the current experience that could be iterated on during the semester break </w:t>
+      </w:r>
+      <w:r>
+        <w:rPr>
+          <w:lang w:val="en-NZ"/>
+        </w:rPr>
+        <w:t>to</w:t>
+      </w:r>
+      <w:r>
+        <w:rPr>
+          <w:lang w:val="en-NZ"/>
+        </w:rPr>
+        <w:t xml:space="preserve"> get a better response from the students or to explore some aspects of the collaborative learning process that were not taken into consideration during the design phase:</w:t>
+      </w:r>
+    </w:p>
+    <w:p>
+      <w:pPr>
+        <w:pStyle w:val="Prrafodelista"/>
+        <w:numPr>
+          <w:ilvl w:val="0"/>
+          <w:numId w:val="24"/>
+        </w:numPr>
+        <w:rPr>
+          <w:lang w:val="en-NZ"/>
+        </w:rPr>
+      </w:pPr>
+      <w:r>
+        <w:rPr>
+          <w:lang w:val="en-NZ"/>
+        </w:rPr>
+        <w:t>The students were resonating the most with the quick interactions present in the annotations and debate functionalities, and it could be possible to expanded them to promote more activities of that kind during the work sessions.</w:t>
+      </w:r>
+    </w:p>
+    <w:p>
+      <w:pPr>
+        <w:pStyle w:val="Prrafodelista"/>
+        <w:numPr>
+          <w:ilvl w:val="0"/>
+          <w:numId w:val="24"/>
+        </w:numPr>
+        <w:rPr>
+          <w:lang w:val="en-NZ"/>
+        </w:rPr>
+      </w:pPr>
+      <w:r>
+        <w:rPr>
+          <w:lang w:val="en-NZ"/>
+        </w:rPr>
+        <w:t>Create a setting in which the phone was seen more as a work tool and not a distraction.</w:t>
+      </w:r>
+    </w:p>
+    <w:p>
+      <w:pPr>
+        <w:pStyle w:val="Prrafodelista"/>
+        <w:numPr>
+          <w:ilvl w:val="0"/>
+          <w:numId w:val="24"/>
+        </w:numPr>
+        <w:rPr>
+          <w:lang w:val="en-NZ"/>
+        </w:rPr>
+      </w:pPr>
+      <w:r>
+        <w:rPr>
+          <w:lang w:val="en-NZ"/>
+        </w:rPr>
+        <w:lastRenderedPageBreak/>
+        <w:t>Means to configure the amount of structure enforced by WorkshopAR to accommodate those group that did not need that much guidance or were already familiar with the workflow promoted by the software.</w:t>
+      </w:r>
+    </w:p>
+    <w:p>
+      <w:pPr>
+        <w:rPr>
+          <w:lang w:val="en-NZ"/>
+        </w:rPr>
+      </w:pPr>
+      <w:r>
+        <w:rPr>
+          <w:lang w:val="en-NZ"/>
+        </w:rPr>
+        <w:t>This analysis helped to organize and focus the work needed during the semester break, to proposed clear objectives for the second iteration of development and to prepare the second round of observations to tackle the issues and opportunities found during the first semester.</w:t>
+      </w:r>
+    </w:p>
+    <w:p>
+      <w:pPr>
+        <w:pStyle w:val="Ttulo1"/>
+        <w:rPr>
+          <w:sz w:val="22"/>
+          <w:szCs w:val="22"/>
+          <w:lang w:val="en-NZ"/>
+        </w:rPr>
+      </w:pPr>
+      <w:r>
+        <w:rPr>
+          <w:sz w:val="22"/>
+          <w:szCs w:val="22"/>
+          <w:lang w:val="en-NZ"/>
+        </w:rPr>
         <w:t>6.7 Iterations over the semester break</w:t>
       </w:r>
     </w:p>
@@ -12300,6 +12335,32 @@
           <w:lang w:val="en-NZ"/>
         </w:rPr>
         <w:t>Capitalize on the annotation and the debates</w:t>
+      </w:r>
+    </w:p>
+    <w:p>
+      <w:pPr>
+        <w:rPr>
+          <w:lang w:val="en-NZ"/>
+        </w:rPr>
+      </w:pPr>
+      <w:r>
+        <w:rPr>
+          <w:lang w:val="en-NZ"/>
+        </w:rPr>
+        <w:t>Changes to the format proposed by the lecturers</w:t>
+      </w:r>
+    </w:p>
+    <w:p>
+      <w:pPr>
+        <w:rPr>
+          <w:lang w:val="en-NZ"/>
+        </w:rPr>
+      </w:pPr>
+      <w:r>
+        <w:rPr>
+          <w:lang w:val="en-NZ"/>
+        </w:rPr>
+        <w:t>Interview with AE and how dissonant was the work of the CM</w:t>
       </w:r>
     </w:p>
     <w:p>
@@ -13130,6 +13191,119 @@
     </w:lvl>
   </w:abstractNum>
   <w:abstractNum w:abstractNumId="5" w15:restartNumberingAfterBreak="0">
+    <w:nsid w:val="2A832CEB"/>
+    <w:multiLevelType w:val="hybridMultilevel"/>
+    <w:tmpl w:val="D95C5B8A"/>
+    <w:lvl w:ilvl="0" w:tplc="240A0001">
+      <w:start w:val="1"/>
+      <w:numFmt w:val="bullet"/>
+      <w:lvlText w:val=""/>
+      <w:lvlJc w:val="left"/>
+      <w:pPr>
+        <w:ind w:left="780" w:hanging="360"/>
+      </w:pPr>
+      <w:rPr>
+        <w:rFonts w:ascii="Symbol" w:hAnsi="Symbol" w:hint="default"/>
+      </w:rPr>
+    </w:lvl>
+    <w:lvl w:ilvl="1" w:tplc="240A0003" w:tentative="1">
+      <w:start w:val="1"/>
+      <w:numFmt w:val="bullet"/>
+      <w:lvlText w:val="o"/>
+      <w:lvlJc w:val="left"/>
+      <w:pPr>
+        <w:ind w:left="1500" w:hanging="360"/>
+      </w:pPr>
+      <w:rPr>
+        <w:rFonts w:ascii="Courier New" w:hAnsi="Courier New" w:cs="Courier New" w:hint="default"/>
+      </w:rPr>
+    </w:lvl>
+    <w:lvl w:ilvl="2" w:tplc="240A0005" w:tentative="1">
+      <w:start w:val="1"/>
+      <w:numFmt w:val="bullet"/>
+      <w:lvlText w:val=""/>
+      <w:lvlJc w:val="left"/>
+      <w:pPr>
+        <w:ind w:left="2220" w:hanging="360"/>
+      </w:pPr>
+      <w:rPr>
+        <w:rFonts w:ascii="Wingdings" w:hAnsi="Wingdings" w:hint="default"/>
+      </w:rPr>
+    </w:lvl>
+    <w:lvl w:ilvl="3" w:tplc="240A0001" w:tentative="1">
+      <w:start w:val="1"/>
+      <w:numFmt w:val="bullet"/>
+      <w:lvlText w:val=""/>
+      <w:lvlJc w:val="left"/>
+      <w:pPr>
+        <w:ind w:left="2940" w:hanging="360"/>
+      </w:pPr>
+      <w:rPr>
+        <w:rFonts w:ascii="Symbol" w:hAnsi="Symbol" w:hint="default"/>
+      </w:rPr>
+    </w:lvl>
+    <w:lvl w:ilvl="4" w:tplc="240A0003" w:tentative="1">
+      <w:start w:val="1"/>
+      <w:numFmt w:val="bullet"/>
+      <w:lvlText w:val="o"/>
+      <w:lvlJc w:val="left"/>
+      <w:pPr>
+        <w:ind w:left="3660" w:hanging="360"/>
+      </w:pPr>
+      <w:rPr>
+        <w:rFonts w:ascii="Courier New" w:hAnsi="Courier New" w:cs="Courier New" w:hint="default"/>
+      </w:rPr>
+    </w:lvl>
+    <w:lvl w:ilvl="5" w:tplc="240A0005" w:tentative="1">
+      <w:start w:val="1"/>
+      <w:numFmt w:val="bullet"/>
+      <w:lvlText w:val=""/>
+      <w:lvlJc w:val="left"/>
+      <w:pPr>
+        <w:ind w:left="4380" w:hanging="360"/>
+      </w:pPr>
+      <w:rPr>
+        <w:rFonts w:ascii="Wingdings" w:hAnsi="Wingdings" w:hint="default"/>
+      </w:rPr>
+    </w:lvl>
+    <w:lvl w:ilvl="6" w:tplc="240A0001" w:tentative="1">
+      <w:start w:val="1"/>
+      <w:numFmt w:val="bullet"/>
+      <w:lvlText w:val=""/>
+      <w:lvlJc w:val="left"/>
+      <w:pPr>
+        <w:ind w:left="5100" w:hanging="360"/>
+      </w:pPr>
+      <w:rPr>
+        <w:rFonts w:ascii="Symbol" w:hAnsi="Symbol" w:hint="default"/>
+      </w:rPr>
+    </w:lvl>
+    <w:lvl w:ilvl="7" w:tplc="240A0003" w:tentative="1">
+      <w:start w:val="1"/>
+      <w:numFmt w:val="bullet"/>
+      <w:lvlText w:val="o"/>
+      <w:lvlJc w:val="left"/>
+      <w:pPr>
+        <w:ind w:left="5820" w:hanging="360"/>
+      </w:pPr>
+      <w:rPr>
+        <w:rFonts w:ascii="Courier New" w:hAnsi="Courier New" w:cs="Courier New" w:hint="default"/>
+      </w:rPr>
+    </w:lvl>
+    <w:lvl w:ilvl="8" w:tplc="240A0005" w:tentative="1">
+      <w:start w:val="1"/>
+      <w:numFmt w:val="bullet"/>
+      <w:lvlText w:val=""/>
+      <w:lvlJc w:val="left"/>
+      <w:pPr>
+        <w:ind w:left="6540" w:hanging="360"/>
+      </w:pPr>
+      <w:rPr>
+        <w:rFonts w:ascii="Wingdings" w:hAnsi="Wingdings" w:hint="default"/>
+      </w:rPr>
+    </w:lvl>
+  </w:abstractNum>
+  <w:abstractNum w:abstractNumId="6" w15:restartNumberingAfterBreak="0">
     <w:nsid w:val="354F4453"/>
     <w:multiLevelType w:val="hybridMultilevel"/>
     <w:tmpl w:val="E474EDD4"/>
@@ -13242,7 +13416,7 @@
       </w:rPr>
     </w:lvl>
   </w:abstractNum>
-  <w:abstractNum w:abstractNumId="6" w15:restartNumberingAfterBreak="0">
+  <w:abstractNum w:abstractNumId="7" w15:restartNumberingAfterBreak="0">
     <w:nsid w:val="36720225"/>
     <w:multiLevelType w:val="hybridMultilevel"/>
     <w:tmpl w:val="E5CEAEC4"/>
@@ -13355,7 +13529,120 @@
       </w:rPr>
     </w:lvl>
   </w:abstractNum>
-  <w:abstractNum w:abstractNumId="7" w15:restartNumberingAfterBreak="0">
+  <w:abstractNum w:abstractNumId="8" w15:restartNumberingAfterBreak="0">
+    <w:nsid w:val="3B2426D6"/>
+    <w:multiLevelType w:val="hybridMultilevel"/>
+    <w:tmpl w:val="2A94FC48"/>
+    <w:lvl w:ilvl="0" w:tplc="240A0001">
+      <w:start w:val="1"/>
+      <w:numFmt w:val="bullet"/>
+      <w:lvlText w:val=""/>
+      <w:lvlJc w:val="left"/>
+      <w:pPr>
+        <w:ind w:left="720" w:hanging="360"/>
+      </w:pPr>
+      <w:rPr>
+        <w:rFonts w:ascii="Symbol" w:hAnsi="Symbol" w:hint="default"/>
+      </w:rPr>
+    </w:lvl>
+    <w:lvl w:ilvl="1" w:tplc="240A0003" w:tentative="1">
+      <w:start w:val="1"/>
+      <w:numFmt w:val="bullet"/>
+      <w:lvlText w:val="o"/>
+      <w:lvlJc w:val="left"/>
+      <w:pPr>
+        <w:ind w:left="1440" w:hanging="360"/>
+      </w:pPr>
+      <w:rPr>
+        <w:rFonts w:ascii="Courier New" w:hAnsi="Courier New" w:cs="Courier New" w:hint="default"/>
+      </w:rPr>
+    </w:lvl>
+    <w:lvl w:ilvl="2" w:tplc="240A0005" w:tentative="1">
+      <w:start w:val="1"/>
+      <w:numFmt w:val="bullet"/>
+      <w:lvlText w:val=""/>
+      <w:lvlJc w:val="left"/>
+      <w:pPr>
+        <w:ind w:left="2160" w:hanging="360"/>
+      </w:pPr>
+      <w:rPr>
+        <w:rFonts w:ascii="Wingdings" w:hAnsi="Wingdings" w:hint="default"/>
+      </w:rPr>
+    </w:lvl>
+    <w:lvl w:ilvl="3" w:tplc="240A0001" w:tentative="1">
+      <w:start w:val="1"/>
+      <w:numFmt w:val="bullet"/>
+      <w:lvlText w:val=""/>
+      <w:lvlJc w:val="left"/>
+      <w:pPr>
+        <w:ind w:left="2880" w:hanging="360"/>
+      </w:pPr>
+      <w:rPr>
+        <w:rFonts w:ascii="Symbol" w:hAnsi="Symbol" w:hint="default"/>
+      </w:rPr>
+    </w:lvl>
+    <w:lvl w:ilvl="4" w:tplc="240A0003" w:tentative="1">
+      <w:start w:val="1"/>
+      <w:numFmt w:val="bullet"/>
+      <w:lvlText w:val="o"/>
+      <w:lvlJc w:val="left"/>
+      <w:pPr>
+        <w:ind w:left="3600" w:hanging="360"/>
+      </w:pPr>
+      <w:rPr>
+        <w:rFonts w:ascii="Courier New" w:hAnsi="Courier New" w:cs="Courier New" w:hint="default"/>
+      </w:rPr>
+    </w:lvl>
+    <w:lvl w:ilvl="5" w:tplc="240A0005" w:tentative="1">
+      <w:start w:val="1"/>
+      <w:numFmt w:val="bullet"/>
+      <w:lvlText w:val=""/>
+      <w:lvlJc w:val="left"/>
+      <w:pPr>
+        <w:ind w:left="4320" w:hanging="360"/>
+      </w:pPr>
+      <w:rPr>
+        <w:rFonts w:ascii="Wingdings" w:hAnsi="Wingdings" w:hint="default"/>
+      </w:rPr>
+    </w:lvl>
+    <w:lvl w:ilvl="6" w:tplc="240A0001" w:tentative="1">
+      <w:start w:val="1"/>
+      <w:numFmt w:val="bullet"/>
+      <w:lvlText w:val=""/>
+      <w:lvlJc w:val="left"/>
+      <w:pPr>
+        <w:ind w:left="5040" w:hanging="360"/>
+      </w:pPr>
+      <w:rPr>
+        <w:rFonts w:ascii="Symbol" w:hAnsi="Symbol" w:hint="default"/>
+      </w:rPr>
+    </w:lvl>
+    <w:lvl w:ilvl="7" w:tplc="240A0003" w:tentative="1">
+      <w:start w:val="1"/>
+      <w:numFmt w:val="bullet"/>
+      <w:lvlText w:val="o"/>
+      <w:lvlJc w:val="left"/>
+      <w:pPr>
+        <w:ind w:left="5760" w:hanging="360"/>
+      </w:pPr>
+      <w:rPr>
+        <w:rFonts w:ascii="Courier New" w:hAnsi="Courier New" w:cs="Courier New" w:hint="default"/>
+      </w:rPr>
+    </w:lvl>
+    <w:lvl w:ilvl="8" w:tplc="240A0005" w:tentative="1">
+      <w:start w:val="1"/>
+      <w:numFmt w:val="bullet"/>
+      <w:lvlText w:val=""/>
+      <w:lvlJc w:val="left"/>
+      <w:pPr>
+        <w:ind w:left="6480" w:hanging="360"/>
+      </w:pPr>
+      <w:rPr>
+        <w:rFonts w:ascii="Wingdings" w:hAnsi="Wingdings" w:hint="default"/>
+      </w:rPr>
+    </w:lvl>
+  </w:abstractNum>
+  <w:abstractNum w:abstractNumId="9" w15:restartNumberingAfterBreak="0">
     <w:nsid w:val="457D7F16"/>
     <w:multiLevelType w:val="hybridMultilevel"/>
     <w:tmpl w:val="9A7AC840"/>
@@ -13468,7 +13755,7 @@
       </w:rPr>
     </w:lvl>
   </w:abstractNum>
-  <w:abstractNum w:abstractNumId="8" w15:restartNumberingAfterBreak="0">
+  <w:abstractNum w:abstractNumId="10" w15:restartNumberingAfterBreak="0">
     <w:nsid w:val="4AD5040C"/>
     <w:multiLevelType w:val="hybridMultilevel"/>
     <w:tmpl w:val="C6FC44A6"/>
@@ -13581,7 +13868,7 @@
       </w:rPr>
     </w:lvl>
   </w:abstractNum>
-  <w:abstractNum w:abstractNumId="9" w15:restartNumberingAfterBreak="0">
+  <w:abstractNum w:abstractNumId="11" w15:restartNumberingAfterBreak="0">
     <w:nsid w:val="513B7EA1"/>
     <w:multiLevelType w:val="hybridMultilevel"/>
     <w:tmpl w:val="6B5C4A68"/>
@@ -13694,7 +13981,7 @@
       </w:rPr>
     </w:lvl>
   </w:abstractNum>
-  <w:abstractNum w:abstractNumId="10" w15:restartNumberingAfterBreak="0">
+  <w:abstractNum w:abstractNumId="12" w15:restartNumberingAfterBreak="0">
     <w:nsid w:val="58B14600"/>
     <w:multiLevelType w:val="hybridMultilevel"/>
     <w:tmpl w:val="433A6502"/>
@@ -13807,7 +14094,7 @@
       </w:rPr>
     </w:lvl>
   </w:abstractNum>
-  <w:abstractNum w:abstractNumId="11" w15:restartNumberingAfterBreak="0">
+  <w:abstractNum w:abstractNumId="13" w15:restartNumberingAfterBreak="0">
     <w:nsid w:val="5F436901"/>
     <w:multiLevelType w:val="hybridMultilevel"/>
     <w:tmpl w:val="4DE48B7C"/>
@@ -13920,7 +14207,7 @@
       </w:rPr>
     </w:lvl>
   </w:abstractNum>
-  <w:abstractNum w:abstractNumId="12" w15:restartNumberingAfterBreak="0">
+  <w:abstractNum w:abstractNumId="14" w15:restartNumberingAfterBreak="0">
     <w:nsid w:val="6B48065D"/>
     <w:multiLevelType w:val="hybridMultilevel"/>
     <w:tmpl w:val="9566E192"/>
@@ -14033,7 +14320,120 @@
       </w:rPr>
     </w:lvl>
   </w:abstractNum>
-  <w:abstractNum w:abstractNumId="13" w15:restartNumberingAfterBreak="0">
+  <w:abstractNum w:abstractNumId="15" w15:restartNumberingAfterBreak="0">
+    <w:nsid w:val="6F0D1C0D"/>
+    <w:multiLevelType w:val="hybridMultilevel"/>
+    <w:tmpl w:val="AA8C2E28"/>
+    <w:lvl w:ilvl="0" w:tplc="240A0001">
+      <w:start w:val="1"/>
+      <w:numFmt w:val="bullet"/>
+      <w:lvlText w:val=""/>
+      <w:lvlJc w:val="left"/>
+      <w:pPr>
+        <w:ind w:left="720" w:hanging="360"/>
+      </w:pPr>
+      <w:rPr>
+        <w:rFonts w:ascii="Symbol" w:hAnsi="Symbol" w:hint="default"/>
+      </w:rPr>
+    </w:lvl>
+    <w:lvl w:ilvl="1" w:tplc="240A0003" w:tentative="1">
+      <w:start w:val="1"/>
+      <w:numFmt w:val="bullet"/>
+      <w:lvlText w:val="o"/>
+      <w:lvlJc w:val="left"/>
+      <w:pPr>
+        <w:ind w:left="1440" w:hanging="360"/>
+      </w:pPr>
+      <w:rPr>
+        <w:rFonts w:ascii="Courier New" w:hAnsi="Courier New" w:cs="Courier New" w:hint="default"/>
+      </w:rPr>
+    </w:lvl>
+    <w:lvl w:ilvl="2" w:tplc="240A0005" w:tentative="1">
+      <w:start w:val="1"/>
+      <w:numFmt w:val="bullet"/>
+      <w:lvlText w:val=""/>
+      <w:lvlJc w:val="left"/>
+      <w:pPr>
+        <w:ind w:left="2160" w:hanging="360"/>
+      </w:pPr>
+      <w:rPr>
+        <w:rFonts w:ascii="Wingdings" w:hAnsi="Wingdings" w:hint="default"/>
+      </w:rPr>
+    </w:lvl>
+    <w:lvl w:ilvl="3" w:tplc="240A0001" w:tentative="1">
+      <w:start w:val="1"/>
+      <w:numFmt w:val="bullet"/>
+      <w:lvlText w:val=""/>
+      <w:lvlJc w:val="left"/>
+      <w:pPr>
+        <w:ind w:left="2880" w:hanging="360"/>
+      </w:pPr>
+      <w:rPr>
+        <w:rFonts w:ascii="Symbol" w:hAnsi="Symbol" w:hint="default"/>
+      </w:rPr>
+    </w:lvl>
+    <w:lvl w:ilvl="4" w:tplc="240A0003" w:tentative="1">
+      <w:start w:val="1"/>
+      <w:numFmt w:val="bullet"/>
+      <w:lvlText w:val="o"/>
+      <w:lvlJc w:val="left"/>
+      <w:pPr>
+        <w:ind w:left="3600" w:hanging="360"/>
+      </w:pPr>
+      <w:rPr>
+        <w:rFonts w:ascii="Courier New" w:hAnsi="Courier New" w:cs="Courier New" w:hint="default"/>
+      </w:rPr>
+    </w:lvl>
+    <w:lvl w:ilvl="5" w:tplc="240A0005" w:tentative="1">
+      <w:start w:val="1"/>
+      <w:numFmt w:val="bullet"/>
+      <w:lvlText w:val=""/>
+      <w:lvlJc w:val="left"/>
+      <w:pPr>
+        <w:ind w:left="4320" w:hanging="360"/>
+      </w:pPr>
+      <w:rPr>
+        <w:rFonts w:ascii="Wingdings" w:hAnsi="Wingdings" w:hint="default"/>
+      </w:rPr>
+    </w:lvl>
+    <w:lvl w:ilvl="6" w:tplc="240A0001" w:tentative="1">
+      <w:start w:val="1"/>
+      <w:numFmt w:val="bullet"/>
+      <w:lvlText w:val=""/>
+      <w:lvlJc w:val="left"/>
+      <w:pPr>
+        <w:ind w:left="5040" w:hanging="360"/>
+      </w:pPr>
+      <w:rPr>
+        <w:rFonts w:ascii="Symbol" w:hAnsi="Symbol" w:hint="default"/>
+      </w:rPr>
+    </w:lvl>
+    <w:lvl w:ilvl="7" w:tplc="240A0003" w:tentative="1">
+      <w:start w:val="1"/>
+      <w:numFmt w:val="bullet"/>
+      <w:lvlText w:val="o"/>
+      <w:lvlJc w:val="left"/>
+      <w:pPr>
+        <w:ind w:left="5760" w:hanging="360"/>
+      </w:pPr>
+      <w:rPr>
+        <w:rFonts w:ascii="Courier New" w:hAnsi="Courier New" w:cs="Courier New" w:hint="default"/>
+      </w:rPr>
+    </w:lvl>
+    <w:lvl w:ilvl="8" w:tplc="240A0005" w:tentative="1">
+      <w:start w:val="1"/>
+      <w:numFmt w:val="bullet"/>
+      <w:lvlText w:val=""/>
+      <w:lvlJc w:val="left"/>
+      <w:pPr>
+        <w:ind w:left="6480" w:hanging="360"/>
+      </w:pPr>
+      <w:rPr>
+        <w:rFonts w:ascii="Wingdings" w:hAnsi="Wingdings" w:hint="default"/>
+      </w:rPr>
+    </w:lvl>
+  </w:abstractNum>
+  <w:abstractNum w:abstractNumId="16" w15:restartNumberingAfterBreak="0">
     <w:nsid w:val="6F1C43A0"/>
     <w:multiLevelType w:val="hybridMultilevel"/>
     <w:tmpl w:val="239205CC"/>
@@ -14146,7 +14546,7 @@
       </w:rPr>
     </w:lvl>
   </w:abstractNum>
-  <w:abstractNum w:abstractNumId="14" w15:restartNumberingAfterBreak="0">
+  <w:abstractNum w:abstractNumId="17" w15:restartNumberingAfterBreak="0">
     <w:nsid w:val="719B15A0"/>
     <w:multiLevelType w:val="hybridMultilevel"/>
     <w:tmpl w:val="8B6A06FC"/>
@@ -14259,7 +14659,120 @@
       </w:rPr>
     </w:lvl>
   </w:abstractNum>
-  <w:abstractNum w:abstractNumId="15" w15:restartNumberingAfterBreak="0">
+  <w:abstractNum w:abstractNumId="18" w15:restartNumberingAfterBreak="0">
+    <w:nsid w:val="72836320"/>
+    <w:multiLevelType w:val="hybridMultilevel"/>
+    <w:tmpl w:val="F918B9CE"/>
+    <w:lvl w:ilvl="0" w:tplc="240A0001">
+      <w:start w:val="1"/>
+      <w:numFmt w:val="bullet"/>
+      <w:lvlText w:val=""/>
+      <w:lvlJc w:val="left"/>
+      <w:pPr>
+        <w:ind w:left="720" w:hanging="360"/>
+      </w:pPr>
+      <w:rPr>
+        <w:rFonts w:ascii="Symbol" w:hAnsi="Symbol" w:hint="default"/>
+      </w:rPr>
+    </w:lvl>
+    <w:lvl w:ilvl="1" w:tplc="240A0003" w:tentative="1">
+      <w:start w:val="1"/>
+      <w:numFmt w:val="bullet"/>
+      <w:lvlText w:val="o"/>
+      <w:lvlJc w:val="left"/>
+      <w:pPr>
+        <w:ind w:left="1440" w:hanging="360"/>
+      </w:pPr>
+      <w:rPr>
+        <w:rFonts w:ascii="Courier New" w:hAnsi="Courier New" w:cs="Courier New" w:hint="default"/>
+      </w:rPr>
+    </w:lvl>
+    <w:lvl w:ilvl="2" w:tplc="240A0005" w:tentative="1">
+      <w:start w:val="1"/>
+      <w:numFmt w:val="bullet"/>
+      <w:lvlText w:val=""/>
+      <w:lvlJc w:val="left"/>
+      <w:pPr>
+        <w:ind w:left="2160" w:hanging="360"/>
+      </w:pPr>
+      <w:rPr>
+        <w:rFonts w:ascii="Wingdings" w:hAnsi="Wingdings" w:hint="default"/>
+      </w:rPr>
+    </w:lvl>
+    <w:lvl w:ilvl="3" w:tplc="240A0001" w:tentative="1">
+      <w:start w:val="1"/>
+      <w:numFmt w:val="bullet"/>
+      <w:lvlText w:val=""/>
+      <w:lvlJc w:val="left"/>
+      <w:pPr>
+        <w:ind w:left="2880" w:hanging="360"/>
+      </w:pPr>
+      <w:rPr>
+        <w:rFonts w:ascii="Symbol" w:hAnsi="Symbol" w:hint="default"/>
+      </w:rPr>
+    </w:lvl>
+    <w:lvl w:ilvl="4" w:tplc="240A0003" w:tentative="1">
+      <w:start w:val="1"/>
+      <w:numFmt w:val="bullet"/>
+      <w:lvlText w:val="o"/>
+      <w:lvlJc w:val="left"/>
+      <w:pPr>
+        <w:ind w:left="3600" w:hanging="360"/>
+      </w:pPr>
+      <w:rPr>
+        <w:rFonts w:ascii="Courier New" w:hAnsi="Courier New" w:cs="Courier New" w:hint="default"/>
+      </w:rPr>
+    </w:lvl>
+    <w:lvl w:ilvl="5" w:tplc="240A0005" w:tentative="1">
+      <w:start w:val="1"/>
+      <w:numFmt w:val="bullet"/>
+      <w:lvlText w:val=""/>
+      <w:lvlJc w:val="left"/>
+      <w:pPr>
+        <w:ind w:left="4320" w:hanging="360"/>
+      </w:pPr>
+      <w:rPr>
+        <w:rFonts w:ascii="Wingdings" w:hAnsi="Wingdings" w:hint="default"/>
+      </w:rPr>
+    </w:lvl>
+    <w:lvl w:ilvl="6" w:tplc="240A0001" w:tentative="1">
+      <w:start w:val="1"/>
+      <w:numFmt w:val="bullet"/>
+      <w:lvlText w:val=""/>
+      <w:lvlJc w:val="left"/>
+      <w:pPr>
+        <w:ind w:left="5040" w:hanging="360"/>
+      </w:pPr>
+      <w:rPr>
+        <w:rFonts w:ascii="Symbol" w:hAnsi="Symbol" w:hint="default"/>
+      </w:rPr>
+    </w:lvl>
+    <w:lvl w:ilvl="7" w:tplc="240A0003" w:tentative="1">
+      <w:start w:val="1"/>
+      <w:numFmt w:val="bullet"/>
+      <w:lvlText w:val="o"/>
+      <w:lvlJc w:val="left"/>
+      <w:pPr>
+        <w:ind w:left="5760" w:hanging="360"/>
+      </w:pPr>
+      <w:rPr>
+        <w:rFonts w:ascii="Courier New" w:hAnsi="Courier New" w:cs="Courier New" w:hint="default"/>
+      </w:rPr>
+    </w:lvl>
+    <w:lvl w:ilvl="8" w:tplc="240A0005" w:tentative="1">
+      <w:start w:val="1"/>
+      <w:numFmt w:val="bullet"/>
+      <w:lvlText w:val=""/>
+      <w:lvlJc w:val="left"/>
+      <w:pPr>
+        <w:ind w:left="6480" w:hanging="360"/>
+      </w:pPr>
+      <w:rPr>
+        <w:rFonts w:ascii="Wingdings" w:hAnsi="Wingdings" w:hint="default"/>
+      </w:rPr>
+    </w:lvl>
+  </w:abstractNum>
+  <w:abstractNum w:abstractNumId="19" w15:restartNumberingAfterBreak="0">
     <w:nsid w:val="7760001C"/>
     <w:multiLevelType w:val="hybridMultilevel"/>
     <w:tmpl w:val="DA00D140"/>
@@ -14372,7 +14885,7 @@
       </w:rPr>
     </w:lvl>
   </w:abstractNum>
-  <w:abstractNum w:abstractNumId="16" w15:restartNumberingAfterBreak="0">
+  <w:abstractNum w:abstractNumId="20" w15:restartNumberingAfterBreak="0">
     <w:nsid w:val="79EA563B"/>
     <w:multiLevelType w:val="hybridMultilevel"/>
     <w:tmpl w:val="CA0EF45A"/>
@@ -14485,7 +14998,7 @@
       </w:rPr>
     </w:lvl>
   </w:abstractNum>
-  <w:abstractNum w:abstractNumId="17" w15:restartNumberingAfterBreak="0">
+  <w:abstractNum w:abstractNumId="21" w15:restartNumberingAfterBreak="0">
     <w:nsid w:val="7A944C52"/>
     <w:multiLevelType w:val="hybridMultilevel"/>
     <w:tmpl w:val="4DF8A4A6"/>
@@ -14598,7 +15111,7 @@
       </w:rPr>
     </w:lvl>
   </w:abstractNum>
-  <w:abstractNum w:abstractNumId="18" w15:restartNumberingAfterBreak="0">
+  <w:abstractNum w:abstractNumId="22" w15:restartNumberingAfterBreak="0">
     <w:nsid w:val="7BCE6F6B"/>
     <w:multiLevelType w:val="hybridMultilevel"/>
     <w:tmpl w:val="570004FA"/>
@@ -14684,7 +15197,7 @@
       </w:pPr>
     </w:lvl>
   </w:abstractNum>
-  <w:abstractNum w:abstractNumId="19" w15:restartNumberingAfterBreak="0">
+  <w:abstractNum w:abstractNumId="23" w15:restartNumberingAfterBreak="0">
     <w:nsid w:val="7E3A58EC"/>
     <w:multiLevelType w:val="hybridMultilevel"/>
     <w:tmpl w:val="22AEB536"/>
@@ -14771,64 +15284,76 @@
     </w:lvl>
   </w:abstractNum>
   <w:num w:numId="1" w16cid:durableId="1235050477">
-    <w:abstractNumId w:val="10"/>
+    <w:abstractNumId w:val="12"/>
   </w:num>
   <w:num w:numId="2" w16cid:durableId="2067873167">
-    <w:abstractNumId w:val="9"/>
+    <w:abstractNumId w:val="11"/>
   </w:num>
   <w:num w:numId="3" w16cid:durableId="115414037">
-    <w:abstractNumId w:val="13"/>
+    <w:abstractNumId w:val="16"/>
   </w:num>
   <w:num w:numId="4" w16cid:durableId="349600162">
-    <w:abstractNumId w:val="15"/>
+    <w:abstractNumId w:val="19"/>
   </w:num>
   <w:num w:numId="5" w16cid:durableId="1248734338">
-    <w:abstractNumId w:val="14"/>
+    <w:abstractNumId w:val="17"/>
   </w:num>
   <w:num w:numId="6" w16cid:durableId="2015641317">
     <w:abstractNumId w:val="2"/>
   </w:num>
   <w:num w:numId="7" w16cid:durableId="231624906">
-    <w:abstractNumId w:val="11"/>
+    <w:abstractNumId w:val="13"/>
   </w:num>
   <w:num w:numId="8" w16cid:durableId="263420750">
-    <w:abstractNumId w:val="6"/>
+    <w:abstractNumId w:val="7"/>
   </w:num>
   <w:num w:numId="9" w16cid:durableId="2124612063">
-    <w:abstractNumId w:val="17"/>
+    <w:abstractNumId w:val="21"/>
   </w:num>
   <w:num w:numId="10" w16cid:durableId="159079337">
-    <w:abstractNumId w:val="12"/>
+    <w:abstractNumId w:val="14"/>
   </w:num>
   <w:num w:numId="11" w16cid:durableId="790443612">
-    <w:abstractNumId w:val="18"/>
+    <w:abstractNumId w:val="22"/>
   </w:num>
   <w:num w:numId="12" w16cid:durableId="942110906">
     <w:abstractNumId w:val="3"/>
   </w:num>
   <w:num w:numId="13" w16cid:durableId="2012368028">
-    <w:abstractNumId w:val="5"/>
+    <w:abstractNumId w:val="6"/>
   </w:num>
   <w:num w:numId="14" w16cid:durableId="1862934538">
-    <w:abstractNumId w:val="7"/>
+    <w:abstractNumId w:val="9"/>
   </w:num>
   <w:num w:numId="15" w16cid:durableId="1813401887">
-    <w:abstractNumId w:val="19"/>
+    <w:abstractNumId w:val="23"/>
   </w:num>
   <w:num w:numId="16" w16cid:durableId="1095636371">
-    <w:abstractNumId w:val="8"/>
+    <w:abstractNumId w:val="10"/>
   </w:num>
   <w:num w:numId="17" w16cid:durableId="319358279">
     <w:abstractNumId w:val="1"/>
   </w:num>
   <w:num w:numId="18" w16cid:durableId="1069112579">
-    <w:abstractNumId w:val="16"/>
+    <w:abstractNumId w:val="20"/>
   </w:num>
   <w:num w:numId="19" w16cid:durableId="1954433259">
     <w:abstractNumId w:val="4"/>
   </w:num>
   <w:num w:numId="20" w16cid:durableId="518356576">
     <w:abstractNumId w:val="0"/>
+  </w:num>
+  <w:num w:numId="21" w16cid:durableId="210772246">
+    <w:abstractNumId w:val="18"/>
+  </w:num>
+  <w:num w:numId="22" w16cid:durableId="1576282488">
+    <w:abstractNumId w:val="5"/>
+  </w:num>
+  <w:num w:numId="23" w16cid:durableId="666174723">
+    <w:abstractNumId w:val="15"/>
+  </w:num>
+  <w:num w:numId="24" w16cid:durableId="1915116904">
+    <w:abstractNumId w:val="8"/>
   </w:num>
 </w:numbering>
 </file>

--- a/Draft/6 Case Study.docx
+++ b/Draft/6 Case Study.docx
@@ -3485,7 +3485,7 @@
                 <w:rFonts w:asciiTheme="majorHAnsi" w:hAnsiTheme="majorHAnsi" w:cstheme="majorHAnsi"/>
                 <w:sz w:val="24"/>
                 <w:szCs w:val="24"/>
-                <w:lang w:val="en-NZ"/>
+                <w:lang w:val="es-CO"/>
               </w:rPr>
             </w:pPr>
             <w:r>
@@ -3493,7 +3493,7 @@
                 <w:rFonts w:asciiTheme="majorHAnsi" w:hAnsiTheme="majorHAnsi" w:cstheme="majorHAnsi"/>
                 <w:sz w:val="24"/>
                 <w:szCs w:val="24"/>
-                <w:lang w:val="en-NZ"/>
+                <w:lang w:val="es-CO"/>
               </w:rPr>
               <w:t>Haumi e, Hui e! Tāiki e!</w:t>
             </w:r>
@@ -11914,7 +11914,19 @@
         <w:rPr>
           <w:lang w:val="en-NZ"/>
         </w:rPr>
-        <w:t xml:space="preserve"> it was possible to run through the main functionalities of WorkshopAR again, from the room configuration to the to quick mock-up interactions with the Play Models, the annotations and the </w:t>
+        <w:t xml:space="preserve"> it was possible to run through the main functionalities of WorkshopAR again, from the room configuration to</w:t>
+      </w:r>
+      <w:r>
+        <w:rPr>
+          <w:lang w:val="en-NZ"/>
+        </w:rPr>
+        <w:t xml:space="preserve"> </w:t>
+      </w:r>
+      <w:r>
+        <w:rPr>
+          <w:lang w:val="en-NZ"/>
+        </w:rPr>
+        <w:t xml:space="preserve">quick mock-up interactions with the Play Models, the annotations and the </w:t>
       </w:r>
       <w:r>
         <w:rPr>
@@ -11983,14 +11995,38 @@
         <w:rPr>
           <w:lang w:val="en-NZ"/>
         </w:rPr>
-        <w:t xml:space="preserve">There was a strong contrast between the work done for the poster presentation and the interim report. The teaching staff commented that it was not exactly the intended outcome. The instructions did aske for a first version of the report to be worked collaboratively, but the </w:t>
+        <w:t xml:space="preserve">There was a strong contrast between the work done for the poster presentation and the interim report. The teaching staff commented that it was not exactly the intended outcome. The instructions did </w:t>
+      </w:r>
+      <w:r>
+        <w:rPr>
+          <w:lang w:val="en-NZ"/>
+        </w:rPr>
+        <w:t>ask</w:t>
+      </w:r>
+      <w:r>
+        <w:rPr>
+          <w:lang w:val="en-NZ"/>
+        </w:rPr>
+        <w:t xml:space="preserve"> for a first version of the report to be worked collaboratively, but the </w:t>
       </w:r>
       <w:r>
         <w:rPr>
           <w:lang w:val="en-NZ"/>
         </w:rPr>
         <w:lastRenderedPageBreak/>
-        <w:t>reality was that there was no need to doit, al the resources were ready for each student individually, a situation that exemplified very well that collaborative work was not a natural occurrence and it had to be properly designed</w:t>
+        <w:t xml:space="preserve">reality was that there was no need to doit, </w:t>
+      </w:r>
+      <w:r>
+        <w:rPr>
+          <w:lang w:val="en-NZ"/>
+        </w:rPr>
+        <w:t>all</w:t>
+      </w:r>
+      <w:r>
+        <w:rPr>
+          <w:lang w:val="en-NZ"/>
+        </w:rPr>
+        <w:t xml:space="preserve"> the resources were ready for each student individually, a situation that exemplified very well that collaborative work was not a natural occurrence and it had to be properly designed</w:t>
       </w:r>
       <w:r>
         <w:rPr>
@@ -12321,56 +12357,440 @@
         <w:rPr>
           <w:lang w:val="en-NZ"/>
         </w:rPr>
-        <w:t>Problems with using WAR with another tech</w:t>
-      </w:r>
-    </w:p>
-    <w:p>
-      <w:pPr>
-        <w:rPr>
-          <w:lang w:val="en-NZ"/>
-        </w:rPr>
-      </w:pPr>
-      <w:r>
-        <w:rPr>
-          <w:lang w:val="en-NZ"/>
-        </w:rPr>
-        <w:t>Capitalize on the annotation and the debates</w:t>
-      </w:r>
-    </w:p>
-    <w:p>
-      <w:pPr>
-        <w:rPr>
-          <w:lang w:val="en-NZ"/>
-        </w:rPr>
-      </w:pPr>
-      <w:r>
-        <w:rPr>
-          <w:lang w:val="en-NZ"/>
-        </w:rPr>
-        <w:t>Changes to the format proposed by the lecturers</w:t>
-      </w:r>
-    </w:p>
-    <w:p>
-      <w:pPr>
-        <w:rPr>
-          <w:lang w:val="en-NZ"/>
-        </w:rPr>
-      </w:pPr>
-      <w:r>
-        <w:rPr>
-          <w:lang w:val="en-NZ"/>
-        </w:rPr>
-        <w:t>Interview with AE and how dissonant was the work of the CM</w:t>
-      </w:r>
-    </w:p>
-    <w:p>
-      <w:pPr>
-        <w:rPr>
-          <w:lang w:val="en-NZ"/>
-        </w:rPr>
-      </w:pPr>
-      <w:r>
-        <w:rPr>
+        <w:t>At the end of the first semester of the course the students had worked in understanding the requirements of the construction development scenario proposed to them, the build an architectural design based on the technical and social context of the project and communicated their ideas to the client, received feedback of their work and iterated over their design for the next semester.</w:t>
+      </w:r>
+    </w:p>
+    <w:p>
+      <w:pPr>
+        <w:rPr>
+          <w:lang w:val="en-NZ"/>
+        </w:rPr>
+      </w:pPr>
+      <w:r>
+        <w:rPr>
+          <w:lang w:val="en-NZ"/>
+        </w:rPr>
+        <w:t>During the activities done for the course, the students were able to demonstrate:</w:t>
+      </w:r>
+    </w:p>
+    <w:p>
+      <w:pPr>
+        <w:pStyle w:val="Prrafodelista"/>
+        <w:numPr>
+          <w:ilvl w:val="0"/>
+          <w:numId w:val="25"/>
+        </w:numPr>
+        <w:rPr>
+          <w:lang w:val="en-NZ"/>
+        </w:rPr>
+      </w:pPr>
+      <w:r>
+        <w:rPr>
+          <w:lang w:val="en-NZ"/>
+        </w:rPr>
+        <w:t>Organization in the structure of their work so that information could be gathered, distributed and discussed to make decisions and develop the proposal.</w:t>
+      </w:r>
+    </w:p>
+    <w:p>
+      <w:pPr>
+        <w:pStyle w:val="Prrafodelista"/>
+        <w:numPr>
+          <w:ilvl w:val="0"/>
+          <w:numId w:val="25"/>
+        </w:numPr>
+        <w:rPr>
+          <w:lang w:val="en-NZ"/>
+        </w:rPr>
+      </w:pPr>
+      <w:r>
+        <w:rPr>
+          <w:lang w:val="en-NZ"/>
+        </w:rPr>
+        <w:t>A communal understanding of the problem and the proposal used to present a coherent solution to the client.</w:t>
+      </w:r>
+    </w:p>
+    <w:p>
+      <w:pPr>
+        <w:pStyle w:val="Prrafodelista"/>
+        <w:numPr>
+          <w:ilvl w:val="0"/>
+          <w:numId w:val="25"/>
+        </w:numPr>
+        <w:rPr>
+          <w:lang w:val="en-NZ"/>
+        </w:rPr>
+      </w:pPr>
+      <w:r>
+        <w:rPr>
+          <w:lang w:val="en-NZ"/>
+        </w:rPr>
+        <w:t>Mechanisms to organize the group, manage conflict and respond to external issues.</w:t>
+      </w:r>
+    </w:p>
+    <w:p>
+      <w:pPr>
+        <w:rPr>
+          <w:lang w:val="en-NZ"/>
+        </w:rPr>
+      </w:pPr>
+      <w:r>
+        <w:rPr>
+          <w:lang w:val="en-NZ"/>
+        </w:rPr>
+        <w:t xml:space="preserve">As part of the activities of the course it was possible to gradually introduce the use of WorkshopAR to support these instances of collaborative learning, and despite some mishaps in timing and approach, it was possible to identify aspects of the software created that promoted the </w:t>
+      </w:r>
+      <w:r>
+        <w:rPr>
+          <w:lang w:val="en-NZ"/>
+        </w:rPr>
+        <w:t>most</w:t>
+      </w:r>
+      <w:r>
+        <w:rPr>
+          <w:lang w:val="en-NZ"/>
+        </w:rPr>
+        <w:t xml:space="preserve"> </w:t>
+      </w:r>
+      <w:r>
+        <w:rPr>
+          <w:lang w:val="en-NZ"/>
+        </w:rPr>
+        <w:t>positive</w:t>
+      </w:r>
+      <w:r>
+        <w:rPr>
+          <w:lang w:val="en-NZ"/>
+        </w:rPr>
+        <w:t xml:space="preserve"> behaviours</w:t>
+      </w:r>
+      <w:r>
+        <w:rPr>
+          <w:lang w:val="en-NZ"/>
+        </w:rPr>
+        <w:t>, that integrated the best with the work of the group or that incited the most positive response on the students:</w:t>
+      </w:r>
+    </w:p>
+    <w:p>
+      <w:pPr>
+        <w:pStyle w:val="Prrafodelista"/>
+        <w:numPr>
+          <w:ilvl w:val="0"/>
+          <w:numId w:val="26"/>
+        </w:numPr>
+        <w:rPr>
+          <w:lang w:val="en-NZ"/>
+        </w:rPr>
+      </w:pPr>
+      <w:r>
+        <w:rPr>
+          <w:lang w:val="en-NZ"/>
+        </w:rPr>
+        <w:t>The visual structure to organize the work session and other activities like brainstorming or debates.</w:t>
+      </w:r>
+    </w:p>
+    <w:p>
+      <w:pPr>
+        <w:pStyle w:val="Prrafodelista"/>
+        <w:numPr>
+          <w:ilvl w:val="0"/>
+          <w:numId w:val="26"/>
+        </w:numPr>
+        <w:rPr>
+          <w:lang w:val="en-NZ"/>
+        </w:rPr>
+      </w:pPr>
+      <w:r>
+        <w:rPr>
+          <w:lang w:val="en-NZ"/>
+        </w:rPr>
+        <w:t>The communications features present in the annotations and debate tools.</w:t>
+      </w:r>
+    </w:p>
+    <w:p>
+      <w:pPr>
+        <w:rPr>
+          <w:lang w:val="en-NZ"/>
+        </w:rPr>
+      </w:pPr>
+      <w:r>
+        <w:rPr>
+          <w:lang w:val="en-NZ"/>
+        </w:rPr>
+        <w:t xml:space="preserve">The semester break was used to work on those functionalities the most so </w:t>
+      </w:r>
+      <w:r>
+        <w:rPr>
+          <w:lang w:val="en-NZ"/>
+        </w:rPr>
+        <w:t>variations</w:t>
+      </w:r>
+      <w:r>
+        <w:rPr>
+          <w:lang w:val="en-NZ"/>
+        </w:rPr>
+        <w:t xml:space="preserve"> of different ideas could be tested during the second semester. It was of special interest to explore the idea of offering the students means to configure the level of structure implemented by the software, as well as to expand the use of visual elements in the annotations and debates tools to promote more social activities around them. Sections 5.2.3.3 and 5.2.3.4 detail the development of those features.</w:t>
+      </w:r>
+    </w:p>
+    <w:p>
+      <w:pPr>
+        <w:rPr>
+          <w:lang w:val="en-NZ"/>
+        </w:rPr>
+      </w:pPr>
+      <w:r>
+        <w:rPr>
+          <w:lang w:val="en-NZ"/>
+        </w:rPr>
+        <w:t>It was also an opportunity to acknowledge some of the biggest issues the students found with the use of WorkshopAR, namely, trying to ease the process of hopping from the computer to the phone and the reticence several students had to keep using their phone in what could be considered a work environment.</w:t>
+      </w:r>
+    </w:p>
+    <w:p>
+      <w:pPr>
+        <w:rPr>
+          <w:lang w:val="en-NZ"/>
+        </w:rPr>
+      </w:pPr>
+      <w:r>
+        <w:rPr>
+          <w:lang w:val="en-NZ"/>
+        </w:rPr>
+        <w:t xml:space="preserve">The proposed solution was to use a set of rigged arm holders to keep the point of view of the phone fixed, but still allowing some manoeuvrability. The plan was to offer a way to keep the phone active during the activity </w:t>
+      </w:r>
+      <w:r>
+        <w:rPr>
+          <w:lang w:val="en-NZ"/>
+        </w:rPr>
+        <w:t>and</w:t>
+      </w:r>
+      <w:r>
+        <w:rPr>
+          <w:lang w:val="en-NZ"/>
+        </w:rPr>
+        <w:t xml:space="preserve"> </w:t>
+      </w:r>
+      <w:r>
+        <w:rPr>
+          <w:lang w:val="en-NZ"/>
+        </w:rPr>
+        <w:t xml:space="preserve">for it </w:t>
+      </w:r>
+      <w:r>
+        <w:rPr>
+          <w:lang w:val="en-NZ"/>
+        </w:rPr>
+        <w:t>to ac</w:t>
+      </w:r>
+      <w:r>
+        <w:rPr>
+          <w:lang w:val="en-NZ"/>
+        </w:rPr>
+        <w:t>t</w:t>
+      </w:r>
+      <w:r>
+        <w:rPr>
+          <w:lang w:val="en-NZ"/>
+        </w:rPr>
+        <w:t xml:space="preserve"> </w:t>
+      </w:r>
+      <w:r>
+        <w:rPr>
+          <w:lang w:val="en-NZ"/>
+        </w:rPr>
+        <w:t>like</w:t>
+      </w:r>
+      <w:r>
+        <w:rPr>
+          <w:lang w:val="en-NZ"/>
+        </w:rPr>
+        <w:t xml:space="preserve"> a second screen to be used along the </w:t>
+      </w:r>
+      <w:r>
+        <w:rPr>
+          <w:lang w:val="en-NZ"/>
+        </w:rPr>
+        <w:lastRenderedPageBreak/>
+        <w:t xml:space="preserve">computers, </w:t>
+      </w:r>
+      <w:r>
+        <w:rPr>
+          <w:lang w:val="en-NZ"/>
+        </w:rPr>
+        <w:t>all in</w:t>
+      </w:r>
+      <w:r>
+        <w:rPr>
+          <w:lang w:val="en-NZ"/>
+        </w:rPr>
+        <w:t xml:space="preserve"> hope o</w:t>
+      </w:r>
+      <w:r>
+        <w:rPr>
+          <w:lang w:val="en-NZ"/>
+        </w:rPr>
+        <w:t>f</w:t>
+      </w:r>
+      <w:r>
+        <w:rPr>
+          <w:lang w:val="en-NZ"/>
+        </w:rPr>
+        <w:t xml:space="preserve"> giving the whole set up a more “serious” look that would </w:t>
+      </w:r>
+      <w:r>
+        <w:rPr>
+          <w:lang w:val="en-NZ"/>
+        </w:rPr>
+        <w:t>encourage</w:t>
+      </w:r>
+      <w:r>
+        <w:rPr>
+          <w:lang w:val="en-NZ"/>
+        </w:rPr>
+        <w:t xml:space="preserve"> the use of the phone in a more positive way.</w:t>
+      </w:r>
+      <w:r>
+        <w:rPr>
+          <w:lang w:val="en-NZ"/>
+        </w:rPr>
+        <w:t xml:space="preserve"> Section 5.2.4.1 details more this idea.</w:t>
+      </w:r>
+    </w:p>
+    <w:p>
+      <w:pPr>
+        <w:rPr>
+          <w:lang w:val="en-NZ"/>
+        </w:rPr>
+      </w:pPr>
+      <w:r>
+        <w:rPr>
+          <w:lang w:val="en-NZ"/>
+        </w:rPr>
+        <w:t>The teaching staff also used the break period to adjust several aspects of the course that were noticed to be causing problems among the students. There were two main concerns that were detected in varied degrees among all the groups:</w:t>
+      </w:r>
+    </w:p>
+    <w:p>
+      <w:pPr>
+        <w:pStyle w:val="Prrafodelista"/>
+        <w:numPr>
+          <w:ilvl w:val="0"/>
+          <w:numId w:val="27"/>
+        </w:numPr>
+        <w:rPr>
+          <w:lang w:val="en-NZ"/>
+        </w:rPr>
+      </w:pPr>
+      <w:r>
+        <w:rPr>
+          <w:lang w:val="en-NZ"/>
+        </w:rPr>
+        <w:t>It was difficult to access the information needed to develop the project. It was detected the most wen students were trying to understand the specific requirements of each role for the activities of the project and the extend or scope in which they wad to work. These questions came from almost all students several times during the semester, despite the information being present in the LMS, but apparently it was not clear or difficult to find.</w:t>
+      </w:r>
+    </w:p>
+    <w:p>
+      <w:pPr>
+        <w:pStyle w:val="Prrafodelista"/>
+        <w:numPr>
+          <w:ilvl w:val="0"/>
+          <w:numId w:val="27"/>
+        </w:numPr>
+        <w:rPr>
+          <w:lang w:val="en-NZ"/>
+        </w:rPr>
+      </w:pPr>
+      <w:r>
+        <w:rPr>
+          <w:lang w:val="en-NZ"/>
+        </w:rPr>
+        <w:t>The role of the CM was having problems being part of the workflow in almost all groups. Even after clarifying the scope of the project, it was not clear what should be the focus of their work and what to report in the posters or the interim report. A somewhat similar scenario happened to the AE, that had a very clear and intensive goal at the beginning of the project, but after the proposal was finished, it was not clear what should be the next step of their work.</w:t>
+      </w:r>
+    </w:p>
+    <w:p>
+      <w:pPr>
+        <w:rPr>
+          <w:lang w:val="en-NZ"/>
+        </w:rPr>
+      </w:pPr>
+      <w:r>
+        <w:rPr>
+          <w:lang w:val="en-NZ"/>
+        </w:rPr>
+        <w:t xml:space="preserve">The teaching team dedicated a considerable effort to restructure the LMS so each role could </w:t>
+      </w:r>
+      <w:r>
+        <w:rPr>
+          <w:lang w:val="en-NZ"/>
+        </w:rPr>
+        <w:t>navigate</w:t>
+      </w:r>
+      <w:r>
+        <w:rPr>
+          <w:lang w:val="en-NZ"/>
+        </w:rPr>
+        <w:t xml:space="preserve"> better the extensive documentation of the project and find relevant information about their work and the marking criteria of each </w:t>
+      </w:r>
+      <w:r>
+        <w:rPr>
+          <w:lang w:val="en-NZ"/>
+        </w:rPr>
+        <w:t>deliverable</w:t>
+      </w:r>
+      <w:r>
+        <w:rPr>
+          <w:lang w:val="en-NZ"/>
+        </w:rPr>
+        <w:t>. The team also decided to enforce more the use of the public forum provided by the LMS</w:t>
+      </w:r>
+      <w:r>
+        <w:rPr>
+          <w:lang w:val="en-NZ"/>
+        </w:rPr>
+        <w:t>, adding a lot of information, questions and answers in different conversations thread that the students were encouraged to use instead of waiting for the classroom session to get in contact with the lecturers or other students.</w:t>
+      </w:r>
+    </w:p>
+    <w:p>
+      <w:pPr>
+        <w:rPr>
+          <w:lang w:val="en-NZ"/>
+        </w:rPr>
+      </w:pPr>
+      <w:r>
+        <w:rPr>
+          <w:lang w:val="en-NZ"/>
+        </w:rPr>
+        <w:t xml:space="preserve">Issues with the balance of work between the different roles, as well as some aspect of how the simulation experience with the “client”, were acknowledge and discussed but needed more time and work for a solution with more complex changes to be </w:t>
+      </w:r>
+      <w:r>
+        <w:rPr>
+          <w:lang w:val="en-NZ"/>
+        </w:rPr>
+        <w:t>implemented and were postponed for the next cohort of the course. Some of the ideas related to this topic will be discussed in section 6.10.</w:t>
+      </w:r>
+    </w:p>
+    <w:p>
+      <w:pPr>
+        <w:rPr>
+          <w:lang w:val="en-NZ"/>
+        </w:rPr>
+      </w:pPr>
+      <w:r>
+        <w:rPr>
+          <w:lang w:val="en-NZ"/>
+        </w:rPr>
+        <w:t>Both the learning and technical fronts in the development of the course and the research used the time in the semester break to adjust approaches and test new proposals for the next semester and the last stage of observations, as will be discussed in next section.</w:t>
+      </w:r>
+    </w:p>
+    <w:p>
+      <w:pPr>
+        <w:pStyle w:val="Ttulo1"/>
+        <w:rPr>
+          <w:sz w:val="22"/>
+          <w:szCs w:val="22"/>
+          <w:lang w:val="en-NZ"/>
+        </w:rPr>
+      </w:pPr>
+      <w:r>
+        <w:rPr>
+          <w:sz w:val="22"/>
+          <w:szCs w:val="22"/>
           <w:lang w:val="en-NZ"/>
         </w:rPr>
         <w:t>6.8 Weeks 14 to 20: Second Semester Workout</w:t>
@@ -12386,42 +12806,142 @@
         <w:rPr>
           <w:lang w:val="en-NZ"/>
         </w:rPr>
-        <w:t>Test the arm rigs, failed</w:t>
-      </w:r>
-    </w:p>
-    <w:p>
-      <w:pPr>
-        <w:rPr>
-          <w:lang w:val="en-NZ"/>
-        </w:rPr>
-      </w:pPr>
-      <w:r>
-        <w:rPr>
-          <w:lang w:val="en-NZ"/>
-        </w:rPr>
-        <w:t>Test the emotes, win</w:t>
-      </w:r>
-    </w:p>
-    <w:p>
-      <w:pPr>
-        <w:rPr>
-          <w:lang w:val="en-NZ"/>
-        </w:rPr>
-      </w:pPr>
-      <w:r>
-        <w:rPr>
+        <w:t xml:space="preserve">This las section of the observations will encompass all the work done during the second semester. The more general view of </w:t>
+      </w:r>
+      <w:r>
+        <w:rPr>
+          <w:lang w:val="en-NZ"/>
+        </w:rPr>
+        <w:t>the</w:t>
+      </w:r>
+      <w:r>
+        <w:rPr>
+          <w:lang w:val="en-NZ"/>
+        </w:rPr>
+        <w:t xml:space="preserve"> activities of the students during this second workout is due to a couple of factors:</w:t>
+      </w:r>
+    </w:p>
+    <w:p>
+      <w:pPr>
+        <w:pStyle w:val="Prrafodelista"/>
+        <w:numPr>
+          <w:ilvl w:val="0"/>
+          <w:numId w:val="28"/>
+        </w:numPr>
+        <w:rPr>
+          <w:lang w:val="en-NZ"/>
+        </w:rPr>
+      </w:pPr>
+      <w:r>
+        <w:rPr>
+          <w:lang w:val="en-NZ"/>
+        </w:rPr>
+        <w:t xml:space="preserve">The activities proposed for </w:t>
+      </w:r>
+      <w:r>
+        <w:rPr>
+          <w:lang w:val="en-NZ"/>
+        </w:rPr>
+        <w:t>the groups, now on track B, were exactly de same, a poster and a final client report, this time aimed a presenting a refined final design proposal for the project.</w:t>
+      </w:r>
+    </w:p>
+    <w:p>
+      <w:pPr>
+        <w:pStyle w:val="Prrafodelista"/>
+        <w:numPr>
+          <w:ilvl w:val="0"/>
+          <w:numId w:val="28"/>
+        </w:numPr>
+        <w:rPr>
+          <w:lang w:val="en-NZ"/>
+        </w:rPr>
+      </w:pPr>
+      <w:r>
+        <w:rPr>
+          <w:lang w:val="en-NZ"/>
+        </w:rPr>
+        <w:lastRenderedPageBreak/>
+        <w:t>Of the 12 weeks of work for the semester, only 6 were observed, those dedicated to the work on the poster presentation since it was the activity that demonstrated the most collaborative work.</w:t>
+      </w:r>
+    </w:p>
+    <w:p>
+      <w:pPr>
+        <w:pStyle w:val="Prrafodelista"/>
+        <w:numPr>
+          <w:ilvl w:val="0"/>
+          <w:numId w:val="28"/>
+        </w:numPr>
+        <w:rPr>
+          <w:lang w:val="en-NZ"/>
+        </w:rPr>
+      </w:pPr>
+      <w:r>
+        <w:rPr>
+          <w:lang w:val="en-NZ"/>
+        </w:rPr>
+        <w:t>The observations were even more focused, with the specific objective of testing the changes made to the physical disposition of the tool and to the annotations and debate features.</w:t>
+      </w:r>
+    </w:p>
+    <w:p>
+      <w:pPr>
+        <w:rPr>
+          <w:lang w:val="en-NZ"/>
+        </w:rPr>
+      </w:pPr>
+      <w:r>
+        <w:rPr>
+          <w:lang w:val="en-NZ"/>
+        </w:rPr>
+        <w:t xml:space="preserve">Besides the changes made to the presentation of information in the LMS, the structure of the course was </w:t>
+      </w:r>
+      <w:r>
+        <w:rPr>
+          <w:lang w:val="en-NZ"/>
+        </w:rPr>
+        <w:t>the same</w:t>
+      </w:r>
+      <w:r>
+        <w:rPr>
+          <w:lang w:val="en-NZ"/>
+        </w:rPr>
+        <w:t xml:space="preserve">, the groups were firmly stablished by then and the overall objective of the project was clear. </w:t>
+      </w:r>
+      <w:r>
+        <w:rPr>
+          <w:lang w:val="en-NZ"/>
+        </w:rPr>
+        <w:t>The biggest change on the dynamics of the classroom session was on the TA team and the procedure implemented for the students to seek information about the project, as will be described in the next section.</w:t>
+      </w:r>
+    </w:p>
+    <w:p>
+      <w:pPr>
+        <w:pStyle w:val="Ttulo2"/>
+        <w:rPr>
+          <w:sz w:val="22"/>
+          <w:szCs w:val="22"/>
+          <w:lang w:val="en-NZ"/>
+        </w:rPr>
+      </w:pPr>
+      <w:r>
+        <w:rPr>
+          <w:sz w:val="22"/>
+          <w:szCs w:val="22"/>
           <w:lang w:val="en-NZ"/>
         </w:rPr>
         <w:t>6.</w:t>
       </w:r>
       <w:r>
         <w:rPr>
+          <w:sz w:val="22"/>
+          <w:szCs w:val="22"/>
           <w:lang w:val="en-NZ"/>
         </w:rPr>
         <w:t>8</w:t>
       </w:r>
       <w:r>
         <w:rPr>
+          <w:sz w:val="22"/>
+          <w:szCs w:val="22"/>
           <w:lang w:val="en-NZ"/>
         </w:rPr>
         <w:t>.1 General Observations</w:t>
@@ -12437,16 +12957,342 @@
         <w:rPr>
           <w:lang w:val="en-NZ"/>
         </w:rPr>
+        <w:t>The first other of the day for all the groups starting now the track B of the course was to understand the new mechanisms proposed to facilitate the flow of information from the teaching staff and from other students.</w:t>
+      </w:r>
+    </w:p>
+    <w:p>
+      <w:pPr>
+        <w:rPr>
+          <w:lang w:val="en-NZ"/>
+        </w:rPr>
+      </w:pPr>
+      <w:r>
+        <w:rPr>
+          <w:lang w:val="en-NZ"/>
+        </w:rPr>
+        <w:t>The first change was on the structure of the TA group. Despite being it an interesting mechanic to have all the TA at disposition to help during the classroom sessions, it also meant that the teaching staff had to also coordinate with the TA team all the information of the course and the answers that were given to the students about different aspects of the project. Despite the benefits of having a lot of TA helping in the classroom, the confusion created by contradictory answers from different TA was not helping the students to progress in their project efficiently. The TA would now rotate in each session, and the students would have to work with the specialties that were present in the classroom in any given session. Less flexibility for the students more much easier to administrate for the teaching staff.</w:t>
+      </w:r>
+    </w:p>
+    <w:p>
+      <w:pPr>
+        <w:rPr>
+          <w:lang w:val="en-NZ"/>
+        </w:rPr>
+      </w:pPr>
+      <w:r>
+        <w:rPr>
+          <w:lang w:val="en-NZ"/>
+        </w:rPr>
+        <w:t>To support the lack of TA present for this second semester, the students the strongly encouraged to use the forum tool in the LMS to keep information flowing from the teaching staff and more importantly, from the students themselves. During the following weeks it was possible to see the lecturers and the TA redirecting the students to the forum every time a question was asked, specially those related to technical information about the project. Another interesting activity was to encourage the students to write a question they just asked in the forum. The teaching staff would provide an answer through the forum instead of doing it directly, enforcing the use of the tool.</w:t>
+      </w:r>
+    </w:p>
+    <w:p>
+      <w:pPr>
+        <w:rPr>
+          <w:lang w:val="en-NZ"/>
+        </w:rPr>
+      </w:pPr>
+      <w:r>
+        <w:rPr>
+          <w:lang w:val="en-NZ"/>
+        </w:rPr>
+        <w:t>It was interesting to observe that the forum was growing little by little, and that the students were using it to communicate with other groups, with the teaching staff and creating a communal repository of knowledge, albeit in a bit forced manner. It was an interesting approach to the use of a forum tool that was observed to be failing in the previous semester, mainly because the students saw no value in it</w:t>
+      </w:r>
+      <w:r>
+        <w:rPr>
+          <w:lang w:val="en-NZ"/>
+        </w:rPr>
+        <w:t>, but now it was strongly integrated to their workflow</w:t>
+      </w:r>
+      <w:r>
+        <w:rPr>
+          <w:lang w:val="en-NZ"/>
+        </w:rPr>
+        <w:t>.</w:t>
+      </w:r>
+    </w:p>
+    <w:p>
+      <w:pPr>
+        <w:rPr>
+          <w:lang w:val="en-NZ"/>
+        </w:rPr>
+      </w:pPr>
+      <w:r>
+        <w:rPr>
+          <w:lang w:val="en-NZ"/>
+        </w:rPr>
+        <w:t>It was possible to regain contact with Team D during the second semester, and it was valuable to take the opportunity to test most of the new approaches of WorkshopAR with them since that had experience with the previous versions of the tool and new the context of the research the best.</w:t>
+      </w:r>
+      <w:r>
+        <w:rPr>
+          <w:lang w:val="en-NZ"/>
+        </w:rPr>
+        <w:t xml:space="preserve"> They also serve as a good example of the </w:t>
+      </w:r>
+      <w:r>
+        <w:rPr>
+          <w:lang w:val="en-NZ"/>
+        </w:rPr>
+        <w:t xml:space="preserve">noticeable distinction </w:t>
+      </w:r>
+      <w:r>
+        <w:rPr>
+          <w:lang w:val="en-NZ"/>
+        </w:rPr>
+        <w:lastRenderedPageBreak/>
+        <w:t>between groups that had formed in the course and that was described in section 6.6.1. Some groups had a good head start from the previous semester and the work done to create the refinement of the project was not as intensive as in the first 10 weeks of observations. On the other hand, some groups had to reform, keep working with less team members or basically start with a new proposal creating two distinct scenarios of work in the classroom.</w:t>
+      </w:r>
+    </w:p>
+    <w:p>
+      <w:pPr>
+        <w:rPr>
+          <w:lang w:val="en-US"/>
+        </w:rPr>
+      </w:pPr>
+      <w:r>
+        <w:rPr>
+          <w:lang w:val="en-US"/>
+        </w:rPr>
+        <w:t>Team D had obtained v</w:t>
+      </w:r>
+      <w:r>
+        <w:rPr>
+          <w:lang w:val="en-US"/>
+        </w:rPr>
+        <w:t>ery good results in the previous semester, and they were a little bit complacent with their work</w:t>
+      </w:r>
+      <w:r>
+        <w:rPr>
+          <w:lang w:val="en-US"/>
+        </w:rPr>
+        <w:t>.</w:t>
+      </w:r>
+      <w:r>
+        <w:rPr>
+          <w:lang w:val="en-US"/>
+        </w:rPr>
+        <w:t xml:space="preserve"> The general observations described for week 10 to 13 remained present </w:t>
+      </w:r>
+      <w:r>
+        <w:rPr>
+          <w:lang w:val="en-US"/>
+        </w:rPr>
+        <w:t>throughout</w:t>
+      </w:r>
+      <w:r>
+        <w:rPr>
+          <w:lang w:val="en-US"/>
+        </w:rPr>
+        <w:t xml:space="preserve"> the new semester: collaboration was minimal because the intensity of the work was also down, and they kept coming to the classroom because it was the best place to advance in their work throughout the week</w:t>
+      </w:r>
+      <w:r>
+        <w:rPr>
+          <w:lang w:val="en-US"/>
+        </w:rPr>
+        <w:t>.</w:t>
+      </w:r>
+      <w:r>
+        <w:rPr>
+          <w:lang w:val="en-US"/>
+        </w:rPr>
+        <w:t xml:space="preserve"> </w:t>
+      </w:r>
+      <w:r>
+        <w:rPr>
+          <w:lang w:val="en-US"/>
+        </w:rPr>
+        <w:t>It</w:t>
+      </w:r>
+      <w:r>
+        <w:rPr>
+          <w:lang w:val="en-US"/>
+        </w:rPr>
+        <w:t xml:space="preserve"> could also be added that this semester was also the last semester for many of the students, which saw this project as the very last effort before graduation</w:t>
+      </w:r>
+      <w:r>
+        <w:rPr>
+          <w:lang w:val="en-US"/>
+        </w:rPr>
+        <w:t xml:space="preserve"> and just wanted to get over it.</w:t>
+      </w:r>
+    </w:p>
+    <w:p>
+      <w:pPr>
+        <w:rPr>
+          <w:lang w:val="en-US"/>
+        </w:rPr>
+      </w:pPr>
+      <w:r>
+        <w:rPr>
+          <w:lang w:val="en-US"/>
+        </w:rPr>
+        <w:t>Team E</w:t>
+      </w:r>
+      <w:r>
+        <w:rPr>
+          <w:lang w:val="en-US"/>
+        </w:rPr>
+        <w:t xml:space="preserve"> offered an i</w:t>
+      </w:r>
+      <w:r>
+        <w:rPr>
+          <w:lang w:val="en-US"/>
+        </w:rPr>
+        <w:t>nteresting contrast.</w:t>
+      </w:r>
+      <w:r>
+        <w:rPr>
+          <w:lang w:val="en-US"/>
+        </w:rPr>
+        <w:t xml:space="preserve"> </w:t>
+      </w:r>
+      <w:r>
+        <w:rPr>
+          <w:lang w:val="en-US"/>
+        </w:rPr>
+        <w:t>First,</w:t>
+      </w:r>
+      <w:r>
+        <w:rPr>
+          <w:lang w:val="en-US"/>
+        </w:rPr>
+        <w:t xml:space="preserve"> they will be </w:t>
+      </w:r>
+      <w:r>
+        <w:rPr>
+          <w:lang w:val="en-US"/>
+        </w:rPr>
+        <w:t>referred to</w:t>
+      </w:r>
+      <w:r>
+        <w:rPr>
+          <w:lang w:val="en-US"/>
+        </w:rPr>
+        <w:t xml:space="preserve"> as Team E just for simplicity, because the observation took place when several students were working together with the aid of one of the </w:t>
+      </w:r>
+      <w:r>
+        <w:rPr>
+          <w:lang w:val="en-US"/>
+        </w:rPr>
+        <w:t>lectures</w:t>
+      </w:r>
+      <w:r>
+        <w:rPr>
+          <w:lang w:val="en-US"/>
+        </w:rPr>
+        <w:t xml:space="preserve">, but they were not necessarily from the same group. In fact, some </w:t>
+      </w:r>
+      <w:r>
+        <w:rPr>
+          <w:lang w:val="en-US"/>
+        </w:rPr>
+        <w:t>members of Team B were present there. They commented that they had a lot of communication problems towards the end of the poster presentation principally because a lot of the members never showed up for class. At the end, the two members present try their best to gather as much information as possible and later coordinate with the rest of the group via teams. It was not ideal, but it was what worked best for them.</w:t>
+      </w:r>
+    </w:p>
+    <w:p>
+      <w:pPr>
+        <w:rPr>
+          <w:lang w:val="en-US"/>
+        </w:rPr>
+      </w:pPr>
+      <w:r>
+        <w:rPr>
+          <w:lang w:val="en-US"/>
+        </w:rPr>
+        <w:t xml:space="preserve"> </w:t>
+      </w:r>
+      <w:r>
+        <w:rPr>
+          <w:lang w:val="en-US"/>
+        </w:rPr>
+        <w:t xml:space="preserve">As with Team D, the work in Tem E consisted mostly </w:t>
+      </w:r>
+      <w:r>
+        <w:rPr>
+          <w:lang w:val="en-US"/>
+        </w:rPr>
+        <w:t>of</w:t>
+      </w:r>
+      <w:r>
+        <w:rPr>
+          <w:lang w:val="en-US"/>
+        </w:rPr>
+        <w:t xml:space="preserve"> individual work using computers and the direct help of the lecturer, that was giving feedback to the students and making some conversation to lead the students to think a bit more </w:t>
+      </w:r>
+      <w:r>
+        <w:rPr>
+          <w:lang w:val="en-US"/>
+        </w:rPr>
+        <w:t>critical</w:t>
+      </w:r>
+      <w:r>
+        <w:rPr>
+          <w:lang w:val="en-US"/>
+        </w:rPr>
+        <w:t xml:space="preserve"> about the work they were doing.</w:t>
+      </w:r>
+      <w:r>
+        <w:rPr>
+          <w:lang w:val="en-US"/>
+        </w:rPr>
+        <w:t xml:space="preserve"> </w:t>
+      </w:r>
+    </w:p>
+    <w:p>
+      <w:pPr>
+        <w:rPr>
+          <w:lang w:val="en-US"/>
+        </w:rPr>
+      </w:pPr>
+      <w:r>
+        <w:rPr>
+          <w:lang w:val="en-US"/>
+        </w:rPr>
+        <w:t>Although information was flowing between the students, especially between groups that were farther behind the development of their project, the work of the students had turn out more individual and the groups were mostly linked by the architectural design they were working on rather than the need for collaborations. It was also possible to evidence this situation be looking at the lack of assistance from the students to the classroom sessions, since there was not much value any more to be present in the session. Even the teaching staff concentrated more on the students that had started in Track A, and who were experiencing right now the same initial frenzy observed with track B the previous semester.</w:t>
+      </w:r>
+    </w:p>
+    <w:p>
+      <w:pPr>
+        <w:rPr>
+          <w:lang w:val="en-US"/>
+        </w:rPr>
+      </w:pPr>
+      <w:r>
+        <w:rPr>
+          <w:lang w:val="en-US"/>
+        </w:rPr>
+        <w:t>The situation was very similar to what was observed during the last weeks of the previous semester, and for the activities with WorkshopAR, there were less opportunities for more extensive discussions as the ones found previously, but it was possible to gather some interesting responses to the changes made to the approach with the tool, as detailed in the next section.</w:t>
+      </w:r>
+    </w:p>
+    <w:p>
+      <w:pPr>
+        <w:pStyle w:val="Ttulo2"/>
+        <w:rPr>
+          <w:sz w:val="22"/>
+          <w:szCs w:val="22"/>
+          <w:lang w:val="en-NZ"/>
+        </w:rPr>
+      </w:pPr>
+      <w:r>
+        <w:rPr>
+          <w:sz w:val="22"/>
+          <w:szCs w:val="22"/>
+          <w:lang w:val="en-NZ"/>
+        </w:rPr>
         <w:t>6.</w:t>
       </w:r>
       <w:r>
         <w:rPr>
+          <w:sz w:val="22"/>
+          <w:szCs w:val="22"/>
           <w:lang w:val="en-NZ"/>
         </w:rPr>
         <w:t>8</w:t>
       </w:r>
       <w:r>
         <w:rPr>
+          <w:sz w:val="22"/>
+          <w:szCs w:val="22"/>
           <w:lang w:val="en-NZ"/>
         </w:rPr>
         <w:t>.2 Intervention with WorkshopAR</w:t>
@@ -12462,6 +13308,32 @@
         <w:rPr>
           <w:lang w:val="en-NZ"/>
         </w:rPr>
+        <w:t>6.8.2.1 Set up with the clamp arms</w:t>
+      </w:r>
+    </w:p>
+    <w:p>
+      <w:pPr>
+        <w:rPr>
+          <w:lang w:val="en-NZ"/>
+        </w:rPr>
+      </w:pPr>
+      <w:r>
+        <w:rPr>
+          <w:lang w:val="en-NZ"/>
+        </w:rPr>
+        <w:t>6.8.2.2 unstructured workflow and emotes</w:t>
+      </w:r>
+    </w:p>
+    <w:p>
+      <w:pPr>
+        <w:rPr>
+          <w:lang w:val="en-NZ"/>
+        </w:rPr>
+      </w:pPr>
+      <w:r>
+        <w:rPr>
+          <w:lang w:val="en-NZ"/>
+        </w:rPr>
         <w:t>6.</w:t>
       </w:r>
       <w:r>
@@ -12487,6 +13359,20 @@
         <w:rPr>
           <w:lang w:val="en-NZ"/>
         </w:rPr>
+        <w:lastRenderedPageBreak/>
+        <w:t>Using the forum a form of community registry, the basis of a CoP</w:t>
+      </w:r>
+    </w:p>
+    <w:p>
+      <w:pPr>
+        <w:rPr>
+          <w:lang w:val="en-NZ"/>
+        </w:rPr>
+      </w:pPr>
+      <w:r>
+        <w:rPr>
+          <w:lang w:val="en-NZ"/>
+        </w:rPr>
         <w:t>6.9 Analysis on Student’s Observations and Responses</w:t>
       </w:r>
     </w:p>
@@ -12501,6 +13387,32 @@
           <w:lang w:val="en-NZ"/>
         </w:rPr>
         <w:t>6.10 Analysis on Teaching Staff’s Observations and Responses</w:t>
+      </w:r>
+    </w:p>
+    <w:p>
+      <w:pPr>
+        <w:rPr>
+          <w:lang w:val="en-NZ"/>
+        </w:rPr>
+      </w:pPr>
+      <w:r>
+        <w:rPr>
+          <w:lang w:val="en-NZ"/>
+        </w:rPr>
+        <w:t>Requirements of the course being taught earlier</w:t>
+      </w:r>
+    </w:p>
+    <w:p>
+      <w:pPr>
+        <w:rPr>
+          <w:lang w:val="en-NZ"/>
+        </w:rPr>
+      </w:pPr>
+      <w:r>
+        <w:rPr>
+          <w:lang w:val="en-NZ"/>
+        </w:rPr>
+        <w:t>Adjust the simulation aspect</w:t>
       </w:r>
     </w:p>
     <w:p>
@@ -12653,6 +13565,119 @@
 <file path=word/numbering.xml><?xml version="1.0" encoding="utf-8"?>
 <w:numbering xmlns:wpc="http://schemas.microsoft.com/office/word/2010/wordprocessingCanvas" xmlns:cx="http://schemas.microsoft.com/office/drawing/2014/chartex" xmlns:cx1="http://schemas.microsoft.com/office/drawing/2015/9/8/chartex" xmlns:cx2="http://schemas.microsoft.com/office/drawing/2015/10/21/chartex" xmlns:cx3="http://schemas.microsoft.com/office/drawing/2016/5/9/chartex" xmlns:cx4="http://schemas.microsoft.com/office/drawing/2016/5/10/chartex" xmlns:cx5="http://schemas.microsoft.com/office/drawing/2016/5/11/chartex" xmlns:cx6="http://schemas.microsoft.com/office/drawing/2016/5/12/chartex" xmlns:cx7="http://schemas.microsoft.com/office/drawing/2016/5/13/chartex" xmlns:cx8="http://schemas.microsoft.com/office/drawing/2016/5/14/chartex" xmlns:mc="http://schemas.openxmlformats.org/markup-compatibility/2006" xmlns:aink="http://schemas.microsoft.com/office/drawing/2016/ink" xmlns:am3d="http://schemas.microsoft.com/office/drawing/2017/model3d" xmlns:o="urn:schemas-microsoft-com:office:office" xmlns:oel="http://schemas.microsoft.com/office/2019/extlst" xmlns:r="http://schemas.openxmlformats.org/officeDocument/2006/relationships" xmlns:m="http://schemas.openxmlformats.org/officeDocument/2006/math" xmlns:v="urn:schemas-microsoft-com:vml" xmlns:wp14="http://schemas.microsoft.com/office/word/2010/wordprocessingDrawing" xmlns:wp="http://schemas.openxmlformats.org/drawingml/2006/wordprocessingDrawing" xmlns:w10="urn:schemas-microsoft-com:office:word" xmlns:w="http://schemas.openxmlformats.org/wordprocessingml/2006/main" xmlns:w14="http://schemas.microsoft.com/office/word/2010/wordml" xmlns:w15="http://schemas.microsoft.com/office/word/2012/wordml" xmlns:w16cex="http://schemas.microsoft.com/office/word/2018/wordml/cex" xmlns:w16cid="http://schemas.microsoft.com/office/word/2016/wordml/cid" xmlns:w16="http://schemas.microsoft.com/office/word/2018/wordml" xmlns:w16du="http://schemas.microsoft.com/office/word/2023/wordml/word16du" xmlns:w16sdtdh="http://schemas.microsoft.com/office/word/2020/wordml/sdtdatahash" xmlns:w16sdtfl="http://schemas.microsoft.com/office/word/2024/wordml/sdtformatlock" xmlns:w16se="http://schemas.microsoft.com/office/word/2015/wordml/symex" xmlns:wpg="http://schemas.microsoft.com/office/word/2010/wordprocessingGroup" xmlns:wpi="http://schemas.microsoft.com/office/word/2010/wordprocessingInk" xmlns:wne="http://schemas.microsoft.com/office/word/2006/wordml" xmlns:wps="http://schemas.microsoft.com/office/word/2010/wordprocessingShape" mc:Ignorable="w14 w15 w16se w16cid w16 w16cex w16sdtdh w16sdtfl w16du wp14">
   <w:abstractNum w:abstractNumId="0" w15:restartNumberingAfterBreak="0">
+    <w:nsid w:val="008B0165"/>
+    <w:multiLevelType w:val="hybridMultilevel"/>
+    <w:tmpl w:val="3D880C02"/>
+    <w:lvl w:ilvl="0" w:tplc="240A0001">
+      <w:start w:val="1"/>
+      <w:numFmt w:val="bullet"/>
+      <w:lvlText w:val=""/>
+      <w:lvlJc w:val="left"/>
+      <w:pPr>
+        <w:ind w:left="720" w:hanging="360"/>
+      </w:pPr>
+      <w:rPr>
+        <w:rFonts w:ascii="Symbol" w:hAnsi="Symbol" w:hint="default"/>
+      </w:rPr>
+    </w:lvl>
+    <w:lvl w:ilvl="1" w:tplc="240A0003" w:tentative="1">
+      <w:start w:val="1"/>
+      <w:numFmt w:val="bullet"/>
+      <w:lvlText w:val="o"/>
+      <w:lvlJc w:val="left"/>
+      <w:pPr>
+        <w:ind w:left="1440" w:hanging="360"/>
+      </w:pPr>
+      <w:rPr>
+        <w:rFonts w:ascii="Courier New" w:hAnsi="Courier New" w:cs="Courier New" w:hint="default"/>
+      </w:rPr>
+    </w:lvl>
+    <w:lvl w:ilvl="2" w:tplc="240A0005" w:tentative="1">
+      <w:start w:val="1"/>
+      <w:numFmt w:val="bullet"/>
+      <w:lvlText w:val=""/>
+      <w:lvlJc w:val="left"/>
+      <w:pPr>
+        <w:ind w:left="2160" w:hanging="360"/>
+      </w:pPr>
+      <w:rPr>
+        <w:rFonts w:ascii="Wingdings" w:hAnsi="Wingdings" w:hint="default"/>
+      </w:rPr>
+    </w:lvl>
+    <w:lvl w:ilvl="3" w:tplc="240A0001" w:tentative="1">
+      <w:start w:val="1"/>
+      <w:numFmt w:val="bullet"/>
+      <w:lvlText w:val=""/>
+      <w:lvlJc w:val="left"/>
+      <w:pPr>
+        <w:ind w:left="2880" w:hanging="360"/>
+      </w:pPr>
+      <w:rPr>
+        <w:rFonts w:ascii="Symbol" w:hAnsi="Symbol" w:hint="default"/>
+      </w:rPr>
+    </w:lvl>
+    <w:lvl w:ilvl="4" w:tplc="240A0003" w:tentative="1">
+      <w:start w:val="1"/>
+      <w:numFmt w:val="bullet"/>
+      <w:lvlText w:val="o"/>
+      <w:lvlJc w:val="left"/>
+      <w:pPr>
+        <w:ind w:left="3600" w:hanging="360"/>
+      </w:pPr>
+      <w:rPr>
+        <w:rFonts w:ascii="Courier New" w:hAnsi="Courier New" w:cs="Courier New" w:hint="default"/>
+      </w:rPr>
+    </w:lvl>
+    <w:lvl w:ilvl="5" w:tplc="240A0005" w:tentative="1">
+      <w:start w:val="1"/>
+      <w:numFmt w:val="bullet"/>
+      <w:lvlText w:val=""/>
+      <w:lvlJc w:val="left"/>
+      <w:pPr>
+        <w:ind w:left="4320" w:hanging="360"/>
+      </w:pPr>
+      <w:rPr>
+        <w:rFonts w:ascii="Wingdings" w:hAnsi="Wingdings" w:hint="default"/>
+      </w:rPr>
+    </w:lvl>
+    <w:lvl w:ilvl="6" w:tplc="240A0001" w:tentative="1">
+      <w:start w:val="1"/>
+      <w:numFmt w:val="bullet"/>
+      <w:lvlText w:val=""/>
+      <w:lvlJc w:val="left"/>
+      <w:pPr>
+        <w:ind w:left="5040" w:hanging="360"/>
+      </w:pPr>
+      <w:rPr>
+        <w:rFonts w:ascii="Symbol" w:hAnsi="Symbol" w:hint="default"/>
+      </w:rPr>
+    </w:lvl>
+    <w:lvl w:ilvl="7" w:tplc="240A0003" w:tentative="1">
+      <w:start w:val="1"/>
+      <w:numFmt w:val="bullet"/>
+      <w:lvlText w:val="o"/>
+      <w:lvlJc w:val="left"/>
+      <w:pPr>
+        <w:ind w:left="5760" w:hanging="360"/>
+      </w:pPr>
+      <w:rPr>
+        <w:rFonts w:ascii="Courier New" w:hAnsi="Courier New" w:cs="Courier New" w:hint="default"/>
+      </w:rPr>
+    </w:lvl>
+    <w:lvl w:ilvl="8" w:tplc="240A0005" w:tentative="1">
+      <w:start w:val="1"/>
+      <w:numFmt w:val="bullet"/>
+      <w:lvlText w:val=""/>
+      <w:lvlJc w:val="left"/>
+      <w:pPr>
+        <w:ind w:left="6480" w:hanging="360"/>
+      </w:pPr>
+      <w:rPr>
+        <w:rFonts w:ascii="Wingdings" w:hAnsi="Wingdings" w:hint="default"/>
+      </w:rPr>
+    </w:lvl>
+  </w:abstractNum>
+  <w:abstractNum w:abstractNumId="1" w15:restartNumberingAfterBreak="0">
     <w:nsid w:val="04694CC9"/>
     <w:multiLevelType w:val="hybridMultilevel"/>
     <w:tmpl w:val="23E20010"/>
@@ -12738,7 +13763,7 @@
       </w:pPr>
     </w:lvl>
   </w:abstractNum>
-  <w:abstractNum w:abstractNumId="1" w15:restartNumberingAfterBreak="0">
+  <w:abstractNum w:abstractNumId="2" w15:restartNumberingAfterBreak="0">
     <w:nsid w:val="11D01384"/>
     <w:multiLevelType w:val="hybridMultilevel"/>
     <w:tmpl w:val="A22E6ECE"/>
@@ -12851,7 +13876,120 @@
       </w:rPr>
     </w:lvl>
   </w:abstractNum>
-  <w:abstractNum w:abstractNumId="2" w15:restartNumberingAfterBreak="0">
+  <w:abstractNum w:abstractNumId="3" w15:restartNumberingAfterBreak="0">
+    <w:nsid w:val="12921473"/>
+    <w:multiLevelType w:val="hybridMultilevel"/>
+    <w:tmpl w:val="85243DF4"/>
+    <w:lvl w:ilvl="0" w:tplc="240A0001">
+      <w:start w:val="1"/>
+      <w:numFmt w:val="bullet"/>
+      <w:lvlText w:val=""/>
+      <w:lvlJc w:val="left"/>
+      <w:pPr>
+        <w:ind w:left="720" w:hanging="360"/>
+      </w:pPr>
+      <w:rPr>
+        <w:rFonts w:ascii="Symbol" w:hAnsi="Symbol" w:hint="default"/>
+      </w:rPr>
+    </w:lvl>
+    <w:lvl w:ilvl="1" w:tplc="240A0003" w:tentative="1">
+      <w:start w:val="1"/>
+      <w:numFmt w:val="bullet"/>
+      <w:lvlText w:val="o"/>
+      <w:lvlJc w:val="left"/>
+      <w:pPr>
+        <w:ind w:left="1440" w:hanging="360"/>
+      </w:pPr>
+      <w:rPr>
+        <w:rFonts w:ascii="Courier New" w:hAnsi="Courier New" w:cs="Courier New" w:hint="default"/>
+      </w:rPr>
+    </w:lvl>
+    <w:lvl w:ilvl="2" w:tplc="240A0005" w:tentative="1">
+      <w:start w:val="1"/>
+      <w:numFmt w:val="bullet"/>
+      <w:lvlText w:val=""/>
+      <w:lvlJc w:val="left"/>
+      <w:pPr>
+        <w:ind w:left="2160" w:hanging="360"/>
+      </w:pPr>
+      <w:rPr>
+        <w:rFonts w:ascii="Wingdings" w:hAnsi="Wingdings" w:hint="default"/>
+      </w:rPr>
+    </w:lvl>
+    <w:lvl w:ilvl="3" w:tplc="240A0001" w:tentative="1">
+      <w:start w:val="1"/>
+      <w:numFmt w:val="bullet"/>
+      <w:lvlText w:val=""/>
+      <w:lvlJc w:val="left"/>
+      <w:pPr>
+        <w:ind w:left="2880" w:hanging="360"/>
+      </w:pPr>
+      <w:rPr>
+        <w:rFonts w:ascii="Symbol" w:hAnsi="Symbol" w:hint="default"/>
+      </w:rPr>
+    </w:lvl>
+    <w:lvl w:ilvl="4" w:tplc="240A0003" w:tentative="1">
+      <w:start w:val="1"/>
+      <w:numFmt w:val="bullet"/>
+      <w:lvlText w:val="o"/>
+      <w:lvlJc w:val="left"/>
+      <w:pPr>
+        <w:ind w:left="3600" w:hanging="360"/>
+      </w:pPr>
+      <w:rPr>
+        <w:rFonts w:ascii="Courier New" w:hAnsi="Courier New" w:cs="Courier New" w:hint="default"/>
+      </w:rPr>
+    </w:lvl>
+    <w:lvl w:ilvl="5" w:tplc="240A0005" w:tentative="1">
+      <w:start w:val="1"/>
+      <w:numFmt w:val="bullet"/>
+      <w:lvlText w:val=""/>
+      <w:lvlJc w:val="left"/>
+      <w:pPr>
+        <w:ind w:left="4320" w:hanging="360"/>
+      </w:pPr>
+      <w:rPr>
+        <w:rFonts w:ascii="Wingdings" w:hAnsi="Wingdings" w:hint="default"/>
+      </w:rPr>
+    </w:lvl>
+    <w:lvl w:ilvl="6" w:tplc="240A0001" w:tentative="1">
+      <w:start w:val="1"/>
+      <w:numFmt w:val="bullet"/>
+      <w:lvlText w:val=""/>
+      <w:lvlJc w:val="left"/>
+      <w:pPr>
+        <w:ind w:left="5040" w:hanging="360"/>
+      </w:pPr>
+      <w:rPr>
+        <w:rFonts w:ascii="Symbol" w:hAnsi="Symbol" w:hint="default"/>
+      </w:rPr>
+    </w:lvl>
+    <w:lvl w:ilvl="7" w:tplc="240A0003" w:tentative="1">
+      <w:start w:val="1"/>
+      <w:numFmt w:val="bullet"/>
+      <w:lvlText w:val="o"/>
+      <w:lvlJc w:val="left"/>
+      <w:pPr>
+        <w:ind w:left="5760" w:hanging="360"/>
+      </w:pPr>
+      <w:rPr>
+        <w:rFonts w:ascii="Courier New" w:hAnsi="Courier New" w:cs="Courier New" w:hint="default"/>
+      </w:rPr>
+    </w:lvl>
+    <w:lvl w:ilvl="8" w:tplc="240A0005" w:tentative="1">
+      <w:start w:val="1"/>
+      <w:numFmt w:val="bullet"/>
+      <w:lvlText w:val=""/>
+      <w:lvlJc w:val="left"/>
+      <w:pPr>
+        <w:ind w:left="6480" w:hanging="360"/>
+      </w:pPr>
+      <w:rPr>
+        <w:rFonts w:ascii="Wingdings" w:hAnsi="Wingdings" w:hint="default"/>
+      </w:rPr>
+    </w:lvl>
+  </w:abstractNum>
+  <w:abstractNum w:abstractNumId="4" w15:restartNumberingAfterBreak="0">
     <w:nsid w:val="164346F4"/>
     <w:multiLevelType w:val="hybridMultilevel"/>
     <w:tmpl w:val="6E0C3D10"/>
@@ -12964,7 +14102,7 @@
       </w:rPr>
     </w:lvl>
   </w:abstractNum>
-  <w:abstractNum w:abstractNumId="3" w15:restartNumberingAfterBreak="0">
+  <w:abstractNum w:abstractNumId="5" w15:restartNumberingAfterBreak="0">
     <w:nsid w:val="1D1F74FC"/>
     <w:multiLevelType w:val="hybridMultilevel"/>
     <w:tmpl w:val="6FC0A9D0"/>
@@ -13077,7 +14215,7 @@
       </w:rPr>
     </w:lvl>
   </w:abstractNum>
-  <w:abstractNum w:abstractNumId="4" w15:restartNumberingAfterBreak="0">
+  <w:abstractNum w:abstractNumId="6" w15:restartNumberingAfterBreak="0">
     <w:nsid w:val="28B0261C"/>
     <w:multiLevelType w:val="hybridMultilevel"/>
     <w:tmpl w:val="77347DC0"/>
@@ -13190,7 +14328,7 @@
       </w:rPr>
     </w:lvl>
   </w:abstractNum>
-  <w:abstractNum w:abstractNumId="5" w15:restartNumberingAfterBreak="0">
+  <w:abstractNum w:abstractNumId="7" w15:restartNumberingAfterBreak="0">
     <w:nsid w:val="2A832CEB"/>
     <w:multiLevelType w:val="hybridMultilevel"/>
     <w:tmpl w:val="D95C5B8A"/>
@@ -13303,7 +14441,7 @@
       </w:rPr>
     </w:lvl>
   </w:abstractNum>
-  <w:abstractNum w:abstractNumId="6" w15:restartNumberingAfterBreak="0">
+  <w:abstractNum w:abstractNumId="8" w15:restartNumberingAfterBreak="0">
     <w:nsid w:val="354F4453"/>
     <w:multiLevelType w:val="hybridMultilevel"/>
     <w:tmpl w:val="E474EDD4"/>
@@ -13416,7 +14554,7 @@
       </w:rPr>
     </w:lvl>
   </w:abstractNum>
-  <w:abstractNum w:abstractNumId="7" w15:restartNumberingAfterBreak="0">
+  <w:abstractNum w:abstractNumId="9" w15:restartNumberingAfterBreak="0">
     <w:nsid w:val="36720225"/>
     <w:multiLevelType w:val="hybridMultilevel"/>
     <w:tmpl w:val="E5CEAEC4"/>
@@ -13529,7 +14667,7 @@
       </w:rPr>
     </w:lvl>
   </w:abstractNum>
-  <w:abstractNum w:abstractNumId="8" w15:restartNumberingAfterBreak="0">
+  <w:abstractNum w:abstractNumId="10" w15:restartNumberingAfterBreak="0">
     <w:nsid w:val="3B2426D6"/>
     <w:multiLevelType w:val="hybridMultilevel"/>
     <w:tmpl w:val="2A94FC48"/>
@@ -13642,7 +14780,120 @@
       </w:rPr>
     </w:lvl>
   </w:abstractNum>
-  <w:abstractNum w:abstractNumId="9" w15:restartNumberingAfterBreak="0">
+  <w:abstractNum w:abstractNumId="11" w15:restartNumberingAfterBreak="0">
+    <w:nsid w:val="4298740D"/>
+    <w:multiLevelType w:val="hybridMultilevel"/>
+    <w:tmpl w:val="DA5464BE"/>
+    <w:lvl w:ilvl="0" w:tplc="240A0001">
+      <w:start w:val="1"/>
+      <w:numFmt w:val="bullet"/>
+      <w:lvlText w:val=""/>
+      <w:lvlJc w:val="left"/>
+      <w:pPr>
+        <w:ind w:left="720" w:hanging="360"/>
+      </w:pPr>
+      <w:rPr>
+        <w:rFonts w:ascii="Symbol" w:hAnsi="Symbol" w:hint="default"/>
+      </w:rPr>
+    </w:lvl>
+    <w:lvl w:ilvl="1" w:tplc="240A0003" w:tentative="1">
+      <w:start w:val="1"/>
+      <w:numFmt w:val="bullet"/>
+      <w:lvlText w:val="o"/>
+      <w:lvlJc w:val="left"/>
+      <w:pPr>
+        <w:ind w:left="1440" w:hanging="360"/>
+      </w:pPr>
+      <w:rPr>
+        <w:rFonts w:ascii="Courier New" w:hAnsi="Courier New" w:cs="Courier New" w:hint="default"/>
+      </w:rPr>
+    </w:lvl>
+    <w:lvl w:ilvl="2" w:tplc="240A0005" w:tentative="1">
+      <w:start w:val="1"/>
+      <w:numFmt w:val="bullet"/>
+      <w:lvlText w:val=""/>
+      <w:lvlJc w:val="left"/>
+      <w:pPr>
+        <w:ind w:left="2160" w:hanging="360"/>
+      </w:pPr>
+      <w:rPr>
+        <w:rFonts w:ascii="Wingdings" w:hAnsi="Wingdings" w:hint="default"/>
+      </w:rPr>
+    </w:lvl>
+    <w:lvl w:ilvl="3" w:tplc="240A0001" w:tentative="1">
+      <w:start w:val="1"/>
+      <w:numFmt w:val="bullet"/>
+      <w:lvlText w:val=""/>
+      <w:lvlJc w:val="left"/>
+      <w:pPr>
+        <w:ind w:left="2880" w:hanging="360"/>
+      </w:pPr>
+      <w:rPr>
+        <w:rFonts w:ascii="Symbol" w:hAnsi="Symbol" w:hint="default"/>
+      </w:rPr>
+    </w:lvl>
+    <w:lvl w:ilvl="4" w:tplc="240A0003" w:tentative="1">
+      <w:start w:val="1"/>
+      <w:numFmt w:val="bullet"/>
+      <w:lvlText w:val="o"/>
+      <w:lvlJc w:val="left"/>
+      <w:pPr>
+        <w:ind w:left="3600" w:hanging="360"/>
+      </w:pPr>
+      <w:rPr>
+        <w:rFonts w:ascii="Courier New" w:hAnsi="Courier New" w:cs="Courier New" w:hint="default"/>
+      </w:rPr>
+    </w:lvl>
+    <w:lvl w:ilvl="5" w:tplc="240A0005" w:tentative="1">
+      <w:start w:val="1"/>
+      <w:numFmt w:val="bullet"/>
+      <w:lvlText w:val=""/>
+      <w:lvlJc w:val="left"/>
+      <w:pPr>
+        <w:ind w:left="4320" w:hanging="360"/>
+      </w:pPr>
+      <w:rPr>
+        <w:rFonts w:ascii="Wingdings" w:hAnsi="Wingdings" w:hint="default"/>
+      </w:rPr>
+    </w:lvl>
+    <w:lvl w:ilvl="6" w:tplc="240A0001" w:tentative="1">
+      <w:start w:val="1"/>
+      <w:numFmt w:val="bullet"/>
+      <w:lvlText w:val=""/>
+      <w:lvlJc w:val="left"/>
+      <w:pPr>
+        <w:ind w:left="5040" w:hanging="360"/>
+      </w:pPr>
+      <w:rPr>
+        <w:rFonts w:ascii="Symbol" w:hAnsi="Symbol" w:hint="default"/>
+      </w:rPr>
+    </w:lvl>
+    <w:lvl w:ilvl="7" w:tplc="240A0003" w:tentative="1">
+      <w:start w:val="1"/>
+      <w:numFmt w:val="bullet"/>
+      <w:lvlText w:val="o"/>
+      <w:lvlJc w:val="left"/>
+      <w:pPr>
+        <w:ind w:left="5760" w:hanging="360"/>
+      </w:pPr>
+      <w:rPr>
+        <w:rFonts w:ascii="Courier New" w:hAnsi="Courier New" w:cs="Courier New" w:hint="default"/>
+      </w:rPr>
+    </w:lvl>
+    <w:lvl w:ilvl="8" w:tplc="240A0005" w:tentative="1">
+      <w:start w:val="1"/>
+      <w:numFmt w:val="bullet"/>
+      <w:lvlText w:val=""/>
+      <w:lvlJc w:val="left"/>
+      <w:pPr>
+        <w:ind w:left="6480" w:hanging="360"/>
+      </w:pPr>
+      <w:rPr>
+        <w:rFonts w:ascii="Wingdings" w:hAnsi="Wingdings" w:hint="default"/>
+      </w:rPr>
+    </w:lvl>
+  </w:abstractNum>
+  <w:abstractNum w:abstractNumId="12" w15:restartNumberingAfterBreak="0">
     <w:nsid w:val="457D7F16"/>
     <w:multiLevelType w:val="hybridMultilevel"/>
     <w:tmpl w:val="9A7AC840"/>
@@ -13755,7 +15006,7 @@
       </w:rPr>
     </w:lvl>
   </w:abstractNum>
-  <w:abstractNum w:abstractNumId="10" w15:restartNumberingAfterBreak="0">
+  <w:abstractNum w:abstractNumId="13" w15:restartNumberingAfterBreak="0">
     <w:nsid w:val="4AD5040C"/>
     <w:multiLevelType w:val="hybridMultilevel"/>
     <w:tmpl w:val="C6FC44A6"/>
@@ -13868,7 +15119,120 @@
       </w:rPr>
     </w:lvl>
   </w:abstractNum>
-  <w:abstractNum w:abstractNumId="11" w15:restartNumberingAfterBreak="0">
+  <w:abstractNum w:abstractNumId="14" w15:restartNumberingAfterBreak="0">
+    <w:nsid w:val="4B30465F"/>
+    <w:multiLevelType w:val="hybridMultilevel"/>
+    <w:tmpl w:val="D23CF962"/>
+    <w:lvl w:ilvl="0" w:tplc="240A0001">
+      <w:start w:val="1"/>
+      <w:numFmt w:val="bullet"/>
+      <w:lvlText w:val=""/>
+      <w:lvlJc w:val="left"/>
+      <w:pPr>
+        <w:ind w:left="720" w:hanging="360"/>
+      </w:pPr>
+      <w:rPr>
+        <w:rFonts w:ascii="Symbol" w:hAnsi="Symbol" w:hint="default"/>
+      </w:rPr>
+    </w:lvl>
+    <w:lvl w:ilvl="1" w:tplc="240A0003" w:tentative="1">
+      <w:start w:val="1"/>
+      <w:numFmt w:val="bullet"/>
+      <w:lvlText w:val="o"/>
+      <w:lvlJc w:val="left"/>
+      <w:pPr>
+        <w:ind w:left="1440" w:hanging="360"/>
+      </w:pPr>
+      <w:rPr>
+        <w:rFonts w:ascii="Courier New" w:hAnsi="Courier New" w:cs="Courier New" w:hint="default"/>
+      </w:rPr>
+    </w:lvl>
+    <w:lvl w:ilvl="2" w:tplc="240A0005" w:tentative="1">
+      <w:start w:val="1"/>
+      <w:numFmt w:val="bullet"/>
+      <w:lvlText w:val=""/>
+      <w:lvlJc w:val="left"/>
+      <w:pPr>
+        <w:ind w:left="2160" w:hanging="360"/>
+      </w:pPr>
+      <w:rPr>
+        <w:rFonts w:ascii="Wingdings" w:hAnsi="Wingdings" w:hint="default"/>
+      </w:rPr>
+    </w:lvl>
+    <w:lvl w:ilvl="3" w:tplc="240A0001" w:tentative="1">
+      <w:start w:val="1"/>
+      <w:numFmt w:val="bullet"/>
+      <w:lvlText w:val=""/>
+      <w:lvlJc w:val="left"/>
+      <w:pPr>
+        <w:ind w:left="2880" w:hanging="360"/>
+      </w:pPr>
+      <w:rPr>
+        <w:rFonts w:ascii="Symbol" w:hAnsi="Symbol" w:hint="default"/>
+      </w:rPr>
+    </w:lvl>
+    <w:lvl w:ilvl="4" w:tplc="240A0003" w:tentative="1">
+      <w:start w:val="1"/>
+      <w:numFmt w:val="bullet"/>
+      <w:lvlText w:val="o"/>
+      <w:lvlJc w:val="left"/>
+      <w:pPr>
+        <w:ind w:left="3600" w:hanging="360"/>
+      </w:pPr>
+      <w:rPr>
+        <w:rFonts w:ascii="Courier New" w:hAnsi="Courier New" w:cs="Courier New" w:hint="default"/>
+      </w:rPr>
+    </w:lvl>
+    <w:lvl w:ilvl="5" w:tplc="240A0005" w:tentative="1">
+      <w:start w:val="1"/>
+      <w:numFmt w:val="bullet"/>
+      <w:lvlText w:val=""/>
+      <w:lvlJc w:val="left"/>
+      <w:pPr>
+        <w:ind w:left="4320" w:hanging="360"/>
+      </w:pPr>
+      <w:rPr>
+        <w:rFonts w:ascii="Wingdings" w:hAnsi="Wingdings" w:hint="default"/>
+      </w:rPr>
+    </w:lvl>
+    <w:lvl w:ilvl="6" w:tplc="240A0001" w:tentative="1">
+      <w:start w:val="1"/>
+      <w:numFmt w:val="bullet"/>
+      <w:lvlText w:val=""/>
+      <w:lvlJc w:val="left"/>
+      <w:pPr>
+        <w:ind w:left="5040" w:hanging="360"/>
+      </w:pPr>
+      <w:rPr>
+        <w:rFonts w:ascii="Symbol" w:hAnsi="Symbol" w:hint="default"/>
+      </w:rPr>
+    </w:lvl>
+    <w:lvl w:ilvl="7" w:tplc="240A0003" w:tentative="1">
+      <w:start w:val="1"/>
+      <w:numFmt w:val="bullet"/>
+      <w:lvlText w:val="o"/>
+      <w:lvlJc w:val="left"/>
+      <w:pPr>
+        <w:ind w:left="5760" w:hanging="360"/>
+      </w:pPr>
+      <w:rPr>
+        <w:rFonts w:ascii="Courier New" w:hAnsi="Courier New" w:cs="Courier New" w:hint="default"/>
+      </w:rPr>
+    </w:lvl>
+    <w:lvl w:ilvl="8" w:tplc="240A0005" w:tentative="1">
+      <w:start w:val="1"/>
+      <w:numFmt w:val="bullet"/>
+      <w:lvlText w:val=""/>
+      <w:lvlJc w:val="left"/>
+      <w:pPr>
+        <w:ind w:left="6480" w:hanging="360"/>
+      </w:pPr>
+      <w:rPr>
+        <w:rFonts w:ascii="Wingdings" w:hAnsi="Wingdings" w:hint="default"/>
+      </w:rPr>
+    </w:lvl>
+  </w:abstractNum>
+  <w:abstractNum w:abstractNumId="15" w15:restartNumberingAfterBreak="0">
     <w:nsid w:val="513B7EA1"/>
     <w:multiLevelType w:val="hybridMultilevel"/>
     <w:tmpl w:val="6B5C4A68"/>
@@ -13981,7 +15345,7 @@
       </w:rPr>
     </w:lvl>
   </w:abstractNum>
-  <w:abstractNum w:abstractNumId="12" w15:restartNumberingAfterBreak="0">
+  <w:abstractNum w:abstractNumId="16" w15:restartNumberingAfterBreak="0">
     <w:nsid w:val="58B14600"/>
     <w:multiLevelType w:val="hybridMultilevel"/>
     <w:tmpl w:val="433A6502"/>
@@ -14094,7 +15458,7 @@
       </w:rPr>
     </w:lvl>
   </w:abstractNum>
-  <w:abstractNum w:abstractNumId="13" w15:restartNumberingAfterBreak="0">
+  <w:abstractNum w:abstractNumId="17" w15:restartNumberingAfterBreak="0">
     <w:nsid w:val="5F436901"/>
     <w:multiLevelType w:val="hybridMultilevel"/>
     <w:tmpl w:val="4DE48B7C"/>
@@ -14207,7 +15571,7 @@
       </w:rPr>
     </w:lvl>
   </w:abstractNum>
-  <w:abstractNum w:abstractNumId="14" w15:restartNumberingAfterBreak="0">
+  <w:abstractNum w:abstractNumId="18" w15:restartNumberingAfterBreak="0">
     <w:nsid w:val="6B48065D"/>
     <w:multiLevelType w:val="hybridMultilevel"/>
     <w:tmpl w:val="9566E192"/>
@@ -14320,7 +15684,7 @@
       </w:rPr>
     </w:lvl>
   </w:abstractNum>
-  <w:abstractNum w:abstractNumId="15" w15:restartNumberingAfterBreak="0">
+  <w:abstractNum w:abstractNumId="19" w15:restartNumberingAfterBreak="0">
     <w:nsid w:val="6F0D1C0D"/>
     <w:multiLevelType w:val="hybridMultilevel"/>
     <w:tmpl w:val="AA8C2E28"/>
@@ -14433,7 +15797,7 @@
       </w:rPr>
     </w:lvl>
   </w:abstractNum>
-  <w:abstractNum w:abstractNumId="16" w15:restartNumberingAfterBreak="0">
+  <w:abstractNum w:abstractNumId="20" w15:restartNumberingAfterBreak="0">
     <w:nsid w:val="6F1C43A0"/>
     <w:multiLevelType w:val="hybridMultilevel"/>
     <w:tmpl w:val="239205CC"/>
@@ -14546,7 +15910,7 @@
       </w:rPr>
     </w:lvl>
   </w:abstractNum>
-  <w:abstractNum w:abstractNumId="17" w15:restartNumberingAfterBreak="0">
+  <w:abstractNum w:abstractNumId="21" w15:restartNumberingAfterBreak="0">
     <w:nsid w:val="719B15A0"/>
     <w:multiLevelType w:val="hybridMultilevel"/>
     <w:tmpl w:val="8B6A06FC"/>
@@ -14659,7 +16023,7 @@
       </w:rPr>
     </w:lvl>
   </w:abstractNum>
-  <w:abstractNum w:abstractNumId="18" w15:restartNumberingAfterBreak="0">
+  <w:abstractNum w:abstractNumId="22" w15:restartNumberingAfterBreak="0">
     <w:nsid w:val="72836320"/>
     <w:multiLevelType w:val="hybridMultilevel"/>
     <w:tmpl w:val="F918B9CE"/>
@@ -14772,7 +16136,7 @@
       </w:rPr>
     </w:lvl>
   </w:abstractNum>
-  <w:abstractNum w:abstractNumId="19" w15:restartNumberingAfterBreak="0">
+  <w:abstractNum w:abstractNumId="23" w15:restartNumberingAfterBreak="0">
     <w:nsid w:val="7760001C"/>
     <w:multiLevelType w:val="hybridMultilevel"/>
     <w:tmpl w:val="DA00D140"/>
@@ -14885,7 +16249,7 @@
       </w:rPr>
     </w:lvl>
   </w:abstractNum>
-  <w:abstractNum w:abstractNumId="20" w15:restartNumberingAfterBreak="0">
+  <w:abstractNum w:abstractNumId="24" w15:restartNumberingAfterBreak="0">
     <w:nsid w:val="79EA563B"/>
     <w:multiLevelType w:val="hybridMultilevel"/>
     <w:tmpl w:val="CA0EF45A"/>
@@ -14998,7 +16362,7 @@
       </w:rPr>
     </w:lvl>
   </w:abstractNum>
-  <w:abstractNum w:abstractNumId="21" w15:restartNumberingAfterBreak="0">
+  <w:abstractNum w:abstractNumId="25" w15:restartNumberingAfterBreak="0">
     <w:nsid w:val="7A944C52"/>
     <w:multiLevelType w:val="hybridMultilevel"/>
     <w:tmpl w:val="4DF8A4A6"/>
@@ -15111,7 +16475,7 @@
       </w:rPr>
     </w:lvl>
   </w:abstractNum>
-  <w:abstractNum w:abstractNumId="22" w15:restartNumberingAfterBreak="0">
+  <w:abstractNum w:abstractNumId="26" w15:restartNumberingAfterBreak="0">
     <w:nsid w:val="7BCE6F6B"/>
     <w:multiLevelType w:val="hybridMultilevel"/>
     <w:tmpl w:val="570004FA"/>
@@ -15197,7 +16561,7 @@
       </w:pPr>
     </w:lvl>
   </w:abstractNum>
-  <w:abstractNum w:abstractNumId="23" w15:restartNumberingAfterBreak="0">
+  <w:abstractNum w:abstractNumId="27" w15:restartNumberingAfterBreak="0">
     <w:nsid w:val="7E3A58EC"/>
     <w:multiLevelType w:val="hybridMultilevel"/>
     <w:tmpl w:val="22AEB536"/>
@@ -15284,76 +16648,88 @@
     </w:lvl>
   </w:abstractNum>
   <w:num w:numId="1" w16cid:durableId="1235050477">
+    <w:abstractNumId w:val="16"/>
+  </w:num>
+  <w:num w:numId="2" w16cid:durableId="2067873167">
+    <w:abstractNumId w:val="15"/>
+  </w:num>
+  <w:num w:numId="3" w16cid:durableId="115414037">
+    <w:abstractNumId w:val="20"/>
+  </w:num>
+  <w:num w:numId="4" w16cid:durableId="349600162">
+    <w:abstractNumId w:val="23"/>
+  </w:num>
+  <w:num w:numId="5" w16cid:durableId="1248734338">
+    <w:abstractNumId w:val="21"/>
+  </w:num>
+  <w:num w:numId="6" w16cid:durableId="2015641317">
+    <w:abstractNumId w:val="4"/>
+  </w:num>
+  <w:num w:numId="7" w16cid:durableId="231624906">
+    <w:abstractNumId w:val="17"/>
+  </w:num>
+  <w:num w:numId="8" w16cid:durableId="263420750">
+    <w:abstractNumId w:val="9"/>
+  </w:num>
+  <w:num w:numId="9" w16cid:durableId="2124612063">
+    <w:abstractNumId w:val="25"/>
+  </w:num>
+  <w:num w:numId="10" w16cid:durableId="159079337">
+    <w:abstractNumId w:val="18"/>
+  </w:num>
+  <w:num w:numId="11" w16cid:durableId="790443612">
+    <w:abstractNumId w:val="26"/>
+  </w:num>
+  <w:num w:numId="12" w16cid:durableId="942110906">
+    <w:abstractNumId w:val="5"/>
+  </w:num>
+  <w:num w:numId="13" w16cid:durableId="2012368028">
+    <w:abstractNumId w:val="8"/>
+  </w:num>
+  <w:num w:numId="14" w16cid:durableId="1862934538">
     <w:abstractNumId w:val="12"/>
   </w:num>
-  <w:num w:numId="2" w16cid:durableId="2067873167">
+  <w:num w:numId="15" w16cid:durableId="1813401887">
+    <w:abstractNumId w:val="27"/>
+  </w:num>
+  <w:num w:numId="16" w16cid:durableId="1095636371">
+    <w:abstractNumId w:val="13"/>
+  </w:num>
+  <w:num w:numId="17" w16cid:durableId="319358279">
+    <w:abstractNumId w:val="2"/>
+  </w:num>
+  <w:num w:numId="18" w16cid:durableId="1069112579">
+    <w:abstractNumId w:val="24"/>
+  </w:num>
+  <w:num w:numId="19" w16cid:durableId="1954433259">
+    <w:abstractNumId w:val="6"/>
+  </w:num>
+  <w:num w:numId="20" w16cid:durableId="518356576">
+    <w:abstractNumId w:val="1"/>
+  </w:num>
+  <w:num w:numId="21" w16cid:durableId="210772246">
+    <w:abstractNumId w:val="22"/>
+  </w:num>
+  <w:num w:numId="22" w16cid:durableId="1576282488">
+    <w:abstractNumId w:val="7"/>
+  </w:num>
+  <w:num w:numId="23" w16cid:durableId="666174723">
+    <w:abstractNumId w:val="19"/>
+  </w:num>
+  <w:num w:numId="24" w16cid:durableId="1915116904">
+    <w:abstractNumId w:val="10"/>
+  </w:num>
+  <w:num w:numId="25" w16cid:durableId="1706367474">
+    <w:abstractNumId w:val="0"/>
+  </w:num>
+  <w:num w:numId="26" w16cid:durableId="955864911">
     <w:abstractNumId w:val="11"/>
   </w:num>
-  <w:num w:numId="3" w16cid:durableId="115414037">
-    <w:abstractNumId w:val="16"/>
-  </w:num>
-  <w:num w:numId="4" w16cid:durableId="349600162">
-    <w:abstractNumId w:val="19"/>
-  </w:num>
-  <w:num w:numId="5" w16cid:durableId="1248734338">
-    <w:abstractNumId w:val="17"/>
-  </w:num>
-  <w:num w:numId="6" w16cid:durableId="2015641317">
-    <w:abstractNumId w:val="2"/>
-  </w:num>
-  <w:num w:numId="7" w16cid:durableId="231624906">
-    <w:abstractNumId w:val="13"/>
-  </w:num>
-  <w:num w:numId="8" w16cid:durableId="263420750">
-    <w:abstractNumId w:val="7"/>
-  </w:num>
-  <w:num w:numId="9" w16cid:durableId="2124612063">
-    <w:abstractNumId w:val="21"/>
-  </w:num>
-  <w:num w:numId="10" w16cid:durableId="159079337">
+  <w:num w:numId="27" w16cid:durableId="920335174">
     <w:abstractNumId w:val="14"/>
   </w:num>
-  <w:num w:numId="11" w16cid:durableId="790443612">
-    <w:abstractNumId w:val="22"/>
-  </w:num>
-  <w:num w:numId="12" w16cid:durableId="942110906">
+  <w:num w:numId="28" w16cid:durableId="699822444">
     <w:abstractNumId w:val="3"/>
-  </w:num>
-  <w:num w:numId="13" w16cid:durableId="2012368028">
-    <w:abstractNumId w:val="6"/>
-  </w:num>
-  <w:num w:numId="14" w16cid:durableId="1862934538">
-    <w:abstractNumId w:val="9"/>
-  </w:num>
-  <w:num w:numId="15" w16cid:durableId="1813401887">
-    <w:abstractNumId w:val="23"/>
-  </w:num>
-  <w:num w:numId="16" w16cid:durableId="1095636371">
-    <w:abstractNumId w:val="10"/>
-  </w:num>
-  <w:num w:numId="17" w16cid:durableId="319358279">
-    <w:abstractNumId w:val="1"/>
-  </w:num>
-  <w:num w:numId="18" w16cid:durableId="1069112579">
-    <w:abstractNumId w:val="20"/>
-  </w:num>
-  <w:num w:numId="19" w16cid:durableId="1954433259">
-    <w:abstractNumId w:val="4"/>
-  </w:num>
-  <w:num w:numId="20" w16cid:durableId="518356576">
-    <w:abstractNumId w:val="0"/>
-  </w:num>
-  <w:num w:numId="21" w16cid:durableId="210772246">
-    <w:abstractNumId w:val="18"/>
-  </w:num>
-  <w:num w:numId="22" w16cid:durableId="1576282488">
-    <w:abstractNumId w:val="5"/>
-  </w:num>
-  <w:num w:numId="23" w16cid:durableId="666174723">
-    <w:abstractNumId w:val="15"/>
-  </w:num>
-  <w:num w:numId="24" w16cid:durableId="1915116904">
-    <w:abstractNumId w:val="8"/>
   </w:num>
 </w:numbering>
 </file>

--- a/Draft/6 Case Study.docx
+++ b/Draft/6 Case Study.docx
@@ -12983,7 +12983,19 @@
         <w:rPr>
           <w:lang w:val="en-NZ"/>
         </w:rPr>
-        <w:t>To support the lack of TA present for this second semester, the students the strongly encouraged to use the forum tool in the LMS to keep information flowing from the teaching staff and more importantly, from the students themselves. During the following weeks it was possible to see the lecturers and the TA redirecting the students to the forum every time a question was asked, specially those related to technical information about the project. Another interesting activity was to encourage the students to write a question they just asked in the forum. The teaching staff would provide an answer through the forum instead of doing it directly, enforcing the use of the tool.</w:t>
+        <w:t xml:space="preserve">To support the lack of TA present for this second semester, the students the strongly encouraged to use the forum tool in the LMS to keep information flowing from the teaching staff and more importantly, from the students themselves. During the following weeks it was possible to see the lecturers and the TA redirecting the students to the forum every time a question was asked, </w:t>
+      </w:r>
+      <w:r>
+        <w:rPr>
+          <w:lang w:val="en-NZ"/>
+        </w:rPr>
+        <w:t>especially</w:t>
+      </w:r>
+      <w:r>
+        <w:rPr>
+          <w:lang w:val="en-NZ"/>
+        </w:rPr>
+        <w:t xml:space="preserve"> those related to technical information about the project. Another interesting activity was to encourage the students to write a question they just asked in the forum. The teaching staff would provide an answer through the forum instead of doing it directly, enforcing the use of the tool.</w:t>
       </w:r>
     </w:p>
     <w:p>
@@ -13308,6 +13320,50 @@
         <w:rPr>
           <w:lang w:val="en-NZ"/>
         </w:rPr>
+        <w:t xml:space="preserve">The observations that took place with teams D and E had the same objectives in mind: test the clamp arm set up and the adjustments to the social communication tools added to the annotations and debate tools. Other features of WorkshopAR also undertook some adjustments that had been tested more thoroughly during the unstructured testing stages, </w:t>
+      </w:r>
+      <w:r>
+        <w:rPr>
+          <w:lang w:val="en-NZ"/>
+        </w:rPr>
+        <w:lastRenderedPageBreak/>
+        <w:t>and it was considered more interesting for the observations to focus on the changes mentioned initially.</w:t>
+      </w:r>
+    </w:p>
+    <w:p>
+      <w:pPr>
+        <w:rPr>
+          <w:lang w:val="en-NZ"/>
+        </w:rPr>
+      </w:pPr>
+      <w:r>
+        <w:rPr>
+          <w:lang w:val="en-NZ"/>
+        </w:rPr>
+        <w:t>The process followed for Team E was slightly different since they had a quick tour of WorkshopAR, and their general response to those features did not add much to what had already been documented in previous sections.</w:t>
+      </w:r>
+      <w:r>
+        <w:rPr>
+          <w:lang w:val="en-NZ"/>
+        </w:rPr>
+        <w:t xml:space="preserve"> Team D recognized several of the changes done to the original proposal, which also included an updated UI look, so their response was very positive in general and highlighted the fact that several of the aspects that had been discussed previously had been acknowledged. Regrettably, it was not possible to get much data from Team E since they barely explored those initial aspects of the tool and moved almost immediately to the activities with the debate feature. It did not help either that team E was several different groups on the same table, so the setting was not really comparable to the initial observations and there was not much structured work happening between them.</w:t>
+      </w:r>
+    </w:p>
+    <w:p>
+      <w:pPr>
+        <w:pStyle w:val="Ttulo3"/>
+        <w:rPr>
+          <w:sz w:val="22"/>
+          <w:szCs w:val="22"/>
+          <w:lang w:val="en-NZ"/>
+        </w:rPr>
+      </w:pPr>
+      <w:r>
+        <w:rPr>
+          <w:sz w:val="22"/>
+          <w:szCs w:val="22"/>
+          <w:lang w:val="en-NZ"/>
+        </w:rPr>
         <w:t>6.8.2.1 Set up with the clamp arms</w:t>
       </w:r>
     </w:p>
@@ -13321,29 +13377,593 @@
         <w:rPr>
           <w:lang w:val="en-NZ"/>
         </w:rPr>
-        <w:t>6.8.2.2 unstructured workflow and emotes</w:t>
-      </w:r>
-    </w:p>
-    <w:p>
-      <w:pPr>
-        <w:rPr>
-          <w:lang w:val="en-NZ"/>
-        </w:rPr>
-      </w:pPr>
-      <w:r>
-        <w:rPr>
+        <w:t xml:space="preserve">The idea using the clam arms was mostly aimed at exploring different ideas on how the phone could be used in the classroom in a way that could be used as an enhancement and not a distraction (interesting studies analysing this same problem in other contexts and through different perspectives can be found in </w:t>
+      </w:r>
+      <w:r>
+        <w:rPr>
+          <w:lang w:val="en-NZ"/>
+        </w:rPr>
+        <w:t>Forsling</w:t>
+      </w:r>
+      <w:r>
+        <w:rPr>
+          <w:lang w:val="en-NZ"/>
+        </w:rPr>
+        <w:t xml:space="preserve"> (</w:t>
+      </w:r>
+      <w:r>
+        <w:rPr>
+          <w:lang w:val="en-NZ"/>
+        </w:rPr>
+        <w:t>2023)</w:t>
+      </w:r>
+      <w:r>
+        <w:rPr>
+          <w:lang w:val="en-NZ"/>
+        </w:rPr>
+        <w:t xml:space="preserve">, </w:t>
+      </w:r>
+      <w:r>
+        <w:rPr>
+          <w:lang w:val="en-NZ"/>
+        </w:rPr>
+        <w:t>Flanigan et al.</w:t>
+      </w:r>
+      <w:r>
+        <w:rPr>
+          <w:lang w:val="en-NZ"/>
+        </w:rPr>
+        <w:t xml:space="preserve"> (</w:t>
+      </w:r>
+      <w:r>
+        <w:rPr>
+          <w:lang w:val="en-NZ"/>
+        </w:rPr>
+        <w:t>2023)</w:t>
+      </w:r>
+      <w:r>
+        <w:rPr>
+          <w:lang w:val="en-NZ"/>
+        </w:rPr>
+        <w:t xml:space="preserve">, </w:t>
+      </w:r>
+      <w:r>
+        <w:rPr>
+          <w:lang w:val="en-NZ"/>
+        </w:rPr>
+        <w:t>Fälth &amp; Selenius</w:t>
+      </w:r>
+      <w:r>
+        <w:rPr>
+          <w:lang w:val="en-NZ"/>
+        </w:rPr>
+        <w:t xml:space="preserve"> (</w:t>
+      </w:r>
+      <w:r>
+        <w:rPr>
+          <w:lang w:val="en-NZ"/>
+        </w:rPr>
+        <w:t>2024)</w:t>
+      </w:r>
+      <w:r>
+        <w:rPr>
+          <w:lang w:val="en-NZ"/>
+        </w:rPr>
+        <w:t xml:space="preserve"> and </w:t>
+      </w:r>
+      <w:r>
+        <w:rPr>
+          <w:lang w:val="en-NZ"/>
+        </w:rPr>
+        <w:t>Consoli et al.</w:t>
+      </w:r>
+      <w:r>
+        <w:rPr>
+          <w:lang w:val="en-NZ"/>
+        </w:rPr>
+        <w:t xml:space="preserve"> (</w:t>
+      </w:r>
+      <w:r>
+        <w:rPr>
+          <w:lang w:val="en-NZ"/>
+        </w:rPr>
+        <w:t>2025)</w:t>
+      </w:r>
+      <w:r>
+        <w:rPr>
+          <w:lang w:val="en-NZ"/>
+        </w:rPr>
+        <w:t>)</w:t>
+      </w:r>
+      <w:r>
+        <w:rPr>
+          <w:lang w:val="en-NZ"/>
+        </w:rPr>
+        <w:t>. The idea was also strongly linked to the way students had been observed to work for the Industry Project group, letting them set up in a table with their equipment where they could work during the classroom session, had access to the teaching staff and to all the other activities in the classroom.</w:t>
+      </w:r>
+    </w:p>
+    <w:p>
+      <w:pPr>
+        <w:rPr>
+          <w:lang w:val="en-NZ"/>
+        </w:rPr>
+      </w:pPr>
+      <w:r>
+        <w:rPr>
+          <w:lang w:val="en-NZ"/>
+        </w:rPr>
+        <w:t xml:space="preserve">Section </w:t>
+      </w:r>
+      <w:r>
+        <w:rPr>
+          <w:lang w:val="en-NZ"/>
+        </w:rPr>
+        <w:t>5.2.4.1</w:t>
+      </w:r>
+      <w:r>
+        <w:rPr>
+          <w:lang w:val="en-NZ"/>
+        </w:rPr>
+        <w:t xml:space="preserve"> gives more details of the implementation of the idea and the interaction design done around it. During the observations, several problems were found with the setup, mostly at the usability level:</w:t>
+      </w:r>
+    </w:p>
+    <w:p>
+      <w:pPr>
+        <w:pStyle w:val="Prrafodelista"/>
+        <w:numPr>
+          <w:ilvl w:val="0"/>
+          <w:numId w:val="29"/>
+        </w:numPr>
+        <w:rPr>
+          <w:lang w:val="en-NZ"/>
+        </w:rPr>
+      </w:pPr>
+      <w:r>
+        <w:rPr>
+          <w:lang w:val="en-NZ"/>
+        </w:rPr>
+        <w:t>It was a very setup-intensive process, and it required access to a lot of resources like the clamp arms, a table and enough time in the work session for the whole ordeal to be worth of the time expended.</w:t>
+      </w:r>
+    </w:p>
+    <w:p>
+      <w:pPr>
+        <w:pStyle w:val="Prrafodelista"/>
+        <w:numPr>
+          <w:ilvl w:val="0"/>
+          <w:numId w:val="29"/>
+        </w:numPr>
+        <w:rPr>
+          <w:lang w:val="en-NZ"/>
+        </w:rPr>
+      </w:pPr>
+      <w:r>
+        <w:rPr>
+          <w:lang w:val="en-NZ"/>
+        </w:rPr>
+        <w:t>It eliminated the flexibility of creating a room in any space the group found available, running in contradiction with one of the core design principles of the tool.</w:t>
+      </w:r>
+    </w:p>
+    <w:p>
+      <w:pPr>
+        <w:pStyle w:val="Prrafodelista"/>
+        <w:numPr>
+          <w:ilvl w:val="0"/>
+          <w:numId w:val="29"/>
+        </w:numPr>
+        <w:rPr>
+          <w:lang w:val="en-NZ"/>
+        </w:rPr>
+      </w:pPr>
+      <w:r>
+        <w:rPr>
+          <w:lang w:val="en-NZ"/>
+        </w:rPr>
+        <w:t>It gave too much emphasis to the phone, which was also in contradiction with the initial premise of the solution.</w:t>
+      </w:r>
+    </w:p>
+    <w:p>
+      <w:pPr>
+        <w:rPr>
+          <w:lang w:val="en-NZ"/>
+        </w:rPr>
+      </w:pPr>
+      <w:r>
+        <w:rPr>
+          <w:lang w:val="en-NZ"/>
+        </w:rPr>
+        <w:t>Team E offered the most positive remarks to the idea, comparing the setup to a streaming rig used to create content in a professional way</w:t>
+      </w:r>
+      <w:r>
+        <w:rPr>
+          <w:lang w:val="en-NZ"/>
+        </w:rPr>
+        <w:t>. That comment prompted a conversation about having access to a space that already provided the set up and can be used to work in a hot desk fashion, like how some creative labs work in faculties like design or art. The setup could be adapted to be a laboratory for digital collaborative work with all the resources ready for the students. It was an interesting comparison that came from conversation with the students, and although it would run in contradiction with the premise of a flexible room for the group and the BYOD philosophy, it could be the basis for a future exploration of the idea.</w:t>
+      </w:r>
+    </w:p>
+    <w:p>
+      <w:pPr>
+        <w:rPr>
+          <w:lang w:val="en-NZ"/>
+        </w:rPr>
+      </w:pPr>
+      <w:r>
+        <w:rPr>
+          <w:lang w:val="en-NZ"/>
+        </w:rPr>
+        <w:t xml:space="preserve">Team D was more critical of the clam arms setup. In was possible to run with them the whole configuration process and test most of the functionalities of WorkshopAR while using the setup. The most telling observation was that they quickly removed the phone from the </w:t>
+      </w:r>
+      <w:r>
+        <w:rPr>
+          <w:lang w:val="en-NZ"/>
+        </w:rPr>
+        <w:lastRenderedPageBreak/>
+        <w:t>clamps to make the process easier, giving a strong impression that the idea was not a very practical solution.</w:t>
+      </w:r>
+    </w:p>
+    <w:p>
+      <w:pPr>
+        <w:rPr>
+          <w:lang w:val="en-NZ"/>
+        </w:rPr>
+      </w:pPr>
+      <w:r>
+        <w:rPr>
+          <w:lang w:val="en-NZ"/>
+        </w:rPr>
+        <w:t>The clamp arms setup tried to give the interactions of the students with the phone a better position inside the activity more in line with the working mindset the group wanted to follow. Some students saw the potential in the setup to create that working space, but some other still felt that they were playing with their phones. Some other, in contrast, felt annoyed that they were losing access to their phone and using it only for work, and not for other activities.</w:t>
+      </w:r>
+    </w:p>
+    <w:p>
+      <w:pPr>
+        <w:rPr>
+          <w:lang w:val="en-NZ"/>
+        </w:rPr>
+      </w:pPr>
+      <w:r>
+        <w:rPr>
+          <w:lang w:val="en-NZ"/>
+        </w:rPr>
+        <w:t xml:space="preserve">This is a situation in which it is difficult to find a solution that accommodates every perspective, and </w:t>
+      </w:r>
+      <w:r>
+        <w:rPr>
+          <w:lang w:val="en-NZ"/>
+        </w:rPr>
+        <w:t>with any proposal at</w:t>
+      </w:r>
+      <w:r>
+        <w:rPr>
+          <w:lang w:val="en-NZ"/>
+        </w:rPr>
+        <w:t xml:space="preserve"> the end</w:t>
+      </w:r>
+      <w:r>
+        <w:rPr>
+          <w:lang w:val="en-NZ"/>
+        </w:rPr>
+        <w:t xml:space="preserve"> someone will feel alienated. A stationary setup using non-smartphone mobile platform like tablets could create an interesting solution like the setups used for application using AR as an assistance tool like </w:t>
+      </w:r>
+      <w:r>
+        <w:rPr>
+          <w:lang w:val="en-NZ"/>
+        </w:rPr>
+        <w:t>Barbieri et al.</w:t>
+      </w:r>
+      <w:r>
+        <w:rPr>
+          <w:lang w:val="en-NZ"/>
+        </w:rPr>
+        <w:t xml:space="preserve"> (</w:t>
+      </w:r>
+      <w:r>
+        <w:rPr>
+          <w:lang w:val="en-NZ"/>
+        </w:rPr>
+        <w:t>2025)</w:t>
+      </w:r>
+      <w:r>
+        <w:rPr>
+          <w:lang w:val="en-NZ"/>
+        </w:rPr>
+        <w:t xml:space="preserve"> or </w:t>
+      </w:r>
+      <w:r>
+        <w:rPr>
+          <w:lang w:val="en-NZ"/>
+        </w:rPr>
+        <w:t>Ma et al.</w:t>
+      </w:r>
+      <w:r>
+        <w:rPr>
+          <w:lang w:val="en-NZ"/>
+        </w:rPr>
+        <w:t xml:space="preserve"> (</w:t>
+      </w:r>
+      <w:r>
+        <w:rPr>
+          <w:lang w:val="en-NZ"/>
+        </w:rPr>
+        <w:t>2026)</w:t>
+      </w:r>
+      <w:r>
+        <w:rPr>
+          <w:lang w:val="en-NZ"/>
+        </w:rPr>
+        <w:t xml:space="preserve"> could be explored in the future.</w:t>
+      </w:r>
+    </w:p>
+    <w:p>
+      <w:pPr>
+        <w:pStyle w:val="Ttulo3"/>
+        <w:rPr>
+          <w:sz w:val="22"/>
+          <w:szCs w:val="22"/>
+          <w:lang w:val="en-NZ"/>
+        </w:rPr>
+      </w:pPr>
+      <w:r>
+        <w:rPr>
+          <w:sz w:val="22"/>
+          <w:szCs w:val="22"/>
+          <w:lang w:val="en-NZ"/>
+        </w:rPr>
+        <w:t xml:space="preserve">6.8.2.2 </w:t>
+      </w:r>
+      <w:r>
+        <w:rPr>
+          <w:sz w:val="22"/>
+          <w:szCs w:val="22"/>
+          <w:lang w:val="en-NZ"/>
+        </w:rPr>
+        <w:t>Communication Features and Emotes</w:t>
+      </w:r>
+    </w:p>
+    <w:p>
+      <w:pPr>
+        <w:rPr>
+          <w:lang w:val="en-NZ"/>
+        </w:rPr>
+      </w:pPr>
+      <w:r>
+        <w:rPr>
+          <w:lang w:val="en-NZ"/>
+        </w:rPr>
+        <w:t>Based on the comments and reactions of the students and the participants in the unstructured tests, it was identified that the visual used to quickly convey information in the debate feature could also be used by the students in other context, allowing the more freedom and flexibility to the communication features provided by WorkshopAR.</w:t>
+      </w:r>
+    </w:p>
+    <w:p>
+      <w:pPr>
+        <w:rPr>
+          <w:lang w:val="en-NZ"/>
+        </w:rPr>
+      </w:pPr>
+      <w:r>
+        <w:rPr>
+          <w:lang w:val="en-NZ"/>
+        </w:rPr>
+        <w:t>It</w:t>
+      </w:r>
+      <w:r>
+        <w:rPr>
+          <w:lang w:val="en-NZ"/>
+        </w:rPr>
+        <w:t xml:space="preserve"> was possible to implement the same type of visual to the annotation features, and the </w:t>
+      </w:r>
+      <w:r>
+        <w:rPr>
+          <w:lang w:val="en-NZ"/>
+        </w:rPr>
+        <w:t>unstructured</w:t>
+      </w:r>
+      <w:r>
+        <w:rPr>
+          <w:lang w:val="en-NZ"/>
+        </w:rPr>
+        <w:t xml:space="preserve"> configuration of the debates also allowed for a free flow of conversation in which the students could access the visuals meant initially for the responses. Originally, the visuals were meant to </w:t>
+      </w:r>
+      <w:r>
+        <w:rPr>
+          <w:lang w:val="en-NZ"/>
+        </w:rPr>
+        <w:t>quickly</w:t>
+      </w:r>
+      <w:r>
+        <w:rPr>
+          <w:lang w:val="en-NZ"/>
+        </w:rPr>
+        <w:t xml:space="preserve"> convey information like yes, no or an option in a multi</w:t>
+      </w:r>
+      <w:r>
+        <w:rPr>
+          <w:lang w:val="en-NZ"/>
+        </w:rPr>
+        <w:t>-o</w:t>
+      </w:r>
+      <w:r>
+        <w:rPr>
+          <w:lang w:val="en-NZ"/>
+        </w:rPr>
+        <w:t xml:space="preserve">ption question, but students commented that the responses reminded them of the </w:t>
+      </w:r>
+      <w:r>
+        <w:rPr>
+          <w:lang w:val="en-NZ"/>
+        </w:rPr>
+        <w:t>emojis</w:t>
+      </w:r>
+      <w:r>
+        <w:rPr>
+          <w:lang w:val="en-NZ"/>
+        </w:rPr>
+        <w:t xml:space="preserve"> use in text messages, prompting the idea of </w:t>
+      </w:r>
+      <w:r>
+        <w:rPr>
+          <w:lang w:val="en-NZ"/>
+        </w:rPr>
+        <w:t>using</w:t>
+      </w:r>
+      <w:r>
+        <w:rPr>
+          <w:lang w:val="en-NZ"/>
+        </w:rPr>
+        <w:t xml:space="preserve"> “floating” emojis that could add some context or connotation to a conversation, and be quickly </w:t>
+      </w:r>
+      <w:r>
+        <w:rPr>
+          <w:lang w:val="en-NZ"/>
+        </w:rPr>
+        <w:t>added to the conversation</w:t>
+      </w:r>
+      <w:r>
+        <w:rPr>
+          <w:lang w:val="en-NZ"/>
+        </w:rPr>
+        <w:t xml:space="preserve"> </w:t>
+      </w:r>
+      <w:r>
+        <w:rPr>
+          <w:lang w:val="en-NZ"/>
+        </w:rPr>
+        <w:t xml:space="preserve">and checked by others </w:t>
+      </w:r>
+      <w:r>
+        <w:rPr>
+          <w:lang w:val="en-NZ"/>
+        </w:rPr>
+        <w:t>through the app.</w:t>
+      </w:r>
+    </w:p>
+    <w:p>
+      <w:pPr>
+        <w:rPr>
+          <w:lang w:val="en-NZ"/>
+        </w:rPr>
+      </w:pPr>
+      <w:r>
+        <w:rPr>
+          <w:lang w:val="en-NZ"/>
+        </w:rPr>
+        <w:t xml:space="preserve">The idea was tested in two different scenarios. The first one offered a more structured activity using highly structured question in the debate tool and waiting for the participants to provide answers </w:t>
+      </w:r>
+      <w:r>
+        <w:rPr>
+          <w:lang w:val="en-NZ"/>
+        </w:rPr>
+        <w:t>through</w:t>
+      </w:r>
+      <w:r>
+        <w:rPr>
+          <w:lang w:val="en-NZ"/>
+        </w:rPr>
+        <w:t xml:space="preserve"> the tool. The initial idea was to provide an opportunity for a real discussion to take place among the students, but neither Team D </w:t>
+      </w:r>
+      <w:r>
+        <w:rPr>
+          <w:lang w:val="en-NZ"/>
+        </w:rPr>
+        <w:t>nor</w:t>
+      </w:r>
+      <w:r>
+        <w:rPr>
+          <w:lang w:val="en-NZ"/>
+        </w:rPr>
+        <w:t xml:space="preserve"> E engaged significantly in that way</w:t>
+      </w:r>
+      <w:r>
+        <w:rPr>
+          <w:lang w:val="en-NZ"/>
+        </w:rPr>
+        <w:t xml:space="preserve">, interacting briefly only through mock-up question about the progress of the project or technical aspects of the design without much substance in them. Observer behaviours in both teams were similar: some student preferred more textual answers while other chose the more visual version, with no strong observable tendency for one option or the other. The graphical cues offered by the app like colours and symbols were easily understood, students could read the information quickly and react to the information communicated by their peers without a problem. Technically it was a sound implementation, but it was not possible to observe any substantial behaviour with the current approach to work that both teams had during the classroom session </w:t>
+      </w:r>
+      <w:r>
+        <w:rPr>
+          <w:lang w:val="en-NZ"/>
+        </w:rPr>
+        <w:t>where</w:t>
+      </w:r>
+      <w:r>
+        <w:rPr>
+          <w:lang w:val="en-NZ"/>
+        </w:rPr>
+        <w:t xml:space="preserve"> observations took place.</w:t>
+      </w:r>
+    </w:p>
+    <w:p>
+      <w:pPr>
+        <w:rPr>
+          <w:lang w:val="en-NZ"/>
+        </w:rPr>
+      </w:pPr>
+      <w:r>
+        <w:rPr>
+          <w:lang w:val="en-NZ"/>
+        </w:rPr>
+        <w:t xml:space="preserve">The second scenario was more open and used the unstructured version of the debate function to let the students openly talk and discuss things during their normal work session. This setup prompted more conversation than the previous scenario, student tested more the unstructured questions and the beginning and also started to be more playful with the activity, proposing question unrelated to the project and more humorous uses of the emotes, </w:t>
+      </w:r>
+      <w:r>
+        <w:rPr>
+          <w:lang w:val="en-NZ"/>
+        </w:rPr>
+        <w:lastRenderedPageBreak/>
+        <w:t>taking advantage of the visuals provided to give a stronger emotional context to whatever was the centre of discussion.</w:t>
+      </w:r>
+    </w:p>
+    <w:p>
+      <w:pPr>
+        <w:rPr>
+          <w:lang w:val="en-NZ"/>
+        </w:rPr>
+      </w:pPr>
+      <w:r>
+        <w:rPr>
+          <w:lang w:val="en-NZ"/>
+        </w:rPr>
+        <w:t>Team D found the free conversation very enticing, and it was interesting to see, after the activity itself was already over, that the group was coming back to the tool to show their reactions to a comment or a situation during their work. Most of those conversations were unrelated to their work and played more for fun than for actual communication, but it was telling that the tool was used to properly convey meaning and was able to be integrated rather naturally into the actions of the students.</w:t>
+      </w:r>
+    </w:p>
+    <w:p>
+      <w:pPr>
+        <w:rPr>
+          <w:lang w:val="en-NZ"/>
+        </w:rPr>
+      </w:pPr>
+      <w:r>
+        <w:rPr>
+          <w:lang w:val="en-NZ"/>
+        </w:rPr>
+        <w:t>Team E on the other hand did not show an instance of such natural use of the tool, but in general they were not speaking between them at all. The mood of the session was more relaxed with Team D than with Team E, which also promoted a better environment for casual conversation and a more playful attitude, which seemed to be the better context for the use of the tool.</w:t>
+      </w:r>
+    </w:p>
+    <w:p>
+      <w:pPr>
+        <w:pStyle w:val="Ttulo2"/>
+        <w:rPr>
+          <w:sz w:val="22"/>
+          <w:szCs w:val="22"/>
+          <w:lang w:val="en-NZ"/>
+        </w:rPr>
+      </w:pPr>
+      <w:r>
+        <w:rPr>
+          <w:sz w:val="22"/>
+          <w:szCs w:val="22"/>
           <w:lang w:val="en-NZ"/>
         </w:rPr>
         <w:t>6.</w:t>
       </w:r>
       <w:r>
         <w:rPr>
+          <w:sz w:val="22"/>
+          <w:szCs w:val="22"/>
           <w:lang w:val="en-NZ"/>
         </w:rPr>
         <w:t>8</w:t>
       </w:r>
       <w:r>
         <w:rPr>
+          <w:sz w:val="22"/>
+          <w:szCs w:val="22"/>
           <w:lang w:val="en-NZ"/>
         </w:rPr>
         <w:t>.3 Preliminary Analysis</w:t>
@@ -13359,18 +13979,224 @@
         <w:rPr>
           <w:lang w:val="en-NZ"/>
         </w:rPr>
+        <w:t xml:space="preserve">These set of weeks represented the end of the observation stage, and based on the previous preliminary processes of analysis, it is possible to summarize some of the </w:t>
+      </w:r>
+      <w:r>
+        <w:rPr>
+          <w:lang w:val="en-NZ"/>
+        </w:rPr>
+        <w:t>most important themes extracted from the observations gathered:</w:t>
+      </w:r>
+    </w:p>
+    <w:p>
+      <w:pPr>
+        <w:pStyle w:val="Prrafodelista"/>
+        <w:numPr>
+          <w:ilvl w:val="0"/>
+          <w:numId w:val="30"/>
+        </w:numPr>
+        <w:rPr>
+          <w:lang w:val="en-NZ"/>
+        </w:rPr>
+      </w:pPr>
+      <w:r>
+        <w:rPr>
+          <w:lang w:val="en-NZ"/>
+        </w:rPr>
+        <w:t>The dynamics observer for any group would determine if they preferred a more structured approach to teamwork, needing more guidance from the available teaching staff and using more the tools provided by WorkshopAR to help them in the first steps of consolidating the group.</w:t>
+      </w:r>
+    </w:p>
+    <w:p>
+      <w:pPr>
+        <w:pStyle w:val="Prrafodelista"/>
+        <w:numPr>
+          <w:ilvl w:val="0"/>
+          <w:numId w:val="30"/>
+        </w:numPr>
+        <w:rPr>
+          <w:lang w:val="en-NZ"/>
+        </w:rPr>
+      </w:pPr>
+      <w:r>
+        <w:rPr>
+          <w:lang w:val="en-NZ"/>
+        </w:rPr>
+        <w:t>Better stablished groups would prefer a more flexible approach to the activity, relying in the mechanisms they themselves had build and finding any external intervention, either the lecturers or the use of WorkshopAR, more as a hindrance than an actual help.</w:t>
+      </w:r>
+    </w:p>
+    <w:p>
+      <w:pPr>
+        <w:pStyle w:val="Prrafodelista"/>
+        <w:numPr>
+          <w:ilvl w:val="0"/>
+          <w:numId w:val="30"/>
+        </w:numPr>
+        <w:rPr>
+          <w:lang w:val="en-NZ"/>
+        </w:rPr>
+      </w:pPr>
+      <w:r>
+        <w:rPr>
+          <w:lang w:val="en-NZ"/>
+        </w:rPr>
+        <w:t>In either case, the need for structure would be greater at the beginning and would fade towards the end of the group, either because the mechanisms for groupwork are clear or because the tool is not helping in creating of reinforcing those mechanisms</w:t>
+      </w:r>
+    </w:p>
+    <w:p>
+      <w:pPr>
+        <w:pStyle w:val="Prrafodelista"/>
+        <w:numPr>
+          <w:ilvl w:val="0"/>
+          <w:numId w:val="30"/>
+        </w:numPr>
+        <w:rPr>
+          <w:lang w:val="en-NZ"/>
+        </w:rPr>
+      </w:pPr>
+      <w:r>
+        <w:rPr>
+          <w:lang w:val="en-NZ"/>
+        </w:rPr>
+        <w:t>Digital tools need to be able to adapt and connect to the environment they live in. All students have their own set of tools and favourite channels of communication than often collide with any other alternative or even with the official channels proposed by the course.</w:t>
+      </w:r>
+    </w:p>
+    <w:p>
+      <w:pPr>
+        <w:pStyle w:val="Prrafodelista"/>
+        <w:numPr>
+          <w:ilvl w:val="0"/>
+          <w:numId w:val="30"/>
+        </w:numPr>
+        <w:rPr>
+          <w:lang w:val="en-NZ"/>
+        </w:rPr>
+      </w:pPr>
+      <w:r>
+        <w:rPr>
+          <w:lang w:val="en-NZ"/>
+        </w:rPr>
+        <w:t>Visual communication is a powerful tool to promote all sort of behaviours. Activities related to the organization of ideas, communication between peers and teaching staff, backlog of activities and the contextual meaning of a conversation were all using some form of visual aide, and students resonated the most with WorkshopAR when they found those visual elements to interact with.</w:t>
+      </w:r>
+    </w:p>
+    <w:p>
+      <w:pPr>
+        <w:pStyle w:val="Prrafodelista"/>
+        <w:numPr>
+          <w:ilvl w:val="0"/>
+          <w:numId w:val="30"/>
+        </w:numPr>
+        <w:rPr>
+          <w:lang w:val="en-NZ"/>
+        </w:rPr>
+      </w:pPr>
+      <w:r>
+        <w:rPr>
+          <w:lang w:val="en-NZ"/>
+        </w:rPr>
+        <w:t xml:space="preserve">The relationship people build with their phones is complex and varied, and a solution that seeks to use these types of mobile environments will find obstacles in all possible side of possible responses. What seams to be a working approach to this problem is to stick to a design that is clear for the students and enforce it through different aspects of the learning environment. The approach the teaching staff took </w:t>
+      </w:r>
+      <w:r>
+        <w:rPr>
+          <w:lang w:val="en-NZ"/>
+        </w:rPr>
         <w:lastRenderedPageBreak/>
-        <w:t>Using the forum a form of community registry, the basis of a CoP</w:t>
-      </w:r>
-    </w:p>
-    <w:p>
-      <w:pPr>
-        <w:rPr>
-          <w:lang w:val="en-NZ"/>
-        </w:rPr>
-      </w:pPr>
-      <w:r>
-        <w:rPr>
+        <w:t>for the implementation of the public forums in the LMS of the course is a good example of this approach.</w:t>
+      </w:r>
+    </w:p>
+    <w:p>
+      <w:pPr>
+        <w:rPr>
+          <w:lang w:val="en-NZ"/>
+        </w:rPr>
+      </w:pPr>
+      <w:r>
+        <w:rPr>
+          <w:lang w:val="en-NZ"/>
+        </w:rPr>
+        <w:t>Through the development of the course, it was possible to observe first hand different students approaching the necessities of collaboration in very different ways. A lot of the observations mirrored what was found in literature previously and reinforced the idea that collaborative work must be nurtured and teach for it to be effective as a teaching tool. Industry Project offered an interesting environment to build the skills necessary for a healthy teamwork experience. The course particularly excels at creating opportunities for students to analyse a problem, identify needed resources and formulate a plan to build a solution. Some students thrived more in this process individually, but it was clear that a group approach was better suited to provide a successful plan. If there is something where the course was lacking was in making these scenarios for the development of collaborative more explicit to the students and not relying completely in a self-exploratory method that could derive in several student repeatedly bashing a wall, as was described in section 2.1.4.</w:t>
+      </w:r>
+    </w:p>
+    <w:p>
+      <w:pPr>
+        <w:rPr>
+          <w:lang w:val="en-NZ"/>
+        </w:rPr>
+      </w:pPr>
+      <w:r>
+        <w:rPr>
+          <w:lang w:val="en-NZ"/>
+        </w:rPr>
+        <w:t xml:space="preserve">The involvement of WorkshopAR in these scenarios had its ups and lows. </w:t>
+      </w:r>
+      <w:r>
+        <w:rPr>
+          <w:lang w:val="en-NZ"/>
+        </w:rPr>
+        <w:t>A summary</w:t>
+      </w:r>
+      <w:r>
+        <w:rPr>
+          <w:lang w:val="en-NZ"/>
+        </w:rPr>
+        <w:t xml:space="preserve"> f the whole experience could be as follows: WorkshopAR succeeded at initiating discussions and reflections around the dynamics a team could be using to manage their collaborative effort, both failed integrating into the actual mechanisms that the students implemented to </w:t>
+      </w:r>
+      <w:r>
+        <w:rPr>
+          <w:lang w:val="en-NZ"/>
+        </w:rPr>
+        <w:t>fulfil</w:t>
+      </w:r>
+      <w:r>
+        <w:rPr>
+          <w:lang w:val="en-NZ"/>
+        </w:rPr>
+        <w:t xml:space="preserve"> their tasks. It was a good conversation </w:t>
+      </w:r>
+      <w:r>
+        <w:rPr>
+          <w:lang w:val="en-NZ"/>
+        </w:rPr>
+        <w:t>starter,</w:t>
+      </w:r>
+      <w:r>
+        <w:rPr>
+          <w:lang w:val="en-NZ"/>
+        </w:rPr>
+        <w:t xml:space="preserve"> b</w:t>
+      </w:r>
+      <w:r>
+        <w:rPr>
+          <w:lang w:val="en-NZ"/>
+        </w:rPr>
+        <w:t>ut it needs more iterations to offer a real implementation.</w:t>
+      </w:r>
+    </w:p>
+    <w:p>
+      <w:pPr>
+        <w:rPr>
+          <w:lang w:val="en-NZ"/>
+        </w:rPr>
+      </w:pPr>
+      <w:r>
+        <w:rPr>
+          <w:lang w:val="en-NZ"/>
+        </w:rPr>
+        <w:t>The following sections will complement the points previously explained by painting a more specific view of both the teaching staff and the students of how the course developed and how different key aspects of collaborative work and collaborative learning were perceived, and will be compared to the behaviours observed around the student’s work and the use of WorkshopAR to better construct a conclusion and identify the lessons that could be extracted from the case study.</w:t>
+      </w:r>
+    </w:p>
+    <w:p>
+      <w:pPr>
+        <w:pStyle w:val="Ttulo1"/>
+        <w:rPr>
+          <w:sz w:val="22"/>
+          <w:szCs w:val="22"/>
+          <w:lang w:val="en-NZ"/>
+        </w:rPr>
+      </w:pPr>
+      <w:r>
+        <w:rPr>
+          <w:sz w:val="22"/>
+          <w:szCs w:val="22"/>
           <w:lang w:val="en-NZ"/>
         </w:rPr>
         <w:t>6.9 Analysis on Student’s Observations and Responses</w:t>
@@ -13386,6 +14212,108 @@
         <w:rPr>
           <w:lang w:val="en-NZ"/>
         </w:rPr>
+        <w:t>Explain questionnaire</w:t>
+      </w:r>
+    </w:p>
+    <w:p>
+      <w:pPr>
+        <w:rPr>
+          <w:lang w:val="en-NZ"/>
+        </w:rPr>
+      </w:pPr>
+      <w:r>
+        <w:rPr>
+          <w:lang w:val="en-NZ"/>
+        </w:rPr>
+        <w:t>Explain codebook</w:t>
+      </w:r>
+    </w:p>
+    <w:p>
+      <w:pPr>
+        <w:rPr>
+          <w:lang w:val="en-NZ"/>
+        </w:rPr>
+      </w:pPr>
+      <w:r>
+        <w:rPr>
+          <w:lang w:val="en-NZ"/>
+        </w:rPr>
+        <w:tab/>
+        <w:t>Huge impact of first week issues or success</w:t>
+      </w:r>
+    </w:p>
+    <w:p>
+      <w:pPr>
+        <w:rPr>
+          <w:lang w:val="en-NZ"/>
+        </w:rPr>
+      </w:pPr>
+      <w:r>
+        <w:rPr>
+          <w:lang w:val="en-NZ"/>
+        </w:rPr>
+        <w:tab/>
+        <w:t>Collaboration inertia (activities were in the end individual)</w:t>
+      </w:r>
+    </w:p>
+    <w:p>
+      <w:pPr>
+        <w:rPr>
+          <w:lang w:val="en-NZ"/>
+        </w:rPr>
+      </w:pPr>
+      <w:r>
+        <w:rPr>
+          <w:lang w:val="en-NZ"/>
+        </w:rPr>
+        <w:tab/>
+        <w:t>Managing all the communication tools</w:t>
+      </w:r>
+    </w:p>
+    <w:p>
+      <w:pPr>
+        <w:rPr>
+          <w:lang w:val="en-NZ"/>
+        </w:rPr>
+      </w:pPr>
+      <w:r>
+        <w:rPr>
+          <w:lang w:val="en-NZ"/>
+        </w:rPr>
+        <w:tab/>
+        <w:t>No real presence of WAR</w:t>
+      </w:r>
+      <w:r>
+        <w:rPr>
+          <w:lang w:val="en-NZ"/>
+        </w:rPr>
+        <w:t>, but mention of exploring new tools</w:t>
+      </w:r>
+    </w:p>
+    <w:p>
+      <w:pPr>
+        <w:rPr>
+          <w:lang w:val="en-NZ"/>
+        </w:rPr>
+      </w:pPr>
+      <w:r>
+        <w:rPr>
+          <w:lang w:val="en-NZ"/>
+        </w:rPr>
+        <w:tab/>
+        <w:t>Learning vs producing</w:t>
+      </w:r>
+    </w:p>
+    <w:p>
+      <w:pPr>
+        <w:rPr>
+          <w:lang w:val="en-NZ"/>
+        </w:rPr>
+      </w:pPr>
+      <w:r>
+        <w:rPr>
+          <w:lang w:val="en-NZ"/>
+        </w:rPr>
         <w:t>6.10 Analysis on Teaching Staff’s Observations and Responses</w:t>
       </w:r>
     </w:p>
@@ -13399,20 +14327,77 @@
         <w:rPr>
           <w:lang w:val="en-NZ"/>
         </w:rPr>
-        <w:t>Requirements of the course being taught earlier</w:t>
-      </w:r>
-    </w:p>
-    <w:p>
-      <w:pPr>
-        <w:rPr>
-          <w:lang w:val="en-NZ"/>
-        </w:rPr>
-      </w:pPr>
-      <w:r>
-        <w:rPr>
-          <w:lang w:val="en-NZ"/>
-        </w:rPr>
-        <w:t>Adjust the simulation aspect</w:t>
+        <w:t>Explain questionnaire</w:t>
+      </w:r>
+    </w:p>
+    <w:p>
+      <w:pPr>
+        <w:rPr>
+          <w:lang w:val="en-NZ"/>
+        </w:rPr>
+      </w:pPr>
+      <w:r>
+        <w:rPr>
+          <w:lang w:val="en-NZ"/>
+        </w:rPr>
+        <w:t>Explain codebook</w:t>
+      </w:r>
+    </w:p>
+    <w:p>
+      <w:pPr>
+        <w:rPr>
+          <w:lang w:val="en-NZ"/>
+        </w:rPr>
+      </w:pPr>
+      <w:r>
+        <w:rPr>
+          <w:lang w:val="en-NZ"/>
+        </w:rPr>
+        <w:lastRenderedPageBreak/>
+        <w:tab/>
+        <w:t>Lean on the simulacrum for better professional objectives</w:t>
+      </w:r>
+    </w:p>
+    <w:p>
+      <w:pPr>
+        <w:rPr>
+          <w:lang w:val="en-NZ"/>
+        </w:rPr>
+      </w:pPr>
+      <w:r>
+        <w:rPr>
+          <w:lang w:val="en-NZ"/>
+        </w:rPr>
+        <w:tab/>
+        <w:t>Academical readiness of the students for the learning goals (when to teach everything)</w:t>
+      </w:r>
+    </w:p>
+    <w:p>
+      <w:pPr>
+        <w:rPr>
+          <w:lang w:val="en-NZ"/>
+        </w:rPr>
+      </w:pPr>
+      <w:r>
+        <w:rPr>
+          <w:lang w:val="en-NZ"/>
+        </w:rPr>
+        <w:tab/>
+        <w:t>Asses the product or asses the work</w:t>
+      </w:r>
+    </w:p>
+    <w:p>
+      <w:pPr>
+        <w:ind w:firstLine="720"/>
+        <w:rPr>
+          <w:lang w:val="en-NZ"/>
+        </w:rPr>
+      </w:pPr>
+      <w:r>
+        <w:rPr>
+          <w:lang w:val="en-NZ"/>
+        </w:rPr>
+        <w:t>Explore all the tools, whatever the students needs</w:t>
       </w:r>
     </w:p>
     <w:p>
@@ -13764,6 +14749,119 @@
     </w:lvl>
   </w:abstractNum>
   <w:abstractNum w:abstractNumId="2" w15:restartNumberingAfterBreak="0">
+    <w:nsid w:val="096D46CB"/>
+    <w:multiLevelType w:val="hybridMultilevel"/>
+    <w:tmpl w:val="573862F2"/>
+    <w:lvl w:ilvl="0" w:tplc="240A0001">
+      <w:start w:val="1"/>
+      <w:numFmt w:val="bullet"/>
+      <w:lvlText w:val=""/>
+      <w:lvlJc w:val="left"/>
+      <w:pPr>
+        <w:ind w:left="720" w:hanging="360"/>
+      </w:pPr>
+      <w:rPr>
+        <w:rFonts w:ascii="Symbol" w:hAnsi="Symbol" w:hint="default"/>
+      </w:rPr>
+    </w:lvl>
+    <w:lvl w:ilvl="1" w:tplc="240A0003" w:tentative="1">
+      <w:start w:val="1"/>
+      <w:numFmt w:val="bullet"/>
+      <w:lvlText w:val="o"/>
+      <w:lvlJc w:val="left"/>
+      <w:pPr>
+        <w:ind w:left="1440" w:hanging="360"/>
+      </w:pPr>
+      <w:rPr>
+        <w:rFonts w:ascii="Courier New" w:hAnsi="Courier New" w:cs="Courier New" w:hint="default"/>
+      </w:rPr>
+    </w:lvl>
+    <w:lvl w:ilvl="2" w:tplc="240A0005" w:tentative="1">
+      <w:start w:val="1"/>
+      <w:numFmt w:val="bullet"/>
+      <w:lvlText w:val=""/>
+      <w:lvlJc w:val="left"/>
+      <w:pPr>
+        <w:ind w:left="2160" w:hanging="360"/>
+      </w:pPr>
+      <w:rPr>
+        <w:rFonts w:ascii="Wingdings" w:hAnsi="Wingdings" w:hint="default"/>
+      </w:rPr>
+    </w:lvl>
+    <w:lvl w:ilvl="3" w:tplc="240A0001" w:tentative="1">
+      <w:start w:val="1"/>
+      <w:numFmt w:val="bullet"/>
+      <w:lvlText w:val=""/>
+      <w:lvlJc w:val="left"/>
+      <w:pPr>
+        <w:ind w:left="2880" w:hanging="360"/>
+      </w:pPr>
+      <w:rPr>
+        <w:rFonts w:ascii="Symbol" w:hAnsi="Symbol" w:hint="default"/>
+      </w:rPr>
+    </w:lvl>
+    <w:lvl w:ilvl="4" w:tplc="240A0003" w:tentative="1">
+      <w:start w:val="1"/>
+      <w:numFmt w:val="bullet"/>
+      <w:lvlText w:val="o"/>
+      <w:lvlJc w:val="left"/>
+      <w:pPr>
+        <w:ind w:left="3600" w:hanging="360"/>
+      </w:pPr>
+      <w:rPr>
+        <w:rFonts w:ascii="Courier New" w:hAnsi="Courier New" w:cs="Courier New" w:hint="default"/>
+      </w:rPr>
+    </w:lvl>
+    <w:lvl w:ilvl="5" w:tplc="240A0005" w:tentative="1">
+      <w:start w:val="1"/>
+      <w:numFmt w:val="bullet"/>
+      <w:lvlText w:val=""/>
+      <w:lvlJc w:val="left"/>
+      <w:pPr>
+        <w:ind w:left="4320" w:hanging="360"/>
+      </w:pPr>
+      <w:rPr>
+        <w:rFonts w:ascii="Wingdings" w:hAnsi="Wingdings" w:hint="default"/>
+      </w:rPr>
+    </w:lvl>
+    <w:lvl w:ilvl="6" w:tplc="240A0001" w:tentative="1">
+      <w:start w:val="1"/>
+      <w:numFmt w:val="bullet"/>
+      <w:lvlText w:val=""/>
+      <w:lvlJc w:val="left"/>
+      <w:pPr>
+        <w:ind w:left="5040" w:hanging="360"/>
+      </w:pPr>
+      <w:rPr>
+        <w:rFonts w:ascii="Symbol" w:hAnsi="Symbol" w:hint="default"/>
+      </w:rPr>
+    </w:lvl>
+    <w:lvl w:ilvl="7" w:tplc="240A0003" w:tentative="1">
+      <w:start w:val="1"/>
+      <w:numFmt w:val="bullet"/>
+      <w:lvlText w:val="o"/>
+      <w:lvlJc w:val="left"/>
+      <w:pPr>
+        <w:ind w:left="5760" w:hanging="360"/>
+      </w:pPr>
+      <w:rPr>
+        <w:rFonts w:ascii="Courier New" w:hAnsi="Courier New" w:cs="Courier New" w:hint="default"/>
+      </w:rPr>
+    </w:lvl>
+    <w:lvl w:ilvl="8" w:tplc="240A0005" w:tentative="1">
+      <w:start w:val="1"/>
+      <w:numFmt w:val="bullet"/>
+      <w:lvlText w:val=""/>
+      <w:lvlJc w:val="left"/>
+      <w:pPr>
+        <w:ind w:left="6480" w:hanging="360"/>
+      </w:pPr>
+      <w:rPr>
+        <w:rFonts w:ascii="Wingdings" w:hAnsi="Wingdings" w:hint="default"/>
+      </w:rPr>
+    </w:lvl>
+  </w:abstractNum>
+  <w:abstractNum w:abstractNumId="3" w15:restartNumberingAfterBreak="0">
     <w:nsid w:val="11D01384"/>
     <w:multiLevelType w:val="hybridMultilevel"/>
     <w:tmpl w:val="A22E6ECE"/>
@@ -13876,7 +14974,7 @@
       </w:rPr>
     </w:lvl>
   </w:abstractNum>
-  <w:abstractNum w:abstractNumId="3" w15:restartNumberingAfterBreak="0">
+  <w:abstractNum w:abstractNumId="4" w15:restartNumberingAfterBreak="0">
     <w:nsid w:val="12921473"/>
     <w:multiLevelType w:val="hybridMultilevel"/>
     <w:tmpl w:val="85243DF4"/>
@@ -13989,7 +15087,7 @@
       </w:rPr>
     </w:lvl>
   </w:abstractNum>
-  <w:abstractNum w:abstractNumId="4" w15:restartNumberingAfterBreak="0">
+  <w:abstractNum w:abstractNumId="5" w15:restartNumberingAfterBreak="0">
     <w:nsid w:val="164346F4"/>
     <w:multiLevelType w:val="hybridMultilevel"/>
     <w:tmpl w:val="6E0C3D10"/>
@@ -14102,7 +15200,7 @@
       </w:rPr>
     </w:lvl>
   </w:abstractNum>
-  <w:abstractNum w:abstractNumId="5" w15:restartNumberingAfterBreak="0">
+  <w:abstractNum w:abstractNumId="6" w15:restartNumberingAfterBreak="0">
     <w:nsid w:val="1D1F74FC"/>
     <w:multiLevelType w:val="hybridMultilevel"/>
     <w:tmpl w:val="6FC0A9D0"/>
@@ -14215,7 +15313,7 @@
       </w:rPr>
     </w:lvl>
   </w:abstractNum>
-  <w:abstractNum w:abstractNumId="6" w15:restartNumberingAfterBreak="0">
+  <w:abstractNum w:abstractNumId="7" w15:restartNumberingAfterBreak="0">
     <w:nsid w:val="28B0261C"/>
     <w:multiLevelType w:val="hybridMultilevel"/>
     <w:tmpl w:val="77347DC0"/>
@@ -14328,7 +15426,7 @@
       </w:rPr>
     </w:lvl>
   </w:abstractNum>
-  <w:abstractNum w:abstractNumId="7" w15:restartNumberingAfterBreak="0">
+  <w:abstractNum w:abstractNumId="8" w15:restartNumberingAfterBreak="0">
     <w:nsid w:val="2A832CEB"/>
     <w:multiLevelType w:val="hybridMultilevel"/>
     <w:tmpl w:val="D95C5B8A"/>
@@ -14441,7 +15539,7 @@
       </w:rPr>
     </w:lvl>
   </w:abstractNum>
-  <w:abstractNum w:abstractNumId="8" w15:restartNumberingAfterBreak="0">
+  <w:abstractNum w:abstractNumId="9" w15:restartNumberingAfterBreak="0">
     <w:nsid w:val="354F4453"/>
     <w:multiLevelType w:val="hybridMultilevel"/>
     <w:tmpl w:val="E474EDD4"/>
@@ -14554,7 +15652,7 @@
       </w:rPr>
     </w:lvl>
   </w:abstractNum>
-  <w:abstractNum w:abstractNumId="9" w15:restartNumberingAfterBreak="0">
+  <w:abstractNum w:abstractNumId="10" w15:restartNumberingAfterBreak="0">
     <w:nsid w:val="36720225"/>
     <w:multiLevelType w:val="hybridMultilevel"/>
     <w:tmpl w:val="E5CEAEC4"/>
@@ -14667,7 +15765,7 @@
       </w:rPr>
     </w:lvl>
   </w:abstractNum>
-  <w:abstractNum w:abstractNumId="10" w15:restartNumberingAfterBreak="0">
+  <w:abstractNum w:abstractNumId="11" w15:restartNumberingAfterBreak="0">
     <w:nsid w:val="3B2426D6"/>
     <w:multiLevelType w:val="hybridMultilevel"/>
     <w:tmpl w:val="2A94FC48"/>
@@ -14780,7 +15878,7 @@
       </w:rPr>
     </w:lvl>
   </w:abstractNum>
-  <w:abstractNum w:abstractNumId="11" w15:restartNumberingAfterBreak="0">
+  <w:abstractNum w:abstractNumId="12" w15:restartNumberingAfterBreak="0">
     <w:nsid w:val="4298740D"/>
     <w:multiLevelType w:val="hybridMultilevel"/>
     <w:tmpl w:val="DA5464BE"/>
@@ -14893,7 +15991,7 @@
       </w:rPr>
     </w:lvl>
   </w:abstractNum>
-  <w:abstractNum w:abstractNumId="12" w15:restartNumberingAfterBreak="0">
+  <w:abstractNum w:abstractNumId="13" w15:restartNumberingAfterBreak="0">
     <w:nsid w:val="457D7F16"/>
     <w:multiLevelType w:val="hybridMultilevel"/>
     <w:tmpl w:val="9A7AC840"/>
@@ -15006,7 +16104,120 @@
       </w:rPr>
     </w:lvl>
   </w:abstractNum>
-  <w:abstractNum w:abstractNumId="13" w15:restartNumberingAfterBreak="0">
+  <w:abstractNum w:abstractNumId="14" w15:restartNumberingAfterBreak="0">
+    <w:nsid w:val="486B6B9C"/>
+    <w:multiLevelType w:val="hybridMultilevel"/>
+    <w:tmpl w:val="FB7EB15C"/>
+    <w:lvl w:ilvl="0" w:tplc="240A0001">
+      <w:start w:val="1"/>
+      <w:numFmt w:val="bullet"/>
+      <w:lvlText w:val=""/>
+      <w:lvlJc w:val="left"/>
+      <w:pPr>
+        <w:ind w:left="780" w:hanging="360"/>
+      </w:pPr>
+      <w:rPr>
+        <w:rFonts w:ascii="Symbol" w:hAnsi="Symbol" w:hint="default"/>
+      </w:rPr>
+    </w:lvl>
+    <w:lvl w:ilvl="1" w:tplc="240A0003" w:tentative="1">
+      <w:start w:val="1"/>
+      <w:numFmt w:val="bullet"/>
+      <w:lvlText w:val="o"/>
+      <w:lvlJc w:val="left"/>
+      <w:pPr>
+        <w:ind w:left="1500" w:hanging="360"/>
+      </w:pPr>
+      <w:rPr>
+        <w:rFonts w:ascii="Courier New" w:hAnsi="Courier New" w:cs="Courier New" w:hint="default"/>
+      </w:rPr>
+    </w:lvl>
+    <w:lvl w:ilvl="2" w:tplc="240A0005" w:tentative="1">
+      <w:start w:val="1"/>
+      <w:numFmt w:val="bullet"/>
+      <w:lvlText w:val=""/>
+      <w:lvlJc w:val="left"/>
+      <w:pPr>
+        <w:ind w:left="2220" w:hanging="360"/>
+      </w:pPr>
+      <w:rPr>
+        <w:rFonts w:ascii="Wingdings" w:hAnsi="Wingdings" w:hint="default"/>
+      </w:rPr>
+    </w:lvl>
+    <w:lvl w:ilvl="3" w:tplc="240A0001" w:tentative="1">
+      <w:start w:val="1"/>
+      <w:numFmt w:val="bullet"/>
+      <w:lvlText w:val=""/>
+      <w:lvlJc w:val="left"/>
+      <w:pPr>
+        <w:ind w:left="2940" w:hanging="360"/>
+      </w:pPr>
+      <w:rPr>
+        <w:rFonts w:ascii="Symbol" w:hAnsi="Symbol" w:hint="default"/>
+      </w:rPr>
+    </w:lvl>
+    <w:lvl w:ilvl="4" w:tplc="240A0003" w:tentative="1">
+      <w:start w:val="1"/>
+      <w:numFmt w:val="bullet"/>
+      <w:lvlText w:val="o"/>
+      <w:lvlJc w:val="left"/>
+      <w:pPr>
+        <w:ind w:left="3660" w:hanging="360"/>
+      </w:pPr>
+      <w:rPr>
+        <w:rFonts w:ascii="Courier New" w:hAnsi="Courier New" w:cs="Courier New" w:hint="default"/>
+      </w:rPr>
+    </w:lvl>
+    <w:lvl w:ilvl="5" w:tplc="240A0005" w:tentative="1">
+      <w:start w:val="1"/>
+      <w:numFmt w:val="bullet"/>
+      <w:lvlText w:val=""/>
+      <w:lvlJc w:val="left"/>
+      <w:pPr>
+        <w:ind w:left="4380" w:hanging="360"/>
+      </w:pPr>
+      <w:rPr>
+        <w:rFonts w:ascii="Wingdings" w:hAnsi="Wingdings" w:hint="default"/>
+      </w:rPr>
+    </w:lvl>
+    <w:lvl w:ilvl="6" w:tplc="240A0001" w:tentative="1">
+      <w:start w:val="1"/>
+      <w:numFmt w:val="bullet"/>
+      <w:lvlText w:val=""/>
+      <w:lvlJc w:val="left"/>
+      <w:pPr>
+        <w:ind w:left="5100" w:hanging="360"/>
+      </w:pPr>
+      <w:rPr>
+        <w:rFonts w:ascii="Symbol" w:hAnsi="Symbol" w:hint="default"/>
+      </w:rPr>
+    </w:lvl>
+    <w:lvl w:ilvl="7" w:tplc="240A0003" w:tentative="1">
+      <w:start w:val="1"/>
+      <w:numFmt w:val="bullet"/>
+      <w:lvlText w:val="o"/>
+      <w:lvlJc w:val="left"/>
+      <w:pPr>
+        <w:ind w:left="5820" w:hanging="360"/>
+      </w:pPr>
+      <w:rPr>
+        <w:rFonts w:ascii="Courier New" w:hAnsi="Courier New" w:cs="Courier New" w:hint="default"/>
+      </w:rPr>
+    </w:lvl>
+    <w:lvl w:ilvl="8" w:tplc="240A0005" w:tentative="1">
+      <w:start w:val="1"/>
+      <w:numFmt w:val="bullet"/>
+      <w:lvlText w:val=""/>
+      <w:lvlJc w:val="left"/>
+      <w:pPr>
+        <w:ind w:left="6540" w:hanging="360"/>
+      </w:pPr>
+      <w:rPr>
+        <w:rFonts w:ascii="Wingdings" w:hAnsi="Wingdings" w:hint="default"/>
+      </w:rPr>
+    </w:lvl>
+  </w:abstractNum>
+  <w:abstractNum w:abstractNumId="15" w15:restartNumberingAfterBreak="0">
     <w:nsid w:val="4AD5040C"/>
     <w:multiLevelType w:val="hybridMultilevel"/>
     <w:tmpl w:val="C6FC44A6"/>
@@ -15119,7 +16330,7 @@
       </w:rPr>
     </w:lvl>
   </w:abstractNum>
-  <w:abstractNum w:abstractNumId="14" w15:restartNumberingAfterBreak="0">
+  <w:abstractNum w:abstractNumId="16" w15:restartNumberingAfterBreak="0">
     <w:nsid w:val="4B30465F"/>
     <w:multiLevelType w:val="hybridMultilevel"/>
     <w:tmpl w:val="D23CF962"/>
@@ -15232,7 +16443,7 @@
       </w:rPr>
     </w:lvl>
   </w:abstractNum>
-  <w:abstractNum w:abstractNumId="15" w15:restartNumberingAfterBreak="0">
+  <w:abstractNum w:abstractNumId="17" w15:restartNumberingAfterBreak="0">
     <w:nsid w:val="513B7EA1"/>
     <w:multiLevelType w:val="hybridMultilevel"/>
     <w:tmpl w:val="6B5C4A68"/>
@@ -15345,7 +16556,7 @@
       </w:rPr>
     </w:lvl>
   </w:abstractNum>
-  <w:abstractNum w:abstractNumId="16" w15:restartNumberingAfterBreak="0">
+  <w:abstractNum w:abstractNumId="18" w15:restartNumberingAfterBreak="0">
     <w:nsid w:val="58B14600"/>
     <w:multiLevelType w:val="hybridMultilevel"/>
     <w:tmpl w:val="433A6502"/>
@@ -15458,7 +16669,7 @@
       </w:rPr>
     </w:lvl>
   </w:abstractNum>
-  <w:abstractNum w:abstractNumId="17" w15:restartNumberingAfterBreak="0">
+  <w:abstractNum w:abstractNumId="19" w15:restartNumberingAfterBreak="0">
     <w:nsid w:val="5F436901"/>
     <w:multiLevelType w:val="hybridMultilevel"/>
     <w:tmpl w:val="4DE48B7C"/>
@@ -15571,7 +16782,7 @@
       </w:rPr>
     </w:lvl>
   </w:abstractNum>
-  <w:abstractNum w:abstractNumId="18" w15:restartNumberingAfterBreak="0">
+  <w:abstractNum w:abstractNumId="20" w15:restartNumberingAfterBreak="0">
     <w:nsid w:val="6B48065D"/>
     <w:multiLevelType w:val="hybridMultilevel"/>
     <w:tmpl w:val="9566E192"/>
@@ -15684,7 +16895,7 @@
       </w:rPr>
     </w:lvl>
   </w:abstractNum>
-  <w:abstractNum w:abstractNumId="19" w15:restartNumberingAfterBreak="0">
+  <w:abstractNum w:abstractNumId="21" w15:restartNumberingAfterBreak="0">
     <w:nsid w:val="6F0D1C0D"/>
     <w:multiLevelType w:val="hybridMultilevel"/>
     <w:tmpl w:val="AA8C2E28"/>
@@ -15797,7 +17008,7 @@
       </w:rPr>
     </w:lvl>
   </w:abstractNum>
-  <w:abstractNum w:abstractNumId="20" w15:restartNumberingAfterBreak="0">
+  <w:abstractNum w:abstractNumId="22" w15:restartNumberingAfterBreak="0">
     <w:nsid w:val="6F1C43A0"/>
     <w:multiLevelType w:val="hybridMultilevel"/>
     <w:tmpl w:val="239205CC"/>
@@ -15910,7 +17121,7 @@
       </w:rPr>
     </w:lvl>
   </w:abstractNum>
-  <w:abstractNum w:abstractNumId="21" w15:restartNumberingAfterBreak="0">
+  <w:abstractNum w:abstractNumId="23" w15:restartNumberingAfterBreak="0">
     <w:nsid w:val="719B15A0"/>
     <w:multiLevelType w:val="hybridMultilevel"/>
     <w:tmpl w:val="8B6A06FC"/>
@@ -16023,7 +17234,7 @@
       </w:rPr>
     </w:lvl>
   </w:abstractNum>
-  <w:abstractNum w:abstractNumId="22" w15:restartNumberingAfterBreak="0">
+  <w:abstractNum w:abstractNumId="24" w15:restartNumberingAfterBreak="0">
     <w:nsid w:val="72836320"/>
     <w:multiLevelType w:val="hybridMultilevel"/>
     <w:tmpl w:val="F918B9CE"/>
@@ -16136,7 +17347,7 @@
       </w:rPr>
     </w:lvl>
   </w:abstractNum>
-  <w:abstractNum w:abstractNumId="23" w15:restartNumberingAfterBreak="0">
+  <w:abstractNum w:abstractNumId="25" w15:restartNumberingAfterBreak="0">
     <w:nsid w:val="7760001C"/>
     <w:multiLevelType w:val="hybridMultilevel"/>
     <w:tmpl w:val="DA00D140"/>
@@ -16249,7 +17460,7 @@
       </w:rPr>
     </w:lvl>
   </w:abstractNum>
-  <w:abstractNum w:abstractNumId="24" w15:restartNumberingAfterBreak="0">
+  <w:abstractNum w:abstractNumId="26" w15:restartNumberingAfterBreak="0">
     <w:nsid w:val="79EA563B"/>
     <w:multiLevelType w:val="hybridMultilevel"/>
     <w:tmpl w:val="CA0EF45A"/>
@@ -16362,7 +17573,7 @@
       </w:rPr>
     </w:lvl>
   </w:abstractNum>
-  <w:abstractNum w:abstractNumId="25" w15:restartNumberingAfterBreak="0">
+  <w:abstractNum w:abstractNumId="27" w15:restartNumberingAfterBreak="0">
     <w:nsid w:val="7A944C52"/>
     <w:multiLevelType w:val="hybridMultilevel"/>
     <w:tmpl w:val="4DF8A4A6"/>
@@ -16475,7 +17686,7 @@
       </w:rPr>
     </w:lvl>
   </w:abstractNum>
-  <w:abstractNum w:abstractNumId="26" w15:restartNumberingAfterBreak="0">
+  <w:abstractNum w:abstractNumId="28" w15:restartNumberingAfterBreak="0">
     <w:nsid w:val="7BCE6F6B"/>
     <w:multiLevelType w:val="hybridMultilevel"/>
     <w:tmpl w:val="570004FA"/>
@@ -16561,7 +17772,7 @@
       </w:pPr>
     </w:lvl>
   </w:abstractNum>
-  <w:abstractNum w:abstractNumId="27" w15:restartNumberingAfterBreak="0">
+  <w:abstractNum w:abstractNumId="29" w15:restartNumberingAfterBreak="0">
     <w:nsid w:val="7E3A58EC"/>
     <w:multiLevelType w:val="hybridMultilevel"/>
     <w:tmpl w:val="22AEB536"/>
@@ -16648,88 +17859,94 @@
     </w:lvl>
   </w:abstractNum>
   <w:num w:numId="1" w16cid:durableId="1235050477">
-    <w:abstractNumId w:val="16"/>
+    <w:abstractNumId w:val="18"/>
   </w:num>
   <w:num w:numId="2" w16cid:durableId="2067873167">
+    <w:abstractNumId w:val="17"/>
+  </w:num>
+  <w:num w:numId="3" w16cid:durableId="115414037">
+    <w:abstractNumId w:val="22"/>
+  </w:num>
+  <w:num w:numId="4" w16cid:durableId="349600162">
+    <w:abstractNumId w:val="25"/>
+  </w:num>
+  <w:num w:numId="5" w16cid:durableId="1248734338">
+    <w:abstractNumId w:val="23"/>
+  </w:num>
+  <w:num w:numId="6" w16cid:durableId="2015641317">
+    <w:abstractNumId w:val="5"/>
+  </w:num>
+  <w:num w:numId="7" w16cid:durableId="231624906">
+    <w:abstractNumId w:val="19"/>
+  </w:num>
+  <w:num w:numId="8" w16cid:durableId="263420750">
+    <w:abstractNumId w:val="10"/>
+  </w:num>
+  <w:num w:numId="9" w16cid:durableId="2124612063">
+    <w:abstractNumId w:val="27"/>
+  </w:num>
+  <w:num w:numId="10" w16cid:durableId="159079337">
+    <w:abstractNumId w:val="20"/>
+  </w:num>
+  <w:num w:numId="11" w16cid:durableId="790443612">
+    <w:abstractNumId w:val="28"/>
+  </w:num>
+  <w:num w:numId="12" w16cid:durableId="942110906">
+    <w:abstractNumId w:val="6"/>
+  </w:num>
+  <w:num w:numId="13" w16cid:durableId="2012368028">
+    <w:abstractNumId w:val="9"/>
+  </w:num>
+  <w:num w:numId="14" w16cid:durableId="1862934538">
+    <w:abstractNumId w:val="13"/>
+  </w:num>
+  <w:num w:numId="15" w16cid:durableId="1813401887">
+    <w:abstractNumId w:val="29"/>
+  </w:num>
+  <w:num w:numId="16" w16cid:durableId="1095636371">
     <w:abstractNumId w:val="15"/>
   </w:num>
-  <w:num w:numId="3" w16cid:durableId="115414037">
-    <w:abstractNumId w:val="20"/>
+  <w:num w:numId="17" w16cid:durableId="319358279">
+    <w:abstractNumId w:val="3"/>
   </w:num>
-  <w:num w:numId="4" w16cid:durableId="349600162">
-    <w:abstractNumId w:val="23"/>
-  </w:num>
-  <w:num w:numId="5" w16cid:durableId="1248734338">
-    <w:abstractNumId w:val="21"/>
-  </w:num>
-  <w:num w:numId="6" w16cid:durableId="2015641317">
-    <w:abstractNumId w:val="4"/>
-  </w:num>
-  <w:num w:numId="7" w16cid:durableId="231624906">
-    <w:abstractNumId w:val="17"/>
-  </w:num>
-  <w:num w:numId="8" w16cid:durableId="263420750">
-    <w:abstractNumId w:val="9"/>
-  </w:num>
-  <w:num w:numId="9" w16cid:durableId="2124612063">
-    <w:abstractNumId w:val="25"/>
-  </w:num>
-  <w:num w:numId="10" w16cid:durableId="159079337">
-    <w:abstractNumId w:val="18"/>
-  </w:num>
-  <w:num w:numId="11" w16cid:durableId="790443612">
+  <w:num w:numId="18" w16cid:durableId="1069112579">
     <w:abstractNumId w:val="26"/>
   </w:num>
-  <w:num w:numId="12" w16cid:durableId="942110906">
-    <w:abstractNumId w:val="5"/>
-  </w:num>
-  <w:num w:numId="13" w16cid:durableId="2012368028">
-    <w:abstractNumId w:val="8"/>
-  </w:num>
-  <w:num w:numId="14" w16cid:durableId="1862934538">
-    <w:abstractNumId w:val="12"/>
-  </w:num>
-  <w:num w:numId="15" w16cid:durableId="1813401887">
-    <w:abstractNumId w:val="27"/>
-  </w:num>
-  <w:num w:numId="16" w16cid:durableId="1095636371">
-    <w:abstractNumId w:val="13"/>
-  </w:num>
-  <w:num w:numId="17" w16cid:durableId="319358279">
-    <w:abstractNumId w:val="2"/>
-  </w:num>
-  <w:num w:numId="18" w16cid:durableId="1069112579">
-    <w:abstractNumId w:val="24"/>
-  </w:num>
   <w:num w:numId="19" w16cid:durableId="1954433259">
-    <w:abstractNumId w:val="6"/>
+    <w:abstractNumId w:val="7"/>
   </w:num>
   <w:num w:numId="20" w16cid:durableId="518356576">
     <w:abstractNumId w:val="1"/>
   </w:num>
   <w:num w:numId="21" w16cid:durableId="210772246">
-    <w:abstractNumId w:val="22"/>
+    <w:abstractNumId w:val="24"/>
   </w:num>
   <w:num w:numId="22" w16cid:durableId="1576282488">
-    <w:abstractNumId w:val="7"/>
+    <w:abstractNumId w:val="8"/>
   </w:num>
   <w:num w:numId="23" w16cid:durableId="666174723">
-    <w:abstractNumId w:val="19"/>
+    <w:abstractNumId w:val="21"/>
   </w:num>
   <w:num w:numId="24" w16cid:durableId="1915116904">
-    <w:abstractNumId w:val="10"/>
+    <w:abstractNumId w:val="11"/>
   </w:num>
   <w:num w:numId="25" w16cid:durableId="1706367474">
     <w:abstractNumId w:val="0"/>
   </w:num>
   <w:num w:numId="26" w16cid:durableId="955864911">
-    <w:abstractNumId w:val="11"/>
+    <w:abstractNumId w:val="12"/>
   </w:num>
   <w:num w:numId="27" w16cid:durableId="920335174">
-    <w:abstractNumId w:val="14"/>
+    <w:abstractNumId w:val="16"/>
   </w:num>
   <w:num w:numId="28" w16cid:durableId="699822444">
-    <w:abstractNumId w:val="3"/>
+    <w:abstractNumId w:val="4"/>
+  </w:num>
+  <w:num w:numId="29" w16cid:durableId="76481322">
+    <w:abstractNumId w:val="2"/>
+  </w:num>
+  <w:num w:numId="30" w16cid:durableId="1867867080">
+    <w:abstractNumId w:val="14"/>
   </w:num>
 </w:numbering>
 </file>

--- a/Draft/6 Case Study.docx
+++ b/Draft/6 Case Study.docx
@@ -14411,6 +14411,32 @@
           <w:lang w:val="en-NZ"/>
         </w:rPr>
         <w:t>6.11 Conclusions</w:t>
+      </w:r>
+    </w:p>
+    <w:p>
+      <w:pPr>
+        <w:rPr>
+          <w:lang w:val="en-NZ"/>
+        </w:rPr>
+      </w:pPr>
+      <w:r>
+        <w:rPr>
+          <w:lang w:val="en-NZ"/>
+        </w:rPr>
+        <w:t>Acknowledge the observation objectives</w:t>
+      </w:r>
+    </w:p>
+    <w:p>
+      <w:pPr>
+        <w:rPr>
+          <w:lang w:val="en-NZ"/>
+        </w:rPr>
+      </w:pPr>
+      <w:r>
+        <w:rPr>
+          <w:lang w:val="en-NZ"/>
+        </w:rPr>
+        <w:t>Acknowledge the scenarios</w:t>
       </w:r>
     </w:p>
     <w:p>

--- a/Draft/6 Case Study.docx
+++ b/Draft/6 Case Study.docx
@@ -1,10 +1,10 @@
 
 <file path=word/document.xml><?xml version="1.0" encoding="utf-8"?>
-<w:document xmlns:wpc="http://schemas.microsoft.com/office/word/2010/wordprocessingCanvas" xmlns:cx="http://schemas.microsoft.com/office/drawing/2014/chartex" xmlns:cx1="http://schemas.microsoft.com/office/drawing/2015/9/8/chartex" xmlns:cx2="http://schemas.microsoft.com/office/drawing/2015/10/21/chartex" xmlns:cx3="http://schemas.microsoft.com/office/drawing/2016/5/9/chartex" xmlns:cx4="http://schemas.microsoft.com/office/drawing/2016/5/10/chartex" xmlns:cx5="http://schemas.microsoft.com/office/drawing/2016/5/11/chartex" xmlns:cx6="http://schemas.microsoft.com/office/drawing/2016/5/12/chartex" xmlns:cx7="http://schemas.microsoft.com/office/drawing/2016/5/13/chartex" xmlns:cx8="http://schemas.microsoft.com/office/drawing/2016/5/14/chartex" xmlns:mc="http://schemas.openxmlformats.org/markup-compatibility/2006" xmlns:aink="http://schemas.microsoft.com/office/drawing/2016/ink" xmlns:am3d="http://schemas.microsoft.com/office/drawing/2017/model3d" xmlns:o="urn:schemas-microsoft-com:office:office" xmlns:oel="http://schemas.microsoft.com/office/2019/extlst" xmlns:r="http://schemas.openxmlformats.org/officeDocument/2006/relationships" xmlns:m="http://schemas.openxmlformats.org/officeDocument/2006/math" xmlns:v="urn:schemas-microsoft-com:vml" xmlns:wp14="http://schemas.microsoft.com/office/word/2010/wordprocessingDrawing" xmlns:wp="http://schemas.openxmlformats.org/drawingml/2006/wordprocessingDrawing" xmlns:w10="urn:schemas-microsoft-com:office:word" xmlns:w="http://schemas.openxmlformats.org/wordprocessingml/2006/main" xmlns:w14="http://schemas.microsoft.com/office/word/2010/wordml" xmlns:w15="http://schemas.microsoft.com/office/word/2012/wordml" xmlns:w16cex="http://schemas.microsoft.com/office/word/2018/wordml/cex" xmlns:w16cid="http://schemas.microsoft.com/office/word/2016/wordml/cid" xmlns:w16="http://schemas.microsoft.com/office/word/2018/wordml" xmlns:w16du="http://schemas.microsoft.com/office/word/2023/wordml/word16du" xmlns:w16sdtdh="http://schemas.microsoft.com/office/word/2020/wordml/sdtdatahash" xmlns:w16sdtfl="http://schemas.microsoft.com/office/word/2024/wordml/sdtformatlock" xmlns:w16se="http://schemas.microsoft.com/office/word/2015/wordml/symex" xmlns:wpg="http://schemas.microsoft.com/office/word/2010/wordprocessingGroup" xmlns:wpi="http://schemas.microsoft.com/office/word/2010/wordprocessingInk" xmlns:wne="http://schemas.microsoft.com/office/word/2006/wordml" xmlns:wps="http://schemas.microsoft.com/office/word/2010/wordprocessingShape" mc:Ignorable="w14 w15 w16se w16cid w16 w16cex w16sdtdh w16sdtfl w16du wp14">
+<w:document xmlns:wpc="http://schemas.microsoft.com/office/word/2010/wordprocessingCanvas" xmlns:cx="http://schemas.microsoft.com/office/drawing/2014/chartex" xmlns:cx1="http://schemas.microsoft.com/office/drawing/2015/9/8/chartex" xmlns:cx2="http://schemas.microsoft.com/office/drawing/2015/10/21/chartex" xmlns:cx3="http://schemas.microsoft.com/office/drawing/2016/5/9/chartex" xmlns:cx4="http://schemas.microsoft.com/office/drawing/2016/5/10/chartex" xmlns:cx5="http://schemas.microsoft.com/office/drawing/2016/5/11/chartex" xmlns:cx6="http://schemas.microsoft.com/office/drawing/2016/5/12/chartex" xmlns:cx7="http://schemas.microsoft.com/office/drawing/2016/5/13/chartex" xmlns:cx8="http://schemas.microsoft.com/office/drawing/2016/5/14/chartex" xmlns:mc="http://schemas.openxmlformats.org/markup-compatibility/2006" xmlns:aink="http://schemas.microsoft.com/office/drawing/2016/ink" xmlns:am3d="http://schemas.microsoft.com/office/drawing/2017/model3d" xmlns:o="urn:schemas-microsoft-com:office:office" xmlns:r="http://schemas.openxmlformats.org/officeDocument/2006/relationships" xmlns:m="http://schemas.openxmlformats.org/officeDocument/2006/math" xmlns:v="urn:schemas-microsoft-com:vml" xmlns:wp14="http://schemas.microsoft.com/office/word/2010/wordprocessingDrawing" xmlns:wp="http://schemas.openxmlformats.org/drawingml/2006/wordprocessingDrawing" xmlns:w10="urn:schemas-microsoft-com:office:word" xmlns:w="http://schemas.openxmlformats.org/wordprocessingml/2006/main" xmlns:w14="http://schemas.microsoft.com/office/word/2010/wordml" xmlns:w15="http://schemas.microsoft.com/office/word/2012/wordml" xmlns:w16cex="http://schemas.microsoft.com/office/word/2018/wordml/cex" xmlns:w16cid="http://schemas.microsoft.com/office/word/2016/wordml/cid" xmlns:w16="http://schemas.microsoft.com/office/word/2018/wordml" xmlns:w16sdtdh="http://schemas.microsoft.com/office/word/2020/wordml/sdtdatahash" xmlns:w16se="http://schemas.microsoft.com/office/word/2015/wordml/symex" xmlns:wpg="http://schemas.microsoft.com/office/word/2010/wordprocessingGroup" xmlns:wpi="http://schemas.microsoft.com/office/word/2010/wordprocessingInk" xmlns:wne="http://schemas.microsoft.com/office/word/2006/wordml" xmlns:wps="http://schemas.microsoft.com/office/word/2010/wordprocessingShape" mc:Ignorable="w14 w15 w16se w16cid w16 w16cex w16sdtdh wp14">
   <w:body>
     <w:p>
       <w:pPr>
-        <w:pStyle w:val="Ttulo"/>
+        <w:pStyle w:val="Title"/>
         <w:rPr>
           <w:rFonts w:asciiTheme="majorHAnsi" w:hAnsiTheme="majorHAnsi" w:cstheme="majorHAnsi"/>
           <w:sz w:val="24"/>
@@ -264,7 +264,7 @@
     </w:p>
     <w:p>
       <w:pPr>
-        <w:pStyle w:val="Ttulo1"/>
+        <w:pStyle w:val="Heading1"/>
         <w:rPr>
           <w:rFonts w:asciiTheme="majorHAnsi" w:hAnsiTheme="majorHAnsi" w:cstheme="majorHAnsi"/>
           <w:sz w:val="24"/>
@@ -387,7 +387,7 @@
     </w:p>
     <w:p>
       <w:pPr>
-        <w:pStyle w:val="Prrafodelista"/>
+        <w:pStyle w:val="ListParagraph"/>
         <w:numPr>
           <w:ilvl w:val="0"/>
           <w:numId w:val="5"/>
@@ -411,7 +411,7 @@
     </w:p>
     <w:p>
       <w:pPr>
-        <w:pStyle w:val="Prrafodelista"/>
+        <w:pStyle w:val="ListParagraph"/>
         <w:numPr>
           <w:ilvl w:val="0"/>
           <w:numId w:val="5"/>
@@ -435,7 +435,7 @@
     </w:p>
     <w:p>
       <w:pPr>
-        <w:pStyle w:val="Prrafodelista"/>
+        <w:pStyle w:val="ListParagraph"/>
         <w:numPr>
           <w:ilvl w:val="0"/>
           <w:numId w:val="5"/>
@@ -461,7 +461,7 @@
     </w:p>
     <w:p>
       <w:pPr>
-        <w:pStyle w:val="Prrafodelista"/>
+        <w:pStyle w:val="ListParagraph"/>
         <w:numPr>
           <w:ilvl w:val="0"/>
           <w:numId w:val="5"/>
@@ -485,7 +485,7 @@
     </w:p>
     <w:p>
       <w:pPr>
-        <w:pStyle w:val="Prrafodelista"/>
+        <w:pStyle w:val="ListParagraph"/>
         <w:numPr>
           <w:ilvl w:val="0"/>
           <w:numId w:val="5"/>
@@ -509,7 +509,7 @@
     </w:p>
     <w:p>
       <w:pPr>
-        <w:pStyle w:val="Prrafodelista"/>
+        <w:pStyle w:val="ListParagraph"/>
         <w:numPr>
           <w:ilvl w:val="0"/>
           <w:numId w:val="5"/>
@@ -599,7 +599,7 @@
     </w:p>
     <w:p>
       <w:pPr>
-        <w:pStyle w:val="Prrafodelista"/>
+        <w:pStyle w:val="ListParagraph"/>
         <w:numPr>
           <w:ilvl w:val="0"/>
           <w:numId w:val="7"/>
@@ -623,7 +623,7 @@
     </w:p>
     <w:p>
       <w:pPr>
-        <w:pStyle w:val="Prrafodelista"/>
+        <w:pStyle w:val="ListParagraph"/>
         <w:numPr>
           <w:ilvl w:val="0"/>
           <w:numId w:val="7"/>
@@ -642,12 +642,32 @@
           <w:szCs w:val="24"/>
           <w:lang w:val="en-NZ"/>
         </w:rPr>
-        <w:t>Cultural, economical and social factors of the zone where the terrain was located.</w:t>
-      </w:r>
-    </w:p>
-    <w:p>
-      <w:pPr>
-        <w:pStyle w:val="Prrafodelista"/>
+        <w:t xml:space="preserve">Cultural, </w:t>
+      </w:r>
+      <w:proofErr w:type="spellStart"/>
+      <w:r>
+        <w:rPr>
+          <w:rFonts w:asciiTheme="majorHAnsi" w:hAnsiTheme="majorHAnsi" w:cstheme="majorHAnsi"/>
+          <w:sz w:val="24"/>
+          <w:szCs w:val="24"/>
+          <w:lang w:val="en-NZ"/>
+        </w:rPr>
+        <w:t>economical</w:t>
+      </w:r>
+      <w:proofErr w:type="spellEnd"/>
+      <w:r>
+        <w:rPr>
+          <w:rFonts w:asciiTheme="majorHAnsi" w:hAnsiTheme="majorHAnsi" w:cstheme="majorHAnsi"/>
+          <w:sz w:val="24"/>
+          <w:szCs w:val="24"/>
+          <w:lang w:val="en-NZ"/>
+        </w:rPr>
+        <w:t xml:space="preserve"> and social factors of the zone where the terrain was located.</w:t>
+      </w:r>
+    </w:p>
+    <w:p>
+      <w:pPr>
+        <w:pStyle w:val="ListParagraph"/>
         <w:numPr>
           <w:ilvl w:val="0"/>
           <w:numId w:val="7"/>
@@ -672,7 +692,7 @@
     </w:p>
     <w:p>
       <w:pPr>
-        <w:pStyle w:val="Prrafodelista"/>
+        <w:pStyle w:val="ListParagraph"/>
         <w:numPr>
           <w:ilvl w:val="0"/>
           <w:numId w:val="7"/>
@@ -805,7 +825,47 @@
           <w:lang w:val="en-NZ"/>
         </w:rPr>
         <w:lastRenderedPageBreak/>
-        <w:t>Assessment of the course is completely individual. Deliverables and the whole solution proposal to the project are build as a group, but each student presents at the end his own oral presentation and final client report to be marked. The main assessment tools are the oral presentations and the final client report. The presentations consist on short 5-minute presentations about the overall proposal of the group for the project, the current state of development and the personal contributions of the students n the construction of that proposal. There were two oral presentations along the course, one focused on the architectural design and the other on the final proposal.</w:t>
+        <w:t xml:space="preserve">Assessment of the course is completely individual. Deliverables and the whole solution proposal to the project are </w:t>
+      </w:r>
+      <w:proofErr w:type="spellStart"/>
+      <w:r>
+        <w:rPr>
+          <w:rFonts w:asciiTheme="majorHAnsi" w:hAnsiTheme="majorHAnsi" w:cstheme="majorHAnsi"/>
+          <w:sz w:val="24"/>
+          <w:szCs w:val="24"/>
+          <w:lang w:val="en-NZ"/>
+        </w:rPr>
+        <w:t>build</w:t>
+      </w:r>
+      <w:proofErr w:type="spellEnd"/>
+      <w:r>
+        <w:rPr>
+          <w:rFonts w:asciiTheme="majorHAnsi" w:hAnsiTheme="majorHAnsi" w:cstheme="majorHAnsi"/>
+          <w:sz w:val="24"/>
+          <w:szCs w:val="24"/>
+          <w:lang w:val="en-NZ"/>
+        </w:rPr>
+        <w:t xml:space="preserve"> as a group, but each student presents at the end his own oral presentation and final client report to be marked. The main assessment tools are the oral presentations and the final client report. The presentations consist on short 5-minute presentations about the overall proposal of the group for the project, the current state of development and the personal contributions of the students </w:t>
+      </w:r>
+      <w:proofErr w:type="spellStart"/>
+      <w:r>
+        <w:rPr>
+          <w:rFonts w:asciiTheme="majorHAnsi" w:hAnsiTheme="majorHAnsi" w:cstheme="majorHAnsi"/>
+          <w:sz w:val="24"/>
+          <w:szCs w:val="24"/>
+          <w:lang w:val="en-NZ"/>
+        </w:rPr>
+        <w:t>n</w:t>
+      </w:r>
+      <w:proofErr w:type="spellEnd"/>
+      <w:r>
+        <w:rPr>
+          <w:rFonts w:asciiTheme="majorHAnsi" w:hAnsiTheme="majorHAnsi" w:cstheme="majorHAnsi"/>
+          <w:sz w:val="24"/>
+          <w:szCs w:val="24"/>
+          <w:lang w:val="en-NZ"/>
+        </w:rPr>
+        <w:t xml:space="preserve"> the construction of that proposal. There were two oral presentations along the course, one focused on the architectural design and the other on the final proposal.</w:t>
       </w:r>
     </w:p>
     <w:p>
@@ -929,7 +989,7 @@
     </w:p>
     <w:p>
       <w:pPr>
-        <w:pStyle w:val="Prrafodelista"/>
+        <w:pStyle w:val="ListParagraph"/>
         <w:numPr>
           <w:ilvl w:val="0"/>
           <w:numId w:val="8"/>
@@ -953,7 +1013,7 @@
     </w:p>
     <w:p>
       <w:pPr>
-        <w:pStyle w:val="Prrafodelista"/>
+        <w:pStyle w:val="ListParagraph"/>
         <w:numPr>
           <w:ilvl w:val="0"/>
           <w:numId w:val="8"/>
@@ -977,7 +1037,7 @@
     </w:p>
     <w:p>
       <w:pPr>
-        <w:pStyle w:val="Prrafodelista"/>
+        <w:pStyle w:val="ListParagraph"/>
         <w:numPr>
           <w:ilvl w:val="0"/>
           <w:numId w:val="8"/>
@@ -1001,7 +1061,7 @@
     </w:p>
     <w:p>
       <w:pPr>
-        <w:pStyle w:val="Prrafodelista"/>
+        <w:pStyle w:val="ListParagraph"/>
         <w:numPr>
           <w:ilvl w:val="0"/>
           <w:numId w:val="8"/>
@@ -1181,7 +1241,7 @@
     </w:p>
     <w:p>
       <w:pPr>
-        <w:pStyle w:val="Ttulo1"/>
+        <w:pStyle w:val="Heading1"/>
         <w:rPr>
           <w:rFonts w:asciiTheme="majorHAnsi" w:hAnsiTheme="majorHAnsi" w:cstheme="majorHAnsi"/>
           <w:sz w:val="24"/>
@@ -1578,7 +1638,7 @@
     </w:p>
     <w:p>
       <w:pPr>
-        <w:pStyle w:val="Descripcin"/>
+        <w:pStyle w:val="Caption"/>
         <w:jc w:val="center"/>
         <w:rPr>
           <w:lang w:val="en-NZ"/>
@@ -1659,7 +1719,7 @@
     </w:p>
     <w:p>
       <w:pPr>
-        <w:pStyle w:val="Prrafodelista"/>
+        <w:pStyle w:val="ListParagraph"/>
         <w:numPr>
           <w:ilvl w:val="0"/>
           <w:numId w:val="9"/>
@@ -1683,7 +1743,7 @@
     </w:p>
     <w:p>
       <w:pPr>
-        <w:pStyle w:val="Prrafodelista"/>
+        <w:pStyle w:val="ListParagraph"/>
         <w:numPr>
           <w:ilvl w:val="0"/>
           <w:numId w:val="9"/>
@@ -1721,7 +1781,27 @@
           <w:szCs w:val="24"/>
           <w:lang w:val="en-NZ"/>
         </w:rPr>
-        <w:t xml:space="preserve">Issues of power imbalance are inherent to any social activity (Essabar et. </w:t>
+        <w:t>Issues of power imbalance are inherent to any social activity (</w:t>
+      </w:r>
+      <w:proofErr w:type="spellStart"/>
+      <w:r>
+        <w:rPr>
+          <w:rFonts w:asciiTheme="majorHAnsi" w:hAnsiTheme="majorHAnsi" w:cstheme="majorHAnsi"/>
+          <w:sz w:val="24"/>
+          <w:szCs w:val="24"/>
+          <w:lang w:val="en-NZ"/>
+        </w:rPr>
+        <w:t>Essabar</w:t>
+      </w:r>
+      <w:proofErr w:type="spellEnd"/>
+      <w:r>
+        <w:rPr>
+          <w:rFonts w:asciiTheme="majorHAnsi" w:hAnsiTheme="majorHAnsi" w:cstheme="majorHAnsi"/>
+          <w:sz w:val="24"/>
+          <w:szCs w:val="24"/>
+          <w:lang w:val="en-NZ"/>
+        </w:rPr>
+        <w:t xml:space="preserve"> et. </w:t>
       </w:r>
       <w:r>
         <w:rPr>
@@ -1767,7 +1847,67 @@
           <w:szCs w:val="24"/>
           <w:lang w:val="en-NZ"/>
         </w:rPr>
-        <w:t xml:space="preserve">Knowledge flow in project-based approaches is also an issue that have been discussed in the past (Kogtikov et al., 2016 and Granado-Alcón et al., 2020 and Shpeizer, 2019). A possible barrier for any group in the curse could be to have issues </w:t>
+        <w:t>Knowledge flow in project-based approaches is also an issue that have been discussed in the past (</w:t>
+      </w:r>
+      <w:proofErr w:type="spellStart"/>
+      <w:r>
+        <w:rPr>
+          <w:rFonts w:asciiTheme="majorHAnsi" w:hAnsiTheme="majorHAnsi" w:cstheme="majorHAnsi"/>
+          <w:sz w:val="24"/>
+          <w:szCs w:val="24"/>
+          <w:lang w:val="en-NZ"/>
+        </w:rPr>
+        <w:t>Kogtikov</w:t>
+      </w:r>
+      <w:proofErr w:type="spellEnd"/>
+      <w:r>
+        <w:rPr>
+          <w:rFonts w:asciiTheme="majorHAnsi" w:hAnsiTheme="majorHAnsi" w:cstheme="majorHAnsi"/>
+          <w:sz w:val="24"/>
+          <w:szCs w:val="24"/>
+          <w:lang w:val="en-NZ"/>
+        </w:rPr>
+        <w:t xml:space="preserve"> et al., 2016 and </w:t>
+      </w:r>
+      <w:proofErr w:type="spellStart"/>
+      <w:r>
+        <w:rPr>
+          <w:rFonts w:asciiTheme="majorHAnsi" w:hAnsiTheme="majorHAnsi" w:cstheme="majorHAnsi"/>
+          <w:sz w:val="24"/>
+          <w:szCs w:val="24"/>
+          <w:lang w:val="en-NZ"/>
+        </w:rPr>
+        <w:t>Granado-Alcón</w:t>
+      </w:r>
+      <w:proofErr w:type="spellEnd"/>
+      <w:r>
+        <w:rPr>
+          <w:rFonts w:asciiTheme="majorHAnsi" w:hAnsiTheme="majorHAnsi" w:cstheme="majorHAnsi"/>
+          <w:sz w:val="24"/>
+          <w:szCs w:val="24"/>
+          <w:lang w:val="en-NZ"/>
+        </w:rPr>
+        <w:t xml:space="preserve"> et al., 2020 and </w:t>
+      </w:r>
+      <w:proofErr w:type="spellStart"/>
+      <w:r>
+        <w:rPr>
+          <w:rFonts w:asciiTheme="majorHAnsi" w:hAnsiTheme="majorHAnsi" w:cstheme="majorHAnsi"/>
+          <w:sz w:val="24"/>
+          <w:szCs w:val="24"/>
+          <w:lang w:val="en-NZ"/>
+        </w:rPr>
+        <w:t>Shpeizer</w:t>
+      </w:r>
+      <w:proofErr w:type="spellEnd"/>
+      <w:r>
+        <w:rPr>
+          <w:rFonts w:asciiTheme="majorHAnsi" w:hAnsiTheme="majorHAnsi" w:cstheme="majorHAnsi"/>
+          <w:sz w:val="24"/>
+          <w:szCs w:val="24"/>
+          <w:lang w:val="en-NZ"/>
+        </w:rPr>
+        <w:t xml:space="preserve">, 2019). A possible barrier for any group in the curse could be to have issues </w:t>
       </w:r>
       <w:r>
         <w:rPr>
@@ -1838,7 +1978,7 @@
     </w:p>
     <w:p>
       <w:pPr>
-        <w:pStyle w:val="Ttulo1"/>
+        <w:pStyle w:val="Heading1"/>
         <w:rPr>
           <w:rFonts w:asciiTheme="majorHAnsi" w:hAnsiTheme="majorHAnsi" w:cstheme="majorHAnsi"/>
           <w:sz w:val="24"/>
@@ -1914,7 +2054,7 @@
     </w:p>
     <w:p>
       <w:pPr>
-        <w:pStyle w:val="Ttulo2"/>
+        <w:pStyle w:val="Heading2"/>
         <w:rPr>
           <w:rFonts w:asciiTheme="majorHAnsi" w:hAnsiTheme="majorHAnsi" w:cstheme="majorHAnsi"/>
           <w:sz w:val="24"/>
@@ -2047,7 +2187,7 @@
     </w:p>
     <w:p>
       <w:pPr>
-        <w:pStyle w:val="Ttulo2"/>
+        <w:pStyle w:val="Heading2"/>
         <w:rPr>
           <w:rFonts w:asciiTheme="majorHAnsi" w:hAnsiTheme="majorHAnsi" w:cstheme="majorHAnsi"/>
           <w:sz w:val="24"/>
@@ -2191,7 +2331,7 @@
     </w:p>
     <w:p>
       <w:pPr>
-        <w:pStyle w:val="Prrafodelista"/>
+        <w:pStyle w:val="ListParagraph"/>
         <w:numPr>
           <w:ilvl w:val="0"/>
           <w:numId w:val="1"/>
@@ -2215,7 +2355,7 @@
     </w:p>
     <w:p>
       <w:pPr>
-        <w:pStyle w:val="Prrafodelista"/>
+        <w:pStyle w:val="ListParagraph"/>
         <w:numPr>
           <w:ilvl w:val="0"/>
           <w:numId w:val="1"/>
@@ -2406,7 +2546,7 @@
     </w:p>
     <w:p>
       <w:pPr>
-        <w:pStyle w:val="Prrafodelista"/>
+        <w:pStyle w:val="ListParagraph"/>
         <w:numPr>
           <w:ilvl w:val="0"/>
           <w:numId w:val="2"/>
@@ -2430,7 +2570,7 @@
     </w:p>
     <w:p>
       <w:pPr>
-        <w:pStyle w:val="Prrafodelista"/>
+        <w:pStyle w:val="ListParagraph"/>
         <w:numPr>
           <w:ilvl w:val="0"/>
           <w:numId w:val="2"/>
@@ -2454,7 +2594,7 @@
     </w:p>
     <w:p>
       <w:pPr>
-        <w:pStyle w:val="Prrafodelista"/>
+        <w:pStyle w:val="ListParagraph"/>
         <w:numPr>
           <w:ilvl w:val="0"/>
           <w:numId w:val="2"/>
@@ -2497,7 +2637,7 @@
     </w:p>
     <w:p>
       <w:pPr>
-        <w:pStyle w:val="Prrafodelista"/>
+        <w:pStyle w:val="ListParagraph"/>
         <w:numPr>
           <w:ilvl w:val="0"/>
           <w:numId w:val="3"/>
@@ -2521,7 +2661,7 @@
     </w:p>
     <w:p>
       <w:pPr>
-        <w:pStyle w:val="Prrafodelista"/>
+        <w:pStyle w:val="ListParagraph"/>
         <w:numPr>
           <w:ilvl w:val="0"/>
           <w:numId w:val="3"/>
@@ -2545,7 +2685,7 @@
     </w:p>
     <w:p>
       <w:pPr>
-        <w:pStyle w:val="Prrafodelista"/>
+        <w:pStyle w:val="ListParagraph"/>
         <w:numPr>
           <w:ilvl w:val="0"/>
           <w:numId w:val="3"/>
@@ -2588,7 +2728,7 @@
     </w:p>
     <w:p>
       <w:pPr>
-        <w:pStyle w:val="Prrafodelista"/>
+        <w:pStyle w:val="ListParagraph"/>
         <w:numPr>
           <w:ilvl w:val="0"/>
           <w:numId w:val="4"/>
@@ -2612,7 +2752,7 @@
     </w:p>
     <w:p>
       <w:pPr>
-        <w:pStyle w:val="Prrafodelista"/>
+        <w:pStyle w:val="ListParagraph"/>
         <w:numPr>
           <w:ilvl w:val="0"/>
           <w:numId w:val="4"/>
@@ -2636,7 +2776,7 @@
     </w:p>
     <w:p>
       <w:pPr>
-        <w:pStyle w:val="Prrafodelista"/>
+        <w:pStyle w:val="ListParagraph"/>
         <w:numPr>
           <w:ilvl w:val="0"/>
           <w:numId w:val="4"/>
@@ -2678,7 +2818,7 @@
     </w:p>
     <w:p>
       <w:pPr>
-        <w:pStyle w:val="Prrafodelista"/>
+        <w:pStyle w:val="ListParagraph"/>
         <w:numPr>
           <w:ilvl w:val="0"/>
           <w:numId w:val="4"/>
@@ -2721,7 +2861,7 @@
     </w:p>
     <w:p>
       <w:pPr>
-        <w:pStyle w:val="Ttulo2"/>
+        <w:pStyle w:val="Heading2"/>
         <w:rPr>
           <w:rFonts w:asciiTheme="majorHAnsi" w:hAnsiTheme="majorHAnsi" w:cstheme="majorHAnsi"/>
           <w:sz w:val="24"/>
@@ -2774,7 +2914,27 @@
           <w:szCs w:val="24"/>
           <w:lang w:val="en-NZ"/>
         </w:rPr>
-        <w:t xml:space="preserve"> feel about their own collaboration skills and how the course was helping them to develop or improve those skills. Annex 2 of this document shows the script used for each interview.</w:t>
+        <w:t xml:space="preserve"> feel about their own collaboration skills and how the course was helping them to develop or improve those </w:t>
+      </w:r>
+      <w:proofErr w:type="gramStart"/>
+      <w:r>
+        <w:rPr>
+          <w:rFonts w:asciiTheme="majorHAnsi" w:hAnsiTheme="majorHAnsi" w:cstheme="majorHAnsi"/>
+          <w:sz w:val="24"/>
+          <w:szCs w:val="24"/>
+          <w:lang w:val="en-NZ"/>
+        </w:rPr>
+        <w:t>skills.</w:t>
+      </w:r>
+      <w:proofErr w:type="gramEnd"/>
+      <w:r>
+        <w:rPr>
+          <w:rFonts w:asciiTheme="majorHAnsi" w:hAnsiTheme="majorHAnsi" w:cstheme="majorHAnsi"/>
+          <w:sz w:val="24"/>
+          <w:szCs w:val="24"/>
+          <w:lang w:val="en-NZ"/>
+        </w:rPr>
+        <w:t xml:space="preserve"> Annex 2 of this document shows the script used for each interview.</w:t>
       </w:r>
     </w:p>
     <w:p>
@@ -2936,7 +3096,7 @@
     </w:p>
     <w:p>
       <w:pPr>
-        <w:pStyle w:val="Ttulo1"/>
+        <w:pStyle w:val="Heading1"/>
         <w:rPr>
           <w:rFonts w:asciiTheme="majorHAnsi" w:hAnsiTheme="majorHAnsi" w:cstheme="majorHAnsi"/>
           <w:sz w:val="24"/>
@@ -2982,7 +3142,7 @@
     </w:p>
     <w:p>
       <w:pPr>
-        <w:pStyle w:val="Ttulo2"/>
+        <w:pStyle w:val="Heading2"/>
         <w:rPr>
           <w:rFonts w:asciiTheme="majorHAnsi" w:hAnsiTheme="majorHAnsi" w:cstheme="majorHAnsi"/>
           <w:sz w:val="24"/>
@@ -3103,7 +3263,7 @@
     </w:p>
     <w:p>
       <w:pPr>
-        <w:pStyle w:val="Descripcin"/>
+        <w:pStyle w:val="Caption"/>
         <w:jc w:val="center"/>
         <w:rPr>
           <w:lang w:val="en-NZ"/>
@@ -3286,12 +3446,52 @@
           <w:szCs w:val="24"/>
           <w:lang w:val="en-NZ"/>
         </w:rPr>
-        <w:t>, which Table 1 shows in its Te Reo and English versions.</w:t>
-      </w:r>
-    </w:p>
-    <w:p>
-      <w:pPr>
-        <w:pStyle w:val="Descripcin"/>
+        <w:t xml:space="preserve">, which Table 1 shows in its </w:t>
+      </w:r>
+      <w:proofErr w:type="spellStart"/>
+      <w:r>
+        <w:rPr>
+          <w:rFonts w:asciiTheme="majorHAnsi" w:hAnsiTheme="majorHAnsi" w:cstheme="majorHAnsi"/>
+          <w:sz w:val="24"/>
+          <w:szCs w:val="24"/>
+          <w:lang w:val="en-NZ"/>
+        </w:rPr>
+        <w:t>Te</w:t>
+      </w:r>
+      <w:proofErr w:type="spellEnd"/>
+      <w:r>
+        <w:rPr>
+          <w:rFonts w:asciiTheme="majorHAnsi" w:hAnsiTheme="majorHAnsi" w:cstheme="majorHAnsi"/>
+          <w:sz w:val="24"/>
+          <w:szCs w:val="24"/>
+          <w:lang w:val="en-NZ"/>
+        </w:rPr>
+        <w:t xml:space="preserve"> </w:t>
+      </w:r>
+      <w:proofErr w:type="spellStart"/>
+      <w:r>
+        <w:rPr>
+          <w:rFonts w:asciiTheme="majorHAnsi" w:hAnsiTheme="majorHAnsi" w:cstheme="majorHAnsi"/>
+          <w:sz w:val="24"/>
+          <w:szCs w:val="24"/>
+          <w:lang w:val="en-NZ"/>
+        </w:rPr>
+        <w:t>Reo</w:t>
+      </w:r>
+      <w:proofErr w:type="spellEnd"/>
+      <w:r>
+        <w:rPr>
+          <w:rFonts w:asciiTheme="majorHAnsi" w:hAnsiTheme="majorHAnsi" w:cstheme="majorHAnsi"/>
+          <w:sz w:val="24"/>
+          <w:szCs w:val="24"/>
+          <w:lang w:val="en-NZ"/>
+        </w:rPr>
+        <w:t xml:space="preserve"> and English versions.</w:t>
+      </w:r>
+    </w:p>
+    <w:p>
+      <w:pPr>
+        <w:pStyle w:val="Caption"/>
         <w:keepNext/>
         <w:jc w:val="center"/>
         <w:rPr>
@@ -3344,7 +3544,7 @@
     </w:p>
     <w:tbl>
       <w:tblPr>
-        <w:tblStyle w:val="Tablanormal2"/>
+        <w:tblStyle w:val="PlainTable2"/>
         <w:tblW w:w="0" w:type="auto"/>
         <w:tblLook w:val="04A0" w:firstRow="1" w:lastRow="0" w:firstColumn="1" w:lastColumn="0" w:noHBand="0" w:noVBand="1"/>
       </w:tblPr>
@@ -3371,6 +3571,7 @@
                 <w:lang w:val="en-NZ"/>
               </w:rPr>
             </w:pPr>
+            <w:proofErr w:type="spellStart"/>
             <w:r>
               <w:rPr>
                 <w:rFonts w:asciiTheme="majorHAnsi" w:hAnsiTheme="majorHAnsi" w:cstheme="majorHAnsi"/>
@@ -3378,8 +3579,29 @@
                 <w:szCs w:val="24"/>
                 <w:lang w:val="en-NZ"/>
               </w:rPr>
-              <w:t>Te Reo</w:t>
+              <w:t>Te</w:t>
             </w:r>
+            <w:proofErr w:type="spellEnd"/>
+            <w:r>
+              <w:rPr>
+                <w:rFonts w:asciiTheme="majorHAnsi" w:hAnsiTheme="majorHAnsi" w:cstheme="majorHAnsi"/>
+                <w:sz w:val="24"/>
+                <w:szCs w:val="24"/>
+                <w:lang w:val="en-NZ"/>
+              </w:rPr>
+              <w:t xml:space="preserve"> </w:t>
+            </w:r>
+            <w:proofErr w:type="spellStart"/>
+            <w:r>
+              <w:rPr>
+                <w:rFonts w:asciiTheme="majorHAnsi" w:hAnsiTheme="majorHAnsi" w:cstheme="majorHAnsi"/>
+                <w:sz w:val="24"/>
+                <w:szCs w:val="24"/>
+                <w:lang w:val="en-NZ"/>
+              </w:rPr>
+              <w:t>Reo</w:t>
+            </w:r>
+            <w:proofErr w:type="spellEnd"/>
           </w:p>
         </w:tc>
         <w:tc>
@@ -3455,19 +3677,19 @@
                 <w:szCs w:val="24"/>
                 <w:lang w:val="en-NZ"/>
               </w:rPr>
-              <w:t>Mauri tū.</w:t>
+              <w:t xml:space="preserve">Mauri </w:t>
             </w:r>
-          </w:p>
-          <w:p>
-            <w:pPr>
-              <w:jc w:val="center"/>
+            <w:proofErr w:type="spellStart"/>
+            <w:r>
               <w:rPr>
                 <w:rFonts w:asciiTheme="majorHAnsi" w:hAnsiTheme="majorHAnsi" w:cstheme="majorHAnsi"/>
                 <w:sz w:val="24"/>
                 <w:szCs w:val="24"/>
                 <w:lang w:val="en-NZ"/>
               </w:rPr>
-            </w:pPr>
+              <w:t>tū</w:t>
+            </w:r>
+            <w:proofErr w:type="spellEnd"/>
             <w:r>
               <w:rPr>
                 <w:rFonts w:asciiTheme="majorHAnsi" w:hAnsiTheme="majorHAnsi" w:cstheme="majorHAnsi"/>
@@ -3475,7 +3697,7 @@
                 <w:szCs w:val="24"/>
                 <w:lang w:val="en-NZ"/>
               </w:rPr>
-              <w:t>Mauri ora ki a tātou.</w:t>
+              <w:t>.</w:t>
             </w:r>
           </w:p>
           <w:p>
@@ -3485,7 +3707,7 @@
                 <w:rFonts w:asciiTheme="majorHAnsi" w:hAnsiTheme="majorHAnsi" w:cstheme="majorHAnsi"/>
                 <w:sz w:val="24"/>
                 <w:szCs w:val="24"/>
-                <w:lang w:val="es-CO"/>
+                <w:lang w:val="en-NZ"/>
               </w:rPr>
             </w:pPr>
             <w:r>
@@ -3493,9 +3715,100 @@
                 <w:rFonts w:asciiTheme="majorHAnsi" w:hAnsiTheme="majorHAnsi" w:cstheme="majorHAnsi"/>
                 <w:sz w:val="24"/>
                 <w:szCs w:val="24"/>
-                <w:lang w:val="es-CO"/>
-              </w:rPr>
-              <w:t>Haumi e, Hui e! Tāiki e!</w:t>
+                <w:lang w:val="en-NZ"/>
+              </w:rPr>
+              <w:t xml:space="preserve">Mauri </w:t>
+            </w:r>
+            <w:proofErr w:type="spellStart"/>
+            <w:r>
+              <w:rPr>
+                <w:rFonts w:asciiTheme="majorHAnsi" w:hAnsiTheme="majorHAnsi" w:cstheme="majorHAnsi"/>
+                <w:sz w:val="24"/>
+                <w:szCs w:val="24"/>
+                <w:lang w:val="en-NZ"/>
+              </w:rPr>
+              <w:t>ora</w:t>
+            </w:r>
+            <w:proofErr w:type="spellEnd"/>
+            <w:r>
+              <w:rPr>
+                <w:rFonts w:asciiTheme="majorHAnsi" w:hAnsiTheme="majorHAnsi" w:cstheme="majorHAnsi"/>
+                <w:sz w:val="24"/>
+                <w:szCs w:val="24"/>
+                <w:lang w:val="en-NZ"/>
+              </w:rPr>
+              <w:t xml:space="preserve"> ki a </w:t>
+            </w:r>
+            <w:proofErr w:type="spellStart"/>
+            <w:r>
+              <w:rPr>
+                <w:rFonts w:asciiTheme="majorHAnsi" w:hAnsiTheme="majorHAnsi" w:cstheme="majorHAnsi"/>
+                <w:sz w:val="24"/>
+                <w:szCs w:val="24"/>
+                <w:lang w:val="en-NZ"/>
+              </w:rPr>
+              <w:t>tātou</w:t>
+            </w:r>
+            <w:proofErr w:type="spellEnd"/>
+            <w:r>
+              <w:rPr>
+                <w:rFonts w:asciiTheme="majorHAnsi" w:hAnsiTheme="majorHAnsi" w:cstheme="majorHAnsi"/>
+                <w:sz w:val="24"/>
+                <w:szCs w:val="24"/>
+                <w:lang w:val="en-NZ"/>
+              </w:rPr>
+              <w:t>.</w:t>
+            </w:r>
+          </w:p>
+          <w:p>
+            <w:pPr>
+              <w:jc w:val="center"/>
+              <w:rPr>
+                <w:rFonts w:asciiTheme="majorHAnsi" w:hAnsiTheme="majorHAnsi" w:cstheme="majorHAnsi"/>
+                <w:sz w:val="24"/>
+                <w:szCs w:val="24"/>
+                <w:lang w:val="en-NZ"/>
+              </w:rPr>
+            </w:pPr>
+            <w:proofErr w:type="spellStart"/>
+            <w:r>
+              <w:rPr>
+                <w:rFonts w:asciiTheme="majorHAnsi" w:hAnsiTheme="majorHAnsi" w:cstheme="majorHAnsi"/>
+                <w:sz w:val="24"/>
+                <w:szCs w:val="24"/>
+                <w:lang w:val="en-NZ"/>
+              </w:rPr>
+              <w:t>Haumi</w:t>
+            </w:r>
+            <w:proofErr w:type="spellEnd"/>
+            <w:r>
+              <w:rPr>
+                <w:rFonts w:asciiTheme="majorHAnsi" w:hAnsiTheme="majorHAnsi" w:cstheme="majorHAnsi"/>
+                <w:sz w:val="24"/>
+                <w:szCs w:val="24"/>
+                <w:lang w:val="en-NZ"/>
+              </w:rPr>
+              <w:t xml:space="preserve"> e, Hui e! </w:t>
+            </w:r>
+            <w:proofErr w:type="spellStart"/>
+            <w:r>
+              <w:rPr>
+                <w:rFonts w:asciiTheme="majorHAnsi" w:hAnsiTheme="majorHAnsi" w:cstheme="majorHAnsi"/>
+                <w:sz w:val="24"/>
+                <w:szCs w:val="24"/>
+                <w:lang w:val="en-NZ"/>
+              </w:rPr>
+              <w:t>Tāiki</w:t>
+            </w:r>
+            <w:proofErr w:type="spellEnd"/>
+            <w:r>
+              <w:rPr>
+                <w:rFonts w:asciiTheme="majorHAnsi" w:hAnsiTheme="majorHAnsi" w:cstheme="majorHAnsi"/>
+                <w:sz w:val="24"/>
+                <w:szCs w:val="24"/>
+                <w:lang w:val="en-NZ"/>
+              </w:rPr>
+              <w:t xml:space="preserve"> e!</w:t>
             </w:r>
           </w:p>
         </w:tc>
@@ -3563,20 +3876,19 @@
                 <w:szCs w:val="24"/>
                 <w:lang w:val="en-NZ"/>
               </w:rPr>
-              <w:t>Life force all wellness, good health for all.</w:t>
+              <w:t xml:space="preserve">Life </w:t>
             </w:r>
-          </w:p>
-          <w:p>
-            <w:pPr>
-              <w:jc w:val="center"/>
-              <w:cnfStyle w:val="000000100000" w:firstRow="0" w:lastRow="0" w:firstColumn="0" w:lastColumn="0" w:oddVBand="0" w:evenVBand="0" w:oddHBand="1" w:evenHBand="0" w:firstRowFirstColumn="0" w:firstRowLastColumn="0" w:lastRowFirstColumn="0" w:lastRowLastColumn="0"/>
+            <w:proofErr w:type="gramStart"/>
+            <w:r>
               <w:rPr>
                 <w:rFonts w:asciiTheme="majorHAnsi" w:hAnsiTheme="majorHAnsi" w:cstheme="majorHAnsi"/>
                 <w:sz w:val="24"/>
                 <w:szCs w:val="24"/>
                 <w:lang w:val="en-NZ"/>
               </w:rPr>
-            </w:pPr>
+              <w:t>force</w:t>
+            </w:r>
+            <w:proofErr w:type="gramEnd"/>
             <w:r>
               <w:rPr>
                 <w:rFonts w:asciiTheme="majorHAnsi" w:hAnsiTheme="majorHAnsi" w:cstheme="majorHAnsi"/>
@@ -3584,6 +3896,27 @@
                 <w:szCs w:val="24"/>
                 <w:lang w:val="en-NZ"/>
               </w:rPr>
+              <w:t xml:space="preserve"> all wellness, good health for all.</w:t>
+            </w:r>
+          </w:p>
+          <w:p>
+            <w:pPr>
+              <w:jc w:val="center"/>
+              <w:cnfStyle w:val="000000100000" w:firstRow="0" w:lastRow="0" w:firstColumn="0" w:lastColumn="0" w:oddVBand="0" w:evenVBand="0" w:oddHBand="1" w:evenHBand="0" w:firstRowFirstColumn="0" w:firstRowLastColumn="0" w:lastRowFirstColumn="0" w:lastRowLastColumn="0"/>
+              <w:rPr>
+                <w:rFonts w:asciiTheme="majorHAnsi" w:hAnsiTheme="majorHAnsi" w:cstheme="majorHAnsi"/>
+                <w:sz w:val="24"/>
+                <w:szCs w:val="24"/>
+                <w:lang w:val="en-NZ"/>
+              </w:rPr>
+            </w:pPr>
+            <w:r>
+              <w:rPr>
+                <w:rFonts w:asciiTheme="majorHAnsi" w:hAnsiTheme="majorHAnsi" w:cstheme="majorHAnsi"/>
+                <w:sz w:val="24"/>
+                <w:szCs w:val="24"/>
+                <w:lang w:val="en-NZ"/>
+              </w:rPr>
               <w:t>Join together, unite, the group is ready to progress for the purpose of coming together.</w:t>
             </w:r>
           </w:p>
@@ -3751,7 +4084,7 @@
     </w:p>
     <w:p>
       <w:pPr>
-        <w:pStyle w:val="Prrafodelista"/>
+        <w:pStyle w:val="ListParagraph"/>
         <w:numPr>
           <w:ilvl w:val="0"/>
           <w:numId w:val="10"/>
@@ -3775,7 +4108,7 @@
     </w:p>
     <w:p>
       <w:pPr>
-        <w:pStyle w:val="Prrafodelista"/>
+        <w:pStyle w:val="ListParagraph"/>
         <w:numPr>
           <w:ilvl w:val="0"/>
           <w:numId w:val="10"/>
@@ -3799,7 +4132,7 @@
     </w:p>
     <w:p>
       <w:pPr>
-        <w:pStyle w:val="Prrafodelista"/>
+        <w:pStyle w:val="ListParagraph"/>
         <w:numPr>
           <w:ilvl w:val="0"/>
           <w:numId w:val="10"/>
@@ -3842,7 +4175,7 @@
     </w:p>
     <w:p>
       <w:pPr>
-        <w:pStyle w:val="Prrafodelista"/>
+        <w:pStyle w:val="ListParagraph"/>
         <w:numPr>
           <w:ilvl w:val="0"/>
           <w:numId w:val="11"/>
@@ -3866,7 +4199,7 @@
     </w:p>
     <w:p>
       <w:pPr>
-        <w:pStyle w:val="Prrafodelista"/>
+        <w:pStyle w:val="ListParagraph"/>
         <w:numPr>
           <w:ilvl w:val="0"/>
           <w:numId w:val="11"/>
@@ -4093,7 +4426,7 @@
     </w:p>
     <w:p>
       <w:pPr>
-        <w:pStyle w:val="Descripcin"/>
+        <w:pStyle w:val="Caption"/>
         <w:jc w:val="center"/>
         <w:rPr>
           <w:rFonts w:asciiTheme="majorHAnsi" w:hAnsiTheme="majorHAnsi" w:cstheme="majorHAnsi"/>
@@ -4167,7 +4500,7 @@
     </w:p>
     <w:p>
       <w:pPr>
-        <w:pStyle w:val="Ttulo3"/>
+        <w:pStyle w:val="Heading3"/>
         <w:rPr>
           <w:rFonts w:asciiTheme="majorHAnsi" w:hAnsiTheme="majorHAnsi" w:cstheme="majorHAnsi"/>
           <w:sz w:val="24"/>
@@ -4214,7 +4547,7 @@
     </w:p>
     <w:p>
       <w:pPr>
-        <w:pStyle w:val="Prrafodelista"/>
+        <w:pStyle w:val="ListParagraph"/>
         <w:numPr>
           <w:ilvl w:val="0"/>
           <w:numId w:val="12"/>
@@ -4232,7 +4565,7 @@
     </w:p>
     <w:p>
       <w:pPr>
-        <w:pStyle w:val="Prrafodelista"/>
+        <w:pStyle w:val="ListParagraph"/>
         <w:numPr>
           <w:ilvl w:val="0"/>
           <w:numId w:val="12"/>
@@ -4250,7 +4583,7 @@
     </w:p>
     <w:p>
       <w:pPr>
-        <w:pStyle w:val="Prrafodelista"/>
+        <w:pStyle w:val="ListParagraph"/>
         <w:numPr>
           <w:ilvl w:val="0"/>
           <w:numId w:val="12"/>
@@ -4268,7 +4601,7 @@
     </w:p>
     <w:p>
       <w:pPr>
-        <w:pStyle w:val="Prrafodelista"/>
+        <w:pStyle w:val="ListParagraph"/>
         <w:numPr>
           <w:ilvl w:val="0"/>
           <w:numId w:val="12"/>
@@ -4446,7 +4779,7 @@
     </w:p>
     <w:p>
       <w:pPr>
-        <w:pStyle w:val="Prrafodelista"/>
+        <w:pStyle w:val="ListParagraph"/>
         <w:numPr>
           <w:ilvl w:val="0"/>
           <w:numId w:val="13"/>
@@ -4464,7 +4797,7 @@
     </w:p>
     <w:p>
       <w:pPr>
-        <w:pStyle w:val="Prrafodelista"/>
+        <w:pStyle w:val="ListParagraph"/>
         <w:numPr>
           <w:ilvl w:val="0"/>
           <w:numId w:val="13"/>
@@ -4512,7 +4845,7 @@
     </w:p>
     <w:p>
       <w:pPr>
-        <w:pStyle w:val="Prrafodelista"/>
+        <w:pStyle w:val="ListParagraph"/>
         <w:numPr>
           <w:ilvl w:val="0"/>
           <w:numId w:val="13"/>
@@ -4530,7 +4863,7 @@
     </w:p>
     <w:p>
       <w:pPr>
-        <w:pStyle w:val="Ttulo3"/>
+        <w:pStyle w:val="Heading3"/>
         <w:rPr>
           <w:sz w:val="22"/>
           <w:szCs w:val="22"/>
@@ -4674,7 +5007,7 @@
     </w:p>
     <w:p>
       <w:pPr>
-        <w:pStyle w:val="Descripcin"/>
+        <w:pStyle w:val="Caption"/>
         <w:jc w:val="center"/>
         <w:rPr>
           <w:lang w:val="en-NZ"/>
@@ -4816,7 +5149,7 @@
     </w:p>
     <w:p>
       <w:pPr>
-        <w:pStyle w:val="Ttulo2"/>
+        <w:pStyle w:val="Heading2"/>
         <w:rPr>
           <w:sz w:val="22"/>
           <w:szCs w:val="22"/>
@@ -4885,7 +5218,21 @@
         <w:rPr>
           <w:lang w:val="en-NZ"/>
         </w:rPr>
-        <w:t xml:space="preserve"> and consolidation stage of groupwork (Lowe &amp; Herranen, 1982</w:t>
+        <w:t xml:space="preserve"> and consolidation stage of groupwork (Lowe &amp; </w:t>
+      </w:r>
+      <w:proofErr w:type="spellStart"/>
+      <w:r>
+        <w:rPr>
+          <w:lang w:val="en-NZ"/>
+        </w:rPr>
+        <w:t>Herranen</w:t>
+      </w:r>
+      <w:proofErr w:type="spellEnd"/>
+      <w:r>
+        <w:rPr>
+          <w:lang w:val="en-NZ"/>
+        </w:rPr>
+        <w:t>, 1982</w:t>
       </w:r>
       <w:r>
         <w:rPr>
@@ -4896,7 +5243,7 @@
     </w:p>
     <w:p>
       <w:pPr>
-        <w:pStyle w:val="Ttulo3"/>
+        <w:pStyle w:val="Heading3"/>
         <w:rPr>
           <w:sz w:val="22"/>
           <w:szCs w:val="22"/>
@@ -4972,7 +5319,21 @@
         <w:rPr>
           <w:lang w:val="en-NZ"/>
         </w:rPr>
-        <w:t xml:space="preserve"> were a part of as a reference, very few knew each other, and even if they did, the was a high chance the were not in the same group</w:t>
+        <w:t xml:space="preserve"> were a part of as a reference, very few knew each other, and even if they did, the was a high chance </w:t>
+      </w:r>
+      <w:proofErr w:type="spellStart"/>
+      <w:r>
+        <w:rPr>
+          <w:lang w:val="en-NZ"/>
+        </w:rPr>
+        <w:t>the</w:t>
+      </w:r>
+      <w:proofErr w:type="spellEnd"/>
+      <w:r>
+        <w:rPr>
+          <w:lang w:val="en-NZ"/>
+        </w:rPr>
+        <w:t xml:space="preserve"> were not in the same group</w:t>
       </w:r>
       <w:r>
         <w:rPr>
@@ -5054,7 +5415,21 @@
         <w:rPr>
           <w:lang w:val="en-NZ"/>
         </w:rPr>
-        <w:t>. On of the students even commented that she did some “stalking” of one of her company ions in social media to see who she was working with. It was not until the activities in the first week that students started to realise the need for a more direct form of communication since most of the work was being done face-to-face and in the classroom.</w:t>
+        <w:t xml:space="preserve">. </w:t>
+      </w:r>
+      <w:proofErr w:type="spellStart"/>
+      <w:r>
+        <w:rPr>
+          <w:lang w:val="en-NZ"/>
+        </w:rPr>
+        <w:t>On</w:t>
+      </w:r>
+      <w:proofErr w:type="spellEnd"/>
+      <w:r>
+        <w:rPr>
+          <w:lang w:val="en-NZ"/>
+        </w:rPr>
+        <w:t xml:space="preserve"> of the students even commented that she did some “stalking” of one of her company ions in social media to see who she was working with. It was not until the activities in the first week that students started to realise the need for a more direct form of communication since most of the work was being done face-to-face and in the classroom.</w:t>
       </w:r>
     </w:p>
     <w:p>
@@ -5072,7 +5447,7 @@
     </w:p>
     <w:p>
       <w:pPr>
-        <w:pStyle w:val="Ttulo3"/>
+        <w:pStyle w:val="Heading3"/>
         <w:rPr>
           <w:sz w:val="22"/>
           <w:szCs w:val="22"/>
@@ -5122,7 +5497,7 @@
     </w:p>
     <w:p>
       <w:pPr>
-        <w:pStyle w:val="Prrafodelista"/>
+        <w:pStyle w:val="ListParagraph"/>
         <w:numPr>
           <w:ilvl w:val="0"/>
           <w:numId w:val="14"/>
@@ -5140,7 +5515,7 @@
     </w:p>
     <w:p>
       <w:pPr>
-        <w:pStyle w:val="Prrafodelista"/>
+        <w:pStyle w:val="ListParagraph"/>
         <w:numPr>
           <w:ilvl w:val="0"/>
           <w:numId w:val="14"/>
@@ -5159,7 +5534,7 @@
     </w:p>
     <w:p>
       <w:pPr>
-        <w:pStyle w:val="Prrafodelista"/>
+        <w:pStyle w:val="ListParagraph"/>
         <w:numPr>
           <w:ilvl w:val="0"/>
           <w:numId w:val="14"/>
@@ -5183,7 +5558,7 @@
     </w:p>
     <w:p>
       <w:pPr>
-        <w:pStyle w:val="Prrafodelista"/>
+        <w:pStyle w:val="ListParagraph"/>
         <w:numPr>
           <w:ilvl w:val="0"/>
           <w:numId w:val="14"/>
@@ -5214,7 +5589,7 @@
     </w:p>
     <w:p>
       <w:pPr>
-        <w:pStyle w:val="Prrafodelista"/>
+        <w:pStyle w:val="ListParagraph"/>
         <w:numPr>
           <w:ilvl w:val="0"/>
           <w:numId w:val="15"/>
@@ -5232,7 +5607,7 @@
     </w:p>
     <w:p>
       <w:pPr>
-        <w:pStyle w:val="Prrafodelista"/>
+        <w:pStyle w:val="ListParagraph"/>
         <w:numPr>
           <w:ilvl w:val="0"/>
           <w:numId w:val="15"/>
@@ -5250,7 +5625,7 @@
     </w:p>
     <w:p>
       <w:pPr>
-        <w:pStyle w:val="Prrafodelista"/>
+        <w:pStyle w:val="ListParagraph"/>
         <w:numPr>
           <w:ilvl w:val="0"/>
           <w:numId w:val="15"/>
@@ -5294,7 +5669,7 @@
     </w:p>
     <w:p>
       <w:pPr>
-        <w:pStyle w:val="Prrafodelista"/>
+        <w:pStyle w:val="ListParagraph"/>
         <w:numPr>
           <w:ilvl w:val="0"/>
           <w:numId w:val="16"/>
@@ -5312,7 +5687,7 @@
     </w:p>
     <w:p>
       <w:pPr>
-        <w:pStyle w:val="Prrafodelista"/>
+        <w:pStyle w:val="ListParagraph"/>
         <w:numPr>
           <w:ilvl w:val="0"/>
           <w:numId w:val="16"/>
@@ -5549,7 +5924,7 @@
     </w:p>
     <w:p>
       <w:pPr>
-        <w:pStyle w:val="Descripcin"/>
+        <w:pStyle w:val="Caption"/>
         <w:jc w:val="center"/>
         <w:rPr>
           <w:lang w:val="en-NZ"/>
@@ -5741,7 +6116,7 @@
     </w:p>
     <w:p>
       <w:pPr>
-        <w:pStyle w:val="Ttulo2"/>
+        <w:pStyle w:val="Heading2"/>
         <w:rPr>
           <w:sz w:val="24"/>
           <w:szCs w:val="24"/>
@@ -5897,7 +6272,21 @@
         <w:rPr>
           <w:lang w:val="en-NZ"/>
         </w:rPr>
-        <w:t xml:space="preserve"> An &amp; Frick (2006) and Robinson &amp; Hans (2012) give some validity to this idea, showing that students prefer quick, simple communication via their preferred apps, but appreciated more face-to-face work for more complex work</w:t>
+        <w:t xml:space="preserve"> </w:t>
+      </w:r>
+      <w:proofErr w:type="gramStart"/>
+      <w:r>
+        <w:rPr>
+          <w:lang w:val="en-NZ"/>
+        </w:rPr>
+        <w:t>An</w:t>
+      </w:r>
+      <w:proofErr w:type="gramEnd"/>
+      <w:r>
+        <w:rPr>
+          <w:lang w:val="en-NZ"/>
+        </w:rPr>
+        <w:t xml:space="preserve"> &amp; Frick (2006) and Robinson &amp; Hans (2012) give some validity to this idea, showing that students prefer quick, simple communication via their preferred apps, but appreciated more face-to-face work for more complex work</w:t>
       </w:r>
       <w:r>
         <w:rPr>
@@ -5921,7 +6310,7 @@
     </w:p>
     <w:p>
       <w:pPr>
-        <w:pStyle w:val="Ttulo1"/>
+        <w:pStyle w:val="Heading1"/>
         <w:rPr>
           <w:sz w:val="22"/>
           <w:szCs w:val="22"/>
@@ -5964,7 +6353,7 @@
     </w:p>
     <w:p>
       <w:pPr>
-        <w:pStyle w:val="Prrafodelista"/>
+        <w:pStyle w:val="ListParagraph"/>
         <w:numPr>
           <w:ilvl w:val="0"/>
           <w:numId w:val="17"/>
@@ -5988,7 +6377,7 @@
     </w:p>
     <w:p>
       <w:pPr>
-        <w:pStyle w:val="Prrafodelista"/>
+        <w:pStyle w:val="ListParagraph"/>
         <w:numPr>
           <w:ilvl w:val="0"/>
           <w:numId w:val="17"/>
@@ -6006,7 +6395,7 @@
     </w:p>
     <w:p>
       <w:pPr>
-        <w:pStyle w:val="Prrafodelista"/>
+        <w:pStyle w:val="ListParagraph"/>
         <w:numPr>
           <w:ilvl w:val="0"/>
           <w:numId w:val="17"/>
@@ -6106,7 +6495,7 @@
     </w:p>
     <w:p>
       <w:pPr>
-        <w:pStyle w:val="Ttulo2"/>
+        <w:pStyle w:val="Heading2"/>
         <w:rPr>
           <w:sz w:val="22"/>
           <w:szCs w:val="22"/>
@@ -6143,7 +6532,7 @@
     </w:p>
     <w:p>
       <w:pPr>
-        <w:pStyle w:val="Prrafodelista"/>
+        <w:pStyle w:val="ListParagraph"/>
         <w:numPr>
           <w:ilvl w:val="0"/>
           <w:numId w:val="18"/>
@@ -6161,7 +6550,7 @@
     </w:p>
     <w:p>
       <w:pPr>
-        <w:pStyle w:val="Prrafodelista"/>
+        <w:pStyle w:val="ListParagraph"/>
         <w:numPr>
           <w:ilvl w:val="0"/>
           <w:numId w:val="18"/>
@@ -6340,7 +6729,7 @@
     </w:p>
     <w:p>
       <w:pPr>
-        <w:pStyle w:val="Descripcin"/>
+        <w:pStyle w:val="Caption"/>
         <w:jc w:val="center"/>
         <w:rPr>
           <w:lang w:val="en-NZ"/>
@@ -6429,7 +6818,7 @@
     </w:p>
     <w:p>
       <w:pPr>
-        <w:pStyle w:val="Ttulo3"/>
+        <w:pStyle w:val="Heading3"/>
         <w:rPr>
           <w:sz w:val="22"/>
           <w:szCs w:val="22"/>
@@ -6567,7 +6956,21 @@
         <w:rPr>
           <w:lang w:val="en-NZ"/>
         </w:rPr>
-        <w:t xml:space="preserve"> don’t worry to much about the lack of group cohesion, to the point that they were not very concerned about the work of their teammates</w:t>
+        <w:t xml:space="preserve"> don’t worry </w:t>
+      </w:r>
+      <w:proofErr w:type="spellStart"/>
+      <w:r>
+        <w:rPr>
+          <w:lang w:val="en-NZ"/>
+        </w:rPr>
+        <w:t>to</w:t>
+      </w:r>
+      <w:proofErr w:type="spellEnd"/>
+      <w:r>
+        <w:rPr>
+          <w:lang w:val="en-NZ"/>
+        </w:rPr>
+        <w:t xml:space="preserve"> much about the lack of group cohesion, to the point that they were not very concerned about the work of their teammates</w:t>
       </w:r>
       <w:r>
         <w:rPr>
@@ -6578,7 +6981,7 @@
     </w:p>
     <w:p>
       <w:pPr>
-        <w:pStyle w:val="Ttulo3"/>
+        <w:pStyle w:val="Heading3"/>
         <w:rPr>
           <w:sz w:val="22"/>
           <w:szCs w:val="22"/>
@@ -6734,7 +7137,7 @@
     </w:p>
     <w:p>
       <w:pPr>
-        <w:pStyle w:val="Ttulo2"/>
+        <w:pStyle w:val="Heading2"/>
         <w:rPr>
           <w:sz w:val="22"/>
           <w:szCs w:val="22"/>
@@ -6765,7 +7168,7 @@
     </w:p>
     <w:p>
       <w:pPr>
-        <w:pStyle w:val="Prrafodelista"/>
+        <w:pStyle w:val="ListParagraph"/>
         <w:numPr>
           <w:ilvl w:val="0"/>
           <w:numId w:val="19"/>
@@ -6783,7 +7186,7 @@
     </w:p>
     <w:p>
       <w:pPr>
-        <w:pStyle w:val="Prrafodelista"/>
+        <w:pStyle w:val="ListParagraph"/>
         <w:numPr>
           <w:ilvl w:val="0"/>
           <w:numId w:val="19"/>
@@ -6801,7 +7204,7 @@
     </w:p>
     <w:p>
       <w:pPr>
-        <w:pStyle w:val="Prrafodelista"/>
+        <w:pStyle w:val="ListParagraph"/>
         <w:numPr>
           <w:ilvl w:val="0"/>
           <w:numId w:val="19"/>
@@ -6869,7 +7272,7 @@
     </w:p>
     <w:p>
       <w:pPr>
-        <w:pStyle w:val="Ttulo3"/>
+        <w:pStyle w:val="Heading3"/>
         <w:rPr>
           <w:sz w:val="22"/>
           <w:szCs w:val="22"/>
@@ -6925,7 +7328,7 @@
       </w:r>
       <w:r>
         <w:rPr>
-          <w:rStyle w:val="Refdenotaalpie"/>
+          <w:rStyle w:val="FootnoteReference"/>
           <w:lang w:val="en-NZ"/>
         </w:rPr>
         <w:footnoteReference w:id="1"/>
@@ -7108,7 +7511,7 @@
     </w:p>
     <w:p>
       <w:pPr>
-        <w:pStyle w:val="Descripcin"/>
+        <w:pStyle w:val="Caption"/>
         <w:jc w:val="center"/>
         <w:rPr>
           <w:lang w:val="en-NZ"/>
@@ -7228,7 +7631,7 @@
     </w:p>
     <w:p>
       <w:pPr>
-        <w:pStyle w:val="Ttulo3"/>
+        <w:pStyle w:val="Heading3"/>
         <w:rPr>
           <w:sz w:val="22"/>
           <w:szCs w:val="22"/>
@@ -7412,7 +7815,7 @@
     </w:p>
     <w:p>
       <w:pPr>
-        <w:pStyle w:val="Ttulo2"/>
+        <w:pStyle w:val="Heading2"/>
         <w:rPr>
           <w:sz w:val="22"/>
           <w:szCs w:val="22"/>
@@ -7456,7 +7859,7 @@
     </w:p>
     <w:p>
       <w:pPr>
-        <w:pStyle w:val="Descripcin"/>
+        <w:pStyle w:val="Caption"/>
         <w:keepNext/>
         <w:jc w:val="center"/>
         <w:rPr>
@@ -7530,7 +7933,7 @@
       </w:tblPr>
       <w:tblGrid>
         <w:gridCol w:w="1420"/>
-        <w:gridCol w:w="473"/>
+        <w:gridCol w:w="476"/>
         <w:gridCol w:w="2502"/>
         <w:gridCol w:w="4394"/>
       </w:tblGrid>
@@ -10986,7 +11389,28 @@
         <w:rPr>
           <w:lang w:val="en-NZ"/>
         </w:rPr>
-        <w:t xml:space="preserve"> were having the most troubles (i.e. teams B and C) found more useful the idea of having an external </w:t>
+        <w:t xml:space="preserve"> were having the most troubles (</w:t>
+      </w:r>
+      <w:proofErr w:type="gramStart"/>
+      <w:r>
+        <w:rPr>
+          <w:lang w:val="en-NZ"/>
+        </w:rPr>
+        <w:t>i.e.</w:t>
+      </w:r>
+      <w:proofErr w:type="gramEnd"/>
+      <w:r>
+        <w:rPr>
+          <w:lang w:val="en-NZ"/>
+        </w:rPr>
+        <w:t xml:space="preserve"> teams B and C) found more useful the idea of having </w:t>
+      </w:r>
+      <w:r>
+        <w:rPr>
+          <w:lang w:val="en-NZ"/>
+        </w:rPr>
+        <w:lastRenderedPageBreak/>
+        <w:t xml:space="preserve">an external </w:t>
       </w:r>
       <w:r>
         <w:rPr>
@@ -11016,7 +11440,6 @@
         <w:rPr>
           <w:lang w:val="en-NZ"/>
         </w:rPr>
-        <w:lastRenderedPageBreak/>
         <w:t>incentive</w:t>
       </w:r>
       <w:r>
@@ -11029,7 +11452,21 @@
         <w:rPr>
           <w:lang w:val="en-NZ"/>
         </w:rPr>
-        <w:t xml:space="preserve"> These also were the same types of group that required the most the intervention of the lecturers to solve issues of communication or poor flow of information</w:t>
+        <w:t xml:space="preserve"> These also were the same types of </w:t>
+      </w:r>
+      <w:proofErr w:type="gramStart"/>
+      <w:r>
+        <w:rPr>
+          <w:lang w:val="en-NZ"/>
+        </w:rPr>
+        <w:t>group</w:t>
+      </w:r>
+      <w:proofErr w:type="gramEnd"/>
+      <w:r>
+        <w:rPr>
+          <w:lang w:val="en-NZ"/>
+        </w:rPr>
+        <w:t xml:space="preserve"> that required the most the intervention of the lecturers to solve issues of communication or poor flow of information</w:t>
       </w:r>
       <w:r>
         <w:rPr>
@@ -11177,7 +11614,7 @@
     </w:p>
     <w:p>
       <w:pPr>
-        <w:pStyle w:val="Descripcin"/>
+        <w:pStyle w:val="Caption"/>
         <w:jc w:val="center"/>
         <w:rPr>
           <w:lang w:val="en-NZ"/>
@@ -11242,7 +11679,7 @@
     </w:p>
     <w:p>
       <w:pPr>
-        <w:pStyle w:val="Prrafodelista"/>
+        <w:pStyle w:val="ListParagraph"/>
         <w:numPr>
           <w:ilvl w:val="0"/>
           <w:numId w:val="20"/>
@@ -11260,7 +11697,7 @@
     </w:p>
     <w:p>
       <w:pPr>
-        <w:pStyle w:val="Prrafodelista"/>
+        <w:pStyle w:val="ListParagraph"/>
         <w:numPr>
           <w:ilvl w:val="0"/>
           <w:numId w:val="20"/>
@@ -11278,7 +11715,7 @@
     </w:p>
     <w:p>
       <w:pPr>
-        <w:pStyle w:val="Prrafodelista"/>
+        <w:pStyle w:val="ListParagraph"/>
         <w:numPr>
           <w:ilvl w:val="0"/>
           <w:numId w:val="20"/>
@@ -11310,7 +11747,7 @@
     </w:p>
     <w:p>
       <w:pPr>
-        <w:pStyle w:val="Ttulo1"/>
+        <w:pStyle w:val="Heading1"/>
         <w:rPr>
           <w:sz w:val="22"/>
           <w:szCs w:val="22"/>
@@ -11402,7 +11839,7 @@
     </w:p>
     <w:p>
       <w:pPr>
-        <w:pStyle w:val="Ttulo2"/>
+        <w:pStyle w:val="Heading2"/>
         <w:rPr>
           <w:sz w:val="22"/>
           <w:szCs w:val="22"/>
@@ -11541,7 +11978,7 @@
     </w:p>
     <w:p>
       <w:pPr>
-        <w:pStyle w:val="Descripcin"/>
+        <w:pStyle w:val="Caption"/>
         <w:jc w:val="center"/>
         <w:rPr>
           <w:lang w:val="en-NZ"/>
@@ -11625,7 +12062,21 @@
         <w:rPr>
           <w:lang w:val="en-NZ"/>
         </w:rPr>
-        <w:t>focused on their own work and were gathered as a group in the same table mostly out of routine. When asked why they had seated in such a peculiar way they laugh because they had not realised they were all on the same side of the table, and they were only searching for the closest power outlets.</w:t>
+        <w:t xml:space="preserve">focused on their own work and were gathered as a group in the same table mostly out of routine. When asked why they had seated in such a peculiar way they laugh because they had not </w:t>
+      </w:r>
+      <w:proofErr w:type="gramStart"/>
+      <w:r>
+        <w:rPr>
+          <w:lang w:val="en-NZ"/>
+        </w:rPr>
+        <w:t>realised</w:t>
+      </w:r>
+      <w:proofErr w:type="gramEnd"/>
+      <w:r>
+        <w:rPr>
+          <w:lang w:val="en-NZ"/>
+        </w:rPr>
+        <w:t xml:space="preserve"> they were all on the same side of the table, and they were only searching for the closest power outlets.</w:t>
       </w:r>
     </w:p>
     <w:p>
@@ -11827,7 +12278,7 @@
     </w:p>
     <w:p>
       <w:pPr>
-        <w:pStyle w:val="Ttulo2"/>
+        <w:pStyle w:val="Heading2"/>
         <w:rPr>
           <w:sz w:val="22"/>
           <w:szCs w:val="22"/>
@@ -11858,7 +12309,7 @@
     </w:p>
     <w:p>
       <w:pPr>
-        <w:pStyle w:val="Prrafodelista"/>
+        <w:pStyle w:val="ListParagraph"/>
         <w:numPr>
           <w:ilvl w:val="0"/>
           <w:numId w:val="21"/>
@@ -11876,7 +12327,7 @@
     </w:p>
     <w:p>
       <w:pPr>
-        <w:pStyle w:val="Prrafodelista"/>
+        <w:pStyle w:val="ListParagraph"/>
         <w:numPr>
           <w:ilvl w:val="0"/>
           <w:numId w:val="21"/>
@@ -11889,7 +12340,21 @@
         <w:rPr>
           <w:lang w:val="en-NZ"/>
         </w:rPr>
-        <w:t>It was odd to them that there was s much emphasis on working with their phone. Some of them were actively trying to reduce their screen time with the phone and the classroom sessions were and ideal place to leave the phone aside and focus on work. Using the phone as the main tool for working with the group felt like running in the opposite direction of what they were trying to achieve.</w:t>
+        <w:t xml:space="preserve">It was odd to them that there was </w:t>
+      </w:r>
+      <w:proofErr w:type="spellStart"/>
+      <w:r>
+        <w:rPr>
+          <w:lang w:val="en-NZ"/>
+        </w:rPr>
+        <w:t>s</w:t>
+      </w:r>
+      <w:proofErr w:type="spellEnd"/>
+      <w:r>
+        <w:rPr>
+          <w:lang w:val="en-NZ"/>
+        </w:rPr>
+        <w:t xml:space="preserve"> much emphasis on working with their phone. Some of them were actively trying to reduce their screen time with the phone and the classroom sessions were and ideal place to leave the phone aside and focus on work. Using the phone as the main tool for working with the group felt like running in the opposite direction of what they were trying to achieve.</w:t>
       </w:r>
     </w:p>
     <w:p>
@@ -11958,7 +12423,21 @@
         <w:rPr>
           <w:lang w:val="en-NZ"/>
         </w:rPr>
-        <w:t>When asked which of al the functionalities they just had tested, they considered offered the most valuable for their group work, the answer was unanimous: the debate tool was easier and quick to use, and they were resonating a lot with the emoji-like visuals used to represent the answers without needed text. The annotations was a close second if it was possible to have a more consisted view of the AR scene</w:t>
+        <w:t xml:space="preserve">When asked which of al the functionalities they just had tested, they considered offered the most valuable for their group work, the answer was unanimous: the debate tool was easier and quick to use, and they were resonating a lot with the emoji-like visuals used to represent the answers without needed text. The annotations </w:t>
+      </w:r>
+      <w:proofErr w:type="gramStart"/>
+      <w:r>
+        <w:rPr>
+          <w:lang w:val="en-NZ"/>
+        </w:rPr>
+        <w:t>was</w:t>
+      </w:r>
+      <w:proofErr w:type="gramEnd"/>
+      <w:r>
+        <w:rPr>
+          <w:lang w:val="en-NZ"/>
+        </w:rPr>
+        <w:t xml:space="preserve"> a close second if it was possible to have a more consisted view of the AR scene</w:t>
       </w:r>
       <w:r>
         <w:rPr>
@@ -11969,7 +12448,7 @@
     </w:p>
     <w:p>
       <w:pPr>
-        <w:pStyle w:val="Ttulo2"/>
+        <w:pStyle w:val="Heading2"/>
         <w:rPr>
           <w:sz w:val="22"/>
           <w:szCs w:val="22"/>
@@ -12063,7 +12542,7 @@
     </w:p>
     <w:p>
       <w:pPr>
-        <w:pStyle w:val="Prrafodelista"/>
+        <w:pStyle w:val="ListParagraph"/>
         <w:numPr>
           <w:ilvl w:val="0"/>
           <w:numId w:val="22"/>
@@ -12081,7 +12560,7 @@
     </w:p>
     <w:p>
       <w:pPr>
-        <w:pStyle w:val="Prrafodelista"/>
+        <w:pStyle w:val="ListParagraph"/>
         <w:numPr>
           <w:ilvl w:val="0"/>
           <w:numId w:val="22"/>
@@ -12167,13 +12646,7 @@
         <w:rPr>
           <w:lang w:val="en-NZ"/>
         </w:rPr>
-        <w:t xml:space="preserve"> because they were directly mentioned by the students</w:t>
-      </w:r>
-      <w:r>
-        <w:rPr>
-          <w:lang w:val="en-NZ"/>
-        </w:rPr>
-        <w:t xml:space="preserve"> </w:t>
+        <w:t xml:space="preserve"> because they were directly mentioned by the students </w:t>
       </w:r>
       <w:r>
         <w:rPr>
@@ -12184,7 +12657,7 @@
     </w:p>
     <w:p>
       <w:pPr>
-        <w:pStyle w:val="Prrafodelista"/>
+        <w:pStyle w:val="ListParagraph"/>
         <w:numPr>
           <w:ilvl w:val="0"/>
           <w:numId w:val="23"/>
@@ -12202,7 +12675,7 @@
     </w:p>
     <w:p>
       <w:pPr>
-        <w:pStyle w:val="Prrafodelista"/>
+        <w:pStyle w:val="ListParagraph"/>
         <w:numPr>
           <w:ilvl w:val="0"/>
           <w:numId w:val="23"/>
@@ -12220,7 +12693,7 @@
     </w:p>
     <w:p>
       <w:pPr>
-        <w:pStyle w:val="Prrafodelista"/>
+        <w:pStyle w:val="ListParagraph"/>
         <w:numPr>
           <w:ilvl w:val="0"/>
           <w:numId w:val="23"/>
@@ -12263,7 +12736,7 @@
     </w:p>
     <w:p>
       <w:pPr>
-        <w:pStyle w:val="Prrafodelista"/>
+        <w:pStyle w:val="ListParagraph"/>
         <w:numPr>
           <w:ilvl w:val="0"/>
           <w:numId w:val="24"/>
@@ -12281,7 +12754,7 @@
     </w:p>
     <w:p>
       <w:pPr>
-        <w:pStyle w:val="Prrafodelista"/>
+        <w:pStyle w:val="ListParagraph"/>
         <w:numPr>
           <w:ilvl w:val="0"/>
           <w:numId w:val="24"/>
@@ -12299,7 +12772,7 @@
     </w:p>
     <w:p>
       <w:pPr>
-        <w:pStyle w:val="Prrafodelista"/>
+        <w:pStyle w:val="ListParagraph"/>
         <w:numPr>
           <w:ilvl w:val="0"/>
           <w:numId w:val="24"/>
@@ -12331,7 +12804,7 @@
     </w:p>
     <w:p>
       <w:pPr>
-        <w:pStyle w:val="Ttulo1"/>
+        <w:pStyle w:val="Heading1"/>
         <w:rPr>
           <w:sz w:val="22"/>
           <w:szCs w:val="22"/>
@@ -12375,7 +12848,7 @@
     </w:p>
     <w:p>
       <w:pPr>
-        <w:pStyle w:val="Prrafodelista"/>
+        <w:pStyle w:val="ListParagraph"/>
         <w:numPr>
           <w:ilvl w:val="0"/>
           <w:numId w:val="25"/>
@@ -12393,7 +12866,7 @@
     </w:p>
     <w:p>
       <w:pPr>
-        <w:pStyle w:val="Prrafodelista"/>
+        <w:pStyle w:val="ListParagraph"/>
         <w:numPr>
           <w:ilvl w:val="0"/>
           <w:numId w:val="25"/>
@@ -12411,7 +12884,7 @@
     </w:p>
     <w:p>
       <w:pPr>
-        <w:pStyle w:val="Prrafodelista"/>
+        <w:pStyle w:val="ListParagraph"/>
         <w:numPr>
           <w:ilvl w:val="0"/>
           <w:numId w:val="25"/>
@@ -12472,7 +12945,7 @@
     </w:p>
     <w:p>
       <w:pPr>
-        <w:pStyle w:val="Prrafodelista"/>
+        <w:pStyle w:val="ListParagraph"/>
         <w:numPr>
           <w:ilvl w:val="0"/>
           <w:numId w:val="26"/>
@@ -12490,7 +12963,7 @@
     </w:p>
     <w:p>
       <w:pPr>
-        <w:pStyle w:val="Prrafodelista"/>
+        <w:pStyle w:val="ListParagraph"/>
         <w:numPr>
           <w:ilvl w:val="0"/>
           <w:numId w:val="26"/>
@@ -12503,7 +12976,21 @@
         <w:rPr>
           <w:lang w:val="en-NZ"/>
         </w:rPr>
-        <w:t>The communications features present in the annotations and debate tools.</w:t>
+        <w:t xml:space="preserve">The communications </w:t>
+      </w:r>
+      <w:proofErr w:type="gramStart"/>
+      <w:r>
+        <w:rPr>
+          <w:lang w:val="en-NZ"/>
+        </w:rPr>
+        <w:t>features</w:t>
+      </w:r>
+      <w:proofErr w:type="gramEnd"/>
+      <w:r>
+        <w:rPr>
+          <w:lang w:val="en-NZ"/>
+        </w:rPr>
+        <w:t xml:space="preserve"> present in the annotations and debate tools.</w:t>
       </w:r>
     </w:p>
     <w:p>
@@ -12669,7 +13156,7 @@
     </w:p>
     <w:p>
       <w:pPr>
-        <w:pStyle w:val="Prrafodelista"/>
+        <w:pStyle w:val="ListParagraph"/>
         <w:numPr>
           <w:ilvl w:val="0"/>
           <w:numId w:val="27"/>
@@ -12682,12 +13169,26 @@
         <w:rPr>
           <w:lang w:val="en-NZ"/>
         </w:rPr>
-        <w:t>It was difficult to access the information needed to develop the project. It was detected the most wen students were trying to understand the specific requirements of each role for the activities of the project and the extend or scope in which they wad to work. These questions came from almost all students several times during the semester, despite the information being present in the LMS, but apparently it was not clear or difficult to find.</w:t>
-      </w:r>
-    </w:p>
-    <w:p>
-      <w:pPr>
-        <w:pStyle w:val="Prrafodelista"/>
+        <w:t xml:space="preserve">It was difficult to access the information needed to develop the project. It was detected the most wen students were trying to understand the specific requirements of each role for the activities of the project and the extend or scope in which they </w:t>
+      </w:r>
+      <w:proofErr w:type="spellStart"/>
+      <w:r>
+        <w:rPr>
+          <w:lang w:val="en-NZ"/>
+        </w:rPr>
+        <w:t>wad</w:t>
+      </w:r>
+      <w:proofErr w:type="spellEnd"/>
+      <w:r>
+        <w:rPr>
+          <w:lang w:val="en-NZ"/>
+        </w:rPr>
+        <w:t xml:space="preserve"> to work. These questions came from almost all students several times during the semester, despite the information being present in the LMS, but apparently it was not clear or difficult to find.</w:t>
+      </w:r>
+    </w:p>
+    <w:p>
+      <w:pPr>
+        <w:pStyle w:val="ListParagraph"/>
         <w:numPr>
           <w:ilvl w:val="0"/>
           <w:numId w:val="27"/>
@@ -12780,7 +13281,7 @@
     </w:p>
     <w:p>
       <w:pPr>
-        <w:pStyle w:val="Ttulo1"/>
+        <w:pStyle w:val="Heading1"/>
         <w:rPr>
           <w:sz w:val="22"/>
           <w:szCs w:val="22"/>
@@ -12823,7 +13324,7 @@
     </w:p>
     <w:p>
       <w:pPr>
-        <w:pStyle w:val="Prrafodelista"/>
+        <w:pStyle w:val="ListParagraph"/>
         <w:numPr>
           <w:ilvl w:val="0"/>
           <w:numId w:val="28"/>
@@ -12847,7 +13348,7 @@
     </w:p>
     <w:p>
       <w:pPr>
-        <w:pStyle w:val="Prrafodelista"/>
+        <w:pStyle w:val="ListParagraph"/>
         <w:numPr>
           <w:ilvl w:val="0"/>
           <w:numId w:val="28"/>
@@ -12866,7 +13367,7 @@
     </w:p>
     <w:p>
       <w:pPr>
-        <w:pStyle w:val="Prrafodelista"/>
+        <w:pStyle w:val="ListParagraph"/>
         <w:numPr>
           <w:ilvl w:val="0"/>
           <w:numId w:val="28"/>
@@ -12915,7 +13416,7 @@
     </w:p>
     <w:p>
       <w:pPr>
-        <w:pStyle w:val="Ttulo2"/>
+        <w:pStyle w:val="Heading2"/>
         <w:rPr>
           <w:sz w:val="22"/>
           <w:szCs w:val="22"/>
@@ -13058,72 +13559,66 @@
     <w:p>
       <w:pPr>
         <w:rPr>
-          <w:lang w:val="en-US"/>
-        </w:rPr>
-      </w:pPr>
-      <w:r>
-        <w:rPr>
-          <w:lang w:val="en-US"/>
-        </w:rPr>
-        <w:t>Team D had obtained v</w:t>
-      </w:r>
-      <w:r>
-        <w:rPr>
-          <w:lang w:val="en-US"/>
-        </w:rPr>
-        <w:t>ery good results in the previous semester, and they were a little bit complacent with their work</w:t>
-      </w:r>
-      <w:r>
-        <w:rPr>
-          <w:lang w:val="en-US"/>
+          <w:lang w:val="en-NZ"/>
+        </w:rPr>
+      </w:pPr>
+      <w:r>
+        <w:rPr>
+          <w:lang w:val="en-NZ"/>
+        </w:rPr>
+        <w:t>Team D had obtained very good results in the previous semester, and they were a little bit complacent with their work</w:t>
+      </w:r>
+      <w:r>
+        <w:rPr>
+          <w:lang w:val="en-NZ"/>
         </w:rPr>
         <w:t>.</w:t>
       </w:r>
       <w:r>
         <w:rPr>
-          <w:lang w:val="en-US"/>
+          <w:lang w:val="en-NZ"/>
         </w:rPr>
         <w:t xml:space="preserve"> The general observations described for week 10 to 13 remained present </w:t>
       </w:r>
       <w:r>
         <w:rPr>
-          <w:lang w:val="en-US"/>
+          <w:lang w:val="en-NZ"/>
         </w:rPr>
         <w:t>throughout</w:t>
       </w:r>
       <w:r>
         <w:rPr>
-          <w:lang w:val="en-US"/>
+          <w:lang w:val="en-NZ"/>
         </w:rPr>
         <w:t xml:space="preserve"> the new semester: collaboration was minimal because the intensity of the work was also down, and they kept coming to the classroom because it was the best place to advance in their work throughout the week</w:t>
       </w:r>
       <w:r>
         <w:rPr>
-          <w:lang w:val="en-US"/>
+          <w:lang w:val="en-NZ"/>
         </w:rPr>
         <w:t>.</w:t>
       </w:r>
       <w:r>
         <w:rPr>
-          <w:lang w:val="en-US"/>
+          <w:lang w:val="en-NZ"/>
         </w:rPr>
         <w:t xml:space="preserve"> </w:t>
       </w:r>
       <w:r>
         <w:rPr>
-          <w:lang w:val="en-US"/>
+          <w:lang w:val="en-NZ"/>
         </w:rPr>
         <w:t>It</w:t>
       </w:r>
       <w:r>
         <w:rPr>
-          <w:lang w:val="en-US"/>
+          <w:lang w:val="en-NZ"/>
         </w:rPr>
         <w:t xml:space="preserve"> could also be added that this semester was also the last semester for many of the students, which saw this project as the very last effort before graduation</w:t>
       </w:r>
       <w:r>
         <w:rPr>
-          <w:lang w:val="en-US"/>
+          <w:lang w:val="en-NZ"/>
         </w:rPr>
         <w:t xml:space="preserve"> and just wanted to get over it.</w:t>
       </w:r>
@@ -13131,72 +13626,66 @@
     <w:p>
       <w:pPr>
         <w:rPr>
-          <w:lang w:val="en-US"/>
-        </w:rPr>
-      </w:pPr>
-      <w:r>
-        <w:rPr>
-          <w:lang w:val="en-US"/>
+          <w:lang w:val="en-NZ"/>
+        </w:rPr>
+      </w:pPr>
+      <w:r>
+        <w:rPr>
+          <w:lang w:val="en-NZ"/>
         </w:rPr>
         <w:t>Team E</w:t>
       </w:r>
       <w:r>
         <w:rPr>
-          <w:lang w:val="en-US"/>
-        </w:rPr>
-        <w:t xml:space="preserve"> offered an i</w:t>
-      </w:r>
-      <w:r>
-        <w:rPr>
-          <w:lang w:val="en-US"/>
-        </w:rPr>
-        <w:t>nteresting contrast.</w:t>
-      </w:r>
-      <w:r>
-        <w:rPr>
-          <w:lang w:val="en-US"/>
+          <w:lang w:val="en-NZ"/>
+        </w:rPr>
+        <w:t xml:space="preserve"> offered an interesting contrast.</w:t>
+      </w:r>
+      <w:r>
+        <w:rPr>
+          <w:lang w:val="en-NZ"/>
         </w:rPr>
         <w:t xml:space="preserve"> </w:t>
       </w:r>
       <w:r>
         <w:rPr>
-          <w:lang w:val="en-US"/>
+          <w:lang w:val="en-NZ"/>
         </w:rPr>
         <w:t>First,</w:t>
       </w:r>
       <w:r>
         <w:rPr>
-          <w:lang w:val="en-US"/>
+          <w:lang w:val="en-NZ"/>
         </w:rPr>
         <w:t xml:space="preserve"> they will be </w:t>
       </w:r>
       <w:r>
         <w:rPr>
-          <w:lang w:val="en-US"/>
+          <w:lang w:val="en-NZ"/>
         </w:rPr>
         <w:t>referred to</w:t>
       </w:r>
       <w:r>
         <w:rPr>
-          <w:lang w:val="en-US"/>
+          <w:lang w:val="en-NZ"/>
         </w:rPr>
         <w:t xml:space="preserve"> as Team E just for simplicity, because the observation took place when several students were working together with the aid of one of the </w:t>
       </w:r>
       <w:r>
         <w:rPr>
-          <w:lang w:val="en-US"/>
+          <w:lang w:val="en-NZ"/>
         </w:rPr>
         <w:t>lectures</w:t>
       </w:r>
       <w:r>
         <w:rPr>
-          <w:lang w:val="en-US"/>
+          <w:lang w:val="en-NZ"/>
         </w:rPr>
         <w:t xml:space="preserve">, but they were not necessarily from the same group. In fact, some </w:t>
       </w:r>
       <w:r>
         <w:rPr>
-          <w:lang w:val="en-US"/>
+          <w:lang w:val="en-NZ"/>
         </w:rPr>
         <w:t>members of Team B were present there. They commented that they had a lot of communication problems towards the end of the poster presentation principally because a lot of the members never showed up for class. At the end, the two members present try their best to gather as much information as possible and later coordinate with the rest of the group via teams. It was not ideal, but it was what worked best for them.</w:t>
       </w:r>
@@ -13204,48 +13693,62 @@
     <w:p>
       <w:pPr>
         <w:rPr>
-          <w:lang w:val="en-US"/>
-        </w:rPr>
-      </w:pPr>
-      <w:r>
-        <w:rPr>
-          <w:lang w:val="en-US"/>
+          <w:lang w:val="en-NZ"/>
+        </w:rPr>
+      </w:pPr>
+      <w:r>
+        <w:rPr>
+          <w:lang w:val="en-NZ"/>
         </w:rPr>
         <w:t xml:space="preserve"> </w:t>
       </w:r>
       <w:r>
         <w:rPr>
-          <w:lang w:val="en-US"/>
-        </w:rPr>
-        <w:t xml:space="preserve">As with Team D, the work in Tem E consisted mostly </w:t>
-      </w:r>
-      <w:r>
-        <w:rPr>
-          <w:lang w:val="en-US"/>
+          <w:lang w:val="en-NZ"/>
+        </w:rPr>
+        <w:t xml:space="preserve">As with Team D, the work in </w:t>
+      </w:r>
+      <w:proofErr w:type="spellStart"/>
+      <w:r>
+        <w:rPr>
+          <w:lang w:val="en-NZ"/>
+        </w:rPr>
+        <w:t>Tem</w:t>
+      </w:r>
+      <w:proofErr w:type="spellEnd"/>
+      <w:r>
+        <w:rPr>
+          <w:lang w:val="en-NZ"/>
+        </w:rPr>
+        <w:t xml:space="preserve"> E consisted mostly </w:t>
+      </w:r>
+      <w:r>
+        <w:rPr>
+          <w:lang w:val="en-NZ"/>
         </w:rPr>
         <w:t>of</w:t>
       </w:r>
       <w:r>
         <w:rPr>
-          <w:lang w:val="en-US"/>
+          <w:lang w:val="en-NZ"/>
         </w:rPr>
         <w:t xml:space="preserve"> individual work using computers and the direct help of the lecturer, that was giving feedback to the students and making some conversation to lead the students to think a bit more </w:t>
       </w:r>
       <w:r>
         <w:rPr>
-          <w:lang w:val="en-US"/>
+          <w:lang w:val="en-NZ"/>
         </w:rPr>
         <w:t>critical</w:t>
       </w:r>
       <w:r>
         <w:rPr>
-          <w:lang w:val="en-US"/>
+          <w:lang w:val="en-NZ"/>
         </w:rPr>
         <w:t xml:space="preserve"> about the work they were doing.</w:t>
       </w:r>
       <w:r>
         <w:rPr>
-          <w:lang w:val="en-US"/>
+          <w:lang w:val="en-NZ"/>
         </w:rPr>
         <w:t xml:space="preserve"> </w:t>
       </w:r>
@@ -13253,12 +13756,12 @@
     <w:p>
       <w:pPr>
         <w:rPr>
-          <w:lang w:val="en-US"/>
-        </w:rPr>
-      </w:pPr>
-      <w:r>
-        <w:rPr>
-          <w:lang w:val="en-US"/>
+          <w:lang w:val="en-NZ"/>
+        </w:rPr>
+      </w:pPr>
+      <w:r>
+        <w:rPr>
+          <w:lang w:val="en-NZ"/>
         </w:rPr>
         <w:t>Although information was flowing between the students, especially between groups that were farther behind the development of their project, the work of the students had turn out more individual and the groups were mostly linked by the architectural design they were working on rather than the need for collaborations. It was also possible to evidence this situation be looking at the lack of assistance from the students to the classroom sessions, since there was not much value any more to be present in the session. Even the teaching staff concentrated more on the students that had started in Track A, and who were experiencing right now the same initial frenzy observed with track B the previous semester.</w:t>
       </w:r>
@@ -13266,19 +13769,19 @@
     <w:p>
       <w:pPr>
         <w:rPr>
-          <w:lang w:val="en-US"/>
-        </w:rPr>
-      </w:pPr>
-      <w:r>
-        <w:rPr>
-          <w:lang w:val="en-US"/>
+          <w:lang w:val="en-NZ"/>
+        </w:rPr>
+      </w:pPr>
+      <w:r>
+        <w:rPr>
+          <w:lang w:val="en-NZ"/>
         </w:rPr>
         <w:t>The situation was very similar to what was observed during the last weeks of the previous semester, and for the activities with WorkshopAR, there were less opportunities for more extensive discussions as the ones found previously, but it was possible to gather some interesting responses to the changes made to the approach with the tool, as detailed in the next section.</w:t>
       </w:r>
     </w:p>
     <w:p>
       <w:pPr>
-        <w:pStyle w:val="Ttulo2"/>
+        <w:pStyle w:val="Heading2"/>
         <w:rPr>
           <w:sz w:val="22"/>
           <w:szCs w:val="22"/>
@@ -13351,7 +13854,7 @@
     </w:p>
     <w:p>
       <w:pPr>
-        <w:pStyle w:val="Ttulo3"/>
+        <w:pStyle w:val="Heading3"/>
         <w:rPr>
           <w:sz w:val="22"/>
           <w:szCs w:val="22"/>
@@ -13377,97 +13880,49 @@
         <w:rPr>
           <w:lang w:val="en-NZ"/>
         </w:rPr>
-        <w:t xml:space="preserve">The idea using the clam arms was mostly aimed at exploring different ideas on how the phone could be used in the classroom in a way that could be used as an enhancement and not a distraction (interesting studies analysing this same problem in other contexts and through different perspectives can be found in </w:t>
-      </w:r>
-      <w:r>
-        <w:rPr>
-          <w:lang w:val="en-NZ"/>
-        </w:rPr>
-        <w:t>Forsling</w:t>
-      </w:r>
-      <w:r>
-        <w:rPr>
-          <w:lang w:val="en-NZ"/>
-        </w:rPr>
-        <w:t xml:space="preserve"> (</w:t>
-      </w:r>
-      <w:r>
-        <w:rPr>
-          <w:lang w:val="en-NZ"/>
-        </w:rPr>
-        <w:t>2023)</w:t>
-      </w:r>
-      <w:r>
-        <w:rPr>
-          <w:lang w:val="en-NZ"/>
-        </w:rPr>
-        <w:t xml:space="preserve">, </w:t>
-      </w:r>
-      <w:r>
-        <w:rPr>
-          <w:lang w:val="en-NZ"/>
-        </w:rPr>
-        <w:t>Flanigan et al.</w:t>
-      </w:r>
-      <w:r>
-        <w:rPr>
-          <w:lang w:val="en-NZ"/>
-        </w:rPr>
-        <w:t xml:space="preserve"> (</w:t>
-      </w:r>
-      <w:r>
-        <w:rPr>
-          <w:lang w:val="en-NZ"/>
-        </w:rPr>
-        <w:t>2023)</w:t>
-      </w:r>
-      <w:r>
-        <w:rPr>
-          <w:lang w:val="en-NZ"/>
-        </w:rPr>
-        <w:t xml:space="preserve">, </w:t>
-      </w:r>
-      <w:r>
-        <w:rPr>
-          <w:lang w:val="en-NZ"/>
-        </w:rPr>
-        <w:t>Fälth &amp; Selenius</w:t>
-      </w:r>
-      <w:r>
-        <w:rPr>
-          <w:lang w:val="en-NZ"/>
-        </w:rPr>
-        <w:t xml:space="preserve"> (</w:t>
-      </w:r>
-      <w:r>
-        <w:rPr>
-          <w:lang w:val="en-NZ"/>
-        </w:rPr>
-        <w:t>2024)</w:t>
-      </w:r>
-      <w:r>
-        <w:rPr>
-          <w:lang w:val="en-NZ"/>
-        </w:rPr>
-        <w:t xml:space="preserve"> and </w:t>
-      </w:r>
-      <w:r>
-        <w:rPr>
-          <w:lang w:val="en-NZ"/>
-        </w:rPr>
-        <w:t>Consoli et al.</w:t>
-      </w:r>
-      <w:r>
-        <w:rPr>
-          <w:lang w:val="en-NZ"/>
-        </w:rPr>
-        <w:t xml:space="preserve"> (</w:t>
-      </w:r>
-      <w:r>
-        <w:rPr>
-          <w:lang w:val="en-NZ"/>
-        </w:rPr>
-        <w:t>2025)</w:t>
+        <w:t xml:space="preserve">The idea using the clam arms was mostly aimed at exploring different ideas on how the phone could be used in the classroom in a way that could be used as an enhancement and not a distraction (interesting studies analysing this same problem in other contexts and through different perspectives can be found in Forsling (2023), Flanigan et al. (2023), </w:t>
+      </w:r>
+      <w:proofErr w:type="spellStart"/>
+      <w:r>
+        <w:rPr>
+          <w:lang w:val="en-NZ"/>
+        </w:rPr>
+        <w:t>Fälth</w:t>
+      </w:r>
+      <w:proofErr w:type="spellEnd"/>
+      <w:r>
+        <w:rPr>
+          <w:lang w:val="en-NZ"/>
+        </w:rPr>
+        <w:t xml:space="preserve"> &amp; </w:t>
+      </w:r>
+      <w:proofErr w:type="spellStart"/>
+      <w:r>
+        <w:rPr>
+          <w:lang w:val="en-NZ"/>
+        </w:rPr>
+        <w:t>Selenius</w:t>
+      </w:r>
+      <w:proofErr w:type="spellEnd"/>
+      <w:r>
+        <w:rPr>
+          <w:lang w:val="en-NZ"/>
+        </w:rPr>
+        <w:t xml:space="preserve"> (2024) and </w:t>
+      </w:r>
+      <w:proofErr w:type="spellStart"/>
+      <w:r>
+        <w:rPr>
+          <w:lang w:val="en-NZ"/>
+        </w:rPr>
+        <w:t>Consoli</w:t>
+      </w:r>
+      <w:proofErr w:type="spellEnd"/>
+      <w:r>
+        <w:rPr>
+          <w:lang w:val="en-NZ"/>
+        </w:rPr>
+        <w:t xml:space="preserve"> et al. (2025)</w:t>
       </w:r>
       <w:r>
         <w:rPr>
@@ -13492,24 +13947,12 @@
         <w:rPr>
           <w:lang w:val="en-NZ"/>
         </w:rPr>
-        <w:t xml:space="preserve">Section </w:t>
-      </w:r>
-      <w:r>
-        <w:rPr>
-          <w:lang w:val="en-NZ"/>
-        </w:rPr>
-        <w:t>5.2.4.1</w:t>
-      </w:r>
-      <w:r>
-        <w:rPr>
-          <w:lang w:val="en-NZ"/>
-        </w:rPr>
-        <w:t xml:space="preserve"> gives more details of the implementation of the idea and the interaction design done around it. During the observations, several problems were found with the setup, mostly at the usability level:</w:t>
-      </w:r>
-    </w:p>
-    <w:p>
-      <w:pPr>
-        <w:pStyle w:val="Prrafodelista"/>
+        <w:t>Section 5.2.4.1 gives more details of the implementation of the idea and the interaction design done around it. During the observations, several problems were found with the setup, mostly at the usability level:</w:t>
+      </w:r>
+    </w:p>
+    <w:p>
+      <w:pPr>
+        <w:pStyle w:val="ListParagraph"/>
         <w:numPr>
           <w:ilvl w:val="0"/>
           <w:numId w:val="29"/>
@@ -13527,7 +13970,7 @@
     </w:p>
     <w:p>
       <w:pPr>
-        <w:pStyle w:val="Prrafodelista"/>
+        <w:pStyle w:val="ListParagraph"/>
         <w:numPr>
           <w:ilvl w:val="0"/>
           <w:numId w:val="29"/>
@@ -13545,7 +13988,7 @@
     </w:p>
     <w:p>
       <w:pPr>
-        <w:pStyle w:val="Prrafodelista"/>
+        <w:pStyle w:val="ListParagraph"/>
         <w:numPr>
           <w:ilvl w:val="0"/>
           <w:numId w:val="29"/>
@@ -13641,60 +14084,12 @@
         <w:rPr>
           <w:lang w:val="en-NZ"/>
         </w:rPr>
-        <w:t xml:space="preserve"> someone will feel alienated. A stationary setup using non-smartphone mobile platform like tablets could create an interesting solution like the setups used for application using AR as an assistance tool like </w:t>
-      </w:r>
-      <w:r>
-        <w:rPr>
-          <w:lang w:val="en-NZ"/>
-        </w:rPr>
-        <w:t>Barbieri et al.</w:t>
-      </w:r>
-      <w:r>
-        <w:rPr>
-          <w:lang w:val="en-NZ"/>
-        </w:rPr>
-        <w:t xml:space="preserve"> (</w:t>
-      </w:r>
-      <w:r>
-        <w:rPr>
-          <w:lang w:val="en-NZ"/>
-        </w:rPr>
-        <w:t>2025)</w:t>
-      </w:r>
-      <w:r>
-        <w:rPr>
-          <w:lang w:val="en-NZ"/>
-        </w:rPr>
-        <w:t xml:space="preserve"> or </w:t>
-      </w:r>
-      <w:r>
-        <w:rPr>
-          <w:lang w:val="en-NZ"/>
-        </w:rPr>
-        <w:t>Ma et al.</w:t>
-      </w:r>
-      <w:r>
-        <w:rPr>
-          <w:lang w:val="en-NZ"/>
-        </w:rPr>
-        <w:t xml:space="preserve"> (</w:t>
-      </w:r>
-      <w:r>
-        <w:rPr>
-          <w:lang w:val="en-NZ"/>
-        </w:rPr>
-        <w:t>2026)</w:t>
-      </w:r>
-      <w:r>
-        <w:rPr>
-          <w:lang w:val="en-NZ"/>
-        </w:rPr>
-        <w:t xml:space="preserve"> could be explored in the future.</w:t>
-      </w:r>
-    </w:p>
-    <w:p>
-      <w:pPr>
-        <w:pStyle w:val="Ttulo3"/>
+        <w:t xml:space="preserve"> someone will feel alienated. A stationary setup using non-smartphone mobile platform like tablets could create an interesting solution like the setups used for application using AR as an assistance tool like Barbieri et al. (2025) or Ma et al. (2026) could be explored in the future.</w:t>
+      </w:r>
+    </w:p>
+    <w:p>
+      <w:pPr>
+        <w:pStyle w:val="Heading3"/>
         <w:rPr>
           <w:sz w:val="22"/>
           <w:szCs w:val="22"/>
@@ -13937,7 +14332,7 @@
     </w:p>
     <w:p>
       <w:pPr>
-        <w:pStyle w:val="Ttulo2"/>
+        <w:pStyle w:val="Heading2"/>
         <w:rPr>
           <w:sz w:val="22"/>
           <w:szCs w:val="22"/>
@@ -13990,7 +14385,7 @@
     </w:p>
     <w:p>
       <w:pPr>
-        <w:pStyle w:val="Prrafodelista"/>
+        <w:pStyle w:val="ListParagraph"/>
         <w:numPr>
           <w:ilvl w:val="0"/>
           <w:numId w:val="30"/>
@@ -14008,7 +14403,7 @@
     </w:p>
     <w:p>
       <w:pPr>
-        <w:pStyle w:val="Prrafodelista"/>
+        <w:pStyle w:val="ListParagraph"/>
         <w:numPr>
           <w:ilvl w:val="0"/>
           <w:numId w:val="30"/>
@@ -14021,12 +14416,26 @@
         <w:rPr>
           <w:lang w:val="en-NZ"/>
         </w:rPr>
-        <w:t>Better stablished groups would prefer a more flexible approach to the activity, relying in the mechanisms they themselves had build and finding any external intervention, either the lecturers or the use of WorkshopAR, more as a hindrance than an actual help.</w:t>
-      </w:r>
-    </w:p>
-    <w:p>
-      <w:pPr>
-        <w:pStyle w:val="Prrafodelista"/>
+        <w:t xml:space="preserve">Better stablished groups would prefer a more flexible approach to the activity, relying in the mechanisms they themselves had </w:t>
+      </w:r>
+      <w:proofErr w:type="spellStart"/>
+      <w:r>
+        <w:rPr>
+          <w:lang w:val="en-NZ"/>
+        </w:rPr>
+        <w:t>build</w:t>
+      </w:r>
+      <w:proofErr w:type="spellEnd"/>
+      <w:r>
+        <w:rPr>
+          <w:lang w:val="en-NZ"/>
+        </w:rPr>
+        <w:t xml:space="preserve"> and finding any external intervention, either the lecturers or the use of WorkshopAR, more as a hindrance than an actual help.</w:t>
+      </w:r>
+    </w:p>
+    <w:p>
+      <w:pPr>
+        <w:pStyle w:val="ListParagraph"/>
         <w:numPr>
           <w:ilvl w:val="0"/>
           <w:numId w:val="30"/>
@@ -14044,7 +14453,7 @@
     </w:p>
     <w:p>
       <w:pPr>
-        <w:pStyle w:val="Prrafodelista"/>
+        <w:pStyle w:val="ListParagraph"/>
         <w:numPr>
           <w:ilvl w:val="0"/>
           <w:numId w:val="30"/>
@@ -14062,7 +14471,7 @@
     </w:p>
     <w:p>
       <w:pPr>
-        <w:pStyle w:val="Prrafodelista"/>
+        <w:pStyle w:val="ListParagraph"/>
         <w:numPr>
           <w:ilvl w:val="0"/>
           <w:numId w:val="30"/>
@@ -14080,7 +14489,7 @@
     </w:p>
     <w:p>
       <w:pPr>
-        <w:pStyle w:val="Prrafodelista"/>
+        <w:pStyle w:val="ListParagraph"/>
         <w:numPr>
           <w:ilvl w:val="0"/>
           <w:numId w:val="30"/>
@@ -14093,7 +14502,21 @@
         <w:rPr>
           <w:lang w:val="en-NZ"/>
         </w:rPr>
-        <w:t xml:space="preserve">The relationship people build with their phones is complex and varied, and a solution that seeks to use these types of mobile environments will find obstacles in all possible side of possible responses. What seams to be a working approach to this problem is to stick to a design that is clear for the students and enforce it through different aspects of the learning environment. The approach the teaching staff took </w:t>
+        <w:t xml:space="preserve">The relationship people build with their phones is complex and varied, and a solution that seeks to use these types of mobile environments will find obstacles in all possible side of possible responses. What </w:t>
+      </w:r>
+      <w:proofErr w:type="spellStart"/>
+      <w:r>
+        <w:rPr>
+          <w:lang w:val="en-NZ"/>
+        </w:rPr>
+        <w:t>seams</w:t>
+      </w:r>
+      <w:proofErr w:type="spellEnd"/>
+      <w:r>
+        <w:rPr>
+          <w:lang w:val="en-NZ"/>
+        </w:rPr>
+        <w:t xml:space="preserve"> to be a working approach to this problem is to stick to a design that is clear for the students and enforce it through different aspects of the learning environment. The approach the teaching staff took </w:t>
       </w:r>
       <w:r>
         <w:rPr>
@@ -14138,7 +14561,21 @@
         <w:rPr>
           <w:lang w:val="en-NZ"/>
         </w:rPr>
-        <w:t xml:space="preserve"> f the whole experience could be as follows: WorkshopAR succeeded at initiating discussions and reflections around the dynamics a team could be using to manage their collaborative effort, both failed integrating into the actual mechanisms that the students implemented to </w:t>
+        <w:t xml:space="preserve"> </w:t>
+      </w:r>
+      <w:proofErr w:type="spellStart"/>
+      <w:r>
+        <w:rPr>
+          <w:lang w:val="en-NZ"/>
+        </w:rPr>
+        <w:t>f</w:t>
+      </w:r>
+      <w:proofErr w:type="spellEnd"/>
+      <w:r>
+        <w:rPr>
+          <w:lang w:val="en-NZ"/>
+        </w:rPr>
+        <w:t xml:space="preserve"> the whole experience could be as follows: WorkshopAR succeeded at initiating discussions and reflections around the dynamics a team could be using to manage their collaborative effort, both failed integrating into the actual mechanisms that the students implemented to </w:t>
       </w:r>
       <w:r>
         <w:rPr>
@@ -14186,7 +14623,7 @@
     </w:p>
     <w:p>
       <w:pPr>
-        <w:pStyle w:val="Ttulo1"/>
+        <w:pStyle w:val="Heading1"/>
         <w:rPr>
           <w:sz w:val="22"/>
           <w:szCs w:val="22"/>
@@ -14212,6 +14649,5132 @@
         <w:rPr>
           <w:lang w:val="en-NZ"/>
         </w:rPr>
+        <w:t>An unstructured interview was used t</w:t>
+      </w:r>
+      <w:r>
+        <w:rPr>
+          <w:lang w:val="en-NZ"/>
+        </w:rPr>
+        <w:t xml:space="preserve">o </w:t>
+      </w:r>
+      <w:r>
+        <w:rPr>
+          <w:lang w:val="en-NZ"/>
+        </w:rPr>
+        <w:t xml:space="preserve">complement the data obtained through the observation of activities in the classrooms of students interacting with WorkshopAR and with all the other tools used to </w:t>
+      </w:r>
+      <w:proofErr w:type="spellStart"/>
+      <w:r>
+        <w:rPr>
+          <w:lang w:val="en-NZ"/>
+        </w:rPr>
+        <w:t>by</w:t>
+      </w:r>
+      <w:proofErr w:type="spellEnd"/>
+      <w:r>
+        <w:rPr>
+          <w:lang w:val="en-NZ"/>
+        </w:rPr>
+        <w:t xml:space="preserve"> them to fulfil the academic requirement</w:t>
+      </w:r>
+      <w:r>
+        <w:rPr>
+          <w:lang w:val="en-NZ"/>
+        </w:rPr>
+        <w:t>s</w:t>
+      </w:r>
+      <w:r>
+        <w:rPr>
+          <w:lang w:val="en-NZ"/>
+        </w:rPr>
+        <w:t xml:space="preserve"> of the Industry Project Course.</w:t>
+      </w:r>
+    </w:p>
+    <w:p>
+      <w:pPr>
+        <w:rPr>
+          <w:lang w:val="en-NZ"/>
+        </w:rPr>
+      </w:pPr>
+      <w:r>
+        <w:rPr>
+          <w:lang w:val="en-NZ"/>
+        </w:rPr>
+        <w:t>This interview had the objective to gather more information about how each student perceived the way their team implemented collaborative techniques to work towards the competition of the project, if there were explicit mechanisms in the group to manage teamwork, how effective they were and what tools were used to support the work of the group.</w:t>
+      </w:r>
+    </w:p>
+    <w:p>
+      <w:pPr>
+        <w:rPr>
+          <w:lang w:val="en-NZ"/>
+        </w:rPr>
+      </w:pPr>
+      <w:r>
+        <w:rPr>
+          <w:lang w:val="en-NZ"/>
+        </w:rPr>
+        <w:t xml:space="preserve">Observational data indicated that students struggle the most with communication issues, having problems at the moment of gathering information about the project from the teaching staff or about the design proposal from the AE or the CE. It was also observed that those groups that were able to build </w:t>
+      </w:r>
+      <w:r>
+        <w:rPr>
+          <w:lang w:val="en-NZ"/>
+        </w:rPr>
+        <w:t>a</w:t>
+      </w:r>
+      <w:r>
+        <w:rPr>
+          <w:lang w:val="en-NZ"/>
+        </w:rPr>
+        <w:t xml:space="preserve"> stable workflow fast were able to quickly navigate the requirements of the project, managing to achieve an early finish towards the poster </w:t>
+      </w:r>
+      <w:r>
+        <w:rPr>
+          <w:lang w:val="en-NZ"/>
+        </w:rPr>
+        <w:lastRenderedPageBreak/>
+        <w:t>presentations and relying on more individual polish of the available information towards the end of the project.</w:t>
+      </w:r>
+    </w:p>
+    <w:p>
+      <w:pPr>
+        <w:rPr>
+          <w:lang w:val="en-NZ"/>
+        </w:rPr>
+      </w:pPr>
+      <w:r>
+        <w:rPr>
+          <w:lang w:val="en-NZ"/>
+        </w:rPr>
+        <w:t xml:space="preserve">The tools used to achieve this stable workflow were very varied, with most students organizing and planning their work over asynchronous communication methods and using the physical space of the classroom for the actual production of material. WorkshopAR worked the best during those session when the students were struggling to create </w:t>
+      </w:r>
+      <w:r>
+        <w:rPr>
+          <w:lang w:val="en-NZ"/>
+        </w:rPr>
+        <w:t>a</w:t>
+      </w:r>
+      <w:r>
+        <w:rPr>
+          <w:lang w:val="en-NZ"/>
+        </w:rPr>
+        <w:t xml:space="preserve"> structured work plan with the team, as was seen more as a distraction when there was a previous clear plan and the students wanted just to</w:t>
+      </w:r>
+      <w:r>
+        <w:rPr>
+          <w:lang w:val="en-NZ"/>
+        </w:rPr>
+        <w:t xml:space="preserve"> achieve the biggest amount of progress during the classroom sessions.</w:t>
+      </w:r>
+      <w:r>
+        <w:rPr>
+          <w:lang w:val="en-NZ"/>
+        </w:rPr>
+        <w:t xml:space="preserve"> </w:t>
+      </w:r>
+      <w:r>
+        <w:rPr>
+          <w:lang w:val="en-NZ"/>
+        </w:rPr>
+        <w:t>Interactions between member of the group were quick and to the point. Sometimes bigger discussion and decisions were needed, and WorkshopAR had a more substantial role to fulfil in these occasions, but form most conversations, the extra configuration and structure proposed for the app was too much in comparison to what the actual conversation need. Big conversations and discussion in the group also often included the lecturer or a TA, which were not easily integrated into the design of WorkshopAR.</w:t>
+      </w:r>
+    </w:p>
+    <w:p>
+      <w:pPr>
+        <w:rPr>
+          <w:lang w:val="en-NZ"/>
+        </w:rPr>
+      </w:pPr>
+      <w:r>
+        <w:rPr>
+          <w:lang w:val="en-NZ"/>
+        </w:rPr>
+        <w:t>The information gathered from the interviews was meant to give more details to these observations or to identify possible situation</w:t>
+      </w:r>
+      <w:r>
+        <w:rPr>
+          <w:lang w:val="en-NZ"/>
+        </w:rPr>
+        <w:t>s</w:t>
+      </w:r>
+      <w:r>
+        <w:rPr>
+          <w:lang w:val="en-NZ"/>
+        </w:rPr>
+        <w:t xml:space="preserve"> that were not evident during the observations and conversation with students.</w:t>
+      </w:r>
+      <w:r>
+        <w:rPr>
+          <w:lang w:val="en-NZ"/>
+        </w:rPr>
+        <w:t xml:space="preserve"> It was of especial interest to try and gather information about the collaborative work done outside of the classroom, if any, and the situations groups that were not consistently assisting to the weekly sessions and was not possible to observe directly.</w:t>
+      </w:r>
+    </w:p>
+    <w:p>
+      <w:pPr>
+        <w:rPr>
+          <w:lang w:val="en-NZ"/>
+        </w:rPr>
+      </w:pPr>
+      <w:r>
+        <w:rPr>
+          <w:lang w:val="en-NZ"/>
+        </w:rPr>
+        <w:t>Regrettably</w:t>
+      </w:r>
+      <w:r>
+        <w:rPr>
+          <w:lang w:val="en-NZ"/>
+        </w:rPr>
+        <w:t>, o</w:t>
+      </w:r>
+      <w:r>
+        <w:rPr>
+          <w:lang w:val="en-NZ"/>
+        </w:rPr>
+        <w:t xml:space="preserve">f the </w:t>
+      </w:r>
+      <w:r>
+        <w:rPr>
+          <w:lang w:val="en-NZ"/>
+        </w:rPr>
+        <w:t>approximately</w:t>
+      </w:r>
+      <w:r>
+        <w:rPr>
+          <w:lang w:val="en-NZ"/>
+        </w:rPr>
+        <w:t xml:space="preserve"> 80 students taking part</w:t>
+      </w:r>
+      <w:r>
+        <w:rPr>
+          <w:lang w:val="en-NZ"/>
+        </w:rPr>
+        <w:t xml:space="preserve"> in the track observed for the case study, only 11 students participated in the interviews. </w:t>
+      </w:r>
+      <w:r>
+        <w:rPr>
+          <w:lang w:val="en-NZ"/>
+        </w:rPr>
+        <w:t>The sample also probable underrepresents that population of interest of the students</w:t>
+      </w:r>
+      <w:r>
+        <w:rPr>
+          <w:lang w:val="en-NZ"/>
+        </w:rPr>
+        <w:t xml:space="preserve"> </w:t>
+      </w:r>
+      <w:r>
+        <w:rPr>
+          <w:lang w:val="en-NZ"/>
+        </w:rPr>
+        <w:t>not actively assisting to class. Nevertheless, several interesting themes emerged from the gathered information that both aligned with the themes coded during the observation phase and gave a bit more f context to some of the problems identified with information flow and the structure of the teams.</w:t>
+      </w:r>
+    </w:p>
+    <w:p>
+      <w:pPr>
+        <w:rPr>
+          <w:lang w:val="en-NZ"/>
+        </w:rPr>
+      </w:pPr>
+      <w:r>
+        <w:rPr>
+          <w:lang w:val="en-NZ"/>
+        </w:rPr>
+        <w:t>The first three questions asked the student to identify how the team organized itself, if there were explicit or inferred rules the group was using to coordinate the work and any form of roles or common habits that kept appearing in meeting or work sessions. Question 1 asked about the rules or procedures that naturally emerged in the group during the first weeks of team consolidation. Some students did identify and listed strict rules that the group was adhering to, often related to timey deliveries and weekly meetings. The majority were not able to identify a concrete set of rules, all of them identifying instead “good communication” as a reason why there were no need for such rules. On the other side of the spectrum, few students did mention never talking about any form of rules in the group, and experiencing a bad organization and development of the project because of that.</w:t>
+      </w:r>
+    </w:p>
+    <w:p>
+      <w:pPr>
+        <w:rPr>
+          <w:lang w:val="en-NZ"/>
+        </w:rPr>
+      </w:pPr>
+      <w:r>
+        <w:rPr>
+          <w:lang w:val="en-NZ"/>
+        </w:rPr>
+        <w:t xml:space="preserve">Question 2 asked when those rules were established and how the group participated formulating those groups. Most students reported simply following and strong lead when these rules were stablished (or reported being that strong lead) it was surprising to find that several students saw in the AE and his flow of work the ruleset to follow within the group. This situation contradicted what was reported in question 3, </w:t>
+      </w:r>
+      <w:r>
+        <w:rPr>
+          <w:lang w:val="en-NZ"/>
+        </w:rPr>
+        <w:t xml:space="preserve">were seven out of the eleven students saw themselves as the leader of the group, associating this role to assigning tasks and proposing workplans. The figure of the lead did not align at all with their assigned roles, and all the students saw themselves working in a sub team inside the overall group, </w:t>
+      </w:r>
+      <w:r>
+        <w:rPr>
+          <w:lang w:val="en-NZ"/>
+        </w:rPr>
+        <w:lastRenderedPageBreak/>
+        <w:t xml:space="preserve">something that was really to observed at all previously. It appears that smaller groups of roles under a common AE would group together for work </w:t>
+      </w:r>
+      <w:r>
+        <w:rPr>
+          <w:lang w:val="en-NZ"/>
+        </w:rPr>
+        <w:t>(all the CE or all the QS for example)</w:t>
+      </w:r>
+      <w:r>
+        <w:rPr>
+          <w:lang w:val="en-NZ"/>
+        </w:rPr>
+        <w:t>, and a lot of students would see themselves leading these smaller groups, while the AE lead the bigger overlapping team. WorkshopAR did not contemplated this behaviour, and was not supporting this flow of information among smaller groups, which was a missed opportunity.</w:t>
+      </w:r>
+    </w:p>
+    <w:p>
+      <w:pPr>
+        <w:rPr>
+          <w:lang w:val="en-NZ"/>
+        </w:rPr>
+      </w:pPr>
+      <w:r>
+        <w:rPr>
+          <w:lang w:val="en-NZ"/>
+        </w:rPr>
+        <w:t xml:space="preserve">Questions 4 and 5 were meant to gather anecdotal data about good and bad instances of collaboration between the groups with the objective of identifying recurrent themes, common practices and if any tool, digital </w:t>
+      </w:r>
+      <w:r>
+        <w:rPr>
+          <w:lang w:val="en-NZ"/>
+        </w:rPr>
+        <w:t>or not</w:t>
+      </w:r>
+      <w:r>
+        <w:rPr>
+          <w:lang w:val="en-NZ"/>
+        </w:rPr>
+        <w:t xml:space="preserve">, was present </w:t>
+      </w:r>
+      <w:r>
+        <w:rPr>
+          <w:lang w:val="en-NZ"/>
+        </w:rPr>
+        <w:t xml:space="preserve">during those episodes. Positive experiences were always characterized by effective communication, almost entirely asynchronous, and used to coordinate the team, ask for feedback or check on the progress of the group. Some specific tools were mentioned as positive </w:t>
+      </w:r>
+      <w:r>
+        <w:rPr>
+          <w:lang w:val="en-NZ"/>
+        </w:rPr>
+        <w:t>ways of</w:t>
+      </w:r>
+      <w:r>
+        <w:rPr>
+          <w:lang w:val="en-NZ"/>
+        </w:rPr>
+        <w:t xml:space="preserve"> communication, (Instagram and Teams were the most mentioned) but the idea was often kept general, indicating that several channels of communication contributed to the positive perception</w:t>
+      </w:r>
+      <w:r>
+        <w:rPr>
+          <w:lang w:val="en-NZ"/>
+        </w:rPr>
+        <w:t>.</w:t>
+      </w:r>
+    </w:p>
+    <w:p>
+      <w:pPr>
+        <w:rPr>
+          <w:lang w:val="en-NZ"/>
+        </w:rPr>
+      </w:pPr>
+      <w:r>
+        <w:rPr>
+          <w:lang w:val="en-NZ"/>
+        </w:rPr>
+        <w:t xml:space="preserve">In contrast, </w:t>
+      </w:r>
+      <w:r>
+        <w:rPr>
+          <w:lang w:val="en-NZ"/>
+        </w:rPr>
+        <w:t xml:space="preserve">negative experiences always alluded to lack of communication, and it was interesting to see that most students reflected that their biggest issues were to not use properly the face-to-face spaces for work. Even when consistent asynchronous communication was present, students felt that the lack of a presential collaborative work caused them to not produce good or better results. </w:t>
+      </w:r>
+      <w:r>
+        <w:rPr>
+          <w:lang w:val="en-NZ"/>
+        </w:rPr>
+        <w:t xml:space="preserve">When asked in question 6 what mechanisms they used to </w:t>
+      </w:r>
+      <w:r>
+        <w:rPr>
+          <w:lang w:val="en-NZ"/>
+        </w:rPr>
+        <w:t>solve</w:t>
+      </w:r>
+      <w:r>
+        <w:rPr>
+          <w:lang w:val="en-NZ"/>
+        </w:rPr>
+        <w:t xml:space="preserve"> the issues identified, it was concerning to see that the students simply did not </w:t>
+      </w:r>
+      <w:r>
+        <w:rPr>
+          <w:lang w:val="en-NZ"/>
+        </w:rPr>
+        <w:t>have</w:t>
+      </w:r>
+      <w:r>
+        <w:rPr>
+          <w:lang w:val="en-NZ"/>
+        </w:rPr>
+        <w:t xml:space="preserve"> the </w:t>
+      </w:r>
+      <w:r>
+        <w:rPr>
+          <w:lang w:val="en-NZ"/>
+        </w:rPr>
+        <w:t xml:space="preserve">tools to deal with those situations and they were not accessing the resources given to them in the course to start working towards a solution. It was quite telling that what of the students preferred to use </w:t>
+      </w:r>
+      <w:proofErr w:type="spellStart"/>
+      <w:r>
+        <w:rPr>
+          <w:lang w:val="en-NZ"/>
+        </w:rPr>
+        <w:t>chatGPT</w:t>
+      </w:r>
+      <w:proofErr w:type="spellEnd"/>
+      <w:r>
+        <w:rPr>
+          <w:lang w:val="en-NZ"/>
+        </w:rPr>
+        <w:t xml:space="preserve"> to get ideas of how to solve the issues with communication instead of approaching the resources in the course.</w:t>
+      </w:r>
+    </w:p>
+    <w:p>
+      <w:pPr>
+        <w:rPr>
+          <w:lang w:val="en-NZ"/>
+        </w:rPr>
+      </w:pPr>
+      <w:r>
+        <w:rPr>
+          <w:lang w:val="en-NZ"/>
+        </w:rPr>
+        <w:t>It is hard to identify more complex mechanisms underneath of what was observed in this situation, beside what was directly observed: Students that early managed to build an strong workflow with the team (managed to break the collaboration inertia as seen in section 2.1.4) kept the momentum to the very end, even despite hiccups in collaboration, while does teams that did not managed to consolidate had a lot of problems establishing the proper foundations from teamwork and were focused only on salvaging their individual academical performance.</w:t>
+      </w:r>
+      <w:r>
+        <w:rPr>
+          <w:lang w:val="en-NZ"/>
+        </w:rPr>
+        <w:t xml:space="preserve"> The responses to question 7 reflected these issues and how prepared the students felt to deal with the requirements of a larger scale team project, eight of the eleven students interviewed would have preferred to do the work individually or saw the necessity of groupwork only because the size of the project was too big for an individual. Most of them reported to feel way to stress due to the conflict in the group and overwhelmed by the amount of energy needed for team management.</w:t>
+      </w:r>
+    </w:p>
+    <w:p>
+      <w:pPr>
+        <w:rPr>
+          <w:lang w:val="en-NZ"/>
+        </w:rPr>
+      </w:pPr>
+      <w:r>
+        <w:rPr>
+          <w:lang w:val="en-NZ"/>
+        </w:rPr>
+        <w:t xml:space="preserve">Table 3 shows the codebook for themes identified in the interviews. Despite the small sample, it can be seen that students do not appear to approach collaborative work in a systematic way, and observation of the use of WorkshopAR showed that they can quickly incorporate simple strategies to improve their teamwork, they just need the space to properly </w:t>
+      </w:r>
+      <w:r>
+        <w:rPr>
+          <w:lang w:val="en-NZ"/>
+        </w:rPr>
+        <w:t>identify those tools and incorporate them in their work.</w:t>
+      </w:r>
+    </w:p>
+    <w:p>
+      <w:pPr>
+        <w:pStyle w:val="Caption"/>
+        <w:keepNext/>
+        <w:jc w:val="center"/>
+        <w:rPr>
+          <w:lang w:val="en-NZ"/>
+        </w:rPr>
+      </w:pPr>
+      <w:r>
+        <w:rPr>
+          <w:lang w:val="en-NZ"/>
+        </w:rPr>
+        <w:t xml:space="preserve">Table </w:t>
+      </w:r>
+      <w:r>
+        <w:rPr>
+          <w:lang w:val="en-NZ"/>
+        </w:rPr>
+        <w:fldChar w:fldCharType="begin"/>
+      </w:r>
+      <w:r>
+        <w:rPr>
+          <w:lang w:val="en-NZ"/>
+        </w:rPr>
+        <w:instrText xml:space="preserve"> SEQ Table \* ARABIC </w:instrText>
+      </w:r>
+      <w:r>
+        <w:rPr>
+          <w:lang w:val="en-NZ"/>
+        </w:rPr>
+        <w:fldChar w:fldCharType="separate"/>
+      </w:r>
+      <w:r>
+        <w:rPr>
+          <w:noProof/>
+          <w:lang w:val="en-NZ"/>
+        </w:rPr>
+        <w:t>3</w:t>
+      </w:r>
+      <w:r>
+        <w:rPr>
+          <w:lang w:val="en-NZ"/>
+        </w:rPr>
+        <w:fldChar w:fldCharType="end"/>
+      </w:r>
+      <w:r>
+        <w:rPr>
+          <w:lang w:val="en-NZ"/>
+        </w:rPr>
+        <w:t xml:space="preserve"> Codebook of the Interviews with Students</w:t>
+      </w:r>
+    </w:p>
+    <w:tbl>
+      <w:tblPr>
+        <w:tblW w:w="6700" w:type="dxa"/>
+        <w:jc w:val="center"/>
+        <w:tblLook w:val="04A0" w:firstRow="1" w:lastRow="0" w:firstColumn="1" w:lastColumn="0" w:noHBand="0" w:noVBand="1"/>
+      </w:tblPr>
+      <w:tblGrid>
+        <w:gridCol w:w="2120"/>
+        <w:gridCol w:w="960"/>
+        <w:gridCol w:w="3620"/>
+      </w:tblGrid>
+      <w:tr>
+        <w:trPr>
+          <w:trHeight w:val="300"/>
+          <w:jc w:val="center"/>
+        </w:trPr>
+        <w:tc>
+          <w:tcPr>
+            <w:tcW w:w="2120" w:type="dxa"/>
+            <w:tcBorders>
+              <w:top w:val="nil"/>
+              <w:left w:val="nil"/>
+              <w:bottom w:val="single" w:sz="4" w:space="0" w:color="auto"/>
+              <w:right w:val="nil"/>
+            </w:tcBorders>
+            <w:shd w:val="clear" w:color="auto" w:fill="auto"/>
+            <w:noWrap/>
+            <w:vAlign w:val="bottom"/>
+            <w:hideMark/>
+          </w:tcPr>
+          <w:p>
+            <w:pPr>
+              <w:spacing w:after="0" w:line="240" w:lineRule="auto"/>
+              <w:jc w:val="center"/>
+              <w:rPr>
+                <w:rFonts w:ascii="Calibri" w:eastAsia="Times New Roman" w:hAnsi="Calibri" w:cs="Calibri"/>
+                <w:b/>
+                <w:bCs/>
+                <w:color w:val="000000"/>
+                <w:lang w:val="en-NZ"/>
+              </w:rPr>
+            </w:pPr>
+            <w:r>
+              <w:rPr>
+                <w:rFonts w:ascii="Calibri" w:eastAsia="Times New Roman" w:hAnsi="Calibri" w:cs="Calibri"/>
+                <w:b/>
+                <w:bCs/>
+                <w:color w:val="000000"/>
+                <w:lang w:val="en-NZ"/>
+              </w:rPr>
+              <w:t>Category</w:t>
+            </w:r>
+          </w:p>
+        </w:tc>
+        <w:tc>
+          <w:tcPr>
+            <w:tcW w:w="960" w:type="dxa"/>
+            <w:tcBorders>
+              <w:top w:val="nil"/>
+              <w:left w:val="nil"/>
+              <w:bottom w:val="single" w:sz="4" w:space="0" w:color="auto"/>
+              <w:right w:val="nil"/>
+            </w:tcBorders>
+            <w:shd w:val="clear" w:color="auto" w:fill="auto"/>
+            <w:noWrap/>
+            <w:vAlign w:val="bottom"/>
+            <w:hideMark/>
+          </w:tcPr>
+          <w:p>
+            <w:pPr>
+              <w:spacing w:after="0" w:line="240" w:lineRule="auto"/>
+              <w:jc w:val="center"/>
+              <w:rPr>
+                <w:rFonts w:ascii="Calibri" w:eastAsia="Times New Roman" w:hAnsi="Calibri" w:cs="Calibri"/>
+                <w:b/>
+                <w:bCs/>
+                <w:color w:val="000000"/>
+                <w:lang w:val="en-NZ"/>
+              </w:rPr>
+            </w:pPr>
+            <w:r>
+              <w:rPr>
+                <w:rFonts w:ascii="Calibri" w:eastAsia="Times New Roman" w:hAnsi="Calibri" w:cs="Calibri"/>
+                <w:b/>
+                <w:bCs/>
+                <w:color w:val="000000"/>
+                <w:lang w:val="en-NZ"/>
+              </w:rPr>
+              <w:t>Key</w:t>
+            </w:r>
+          </w:p>
+        </w:tc>
+        <w:tc>
+          <w:tcPr>
+            <w:tcW w:w="3620" w:type="dxa"/>
+            <w:tcBorders>
+              <w:top w:val="nil"/>
+              <w:left w:val="nil"/>
+              <w:bottom w:val="single" w:sz="4" w:space="0" w:color="auto"/>
+              <w:right w:val="nil"/>
+            </w:tcBorders>
+            <w:shd w:val="clear" w:color="auto" w:fill="auto"/>
+            <w:noWrap/>
+            <w:vAlign w:val="center"/>
+            <w:hideMark/>
+          </w:tcPr>
+          <w:p>
+            <w:pPr>
+              <w:spacing w:after="0" w:line="240" w:lineRule="auto"/>
+              <w:jc w:val="center"/>
+              <w:rPr>
+                <w:rFonts w:ascii="Calibri" w:eastAsia="Times New Roman" w:hAnsi="Calibri" w:cs="Calibri"/>
+                <w:b/>
+                <w:bCs/>
+                <w:color w:val="000000"/>
+                <w:lang w:val="en-NZ"/>
+              </w:rPr>
+            </w:pPr>
+            <w:r>
+              <w:rPr>
+                <w:rFonts w:ascii="Calibri" w:eastAsia="Times New Roman" w:hAnsi="Calibri" w:cs="Calibri"/>
+                <w:b/>
+                <w:bCs/>
+                <w:color w:val="000000"/>
+                <w:lang w:val="en-NZ"/>
+              </w:rPr>
+              <w:t>Theme</w:t>
+            </w:r>
+          </w:p>
+        </w:tc>
+      </w:tr>
+      <w:tr>
+        <w:trPr>
+          <w:trHeight w:val="300"/>
+          <w:jc w:val="center"/>
+        </w:trPr>
+        <w:tc>
+          <w:tcPr>
+            <w:tcW w:w="2120" w:type="dxa"/>
+            <w:vMerge w:val="restart"/>
+            <w:tcBorders>
+              <w:top w:val="nil"/>
+              <w:left w:val="nil"/>
+              <w:bottom w:val="single" w:sz="4" w:space="0" w:color="000000"/>
+              <w:right w:val="nil"/>
+            </w:tcBorders>
+            <w:shd w:val="clear" w:color="auto" w:fill="auto"/>
+            <w:noWrap/>
+            <w:vAlign w:val="center"/>
+            <w:hideMark/>
+          </w:tcPr>
+          <w:p>
+            <w:pPr>
+              <w:spacing w:after="0" w:line="240" w:lineRule="auto"/>
+              <w:jc w:val="center"/>
+              <w:rPr>
+                <w:rFonts w:ascii="Calibri" w:eastAsia="Times New Roman" w:hAnsi="Calibri" w:cs="Calibri"/>
+                <w:color w:val="000000"/>
+                <w:lang w:val="en-NZ"/>
+              </w:rPr>
+            </w:pPr>
+            <w:r>
+              <w:rPr>
+                <w:rFonts w:ascii="Calibri" w:eastAsia="Times New Roman" w:hAnsi="Calibri" w:cs="Calibri"/>
+                <w:color w:val="000000"/>
+                <w:lang w:val="en-NZ"/>
+              </w:rPr>
+              <w:lastRenderedPageBreak/>
+              <w:t>Information Flow</w:t>
+            </w:r>
+          </w:p>
+        </w:tc>
+        <w:tc>
+          <w:tcPr>
+            <w:tcW w:w="960" w:type="dxa"/>
+            <w:tcBorders>
+              <w:top w:val="nil"/>
+              <w:left w:val="nil"/>
+              <w:bottom w:val="single" w:sz="4" w:space="0" w:color="auto"/>
+              <w:right w:val="nil"/>
+            </w:tcBorders>
+            <w:shd w:val="clear" w:color="auto" w:fill="auto"/>
+            <w:noWrap/>
+            <w:vAlign w:val="center"/>
+            <w:hideMark/>
+          </w:tcPr>
+          <w:p>
+            <w:pPr>
+              <w:spacing w:after="0" w:line="240" w:lineRule="auto"/>
+              <w:jc w:val="center"/>
+              <w:rPr>
+                <w:rFonts w:ascii="Calibri" w:eastAsia="Times New Roman" w:hAnsi="Calibri" w:cs="Calibri"/>
+                <w:color w:val="000000"/>
+                <w:lang w:val="en-NZ"/>
+              </w:rPr>
+            </w:pPr>
+            <w:r>
+              <w:rPr>
+                <w:rFonts w:ascii="Calibri" w:eastAsia="Times New Roman" w:hAnsi="Calibri" w:cs="Calibri"/>
+                <w:color w:val="000000"/>
+                <w:lang w:val="en-NZ"/>
+              </w:rPr>
+              <w:t>1.1</w:t>
+            </w:r>
+          </w:p>
+        </w:tc>
+        <w:tc>
+          <w:tcPr>
+            <w:tcW w:w="3620" w:type="dxa"/>
+            <w:tcBorders>
+              <w:top w:val="nil"/>
+              <w:left w:val="nil"/>
+              <w:bottom w:val="single" w:sz="4" w:space="0" w:color="auto"/>
+              <w:right w:val="nil"/>
+            </w:tcBorders>
+            <w:shd w:val="clear" w:color="auto" w:fill="auto"/>
+            <w:vAlign w:val="center"/>
+            <w:hideMark/>
+          </w:tcPr>
+          <w:p>
+            <w:pPr>
+              <w:spacing w:after="0" w:line="240" w:lineRule="auto"/>
+              <w:rPr>
+                <w:rFonts w:ascii="Calibri" w:eastAsia="Times New Roman" w:hAnsi="Calibri" w:cs="Calibri"/>
+                <w:color w:val="000000"/>
+                <w:lang w:val="en-NZ"/>
+              </w:rPr>
+            </w:pPr>
+            <w:r>
+              <w:rPr>
+                <w:rFonts w:ascii="Calibri" w:eastAsia="Times New Roman" w:hAnsi="Calibri" w:cs="Calibri"/>
+                <w:color w:val="000000"/>
+                <w:lang w:val="en-NZ"/>
+              </w:rPr>
+              <w:t>Broken flow of information from AE</w:t>
+            </w:r>
+          </w:p>
+        </w:tc>
+      </w:tr>
+      <w:tr>
+        <w:trPr>
+          <w:trHeight w:val="300"/>
+          <w:jc w:val="center"/>
+        </w:trPr>
+        <w:tc>
+          <w:tcPr>
+            <w:tcW w:w="2120" w:type="dxa"/>
+            <w:vMerge/>
+            <w:tcBorders>
+              <w:top w:val="nil"/>
+              <w:left w:val="nil"/>
+              <w:bottom w:val="single" w:sz="4" w:space="0" w:color="000000"/>
+              <w:right w:val="nil"/>
+            </w:tcBorders>
+            <w:vAlign w:val="center"/>
+            <w:hideMark/>
+          </w:tcPr>
+          <w:p>
+            <w:pPr>
+              <w:spacing w:after="0" w:line="240" w:lineRule="auto"/>
+              <w:rPr>
+                <w:rFonts w:ascii="Calibri" w:eastAsia="Times New Roman" w:hAnsi="Calibri" w:cs="Calibri"/>
+                <w:color w:val="000000"/>
+                <w:lang w:val="en-NZ"/>
+              </w:rPr>
+            </w:pPr>
+          </w:p>
+        </w:tc>
+        <w:tc>
+          <w:tcPr>
+            <w:tcW w:w="960" w:type="dxa"/>
+            <w:tcBorders>
+              <w:top w:val="nil"/>
+              <w:left w:val="nil"/>
+              <w:bottom w:val="single" w:sz="4" w:space="0" w:color="auto"/>
+              <w:right w:val="nil"/>
+            </w:tcBorders>
+            <w:shd w:val="clear" w:color="auto" w:fill="auto"/>
+            <w:noWrap/>
+            <w:vAlign w:val="center"/>
+            <w:hideMark/>
+          </w:tcPr>
+          <w:p>
+            <w:pPr>
+              <w:spacing w:after="0" w:line="240" w:lineRule="auto"/>
+              <w:jc w:val="center"/>
+              <w:rPr>
+                <w:rFonts w:ascii="Calibri" w:eastAsia="Times New Roman" w:hAnsi="Calibri" w:cs="Calibri"/>
+                <w:color w:val="000000"/>
+                <w:lang w:val="en-NZ"/>
+              </w:rPr>
+            </w:pPr>
+            <w:r>
+              <w:rPr>
+                <w:rFonts w:ascii="Calibri" w:eastAsia="Times New Roman" w:hAnsi="Calibri" w:cs="Calibri"/>
+                <w:color w:val="000000"/>
+                <w:lang w:val="en-NZ"/>
+              </w:rPr>
+              <w:t>1.2</w:t>
+            </w:r>
+          </w:p>
+        </w:tc>
+        <w:tc>
+          <w:tcPr>
+            <w:tcW w:w="3620" w:type="dxa"/>
+            <w:tcBorders>
+              <w:top w:val="nil"/>
+              <w:left w:val="nil"/>
+              <w:bottom w:val="single" w:sz="4" w:space="0" w:color="auto"/>
+              <w:right w:val="nil"/>
+            </w:tcBorders>
+            <w:shd w:val="clear" w:color="auto" w:fill="auto"/>
+            <w:vAlign w:val="center"/>
+            <w:hideMark/>
+          </w:tcPr>
+          <w:p>
+            <w:pPr>
+              <w:spacing w:after="0" w:line="240" w:lineRule="auto"/>
+              <w:rPr>
+                <w:rFonts w:ascii="Calibri" w:eastAsia="Times New Roman" w:hAnsi="Calibri" w:cs="Calibri"/>
+                <w:color w:val="000000"/>
+                <w:lang w:val="en-NZ"/>
+              </w:rPr>
+            </w:pPr>
+            <w:r>
+              <w:rPr>
+                <w:rFonts w:ascii="Calibri" w:eastAsia="Times New Roman" w:hAnsi="Calibri" w:cs="Calibri"/>
+                <w:color w:val="000000"/>
+                <w:lang w:val="en-NZ"/>
+              </w:rPr>
+              <w:t>No clear role of CM or CE</w:t>
+            </w:r>
+          </w:p>
+        </w:tc>
+      </w:tr>
+      <w:tr>
+        <w:trPr>
+          <w:trHeight w:val="300"/>
+          <w:jc w:val="center"/>
+        </w:trPr>
+        <w:tc>
+          <w:tcPr>
+            <w:tcW w:w="2120" w:type="dxa"/>
+            <w:vMerge/>
+            <w:tcBorders>
+              <w:top w:val="nil"/>
+              <w:left w:val="nil"/>
+              <w:bottom w:val="single" w:sz="4" w:space="0" w:color="000000"/>
+              <w:right w:val="nil"/>
+            </w:tcBorders>
+            <w:vAlign w:val="center"/>
+            <w:hideMark/>
+          </w:tcPr>
+          <w:p>
+            <w:pPr>
+              <w:spacing w:after="0" w:line="240" w:lineRule="auto"/>
+              <w:rPr>
+                <w:rFonts w:ascii="Calibri" w:eastAsia="Times New Roman" w:hAnsi="Calibri" w:cs="Calibri"/>
+                <w:color w:val="000000"/>
+                <w:lang w:val="en-NZ"/>
+              </w:rPr>
+            </w:pPr>
+          </w:p>
+        </w:tc>
+        <w:tc>
+          <w:tcPr>
+            <w:tcW w:w="960" w:type="dxa"/>
+            <w:tcBorders>
+              <w:top w:val="nil"/>
+              <w:left w:val="nil"/>
+              <w:bottom w:val="single" w:sz="4" w:space="0" w:color="auto"/>
+              <w:right w:val="nil"/>
+            </w:tcBorders>
+            <w:shd w:val="clear" w:color="auto" w:fill="auto"/>
+            <w:noWrap/>
+            <w:vAlign w:val="center"/>
+            <w:hideMark/>
+          </w:tcPr>
+          <w:p>
+            <w:pPr>
+              <w:spacing w:after="0" w:line="240" w:lineRule="auto"/>
+              <w:jc w:val="center"/>
+              <w:rPr>
+                <w:rFonts w:ascii="Calibri" w:eastAsia="Times New Roman" w:hAnsi="Calibri" w:cs="Calibri"/>
+                <w:color w:val="000000"/>
+                <w:lang w:val="en-NZ"/>
+              </w:rPr>
+            </w:pPr>
+            <w:r>
+              <w:rPr>
+                <w:rFonts w:ascii="Calibri" w:eastAsia="Times New Roman" w:hAnsi="Calibri" w:cs="Calibri"/>
+                <w:color w:val="000000"/>
+                <w:lang w:val="en-NZ"/>
+              </w:rPr>
+              <w:t>1.3</w:t>
+            </w:r>
+          </w:p>
+        </w:tc>
+        <w:tc>
+          <w:tcPr>
+            <w:tcW w:w="3620" w:type="dxa"/>
+            <w:tcBorders>
+              <w:top w:val="nil"/>
+              <w:left w:val="nil"/>
+              <w:bottom w:val="single" w:sz="4" w:space="0" w:color="auto"/>
+              <w:right w:val="nil"/>
+            </w:tcBorders>
+            <w:shd w:val="clear" w:color="auto" w:fill="auto"/>
+            <w:vAlign w:val="center"/>
+            <w:hideMark/>
+          </w:tcPr>
+          <w:p>
+            <w:pPr>
+              <w:spacing w:after="0" w:line="240" w:lineRule="auto"/>
+              <w:rPr>
+                <w:rFonts w:ascii="Calibri" w:eastAsia="Times New Roman" w:hAnsi="Calibri" w:cs="Calibri"/>
+                <w:color w:val="000000"/>
+                <w:lang w:val="en-NZ"/>
+              </w:rPr>
+            </w:pPr>
+            <w:r>
+              <w:rPr>
+                <w:rFonts w:ascii="Calibri" w:eastAsia="Times New Roman" w:hAnsi="Calibri" w:cs="Calibri"/>
+                <w:color w:val="000000"/>
+                <w:lang w:val="en-NZ"/>
+              </w:rPr>
+              <w:t>A role for facilitating communication</w:t>
+            </w:r>
+          </w:p>
+        </w:tc>
+      </w:tr>
+      <w:tr>
+        <w:trPr>
+          <w:trHeight w:val="300"/>
+          <w:jc w:val="center"/>
+        </w:trPr>
+        <w:tc>
+          <w:tcPr>
+            <w:tcW w:w="2120" w:type="dxa"/>
+            <w:vMerge/>
+            <w:tcBorders>
+              <w:top w:val="nil"/>
+              <w:left w:val="nil"/>
+              <w:bottom w:val="single" w:sz="4" w:space="0" w:color="000000"/>
+              <w:right w:val="nil"/>
+            </w:tcBorders>
+            <w:vAlign w:val="center"/>
+            <w:hideMark/>
+          </w:tcPr>
+          <w:p>
+            <w:pPr>
+              <w:spacing w:after="0" w:line="240" w:lineRule="auto"/>
+              <w:rPr>
+                <w:rFonts w:ascii="Calibri" w:eastAsia="Times New Roman" w:hAnsi="Calibri" w:cs="Calibri"/>
+                <w:color w:val="000000"/>
+                <w:lang w:val="en-NZ"/>
+              </w:rPr>
+            </w:pPr>
+          </w:p>
+        </w:tc>
+        <w:tc>
+          <w:tcPr>
+            <w:tcW w:w="960" w:type="dxa"/>
+            <w:tcBorders>
+              <w:top w:val="nil"/>
+              <w:left w:val="nil"/>
+              <w:bottom w:val="single" w:sz="4" w:space="0" w:color="auto"/>
+              <w:right w:val="nil"/>
+            </w:tcBorders>
+            <w:shd w:val="clear" w:color="auto" w:fill="auto"/>
+            <w:noWrap/>
+            <w:vAlign w:val="center"/>
+            <w:hideMark/>
+          </w:tcPr>
+          <w:p>
+            <w:pPr>
+              <w:spacing w:after="0" w:line="240" w:lineRule="auto"/>
+              <w:jc w:val="center"/>
+              <w:rPr>
+                <w:rFonts w:ascii="Calibri" w:eastAsia="Times New Roman" w:hAnsi="Calibri" w:cs="Calibri"/>
+                <w:color w:val="000000"/>
+                <w:lang w:val="en-NZ"/>
+              </w:rPr>
+            </w:pPr>
+            <w:r>
+              <w:rPr>
+                <w:rFonts w:ascii="Calibri" w:eastAsia="Times New Roman" w:hAnsi="Calibri" w:cs="Calibri"/>
+                <w:color w:val="000000"/>
+                <w:lang w:val="en-NZ"/>
+              </w:rPr>
+              <w:t>1.4</w:t>
+            </w:r>
+          </w:p>
+        </w:tc>
+        <w:tc>
+          <w:tcPr>
+            <w:tcW w:w="3620" w:type="dxa"/>
+            <w:tcBorders>
+              <w:top w:val="nil"/>
+              <w:left w:val="nil"/>
+              <w:bottom w:val="single" w:sz="4" w:space="0" w:color="auto"/>
+              <w:right w:val="nil"/>
+            </w:tcBorders>
+            <w:shd w:val="clear" w:color="auto" w:fill="auto"/>
+            <w:vAlign w:val="center"/>
+            <w:hideMark/>
+          </w:tcPr>
+          <w:p>
+            <w:pPr>
+              <w:spacing w:after="0" w:line="240" w:lineRule="auto"/>
+              <w:rPr>
+                <w:rFonts w:ascii="Calibri" w:eastAsia="Times New Roman" w:hAnsi="Calibri" w:cs="Calibri"/>
+                <w:color w:val="000000"/>
+                <w:lang w:val="en-NZ"/>
+              </w:rPr>
+            </w:pPr>
+            <w:r>
+              <w:rPr>
+                <w:rFonts w:ascii="Calibri" w:eastAsia="Times New Roman" w:hAnsi="Calibri" w:cs="Calibri"/>
+                <w:color w:val="000000"/>
+                <w:lang w:val="en-NZ"/>
+              </w:rPr>
+              <w:t>Quick decision making</w:t>
+            </w:r>
+          </w:p>
+        </w:tc>
+      </w:tr>
+      <w:tr>
+        <w:trPr>
+          <w:trHeight w:val="300"/>
+          <w:jc w:val="center"/>
+        </w:trPr>
+        <w:tc>
+          <w:tcPr>
+            <w:tcW w:w="2120" w:type="dxa"/>
+            <w:vMerge/>
+            <w:tcBorders>
+              <w:top w:val="nil"/>
+              <w:left w:val="nil"/>
+              <w:bottom w:val="single" w:sz="4" w:space="0" w:color="000000"/>
+              <w:right w:val="nil"/>
+            </w:tcBorders>
+            <w:vAlign w:val="center"/>
+            <w:hideMark/>
+          </w:tcPr>
+          <w:p>
+            <w:pPr>
+              <w:spacing w:after="0" w:line="240" w:lineRule="auto"/>
+              <w:rPr>
+                <w:rFonts w:ascii="Calibri" w:eastAsia="Times New Roman" w:hAnsi="Calibri" w:cs="Calibri"/>
+                <w:color w:val="000000"/>
+                <w:lang w:val="en-NZ"/>
+              </w:rPr>
+            </w:pPr>
+          </w:p>
+        </w:tc>
+        <w:tc>
+          <w:tcPr>
+            <w:tcW w:w="960" w:type="dxa"/>
+            <w:tcBorders>
+              <w:top w:val="nil"/>
+              <w:left w:val="nil"/>
+              <w:bottom w:val="single" w:sz="4" w:space="0" w:color="auto"/>
+              <w:right w:val="nil"/>
+            </w:tcBorders>
+            <w:shd w:val="clear" w:color="auto" w:fill="auto"/>
+            <w:noWrap/>
+            <w:vAlign w:val="center"/>
+            <w:hideMark/>
+          </w:tcPr>
+          <w:p>
+            <w:pPr>
+              <w:spacing w:after="0" w:line="240" w:lineRule="auto"/>
+              <w:jc w:val="center"/>
+              <w:rPr>
+                <w:rFonts w:ascii="Calibri" w:eastAsia="Times New Roman" w:hAnsi="Calibri" w:cs="Calibri"/>
+                <w:color w:val="000000"/>
+                <w:lang w:val="en-NZ"/>
+              </w:rPr>
+            </w:pPr>
+            <w:r>
+              <w:rPr>
+                <w:rFonts w:ascii="Calibri" w:eastAsia="Times New Roman" w:hAnsi="Calibri" w:cs="Calibri"/>
+                <w:color w:val="000000"/>
+                <w:lang w:val="en-NZ"/>
+              </w:rPr>
+              <w:t>1.5</w:t>
+            </w:r>
+          </w:p>
+        </w:tc>
+        <w:tc>
+          <w:tcPr>
+            <w:tcW w:w="3620" w:type="dxa"/>
+            <w:tcBorders>
+              <w:top w:val="nil"/>
+              <w:left w:val="nil"/>
+              <w:bottom w:val="single" w:sz="4" w:space="0" w:color="auto"/>
+              <w:right w:val="nil"/>
+            </w:tcBorders>
+            <w:shd w:val="clear" w:color="auto" w:fill="auto"/>
+            <w:vAlign w:val="center"/>
+            <w:hideMark/>
+          </w:tcPr>
+          <w:p>
+            <w:pPr>
+              <w:spacing w:after="0" w:line="240" w:lineRule="auto"/>
+              <w:rPr>
+                <w:rFonts w:ascii="Calibri" w:eastAsia="Times New Roman" w:hAnsi="Calibri" w:cs="Calibri"/>
+                <w:color w:val="000000"/>
+                <w:lang w:val="en-NZ"/>
+              </w:rPr>
+            </w:pPr>
+            <w:r>
+              <w:rPr>
+                <w:rFonts w:ascii="Calibri" w:eastAsia="Times New Roman" w:hAnsi="Calibri" w:cs="Calibri"/>
+                <w:color w:val="000000"/>
+                <w:lang w:val="en-NZ"/>
+              </w:rPr>
+              <w:t>Consistent communication</w:t>
+            </w:r>
+          </w:p>
+        </w:tc>
+      </w:tr>
+      <w:tr>
+        <w:trPr>
+          <w:trHeight w:val="300"/>
+          <w:jc w:val="center"/>
+        </w:trPr>
+        <w:tc>
+          <w:tcPr>
+            <w:tcW w:w="2120" w:type="dxa"/>
+            <w:vMerge/>
+            <w:tcBorders>
+              <w:top w:val="nil"/>
+              <w:left w:val="nil"/>
+              <w:bottom w:val="single" w:sz="4" w:space="0" w:color="000000"/>
+              <w:right w:val="nil"/>
+            </w:tcBorders>
+            <w:vAlign w:val="center"/>
+            <w:hideMark/>
+          </w:tcPr>
+          <w:p>
+            <w:pPr>
+              <w:spacing w:after="0" w:line="240" w:lineRule="auto"/>
+              <w:rPr>
+                <w:rFonts w:ascii="Calibri" w:eastAsia="Times New Roman" w:hAnsi="Calibri" w:cs="Calibri"/>
+                <w:color w:val="000000"/>
+                <w:lang w:val="en-NZ"/>
+              </w:rPr>
+            </w:pPr>
+          </w:p>
+        </w:tc>
+        <w:tc>
+          <w:tcPr>
+            <w:tcW w:w="960" w:type="dxa"/>
+            <w:tcBorders>
+              <w:top w:val="nil"/>
+              <w:left w:val="nil"/>
+              <w:bottom w:val="single" w:sz="4" w:space="0" w:color="auto"/>
+              <w:right w:val="nil"/>
+            </w:tcBorders>
+            <w:shd w:val="clear" w:color="auto" w:fill="auto"/>
+            <w:noWrap/>
+            <w:vAlign w:val="center"/>
+            <w:hideMark/>
+          </w:tcPr>
+          <w:p>
+            <w:pPr>
+              <w:spacing w:after="0" w:line="240" w:lineRule="auto"/>
+              <w:jc w:val="center"/>
+              <w:rPr>
+                <w:rFonts w:ascii="Calibri" w:eastAsia="Times New Roman" w:hAnsi="Calibri" w:cs="Calibri"/>
+                <w:color w:val="000000"/>
+                <w:lang w:val="en-NZ"/>
+              </w:rPr>
+            </w:pPr>
+            <w:r>
+              <w:rPr>
+                <w:rFonts w:ascii="Calibri" w:eastAsia="Times New Roman" w:hAnsi="Calibri" w:cs="Calibri"/>
+                <w:color w:val="000000"/>
+                <w:lang w:val="en-NZ"/>
+              </w:rPr>
+              <w:t>1.6</w:t>
+            </w:r>
+          </w:p>
+        </w:tc>
+        <w:tc>
+          <w:tcPr>
+            <w:tcW w:w="3620" w:type="dxa"/>
+            <w:tcBorders>
+              <w:top w:val="nil"/>
+              <w:left w:val="nil"/>
+              <w:bottom w:val="single" w:sz="4" w:space="0" w:color="auto"/>
+              <w:right w:val="nil"/>
+            </w:tcBorders>
+            <w:shd w:val="clear" w:color="auto" w:fill="auto"/>
+            <w:vAlign w:val="center"/>
+            <w:hideMark/>
+          </w:tcPr>
+          <w:p>
+            <w:pPr>
+              <w:spacing w:after="0" w:line="240" w:lineRule="auto"/>
+              <w:rPr>
+                <w:rFonts w:ascii="Calibri" w:eastAsia="Times New Roman" w:hAnsi="Calibri" w:cs="Calibri"/>
+                <w:color w:val="000000"/>
+                <w:lang w:val="en-NZ"/>
+              </w:rPr>
+            </w:pPr>
+            <w:r>
+              <w:rPr>
+                <w:rFonts w:ascii="Calibri" w:eastAsia="Times New Roman" w:hAnsi="Calibri" w:cs="Calibri"/>
+                <w:color w:val="000000"/>
+                <w:lang w:val="en-NZ"/>
+              </w:rPr>
+              <w:t>One-sided decisions</w:t>
+            </w:r>
+          </w:p>
+        </w:tc>
+      </w:tr>
+      <w:tr>
+        <w:trPr>
+          <w:trHeight w:val="300"/>
+          <w:jc w:val="center"/>
+        </w:trPr>
+        <w:tc>
+          <w:tcPr>
+            <w:tcW w:w="2120" w:type="dxa"/>
+            <w:vMerge w:val="restart"/>
+            <w:tcBorders>
+              <w:top w:val="nil"/>
+              <w:left w:val="nil"/>
+              <w:bottom w:val="single" w:sz="4" w:space="0" w:color="000000"/>
+              <w:right w:val="nil"/>
+            </w:tcBorders>
+            <w:shd w:val="clear" w:color="auto" w:fill="auto"/>
+            <w:noWrap/>
+            <w:vAlign w:val="center"/>
+            <w:hideMark/>
+          </w:tcPr>
+          <w:p>
+            <w:pPr>
+              <w:spacing w:after="0" w:line="240" w:lineRule="auto"/>
+              <w:jc w:val="center"/>
+              <w:rPr>
+                <w:rFonts w:ascii="Calibri" w:eastAsia="Times New Roman" w:hAnsi="Calibri" w:cs="Calibri"/>
+                <w:color w:val="000000"/>
+                <w:lang w:val="en-NZ"/>
+              </w:rPr>
+            </w:pPr>
+            <w:r>
+              <w:rPr>
+                <w:rFonts w:ascii="Calibri" w:eastAsia="Times New Roman" w:hAnsi="Calibri" w:cs="Calibri"/>
+                <w:color w:val="000000"/>
+                <w:lang w:val="en-NZ"/>
+              </w:rPr>
+              <w:t>Established Role</w:t>
+            </w:r>
+          </w:p>
+        </w:tc>
+        <w:tc>
+          <w:tcPr>
+            <w:tcW w:w="960" w:type="dxa"/>
+            <w:tcBorders>
+              <w:top w:val="nil"/>
+              <w:left w:val="nil"/>
+              <w:bottom w:val="single" w:sz="4" w:space="0" w:color="auto"/>
+              <w:right w:val="nil"/>
+            </w:tcBorders>
+            <w:shd w:val="clear" w:color="auto" w:fill="auto"/>
+            <w:noWrap/>
+            <w:vAlign w:val="center"/>
+            <w:hideMark/>
+          </w:tcPr>
+          <w:p>
+            <w:pPr>
+              <w:spacing w:after="0" w:line="240" w:lineRule="auto"/>
+              <w:jc w:val="center"/>
+              <w:rPr>
+                <w:rFonts w:ascii="Calibri" w:eastAsia="Times New Roman" w:hAnsi="Calibri" w:cs="Calibri"/>
+                <w:color w:val="000000"/>
+                <w:lang w:val="en-NZ"/>
+              </w:rPr>
+            </w:pPr>
+            <w:r>
+              <w:rPr>
+                <w:rFonts w:ascii="Calibri" w:eastAsia="Times New Roman" w:hAnsi="Calibri" w:cs="Calibri"/>
+                <w:color w:val="000000"/>
+                <w:lang w:val="en-NZ"/>
+              </w:rPr>
+              <w:t>2.1</w:t>
+            </w:r>
+          </w:p>
+        </w:tc>
+        <w:tc>
+          <w:tcPr>
+            <w:tcW w:w="3620" w:type="dxa"/>
+            <w:tcBorders>
+              <w:top w:val="nil"/>
+              <w:left w:val="nil"/>
+              <w:bottom w:val="single" w:sz="4" w:space="0" w:color="auto"/>
+              <w:right w:val="nil"/>
+            </w:tcBorders>
+            <w:shd w:val="clear" w:color="auto" w:fill="auto"/>
+            <w:vAlign w:val="center"/>
+            <w:hideMark/>
+          </w:tcPr>
+          <w:p>
+            <w:pPr>
+              <w:spacing w:after="0" w:line="240" w:lineRule="auto"/>
+              <w:rPr>
+                <w:rFonts w:ascii="Calibri" w:eastAsia="Times New Roman" w:hAnsi="Calibri" w:cs="Calibri"/>
+                <w:color w:val="000000"/>
+                <w:lang w:val="en-NZ"/>
+              </w:rPr>
+            </w:pPr>
+            <w:r>
+              <w:rPr>
+                <w:rFonts w:ascii="Calibri" w:eastAsia="Times New Roman" w:hAnsi="Calibri" w:cs="Calibri"/>
+                <w:color w:val="000000"/>
+                <w:lang w:val="en-NZ"/>
+              </w:rPr>
+              <w:t>Motivate the team</w:t>
+            </w:r>
+          </w:p>
+        </w:tc>
+      </w:tr>
+      <w:tr>
+        <w:trPr>
+          <w:trHeight w:val="300"/>
+          <w:jc w:val="center"/>
+        </w:trPr>
+        <w:tc>
+          <w:tcPr>
+            <w:tcW w:w="2120" w:type="dxa"/>
+            <w:vMerge/>
+            <w:tcBorders>
+              <w:top w:val="nil"/>
+              <w:left w:val="nil"/>
+              <w:bottom w:val="single" w:sz="4" w:space="0" w:color="000000"/>
+              <w:right w:val="nil"/>
+            </w:tcBorders>
+            <w:vAlign w:val="center"/>
+            <w:hideMark/>
+          </w:tcPr>
+          <w:p>
+            <w:pPr>
+              <w:spacing w:after="0" w:line="240" w:lineRule="auto"/>
+              <w:rPr>
+                <w:rFonts w:ascii="Calibri" w:eastAsia="Times New Roman" w:hAnsi="Calibri" w:cs="Calibri"/>
+                <w:color w:val="000000"/>
+                <w:lang w:val="en-NZ"/>
+              </w:rPr>
+            </w:pPr>
+          </w:p>
+        </w:tc>
+        <w:tc>
+          <w:tcPr>
+            <w:tcW w:w="960" w:type="dxa"/>
+            <w:tcBorders>
+              <w:top w:val="nil"/>
+              <w:left w:val="nil"/>
+              <w:bottom w:val="single" w:sz="4" w:space="0" w:color="auto"/>
+              <w:right w:val="nil"/>
+            </w:tcBorders>
+            <w:shd w:val="clear" w:color="auto" w:fill="auto"/>
+            <w:noWrap/>
+            <w:vAlign w:val="center"/>
+            <w:hideMark/>
+          </w:tcPr>
+          <w:p>
+            <w:pPr>
+              <w:spacing w:after="0" w:line="240" w:lineRule="auto"/>
+              <w:jc w:val="center"/>
+              <w:rPr>
+                <w:rFonts w:ascii="Calibri" w:eastAsia="Times New Roman" w:hAnsi="Calibri" w:cs="Calibri"/>
+                <w:color w:val="000000"/>
+                <w:lang w:val="en-NZ"/>
+              </w:rPr>
+            </w:pPr>
+            <w:r>
+              <w:rPr>
+                <w:rFonts w:ascii="Calibri" w:eastAsia="Times New Roman" w:hAnsi="Calibri" w:cs="Calibri"/>
+                <w:color w:val="000000"/>
+                <w:lang w:val="en-NZ"/>
+              </w:rPr>
+              <w:t>2.2</w:t>
+            </w:r>
+          </w:p>
+        </w:tc>
+        <w:tc>
+          <w:tcPr>
+            <w:tcW w:w="3620" w:type="dxa"/>
+            <w:tcBorders>
+              <w:top w:val="nil"/>
+              <w:left w:val="nil"/>
+              <w:bottom w:val="single" w:sz="4" w:space="0" w:color="auto"/>
+              <w:right w:val="nil"/>
+            </w:tcBorders>
+            <w:shd w:val="clear" w:color="auto" w:fill="auto"/>
+            <w:vAlign w:val="center"/>
+            <w:hideMark/>
+          </w:tcPr>
+          <w:p>
+            <w:pPr>
+              <w:spacing w:after="0" w:line="240" w:lineRule="auto"/>
+              <w:rPr>
+                <w:rFonts w:ascii="Calibri" w:eastAsia="Times New Roman" w:hAnsi="Calibri" w:cs="Calibri"/>
+                <w:color w:val="000000"/>
+                <w:lang w:val="en-NZ"/>
+              </w:rPr>
+            </w:pPr>
+            <w:r>
+              <w:rPr>
+                <w:rFonts w:ascii="Calibri" w:eastAsia="Times New Roman" w:hAnsi="Calibri" w:cs="Calibri"/>
+                <w:color w:val="000000"/>
+                <w:lang w:val="en-NZ"/>
+              </w:rPr>
+              <w:t>AE took the lead</w:t>
+            </w:r>
+          </w:p>
+        </w:tc>
+      </w:tr>
+      <w:tr>
+        <w:trPr>
+          <w:trHeight w:val="300"/>
+          <w:jc w:val="center"/>
+        </w:trPr>
+        <w:tc>
+          <w:tcPr>
+            <w:tcW w:w="2120" w:type="dxa"/>
+            <w:vMerge/>
+            <w:tcBorders>
+              <w:top w:val="nil"/>
+              <w:left w:val="nil"/>
+              <w:bottom w:val="single" w:sz="4" w:space="0" w:color="000000"/>
+              <w:right w:val="nil"/>
+            </w:tcBorders>
+            <w:vAlign w:val="center"/>
+            <w:hideMark/>
+          </w:tcPr>
+          <w:p>
+            <w:pPr>
+              <w:spacing w:after="0" w:line="240" w:lineRule="auto"/>
+              <w:rPr>
+                <w:rFonts w:ascii="Calibri" w:eastAsia="Times New Roman" w:hAnsi="Calibri" w:cs="Calibri"/>
+                <w:color w:val="000000"/>
+                <w:lang w:val="en-NZ"/>
+              </w:rPr>
+            </w:pPr>
+          </w:p>
+        </w:tc>
+        <w:tc>
+          <w:tcPr>
+            <w:tcW w:w="960" w:type="dxa"/>
+            <w:tcBorders>
+              <w:top w:val="nil"/>
+              <w:left w:val="nil"/>
+              <w:bottom w:val="single" w:sz="4" w:space="0" w:color="auto"/>
+              <w:right w:val="nil"/>
+            </w:tcBorders>
+            <w:shd w:val="clear" w:color="auto" w:fill="auto"/>
+            <w:noWrap/>
+            <w:vAlign w:val="center"/>
+            <w:hideMark/>
+          </w:tcPr>
+          <w:p>
+            <w:pPr>
+              <w:spacing w:after="0" w:line="240" w:lineRule="auto"/>
+              <w:jc w:val="center"/>
+              <w:rPr>
+                <w:rFonts w:ascii="Calibri" w:eastAsia="Times New Roman" w:hAnsi="Calibri" w:cs="Calibri"/>
+                <w:color w:val="000000"/>
+                <w:lang w:val="en-NZ"/>
+              </w:rPr>
+            </w:pPr>
+            <w:r>
+              <w:rPr>
+                <w:rFonts w:ascii="Calibri" w:eastAsia="Times New Roman" w:hAnsi="Calibri" w:cs="Calibri"/>
+                <w:color w:val="000000"/>
+                <w:lang w:val="en-NZ"/>
+              </w:rPr>
+              <w:t>2.3</w:t>
+            </w:r>
+          </w:p>
+        </w:tc>
+        <w:tc>
+          <w:tcPr>
+            <w:tcW w:w="3620" w:type="dxa"/>
+            <w:tcBorders>
+              <w:top w:val="nil"/>
+              <w:left w:val="nil"/>
+              <w:bottom w:val="single" w:sz="4" w:space="0" w:color="auto"/>
+              <w:right w:val="nil"/>
+            </w:tcBorders>
+            <w:shd w:val="clear" w:color="auto" w:fill="auto"/>
+            <w:vAlign w:val="center"/>
+            <w:hideMark/>
+          </w:tcPr>
+          <w:p>
+            <w:pPr>
+              <w:spacing w:after="0" w:line="240" w:lineRule="auto"/>
+              <w:rPr>
+                <w:rFonts w:ascii="Calibri" w:eastAsia="Times New Roman" w:hAnsi="Calibri" w:cs="Calibri"/>
+                <w:color w:val="000000"/>
+                <w:lang w:val="en-NZ"/>
+              </w:rPr>
+            </w:pPr>
+            <w:r>
+              <w:rPr>
+                <w:rFonts w:ascii="Calibri" w:eastAsia="Times New Roman" w:hAnsi="Calibri" w:cs="Calibri"/>
+                <w:color w:val="000000"/>
+                <w:lang w:val="en-NZ"/>
+              </w:rPr>
+              <w:t>All roles help each other</w:t>
+            </w:r>
+          </w:p>
+        </w:tc>
+      </w:tr>
+      <w:tr>
+        <w:trPr>
+          <w:trHeight w:val="300"/>
+          <w:jc w:val="center"/>
+        </w:trPr>
+        <w:tc>
+          <w:tcPr>
+            <w:tcW w:w="2120" w:type="dxa"/>
+            <w:vMerge/>
+            <w:tcBorders>
+              <w:top w:val="nil"/>
+              <w:left w:val="nil"/>
+              <w:bottom w:val="single" w:sz="4" w:space="0" w:color="000000"/>
+              <w:right w:val="nil"/>
+            </w:tcBorders>
+            <w:vAlign w:val="center"/>
+            <w:hideMark/>
+          </w:tcPr>
+          <w:p>
+            <w:pPr>
+              <w:spacing w:after="0" w:line="240" w:lineRule="auto"/>
+              <w:rPr>
+                <w:rFonts w:ascii="Calibri" w:eastAsia="Times New Roman" w:hAnsi="Calibri" w:cs="Calibri"/>
+                <w:color w:val="000000"/>
+                <w:lang w:val="en-NZ"/>
+              </w:rPr>
+            </w:pPr>
+          </w:p>
+        </w:tc>
+        <w:tc>
+          <w:tcPr>
+            <w:tcW w:w="960" w:type="dxa"/>
+            <w:tcBorders>
+              <w:top w:val="nil"/>
+              <w:left w:val="nil"/>
+              <w:bottom w:val="single" w:sz="4" w:space="0" w:color="auto"/>
+              <w:right w:val="nil"/>
+            </w:tcBorders>
+            <w:shd w:val="clear" w:color="auto" w:fill="auto"/>
+            <w:noWrap/>
+            <w:vAlign w:val="center"/>
+            <w:hideMark/>
+          </w:tcPr>
+          <w:p>
+            <w:pPr>
+              <w:spacing w:after="0" w:line="240" w:lineRule="auto"/>
+              <w:jc w:val="center"/>
+              <w:rPr>
+                <w:rFonts w:ascii="Calibri" w:eastAsia="Times New Roman" w:hAnsi="Calibri" w:cs="Calibri"/>
+                <w:color w:val="000000"/>
+                <w:lang w:val="en-NZ"/>
+              </w:rPr>
+            </w:pPr>
+            <w:r>
+              <w:rPr>
+                <w:rFonts w:ascii="Calibri" w:eastAsia="Times New Roman" w:hAnsi="Calibri" w:cs="Calibri"/>
+                <w:color w:val="000000"/>
+                <w:lang w:val="en-NZ"/>
+              </w:rPr>
+              <w:t>2.4</w:t>
+            </w:r>
+          </w:p>
+        </w:tc>
+        <w:tc>
+          <w:tcPr>
+            <w:tcW w:w="3620" w:type="dxa"/>
+            <w:tcBorders>
+              <w:top w:val="nil"/>
+              <w:left w:val="nil"/>
+              <w:bottom w:val="single" w:sz="4" w:space="0" w:color="auto"/>
+              <w:right w:val="nil"/>
+            </w:tcBorders>
+            <w:shd w:val="clear" w:color="auto" w:fill="auto"/>
+            <w:vAlign w:val="center"/>
+            <w:hideMark/>
+          </w:tcPr>
+          <w:p>
+            <w:pPr>
+              <w:spacing w:after="0" w:line="240" w:lineRule="auto"/>
+              <w:rPr>
+                <w:rFonts w:ascii="Calibri" w:eastAsia="Times New Roman" w:hAnsi="Calibri" w:cs="Calibri"/>
+                <w:color w:val="000000"/>
+                <w:lang w:val="en-NZ"/>
+              </w:rPr>
+            </w:pPr>
+            <w:r>
+              <w:rPr>
+                <w:rFonts w:ascii="Calibri" w:eastAsia="Times New Roman" w:hAnsi="Calibri" w:cs="Calibri"/>
+                <w:color w:val="000000"/>
+                <w:lang w:val="en-NZ"/>
+              </w:rPr>
+              <w:t>Role of asking for information</w:t>
+            </w:r>
+          </w:p>
+        </w:tc>
+      </w:tr>
+      <w:tr>
+        <w:trPr>
+          <w:trHeight w:val="300"/>
+          <w:jc w:val="center"/>
+        </w:trPr>
+        <w:tc>
+          <w:tcPr>
+            <w:tcW w:w="2120" w:type="dxa"/>
+            <w:vMerge/>
+            <w:tcBorders>
+              <w:top w:val="nil"/>
+              <w:left w:val="nil"/>
+              <w:bottom w:val="single" w:sz="4" w:space="0" w:color="000000"/>
+              <w:right w:val="nil"/>
+            </w:tcBorders>
+            <w:vAlign w:val="center"/>
+            <w:hideMark/>
+          </w:tcPr>
+          <w:p>
+            <w:pPr>
+              <w:spacing w:after="0" w:line="240" w:lineRule="auto"/>
+              <w:rPr>
+                <w:rFonts w:ascii="Calibri" w:eastAsia="Times New Roman" w:hAnsi="Calibri" w:cs="Calibri"/>
+                <w:color w:val="000000"/>
+                <w:lang w:val="en-NZ"/>
+              </w:rPr>
+            </w:pPr>
+          </w:p>
+        </w:tc>
+        <w:tc>
+          <w:tcPr>
+            <w:tcW w:w="960" w:type="dxa"/>
+            <w:tcBorders>
+              <w:top w:val="nil"/>
+              <w:left w:val="nil"/>
+              <w:bottom w:val="single" w:sz="4" w:space="0" w:color="auto"/>
+              <w:right w:val="nil"/>
+            </w:tcBorders>
+            <w:shd w:val="clear" w:color="auto" w:fill="auto"/>
+            <w:noWrap/>
+            <w:vAlign w:val="center"/>
+            <w:hideMark/>
+          </w:tcPr>
+          <w:p>
+            <w:pPr>
+              <w:spacing w:after="0" w:line="240" w:lineRule="auto"/>
+              <w:jc w:val="center"/>
+              <w:rPr>
+                <w:rFonts w:ascii="Calibri" w:eastAsia="Times New Roman" w:hAnsi="Calibri" w:cs="Calibri"/>
+                <w:color w:val="000000"/>
+                <w:lang w:val="en-NZ"/>
+              </w:rPr>
+            </w:pPr>
+            <w:r>
+              <w:rPr>
+                <w:rFonts w:ascii="Calibri" w:eastAsia="Times New Roman" w:hAnsi="Calibri" w:cs="Calibri"/>
+                <w:color w:val="000000"/>
+                <w:lang w:val="en-NZ"/>
+              </w:rPr>
+              <w:t>2.5</w:t>
+            </w:r>
+          </w:p>
+        </w:tc>
+        <w:tc>
+          <w:tcPr>
+            <w:tcW w:w="3620" w:type="dxa"/>
+            <w:tcBorders>
+              <w:top w:val="nil"/>
+              <w:left w:val="nil"/>
+              <w:bottom w:val="single" w:sz="4" w:space="0" w:color="auto"/>
+              <w:right w:val="nil"/>
+            </w:tcBorders>
+            <w:shd w:val="clear" w:color="auto" w:fill="auto"/>
+            <w:vAlign w:val="center"/>
+            <w:hideMark/>
+          </w:tcPr>
+          <w:p>
+            <w:pPr>
+              <w:spacing w:after="0" w:line="240" w:lineRule="auto"/>
+              <w:rPr>
+                <w:rFonts w:ascii="Calibri" w:eastAsia="Times New Roman" w:hAnsi="Calibri" w:cs="Calibri"/>
+                <w:color w:val="000000"/>
+                <w:lang w:val="en-NZ"/>
+              </w:rPr>
+            </w:pPr>
+            <w:r>
+              <w:rPr>
+                <w:rFonts w:ascii="Calibri" w:eastAsia="Times New Roman" w:hAnsi="Calibri" w:cs="Calibri"/>
+                <w:color w:val="000000"/>
+                <w:lang w:val="en-NZ"/>
+              </w:rPr>
+              <w:t>Took the role of team lead</w:t>
+            </w:r>
+          </w:p>
+        </w:tc>
+      </w:tr>
+      <w:tr>
+        <w:trPr>
+          <w:trHeight w:val="300"/>
+          <w:jc w:val="center"/>
+        </w:trPr>
+        <w:tc>
+          <w:tcPr>
+            <w:tcW w:w="2120" w:type="dxa"/>
+            <w:vMerge/>
+            <w:tcBorders>
+              <w:top w:val="nil"/>
+              <w:left w:val="nil"/>
+              <w:bottom w:val="single" w:sz="4" w:space="0" w:color="000000"/>
+              <w:right w:val="nil"/>
+            </w:tcBorders>
+            <w:vAlign w:val="center"/>
+            <w:hideMark/>
+          </w:tcPr>
+          <w:p>
+            <w:pPr>
+              <w:spacing w:after="0" w:line="240" w:lineRule="auto"/>
+              <w:rPr>
+                <w:rFonts w:ascii="Calibri" w:eastAsia="Times New Roman" w:hAnsi="Calibri" w:cs="Calibri"/>
+                <w:color w:val="000000"/>
+                <w:lang w:val="en-NZ"/>
+              </w:rPr>
+            </w:pPr>
+          </w:p>
+        </w:tc>
+        <w:tc>
+          <w:tcPr>
+            <w:tcW w:w="960" w:type="dxa"/>
+            <w:tcBorders>
+              <w:top w:val="nil"/>
+              <w:left w:val="nil"/>
+              <w:bottom w:val="single" w:sz="4" w:space="0" w:color="auto"/>
+              <w:right w:val="nil"/>
+            </w:tcBorders>
+            <w:shd w:val="clear" w:color="auto" w:fill="auto"/>
+            <w:noWrap/>
+            <w:vAlign w:val="center"/>
+            <w:hideMark/>
+          </w:tcPr>
+          <w:p>
+            <w:pPr>
+              <w:spacing w:after="0" w:line="240" w:lineRule="auto"/>
+              <w:jc w:val="center"/>
+              <w:rPr>
+                <w:rFonts w:ascii="Calibri" w:eastAsia="Times New Roman" w:hAnsi="Calibri" w:cs="Calibri"/>
+                <w:color w:val="000000"/>
+                <w:lang w:val="en-NZ"/>
+              </w:rPr>
+            </w:pPr>
+            <w:r>
+              <w:rPr>
+                <w:rFonts w:ascii="Calibri" w:eastAsia="Times New Roman" w:hAnsi="Calibri" w:cs="Calibri"/>
+                <w:color w:val="000000"/>
+                <w:lang w:val="en-NZ"/>
+              </w:rPr>
+              <w:t>2.6</w:t>
+            </w:r>
+          </w:p>
+        </w:tc>
+        <w:tc>
+          <w:tcPr>
+            <w:tcW w:w="3620" w:type="dxa"/>
+            <w:tcBorders>
+              <w:top w:val="nil"/>
+              <w:left w:val="nil"/>
+              <w:bottom w:val="single" w:sz="4" w:space="0" w:color="auto"/>
+              <w:right w:val="nil"/>
+            </w:tcBorders>
+            <w:shd w:val="clear" w:color="auto" w:fill="auto"/>
+            <w:vAlign w:val="center"/>
+            <w:hideMark/>
+          </w:tcPr>
+          <w:p>
+            <w:pPr>
+              <w:spacing w:after="0" w:line="240" w:lineRule="auto"/>
+              <w:rPr>
+                <w:rFonts w:ascii="Calibri" w:eastAsia="Times New Roman" w:hAnsi="Calibri" w:cs="Calibri"/>
+                <w:color w:val="000000"/>
+                <w:lang w:val="en-NZ"/>
+              </w:rPr>
+            </w:pPr>
+            <w:r>
+              <w:rPr>
+                <w:rFonts w:ascii="Calibri" w:eastAsia="Times New Roman" w:hAnsi="Calibri" w:cs="Calibri"/>
+                <w:color w:val="000000"/>
+                <w:lang w:val="en-NZ"/>
+              </w:rPr>
+              <w:t>Took the role of support</w:t>
+            </w:r>
+          </w:p>
+        </w:tc>
+      </w:tr>
+      <w:tr>
+        <w:trPr>
+          <w:trHeight w:val="300"/>
+          <w:jc w:val="center"/>
+        </w:trPr>
+        <w:tc>
+          <w:tcPr>
+            <w:tcW w:w="2120" w:type="dxa"/>
+            <w:vMerge/>
+            <w:tcBorders>
+              <w:top w:val="nil"/>
+              <w:left w:val="nil"/>
+              <w:bottom w:val="single" w:sz="4" w:space="0" w:color="000000"/>
+              <w:right w:val="nil"/>
+            </w:tcBorders>
+            <w:vAlign w:val="center"/>
+            <w:hideMark/>
+          </w:tcPr>
+          <w:p>
+            <w:pPr>
+              <w:spacing w:after="0" w:line="240" w:lineRule="auto"/>
+              <w:rPr>
+                <w:rFonts w:ascii="Calibri" w:eastAsia="Times New Roman" w:hAnsi="Calibri" w:cs="Calibri"/>
+                <w:color w:val="000000"/>
+                <w:lang w:val="en-NZ"/>
+              </w:rPr>
+            </w:pPr>
+          </w:p>
+        </w:tc>
+        <w:tc>
+          <w:tcPr>
+            <w:tcW w:w="960" w:type="dxa"/>
+            <w:tcBorders>
+              <w:top w:val="nil"/>
+              <w:left w:val="nil"/>
+              <w:bottom w:val="single" w:sz="4" w:space="0" w:color="auto"/>
+              <w:right w:val="nil"/>
+            </w:tcBorders>
+            <w:shd w:val="clear" w:color="auto" w:fill="auto"/>
+            <w:noWrap/>
+            <w:vAlign w:val="center"/>
+            <w:hideMark/>
+          </w:tcPr>
+          <w:p>
+            <w:pPr>
+              <w:spacing w:after="0" w:line="240" w:lineRule="auto"/>
+              <w:jc w:val="center"/>
+              <w:rPr>
+                <w:rFonts w:ascii="Calibri" w:eastAsia="Times New Roman" w:hAnsi="Calibri" w:cs="Calibri"/>
+                <w:color w:val="000000"/>
+                <w:lang w:val="en-NZ"/>
+              </w:rPr>
+            </w:pPr>
+            <w:r>
+              <w:rPr>
+                <w:rFonts w:ascii="Calibri" w:eastAsia="Times New Roman" w:hAnsi="Calibri" w:cs="Calibri"/>
+                <w:color w:val="000000"/>
+                <w:lang w:val="en-NZ"/>
+              </w:rPr>
+              <w:t>2.7</w:t>
+            </w:r>
+          </w:p>
+        </w:tc>
+        <w:tc>
+          <w:tcPr>
+            <w:tcW w:w="3620" w:type="dxa"/>
+            <w:tcBorders>
+              <w:top w:val="nil"/>
+              <w:left w:val="nil"/>
+              <w:bottom w:val="single" w:sz="4" w:space="0" w:color="auto"/>
+              <w:right w:val="nil"/>
+            </w:tcBorders>
+            <w:shd w:val="clear" w:color="auto" w:fill="auto"/>
+            <w:vAlign w:val="center"/>
+            <w:hideMark/>
+          </w:tcPr>
+          <w:p>
+            <w:pPr>
+              <w:spacing w:after="0" w:line="240" w:lineRule="auto"/>
+              <w:rPr>
+                <w:rFonts w:ascii="Calibri" w:eastAsia="Times New Roman" w:hAnsi="Calibri" w:cs="Calibri"/>
+                <w:color w:val="000000"/>
+                <w:lang w:val="en-NZ"/>
+              </w:rPr>
+            </w:pPr>
+            <w:r>
+              <w:rPr>
+                <w:rFonts w:ascii="Calibri" w:eastAsia="Times New Roman" w:hAnsi="Calibri" w:cs="Calibri"/>
+                <w:color w:val="000000"/>
+                <w:lang w:val="en-NZ"/>
+              </w:rPr>
+              <w:t>Kept in the roles of the course</w:t>
+            </w:r>
+          </w:p>
+        </w:tc>
+      </w:tr>
+      <w:tr>
+        <w:trPr>
+          <w:trHeight w:val="300"/>
+          <w:jc w:val="center"/>
+        </w:trPr>
+        <w:tc>
+          <w:tcPr>
+            <w:tcW w:w="2120" w:type="dxa"/>
+            <w:vMerge w:val="restart"/>
+            <w:tcBorders>
+              <w:top w:val="nil"/>
+              <w:left w:val="nil"/>
+              <w:bottom w:val="single" w:sz="4" w:space="0" w:color="000000"/>
+              <w:right w:val="nil"/>
+            </w:tcBorders>
+            <w:shd w:val="clear" w:color="auto" w:fill="auto"/>
+            <w:noWrap/>
+            <w:vAlign w:val="center"/>
+            <w:hideMark/>
+          </w:tcPr>
+          <w:p>
+            <w:pPr>
+              <w:spacing w:after="0" w:line="240" w:lineRule="auto"/>
+              <w:jc w:val="center"/>
+              <w:rPr>
+                <w:rFonts w:ascii="Calibri" w:eastAsia="Times New Roman" w:hAnsi="Calibri" w:cs="Calibri"/>
+                <w:color w:val="000000"/>
+                <w:lang w:val="en-NZ"/>
+              </w:rPr>
+            </w:pPr>
+            <w:r>
+              <w:rPr>
+                <w:rFonts w:ascii="Calibri" w:eastAsia="Times New Roman" w:hAnsi="Calibri" w:cs="Calibri"/>
+                <w:color w:val="000000"/>
+                <w:lang w:val="en-NZ"/>
+              </w:rPr>
+              <w:t>Team Rules</w:t>
+            </w:r>
+          </w:p>
+        </w:tc>
+        <w:tc>
+          <w:tcPr>
+            <w:tcW w:w="960" w:type="dxa"/>
+            <w:tcBorders>
+              <w:top w:val="nil"/>
+              <w:left w:val="nil"/>
+              <w:bottom w:val="single" w:sz="4" w:space="0" w:color="auto"/>
+              <w:right w:val="nil"/>
+            </w:tcBorders>
+            <w:shd w:val="clear" w:color="auto" w:fill="auto"/>
+            <w:noWrap/>
+            <w:vAlign w:val="center"/>
+            <w:hideMark/>
+          </w:tcPr>
+          <w:p>
+            <w:pPr>
+              <w:spacing w:after="0" w:line="240" w:lineRule="auto"/>
+              <w:jc w:val="center"/>
+              <w:rPr>
+                <w:rFonts w:ascii="Calibri" w:eastAsia="Times New Roman" w:hAnsi="Calibri" w:cs="Calibri"/>
+                <w:color w:val="000000"/>
+                <w:lang w:val="en-NZ"/>
+              </w:rPr>
+            </w:pPr>
+            <w:r>
+              <w:rPr>
+                <w:rFonts w:ascii="Calibri" w:eastAsia="Times New Roman" w:hAnsi="Calibri" w:cs="Calibri"/>
+                <w:color w:val="000000"/>
+                <w:lang w:val="en-NZ"/>
+              </w:rPr>
+              <w:t>3.1</w:t>
+            </w:r>
+          </w:p>
+        </w:tc>
+        <w:tc>
+          <w:tcPr>
+            <w:tcW w:w="3620" w:type="dxa"/>
+            <w:tcBorders>
+              <w:top w:val="nil"/>
+              <w:left w:val="nil"/>
+              <w:bottom w:val="single" w:sz="4" w:space="0" w:color="auto"/>
+              <w:right w:val="nil"/>
+            </w:tcBorders>
+            <w:shd w:val="clear" w:color="auto" w:fill="auto"/>
+            <w:vAlign w:val="center"/>
+            <w:hideMark/>
+          </w:tcPr>
+          <w:p>
+            <w:pPr>
+              <w:spacing w:after="0" w:line="240" w:lineRule="auto"/>
+              <w:rPr>
+                <w:rFonts w:ascii="Calibri" w:eastAsia="Times New Roman" w:hAnsi="Calibri" w:cs="Calibri"/>
+                <w:color w:val="000000"/>
+                <w:lang w:val="en-NZ"/>
+              </w:rPr>
+            </w:pPr>
+            <w:r>
+              <w:rPr>
+                <w:rFonts w:ascii="Calibri" w:eastAsia="Times New Roman" w:hAnsi="Calibri" w:cs="Calibri"/>
+                <w:color w:val="000000"/>
+                <w:lang w:val="en-NZ"/>
+              </w:rPr>
+              <w:t>Personal responsibility</w:t>
+            </w:r>
+          </w:p>
+        </w:tc>
+      </w:tr>
+      <w:tr>
+        <w:trPr>
+          <w:trHeight w:val="300"/>
+          <w:jc w:val="center"/>
+        </w:trPr>
+        <w:tc>
+          <w:tcPr>
+            <w:tcW w:w="2120" w:type="dxa"/>
+            <w:vMerge/>
+            <w:tcBorders>
+              <w:top w:val="nil"/>
+              <w:left w:val="nil"/>
+              <w:bottom w:val="single" w:sz="4" w:space="0" w:color="000000"/>
+              <w:right w:val="nil"/>
+            </w:tcBorders>
+            <w:vAlign w:val="center"/>
+            <w:hideMark/>
+          </w:tcPr>
+          <w:p>
+            <w:pPr>
+              <w:spacing w:after="0" w:line="240" w:lineRule="auto"/>
+              <w:rPr>
+                <w:rFonts w:ascii="Calibri" w:eastAsia="Times New Roman" w:hAnsi="Calibri" w:cs="Calibri"/>
+                <w:color w:val="000000"/>
+                <w:lang w:val="en-NZ"/>
+              </w:rPr>
+            </w:pPr>
+          </w:p>
+        </w:tc>
+        <w:tc>
+          <w:tcPr>
+            <w:tcW w:w="960" w:type="dxa"/>
+            <w:tcBorders>
+              <w:top w:val="nil"/>
+              <w:left w:val="nil"/>
+              <w:bottom w:val="single" w:sz="4" w:space="0" w:color="auto"/>
+              <w:right w:val="nil"/>
+            </w:tcBorders>
+            <w:shd w:val="clear" w:color="auto" w:fill="auto"/>
+            <w:noWrap/>
+            <w:vAlign w:val="center"/>
+            <w:hideMark/>
+          </w:tcPr>
+          <w:p>
+            <w:pPr>
+              <w:spacing w:after="0" w:line="240" w:lineRule="auto"/>
+              <w:jc w:val="center"/>
+              <w:rPr>
+                <w:rFonts w:ascii="Calibri" w:eastAsia="Times New Roman" w:hAnsi="Calibri" w:cs="Calibri"/>
+                <w:color w:val="000000"/>
+                <w:lang w:val="en-NZ"/>
+              </w:rPr>
+            </w:pPr>
+            <w:r>
+              <w:rPr>
+                <w:rFonts w:ascii="Calibri" w:eastAsia="Times New Roman" w:hAnsi="Calibri" w:cs="Calibri"/>
+                <w:color w:val="000000"/>
+                <w:lang w:val="en-NZ"/>
+              </w:rPr>
+              <w:t>3.2</w:t>
+            </w:r>
+          </w:p>
+        </w:tc>
+        <w:tc>
+          <w:tcPr>
+            <w:tcW w:w="3620" w:type="dxa"/>
+            <w:tcBorders>
+              <w:top w:val="nil"/>
+              <w:left w:val="nil"/>
+              <w:bottom w:val="single" w:sz="4" w:space="0" w:color="auto"/>
+              <w:right w:val="nil"/>
+            </w:tcBorders>
+            <w:shd w:val="clear" w:color="auto" w:fill="auto"/>
+            <w:vAlign w:val="center"/>
+            <w:hideMark/>
+          </w:tcPr>
+          <w:p>
+            <w:pPr>
+              <w:spacing w:after="0" w:line="240" w:lineRule="auto"/>
+              <w:rPr>
+                <w:rFonts w:ascii="Calibri" w:eastAsia="Times New Roman" w:hAnsi="Calibri" w:cs="Calibri"/>
+                <w:color w:val="000000"/>
+                <w:lang w:val="en-NZ"/>
+              </w:rPr>
+            </w:pPr>
+            <w:r>
+              <w:rPr>
+                <w:rFonts w:ascii="Calibri" w:eastAsia="Times New Roman" w:hAnsi="Calibri" w:cs="Calibri"/>
+                <w:color w:val="000000"/>
+                <w:lang w:val="en-NZ"/>
+              </w:rPr>
+              <w:t>Enforced attendance</w:t>
+            </w:r>
+          </w:p>
+        </w:tc>
+      </w:tr>
+      <w:tr>
+        <w:trPr>
+          <w:trHeight w:val="330"/>
+          <w:jc w:val="center"/>
+        </w:trPr>
+        <w:tc>
+          <w:tcPr>
+            <w:tcW w:w="2120" w:type="dxa"/>
+            <w:vMerge/>
+            <w:tcBorders>
+              <w:top w:val="nil"/>
+              <w:left w:val="nil"/>
+              <w:bottom w:val="single" w:sz="4" w:space="0" w:color="000000"/>
+              <w:right w:val="nil"/>
+            </w:tcBorders>
+            <w:vAlign w:val="center"/>
+            <w:hideMark/>
+          </w:tcPr>
+          <w:p>
+            <w:pPr>
+              <w:spacing w:after="0" w:line="240" w:lineRule="auto"/>
+              <w:rPr>
+                <w:rFonts w:ascii="Calibri" w:eastAsia="Times New Roman" w:hAnsi="Calibri" w:cs="Calibri"/>
+                <w:color w:val="000000"/>
+                <w:lang w:val="en-NZ"/>
+              </w:rPr>
+            </w:pPr>
+          </w:p>
+        </w:tc>
+        <w:tc>
+          <w:tcPr>
+            <w:tcW w:w="960" w:type="dxa"/>
+            <w:tcBorders>
+              <w:top w:val="nil"/>
+              <w:left w:val="nil"/>
+              <w:bottom w:val="single" w:sz="4" w:space="0" w:color="auto"/>
+              <w:right w:val="nil"/>
+            </w:tcBorders>
+            <w:shd w:val="clear" w:color="auto" w:fill="auto"/>
+            <w:noWrap/>
+            <w:vAlign w:val="center"/>
+            <w:hideMark/>
+          </w:tcPr>
+          <w:p>
+            <w:pPr>
+              <w:spacing w:after="0" w:line="240" w:lineRule="auto"/>
+              <w:jc w:val="center"/>
+              <w:rPr>
+                <w:rFonts w:ascii="Calibri" w:eastAsia="Times New Roman" w:hAnsi="Calibri" w:cs="Calibri"/>
+                <w:color w:val="000000"/>
+                <w:lang w:val="en-NZ"/>
+              </w:rPr>
+            </w:pPr>
+            <w:r>
+              <w:rPr>
+                <w:rFonts w:ascii="Calibri" w:eastAsia="Times New Roman" w:hAnsi="Calibri" w:cs="Calibri"/>
+                <w:color w:val="000000"/>
+                <w:lang w:val="en-NZ"/>
+              </w:rPr>
+              <w:t>3.3</w:t>
+            </w:r>
+          </w:p>
+        </w:tc>
+        <w:tc>
+          <w:tcPr>
+            <w:tcW w:w="3620" w:type="dxa"/>
+            <w:tcBorders>
+              <w:top w:val="nil"/>
+              <w:left w:val="nil"/>
+              <w:bottom w:val="single" w:sz="4" w:space="0" w:color="auto"/>
+              <w:right w:val="nil"/>
+            </w:tcBorders>
+            <w:shd w:val="clear" w:color="auto" w:fill="auto"/>
+            <w:vAlign w:val="center"/>
+            <w:hideMark/>
+          </w:tcPr>
+          <w:p>
+            <w:pPr>
+              <w:spacing w:after="0" w:line="240" w:lineRule="auto"/>
+              <w:rPr>
+                <w:rFonts w:ascii="Calibri" w:eastAsia="Times New Roman" w:hAnsi="Calibri" w:cs="Calibri"/>
+                <w:color w:val="000000"/>
+                <w:lang w:val="en-NZ"/>
+              </w:rPr>
+            </w:pPr>
+            <w:r>
+              <w:rPr>
+                <w:rFonts w:ascii="Calibri" w:eastAsia="Times New Roman" w:hAnsi="Calibri" w:cs="Calibri"/>
+                <w:color w:val="000000"/>
+                <w:lang w:val="en-NZ"/>
+              </w:rPr>
+              <w:t>Good communication instead of rules</w:t>
+            </w:r>
+          </w:p>
+        </w:tc>
+      </w:tr>
+      <w:tr>
+        <w:trPr>
+          <w:trHeight w:val="300"/>
+          <w:jc w:val="center"/>
+        </w:trPr>
+        <w:tc>
+          <w:tcPr>
+            <w:tcW w:w="2120" w:type="dxa"/>
+            <w:vMerge/>
+            <w:tcBorders>
+              <w:top w:val="nil"/>
+              <w:left w:val="nil"/>
+              <w:bottom w:val="single" w:sz="4" w:space="0" w:color="000000"/>
+              <w:right w:val="nil"/>
+            </w:tcBorders>
+            <w:vAlign w:val="center"/>
+            <w:hideMark/>
+          </w:tcPr>
+          <w:p>
+            <w:pPr>
+              <w:spacing w:after="0" w:line="240" w:lineRule="auto"/>
+              <w:rPr>
+                <w:rFonts w:ascii="Calibri" w:eastAsia="Times New Roman" w:hAnsi="Calibri" w:cs="Calibri"/>
+                <w:color w:val="000000"/>
+                <w:lang w:val="en-NZ"/>
+              </w:rPr>
+            </w:pPr>
+          </w:p>
+        </w:tc>
+        <w:tc>
+          <w:tcPr>
+            <w:tcW w:w="960" w:type="dxa"/>
+            <w:tcBorders>
+              <w:top w:val="nil"/>
+              <w:left w:val="nil"/>
+              <w:bottom w:val="single" w:sz="4" w:space="0" w:color="auto"/>
+              <w:right w:val="nil"/>
+            </w:tcBorders>
+            <w:shd w:val="clear" w:color="auto" w:fill="auto"/>
+            <w:noWrap/>
+            <w:vAlign w:val="center"/>
+            <w:hideMark/>
+          </w:tcPr>
+          <w:p>
+            <w:pPr>
+              <w:spacing w:after="0" w:line="240" w:lineRule="auto"/>
+              <w:jc w:val="center"/>
+              <w:rPr>
+                <w:rFonts w:ascii="Calibri" w:eastAsia="Times New Roman" w:hAnsi="Calibri" w:cs="Calibri"/>
+                <w:color w:val="000000"/>
+                <w:lang w:val="en-NZ"/>
+              </w:rPr>
+            </w:pPr>
+            <w:r>
+              <w:rPr>
+                <w:rFonts w:ascii="Calibri" w:eastAsia="Times New Roman" w:hAnsi="Calibri" w:cs="Calibri"/>
+                <w:color w:val="000000"/>
+                <w:lang w:val="en-NZ"/>
+              </w:rPr>
+              <w:t>3.4</w:t>
+            </w:r>
+          </w:p>
+        </w:tc>
+        <w:tc>
+          <w:tcPr>
+            <w:tcW w:w="3620" w:type="dxa"/>
+            <w:tcBorders>
+              <w:top w:val="nil"/>
+              <w:left w:val="nil"/>
+              <w:bottom w:val="single" w:sz="4" w:space="0" w:color="auto"/>
+              <w:right w:val="nil"/>
+            </w:tcBorders>
+            <w:shd w:val="clear" w:color="auto" w:fill="auto"/>
+            <w:vAlign w:val="center"/>
+            <w:hideMark/>
+          </w:tcPr>
+          <w:p>
+            <w:pPr>
+              <w:spacing w:after="0" w:line="240" w:lineRule="auto"/>
+              <w:rPr>
+                <w:rFonts w:ascii="Calibri" w:eastAsia="Times New Roman" w:hAnsi="Calibri" w:cs="Calibri"/>
+                <w:color w:val="000000"/>
+                <w:lang w:val="en-NZ"/>
+              </w:rPr>
+            </w:pPr>
+            <w:r>
+              <w:rPr>
+                <w:rFonts w:ascii="Calibri" w:eastAsia="Times New Roman" w:hAnsi="Calibri" w:cs="Calibri"/>
+                <w:color w:val="000000"/>
+                <w:lang w:val="en-NZ"/>
+              </w:rPr>
+              <w:t>Rules established early</w:t>
+            </w:r>
+          </w:p>
+        </w:tc>
+      </w:tr>
+      <w:tr>
+        <w:trPr>
+          <w:trHeight w:val="300"/>
+          <w:jc w:val="center"/>
+        </w:trPr>
+        <w:tc>
+          <w:tcPr>
+            <w:tcW w:w="2120" w:type="dxa"/>
+            <w:vMerge/>
+            <w:tcBorders>
+              <w:top w:val="nil"/>
+              <w:left w:val="nil"/>
+              <w:bottom w:val="single" w:sz="4" w:space="0" w:color="000000"/>
+              <w:right w:val="nil"/>
+            </w:tcBorders>
+            <w:vAlign w:val="center"/>
+            <w:hideMark/>
+          </w:tcPr>
+          <w:p>
+            <w:pPr>
+              <w:spacing w:after="0" w:line="240" w:lineRule="auto"/>
+              <w:rPr>
+                <w:rFonts w:ascii="Calibri" w:eastAsia="Times New Roman" w:hAnsi="Calibri" w:cs="Calibri"/>
+                <w:color w:val="000000"/>
+                <w:lang w:val="en-NZ"/>
+              </w:rPr>
+            </w:pPr>
+          </w:p>
+        </w:tc>
+        <w:tc>
+          <w:tcPr>
+            <w:tcW w:w="960" w:type="dxa"/>
+            <w:tcBorders>
+              <w:top w:val="nil"/>
+              <w:left w:val="nil"/>
+              <w:bottom w:val="single" w:sz="4" w:space="0" w:color="auto"/>
+              <w:right w:val="nil"/>
+            </w:tcBorders>
+            <w:shd w:val="clear" w:color="auto" w:fill="auto"/>
+            <w:noWrap/>
+            <w:vAlign w:val="center"/>
+            <w:hideMark/>
+          </w:tcPr>
+          <w:p>
+            <w:pPr>
+              <w:spacing w:after="0" w:line="240" w:lineRule="auto"/>
+              <w:jc w:val="center"/>
+              <w:rPr>
+                <w:rFonts w:ascii="Calibri" w:eastAsia="Times New Roman" w:hAnsi="Calibri" w:cs="Calibri"/>
+                <w:color w:val="000000"/>
+                <w:lang w:val="en-NZ"/>
+              </w:rPr>
+            </w:pPr>
+            <w:r>
+              <w:rPr>
+                <w:rFonts w:ascii="Calibri" w:eastAsia="Times New Roman" w:hAnsi="Calibri" w:cs="Calibri"/>
+                <w:color w:val="000000"/>
+                <w:lang w:val="en-NZ"/>
+              </w:rPr>
+              <w:t>3.5</w:t>
+            </w:r>
+          </w:p>
+        </w:tc>
+        <w:tc>
+          <w:tcPr>
+            <w:tcW w:w="3620" w:type="dxa"/>
+            <w:tcBorders>
+              <w:top w:val="nil"/>
+              <w:left w:val="nil"/>
+              <w:bottom w:val="single" w:sz="4" w:space="0" w:color="auto"/>
+              <w:right w:val="nil"/>
+            </w:tcBorders>
+            <w:shd w:val="clear" w:color="auto" w:fill="auto"/>
+            <w:vAlign w:val="center"/>
+            <w:hideMark/>
+          </w:tcPr>
+          <w:p>
+            <w:pPr>
+              <w:spacing w:after="0" w:line="240" w:lineRule="auto"/>
+              <w:rPr>
+                <w:rFonts w:ascii="Calibri" w:eastAsia="Times New Roman" w:hAnsi="Calibri" w:cs="Calibri"/>
+                <w:color w:val="000000"/>
+                <w:lang w:val="en-NZ"/>
+              </w:rPr>
+            </w:pPr>
+            <w:r>
+              <w:rPr>
+                <w:rFonts w:ascii="Calibri" w:eastAsia="Times New Roman" w:hAnsi="Calibri" w:cs="Calibri"/>
+                <w:color w:val="000000"/>
+                <w:lang w:val="en-NZ"/>
+              </w:rPr>
+              <w:t>Evaluation of progress</w:t>
+            </w:r>
+          </w:p>
+        </w:tc>
+      </w:tr>
+      <w:tr>
+        <w:trPr>
+          <w:trHeight w:val="300"/>
+          <w:jc w:val="center"/>
+        </w:trPr>
+        <w:tc>
+          <w:tcPr>
+            <w:tcW w:w="2120" w:type="dxa"/>
+            <w:vMerge/>
+            <w:tcBorders>
+              <w:top w:val="nil"/>
+              <w:left w:val="nil"/>
+              <w:bottom w:val="single" w:sz="4" w:space="0" w:color="000000"/>
+              <w:right w:val="nil"/>
+            </w:tcBorders>
+            <w:vAlign w:val="center"/>
+            <w:hideMark/>
+          </w:tcPr>
+          <w:p>
+            <w:pPr>
+              <w:spacing w:after="0" w:line="240" w:lineRule="auto"/>
+              <w:rPr>
+                <w:rFonts w:ascii="Calibri" w:eastAsia="Times New Roman" w:hAnsi="Calibri" w:cs="Calibri"/>
+                <w:color w:val="000000"/>
+                <w:lang w:val="en-NZ"/>
+              </w:rPr>
+            </w:pPr>
+          </w:p>
+        </w:tc>
+        <w:tc>
+          <w:tcPr>
+            <w:tcW w:w="960" w:type="dxa"/>
+            <w:tcBorders>
+              <w:top w:val="nil"/>
+              <w:left w:val="nil"/>
+              <w:bottom w:val="single" w:sz="4" w:space="0" w:color="auto"/>
+              <w:right w:val="nil"/>
+            </w:tcBorders>
+            <w:shd w:val="clear" w:color="auto" w:fill="auto"/>
+            <w:noWrap/>
+            <w:vAlign w:val="center"/>
+            <w:hideMark/>
+          </w:tcPr>
+          <w:p>
+            <w:pPr>
+              <w:spacing w:after="0" w:line="240" w:lineRule="auto"/>
+              <w:jc w:val="center"/>
+              <w:rPr>
+                <w:rFonts w:ascii="Calibri" w:eastAsia="Times New Roman" w:hAnsi="Calibri" w:cs="Calibri"/>
+                <w:color w:val="000000"/>
+                <w:lang w:val="en-NZ"/>
+              </w:rPr>
+            </w:pPr>
+            <w:r>
+              <w:rPr>
+                <w:rFonts w:ascii="Calibri" w:eastAsia="Times New Roman" w:hAnsi="Calibri" w:cs="Calibri"/>
+                <w:color w:val="000000"/>
+                <w:lang w:val="en-NZ"/>
+              </w:rPr>
+              <w:t>3.6</w:t>
+            </w:r>
+          </w:p>
+        </w:tc>
+        <w:tc>
+          <w:tcPr>
+            <w:tcW w:w="3620" w:type="dxa"/>
+            <w:tcBorders>
+              <w:top w:val="nil"/>
+              <w:left w:val="nil"/>
+              <w:bottom w:val="single" w:sz="4" w:space="0" w:color="auto"/>
+              <w:right w:val="nil"/>
+            </w:tcBorders>
+            <w:shd w:val="clear" w:color="auto" w:fill="auto"/>
+            <w:vAlign w:val="center"/>
+            <w:hideMark/>
+          </w:tcPr>
+          <w:p>
+            <w:pPr>
+              <w:spacing w:after="0" w:line="240" w:lineRule="auto"/>
+              <w:rPr>
+                <w:rFonts w:ascii="Calibri" w:eastAsia="Times New Roman" w:hAnsi="Calibri" w:cs="Calibri"/>
+                <w:color w:val="000000"/>
+                <w:lang w:val="en-NZ"/>
+              </w:rPr>
+            </w:pPr>
+            <w:r>
+              <w:rPr>
+                <w:rFonts w:ascii="Calibri" w:eastAsia="Times New Roman" w:hAnsi="Calibri" w:cs="Calibri"/>
+                <w:color w:val="000000"/>
+                <w:lang w:val="en-NZ"/>
+              </w:rPr>
+              <w:t>Not clear when the rules appear</w:t>
+            </w:r>
+          </w:p>
+        </w:tc>
+      </w:tr>
+      <w:tr>
+        <w:trPr>
+          <w:trHeight w:val="300"/>
+          <w:jc w:val="center"/>
+        </w:trPr>
+        <w:tc>
+          <w:tcPr>
+            <w:tcW w:w="2120" w:type="dxa"/>
+            <w:vMerge w:val="restart"/>
+            <w:tcBorders>
+              <w:top w:val="nil"/>
+              <w:left w:val="nil"/>
+              <w:bottom w:val="single" w:sz="4" w:space="0" w:color="000000"/>
+              <w:right w:val="nil"/>
+            </w:tcBorders>
+            <w:shd w:val="clear" w:color="auto" w:fill="auto"/>
+            <w:noWrap/>
+            <w:vAlign w:val="center"/>
+            <w:hideMark/>
+          </w:tcPr>
+          <w:p>
+            <w:pPr>
+              <w:spacing w:after="0" w:line="240" w:lineRule="auto"/>
+              <w:jc w:val="center"/>
+              <w:rPr>
+                <w:rFonts w:ascii="Calibri" w:eastAsia="Times New Roman" w:hAnsi="Calibri" w:cs="Calibri"/>
+                <w:color w:val="000000"/>
+                <w:lang w:val="en-NZ"/>
+              </w:rPr>
+            </w:pPr>
+            <w:r>
+              <w:rPr>
+                <w:rFonts w:ascii="Calibri" w:eastAsia="Times New Roman" w:hAnsi="Calibri" w:cs="Calibri"/>
+                <w:color w:val="000000"/>
+                <w:lang w:val="en-NZ"/>
+              </w:rPr>
+              <w:t>Management Tools</w:t>
+            </w:r>
+          </w:p>
+        </w:tc>
+        <w:tc>
+          <w:tcPr>
+            <w:tcW w:w="960" w:type="dxa"/>
+            <w:tcBorders>
+              <w:top w:val="nil"/>
+              <w:left w:val="nil"/>
+              <w:bottom w:val="single" w:sz="4" w:space="0" w:color="auto"/>
+              <w:right w:val="nil"/>
+            </w:tcBorders>
+            <w:shd w:val="clear" w:color="auto" w:fill="auto"/>
+            <w:noWrap/>
+            <w:vAlign w:val="center"/>
+            <w:hideMark/>
+          </w:tcPr>
+          <w:p>
+            <w:pPr>
+              <w:spacing w:after="0" w:line="240" w:lineRule="auto"/>
+              <w:jc w:val="center"/>
+              <w:rPr>
+                <w:rFonts w:ascii="Calibri" w:eastAsia="Times New Roman" w:hAnsi="Calibri" w:cs="Calibri"/>
+                <w:color w:val="000000"/>
+                <w:lang w:val="en-NZ"/>
+              </w:rPr>
+            </w:pPr>
+            <w:r>
+              <w:rPr>
+                <w:rFonts w:ascii="Calibri" w:eastAsia="Times New Roman" w:hAnsi="Calibri" w:cs="Calibri"/>
+                <w:color w:val="000000"/>
+                <w:lang w:val="en-NZ"/>
+              </w:rPr>
+              <w:t>4.1</w:t>
+            </w:r>
+          </w:p>
+        </w:tc>
+        <w:tc>
+          <w:tcPr>
+            <w:tcW w:w="3620" w:type="dxa"/>
+            <w:tcBorders>
+              <w:top w:val="nil"/>
+              <w:left w:val="nil"/>
+              <w:bottom w:val="single" w:sz="4" w:space="0" w:color="auto"/>
+              <w:right w:val="nil"/>
+            </w:tcBorders>
+            <w:shd w:val="clear" w:color="auto" w:fill="auto"/>
+            <w:vAlign w:val="center"/>
+            <w:hideMark/>
+          </w:tcPr>
+          <w:p>
+            <w:pPr>
+              <w:spacing w:after="0" w:line="240" w:lineRule="auto"/>
+              <w:rPr>
+                <w:rFonts w:ascii="Calibri" w:eastAsia="Times New Roman" w:hAnsi="Calibri" w:cs="Calibri"/>
+                <w:color w:val="000000"/>
+                <w:lang w:val="en-NZ"/>
+              </w:rPr>
+            </w:pPr>
+            <w:r>
+              <w:rPr>
+                <w:rFonts w:ascii="Calibri" w:eastAsia="Times New Roman" w:hAnsi="Calibri" w:cs="Calibri"/>
+                <w:color w:val="000000"/>
+                <w:lang w:val="en-NZ"/>
+              </w:rPr>
+              <w:t>Detailed Schedule and scope</w:t>
+            </w:r>
+          </w:p>
+        </w:tc>
+      </w:tr>
+      <w:tr>
+        <w:trPr>
+          <w:trHeight w:val="300"/>
+          <w:jc w:val="center"/>
+        </w:trPr>
+        <w:tc>
+          <w:tcPr>
+            <w:tcW w:w="2120" w:type="dxa"/>
+            <w:vMerge/>
+            <w:tcBorders>
+              <w:top w:val="nil"/>
+              <w:left w:val="nil"/>
+              <w:bottom w:val="single" w:sz="4" w:space="0" w:color="000000"/>
+              <w:right w:val="nil"/>
+            </w:tcBorders>
+            <w:vAlign w:val="center"/>
+            <w:hideMark/>
+          </w:tcPr>
+          <w:p>
+            <w:pPr>
+              <w:spacing w:after="0" w:line="240" w:lineRule="auto"/>
+              <w:rPr>
+                <w:rFonts w:ascii="Calibri" w:eastAsia="Times New Roman" w:hAnsi="Calibri" w:cs="Calibri"/>
+                <w:color w:val="000000"/>
+                <w:lang w:val="en-NZ"/>
+              </w:rPr>
+            </w:pPr>
+          </w:p>
+        </w:tc>
+        <w:tc>
+          <w:tcPr>
+            <w:tcW w:w="960" w:type="dxa"/>
+            <w:tcBorders>
+              <w:top w:val="nil"/>
+              <w:left w:val="nil"/>
+              <w:bottom w:val="single" w:sz="4" w:space="0" w:color="auto"/>
+              <w:right w:val="nil"/>
+            </w:tcBorders>
+            <w:shd w:val="clear" w:color="auto" w:fill="auto"/>
+            <w:noWrap/>
+            <w:vAlign w:val="center"/>
+            <w:hideMark/>
+          </w:tcPr>
+          <w:p>
+            <w:pPr>
+              <w:spacing w:after="0" w:line="240" w:lineRule="auto"/>
+              <w:jc w:val="center"/>
+              <w:rPr>
+                <w:rFonts w:ascii="Calibri" w:eastAsia="Times New Roman" w:hAnsi="Calibri" w:cs="Calibri"/>
+                <w:color w:val="000000"/>
+                <w:lang w:val="en-NZ"/>
+              </w:rPr>
+            </w:pPr>
+            <w:r>
+              <w:rPr>
+                <w:rFonts w:ascii="Calibri" w:eastAsia="Times New Roman" w:hAnsi="Calibri" w:cs="Calibri"/>
+                <w:color w:val="000000"/>
+                <w:lang w:val="en-NZ"/>
+              </w:rPr>
+              <w:t>4.2</w:t>
+            </w:r>
+          </w:p>
+        </w:tc>
+        <w:tc>
+          <w:tcPr>
+            <w:tcW w:w="3620" w:type="dxa"/>
+            <w:tcBorders>
+              <w:top w:val="nil"/>
+              <w:left w:val="nil"/>
+              <w:bottom w:val="single" w:sz="4" w:space="0" w:color="auto"/>
+              <w:right w:val="nil"/>
+            </w:tcBorders>
+            <w:shd w:val="clear" w:color="auto" w:fill="auto"/>
+            <w:vAlign w:val="center"/>
+            <w:hideMark/>
+          </w:tcPr>
+          <w:p>
+            <w:pPr>
+              <w:spacing w:after="0" w:line="240" w:lineRule="auto"/>
+              <w:rPr>
+                <w:rFonts w:ascii="Calibri" w:eastAsia="Times New Roman" w:hAnsi="Calibri" w:cs="Calibri"/>
+                <w:color w:val="000000"/>
+                <w:lang w:val="en-NZ"/>
+              </w:rPr>
+            </w:pPr>
+            <w:r>
+              <w:rPr>
+                <w:rFonts w:ascii="Calibri" w:eastAsia="Times New Roman" w:hAnsi="Calibri" w:cs="Calibri"/>
+                <w:color w:val="000000"/>
+                <w:lang w:val="en-NZ"/>
+              </w:rPr>
+              <w:t>Coordinated work on the classroom</w:t>
+            </w:r>
+          </w:p>
+        </w:tc>
+      </w:tr>
+      <w:tr>
+        <w:trPr>
+          <w:trHeight w:val="300"/>
+          <w:jc w:val="center"/>
+        </w:trPr>
+        <w:tc>
+          <w:tcPr>
+            <w:tcW w:w="2120" w:type="dxa"/>
+            <w:vMerge/>
+            <w:tcBorders>
+              <w:top w:val="nil"/>
+              <w:left w:val="nil"/>
+              <w:bottom w:val="single" w:sz="4" w:space="0" w:color="000000"/>
+              <w:right w:val="nil"/>
+            </w:tcBorders>
+            <w:vAlign w:val="center"/>
+            <w:hideMark/>
+          </w:tcPr>
+          <w:p>
+            <w:pPr>
+              <w:spacing w:after="0" w:line="240" w:lineRule="auto"/>
+              <w:rPr>
+                <w:rFonts w:ascii="Calibri" w:eastAsia="Times New Roman" w:hAnsi="Calibri" w:cs="Calibri"/>
+                <w:color w:val="000000"/>
+                <w:lang w:val="en-NZ"/>
+              </w:rPr>
+            </w:pPr>
+          </w:p>
+        </w:tc>
+        <w:tc>
+          <w:tcPr>
+            <w:tcW w:w="960" w:type="dxa"/>
+            <w:tcBorders>
+              <w:top w:val="nil"/>
+              <w:left w:val="nil"/>
+              <w:bottom w:val="single" w:sz="4" w:space="0" w:color="auto"/>
+              <w:right w:val="nil"/>
+            </w:tcBorders>
+            <w:shd w:val="clear" w:color="auto" w:fill="auto"/>
+            <w:noWrap/>
+            <w:vAlign w:val="center"/>
+            <w:hideMark/>
+          </w:tcPr>
+          <w:p>
+            <w:pPr>
+              <w:spacing w:after="0" w:line="240" w:lineRule="auto"/>
+              <w:jc w:val="center"/>
+              <w:rPr>
+                <w:rFonts w:ascii="Calibri" w:eastAsia="Times New Roman" w:hAnsi="Calibri" w:cs="Calibri"/>
+                <w:color w:val="000000"/>
+                <w:lang w:val="en-NZ"/>
+              </w:rPr>
+            </w:pPr>
+            <w:r>
+              <w:rPr>
+                <w:rFonts w:ascii="Calibri" w:eastAsia="Times New Roman" w:hAnsi="Calibri" w:cs="Calibri"/>
+                <w:color w:val="000000"/>
+                <w:lang w:val="en-NZ"/>
+              </w:rPr>
+              <w:t>4.3</w:t>
+            </w:r>
+          </w:p>
+        </w:tc>
+        <w:tc>
+          <w:tcPr>
+            <w:tcW w:w="3620" w:type="dxa"/>
+            <w:tcBorders>
+              <w:top w:val="nil"/>
+              <w:left w:val="nil"/>
+              <w:bottom w:val="single" w:sz="4" w:space="0" w:color="auto"/>
+              <w:right w:val="nil"/>
+            </w:tcBorders>
+            <w:shd w:val="clear" w:color="auto" w:fill="auto"/>
+            <w:vAlign w:val="center"/>
+            <w:hideMark/>
+          </w:tcPr>
+          <w:p>
+            <w:pPr>
+              <w:spacing w:after="0" w:line="240" w:lineRule="auto"/>
+              <w:rPr>
+                <w:rFonts w:ascii="Calibri" w:eastAsia="Times New Roman" w:hAnsi="Calibri" w:cs="Calibri"/>
+                <w:color w:val="000000"/>
+                <w:lang w:val="en-NZ"/>
+              </w:rPr>
+            </w:pPr>
+            <w:r>
+              <w:rPr>
+                <w:rFonts w:ascii="Calibri" w:eastAsia="Times New Roman" w:hAnsi="Calibri" w:cs="Calibri"/>
+                <w:color w:val="000000"/>
+                <w:lang w:val="en-NZ"/>
+              </w:rPr>
+              <w:t>intelligent allocation of work</w:t>
+            </w:r>
+          </w:p>
+        </w:tc>
+      </w:tr>
+      <w:tr>
+        <w:trPr>
+          <w:trHeight w:val="300"/>
+          <w:jc w:val="center"/>
+        </w:trPr>
+        <w:tc>
+          <w:tcPr>
+            <w:tcW w:w="2120" w:type="dxa"/>
+            <w:vMerge w:val="restart"/>
+            <w:tcBorders>
+              <w:top w:val="nil"/>
+              <w:left w:val="nil"/>
+              <w:bottom w:val="single" w:sz="4" w:space="0" w:color="000000"/>
+              <w:right w:val="nil"/>
+            </w:tcBorders>
+            <w:shd w:val="clear" w:color="auto" w:fill="auto"/>
+            <w:noWrap/>
+            <w:vAlign w:val="center"/>
+            <w:hideMark/>
+          </w:tcPr>
+          <w:p>
+            <w:pPr>
+              <w:spacing w:after="0" w:line="240" w:lineRule="auto"/>
+              <w:jc w:val="center"/>
+              <w:rPr>
+                <w:rFonts w:ascii="Calibri" w:eastAsia="Times New Roman" w:hAnsi="Calibri" w:cs="Calibri"/>
+                <w:color w:val="000000"/>
+                <w:lang w:val="en-NZ"/>
+              </w:rPr>
+            </w:pPr>
+            <w:r>
+              <w:rPr>
+                <w:rFonts w:ascii="Calibri" w:eastAsia="Times New Roman" w:hAnsi="Calibri" w:cs="Calibri"/>
+                <w:color w:val="000000"/>
+                <w:lang w:val="en-NZ"/>
+              </w:rPr>
+              <w:t>Team problems</w:t>
+            </w:r>
+          </w:p>
+        </w:tc>
+        <w:tc>
+          <w:tcPr>
+            <w:tcW w:w="960" w:type="dxa"/>
+            <w:tcBorders>
+              <w:top w:val="nil"/>
+              <w:left w:val="nil"/>
+              <w:bottom w:val="single" w:sz="4" w:space="0" w:color="auto"/>
+              <w:right w:val="nil"/>
+            </w:tcBorders>
+            <w:shd w:val="clear" w:color="auto" w:fill="auto"/>
+            <w:noWrap/>
+            <w:vAlign w:val="center"/>
+            <w:hideMark/>
+          </w:tcPr>
+          <w:p>
+            <w:pPr>
+              <w:spacing w:after="0" w:line="240" w:lineRule="auto"/>
+              <w:jc w:val="center"/>
+              <w:rPr>
+                <w:rFonts w:ascii="Calibri" w:eastAsia="Times New Roman" w:hAnsi="Calibri" w:cs="Calibri"/>
+                <w:color w:val="000000"/>
+                <w:lang w:val="en-NZ"/>
+              </w:rPr>
+            </w:pPr>
+            <w:r>
+              <w:rPr>
+                <w:rFonts w:ascii="Calibri" w:eastAsia="Times New Roman" w:hAnsi="Calibri" w:cs="Calibri"/>
+                <w:color w:val="000000"/>
+                <w:lang w:val="en-NZ"/>
+              </w:rPr>
+              <w:t>5.1</w:t>
+            </w:r>
+          </w:p>
+        </w:tc>
+        <w:tc>
+          <w:tcPr>
+            <w:tcW w:w="3620" w:type="dxa"/>
+            <w:tcBorders>
+              <w:top w:val="nil"/>
+              <w:left w:val="nil"/>
+              <w:bottom w:val="single" w:sz="4" w:space="0" w:color="auto"/>
+              <w:right w:val="nil"/>
+            </w:tcBorders>
+            <w:shd w:val="clear" w:color="auto" w:fill="auto"/>
+            <w:vAlign w:val="center"/>
+            <w:hideMark/>
+          </w:tcPr>
+          <w:p>
+            <w:pPr>
+              <w:spacing w:after="0" w:line="240" w:lineRule="auto"/>
+              <w:rPr>
+                <w:rFonts w:ascii="Calibri" w:eastAsia="Times New Roman" w:hAnsi="Calibri" w:cs="Calibri"/>
+                <w:color w:val="000000"/>
+                <w:lang w:val="en-NZ"/>
+              </w:rPr>
+            </w:pPr>
+            <w:r>
+              <w:rPr>
+                <w:rFonts w:ascii="Calibri" w:eastAsia="Times New Roman" w:hAnsi="Calibri" w:cs="Calibri"/>
+                <w:color w:val="000000"/>
+                <w:lang w:val="en-NZ"/>
+              </w:rPr>
+              <w:t>No rules discussed</w:t>
+            </w:r>
+          </w:p>
+        </w:tc>
+      </w:tr>
+      <w:tr>
+        <w:trPr>
+          <w:trHeight w:val="300"/>
+          <w:jc w:val="center"/>
+        </w:trPr>
+        <w:tc>
+          <w:tcPr>
+            <w:tcW w:w="2120" w:type="dxa"/>
+            <w:vMerge/>
+            <w:tcBorders>
+              <w:top w:val="nil"/>
+              <w:left w:val="nil"/>
+              <w:bottom w:val="single" w:sz="4" w:space="0" w:color="000000"/>
+              <w:right w:val="nil"/>
+            </w:tcBorders>
+            <w:vAlign w:val="center"/>
+            <w:hideMark/>
+          </w:tcPr>
+          <w:p>
+            <w:pPr>
+              <w:spacing w:after="0" w:line="240" w:lineRule="auto"/>
+              <w:rPr>
+                <w:rFonts w:ascii="Calibri" w:eastAsia="Times New Roman" w:hAnsi="Calibri" w:cs="Calibri"/>
+                <w:color w:val="000000"/>
+                <w:lang w:val="en-NZ"/>
+              </w:rPr>
+            </w:pPr>
+          </w:p>
+        </w:tc>
+        <w:tc>
+          <w:tcPr>
+            <w:tcW w:w="960" w:type="dxa"/>
+            <w:tcBorders>
+              <w:top w:val="nil"/>
+              <w:left w:val="nil"/>
+              <w:bottom w:val="single" w:sz="4" w:space="0" w:color="auto"/>
+              <w:right w:val="nil"/>
+            </w:tcBorders>
+            <w:shd w:val="clear" w:color="auto" w:fill="auto"/>
+            <w:noWrap/>
+            <w:vAlign w:val="center"/>
+            <w:hideMark/>
+          </w:tcPr>
+          <w:p>
+            <w:pPr>
+              <w:spacing w:after="0" w:line="240" w:lineRule="auto"/>
+              <w:jc w:val="center"/>
+              <w:rPr>
+                <w:rFonts w:ascii="Calibri" w:eastAsia="Times New Roman" w:hAnsi="Calibri" w:cs="Calibri"/>
+                <w:color w:val="000000"/>
+                <w:lang w:val="en-NZ"/>
+              </w:rPr>
+            </w:pPr>
+            <w:r>
+              <w:rPr>
+                <w:rFonts w:ascii="Calibri" w:eastAsia="Times New Roman" w:hAnsi="Calibri" w:cs="Calibri"/>
+                <w:color w:val="000000"/>
+                <w:lang w:val="en-NZ"/>
+              </w:rPr>
+              <w:t>5.2</w:t>
+            </w:r>
+          </w:p>
+        </w:tc>
+        <w:tc>
+          <w:tcPr>
+            <w:tcW w:w="3620" w:type="dxa"/>
+            <w:tcBorders>
+              <w:top w:val="nil"/>
+              <w:left w:val="nil"/>
+              <w:bottom w:val="single" w:sz="4" w:space="0" w:color="auto"/>
+              <w:right w:val="nil"/>
+            </w:tcBorders>
+            <w:shd w:val="clear" w:color="auto" w:fill="auto"/>
+            <w:vAlign w:val="center"/>
+            <w:hideMark/>
+          </w:tcPr>
+          <w:p>
+            <w:pPr>
+              <w:spacing w:after="0" w:line="240" w:lineRule="auto"/>
+              <w:rPr>
+                <w:rFonts w:ascii="Calibri" w:eastAsia="Times New Roman" w:hAnsi="Calibri" w:cs="Calibri"/>
+                <w:color w:val="000000"/>
+                <w:lang w:val="en-NZ"/>
+              </w:rPr>
+            </w:pPr>
+            <w:r>
+              <w:rPr>
+                <w:rFonts w:ascii="Calibri" w:eastAsia="Times New Roman" w:hAnsi="Calibri" w:cs="Calibri"/>
+                <w:color w:val="000000"/>
+                <w:lang w:val="en-NZ"/>
+              </w:rPr>
+              <w:t>Not adhering to the rules proposed</w:t>
+            </w:r>
+          </w:p>
+        </w:tc>
+      </w:tr>
+      <w:tr>
+        <w:trPr>
+          <w:trHeight w:val="300"/>
+          <w:jc w:val="center"/>
+        </w:trPr>
+        <w:tc>
+          <w:tcPr>
+            <w:tcW w:w="2120" w:type="dxa"/>
+            <w:vMerge/>
+            <w:tcBorders>
+              <w:top w:val="nil"/>
+              <w:left w:val="nil"/>
+              <w:bottom w:val="single" w:sz="4" w:space="0" w:color="000000"/>
+              <w:right w:val="nil"/>
+            </w:tcBorders>
+            <w:vAlign w:val="center"/>
+            <w:hideMark/>
+          </w:tcPr>
+          <w:p>
+            <w:pPr>
+              <w:spacing w:after="0" w:line="240" w:lineRule="auto"/>
+              <w:rPr>
+                <w:rFonts w:ascii="Calibri" w:eastAsia="Times New Roman" w:hAnsi="Calibri" w:cs="Calibri"/>
+                <w:color w:val="000000"/>
+                <w:lang w:val="en-NZ"/>
+              </w:rPr>
+            </w:pPr>
+          </w:p>
+        </w:tc>
+        <w:tc>
+          <w:tcPr>
+            <w:tcW w:w="960" w:type="dxa"/>
+            <w:tcBorders>
+              <w:top w:val="nil"/>
+              <w:left w:val="nil"/>
+              <w:bottom w:val="single" w:sz="4" w:space="0" w:color="auto"/>
+              <w:right w:val="nil"/>
+            </w:tcBorders>
+            <w:shd w:val="clear" w:color="auto" w:fill="auto"/>
+            <w:noWrap/>
+            <w:vAlign w:val="center"/>
+            <w:hideMark/>
+          </w:tcPr>
+          <w:p>
+            <w:pPr>
+              <w:spacing w:after="0" w:line="240" w:lineRule="auto"/>
+              <w:jc w:val="center"/>
+              <w:rPr>
+                <w:rFonts w:ascii="Calibri" w:eastAsia="Times New Roman" w:hAnsi="Calibri" w:cs="Calibri"/>
+                <w:color w:val="000000"/>
+                <w:lang w:val="en-NZ"/>
+              </w:rPr>
+            </w:pPr>
+            <w:r>
+              <w:rPr>
+                <w:rFonts w:ascii="Calibri" w:eastAsia="Times New Roman" w:hAnsi="Calibri" w:cs="Calibri"/>
+                <w:color w:val="000000"/>
+                <w:lang w:val="en-NZ"/>
+              </w:rPr>
+              <w:t>5.3</w:t>
+            </w:r>
+          </w:p>
+        </w:tc>
+        <w:tc>
+          <w:tcPr>
+            <w:tcW w:w="3620" w:type="dxa"/>
+            <w:tcBorders>
+              <w:top w:val="nil"/>
+              <w:left w:val="nil"/>
+              <w:bottom w:val="single" w:sz="4" w:space="0" w:color="auto"/>
+              <w:right w:val="nil"/>
+            </w:tcBorders>
+            <w:shd w:val="clear" w:color="auto" w:fill="auto"/>
+            <w:vAlign w:val="center"/>
+            <w:hideMark/>
+          </w:tcPr>
+          <w:p>
+            <w:pPr>
+              <w:spacing w:after="0" w:line="240" w:lineRule="auto"/>
+              <w:rPr>
+                <w:rFonts w:ascii="Calibri" w:eastAsia="Times New Roman" w:hAnsi="Calibri" w:cs="Calibri"/>
+                <w:color w:val="000000"/>
+                <w:lang w:val="en-NZ"/>
+              </w:rPr>
+            </w:pPr>
+            <w:r>
+              <w:rPr>
+                <w:rFonts w:ascii="Calibri" w:eastAsia="Times New Roman" w:hAnsi="Calibri" w:cs="Calibri"/>
+                <w:color w:val="000000"/>
+                <w:lang w:val="en-NZ"/>
+              </w:rPr>
+              <w:t>Uncoordinated work</w:t>
+            </w:r>
+          </w:p>
+        </w:tc>
+      </w:tr>
+      <w:tr>
+        <w:trPr>
+          <w:trHeight w:val="300"/>
+          <w:jc w:val="center"/>
+        </w:trPr>
+        <w:tc>
+          <w:tcPr>
+            <w:tcW w:w="2120" w:type="dxa"/>
+            <w:vMerge/>
+            <w:tcBorders>
+              <w:top w:val="nil"/>
+              <w:left w:val="nil"/>
+              <w:bottom w:val="single" w:sz="4" w:space="0" w:color="000000"/>
+              <w:right w:val="nil"/>
+            </w:tcBorders>
+            <w:vAlign w:val="center"/>
+            <w:hideMark/>
+          </w:tcPr>
+          <w:p>
+            <w:pPr>
+              <w:spacing w:after="0" w:line="240" w:lineRule="auto"/>
+              <w:rPr>
+                <w:rFonts w:ascii="Calibri" w:eastAsia="Times New Roman" w:hAnsi="Calibri" w:cs="Calibri"/>
+                <w:color w:val="000000"/>
+                <w:lang w:val="en-NZ"/>
+              </w:rPr>
+            </w:pPr>
+          </w:p>
+        </w:tc>
+        <w:tc>
+          <w:tcPr>
+            <w:tcW w:w="960" w:type="dxa"/>
+            <w:tcBorders>
+              <w:top w:val="nil"/>
+              <w:left w:val="nil"/>
+              <w:bottom w:val="single" w:sz="4" w:space="0" w:color="auto"/>
+              <w:right w:val="nil"/>
+            </w:tcBorders>
+            <w:shd w:val="clear" w:color="auto" w:fill="auto"/>
+            <w:noWrap/>
+            <w:vAlign w:val="center"/>
+            <w:hideMark/>
+          </w:tcPr>
+          <w:p>
+            <w:pPr>
+              <w:spacing w:after="0" w:line="240" w:lineRule="auto"/>
+              <w:jc w:val="center"/>
+              <w:rPr>
+                <w:rFonts w:ascii="Calibri" w:eastAsia="Times New Roman" w:hAnsi="Calibri" w:cs="Calibri"/>
+                <w:color w:val="000000"/>
+                <w:lang w:val="en-NZ"/>
+              </w:rPr>
+            </w:pPr>
+            <w:r>
+              <w:rPr>
+                <w:rFonts w:ascii="Calibri" w:eastAsia="Times New Roman" w:hAnsi="Calibri" w:cs="Calibri"/>
+                <w:color w:val="000000"/>
+                <w:lang w:val="en-NZ"/>
+              </w:rPr>
+              <w:t>5.4</w:t>
+            </w:r>
+          </w:p>
+        </w:tc>
+        <w:tc>
+          <w:tcPr>
+            <w:tcW w:w="3620" w:type="dxa"/>
+            <w:tcBorders>
+              <w:top w:val="nil"/>
+              <w:left w:val="nil"/>
+              <w:bottom w:val="single" w:sz="4" w:space="0" w:color="auto"/>
+              <w:right w:val="nil"/>
+            </w:tcBorders>
+            <w:shd w:val="clear" w:color="auto" w:fill="auto"/>
+            <w:vAlign w:val="center"/>
+            <w:hideMark/>
+          </w:tcPr>
+          <w:p>
+            <w:pPr>
+              <w:spacing w:after="0" w:line="240" w:lineRule="auto"/>
+              <w:rPr>
+                <w:rFonts w:ascii="Calibri" w:eastAsia="Times New Roman" w:hAnsi="Calibri" w:cs="Calibri"/>
+                <w:color w:val="000000"/>
+                <w:lang w:val="en-NZ"/>
+              </w:rPr>
+            </w:pPr>
+            <w:r>
+              <w:rPr>
+                <w:rFonts w:ascii="Calibri" w:eastAsia="Times New Roman" w:hAnsi="Calibri" w:cs="Calibri"/>
+                <w:color w:val="000000"/>
+                <w:lang w:val="en-NZ"/>
+              </w:rPr>
+              <w:t>The team is lazy</w:t>
+            </w:r>
+          </w:p>
+        </w:tc>
+      </w:tr>
+      <w:tr>
+        <w:trPr>
+          <w:trHeight w:val="300"/>
+          <w:jc w:val="center"/>
+        </w:trPr>
+        <w:tc>
+          <w:tcPr>
+            <w:tcW w:w="2120" w:type="dxa"/>
+            <w:vMerge/>
+            <w:tcBorders>
+              <w:top w:val="nil"/>
+              <w:left w:val="nil"/>
+              <w:bottom w:val="single" w:sz="4" w:space="0" w:color="000000"/>
+              <w:right w:val="nil"/>
+            </w:tcBorders>
+            <w:vAlign w:val="center"/>
+            <w:hideMark/>
+          </w:tcPr>
+          <w:p>
+            <w:pPr>
+              <w:spacing w:after="0" w:line="240" w:lineRule="auto"/>
+              <w:rPr>
+                <w:rFonts w:ascii="Calibri" w:eastAsia="Times New Roman" w:hAnsi="Calibri" w:cs="Calibri"/>
+                <w:color w:val="000000"/>
+                <w:lang w:val="en-NZ"/>
+              </w:rPr>
+            </w:pPr>
+          </w:p>
+        </w:tc>
+        <w:tc>
+          <w:tcPr>
+            <w:tcW w:w="960" w:type="dxa"/>
+            <w:tcBorders>
+              <w:top w:val="nil"/>
+              <w:left w:val="nil"/>
+              <w:bottom w:val="single" w:sz="4" w:space="0" w:color="auto"/>
+              <w:right w:val="nil"/>
+            </w:tcBorders>
+            <w:shd w:val="clear" w:color="auto" w:fill="auto"/>
+            <w:noWrap/>
+            <w:vAlign w:val="center"/>
+            <w:hideMark/>
+          </w:tcPr>
+          <w:p>
+            <w:pPr>
+              <w:spacing w:after="0" w:line="240" w:lineRule="auto"/>
+              <w:jc w:val="center"/>
+              <w:rPr>
+                <w:rFonts w:ascii="Calibri" w:eastAsia="Times New Roman" w:hAnsi="Calibri" w:cs="Calibri"/>
+                <w:color w:val="000000"/>
+                <w:lang w:val="en-NZ"/>
+              </w:rPr>
+            </w:pPr>
+            <w:r>
+              <w:rPr>
+                <w:rFonts w:ascii="Calibri" w:eastAsia="Times New Roman" w:hAnsi="Calibri" w:cs="Calibri"/>
+                <w:color w:val="000000"/>
+                <w:lang w:val="en-NZ"/>
+              </w:rPr>
+              <w:t>5.5</w:t>
+            </w:r>
+          </w:p>
+        </w:tc>
+        <w:tc>
+          <w:tcPr>
+            <w:tcW w:w="3620" w:type="dxa"/>
+            <w:tcBorders>
+              <w:top w:val="nil"/>
+              <w:left w:val="nil"/>
+              <w:bottom w:val="single" w:sz="4" w:space="0" w:color="auto"/>
+              <w:right w:val="nil"/>
+            </w:tcBorders>
+            <w:shd w:val="clear" w:color="auto" w:fill="auto"/>
+            <w:vAlign w:val="center"/>
+            <w:hideMark/>
+          </w:tcPr>
+          <w:p>
+            <w:pPr>
+              <w:spacing w:after="0" w:line="240" w:lineRule="auto"/>
+              <w:rPr>
+                <w:rFonts w:ascii="Calibri" w:eastAsia="Times New Roman" w:hAnsi="Calibri" w:cs="Calibri"/>
+                <w:color w:val="000000"/>
+                <w:lang w:val="en-NZ"/>
+              </w:rPr>
+            </w:pPr>
+            <w:r>
+              <w:rPr>
+                <w:rFonts w:ascii="Calibri" w:eastAsia="Times New Roman" w:hAnsi="Calibri" w:cs="Calibri"/>
+                <w:color w:val="000000"/>
+                <w:lang w:val="en-NZ"/>
+              </w:rPr>
+              <w:t>Only online communication</w:t>
+            </w:r>
+          </w:p>
+        </w:tc>
+      </w:tr>
+      <w:tr>
+        <w:trPr>
+          <w:trHeight w:val="300"/>
+          <w:jc w:val="center"/>
+        </w:trPr>
+        <w:tc>
+          <w:tcPr>
+            <w:tcW w:w="2120" w:type="dxa"/>
+            <w:vMerge/>
+            <w:tcBorders>
+              <w:top w:val="nil"/>
+              <w:left w:val="nil"/>
+              <w:bottom w:val="single" w:sz="4" w:space="0" w:color="000000"/>
+              <w:right w:val="nil"/>
+            </w:tcBorders>
+            <w:vAlign w:val="center"/>
+            <w:hideMark/>
+          </w:tcPr>
+          <w:p>
+            <w:pPr>
+              <w:spacing w:after="0" w:line="240" w:lineRule="auto"/>
+              <w:rPr>
+                <w:rFonts w:ascii="Calibri" w:eastAsia="Times New Roman" w:hAnsi="Calibri" w:cs="Calibri"/>
+                <w:color w:val="000000"/>
+                <w:lang w:val="en-NZ"/>
+              </w:rPr>
+            </w:pPr>
+          </w:p>
+        </w:tc>
+        <w:tc>
+          <w:tcPr>
+            <w:tcW w:w="960" w:type="dxa"/>
+            <w:tcBorders>
+              <w:top w:val="nil"/>
+              <w:left w:val="nil"/>
+              <w:bottom w:val="single" w:sz="4" w:space="0" w:color="auto"/>
+              <w:right w:val="nil"/>
+            </w:tcBorders>
+            <w:shd w:val="clear" w:color="auto" w:fill="auto"/>
+            <w:noWrap/>
+            <w:vAlign w:val="center"/>
+            <w:hideMark/>
+          </w:tcPr>
+          <w:p>
+            <w:pPr>
+              <w:spacing w:after="0" w:line="240" w:lineRule="auto"/>
+              <w:jc w:val="center"/>
+              <w:rPr>
+                <w:rFonts w:ascii="Calibri" w:eastAsia="Times New Roman" w:hAnsi="Calibri" w:cs="Calibri"/>
+                <w:color w:val="000000"/>
+                <w:lang w:val="en-NZ"/>
+              </w:rPr>
+            </w:pPr>
+            <w:r>
+              <w:rPr>
+                <w:rFonts w:ascii="Calibri" w:eastAsia="Times New Roman" w:hAnsi="Calibri" w:cs="Calibri"/>
+                <w:color w:val="000000"/>
+                <w:lang w:val="en-NZ"/>
+              </w:rPr>
+              <w:t>5.6</w:t>
+            </w:r>
+          </w:p>
+        </w:tc>
+        <w:tc>
+          <w:tcPr>
+            <w:tcW w:w="3620" w:type="dxa"/>
+            <w:tcBorders>
+              <w:top w:val="nil"/>
+              <w:left w:val="nil"/>
+              <w:bottom w:val="single" w:sz="4" w:space="0" w:color="auto"/>
+              <w:right w:val="nil"/>
+            </w:tcBorders>
+            <w:shd w:val="clear" w:color="auto" w:fill="auto"/>
+            <w:vAlign w:val="center"/>
+            <w:hideMark/>
+          </w:tcPr>
+          <w:p>
+            <w:pPr>
+              <w:spacing w:after="0" w:line="240" w:lineRule="auto"/>
+              <w:rPr>
+                <w:rFonts w:ascii="Calibri" w:eastAsia="Times New Roman" w:hAnsi="Calibri" w:cs="Calibri"/>
+                <w:color w:val="000000"/>
+                <w:lang w:val="en-NZ"/>
+              </w:rPr>
+            </w:pPr>
+            <w:r>
+              <w:rPr>
+                <w:rFonts w:ascii="Calibri" w:eastAsia="Times New Roman" w:hAnsi="Calibri" w:cs="Calibri"/>
+                <w:color w:val="000000"/>
+                <w:lang w:val="en-NZ"/>
+              </w:rPr>
+              <w:t>Not responding to messages</w:t>
+            </w:r>
+          </w:p>
+        </w:tc>
+      </w:tr>
+      <w:tr>
+        <w:trPr>
+          <w:trHeight w:val="300"/>
+          <w:jc w:val="center"/>
+        </w:trPr>
+        <w:tc>
+          <w:tcPr>
+            <w:tcW w:w="2120" w:type="dxa"/>
+            <w:vMerge/>
+            <w:tcBorders>
+              <w:top w:val="nil"/>
+              <w:left w:val="nil"/>
+              <w:bottom w:val="single" w:sz="4" w:space="0" w:color="000000"/>
+              <w:right w:val="nil"/>
+            </w:tcBorders>
+            <w:vAlign w:val="center"/>
+            <w:hideMark/>
+          </w:tcPr>
+          <w:p>
+            <w:pPr>
+              <w:spacing w:after="0" w:line="240" w:lineRule="auto"/>
+              <w:rPr>
+                <w:rFonts w:ascii="Calibri" w:eastAsia="Times New Roman" w:hAnsi="Calibri" w:cs="Calibri"/>
+                <w:color w:val="000000"/>
+                <w:lang w:val="en-NZ"/>
+              </w:rPr>
+            </w:pPr>
+          </w:p>
+        </w:tc>
+        <w:tc>
+          <w:tcPr>
+            <w:tcW w:w="960" w:type="dxa"/>
+            <w:tcBorders>
+              <w:top w:val="nil"/>
+              <w:left w:val="nil"/>
+              <w:bottom w:val="single" w:sz="4" w:space="0" w:color="auto"/>
+              <w:right w:val="nil"/>
+            </w:tcBorders>
+            <w:shd w:val="clear" w:color="auto" w:fill="auto"/>
+            <w:noWrap/>
+            <w:vAlign w:val="center"/>
+            <w:hideMark/>
+          </w:tcPr>
+          <w:p>
+            <w:pPr>
+              <w:spacing w:after="0" w:line="240" w:lineRule="auto"/>
+              <w:jc w:val="center"/>
+              <w:rPr>
+                <w:rFonts w:ascii="Calibri" w:eastAsia="Times New Roman" w:hAnsi="Calibri" w:cs="Calibri"/>
+                <w:color w:val="000000"/>
+                <w:lang w:val="en-NZ"/>
+              </w:rPr>
+            </w:pPr>
+            <w:r>
+              <w:rPr>
+                <w:rFonts w:ascii="Calibri" w:eastAsia="Times New Roman" w:hAnsi="Calibri" w:cs="Calibri"/>
+                <w:color w:val="000000"/>
+                <w:lang w:val="en-NZ"/>
+              </w:rPr>
+              <w:t>5.7</w:t>
+            </w:r>
+          </w:p>
+        </w:tc>
+        <w:tc>
+          <w:tcPr>
+            <w:tcW w:w="3620" w:type="dxa"/>
+            <w:tcBorders>
+              <w:top w:val="nil"/>
+              <w:left w:val="nil"/>
+              <w:bottom w:val="single" w:sz="4" w:space="0" w:color="auto"/>
+              <w:right w:val="nil"/>
+            </w:tcBorders>
+            <w:shd w:val="clear" w:color="auto" w:fill="auto"/>
+            <w:vAlign w:val="center"/>
+            <w:hideMark/>
+          </w:tcPr>
+          <w:p>
+            <w:pPr>
+              <w:spacing w:after="0" w:line="240" w:lineRule="auto"/>
+              <w:rPr>
+                <w:rFonts w:ascii="Calibri" w:eastAsia="Times New Roman" w:hAnsi="Calibri" w:cs="Calibri"/>
+                <w:color w:val="000000"/>
+                <w:lang w:val="en-NZ"/>
+              </w:rPr>
+            </w:pPr>
+            <w:r>
+              <w:rPr>
+                <w:rFonts w:ascii="Calibri" w:eastAsia="Times New Roman" w:hAnsi="Calibri" w:cs="Calibri"/>
+                <w:color w:val="000000"/>
+                <w:lang w:val="en-NZ"/>
+              </w:rPr>
+              <w:t>No problems reported</w:t>
+            </w:r>
+          </w:p>
+        </w:tc>
+      </w:tr>
+      <w:tr>
+        <w:trPr>
+          <w:trHeight w:val="300"/>
+          <w:jc w:val="center"/>
+        </w:trPr>
+        <w:tc>
+          <w:tcPr>
+            <w:tcW w:w="2120" w:type="dxa"/>
+            <w:vMerge/>
+            <w:tcBorders>
+              <w:top w:val="nil"/>
+              <w:left w:val="nil"/>
+              <w:bottom w:val="single" w:sz="4" w:space="0" w:color="000000"/>
+              <w:right w:val="nil"/>
+            </w:tcBorders>
+            <w:vAlign w:val="center"/>
+            <w:hideMark/>
+          </w:tcPr>
+          <w:p>
+            <w:pPr>
+              <w:spacing w:after="0" w:line="240" w:lineRule="auto"/>
+              <w:rPr>
+                <w:rFonts w:ascii="Calibri" w:eastAsia="Times New Roman" w:hAnsi="Calibri" w:cs="Calibri"/>
+                <w:color w:val="000000"/>
+                <w:lang w:val="en-NZ"/>
+              </w:rPr>
+            </w:pPr>
+          </w:p>
+        </w:tc>
+        <w:tc>
+          <w:tcPr>
+            <w:tcW w:w="960" w:type="dxa"/>
+            <w:tcBorders>
+              <w:top w:val="nil"/>
+              <w:left w:val="nil"/>
+              <w:bottom w:val="single" w:sz="4" w:space="0" w:color="auto"/>
+              <w:right w:val="nil"/>
+            </w:tcBorders>
+            <w:shd w:val="clear" w:color="auto" w:fill="auto"/>
+            <w:noWrap/>
+            <w:vAlign w:val="center"/>
+            <w:hideMark/>
+          </w:tcPr>
+          <w:p>
+            <w:pPr>
+              <w:spacing w:after="0" w:line="240" w:lineRule="auto"/>
+              <w:jc w:val="center"/>
+              <w:rPr>
+                <w:rFonts w:ascii="Calibri" w:eastAsia="Times New Roman" w:hAnsi="Calibri" w:cs="Calibri"/>
+                <w:color w:val="000000"/>
+                <w:lang w:val="en-NZ"/>
+              </w:rPr>
+            </w:pPr>
+            <w:r>
+              <w:rPr>
+                <w:rFonts w:ascii="Calibri" w:eastAsia="Times New Roman" w:hAnsi="Calibri" w:cs="Calibri"/>
+                <w:color w:val="000000"/>
+                <w:lang w:val="en-NZ"/>
+              </w:rPr>
+              <w:t>5.8</w:t>
+            </w:r>
+          </w:p>
+        </w:tc>
+        <w:tc>
+          <w:tcPr>
+            <w:tcW w:w="3620" w:type="dxa"/>
+            <w:tcBorders>
+              <w:top w:val="nil"/>
+              <w:left w:val="nil"/>
+              <w:bottom w:val="single" w:sz="4" w:space="0" w:color="auto"/>
+              <w:right w:val="nil"/>
+            </w:tcBorders>
+            <w:shd w:val="clear" w:color="auto" w:fill="auto"/>
+            <w:vAlign w:val="center"/>
+            <w:hideMark/>
+          </w:tcPr>
+          <w:p>
+            <w:pPr>
+              <w:spacing w:after="0" w:line="240" w:lineRule="auto"/>
+              <w:rPr>
+                <w:rFonts w:ascii="Calibri" w:eastAsia="Times New Roman" w:hAnsi="Calibri" w:cs="Calibri"/>
+                <w:color w:val="000000"/>
+                <w:lang w:val="en-NZ"/>
+              </w:rPr>
+            </w:pPr>
+            <w:r>
+              <w:rPr>
+                <w:rFonts w:ascii="Calibri" w:eastAsia="Times New Roman" w:hAnsi="Calibri" w:cs="Calibri"/>
+                <w:color w:val="000000"/>
+                <w:lang w:val="en-NZ"/>
+              </w:rPr>
+              <w:t>Poor time management</w:t>
+            </w:r>
+          </w:p>
+        </w:tc>
+      </w:tr>
+      <w:tr>
+        <w:trPr>
+          <w:trHeight w:val="300"/>
+          <w:jc w:val="center"/>
+        </w:trPr>
+        <w:tc>
+          <w:tcPr>
+            <w:tcW w:w="2120" w:type="dxa"/>
+            <w:vMerge/>
+            <w:tcBorders>
+              <w:top w:val="nil"/>
+              <w:left w:val="nil"/>
+              <w:bottom w:val="single" w:sz="4" w:space="0" w:color="000000"/>
+              <w:right w:val="nil"/>
+            </w:tcBorders>
+            <w:vAlign w:val="center"/>
+            <w:hideMark/>
+          </w:tcPr>
+          <w:p>
+            <w:pPr>
+              <w:spacing w:after="0" w:line="240" w:lineRule="auto"/>
+              <w:rPr>
+                <w:rFonts w:ascii="Calibri" w:eastAsia="Times New Roman" w:hAnsi="Calibri" w:cs="Calibri"/>
+                <w:color w:val="000000"/>
+                <w:lang w:val="en-NZ"/>
+              </w:rPr>
+            </w:pPr>
+          </w:p>
+        </w:tc>
+        <w:tc>
+          <w:tcPr>
+            <w:tcW w:w="960" w:type="dxa"/>
+            <w:tcBorders>
+              <w:top w:val="nil"/>
+              <w:left w:val="nil"/>
+              <w:bottom w:val="single" w:sz="4" w:space="0" w:color="auto"/>
+              <w:right w:val="nil"/>
+            </w:tcBorders>
+            <w:shd w:val="clear" w:color="auto" w:fill="auto"/>
+            <w:noWrap/>
+            <w:vAlign w:val="center"/>
+            <w:hideMark/>
+          </w:tcPr>
+          <w:p>
+            <w:pPr>
+              <w:spacing w:after="0" w:line="240" w:lineRule="auto"/>
+              <w:jc w:val="center"/>
+              <w:rPr>
+                <w:rFonts w:ascii="Calibri" w:eastAsia="Times New Roman" w:hAnsi="Calibri" w:cs="Calibri"/>
+                <w:color w:val="000000"/>
+                <w:lang w:val="en-NZ"/>
+              </w:rPr>
+            </w:pPr>
+            <w:r>
+              <w:rPr>
+                <w:rFonts w:ascii="Calibri" w:eastAsia="Times New Roman" w:hAnsi="Calibri" w:cs="Calibri"/>
+                <w:color w:val="000000"/>
+                <w:lang w:val="en-NZ"/>
+              </w:rPr>
+              <w:t>5.9</w:t>
+            </w:r>
+          </w:p>
+        </w:tc>
+        <w:tc>
+          <w:tcPr>
+            <w:tcW w:w="3620" w:type="dxa"/>
+            <w:tcBorders>
+              <w:top w:val="nil"/>
+              <w:left w:val="nil"/>
+              <w:bottom w:val="single" w:sz="4" w:space="0" w:color="auto"/>
+              <w:right w:val="nil"/>
+            </w:tcBorders>
+            <w:shd w:val="clear" w:color="auto" w:fill="auto"/>
+            <w:vAlign w:val="center"/>
+            <w:hideMark/>
+          </w:tcPr>
+          <w:p>
+            <w:pPr>
+              <w:spacing w:after="0" w:line="240" w:lineRule="auto"/>
+              <w:rPr>
+                <w:rFonts w:ascii="Calibri" w:eastAsia="Times New Roman" w:hAnsi="Calibri" w:cs="Calibri"/>
+                <w:color w:val="000000"/>
+                <w:lang w:val="en-NZ"/>
+              </w:rPr>
+            </w:pPr>
+            <w:r>
+              <w:rPr>
+                <w:rFonts w:ascii="Calibri" w:eastAsia="Times New Roman" w:hAnsi="Calibri" w:cs="Calibri"/>
+                <w:color w:val="000000"/>
+                <w:lang w:val="en-NZ"/>
+              </w:rPr>
+              <w:t>The team was too big to manage</w:t>
+            </w:r>
+          </w:p>
+        </w:tc>
+      </w:tr>
+      <w:tr>
+        <w:trPr>
+          <w:trHeight w:val="300"/>
+          <w:jc w:val="center"/>
+        </w:trPr>
+        <w:tc>
+          <w:tcPr>
+            <w:tcW w:w="2120" w:type="dxa"/>
+            <w:vMerge w:val="restart"/>
+            <w:tcBorders>
+              <w:top w:val="nil"/>
+              <w:left w:val="nil"/>
+              <w:bottom w:val="single" w:sz="4" w:space="0" w:color="000000"/>
+              <w:right w:val="nil"/>
+            </w:tcBorders>
+            <w:shd w:val="clear" w:color="auto" w:fill="auto"/>
+            <w:noWrap/>
+            <w:vAlign w:val="center"/>
+            <w:hideMark/>
+          </w:tcPr>
+          <w:p>
+            <w:pPr>
+              <w:spacing w:after="0" w:line="240" w:lineRule="auto"/>
+              <w:jc w:val="center"/>
+              <w:rPr>
+                <w:rFonts w:ascii="Calibri" w:eastAsia="Times New Roman" w:hAnsi="Calibri" w:cs="Calibri"/>
+                <w:color w:val="000000"/>
+                <w:lang w:val="en-NZ"/>
+              </w:rPr>
+            </w:pPr>
+            <w:r>
+              <w:rPr>
+                <w:rFonts w:ascii="Calibri" w:eastAsia="Times New Roman" w:hAnsi="Calibri" w:cs="Calibri"/>
+                <w:color w:val="000000"/>
+                <w:lang w:val="en-NZ"/>
+              </w:rPr>
+              <w:t>External Intervention</w:t>
+            </w:r>
+          </w:p>
+        </w:tc>
+        <w:tc>
+          <w:tcPr>
+            <w:tcW w:w="960" w:type="dxa"/>
+            <w:tcBorders>
+              <w:top w:val="nil"/>
+              <w:left w:val="nil"/>
+              <w:bottom w:val="single" w:sz="4" w:space="0" w:color="auto"/>
+              <w:right w:val="nil"/>
+            </w:tcBorders>
+            <w:shd w:val="clear" w:color="auto" w:fill="auto"/>
+            <w:noWrap/>
+            <w:vAlign w:val="center"/>
+            <w:hideMark/>
+          </w:tcPr>
+          <w:p>
+            <w:pPr>
+              <w:spacing w:after="0" w:line="240" w:lineRule="auto"/>
+              <w:jc w:val="center"/>
+              <w:rPr>
+                <w:rFonts w:ascii="Calibri" w:eastAsia="Times New Roman" w:hAnsi="Calibri" w:cs="Calibri"/>
+                <w:color w:val="000000"/>
+                <w:lang w:val="en-NZ"/>
+              </w:rPr>
+            </w:pPr>
+            <w:r>
+              <w:rPr>
+                <w:rFonts w:ascii="Calibri" w:eastAsia="Times New Roman" w:hAnsi="Calibri" w:cs="Calibri"/>
+                <w:color w:val="000000"/>
+                <w:lang w:val="en-NZ"/>
+              </w:rPr>
+              <w:t>6.1</w:t>
+            </w:r>
+          </w:p>
+        </w:tc>
+        <w:tc>
+          <w:tcPr>
+            <w:tcW w:w="3620" w:type="dxa"/>
+            <w:tcBorders>
+              <w:top w:val="nil"/>
+              <w:left w:val="nil"/>
+              <w:bottom w:val="single" w:sz="4" w:space="0" w:color="auto"/>
+              <w:right w:val="nil"/>
+            </w:tcBorders>
+            <w:shd w:val="clear" w:color="auto" w:fill="auto"/>
+            <w:vAlign w:val="center"/>
+            <w:hideMark/>
+          </w:tcPr>
+          <w:p>
+            <w:pPr>
+              <w:spacing w:after="0" w:line="240" w:lineRule="auto"/>
+              <w:rPr>
+                <w:rFonts w:ascii="Calibri" w:eastAsia="Times New Roman" w:hAnsi="Calibri" w:cs="Calibri"/>
+                <w:color w:val="000000"/>
+                <w:lang w:val="en-NZ"/>
+              </w:rPr>
+            </w:pPr>
+            <w:r>
+              <w:rPr>
+                <w:rFonts w:ascii="Calibri" w:eastAsia="Times New Roman" w:hAnsi="Calibri" w:cs="Calibri"/>
+                <w:color w:val="000000"/>
+                <w:lang w:val="en-NZ"/>
+              </w:rPr>
+              <w:t>Lecturer help with organization</w:t>
+            </w:r>
+          </w:p>
+        </w:tc>
+      </w:tr>
+      <w:tr>
+        <w:trPr>
+          <w:trHeight w:val="300"/>
+          <w:jc w:val="center"/>
+        </w:trPr>
+        <w:tc>
+          <w:tcPr>
+            <w:tcW w:w="2120" w:type="dxa"/>
+            <w:vMerge/>
+            <w:tcBorders>
+              <w:top w:val="nil"/>
+              <w:left w:val="nil"/>
+              <w:bottom w:val="single" w:sz="4" w:space="0" w:color="000000"/>
+              <w:right w:val="nil"/>
+            </w:tcBorders>
+            <w:vAlign w:val="center"/>
+            <w:hideMark/>
+          </w:tcPr>
+          <w:p>
+            <w:pPr>
+              <w:spacing w:after="0" w:line="240" w:lineRule="auto"/>
+              <w:rPr>
+                <w:rFonts w:ascii="Calibri" w:eastAsia="Times New Roman" w:hAnsi="Calibri" w:cs="Calibri"/>
+                <w:color w:val="000000"/>
+                <w:lang w:val="en-NZ"/>
+              </w:rPr>
+            </w:pPr>
+          </w:p>
+        </w:tc>
+        <w:tc>
+          <w:tcPr>
+            <w:tcW w:w="960" w:type="dxa"/>
+            <w:tcBorders>
+              <w:top w:val="nil"/>
+              <w:left w:val="nil"/>
+              <w:bottom w:val="single" w:sz="4" w:space="0" w:color="auto"/>
+              <w:right w:val="nil"/>
+            </w:tcBorders>
+            <w:shd w:val="clear" w:color="auto" w:fill="auto"/>
+            <w:noWrap/>
+            <w:vAlign w:val="center"/>
+            <w:hideMark/>
+          </w:tcPr>
+          <w:p>
+            <w:pPr>
+              <w:spacing w:after="0" w:line="240" w:lineRule="auto"/>
+              <w:jc w:val="center"/>
+              <w:rPr>
+                <w:rFonts w:ascii="Calibri" w:eastAsia="Times New Roman" w:hAnsi="Calibri" w:cs="Calibri"/>
+                <w:color w:val="000000"/>
+                <w:lang w:val="en-NZ"/>
+              </w:rPr>
+            </w:pPr>
+            <w:r>
+              <w:rPr>
+                <w:rFonts w:ascii="Calibri" w:eastAsia="Times New Roman" w:hAnsi="Calibri" w:cs="Calibri"/>
+                <w:color w:val="000000"/>
+                <w:lang w:val="en-NZ"/>
+              </w:rPr>
+              <w:t>6.2</w:t>
+            </w:r>
+          </w:p>
+        </w:tc>
+        <w:tc>
+          <w:tcPr>
+            <w:tcW w:w="3620" w:type="dxa"/>
+            <w:tcBorders>
+              <w:top w:val="nil"/>
+              <w:left w:val="nil"/>
+              <w:bottom w:val="single" w:sz="4" w:space="0" w:color="auto"/>
+              <w:right w:val="nil"/>
+            </w:tcBorders>
+            <w:shd w:val="clear" w:color="auto" w:fill="auto"/>
+            <w:vAlign w:val="center"/>
+            <w:hideMark/>
+          </w:tcPr>
+          <w:p>
+            <w:pPr>
+              <w:spacing w:after="0" w:line="240" w:lineRule="auto"/>
+              <w:rPr>
+                <w:rFonts w:ascii="Calibri" w:eastAsia="Times New Roman" w:hAnsi="Calibri" w:cs="Calibri"/>
+                <w:color w:val="000000"/>
+                <w:lang w:val="en-NZ"/>
+              </w:rPr>
+            </w:pPr>
+            <w:r>
+              <w:rPr>
+                <w:rFonts w:ascii="Calibri" w:eastAsia="Times New Roman" w:hAnsi="Calibri" w:cs="Calibri"/>
+                <w:color w:val="000000"/>
+                <w:lang w:val="en-NZ"/>
+              </w:rPr>
+              <w:t xml:space="preserve">The </w:t>
+            </w:r>
+            <w:r>
+              <w:rPr>
+                <w:rFonts w:ascii="Calibri" w:eastAsia="Times New Roman" w:hAnsi="Calibri" w:cs="Calibri"/>
+                <w:color w:val="000000"/>
+                <w:lang w:val="en-NZ"/>
+              </w:rPr>
+              <w:t>teaching</w:t>
+            </w:r>
+            <w:r>
+              <w:rPr>
+                <w:rFonts w:ascii="Calibri" w:eastAsia="Times New Roman" w:hAnsi="Calibri" w:cs="Calibri"/>
+                <w:color w:val="000000"/>
+                <w:lang w:val="en-NZ"/>
+              </w:rPr>
+              <w:t xml:space="preserve"> team is not helping</w:t>
+            </w:r>
+          </w:p>
+        </w:tc>
+      </w:tr>
+      <w:tr>
+        <w:trPr>
+          <w:trHeight w:val="600"/>
+          <w:jc w:val="center"/>
+        </w:trPr>
+        <w:tc>
+          <w:tcPr>
+            <w:tcW w:w="2120" w:type="dxa"/>
+            <w:vMerge w:val="restart"/>
+            <w:tcBorders>
+              <w:top w:val="nil"/>
+              <w:left w:val="nil"/>
+              <w:bottom w:val="single" w:sz="4" w:space="0" w:color="000000"/>
+              <w:right w:val="nil"/>
+            </w:tcBorders>
+            <w:shd w:val="clear" w:color="auto" w:fill="auto"/>
+            <w:noWrap/>
+            <w:vAlign w:val="center"/>
+            <w:hideMark/>
+          </w:tcPr>
+          <w:p>
+            <w:pPr>
+              <w:spacing w:after="0" w:line="240" w:lineRule="auto"/>
+              <w:jc w:val="center"/>
+              <w:rPr>
+                <w:rFonts w:ascii="Calibri" w:eastAsia="Times New Roman" w:hAnsi="Calibri" w:cs="Calibri"/>
+                <w:color w:val="000000"/>
+                <w:lang w:val="en-NZ"/>
+              </w:rPr>
+            </w:pPr>
+            <w:r>
+              <w:rPr>
+                <w:rFonts w:ascii="Calibri" w:eastAsia="Times New Roman" w:hAnsi="Calibri" w:cs="Calibri"/>
+                <w:color w:val="000000"/>
+                <w:lang w:val="en-NZ"/>
+              </w:rPr>
+              <w:t>Use of technology</w:t>
+            </w:r>
+          </w:p>
+        </w:tc>
+        <w:tc>
+          <w:tcPr>
+            <w:tcW w:w="960" w:type="dxa"/>
+            <w:tcBorders>
+              <w:top w:val="nil"/>
+              <w:left w:val="nil"/>
+              <w:bottom w:val="single" w:sz="4" w:space="0" w:color="auto"/>
+              <w:right w:val="nil"/>
+            </w:tcBorders>
+            <w:shd w:val="clear" w:color="auto" w:fill="auto"/>
+            <w:noWrap/>
+            <w:vAlign w:val="center"/>
+            <w:hideMark/>
+          </w:tcPr>
+          <w:p>
+            <w:pPr>
+              <w:spacing w:after="0" w:line="240" w:lineRule="auto"/>
+              <w:jc w:val="center"/>
+              <w:rPr>
+                <w:rFonts w:ascii="Calibri" w:eastAsia="Times New Roman" w:hAnsi="Calibri" w:cs="Calibri"/>
+                <w:color w:val="000000"/>
+                <w:lang w:val="en-NZ"/>
+              </w:rPr>
+            </w:pPr>
+            <w:r>
+              <w:rPr>
+                <w:rFonts w:ascii="Calibri" w:eastAsia="Times New Roman" w:hAnsi="Calibri" w:cs="Calibri"/>
+                <w:color w:val="000000"/>
+                <w:lang w:val="en-NZ"/>
+              </w:rPr>
+              <w:t>7.1</w:t>
+            </w:r>
+          </w:p>
+        </w:tc>
+        <w:tc>
+          <w:tcPr>
+            <w:tcW w:w="3620" w:type="dxa"/>
+            <w:tcBorders>
+              <w:top w:val="nil"/>
+              <w:left w:val="nil"/>
+              <w:bottom w:val="single" w:sz="4" w:space="0" w:color="auto"/>
+              <w:right w:val="nil"/>
+            </w:tcBorders>
+            <w:shd w:val="clear" w:color="auto" w:fill="auto"/>
+            <w:vAlign w:val="center"/>
+            <w:hideMark/>
+          </w:tcPr>
+          <w:p>
+            <w:pPr>
+              <w:spacing w:after="0" w:line="240" w:lineRule="auto"/>
+              <w:rPr>
+                <w:rFonts w:ascii="Calibri" w:eastAsia="Times New Roman" w:hAnsi="Calibri" w:cs="Calibri"/>
+                <w:color w:val="000000"/>
+                <w:lang w:val="en-NZ"/>
+              </w:rPr>
+            </w:pPr>
+            <w:r>
+              <w:rPr>
+                <w:rFonts w:ascii="Calibri" w:eastAsia="Times New Roman" w:hAnsi="Calibri" w:cs="Calibri"/>
+                <w:color w:val="000000"/>
+                <w:lang w:val="en-NZ"/>
+              </w:rPr>
+              <w:t>Asynchronous messages for feedback and validation</w:t>
+            </w:r>
+          </w:p>
+        </w:tc>
+      </w:tr>
+      <w:tr>
+        <w:trPr>
+          <w:trHeight w:val="300"/>
+          <w:jc w:val="center"/>
+        </w:trPr>
+        <w:tc>
+          <w:tcPr>
+            <w:tcW w:w="2120" w:type="dxa"/>
+            <w:vMerge/>
+            <w:tcBorders>
+              <w:top w:val="nil"/>
+              <w:left w:val="nil"/>
+              <w:bottom w:val="single" w:sz="4" w:space="0" w:color="000000"/>
+              <w:right w:val="nil"/>
+            </w:tcBorders>
+            <w:vAlign w:val="center"/>
+            <w:hideMark/>
+          </w:tcPr>
+          <w:p>
+            <w:pPr>
+              <w:spacing w:after="0" w:line="240" w:lineRule="auto"/>
+              <w:rPr>
+                <w:rFonts w:ascii="Calibri" w:eastAsia="Times New Roman" w:hAnsi="Calibri" w:cs="Calibri"/>
+                <w:color w:val="000000"/>
+                <w:lang w:val="en-NZ"/>
+              </w:rPr>
+            </w:pPr>
+          </w:p>
+        </w:tc>
+        <w:tc>
+          <w:tcPr>
+            <w:tcW w:w="960" w:type="dxa"/>
+            <w:tcBorders>
+              <w:top w:val="nil"/>
+              <w:left w:val="nil"/>
+              <w:bottom w:val="single" w:sz="4" w:space="0" w:color="auto"/>
+              <w:right w:val="nil"/>
+            </w:tcBorders>
+            <w:shd w:val="clear" w:color="auto" w:fill="auto"/>
+            <w:noWrap/>
+            <w:vAlign w:val="center"/>
+            <w:hideMark/>
+          </w:tcPr>
+          <w:p>
+            <w:pPr>
+              <w:spacing w:after="0" w:line="240" w:lineRule="auto"/>
+              <w:jc w:val="center"/>
+              <w:rPr>
+                <w:rFonts w:ascii="Calibri" w:eastAsia="Times New Roman" w:hAnsi="Calibri" w:cs="Calibri"/>
+                <w:color w:val="000000"/>
+                <w:lang w:val="en-NZ"/>
+              </w:rPr>
+            </w:pPr>
+            <w:r>
+              <w:rPr>
+                <w:rFonts w:ascii="Calibri" w:eastAsia="Times New Roman" w:hAnsi="Calibri" w:cs="Calibri"/>
+                <w:color w:val="000000"/>
+                <w:lang w:val="en-NZ"/>
+              </w:rPr>
+              <w:t>7.2</w:t>
+            </w:r>
+          </w:p>
+        </w:tc>
+        <w:tc>
+          <w:tcPr>
+            <w:tcW w:w="3620" w:type="dxa"/>
+            <w:tcBorders>
+              <w:top w:val="nil"/>
+              <w:left w:val="nil"/>
+              <w:bottom w:val="single" w:sz="4" w:space="0" w:color="auto"/>
+              <w:right w:val="nil"/>
+            </w:tcBorders>
+            <w:shd w:val="clear" w:color="auto" w:fill="auto"/>
+            <w:vAlign w:val="center"/>
+            <w:hideMark/>
+          </w:tcPr>
+          <w:p>
+            <w:pPr>
+              <w:spacing w:after="0" w:line="240" w:lineRule="auto"/>
+              <w:rPr>
+                <w:rFonts w:ascii="Calibri" w:eastAsia="Times New Roman" w:hAnsi="Calibri" w:cs="Calibri"/>
+                <w:color w:val="000000"/>
+                <w:lang w:val="en-NZ"/>
+              </w:rPr>
+            </w:pPr>
+            <w:r>
+              <w:rPr>
+                <w:rFonts w:ascii="Calibri" w:eastAsia="Times New Roman" w:hAnsi="Calibri" w:cs="Calibri"/>
+                <w:color w:val="000000"/>
+                <w:lang w:val="en-NZ"/>
+              </w:rPr>
+              <w:t>Help from ChatGPT</w:t>
+            </w:r>
+          </w:p>
+        </w:tc>
+      </w:tr>
+      <w:tr>
+        <w:trPr>
+          <w:trHeight w:val="600"/>
+          <w:jc w:val="center"/>
+        </w:trPr>
+        <w:tc>
+          <w:tcPr>
+            <w:tcW w:w="2120" w:type="dxa"/>
+            <w:vMerge w:val="restart"/>
+            <w:tcBorders>
+              <w:top w:val="nil"/>
+              <w:left w:val="nil"/>
+              <w:bottom w:val="single" w:sz="4" w:space="0" w:color="000000"/>
+              <w:right w:val="nil"/>
+            </w:tcBorders>
+            <w:shd w:val="clear" w:color="auto" w:fill="auto"/>
+            <w:vAlign w:val="center"/>
+            <w:hideMark/>
+          </w:tcPr>
+          <w:p>
+            <w:pPr>
+              <w:spacing w:after="0" w:line="240" w:lineRule="auto"/>
+              <w:jc w:val="center"/>
+              <w:rPr>
+                <w:rFonts w:ascii="Calibri" w:eastAsia="Times New Roman" w:hAnsi="Calibri" w:cs="Calibri"/>
+                <w:color w:val="000000"/>
+                <w:lang w:val="en-NZ"/>
+              </w:rPr>
+            </w:pPr>
+            <w:r>
+              <w:rPr>
+                <w:rFonts w:ascii="Calibri" w:eastAsia="Times New Roman" w:hAnsi="Calibri" w:cs="Calibri"/>
+                <w:color w:val="000000"/>
+                <w:lang w:val="en-NZ"/>
+              </w:rPr>
+              <w:t>Views on Collaboration</w:t>
+            </w:r>
+          </w:p>
+        </w:tc>
+        <w:tc>
+          <w:tcPr>
+            <w:tcW w:w="960" w:type="dxa"/>
+            <w:tcBorders>
+              <w:top w:val="nil"/>
+              <w:left w:val="nil"/>
+              <w:bottom w:val="single" w:sz="4" w:space="0" w:color="auto"/>
+              <w:right w:val="nil"/>
+            </w:tcBorders>
+            <w:shd w:val="clear" w:color="auto" w:fill="auto"/>
+            <w:noWrap/>
+            <w:vAlign w:val="center"/>
+            <w:hideMark/>
+          </w:tcPr>
+          <w:p>
+            <w:pPr>
+              <w:spacing w:after="0" w:line="240" w:lineRule="auto"/>
+              <w:jc w:val="center"/>
+              <w:rPr>
+                <w:rFonts w:ascii="Calibri" w:eastAsia="Times New Roman" w:hAnsi="Calibri" w:cs="Calibri"/>
+                <w:color w:val="000000"/>
+                <w:lang w:val="en-NZ"/>
+              </w:rPr>
+            </w:pPr>
+            <w:r>
+              <w:rPr>
+                <w:rFonts w:ascii="Calibri" w:eastAsia="Times New Roman" w:hAnsi="Calibri" w:cs="Calibri"/>
+                <w:color w:val="000000"/>
+                <w:lang w:val="en-NZ"/>
+              </w:rPr>
+              <w:t>8.1</w:t>
+            </w:r>
+          </w:p>
+        </w:tc>
+        <w:tc>
+          <w:tcPr>
+            <w:tcW w:w="3620" w:type="dxa"/>
+            <w:tcBorders>
+              <w:top w:val="nil"/>
+              <w:left w:val="nil"/>
+              <w:bottom w:val="single" w:sz="4" w:space="0" w:color="auto"/>
+              <w:right w:val="nil"/>
+            </w:tcBorders>
+            <w:shd w:val="clear" w:color="auto" w:fill="auto"/>
+            <w:vAlign w:val="center"/>
+            <w:hideMark/>
+          </w:tcPr>
+          <w:p>
+            <w:pPr>
+              <w:spacing w:after="0" w:line="240" w:lineRule="auto"/>
+              <w:rPr>
+                <w:rFonts w:ascii="Calibri" w:eastAsia="Times New Roman" w:hAnsi="Calibri" w:cs="Calibri"/>
+                <w:color w:val="000000"/>
+                <w:lang w:val="en-NZ"/>
+              </w:rPr>
+            </w:pPr>
+            <w:r>
+              <w:rPr>
+                <w:rFonts w:ascii="Calibri" w:eastAsia="Times New Roman" w:hAnsi="Calibri" w:cs="Calibri"/>
+                <w:color w:val="000000"/>
+                <w:lang w:val="en-NZ"/>
+              </w:rPr>
+              <w:t>The group did mostly individual work</w:t>
+            </w:r>
+          </w:p>
+        </w:tc>
+      </w:tr>
+      <w:tr>
+        <w:trPr>
+          <w:trHeight w:val="300"/>
+          <w:jc w:val="center"/>
+        </w:trPr>
+        <w:tc>
+          <w:tcPr>
+            <w:tcW w:w="2120" w:type="dxa"/>
+            <w:vMerge/>
+            <w:tcBorders>
+              <w:top w:val="nil"/>
+              <w:left w:val="nil"/>
+              <w:bottom w:val="single" w:sz="4" w:space="0" w:color="000000"/>
+              <w:right w:val="nil"/>
+            </w:tcBorders>
+            <w:vAlign w:val="center"/>
+            <w:hideMark/>
+          </w:tcPr>
+          <w:p>
+            <w:pPr>
+              <w:spacing w:after="0" w:line="240" w:lineRule="auto"/>
+              <w:rPr>
+                <w:rFonts w:ascii="Calibri" w:eastAsia="Times New Roman" w:hAnsi="Calibri" w:cs="Calibri"/>
+                <w:color w:val="000000"/>
+                <w:lang w:val="en-NZ"/>
+              </w:rPr>
+            </w:pPr>
+          </w:p>
+        </w:tc>
+        <w:tc>
+          <w:tcPr>
+            <w:tcW w:w="960" w:type="dxa"/>
+            <w:tcBorders>
+              <w:top w:val="nil"/>
+              <w:left w:val="nil"/>
+              <w:bottom w:val="single" w:sz="4" w:space="0" w:color="auto"/>
+              <w:right w:val="nil"/>
+            </w:tcBorders>
+            <w:shd w:val="clear" w:color="auto" w:fill="auto"/>
+            <w:noWrap/>
+            <w:vAlign w:val="center"/>
+            <w:hideMark/>
+          </w:tcPr>
+          <w:p>
+            <w:pPr>
+              <w:spacing w:after="0" w:line="240" w:lineRule="auto"/>
+              <w:jc w:val="center"/>
+              <w:rPr>
+                <w:rFonts w:ascii="Calibri" w:eastAsia="Times New Roman" w:hAnsi="Calibri" w:cs="Calibri"/>
+                <w:color w:val="000000"/>
+                <w:lang w:val="en-NZ"/>
+              </w:rPr>
+            </w:pPr>
+            <w:r>
+              <w:rPr>
+                <w:rFonts w:ascii="Calibri" w:eastAsia="Times New Roman" w:hAnsi="Calibri" w:cs="Calibri"/>
+                <w:color w:val="000000"/>
+                <w:lang w:val="en-NZ"/>
+              </w:rPr>
+              <w:t>8.2</w:t>
+            </w:r>
+          </w:p>
+        </w:tc>
+        <w:tc>
+          <w:tcPr>
+            <w:tcW w:w="3620" w:type="dxa"/>
+            <w:tcBorders>
+              <w:top w:val="nil"/>
+              <w:left w:val="nil"/>
+              <w:bottom w:val="single" w:sz="4" w:space="0" w:color="auto"/>
+              <w:right w:val="nil"/>
+            </w:tcBorders>
+            <w:shd w:val="clear" w:color="auto" w:fill="auto"/>
+            <w:vAlign w:val="center"/>
+            <w:hideMark/>
+          </w:tcPr>
+          <w:p>
+            <w:pPr>
+              <w:spacing w:after="0" w:line="240" w:lineRule="auto"/>
+              <w:rPr>
+                <w:rFonts w:ascii="Calibri" w:eastAsia="Times New Roman" w:hAnsi="Calibri" w:cs="Calibri"/>
+                <w:color w:val="000000"/>
+                <w:lang w:val="en-NZ"/>
+              </w:rPr>
+            </w:pPr>
+            <w:r>
+              <w:rPr>
+                <w:rFonts w:ascii="Calibri" w:eastAsia="Times New Roman" w:hAnsi="Calibri" w:cs="Calibri"/>
+                <w:color w:val="000000"/>
+                <w:lang w:val="en-NZ"/>
+              </w:rPr>
+              <w:t>Too stressful</w:t>
+            </w:r>
+          </w:p>
+        </w:tc>
+      </w:tr>
+      <w:tr>
+        <w:trPr>
+          <w:trHeight w:val="300"/>
+          <w:jc w:val="center"/>
+        </w:trPr>
+        <w:tc>
+          <w:tcPr>
+            <w:tcW w:w="2120" w:type="dxa"/>
+            <w:vMerge/>
+            <w:tcBorders>
+              <w:top w:val="nil"/>
+              <w:left w:val="nil"/>
+              <w:bottom w:val="single" w:sz="4" w:space="0" w:color="000000"/>
+              <w:right w:val="nil"/>
+            </w:tcBorders>
+            <w:vAlign w:val="center"/>
+            <w:hideMark/>
+          </w:tcPr>
+          <w:p>
+            <w:pPr>
+              <w:spacing w:after="0" w:line="240" w:lineRule="auto"/>
+              <w:rPr>
+                <w:rFonts w:ascii="Calibri" w:eastAsia="Times New Roman" w:hAnsi="Calibri" w:cs="Calibri"/>
+                <w:color w:val="000000"/>
+                <w:lang w:val="en-NZ"/>
+              </w:rPr>
+            </w:pPr>
+          </w:p>
+        </w:tc>
+        <w:tc>
+          <w:tcPr>
+            <w:tcW w:w="960" w:type="dxa"/>
+            <w:tcBorders>
+              <w:top w:val="nil"/>
+              <w:left w:val="nil"/>
+              <w:bottom w:val="single" w:sz="4" w:space="0" w:color="auto"/>
+              <w:right w:val="nil"/>
+            </w:tcBorders>
+            <w:shd w:val="clear" w:color="auto" w:fill="auto"/>
+            <w:noWrap/>
+            <w:vAlign w:val="center"/>
+            <w:hideMark/>
+          </w:tcPr>
+          <w:p>
+            <w:pPr>
+              <w:spacing w:after="0" w:line="240" w:lineRule="auto"/>
+              <w:jc w:val="center"/>
+              <w:rPr>
+                <w:rFonts w:ascii="Calibri" w:eastAsia="Times New Roman" w:hAnsi="Calibri" w:cs="Calibri"/>
+                <w:color w:val="000000"/>
+                <w:lang w:val="en-NZ"/>
+              </w:rPr>
+            </w:pPr>
+            <w:r>
+              <w:rPr>
+                <w:rFonts w:ascii="Calibri" w:eastAsia="Times New Roman" w:hAnsi="Calibri" w:cs="Calibri"/>
+                <w:color w:val="000000"/>
+                <w:lang w:val="en-NZ"/>
+              </w:rPr>
+              <w:t>8.3</w:t>
+            </w:r>
+          </w:p>
+        </w:tc>
+        <w:tc>
+          <w:tcPr>
+            <w:tcW w:w="3620" w:type="dxa"/>
+            <w:tcBorders>
+              <w:top w:val="nil"/>
+              <w:left w:val="nil"/>
+              <w:bottom w:val="single" w:sz="4" w:space="0" w:color="auto"/>
+              <w:right w:val="nil"/>
+            </w:tcBorders>
+            <w:shd w:val="clear" w:color="auto" w:fill="auto"/>
+            <w:vAlign w:val="center"/>
+            <w:hideMark/>
+          </w:tcPr>
+          <w:p>
+            <w:pPr>
+              <w:spacing w:after="0" w:line="240" w:lineRule="auto"/>
+              <w:rPr>
+                <w:rFonts w:ascii="Calibri" w:eastAsia="Times New Roman" w:hAnsi="Calibri" w:cs="Calibri"/>
+                <w:color w:val="000000"/>
+                <w:lang w:val="en-NZ"/>
+              </w:rPr>
+            </w:pPr>
+            <w:r>
+              <w:rPr>
+                <w:rFonts w:ascii="Calibri" w:eastAsia="Times New Roman" w:hAnsi="Calibri" w:cs="Calibri"/>
+                <w:color w:val="000000"/>
+                <w:lang w:val="en-NZ"/>
+              </w:rPr>
+              <w:t xml:space="preserve">Poor </w:t>
+            </w:r>
+            <w:r>
+              <w:rPr>
+                <w:rFonts w:ascii="Calibri" w:eastAsia="Times New Roman" w:hAnsi="Calibri" w:cs="Calibri"/>
+                <w:color w:val="000000"/>
+                <w:lang w:val="en-NZ"/>
+              </w:rPr>
+              <w:t>attitude</w:t>
+            </w:r>
+            <w:r>
+              <w:rPr>
+                <w:rFonts w:ascii="Calibri" w:eastAsia="Times New Roman" w:hAnsi="Calibri" w:cs="Calibri"/>
+                <w:color w:val="000000"/>
+                <w:lang w:val="en-NZ"/>
+              </w:rPr>
+              <w:t xml:space="preserve"> towards teamwork</w:t>
+            </w:r>
+          </w:p>
+        </w:tc>
+      </w:tr>
+      <w:tr>
+        <w:trPr>
+          <w:trHeight w:val="300"/>
+          <w:jc w:val="center"/>
+        </w:trPr>
+        <w:tc>
+          <w:tcPr>
+            <w:tcW w:w="2120" w:type="dxa"/>
+            <w:vMerge/>
+            <w:tcBorders>
+              <w:top w:val="nil"/>
+              <w:left w:val="nil"/>
+              <w:bottom w:val="single" w:sz="4" w:space="0" w:color="000000"/>
+              <w:right w:val="nil"/>
+            </w:tcBorders>
+            <w:vAlign w:val="center"/>
+            <w:hideMark/>
+          </w:tcPr>
+          <w:p>
+            <w:pPr>
+              <w:spacing w:after="0" w:line="240" w:lineRule="auto"/>
+              <w:rPr>
+                <w:rFonts w:ascii="Calibri" w:eastAsia="Times New Roman" w:hAnsi="Calibri" w:cs="Calibri"/>
+                <w:color w:val="000000"/>
+                <w:lang w:val="en-NZ"/>
+              </w:rPr>
+            </w:pPr>
+          </w:p>
+        </w:tc>
+        <w:tc>
+          <w:tcPr>
+            <w:tcW w:w="960" w:type="dxa"/>
+            <w:tcBorders>
+              <w:top w:val="nil"/>
+              <w:left w:val="nil"/>
+              <w:bottom w:val="single" w:sz="4" w:space="0" w:color="auto"/>
+              <w:right w:val="nil"/>
+            </w:tcBorders>
+            <w:shd w:val="clear" w:color="auto" w:fill="auto"/>
+            <w:noWrap/>
+            <w:vAlign w:val="center"/>
+            <w:hideMark/>
+          </w:tcPr>
+          <w:p>
+            <w:pPr>
+              <w:spacing w:after="0" w:line="240" w:lineRule="auto"/>
+              <w:jc w:val="center"/>
+              <w:rPr>
+                <w:rFonts w:ascii="Calibri" w:eastAsia="Times New Roman" w:hAnsi="Calibri" w:cs="Calibri"/>
+                <w:color w:val="000000"/>
+                <w:lang w:val="en-NZ"/>
+              </w:rPr>
+            </w:pPr>
+            <w:r>
+              <w:rPr>
+                <w:rFonts w:ascii="Calibri" w:eastAsia="Times New Roman" w:hAnsi="Calibri" w:cs="Calibri"/>
+                <w:color w:val="000000"/>
+                <w:lang w:val="en-NZ"/>
+              </w:rPr>
+              <w:t>8.4</w:t>
+            </w:r>
+          </w:p>
+        </w:tc>
+        <w:tc>
+          <w:tcPr>
+            <w:tcW w:w="3620" w:type="dxa"/>
+            <w:tcBorders>
+              <w:top w:val="nil"/>
+              <w:left w:val="nil"/>
+              <w:bottom w:val="single" w:sz="4" w:space="0" w:color="auto"/>
+              <w:right w:val="nil"/>
+            </w:tcBorders>
+            <w:shd w:val="clear" w:color="auto" w:fill="auto"/>
+            <w:vAlign w:val="center"/>
+            <w:hideMark/>
+          </w:tcPr>
+          <w:p>
+            <w:pPr>
+              <w:spacing w:after="0" w:line="240" w:lineRule="auto"/>
+              <w:rPr>
+                <w:rFonts w:ascii="Calibri" w:eastAsia="Times New Roman" w:hAnsi="Calibri" w:cs="Calibri"/>
+                <w:color w:val="000000"/>
+                <w:lang w:val="en-NZ"/>
+              </w:rPr>
+            </w:pPr>
+            <w:r>
+              <w:rPr>
+                <w:rFonts w:ascii="Calibri" w:eastAsia="Times New Roman" w:hAnsi="Calibri" w:cs="Calibri"/>
+                <w:color w:val="000000"/>
+                <w:lang w:val="en-NZ"/>
+              </w:rPr>
+              <w:t>Important skill to develop</w:t>
+            </w:r>
+          </w:p>
+        </w:tc>
+      </w:tr>
+      <w:tr>
+        <w:trPr>
+          <w:trHeight w:val="300"/>
+          <w:jc w:val="center"/>
+        </w:trPr>
+        <w:tc>
+          <w:tcPr>
+            <w:tcW w:w="2120" w:type="dxa"/>
+            <w:vMerge/>
+            <w:tcBorders>
+              <w:top w:val="nil"/>
+              <w:left w:val="nil"/>
+              <w:bottom w:val="single" w:sz="4" w:space="0" w:color="000000"/>
+              <w:right w:val="nil"/>
+            </w:tcBorders>
+            <w:vAlign w:val="center"/>
+            <w:hideMark/>
+          </w:tcPr>
+          <w:p>
+            <w:pPr>
+              <w:spacing w:after="0" w:line="240" w:lineRule="auto"/>
+              <w:rPr>
+                <w:rFonts w:ascii="Calibri" w:eastAsia="Times New Roman" w:hAnsi="Calibri" w:cs="Calibri"/>
+                <w:color w:val="000000"/>
+                <w:lang w:val="en-NZ"/>
+              </w:rPr>
+            </w:pPr>
+          </w:p>
+        </w:tc>
+        <w:tc>
+          <w:tcPr>
+            <w:tcW w:w="960" w:type="dxa"/>
+            <w:tcBorders>
+              <w:top w:val="nil"/>
+              <w:left w:val="nil"/>
+              <w:bottom w:val="single" w:sz="4" w:space="0" w:color="auto"/>
+              <w:right w:val="nil"/>
+            </w:tcBorders>
+            <w:shd w:val="clear" w:color="auto" w:fill="auto"/>
+            <w:noWrap/>
+            <w:vAlign w:val="center"/>
+            <w:hideMark/>
+          </w:tcPr>
+          <w:p>
+            <w:pPr>
+              <w:spacing w:after="0" w:line="240" w:lineRule="auto"/>
+              <w:jc w:val="center"/>
+              <w:rPr>
+                <w:rFonts w:ascii="Calibri" w:eastAsia="Times New Roman" w:hAnsi="Calibri" w:cs="Calibri"/>
+                <w:color w:val="000000"/>
+                <w:lang w:val="en-NZ"/>
+              </w:rPr>
+            </w:pPr>
+            <w:r>
+              <w:rPr>
+                <w:rFonts w:ascii="Calibri" w:eastAsia="Times New Roman" w:hAnsi="Calibri" w:cs="Calibri"/>
+                <w:color w:val="000000"/>
+                <w:lang w:val="en-NZ"/>
+              </w:rPr>
+              <w:t>8.5</w:t>
+            </w:r>
+          </w:p>
+        </w:tc>
+        <w:tc>
+          <w:tcPr>
+            <w:tcW w:w="3620" w:type="dxa"/>
+            <w:tcBorders>
+              <w:top w:val="nil"/>
+              <w:left w:val="nil"/>
+              <w:bottom w:val="single" w:sz="4" w:space="0" w:color="auto"/>
+              <w:right w:val="nil"/>
+            </w:tcBorders>
+            <w:shd w:val="clear" w:color="auto" w:fill="auto"/>
+            <w:vAlign w:val="center"/>
+            <w:hideMark/>
+          </w:tcPr>
+          <w:p>
+            <w:pPr>
+              <w:spacing w:after="0" w:line="240" w:lineRule="auto"/>
+              <w:rPr>
+                <w:rFonts w:ascii="Calibri" w:eastAsia="Times New Roman" w:hAnsi="Calibri" w:cs="Calibri"/>
+                <w:color w:val="000000"/>
+                <w:lang w:val="en-NZ"/>
+              </w:rPr>
+            </w:pPr>
+            <w:r>
+              <w:rPr>
+                <w:rFonts w:ascii="Calibri" w:eastAsia="Times New Roman" w:hAnsi="Calibri" w:cs="Calibri"/>
+                <w:color w:val="000000"/>
+                <w:lang w:val="en-NZ"/>
+              </w:rPr>
+              <w:t>Would prefer to work individually</w:t>
+            </w:r>
+          </w:p>
+        </w:tc>
+      </w:tr>
+      <w:tr>
+        <w:trPr>
+          <w:trHeight w:val="300"/>
+          <w:jc w:val="center"/>
+        </w:trPr>
+        <w:tc>
+          <w:tcPr>
+            <w:tcW w:w="2120" w:type="dxa"/>
+            <w:vMerge/>
+            <w:tcBorders>
+              <w:top w:val="nil"/>
+              <w:left w:val="nil"/>
+              <w:bottom w:val="single" w:sz="4" w:space="0" w:color="000000"/>
+              <w:right w:val="nil"/>
+            </w:tcBorders>
+            <w:vAlign w:val="center"/>
+            <w:hideMark/>
+          </w:tcPr>
+          <w:p>
+            <w:pPr>
+              <w:spacing w:after="0" w:line="240" w:lineRule="auto"/>
+              <w:rPr>
+                <w:rFonts w:ascii="Calibri" w:eastAsia="Times New Roman" w:hAnsi="Calibri" w:cs="Calibri"/>
+                <w:color w:val="000000"/>
+                <w:lang w:val="en-NZ"/>
+              </w:rPr>
+            </w:pPr>
+          </w:p>
+        </w:tc>
+        <w:tc>
+          <w:tcPr>
+            <w:tcW w:w="960" w:type="dxa"/>
+            <w:tcBorders>
+              <w:top w:val="nil"/>
+              <w:left w:val="nil"/>
+              <w:bottom w:val="single" w:sz="4" w:space="0" w:color="auto"/>
+              <w:right w:val="nil"/>
+            </w:tcBorders>
+            <w:shd w:val="clear" w:color="auto" w:fill="auto"/>
+            <w:noWrap/>
+            <w:vAlign w:val="center"/>
+            <w:hideMark/>
+          </w:tcPr>
+          <w:p>
+            <w:pPr>
+              <w:spacing w:after="0" w:line="240" w:lineRule="auto"/>
+              <w:jc w:val="center"/>
+              <w:rPr>
+                <w:rFonts w:ascii="Calibri" w:eastAsia="Times New Roman" w:hAnsi="Calibri" w:cs="Calibri"/>
+                <w:color w:val="000000"/>
+                <w:lang w:val="en-NZ"/>
+              </w:rPr>
+            </w:pPr>
+            <w:r>
+              <w:rPr>
+                <w:rFonts w:ascii="Calibri" w:eastAsia="Times New Roman" w:hAnsi="Calibri" w:cs="Calibri"/>
+                <w:color w:val="000000"/>
+                <w:lang w:val="en-NZ"/>
+              </w:rPr>
+              <w:t>8.6</w:t>
+            </w:r>
+          </w:p>
+        </w:tc>
+        <w:tc>
+          <w:tcPr>
+            <w:tcW w:w="3620" w:type="dxa"/>
+            <w:tcBorders>
+              <w:top w:val="nil"/>
+              <w:left w:val="nil"/>
+              <w:bottom w:val="single" w:sz="4" w:space="0" w:color="auto"/>
+              <w:right w:val="nil"/>
+            </w:tcBorders>
+            <w:shd w:val="clear" w:color="auto" w:fill="auto"/>
+            <w:vAlign w:val="center"/>
+            <w:hideMark/>
+          </w:tcPr>
+          <w:p>
+            <w:pPr>
+              <w:spacing w:after="0" w:line="240" w:lineRule="auto"/>
+              <w:rPr>
+                <w:rFonts w:ascii="Calibri" w:eastAsia="Times New Roman" w:hAnsi="Calibri" w:cs="Calibri"/>
+                <w:color w:val="000000"/>
+                <w:lang w:val="en-NZ"/>
+              </w:rPr>
+            </w:pPr>
+            <w:r>
+              <w:rPr>
+                <w:rFonts w:ascii="Calibri" w:eastAsia="Times New Roman" w:hAnsi="Calibri" w:cs="Calibri"/>
+                <w:color w:val="000000"/>
+                <w:lang w:val="en-NZ"/>
+              </w:rPr>
+              <w:t>Too much work for just one person</w:t>
+            </w:r>
+          </w:p>
+        </w:tc>
+      </w:tr>
+      <w:tr>
+        <w:trPr>
+          <w:trHeight w:val="300"/>
+          <w:jc w:val="center"/>
+        </w:trPr>
+        <w:tc>
+          <w:tcPr>
+            <w:tcW w:w="2120" w:type="dxa"/>
+            <w:vMerge w:val="restart"/>
+            <w:tcBorders>
+              <w:top w:val="nil"/>
+              <w:left w:val="nil"/>
+              <w:bottom w:val="single" w:sz="4" w:space="0" w:color="000000"/>
+              <w:right w:val="nil"/>
+            </w:tcBorders>
+            <w:shd w:val="clear" w:color="auto" w:fill="auto"/>
+            <w:noWrap/>
+            <w:vAlign w:val="center"/>
+            <w:hideMark/>
+          </w:tcPr>
+          <w:p>
+            <w:pPr>
+              <w:spacing w:after="0" w:line="240" w:lineRule="auto"/>
+              <w:jc w:val="center"/>
+              <w:rPr>
+                <w:rFonts w:ascii="Calibri" w:eastAsia="Times New Roman" w:hAnsi="Calibri" w:cs="Calibri"/>
+                <w:color w:val="000000"/>
+                <w:lang w:val="en-NZ"/>
+              </w:rPr>
+            </w:pPr>
+            <w:r>
+              <w:rPr>
+                <w:rFonts w:ascii="Calibri" w:eastAsia="Times New Roman" w:hAnsi="Calibri" w:cs="Calibri"/>
+                <w:color w:val="000000"/>
+                <w:lang w:val="en-NZ"/>
+              </w:rPr>
+              <w:t>Conflict</w:t>
+            </w:r>
+            <w:r>
+              <w:rPr>
+                <w:rFonts w:ascii="Calibri" w:eastAsia="Times New Roman" w:hAnsi="Calibri" w:cs="Calibri"/>
+                <w:color w:val="000000"/>
+                <w:lang w:val="en-NZ"/>
+              </w:rPr>
+              <w:t xml:space="preserve"> Resolution</w:t>
+            </w:r>
+          </w:p>
+        </w:tc>
+        <w:tc>
+          <w:tcPr>
+            <w:tcW w:w="960" w:type="dxa"/>
+            <w:tcBorders>
+              <w:top w:val="nil"/>
+              <w:left w:val="nil"/>
+              <w:bottom w:val="single" w:sz="4" w:space="0" w:color="auto"/>
+              <w:right w:val="nil"/>
+            </w:tcBorders>
+            <w:shd w:val="clear" w:color="auto" w:fill="auto"/>
+            <w:noWrap/>
+            <w:vAlign w:val="center"/>
+            <w:hideMark/>
+          </w:tcPr>
+          <w:p>
+            <w:pPr>
+              <w:spacing w:after="0" w:line="240" w:lineRule="auto"/>
+              <w:jc w:val="center"/>
+              <w:rPr>
+                <w:rFonts w:ascii="Calibri" w:eastAsia="Times New Roman" w:hAnsi="Calibri" w:cs="Calibri"/>
+                <w:color w:val="000000"/>
+                <w:lang w:val="en-NZ"/>
+              </w:rPr>
+            </w:pPr>
+            <w:r>
+              <w:rPr>
+                <w:rFonts w:ascii="Calibri" w:eastAsia="Times New Roman" w:hAnsi="Calibri" w:cs="Calibri"/>
+                <w:color w:val="000000"/>
+                <w:lang w:val="en-NZ"/>
+              </w:rPr>
+              <w:t>9.1</w:t>
+            </w:r>
+          </w:p>
+        </w:tc>
+        <w:tc>
+          <w:tcPr>
+            <w:tcW w:w="3620" w:type="dxa"/>
+            <w:tcBorders>
+              <w:top w:val="nil"/>
+              <w:left w:val="nil"/>
+              <w:bottom w:val="single" w:sz="4" w:space="0" w:color="auto"/>
+              <w:right w:val="nil"/>
+            </w:tcBorders>
+            <w:shd w:val="clear" w:color="auto" w:fill="auto"/>
+            <w:vAlign w:val="center"/>
+            <w:hideMark/>
+          </w:tcPr>
+          <w:p>
+            <w:pPr>
+              <w:spacing w:after="0" w:line="240" w:lineRule="auto"/>
+              <w:rPr>
+                <w:rFonts w:ascii="Calibri" w:eastAsia="Times New Roman" w:hAnsi="Calibri" w:cs="Calibri"/>
+                <w:color w:val="000000"/>
+                <w:lang w:val="en-NZ"/>
+              </w:rPr>
+            </w:pPr>
+            <w:r>
+              <w:rPr>
+                <w:rFonts w:ascii="Calibri" w:eastAsia="Times New Roman" w:hAnsi="Calibri" w:cs="Calibri"/>
+                <w:color w:val="000000"/>
+                <w:lang w:val="en-NZ"/>
+              </w:rPr>
+              <w:t>Keep old methods</w:t>
+            </w:r>
+          </w:p>
+        </w:tc>
+      </w:tr>
+      <w:tr>
+        <w:trPr>
+          <w:trHeight w:val="300"/>
+          <w:jc w:val="center"/>
+        </w:trPr>
+        <w:tc>
+          <w:tcPr>
+            <w:tcW w:w="2120" w:type="dxa"/>
+            <w:vMerge/>
+            <w:tcBorders>
+              <w:top w:val="nil"/>
+              <w:left w:val="nil"/>
+              <w:bottom w:val="single" w:sz="4" w:space="0" w:color="000000"/>
+              <w:right w:val="nil"/>
+            </w:tcBorders>
+            <w:vAlign w:val="center"/>
+            <w:hideMark/>
+          </w:tcPr>
+          <w:p>
+            <w:pPr>
+              <w:spacing w:after="0" w:line="240" w:lineRule="auto"/>
+              <w:rPr>
+                <w:rFonts w:ascii="Calibri" w:eastAsia="Times New Roman" w:hAnsi="Calibri" w:cs="Calibri"/>
+                <w:color w:val="000000"/>
+                <w:lang w:val="en-NZ"/>
+              </w:rPr>
+            </w:pPr>
+          </w:p>
+        </w:tc>
+        <w:tc>
+          <w:tcPr>
+            <w:tcW w:w="960" w:type="dxa"/>
+            <w:tcBorders>
+              <w:top w:val="nil"/>
+              <w:left w:val="nil"/>
+              <w:bottom w:val="single" w:sz="4" w:space="0" w:color="auto"/>
+              <w:right w:val="nil"/>
+            </w:tcBorders>
+            <w:shd w:val="clear" w:color="auto" w:fill="auto"/>
+            <w:noWrap/>
+            <w:vAlign w:val="center"/>
+            <w:hideMark/>
+          </w:tcPr>
+          <w:p>
+            <w:pPr>
+              <w:spacing w:after="0" w:line="240" w:lineRule="auto"/>
+              <w:jc w:val="center"/>
+              <w:rPr>
+                <w:rFonts w:ascii="Calibri" w:eastAsia="Times New Roman" w:hAnsi="Calibri" w:cs="Calibri"/>
+                <w:color w:val="000000"/>
+                <w:lang w:val="en-NZ"/>
+              </w:rPr>
+            </w:pPr>
+            <w:r>
+              <w:rPr>
+                <w:rFonts w:ascii="Calibri" w:eastAsia="Times New Roman" w:hAnsi="Calibri" w:cs="Calibri"/>
+                <w:color w:val="000000"/>
+                <w:lang w:val="en-NZ"/>
+              </w:rPr>
+              <w:t>9.2</w:t>
+            </w:r>
+          </w:p>
+        </w:tc>
+        <w:tc>
+          <w:tcPr>
+            <w:tcW w:w="3620" w:type="dxa"/>
+            <w:tcBorders>
+              <w:top w:val="nil"/>
+              <w:left w:val="nil"/>
+              <w:bottom w:val="single" w:sz="4" w:space="0" w:color="auto"/>
+              <w:right w:val="nil"/>
+            </w:tcBorders>
+            <w:shd w:val="clear" w:color="auto" w:fill="auto"/>
+            <w:vAlign w:val="center"/>
+            <w:hideMark/>
+          </w:tcPr>
+          <w:p>
+            <w:pPr>
+              <w:spacing w:after="0" w:line="240" w:lineRule="auto"/>
+              <w:rPr>
+                <w:rFonts w:ascii="Calibri" w:eastAsia="Times New Roman" w:hAnsi="Calibri" w:cs="Calibri"/>
+                <w:color w:val="000000"/>
+                <w:lang w:val="en-NZ"/>
+              </w:rPr>
+            </w:pPr>
+            <w:r>
+              <w:rPr>
+                <w:rFonts w:ascii="Calibri" w:eastAsia="Times New Roman" w:hAnsi="Calibri" w:cs="Calibri"/>
+                <w:color w:val="000000"/>
+                <w:lang w:val="en-NZ"/>
+              </w:rPr>
+              <w:t>No real solution</w:t>
+            </w:r>
+          </w:p>
+        </w:tc>
+      </w:tr>
+      <w:tr>
+        <w:trPr>
+          <w:trHeight w:val="300"/>
+          <w:jc w:val="center"/>
+        </w:trPr>
+        <w:tc>
+          <w:tcPr>
+            <w:tcW w:w="2120" w:type="dxa"/>
+            <w:vMerge/>
+            <w:tcBorders>
+              <w:top w:val="nil"/>
+              <w:left w:val="nil"/>
+              <w:bottom w:val="single" w:sz="4" w:space="0" w:color="000000"/>
+              <w:right w:val="nil"/>
+            </w:tcBorders>
+            <w:vAlign w:val="center"/>
+            <w:hideMark/>
+          </w:tcPr>
+          <w:p>
+            <w:pPr>
+              <w:spacing w:after="0" w:line="240" w:lineRule="auto"/>
+              <w:rPr>
+                <w:rFonts w:ascii="Calibri" w:eastAsia="Times New Roman" w:hAnsi="Calibri" w:cs="Calibri"/>
+                <w:color w:val="000000"/>
+                <w:lang w:val="en-NZ"/>
+              </w:rPr>
+            </w:pPr>
+          </w:p>
+        </w:tc>
+        <w:tc>
+          <w:tcPr>
+            <w:tcW w:w="960" w:type="dxa"/>
+            <w:tcBorders>
+              <w:top w:val="nil"/>
+              <w:left w:val="nil"/>
+              <w:bottom w:val="single" w:sz="4" w:space="0" w:color="auto"/>
+              <w:right w:val="nil"/>
+            </w:tcBorders>
+            <w:shd w:val="clear" w:color="auto" w:fill="auto"/>
+            <w:noWrap/>
+            <w:vAlign w:val="center"/>
+            <w:hideMark/>
+          </w:tcPr>
+          <w:p>
+            <w:pPr>
+              <w:spacing w:after="0" w:line="240" w:lineRule="auto"/>
+              <w:jc w:val="center"/>
+              <w:rPr>
+                <w:rFonts w:ascii="Calibri" w:eastAsia="Times New Roman" w:hAnsi="Calibri" w:cs="Calibri"/>
+                <w:color w:val="000000"/>
+                <w:lang w:val="en-NZ"/>
+              </w:rPr>
+            </w:pPr>
+            <w:r>
+              <w:rPr>
+                <w:rFonts w:ascii="Calibri" w:eastAsia="Times New Roman" w:hAnsi="Calibri" w:cs="Calibri"/>
+                <w:color w:val="000000"/>
+                <w:lang w:val="en-NZ"/>
+              </w:rPr>
+              <w:t>9.3</w:t>
+            </w:r>
+          </w:p>
+        </w:tc>
+        <w:tc>
+          <w:tcPr>
+            <w:tcW w:w="3620" w:type="dxa"/>
+            <w:tcBorders>
+              <w:top w:val="nil"/>
+              <w:left w:val="nil"/>
+              <w:bottom w:val="single" w:sz="4" w:space="0" w:color="auto"/>
+              <w:right w:val="nil"/>
+            </w:tcBorders>
+            <w:shd w:val="clear" w:color="auto" w:fill="auto"/>
+            <w:vAlign w:val="center"/>
+            <w:hideMark/>
+          </w:tcPr>
+          <w:p>
+            <w:pPr>
+              <w:spacing w:after="0" w:line="240" w:lineRule="auto"/>
+              <w:rPr>
+                <w:rFonts w:ascii="Calibri" w:eastAsia="Times New Roman" w:hAnsi="Calibri" w:cs="Calibri"/>
+                <w:color w:val="000000"/>
+                <w:lang w:val="en-NZ"/>
+              </w:rPr>
+            </w:pPr>
+            <w:r>
+              <w:rPr>
+                <w:rFonts w:ascii="Calibri" w:eastAsia="Times New Roman" w:hAnsi="Calibri" w:cs="Calibri"/>
+                <w:color w:val="000000"/>
+                <w:lang w:val="en-NZ"/>
+              </w:rPr>
+              <w:t>Last minute crunch</w:t>
+            </w:r>
+          </w:p>
+        </w:tc>
+      </w:tr>
+      <w:tr>
+        <w:trPr>
+          <w:trHeight w:val="300"/>
+          <w:jc w:val="center"/>
+        </w:trPr>
+        <w:tc>
+          <w:tcPr>
+            <w:tcW w:w="2120" w:type="dxa"/>
+            <w:vMerge/>
+            <w:tcBorders>
+              <w:top w:val="nil"/>
+              <w:left w:val="nil"/>
+              <w:bottom w:val="single" w:sz="4" w:space="0" w:color="000000"/>
+              <w:right w:val="nil"/>
+            </w:tcBorders>
+            <w:vAlign w:val="center"/>
+            <w:hideMark/>
+          </w:tcPr>
+          <w:p>
+            <w:pPr>
+              <w:spacing w:after="0" w:line="240" w:lineRule="auto"/>
+              <w:rPr>
+                <w:rFonts w:ascii="Calibri" w:eastAsia="Times New Roman" w:hAnsi="Calibri" w:cs="Calibri"/>
+                <w:color w:val="000000"/>
+                <w:lang w:val="en-NZ"/>
+              </w:rPr>
+            </w:pPr>
+          </w:p>
+        </w:tc>
+        <w:tc>
+          <w:tcPr>
+            <w:tcW w:w="960" w:type="dxa"/>
+            <w:tcBorders>
+              <w:top w:val="nil"/>
+              <w:left w:val="nil"/>
+              <w:bottom w:val="single" w:sz="4" w:space="0" w:color="auto"/>
+              <w:right w:val="nil"/>
+            </w:tcBorders>
+            <w:shd w:val="clear" w:color="auto" w:fill="auto"/>
+            <w:noWrap/>
+            <w:vAlign w:val="center"/>
+            <w:hideMark/>
+          </w:tcPr>
+          <w:p>
+            <w:pPr>
+              <w:spacing w:after="0" w:line="240" w:lineRule="auto"/>
+              <w:jc w:val="center"/>
+              <w:rPr>
+                <w:rFonts w:ascii="Calibri" w:eastAsia="Times New Roman" w:hAnsi="Calibri" w:cs="Calibri"/>
+                <w:color w:val="000000"/>
+                <w:lang w:val="en-NZ"/>
+              </w:rPr>
+            </w:pPr>
+            <w:r>
+              <w:rPr>
+                <w:rFonts w:ascii="Calibri" w:eastAsia="Times New Roman" w:hAnsi="Calibri" w:cs="Calibri"/>
+                <w:color w:val="000000"/>
+                <w:lang w:val="en-NZ"/>
+              </w:rPr>
+              <w:t>9.4</w:t>
+            </w:r>
+          </w:p>
+        </w:tc>
+        <w:tc>
+          <w:tcPr>
+            <w:tcW w:w="3620" w:type="dxa"/>
+            <w:tcBorders>
+              <w:top w:val="nil"/>
+              <w:left w:val="nil"/>
+              <w:bottom w:val="single" w:sz="4" w:space="0" w:color="auto"/>
+              <w:right w:val="nil"/>
+            </w:tcBorders>
+            <w:shd w:val="clear" w:color="auto" w:fill="auto"/>
+            <w:vAlign w:val="center"/>
+            <w:hideMark/>
+          </w:tcPr>
+          <w:p>
+            <w:pPr>
+              <w:spacing w:after="0" w:line="240" w:lineRule="auto"/>
+              <w:rPr>
+                <w:rFonts w:ascii="Calibri" w:eastAsia="Times New Roman" w:hAnsi="Calibri" w:cs="Calibri"/>
+                <w:color w:val="000000"/>
+                <w:lang w:val="en-NZ"/>
+              </w:rPr>
+            </w:pPr>
+            <w:r>
+              <w:rPr>
+                <w:rFonts w:ascii="Calibri" w:eastAsia="Times New Roman" w:hAnsi="Calibri" w:cs="Calibri"/>
+                <w:color w:val="000000"/>
+                <w:lang w:val="en-NZ"/>
+              </w:rPr>
+              <w:t>Talk it over</w:t>
+            </w:r>
+          </w:p>
+        </w:tc>
+      </w:tr>
+    </w:tbl>
+    <w:p>
+      <w:pPr>
+        <w:rPr>
+          <w:lang w:val="en-NZ"/>
+        </w:rPr>
+      </w:pPr>
+      <w:r>
+        <w:rPr>
+          <w:lang w:val="en-NZ"/>
+        </w:rPr>
+        <w:t xml:space="preserve"> </w:t>
+      </w:r>
+    </w:p>
+    <w:p>
+      <w:pPr>
+        <w:rPr>
+          <w:lang w:val="en-NZ"/>
+        </w:rPr>
+      </w:pPr>
+      <w:r>
+        <w:rPr>
+          <w:lang w:val="en-NZ"/>
+        </w:rPr>
+        <w:t>It is also interesting to notice that the students reported to a preference of asynchronous communication technologies to support the coordination and general management of the group. Groups that succeed in establishing good communications practices did over tools like Instagram and WhatsApp, while those groups that were having problems with communication reported lack of consisted responses and the misuses of the selected communication channels. This perfectly reflects what was seen with the use of WorkshopAR, where the tools for team administration were glossed over and seen as too time consuming, but those supporting face-to-face conversation and a flexible interchange of communication were seen in a more positive way and saw more recurrent use.</w:t>
+      </w:r>
+    </w:p>
+    <w:p>
+      <w:pPr>
+        <w:pStyle w:val="Heading1"/>
+        <w:rPr>
+          <w:sz w:val="22"/>
+          <w:szCs w:val="22"/>
+          <w:lang w:val="en-NZ"/>
+        </w:rPr>
+      </w:pPr>
+      <w:r>
+        <w:rPr>
+          <w:sz w:val="22"/>
+          <w:szCs w:val="22"/>
+          <w:lang w:val="en-NZ"/>
+        </w:rPr>
+        <w:t>6.10 Analysis on Teaching Staff’s Observations and Responses</w:t>
+      </w:r>
+    </w:p>
+    <w:p>
+      <w:pPr>
+        <w:rPr>
+          <w:lang w:val="en-NZ"/>
+        </w:rPr>
+      </w:pPr>
+      <w:r>
+        <w:rPr>
+          <w:lang w:val="en-NZ"/>
+        </w:rPr>
         <w:t>Explain questionnaire</w:t>
       </w:r>
     </w:p>
@@ -14238,122 +19801,6 @@
         <w:rPr>
           <w:lang w:val="en-NZ"/>
         </w:rPr>
-        <w:tab/>
-        <w:t>Huge impact of first week issues or success</w:t>
-      </w:r>
-    </w:p>
-    <w:p>
-      <w:pPr>
-        <w:rPr>
-          <w:lang w:val="en-NZ"/>
-        </w:rPr>
-      </w:pPr>
-      <w:r>
-        <w:rPr>
-          <w:lang w:val="en-NZ"/>
-        </w:rPr>
-        <w:tab/>
-        <w:t>Collaboration inertia (activities were in the end individual)</w:t>
-      </w:r>
-    </w:p>
-    <w:p>
-      <w:pPr>
-        <w:rPr>
-          <w:lang w:val="en-NZ"/>
-        </w:rPr>
-      </w:pPr>
-      <w:r>
-        <w:rPr>
-          <w:lang w:val="en-NZ"/>
-        </w:rPr>
-        <w:tab/>
-        <w:t>Managing all the communication tools</w:t>
-      </w:r>
-    </w:p>
-    <w:p>
-      <w:pPr>
-        <w:rPr>
-          <w:lang w:val="en-NZ"/>
-        </w:rPr>
-      </w:pPr>
-      <w:r>
-        <w:rPr>
-          <w:lang w:val="en-NZ"/>
-        </w:rPr>
-        <w:tab/>
-        <w:t>No real presence of WAR</w:t>
-      </w:r>
-      <w:r>
-        <w:rPr>
-          <w:lang w:val="en-NZ"/>
-        </w:rPr>
-        <w:t>, but mention of exploring new tools</w:t>
-      </w:r>
-    </w:p>
-    <w:p>
-      <w:pPr>
-        <w:rPr>
-          <w:lang w:val="en-NZ"/>
-        </w:rPr>
-      </w:pPr>
-      <w:r>
-        <w:rPr>
-          <w:lang w:val="en-NZ"/>
-        </w:rPr>
-        <w:tab/>
-        <w:t>Learning vs producing</w:t>
-      </w:r>
-    </w:p>
-    <w:p>
-      <w:pPr>
-        <w:rPr>
-          <w:lang w:val="en-NZ"/>
-        </w:rPr>
-      </w:pPr>
-      <w:r>
-        <w:rPr>
-          <w:lang w:val="en-NZ"/>
-        </w:rPr>
-        <w:t>6.10 Analysis on Teaching Staff’s Observations and Responses</w:t>
-      </w:r>
-    </w:p>
-    <w:p>
-      <w:pPr>
-        <w:rPr>
-          <w:lang w:val="en-NZ"/>
-        </w:rPr>
-      </w:pPr>
-      <w:r>
-        <w:rPr>
-          <w:lang w:val="en-NZ"/>
-        </w:rPr>
-        <w:t>Explain questionnaire</w:t>
-      </w:r>
-    </w:p>
-    <w:p>
-      <w:pPr>
-        <w:rPr>
-          <w:lang w:val="en-NZ"/>
-        </w:rPr>
-      </w:pPr>
-      <w:r>
-        <w:rPr>
-          <w:lang w:val="en-NZ"/>
-        </w:rPr>
-        <w:t>Explain codebook</w:t>
-      </w:r>
-    </w:p>
-    <w:p>
-      <w:pPr>
-        <w:rPr>
-          <w:lang w:val="en-NZ"/>
-        </w:rPr>
-      </w:pPr>
-      <w:r>
-        <w:rPr>
-          <w:lang w:val="en-NZ"/>
-        </w:rPr>
-        <w:lastRenderedPageBreak/>
         <w:tab/>
         <w:t>Lean on the simulacrum for better professional objectives</w:t>
       </w:r>
@@ -14397,8 +19844,30 @@
         <w:rPr>
           <w:lang w:val="en-NZ"/>
         </w:rPr>
-        <w:t>Explore all the tools, whatever the students needs</w:t>
-      </w:r>
+        <w:t xml:space="preserve">Explore all the tools, whatever the </w:t>
+      </w:r>
+      <w:proofErr w:type="spellStart"/>
+      <w:r>
+        <w:rPr>
+          <w:lang w:val="en-NZ"/>
+        </w:rPr>
+        <w:t>students</w:t>
+      </w:r>
+      <w:proofErr w:type="spellEnd"/>
+      <w:r>
+        <w:rPr>
+          <w:lang w:val="en-NZ"/>
+        </w:rPr>
+        <w:t xml:space="preserve"> </w:t>
+      </w:r>
+      <w:proofErr w:type="gramStart"/>
+      <w:r>
+        <w:rPr>
+          <w:lang w:val="en-NZ"/>
+        </w:rPr>
+        <w:t>needs</w:t>
+      </w:r>
+      <w:proofErr w:type="gramEnd"/>
     </w:p>
     <w:p>
       <w:pPr>
@@ -14497,7 +19966,7 @@
 </file>
 
 <file path=word/endnotes.xml><?xml version="1.0" encoding="utf-8"?>
-<w:endnotes xmlns:wpc="http://schemas.microsoft.com/office/word/2010/wordprocessingCanvas" xmlns:cx="http://schemas.microsoft.com/office/drawing/2014/chartex" xmlns:cx1="http://schemas.microsoft.com/office/drawing/2015/9/8/chartex" xmlns:cx2="http://schemas.microsoft.com/office/drawing/2015/10/21/chartex" xmlns:cx3="http://schemas.microsoft.com/office/drawing/2016/5/9/chartex" xmlns:cx4="http://schemas.microsoft.com/office/drawing/2016/5/10/chartex" xmlns:cx5="http://schemas.microsoft.com/office/drawing/2016/5/11/chartex" xmlns:cx6="http://schemas.microsoft.com/office/drawing/2016/5/12/chartex" xmlns:cx7="http://schemas.microsoft.com/office/drawing/2016/5/13/chartex" xmlns:cx8="http://schemas.microsoft.com/office/drawing/2016/5/14/chartex" xmlns:mc="http://schemas.openxmlformats.org/markup-compatibility/2006" xmlns:aink="http://schemas.microsoft.com/office/drawing/2016/ink" xmlns:am3d="http://schemas.microsoft.com/office/drawing/2017/model3d" xmlns:o="urn:schemas-microsoft-com:office:office" xmlns:oel="http://schemas.microsoft.com/office/2019/extlst" xmlns:r="http://schemas.openxmlformats.org/officeDocument/2006/relationships" xmlns:m="http://schemas.openxmlformats.org/officeDocument/2006/math" xmlns:v="urn:schemas-microsoft-com:vml" xmlns:wp14="http://schemas.microsoft.com/office/word/2010/wordprocessingDrawing" xmlns:wp="http://schemas.openxmlformats.org/drawingml/2006/wordprocessingDrawing" xmlns:w10="urn:schemas-microsoft-com:office:word" xmlns:w="http://schemas.openxmlformats.org/wordprocessingml/2006/main" xmlns:w14="http://schemas.microsoft.com/office/word/2010/wordml" xmlns:w15="http://schemas.microsoft.com/office/word/2012/wordml" xmlns:w16cex="http://schemas.microsoft.com/office/word/2018/wordml/cex" xmlns:w16cid="http://schemas.microsoft.com/office/word/2016/wordml/cid" xmlns:w16="http://schemas.microsoft.com/office/word/2018/wordml" xmlns:w16du="http://schemas.microsoft.com/office/word/2023/wordml/word16du" xmlns:w16sdtdh="http://schemas.microsoft.com/office/word/2020/wordml/sdtdatahash" xmlns:w16sdtfl="http://schemas.microsoft.com/office/word/2024/wordml/sdtformatlock" xmlns:w16se="http://schemas.microsoft.com/office/word/2015/wordml/symex" xmlns:wpg="http://schemas.microsoft.com/office/word/2010/wordprocessingGroup" xmlns:wpi="http://schemas.microsoft.com/office/word/2010/wordprocessingInk" xmlns:wne="http://schemas.microsoft.com/office/word/2006/wordml" xmlns:wps="http://schemas.microsoft.com/office/word/2010/wordprocessingShape" mc:Ignorable="w14 w15 w16se w16cid w16 w16cex w16sdtdh w16sdtfl w16du wp14">
+<w:endnotes xmlns:wpc="http://schemas.microsoft.com/office/word/2010/wordprocessingCanvas" xmlns:cx="http://schemas.microsoft.com/office/drawing/2014/chartex" xmlns:cx1="http://schemas.microsoft.com/office/drawing/2015/9/8/chartex" xmlns:cx2="http://schemas.microsoft.com/office/drawing/2015/10/21/chartex" xmlns:cx3="http://schemas.microsoft.com/office/drawing/2016/5/9/chartex" xmlns:cx4="http://schemas.microsoft.com/office/drawing/2016/5/10/chartex" xmlns:cx5="http://schemas.microsoft.com/office/drawing/2016/5/11/chartex" xmlns:cx6="http://schemas.microsoft.com/office/drawing/2016/5/12/chartex" xmlns:cx7="http://schemas.microsoft.com/office/drawing/2016/5/13/chartex" xmlns:cx8="http://schemas.microsoft.com/office/drawing/2016/5/14/chartex" xmlns:mc="http://schemas.openxmlformats.org/markup-compatibility/2006" xmlns:aink="http://schemas.microsoft.com/office/drawing/2016/ink" xmlns:am3d="http://schemas.microsoft.com/office/drawing/2017/model3d" xmlns:o="urn:schemas-microsoft-com:office:office" xmlns:r="http://schemas.openxmlformats.org/officeDocument/2006/relationships" xmlns:m="http://schemas.openxmlformats.org/officeDocument/2006/math" xmlns:v="urn:schemas-microsoft-com:vml" xmlns:wp14="http://schemas.microsoft.com/office/word/2010/wordprocessingDrawing" xmlns:wp="http://schemas.openxmlformats.org/drawingml/2006/wordprocessingDrawing" xmlns:w10="urn:schemas-microsoft-com:office:word" xmlns:w="http://schemas.openxmlformats.org/wordprocessingml/2006/main" xmlns:w14="http://schemas.microsoft.com/office/word/2010/wordml" xmlns:w15="http://schemas.microsoft.com/office/word/2012/wordml" xmlns:w16cex="http://schemas.microsoft.com/office/word/2018/wordml/cex" xmlns:w16cid="http://schemas.microsoft.com/office/word/2016/wordml/cid" xmlns:w16="http://schemas.microsoft.com/office/word/2018/wordml" xmlns:w16sdtdh="http://schemas.microsoft.com/office/word/2020/wordml/sdtdatahash" xmlns:w16se="http://schemas.microsoft.com/office/word/2015/wordml/symex" xmlns:wpg="http://schemas.microsoft.com/office/word/2010/wordprocessingGroup" xmlns:wpi="http://schemas.microsoft.com/office/word/2010/wordprocessingInk" xmlns:wne="http://schemas.microsoft.com/office/word/2006/wordml" xmlns:wps="http://schemas.microsoft.com/office/word/2010/wordprocessingShape" mc:Ignorable="w14 w15 w16se w16cid w16 w16cex w16sdtdh wp14">
   <w:endnote w:type="separator" w:id="-1">
     <w:p>
       <w:pPr>
@@ -14522,7 +19991,7 @@
 </file>
 
 <file path=word/footnotes.xml><?xml version="1.0" encoding="utf-8"?>
-<w:footnotes xmlns:wpc="http://schemas.microsoft.com/office/word/2010/wordprocessingCanvas" xmlns:cx="http://schemas.microsoft.com/office/drawing/2014/chartex" xmlns:cx1="http://schemas.microsoft.com/office/drawing/2015/9/8/chartex" xmlns:cx2="http://schemas.microsoft.com/office/drawing/2015/10/21/chartex" xmlns:cx3="http://schemas.microsoft.com/office/drawing/2016/5/9/chartex" xmlns:cx4="http://schemas.microsoft.com/office/drawing/2016/5/10/chartex" xmlns:cx5="http://schemas.microsoft.com/office/drawing/2016/5/11/chartex" xmlns:cx6="http://schemas.microsoft.com/office/drawing/2016/5/12/chartex" xmlns:cx7="http://schemas.microsoft.com/office/drawing/2016/5/13/chartex" xmlns:cx8="http://schemas.microsoft.com/office/drawing/2016/5/14/chartex" xmlns:mc="http://schemas.openxmlformats.org/markup-compatibility/2006" xmlns:aink="http://schemas.microsoft.com/office/drawing/2016/ink" xmlns:am3d="http://schemas.microsoft.com/office/drawing/2017/model3d" xmlns:o="urn:schemas-microsoft-com:office:office" xmlns:oel="http://schemas.microsoft.com/office/2019/extlst" xmlns:r="http://schemas.openxmlformats.org/officeDocument/2006/relationships" xmlns:m="http://schemas.openxmlformats.org/officeDocument/2006/math" xmlns:v="urn:schemas-microsoft-com:vml" xmlns:wp14="http://schemas.microsoft.com/office/word/2010/wordprocessingDrawing" xmlns:wp="http://schemas.openxmlformats.org/drawingml/2006/wordprocessingDrawing" xmlns:w10="urn:schemas-microsoft-com:office:word" xmlns:w="http://schemas.openxmlformats.org/wordprocessingml/2006/main" xmlns:w14="http://schemas.microsoft.com/office/word/2010/wordml" xmlns:w15="http://schemas.microsoft.com/office/word/2012/wordml" xmlns:w16cex="http://schemas.microsoft.com/office/word/2018/wordml/cex" xmlns:w16cid="http://schemas.microsoft.com/office/word/2016/wordml/cid" xmlns:w16="http://schemas.microsoft.com/office/word/2018/wordml" xmlns:w16du="http://schemas.microsoft.com/office/word/2023/wordml/word16du" xmlns:w16sdtdh="http://schemas.microsoft.com/office/word/2020/wordml/sdtdatahash" xmlns:w16sdtfl="http://schemas.microsoft.com/office/word/2024/wordml/sdtformatlock" xmlns:w16se="http://schemas.microsoft.com/office/word/2015/wordml/symex" xmlns:wpg="http://schemas.microsoft.com/office/word/2010/wordprocessingGroup" xmlns:wpi="http://schemas.microsoft.com/office/word/2010/wordprocessingInk" xmlns:wne="http://schemas.microsoft.com/office/word/2006/wordml" xmlns:wps="http://schemas.microsoft.com/office/word/2010/wordprocessingShape" mc:Ignorable="w14 w15 w16se w16cid w16 w16cex w16sdtdh w16sdtfl w16du wp14">
+<w:footnotes xmlns:wpc="http://schemas.microsoft.com/office/word/2010/wordprocessingCanvas" xmlns:cx="http://schemas.microsoft.com/office/drawing/2014/chartex" xmlns:cx1="http://schemas.microsoft.com/office/drawing/2015/9/8/chartex" xmlns:cx2="http://schemas.microsoft.com/office/drawing/2015/10/21/chartex" xmlns:cx3="http://schemas.microsoft.com/office/drawing/2016/5/9/chartex" xmlns:cx4="http://schemas.microsoft.com/office/drawing/2016/5/10/chartex" xmlns:cx5="http://schemas.microsoft.com/office/drawing/2016/5/11/chartex" xmlns:cx6="http://schemas.microsoft.com/office/drawing/2016/5/12/chartex" xmlns:cx7="http://schemas.microsoft.com/office/drawing/2016/5/13/chartex" xmlns:cx8="http://schemas.microsoft.com/office/drawing/2016/5/14/chartex" xmlns:mc="http://schemas.openxmlformats.org/markup-compatibility/2006" xmlns:aink="http://schemas.microsoft.com/office/drawing/2016/ink" xmlns:am3d="http://schemas.microsoft.com/office/drawing/2017/model3d" xmlns:o="urn:schemas-microsoft-com:office:office" xmlns:r="http://schemas.openxmlformats.org/officeDocument/2006/relationships" xmlns:m="http://schemas.openxmlformats.org/officeDocument/2006/math" xmlns:v="urn:schemas-microsoft-com:vml" xmlns:wp14="http://schemas.microsoft.com/office/word/2010/wordprocessingDrawing" xmlns:wp="http://schemas.openxmlformats.org/drawingml/2006/wordprocessingDrawing" xmlns:w10="urn:schemas-microsoft-com:office:word" xmlns:w="http://schemas.openxmlformats.org/wordprocessingml/2006/main" xmlns:w14="http://schemas.microsoft.com/office/word/2010/wordml" xmlns:w15="http://schemas.microsoft.com/office/word/2012/wordml" xmlns:w16cex="http://schemas.microsoft.com/office/word/2018/wordml/cex" xmlns:w16cid="http://schemas.microsoft.com/office/word/2016/wordml/cid" xmlns:w16="http://schemas.microsoft.com/office/word/2018/wordml" xmlns:w16sdtdh="http://schemas.microsoft.com/office/word/2020/wordml/sdtdatahash" xmlns:w16se="http://schemas.microsoft.com/office/word/2015/wordml/symex" xmlns:wpg="http://schemas.microsoft.com/office/word/2010/wordprocessingGroup" xmlns:wpi="http://schemas.microsoft.com/office/word/2010/wordprocessingInk" xmlns:wne="http://schemas.microsoft.com/office/word/2006/wordml" xmlns:wps="http://schemas.microsoft.com/office/word/2010/wordprocessingShape" mc:Ignorable="w14 w15 w16se w16cid w16 w16cex w16sdtdh wp14">
   <w:footnote w:type="separator" w:id="-1">
     <w:p>
       <w:pPr>
@@ -14546,14 +20015,14 @@
   <w:footnote w:id="1">
     <w:p>
       <w:pPr>
-        <w:pStyle w:val="Textonotapie"/>
+        <w:pStyle w:val="FootnoteText"/>
         <w:rPr>
           <w:lang w:val="en-US"/>
         </w:rPr>
       </w:pPr>
       <w:r>
         <w:rPr>
-          <w:rStyle w:val="Refdenotaalpie"/>
+          <w:rStyle w:val="FootnoteReference"/>
         </w:rPr>
         <w:footnoteRef/>
       </w:r>
@@ -14563,7 +20032,7 @@
       <w:hyperlink r:id="rId1" w:history="1">
         <w:r>
           <w:rPr>
-            <w:rStyle w:val="Hipervnculo"/>
+            <w:rStyle w:val="Hyperlink"/>
           </w:rPr>
           <w:t>miro.com</w:t>
         </w:r>
@@ -14574,7 +20043,7 @@
 </file>
 
 <file path=word/numbering.xml><?xml version="1.0" encoding="utf-8"?>
-<w:numbering xmlns:wpc="http://schemas.microsoft.com/office/word/2010/wordprocessingCanvas" xmlns:cx="http://schemas.microsoft.com/office/drawing/2014/chartex" xmlns:cx1="http://schemas.microsoft.com/office/drawing/2015/9/8/chartex" xmlns:cx2="http://schemas.microsoft.com/office/drawing/2015/10/21/chartex" xmlns:cx3="http://schemas.microsoft.com/office/drawing/2016/5/9/chartex" xmlns:cx4="http://schemas.microsoft.com/office/drawing/2016/5/10/chartex" xmlns:cx5="http://schemas.microsoft.com/office/drawing/2016/5/11/chartex" xmlns:cx6="http://schemas.microsoft.com/office/drawing/2016/5/12/chartex" xmlns:cx7="http://schemas.microsoft.com/office/drawing/2016/5/13/chartex" xmlns:cx8="http://schemas.microsoft.com/office/drawing/2016/5/14/chartex" xmlns:mc="http://schemas.openxmlformats.org/markup-compatibility/2006" xmlns:aink="http://schemas.microsoft.com/office/drawing/2016/ink" xmlns:am3d="http://schemas.microsoft.com/office/drawing/2017/model3d" xmlns:o="urn:schemas-microsoft-com:office:office" xmlns:oel="http://schemas.microsoft.com/office/2019/extlst" xmlns:r="http://schemas.openxmlformats.org/officeDocument/2006/relationships" xmlns:m="http://schemas.openxmlformats.org/officeDocument/2006/math" xmlns:v="urn:schemas-microsoft-com:vml" xmlns:wp14="http://schemas.microsoft.com/office/word/2010/wordprocessingDrawing" xmlns:wp="http://schemas.openxmlformats.org/drawingml/2006/wordprocessingDrawing" xmlns:w10="urn:schemas-microsoft-com:office:word" xmlns:w="http://schemas.openxmlformats.org/wordprocessingml/2006/main" xmlns:w14="http://schemas.microsoft.com/office/word/2010/wordml" xmlns:w15="http://schemas.microsoft.com/office/word/2012/wordml" xmlns:w16cex="http://schemas.microsoft.com/office/word/2018/wordml/cex" xmlns:w16cid="http://schemas.microsoft.com/office/word/2016/wordml/cid" xmlns:w16="http://schemas.microsoft.com/office/word/2018/wordml" xmlns:w16du="http://schemas.microsoft.com/office/word/2023/wordml/word16du" xmlns:w16sdtdh="http://schemas.microsoft.com/office/word/2020/wordml/sdtdatahash" xmlns:w16sdtfl="http://schemas.microsoft.com/office/word/2024/wordml/sdtformatlock" xmlns:w16se="http://schemas.microsoft.com/office/word/2015/wordml/symex" xmlns:wpg="http://schemas.microsoft.com/office/word/2010/wordprocessingGroup" xmlns:wpi="http://schemas.microsoft.com/office/word/2010/wordprocessingInk" xmlns:wne="http://schemas.microsoft.com/office/word/2006/wordml" xmlns:wps="http://schemas.microsoft.com/office/word/2010/wordprocessingShape" mc:Ignorable="w14 w15 w16se w16cid w16 w16cex w16sdtdh w16sdtfl w16du wp14">
+<w:numbering xmlns:wpc="http://schemas.microsoft.com/office/word/2010/wordprocessingCanvas" xmlns:cx="http://schemas.microsoft.com/office/drawing/2014/chartex" xmlns:cx1="http://schemas.microsoft.com/office/drawing/2015/9/8/chartex" xmlns:cx2="http://schemas.microsoft.com/office/drawing/2015/10/21/chartex" xmlns:cx3="http://schemas.microsoft.com/office/drawing/2016/5/9/chartex" xmlns:cx4="http://schemas.microsoft.com/office/drawing/2016/5/10/chartex" xmlns:cx5="http://schemas.microsoft.com/office/drawing/2016/5/11/chartex" xmlns:cx6="http://schemas.microsoft.com/office/drawing/2016/5/12/chartex" xmlns:cx7="http://schemas.microsoft.com/office/drawing/2016/5/13/chartex" xmlns:cx8="http://schemas.microsoft.com/office/drawing/2016/5/14/chartex" xmlns:mc="http://schemas.openxmlformats.org/markup-compatibility/2006" xmlns:aink="http://schemas.microsoft.com/office/drawing/2016/ink" xmlns:am3d="http://schemas.microsoft.com/office/drawing/2017/model3d" xmlns:o="urn:schemas-microsoft-com:office:office" xmlns:r="http://schemas.openxmlformats.org/officeDocument/2006/relationships" xmlns:m="http://schemas.openxmlformats.org/officeDocument/2006/math" xmlns:v="urn:schemas-microsoft-com:vml" xmlns:wp14="http://schemas.microsoft.com/office/word/2010/wordprocessingDrawing" xmlns:wp="http://schemas.openxmlformats.org/drawingml/2006/wordprocessingDrawing" xmlns:w10="urn:schemas-microsoft-com:office:word" xmlns:w="http://schemas.openxmlformats.org/wordprocessingml/2006/main" xmlns:w14="http://schemas.microsoft.com/office/word/2010/wordml" xmlns:w15="http://schemas.microsoft.com/office/word/2012/wordml" xmlns:w16cex="http://schemas.microsoft.com/office/word/2018/wordml/cex" xmlns:w16cid="http://schemas.microsoft.com/office/word/2016/wordml/cid" xmlns:w16="http://schemas.microsoft.com/office/word/2018/wordml" xmlns:w16sdtdh="http://schemas.microsoft.com/office/word/2020/wordml/sdtdatahash" xmlns:w16se="http://schemas.microsoft.com/office/word/2015/wordml/symex" xmlns:wpg="http://schemas.microsoft.com/office/word/2010/wordprocessingGroup" xmlns:wpi="http://schemas.microsoft.com/office/word/2010/wordprocessingInk" xmlns:wne="http://schemas.microsoft.com/office/word/2006/wordml" xmlns:wps="http://schemas.microsoft.com/office/word/2010/wordprocessingShape" mc:Ignorable="w14 w15 w16se w16cid w16 w16cex w16sdtdh wp14">
   <w:abstractNum w:abstractNumId="0" w15:restartNumberingAfterBreak="0">
     <w:nsid w:val="008B0165"/>
     <w:multiLevelType w:val="hybridMultilevel"/>
@@ -17884,101 +23353,101 @@
       </w:pPr>
     </w:lvl>
   </w:abstractNum>
-  <w:num w:numId="1" w16cid:durableId="1235050477">
+  <w:num w:numId="1">
     <w:abstractNumId w:val="18"/>
   </w:num>
-  <w:num w:numId="2" w16cid:durableId="2067873167">
+  <w:num w:numId="2">
     <w:abstractNumId w:val="17"/>
   </w:num>
-  <w:num w:numId="3" w16cid:durableId="115414037">
+  <w:num w:numId="3">
     <w:abstractNumId w:val="22"/>
   </w:num>
-  <w:num w:numId="4" w16cid:durableId="349600162">
+  <w:num w:numId="4">
     <w:abstractNumId w:val="25"/>
   </w:num>
-  <w:num w:numId="5" w16cid:durableId="1248734338">
+  <w:num w:numId="5">
     <w:abstractNumId w:val="23"/>
   </w:num>
-  <w:num w:numId="6" w16cid:durableId="2015641317">
+  <w:num w:numId="6">
     <w:abstractNumId w:val="5"/>
   </w:num>
-  <w:num w:numId="7" w16cid:durableId="231624906">
+  <w:num w:numId="7">
     <w:abstractNumId w:val="19"/>
   </w:num>
-  <w:num w:numId="8" w16cid:durableId="263420750">
+  <w:num w:numId="8">
     <w:abstractNumId w:val="10"/>
   </w:num>
-  <w:num w:numId="9" w16cid:durableId="2124612063">
+  <w:num w:numId="9">
     <w:abstractNumId w:val="27"/>
   </w:num>
-  <w:num w:numId="10" w16cid:durableId="159079337">
+  <w:num w:numId="10">
     <w:abstractNumId w:val="20"/>
   </w:num>
-  <w:num w:numId="11" w16cid:durableId="790443612">
+  <w:num w:numId="11">
     <w:abstractNumId w:val="28"/>
   </w:num>
-  <w:num w:numId="12" w16cid:durableId="942110906">
+  <w:num w:numId="12">
     <w:abstractNumId w:val="6"/>
   </w:num>
-  <w:num w:numId="13" w16cid:durableId="2012368028">
+  <w:num w:numId="13">
     <w:abstractNumId w:val="9"/>
   </w:num>
-  <w:num w:numId="14" w16cid:durableId="1862934538">
+  <w:num w:numId="14">
     <w:abstractNumId w:val="13"/>
   </w:num>
-  <w:num w:numId="15" w16cid:durableId="1813401887">
+  <w:num w:numId="15">
     <w:abstractNumId w:val="29"/>
   </w:num>
-  <w:num w:numId="16" w16cid:durableId="1095636371">
+  <w:num w:numId="16">
     <w:abstractNumId w:val="15"/>
   </w:num>
-  <w:num w:numId="17" w16cid:durableId="319358279">
+  <w:num w:numId="17">
     <w:abstractNumId w:val="3"/>
   </w:num>
-  <w:num w:numId="18" w16cid:durableId="1069112579">
+  <w:num w:numId="18">
     <w:abstractNumId w:val="26"/>
   </w:num>
-  <w:num w:numId="19" w16cid:durableId="1954433259">
+  <w:num w:numId="19">
     <w:abstractNumId w:val="7"/>
   </w:num>
-  <w:num w:numId="20" w16cid:durableId="518356576">
+  <w:num w:numId="20">
     <w:abstractNumId w:val="1"/>
   </w:num>
-  <w:num w:numId="21" w16cid:durableId="210772246">
+  <w:num w:numId="21">
     <w:abstractNumId w:val="24"/>
   </w:num>
-  <w:num w:numId="22" w16cid:durableId="1576282488">
+  <w:num w:numId="22">
     <w:abstractNumId w:val="8"/>
   </w:num>
-  <w:num w:numId="23" w16cid:durableId="666174723">
+  <w:num w:numId="23">
     <w:abstractNumId w:val="21"/>
   </w:num>
-  <w:num w:numId="24" w16cid:durableId="1915116904">
+  <w:num w:numId="24">
     <w:abstractNumId w:val="11"/>
   </w:num>
-  <w:num w:numId="25" w16cid:durableId="1706367474">
+  <w:num w:numId="25">
     <w:abstractNumId w:val="0"/>
   </w:num>
-  <w:num w:numId="26" w16cid:durableId="955864911">
+  <w:num w:numId="26">
     <w:abstractNumId w:val="12"/>
   </w:num>
-  <w:num w:numId="27" w16cid:durableId="920335174">
+  <w:num w:numId="27">
     <w:abstractNumId w:val="16"/>
   </w:num>
-  <w:num w:numId="28" w16cid:durableId="699822444">
+  <w:num w:numId="28">
     <w:abstractNumId w:val="4"/>
   </w:num>
-  <w:num w:numId="29" w16cid:durableId="76481322">
+  <w:num w:numId="29">
     <w:abstractNumId w:val="2"/>
   </w:num>
-  <w:num w:numId="30" w16cid:durableId="1867867080">
+  <w:num w:numId="30">
     <w:abstractNumId w:val="14"/>
   </w:num>
 </w:numbering>
 </file>
 
 <file path=word/styles.xml><?xml version="1.0" encoding="utf-8"?>
-<w:styles xmlns:mc="http://schemas.openxmlformats.org/markup-compatibility/2006" xmlns:r="http://schemas.openxmlformats.org/officeDocument/2006/relationships" xmlns:w="http://schemas.openxmlformats.org/wordprocessingml/2006/main" xmlns:w14="http://schemas.microsoft.com/office/word/2010/wordml" xmlns:w15="http://schemas.microsoft.com/office/word/2012/wordml" xmlns:w16cex="http://schemas.microsoft.com/office/word/2018/wordml/cex" xmlns:w16cid="http://schemas.microsoft.com/office/word/2016/wordml/cid" xmlns:w16="http://schemas.microsoft.com/office/word/2018/wordml" xmlns:w16du="http://schemas.microsoft.com/office/word/2023/wordml/word16du" xmlns:w16sdtdh="http://schemas.microsoft.com/office/word/2020/wordml/sdtdatahash" xmlns:w16sdtfl="http://schemas.microsoft.com/office/word/2024/wordml/sdtformatlock" xmlns:w16se="http://schemas.microsoft.com/office/word/2015/wordml/symex" mc:Ignorable="w14 w15 w16se w16cid w16 w16cex w16sdtdh w16sdtfl w16du">
+<w:styles xmlns:mc="http://schemas.openxmlformats.org/markup-compatibility/2006" xmlns:r="http://schemas.openxmlformats.org/officeDocument/2006/relationships" xmlns:w="http://schemas.openxmlformats.org/wordprocessingml/2006/main" xmlns:w14="http://schemas.microsoft.com/office/word/2010/wordml" xmlns:w15="http://schemas.microsoft.com/office/word/2012/wordml" xmlns:w16cex="http://schemas.microsoft.com/office/word/2018/wordml/cex" xmlns:w16cid="http://schemas.microsoft.com/office/word/2016/wordml/cid" xmlns:w16="http://schemas.microsoft.com/office/word/2018/wordml" xmlns:w16sdtdh="http://schemas.microsoft.com/office/word/2020/wordml/sdtdatahash" xmlns:w16se="http://schemas.microsoft.com/office/word/2015/wordml/symex" mc:Ignorable="w14 w15 w16se w16cid w16 w16cex w16sdtdh">
   <w:docDefaults>
     <w:rPrDefault>
       <w:rPr>
@@ -18376,7 +23845,7 @@
     <w:name w:val="Normal"/>
     <w:qFormat/>
   </w:style>
-  <w:style w:type="paragraph" w:styleId="Ttulo1">
+  <w:style w:type="paragraph" w:styleId="Heading1">
     <w:name w:val="heading 1"/>
     <w:basedOn w:val="Normal"/>
     <w:next w:val="Normal"/>
@@ -18393,7 +23862,7 @@
       <w:szCs w:val="40"/>
     </w:rPr>
   </w:style>
-  <w:style w:type="paragraph" w:styleId="Ttulo2">
+  <w:style w:type="paragraph" w:styleId="Heading2">
     <w:name w:val="heading 2"/>
     <w:basedOn w:val="Normal"/>
     <w:next w:val="Normal"/>
@@ -18411,7 +23880,7 @@
       <w:szCs w:val="32"/>
     </w:rPr>
   </w:style>
-  <w:style w:type="paragraph" w:styleId="Ttulo3">
+  <w:style w:type="paragraph" w:styleId="Heading3">
     <w:name w:val="heading 3"/>
     <w:basedOn w:val="Normal"/>
     <w:next w:val="Normal"/>
@@ -18430,7 +23899,7 @@
       <w:szCs w:val="28"/>
     </w:rPr>
   </w:style>
-  <w:style w:type="paragraph" w:styleId="Ttulo4">
+  <w:style w:type="paragraph" w:styleId="Heading4">
     <w:name w:val="heading 4"/>
     <w:basedOn w:val="Normal"/>
     <w:next w:val="Normal"/>
@@ -18450,7 +23919,7 @@
       <w:szCs w:val="24"/>
     </w:rPr>
   </w:style>
-  <w:style w:type="paragraph" w:styleId="Ttulo5">
+  <w:style w:type="paragraph" w:styleId="Heading5">
     <w:name w:val="heading 5"/>
     <w:basedOn w:val="Normal"/>
     <w:next w:val="Normal"/>
@@ -18468,7 +23937,7 @@
       <w:color w:val="666666"/>
     </w:rPr>
   </w:style>
-  <w:style w:type="paragraph" w:styleId="Ttulo6">
+  <w:style w:type="paragraph" w:styleId="Heading6">
     <w:name w:val="heading 6"/>
     <w:basedOn w:val="Normal"/>
     <w:next w:val="Normal"/>
@@ -18487,13 +23956,13 @@
       <w:color w:val="666666"/>
     </w:rPr>
   </w:style>
-  <w:style w:type="character" w:default="1" w:styleId="Fuentedeprrafopredeter">
+  <w:style w:type="character" w:default="1" w:styleId="DefaultParagraphFont">
     <w:name w:val="Default Paragraph Font"/>
     <w:uiPriority w:val="1"/>
     <w:semiHidden/>
     <w:unhideWhenUsed/>
   </w:style>
-  <w:style w:type="table" w:default="1" w:styleId="Tablanormal">
+  <w:style w:type="table" w:default="1" w:styleId="TableNormal">
     <w:name w:val="Normal Table"/>
     <w:uiPriority w:val="99"/>
     <w:semiHidden/>
@@ -18508,13 +23977,13 @@
       </w:tblCellMar>
     </w:tblPr>
   </w:style>
-  <w:style w:type="numbering" w:default="1" w:styleId="Sinlista">
+  <w:style w:type="numbering" w:default="1" w:styleId="NoList">
     <w:name w:val="No List"/>
     <w:uiPriority w:val="99"/>
     <w:semiHidden/>
     <w:unhideWhenUsed/>
   </w:style>
-  <w:style w:type="paragraph" w:styleId="Ttulo">
+  <w:style w:type="paragraph" w:styleId="Title">
     <w:name w:val="Title"/>
     <w:basedOn w:val="Normal"/>
     <w:next w:val="Normal"/>
@@ -18530,7 +23999,7 @@
       <w:szCs w:val="52"/>
     </w:rPr>
   </w:style>
-  <w:style w:type="paragraph" w:styleId="Subttulo">
+  <w:style w:type="paragraph" w:styleId="Subtitle">
     <w:name w:val="Subtitle"/>
     <w:basedOn w:val="Normal"/>
     <w:next w:val="Normal"/>
@@ -18547,7 +24016,7 @@
       <w:szCs w:val="30"/>
     </w:rPr>
   </w:style>
-  <w:style w:type="paragraph" w:styleId="Prrafodelista">
+  <w:style w:type="paragraph" w:styleId="ListParagraph">
     <w:name w:val="List Paragraph"/>
     <w:basedOn w:val="Normal"/>
     <w:uiPriority w:val="34"/>
@@ -18558,7 +24027,7 @@
       <w:contextualSpacing/>
     </w:pPr>
   </w:style>
-  <w:style w:type="paragraph" w:styleId="Descripcin">
+  <w:style w:type="paragraph" w:styleId="Caption">
     <w:name w:val="caption"/>
     <w:basedOn w:val="Normal"/>
     <w:next w:val="Normal"/>
@@ -18577,9 +24046,9 @@
       <w:szCs w:val="18"/>
     </w:rPr>
   </w:style>
-  <w:style w:type="table" w:styleId="Tablaconcuadrcula">
+  <w:style w:type="table" w:styleId="TableGrid">
     <w:name w:val="Table Grid"/>
-    <w:basedOn w:val="Tablanormal"/>
+    <w:basedOn w:val="TableNormal"/>
     <w:uiPriority w:val="39"/>
     <w:rsid w:val="00C3546B"/>
     <w:pPr>
@@ -18596,9 +24065,9 @@
       </w:tblBorders>
     </w:tblPr>
   </w:style>
-  <w:style w:type="table" w:styleId="Tablanormal2">
+  <w:style w:type="table" w:styleId="PlainTable2">
     <w:name w:val="Plain Table 2"/>
-    <w:basedOn w:val="Tablanormal"/>
+    <w:basedOn w:val="TableNormal"/>
     <w:uiPriority w:val="42"/>
     <w:rsid w:val="00522EB9"/>
     <w:pPr>
@@ -18676,10 +24145,10 @@
       </w:tcPr>
     </w:tblStylePr>
   </w:style>
-  <w:style w:type="paragraph" w:styleId="Textonotapie">
+  <w:style w:type="paragraph" w:styleId="FootnoteText">
     <w:name w:val="footnote text"/>
     <w:basedOn w:val="Normal"/>
-    <w:link w:val="TextonotapieCar"/>
+    <w:link w:val="FootnoteTextChar"/>
     <w:uiPriority w:val="99"/>
     <w:semiHidden/>
     <w:unhideWhenUsed/>
@@ -18692,10 +24161,10 @@
       <w:szCs w:val="20"/>
     </w:rPr>
   </w:style>
-  <w:style w:type="character" w:customStyle="1" w:styleId="TextonotapieCar">
-    <w:name w:val="Texto nota pie Car"/>
-    <w:basedOn w:val="Fuentedeprrafopredeter"/>
-    <w:link w:val="Textonotapie"/>
+  <w:style w:type="character" w:customStyle="1" w:styleId="FootnoteTextChar">
+    <w:name w:val="Footnote Text Char"/>
+    <w:basedOn w:val="DefaultParagraphFont"/>
+    <w:link w:val="FootnoteText"/>
     <w:uiPriority w:val="99"/>
     <w:semiHidden/>
     <w:rsid w:val="00C97732"/>
@@ -18704,9 +24173,9 @@
       <w:szCs w:val="20"/>
     </w:rPr>
   </w:style>
-  <w:style w:type="character" w:styleId="Refdenotaalpie">
+  <w:style w:type="character" w:styleId="FootnoteReference">
     <w:name w:val="footnote reference"/>
-    <w:basedOn w:val="Fuentedeprrafopredeter"/>
+    <w:basedOn w:val="DefaultParagraphFont"/>
     <w:uiPriority w:val="99"/>
     <w:semiHidden/>
     <w:unhideWhenUsed/>
@@ -18715,9 +24184,9 @@
       <w:vertAlign w:val="superscript"/>
     </w:rPr>
   </w:style>
-  <w:style w:type="character" w:styleId="Hipervnculo">
+  <w:style w:type="character" w:styleId="Hyperlink">
     <w:name w:val="Hyperlink"/>
-    <w:basedOn w:val="Fuentedeprrafopredeter"/>
+    <w:basedOn w:val="DefaultParagraphFont"/>
     <w:uiPriority w:val="99"/>
     <w:unhideWhenUsed/>
     <w:rsid w:val="00C97732"/>
@@ -18726,9 +24195,9 @@
       <w:u w:val="single"/>
     </w:rPr>
   </w:style>
-  <w:style w:type="character" w:styleId="Mencinsinresolver">
+  <w:style w:type="character" w:styleId="UnresolvedMention">
     <w:name w:val="Unresolved Mention"/>
-    <w:basedOn w:val="Fuentedeprrafopredeter"/>
+    <w:basedOn w:val="DefaultParagraphFont"/>
     <w:uiPriority w:val="99"/>
     <w:semiHidden/>
     <w:unhideWhenUsed/>
@@ -18738,9 +24207,9 @@
       <w:shd w:val="clear" w:color="auto" w:fill="E1DFDD"/>
     </w:rPr>
   </w:style>
-  <w:style w:type="character" w:styleId="Hipervnculovisitado">
+  <w:style w:type="character" w:styleId="FollowedHyperlink">
     <w:name w:val="FollowedHyperlink"/>
-    <w:basedOn w:val="Fuentedeprrafopredeter"/>
+    <w:basedOn w:val="DefaultParagraphFont"/>
     <w:uiPriority w:val="99"/>
     <w:semiHidden/>
     <w:unhideWhenUsed/>

--- a/Draft/6 Case Study.docx
+++ b/Draft/6 Case Study.docx
@@ -1,10 +1,10 @@
 
 <file path=word/document.xml><?xml version="1.0" encoding="utf-8"?>
-<w:document xmlns:wpc="http://schemas.microsoft.com/office/word/2010/wordprocessingCanvas" xmlns:cx="http://schemas.microsoft.com/office/drawing/2014/chartex" xmlns:cx1="http://schemas.microsoft.com/office/drawing/2015/9/8/chartex" xmlns:cx2="http://schemas.microsoft.com/office/drawing/2015/10/21/chartex" xmlns:cx3="http://schemas.microsoft.com/office/drawing/2016/5/9/chartex" xmlns:cx4="http://schemas.microsoft.com/office/drawing/2016/5/10/chartex" xmlns:cx5="http://schemas.microsoft.com/office/drawing/2016/5/11/chartex" xmlns:cx6="http://schemas.microsoft.com/office/drawing/2016/5/12/chartex" xmlns:cx7="http://schemas.microsoft.com/office/drawing/2016/5/13/chartex" xmlns:cx8="http://schemas.microsoft.com/office/drawing/2016/5/14/chartex" xmlns:mc="http://schemas.openxmlformats.org/markup-compatibility/2006" xmlns:aink="http://schemas.microsoft.com/office/drawing/2016/ink" xmlns:am3d="http://schemas.microsoft.com/office/drawing/2017/model3d" xmlns:o="urn:schemas-microsoft-com:office:office" xmlns:r="http://schemas.openxmlformats.org/officeDocument/2006/relationships" xmlns:m="http://schemas.openxmlformats.org/officeDocument/2006/math" xmlns:v="urn:schemas-microsoft-com:vml" xmlns:wp14="http://schemas.microsoft.com/office/word/2010/wordprocessingDrawing" xmlns:wp="http://schemas.openxmlformats.org/drawingml/2006/wordprocessingDrawing" xmlns:w10="urn:schemas-microsoft-com:office:word" xmlns:w="http://schemas.openxmlformats.org/wordprocessingml/2006/main" xmlns:w14="http://schemas.microsoft.com/office/word/2010/wordml" xmlns:w15="http://schemas.microsoft.com/office/word/2012/wordml" xmlns:w16cex="http://schemas.microsoft.com/office/word/2018/wordml/cex" xmlns:w16cid="http://schemas.microsoft.com/office/word/2016/wordml/cid" xmlns:w16="http://schemas.microsoft.com/office/word/2018/wordml" xmlns:w16sdtdh="http://schemas.microsoft.com/office/word/2020/wordml/sdtdatahash" xmlns:w16se="http://schemas.microsoft.com/office/word/2015/wordml/symex" xmlns:wpg="http://schemas.microsoft.com/office/word/2010/wordprocessingGroup" xmlns:wpi="http://schemas.microsoft.com/office/word/2010/wordprocessingInk" xmlns:wne="http://schemas.microsoft.com/office/word/2006/wordml" xmlns:wps="http://schemas.microsoft.com/office/word/2010/wordprocessingShape" mc:Ignorable="w14 w15 w16se w16cid w16 w16cex w16sdtdh wp14">
+<w:document xmlns:wpc="http://schemas.microsoft.com/office/word/2010/wordprocessingCanvas" xmlns:cx="http://schemas.microsoft.com/office/drawing/2014/chartex" xmlns:cx1="http://schemas.microsoft.com/office/drawing/2015/9/8/chartex" xmlns:cx2="http://schemas.microsoft.com/office/drawing/2015/10/21/chartex" xmlns:cx3="http://schemas.microsoft.com/office/drawing/2016/5/9/chartex" xmlns:cx4="http://schemas.microsoft.com/office/drawing/2016/5/10/chartex" xmlns:cx5="http://schemas.microsoft.com/office/drawing/2016/5/11/chartex" xmlns:cx6="http://schemas.microsoft.com/office/drawing/2016/5/12/chartex" xmlns:cx7="http://schemas.microsoft.com/office/drawing/2016/5/13/chartex" xmlns:cx8="http://schemas.microsoft.com/office/drawing/2016/5/14/chartex" xmlns:mc="http://schemas.openxmlformats.org/markup-compatibility/2006" xmlns:aink="http://schemas.microsoft.com/office/drawing/2016/ink" xmlns:am3d="http://schemas.microsoft.com/office/drawing/2017/model3d" xmlns:o="urn:schemas-microsoft-com:office:office" xmlns:oel="http://schemas.microsoft.com/office/2019/extlst" xmlns:r="http://schemas.openxmlformats.org/officeDocument/2006/relationships" xmlns:m="http://schemas.openxmlformats.org/officeDocument/2006/math" xmlns:v="urn:schemas-microsoft-com:vml" xmlns:wp14="http://schemas.microsoft.com/office/word/2010/wordprocessingDrawing" xmlns:wp="http://schemas.openxmlformats.org/drawingml/2006/wordprocessingDrawing" xmlns:w10="urn:schemas-microsoft-com:office:word" xmlns:w="http://schemas.openxmlformats.org/wordprocessingml/2006/main" xmlns:w14="http://schemas.microsoft.com/office/word/2010/wordml" xmlns:w15="http://schemas.microsoft.com/office/word/2012/wordml" xmlns:w16cex="http://schemas.microsoft.com/office/word/2018/wordml/cex" xmlns:w16cid="http://schemas.microsoft.com/office/word/2016/wordml/cid" xmlns:w16="http://schemas.microsoft.com/office/word/2018/wordml" xmlns:w16du="http://schemas.microsoft.com/office/word/2023/wordml/word16du" xmlns:w16sdtdh="http://schemas.microsoft.com/office/word/2020/wordml/sdtdatahash" xmlns:w16sdtfl="http://schemas.microsoft.com/office/word/2024/wordml/sdtformatlock" xmlns:w16se="http://schemas.microsoft.com/office/word/2015/wordml/symex" xmlns:wpg="http://schemas.microsoft.com/office/word/2010/wordprocessingGroup" xmlns:wpi="http://schemas.microsoft.com/office/word/2010/wordprocessingInk" xmlns:wne="http://schemas.microsoft.com/office/word/2006/wordml" xmlns:wps="http://schemas.microsoft.com/office/word/2010/wordprocessingShape" mc:Ignorable="w14 w15 w16se w16cid w16 w16cex w16sdtdh w16sdtfl w16du wp14">
   <w:body>
     <w:p>
       <w:pPr>
-        <w:pStyle w:val="Title"/>
+        <w:pStyle w:val="Ttulo"/>
         <w:rPr>
           <w:rFonts w:asciiTheme="majorHAnsi" w:hAnsiTheme="majorHAnsi" w:cstheme="majorHAnsi"/>
           <w:sz w:val="24"/>
@@ -264,7 +264,7 @@
     </w:p>
     <w:p>
       <w:pPr>
-        <w:pStyle w:val="Heading1"/>
+        <w:pStyle w:val="Ttulo1"/>
         <w:rPr>
           <w:rFonts w:asciiTheme="majorHAnsi" w:hAnsiTheme="majorHAnsi" w:cstheme="majorHAnsi"/>
           <w:sz w:val="24"/>
@@ -387,7 +387,7 @@
     </w:p>
     <w:p>
       <w:pPr>
-        <w:pStyle w:val="ListParagraph"/>
+        <w:pStyle w:val="Prrafodelista"/>
         <w:numPr>
           <w:ilvl w:val="0"/>
           <w:numId w:val="5"/>
@@ -411,7 +411,7 @@
     </w:p>
     <w:p>
       <w:pPr>
-        <w:pStyle w:val="ListParagraph"/>
+        <w:pStyle w:val="Prrafodelista"/>
         <w:numPr>
           <w:ilvl w:val="0"/>
           <w:numId w:val="5"/>
@@ -435,7 +435,7 @@
     </w:p>
     <w:p>
       <w:pPr>
-        <w:pStyle w:val="ListParagraph"/>
+        <w:pStyle w:val="Prrafodelista"/>
         <w:numPr>
           <w:ilvl w:val="0"/>
           <w:numId w:val="5"/>
@@ -461,7 +461,7 @@
     </w:p>
     <w:p>
       <w:pPr>
-        <w:pStyle w:val="ListParagraph"/>
+        <w:pStyle w:val="Prrafodelista"/>
         <w:numPr>
           <w:ilvl w:val="0"/>
           <w:numId w:val="5"/>
@@ -485,7 +485,7 @@
     </w:p>
     <w:p>
       <w:pPr>
-        <w:pStyle w:val="ListParagraph"/>
+        <w:pStyle w:val="Prrafodelista"/>
         <w:numPr>
           <w:ilvl w:val="0"/>
           <w:numId w:val="5"/>
@@ -509,7 +509,7 @@
     </w:p>
     <w:p>
       <w:pPr>
-        <w:pStyle w:val="ListParagraph"/>
+        <w:pStyle w:val="Prrafodelista"/>
         <w:numPr>
           <w:ilvl w:val="0"/>
           <w:numId w:val="5"/>
@@ -599,7 +599,7 @@
     </w:p>
     <w:p>
       <w:pPr>
-        <w:pStyle w:val="ListParagraph"/>
+        <w:pStyle w:val="Prrafodelista"/>
         <w:numPr>
           <w:ilvl w:val="0"/>
           <w:numId w:val="7"/>
@@ -623,7 +623,7 @@
     </w:p>
     <w:p>
       <w:pPr>
-        <w:pStyle w:val="ListParagraph"/>
+        <w:pStyle w:val="Prrafodelista"/>
         <w:numPr>
           <w:ilvl w:val="0"/>
           <w:numId w:val="7"/>
@@ -642,32 +642,12 @@
           <w:szCs w:val="24"/>
           <w:lang w:val="en-NZ"/>
         </w:rPr>
-        <w:t xml:space="preserve">Cultural, </w:t>
-      </w:r>
-      <w:proofErr w:type="spellStart"/>
-      <w:r>
-        <w:rPr>
-          <w:rFonts w:asciiTheme="majorHAnsi" w:hAnsiTheme="majorHAnsi" w:cstheme="majorHAnsi"/>
-          <w:sz w:val="24"/>
-          <w:szCs w:val="24"/>
-          <w:lang w:val="en-NZ"/>
-        </w:rPr>
-        <w:t>economical</w:t>
-      </w:r>
-      <w:proofErr w:type="spellEnd"/>
-      <w:r>
-        <w:rPr>
-          <w:rFonts w:asciiTheme="majorHAnsi" w:hAnsiTheme="majorHAnsi" w:cstheme="majorHAnsi"/>
-          <w:sz w:val="24"/>
-          <w:szCs w:val="24"/>
-          <w:lang w:val="en-NZ"/>
-        </w:rPr>
-        <w:t xml:space="preserve"> and social factors of the zone where the terrain was located.</w:t>
-      </w:r>
-    </w:p>
-    <w:p>
-      <w:pPr>
-        <w:pStyle w:val="ListParagraph"/>
+        <w:t>Cultural, economical and social factors of the zone where the terrain was located.</w:t>
+      </w:r>
+    </w:p>
+    <w:p>
+      <w:pPr>
+        <w:pStyle w:val="Prrafodelista"/>
         <w:numPr>
           <w:ilvl w:val="0"/>
           <w:numId w:val="7"/>
@@ -692,7 +672,7 @@
     </w:p>
     <w:p>
       <w:pPr>
-        <w:pStyle w:val="ListParagraph"/>
+        <w:pStyle w:val="Prrafodelista"/>
         <w:numPr>
           <w:ilvl w:val="0"/>
           <w:numId w:val="7"/>
@@ -825,47 +805,7 @@
           <w:lang w:val="en-NZ"/>
         </w:rPr>
         <w:lastRenderedPageBreak/>
-        <w:t xml:space="preserve">Assessment of the course is completely individual. Deliverables and the whole solution proposal to the project are </w:t>
-      </w:r>
-      <w:proofErr w:type="spellStart"/>
-      <w:r>
-        <w:rPr>
-          <w:rFonts w:asciiTheme="majorHAnsi" w:hAnsiTheme="majorHAnsi" w:cstheme="majorHAnsi"/>
-          <w:sz w:val="24"/>
-          <w:szCs w:val="24"/>
-          <w:lang w:val="en-NZ"/>
-        </w:rPr>
-        <w:t>build</w:t>
-      </w:r>
-      <w:proofErr w:type="spellEnd"/>
-      <w:r>
-        <w:rPr>
-          <w:rFonts w:asciiTheme="majorHAnsi" w:hAnsiTheme="majorHAnsi" w:cstheme="majorHAnsi"/>
-          <w:sz w:val="24"/>
-          <w:szCs w:val="24"/>
-          <w:lang w:val="en-NZ"/>
-        </w:rPr>
-        <w:t xml:space="preserve"> as a group, but each student presents at the end his own oral presentation and final client report to be marked. The main assessment tools are the oral presentations and the final client report. The presentations consist on short 5-minute presentations about the overall proposal of the group for the project, the current state of development and the personal contributions of the students </w:t>
-      </w:r>
-      <w:proofErr w:type="spellStart"/>
-      <w:r>
-        <w:rPr>
-          <w:rFonts w:asciiTheme="majorHAnsi" w:hAnsiTheme="majorHAnsi" w:cstheme="majorHAnsi"/>
-          <w:sz w:val="24"/>
-          <w:szCs w:val="24"/>
-          <w:lang w:val="en-NZ"/>
-        </w:rPr>
-        <w:t>n</w:t>
-      </w:r>
-      <w:proofErr w:type="spellEnd"/>
-      <w:r>
-        <w:rPr>
-          <w:rFonts w:asciiTheme="majorHAnsi" w:hAnsiTheme="majorHAnsi" w:cstheme="majorHAnsi"/>
-          <w:sz w:val="24"/>
-          <w:szCs w:val="24"/>
-          <w:lang w:val="en-NZ"/>
-        </w:rPr>
-        <w:t xml:space="preserve"> the construction of that proposal. There were two oral presentations along the course, one focused on the architectural design and the other on the final proposal.</w:t>
+        <w:t>Assessment of the course is completely individual. Deliverables and the whole solution proposal to the project are build as a group, but each student presents at the end his own oral presentation and final client report to be marked. The main assessment tools are the oral presentations and the final client report. The presentations consist on short 5-minute presentations about the overall proposal of the group for the project, the current state of development and the personal contributions of the students n the construction of that proposal. There were two oral presentations along the course, one focused on the architectural design and the other on the final proposal.</w:t>
       </w:r>
     </w:p>
     <w:p>
@@ -989,7 +929,7 @@
     </w:p>
     <w:p>
       <w:pPr>
-        <w:pStyle w:val="ListParagraph"/>
+        <w:pStyle w:val="Prrafodelista"/>
         <w:numPr>
           <w:ilvl w:val="0"/>
           <w:numId w:val="8"/>
@@ -1013,7 +953,7 @@
     </w:p>
     <w:p>
       <w:pPr>
-        <w:pStyle w:val="ListParagraph"/>
+        <w:pStyle w:val="Prrafodelista"/>
         <w:numPr>
           <w:ilvl w:val="0"/>
           <w:numId w:val="8"/>
@@ -1037,7 +977,7 @@
     </w:p>
     <w:p>
       <w:pPr>
-        <w:pStyle w:val="ListParagraph"/>
+        <w:pStyle w:val="Prrafodelista"/>
         <w:numPr>
           <w:ilvl w:val="0"/>
           <w:numId w:val="8"/>
@@ -1061,7 +1001,7 @@
     </w:p>
     <w:p>
       <w:pPr>
-        <w:pStyle w:val="ListParagraph"/>
+        <w:pStyle w:val="Prrafodelista"/>
         <w:numPr>
           <w:ilvl w:val="0"/>
           <w:numId w:val="8"/>
@@ -1241,7 +1181,7 @@
     </w:p>
     <w:p>
       <w:pPr>
-        <w:pStyle w:val="Heading1"/>
+        <w:pStyle w:val="Ttulo1"/>
         <w:rPr>
           <w:rFonts w:asciiTheme="majorHAnsi" w:hAnsiTheme="majorHAnsi" w:cstheme="majorHAnsi"/>
           <w:sz w:val="24"/>
@@ -1638,7 +1578,7 @@
     </w:p>
     <w:p>
       <w:pPr>
-        <w:pStyle w:val="Caption"/>
+        <w:pStyle w:val="Descripcin"/>
         <w:jc w:val="center"/>
         <w:rPr>
           <w:lang w:val="en-NZ"/>
@@ -1719,7 +1659,7 @@
     </w:p>
     <w:p>
       <w:pPr>
-        <w:pStyle w:val="ListParagraph"/>
+        <w:pStyle w:val="Prrafodelista"/>
         <w:numPr>
           <w:ilvl w:val="0"/>
           <w:numId w:val="9"/>
@@ -1743,7 +1683,7 @@
     </w:p>
     <w:p>
       <w:pPr>
-        <w:pStyle w:val="ListParagraph"/>
+        <w:pStyle w:val="Prrafodelista"/>
         <w:numPr>
           <w:ilvl w:val="0"/>
           <w:numId w:val="9"/>
@@ -1781,27 +1721,7 @@
           <w:szCs w:val="24"/>
           <w:lang w:val="en-NZ"/>
         </w:rPr>
-        <w:t>Issues of power imbalance are inherent to any social activity (</w:t>
-      </w:r>
-      <w:proofErr w:type="spellStart"/>
-      <w:r>
-        <w:rPr>
-          <w:rFonts w:asciiTheme="majorHAnsi" w:hAnsiTheme="majorHAnsi" w:cstheme="majorHAnsi"/>
-          <w:sz w:val="24"/>
-          <w:szCs w:val="24"/>
-          <w:lang w:val="en-NZ"/>
-        </w:rPr>
-        <w:t>Essabar</w:t>
-      </w:r>
-      <w:proofErr w:type="spellEnd"/>
-      <w:r>
-        <w:rPr>
-          <w:rFonts w:asciiTheme="majorHAnsi" w:hAnsiTheme="majorHAnsi" w:cstheme="majorHAnsi"/>
-          <w:sz w:val="24"/>
-          <w:szCs w:val="24"/>
-          <w:lang w:val="en-NZ"/>
-        </w:rPr>
-        <w:t xml:space="preserve"> et. </w:t>
+        <w:t xml:space="preserve">Issues of power imbalance are inherent to any social activity (Essabar et. </w:t>
       </w:r>
       <w:r>
         <w:rPr>
@@ -1847,67 +1767,7 @@
           <w:szCs w:val="24"/>
           <w:lang w:val="en-NZ"/>
         </w:rPr>
-        <w:t>Knowledge flow in project-based approaches is also an issue that have been discussed in the past (</w:t>
-      </w:r>
-      <w:proofErr w:type="spellStart"/>
-      <w:r>
-        <w:rPr>
-          <w:rFonts w:asciiTheme="majorHAnsi" w:hAnsiTheme="majorHAnsi" w:cstheme="majorHAnsi"/>
-          <w:sz w:val="24"/>
-          <w:szCs w:val="24"/>
-          <w:lang w:val="en-NZ"/>
-        </w:rPr>
-        <w:t>Kogtikov</w:t>
-      </w:r>
-      <w:proofErr w:type="spellEnd"/>
-      <w:r>
-        <w:rPr>
-          <w:rFonts w:asciiTheme="majorHAnsi" w:hAnsiTheme="majorHAnsi" w:cstheme="majorHAnsi"/>
-          <w:sz w:val="24"/>
-          <w:szCs w:val="24"/>
-          <w:lang w:val="en-NZ"/>
-        </w:rPr>
-        <w:t xml:space="preserve"> et al., 2016 and </w:t>
-      </w:r>
-      <w:proofErr w:type="spellStart"/>
-      <w:r>
-        <w:rPr>
-          <w:rFonts w:asciiTheme="majorHAnsi" w:hAnsiTheme="majorHAnsi" w:cstheme="majorHAnsi"/>
-          <w:sz w:val="24"/>
-          <w:szCs w:val="24"/>
-          <w:lang w:val="en-NZ"/>
-        </w:rPr>
-        <w:t>Granado-Alcón</w:t>
-      </w:r>
-      <w:proofErr w:type="spellEnd"/>
-      <w:r>
-        <w:rPr>
-          <w:rFonts w:asciiTheme="majorHAnsi" w:hAnsiTheme="majorHAnsi" w:cstheme="majorHAnsi"/>
-          <w:sz w:val="24"/>
-          <w:szCs w:val="24"/>
-          <w:lang w:val="en-NZ"/>
-        </w:rPr>
-        <w:t xml:space="preserve"> et al., 2020 and </w:t>
-      </w:r>
-      <w:proofErr w:type="spellStart"/>
-      <w:r>
-        <w:rPr>
-          <w:rFonts w:asciiTheme="majorHAnsi" w:hAnsiTheme="majorHAnsi" w:cstheme="majorHAnsi"/>
-          <w:sz w:val="24"/>
-          <w:szCs w:val="24"/>
-          <w:lang w:val="en-NZ"/>
-        </w:rPr>
-        <w:t>Shpeizer</w:t>
-      </w:r>
-      <w:proofErr w:type="spellEnd"/>
-      <w:r>
-        <w:rPr>
-          <w:rFonts w:asciiTheme="majorHAnsi" w:hAnsiTheme="majorHAnsi" w:cstheme="majorHAnsi"/>
-          <w:sz w:val="24"/>
-          <w:szCs w:val="24"/>
-          <w:lang w:val="en-NZ"/>
-        </w:rPr>
-        <w:t xml:space="preserve">, 2019). A possible barrier for any group in the curse could be to have issues </w:t>
+        <w:t xml:space="preserve">Knowledge flow in project-based approaches is also an issue that have been discussed in the past (Kogtikov et al., 2016 and Granado-Alcón et al., 2020 and Shpeizer, 2019). A possible barrier for any group in the curse could be to have issues </w:t>
       </w:r>
       <w:r>
         <w:rPr>
@@ -1978,7 +1838,7 @@
     </w:p>
     <w:p>
       <w:pPr>
-        <w:pStyle w:val="Heading1"/>
+        <w:pStyle w:val="Ttulo1"/>
         <w:rPr>
           <w:rFonts w:asciiTheme="majorHAnsi" w:hAnsiTheme="majorHAnsi" w:cstheme="majorHAnsi"/>
           <w:sz w:val="24"/>
@@ -2054,7 +1914,7 @@
     </w:p>
     <w:p>
       <w:pPr>
-        <w:pStyle w:val="Heading2"/>
+        <w:pStyle w:val="Ttulo2"/>
         <w:rPr>
           <w:rFonts w:asciiTheme="majorHAnsi" w:hAnsiTheme="majorHAnsi" w:cstheme="majorHAnsi"/>
           <w:sz w:val="24"/>
@@ -2187,7 +2047,7 @@
     </w:p>
     <w:p>
       <w:pPr>
-        <w:pStyle w:val="Heading2"/>
+        <w:pStyle w:val="Ttulo2"/>
         <w:rPr>
           <w:rFonts w:asciiTheme="majorHAnsi" w:hAnsiTheme="majorHAnsi" w:cstheme="majorHAnsi"/>
           <w:sz w:val="24"/>
@@ -2331,7 +2191,7 @@
     </w:p>
     <w:p>
       <w:pPr>
-        <w:pStyle w:val="ListParagraph"/>
+        <w:pStyle w:val="Prrafodelista"/>
         <w:numPr>
           <w:ilvl w:val="0"/>
           <w:numId w:val="1"/>
@@ -2355,7 +2215,7 @@
     </w:p>
     <w:p>
       <w:pPr>
-        <w:pStyle w:val="ListParagraph"/>
+        <w:pStyle w:val="Prrafodelista"/>
         <w:numPr>
           <w:ilvl w:val="0"/>
           <w:numId w:val="1"/>
@@ -2546,7 +2406,7 @@
     </w:p>
     <w:p>
       <w:pPr>
-        <w:pStyle w:val="ListParagraph"/>
+        <w:pStyle w:val="Prrafodelista"/>
         <w:numPr>
           <w:ilvl w:val="0"/>
           <w:numId w:val="2"/>
@@ -2570,7 +2430,7 @@
     </w:p>
     <w:p>
       <w:pPr>
-        <w:pStyle w:val="ListParagraph"/>
+        <w:pStyle w:val="Prrafodelista"/>
         <w:numPr>
           <w:ilvl w:val="0"/>
           <w:numId w:val="2"/>
@@ -2594,7 +2454,7 @@
     </w:p>
     <w:p>
       <w:pPr>
-        <w:pStyle w:val="ListParagraph"/>
+        <w:pStyle w:val="Prrafodelista"/>
         <w:numPr>
           <w:ilvl w:val="0"/>
           <w:numId w:val="2"/>
@@ -2637,7 +2497,7 @@
     </w:p>
     <w:p>
       <w:pPr>
-        <w:pStyle w:val="ListParagraph"/>
+        <w:pStyle w:val="Prrafodelista"/>
         <w:numPr>
           <w:ilvl w:val="0"/>
           <w:numId w:val="3"/>
@@ -2661,7 +2521,7 @@
     </w:p>
     <w:p>
       <w:pPr>
-        <w:pStyle w:val="ListParagraph"/>
+        <w:pStyle w:val="Prrafodelista"/>
         <w:numPr>
           <w:ilvl w:val="0"/>
           <w:numId w:val="3"/>
@@ -2685,7 +2545,7 @@
     </w:p>
     <w:p>
       <w:pPr>
-        <w:pStyle w:val="ListParagraph"/>
+        <w:pStyle w:val="Prrafodelista"/>
         <w:numPr>
           <w:ilvl w:val="0"/>
           <w:numId w:val="3"/>
@@ -2728,7 +2588,7 @@
     </w:p>
     <w:p>
       <w:pPr>
-        <w:pStyle w:val="ListParagraph"/>
+        <w:pStyle w:val="Prrafodelista"/>
         <w:numPr>
           <w:ilvl w:val="0"/>
           <w:numId w:val="4"/>
@@ -2752,7 +2612,7 @@
     </w:p>
     <w:p>
       <w:pPr>
-        <w:pStyle w:val="ListParagraph"/>
+        <w:pStyle w:val="Prrafodelista"/>
         <w:numPr>
           <w:ilvl w:val="0"/>
           <w:numId w:val="4"/>
@@ -2776,7 +2636,7 @@
     </w:p>
     <w:p>
       <w:pPr>
-        <w:pStyle w:val="ListParagraph"/>
+        <w:pStyle w:val="Prrafodelista"/>
         <w:numPr>
           <w:ilvl w:val="0"/>
           <w:numId w:val="4"/>
@@ -2818,7 +2678,7 @@
     </w:p>
     <w:p>
       <w:pPr>
-        <w:pStyle w:val="ListParagraph"/>
+        <w:pStyle w:val="Prrafodelista"/>
         <w:numPr>
           <w:ilvl w:val="0"/>
           <w:numId w:val="4"/>
@@ -2861,7 +2721,7 @@
     </w:p>
     <w:p>
       <w:pPr>
-        <w:pStyle w:val="Heading2"/>
+        <w:pStyle w:val="Ttulo2"/>
         <w:rPr>
           <w:rFonts w:asciiTheme="majorHAnsi" w:hAnsiTheme="majorHAnsi" w:cstheme="majorHAnsi"/>
           <w:sz w:val="24"/>
@@ -2914,27 +2774,7 @@
           <w:szCs w:val="24"/>
           <w:lang w:val="en-NZ"/>
         </w:rPr>
-        <w:t xml:space="preserve"> feel about their own collaboration skills and how the course was helping them to develop or improve those </w:t>
-      </w:r>
-      <w:proofErr w:type="gramStart"/>
-      <w:r>
-        <w:rPr>
-          <w:rFonts w:asciiTheme="majorHAnsi" w:hAnsiTheme="majorHAnsi" w:cstheme="majorHAnsi"/>
-          <w:sz w:val="24"/>
-          <w:szCs w:val="24"/>
-          <w:lang w:val="en-NZ"/>
-        </w:rPr>
-        <w:t>skills.</w:t>
-      </w:r>
-      <w:proofErr w:type="gramEnd"/>
-      <w:r>
-        <w:rPr>
-          <w:rFonts w:asciiTheme="majorHAnsi" w:hAnsiTheme="majorHAnsi" w:cstheme="majorHAnsi"/>
-          <w:sz w:val="24"/>
-          <w:szCs w:val="24"/>
-          <w:lang w:val="en-NZ"/>
-        </w:rPr>
-        <w:t xml:space="preserve"> Annex 2 of this document shows the script used for each interview.</w:t>
+        <w:t xml:space="preserve"> feel about their own collaboration skills and how the course was helping them to develop or improve those skills. Annex 2 of this document shows the script used for each interview.</w:t>
       </w:r>
     </w:p>
     <w:p>
@@ -3096,7 +2936,7 @@
     </w:p>
     <w:p>
       <w:pPr>
-        <w:pStyle w:val="Heading1"/>
+        <w:pStyle w:val="Ttulo1"/>
         <w:rPr>
           <w:rFonts w:asciiTheme="majorHAnsi" w:hAnsiTheme="majorHAnsi" w:cstheme="majorHAnsi"/>
           <w:sz w:val="24"/>
@@ -3142,7 +2982,7 @@
     </w:p>
     <w:p>
       <w:pPr>
-        <w:pStyle w:val="Heading2"/>
+        <w:pStyle w:val="Ttulo2"/>
         <w:rPr>
           <w:rFonts w:asciiTheme="majorHAnsi" w:hAnsiTheme="majorHAnsi" w:cstheme="majorHAnsi"/>
           <w:sz w:val="24"/>
@@ -3263,7 +3103,7 @@
     </w:p>
     <w:p>
       <w:pPr>
-        <w:pStyle w:val="Caption"/>
+        <w:pStyle w:val="Descripcin"/>
         <w:jc w:val="center"/>
         <w:rPr>
           <w:lang w:val="en-NZ"/>
@@ -3446,52 +3286,12 @@
           <w:szCs w:val="24"/>
           <w:lang w:val="en-NZ"/>
         </w:rPr>
-        <w:t xml:space="preserve">, which Table 1 shows in its </w:t>
-      </w:r>
-      <w:proofErr w:type="spellStart"/>
-      <w:r>
-        <w:rPr>
-          <w:rFonts w:asciiTheme="majorHAnsi" w:hAnsiTheme="majorHAnsi" w:cstheme="majorHAnsi"/>
-          <w:sz w:val="24"/>
-          <w:szCs w:val="24"/>
-          <w:lang w:val="en-NZ"/>
-        </w:rPr>
-        <w:t>Te</w:t>
-      </w:r>
-      <w:proofErr w:type="spellEnd"/>
-      <w:r>
-        <w:rPr>
-          <w:rFonts w:asciiTheme="majorHAnsi" w:hAnsiTheme="majorHAnsi" w:cstheme="majorHAnsi"/>
-          <w:sz w:val="24"/>
-          <w:szCs w:val="24"/>
-          <w:lang w:val="en-NZ"/>
-        </w:rPr>
-        <w:t xml:space="preserve"> </w:t>
-      </w:r>
-      <w:proofErr w:type="spellStart"/>
-      <w:r>
-        <w:rPr>
-          <w:rFonts w:asciiTheme="majorHAnsi" w:hAnsiTheme="majorHAnsi" w:cstheme="majorHAnsi"/>
-          <w:sz w:val="24"/>
-          <w:szCs w:val="24"/>
-          <w:lang w:val="en-NZ"/>
-        </w:rPr>
-        <w:t>Reo</w:t>
-      </w:r>
-      <w:proofErr w:type="spellEnd"/>
-      <w:r>
-        <w:rPr>
-          <w:rFonts w:asciiTheme="majorHAnsi" w:hAnsiTheme="majorHAnsi" w:cstheme="majorHAnsi"/>
-          <w:sz w:val="24"/>
-          <w:szCs w:val="24"/>
-          <w:lang w:val="en-NZ"/>
-        </w:rPr>
-        <w:t xml:space="preserve"> and English versions.</w:t>
-      </w:r>
-    </w:p>
-    <w:p>
-      <w:pPr>
-        <w:pStyle w:val="Caption"/>
+        <w:t>, which Table 1 shows in its Te Reo and English versions.</w:t>
+      </w:r>
+    </w:p>
+    <w:p>
+      <w:pPr>
+        <w:pStyle w:val="Descripcin"/>
         <w:keepNext/>
         <w:jc w:val="center"/>
         <w:rPr>
@@ -3544,7 +3344,7 @@
     </w:p>
     <w:tbl>
       <w:tblPr>
-        <w:tblStyle w:val="PlainTable2"/>
+        <w:tblStyle w:val="Tablanormal2"/>
         <w:tblW w:w="0" w:type="auto"/>
         <w:tblLook w:val="04A0" w:firstRow="1" w:lastRow="0" w:firstColumn="1" w:lastColumn="0" w:noHBand="0" w:noVBand="1"/>
       </w:tblPr>
@@ -3571,7 +3371,6 @@
                 <w:lang w:val="en-NZ"/>
               </w:rPr>
             </w:pPr>
-            <w:proofErr w:type="spellStart"/>
             <w:r>
               <w:rPr>
                 <w:rFonts w:asciiTheme="majorHAnsi" w:hAnsiTheme="majorHAnsi" w:cstheme="majorHAnsi"/>
@@ -3579,29 +3378,8 @@
                 <w:szCs w:val="24"/>
                 <w:lang w:val="en-NZ"/>
               </w:rPr>
-              <w:t>Te</w:t>
-            </w:r>
-            <w:proofErr w:type="spellEnd"/>
-            <w:r>
-              <w:rPr>
-                <w:rFonts w:asciiTheme="majorHAnsi" w:hAnsiTheme="majorHAnsi" w:cstheme="majorHAnsi"/>
-                <w:sz w:val="24"/>
-                <w:szCs w:val="24"/>
-                <w:lang w:val="en-NZ"/>
-              </w:rPr>
-              <w:t xml:space="preserve"> </w:t>
-            </w:r>
-            <w:proofErr w:type="spellStart"/>
-            <w:r>
-              <w:rPr>
-                <w:rFonts w:asciiTheme="majorHAnsi" w:hAnsiTheme="majorHAnsi" w:cstheme="majorHAnsi"/>
-                <w:sz w:val="24"/>
-                <w:szCs w:val="24"/>
-                <w:lang w:val="en-NZ"/>
-              </w:rPr>
-              <w:t>Reo</w:t>
-            </w:r>
-            <w:proofErr w:type="spellEnd"/>
+              <w:t>Te Reo</w:t>
+            </w:r>
           </w:p>
         </w:tc>
         <w:tc>
@@ -3677,19 +3455,19 @@
                 <w:szCs w:val="24"/>
                 <w:lang w:val="en-NZ"/>
               </w:rPr>
-              <w:t xml:space="preserve">Mauri </w:t>
-            </w:r>
-            <w:proofErr w:type="spellStart"/>
-            <w:r>
+              <w:t>Mauri tū.</w:t>
+            </w:r>
+          </w:p>
+          <w:p>
+            <w:pPr>
+              <w:jc w:val="center"/>
               <w:rPr>
                 <w:rFonts w:asciiTheme="majorHAnsi" w:hAnsiTheme="majorHAnsi" w:cstheme="majorHAnsi"/>
                 <w:sz w:val="24"/>
                 <w:szCs w:val="24"/>
                 <w:lang w:val="en-NZ"/>
               </w:rPr>
-              <w:t>tū</w:t>
-            </w:r>
-            <w:proofErr w:type="spellEnd"/>
+            </w:pPr>
             <w:r>
               <w:rPr>
                 <w:rFonts w:asciiTheme="majorHAnsi" w:hAnsiTheme="majorHAnsi" w:cstheme="majorHAnsi"/>
@@ -3697,7 +3475,7 @@
                 <w:szCs w:val="24"/>
                 <w:lang w:val="en-NZ"/>
               </w:rPr>
-              <w:t>.</w:t>
+              <w:t>Mauri ora ki a tātou.</w:t>
             </w:r>
           </w:p>
           <w:p>
@@ -3717,19 +3495,25 @@
                 <w:szCs w:val="24"/>
                 <w:lang w:val="en-NZ"/>
               </w:rPr>
-              <w:t xml:space="preserve">Mauri </w:t>
-            </w:r>
-            <w:proofErr w:type="spellStart"/>
-            <w:r>
+              <w:t>Haumi e, Hui e! Tāiki e!</w:t>
+            </w:r>
+          </w:p>
+        </w:tc>
+        <w:tc>
+          <w:tcPr>
+            <w:tcW w:w="4510" w:type="dxa"/>
+          </w:tcPr>
+          <w:p>
+            <w:pPr>
+              <w:jc w:val="center"/>
+              <w:cnfStyle w:val="000000100000" w:firstRow="0" w:lastRow="0" w:firstColumn="0" w:lastColumn="0" w:oddVBand="0" w:evenVBand="0" w:oddHBand="1" w:evenHBand="0" w:firstRowFirstColumn="0" w:firstRowLastColumn="0" w:lastRowFirstColumn="0" w:lastRowLastColumn="0"/>
               <w:rPr>
                 <w:rFonts w:asciiTheme="majorHAnsi" w:hAnsiTheme="majorHAnsi" w:cstheme="majorHAnsi"/>
                 <w:sz w:val="24"/>
                 <w:szCs w:val="24"/>
                 <w:lang w:val="en-NZ"/>
               </w:rPr>
-              <w:t>ora</w:t>
-            </w:r>
-            <w:proofErr w:type="spellEnd"/>
+            </w:pPr>
             <w:r>
               <w:rPr>
                 <w:rFonts w:asciiTheme="majorHAnsi" w:hAnsiTheme="majorHAnsi" w:cstheme="majorHAnsi"/>
@@ -3737,19 +3521,20 @@
                 <w:szCs w:val="24"/>
                 <w:lang w:val="en-NZ"/>
               </w:rPr>
-              <w:t xml:space="preserve"> ki a </w:t>
-            </w:r>
-            <w:proofErr w:type="spellStart"/>
-            <w:r>
+              <w:t>Life force awaken.</w:t>
+            </w:r>
+          </w:p>
+          <w:p>
+            <w:pPr>
+              <w:jc w:val="center"/>
+              <w:cnfStyle w:val="000000100000" w:firstRow="0" w:lastRow="0" w:firstColumn="0" w:lastColumn="0" w:oddVBand="0" w:evenVBand="0" w:oddHBand="1" w:evenHBand="0" w:firstRowFirstColumn="0" w:firstRowLastColumn="0" w:lastRowFirstColumn="0" w:lastRowLastColumn="0"/>
               <w:rPr>
                 <w:rFonts w:asciiTheme="majorHAnsi" w:hAnsiTheme="majorHAnsi" w:cstheme="majorHAnsi"/>
                 <w:sz w:val="24"/>
                 <w:szCs w:val="24"/>
                 <w:lang w:val="en-NZ"/>
               </w:rPr>
-              <w:t>tātou</w:t>
-            </w:r>
-            <w:proofErr w:type="spellEnd"/>
+            </w:pPr>
             <w:r>
               <w:rPr>
                 <w:rFonts w:asciiTheme="majorHAnsi" w:hAnsiTheme="majorHAnsi" w:cstheme="majorHAnsi"/>
@@ -3757,12 +3542,13 @@
                 <w:szCs w:val="24"/>
                 <w:lang w:val="en-NZ"/>
               </w:rPr>
-              <w:t>.</w:t>
+              <w:t>Life force stand tall.</w:t>
             </w:r>
           </w:p>
           <w:p>
             <w:pPr>
               <w:jc w:val="center"/>
+              <w:cnfStyle w:val="000000100000" w:firstRow="0" w:lastRow="0" w:firstColumn="0" w:lastColumn="0" w:oddVBand="0" w:evenVBand="0" w:oddHBand="1" w:evenHBand="0" w:firstRowFirstColumn="0" w:firstRowLastColumn="0" w:lastRowFirstColumn="0" w:lastRowLastColumn="0"/>
               <w:rPr>
                 <w:rFonts w:asciiTheme="majorHAnsi" w:hAnsiTheme="majorHAnsi" w:cstheme="majorHAnsi"/>
                 <w:sz w:val="24"/>
@@ -3770,7 +3556,6 @@
                 <w:lang w:val="en-NZ"/>
               </w:rPr>
             </w:pPr>
-            <w:proofErr w:type="spellStart"/>
             <w:r>
               <w:rPr>
                 <w:rFonts w:asciiTheme="majorHAnsi" w:hAnsiTheme="majorHAnsi" w:cstheme="majorHAnsi"/>
@@ -3778,19 +3563,20 @@
                 <w:szCs w:val="24"/>
                 <w:lang w:val="en-NZ"/>
               </w:rPr>
-              <w:t>Haumi</w:t>
-            </w:r>
-            <w:proofErr w:type="spellEnd"/>
-            <w:r>
+              <w:t>Life force all wellness, good health for all.</w:t>
+            </w:r>
+          </w:p>
+          <w:p>
+            <w:pPr>
+              <w:jc w:val="center"/>
+              <w:cnfStyle w:val="000000100000" w:firstRow="0" w:lastRow="0" w:firstColumn="0" w:lastColumn="0" w:oddVBand="0" w:evenVBand="0" w:oddHBand="1" w:evenHBand="0" w:firstRowFirstColumn="0" w:firstRowLastColumn="0" w:lastRowFirstColumn="0" w:lastRowLastColumn="0"/>
               <w:rPr>
                 <w:rFonts w:asciiTheme="majorHAnsi" w:hAnsiTheme="majorHAnsi" w:cstheme="majorHAnsi"/>
                 <w:sz w:val="24"/>
                 <w:szCs w:val="24"/>
                 <w:lang w:val="en-NZ"/>
               </w:rPr>
-              <w:t xml:space="preserve"> e, Hui e! </w:t>
-            </w:r>
-            <w:proofErr w:type="spellStart"/>
+            </w:pPr>
             <w:r>
               <w:rPr>
                 <w:rFonts w:asciiTheme="majorHAnsi" w:hAnsiTheme="majorHAnsi" w:cstheme="majorHAnsi"/>
@@ -3798,125 +3584,6 @@
                 <w:szCs w:val="24"/>
                 <w:lang w:val="en-NZ"/>
               </w:rPr>
-              <w:t>Tāiki</w:t>
-            </w:r>
-            <w:proofErr w:type="spellEnd"/>
-            <w:r>
-              <w:rPr>
-                <w:rFonts w:asciiTheme="majorHAnsi" w:hAnsiTheme="majorHAnsi" w:cstheme="majorHAnsi"/>
-                <w:sz w:val="24"/>
-                <w:szCs w:val="24"/>
-                <w:lang w:val="en-NZ"/>
-              </w:rPr>
-              <w:t xml:space="preserve"> e!</w:t>
-            </w:r>
-          </w:p>
-        </w:tc>
-        <w:tc>
-          <w:tcPr>
-            <w:tcW w:w="4510" w:type="dxa"/>
-          </w:tcPr>
-          <w:p>
-            <w:pPr>
-              <w:jc w:val="center"/>
-              <w:cnfStyle w:val="000000100000" w:firstRow="0" w:lastRow="0" w:firstColumn="0" w:lastColumn="0" w:oddVBand="0" w:evenVBand="0" w:oddHBand="1" w:evenHBand="0" w:firstRowFirstColumn="0" w:firstRowLastColumn="0" w:lastRowFirstColumn="0" w:lastRowLastColumn="0"/>
-              <w:rPr>
-                <w:rFonts w:asciiTheme="majorHAnsi" w:hAnsiTheme="majorHAnsi" w:cstheme="majorHAnsi"/>
-                <w:sz w:val="24"/>
-                <w:szCs w:val="24"/>
-                <w:lang w:val="en-NZ"/>
-              </w:rPr>
-            </w:pPr>
-            <w:r>
-              <w:rPr>
-                <w:rFonts w:asciiTheme="majorHAnsi" w:hAnsiTheme="majorHAnsi" w:cstheme="majorHAnsi"/>
-                <w:sz w:val="24"/>
-                <w:szCs w:val="24"/>
-                <w:lang w:val="en-NZ"/>
-              </w:rPr>
-              <w:t>Life force awaken.</w:t>
-            </w:r>
-          </w:p>
-          <w:p>
-            <w:pPr>
-              <w:jc w:val="center"/>
-              <w:cnfStyle w:val="000000100000" w:firstRow="0" w:lastRow="0" w:firstColumn="0" w:lastColumn="0" w:oddVBand="0" w:evenVBand="0" w:oddHBand="1" w:evenHBand="0" w:firstRowFirstColumn="0" w:firstRowLastColumn="0" w:lastRowFirstColumn="0" w:lastRowLastColumn="0"/>
-              <w:rPr>
-                <w:rFonts w:asciiTheme="majorHAnsi" w:hAnsiTheme="majorHAnsi" w:cstheme="majorHAnsi"/>
-                <w:sz w:val="24"/>
-                <w:szCs w:val="24"/>
-                <w:lang w:val="en-NZ"/>
-              </w:rPr>
-            </w:pPr>
-            <w:r>
-              <w:rPr>
-                <w:rFonts w:asciiTheme="majorHAnsi" w:hAnsiTheme="majorHAnsi" w:cstheme="majorHAnsi"/>
-                <w:sz w:val="24"/>
-                <w:szCs w:val="24"/>
-                <w:lang w:val="en-NZ"/>
-              </w:rPr>
-              <w:t>Life force stand tall.</w:t>
-            </w:r>
-          </w:p>
-          <w:p>
-            <w:pPr>
-              <w:jc w:val="center"/>
-              <w:cnfStyle w:val="000000100000" w:firstRow="0" w:lastRow="0" w:firstColumn="0" w:lastColumn="0" w:oddVBand="0" w:evenVBand="0" w:oddHBand="1" w:evenHBand="0" w:firstRowFirstColumn="0" w:firstRowLastColumn="0" w:lastRowFirstColumn="0" w:lastRowLastColumn="0"/>
-              <w:rPr>
-                <w:rFonts w:asciiTheme="majorHAnsi" w:hAnsiTheme="majorHAnsi" w:cstheme="majorHAnsi"/>
-                <w:sz w:val="24"/>
-                <w:szCs w:val="24"/>
-                <w:lang w:val="en-NZ"/>
-              </w:rPr>
-            </w:pPr>
-            <w:r>
-              <w:rPr>
-                <w:rFonts w:asciiTheme="majorHAnsi" w:hAnsiTheme="majorHAnsi" w:cstheme="majorHAnsi"/>
-                <w:sz w:val="24"/>
-                <w:szCs w:val="24"/>
-                <w:lang w:val="en-NZ"/>
-              </w:rPr>
-              <w:t xml:space="preserve">Life </w:t>
-            </w:r>
-            <w:proofErr w:type="gramStart"/>
-            <w:r>
-              <w:rPr>
-                <w:rFonts w:asciiTheme="majorHAnsi" w:hAnsiTheme="majorHAnsi" w:cstheme="majorHAnsi"/>
-                <w:sz w:val="24"/>
-                <w:szCs w:val="24"/>
-                <w:lang w:val="en-NZ"/>
-              </w:rPr>
-              <w:t>force</w:t>
-            </w:r>
-            <w:proofErr w:type="gramEnd"/>
-            <w:r>
-              <w:rPr>
-                <w:rFonts w:asciiTheme="majorHAnsi" w:hAnsiTheme="majorHAnsi" w:cstheme="majorHAnsi"/>
-                <w:sz w:val="24"/>
-                <w:szCs w:val="24"/>
-                <w:lang w:val="en-NZ"/>
-              </w:rPr>
-              <w:t xml:space="preserve"> all wellness, good health for all.</w:t>
-            </w:r>
-          </w:p>
-          <w:p>
-            <w:pPr>
-              <w:jc w:val="center"/>
-              <w:cnfStyle w:val="000000100000" w:firstRow="0" w:lastRow="0" w:firstColumn="0" w:lastColumn="0" w:oddVBand="0" w:evenVBand="0" w:oddHBand="1" w:evenHBand="0" w:firstRowFirstColumn="0" w:firstRowLastColumn="0" w:lastRowFirstColumn="0" w:lastRowLastColumn="0"/>
-              <w:rPr>
-                <w:rFonts w:asciiTheme="majorHAnsi" w:hAnsiTheme="majorHAnsi" w:cstheme="majorHAnsi"/>
-                <w:sz w:val="24"/>
-                <w:szCs w:val="24"/>
-                <w:lang w:val="en-NZ"/>
-              </w:rPr>
-            </w:pPr>
-            <w:r>
-              <w:rPr>
-                <w:rFonts w:asciiTheme="majorHAnsi" w:hAnsiTheme="majorHAnsi" w:cstheme="majorHAnsi"/>
-                <w:sz w:val="24"/>
-                <w:szCs w:val="24"/>
-                <w:lang w:val="en-NZ"/>
-              </w:rPr>
               <w:t>Join together, unite, the group is ready to progress for the purpose of coming together.</w:t>
             </w:r>
           </w:p>
@@ -4084,7 +3751,7 @@
     </w:p>
     <w:p>
       <w:pPr>
-        <w:pStyle w:val="ListParagraph"/>
+        <w:pStyle w:val="Prrafodelista"/>
         <w:numPr>
           <w:ilvl w:val="0"/>
           <w:numId w:val="10"/>
@@ -4108,7 +3775,7 @@
     </w:p>
     <w:p>
       <w:pPr>
-        <w:pStyle w:val="ListParagraph"/>
+        <w:pStyle w:val="Prrafodelista"/>
         <w:numPr>
           <w:ilvl w:val="0"/>
           <w:numId w:val="10"/>
@@ -4132,7 +3799,7 @@
     </w:p>
     <w:p>
       <w:pPr>
-        <w:pStyle w:val="ListParagraph"/>
+        <w:pStyle w:val="Prrafodelista"/>
         <w:numPr>
           <w:ilvl w:val="0"/>
           <w:numId w:val="10"/>
@@ -4175,7 +3842,7 @@
     </w:p>
     <w:p>
       <w:pPr>
-        <w:pStyle w:val="ListParagraph"/>
+        <w:pStyle w:val="Prrafodelista"/>
         <w:numPr>
           <w:ilvl w:val="0"/>
           <w:numId w:val="11"/>
@@ -4199,7 +3866,7 @@
     </w:p>
     <w:p>
       <w:pPr>
-        <w:pStyle w:val="ListParagraph"/>
+        <w:pStyle w:val="Prrafodelista"/>
         <w:numPr>
           <w:ilvl w:val="0"/>
           <w:numId w:val="11"/>
@@ -4426,7 +4093,7 @@
     </w:p>
     <w:p>
       <w:pPr>
-        <w:pStyle w:val="Caption"/>
+        <w:pStyle w:val="Descripcin"/>
         <w:jc w:val="center"/>
         <w:rPr>
           <w:rFonts w:asciiTheme="majorHAnsi" w:hAnsiTheme="majorHAnsi" w:cstheme="majorHAnsi"/>
@@ -4500,7 +4167,7 @@
     </w:p>
     <w:p>
       <w:pPr>
-        <w:pStyle w:val="Heading3"/>
+        <w:pStyle w:val="Ttulo3"/>
         <w:rPr>
           <w:rFonts w:asciiTheme="majorHAnsi" w:hAnsiTheme="majorHAnsi" w:cstheme="majorHAnsi"/>
           <w:sz w:val="24"/>
@@ -4547,7 +4214,7 @@
     </w:p>
     <w:p>
       <w:pPr>
-        <w:pStyle w:val="ListParagraph"/>
+        <w:pStyle w:val="Prrafodelista"/>
         <w:numPr>
           <w:ilvl w:val="0"/>
           <w:numId w:val="12"/>
@@ -4565,7 +4232,7 @@
     </w:p>
     <w:p>
       <w:pPr>
-        <w:pStyle w:val="ListParagraph"/>
+        <w:pStyle w:val="Prrafodelista"/>
         <w:numPr>
           <w:ilvl w:val="0"/>
           <w:numId w:val="12"/>
@@ -4583,7 +4250,7 @@
     </w:p>
     <w:p>
       <w:pPr>
-        <w:pStyle w:val="ListParagraph"/>
+        <w:pStyle w:val="Prrafodelista"/>
         <w:numPr>
           <w:ilvl w:val="0"/>
           <w:numId w:val="12"/>
@@ -4601,7 +4268,7 @@
     </w:p>
     <w:p>
       <w:pPr>
-        <w:pStyle w:val="ListParagraph"/>
+        <w:pStyle w:val="Prrafodelista"/>
         <w:numPr>
           <w:ilvl w:val="0"/>
           <w:numId w:val="12"/>
@@ -4779,7 +4446,7 @@
     </w:p>
     <w:p>
       <w:pPr>
-        <w:pStyle w:val="ListParagraph"/>
+        <w:pStyle w:val="Prrafodelista"/>
         <w:numPr>
           <w:ilvl w:val="0"/>
           <w:numId w:val="13"/>
@@ -4797,7 +4464,7 @@
     </w:p>
     <w:p>
       <w:pPr>
-        <w:pStyle w:val="ListParagraph"/>
+        <w:pStyle w:val="Prrafodelista"/>
         <w:numPr>
           <w:ilvl w:val="0"/>
           <w:numId w:val="13"/>
@@ -4845,7 +4512,7 @@
     </w:p>
     <w:p>
       <w:pPr>
-        <w:pStyle w:val="ListParagraph"/>
+        <w:pStyle w:val="Prrafodelista"/>
         <w:numPr>
           <w:ilvl w:val="0"/>
           <w:numId w:val="13"/>
@@ -4863,7 +4530,7 @@
     </w:p>
     <w:p>
       <w:pPr>
-        <w:pStyle w:val="Heading3"/>
+        <w:pStyle w:val="Ttulo3"/>
         <w:rPr>
           <w:sz w:val="22"/>
           <w:szCs w:val="22"/>
@@ -5007,7 +4674,7 @@
     </w:p>
     <w:p>
       <w:pPr>
-        <w:pStyle w:val="Caption"/>
+        <w:pStyle w:val="Descripcin"/>
         <w:jc w:val="center"/>
         <w:rPr>
           <w:lang w:val="en-NZ"/>
@@ -5149,7 +4816,7 @@
     </w:p>
     <w:p>
       <w:pPr>
-        <w:pStyle w:val="Heading2"/>
+        <w:pStyle w:val="Ttulo2"/>
         <w:rPr>
           <w:sz w:val="22"/>
           <w:szCs w:val="22"/>
@@ -5218,21 +4885,7 @@
         <w:rPr>
           <w:lang w:val="en-NZ"/>
         </w:rPr>
-        <w:t xml:space="preserve"> and consolidation stage of groupwork (Lowe &amp; </w:t>
-      </w:r>
-      <w:proofErr w:type="spellStart"/>
-      <w:r>
-        <w:rPr>
-          <w:lang w:val="en-NZ"/>
-        </w:rPr>
-        <w:t>Herranen</w:t>
-      </w:r>
-      <w:proofErr w:type="spellEnd"/>
-      <w:r>
-        <w:rPr>
-          <w:lang w:val="en-NZ"/>
-        </w:rPr>
-        <w:t>, 1982</w:t>
+        <w:t xml:space="preserve"> and consolidation stage of groupwork (Lowe &amp; Herranen, 1982</w:t>
       </w:r>
       <w:r>
         <w:rPr>
@@ -5243,7 +4896,7 @@
     </w:p>
     <w:p>
       <w:pPr>
-        <w:pStyle w:val="Heading3"/>
+        <w:pStyle w:val="Ttulo3"/>
         <w:rPr>
           <w:sz w:val="22"/>
           <w:szCs w:val="22"/>
@@ -5319,21 +4972,7 @@
         <w:rPr>
           <w:lang w:val="en-NZ"/>
         </w:rPr>
-        <w:t xml:space="preserve"> were a part of as a reference, very few knew each other, and even if they did, the was a high chance </w:t>
-      </w:r>
-      <w:proofErr w:type="spellStart"/>
-      <w:r>
-        <w:rPr>
-          <w:lang w:val="en-NZ"/>
-        </w:rPr>
-        <w:t>the</w:t>
-      </w:r>
-      <w:proofErr w:type="spellEnd"/>
-      <w:r>
-        <w:rPr>
-          <w:lang w:val="en-NZ"/>
-        </w:rPr>
-        <w:t xml:space="preserve"> were not in the same group</w:t>
+        <w:t xml:space="preserve"> were a part of as a reference, very few knew each other, and even if they did, the was a high chance the were not in the same group</w:t>
       </w:r>
       <w:r>
         <w:rPr>
@@ -5415,21 +5054,7 @@
         <w:rPr>
           <w:lang w:val="en-NZ"/>
         </w:rPr>
-        <w:t xml:space="preserve">. </w:t>
-      </w:r>
-      <w:proofErr w:type="spellStart"/>
-      <w:r>
-        <w:rPr>
-          <w:lang w:val="en-NZ"/>
-        </w:rPr>
-        <w:t>On</w:t>
-      </w:r>
-      <w:proofErr w:type="spellEnd"/>
-      <w:r>
-        <w:rPr>
-          <w:lang w:val="en-NZ"/>
-        </w:rPr>
-        <w:t xml:space="preserve"> of the students even commented that she did some “stalking” of one of her company ions in social media to see who she was working with. It was not until the activities in the first week that students started to realise the need for a more direct form of communication since most of the work was being done face-to-face and in the classroom.</w:t>
+        <w:t>. On of the students even commented that she did some “stalking” of one of her company ions in social media to see who she was working with. It was not until the activities in the first week that students started to realise the need for a more direct form of communication since most of the work was being done face-to-face and in the classroom.</w:t>
       </w:r>
     </w:p>
     <w:p>
@@ -5447,7 +5072,7 @@
     </w:p>
     <w:p>
       <w:pPr>
-        <w:pStyle w:val="Heading3"/>
+        <w:pStyle w:val="Ttulo3"/>
         <w:rPr>
           <w:sz w:val="22"/>
           <w:szCs w:val="22"/>
@@ -5497,7 +5122,7 @@
     </w:p>
     <w:p>
       <w:pPr>
-        <w:pStyle w:val="ListParagraph"/>
+        <w:pStyle w:val="Prrafodelista"/>
         <w:numPr>
           <w:ilvl w:val="0"/>
           <w:numId w:val="14"/>
@@ -5515,7 +5140,7 @@
     </w:p>
     <w:p>
       <w:pPr>
-        <w:pStyle w:val="ListParagraph"/>
+        <w:pStyle w:val="Prrafodelista"/>
         <w:numPr>
           <w:ilvl w:val="0"/>
           <w:numId w:val="14"/>
@@ -5534,7 +5159,7 @@
     </w:p>
     <w:p>
       <w:pPr>
-        <w:pStyle w:val="ListParagraph"/>
+        <w:pStyle w:val="Prrafodelista"/>
         <w:numPr>
           <w:ilvl w:val="0"/>
           <w:numId w:val="14"/>
@@ -5558,7 +5183,7 @@
     </w:p>
     <w:p>
       <w:pPr>
-        <w:pStyle w:val="ListParagraph"/>
+        <w:pStyle w:val="Prrafodelista"/>
         <w:numPr>
           <w:ilvl w:val="0"/>
           <w:numId w:val="14"/>
@@ -5589,7 +5214,7 @@
     </w:p>
     <w:p>
       <w:pPr>
-        <w:pStyle w:val="ListParagraph"/>
+        <w:pStyle w:val="Prrafodelista"/>
         <w:numPr>
           <w:ilvl w:val="0"/>
           <w:numId w:val="15"/>
@@ -5607,7 +5232,7 @@
     </w:p>
     <w:p>
       <w:pPr>
-        <w:pStyle w:val="ListParagraph"/>
+        <w:pStyle w:val="Prrafodelista"/>
         <w:numPr>
           <w:ilvl w:val="0"/>
           <w:numId w:val="15"/>
@@ -5625,7 +5250,7 @@
     </w:p>
     <w:p>
       <w:pPr>
-        <w:pStyle w:val="ListParagraph"/>
+        <w:pStyle w:val="Prrafodelista"/>
         <w:numPr>
           <w:ilvl w:val="0"/>
           <w:numId w:val="15"/>
@@ -5669,7 +5294,7 @@
     </w:p>
     <w:p>
       <w:pPr>
-        <w:pStyle w:val="ListParagraph"/>
+        <w:pStyle w:val="Prrafodelista"/>
         <w:numPr>
           <w:ilvl w:val="0"/>
           <w:numId w:val="16"/>
@@ -5687,7 +5312,7 @@
     </w:p>
     <w:p>
       <w:pPr>
-        <w:pStyle w:val="ListParagraph"/>
+        <w:pStyle w:val="Prrafodelista"/>
         <w:numPr>
           <w:ilvl w:val="0"/>
           <w:numId w:val="16"/>
@@ -5924,7 +5549,7 @@
     </w:p>
     <w:p>
       <w:pPr>
-        <w:pStyle w:val="Caption"/>
+        <w:pStyle w:val="Descripcin"/>
         <w:jc w:val="center"/>
         <w:rPr>
           <w:lang w:val="en-NZ"/>
@@ -6116,7 +5741,7 @@
     </w:p>
     <w:p>
       <w:pPr>
-        <w:pStyle w:val="Heading2"/>
+        <w:pStyle w:val="Ttulo2"/>
         <w:rPr>
           <w:sz w:val="24"/>
           <w:szCs w:val="24"/>
@@ -6272,21 +5897,7 @@
         <w:rPr>
           <w:lang w:val="en-NZ"/>
         </w:rPr>
-        <w:t xml:space="preserve"> </w:t>
-      </w:r>
-      <w:proofErr w:type="gramStart"/>
-      <w:r>
-        <w:rPr>
-          <w:lang w:val="en-NZ"/>
-        </w:rPr>
-        <w:t>An</w:t>
-      </w:r>
-      <w:proofErr w:type="gramEnd"/>
-      <w:r>
-        <w:rPr>
-          <w:lang w:val="en-NZ"/>
-        </w:rPr>
-        <w:t xml:space="preserve"> &amp; Frick (2006) and Robinson &amp; Hans (2012) give some validity to this idea, showing that students prefer quick, simple communication via their preferred apps, but appreciated more face-to-face work for more complex work</w:t>
+        <w:t xml:space="preserve"> An &amp; Frick (2006) and Robinson &amp; Hans (2012) give some validity to this idea, showing that students prefer quick, simple communication via their preferred apps, but appreciated more face-to-face work for more complex work</w:t>
       </w:r>
       <w:r>
         <w:rPr>
@@ -6310,7 +5921,7 @@
     </w:p>
     <w:p>
       <w:pPr>
-        <w:pStyle w:val="Heading1"/>
+        <w:pStyle w:val="Ttulo1"/>
         <w:rPr>
           <w:sz w:val="22"/>
           <w:szCs w:val="22"/>
@@ -6353,7 +5964,7 @@
     </w:p>
     <w:p>
       <w:pPr>
-        <w:pStyle w:val="ListParagraph"/>
+        <w:pStyle w:val="Prrafodelista"/>
         <w:numPr>
           <w:ilvl w:val="0"/>
           <w:numId w:val="17"/>
@@ -6377,7 +5988,7 @@
     </w:p>
     <w:p>
       <w:pPr>
-        <w:pStyle w:val="ListParagraph"/>
+        <w:pStyle w:val="Prrafodelista"/>
         <w:numPr>
           <w:ilvl w:val="0"/>
           <w:numId w:val="17"/>
@@ -6395,7 +6006,7 @@
     </w:p>
     <w:p>
       <w:pPr>
-        <w:pStyle w:val="ListParagraph"/>
+        <w:pStyle w:val="Prrafodelista"/>
         <w:numPr>
           <w:ilvl w:val="0"/>
           <w:numId w:val="17"/>
@@ -6495,7 +6106,7 @@
     </w:p>
     <w:p>
       <w:pPr>
-        <w:pStyle w:val="Heading2"/>
+        <w:pStyle w:val="Ttulo2"/>
         <w:rPr>
           <w:sz w:val="22"/>
           <w:szCs w:val="22"/>
@@ -6532,7 +6143,7 @@
     </w:p>
     <w:p>
       <w:pPr>
-        <w:pStyle w:val="ListParagraph"/>
+        <w:pStyle w:val="Prrafodelista"/>
         <w:numPr>
           <w:ilvl w:val="0"/>
           <w:numId w:val="18"/>
@@ -6550,7 +6161,7 @@
     </w:p>
     <w:p>
       <w:pPr>
-        <w:pStyle w:val="ListParagraph"/>
+        <w:pStyle w:val="Prrafodelista"/>
         <w:numPr>
           <w:ilvl w:val="0"/>
           <w:numId w:val="18"/>
@@ -6729,7 +6340,7 @@
     </w:p>
     <w:p>
       <w:pPr>
-        <w:pStyle w:val="Caption"/>
+        <w:pStyle w:val="Descripcin"/>
         <w:jc w:val="center"/>
         <w:rPr>
           <w:lang w:val="en-NZ"/>
@@ -6818,7 +6429,7 @@
     </w:p>
     <w:p>
       <w:pPr>
-        <w:pStyle w:val="Heading3"/>
+        <w:pStyle w:val="Ttulo3"/>
         <w:rPr>
           <w:sz w:val="22"/>
           <w:szCs w:val="22"/>
@@ -6956,21 +6567,7 @@
         <w:rPr>
           <w:lang w:val="en-NZ"/>
         </w:rPr>
-        <w:t xml:space="preserve"> don’t worry </w:t>
-      </w:r>
-      <w:proofErr w:type="spellStart"/>
-      <w:r>
-        <w:rPr>
-          <w:lang w:val="en-NZ"/>
-        </w:rPr>
-        <w:t>to</w:t>
-      </w:r>
-      <w:proofErr w:type="spellEnd"/>
-      <w:r>
-        <w:rPr>
-          <w:lang w:val="en-NZ"/>
-        </w:rPr>
-        <w:t xml:space="preserve"> much about the lack of group cohesion, to the point that they were not very concerned about the work of their teammates</w:t>
+        <w:t xml:space="preserve"> don’t worry to much about the lack of group cohesion, to the point that they were not very concerned about the work of their teammates</w:t>
       </w:r>
       <w:r>
         <w:rPr>
@@ -6981,7 +6578,7 @@
     </w:p>
     <w:p>
       <w:pPr>
-        <w:pStyle w:val="Heading3"/>
+        <w:pStyle w:val="Ttulo3"/>
         <w:rPr>
           <w:sz w:val="22"/>
           <w:szCs w:val="22"/>
@@ -7137,7 +6734,7 @@
     </w:p>
     <w:p>
       <w:pPr>
-        <w:pStyle w:val="Heading2"/>
+        <w:pStyle w:val="Ttulo2"/>
         <w:rPr>
           <w:sz w:val="22"/>
           <w:szCs w:val="22"/>
@@ -7168,7 +6765,7 @@
     </w:p>
     <w:p>
       <w:pPr>
-        <w:pStyle w:val="ListParagraph"/>
+        <w:pStyle w:val="Prrafodelista"/>
         <w:numPr>
           <w:ilvl w:val="0"/>
           <w:numId w:val="19"/>
@@ -7186,7 +6783,7 @@
     </w:p>
     <w:p>
       <w:pPr>
-        <w:pStyle w:val="ListParagraph"/>
+        <w:pStyle w:val="Prrafodelista"/>
         <w:numPr>
           <w:ilvl w:val="0"/>
           <w:numId w:val="19"/>
@@ -7204,7 +6801,7 @@
     </w:p>
     <w:p>
       <w:pPr>
-        <w:pStyle w:val="ListParagraph"/>
+        <w:pStyle w:val="Prrafodelista"/>
         <w:numPr>
           <w:ilvl w:val="0"/>
           <w:numId w:val="19"/>
@@ -7272,7 +6869,7 @@
     </w:p>
     <w:p>
       <w:pPr>
-        <w:pStyle w:val="Heading3"/>
+        <w:pStyle w:val="Ttulo3"/>
         <w:rPr>
           <w:sz w:val="22"/>
           <w:szCs w:val="22"/>
@@ -7328,7 +6925,7 @@
       </w:r>
       <w:r>
         <w:rPr>
-          <w:rStyle w:val="FootnoteReference"/>
+          <w:rStyle w:val="Refdenotaalpie"/>
           <w:lang w:val="en-NZ"/>
         </w:rPr>
         <w:footnoteReference w:id="1"/>
@@ -7511,7 +7108,7 @@
     </w:p>
     <w:p>
       <w:pPr>
-        <w:pStyle w:val="Caption"/>
+        <w:pStyle w:val="Descripcin"/>
         <w:jc w:val="center"/>
         <w:rPr>
           <w:lang w:val="en-NZ"/>
@@ -7631,7 +7228,7 @@
     </w:p>
     <w:p>
       <w:pPr>
-        <w:pStyle w:val="Heading3"/>
+        <w:pStyle w:val="Ttulo3"/>
         <w:rPr>
           <w:sz w:val="22"/>
           <w:szCs w:val="22"/>
@@ -7815,7 +7412,7 @@
     </w:p>
     <w:p>
       <w:pPr>
-        <w:pStyle w:val="Heading2"/>
+        <w:pStyle w:val="Ttulo2"/>
         <w:rPr>
           <w:sz w:val="22"/>
           <w:szCs w:val="22"/>
@@ -7859,7 +7456,7 @@
     </w:p>
     <w:p>
       <w:pPr>
-        <w:pStyle w:val="Caption"/>
+        <w:pStyle w:val="Descripcin"/>
         <w:keepNext/>
         <w:jc w:val="center"/>
         <w:rPr>
@@ -7933,7 +7530,7 @@
       </w:tblPr>
       <w:tblGrid>
         <w:gridCol w:w="1420"/>
-        <w:gridCol w:w="476"/>
+        <w:gridCol w:w="473"/>
         <w:gridCol w:w="2502"/>
         <w:gridCol w:w="4394"/>
       </w:tblGrid>
@@ -11389,57 +10986,37 @@
         <w:rPr>
           <w:lang w:val="en-NZ"/>
         </w:rPr>
-        <w:t xml:space="preserve"> were having the most troubles (</w:t>
-      </w:r>
-      <w:proofErr w:type="gramStart"/>
-      <w:r>
-        <w:rPr>
-          <w:lang w:val="en-NZ"/>
-        </w:rPr>
-        <w:t>i.e.</w:t>
-      </w:r>
-      <w:proofErr w:type="gramEnd"/>
-      <w:r>
-        <w:rPr>
-          <w:lang w:val="en-NZ"/>
-        </w:rPr>
-        <w:t xml:space="preserve"> teams B and C) found more useful the idea of having </w:t>
+        <w:t xml:space="preserve"> were having the most troubles (i.e. teams B and C) found more useful the idea of having an external </w:t>
+      </w:r>
+      <w:r>
+        <w:rPr>
+          <w:lang w:val="en-NZ"/>
+        </w:rPr>
+        <w:t>tool helping them</w:t>
+      </w:r>
+      <w:r>
+        <w:rPr>
+          <w:lang w:val="en-NZ"/>
+        </w:rPr>
+        <w:t xml:space="preserve"> to establish </w:t>
+      </w:r>
+      <w:r>
+        <w:rPr>
+          <w:lang w:val="en-NZ"/>
+        </w:rPr>
+        <w:t>a structured</w:t>
+      </w:r>
+      <w:r>
+        <w:rPr>
+          <w:lang w:val="en-NZ"/>
+        </w:rPr>
+        <w:t xml:space="preserve"> communication or creating more </w:t>
       </w:r>
       <w:r>
         <w:rPr>
           <w:lang w:val="en-NZ"/>
         </w:rPr>
         <w:lastRenderedPageBreak/>
-        <w:t xml:space="preserve">an external </w:t>
-      </w:r>
-      <w:r>
-        <w:rPr>
-          <w:lang w:val="en-NZ"/>
-        </w:rPr>
-        <w:t>tool helping them</w:t>
-      </w:r>
-      <w:r>
-        <w:rPr>
-          <w:lang w:val="en-NZ"/>
-        </w:rPr>
-        <w:t xml:space="preserve"> to establish </w:t>
-      </w:r>
-      <w:r>
-        <w:rPr>
-          <w:lang w:val="en-NZ"/>
-        </w:rPr>
-        <w:t>a structured</w:t>
-      </w:r>
-      <w:r>
-        <w:rPr>
-          <w:lang w:val="en-NZ"/>
-        </w:rPr>
-        <w:t xml:space="preserve"> communication or creating more </w:t>
-      </w:r>
-      <w:r>
-        <w:rPr>
-          <w:lang w:val="en-NZ"/>
-        </w:rPr>
         <w:t>incentive</w:t>
       </w:r>
       <w:r>
@@ -11452,21 +11029,7 @@
         <w:rPr>
           <w:lang w:val="en-NZ"/>
         </w:rPr>
-        <w:t xml:space="preserve"> These also were the same types of </w:t>
-      </w:r>
-      <w:proofErr w:type="gramStart"/>
-      <w:r>
-        <w:rPr>
-          <w:lang w:val="en-NZ"/>
-        </w:rPr>
-        <w:t>group</w:t>
-      </w:r>
-      <w:proofErr w:type="gramEnd"/>
-      <w:r>
-        <w:rPr>
-          <w:lang w:val="en-NZ"/>
-        </w:rPr>
-        <w:t xml:space="preserve"> that required the most the intervention of the lecturers to solve issues of communication or poor flow of information</w:t>
+        <w:t xml:space="preserve"> These also were the same types of group that required the most the intervention of the lecturers to solve issues of communication or poor flow of information</w:t>
       </w:r>
       <w:r>
         <w:rPr>
@@ -11614,7 +11177,7 @@
     </w:p>
     <w:p>
       <w:pPr>
-        <w:pStyle w:val="Caption"/>
+        <w:pStyle w:val="Descripcin"/>
         <w:jc w:val="center"/>
         <w:rPr>
           <w:lang w:val="en-NZ"/>
@@ -11679,7 +11242,7 @@
     </w:p>
     <w:p>
       <w:pPr>
-        <w:pStyle w:val="ListParagraph"/>
+        <w:pStyle w:val="Prrafodelista"/>
         <w:numPr>
           <w:ilvl w:val="0"/>
           <w:numId w:val="20"/>
@@ -11697,7 +11260,7 @@
     </w:p>
     <w:p>
       <w:pPr>
-        <w:pStyle w:val="ListParagraph"/>
+        <w:pStyle w:val="Prrafodelista"/>
         <w:numPr>
           <w:ilvl w:val="0"/>
           <w:numId w:val="20"/>
@@ -11715,7 +11278,7 @@
     </w:p>
     <w:p>
       <w:pPr>
-        <w:pStyle w:val="ListParagraph"/>
+        <w:pStyle w:val="Prrafodelista"/>
         <w:numPr>
           <w:ilvl w:val="0"/>
           <w:numId w:val="20"/>
@@ -11747,7 +11310,7 @@
     </w:p>
     <w:p>
       <w:pPr>
-        <w:pStyle w:val="Heading1"/>
+        <w:pStyle w:val="Ttulo1"/>
         <w:rPr>
           <w:sz w:val="22"/>
           <w:szCs w:val="22"/>
@@ -11839,7 +11402,7 @@
     </w:p>
     <w:p>
       <w:pPr>
-        <w:pStyle w:val="Heading2"/>
+        <w:pStyle w:val="Ttulo2"/>
         <w:rPr>
           <w:sz w:val="22"/>
           <w:szCs w:val="22"/>
@@ -11978,7 +11541,7 @@
     </w:p>
     <w:p>
       <w:pPr>
-        <w:pStyle w:val="Caption"/>
+        <w:pStyle w:val="Descripcin"/>
         <w:jc w:val="center"/>
         <w:rPr>
           <w:lang w:val="en-NZ"/>
@@ -12062,21 +11625,7 @@
         <w:rPr>
           <w:lang w:val="en-NZ"/>
         </w:rPr>
-        <w:t xml:space="preserve">focused on their own work and were gathered as a group in the same table mostly out of routine. When asked why they had seated in such a peculiar way they laugh because they had not </w:t>
-      </w:r>
-      <w:proofErr w:type="gramStart"/>
-      <w:r>
-        <w:rPr>
-          <w:lang w:val="en-NZ"/>
-        </w:rPr>
-        <w:t>realised</w:t>
-      </w:r>
-      <w:proofErr w:type="gramEnd"/>
-      <w:r>
-        <w:rPr>
-          <w:lang w:val="en-NZ"/>
-        </w:rPr>
-        <w:t xml:space="preserve"> they were all on the same side of the table, and they were only searching for the closest power outlets.</w:t>
+        <w:t>focused on their own work and were gathered as a group in the same table mostly out of routine. When asked why they had seated in such a peculiar way they laugh because they had not realised they were all on the same side of the table, and they were only searching for the closest power outlets.</w:t>
       </w:r>
     </w:p>
     <w:p>
@@ -12278,7 +11827,7 @@
     </w:p>
     <w:p>
       <w:pPr>
-        <w:pStyle w:val="Heading2"/>
+        <w:pStyle w:val="Ttulo2"/>
         <w:rPr>
           <w:sz w:val="22"/>
           <w:szCs w:val="22"/>
@@ -12309,7 +11858,7 @@
     </w:p>
     <w:p>
       <w:pPr>
-        <w:pStyle w:val="ListParagraph"/>
+        <w:pStyle w:val="Prrafodelista"/>
         <w:numPr>
           <w:ilvl w:val="0"/>
           <w:numId w:val="21"/>
@@ -12327,7 +11876,7 @@
     </w:p>
     <w:p>
       <w:pPr>
-        <w:pStyle w:val="ListParagraph"/>
+        <w:pStyle w:val="Prrafodelista"/>
         <w:numPr>
           <w:ilvl w:val="0"/>
           <w:numId w:val="21"/>
@@ -12340,41 +11889,27 @@
         <w:rPr>
           <w:lang w:val="en-NZ"/>
         </w:rPr>
-        <w:t xml:space="preserve">It was odd to them that there was </w:t>
-      </w:r>
-      <w:proofErr w:type="spellStart"/>
+        <w:t>It was odd to them that there was s much emphasis on working with their phone. Some of them were actively trying to reduce their screen time with the phone and the classroom sessions were and ideal place to leave the phone aside and focus on work. Using the phone as the main tool for working with the group felt like running in the opposite direction of what they were trying to achieve.</w:t>
+      </w:r>
+    </w:p>
+    <w:p>
+      <w:pPr>
+        <w:rPr>
+          <w:lang w:val="en-NZ"/>
+        </w:rPr>
+      </w:pPr>
+      <w:r>
+        <w:rPr>
+          <w:lang w:val="en-NZ"/>
+        </w:rPr>
+        <w:t>During those two observation</w:t>
+      </w:r>
       <w:r>
         <w:rPr>
           <w:lang w:val="en-NZ"/>
         </w:rPr>
         <w:t>s</w:t>
       </w:r>
-      <w:proofErr w:type="spellEnd"/>
-      <w:r>
-        <w:rPr>
-          <w:lang w:val="en-NZ"/>
-        </w:rPr>
-        <w:t xml:space="preserve"> much emphasis on working with their phone. Some of them were actively trying to reduce their screen time with the phone and the classroom sessions were and ideal place to leave the phone aside and focus on work. Using the phone as the main tool for working with the group felt like running in the opposite direction of what they were trying to achieve.</w:t>
-      </w:r>
-    </w:p>
-    <w:p>
-      <w:pPr>
-        <w:rPr>
-          <w:lang w:val="en-NZ"/>
-        </w:rPr>
-      </w:pPr>
-      <w:r>
-        <w:rPr>
-          <w:lang w:val="en-NZ"/>
-        </w:rPr>
-        <w:t>During those two observation</w:t>
-      </w:r>
-      <w:r>
-        <w:rPr>
-          <w:lang w:val="en-NZ"/>
-        </w:rPr>
-        <w:t>s</w:t>
-      </w:r>
       <w:r>
         <w:rPr>
           <w:lang w:val="en-NZ"/>
@@ -12423,21 +11958,7 @@
         <w:rPr>
           <w:lang w:val="en-NZ"/>
         </w:rPr>
-        <w:t xml:space="preserve">When asked which of al the functionalities they just had tested, they considered offered the most valuable for their group work, the answer was unanimous: the debate tool was easier and quick to use, and they were resonating a lot with the emoji-like visuals used to represent the answers without needed text. The annotations </w:t>
-      </w:r>
-      <w:proofErr w:type="gramStart"/>
-      <w:r>
-        <w:rPr>
-          <w:lang w:val="en-NZ"/>
-        </w:rPr>
-        <w:t>was</w:t>
-      </w:r>
-      <w:proofErr w:type="gramEnd"/>
-      <w:r>
-        <w:rPr>
-          <w:lang w:val="en-NZ"/>
-        </w:rPr>
-        <w:t xml:space="preserve"> a close second if it was possible to have a more consisted view of the AR scene</w:t>
+        <w:t>When asked which of al the functionalities they just had tested, they considered offered the most valuable for their group work, the answer was unanimous: the debate tool was easier and quick to use, and they were resonating a lot with the emoji-like visuals used to represent the answers without needed text. The annotations was a close second if it was possible to have a more consisted view of the AR scene</w:t>
       </w:r>
       <w:r>
         <w:rPr>
@@ -12448,7 +11969,7 @@
     </w:p>
     <w:p>
       <w:pPr>
-        <w:pStyle w:val="Heading2"/>
+        <w:pStyle w:val="Ttulo2"/>
         <w:rPr>
           <w:sz w:val="22"/>
           <w:szCs w:val="22"/>
@@ -12542,7 +12063,7 @@
     </w:p>
     <w:p>
       <w:pPr>
-        <w:pStyle w:val="ListParagraph"/>
+        <w:pStyle w:val="Prrafodelista"/>
         <w:numPr>
           <w:ilvl w:val="0"/>
           <w:numId w:val="22"/>
@@ -12560,7 +12081,7 @@
     </w:p>
     <w:p>
       <w:pPr>
-        <w:pStyle w:val="ListParagraph"/>
+        <w:pStyle w:val="Prrafodelista"/>
         <w:numPr>
           <w:ilvl w:val="0"/>
           <w:numId w:val="22"/>
@@ -12657,7 +12178,7 @@
     </w:p>
     <w:p>
       <w:pPr>
-        <w:pStyle w:val="ListParagraph"/>
+        <w:pStyle w:val="Prrafodelista"/>
         <w:numPr>
           <w:ilvl w:val="0"/>
           <w:numId w:val="23"/>
@@ -12675,7 +12196,7 @@
     </w:p>
     <w:p>
       <w:pPr>
-        <w:pStyle w:val="ListParagraph"/>
+        <w:pStyle w:val="Prrafodelista"/>
         <w:numPr>
           <w:ilvl w:val="0"/>
           <w:numId w:val="23"/>
@@ -12693,7 +12214,7 @@
     </w:p>
     <w:p>
       <w:pPr>
-        <w:pStyle w:val="ListParagraph"/>
+        <w:pStyle w:val="Prrafodelista"/>
         <w:numPr>
           <w:ilvl w:val="0"/>
           <w:numId w:val="23"/>
@@ -12736,7 +12257,7 @@
     </w:p>
     <w:p>
       <w:pPr>
-        <w:pStyle w:val="ListParagraph"/>
+        <w:pStyle w:val="Prrafodelista"/>
         <w:numPr>
           <w:ilvl w:val="0"/>
           <w:numId w:val="24"/>
@@ -12754,7 +12275,7 @@
     </w:p>
     <w:p>
       <w:pPr>
-        <w:pStyle w:val="ListParagraph"/>
+        <w:pStyle w:val="Prrafodelista"/>
         <w:numPr>
           <w:ilvl w:val="0"/>
           <w:numId w:val="24"/>
@@ -12772,7 +12293,7 @@
     </w:p>
     <w:p>
       <w:pPr>
-        <w:pStyle w:val="ListParagraph"/>
+        <w:pStyle w:val="Prrafodelista"/>
         <w:numPr>
           <w:ilvl w:val="0"/>
           <w:numId w:val="24"/>
@@ -12804,7 +12325,7 @@
     </w:p>
     <w:p>
       <w:pPr>
-        <w:pStyle w:val="Heading1"/>
+        <w:pStyle w:val="Ttulo1"/>
         <w:rPr>
           <w:sz w:val="22"/>
           <w:szCs w:val="22"/>
@@ -12848,7 +12369,7 @@
     </w:p>
     <w:p>
       <w:pPr>
-        <w:pStyle w:val="ListParagraph"/>
+        <w:pStyle w:val="Prrafodelista"/>
         <w:numPr>
           <w:ilvl w:val="0"/>
           <w:numId w:val="25"/>
@@ -12866,7 +12387,7 @@
     </w:p>
     <w:p>
       <w:pPr>
-        <w:pStyle w:val="ListParagraph"/>
+        <w:pStyle w:val="Prrafodelista"/>
         <w:numPr>
           <w:ilvl w:val="0"/>
           <w:numId w:val="25"/>
@@ -12884,7 +12405,7 @@
     </w:p>
     <w:p>
       <w:pPr>
-        <w:pStyle w:val="ListParagraph"/>
+        <w:pStyle w:val="Prrafodelista"/>
         <w:numPr>
           <w:ilvl w:val="0"/>
           <w:numId w:val="25"/>
@@ -12945,7 +12466,7 @@
     </w:p>
     <w:p>
       <w:pPr>
-        <w:pStyle w:val="ListParagraph"/>
+        <w:pStyle w:val="Prrafodelista"/>
         <w:numPr>
           <w:ilvl w:val="0"/>
           <w:numId w:val="26"/>
@@ -12963,7 +12484,7 @@
     </w:p>
     <w:p>
       <w:pPr>
-        <w:pStyle w:val="ListParagraph"/>
+        <w:pStyle w:val="Prrafodelista"/>
         <w:numPr>
           <w:ilvl w:val="0"/>
           <w:numId w:val="26"/>
@@ -12976,16 +12497,14 @@
         <w:rPr>
           <w:lang w:val="en-NZ"/>
         </w:rPr>
-        <w:t xml:space="preserve">The communications </w:t>
-      </w:r>
-      <w:proofErr w:type="gramStart"/>
+        <w:t xml:space="preserve">The communication </w:t>
+      </w:r>
       <w:r>
         <w:rPr>
           <w:lang w:val="en-NZ"/>
         </w:rPr>
         <w:t>features</w:t>
       </w:r>
-      <w:proofErr w:type="gramEnd"/>
       <w:r>
         <w:rPr>
           <w:lang w:val="en-NZ"/>
@@ -13156,7 +12675,7 @@
     </w:p>
     <w:p>
       <w:pPr>
-        <w:pStyle w:val="ListParagraph"/>
+        <w:pStyle w:val="Prrafodelista"/>
         <w:numPr>
           <w:ilvl w:val="0"/>
           <w:numId w:val="27"/>
@@ -13171,14 +12690,12 @@
         </w:rPr>
         <w:t xml:space="preserve">It was difficult to access the information needed to develop the project. It was detected the most wen students were trying to understand the specific requirements of each role for the activities of the project and the extend or scope in which they </w:t>
       </w:r>
-      <w:proofErr w:type="spellStart"/>
-      <w:r>
-        <w:rPr>
-          <w:lang w:val="en-NZ"/>
-        </w:rPr>
-        <w:t>wad</w:t>
-      </w:r>
-      <w:proofErr w:type="spellEnd"/>
+      <w:r>
+        <w:rPr>
+          <w:lang w:val="en-NZ"/>
+        </w:rPr>
+        <w:t>had</w:t>
+      </w:r>
       <w:r>
         <w:rPr>
           <w:lang w:val="en-NZ"/>
@@ -13188,7 +12705,7 @@
     </w:p>
     <w:p>
       <w:pPr>
-        <w:pStyle w:val="ListParagraph"/>
+        <w:pStyle w:val="Prrafodelista"/>
         <w:numPr>
           <w:ilvl w:val="0"/>
           <w:numId w:val="27"/>
@@ -13281,7 +12798,7 @@
     </w:p>
     <w:p>
       <w:pPr>
-        <w:pStyle w:val="Heading1"/>
+        <w:pStyle w:val="Ttulo1"/>
         <w:rPr>
           <w:sz w:val="22"/>
           <w:szCs w:val="22"/>
@@ -13324,7 +12841,7 @@
     </w:p>
     <w:p>
       <w:pPr>
-        <w:pStyle w:val="ListParagraph"/>
+        <w:pStyle w:val="Prrafodelista"/>
         <w:numPr>
           <w:ilvl w:val="0"/>
           <w:numId w:val="28"/>
@@ -13348,7 +12865,7 @@
     </w:p>
     <w:p>
       <w:pPr>
-        <w:pStyle w:val="ListParagraph"/>
+        <w:pStyle w:val="Prrafodelista"/>
         <w:numPr>
           <w:ilvl w:val="0"/>
           <w:numId w:val="28"/>
@@ -13367,7 +12884,7 @@
     </w:p>
     <w:p>
       <w:pPr>
-        <w:pStyle w:val="ListParagraph"/>
+        <w:pStyle w:val="Prrafodelista"/>
         <w:numPr>
           <w:ilvl w:val="0"/>
           <w:numId w:val="28"/>
@@ -13416,7 +12933,7 @@
     </w:p>
     <w:p>
       <w:pPr>
-        <w:pStyle w:val="Heading2"/>
+        <w:pStyle w:val="Ttulo2"/>
         <w:rPr>
           <w:sz w:val="22"/>
           <w:szCs w:val="22"/>
@@ -13706,21 +13223,7 @@
         <w:rPr>
           <w:lang w:val="en-NZ"/>
         </w:rPr>
-        <w:t xml:space="preserve">As with Team D, the work in </w:t>
-      </w:r>
-      <w:proofErr w:type="spellStart"/>
-      <w:r>
-        <w:rPr>
-          <w:lang w:val="en-NZ"/>
-        </w:rPr>
-        <w:t>Tem</w:t>
-      </w:r>
-      <w:proofErr w:type="spellEnd"/>
-      <w:r>
-        <w:rPr>
-          <w:lang w:val="en-NZ"/>
-        </w:rPr>
-        <w:t xml:space="preserve"> E consisted mostly </w:t>
+        <w:t xml:space="preserve">As with Team D, the work in Tem E consisted mostly </w:t>
       </w:r>
       <w:r>
         <w:rPr>
@@ -13781,7 +13284,7 @@
     </w:p>
     <w:p>
       <w:pPr>
-        <w:pStyle w:val="Heading2"/>
+        <w:pStyle w:val="Ttulo2"/>
         <w:rPr>
           <w:sz w:val="22"/>
           <w:szCs w:val="22"/>
@@ -13854,7 +13357,7 @@
     </w:p>
     <w:p>
       <w:pPr>
-        <w:pStyle w:val="Heading3"/>
+        <w:pStyle w:val="Ttulo3"/>
         <w:rPr>
           <w:sz w:val="22"/>
           <w:szCs w:val="22"/>
@@ -13880,49 +13383,13 @@
         <w:rPr>
           <w:lang w:val="en-NZ"/>
         </w:rPr>
-        <w:t xml:space="preserve">The idea using the clam arms was mostly aimed at exploring different ideas on how the phone could be used in the classroom in a way that could be used as an enhancement and not a distraction (interesting studies analysing this same problem in other contexts and through different perspectives can be found in Forsling (2023), Flanigan et al. (2023), </w:t>
-      </w:r>
-      <w:proofErr w:type="spellStart"/>
-      <w:r>
-        <w:rPr>
-          <w:lang w:val="en-NZ"/>
-        </w:rPr>
-        <w:t>Fälth</w:t>
-      </w:r>
-      <w:proofErr w:type="spellEnd"/>
-      <w:r>
-        <w:rPr>
-          <w:lang w:val="en-NZ"/>
-        </w:rPr>
-        <w:t xml:space="preserve"> &amp; </w:t>
-      </w:r>
-      <w:proofErr w:type="spellStart"/>
-      <w:r>
-        <w:rPr>
-          <w:lang w:val="en-NZ"/>
-        </w:rPr>
-        <w:t>Selenius</w:t>
-      </w:r>
-      <w:proofErr w:type="spellEnd"/>
-      <w:r>
-        <w:rPr>
-          <w:lang w:val="en-NZ"/>
-        </w:rPr>
-        <w:t xml:space="preserve"> (2024) and </w:t>
-      </w:r>
-      <w:proofErr w:type="spellStart"/>
-      <w:r>
-        <w:rPr>
-          <w:lang w:val="en-NZ"/>
-        </w:rPr>
-        <w:t>Consoli</w:t>
-      </w:r>
-      <w:proofErr w:type="spellEnd"/>
-      <w:r>
-        <w:rPr>
-          <w:lang w:val="en-NZ"/>
-        </w:rPr>
-        <w:t xml:space="preserve"> et al. (2025)</w:t>
+        <w:t xml:space="preserve">The idea using the clam arms was mostly aimed at exploring different ideas on how the phone could be used in the classroom in a way that could be used as an enhancement and not a distraction (interesting studies analysing this same problem in other contexts and through different perspectives can be found in Forsling (2023), Flanigan et al. (2023), Fälth &amp; Selenius (2024) and </w:t>
+      </w:r>
+      <w:r>
+        <w:rPr>
+          <w:lang w:val="en-NZ"/>
+        </w:rPr>
+        <w:t>Consoli et al. (2025)</w:t>
       </w:r>
       <w:r>
         <w:rPr>
@@ -13952,7 +13419,7 @@
     </w:p>
     <w:p>
       <w:pPr>
-        <w:pStyle w:val="ListParagraph"/>
+        <w:pStyle w:val="Prrafodelista"/>
         <w:numPr>
           <w:ilvl w:val="0"/>
           <w:numId w:val="29"/>
@@ -13970,7 +13437,7 @@
     </w:p>
     <w:p>
       <w:pPr>
-        <w:pStyle w:val="ListParagraph"/>
+        <w:pStyle w:val="Prrafodelista"/>
         <w:numPr>
           <w:ilvl w:val="0"/>
           <w:numId w:val="29"/>
@@ -13988,7 +13455,7 @@
     </w:p>
     <w:p>
       <w:pPr>
-        <w:pStyle w:val="ListParagraph"/>
+        <w:pStyle w:val="Prrafodelista"/>
         <w:numPr>
           <w:ilvl w:val="0"/>
           <w:numId w:val="29"/>
@@ -14089,7 +13556,7 @@
     </w:p>
     <w:p>
       <w:pPr>
-        <w:pStyle w:val="Heading3"/>
+        <w:pStyle w:val="Ttulo3"/>
         <w:rPr>
           <w:sz w:val="22"/>
           <w:szCs w:val="22"/>
@@ -14332,7 +13799,7 @@
     </w:p>
     <w:p>
       <w:pPr>
-        <w:pStyle w:val="Heading2"/>
+        <w:pStyle w:val="Ttulo2"/>
         <w:rPr>
           <w:sz w:val="22"/>
           <w:szCs w:val="22"/>
@@ -14385,7 +13852,7 @@
     </w:p>
     <w:p>
       <w:pPr>
-        <w:pStyle w:val="ListParagraph"/>
+        <w:pStyle w:val="Prrafodelista"/>
         <w:numPr>
           <w:ilvl w:val="0"/>
           <w:numId w:val="30"/>
@@ -14403,7 +13870,7 @@
     </w:p>
     <w:p>
       <w:pPr>
-        <w:pStyle w:val="ListParagraph"/>
+        <w:pStyle w:val="Prrafodelista"/>
         <w:numPr>
           <w:ilvl w:val="0"/>
           <w:numId w:val="30"/>
@@ -14416,26 +13883,12 @@
         <w:rPr>
           <w:lang w:val="en-NZ"/>
         </w:rPr>
-        <w:t xml:space="preserve">Better stablished groups would prefer a more flexible approach to the activity, relying in the mechanisms they themselves had </w:t>
-      </w:r>
-      <w:proofErr w:type="spellStart"/>
-      <w:r>
-        <w:rPr>
-          <w:lang w:val="en-NZ"/>
-        </w:rPr>
-        <w:t>build</w:t>
-      </w:r>
-      <w:proofErr w:type="spellEnd"/>
-      <w:r>
-        <w:rPr>
-          <w:lang w:val="en-NZ"/>
-        </w:rPr>
-        <w:t xml:space="preserve"> and finding any external intervention, either the lecturers or the use of WorkshopAR, more as a hindrance than an actual help.</w:t>
-      </w:r>
-    </w:p>
-    <w:p>
-      <w:pPr>
-        <w:pStyle w:val="ListParagraph"/>
+        <w:t>Better stablished groups would prefer a more flexible approach to the activity, relying in the mechanisms they themselves had build and finding any external intervention, either the lecturers or the use of WorkshopAR, more as a hindrance than an actual help.</w:t>
+      </w:r>
+    </w:p>
+    <w:p>
+      <w:pPr>
+        <w:pStyle w:val="Prrafodelista"/>
         <w:numPr>
           <w:ilvl w:val="0"/>
           <w:numId w:val="30"/>
@@ -14453,7 +13906,7 @@
     </w:p>
     <w:p>
       <w:pPr>
-        <w:pStyle w:val="ListParagraph"/>
+        <w:pStyle w:val="Prrafodelista"/>
         <w:numPr>
           <w:ilvl w:val="0"/>
           <w:numId w:val="30"/>
@@ -14471,7 +13924,7 @@
     </w:p>
     <w:p>
       <w:pPr>
-        <w:pStyle w:val="ListParagraph"/>
+        <w:pStyle w:val="Prrafodelista"/>
         <w:numPr>
           <w:ilvl w:val="0"/>
           <w:numId w:val="30"/>
@@ -14489,7 +13942,7 @@
     </w:p>
     <w:p>
       <w:pPr>
-        <w:pStyle w:val="ListParagraph"/>
+        <w:pStyle w:val="Prrafodelista"/>
         <w:numPr>
           <w:ilvl w:val="0"/>
           <w:numId w:val="30"/>
@@ -14502,21 +13955,7 @@
         <w:rPr>
           <w:lang w:val="en-NZ"/>
         </w:rPr>
-        <w:t xml:space="preserve">The relationship people build with their phones is complex and varied, and a solution that seeks to use these types of mobile environments will find obstacles in all possible side of possible responses. What </w:t>
-      </w:r>
-      <w:proofErr w:type="spellStart"/>
-      <w:r>
-        <w:rPr>
-          <w:lang w:val="en-NZ"/>
-        </w:rPr>
-        <w:t>seams</w:t>
-      </w:r>
-      <w:proofErr w:type="spellEnd"/>
-      <w:r>
-        <w:rPr>
-          <w:lang w:val="en-NZ"/>
-        </w:rPr>
-        <w:t xml:space="preserve"> to be a working approach to this problem is to stick to a design that is clear for the students and enforce it through different aspects of the learning environment. The approach the teaching staff took </w:t>
+        <w:t xml:space="preserve">The relationship people build with their phones is complex and varied, and a solution that seeks to use these types of mobile environments will find obstacles in all possible side of possible responses. What seams to be a working approach to this problem is to stick to a design that is clear for the students and enforce it through different aspects of the learning environment. The approach the teaching staff took </w:t>
       </w:r>
       <w:r>
         <w:rPr>
@@ -14561,21 +14000,7 @@
         <w:rPr>
           <w:lang w:val="en-NZ"/>
         </w:rPr>
-        <w:t xml:space="preserve"> </w:t>
-      </w:r>
-      <w:proofErr w:type="spellStart"/>
-      <w:r>
-        <w:rPr>
-          <w:lang w:val="en-NZ"/>
-        </w:rPr>
-        <w:t>f</w:t>
-      </w:r>
-      <w:proofErr w:type="spellEnd"/>
-      <w:r>
-        <w:rPr>
-          <w:lang w:val="en-NZ"/>
-        </w:rPr>
-        <w:t xml:space="preserve"> the whole experience could be as follows: WorkshopAR succeeded at initiating discussions and reflections around the dynamics a team could be using to manage their collaborative effort, both failed integrating into the actual mechanisms that the students implemented to </w:t>
+        <w:t xml:space="preserve"> f the whole experience could be as follows: WorkshopAR succeeded at initiating discussions and reflections around the dynamics a team could be using to manage their collaborative effort, both failed integrating into the actual mechanisms that the students implemented to </w:t>
       </w:r>
       <w:r>
         <w:rPr>
@@ -14623,7 +14048,7 @@
     </w:p>
     <w:p>
       <w:pPr>
-        <w:pStyle w:val="Heading1"/>
+        <w:pStyle w:val="Ttulo1"/>
         <w:rPr>
           <w:sz w:val="22"/>
           <w:szCs w:val="22"/>
@@ -14661,21 +14086,7 @@
         <w:rPr>
           <w:lang w:val="en-NZ"/>
         </w:rPr>
-        <w:t xml:space="preserve">complement the data obtained through the observation of activities in the classrooms of students interacting with WorkshopAR and with all the other tools used to </w:t>
-      </w:r>
-      <w:proofErr w:type="spellStart"/>
-      <w:r>
-        <w:rPr>
-          <w:lang w:val="en-NZ"/>
-        </w:rPr>
-        <w:t>by</w:t>
-      </w:r>
-      <w:proofErr w:type="spellEnd"/>
-      <w:r>
-        <w:rPr>
-          <w:lang w:val="en-NZ"/>
-        </w:rPr>
-        <w:t xml:space="preserve"> them to fulfil the academic requirement</w:t>
+        <w:t>complement the data obtained through the observation of activities in the classrooms of students interacting with WorkshopAR and with all the other tools used to by them to fulfil the academic requirement</w:t>
       </w:r>
       <w:r>
         <w:rPr>
@@ -14867,7 +14278,25 @@
         <w:rPr>
           <w:lang w:val="en-NZ"/>
         </w:rPr>
-        <w:t>not actively assisting to class. Nevertheless, several interesting themes emerged from the gathered information that both aligned with the themes coded during the observation phase and gave a bit more f context to some of the problems identified with information flow and the structure of the teams.</w:t>
+        <w:t xml:space="preserve">not actively assisting to class. Nevertheless, several interesting themes emerged from the gathered information that both aligned with the themes coded during the observation phase and gave a bit more </w:t>
+      </w:r>
+      <w:r>
+        <w:rPr>
+          <w:lang w:val="en-NZ"/>
+        </w:rPr>
+        <w:t>o</w:t>
+      </w:r>
+      <w:r>
+        <w:rPr>
+          <w:lang w:val="en-NZ"/>
+        </w:rPr>
+        <w:t>f context to some of the problems identified with information flow and the structure of the teams.</w:t>
+      </w:r>
+      <w:r>
+        <w:rPr>
+          <w:lang w:val="en-NZ"/>
+        </w:rPr>
+        <w:t xml:space="preserve"> Appendix C shows the questionnaire used for the interviews.</w:t>
       </w:r>
     </w:p>
     <w:p>
@@ -14899,26 +14328,14 @@
         <w:rPr>
           <w:lang w:val="en-NZ"/>
         </w:rPr>
-        <w:t xml:space="preserve">were seven out of the eleven students saw themselves as the leader of the group, associating this role to assigning tasks and proposing workplans. The figure of the lead did not align at all with their assigned roles, and all the students saw themselves working in a sub team inside the overall group, </w:t>
+        <w:t xml:space="preserve">were seven out of the eleven students saw themselves as the leader of the group, associating this role to assigning tasks and proposing workplans. The figure of the lead did not align at all with their assigned roles, </w:t>
       </w:r>
       <w:r>
         <w:rPr>
           <w:lang w:val="en-NZ"/>
         </w:rPr>
         <w:lastRenderedPageBreak/>
-        <w:t xml:space="preserve">something that was really to observed at all previously. It appears that smaller groups of roles under a common AE would group together for work </w:t>
-      </w:r>
-      <w:r>
-        <w:rPr>
-          <w:lang w:val="en-NZ"/>
-        </w:rPr>
-        <w:t>(all the CE or all the QS for example)</w:t>
-      </w:r>
-      <w:r>
-        <w:rPr>
-          <w:lang w:val="en-NZ"/>
-        </w:rPr>
-        <w:t>, and a lot of students would see themselves leading these smaller groups, while the AE lead the bigger overlapping team. WorkshopAR did not contemplated this behaviour, and was not supporting this flow of information among smaller groups, which was a missed opportunity.</w:t>
+        <w:t>and all the students saw themselves working in a sub team inside the overall group, something that was really to observed at all previously. It appears that smaller groups of roles under a common AE would group together for work (all the CE or all the QS for example), and a lot of students would see themselves leading these smaller groups, while the AE lead the bigger overlapping team. WorkshopAR did not contemplated this behaviour, and was not supporting this flow of information among smaller groups, which was a missed opportunity.</w:t>
       </w:r>
     </w:p>
     <w:p>
@@ -15022,21 +14439,7 @@
         <w:rPr>
           <w:lang w:val="en-NZ"/>
         </w:rPr>
-        <w:t xml:space="preserve">tools to deal with those situations and they were not accessing the resources given to them in the course to start working towards a solution. It was quite telling that what of the students preferred to use </w:t>
-      </w:r>
-      <w:proofErr w:type="spellStart"/>
-      <w:r>
-        <w:rPr>
-          <w:lang w:val="en-NZ"/>
-        </w:rPr>
-        <w:t>chatGPT</w:t>
-      </w:r>
-      <w:proofErr w:type="spellEnd"/>
-      <w:r>
-        <w:rPr>
-          <w:lang w:val="en-NZ"/>
-        </w:rPr>
-        <w:t xml:space="preserve"> to get ideas of how to solve the issues with communication instead of approaching the resources in the course.</w:t>
+        <w:t>tools to deal with those situations and they were not accessing the resources given to them in the course to start working towards a solution. It was quite telling that what of the students preferred to use chatGPT to get ideas of how to solve the issues with communication instead of approaching the resources in the course.</w:t>
       </w:r>
     </w:p>
     <w:p>
@@ -15079,7 +14482,7 @@
     </w:p>
     <w:p>
       <w:pPr>
-        <w:pStyle w:val="Caption"/>
+        <w:pStyle w:val="Descripcin"/>
         <w:keepNext/>
         <w:jc w:val="center"/>
         <w:rPr>
@@ -15155,7 +14558,6 @@
               <w:bottom w:val="single" w:sz="4" w:space="0" w:color="auto"/>
               <w:right w:val="nil"/>
             </w:tcBorders>
-            <w:shd w:val="clear" w:color="auto" w:fill="auto"/>
             <w:noWrap/>
             <w:vAlign w:val="bottom"/>
             <w:hideMark/>
@@ -15193,7 +14595,6 @@
               <w:bottom w:val="single" w:sz="4" w:space="0" w:color="auto"/>
               <w:right w:val="nil"/>
             </w:tcBorders>
-            <w:shd w:val="clear" w:color="auto" w:fill="auto"/>
             <w:noWrap/>
             <w:vAlign w:val="bottom"/>
             <w:hideMark/>
@@ -15231,7 +14632,6 @@
               <w:bottom w:val="single" w:sz="4" w:space="0" w:color="auto"/>
               <w:right w:val="nil"/>
             </w:tcBorders>
-            <w:shd w:val="clear" w:color="auto" w:fill="auto"/>
             <w:noWrap/>
             <w:vAlign w:val="center"/>
             <w:hideMark/>
@@ -15276,7 +14676,6 @@
               <w:bottom w:val="single" w:sz="4" w:space="0" w:color="000000"/>
               <w:right w:val="nil"/>
             </w:tcBorders>
-            <w:shd w:val="clear" w:color="auto" w:fill="auto"/>
             <w:noWrap/>
             <w:vAlign w:val="center"/>
             <w:hideMark/>
@@ -15311,7 +14710,6 @@
               <w:bottom w:val="single" w:sz="4" w:space="0" w:color="auto"/>
               <w:right w:val="nil"/>
             </w:tcBorders>
-            <w:shd w:val="clear" w:color="auto" w:fill="auto"/>
             <w:noWrap/>
             <w:vAlign w:val="center"/>
             <w:hideMark/>
@@ -15345,7 +14743,6 @@
               <w:bottom w:val="single" w:sz="4" w:space="0" w:color="auto"/>
               <w:right w:val="nil"/>
             </w:tcBorders>
-            <w:shd w:val="clear" w:color="auto" w:fill="auto"/>
             <w:vAlign w:val="center"/>
             <w:hideMark/>
           </w:tcPr>
@@ -15407,7 +14804,6 @@
               <w:bottom w:val="single" w:sz="4" w:space="0" w:color="auto"/>
               <w:right w:val="nil"/>
             </w:tcBorders>
-            <w:shd w:val="clear" w:color="auto" w:fill="auto"/>
             <w:noWrap/>
             <w:vAlign w:val="center"/>
             <w:hideMark/>
@@ -15441,7 +14837,6 @@
               <w:bottom w:val="single" w:sz="4" w:space="0" w:color="auto"/>
               <w:right w:val="nil"/>
             </w:tcBorders>
-            <w:shd w:val="clear" w:color="auto" w:fill="auto"/>
             <w:vAlign w:val="center"/>
             <w:hideMark/>
           </w:tcPr>
@@ -15503,7 +14898,6 @@
               <w:bottom w:val="single" w:sz="4" w:space="0" w:color="auto"/>
               <w:right w:val="nil"/>
             </w:tcBorders>
-            <w:shd w:val="clear" w:color="auto" w:fill="auto"/>
             <w:noWrap/>
             <w:vAlign w:val="center"/>
             <w:hideMark/>
@@ -15537,7 +14931,6 @@
               <w:bottom w:val="single" w:sz="4" w:space="0" w:color="auto"/>
               <w:right w:val="nil"/>
             </w:tcBorders>
-            <w:shd w:val="clear" w:color="auto" w:fill="auto"/>
             <w:vAlign w:val="center"/>
             <w:hideMark/>
           </w:tcPr>
@@ -15599,7 +14992,6 @@
               <w:bottom w:val="single" w:sz="4" w:space="0" w:color="auto"/>
               <w:right w:val="nil"/>
             </w:tcBorders>
-            <w:shd w:val="clear" w:color="auto" w:fill="auto"/>
             <w:noWrap/>
             <w:vAlign w:val="center"/>
             <w:hideMark/>
@@ -15633,7 +15025,6 @@
               <w:bottom w:val="single" w:sz="4" w:space="0" w:color="auto"/>
               <w:right w:val="nil"/>
             </w:tcBorders>
-            <w:shd w:val="clear" w:color="auto" w:fill="auto"/>
             <w:vAlign w:val="center"/>
             <w:hideMark/>
           </w:tcPr>
@@ -15695,7 +15086,6 @@
               <w:bottom w:val="single" w:sz="4" w:space="0" w:color="auto"/>
               <w:right w:val="nil"/>
             </w:tcBorders>
-            <w:shd w:val="clear" w:color="auto" w:fill="auto"/>
             <w:noWrap/>
             <w:vAlign w:val="center"/>
             <w:hideMark/>
@@ -15729,7 +15119,6 @@
               <w:bottom w:val="single" w:sz="4" w:space="0" w:color="auto"/>
               <w:right w:val="nil"/>
             </w:tcBorders>
-            <w:shd w:val="clear" w:color="auto" w:fill="auto"/>
             <w:vAlign w:val="center"/>
             <w:hideMark/>
           </w:tcPr>
@@ -15791,7 +15180,6 @@
               <w:bottom w:val="single" w:sz="4" w:space="0" w:color="auto"/>
               <w:right w:val="nil"/>
             </w:tcBorders>
-            <w:shd w:val="clear" w:color="auto" w:fill="auto"/>
             <w:noWrap/>
             <w:vAlign w:val="center"/>
             <w:hideMark/>
@@ -15825,7 +15213,6 @@
               <w:bottom w:val="single" w:sz="4" w:space="0" w:color="auto"/>
               <w:right w:val="nil"/>
             </w:tcBorders>
-            <w:shd w:val="clear" w:color="auto" w:fill="auto"/>
             <w:vAlign w:val="center"/>
             <w:hideMark/>
           </w:tcPr>
@@ -15864,7 +15251,6 @@
               <w:bottom w:val="single" w:sz="4" w:space="0" w:color="000000"/>
               <w:right w:val="nil"/>
             </w:tcBorders>
-            <w:shd w:val="clear" w:color="auto" w:fill="auto"/>
             <w:noWrap/>
             <w:vAlign w:val="center"/>
             <w:hideMark/>
@@ -15898,7 +15284,6 @@
               <w:bottom w:val="single" w:sz="4" w:space="0" w:color="auto"/>
               <w:right w:val="nil"/>
             </w:tcBorders>
-            <w:shd w:val="clear" w:color="auto" w:fill="auto"/>
             <w:noWrap/>
             <w:vAlign w:val="center"/>
             <w:hideMark/>
@@ -15932,7 +15317,6 @@
               <w:bottom w:val="single" w:sz="4" w:space="0" w:color="auto"/>
               <w:right w:val="nil"/>
             </w:tcBorders>
-            <w:shd w:val="clear" w:color="auto" w:fill="auto"/>
             <w:vAlign w:val="center"/>
             <w:hideMark/>
           </w:tcPr>
@@ -15994,7 +15378,6 @@
               <w:bottom w:val="single" w:sz="4" w:space="0" w:color="auto"/>
               <w:right w:val="nil"/>
             </w:tcBorders>
-            <w:shd w:val="clear" w:color="auto" w:fill="auto"/>
             <w:noWrap/>
             <w:vAlign w:val="center"/>
             <w:hideMark/>
@@ -16028,7 +15411,6 @@
               <w:bottom w:val="single" w:sz="4" w:space="0" w:color="auto"/>
               <w:right w:val="nil"/>
             </w:tcBorders>
-            <w:shd w:val="clear" w:color="auto" w:fill="auto"/>
             <w:vAlign w:val="center"/>
             <w:hideMark/>
           </w:tcPr>
@@ -16090,7 +15472,6 @@
               <w:bottom w:val="single" w:sz="4" w:space="0" w:color="auto"/>
               <w:right w:val="nil"/>
             </w:tcBorders>
-            <w:shd w:val="clear" w:color="auto" w:fill="auto"/>
             <w:noWrap/>
             <w:vAlign w:val="center"/>
             <w:hideMark/>
@@ -16124,7 +15505,6 @@
               <w:bottom w:val="single" w:sz="4" w:space="0" w:color="auto"/>
               <w:right w:val="nil"/>
             </w:tcBorders>
-            <w:shd w:val="clear" w:color="auto" w:fill="auto"/>
             <w:vAlign w:val="center"/>
             <w:hideMark/>
           </w:tcPr>
@@ -16186,7 +15566,6 @@
               <w:bottom w:val="single" w:sz="4" w:space="0" w:color="auto"/>
               <w:right w:val="nil"/>
             </w:tcBorders>
-            <w:shd w:val="clear" w:color="auto" w:fill="auto"/>
             <w:noWrap/>
             <w:vAlign w:val="center"/>
             <w:hideMark/>
@@ -16220,7 +15599,6 @@
               <w:bottom w:val="single" w:sz="4" w:space="0" w:color="auto"/>
               <w:right w:val="nil"/>
             </w:tcBorders>
-            <w:shd w:val="clear" w:color="auto" w:fill="auto"/>
             <w:vAlign w:val="center"/>
             <w:hideMark/>
           </w:tcPr>
@@ -16282,7 +15660,6 @@
               <w:bottom w:val="single" w:sz="4" w:space="0" w:color="auto"/>
               <w:right w:val="nil"/>
             </w:tcBorders>
-            <w:shd w:val="clear" w:color="auto" w:fill="auto"/>
             <w:noWrap/>
             <w:vAlign w:val="center"/>
             <w:hideMark/>
@@ -16316,7 +15693,6 @@
               <w:bottom w:val="single" w:sz="4" w:space="0" w:color="auto"/>
               <w:right w:val="nil"/>
             </w:tcBorders>
-            <w:shd w:val="clear" w:color="auto" w:fill="auto"/>
             <w:vAlign w:val="center"/>
             <w:hideMark/>
           </w:tcPr>
@@ -16378,7 +15754,6 @@
               <w:bottom w:val="single" w:sz="4" w:space="0" w:color="auto"/>
               <w:right w:val="nil"/>
             </w:tcBorders>
-            <w:shd w:val="clear" w:color="auto" w:fill="auto"/>
             <w:noWrap/>
             <w:vAlign w:val="center"/>
             <w:hideMark/>
@@ -16412,7 +15787,6 @@
               <w:bottom w:val="single" w:sz="4" w:space="0" w:color="auto"/>
               <w:right w:val="nil"/>
             </w:tcBorders>
-            <w:shd w:val="clear" w:color="auto" w:fill="auto"/>
             <w:vAlign w:val="center"/>
             <w:hideMark/>
           </w:tcPr>
@@ -16474,7 +15848,6 @@
               <w:bottom w:val="single" w:sz="4" w:space="0" w:color="auto"/>
               <w:right w:val="nil"/>
             </w:tcBorders>
-            <w:shd w:val="clear" w:color="auto" w:fill="auto"/>
             <w:noWrap/>
             <w:vAlign w:val="center"/>
             <w:hideMark/>
@@ -16508,7 +15881,6 @@
               <w:bottom w:val="single" w:sz="4" w:space="0" w:color="auto"/>
               <w:right w:val="nil"/>
             </w:tcBorders>
-            <w:shd w:val="clear" w:color="auto" w:fill="auto"/>
             <w:vAlign w:val="center"/>
             <w:hideMark/>
           </w:tcPr>
@@ -16547,7 +15919,6 @@
               <w:bottom w:val="single" w:sz="4" w:space="0" w:color="000000"/>
               <w:right w:val="nil"/>
             </w:tcBorders>
-            <w:shd w:val="clear" w:color="auto" w:fill="auto"/>
             <w:noWrap/>
             <w:vAlign w:val="center"/>
             <w:hideMark/>
@@ -16581,7 +15952,6 @@
               <w:bottom w:val="single" w:sz="4" w:space="0" w:color="auto"/>
               <w:right w:val="nil"/>
             </w:tcBorders>
-            <w:shd w:val="clear" w:color="auto" w:fill="auto"/>
             <w:noWrap/>
             <w:vAlign w:val="center"/>
             <w:hideMark/>
@@ -16615,7 +15985,6 @@
               <w:bottom w:val="single" w:sz="4" w:space="0" w:color="auto"/>
               <w:right w:val="nil"/>
             </w:tcBorders>
-            <w:shd w:val="clear" w:color="auto" w:fill="auto"/>
             <w:vAlign w:val="center"/>
             <w:hideMark/>
           </w:tcPr>
@@ -16677,7 +16046,6 @@
               <w:bottom w:val="single" w:sz="4" w:space="0" w:color="auto"/>
               <w:right w:val="nil"/>
             </w:tcBorders>
-            <w:shd w:val="clear" w:color="auto" w:fill="auto"/>
             <w:noWrap/>
             <w:vAlign w:val="center"/>
             <w:hideMark/>
@@ -16711,7 +16079,6 @@
               <w:bottom w:val="single" w:sz="4" w:space="0" w:color="auto"/>
               <w:right w:val="nil"/>
             </w:tcBorders>
-            <w:shd w:val="clear" w:color="auto" w:fill="auto"/>
             <w:vAlign w:val="center"/>
             <w:hideMark/>
           </w:tcPr>
@@ -16773,7 +16140,6 @@
               <w:bottom w:val="single" w:sz="4" w:space="0" w:color="auto"/>
               <w:right w:val="nil"/>
             </w:tcBorders>
-            <w:shd w:val="clear" w:color="auto" w:fill="auto"/>
             <w:noWrap/>
             <w:vAlign w:val="center"/>
             <w:hideMark/>
@@ -16807,7 +16173,6 @@
               <w:bottom w:val="single" w:sz="4" w:space="0" w:color="auto"/>
               <w:right w:val="nil"/>
             </w:tcBorders>
-            <w:shd w:val="clear" w:color="auto" w:fill="auto"/>
             <w:vAlign w:val="center"/>
             <w:hideMark/>
           </w:tcPr>
@@ -16869,7 +16234,6 @@
               <w:bottom w:val="single" w:sz="4" w:space="0" w:color="auto"/>
               <w:right w:val="nil"/>
             </w:tcBorders>
-            <w:shd w:val="clear" w:color="auto" w:fill="auto"/>
             <w:noWrap/>
             <w:vAlign w:val="center"/>
             <w:hideMark/>
@@ -16903,7 +16267,6 @@
               <w:bottom w:val="single" w:sz="4" w:space="0" w:color="auto"/>
               <w:right w:val="nil"/>
             </w:tcBorders>
-            <w:shd w:val="clear" w:color="auto" w:fill="auto"/>
             <w:vAlign w:val="center"/>
             <w:hideMark/>
           </w:tcPr>
@@ -16965,7 +16328,6 @@
               <w:bottom w:val="single" w:sz="4" w:space="0" w:color="auto"/>
               <w:right w:val="nil"/>
             </w:tcBorders>
-            <w:shd w:val="clear" w:color="auto" w:fill="auto"/>
             <w:noWrap/>
             <w:vAlign w:val="center"/>
             <w:hideMark/>
@@ -16999,7 +16361,6 @@
               <w:bottom w:val="single" w:sz="4" w:space="0" w:color="auto"/>
               <w:right w:val="nil"/>
             </w:tcBorders>
-            <w:shd w:val="clear" w:color="auto" w:fill="auto"/>
             <w:vAlign w:val="center"/>
             <w:hideMark/>
           </w:tcPr>
@@ -17061,7 +16422,6 @@
               <w:bottom w:val="single" w:sz="4" w:space="0" w:color="auto"/>
               <w:right w:val="nil"/>
             </w:tcBorders>
-            <w:shd w:val="clear" w:color="auto" w:fill="auto"/>
             <w:noWrap/>
             <w:vAlign w:val="center"/>
             <w:hideMark/>
@@ -17095,7 +16455,6 @@
               <w:bottom w:val="single" w:sz="4" w:space="0" w:color="auto"/>
               <w:right w:val="nil"/>
             </w:tcBorders>
-            <w:shd w:val="clear" w:color="auto" w:fill="auto"/>
             <w:vAlign w:val="center"/>
             <w:hideMark/>
           </w:tcPr>
@@ -17134,7 +16493,6 @@
               <w:bottom w:val="single" w:sz="4" w:space="0" w:color="000000"/>
               <w:right w:val="nil"/>
             </w:tcBorders>
-            <w:shd w:val="clear" w:color="auto" w:fill="auto"/>
             <w:noWrap/>
             <w:vAlign w:val="center"/>
             <w:hideMark/>
@@ -17168,7 +16526,6 @@
               <w:bottom w:val="single" w:sz="4" w:space="0" w:color="auto"/>
               <w:right w:val="nil"/>
             </w:tcBorders>
-            <w:shd w:val="clear" w:color="auto" w:fill="auto"/>
             <w:noWrap/>
             <w:vAlign w:val="center"/>
             <w:hideMark/>
@@ -17202,7 +16559,6 @@
               <w:bottom w:val="single" w:sz="4" w:space="0" w:color="auto"/>
               <w:right w:val="nil"/>
             </w:tcBorders>
-            <w:shd w:val="clear" w:color="auto" w:fill="auto"/>
             <w:vAlign w:val="center"/>
             <w:hideMark/>
           </w:tcPr>
@@ -17264,7 +16620,6 @@
               <w:bottom w:val="single" w:sz="4" w:space="0" w:color="auto"/>
               <w:right w:val="nil"/>
             </w:tcBorders>
-            <w:shd w:val="clear" w:color="auto" w:fill="auto"/>
             <w:noWrap/>
             <w:vAlign w:val="center"/>
             <w:hideMark/>
@@ -17298,7 +16653,6 @@
               <w:bottom w:val="single" w:sz="4" w:space="0" w:color="auto"/>
               <w:right w:val="nil"/>
             </w:tcBorders>
-            <w:shd w:val="clear" w:color="auto" w:fill="auto"/>
             <w:vAlign w:val="center"/>
             <w:hideMark/>
           </w:tcPr>
@@ -17360,7 +16714,6 @@
               <w:bottom w:val="single" w:sz="4" w:space="0" w:color="auto"/>
               <w:right w:val="nil"/>
             </w:tcBorders>
-            <w:shd w:val="clear" w:color="auto" w:fill="auto"/>
             <w:noWrap/>
             <w:vAlign w:val="center"/>
             <w:hideMark/>
@@ -17394,7 +16747,6 @@
               <w:bottom w:val="single" w:sz="4" w:space="0" w:color="auto"/>
               <w:right w:val="nil"/>
             </w:tcBorders>
-            <w:shd w:val="clear" w:color="auto" w:fill="auto"/>
             <w:vAlign w:val="center"/>
             <w:hideMark/>
           </w:tcPr>
@@ -17433,7 +16785,6 @@
               <w:bottom w:val="single" w:sz="4" w:space="0" w:color="000000"/>
               <w:right w:val="nil"/>
             </w:tcBorders>
-            <w:shd w:val="clear" w:color="auto" w:fill="auto"/>
             <w:noWrap/>
             <w:vAlign w:val="center"/>
             <w:hideMark/>
@@ -17467,7 +16818,6 @@
               <w:bottom w:val="single" w:sz="4" w:space="0" w:color="auto"/>
               <w:right w:val="nil"/>
             </w:tcBorders>
-            <w:shd w:val="clear" w:color="auto" w:fill="auto"/>
             <w:noWrap/>
             <w:vAlign w:val="center"/>
             <w:hideMark/>
@@ -17501,7 +16851,6 @@
               <w:bottom w:val="single" w:sz="4" w:space="0" w:color="auto"/>
               <w:right w:val="nil"/>
             </w:tcBorders>
-            <w:shd w:val="clear" w:color="auto" w:fill="auto"/>
             <w:vAlign w:val="center"/>
             <w:hideMark/>
           </w:tcPr>
@@ -17563,7 +16912,6 @@
               <w:bottom w:val="single" w:sz="4" w:space="0" w:color="auto"/>
               <w:right w:val="nil"/>
             </w:tcBorders>
-            <w:shd w:val="clear" w:color="auto" w:fill="auto"/>
             <w:noWrap/>
             <w:vAlign w:val="center"/>
             <w:hideMark/>
@@ -17597,7 +16945,6 @@
               <w:bottom w:val="single" w:sz="4" w:space="0" w:color="auto"/>
               <w:right w:val="nil"/>
             </w:tcBorders>
-            <w:shd w:val="clear" w:color="auto" w:fill="auto"/>
             <w:vAlign w:val="center"/>
             <w:hideMark/>
           </w:tcPr>
@@ -17659,7 +17006,6 @@
               <w:bottom w:val="single" w:sz="4" w:space="0" w:color="auto"/>
               <w:right w:val="nil"/>
             </w:tcBorders>
-            <w:shd w:val="clear" w:color="auto" w:fill="auto"/>
             <w:noWrap/>
             <w:vAlign w:val="center"/>
             <w:hideMark/>
@@ -17693,7 +17039,6 @@
               <w:bottom w:val="single" w:sz="4" w:space="0" w:color="auto"/>
               <w:right w:val="nil"/>
             </w:tcBorders>
-            <w:shd w:val="clear" w:color="auto" w:fill="auto"/>
             <w:vAlign w:val="center"/>
             <w:hideMark/>
           </w:tcPr>
@@ -17755,7 +17100,6 @@
               <w:bottom w:val="single" w:sz="4" w:space="0" w:color="auto"/>
               <w:right w:val="nil"/>
             </w:tcBorders>
-            <w:shd w:val="clear" w:color="auto" w:fill="auto"/>
             <w:noWrap/>
             <w:vAlign w:val="center"/>
             <w:hideMark/>
@@ -17789,7 +17133,6 @@
               <w:bottom w:val="single" w:sz="4" w:space="0" w:color="auto"/>
               <w:right w:val="nil"/>
             </w:tcBorders>
-            <w:shd w:val="clear" w:color="auto" w:fill="auto"/>
             <w:vAlign w:val="center"/>
             <w:hideMark/>
           </w:tcPr>
@@ -17851,7 +17194,6 @@
               <w:bottom w:val="single" w:sz="4" w:space="0" w:color="auto"/>
               <w:right w:val="nil"/>
             </w:tcBorders>
-            <w:shd w:val="clear" w:color="auto" w:fill="auto"/>
             <w:noWrap/>
             <w:vAlign w:val="center"/>
             <w:hideMark/>
@@ -17885,7 +17227,6 @@
               <w:bottom w:val="single" w:sz="4" w:space="0" w:color="auto"/>
               <w:right w:val="nil"/>
             </w:tcBorders>
-            <w:shd w:val="clear" w:color="auto" w:fill="auto"/>
             <w:vAlign w:val="center"/>
             <w:hideMark/>
           </w:tcPr>
@@ -17947,7 +17288,6 @@
               <w:bottom w:val="single" w:sz="4" w:space="0" w:color="auto"/>
               <w:right w:val="nil"/>
             </w:tcBorders>
-            <w:shd w:val="clear" w:color="auto" w:fill="auto"/>
             <w:noWrap/>
             <w:vAlign w:val="center"/>
             <w:hideMark/>
@@ -17981,7 +17321,6 @@
               <w:bottom w:val="single" w:sz="4" w:space="0" w:color="auto"/>
               <w:right w:val="nil"/>
             </w:tcBorders>
-            <w:shd w:val="clear" w:color="auto" w:fill="auto"/>
             <w:vAlign w:val="center"/>
             <w:hideMark/>
           </w:tcPr>
@@ -18043,7 +17382,6 @@
               <w:bottom w:val="single" w:sz="4" w:space="0" w:color="auto"/>
               <w:right w:val="nil"/>
             </w:tcBorders>
-            <w:shd w:val="clear" w:color="auto" w:fill="auto"/>
             <w:noWrap/>
             <w:vAlign w:val="center"/>
             <w:hideMark/>
@@ -18077,7 +17415,6 @@
               <w:bottom w:val="single" w:sz="4" w:space="0" w:color="auto"/>
               <w:right w:val="nil"/>
             </w:tcBorders>
-            <w:shd w:val="clear" w:color="auto" w:fill="auto"/>
             <w:vAlign w:val="center"/>
             <w:hideMark/>
           </w:tcPr>
@@ -18139,7 +17476,6 @@
               <w:bottom w:val="single" w:sz="4" w:space="0" w:color="auto"/>
               <w:right w:val="nil"/>
             </w:tcBorders>
-            <w:shd w:val="clear" w:color="auto" w:fill="auto"/>
             <w:noWrap/>
             <w:vAlign w:val="center"/>
             <w:hideMark/>
@@ -18173,7 +17509,6 @@
               <w:bottom w:val="single" w:sz="4" w:space="0" w:color="auto"/>
               <w:right w:val="nil"/>
             </w:tcBorders>
-            <w:shd w:val="clear" w:color="auto" w:fill="auto"/>
             <w:vAlign w:val="center"/>
             <w:hideMark/>
           </w:tcPr>
@@ -18235,7 +17570,6 @@
               <w:bottom w:val="single" w:sz="4" w:space="0" w:color="auto"/>
               <w:right w:val="nil"/>
             </w:tcBorders>
-            <w:shd w:val="clear" w:color="auto" w:fill="auto"/>
             <w:noWrap/>
             <w:vAlign w:val="center"/>
             <w:hideMark/>
@@ -18269,7 +17603,6 @@
               <w:bottom w:val="single" w:sz="4" w:space="0" w:color="auto"/>
               <w:right w:val="nil"/>
             </w:tcBorders>
-            <w:shd w:val="clear" w:color="auto" w:fill="auto"/>
             <w:vAlign w:val="center"/>
             <w:hideMark/>
           </w:tcPr>
@@ -18308,7 +17641,6 @@
               <w:bottom w:val="single" w:sz="4" w:space="0" w:color="000000"/>
               <w:right w:val="nil"/>
             </w:tcBorders>
-            <w:shd w:val="clear" w:color="auto" w:fill="auto"/>
             <w:noWrap/>
             <w:vAlign w:val="center"/>
             <w:hideMark/>
@@ -18342,7 +17674,6 @@
               <w:bottom w:val="single" w:sz="4" w:space="0" w:color="auto"/>
               <w:right w:val="nil"/>
             </w:tcBorders>
-            <w:shd w:val="clear" w:color="auto" w:fill="auto"/>
             <w:noWrap/>
             <w:vAlign w:val="center"/>
             <w:hideMark/>
@@ -18376,7 +17707,6 @@
               <w:bottom w:val="single" w:sz="4" w:space="0" w:color="auto"/>
               <w:right w:val="nil"/>
             </w:tcBorders>
-            <w:shd w:val="clear" w:color="auto" w:fill="auto"/>
             <w:vAlign w:val="center"/>
             <w:hideMark/>
           </w:tcPr>
@@ -18438,7 +17768,6 @@
               <w:bottom w:val="single" w:sz="4" w:space="0" w:color="auto"/>
               <w:right w:val="nil"/>
             </w:tcBorders>
-            <w:shd w:val="clear" w:color="auto" w:fill="auto"/>
             <w:noWrap/>
             <w:vAlign w:val="center"/>
             <w:hideMark/>
@@ -18472,7 +17801,6 @@
               <w:bottom w:val="single" w:sz="4" w:space="0" w:color="auto"/>
               <w:right w:val="nil"/>
             </w:tcBorders>
-            <w:shd w:val="clear" w:color="auto" w:fill="auto"/>
             <w:vAlign w:val="center"/>
             <w:hideMark/>
           </w:tcPr>
@@ -18491,23 +17819,7 @@
                 <w:color w:val="000000"/>
                 <w:lang w:val="en-NZ"/>
               </w:rPr>
-              <w:t xml:space="preserve">The </w:t>
-            </w:r>
-            <w:r>
-              <w:rPr>
-                <w:rFonts w:ascii="Calibri" w:eastAsia="Times New Roman" w:hAnsi="Calibri" w:cs="Calibri"/>
-                <w:color w:val="000000"/>
-                <w:lang w:val="en-NZ"/>
-              </w:rPr>
-              <w:t>teaching</w:t>
-            </w:r>
-            <w:r>
-              <w:rPr>
-                <w:rFonts w:ascii="Calibri" w:eastAsia="Times New Roman" w:hAnsi="Calibri" w:cs="Calibri"/>
-                <w:color w:val="000000"/>
-                <w:lang w:val="en-NZ"/>
-              </w:rPr>
-              <w:t xml:space="preserve"> team is not helping</w:t>
+              <w:t>The teaching team is not helping</w:t>
             </w:r>
           </w:p>
         </w:tc>
@@ -18527,7 +17839,6 @@
               <w:bottom w:val="single" w:sz="4" w:space="0" w:color="000000"/>
               <w:right w:val="nil"/>
             </w:tcBorders>
-            <w:shd w:val="clear" w:color="auto" w:fill="auto"/>
             <w:noWrap/>
             <w:vAlign w:val="center"/>
             <w:hideMark/>
@@ -18561,7 +17872,6 @@
               <w:bottom w:val="single" w:sz="4" w:space="0" w:color="auto"/>
               <w:right w:val="nil"/>
             </w:tcBorders>
-            <w:shd w:val="clear" w:color="auto" w:fill="auto"/>
             <w:noWrap/>
             <w:vAlign w:val="center"/>
             <w:hideMark/>
@@ -18595,7 +17905,6 @@
               <w:bottom w:val="single" w:sz="4" w:space="0" w:color="auto"/>
               <w:right w:val="nil"/>
             </w:tcBorders>
-            <w:shd w:val="clear" w:color="auto" w:fill="auto"/>
             <w:vAlign w:val="center"/>
             <w:hideMark/>
           </w:tcPr>
@@ -18657,7 +17966,6 @@
               <w:bottom w:val="single" w:sz="4" w:space="0" w:color="auto"/>
               <w:right w:val="nil"/>
             </w:tcBorders>
-            <w:shd w:val="clear" w:color="auto" w:fill="auto"/>
             <w:noWrap/>
             <w:vAlign w:val="center"/>
             <w:hideMark/>
@@ -18691,7 +17999,6 @@
               <w:bottom w:val="single" w:sz="4" w:space="0" w:color="auto"/>
               <w:right w:val="nil"/>
             </w:tcBorders>
-            <w:shd w:val="clear" w:color="auto" w:fill="auto"/>
             <w:vAlign w:val="center"/>
             <w:hideMark/>
           </w:tcPr>
@@ -18730,7 +18037,6 @@
               <w:bottom w:val="single" w:sz="4" w:space="0" w:color="000000"/>
               <w:right w:val="nil"/>
             </w:tcBorders>
-            <w:shd w:val="clear" w:color="auto" w:fill="auto"/>
             <w:vAlign w:val="center"/>
             <w:hideMark/>
           </w:tcPr>
@@ -18763,7 +18069,6 @@
               <w:bottom w:val="single" w:sz="4" w:space="0" w:color="auto"/>
               <w:right w:val="nil"/>
             </w:tcBorders>
-            <w:shd w:val="clear" w:color="auto" w:fill="auto"/>
             <w:noWrap/>
             <w:vAlign w:val="center"/>
             <w:hideMark/>
@@ -18797,7 +18102,6 @@
               <w:bottom w:val="single" w:sz="4" w:space="0" w:color="auto"/>
               <w:right w:val="nil"/>
             </w:tcBorders>
-            <w:shd w:val="clear" w:color="auto" w:fill="auto"/>
             <w:vAlign w:val="center"/>
             <w:hideMark/>
           </w:tcPr>
@@ -18859,7 +18163,6 @@
               <w:bottom w:val="single" w:sz="4" w:space="0" w:color="auto"/>
               <w:right w:val="nil"/>
             </w:tcBorders>
-            <w:shd w:val="clear" w:color="auto" w:fill="auto"/>
             <w:noWrap/>
             <w:vAlign w:val="center"/>
             <w:hideMark/>
@@ -18893,7 +18196,6 @@
               <w:bottom w:val="single" w:sz="4" w:space="0" w:color="auto"/>
               <w:right w:val="nil"/>
             </w:tcBorders>
-            <w:shd w:val="clear" w:color="auto" w:fill="auto"/>
             <w:vAlign w:val="center"/>
             <w:hideMark/>
           </w:tcPr>
@@ -18955,7 +18257,6 @@
               <w:bottom w:val="single" w:sz="4" w:space="0" w:color="auto"/>
               <w:right w:val="nil"/>
             </w:tcBorders>
-            <w:shd w:val="clear" w:color="auto" w:fill="auto"/>
             <w:noWrap/>
             <w:vAlign w:val="center"/>
             <w:hideMark/>
@@ -18989,7 +18290,6 @@
               <w:bottom w:val="single" w:sz="4" w:space="0" w:color="auto"/>
               <w:right w:val="nil"/>
             </w:tcBorders>
-            <w:shd w:val="clear" w:color="auto" w:fill="auto"/>
             <w:vAlign w:val="center"/>
             <w:hideMark/>
           </w:tcPr>
@@ -19008,23 +18308,7 @@
                 <w:color w:val="000000"/>
                 <w:lang w:val="en-NZ"/>
               </w:rPr>
-              <w:t xml:space="preserve">Poor </w:t>
-            </w:r>
-            <w:r>
-              <w:rPr>
-                <w:rFonts w:ascii="Calibri" w:eastAsia="Times New Roman" w:hAnsi="Calibri" w:cs="Calibri"/>
-                <w:color w:val="000000"/>
-                <w:lang w:val="en-NZ"/>
-              </w:rPr>
-              <w:t>attitude</w:t>
-            </w:r>
-            <w:r>
-              <w:rPr>
-                <w:rFonts w:ascii="Calibri" w:eastAsia="Times New Roman" w:hAnsi="Calibri" w:cs="Calibri"/>
-                <w:color w:val="000000"/>
-                <w:lang w:val="en-NZ"/>
-              </w:rPr>
-              <w:t xml:space="preserve"> towards teamwork</w:t>
+              <w:t>Poor attitude towards teamwork</w:t>
             </w:r>
           </w:p>
         </w:tc>
@@ -19067,7 +18351,6 @@
               <w:bottom w:val="single" w:sz="4" w:space="0" w:color="auto"/>
               <w:right w:val="nil"/>
             </w:tcBorders>
-            <w:shd w:val="clear" w:color="auto" w:fill="auto"/>
             <w:noWrap/>
             <w:vAlign w:val="center"/>
             <w:hideMark/>
@@ -19101,7 +18384,6 @@
               <w:bottom w:val="single" w:sz="4" w:space="0" w:color="auto"/>
               <w:right w:val="nil"/>
             </w:tcBorders>
-            <w:shd w:val="clear" w:color="auto" w:fill="auto"/>
             <w:vAlign w:val="center"/>
             <w:hideMark/>
           </w:tcPr>
@@ -19163,7 +18445,6 @@
               <w:bottom w:val="single" w:sz="4" w:space="0" w:color="auto"/>
               <w:right w:val="nil"/>
             </w:tcBorders>
-            <w:shd w:val="clear" w:color="auto" w:fill="auto"/>
             <w:noWrap/>
             <w:vAlign w:val="center"/>
             <w:hideMark/>
@@ -19197,7 +18478,6 @@
               <w:bottom w:val="single" w:sz="4" w:space="0" w:color="auto"/>
               <w:right w:val="nil"/>
             </w:tcBorders>
-            <w:shd w:val="clear" w:color="auto" w:fill="auto"/>
             <w:vAlign w:val="center"/>
             <w:hideMark/>
           </w:tcPr>
@@ -19259,7 +18539,6 @@
               <w:bottom w:val="single" w:sz="4" w:space="0" w:color="auto"/>
               <w:right w:val="nil"/>
             </w:tcBorders>
-            <w:shd w:val="clear" w:color="auto" w:fill="auto"/>
             <w:noWrap/>
             <w:vAlign w:val="center"/>
             <w:hideMark/>
@@ -19293,7 +18572,6 @@
               <w:bottom w:val="single" w:sz="4" w:space="0" w:color="auto"/>
               <w:right w:val="nil"/>
             </w:tcBorders>
-            <w:shd w:val="clear" w:color="auto" w:fill="auto"/>
             <w:vAlign w:val="center"/>
             <w:hideMark/>
           </w:tcPr>
@@ -19332,7 +18610,6 @@
               <w:bottom w:val="single" w:sz="4" w:space="0" w:color="000000"/>
               <w:right w:val="nil"/>
             </w:tcBorders>
-            <w:shd w:val="clear" w:color="auto" w:fill="auto"/>
             <w:noWrap/>
             <w:vAlign w:val="center"/>
             <w:hideMark/>
@@ -19353,62 +18630,52 @@
                 <w:color w:val="000000"/>
                 <w:lang w:val="en-NZ"/>
               </w:rPr>
-              <w:t>Conflict</w:t>
-            </w:r>
-            <w:r>
+              <w:t>Conflict Resolution</w:t>
+            </w:r>
+          </w:p>
+        </w:tc>
+        <w:tc>
+          <w:tcPr>
+            <w:tcW w:w="960" w:type="dxa"/>
+            <w:tcBorders>
+              <w:top w:val="nil"/>
+              <w:left w:val="nil"/>
+              <w:bottom w:val="single" w:sz="4" w:space="0" w:color="auto"/>
+              <w:right w:val="nil"/>
+            </w:tcBorders>
+            <w:noWrap/>
+            <w:vAlign w:val="center"/>
+            <w:hideMark/>
+          </w:tcPr>
+          <w:p>
+            <w:pPr>
+              <w:spacing w:after="0" w:line="240" w:lineRule="auto"/>
+              <w:jc w:val="center"/>
               <w:rPr>
                 <w:rFonts w:ascii="Calibri" w:eastAsia="Times New Roman" w:hAnsi="Calibri" w:cs="Calibri"/>
                 <w:color w:val="000000"/>
                 <w:lang w:val="en-NZ"/>
               </w:rPr>
-              <w:t xml:space="preserve"> Resolution</w:t>
-            </w:r>
-          </w:p>
-        </w:tc>
-        <w:tc>
-          <w:tcPr>
-            <w:tcW w:w="960" w:type="dxa"/>
+            </w:pPr>
+            <w:r>
+              <w:rPr>
+                <w:rFonts w:ascii="Calibri" w:eastAsia="Times New Roman" w:hAnsi="Calibri" w:cs="Calibri"/>
+                <w:color w:val="000000"/>
+                <w:lang w:val="en-NZ"/>
+              </w:rPr>
+              <w:t>9.1</w:t>
+            </w:r>
+          </w:p>
+        </w:tc>
+        <w:tc>
+          <w:tcPr>
+            <w:tcW w:w="3620" w:type="dxa"/>
             <w:tcBorders>
               <w:top w:val="nil"/>
               <w:left w:val="nil"/>
               <w:bottom w:val="single" w:sz="4" w:space="0" w:color="auto"/>
               <w:right w:val="nil"/>
             </w:tcBorders>
-            <w:shd w:val="clear" w:color="auto" w:fill="auto"/>
-            <w:noWrap/>
-            <w:vAlign w:val="center"/>
-            <w:hideMark/>
-          </w:tcPr>
-          <w:p>
-            <w:pPr>
-              <w:spacing w:after="0" w:line="240" w:lineRule="auto"/>
-              <w:jc w:val="center"/>
-              <w:rPr>
-                <w:rFonts w:ascii="Calibri" w:eastAsia="Times New Roman" w:hAnsi="Calibri" w:cs="Calibri"/>
-                <w:color w:val="000000"/>
-                <w:lang w:val="en-NZ"/>
-              </w:rPr>
-            </w:pPr>
-            <w:r>
-              <w:rPr>
-                <w:rFonts w:ascii="Calibri" w:eastAsia="Times New Roman" w:hAnsi="Calibri" w:cs="Calibri"/>
-                <w:color w:val="000000"/>
-                <w:lang w:val="en-NZ"/>
-              </w:rPr>
-              <w:t>9.1</w:t>
-            </w:r>
-          </w:p>
-        </w:tc>
-        <w:tc>
-          <w:tcPr>
-            <w:tcW w:w="3620" w:type="dxa"/>
-            <w:tcBorders>
-              <w:top w:val="nil"/>
-              <w:left w:val="nil"/>
-              <w:bottom w:val="single" w:sz="4" w:space="0" w:color="auto"/>
-              <w:right w:val="nil"/>
-            </w:tcBorders>
-            <w:shd w:val="clear" w:color="auto" w:fill="auto"/>
             <w:vAlign w:val="center"/>
             <w:hideMark/>
           </w:tcPr>
@@ -19470,7 +18737,6 @@
               <w:bottom w:val="single" w:sz="4" w:space="0" w:color="auto"/>
               <w:right w:val="nil"/>
             </w:tcBorders>
-            <w:shd w:val="clear" w:color="auto" w:fill="auto"/>
             <w:noWrap/>
             <w:vAlign w:val="center"/>
             <w:hideMark/>
@@ -19504,7 +18770,6 @@
               <w:bottom w:val="single" w:sz="4" w:space="0" w:color="auto"/>
               <w:right w:val="nil"/>
             </w:tcBorders>
-            <w:shd w:val="clear" w:color="auto" w:fill="auto"/>
             <w:vAlign w:val="center"/>
             <w:hideMark/>
           </w:tcPr>
@@ -19566,7 +18831,6 @@
               <w:bottom w:val="single" w:sz="4" w:space="0" w:color="auto"/>
               <w:right w:val="nil"/>
             </w:tcBorders>
-            <w:shd w:val="clear" w:color="auto" w:fill="auto"/>
             <w:noWrap/>
             <w:vAlign w:val="center"/>
             <w:hideMark/>
@@ -19600,7 +18864,6 @@
               <w:bottom w:val="single" w:sz="4" w:space="0" w:color="auto"/>
               <w:right w:val="nil"/>
             </w:tcBorders>
-            <w:shd w:val="clear" w:color="auto" w:fill="auto"/>
             <w:vAlign w:val="center"/>
             <w:hideMark/>
           </w:tcPr>
@@ -19662,7 +18925,6 @@
               <w:bottom w:val="single" w:sz="4" w:space="0" w:color="auto"/>
               <w:right w:val="nil"/>
             </w:tcBorders>
-            <w:shd w:val="clear" w:color="auto" w:fill="auto"/>
             <w:noWrap/>
             <w:vAlign w:val="center"/>
             <w:hideMark/>
@@ -19696,7 +18958,6 @@
               <w:bottom w:val="single" w:sz="4" w:space="0" w:color="auto"/>
               <w:right w:val="nil"/>
             </w:tcBorders>
-            <w:shd w:val="clear" w:color="auto" w:fill="auto"/>
             <w:vAlign w:val="center"/>
             <w:hideMark/>
           </w:tcPr>
@@ -19749,7 +19010,7 @@
     </w:p>
     <w:p>
       <w:pPr>
-        <w:pStyle w:val="Heading1"/>
+        <w:pStyle w:val="Ttulo1"/>
         <w:rPr>
           <w:sz w:val="22"/>
           <w:szCs w:val="22"/>
@@ -19775,108 +19036,3581 @@
         <w:rPr>
           <w:lang w:val="en-NZ"/>
         </w:rPr>
-        <w:t>Explain questionnaire</w:t>
-      </w:r>
-    </w:p>
-    <w:p>
-      <w:pPr>
-        <w:rPr>
-          <w:lang w:val="en-NZ"/>
-        </w:rPr>
-      </w:pPr>
-      <w:r>
-        <w:rPr>
-          <w:lang w:val="en-NZ"/>
-        </w:rPr>
-        <w:t>Explain codebook</w:t>
-      </w:r>
-    </w:p>
-    <w:p>
-      <w:pPr>
-        <w:rPr>
-          <w:lang w:val="en-NZ"/>
-        </w:rPr>
-      </w:pPr>
-      <w:r>
-        <w:rPr>
-          <w:lang w:val="en-NZ"/>
-        </w:rPr>
-        <w:tab/>
-        <w:t>Lean on the simulacrum for better professional objectives</w:t>
-      </w:r>
-    </w:p>
-    <w:p>
-      <w:pPr>
-        <w:rPr>
-          <w:lang w:val="en-NZ"/>
-        </w:rPr>
-      </w:pPr>
-      <w:r>
-        <w:rPr>
-          <w:lang w:val="en-NZ"/>
-        </w:rPr>
-        <w:tab/>
-        <w:t>Academical readiness of the students for the learning goals (when to teach everything)</w:t>
-      </w:r>
-    </w:p>
-    <w:p>
-      <w:pPr>
-        <w:rPr>
-          <w:lang w:val="en-NZ"/>
-        </w:rPr>
-      </w:pPr>
-      <w:r>
-        <w:rPr>
-          <w:lang w:val="en-NZ"/>
-        </w:rPr>
-        <w:tab/>
-        <w:t>Asses the product or asses the work</w:t>
-      </w:r>
-    </w:p>
-    <w:p>
-      <w:pPr>
-        <w:ind w:firstLine="720"/>
-        <w:rPr>
-          <w:lang w:val="en-NZ"/>
-        </w:rPr>
-      </w:pPr>
-      <w:r>
-        <w:rPr>
-          <w:lang w:val="en-NZ"/>
-        </w:rPr>
-        <w:t xml:space="preserve">Explore all the tools, whatever the </w:t>
-      </w:r>
-      <w:proofErr w:type="spellStart"/>
-      <w:r>
-        <w:rPr>
-          <w:lang w:val="en-NZ"/>
-        </w:rPr>
-        <w:t>students</w:t>
-      </w:r>
-      <w:proofErr w:type="spellEnd"/>
-      <w:r>
-        <w:rPr>
-          <w:lang w:val="en-NZ"/>
-        </w:rPr>
-        <w:t xml:space="preserve"> </w:t>
-      </w:r>
-      <w:proofErr w:type="gramStart"/>
-      <w:r>
-        <w:rPr>
-          <w:lang w:val="en-NZ"/>
-        </w:rPr>
-        <w:t>needs</w:t>
-      </w:r>
-      <w:proofErr w:type="gramEnd"/>
-    </w:p>
-    <w:p>
-      <w:pPr>
-        <w:rPr>
-          <w:lang w:val="en-NZ"/>
-        </w:rPr>
-      </w:pPr>
-      <w:r>
-        <w:rPr>
+        <w:t xml:space="preserve">Similar to the interviews for students, the interviews done to the teaching staff had the objective of complementing the information found during the observation process. The time spend with the groups was focused mostly on identifying and describing the relationships formed inside the groups and the mechanisms used in their collaborative work, having in mind that initially the observations were going to take place </w:t>
+      </w:r>
+      <w:r>
+        <w:rPr>
+          <w:lang w:val="en-NZ"/>
+        </w:rPr>
+        <w:t>outside</w:t>
+      </w:r>
+      <w:r>
+        <w:rPr>
+          <w:lang w:val="en-NZ"/>
+        </w:rPr>
+        <w:t xml:space="preserve"> the classroom. With the changes in the protocol, the figure of the teaching staff came into consideration when analysing the work done by the groups, and although the development of </w:t>
+      </w:r>
+      <w:r>
+        <w:rPr>
+          <w:lang w:val="en-NZ"/>
+        </w:rPr>
+        <w:t>WorkshopAR</w:t>
+      </w:r>
+      <w:r>
+        <w:rPr>
+          <w:lang w:val="en-NZ"/>
+        </w:rPr>
+        <w:t xml:space="preserve"> did not </w:t>
+      </w:r>
+      <w:r>
+        <w:rPr>
+          <w:lang w:val="en-NZ"/>
+        </w:rPr>
+        <w:t>contemplate</w:t>
+      </w:r>
+      <w:r>
+        <w:rPr>
+          <w:lang w:val="en-NZ"/>
+        </w:rPr>
+        <w:t xml:space="preserve"> the role of the lecturer. </w:t>
+      </w:r>
+      <w:r>
+        <w:rPr>
+          <w:lang w:val="en-NZ"/>
+        </w:rPr>
+        <w:t>The observations showed</w:t>
+      </w:r>
+      <w:r>
+        <w:rPr>
+          <w:lang w:val="en-NZ"/>
+        </w:rPr>
+        <w:t xml:space="preserve"> evidence </w:t>
+      </w:r>
+      <w:r>
+        <w:rPr>
+          <w:lang w:val="en-NZ"/>
+        </w:rPr>
+        <w:t>of how the students integrated the lecturers and the TA team as part of the resources needed for the project and how the teaching sta</w:t>
+      </w:r>
+      <w:r>
+        <w:rPr>
+          <w:lang w:val="en-NZ"/>
+        </w:rPr>
+        <w:t>f</w:t>
+      </w:r>
+      <w:r>
+        <w:rPr>
+          <w:lang w:val="en-NZ"/>
+        </w:rPr>
+        <w:t>f influenced in different ways the dynamics of the group, either in their role of clients or as the final arbiter in the resolution of conflicts.</w:t>
+      </w:r>
+    </w:p>
+    <w:p>
+      <w:pPr>
+        <w:rPr>
+          <w:lang w:val="en-NZ"/>
+        </w:rPr>
+      </w:pPr>
+      <w:r>
+        <w:rPr>
+          <w:lang w:val="en-NZ"/>
+        </w:rPr>
+        <w:t>The interviews helped in understanding the point of view of the teaching staff, how they were navigating the challenges of a collaborative design and their perspectives on the work done by the students, the issues they were paying attention the most and their opinions on the results obtained so far with the intervention using WorkshopAR</w:t>
+      </w:r>
+    </w:p>
+    <w:p>
+      <w:pPr>
+        <w:rPr>
+          <w:lang w:val="en-NZ"/>
+        </w:rPr>
+      </w:pPr>
+      <w:r>
+        <w:rPr>
+          <w:lang w:val="en-NZ"/>
+        </w:rPr>
+        <w:t xml:space="preserve">Three different members of the teaching staff were directly interviewed, two TAs and one of the members of the task team, lecturers that where in charge of the </w:t>
+      </w:r>
+      <w:r>
+        <w:rPr>
+          <w:lang w:val="en-NZ"/>
+        </w:rPr>
+        <w:t>assessment requirements for each of the roles, and the ones that were more directly acting as the client in the simulation aspect of the course. Appendix C shows the questionnaire used for the interviews.</w:t>
+      </w:r>
+    </w:p>
+    <w:p>
+      <w:pPr>
+        <w:rPr>
+          <w:lang w:val="en-NZ"/>
+        </w:rPr>
+      </w:pPr>
+      <w:r>
+        <w:rPr>
+          <w:lang w:val="en-NZ"/>
+        </w:rPr>
+        <w:t>Questions 1 and 2 were concerned with assessment, and what the teaching staff was expecting to observe as good or bad collaboration. Teamwork itself was not part of the marking criteria, but the quality of the work done was expected to show the effort of a well-coordinated team. For the three staff members interview, that could be evidenced by:</w:t>
+      </w:r>
+    </w:p>
+    <w:p>
+      <w:pPr>
+        <w:pStyle w:val="Prrafodelista"/>
+        <w:numPr>
+          <w:ilvl w:val="0"/>
+          <w:numId w:val="31"/>
+        </w:numPr>
+        <w:rPr>
+          <w:lang w:val="en-NZ"/>
+        </w:rPr>
+      </w:pPr>
+      <w:r>
+        <w:rPr>
+          <w:lang w:val="en-NZ"/>
+        </w:rPr>
+        <w:t>An established and consistent protocol for communication.</w:t>
+      </w:r>
+    </w:p>
+    <w:p>
+      <w:pPr>
+        <w:pStyle w:val="Prrafodelista"/>
+        <w:numPr>
+          <w:ilvl w:val="0"/>
+          <w:numId w:val="31"/>
+        </w:numPr>
+        <w:rPr>
+          <w:lang w:val="en-NZ"/>
+        </w:rPr>
+      </w:pPr>
+      <w:r>
+        <w:rPr>
+          <w:lang w:val="en-NZ"/>
+        </w:rPr>
+        <w:t>A joint effort to participate in the activities of the classroom.</w:t>
+      </w:r>
+    </w:p>
+    <w:p>
+      <w:pPr>
+        <w:pStyle w:val="Prrafodelista"/>
+        <w:numPr>
+          <w:ilvl w:val="0"/>
+          <w:numId w:val="31"/>
+        </w:numPr>
+        <w:rPr>
+          <w:lang w:val="en-NZ"/>
+        </w:rPr>
+      </w:pPr>
+      <w:r>
+        <w:rPr>
+          <w:lang w:val="en-NZ"/>
+        </w:rPr>
+        <w:t>Balanced results, showing the strengths of each student.</w:t>
+      </w:r>
+    </w:p>
+    <w:p>
+      <w:pPr>
+        <w:rPr>
+          <w:lang w:val="en-NZ"/>
+        </w:rPr>
+      </w:pPr>
+      <w:r>
+        <w:rPr>
+          <w:lang w:val="en-NZ"/>
+        </w:rPr>
+        <w:lastRenderedPageBreak/>
+        <w:t xml:space="preserve">Communication was again the main point of consideration. The teaching staff added another dimension that the students did not talk </w:t>
+      </w:r>
+      <w:r>
+        <w:rPr>
+          <w:lang w:val="en-NZ"/>
+        </w:rPr>
+        <w:t>about,</w:t>
+      </w:r>
+      <w:r>
+        <w:rPr>
+          <w:lang w:val="en-NZ"/>
+        </w:rPr>
+        <w:t xml:space="preserve"> and it was consistency. It was not enough to have stablished channels of communication or being able to </w:t>
+      </w:r>
+      <w:r>
+        <w:rPr>
+          <w:lang w:val="en-NZ"/>
+        </w:rPr>
+        <w:t>b</w:t>
+      </w:r>
+      <w:r>
+        <w:rPr>
+          <w:lang w:val="en-NZ"/>
+        </w:rPr>
+        <w:t xml:space="preserve">e in </w:t>
+      </w:r>
+      <w:r>
+        <w:rPr>
+          <w:lang w:val="en-NZ"/>
+        </w:rPr>
+        <w:t>contact</w:t>
+      </w:r>
+      <w:r>
+        <w:rPr>
+          <w:lang w:val="en-NZ"/>
+        </w:rPr>
+        <w:t xml:space="preserve"> one time with one students, successful groups showed they could consistently get information, transmit and discussed, and that was evidenced in work that showed a clear group effort and not only a </w:t>
+      </w:r>
+      <w:r>
+        <w:rPr>
+          <w:lang w:val="en-NZ"/>
+        </w:rPr>
+        <w:t>repetition</w:t>
+      </w:r>
+      <w:r>
+        <w:rPr>
+          <w:lang w:val="en-NZ"/>
+        </w:rPr>
+        <w:t xml:space="preserve"> of the work done by the AE.</w:t>
+      </w:r>
+    </w:p>
+    <w:p>
+      <w:pPr>
+        <w:rPr>
+          <w:lang w:val="en-NZ"/>
+        </w:rPr>
+      </w:pPr>
+      <w:r>
+        <w:rPr>
+          <w:lang w:val="en-NZ"/>
+        </w:rPr>
+        <w:t>Question 3 then</w:t>
+      </w:r>
+      <w:r>
+        <w:rPr>
+          <w:lang w:val="en-NZ"/>
+        </w:rPr>
+        <w:t xml:space="preserve"> asked what the teaching staff could do to promote a better collaboration in the group, how to manage that process of learning to collaborate. General guidance seems to be the most common approach, offering the students counselling and feedback on their work. An interesting proposal was to let the students fail, to not intervene that much when issues related to teamwork were happening because learning to deal with those problems was part of the process too.</w:t>
+      </w:r>
+    </w:p>
+    <w:p>
+      <w:pPr>
+        <w:rPr>
+          <w:lang w:val="en-NZ"/>
+        </w:rPr>
+      </w:pPr>
+      <w:r>
+        <w:rPr>
+          <w:lang w:val="en-NZ"/>
+        </w:rPr>
+        <w:t>WorkshopAR acted here as an interesting asset for the students, and the teaching staff considered that all the tools that could be used to organize information and promote structured dialogue in the students is valuable. The problem with the approach with WorkshopAR, which also was evidenced with the initial approach with the LMS, was used the most by the groups that needed it the least. The problem for most groups was not limiting access to tools that could help them, it was a general reticence and failure to use them.</w:t>
+      </w:r>
+    </w:p>
+    <w:p>
+      <w:pPr>
+        <w:rPr>
+          <w:lang w:val="en-NZ"/>
+        </w:rPr>
+      </w:pPr>
+      <w:r>
+        <w:rPr>
+          <w:lang w:val="en-NZ"/>
+        </w:rPr>
+        <w:t xml:space="preserve">Question </w:t>
+      </w:r>
+      <w:r>
+        <w:rPr>
+          <w:lang w:val="en-NZ"/>
+        </w:rPr>
+        <w:t>4</w:t>
+      </w:r>
+      <w:r>
+        <w:rPr>
+          <w:lang w:val="en-NZ"/>
+        </w:rPr>
+        <w:t xml:space="preserve"> moved the focus from the students the course itself and asked the staff if they though that the collaborative approach used was benefiting the learning objective proposed, especially those focused on offering professional level experience to the students before graduation. The common response was that the structure had a lot of potential but required way more polish</w:t>
+      </w:r>
+      <w:r>
+        <w:rPr>
+          <w:lang w:val="en-NZ"/>
+        </w:rPr>
+        <w:t>. As with the restructure of the LMS, several more aspect could be put through the design board again with the same objective of letting the students deal with issues coming from their teamwork and not from the course.</w:t>
+      </w:r>
+    </w:p>
+    <w:p>
+      <w:pPr>
+        <w:rPr>
+          <w:lang w:val="en-NZ"/>
+        </w:rPr>
+      </w:pPr>
+      <w:r>
+        <w:rPr>
+          <w:lang w:val="en-NZ"/>
+        </w:rPr>
+        <w:t>Through the last questions it was already mentioned that some people will inevitably struggle with any form of collaborative project, and the result gathered from the interviews with students also highlighted this ingrained reluctance of many people to work in teams. Question 5 asked for personal views on how to deal with students with this type of attitude</w:t>
+      </w:r>
+      <w:r>
+        <w:rPr>
+          <w:lang w:val="en-NZ"/>
+        </w:rPr>
+        <w:t>, and it came into the idea of showing the value of collaboration. Several ideas were discussed about how this value could materialize for the students:</w:t>
+      </w:r>
+    </w:p>
+    <w:p>
+      <w:pPr>
+        <w:pStyle w:val="Prrafodelista"/>
+        <w:numPr>
+          <w:ilvl w:val="0"/>
+          <w:numId w:val="32"/>
+        </w:numPr>
+        <w:rPr>
+          <w:lang w:val="en-NZ"/>
+        </w:rPr>
+      </w:pPr>
+      <w:r>
+        <w:rPr>
+          <w:lang w:val="en-NZ"/>
+        </w:rPr>
+        <w:t>Projects and activities that resemble real professional work.</w:t>
+      </w:r>
+    </w:p>
+    <w:p>
+      <w:pPr>
+        <w:pStyle w:val="Prrafodelista"/>
+        <w:numPr>
+          <w:ilvl w:val="0"/>
+          <w:numId w:val="32"/>
+        </w:numPr>
+        <w:rPr>
+          <w:lang w:val="en-NZ"/>
+        </w:rPr>
+      </w:pPr>
+      <w:r>
+        <w:rPr>
+          <w:lang w:val="en-NZ"/>
+        </w:rPr>
+        <w:t>Rewarding the work done and not only the results</w:t>
+      </w:r>
+    </w:p>
+    <w:p>
+      <w:pPr>
+        <w:pStyle w:val="Prrafodelista"/>
+        <w:numPr>
+          <w:ilvl w:val="0"/>
+          <w:numId w:val="32"/>
+        </w:numPr>
+        <w:rPr>
+          <w:lang w:val="en-NZ"/>
+        </w:rPr>
+      </w:pPr>
+      <w:r>
+        <w:rPr>
+          <w:lang w:val="en-NZ"/>
+        </w:rPr>
+        <w:t>Sharing resources that could be transferable to other instances in the university</w:t>
+      </w:r>
+    </w:p>
+    <w:p>
+      <w:pPr>
+        <w:rPr>
+          <w:lang w:val="en-NZ"/>
+        </w:rPr>
+      </w:pPr>
+      <w:r>
+        <w:rPr>
+          <w:lang w:val="en-NZ"/>
+        </w:rPr>
+        <w:t xml:space="preserve">When WorkshopAR was mentioned as part of the discussion, it was recognized as a very useful tool to learn that structure and help to give a name to concepts that many times were </w:t>
+      </w:r>
+      <w:r>
+        <w:rPr>
+          <w:lang w:val="en-NZ"/>
+        </w:rPr>
+        <w:t>executed</w:t>
+      </w:r>
+      <w:r>
+        <w:rPr>
+          <w:lang w:val="en-NZ"/>
+        </w:rPr>
+        <w:t xml:space="preserve"> without a clear reasoning behind them (prioritizing tasks and </w:t>
+      </w:r>
+      <w:r>
+        <w:rPr>
+          <w:lang w:val="en-NZ"/>
+        </w:rPr>
+        <w:t>adjusting</w:t>
+      </w:r>
+      <w:r>
+        <w:rPr>
+          <w:lang w:val="en-NZ"/>
+        </w:rPr>
+        <w:t xml:space="preserve"> the scope of the project were used as examples). But it was also remarked that the tool had to respect the time of the students, reinforcing that idea that </w:t>
+      </w:r>
+      <w:r>
+        <w:rPr>
+          <w:lang w:val="en-NZ"/>
+        </w:rPr>
+        <w:t>any</w:t>
+      </w:r>
+      <w:r>
+        <w:rPr>
+          <w:lang w:val="en-NZ"/>
+        </w:rPr>
+        <w:t xml:space="preserve"> friction should come from the work of the students themselves and not from the tool used supposedly to help them. This again mirrored the observations of students using the tool more at the beginning of the project and less when the group was already consolidated.</w:t>
+      </w:r>
+    </w:p>
+    <w:p>
+      <w:pPr>
+        <w:rPr>
+          <w:lang w:val="en-NZ"/>
+        </w:rPr>
+      </w:pPr>
+      <w:r>
+        <w:rPr>
+          <w:lang w:val="en-NZ"/>
+        </w:rPr>
+        <w:lastRenderedPageBreak/>
+        <w:t xml:space="preserve">Finally, questions 6 and 7 touched the subject of administrative burden when implementing collaborative approaches, a subject also explored in studies like </w:t>
+      </w:r>
+      <w:r>
+        <w:rPr>
+          <w:lang w:val="en-NZ"/>
+        </w:rPr>
+        <w:t>Le et al., 2018</w:t>
+      </w:r>
+      <w:r>
+        <w:rPr>
+          <w:lang w:val="en-NZ"/>
+        </w:rPr>
+        <w:t xml:space="preserve">, </w:t>
+      </w:r>
+      <w:r>
+        <w:rPr>
+          <w:lang w:val="en-NZ"/>
+        </w:rPr>
+        <w:t>Kaendler et al., 2015</w:t>
+      </w:r>
+      <w:r>
+        <w:rPr>
+          <w:lang w:val="en-NZ"/>
+        </w:rPr>
+        <w:t xml:space="preserve"> and </w:t>
+      </w:r>
+      <w:r>
+        <w:rPr>
+          <w:lang w:val="en-NZ"/>
+        </w:rPr>
+        <w:t>Hendry et al., 2003</w:t>
+      </w:r>
+      <w:r>
+        <w:rPr>
+          <w:lang w:val="en-NZ"/>
+        </w:rPr>
+        <w:t xml:space="preserve">. </w:t>
+      </w:r>
+      <w:r>
+        <w:rPr>
+          <w:lang w:val="en-NZ"/>
+        </w:rPr>
+        <w:t xml:space="preserve">Not much was really discussed here. It was evident that Industry Project was a complex course with a lot of moving parts, but fortunately, the team behind the course was showing a good example of collaborative work by dealing with a complex task, analysing the situation and proposing changes to evolved and improve the experience for the students. If there was a noticeable challenge for the team in the implementation of a collaborative approach, it was the process of effectively transmitting to the students the importance of developing these skills. All three interviewees made a direct comparison between the challenges found with the public forums in the LMS and the use of WorkshopAR. In both instances, </w:t>
+      </w:r>
+      <w:r>
+        <w:rPr>
+          <w:lang w:val="en-NZ"/>
+        </w:rPr>
+        <w:t>the initial friction present in the interaction with the technology made the students feel more comfortable with those tools the new better, and it required a lot more effort to show the value of the tool and for the tool to shine in a specific aspect of the collaborative work not covered already by other technology.</w:t>
+      </w:r>
+    </w:p>
+    <w:p>
+      <w:pPr>
+        <w:rPr>
+          <w:lang w:val="en-NZ"/>
+        </w:rPr>
+      </w:pPr>
+      <w:r>
+        <w:rPr>
+          <w:lang w:val="en-NZ"/>
+        </w:rPr>
+        <w:t>Table 4 shows the codebook of themes used for the analysis of these interviews with the teaching staff.</w:t>
+      </w:r>
+    </w:p>
+    <w:tbl>
+      <w:tblPr>
+        <w:tblW w:w="7340" w:type="dxa"/>
+        <w:jc w:val="center"/>
+        <w:tblCellMar>
+          <w:left w:w="70" w:type="dxa"/>
+          <w:right w:w="70" w:type="dxa"/>
+        </w:tblCellMar>
+        <w:tblLook w:val="04A0" w:firstRow="1" w:lastRow="0" w:firstColumn="1" w:lastColumn="0" w:noHBand="0" w:noVBand="1"/>
+      </w:tblPr>
+      <w:tblGrid>
+        <w:gridCol w:w="1900"/>
+        <w:gridCol w:w="600"/>
+        <w:gridCol w:w="4840"/>
+      </w:tblGrid>
+      <w:tr>
+        <w:trPr>
+          <w:trHeight w:val="300"/>
+          <w:jc w:val="center"/>
+        </w:trPr>
+        <w:tc>
+          <w:tcPr>
+            <w:tcW w:w="1900" w:type="dxa"/>
+            <w:tcBorders>
+              <w:top w:val="nil"/>
+              <w:left w:val="nil"/>
+              <w:bottom w:val="single" w:sz="4" w:space="0" w:color="auto"/>
+              <w:right w:val="nil"/>
+            </w:tcBorders>
+            <w:noWrap/>
+            <w:vAlign w:val="bottom"/>
+            <w:hideMark/>
+          </w:tcPr>
+          <w:p>
+            <w:pPr>
+              <w:spacing w:after="0" w:line="240" w:lineRule="auto"/>
+              <w:jc w:val="center"/>
+              <w:rPr>
+                <w:rFonts w:ascii="Aptos Narrow" w:eastAsia="Times New Roman" w:hAnsi="Aptos Narrow" w:cs="Times New Roman"/>
+                <w:b/>
+                <w:bCs/>
+                <w:color w:val="000000"/>
+                <w:lang w:val="en-NZ" w:eastAsia="es-CO"/>
+              </w:rPr>
+            </w:pPr>
+            <w:r>
+              <w:rPr>
+                <w:rFonts w:ascii="Aptos Narrow" w:eastAsia="Times New Roman" w:hAnsi="Aptos Narrow" w:cs="Times New Roman"/>
+                <w:b/>
+                <w:bCs/>
+                <w:color w:val="000000"/>
+                <w:lang w:val="en-NZ" w:eastAsia="es-CO"/>
+              </w:rPr>
+              <w:t>Category</w:t>
+            </w:r>
+          </w:p>
+        </w:tc>
+        <w:tc>
+          <w:tcPr>
+            <w:tcW w:w="600" w:type="dxa"/>
+            <w:tcBorders>
+              <w:top w:val="nil"/>
+              <w:left w:val="nil"/>
+              <w:bottom w:val="single" w:sz="4" w:space="0" w:color="auto"/>
+              <w:right w:val="nil"/>
+            </w:tcBorders>
+            <w:noWrap/>
+            <w:vAlign w:val="center"/>
+            <w:hideMark/>
+          </w:tcPr>
+          <w:p>
+            <w:pPr>
+              <w:spacing w:after="0" w:line="240" w:lineRule="auto"/>
+              <w:jc w:val="center"/>
+              <w:rPr>
+                <w:rFonts w:ascii="Aptos Narrow" w:eastAsia="Times New Roman" w:hAnsi="Aptos Narrow" w:cs="Times New Roman"/>
+                <w:b/>
+                <w:bCs/>
+                <w:color w:val="000000"/>
+                <w:lang w:val="en-NZ" w:eastAsia="es-CO"/>
+              </w:rPr>
+            </w:pPr>
+            <w:r>
+              <w:rPr>
+                <w:rFonts w:ascii="Aptos Narrow" w:eastAsia="Times New Roman" w:hAnsi="Aptos Narrow" w:cs="Times New Roman"/>
+                <w:b/>
+                <w:bCs/>
+                <w:color w:val="000000"/>
+                <w:lang w:val="en-NZ" w:eastAsia="es-CO"/>
+              </w:rPr>
+              <w:t>Key</w:t>
+            </w:r>
+          </w:p>
+        </w:tc>
+        <w:tc>
+          <w:tcPr>
+            <w:tcW w:w="4840" w:type="dxa"/>
+            <w:tcBorders>
+              <w:top w:val="nil"/>
+              <w:left w:val="nil"/>
+              <w:bottom w:val="single" w:sz="4" w:space="0" w:color="auto"/>
+              <w:right w:val="nil"/>
+            </w:tcBorders>
+            <w:noWrap/>
+            <w:vAlign w:val="bottom"/>
+            <w:hideMark/>
+          </w:tcPr>
+          <w:p>
+            <w:pPr>
+              <w:spacing w:after="0" w:line="240" w:lineRule="auto"/>
+              <w:jc w:val="center"/>
+              <w:rPr>
+                <w:rFonts w:ascii="Aptos Narrow" w:eastAsia="Times New Roman" w:hAnsi="Aptos Narrow" w:cs="Times New Roman"/>
+                <w:b/>
+                <w:bCs/>
+                <w:color w:val="000000"/>
+                <w:lang w:val="en-NZ" w:eastAsia="es-CO"/>
+              </w:rPr>
+            </w:pPr>
+            <w:r>
+              <w:rPr>
+                <w:rFonts w:ascii="Aptos Narrow" w:eastAsia="Times New Roman" w:hAnsi="Aptos Narrow" w:cs="Times New Roman"/>
+                <w:b/>
+                <w:bCs/>
+                <w:color w:val="000000"/>
+                <w:lang w:val="en-NZ" w:eastAsia="es-CO"/>
+              </w:rPr>
+              <w:t>Theme</w:t>
+            </w:r>
+          </w:p>
+        </w:tc>
+      </w:tr>
+      <w:tr>
+        <w:trPr>
+          <w:trHeight w:val="300"/>
+          <w:jc w:val="center"/>
+        </w:trPr>
+        <w:tc>
+          <w:tcPr>
+            <w:tcW w:w="1900" w:type="dxa"/>
+            <w:vMerge w:val="restart"/>
+            <w:tcBorders>
+              <w:top w:val="nil"/>
+              <w:left w:val="nil"/>
+              <w:bottom w:val="single" w:sz="4" w:space="0" w:color="000000"/>
+              <w:right w:val="nil"/>
+            </w:tcBorders>
+            <w:vAlign w:val="center"/>
+            <w:hideMark/>
+          </w:tcPr>
+          <w:p>
+            <w:pPr>
+              <w:spacing w:after="0" w:line="240" w:lineRule="auto"/>
+              <w:jc w:val="center"/>
+              <w:rPr>
+                <w:rFonts w:ascii="Aptos Narrow" w:eastAsia="Times New Roman" w:hAnsi="Aptos Narrow" w:cs="Times New Roman"/>
+                <w:color w:val="000000"/>
+                <w:lang w:val="en-NZ" w:eastAsia="es-CO"/>
+              </w:rPr>
+            </w:pPr>
+            <w:r>
+              <w:rPr>
+                <w:rFonts w:ascii="Aptos Narrow" w:eastAsia="Times New Roman" w:hAnsi="Aptos Narrow" w:cs="Times New Roman"/>
+                <w:color w:val="000000"/>
+                <w:lang w:val="en-NZ" w:eastAsia="es-CO"/>
+              </w:rPr>
+              <w:t>Communication</w:t>
+            </w:r>
+          </w:p>
+        </w:tc>
+        <w:tc>
+          <w:tcPr>
+            <w:tcW w:w="600" w:type="dxa"/>
+            <w:tcBorders>
+              <w:top w:val="nil"/>
+              <w:left w:val="nil"/>
+              <w:bottom w:val="single" w:sz="4" w:space="0" w:color="auto"/>
+              <w:right w:val="nil"/>
+            </w:tcBorders>
+            <w:noWrap/>
+            <w:vAlign w:val="center"/>
+            <w:hideMark/>
+          </w:tcPr>
+          <w:p>
+            <w:pPr>
+              <w:spacing w:after="0" w:line="240" w:lineRule="auto"/>
+              <w:jc w:val="center"/>
+              <w:rPr>
+                <w:rFonts w:ascii="Aptos Narrow" w:eastAsia="Times New Roman" w:hAnsi="Aptos Narrow" w:cs="Times New Roman"/>
+                <w:color w:val="000000"/>
+                <w:lang w:val="en-NZ" w:eastAsia="es-CO"/>
+              </w:rPr>
+            </w:pPr>
+            <w:r>
+              <w:rPr>
+                <w:rFonts w:ascii="Aptos Narrow" w:eastAsia="Times New Roman" w:hAnsi="Aptos Narrow" w:cs="Times New Roman"/>
+                <w:color w:val="000000"/>
+                <w:lang w:val="en-NZ" w:eastAsia="es-CO"/>
+              </w:rPr>
+              <w:t>1.1</w:t>
+            </w:r>
+          </w:p>
+        </w:tc>
+        <w:tc>
+          <w:tcPr>
+            <w:tcW w:w="4840" w:type="dxa"/>
+            <w:tcBorders>
+              <w:top w:val="nil"/>
+              <w:left w:val="nil"/>
+              <w:bottom w:val="single" w:sz="4" w:space="0" w:color="auto"/>
+              <w:right w:val="nil"/>
+            </w:tcBorders>
+            <w:noWrap/>
+            <w:vAlign w:val="center"/>
+            <w:hideMark/>
+          </w:tcPr>
+          <w:p>
+            <w:pPr>
+              <w:spacing w:after="0" w:line="240" w:lineRule="auto"/>
+              <w:rPr>
+                <w:rFonts w:ascii="Aptos Narrow" w:eastAsia="Times New Roman" w:hAnsi="Aptos Narrow" w:cs="Times New Roman"/>
+                <w:color w:val="000000"/>
+                <w:lang w:val="en-NZ" w:eastAsia="es-CO"/>
+              </w:rPr>
+            </w:pPr>
+            <w:r>
+              <w:rPr>
+                <w:rFonts w:ascii="Aptos Narrow" w:eastAsia="Times New Roman" w:hAnsi="Aptos Narrow" w:cs="Times New Roman"/>
+                <w:color w:val="000000"/>
+                <w:lang w:val="en-NZ" w:eastAsia="es-CO"/>
+              </w:rPr>
+              <w:t>An established protocol</w:t>
+            </w:r>
+          </w:p>
+        </w:tc>
+      </w:tr>
+      <w:tr>
+        <w:trPr>
+          <w:trHeight w:val="300"/>
+          <w:jc w:val="center"/>
+        </w:trPr>
+        <w:tc>
+          <w:tcPr>
+            <w:tcW w:w="1900" w:type="dxa"/>
+            <w:vMerge/>
+            <w:tcBorders>
+              <w:top w:val="nil"/>
+              <w:left w:val="nil"/>
+              <w:bottom w:val="single" w:sz="4" w:space="0" w:color="000000"/>
+              <w:right w:val="nil"/>
+            </w:tcBorders>
+            <w:vAlign w:val="center"/>
+            <w:hideMark/>
+          </w:tcPr>
+          <w:p>
+            <w:pPr>
+              <w:spacing w:after="0" w:line="240" w:lineRule="auto"/>
+              <w:rPr>
+                <w:rFonts w:ascii="Aptos Narrow" w:eastAsia="Times New Roman" w:hAnsi="Aptos Narrow" w:cs="Times New Roman"/>
+                <w:color w:val="000000"/>
+                <w:lang w:val="en-NZ" w:eastAsia="es-CO"/>
+              </w:rPr>
+            </w:pPr>
+          </w:p>
+        </w:tc>
+        <w:tc>
+          <w:tcPr>
+            <w:tcW w:w="600" w:type="dxa"/>
+            <w:tcBorders>
+              <w:top w:val="nil"/>
+              <w:left w:val="nil"/>
+              <w:bottom w:val="single" w:sz="4" w:space="0" w:color="auto"/>
+              <w:right w:val="nil"/>
+            </w:tcBorders>
+            <w:noWrap/>
+            <w:vAlign w:val="center"/>
+            <w:hideMark/>
+          </w:tcPr>
+          <w:p>
+            <w:pPr>
+              <w:spacing w:after="0" w:line="240" w:lineRule="auto"/>
+              <w:jc w:val="center"/>
+              <w:rPr>
+                <w:rFonts w:ascii="Aptos Narrow" w:eastAsia="Times New Roman" w:hAnsi="Aptos Narrow" w:cs="Times New Roman"/>
+                <w:color w:val="000000"/>
+                <w:lang w:val="en-NZ" w:eastAsia="es-CO"/>
+              </w:rPr>
+            </w:pPr>
+            <w:r>
+              <w:rPr>
+                <w:rFonts w:ascii="Aptos Narrow" w:eastAsia="Times New Roman" w:hAnsi="Aptos Narrow" w:cs="Times New Roman"/>
+                <w:color w:val="000000"/>
+                <w:lang w:val="en-NZ" w:eastAsia="es-CO"/>
+              </w:rPr>
+              <w:t>1.2</w:t>
+            </w:r>
+          </w:p>
+        </w:tc>
+        <w:tc>
+          <w:tcPr>
+            <w:tcW w:w="4840" w:type="dxa"/>
+            <w:tcBorders>
+              <w:top w:val="nil"/>
+              <w:left w:val="nil"/>
+              <w:bottom w:val="single" w:sz="4" w:space="0" w:color="auto"/>
+              <w:right w:val="nil"/>
+            </w:tcBorders>
+            <w:noWrap/>
+            <w:vAlign w:val="center"/>
+            <w:hideMark/>
+          </w:tcPr>
+          <w:p>
+            <w:pPr>
+              <w:spacing w:after="0" w:line="240" w:lineRule="auto"/>
+              <w:rPr>
+                <w:rFonts w:ascii="Aptos Narrow" w:eastAsia="Times New Roman" w:hAnsi="Aptos Narrow" w:cs="Times New Roman"/>
+                <w:color w:val="000000"/>
+                <w:lang w:val="en-NZ" w:eastAsia="es-CO"/>
+              </w:rPr>
+            </w:pPr>
+            <w:r>
+              <w:rPr>
+                <w:rFonts w:ascii="Aptos Narrow" w:eastAsia="Times New Roman" w:hAnsi="Aptos Narrow" w:cs="Times New Roman"/>
+                <w:color w:val="000000"/>
+                <w:lang w:val="en-NZ" w:eastAsia="es-CO"/>
+              </w:rPr>
+              <w:t>Regular communication</w:t>
+            </w:r>
+          </w:p>
+        </w:tc>
+      </w:tr>
+      <w:tr>
+        <w:trPr>
+          <w:trHeight w:val="300"/>
+          <w:jc w:val="center"/>
+        </w:trPr>
+        <w:tc>
+          <w:tcPr>
+            <w:tcW w:w="1900" w:type="dxa"/>
+            <w:vMerge/>
+            <w:tcBorders>
+              <w:top w:val="nil"/>
+              <w:left w:val="nil"/>
+              <w:bottom w:val="single" w:sz="4" w:space="0" w:color="000000"/>
+              <w:right w:val="nil"/>
+            </w:tcBorders>
+            <w:vAlign w:val="center"/>
+            <w:hideMark/>
+          </w:tcPr>
+          <w:p>
+            <w:pPr>
+              <w:spacing w:after="0" w:line="240" w:lineRule="auto"/>
+              <w:rPr>
+                <w:rFonts w:ascii="Aptos Narrow" w:eastAsia="Times New Roman" w:hAnsi="Aptos Narrow" w:cs="Times New Roman"/>
+                <w:color w:val="000000"/>
+                <w:lang w:val="en-NZ" w:eastAsia="es-CO"/>
+              </w:rPr>
+            </w:pPr>
+          </w:p>
+        </w:tc>
+        <w:tc>
+          <w:tcPr>
+            <w:tcW w:w="600" w:type="dxa"/>
+            <w:tcBorders>
+              <w:top w:val="nil"/>
+              <w:left w:val="nil"/>
+              <w:bottom w:val="single" w:sz="4" w:space="0" w:color="auto"/>
+              <w:right w:val="nil"/>
+            </w:tcBorders>
+            <w:noWrap/>
+            <w:vAlign w:val="center"/>
+            <w:hideMark/>
+          </w:tcPr>
+          <w:p>
+            <w:pPr>
+              <w:spacing w:after="0" w:line="240" w:lineRule="auto"/>
+              <w:jc w:val="center"/>
+              <w:rPr>
+                <w:rFonts w:ascii="Aptos Narrow" w:eastAsia="Times New Roman" w:hAnsi="Aptos Narrow" w:cs="Times New Roman"/>
+                <w:color w:val="000000"/>
+                <w:lang w:val="en-NZ" w:eastAsia="es-CO"/>
+              </w:rPr>
+            </w:pPr>
+            <w:r>
+              <w:rPr>
+                <w:rFonts w:ascii="Aptos Narrow" w:eastAsia="Times New Roman" w:hAnsi="Aptos Narrow" w:cs="Times New Roman"/>
+                <w:color w:val="000000"/>
+                <w:lang w:val="en-NZ" w:eastAsia="es-CO"/>
+              </w:rPr>
+              <w:t>1.3</w:t>
+            </w:r>
+          </w:p>
+        </w:tc>
+        <w:tc>
+          <w:tcPr>
+            <w:tcW w:w="4840" w:type="dxa"/>
+            <w:tcBorders>
+              <w:top w:val="nil"/>
+              <w:left w:val="nil"/>
+              <w:bottom w:val="single" w:sz="4" w:space="0" w:color="auto"/>
+              <w:right w:val="nil"/>
+            </w:tcBorders>
+            <w:noWrap/>
+            <w:vAlign w:val="center"/>
+            <w:hideMark/>
+          </w:tcPr>
+          <w:p>
+            <w:pPr>
+              <w:spacing w:after="0" w:line="240" w:lineRule="auto"/>
+              <w:rPr>
+                <w:rFonts w:ascii="Aptos Narrow" w:eastAsia="Times New Roman" w:hAnsi="Aptos Narrow" w:cs="Times New Roman"/>
+                <w:color w:val="000000"/>
+                <w:lang w:val="en-NZ" w:eastAsia="es-CO"/>
+              </w:rPr>
+            </w:pPr>
+            <w:r>
+              <w:rPr>
+                <w:rFonts w:ascii="Aptos Narrow" w:eastAsia="Times New Roman" w:hAnsi="Aptos Narrow" w:cs="Times New Roman"/>
+                <w:color w:val="000000"/>
+                <w:lang w:val="en-NZ" w:eastAsia="es-CO"/>
+              </w:rPr>
+              <w:t>Open to discussion</w:t>
+            </w:r>
+          </w:p>
+        </w:tc>
+      </w:tr>
+      <w:tr>
+        <w:trPr>
+          <w:trHeight w:val="300"/>
+          <w:jc w:val="center"/>
+        </w:trPr>
+        <w:tc>
+          <w:tcPr>
+            <w:tcW w:w="1900" w:type="dxa"/>
+            <w:vMerge/>
+            <w:tcBorders>
+              <w:top w:val="nil"/>
+              <w:left w:val="nil"/>
+              <w:bottom w:val="single" w:sz="4" w:space="0" w:color="000000"/>
+              <w:right w:val="nil"/>
+            </w:tcBorders>
+            <w:vAlign w:val="center"/>
+            <w:hideMark/>
+          </w:tcPr>
+          <w:p>
+            <w:pPr>
+              <w:spacing w:after="0" w:line="240" w:lineRule="auto"/>
+              <w:rPr>
+                <w:rFonts w:ascii="Aptos Narrow" w:eastAsia="Times New Roman" w:hAnsi="Aptos Narrow" w:cs="Times New Roman"/>
+                <w:color w:val="000000"/>
+                <w:lang w:val="en-NZ" w:eastAsia="es-CO"/>
+              </w:rPr>
+            </w:pPr>
+          </w:p>
+        </w:tc>
+        <w:tc>
+          <w:tcPr>
+            <w:tcW w:w="600" w:type="dxa"/>
+            <w:tcBorders>
+              <w:top w:val="nil"/>
+              <w:left w:val="nil"/>
+              <w:bottom w:val="single" w:sz="4" w:space="0" w:color="auto"/>
+              <w:right w:val="nil"/>
+            </w:tcBorders>
+            <w:noWrap/>
+            <w:vAlign w:val="center"/>
+            <w:hideMark/>
+          </w:tcPr>
+          <w:p>
+            <w:pPr>
+              <w:spacing w:after="0" w:line="240" w:lineRule="auto"/>
+              <w:jc w:val="center"/>
+              <w:rPr>
+                <w:rFonts w:ascii="Aptos Narrow" w:eastAsia="Times New Roman" w:hAnsi="Aptos Narrow" w:cs="Times New Roman"/>
+                <w:color w:val="000000"/>
+                <w:lang w:val="en-NZ" w:eastAsia="es-CO"/>
+              </w:rPr>
+            </w:pPr>
+            <w:r>
+              <w:rPr>
+                <w:rFonts w:ascii="Aptos Narrow" w:eastAsia="Times New Roman" w:hAnsi="Aptos Narrow" w:cs="Times New Roman"/>
+                <w:color w:val="000000"/>
+                <w:lang w:val="en-NZ" w:eastAsia="es-CO"/>
+              </w:rPr>
+              <w:t>1.4</w:t>
+            </w:r>
+          </w:p>
+        </w:tc>
+        <w:tc>
+          <w:tcPr>
+            <w:tcW w:w="4840" w:type="dxa"/>
+            <w:tcBorders>
+              <w:top w:val="nil"/>
+              <w:left w:val="nil"/>
+              <w:bottom w:val="single" w:sz="4" w:space="0" w:color="auto"/>
+              <w:right w:val="nil"/>
+            </w:tcBorders>
+            <w:noWrap/>
+            <w:vAlign w:val="center"/>
+            <w:hideMark/>
+          </w:tcPr>
+          <w:p>
+            <w:pPr>
+              <w:spacing w:after="0" w:line="240" w:lineRule="auto"/>
+              <w:rPr>
+                <w:rFonts w:ascii="Aptos Narrow" w:eastAsia="Times New Roman" w:hAnsi="Aptos Narrow" w:cs="Times New Roman"/>
+                <w:color w:val="000000"/>
+                <w:lang w:val="en-NZ" w:eastAsia="es-CO"/>
+              </w:rPr>
+            </w:pPr>
+            <w:r>
+              <w:rPr>
+                <w:rFonts w:ascii="Aptos Narrow" w:eastAsia="Times New Roman" w:hAnsi="Aptos Narrow" w:cs="Times New Roman"/>
+                <w:color w:val="000000"/>
+                <w:lang w:val="en-NZ" w:eastAsia="es-CO"/>
+              </w:rPr>
+              <w:t>Communication with the teaching staff</w:t>
+            </w:r>
+          </w:p>
+        </w:tc>
+      </w:tr>
+      <w:tr>
+        <w:trPr>
+          <w:trHeight w:val="300"/>
+          <w:jc w:val="center"/>
+        </w:trPr>
+        <w:tc>
+          <w:tcPr>
+            <w:tcW w:w="1900" w:type="dxa"/>
+            <w:vMerge w:val="restart"/>
+            <w:tcBorders>
+              <w:top w:val="nil"/>
+              <w:left w:val="nil"/>
+              <w:bottom w:val="single" w:sz="4" w:space="0" w:color="000000"/>
+              <w:right w:val="nil"/>
+            </w:tcBorders>
+            <w:vAlign w:val="center"/>
+            <w:hideMark/>
+          </w:tcPr>
+          <w:p>
+            <w:pPr>
+              <w:spacing w:after="0" w:line="240" w:lineRule="auto"/>
+              <w:jc w:val="center"/>
+              <w:rPr>
+                <w:rFonts w:ascii="Aptos Narrow" w:eastAsia="Times New Roman" w:hAnsi="Aptos Narrow" w:cs="Times New Roman"/>
+                <w:color w:val="000000"/>
+                <w:lang w:val="en-NZ" w:eastAsia="es-CO"/>
+              </w:rPr>
+            </w:pPr>
+            <w:r>
+              <w:rPr>
+                <w:rFonts w:ascii="Aptos Narrow" w:eastAsia="Times New Roman" w:hAnsi="Aptos Narrow" w:cs="Times New Roman"/>
+                <w:color w:val="000000"/>
+                <w:lang w:val="en-NZ" w:eastAsia="es-CO"/>
+              </w:rPr>
+              <w:t>Team management</w:t>
+            </w:r>
+          </w:p>
+        </w:tc>
+        <w:tc>
+          <w:tcPr>
+            <w:tcW w:w="600" w:type="dxa"/>
+            <w:tcBorders>
+              <w:top w:val="nil"/>
+              <w:left w:val="nil"/>
+              <w:bottom w:val="single" w:sz="4" w:space="0" w:color="auto"/>
+              <w:right w:val="nil"/>
+            </w:tcBorders>
+            <w:noWrap/>
+            <w:vAlign w:val="center"/>
+            <w:hideMark/>
+          </w:tcPr>
+          <w:p>
+            <w:pPr>
+              <w:spacing w:after="0" w:line="240" w:lineRule="auto"/>
+              <w:jc w:val="center"/>
+              <w:rPr>
+                <w:rFonts w:ascii="Aptos Narrow" w:eastAsia="Times New Roman" w:hAnsi="Aptos Narrow" w:cs="Times New Roman"/>
+                <w:color w:val="000000"/>
+                <w:lang w:val="en-NZ" w:eastAsia="es-CO"/>
+              </w:rPr>
+            </w:pPr>
+            <w:r>
+              <w:rPr>
+                <w:rFonts w:ascii="Aptos Narrow" w:eastAsia="Times New Roman" w:hAnsi="Aptos Narrow" w:cs="Times New Roman"/>
+                <w:color w:val="000000"/>
+                <w:lang w:val="en-NZ" w:eastAsia="es-CO"/>
+              </w:rPr>
+              <w:t>2.1</w:t>
+            </w:r>
+          </w:p>
+        </w:tc>
+        <w:tc>
+          <w:tcPr>
+            <w:tcW w:w="4840" w:type="dxa"/>
+            <w:tcBorders>
+              <w:top w:val="nil"/>
+              <w:left w:val="nil"/>
+              <w:bottom w:val="single" w:sz="4" w:space="0" w:color="auto"/>
+              <w:right w:val="nil"/>
+            </w:tcBorders>
+            <w:noWrap/>
+            <w:vAlign w:val="center"/>
+            <w:hideMark/>
+          </w:tcPr>
+          <w:p>
+            <w:pPr>
+              <w:spacing w:after="0" w:line="240" w:lineRule="auto"/>
+              <w:rPr>
+                <w:rFonts w:ascii="Aptos Narrow" w:eastAsia="Times New Roman" w:hAnsi="Aptos Narrow" w:cs="Times New Roman"/>
+                <w:color w:val="000000"/>
+                <w:lang w:val="en-NZ" w:eastAsia="es-CO"/>
+              </w:rPr>
+            </w:pPr>
+            <w:r>
+              <w:rPr>
+                <w:rFonts w:ascii="Aptos Narrow" w:eastAsia="Times New Roman" w:hAnsi="Aptos Narrow" w:cs="Times New Roman"/>
+                <w:color w:val="000000"/>
+                <w:lang w:val="en-NZ" w:eastAsia="es-CO"/>
+              </w:rPr>
+              <w:t>A clear lead</w:t>
+            </w:r>
+          </w:p>
+        </w:tc>
+      </w:tr>
+      <w:tr>
+        <w:trPr>
+          <w:trHeight w:val="300"/>
+          <w:jc w:val="center"/>
+        </w:trPr>
+        <w:tc>
+          <w:tcPr>
+            <w:tcW w:w="1900" w:type="dxa"/>
+            <w:vMerge/>
+            <w:tcBorders>
+              <w:top w:val="nil"/>
+              <w:left w:val="nil"/>
+              <w:bottom w:val="single" w:sz="4" w:space="0" w:color="000000"/>
+              <w:right w:val="nil"/>
+            </w:tcBorders>
+            <w:vAlign w:val="center"/>
+            <w:hideMark/>
+          </w:tcPr>
+          <w:p>
+            <w:pPr>
+              <w:spacing w:after="0" w:line="240" w:lineRule="auto"/>
+              <w:rPr>
+                <w:rFonts w:ascii="Aptos Narrow" w:eastAsia="Times New Roman" w:hAnsi="Aptos Narrow" w:cs="Times New Roman"/>
+                <w:color w:val="000000"/>
+                <w:lang w:val="en-NZ" w:eastAsia="es-CO"/>
+              </w:rPr>
+            </w:pPr>
+          </w:p>
+        </w:tc>
+        <w:tc>
+          <w:tcPr>
+            <w:tcW w:w="600" w:type="dxa"/>
+            <w:tcBorders>
+              <w:top w:val="nil"/>
+              <w:left w:val="nil"/>
+              <w:bottom w:val="single" w:sz="4" w:space="0" w:color="auto"/>
+              <w:right w:val="nil"/>
+            </w:tcBorders>
+            <w:noWrap/>
+            <w:vAlign w:val="center"/>
+            <w:hideMark/>
+          </w:tcPr>
+          <w:p>
+            <w:pPr>
+              <w:spacing w:after="0" w:line="240" w:lineRule="auto"/>
+              <w:jc w:val="center"/>
+              <w:rPr>
+                <w:rFonts w:ascii="Aptos Narrow" w:eastAsia="Times New Roman" w:hAnsi="Aptos Narrow" w:cs="Times New Roman"/>
+                <w:color w:val="000000"/>
+                <w:lang w:val="en-NZ" w:eastAsia="es-CO"/>
+              </w:rPr>
+            </w:pPr>
+            <w:r>
+              <w:rPr>
+                <w:rFonts w:ascii="Aptos Narrow" w:eastAsia="Times New Roman" w:hAnsi="Aptos Narrow" w:cs="Times New Roman"/>
+                <w:color w:val="000000"/>
+                <w:lang w:val="en-NZ" w:eastAsia="es-CO"/>
+              </w:rPr>
+              <w:t>2.2</w:t>
+            </w:r>
+          </w:p>
+        </w:tc>
+        <w:tc>
+          <w:tcPr>
+            <w:tcW w:w="4840" w:type="dxa"/>
+            <w:tcBorders>
+              <w:top w:val="nil"/>
+              <w:left w:val="nil"/>
+              <w:bottom w:val="single" w:sz="4" w:space="0" w:color="auto"/>
+              <w:right w:val="nil"/>
+            </w:tcBorders>
+            <w:noWrap/>
+            <w:vAlign w:val="center"/>
+            <w:hideMark/>
+          </w:tcPr>
+          <w:p>
+            <w:pPr>
+              <w:spacing w:after="0" w:line="240" w:lineRule="auto"/>
+              <w:rPr>
+                <w:rFonts w:ascii="Aptos Narrow" w:eastAsia="Times New Roman" w:hAnsi="Aptos Narrow" w:cs="Times New Roman"/>
+                <w:color w:val="000000"/>
+                <w:lang w:val="en-NZ" w:eastAsia="es-CO"/>
+              </w:rPr>
+            </w:pPr>
+            <w:r>
+              <w:rPr>
+                <w:rFonts w:ascii="Aptos Narrow" w:eastAsia="Times New Roman" w:hAnsi="Aptos Narrow" w:cs="Times New Roman"/>
+                <w:color w:val="000000"/>
+                <w:lang w:val="en-NZ" w:eastAsia="es-CO"/>
+              </w:rPr>
+              <w:t>Organising information</w:t>
+            </w:r>
+          </w:p>
+        </w:tc>
+      </w:tr>
+      <w:tr>
+        <w:trPr>
+          <w:trHeight w:val="300"/>
+          <w:jc w:val="center"/>
+        </w:trPr>
+        <w:tc>
+          <w:tcPr>
+            <w:tcW w:w="1900" w:type="dxa"/>
+            <w:vMerge/>
+            <w:tcBorders>
+              <w:top w:val="nil"/>
+              <w:left w:val="nil"/>
+              <w:bottom w:val="single" w:sz="4" w:space="0" w:color="000000"/>
+              <w:right w:val="nil"/>
+            </w:tcBorders>
+            <w:vAlign w:val="center"/>
+            <w:hideMark/>
+          </w:tcPr>
+          <w:p>
+            <w:pPr>
+              <w:spacing w:after="0" w:line="240" w:lineRule="auto"/>
+              <w:rPr>
+                <w:rFonts w:ascii="Aptos Narrow" w:eastAsia="Times New Roman" w:hAnsi="Aptos Narrow" w:cs="Times New Roman"/>
+                <w:color w:val="000000"/>
+                <w:lang w:val="en-NZ" w:eastAsia="es-CO"/>
+              </w:rPr>
+            </w:pPr>
+          </w:p>
+        </w:tc>
+        <w:tc>
+          <w:tcPr>
+            <w:tcW w:w="600" w:type="dxa"/>
+            <w:tcBorders>
+              <w:top w:val="nil"/>
+              <w:left w:val="nil"/>
+              <w:bottom w:val="single" w:sz="4" w:space="0" w:color="auto"/>
+              <w:right w:val="nil"/>
+            </w:tcBorders>
+            <w:noWrap/>
+            <w:vAlign w:val="center"/>
+            <w:hideMark/>
+          </w:tcPr>
+          <w:p>
+            <w:pPr>
+              <w:spacing w:after="0" w:line="240" w:lineRule="auto"/>
+              <w:jc w:val="center"/>
+              <w:rPr>
+                <w:rFonts w:ascii="Aptos Narrow" w:eastAsia="Times New Roman" w:hAnsi="Aptos Narrow" w:cs="Times New Roman"/>
+                <w:color w:val="000000"/>
+                <w:lang w:val="en-NZ" w:eastAsia="es-CO"/>
+              </w:rPr>
+            </w:pPr>
+            <w:r>
+              <w:rPr>
+                <w:rFonts w:ascii="Aptos Narrow" w:eastAsia="Times New Roman" w:hAnsi="Aptos Narrow" w:cs="Times New Roman"/>
+                <w:color w:val="000000"/>
+                <w:lang w:val="en-NZ" w:eastAsia="es-CO"/>
+              </w:rPr>
+              <w:t>2.3</w:t>
+            </w:r>
+          </w:p>
+        </w:tc>
+        <w:tc>
+          <w:tcPr>
+            <w:tcW w:w="4840" w:type="dxa"/>
+            <w:tcBorders>
+              <w:top w:val="nil"/>
+              <w:left w:val="nil"/>
+              <w:bottom w:val="single" w:sz="4" w:space="0" w:color="auto"/>
+              <w:right w:val="nil"/>
+            </w:tcBorders>
+            <w:noWrap/>
+            <w:vAlign w:val="center"/>
+            <w:hideMark/>
+          </w:tcPr>
+          <w:p>
+            <w:pPr>
+              <w:spacing w:after="0" w:line="240" w:lineRule="auto"/>
+              <w:rPr>
+                <w:rFonts w:ascii="Aptos Narrow" w:eastAsia="Times New Roman" w:hAnsi="Aptos Narrow" w:cs="Times New Roman"/>
+                <w:color w:val="000000"/>
+                <w:lang w:val="en-NZ" w:eastAsia="es-CO"/>
+              </w:rPr>
+            </w:pPr>
+            <w:r>
+              <w:rPr>
+                <w:rFonts w:ascii="Aptos Narrow" w:eastAsia="Times New Roman" w:hAnsi="Aptos Narrow" w:cs="Times New Roman"/>
+                <w:color w:val="000000"/>
+                <w:lang w:val="en-NZ" w:eastAsia="es-CO"/>
+              </w:rPr>
+              <w:t>Leaning on a single strong student</w:t>
+            </w:r>
+          </w:p>
+        </w:tc>
+      </w:tr>
+      <w:tr>
+        <w:trPr>
+          <w:trHeight w:val="300"/>
+          <w:jc w:val="center"/>
+        </w:trPr>
+        <w:tc>
+          <w:tcPr>
+            <w:tcW w:w="1900" w:type="dxa"/>
+            <w:vMerge/>
+            <w:tcBorders>
+              <w:top w:val="nil"/>
+              <w:left w:val="nil"/>
+              <w:bottom w:val="single" w:sz="4" w:space="0" w:color="000000"/>
+              <w:right w:val="nil"/>
+            </w:tcBorders>
+            <w:vAlign w:val="center"/>
+            <w:hideMark/>
+          </w:tcPr>
+          <w:p>
+            <w:pPr>
+              <w:spacing w:after="0" w:line="240" w:lineRule="auto"/>
+              <w:rPr>
+                <w:rFonts w:ascii="Aptos Narrow" w:eastAsia="Times New Roman" w:hAnsi="Aptos Narrow" w:cs="Times New Roman"/>
+                <w:color w:val="000000"/>
+                <w:lang w:val="en-NZ" w:eastAsia="es-CO"/>
+              </w:rPr>
+            </w:pPr>
+          </w:p>
+        </w:tc>
+        <w:tc>
+          <w:tcPr>
+            <w:tcW w:w="600" w:type="dxa"/>
+            <w:tcBorders>
+              <w:top w:val="nil"/>
+              <w:left w:val="nil"/>
+              <w:bottom w:val="single" w:sz="4" w:space="0" w:color="auto"/>
+              <w:right w:val="nil"/>
+            </w:tcBorders>
+            <w:noWrap/>
+            <w:vAlign w:val="center"/>
+            <w:hideMark/>
+          </w:tcPr>
+          <w:p>
+            <w:pPr>
+              <w:spacing w:after="0" w:line="240" w:lineRule="auto"/>
+              <w:jc w:val="center"/>
+              <w:rPr>
+                <w:rFonts w:ascii="Aptos Narrow" w:eastAsia="Times New Roman" w:hAnsi="Aptos Narrow" w:cs="Times New Roman"/>
+                <w:color w:val="000000"/>
+                <w:lang w:val="en-NZ" w:eastAsia="es-CO"/>
+              </w:rPr>
+            </w:pPr>
+            <w:r>
+              <w:rPr>
+                <w:rFonts w:ascii="Aptos Narrow" w:eastAsia="Times New Roman" w:hAnsi="Aptos Narrow" w:cs="Times New Roman"/>
+                <w:color w:val="000000"/>
+                <w:lang w:val="en-NZ" w:eastAsia="es-CO"/>
+              </w:rPr>
+              <w:t>2.4</w:t>
+            </w:r>
+          </w:p>
+        </w:tc>
+        <w:tc>
+          <w:tcPr>
+            <w:tcW w:w="4840" w:type="dxa"/>
+            <w:tcBorders>
+              <w:top w:val="nil"/>
+              <w:left w:val="nil"/>
+              <w:bottom w:val="single" w:sz="4" w:space="0" w:color="auto"/>
+              <w:right w:val="nil"/>
+            </w:tcBorders>
+            <w:noWrap/>
+            <w:vAlign w:val="center"/>
+            <w:hideMark/>
+          </w:tcPr>
+          <w:p>
+            <w:pPr>
+              <w:spacing w:after="0" w:line="240" w:lineRule="auto"/>
+              <w:rPr>
+                <w:rFonts w:ascii="Aptos Narrow" w:eastAsia="Times New Roman" w:hAnsi="Aptos Narrow" w:cs="Times New Roman"/>
+                <w:color w:val="000000"/>
+                <w:lang w:val="en-NZ" w:eastAsia="es-CO"/>
+              </w:rPr>
+            </w:pPr>
+            <w:r>
+              <w:rPr>
+                <w:rFonts w:ascii="Aptos Narrow" w:eastAsia="Times New Roman" w:hAnsi="Aptos Narrow" w:cs="Times New Roman"/>
+                <w:color w:val="000000"/>
+                <w:lang w:val="en-NZ" w:eastAsia="es-CO"/>
+              </w:rPr>
+              <w:t xml:space="preserve">Working on the </w:t>
+            </w:r>
+            <w:r>
+              <w:rPr>
+                <w:rFonts w:ascii="Aptos Narrow" w:eastAsia="Times New Roman" w:hAnsi="Aptos Narrow" w:cs="Times New Roman"/>
+                <w:color w:val="000000"/>
+                <w:lang w:val="en-NZ" w:eastAsia="es-CO"/>
+              </w:rPr>
+              <w:t>strengths</w:t>
+            </w:r>
+            <w:r>
+              <w:rPr>
+                <w:rFonts w:ascii="Aptos Narrow" w:eastAsia="Times New Roman" w:hAnsi="Aptos Narrow" w:cs="Times New Roman"/>
+                <w:color w:val="000000"/>
+                <w:lang w:val="en-NZ" w:eastAsia="es-CO"/>
+              </w:rPr>
+              <w:t xml:space="preserve"> of each group member</w:t>
+            </w:r>
+          </w:p>
+        </w:tc>
+      </w:tr>
+      <w:tr>
+        <w:trPr>
+          <w:trHeight w:val="300"/>
+          <w:jc w:val="center"/>
+        </w:trPr>
+        <w:tc>
+          <w:tcPr>
+            <w:tcW w:w="1900" w:type="dxa"/>
+            <w:vMerge w:val="restart"/>
+            <w:tcBorders>
+              <w:top w:val="nil"/>
+              <w:left w:val="nil"/>
+              <w:bottom w:val="single" w:sz="4" w:space="0" w:color="000000"/>
+              <w:right w:val="nil"/>
+            </w:tcBorders>
+            <w:vAlign w:val="center"/>
+            <w:hideMark/>
+          </w:tcPr>
+          <w:p>
+            <w:pPr>
+              <w:spacing w:after="0" w:line="240" w:lineRule="auto"/>
+              <w:jc w:val="center"/>
+              <w:rPr>
+                <w:rFonts w:ascii="Aptos Narrow" w:eastAsia="Times New Roman" w:hAnsi="Aptos Narrow" w:cs="Times New Roman"/>
+                <w:color w:val="000000"/>
+                <w:lang w:val="en-NZ" w:eastAsia="es-CO"/>
+              </w:rPr>
+            </w:pPr>
+            <w:r>
+              <w:rPr>
+                <w:rFonts w:ascii="Aptos Narrow" w:eastAsia="Times New Roman" w:hAnsi="Aptos Narrow" w:cs="Times New Roman"/>
+                <w:color w:val="000000"/>
+                <w:lang w:val="en-NZ" w:eastAsia="es-CO"/>
+              </w:rPr>
+              <w:t>Positive reflections</w:t>
+            </w:r>
+          </w:p>
+        </w:tc>
+        <w:tc>
+          <w:tcPr>
+            <w:tcW w:w="600" w:type="dxa"/>
+            <w:tcBorders>
+              <w:top w:val="nil"/>
+              <w:left w:val="nil"/>
+              <w:bottom w:val="single" w:sz="4" w:space="0" w:color="auto"/>
+              <w:right w:val="nil"/>
+            </w:tcBorders>
+            <w:noWrap/>
+            <w:vAlign w:val="center"/>
+            <w:hideMark/>
+          </w:tcPr>
+          <w:p>
+            <w:pPr>
+              <w:spacing w:after="0" w:line="240" w:lineRule="auto"/>
+              <w:jc w:val="center"/>
+              <w:rPr>
+                <w:rFonts w:ascii="Aptos Narrow" w:eastAsia="Times New Roman" w:hAnsi="Aptos Narrow" w:cs="Times New Roman"/>
+                <w:color w:val="000000"/>
+                <w:lang w:val="en-NZ" w:eastAsia="es-CO"/>
+              </w:rPr>
+            </w:pPr>
+            <w:r>
+              <w:rPr>
+                <w:rFonts w:ascii="Aptos Narrow" w:eastAsia="Times New Roman" w:hAnsi="Aptos Narrow" w:cs="Times New Roman"/>
+                <w:color w:val="000000"/>
+                <w:lang w:val="en-NZ" w:eastAsia="es-CO"/>
+              </w:rPr>
+              <w:t>3.1</w:t>
+            </w:r>
+          </w:p>
+        </w:tc>
+        <w:tc>
+          <w:tcPr>
+            <w:tcW w:w="4840" w:type="dxa"/>
+            <w:tcBorders>
+              <w:top w:val="nil"/>
+              <w:left w:val="nil"/>
+              <w:bottom w:val="single" w:sz="4" w:space="0" w:color="auto"/>
+              <w:right w:val="nil"/>
+            </w:tcBorders>
+            <w:noWrap/>
+            <w:vAlign w:val="center"/>
+            <w:hideMark/>
+          </w:tcPr>
+          <w:p>
+            <w:pPr>
+              <w:spacing w:after="0" w:line="240" w:lineRule="auto"/>
+              <w:rPr>
+                <w:rFonts w:ascii="Aptos Narrow" w:eastAsia="Times New Roman" w:hAnsi="Aptos Narrow" w:cs="Times New Roman"/>
+                <w:color w:val="000000"/>
+                <w:lang w:val="en-NZ" w:eastAsia="es-CO"/>
+              </w:rPr>
+            </w:pPr>
+            <w:r>
+              <w:rPr>
+                <w:rFonts w:ascii="Aptos Narrow" w:eastAsia="Times New Roman" w:hAnsi="Aptos Narrow" w:cs="Times New Roman"/>
+                <w:color w:val="000000"/>
+                <w:lang w:val="en-NZ" w:eastAsia="es-CO"/>
+              </w:rPr>
+              <w:t>There are results to show</w:t>
+            </w:r>
+          </w:p>
+        </w:tc>
+      </w:tr>
+      <w:tr>
+        <w:trPr>
+          <w:trHeight w:val="300"/>
+          <w:jc w:val="center"/>
+        </w:trPr>
+        <w:tc>
+          <w:tcPr>
+            <w:tcW w:w="1900" w:type="dxa"/>
+            <w:vMerge/>
+            <w:tcBorders>
+              <w:top w:val="nil"/>
+              <w:left w:val="nil"/>
+              <w:bottom w:val="single" w:sz="4" w:space="0" w:color="000000"/>
+              <w:right w:val="nil"/>
+            </w:tcBorders>
+            <w:vAlign w:val="center"/>
+            <w:hideMark/>
+          </w:tcPr>
+          <w:p>
+            <w:pPr>
+              <w:spacing w:after="0" w:line="240" w:lineRule="auto"/>
+              <w:rPr>
+                <w:rFonts w:ascii="Aptos Narrow" w:eastAsia="Times New Roman" w:hAnsi="Aptos Narrow" w:cs="Times New Roman"/>
+                <w:color w:val="000000"/>
+                <w:lang w:val="en-NZ" w:eastAsia="es-CO"/>
+              </w:rPr>
+            </w:pPr>
+          </w:p>
+        </w:tc>
+        <w:tc>
+          <w:tcPr>
+            <w:tcW w:w="600" w:type="dxa"/>
+            <w:tcBorders>
+              <w:top w:val="nil"/>
+              <w:left w:val="nil"/>
+              <w:bottom w:val="single" w:sz="4" w:space="0" w:color="auto"/>
+              <w:right w:val="nil"/>
+            </w:tcBorders>
+            <w:noWrap/>
+            <w:vAlign w:val="center"/>
+            <w:hideMark/>
+          </w:tcPr>
+          <w:p>
+            <w:pPr>
+              <w:spacing w:after="0" w:line="240" w:lineRule="auto"/>
+              <w:jc w:val="center"/>
+              <w:rPr>
+                <w:rFonts w:ascii="Aptos Narrow" w:eastAsia="Times New Roman" w:hAnsi="Aptos Narrow" w:cs="Times New Roman"/>
+                <w:color w:val="000000"/>
+                <w:lang w:val="en-NZ" w:eastAsia="es-CO"/>
+              </w:rPr>
+            </w:pPr>
+            <w:r>
+              <w:rPr>
+                <w:rFonts w:ascii="Aptos Narrow" w:eastAsia="Times New Roman" w:hAnsi="Aptos Narrow" w:cs="Times New Roman"/>
+                <w:color w:val="000000"/>
+                <w:lang w:val="en-NZ" w:eastAsia="es-CO"/>
+              </w:rPr>
+              <w:t>3.2</w:t>
+            </w:r>
+          </w:p>
+        </w:tc>
+        <w:tc>
+          <w:tcPr>
+            <w:tcW w:w="4840" w:type="dxa"/>
+            <w:tcBorders>
+              <w:top w:val="nil"/>
+              <w:left w:val="nil"/>
+              <w:bottom w:val="single" w:sz="4" w:space="0" w:color="auto"/>
+              <w:right w:val="nil"/>
+            </w:tcBorders>
+            <w:noWrap/>
+            <w:vAlign w:val="center"/>
+            <w:hideMark/>
+          </w:tcPr>
+          <w:p>
+            <w:pPr>
+              <w:spacing w:after="0" w:line="240" w:lineRule="auto"/>
+              <w:rPr>
+                <w:rFonts w:ascii="Aptos Narrow" w:eastAsia="Times New Roman" w:hAnsi="Aptos Narrow" w:cs="Times New Roman"/>
+                <w:color w:val="000000"/>
+                <w:lang w:val="en-NZ" w:eastAsia="es-CO"/>
+              </w:rPr>
+            </w:pPr>
+            <w:r>
+              <w:rPr>
+                <w:rFonts w:ascii="Aptos Narrow" w:eastAsia="Times New Roman" w:hAnsi="Aptos Narrow" w:cs="Times New Roman"/>
+                <w:color w:val="000000"/>
+                <w:lang w:val="en-NZ" w:eastAsia="es-CO"/>
+              </w:rPr>
+              <w:t>Balanced results</w:t>
+            </w:r>
+          </w:p>
+        </w:tc>
+      </w:tr>
+      <w:tr>
+        <w:trPr>
+          <w:trHeight w:val="600"/>
+          <w:jc w:val="center"/>
+        </w:trPr>
+        <w:tc>
+          <w:tcPr>
+            <w:tcW w:w="1900" w:type="dxa"/>
+            <w:tcBorders>
+              <w:top w:val="nil"/>
+              <w:left w:val="nil"/>
+              <w:bottom w:val="single" w:sz="4" w:space="0" w:color="auto"/>
+              <w:right w:val="nil"/>
+            </w:tcBorders>
+            <w:vAlign w:val="center"/>
+            <w:hideMark/>
+          </w:tcPr>
+          <w:p>
+            <w:pPr>
+              <w:spacing w:after="0" w:line="240" w:lineRule="auto"/>
+              <w:jc w:val="center"/>
+              <w:rPr>
+                <w:rFonts w:ascii="Aptos Narrow" w:eastAsia="Times New Roman" w:hAnsi="Aptos Narrow" w:cs="Times New Roman"/>
+                <w:color w:val="000000"/>
+                <w:lang w:val="en-NZ" w:eastAsia="es-CO"/>
+              </w:rPr>
+            </w:pPr>
+            <w:r>
+              <w:rPr>
+                <w:rFonts w:ascii="Aptos Narrow" w:eastAsia="Times New Roman" w:hAnsi="Aptos Narrow" w:cs="Times New Roman"/>
+                <w:color w:val="000000"/>
+                <w:lang w:val="en-NZ" w:eastAsia="es-CO"/>
+              </w:rPr>
+              <w:t>Negative reflections</w:t>
+            </w:r>
+          </w:p>
+        </w:tc>
+        <w:tc>
+          <w:tcPr>
+            <w:tcW w:w="600" w:type="dxa"/>
+            <w:tcBorders>
+              <w:top w:val="nil"/>
+              <w:left w:val="nil"/>
+              <w:bottom w:val="single" w:sz="4" w:space="0" w:color="auto"/>
+              <w:right w:val="nil"/>
+            </w:tcBorders>
+            <w:noWrap/>
+            <w:vAlign w:val="center"/>
+            <w:hideMark/>
+          </w:tcPr>
+          <w:p>
+            <w:pPr>
+              <w:spacing w:after="0" w:line="240" w:lineRule="auto"/>
+              <w:jc w:val="center"/>
+              <w:rPr>
+                <w:rFonts w:ascii="Aptos Narrow" w:eastAsia="Times New Roman" w:hAnsi="Aptos Narrow" w:cs="Times New Roman"/>
+                <w:color w:val="000000"/>
+                <w:lang w:val="en-NZ" w:eastAsia="es-CO"/>
+              </w:rPr>
+            </w:pPr>
+            <w:r>
+              <w:rPr>
+                <w:rFonts w:ascii="Aptos Narrow" w:eastAsia="Times New Roman" w:hAnsi="Aptos Narrow" w:cs="Times New Roman"/>
+                <w:color w:val="000000"/>
+                <w:lang w:val="en-NZ" w:eastAsia="es-CO"/>
+              </w:rPr>
+              <w:t>4.1</w:t>
+            </w:r>
+          </w:p>
+        </w:tc>
+        <w:tc>
+          <w:tcPr>
+            <w:tcW w:w="4840" w:type="dxa"/>
+            <w:tcBorders>
+              <w:top w:val="nil"/>
+              <w:left w:val="nil"/>
+              <w:bottom w:val="single" w:sz="4" w:space="0" w:color="auto"/>
+              <w:right w:val="nil"/>
+            </w:tcBorders>
+            <w:noWrap/>
+            <w:vAlign w:val="center"/>
+            <w:hideMark/>
+          </w:tcPr>
+          <w:p>
+            <w:pPr>
+              <w:spacing w:after="0" w:line="240" w:lineRule="auto"/>
+              <w:rPr>
+                <w:rFonts w:ascii="Aptos Narrow" w:eastAsia="Times New Roman" w:hAnsi="Aptos Narrow" w:cs="Times New Roman"/>
+                <w:color w:val="000000"/>
+                <w:lang w:val="en-NZ" w:eastAsia="es-CO"/>
+              </w:rPr>
+            </w:pPr>
+            <w:r>
+              <w:rPr>
+                <w:rFonts w:ascii="Aptos Narrow" w:eastAsia="Times New Roman" w:hAnsi="Aptos Narrow" w:cs="Times New Roman"/>
+                <w:color w:val="000000"/>
+                <w:lang w:val="en-NZ" w:eastAsia="es-CO"/>
+              </w:rPr>
+              <w:t>Poor participation in class</w:t>
+            </w:r>
+          </w:p>
+        </w:tc>
+      </w:tr>
+      <w:tr>
+        <w:trPr>
+          <w:trHeight w:val="300"/>
+          <w:jc w:val="center"/>
+        </w:trPr>
+        <w:tc>
+          <w:tcPr>
+            <w:tcW w:w="1900" w:type="dxa"/>
+            <w:vMerge w:val="restart"/>
+            <w:tcBorders>
+              <w:top w:val="nil"/>
+              <w:left w:val="nil"/>
+              <w:bottom w:val="single" w:sz="4" w:space="0" w:color="000000"/>
+              <w:right w:val="nil"/>
+            </w:tcBorders>
+            <w:vAlign w:val="center"/>
+            <w:hideMark/>
+          </w:tcPr>
+          <w:p>
+            <w:pPr>
+              <w:spacing w:after="0" w:line="240" w:lineRule="auto"/>
+              <w:jc w:val="center"/>
+              <w:rPr>
+                <w:rFonts w:ascii="Aptos Narrow" w:eastAsia="Times New Roman" w:hAnsi="Aptos Narrow" w:cs="Times New Roman"/>
+                <w:color w:val="000000"/>
+                <w:lang w:val="en-NZ" w:eastAsia="es-CO"/>
+              </w:rPr>
+            </w:pPr>
+            <w:r>
+              <w:rPr>
+                <w:rFonts w:ascii="Aptos Narrow" w:eastAsia="Times New Roman" w:hAnsi="Aptos Narrow" w:cs="Times New Roman"/>
+                <w:color w:val="000000"/>
+                <w:lang w:val="en-NZ" w:eastAsia="es-CO"/>
+              </w:rPr>
+              <w:t>Bad habits</w:t>
+            </w:r>
+          </w:p>
+        </w:tc>
+        <w:tc>
+          <w:tcPr>
+            <w:tcW w:w="600" w:type="dxa"/>
+            <w:tcBorders>
+              <w:top w:val="nil"/>
+              <w:left w:val="nil"/>
+              <w:bottom w:val="single" w:sz="4" w:space="0" w:color="auto"/>
+              <w:right w:val="nil"/>
+            </w:tcBorders>
+            <w:noWrap/>
+            <w:vAlign w:val="center"/>
+            <w:hideMark/>
+          </w:tcPr>
+          <w:p>
+            <w:pPr>
+              <w:spacing w:after="0" w:line="240" w:lineRule="auto"/>
+              <w:jc w:val="center"/>
+              <w:rPr>
+                <w:rFonts w:ascii="Aptos Narrow" w:eastAsia="Times New Roman" w:hAnsi="Aptos Narrow" w:cs="Times New Roman"/>
+                <w:color w:val="000000"/>
+                <w:lang w:val="en-NZ" w:eastAsia="es-CO"/>
+              </w:rPr>
+            </w:pPr>
+            <w:r>
+              <w:rPr>
+                <w:rFonts w:ascii="Aptos Narrow" w:eastAsia="Times New Roman" w:hAnsi="Aptos Narrow" w:cs="Times New Roman"/>
+                <w:color w:val="000000"/>
+                <w:lang w:val="en-NZ" w:eastAsia="es-CO"/>
+              </w:rPr>
+              <w:t>5.2</w:t>
+            </w:r>
+          </w:p>
+        </w:tc>
+        <w:tc>
+          <w:tcPr>
+            <w:tcW w:w="4840" w:type="dxa"/>
+            <w:tcBorders>
+              <w:top w:val="nil"/>
+              <w:left w:val="nil"/>
+              <w:bottom w:val="single" w:sz="4" w:space="0" w:color="auto"/>
+              <w:right w:val="nil"/>
+            </w:tcBorders>
+            <w:noWrap/>
+            <w:vAlign w:val="center"/>
+            <w:hideMark/>
+          </w:tcPr>
+          <w:p>
+            <w:pPr>
+              <w:spacing w:after="0" w:line="240" w:lineRule="auto"/>
+              <w:rPr>
+                <w:rFonts w:ascii="Aptos Narrow" w:eastAsia="Times New Roman" w:hAnsi="Aptos Narrow" w:cs="Times New Roman"/>
+                <w:color w:val="000000"/>
+                <w:lang w:val="en-NZ" w:eastAsia="es-CO"/>
+              </w:rPr>
+            </w:pPr>
+            <w:r>
+              <w:rPr>
+                <w:rFonts w:ascii="Aptos Narrow" w:eastAsia="Times New Roman" w:hAnsi="Aptos Narrow" w:cs="Times New Roman"/>
+                <w:color w:val="000000"/>
+                <w:lang w:val="en-NZ" w:eastAsia="es-CO"/>
+              </w:rPr>
+              <w:t>The group covers the slacker</w:t>
+            </w:r>
+          </w:p>
+        </w:tc>
+      </w:tr>
+      <w:tr>
+        <w:trPr>
+          <w:trHeight w:val="300"/>
+          <w:jc w:val="center"/>
+        </w:trPr>
+        <w:tc>
+          <w:tcPr>
+            <w:tcW w:w="1900" w:type="dxa"/>
+            <w:vMerge/>
+            <w:tcBorders>
+              <w:top w:val="nil"/>
+              <w:left w:val="nil"/>
+              <w:bottom w:val="single" w:sz="4" w:space="0" w:color="000000"/>
+              <w:right w:val="nil"/>
+            </w:tcBorders>
+            <w:vAlign w:val="center"/>
+            <w:hideMark/>
+          </w:tcPr>
+          <w:p>
+            <w:pPr>
+              <w:spacing w:after="0" w:line="240" w:lineRule="auto"/>
+              <w:rPr>
+                <w:rFonts w:ascii="Aptos Narrow" w:eastAsia="Times New Roman" w:hAnsi="Aptos Narrow" w:cs="Times New Roman"/>
+                <w:color w:val="000000"/>
+                <w:lang w:val="en-NZ" w:eastAsia="es-CO"/>
+              </w:rPr>
+            </w:pPr>
+          </w:p>
+        </w:tc>
+        <w:tc>
+          <w:tcPr>
+            <w:tcW w:w="600" w:type="dxa"/>
+            <w:tcBorders>
+              <w:top w:val="nil"/>
+              <w:left w:val="nil"/>
+              <w:bottom w:val="single" w:sz="4" w:space="0" w:color="auto"/>
+              <w:right w:val="nil"/>
+            </w:tcBorders>
+            <w:noWrap/>
+            <w:vAlign w:val="center"/>
+            <w:hideMark/>
+          </w:tcPr>
+          <w:p>
+            <w:pPr>
+              <w:spacing w:after="0" w:line="240" w:lineRule="auto"/>
+              <w:jc w:val="center"/>
+              <w:rPr>
+                <w:rFonts w:ascii="Aptos Narrow" w:eastAsia="Times New Roman" w:hAnsi="Aptos Narrow" w:cs="Times New Roman"/>
+                <w:color w:val="000000"/>
+                <w:lang w:val="en-NZ" w:eastAsia="es-CO"/>
+              </w:rPr>
+            </w:pPr>
+            <w:r>
+              <w:rPr>
+                <w:rFonts w:ascii="Aptos Narrow" w:eastAsia="Times New Roman" w:hAnsi="Aptos Narrow" w:cs="Times New Roman"/>
+                <w:color w:val="000000"/>
+                <w:lang w:val="en-NZ" w:eastAsia="es-CO"/>
+              </w:rPr>
+              <w:t>5.3</w:t>
+            </w:r>
+          </w:p>
+        </w:tc>
+        <w:tc>
+          <w:tcPr>
+            <w:tcW w:w="4840" w:type="dxa"/>
+            <w:tcBorders>
+              <w:top w:val="nil"/>
+              <w:left w:val="nil"/>
+              <w:bottom w:val="single" w:sz="4" w:space="0" w:color="auto"/>
+              <w:right w:val="nil"/>
+            </w:tcBorders>
+            <w:noWrap/>
+            <w:vAlign w:val="center"/>
+            <w:hideMark/>
+          </w:tcPr>
+          <w:p>
+            <w:pPr>
+              <w:spacing w:after="0" w:line="240" w:lineRule="auto"/>
+              <w:rPr>
+                <w:rFonts w:ascii="Aptos Narrow" w:eastAsia="Times New Roman" w:hAnsi="Aptos Narrow" w:cs="Times New Roman"/>
+                <w:color w:val="000000"/>
+                <w:lang w:val="en-NZ" w:eastAsia="es-CO"/>
+              </w:rPr>
+            </w:pPr>
+            <w:r>
+              <w:rPr>
+                <w:rFonts w:ascii="Aptos Narrow" w:eastAsia="Times New Roman" w:hAnsi="Aptos Narrow" w:cs="Times New Roman"/>
+                <w:color w:val="000000"/>
+                <w:lang w:val="en-NZ" w:eastAsia="es-CO"/>
+              </w:rPr>
+              <w:t xml:space="preserve">Perfectionist </w:t>
+            </w:r>
+            <w:r>
+              <w:rPr>
+                <w:rFonts w:ascii="Aptos Narrow" w:eastAsia="Times New Roman" w:hAnsi="Aptos Narrow" w:cs="Times New Roman"/>
+                <w:color w:val="000000"/>
+                <w:lang w:val="en-NZ" w:eastAsia="es-CO"/>
+              </w:rPr>
+              <w:t>want</w:t>
+            </w:r>
+            <w:r>
+              <w:rPr>
+                <w:rFonts w:ascii="Aptos Narrow" w:eastAsia="Times New Roman" w:hAnsi="Aptos Narrow" w:cs="Times New Roman"/>
+                <w:color w:val="000000"/>
+                <w:lang w:val="en-NZ" w:eastAsia="es-CO"/>
+              </w:rPr>
+              <w:t>s</w:t>
+            </w:r>
+            <w:r>
+              <w:rPr>
+                <w:rFonts w:ascii="Aptos Narrow" w:eastAsia="Times New Roman" w:hAnsi="Aptos Narrow" w:cs="Times New Roman"/>
+                <w:color w:val="000000"/>
+                <w:lang w:val="en-NZ" w:eastAsia="es-CO"/>
+              </w:rPr>
+              <w:t xml:space="preserve"> to do everything</w:t>
+            </w:r>
+          </w:p>
+        </w:tc>
+      </w:tr>
+      <w:tr>
+        <w:trPr>
+          <w:trHeight w:val="600"/>
+          <w:jc w:val="center"/>
+        </w:trPr>
+        <w:tc>
+          <w:tcPr>
+            <w:tcW w:w="1900" w:type="dxa"/>
+            <w:vMerge w:val="restart"/>
+            <w:tcBorders>
+              <w:top w:val="nil"/>
+              <w:left w:val="nil"/>
+              <w:bottom w:val="single" w:sz="4" w:space="0" w:color="000000"/>
+              <w:right w:val="nil"/>
+            </w:tcBorders>
+            <w:vAlign w:val="center"/>
+            <w:hideMark/>
+          </w:tcPr>
+          <w:p>
+            <w:pPr>
+              <w:spacing w:after="0" w:line="240" w:lineRule="auto"/>
+              <w:jc w:val="center"/>
+              <w:rPr>
+                <w:rFonts w:ascii="Aptos Narrow" w:eastAsia="Times New Roman" w:hAnsi="Aptos Narrow" w:cs="Times New Roman"/>
+                <w:color w:val="000000"/>
+                <w:lang w:val="en-NZ" w:eastAsia="es-CO"/>
+              </w:rPr>
+            </w:pPr>
+            <w:r>
+              <w:rPr>
+                <w:rFonts w:ascii="Aptos Narrow" w:eastAsia="Times New Roman" w:hAnsi="Aptos Narrow" w:cs="Times New Roman"/>
+                <w:color w:val="000000"/>
+                <w:lang w:val="en-NZ" w:eastAsia="es-CO"/>
+              </w:rPr>
+              <w:t>Effect on the course</w:t>
+            </w:r>
+          </w:p>
+        </w:tc>
+        <w:tc>
+          <w:tcPr>
+            <w:tcW w:w="600" w:type="dxa"/>
+            <w:tcBorders>
+              <w:top w:val="nil"/>
+              <w:left w:val="nil"/>
+              <w:bottom w:val="single" w:sz="4" w:space="0" w:color="auto"/>
+              <w:right w:val="nil"/>
+            </w:tcBorders>
+            <w:noWrap/>
+            <w:vAlign w:val="center"/>
+            <w:hideMark/>
+          </w:tcPr>
+          <w:p>
+            <w:pPr>
+              <w:spacing w:after="0" w:line="240" w:lineRule="auto"/>
+              <w:jc w:val="center"/>
+              <w:rPr>
+                <w:rFonts w:ascii="Aptos Narrow" w:eastAsia="Times New Roman" w:hAnsi="Aptos Narrow" w:cs="Times New Roman"/>
+                <w:color w:val="000000"/>
+                <w:lang w:val="en-NZ" w:eastAsia="es-CO"/>
+              </w:rPr>
+            </w:pPr>
+            <w:r>
+              <w:rPr>
+                <w:rFonts w:ascii="Aptos Narrow" w:eastAsia="Times New Roman" w:hAnsi="Aptos Narrow" w:cs="Times New Roman"/>
+                <w:color w:val="000000"/>
+                <w:lang w:val="en-NZ" w:eastAsia="es-CO"/>
+              </w:rPr>
+              <w:t>6.1</w:t>
+            </w:r>
+          </w:p>
+        </w:tc>
+        <w:tc>
+          <w:tcPr>
+            <w:tcW w:w="4840" w:type="dxa"/>
+            <w:tcBorders>
+              <w:top w:val="nil"/>
+              <w:left w:val="nil"/>
+              <w:bottom w:val="single" w:sz="4" w:space="0" w:color="auto"/>
+              <w:right w:val="nil"/>
+            </w:tcBorders>
+            <w:noWrap/>
+            <w:vAlign w:val="center"/>
+            <w:hideMark/>
+          </w:tcPr>
+          <w:p>
+            <w:pPr>
+              <w:spacing w:after="0" w:line="240" w:lineRule="auto"/>
+              <w:rPr>
+                <w:rFonts w:ascii="Aptos Narrow" w:eastAsia="Times New Roman" w:hAnsi="Aptos Narrow" w:cs="Times New Roman"/>
+                <w:color w:val="000000"/>
+                <w:lang w:val="en-NZ" w:eastAsia="es-CO"/>
+              </w:rPr>
+            </w:pPr>
+            <w:r>
+              <w:rPr>
+                <w:rFonts w:ascii="Aptos Narrow" w:eastAsia="Times New Roman" w:hAnsi="Aptos Narrow" w:cs="Times New Roman"/>
+                <w:color w:val="000000"/>
+                <w:lang w:val="en-NZ" w:eastAsia="es-CO"/>
+              </w:rPr>
+              <w:t>A great idea hard to pull off</w:t>
+            </w:r>
+          </w:p>
+        </w:tc>
+      </w:tr>
+      <w:tr>
+        <w:trPr>
+          <w:trHeight w:val="300"/>
+          <w:jc w:val="center"/>
+        </w:trPr>
+        <w:tc>
+          <w:tcPr>
+            <w:tcW w:w="1900" w:type="dxa"/>
+            <w:vMerge/>
+            <w:tcBorders>
+              <w:top w:val="nil"/>
+              <w:left w:val="nil"/>
+              <w:bottom w:val="single" w:sz="4" w:space="0" w:color="000000"/>
+              <w:right w:val="nil"/>
+            </w:tcBorders>
+            <w:vAlign w:val="center"/>
+            <w:hideMark/>
+          </w:tcPr>
+          <w:p>
+            <w:pPr>
+              <w:spacing w:after="0" w:line="240" w:lineRule="auto"/>
+              <w:rPr>
+                <w:rFonts w:ascii="Aptos Narrow" w:eastAsia="Times New Roman" w:hAnsi="Aptos Narrow" w:cs="Times New Roman"/>
+                <w:color w:val="000000"/>
+                <w:lang w:val="en-NZ" w:eastAsia="es-CO"/>
+              </w:rPr>
+            </w:pPr>
+          </w:p>
+        </w:tc>
+        <w:tc>
+          <w:tcPr>
+            <w:tcW w:w="600" w:type="dxa"/>
+            <w:tcBorders>
+              <w:top w:val="nil"/>
+              <w:left w:val="nil"/>
+              <w:bottom w:val="single" w:sz="4" w:space="0" w:color="auto"/>
+              <w:right w:val="nil"/>
+            </w:tcBorders>
+            <w:noWrap/>
+            <w:vAlign w:val="center"/>
+            <w:hideMark/>
+          </w:tcPr>
+          <w:p>
+            <w:pPr>
+              <w:spacing w:after="0" w:line="240" w:lineRule="auto"/>
+              <w:jc w:val="center"/>
+              <w:rPr>
+                <w:rFonts w:ascii="Aptos Narrow" w:eastAsia="Times New Roman" w:hAnsi="Aptos Narrow" w:cs="Times New Roman"/>
+                <w:color w:val="000000"/>
+                <w:lang w:val="en-NZ" w:eastAsia="es-CO"/>
+              </w:rPr>
+            </w:pPr>
+            <w:r>
+              <w:rPr>
+                <w:rFonts w:ascii="Aptos Narrow" w:eastAsia="Times New Roman" w:hAnsi="Aptos Narrow" w:cs="Times New Roman"/>
+                <w:color w:val="000000"/>
+                <w:lang w:val="en-NZ" w:eastAsia="es-CO"/>
+              </w:rPr>
+              <w:t>6.2</w:t>
+            </w:r>
+          </w:p>
+        </w:tc>
+        <w:tc>
+          <w:tcPr>
+            <w:tcW w:w="4840" w:type="dxa"/>
+            <w:tcBorders>
+              <w:top w:val="nil"/>
+              <w:left w:val="nil"/>
+              <w:bottom w:val="single" w:sz="4" w:space="0" w:color="auto"/>
+              <w:right w:val="nil"/>
+            </w:tcBorders>
+            <w:noWrap/>
+            <w:vAlign w:val="center"/>
+            <w:hideMark/>
+          </w:tcPr>
+          <w:p>
+            <w:pPr>
+              <w:spacing w:after="0" w:line="240" w:lineRule="auto"/>
+              <w:rPr>
+                <w:rFonts w:ascii="Aptos Narrow" w:eastAsia="Times New Roman" w:hAnsi="Aptos Narrow" w:cs="Times New Roman"/>
+                <w:color w:val="000000"/>
+                <w:lang w:val="en-NZ" w:eastAsia="es-CO"/>
+              </w:rPr>
+            </w:pPr>
+            <w:r>
+              <w:rPr>
+                <w:rFonts w:ascii="Aptos Narrow" w:eastAsia="Times New Roman" w:hAnsi="Aptos Narrow" w:cs="Times New Roman"/>
+                <w:color w:val="000000"/>
+                <w:lang w:val="en-NZ" w:eastAsia="es-CO"/>
+              </w:rPr>
+              <w:t>Lean more on simulation</w:t>
+            </w:r>
+          </w:p>
+        </w:tc>
+      </w:tr>
+      <w:tr>
+        <w:trPr>
+          <w:trHeight w:val="300"/>
+          <w:jc w:val="center"/>
+        </w:trPr>
+        <w:tc>
+          <w:tcPr>
+            <w:tcW w:w="1900" w:type="dxa"/>
+            <w:vMerge/>
+            <w:tcBorders>
+              <w:top w:val="nil"/>
+              <w:left w:val="nil"/>
+              <w:bottom w:val="single" w:sz="4" w:space="0" w:color="000000"/>
+              <w:right w:val="nil"/>
+            </w:tcBorders>
+            <w:vAlign w:val="center"/>
+            <w:hideMark/>
+          </w:tcPr>
+          <w:p>
+            <w:pPr>
+              <w:spacing w:after="0" w:line="240" w:lineRule="auto"/>
+              <w:rPr>
+                <w:rFonts w:ascii="Aptos Narrow" w:eastAsia="Times New Roman" w:hAnsi="Aptos Narrow" w:cs="Times New Roman"/>
+                <w:color w:val="000000"/>
+                <w:lang w:val="en-NZ" w:eastAsia="es-CO"/>
+              </w:rPr>
+            </w:pPr>
+          </w:p>
+        </w:tc>
+        <w:tc>
+          <w:tcPr>
+            <w:tcW w:w="600" w:type="dxa"/>
+            <w:tcBorders>
+              <w:top w:val="nil"/>
+              <w:left w:val="nil"/>
+              <w:bottom w:val="single" w:sz="4" w:space="0" w:color="auto"/>
+              <w:right w:val="nil"/>
+            </w:tcBorders>
+            <w:noWrap/>
+            <w:vAlign w:val="center"/>
+            <w:hideMark/>
+          </w:tcPr>
+          <w:p>
+            <w:pPr>
+              <w:spacing w:after="0" w:line="240" w:lineRule="auto"/>
+              <w:jc w:val="center"/>
+              <w:rPr>
+                <w:rFonts w:ascii="Aptos Narrow" w:eastAsia="Times New Roman" w:hAnsi="Aptos Narrow" w:cs="Times New Roman"/>
+                <w:color w:val="000000"/>
+                <w:lang w:val="en-NZ" w:eastAsia="es-CO"/>
+              </w:rPr>
+            </w:pPr>
+            <w:r>
+              <w:rPr>
+                <w:rFonts w:ascii="Aptos Narrow" w:eastAsia="Times New Roman" w:hAnsi="Aptos Narrow" w:cs="Times New Roman"/>
+                <w:color w:val="000000"/>
+                <w:lang w:val="en-NZ" w:eastAsia="es-CO"/>
+              </w:rPr>
+              <w:t>6.3</w:t>
+            </w:r>
+          </w:p>
+        </w:tc>
+        <w:tc>
+          <w:tcPr>
+            <w:tcW w:w="4840" w:type="dxa"/>
+            <w:tcBorders>
+              <w:top w:val="nil"/>
+              <w:left w:val="nil"/>
+              <w:bottom w:val="single" w:sz="4" w:space="0" w:color="auto"/>
+              <w:right w:val="nil"/>
+            </w:tcBorders>
+            <w:noWrap/>
+            <w:vAlign w:val="center"/>
+            <w:hideMark/>
+          </w:tcPr>
+          <w:p>
+            <w:pPr>
+              <w:spacing w:after="0" w:line="240" w:lineRule="auto"/>
+              <w:rPr>
+                <w:rFonts w:ascii="Aptos Narrow" w:eastAsia="Times New Roman" w:hAnsi="Aptos Narrow" w:cs="Times New Roman"/>
+                <w:color w:val="000000"/>
+                <w:lang w:val="en-NZ" w:eastAsia="es-CO"/>
+              </w:rPr>
+            </w:pPr>
+            <w:r>
+              <w:rPr>
+                <w:rFonts w:ascii="Aptos Narrow" w:eastAsia="Times New Roman" w:hAnsi="Aptos Narrow" w:cs="Times New Roman"/>
+                <w:color w:val="000000"/>
+                <w:lang w:val="en-NZ" w:eastAsia="es-CO"/>
+              </w:rPr>
+              <w:t xml:space="preserve">This offers a lot of </w:t>
+            </w:r>
+            <w:r>
+              <w:rPr>
+                <w:rFonts w:ascii="Aptos Narrow" w:eastAsia="Times New Roman" w:hAnsi="Aptos Narrow" w:cs="Times New Roman"/>
+                <w:color w:val="000000"/>
+                <w:lang w:val="en-NZ" w:eastAsia="es-CO"/>
+              </w:rPr>
+              <w:t>professional</w:t>
+            </w:r>
+            <w:r>
+              <w:rPr>
+                <w:rFonts w:ascii="Aptos Narrow" w:eastAsia="Times New Roman" w:hAnsi="Aptos Narrow" w:cs="Times New Roman"/>
+                <w:color w:val="000000"/>
+                <w:lang w:val="en-NZ" w:eastAsia="es-CO"/>
+              </w:rPr>
+              <w:t xml:space="preserve"> value</w:t>
+            </w:r>
+          </w:p>
+        </w:tc>
+      </w:tr>
+      <w:tr>
+        <w:trPr>
+          <w:trHeight w:val="300"/>
+          <w:jc w:val="center"/>
+        </w:trPr>
+        <w:tc>
+          <w:tcPr>
+            <w:tcW w:w="1900" w:type="dxa"/>
+            <w:vMerge/>
+            <w:tcBorders>
+              <w:top w:val="nil"/>
+              <w:left w:val="nil"/>
+              <w:bottom w:val="single" w:sz="4" w:space="0" w:color="000000"/>
+              <w:right w:val="nil"/>
+            </w:tcBorders>
+            <w:vAlign w:val="center"/>
+            <w:hideMark/>
+          </w:tcPr>
+          <w:p>
+            <w:pPr>
+              <w:spacing w:after="0" w:line="240" w:lineRule="auto"/>
+              <w:rPr>
+                <w:rFonts w:ascii="Aptos Narrow" w:eastAsia="Times New Roman" w:hAnsi="Aptos Narrow" w:cs="Times New Roman"/>
+                <w:color w:val="000000"/>
+                <w:lang w:val="en-NZ" w:eastAsia="es-CO"/>
+              </w:rPr>
+            </w:pPr>
+          </w:p>
+        </w:tc>
+        <w:tc>
+          <w:tcPr>
+            <w:tcW w:w="600" w:type="dxa"/>
+            <w:tcBorders>
+              <w:top w:val="nil"/>
+              <w:left w:val="nil"/>
+              <w:bottom w:val="single" w:sz="4" w:space="0" w:color="auto"/>
+              <w:right w:val="nil"/>
+            </w:tcBorders>
+            <w:noWrap/>
+            <w:vAlign w:val="center"/>
+            <w:hideMark/>
+          </w:tcPr>
+          <w:p>
+            <w:pPr>
+              <w:spacing w:after="0" w:line="240" w:lineRule="auto"/>
+              <w:jc w:val="center"/>
+              <w:rPr>
+                <w:rFonts w:ascii="Aptos Narrow" w:eastAsia="Times New Roman" w:hAnsi="Aptos Narrow" w:cs="Times New Roman"/>
+                <w:color w:val="000000"/>
+                <w:lang w:val="en-NZ" w:eastAsia="es-CO"/>
+              </w:rPr>
+            </w:pPr>
+            <w:r>
+              <w:rPr>
+                <w:rFonts w:ascii="Aptos Narrow" w:eastAsia="Times New Roman" w:hAnsi="Aptos Narrow" w:cs="Times New Roman"/>
+                <w:color w:val="000000"/>
+                <w:lang w:val="en-NZ" w:eastAsia="es-CO"/>
+              </w:rPr>
+              <w:t>6.4</w:t>
+            </w:r>
+          </w:p>
+        </w:tc>
+        <w:tc>
+          <w:tcPr>
+            <w:tcW w:w="4840" w:type="dxa"/>
+            <w:tcBorders>
+              <w:top w:val="nil"/>
+              <w:left w:val="nil"/>
+              <w:bottom w:val="single" w:sz="4" w:space="0" w:color="auto"/>
+              <w:right w:val="nil"/>
+            </w:tcBorders>
+            <w:noWrap/>
+            <w:vAlign w:val="center"/>
+            <w:hideMark/>
+          </w:tcPr>
+          <w:p>
+            <w:pPr>
+              <w:spacing w:after="0" w:line="240" w:lineRule="auto"/>
+              <w:rPr>
+                <w:rFonts w:ascii="Aptos Narrow" w:eastAsia="Times New Roman" w:hAnsi="Aptos Narrow" w:cs="Times New Roman"/>
+                <w:color w:val="000000"/>
+                <w:lang w:val="en-NZ" w:eastAsia="es-CO"/>
+              </w:rPr>
+            </w:pPr>
+            <w:r>
+              <w:rPr>
+                <w:rFonts w:ascii="Aptos Narrow" w:eastAsia="Times New Roman" w:hAnsi="Aptos Narrow" w:cs="Times New Roman"/>
+                <w:color w:val="000000"/>
+                <w:lang w:val="en-NZ" w:eastAsia="es-CO"/>
+              </w:rPr>
+              <w:t xml:space="preserve">Structure is </w:t>
+            </w:r>
+            <w:r>
+              <w:rPr>
+                <w:rFonts w:ascii="Aptos Narrow" w:eastAsia="Times New Roman" w:hAnsi="Aptos Narrow" w:cs="Times New Roman"/>
+                <w:color w:val="000000"/>
+                <w:lang w:val="en-NZ" w:eastAsia="es-CO"/>
+              </w:rPr>
+              <w:t>to</w:t>
+            </w:r>
+            <w:r>
+              <w:rPr>
+                <w:rFonts w:ascii="Aptos Narrow" w:eastAsia="Times New Roman" w:hAnsi="Aptos Narrow" w:cs="Times New Roman"/>
+                <w:color w:val="000000"/>
+                <w:lang w:val="en-NZ" w:eastAsia="es-CO"/>
+              </w:rPr>
+              <w:t>o</w:t>
+            </w:r>
+            <w:r>
+              <w:rPr>
+                <w:rFonts w:ascii="Aptos Narrow" w:eastAsia="Times New Roman" w:hAnsi="Aptos Narrow" w:cs="Times New Roman"/>
+                <w:color w:val="000000"/>
+                <w:lang w:val="en-NZ" w:eastAsia="es-CO"/>
+              </w:rPr>
+              <w:t xml:space="preserve"> lo</w:t>
+            </w:r>
+            <w:r>
+              <w:rPr>
+                <w:rFonts w:ascii="Aptos Narrow" w:eastAsia="Times New Roman" w:hAnsi="Aptos Narrow" w:cs="Times New Roman"/>
+                <w:color w:val="000000"/>
+                <w:lang w:val="en-NZ" w:eastAsia="es-CO"/>
+              </w:rPr>
+              <w:t>o</w:t>
+            </w:r>
+            <w:r>
+              <w:rPr>
+                <w:rFonts w:ascii="Aptos Narrow" w:eastAsia="Times New Roman" w:hAnsi="Aptos Narrow" w:cs="Times New Roman"/>
+                <w:color w:val="000000"/>
+                <w:lang w:val="en-NZ" w:eastAsia="es-CO"/>
+              </w:rPr>
+              <w:t>se</w:t>
+            </w:r>
+          </w:p>
+        </w:tc>
+      </w:tr>
+      <w:tr>
+        <w:trPr>
+          <w:trHeight w:val="600"/>
+          <w:jc w:val="center"/>
+        </w:trPr>
+        <w:tc>
+          <w:tcPr>
+            <w:tcW w:w="1900" w:type="dxa"/>
+            <w:vMerge w:val="restart"/>
+            <w:tcBorders>
+              <w:top w:val="nil"/>
+              <w:left w:val="nil"/>
+              <w:bottom w:val="single" w:sz="4" w:space="0" w:color="000000"/>
+              <w:right w:val="nil"/>
+            </w:tcBorders>
+            <w:vAlign w:val="center"/>
+            <w:hideMark/>
+          </w:tcPr>
+          <w:p>
+            <w:pPr>
+              <w:spacing w:after="0" w:line="240" w:lineRule="auto"/>
+              <w:jc w:val="center"/>
+              <w:rPr>
+                <w:rFonts w:ascii="Aptos Narrow" w:eastAsia="Times New Roman" w:hAnsi="Aptos Narrow" w:cs="Times New Roman"/>
+                <w:color w:val="000000"/>
+                <w:lang w:val="en-NZ" w:eastAsia="es-CO"/>
+              </w:rPr>
+            </w:pPr>
+            <w:r>
+              <w:rPr>
+                <w:rFonts w:ascii="Aptos Narrow" w:eastAsia="Times New Roman" w:hAnsi="Aptos Narrow" w:cs="Times New Roman"/>
+                <w:color w:val="000000"/>
+                <w:lang w:val="en-NZ" w:eastAsia="es-CO"/>
+              </w:rPr>
+              <w:t>Learning to collaborate</w:t>
+            </w:r>
+          </w:p>
+        </w:tc>
+        <w:tc>
+          <w:tcPr>
+            <w:tcW w:w="600" w:type="dxa"/>
+            <w:tcBorders>
+              <w:top w:val="nil"/>
+              <w:left w:val="nil"/>
+              <w:bottom w:val="single" w:sz="4" w:space="0" w:color="auto"/>
+              <w:right w:val="nil"/>
+            </w:tcBorders>
+            <w:noWrap/>
+            <w:vAlign w:val="center"/>
+            <w:hideMark/>
+          </w:tcPr>
+          <w:p>
+            <w:pPr>
+              <w:spacing w:after="0" w:line="240" w:lineRule="auto"/>
+              <w:jc w:val="center"/>
+              <w:rPr>
+                <w:rFonts w:ascii="Aptos Narrow" w:eastAsia="Times New Roman" w:hAnsi="Aptos Narrow" w:cs="Times New Roman"/>
+                <w:color w:val="000000"/>
+                <w:lang w:val="en-NZ" w:eastAsia="es-CO"/>
+              </w:rPr>
+            </w:pPr>
+            <w:r>
+              <w:rPr>
+                <w:rFonts w:ascii="Aptos Narrow" w:eastAsia="Times New Roman" w:hAnsi="Aptos Narrow" w:cs="Times New Roman"/>
+                <w:color w:val="000000"/>
+                <w:lang w:val="en-NZ" w:eastAsia="es-CO"/>
+              </w:rPr>
+              <w:t>7.1</w:t>
+            </w:r>
+          </w:p>
+        </w:tc>
+        <w:tc>
+          <w:tcPr>
+            <w:tcW w:w="4840" w:type="dxa"/>
+            <w:tcBorders>
+              <w:top w:val="nil"/>
+              <w:left w:val="nil"/>
+              <w:bottom w:val="single" w:sz="4" w:space="0" w:color="auto"/>
+              <w:right w:val="nil"/>
+            </w:tcBorders>
+            <w:noWrap/>
+            <w:vAlign w:val="center"/>
+            <w:hideMark/>
+          </w:tcPr>
+          <w:p>
+            <w:pPr>
+              <w:spacing w:after="0" w:line="240" w:lineRule="auto"/>
+              <w:rPr>
+                <w:rFonts w:ascii="Aptos Narrow" w:eastAsia="Times New Roman" w:hAnsi="Aptos Narrow" w:cs="Times New Roman"/>
+                <w:color w:val="000000"/>
+                <w:lang w:val="en-NZ" w:eastAsia="es-CO"/>
+              </w:rPr>
+            </w:pPr>
+            <w:r>
+              <w:rPr>
+                <w:rFonts w:ascii="Aptos Narrow" w:eastAsia="Times New Roman" w:hAnsi="Aptos Narrow" w:cs="Times New Roman"/>
+                <w:color w:val="000000"/>
+                <w:lang w:val="en-NZ" w:eastAsia="es-CO"/>
+              </w:rPr>
+              <w:t>Guide them along the process</w:t>
+            </w:r>
+          </w:p>
+        </w:tc>
+      </w:tr>
+      <w:tr>
+        <w:trPr>
+          <w:trHeight w:val="300"/>
+          <w:jc w:val="center"/>
+        </w:trPr>
+        <w:tc>
+          <w:tcPr>
+            <w:tcW w:w="1900" w:type="dxa"/>
+            <w:vMerge/>
+            <w:tcBorders>
+              <w:top w:val="nil"/>
+              <w:left w:val="nil"/>
+              <w:bottom w:val="single" w:sz="4" w:space="0" w:color="000000"/>
+              <w:right w:val="nil"/>
+            </w:tcBorders>
+            <w:vAlign w:val="center"/>
+            <w:hideMark/>
+          </w:tcPr>
+          <w:p>
+            <w:pPr>
+              <w:spacing w:after="0" w:line="240" w:lineRule="auto"/>
+              <w:rPr>
+                <w:rFonts w:ascii="Aptos Narrow" w:eastAsia="Times New Roman" w:hAnsi="Aptos Narrow" w:cs="Times New Roman"/>
+                <w:color w:val="000000"/>
+                <w:lang w:val="en-NZ" w:eastAsia="es-CO"/>
+              </w:rPr>
+            </w:pPr>
+          </w:p>
+        </w:tc>
+        <w:tc>
+          <w:tcPr>
+            <w:tcW w:w="600" w:type="dxa"/>
+            <w:tcBorders>
+              <w:top w:val="nil"/>
+              <w:left w:val="nil"/>
+              <w:bottom w:val="single" w:sz="4" w:space="0" w:color="auto"/>
+              <w:right w:val="nil"/>
+            </w:tcBorders>
+            <w:noWrap/>
+            <w:vAlign w:val="center"/>
+            <w:hideMark/>
+          </w:tcPr>
+          <w:p>
+            <w:pPr>
+              <w:spacing w:after="0" w:line="240" w:lineRule="auto"/>
+              <w:jc w:val="center"/>
+              <w:rPr>
+                <w:rFonts w:ascii="Aptos Narrow" w:eastAsia="Times New Roman" w:hAnsi="Aptos Narrow" w:cs="Times New Roman"/>
+                <w:color w:val="000000"/>
+                <w:lang w:val="en-NZ" w:eastAsia="es-CO"/>
+              </w:rPr>
+            </w:pPr>
+            <w:r>
+              <w:rPr>
+                <w:rFonts w:ascii="Aptos Narrow" w:eastAsia="Times New Roman" w:hAnsi="Aptos Narrow" w:cs="Times New Roman"/>
+                <w:color w:val="000000"/>
+                <w:lang w:val="en-NZ" w:eastAsia="es-CO"/>
+              </w:rPr>
+              <w:t>7.2</w:t>
+            </w:r>
+          </w:p>
+        </w:tc>
+        <w:tc>
+          <w:tcPr>
+            <w:tcW w:w="4840" w:type="dxa"/>
+            <w:tcBorders>
+              <w:top w:val="nil"/>
+              <w:left w:val="nil"/>
+              <w:bottom w:val="single" w:sz="4" w:space="0" w:color="auto"/>
+              <w:right w:val="nil"/>
+            </w:tcBorders>
+            <w:noWrap/>
+            <w:vAlign w:val="center"/>
+            <w:hideMark/>
+          </w:tcPr>
+          <w:p>
+            <w:pPr>
+              <w:spacing w:after="0" w:line="240" w:lineRule="auto"/>
+              <w:rPr>
+                <w:rFonts w:ascii="Aptos Narrow" w:eastAsia="Times New Roman" w:hAnsi="Aptos Narrow" w:cs="Times New Roman"/>
+                <w:color w:val="000000"/>
+                <w:lang w:val="en-NZ" w:eastAsia="es-CO"/>
+              </w:rPr>
+            </w:pPr>
+            <w:r>
+              <w:rPr>
+                <w:rFonts w:ascii="Aptos Narrow" w:eastAsia="Times New Roman" w:hAnsi="Aptos Narrow" w:cs="Times New Roman"/>
+                <w:color w:val="000000"/>
+                <w:lang w:val="en-NZ" w:eastAsia="es-CO"/>
+              </w:rPr>
+              <w:t>Let them fail</w:t>
+            </w:r>
+          </w:p>
+        </w:tc>
+      </w:tr>
+      <w:tr>
+        <w:trPr>
+          <w:trHeight w:val="300"/>
+          <w:jc w:val="center"/>
+        </w:trPr>
+        <w:tc>
+          <w:tcPr>
+            <w:tcW w:w="1900" w:type="dxa"/>
+            <w:vMerge/>
+            <w:tcBorders>
+              <w:top w:val="nil"/>
+              <w:left w:val="nil"/>
+              <w:bottom w:val="single" w:sz="4" w:space="0" w:color="000000"/>
+              <w:right w:val="nil"/>
+            </w:tcBorders>
+            <w:vAlign w:val="center"/>
+            <w:hideMark/>
+          </w:tcPr>
+          <w:p>
+            <w:pPr>
+              <w:spacing w:after="0" w:line="240" w:lineRule="auto"/>
+              <w:rPr>
+                <w:rFonts w:ascii="Aptos Narrow" w:eastAsia="Times New Roman" w:hAnsi="Aptos Narrow" w:cs="Times New Roman"/>
+                <w:color w:val="000000"/>
+                <w:lang w:val="en-NZ" w:eastAsia="es-CO"/>
+              </w:rPr>
+            </w:pPr>
+          </w:p>
+        </w:tc>
+        <w:tc>
+          <w:tcPr>
+            <w:tcW w:w="600" w:type="dxa"/>
+            <w:tcBorders>
+              <w:top w:val="nil"/>
+              <w:left w:val="nil"/>
+              <w:bottom w:val="single" w:sz="4" w:space="0" w:color="auto"/>
+              <w:right w:val="nil"/>
+            </w:tcBorders>
+            <w:noWrap/>
+            <w:vAlign w:val="center"/>
+            <w:hideMark/>
+          </w:tcPr>
+          <w:p>
+            <w:pPr>
+              <w:spacing w:after="0" w:line="240" w:lineRule="auto"/>
+              <w:jc w:val="center"/>
+              <w:rPr>
+                <w:rFonts w:ascii="Aptos Narrow" w:eastAsia="Times New Roman" w:hAnsi="Aptos Narrow" w:cs="Times New Roman"/>
+                <w:color w:val="000000"/>
+                <w:lang w:val="en-NZ" w:eastAsia="es-CO"/>
+              </w:rPr>
+            </w:pPr>
+            <w:r>
+              <w:rPr>
+                <w:rFonts w:ascii="Aptos Narrow" w:eastAsia="Times New Roman" w:hAnsi="Aptos Narrow" w:cs="Times New Roman"/>
+                <w:color w:val="000000"/>
+                <w:lang w:val="en-NZ" w:eastAsia="es-CO"/>
+              </w:rPr>
+              <w:t>7.3</w:t>
+            </w:r>
+          </w:p>
+        </w:tc>
+        <w:tc>
+          <w:tcPr>
+            <w:tcW w:w="4840" w:type="dxa"/>
+            <w:tcBorders>
+              <w:top w:val="nil"/>
+              <w:left w:val="nil"/>
+              <w:bottom w:val="single" w:sz="4" w:space="0" w:color="auto"/>
+              <w:right w:val="nil"/>
+            </w:tcBorders>
+            <w:noWrap/>
+            <w:vAlign w:val="center"/>
+            <w:hideMark/>
+          </w:tcPr>
+          <w:p>
+            <w:pPr>
+              <w:spacing w:after="0" w:line="240" w:lineRule="auto"/>
+              <w:rPr>
+                <w:rFonts w:ascii="Aptos Narrow" w:eastAsia="Times New Roman" w:hAnsi="Aptos Narrow" w:cs="Times New Roman"/>
+                <w:color w:val="000000"/>
+                <w:lang w:val="en-NZ" w:eastAsia="es-CO"/>
+              </w:rPr>
+            </w:pPr>
+            <w:r>
+              <w:rPr>
+                <w:rFonts w:ascii="Aptos Narrow" w:eastAsia="Times New Roman" w:hAnsi="Aptos Narrow" w:cs="Times New Roman"/>
+                <w:color w:val="000000"/>
+                <w:lang w:val="en-NZ" w:eastAsia="es-CO"/>
+              </w:rPr>
+              <w:t>Natural progression to order</w:t>
+            </w:r>
+          </w:p>
+        </w:tc>
+      </w:tr>
+      <w:tr>
+        <w:trPr>
+          <w:trHeight w:val="300"/>
+          <w:jc w:val="center"/>
+        </w:trPr>
+        <w:tc>
+          <w:tcPr>
+            <w:tcW w:w="1900" w:type="dxa"/>
+            <w:vMerge/>
+            <w:tcBorders>
+              <w:top w:val="nil"/>
+              <w:left w:val="nil"/>
+              <w:bottom w:val="single" w:sz="4" w:space="0" w:color="000000"/>
+              <w:right w:val="nil"/>
+            </w:tcBorders>
+            <w:vAlign w:val="center"/>
+            <w:hideMark/>
+          </w:tcPr>
+          <w:p>
+            <w:pPr>
+              <w:spacing w:after="0" w:line="240" w:lineRule="auto"/>
+              <w:rPr>
+                <w:rFonts w:ascii="Aptos Narrow" w:eastAsia="Times New Roman" w:hAnsi="Aptos Narrow" w:cs="Times New Roman"/>
+                <w:color w:val="000000"/>
+                <w:lang w:val="en-NZ" w:eastAsia="es-CO"/>
+              </w:rPr>
+            </w:pPr>
+          </w:p>
+        </w:tc>
+        <w:tc>
+          <w:tcPr>
+            <w:tcW w:w="600" w:type="dxa"/>
+            <w:tcBorders>
+              <w:top w:val="nil"/>
+              <w:left w:val="nil"/>
+              <w:bottom w:val="single" w:sz="4" w:space="0" w:color="auto"/>
+              <w:right w:val="nil"/>
+            </w:tcBorders>
+            <w:noWrap/>
+            <w:vAlign w:val="center"/>
+            <w:hideMark/>
+          </w:tcPr>
+          <w:p>
+            <w:pPr>
+              <w:spacing w:after="0" w:line="240" w:lineRule="auto"/>
+              <w:jc w:val="center"/>
+              <w:rPr>
+                <w:rFonts w:ascii="Aptos Narrow" w:eastAsia="Times New Roman" w:hAnsi="Aptos Narrow" w:cs="Times New Roman"/>
+                <w:color w:val="000000"/>
+                <w:lang w:val="en-NZ" w:eastAsia="es-CO"/>
+              </w:rPr>
+            </w:pPr>
+            <w:r>
+              <w:rPr>
+                <w:rFonts w:ascii="Aptos Narrow" w:eastAsia="Times New Roman" w:hAnsi="Aptos Narrow" w:cs="Times New Roman"/>
+                <w:color w:val="000000"/>
+                <w:lang w:val="en-NZ" w:eastAsia="es-CO"/>
+              </w:rPr>
+              <w:t>7.4</w:t>
+            </w:r>
+          </w:p>
+        </w:tc>
+        <w:tc>
+          <w:tcPr>
+            <w:tcW w:w="4840" w:type="dxa"/>
+            <w:tcBorders>
+              <w:top w:val="nil"/>
+              <w:left w:val="nil"/>
+              <w:bottom w:val="single" w:sz="4" w:space="0" w:color="auto"/>
+              <w:right w:val="nil"/>
+            </w:tcBorders>
+            <w:noWrap/>
+            <w:vAlign w:val="center"/>
+            <w:hideMark/>
+          </w:tcPr>
+          <w:p>
+            <w:pPr>
+              <w:spacing w:after="0" w:line="240" w:lineRule="auto"/>
+              <w:rPr>
+                <w:rFonts w:ascii="Aptos Narrow" w:eastAsia="Times New Roman" w:hAnsi="Aptos Narrow" w:cs="Times New Roman"/>
+                <w:color w:val="000000"/>
+                <w:lang w:val="en-NZ" w:eastAsia="es-CO"/>
+              </w:rPr>
+            </w:pPr>
+            <w:r>
+              <w:rPr>
+                <w:rFonts w:ascii="Aptos Narrow" w:eastAsia="Times New Roman" w:hAnsi="Aptos Narrow" w:cs="Times New Roman"/>
+                <w:color w:val="000000"/>
+                <w:lang w:val="en-NZ" w:eastAsia="es-CO"/>
+              </w:rPr>
+              <w:t>Clear goals</w:t>
+            </w:r>
+          </w:p>
+        </w:tc>
+      </w:tr>
+      <w:tr>
+        <w:trPr>
+          <w:trHeight w:val="300"/>
+          <w:jc w:val="center"/>
+        </w:trPr>
+        <w:tc>
+          <w:tcPr>
+            <w:tcW w:w="1900" w:type="dxa"/>
+            <w:vMerge/>
+            <w:tcBorders>
+              <w:top w:val="nil"/>
+              <w:left w:val="nil"/>
+              <w:bottom w:val="single" w:sz="4" w:space="0" w:color="000000"/>
+              <w:right w:val="nil"/>
+            </w:tcBorders>
+            <w:vAlign w:val="center"/>
+            <w:hideMark/>
+          </w:tcPr>
+          <w:p>
+            <w:pPr>
+              <w:spacing w:after="0" w:line="240" w:lineRule="auto"/>
+              <w:rPr>
+                <w:rFonts w:ascii="Aptos Narrow" w:eastAsia="Times New Roman" w:hAnsi="Aptos Narrow" w:cs="Times New Roman"/>
+                <w:color w:val="000000"/>
+                <w:lang w:val="en-NZ" w:eastAsia="es-CO"/>
+              </w:rPr>
+            </w:pPr>
+          </w:p>
+        </w:tc>
+        <w:tc>
+          <w:tcPr>
+            <w:tcW w:w="600" w:type="dxa"/>
+            <w:tcBorders>
+              <w:top w:val="nil"/>
+              <w:left w:val="nil"/>
+              <w:bottom w:val="single" w:sz="4" w:space="0" w:color="auto"/>
+              <w:right w:val="nil"/>
+            </w:tcBorders>
+            <w:noWrap/>
+            <w:vAlign w:val="center"/>
+            <w:hideMark/>
+          </w:tcPr>
+          <w:p>
+            <w:pPr>
+              <w:spacing w:after="0" w:line="240" w:lineRule="auto"/>
+              <w:jc w:val="center"/>
+              <w:rPr>
+                <w:rFonts w:ascii="Aptos Narrow" w:eastAsia="Times New Roman" w:hAnsi="Aptos Narrow" w:cs="Times New Roman"/>
+                <w:color w:val="000000"/>
+                <w:lang w:val="en-NZ" w:eastAsia="es-CO"/>
+              </w:rPr>
+            </w:pPr>
+            <w:r>
+              <w:rPr>
+                <w:rFonts w:ascii="Aptos Narrow" w:eastAsia="Times New Roman" w:hAnsi="Aptos Narrow" w:cs="Times New Roman"/>
+                <w:color w:val="000000"/>
+                <w:lang w:val="en-NZ" w:eastAsia="es-CO"/>
+              </w:rPr>
+              <w:t>7.5</w:t>
+            </w:r>
+          </w:p>
+        </w:tc>
+        <w:tc>
+          <w:tcPr>
+            <w:tcW w:w="4840" w:type="dxa"/>
+            <w:tcBorders>
+              <w:top w:val="nil"/>
+              <w:left w:val="nil"/>
+              <w:bottom w:val="single" w:sz="4" w:space="0" w:color="auto"/>
+              <w:right w:val="nil"/>
+            </w:tcBorders>
+            <w:noWrap/>
+            <w:vAlign w:val="center"/>
+            <w:hideMark/>
+          </w:tcPr>
+          <w:p>
+            <w:pPr>
+              <w:spacing w:after="0" w:line="240" w:lineRule="auto"/>
+              <w:rPr>
+                <w:rFonts w:ascii="Aptos Narrow" w:eastAsia="Times New Roman" w:hAnsi="Aptos Narrow" w:cs="Times New Roman"/>
+                <w:color w:val="000000"/>
+                <w:lang w:val="en-NZ" w:eastAsia="es-CO"/>
+              </w:rPr>
+            </w:pPr>
+            <w:r>
+              <w:rPr>
+                <w:rFonts w:ascii="Aptos Narrow" w:eastAsia="Times New Roman" w:hAnsi="Aptos Narrow" w:cs="Times New Roman"/>
+                <w:color w:val="000000"/>
+                <w:lang w:val="en-NZ" w:eastAsia="es-CO"/>
+              </w:rPr>
+              <w:t>Give more value to the teamwork session</w:t>
+            </w:r>
+          </w:p>
+        </w:tc>
+      </w:tr>
+      <w:tr>
+        <w:trPr>
+          <w:trHeight w:val="300"/>
+          <w:jc w:val="center"/>
+        </w:trPr>
+        <w:tc>
+          <w:tcPr>
+            <w:tcW w:w="1900" w:type="dxa"/>
+            <w:vMerge/>
+            <w:tcBorders>
+              <w:top w:val="nil"/>
+              <w:left w:val="nil"/>
+              <w:bottom w:val="single" w:sz="4" w:space="0" w:color="000000"/>
+              <w:right w:val="nil"/>
+            </w:tcBorders>
+            <w:vAlign w:val="center"/>
+            <w:hideMark/>
+          </w:tcPr>
+          <w:p>
+            <w:pPr>
+              <w:spacing w:after="0" w:line="240" w:lineRule="auto"/>
+              <w:rPr>
+                <w:rFonts w:ascii="Aptos Narrow" w:eastAsia="Times New Roman" w:hAnsi="Aptos Narrow" w:cs="Times New Roman"/>
+                <w:color w:val="000000"/>
+                <w:lang w:val="en-NZ" w:eastAsia="es-CO"/>
+              </w:rPr>
+            </w:pPr>
+          </w:p>
+        </w:tc>
+        <w:tc>
+          <w:tcPr>
+            <w:tcW w:w="600" w:type="dxa"/>
+            <w:tcBorders>
+              <w:top w:val="nil"/>
+              <w:left w:val="nil"/>
+              <w:bottom w:val="single" w:sz="4" w:space="0" w:color="auto"/>
+              <w:right w:val="nil"/>
+            </w:tcBorders>
+            <w:noWrap/>
+            <w:vAlign w:val="center"/>
+            <w:hideMark/>
+          </w:tcPr>
+          <w:p>
+            <w:pPr>
+              <w:spacing w:after="0" w:line="240" w:lineRule="auto"/>
+              <w:jc w:val="center"/>
+              <w:rPr>
+                <w:rFonts w:ascii="Aptos Narrow" w:eastAsia="Times New Roman" w:hAnsi="Aptos Narrow" w:cs="Times New Roman"/>
+                <w:color w:val="000000"/>
+                <w:lang w:val="en-NZ" w:eastAsia="es-CO"/>
+              </w:rPr>
+            </w:pPr>
+            <w:r>
+              <w:rPr>
+                <w:rFonts w:ascii="Aptos Narrow" w:eastAsia="Times New Roman" w:hAnsi="Aptos Narrow" w:cs="Times New Roman"/>
+                <w:color w:val="000000"/>
+                <w:lang w:val="en-NZ" w:eastAsia="es-CO"/>
+              </w:rPr>
+              <w:t>7.6</w:t>
+            </w:r>
+          </w:p>
+        </w:tc>
+        <w:tc>
+          <w:tcPr>
+            <w:tcW w:w="4840" w:type="dxa"/>
+            <w:tcBorders>
+              <w:top w:val="nil"/>
+              <w:left w:val="nil"/>
+              <w:bottom w:val="single" w:sz="4" w:space="0" w:color="auto"/>
+              <w:right w:val="nil"/>
+            </w:tcBorders>
+            <w:noWrap/>
+            <w:vAlign w:val="center"/>
+            <w:hideMark/>
+          </w:tcPr>
+          <w:p>
+            <w:pPr>
+              <w:spacing w:after="0" w:line="240" w:lineRule="auto"/>
+              <w:rPr>
+                <w:rFonts w:ascii="Aptos Narrow" w:eastAsia="Times New Roman" w:hAnsi="Aptos Narrow" w:cs="Times New Roman"/>
+                <w:color w:val="000000"/>
+                <w:lang w:val="en-NZ" w:eastAsia="es-CO"/>
+              </w:rPr>
+            </w:pPr>
+            <w:r>
+              <w:rPr>
+                <w:rFonts w:ascii="Aptos Narrow" w:eastAsia="Times New Roman" w:hAnsi="Aptos Narrow" w:cs="Times New Roman"/>
+                <w:color w:val="000000"/>
+                <w:lang w:val="en-NZ" w:eastAsia="es-CO"/>
+              </w:rPr>
+              <w:t>Real world requires teamwork</w:t>
+            </w:r>
+          </w:p>
+        </w:tc>
+      </w:tr>
+      <w:tr>
+        <w:trPr>
+          <w:trHeight w:val="300"/>
+          <w:jc w:val="center"/>
+        </w:trPr>
+        <w:tc>
+          <w:tcPr>
+            <w:tcW w:w="1900" w:type="dxa"/>
+            <w:vMerge/>
+            <w:tcBorders>
+              <w:top w:val="nil"/>
+              <w:left w:val="nil"/>
+              <w:bottom w:val="single" w:sz="4" w:space="0" w:color="000000"/>
+              <w:right w:val="nil"/>
+            </w:tcBorders>
+            <w:vAlign w:val="center"/>
+            <w:hideMark/>
+          </w:tcPr>
+          <w:p>
+            <w:pPr>
+              <w:spacing w:after="0" w:line="240" w:lineRule="auto"/>
+              <w:rPr>
+                <w:rFonts w:ascii="Aptos Narrow" w:eastAsia="Times New Roman" w:hAnsi="Aptos Narrow" w:cs="Times New Roman"/>
+                <w:color w:val="000000"/>
+                <w:lang w:val="en-NZ" w:eastAsia="es-CO"/>
+              </w:rPr>
+            </w:pPr>
+          </w:p>
+        </w:tc>
+        <w:tc>
+          <w:tcPr>
+            <w:tcW w:w="600" w:type="dxa"/>
+            <w:tcBorders>
+              <w:top w:val="nil"/>
+              <w:left w:val="nil"/>
+              <w:bottom w:val="single" w:sz="4" w:space="0" w:color="auto"/>
+              <w:right w:val="nil"/>
+            </w:tcBorders>
+            <w:noWrap/>
+            <w:vAlign w:val="center"/>
+            <w:hideMark/>
+          </w:tcPr>
+          <w:p>
+            <w:pPr>
+              <w:spacing w:after="0" w:line="240" w:lineRule="auto"/>
+              <w:jc w:val="center"/>
+              <w:rPr>
+                <w:rFonts w:ascii="Aptos Narrow" w:eastAsia="Times New Roman" w:hAnsi="Aptos Narrow" w:cs="Times New Roman"/>
+                <w:color w:val="000000"/>
+                <w:lang w:val="en-NZ" w:eastAsia="es-CO"/>
+              </w:rPr>
+            </w:pPr>
+            <w:r>
+              <w:rPr>
+                <w:rFonts w:ascii="Aptos Narrow" w:eastAsia="Times New Roman" w:hAnsi="Aptos Narrow" w:cs="Times New Roman"/>
+                <w:color w:val="000000"/>
+                <w:lang w:val="en-NZ" w:eastAsia="es-CO"/>
+              </w:rPr>
+              <w:t>7.7</w:t>
+            </w:r>
+          </w:p>
+        </w:tc>
+        <w:tc>
+          <w:tcPr>
+            <w:tcW w:w="4840" w:type="dxa"/>
+            <w:tcBorders>
+              <w:top w:val="nil"/>
+              <w:left w:val="nil"/>
+              <w:bottom w:val="single" w:sz="4" w:space="0" w:color="auto"/>
+              <w:right w:val="nil"/>
+            </w:tcBorders>
+            <w:noWrap/>
+            <w:vAlign w:val="center"/>
+            <w:hideMark/>
+          </w:tcPr>
+          <w:p>
+            <w:pPr>
+              <w:spacing w:after="0" w:line="240" w:lineRule="auto"/>
+              <w:rPr>
+                <w:rFonts w:ascii="Aptos Narrow" w:eastAsia="Times New Roman" w:hAnsi="Aptos Narrow" w:cs="Times New Roman"/>
+                <w:color w:val="000000"/>
+                <w:lang w:val="en-NZ" w:eastAsia="es-CO"/>
+              </w:rPr>
+            </w:pPr>
+            <w:r>
+              <w:rPr>
+                <w:rFonts w:ascii="Aptos Narrow" w:eastAsia="Times New Roman" w:hAnsi="Aptos Narrow" w:cs="Times New Roman"/>
+                <w:color w:val="000000"/>
+                <w:lang w:val="en-NZ" w:eastAsia="es-CO"/>
+              </w:rPr>
+              <w:t>Learning is seen only later in life</w:t>
+            </w:r>
+          </w:p>
+        </w:tc>
+      </w:tr>
+      <w:tr>
+        <w:trPr>
+          <w:trHeight w:val="300"/>
+          <w:jc w:val="center"/>
+        </w:trPr>
+        <w:tc>
+          <w:tcPr>
+            <w:tcW w:w="1900" w:type="dxa"/>
+            <w:vMerge w:val="restart"/>
+            <w:tcBorders>
+              <w:top w:val="nil"/>
+              <w:left w:val="nil"/>
+              <w:bottom w:val="single" w:sz="4" w:space="0" w:color="000000"/>
+              <w:right w:val="nil"/>
+            </w:tcBorders>
+            <w:vAlign w:val="center"/>
+            <w:hideMark/>
+          </w:tcPr>
+          <w:p>
+            <w:pPr>
+              <w:spacing w:after="0" w:line="240" w:lineRule="auto"/>
+              <w:jc w:val="center"/>
+              <w:rPr>
+                <w:rFonts w:ascii="Aptos Narrow" w:eastAsia="Times New Roman" w:hAnsi="Aptos Narrow" w:cs="Times New Roman"/>
+                <w:color w:val="000000"/>
+                <w:lang w:val="en-NZ" w:eastAsia="es-CO"/>
+              </w:rPr>
+            </w:pPr>
+            <w:r>
+              <w:rPr>
+                <w:rFonts w:ascii="Aptos Narrow" w:eastAsia="Times New Roman" w:hAnsi="Aptos Narrow" w:cs="Times New Roman"/>
+                <w:color w:val="000000"/>
+                <w:lang w:val="en-NZ" w:eastAsia="es-CO"/>
+              </w:rPr>
+              <w:lastRenderedPageBreak/>
+              <w:t>Issues of structure</w:t>
+            </w:r>
+          </w:p>
+        </w:tc>
+        <w:tc>
+          <w:tcPr>
+            <w:tcW w:w="600" w:type="dxa"/>
+            <w:tcBorders>
+              <w:top w:val="nil"/>
+              <w:left w:val="nil"/>
+              <w:bottom w:val="single" w:sz="4" w:space="0" w:color="auto"/>
+              <w:right w:val="nil"/>
+            </w:tcBorders>
+            <w:noWrap/>
+            <w:vAlign w:val="center"/>
+            <w:hideMark/>
+          </w:tcPr>
+          <w:p>
+            <w:pPr>
+              <w:spacing w:after="0" w:line="240" w:lineRule="auto"/>
+              <w:jc w:val="center"/>
+              <w:rPr>
+                <w:rFonts w:ascii="Aptos Narrow" w:eastAsia="Times New Roman" w:hAnsi="Aptos Narrow" w:cs="Times New Roman"/>
+                <w:color w:val="000000"/>
+                <w:lang w:val="en-NZ" w:eastAsia="es-CO"/>
+              </w:rPr>
+            </w:pPr>
+            <w:r>
+              <w:rPr>
+                <w:rFonts w:ascii="Aptos Narrow" w:eastAsia="Times New Roman" w:hAnsi="Aptos Narrow" w:cs="Times New Roman"/>
+                <w:color w:val="000000"/>
+                <w:lang w:val="en-NZ" w:eastAsia="es-CO"/>
+              </w:rPr>
+              <w:t>8.1</w:t>
+            </w:r>
+          </w:p>
+        </w:tc>
+        <w:tc>
+          <w:tcPr>
+            <w:tcW w:w="4840" w:type="dxa"/>
+            <w:tcBorders>
+              <w:top w:val="nil"/>
+              <w:left w:val="nil"/>
+              <w:bottom w:val="single" w:sz="4" w:space="0" w:color="auto"/>
+              <w:right w:val="nil"/>
+            </w:tcBorders>
+            <w:noWrap/>
+            <w:vAlign w:val="center"/>
+            <w:hideMark/>
+          </w:tcPr>
+          <w:p>
+            <w:pPr>
+              <w:spacing w:after="0" w:line="240" w:lineRule="auto"/>
+              <w:rPr>
+                <w:rFonts w:ascii="Aptos Narrow" w:eastAsia="Times New Roman" w:hAnsi="Aptos Narrow" w:cs="Times New Roman"/>
+                <w:color w:val="000000"/>
+                <w:lang w:val="en-NZ" w:eastAsia="es-CO"/>
+              </w:rPr>
+            </w:pPr>
+            <w:r>
+              <w:rPr>
+                <w:rFonts w:ascii="Aptos Narrow" w:eastAsia="Times New Roman" w:hAnsi="Aptos Narrow" w:cs="Times New Roman"/>
+                <w:color w:val="000000"/>
+                <w:lang w:val="en-NZ" w:eastAsia="es-CO"/>
+              </w:rPr>
+              <w:t>What is expected has not been taught</w:t>
+            </w:r>
+          </w:p>
+        </w:tc>
+      </w:tr>
+      <w:tr>
+        <w:trPr>
+          <w:trHeight w:val="300"/>
+          <w:jc w:val="center"/>
+        </w:trPr>
+        <w:tc>
+          <w:tcPr>
+            <w:tcW w:w="1900" w:type="dxa"/>
+            <w:vMerge/>
+            <w:tcBorders>
+              <w:top w:val="nil"/>
+              <w:left w:val="nil"/>
+              <w:bottom w:val="single" w:sz="4" w:space="0" w:color="000000"/>
+              <w:right w:val="nil"/>
+            </w:tcBorders>
+            <w:vAlign w:val="center"/>
+            <w:hideMark/>
+          </w:tcPr>
+          <w:p>
+            <w:pPr>
+              <w:spacing w:after="0" w:line="240" w:lineRule="auto"/>
+              <w:rPr>
+                <w:rFonts w:ascii="Aptos Narrow" w:eastAsia="Times New Roman" w:hAnsi="Aptos Narrow" w:cs="Times New Roman"/>
+                <w:color w:val="000000"/>
+                <w:lang w:val="en-NZ" w:eastAsia="es-CO"/>
+              </w:rPr>
+            </w:pPr>
+          </w:p>
+        </w:tc>
+        <w:tc>
+          <w:tcPr>
+            <w:tcW w:w="600" w:type="dxa"/>
+            <w:tcBorders>
+              <w:top w:val="nil"/>
+              <w:left w:val="nil"/>
+              <w:bottom w:val="single" w:sz="4" w:space="0" w:color="auto"/>
+              <w:right w:val="nil"/>
+            </w:tcBorders>
+            <w:noWrap/>
+            <w:vAlign w:val="center"/>
+            <w:hideMark/>
+          </w:tcPr>
+          <w:p>
+            <w:pPr>
+              <w:spacing w:after="0" w:line="240" w:lineRule="auto"/>
+              <w:jc w:val="center"/>
+              <w:rPr>
+                <w:rFonts w:ascii="Aptos Narrow" w:eastAsia="Times New Roman" w:hAnsi="Aptos Narrow" w:cs="Times New Roman"/>
+                <w:color w:val="000000"/>
+                <w:lang w:val="en-NZ" w:eastAsia="es-CO"/>
+              </w:rPr>
+            </w:pPr>
+            <w:r>
+              <w:rPr>
+                <w:rFonts w:ascii="Aptos Narrow" w:eastAsia="Times New Roman" w:hAnsi="Aptos Narrow" w:cs="Times New Roman"/>
+                <w:color w:val="000000"/>
+                <w:lang w:val="en-NZ" w:eastAsia="es-CO"/>
+              </w:rPr>
+              <w:t>8.2</w:t>
+            </w:r>
+          </w:p>
+        </w:tc>
+        <w:tc>
+          <w:tcPr>
+            <w:tcW w:w="4840" w:type="dxa"/>
+            <w:tcBorders>
+              <w:top w:val="nil"/>
+              <w:left w:val="nil"/>
+              <w:bottom w:val="single" w:sz="4" w:space="0" w:color="auto"/>
+              <w:right w:val="nil"/>
+            </w:tcBorders>
+            <w:noWrap/>
+            <w:vAlign w:val="center"/>
+            <w:hideMark/>
+          </w:tcPr>
+          <w:p>
+            <w:pPr>
+              <w:spacing w:after="0" w:line="240" w:lineRule="auto"/>
+              <w:rPr>
+                <w:rFonts w:ascii="Aptos Narrow" w:eastAsia="Times New Roman" w:hAnsi="Aptos Narrow" w:cs="Times New Roman"/>
+                <w:color w:val="000000"/>
+                <w:lang w:val="en-NZ" w:eastAsia="es-CO"/>
+              </w:rPr>
+            </w:pPr>
+            <w:r>
+              <w:rPr>
+                <w:rFonts w:ascii="Aptos Narrow" w:eastAsia="Times New Roman" w:hAnsi="Aptos Narrow" w:cs="Times New Roman"/>
+                <w:color w:val="000000"/>
+                <w:lang w:val="en-NZ" w:eastAsia="es-CO"/>
+              </w:rPr>
+              <w:t>The teaching staff also needed to collaborate</w:t>
+            </w:r>
+          </w:p>
+        </w:tc>
+      </w:tr>
+      <w:tr>
+        <w:trPr>
+          <w:trHeight w:val="300"/>
+          <w:jc w:val="center"/>
+        </w:trPr>
+        <w:tc>
+          <w:tcPr>
+            <w:tcW w:w="1900" w:type="dxa"/>
+            <w:vMerge/>
+            <w:tcBorders>
+              <w:top w:val="nil"/>
+              <w:left w:val="nil"/>
+              <w:bottom w:val="single" w:sz="4" w:space="0" w:color="000000"/>
+              <w:right w:val="nil"/>
+            </w:tcBorders>
+            <w:vAlign w:val="center"/>
+            <w:hideMark/>
+          </w:tcPr>
+          <w:p>
+            <w:pPr>
+              <w:spacing w:after="0" w:line="240" w:lineRule="auto"/>
+              <w:rPr>
+                <w:rFonts w:ascii="Aptos Narrow" w:eastAsia="Times New Roman" w:hAnsi="Aptos Narrow" w:cs="Times New Roman"/>
+                <w:color w:val="000000"/>
+                <w:lang w:val="en-NZ" w:eastAsia="es-CO"/>
+              </w:rPr>
+            </w:pPr>
+          </w:p>
+        </w:tc>
+        <w:tc>
+          <w:tcPr>
+            <w:tcW w:w="600" w:type="dxa"/>
+            <w:tcBorders>
+              <w:top w:val="nil"/>
+              <w:left w:val="nil"/>
+              <w:bottom w:val="single" w:sz="4" w:space="0" w:color="auto"/>
+              <w:right w:val="nil"/>
+            </w:tcBorders>
+            <w:noWrap/>
+            <w:vAlign w:val="center"/>
+            <w:hideMark/>
+          </w:tcPr>
+          <w:p>
+            <w:pPr>
+              <w:spacing w:after="0" w:line="240" w:lineRule="auto"/>
+              <w:jc w:val="center"/>
+              <w:rPr>
+                <w:rFonts w:ascii="Aptos Narrow" w:eastAsia="Times New Roman" w:hAnsi="Aptos Narrow" w:cs="Times New Roman"/>
+                <w:color w:val="000000"/>
+                <w:lang w:val="en-NZ" w:eastAsia="es-CO"/>
+              </w:rPr>
+            </w:pPr>
+            <w:r>
+              <w:rPr>
+                <w:rFonts w:ascii="Aptos Narrow" w:eastAsia="Times New Roman" w:hAnsi="Aptos Narrow" w:cs="Times New Roman"/>
+                <w:color w:val="000000"/>
+                <w:lang w:val="en-NZ" w:eastAsia="es-CO"/>
+              </w:rPr>
+              <w:t>8.3</w:t>
+            </w:r>
+          </w:p>
+        </w:tc>
+        <w:tc>
+          <w:tcPr>
+            <w:tcW w:w="4840" w:type="dxa"/>
+            <w:tcBorders>
+              <w:top w:val="nil"/>
+              <w:left w:val="nil"/>
+              <w:bottom w:val="single" w:sz="4" w:space="0" w:color="auto"/>
+              <w:right w:val="nil"/>
+            </w:tcBorders>
+            <w:noWrap/>
+            <w:vAlign w:val="center"/>
+            <w:hideMark/>
+          </w:tcPr>
+          <w:p>
+            <w:pPr>
+              <w:spacing w:after="0" w:line="240" w:lineRule="auto"/>
+              <w:rPr>
+                <w:rFonts w:ascii="Aptos Narrow" w:eastAsia="Times New Roman" w:hAnsi="Aptos Narrow" w:cs="Times New Roman"/>
+                <w:color w:val="000000"/>
+                <w:lang w:val="en-NZ" w:eastAsia="es-CO"/>
+              </w:rPr>
+            </w:pPr>
+            <w:r>
+              <w:rPr>
+                <w:rFonts w:ascii="Aptos Narrow" w:eastAsia="Times New Roman" w:hAnsi="Aptos Narrow" w:cs="Times New Roman"/>
+                <w:color w:val="000000"/>
+                <w:lang w:val="en-NZ" w:eastAsia="es-CO"/>
+              </w:rPr>
+              <w:t>Different goals for different students</w:t>
+            </w:r>
+          </w:p>
+        </w:tc>
+      </w:tr>
+      <w:tr>
+        <w:trPr>
+          <w:trHeight w:val="600"/>
+          <w:jc w:val="center"/>
+        </w:trPr>
+        <w:tc>
+          <w:tcPr>
+            <w:tcW w:w="1900" w:type="dxa"/>
+            <w:vMerge w:val="restart"/>
+            <w:tcBorders>
+              <w:top w:val="nil"/>
+              <w:left w:val="nil"/>
+              <w:bottom w:val="single" w:sz="4" w:space="0" w:color="000000"/>
+              <w:right w:val="nil"/>
+            </w:tcBorders>
+            <w:vAlign w:val="center"/>
+            <w:hideMark/>
+          </w:tcPr>
+          <w:p>
+            <w:pPr>
+              <w:spacing w:after="0" w:line="240" w:lineRule="auto"/>
+              <w:jc w:val="center"/>
+              <w:rPr>
+                <w:rFonts w:ascii="Aptos Narrow" w:eastAsia="Times New Roman" w:hAnsi="Aptos Narrow" w:cs="Times New Roman"/>
+                <w:color w:val="000000"/>
+                <w:lang w:val="en-NZ" w:eastAsia="es-CO"/>
+              </w:rPr>
+            </w:pPr>
+            <w:r>
+              <w:rPr>
+                <w:rFonts w:ascii="Aptos Narrow" w:eastAsia="Times New Roman" w:hAnsi="Aptos Narrow" w:cs="Times New Roman"/>
+                <w:color w:val="000000"/>
+                <w:lang w:val="en-NZ" w:eastAsia="es-CO"/>
+              </w:rPr>
+              <w:t>Administrative issues</w:t>
+            </w:r>
+          </w:p>
+        </w:tc>
+        <w:tc>
+          <w:tcPr>
+            <w:tcW w:w="600" w:type="dxa"/>
+            <w:tcBorders>
+              <w:top w:val="nil"/>
+              <w:left w:val="nil"/>
+              <w:bottom w:val="single" w:sz="4" w:space="0" w:color="auto"/>
+              <w:right w:val="nil"/>
+            </w:tcBorders>
+            <w:noWrap/>
+            <w:vAlign w:val="center"/>
+            <w:hideMark/>
+          </w:tcPr>
+          <w:p>
+            <w:pPr>
+              <w:spacing w:after="0" w:line="240" w:lineRule="auto"/>
+              <w:jc w:val="center"/>
+              <w:rPr>
+                <w:rFonts w:ascii="Aptos Narrow" w:eastAsia="Times New Roman" w:hAnsi="Aptos Narrow" w:cs="Times New Roman"/>
+                <w:color w:val="000000"/>
+                <w:lang w:val="en-NZ" w:eastAsia="es-CO"/>
+              </w:rPr>
+            </w:pPr>
+            <w:r>
+              <w:rPr>
+                <w:rFonts w:ascii="Aptos Narrow" w:eastAsia="Times New Roman" w:hAnsi="Aptos Narrow" w:cs="Times New Roman"/>
+                <w:color w:val="000000"/>
+                <w:lang w:val="en-NZ" w:eastAsia="es-CO"/>
+              </w:rPr>
+              <w:t>9.1</w:t>
+            </w:r>
+          </w:p>
+        </w:tc>
+        <w:tc>
+          <w:tcPr>
+            <w:tcW w:w="4840" w:type="dxa"/>
+            <w:tcBorders>
+              <w:top w:val="nil"/>
+              <w:left w:val="nil"/>
+              <w:bottom w:val="single" w:sz="4" w:space="0" w:color="auto"/>
+              <w:right w:val="nil"/>
+            </w:tcBorders>
+            <w:noWrap/>
+            <w:vAlign w:val="center"/>
+            <w:hideMark/>
+          </w:tcPr>
+          <w:p>
+            <w:pPr>
+              <w:spacing w:after="0" w:line="240" w:lineRule="auto"/>
+              <w:rPr>
+                <w:rFonts w:ascii="Aptos Narrow" w:eastAsia="Times New Roman" w:hAnsi="Aptos Narrow" w:cs="Times New Roman"/>
+                <w:color w:val="000000"/>
+                <w:lang w:val="en-NZ" w:eastAsia="es-CO"/>
+              </w:rPr>
+            </w:pPr>
+            <w:r>
+              <w:rPr>
+                <w:rFonts w:ascii="Aptos Narrow" w:eastAsia="Times New Roman" w:hAnsi="Aptos Narrow" w:cs="Times New Roman"/>
+                <w:color w:val="000000"/>
+                <w:lang w:val="en-NZ" w:eastAsia="es-CO"/>
+              </w:rPr>
+              <w:t>The use of collective knowledge</w:t>
+            </w:r>
+          </w:p>
+        </w:tc>
+      </w:tr>
+      <w:tr>
+        <w:trPr>
+          <w:trHeight w:val="300"/>
+          <w:jc w:val="center"/>
+        </w:trPr>
+        <w:tc>
+          <w:tcPr>
+            <w:tcW w:w="1900" w:type="dxa"/>
+            <w:vMerge/>
+            <w:tcBorders>
+              <w:top w:val="nil"/>
+              <w:left w:val="nil"/>
+              <w:bottom w:val="single" w:sz="4" w:space="0" w:color="000000"/>
+              <w:right w:val="nil"/>
+            </w:tcBorders>
+            <w:vAlign w:val="center"/>
+            <w:hideMark/>
+          </w:tcPr>
+          <w:p>
+            <w:pPr>
+              <w:spacing w:after="0" w:line="240" w:lineRule="auto"/>
+              <w:rPr>
+                <w:rFonts w:ascii="Aptos Narrow" w:eastAsia="Times New Roman" w:hAnsi="Aptos Narrow" w:cs="Times New Roman"/>
+                <w:color w:val="000000"/>
+                <w:lang w:val="en-NZ" w:eastAsia="es-CO"/>
+              </w:rPr>
+            </w:pPr>
+          </w:p>
+        </w:tc>
+        <w:tc>
+          <w:tcPr>
+            <w:tcW w:w="600" w:type="dxa"/>
+            <w:tcBorders>
+              <w:top w:val="nil"/>
+              <w:left w:val="nil"/>
+              <w:bottom w:val="single" w:sz="4" w:space="0" w:color="auto"/>
+              <w:right w:val="nil"/>
+            </w:tcBorders>
+            <w:noWrap/>
+            <w:vAlign w:val="center"/>
+            <w:hideMark/>
+          </w:tcPr>
+          <w:p>
+            <w:pPr>
+              <w:spacing w:after="0" w:line="240" w:lineRule="auto"/>
+              <w:jc w:val="center"/>
+              <w:rPr>
+                <w:rFonts w:ascii="Aptos Narrow" w:eastAsia="Times New Roman" w:hAnsi="Aptos Narrow" w:cs="Times New Roman"/>
+                <w:color w:val="000000"/>
+                <w:lang w:val="en-NZ" w:eastAsia="es-CO"/>
+              </w:rPr>
+            </w:pPr>
+            <w:r>
+              <w:rPr>
+                <w:rFonts w:ascii="Aptos Narrow" w:eastAsia="Times New Roman" w:hAnsi="Aptos Narrow" w:cs="Times New Roman"/>
+                <w:color w:val="000000"/>
+                <w:lang w:val="en-NZ" w:eastAsia="es-CO"/>
+              </w:rPr>
+              <w:t>9.2</w:t>
+            </w:r>
+          </w:p>
+        </w:tc>
+        <w:tc>
+          <w:tcPr>
+            <w:tcW w:w="4840" w:type="dxa"/>
+            <w:tcBorders>
+              <w:top w:val="nil"/>
+              <w:left w:val="nil"/>
+              <w:bottom w:val="single" w:sz="4" w:space="0" w:color="auto"/>
+              <w:right w:val="nil"/>
+            </w:tcBorders>
+            <w:noWrap/>
+            <w:vAlign w:val="center"/>
+            <w:hideMark/>
+          </w:tcPr>
+          <w:p>
+            <w:pPr>
+              <w:spacing w:after="0" w:line="240" w:lineRule="auto"/>
+              <w:rPr>
+                <w:rFonts w:ascii="Aptos Narrow" w:eastAsia="Times New Roman" w:hAnsi="Aptos Narrow" w:cs="Times New Roman"/>
+                <w:color w:val="000000"/>
+                <w:lang w:val="en-NZ" w:eastAsia="es-CO"/>
+              </w:rPr>
+            </w:pPr>
+            <w:r>
+              <w:rPr>
+                <w:rFonts w:ascii="Aptos Narrow" w:eastAsia="Times New Roman" w:hAnsi="Aptos Narrow" w:cs="Times New Roman"/>
+                <w:color w:val="000000"/>
+                <w:lang w:val="en-NZ" w:eastAsia="es-CO"/>
+              </w:rPr>
+              <w:t>Use of external experts</w:t>
+            </w:r>
+          </w:p>
+        </w:tc>
+      </w:tr>
+    </w:tbl>
+    <w:p>
+      <w:pPr>
+        <w:rPr>
+          <w:lang w:val="en-NZ"/>
+        </w:rPr>
+      </w:pPr>
+    </w:p>
+    <w:p>
+      <w:pPr>
+        <w:pStyle w:val="Ttulo1"/>
+        <w:rPr>
+          <w:sz w:val="22"/>
+          <w:szCs w:val="22"/>
+          <w:lang w:val="en-NZ"/>
+        </w:rPr>
+      </w:pPr>
+      <w:r>
+        <w:rPr>
+          <w:sz w:val="22"/>
+          <w:szCs w:val="22"/>
           <w:lang w:val="en-NZ"/>
         </w:rPr>
         <w:t>6.11 Conclusions</w:t>
@@ -19932,6 +22666,19 @@
           <w:lang w:val="en-NZ"/>
         </w:rPr>
         <w:t>Well stablished tools for work, it was hard for WorkshopAR to fit in there. The app found it niche in the social aspects of the groupwork</w:t>
+      </w:r>
+    </w:p>
+    <w:p>
+      <w:pPr>
+        <w:rPr>
+          <w:lang w:val="en-NZ"/>
+        </w:rPr>
+      </w:pPr>
+      <w:r>
+        <w:rPr>
+          <w:lang w:val="en-NZ"/>
+        </w:rPr>
+        <w:t>Teaching staff not included and was important, a missed oportunity</w:t>
       </w:r>
     </w:p>
     <w:p>
@@ -19966,7 +22713,7 @@
 </file>
 
 <file path=word/endnotes.xml><?xml version="1.0" encoding="utf-8"?>
-<w:endnotes xmlns:wpc="http://schemas.microsoft.com/office/word/2010/wordprocessingCanvas" xmlns:cx="http://schemas.microsoft.com/office/drawing/2014/chartex" xmlns:cx1="http://schemas.microsoft.com/office/drawing/2015/9/8/chartex" xmlns:cx2="http://schemas.microsoft.com/office/drawing/2015/10/21/chartex" xmlns:cx3="http://schemas.microsoft.com/office/drawing/2016/5/9/chartex" xmlns:cx4="http://schemas.microsoft.com/office/drawing/2016/5/10/chartex" xmlns:cx5="http://schemas.microsoft.com/office/drawing/2016/5/11/chartex" xmlns:cx6="http://schemas.microsoft.com/office/drawing/2016/5/12/chartex" xmlns:cx7="http://schemas.microsoft.com/office/drawing/2016/5/13/chartex" xmlns:cx8="http://schemas.microsoft.com/office/drawing/2016/5/14/chartex" xmlns:mc="http://schemas.openxmlformats.org/markup-compatibility/2006" xmlns:aink="http://schemas.microsoft.com/office/drawing/2016/ink" xmlns:am3d="http://schemas.microsoft.com/office/drawing/2017/model3d" xmlns:o="urn:schemas-microsoft-com:office:office" xmlns:r="http://schemas.openxmlformats.org/officeDocument/2006/relationships" xmlns:m="http://schemas.openxmlformats.org/officeDocument/2006/math" xmlns:v="urn:schemas-microsoft-com:vml" xmlns:wp14="http://schemas.microsoft.com/office/word/2010/wordprocessingDrawing" xmlns:wp="http://schemas.openxmlformats.org/drawingml/2006/wordprocessingDrawing" xmlns:w10="urn:schemas-microsoft-com:office:word" xmlns:w="http://schemas.openxmlformats.org/wordprocessingml/2006/main" xmlns:w14="http://schemas.microsoft.com/office/word/2010/wordml" xmlns:w15="http://schemas.microsoft.com/office/word/2012/wordml" xmlns:w16cex="http://schemas.microsoft.com/office/word/2018/wordml/cex" xmlns:w16cid="http://schemas.microsoft.com/office/word/2016/wordml/cid" xmlns:w16="http://schemas.microsoft.com/office/word/2018/wordml" xmlns:w16sdtdh="http://schemas.microsoft.com/office/word/2020/wordml/sdtdatahash" xmlns:w16se="http://schemas.microsoft.com/office/word/2015/wordml/symex" xmlns:wpg="http://schemas.microsoft.com/office/word/2010/wordprocessingGroup" xmlns:wpi="http://schemas.microsoft.com/office/word/2010/wordprocessingInk" xmlns:wne="http://schemas.microsoft.com/office/word/2006/wordml" xmlns:wps="http://schemas.microsoft.com/office/word/2010/wordprocessingShape" mc:Ignorable="w14 w15 w16se w16cid w16 w16cex w16sdtdh wp14">
+<w:endnotes xmlns:wpc="http://schemas.microsoft.com/office/word/2010/wordprocessingCanvas" xmlns:cx="http://schemas.microsoft.com/office/drawing/2014/chartex" xmlns:cx1="http://schemas.microsoft.com/office/drawing/2015/9/8/chartex" xmlns:cx2="http://schemas.microsoft.com/office/drawing/2015/10/21/chartex" xmlns:cx3="http://schemas.microsoft.com/office/drawing/2016/5/9/chartex" xmlns:cx4="http://schemas.microsoft.com/office/drawing/2016/5/10/chartex" xmlns:cx5="http://schemas.microsoft.com/office/drawing/2016/5/11/chartex" xmlns:cx6="http://schemas.microsoft.com/office/drawing/2016/5/12/chartex" xmlns:cx7="http://schemas.microsoft.com/office/drawing/2016/5/13/chartex" xmlns:cx8="http://schemas.microsoft.com/office/drawing/2016/5/14/chartex" xmlns:mc="http://schemas.openxmlformats.org/markup-compatibility/2006" xmlns:aink="http://schemas.microsoft.com/office/drawing/2016/ink" xmlns:am3d="http://schemas.microsoft.com/office/drawing/2017/model3d" xmlns:o="urn:schemas-microsoft-com:office:office" xmlns:oel="http://schemas.microsoft.com/office/2019/extlst" xmlns:r="http://schemas.openxmlformats.org/officeDocument/2006/relationships" xmlns:m="http://schemas.openxmlformats.org/officeDocument/2006/math" xmlns:v="urn:schemas-microsoft-com:vml" xmlns:wp14="http://schemas.microsoft.com/office/word/2010/wordprocessingDrawing" xmlns:wp="http://schemas.openxmlformats.org/drawingml/2006/wordprocessingDrawing" xmlns:w10="urn:schemas-microsoft-com:office:word" xmlns:w="http://schemas.openxmlformats.org/wordprocessingml/2006/main" xmlns:w14="http://schemas.microsoft.com/office/word/2010/wordml" xmlns:w15="http://schemas.microsoft.com/office/word/2012/wordml" xmlns:w16cex="http://schemas.microsoft.com/office/word/2018/wordml/cex" xmlns:w16cid="http://schemas.microsoft.com/office/word/2016/wordml/cid" xmlns:w16="http://schemas.microsoft.com/office/word/2018/wordml" xmlns:w16du="http://schemas.microsoft.com/office/word/2023/wordml/word16du" xmlns:w16sdtdh="http://schemas.microsoft.com/office/word/2020/wordml/sdtdatahash" xmlns:w16sdtfl="http://schemas.microsoft.com/office/word/2024/wordml/sdtformatlock" xmlns:w16se="http://schemas.microsoft.com/office/word/2015/wordml/symex" xmlns:wpg="http://schemas.microsoft.com/office/word/2010/wordprocessingGroup" xmlns:wpi="http://schemas.microsoft.com/office/word/2010/wordprocessingInk" xmlns:wne="http://schemas.microsoft.com/office/word/2006/wordml" xmlns:wps="http://schemas.microsoft.com/office/word/2010/wordprocessingShape" mc:Ignorable="w14 w15 w16se w16cid w16 w16cex w16sdtdh w16sdtfl w16du wp14">
   <w:endnote w:type="separator" w:id="-1">
     <w:p>
       <w:pPr>
@@ -19991,7 +22738,7 @@
 </file>
 
 <file path=word/footnotes.xml><?xml version="1.0" encoding="utf-8"?>
-<w:footnotes xmlns:wpc="http://schemas.microsoft.com/office/word/2010/wordprocessingCanvas" xmlns:cx="http://schemas.microsoft.com/office/drawing/2014/chartex" xmlns:cx1="http://schemas.microsoft.com/office/drawing/2015/9/8/chartex" xmlns:cx2="http://schemas.microsoft.com/office/drawing/2015/10/21/chartex" xmlns:cx3="http://schemas.microsoft.com/office/drawing/2016/5/9/chartex" xmlns:cx4="http://schemas.microsoft.com/office/drawing/2016/5/10/chartex" xmlns:cx5="http://schemas.microsoft.com/office/drawing/2016/5/11/chartex" xmlns:cx6="http://schemas.microsoft.com/office/drawing/2016/5/12/chartex" xmlns:cx7="http://schemas.microsoft.com/office/drawing/2016/5/13/chartex" xmlns:cx8="http://schemas.microsoft.com/office/drawing/2016/5/14/chartex" xmlns:mc="http://schemas.openxmlformats.org/markup-compatibility/2006" xmlns:aink="http://schemas.microsoft.com/office/drawing/2016/ink" xmlns:am3d="http://schemas.microsoft.com/office/drawing/2017/model3d" xmlns:o="urn:schemas-microsoft-com:office:office" xmlns:r="http://schemas.openxmlformats.org/officeDocument/2006/relationships" xmlns:m="http://schemas.openxmlformats.org/officeDocument/2006/math" xmlns:v="urn:schemas-microsoft-com:vml" xmlns:wp14="http://schemas.microsoft.com/office/word/2010/wordprocessingDrawing" xmlns:wp="http://schemas.openxmlformats.org/drawingml/2006/wordprocessingDrawing" xmlns:w10="urn:schemas-microsoft-com:office:word" xmlns:w="http://schemas.openxmlformats.org/wordprocessingml/2006/main" xmlns:w14="http://schemas.microsoft.com/office/word/2010/wordml" xmlns:w15="http://schemas.microsoft.com/office/word/2012/wordml" xmlns:w16cex="http://schemas.microsoft.com/office/word/2018/wordml/cex" xmlns:w16cid="http://schemas.microsoft.com/office/word/2016/wordml/cid" xmlns:w16="http://schemas.microsoft.com/office/word/2018/wordml" xmlns:w16sdtdh="http://schemas.microsoft.com/office/word/2020/wordml/sdtdatahash" xmlns:w16se="http://schemas.microsoft.com/office/word/2015/wordml/symex" xmlns:wpg="http://schemas.microsoft.com/office/word/2010/wordprocessingGroup" xmlns:wpi="http://schemas.microsoft.com/office/word/2010/wordprocessingInk" xmlns:wne="http://schemas.microsoft.com/office/word/2006/wordml" xmlns:wps="http://schemas.microsoft.com/office/word/2010/wordprocessingShape" mc:Ignorable="w14 w15 w16se w16cid w16 w16cex w16sdtdh wp14">
+<w:footnotes xmlns:wpc="http://schemas.microsoft.com/office/word/2010/wordprocessingCanvas" xmlns:cx="http://schemas.microsoft.com/office/drawing/2014/chartex" xmlns:cx1="http://schemas.microsoft.com/office/drawing/2015/9/8/chartex" xmlns:cx2="http://schemas.microsoft.com/office/drawing/2015/10/21/chartex" xmlns:cx3="http://schemas.microsoft.com/office/drawing/2016/5/9/chartex" xmlns:cx4="http://schemas.microsoft.com/office/drawing/2016/5/10/chartex" xmlns:cx5="http://schemas.microsoft.com/office/drawing/2016/5/11/chartex" xmlns:cx6="http://schemas.microsoft.com/office/drawing/2016/5/12/chartex" xmlns:cx7="http://schemas.microsoft.com/office/drawing/2016/5/13/chartex" xmlns:cx8="http://schemas.microsoft.com/office/drawing/2016/5/14/chartex" xmlns:mc="http://schemas.openxmlformats.org/markup-compatibility/2006" xmlns:aink="http://schemas.microsoft.com/office/drawing/2016/ink" xmlns:am3d="http://schemas.microsoft.com/office/drawing/2017/model3d" xmlns:o="urn:schemas-microsoft-com:office:office" xmlns:oel="http://schemas.microsoft.com/office/2019/extlst" xmlns:r="http://schemas.openxmlformats.org/officeDocument/2006/relationships" xmlns:m="http://schemas.openxmlformats.org/officeDocument/2006/math" xmlns:v="urn:schemas-microsoft-com:vml" xmlns:wp14="http://schemas.microsoft.com/office/word/2010/wordprocessingDrawing" xmlns:wp="http://schemas.openxmlformats.org/drawingml/2006/wordprocessingDrawing" xmlns:w10="urn:schemas-microsoft-com:office:word" xmlns:w="http://schemas.openxmlformats.org/wordprocessingml/2006/main" xmlns:w14="http://schemas.microsoft.com/office/word/2010/wordml" xmlns:w15="http://schemas.microsoft.com/office/word/2012/wordml" xmlns:w16cex="http://schemas.microsoft.com/office/word/2018/wordml/cex" xmlns:w16cid="http://schemas.microsoft.com/office/word/2016/wordml/cid" xmlns:w16="http://schemas.microsoft.com/office/word/2018/wordml" xmlns:w16du="http://schemas.microsoft.com/office/word/2023/wordml/word16du" xmlns:w16sdtdh="http://schemas.microsoft.com/office/word/2020/wordml/sdtdatahash" xmlns:w16sdtfl="http://schemas.microsoft.com/office/word/2024/wordml/sdtformatlock" xmlns:w16se="http://schemas.microsoft.com/office/word/2015/wordml/symex" xmlns:wpg="http://schemas.microsoft.com/office/word/2010/wordprocessingGroup" xmlns:wpi="http://schemas.microsoft.com/office/word/2010/wordprocessingInk" xmlns:wne="http://schemas.microsoft.com/office/word/2006/wordml" xmlns:wps="http://schemas.microsoft.com/office/word/2010/wordprocessingShape" mc:Ignorable="w14 w15 w16se w16cid w16 w16cex w16sdtdh w16sdtfl w16du wp14">
   <w:footnote w:type="separator" w:id="-1">
     <w:p>
       <w:pPr>
@@ -20015,14 +22762,14 @@
   <w:footnote w:id="1">
     <w:p>
       <w:pPr>
-        <w:pStyle w:val="FootnoteText"/>
+        <w:pStyle w:val="Textonotapie"/>
         <w:rPr>
           <w:lang w:val="en-US"/>
         </w:rPr>
       </w:pPr>
       <w:r>
         <w:rPr>
-          <w:rStyle w:val="FootnoteReference"/>
+          <w:rStyle w:val="Refdenotaalpie"/>
         </w:rPr>
         <w:footnoteRef/>
       </w:r>
@@ -20032,7 +22779,7 @@
       <w:hyperlink r:id="rId1" w:history="1">
         <w:r>
           <w:rPr>
-            <w:rStyle w:val="Hyperlink"/>
+            <w:rStyle w:val="Hipervnculo"/>
           </w:rPr>
           <w:t>miro.com</w:t>
         </w:r>
@@ -20043,7 +22790,7 @@
 </file>
 
 <file path=word/numbering.xml><?xml version="1.0" encoding="utf-8"?>
-<w:numbering xmlns:wpc="http://schemas.microsoft.com/office/word/2010/wordprocessingCanvas" xmlns:cx="http://schemas.microsoft.com/office/drawing/2014/chartex" xmlns:cx1="http://schemas.microsoft.com/office/drawing/2015/9/8/chartex" xmlns:cx2="http://schemas.microsoft.com/office/drawing/2015/10/21/chartex" xmlns:cx3="http://schemas.microsoft.com/office/drawing/2016/5/9/chartex" xmlns:cx4="http://schemas.microsoft.com/office/drawing/2016/5/10/chartex" xmlns:cx5="http://schemas.microsoft.com/office/drawing/2016/5/11/chartex" xmlns:cx6="http://schemas.microsoft.com/office/drawing/2016/5/12/chartex" xmlns:cx7="http://schemas.microsoft.com/office/drawing/2016/5/13/chartex" xmlns:cx8="http://schemas.microsoft.com/office/drawing/2016/5/14/chartex" xmlns:mc="http://schemas.openxmlformats.org/markup-compatibility/2006" xmlns:aink="http://schemas.microsoft.com/office/drawing/2016/ink" xmlns:am3d="http://schemas.microsoft.com/office/drawing/2017/model3d" xmlns:o="urn:schemas-microsoft-com:office:office" xmlns:r="http://schemas.openxmlformats.org/officeDocument/2006/relationships" xmlns:m="http://schemas.openxmlformats.org/officeDocument/2006/math" xmlns:v="urn:schemas-microsoft-com:vml" xmlns:wp14="http://schemas.microsoft.com/office/word/2010/wordprocessingDrawing" xmlns:wp="http://schemas.openxmlformats.org/drawingml/2006/wordprocessingDrawing" xmlns:w10="urn:schemas-microsoft-com:office:word" xmlns:w="http://schemas.openxmlformats.org/wordprocessingml/2006/main" xmlns:w14="http://schemas.microsoft.com/office/word/2010/wordml" xmlns:w15="http://schemas.microsoft.com/office/word/2012/wordml" xmlns:w16cex="http://schemas.microsoft.com/office/word/2018/wordml/cex" xmlns:w16cid="http://schemas.microsoft.com/office/word/2016/wordml/cid" xmlns:w16="http://schemas.microsoft.com/office/word/2018/wordml" xmlns:w16sdtdh="http://schemas.microsoft.com/office/word/2020/wordml/sdtdatahash" xmlns:w16se="http://schemas.microsoft.com/office/word/2015/wordml/symex" xmlns:wpg="http://schemas.microsoft.com/office/word/2010/wordprocessingGroup" xmlns:wpi="http://schemas.microsoft.com/office/word/2010/wordprocessingInk" xmlns:wne="http://schemas.microsoft.com/office/word/2006/wordml" xmlns:wps="http://schemas.microsoft.com/office/word/2010/wordprocessingShape" mc:Ignorable="w14 w15 w16se w16cid w16 w16cex w16sdtdh wp14">
+<w:numbering xmlns:wpc="http://schemas.microsoft.com/office/word/2010/wordprocessingCanvas" xmlns:cx="http://schemas.microsoft.com/office/drawing/2014/chartex" xmlns:cx1="http://schemas.microsoft.com/office/drawing/2015/9/8/chartex" xmlns:cx2="http://schemas.microsoft.com/office/drawing/2015/10/21/chartex" xmlns:cx3="http://schemas.microsoft.com/office/drawing/2016/5/9/chartex" xmlns:cx4="http://schemas.microsoft.com/office/drawing/2016/5/10/chartex" xmlns:cx5="http://schemas.microsoft.com/office/drawing/2016/5/11/chartex" xmlns:cx6="http://schemas.microsoft.com/office/drawing/2016/5/12/chartex" xmlns:cx7="http://schemas.microsoft.com/office/drawing/2016/5/13/chartex" xmlns:cx8="http://schemas.microsoft.com/office/drawing/2016/5/14/chartex" xmlns:mc="http://schemas.openxmlformats.org/markup-compatibility/2006" xmlns:aink="http://schemas.microsoft.com/office/drawing/2016/ink" xmlns:am3d="http://schemas.microsoft.com/office/drawing/2017/model3d" xmlns:o="urn:schemas-microsoft-com:office:office" xmlns:oel="http://schemas.microsoft.com/office/2019/extlst" xmlns:r="http://schemas.openxmlformats.org/officeDocument/2006/relationships" xmlns:m="http://schemas.openxmlformats.org/officeDocument/2006/math" xmlns:v="urn:schemas-microsoft-com:vml" xmlns:wp14="http://schemas.microsoft.com/office/word/2010/wordprocessingDrawing" xmlns:wp="http://schemas.openxmlformats.org/drawingml/2006/wordprocessingDrawing" xmlns:w10="urn:schemas-microsoft-com:office:word" xmlns:w="http://schemas.openxmlformats.org/wordprocessingml/2006/main" xmlns:w14="http://schemas.microsoft.com/office/word/2010/wordml" xmlns:w15="http://schemas.microsoft.com/office/word/2012/wordml" xmlns:w16cex="http://schemas.microsoft.com/office/word/2018/wordml/cex" xmlns:w16cid="http://schemas.microsoft.com/office/word/2016/wordml/cid" xmlns:w16="http://schemas.microsoft.com/office/word/2018/wordml" xmlns:w16du="http://schemas.microsoft.com/office/word/2023/wordml/word16du" xmlns:w16sdtdh="http://schemas.microsoft.com/office/word/2020/wordml/sdtdatahash" xmlns:w16sdtfl="http://schemas.microsoft.com/office/word/2024/wordml/sdtformatlock" xmlns:w16se="http://schemas.microsoft.com/office/word/2015/wordml/symex" xmlns:wpg="http://schemas.microsoft.com/office/word/2010/wordprocessingGroup" xmlns:wpi="http://schemas.microsoft.com/office/word/2010/wordprocessingInk" xmlns:wne="http://schemas.microsoft.com/office/word/2006/wordml" xmlns:wps="http://schemas.microsoft.com/office/word/2010/wordprocessingShape" mc:Ignorable="w14 w15 w16se w16cid w16 w16cex w16sdtdh w16sdtfl w16du wp14">
   <w:abstractNum w:abstractNumId="0" w15:restartNumberingAfterBreak="0">
     <w:nsid w:val="008B0165"/>
     <w:multiLevelType w:val="hybridMultilevel"/>
@@ -22278,6 +25025,119 @@
     </w:lvl>
   </w:abstractNum>
   <w:abstractNum w:abstractNumId="20" w15:restartNumberingAfterBreak="0">
+    <w:nsid w:val="69455645"/>
+    <w:multiLevelType w:val="hybridMultilevel"/>
+    <w:tmpl w:val="C6B2152A"/>
+    <w:lvl w:ilvl="0" w:tplc="240A0001">
+      <w:start w:val="1"/>
+      <w:numFmt w:val="bullet"/>
+      <w:lvlText w:val=""/>
+      <w:lvlJc w:val="left"/>
+      <w:pPr>
+        <w:ind w:left="720" w:hanging="360"/>
+      </w:pPr>
+      <w:rPr>
+        <w:rFonts w:ascii="Symbol" w:hAnsi="Symbol" w:hint="default"/>
+      </w:rPr>
+    </w:lvl>
+    <w:lvl w:ilvl="1" w:tplc="240A0003" w:tentative="1">
+      <w:start w:val="1"/>
+      <w:numFmt w:val="bullet"/>
+      <w:lvlText w:val="o"/>
+      <w:lvlJc w:val="left"/>
+      <w:pPr>
+        <w:ind w:left="1440" w:hanging="360"/>
+      </w:pPr>
+      <w:rPr>
+        <w:rFonts w:ascii="Courier New" w:hAnsi="Courier New" w:cs="Courier New" w:hint="default"/>
+      </w:rPr>
+    </w:lvl>
+    <w:lvl w:ilvl="2" w:tplc="240A0005" w:tentative="1">
+      <w:start w:val="1"/>
+      <w:numFmt w:val="bullet"/>
+      <w:lvlText w:val=""/>
+      <w:lvlJc w:val="left"/>
+      <w:pPr>
+        <w:ind w:left="2160" w:hanging="360"/>
+      </w:pPr>
+      <w:rPr>
+        <w:rFonts w:ascii="Wingdings" w:hAnsi="Wingdings" w:hint="default"/>
+      </w:rPr>
+    </w:lvl>
+    <w:lvl w:ilvl="3" w:tplc="240A0001" w:tentative="1">
+      <w:start w:val="1"/>
+      <w:numFmt w:val="bullet"/>
+      <w:lvlText w:val=""/>
+      <w:lvlJc w:val="left"/>
+      <w:pPr>
+        <w:ind w:left="2880" w:hanging="360"/>
+      </w:pPr>
+      <w:rPr>
+        <w:rFonts w:ascii="Symbol" w:hAnsi="Symbol" w:hint="default"/>
+      </w:rPr>
+    </w:lvl>
+    <w:lvl w:ilvl="4" w:tplc="240A0003" w:tentative="1">
+      <w:start w:val="1"/>
+      <w:numFmt w:val="bullet"/>
+      <w:lvlText w:val="o"/>
+      <w:lvlJc w:val="left"/>
+      <w:pPr>
+        <w:ind w:left="3600" w:hanging="360"/>
+      </w:pPr>
+      <w:rPr>
+        <w:rFonts w:ascii="Courier New" w:hAnsi="Courier New" w:cs="Courier New" w:hint="default"/>
+      </w:rPr>
+    </w:lvl>
+    <w:lvl w:ilvl="5" w:tplc="240A0005" w:tentative="1">
+      <w:start w:val="1"/>
+      <w:numFmt w:val="bullet"/>
+      <w:lvlText w:val=""/>
+      <w:lvlJc w:val="left"/>
+      <w:pPr>
+        <w:ind w:left="4320" w:hanging="360"/>
+      </w:pPr>
+      <w:rPr>
+        <w:rFonts w:ascii="Wingdings" w:hAnsi="Wingdings" w:hint="default"/>
+      </w:rPr>
+    </w:lvl>
+    <w:lvl w:ilvl="6" w:tplc="240A0001" w:tentative="1">
+      <w:start w:val="1"/>
+      <w:numFmt w:val="bullet"/>
+      <w:lvlText w:val=""/>
+      <w:lvlJc w:val="left"/>
+      <w:pPr>
+        <w:ind w:left="5040" w:hanging="360"/>
+      </w:pPr>
+      <w:rPr>
+        <w:rFonts w:ascii="Symbol" w:hAnsi="Symbol" w:hint="default"/>
+      </w:rPr>
+    </w:lvl>
+    <w:lvl w:ilvl="7" w:tplc="240A0003" w:tentative="1">
+      <w:start w:val="1"/>
+      <w:numFmt w:val="bullet"/>
+      <w:lvlText w:val="o"/>
+      <w:lvlJc w:val="left"/>
+      <w:pPr>
+        <w:ind w:left="5760" w:hanging="360"/>
+      </w:pPr>
+      <w:rPr>
+        <w:rFonts w:ascii="Courier New" w:hAnsi="Courier New" w:cs="Courier New" w:hint="default"/>
+      </w:rPr>
+    </w:lvl>
+    <w:lvl w:ilvl="8" w:tplc="240A0005" w:tentative="1">
+      <w:start w:val="1"/>
+      <w:numFmt w:val="bullet"/>
+      <w:lvlText w:val=""/>
+      <w:lvlJc w:val="left"/>
+      <w:pPr>
+        <w:ind w:left="6480" w:hanging="360"/>
+      </w:pPr>
+      <w:rPr>
+        <w:rFonts w:ascii="Wingdings" w:hAnsi="Wingdings" w:hint="default"/>
+      </w:rPr>
+    </w:lvl>
+  </w:abstractNum>
+  <w:abstractNum w:abstractNumId="21" w15:restartNumberingAfterBreak="0">
     <w:nsid w:val="6B48065D"/>
     <w:multiLevelType w:val="hybridMultilevel"/>
     <w:tmpl w:val="9566E192"/>
@@ -22390,7 +25250,7 @@
       </w:rPr>
     </w:lvl>
   </w:abstractNum>
-  <w:abstractNum w:abstractNumId="21" w15:restartNumberingAfterBreak="0">
+  <w:abstractNum w:abstractNumId="22" w15:restartNumberingAfterBreak="0">
     <w:nsid w:val="6F0D1C0D"/>
     <w:multiLevelType w:val="hybridMultilevel"/>
     <w:tmpl w:val="AA8C2E28"/>
@@ -22503,7 +25363,7 @@
       </w:rPr>
     </w:lvl>
   </w:abstractNum>
-  <w:abstractNum w:abstractNumId="22" w15:restartNumberingAfterBreak="0">
+  <w:abstractNum w:abstractNumId="23" w15:restartNumberingAfterBreak="0">
     <w:nsid w:val="6F1C43A0"/>
     <w:multiLevelType w:val="hybridMultilevel"/>
     <w:tmpl w:val="239205CC"/>
@@ -22616,7 +25476,7 @@
       </w:rPr>
     </w:lvl>
   </w:abstractNum>
-  <w:abstractNum w:abstractNumId="23" w15:restartNumberingAfterBreak="0">
+  <w:abstractNum w:abstractNumId="24" w15:restartNumberingAfterBreak="0">
     <w:nsid w:val="719B15A0"/>
     <w:multiLevelType w:val="hybridMultilevel"/>
     <w:tmpl w:val="8B6A06FC"/>
@@ -22729,7 +25589,7 @@
       </w:rPr>
     </w:lvl>
   </w:abstractNum>
-  <w:abstractNum w:abstractNumId="24" w15:restartNumberingAfterBreak="0">
+  <w:abstractNum w:abstractNumId="25" w15:restartNumberingAfterBreak="0">
     <w:nsid w:val="72836320"/>
     <w:multiLevelType w:val="hybridMultilevel"/>
     <w:tmpl w:val="F918B9CE"/>
@@ -22842,7 +25702,7 @@
       </w:rPr>
     </w:lvl>
   </w:abstractNum>
-  <w:abstractNum w:abstractNumId="25" w15:restartNumberingAfterBreak="0">
+  <w:abstractNum w:abstractNumId="26" w15:restartNumberingAfterBreak="0">
     <w:nsid w:val="7760001C"/>
     <w:multiLevelType w:val="hybridMultilevel"/>
     <w:tmpl w:val="DA00D140"/>
@@ -22955,7 +25815,7 @@
       </w:rPr>
     </w:lvl>
   </w:abstractNum>
-  <w:abstractNum w:abstractNumId="26" w15:restartNumberingAfterBreak="0">
+  <w:abstractNum w:abstractNumId="27" w15:restartNumberingAfterBreak="0">
     <w:nsid w:val="79EA563B"/>
     <w:multiLevelType w:val="hybridMultilevel"/>
     <w:tmpl w:val="CA0EF45A"/>
@@ -23068,7 +25928,7 @@
       </w:rPr>
     </w:lvl>
   </w:abstractNum>
-  <w:abstractNum w:abstractNumId="27" w15:restartNumberingAfterBreak="0">
+  <w:abstractNum w:abstractNumId="28" w15:restartNumberingAfterBreak="0">
     <w:nsid w:val="7A944C52"/>
     <w:multiLevelType w:val="hybridMultilevel"/>
     <w:tmpl w:val="4DF8A4A6"/>
@@ -23181,7 +26041,7 @@
       </w:rPr>
     </w:lvl>
   </w:abstractNum>
-  <w:abstractNum w:abstractNumId="28" w15:restartNumberingAfterBreak="0">
+  <w:abstractNum w:abstractNumId="29" w15:restartNumberingAfterBreak="0">
     <w:nsid w:val="7BCE6F6B"/>
     <w:multiLevelType w:val="hybridMultilevel"/>
     <w:tmpl w:val="570004FA"/>
@@ -23267,7 +26127,120 @@
       </w:pPr>
     </w:lvl>
   </w:abstractNum>
-  <w:abstractNum w:abstractNumId="29" w15:restartNumberingAfterBreak="0">
+  <w:abstractNum w:abstractNumId="30" w15:restartNumberingAfterBreak="0">
+    <w:nsid w:val="7DEF1D1F"/>
+    <w:multiLevelType w:val="hybridMultilevel"/>
+    <w:tmpl w:val="ED52222C"/>
+    <w:lvl w:ilvl="0" w:tplc="240A0001">
+      <w:start w:val="1"/>
+      <w:numFmt w:val="bullet"/>
+      <w:lvlText w:val=""/>
+      <w:lvlJc w:val="left"/>
+      <w:pPr>
+        <w:ind w:left="720" w:hanging="360"/>
+      </w:pPr>
+      <w:rPr>
+        <w:rFonts w:ascii="Symbol" w:hAnsi="Symbol" w:hint="default"/>
+      </w:rPr>
+    </w:lvl>
+    <w:lvl w:ilvl="1" w:tplc="240A0003" w:tentative="1">
+      <w:start w:val="1"/>
+      <w:numFmt w:val="bullet"/>
+      <w:lvlText w:val="o"/>
+      <w:lvlJc w:val="left"/>
+      <w:pPr>
+        <w:ind w:left="1440" w:hanging="360"/>
+      </w:pPr>
+      <w:rPr>
+        <w:rFonts w:ascii="Courier New" w:hAnsi="Courier New" w:cs="Courier New" w:hint="default"/>
+      </w:rPr>
+    </w:lvl>
+    <w:lvl w:ilvl="2" w:tplc="240A0005" w:tentative="1">
+      <w:start w:val="1"/>
+      <w:numFmt w:val="bullet"/>
+      <w:lvlText w:val=""/>
+      <w:lvlJc w:val="left"/>
+      <w:pPr>
+        <w:ind w:left="2160" w:hanging="360"/>
+      </w:pPr>
+      <w:rPr>
+        <w:rFonts w:ascii="Wingdings" w:hAnsi="Wingdings" w:hint="default"/>
+      </w:rPr>
+    </w:lvl>
+    <w:lvl w:ilvl="3" w:tplc="240A0001" w:tentative="1">
+      <w:start w:val="1"/>
+      <w:numFmt w:val="bullet"/>
+      <w:lvlText w:val=""/>
+      <w:lvlJc w:val="left"/>
+      <w:pPr>
+        <w:ind w:left="2880" w:hanging="360"/>
+      </w:pPr>
+      <w:rPr>
+        <w:rFonts w:ascii="Symbol" w:hAnsi="Symbol" w:hint="default"/>
+      </w:rPr>
+    </w:lvl>
+    <w:lvl w:ilvl="4" w:tplc="240A0003" w:tentative="1">
+      <w:start w:val="1"/>
+      <w:numFmt w:val="bullet"/>
+      <w:lvlText w:val="o"/>
+      <w:lvlJc w:val="left"/>
+      <w:pPr>
+        <w:ind w:left="3600" w:hanging="360"/>
+      </w:pPr>
+      <w:rPr>
+        <w:rFonts w:ascii="Courier New" w:hAnsi="Courier New" w:cs="Courier New" w:hint="default"/>
+      </w:rPr>
+    </w:lvl>
+    <w:lvl w:ilvl="5" w:tplc="240A0005" w:tentative="1">
+      <w:start w:val="1"/>
+      <w:numFmt w:val="bullet"/>
+      <w:lvlText w:val=""/>
+      <w:lvlJc w:val="left"/>
+      <w:pPr>
+        <w:ind w:left="4320" w:hanging="360"/>
+      </w:pPr>
+      <w:rPr>
+        <w:rFonts w:ascii="Wingdings" w:hAnsi="Wingdings" w:hint="default"/>
+      </w:rPr>
+    </w:lvl>
+    <w:lvl w:ilvl="6" w:tplc="240A0001" w:tentative="1">
+      <w:start w:val="1"/>
+      <w:numFmt w:val="bullet"/>
+      <w:lvlText w:val=""/>
+      <w:lvlJc w:val="left"/>
+      <w:pPr>
+        <w:ind w:left="5040" w:hanging="360"/>
+      </w:pPr>
+      <w:rPr>
+        <w:rFonts w:ascii="Symbol" w:hAnsi="Symbol" w:hint="default"/>
+      </w:rPr>
+    </w:lvl>
+    <w:lvl w:ilvl="7" w:tplc="240A0003" w:tentative="1">
+      <w:start w:val="1"/>
+      <w:numFmt w:val="bullet"/>
+      <w:lvlText w:val="o"/>
+      <w:lvlJc w:val="left"/>
+      <w:pPr>
+        <w:ind w:left="5760" w:hanging="360"/>
+      </w:pPr>
+      <w:rPr>
+        <w:rFonts w:ascii="Courier New" w:hAnsi="Courier New" w:cs="Courier New" w:hint="default"/>
+      </w:rPr>
+    </w:lvl>
+    <w:lvl w:ilvl="8" w:tplc="240A0005" w:tentative="1">
+      <w:start w:val="1"/>
+      <w:numFmt w:val="bullet"/>
+      <w:lvlText w:val=""/>
+      <w:lvlJc w:val="left"/>
+      <w:pPr>
+        <w:ind w:left="6480" w:hanging="360"/>
+      </w:pPr>
+      <w:rPr>
+        <w:rFonts w:ascii="Wingdings" w:hAnsi="Wingdings" w:hint="default"/>
+      </w:rPr>
+    </w:lvl>
+  </w:abstractNum>
+  <w:abstractNum w:abstractNumId="31" w15:restartNumberingAfterBreak="0">
     <w:nsid w:val="7E3A58EC"/>
     <w:multiLevelType w:val="hybridMultilevel"/>
     <w:tmpl w:val="22AEB536"/>
@@ -23353,101 +26326,107 @@
       </w:pPr>
     </w:lvl>
   </w:abstractNum>
-  <w:num w:numId="1">
+  <w:num w:numId="1" w16cid:durableId="34891457">
     <w:abstractNumId w:val="18"/>
   </w:num>
-  <w:num w:numId="2">
+  <w:num w:numId="2" w16cid:durableId="1952858726">
     <w:abstractNumId w:val="17"/>
   </w:num>
-  <w:num w:numId="3">
+  <w:num w:numId="3" w16cid:durableId="1345353706">
+    <w:abstractNumId w:val="23"/>
+  </w:num>
+  <w:num w:numId="4" w16cid:durableId="1505433922">
+    <w:abstractNumId w:val="26"/>
+  </w:num>
+  <w:num w:numId="5" w16cid:durableId="1794205442">
+    <w:abstractNumId w:val="24"/>
+  </w:num>
+  <w:num w:numId="6" w16cid:durableId="1165701640">
+    <w:abstractNumId w:val="5"/>
+  </w:num>
+  <w:num w:numId="7" w16cid:durableId="380793378">
+    <w:abstractNumId w:val="19"/>
+  </w:num>
+  <w:num w:numId="8" w16cid:durableId="994526162">
+    <w:abstractNumId w:val="10"/>
+  </w:num>
+  <w:num w:numId="9" w16cid:durableId="414785434">
+    <w:abstractNumId w:val="28"/>
+  </w:num>
+  <w:num w:numId="10" w16cid:durableId="910698434">
+    <w:abstractNumId w:val="21"/>
+  </w:num>
+  <w:num w:numId="11" w16cid:durableId="419715131">
+    <w:abstractNumId w:val="29"/>
+  </w:num>
+  <w:num w:numId="12" w16cid:durableId="2041973960">
+    <w:abstractNumId w:val="6"/>
+  </w:num>
+  <w:num w:numId="13" w16cid:durableId="344550895">
+    <w:abstractNumId w:val="9"/>
+  </w:num>
+  <w:num w:numId="14" w16cid:durableId="1166558652">
+    <w:abstractNumId w:val="13"/>
+  </w:num>
+  <w:num w:numId="15" w16cid:durableId="1103263176">
+    <w:abstractNumId w:val="31"/>
+  </w:num>
+  <w:num w:numId="16" w16cid:durableId="1848668284">
+    <w:abstractNumId w:val="15"/>
+  </w:num>
+  <w:num w:numId="17" w16cid:durableId="476872619">
+    <w:abstractNumId w:val="3"/>
+  </w:num>
+  <w:num w:numId="18" w16cid:durableId="1801605629">
+    <w:abstractNumId w:val="27"/>
+  </w:num>
+  <w:num w:numId="19" w16cid:durableId="1407189717">
+    <w:abstractNumId w:val="7"/>
+  </w:num>
+  <w:num w:numId="20" w16cid:durableId="783842414">
+    <w:abstractNumId w:val="1"/>
+  </w:num>
+  <w:num w:numId="21" w16cid:durableId="1631084703">
+    <w:abstractNumId w:val="25"/>
+  </w:num>
+  <w:num w:numId="22" w16cid:durableId="1264873695">
+    <w:abstractNumId w:val="8"/>
+  </w:num>
+  <w:num w:numId="23" w16cid:durableId="329452609">
     <w:abstractNumId w:val="22"/>
   </w:num>
-  <w:num w:numId="4">
-    <w:abstractNumId w:val="25"/>
-  </w:num>
-  <w:num w:numId="5">
-    <w:abstractNumId w:val="23"/>
-  </w:num>
-  <w:num w:numId="6">
-    <w:abstractNumId w:val="5"/>
-  </w:num>
-  <w:num w:numId="7">
-    <w:abstractNumId w:val="19"/>
-  </w:num>
-  <w:num w:numId="8">
-    <w:abstractNumId w:val="10"/>
-  </w:num>
-  <w:num w:numId="9">
-    <w:abstractNumId w:val="27"/>
-  </w:num>
-  <w:num w:numId="10">
-    <w:abstractNumId w:val="20"/>
-  </w:num>
-  <w:num w:numId="11">
-    <w:abstractNumId w:val="28"/>
-  </w:num>
-  <w:num w:numId="12">
-    <w:abstractNumId w:val="6"/>
-  </w:num>
-  <w:num w:numId="13">
-    <w:abstractNumId w:val="9"/>
-  </w:num>
-  <w:num w:numId="14">
-    <w:abstractNumId w:val="13"/>
-  </w:num>
-  <w:num w:numId="15">
-    <w:abstractNumId w:val="29"/>
-  </w:num>
-  <w:num w:numId="16">
-    <w:abstractNumId w:val="15"/>
-  </w:num>
-  <w:num w:numId="17">
-    <w:abstractNumId w:val="3"/>
-  </w:num>
-  <w:num w:numId="18">
-    <w:abstractNumId w:val="26"/>
-  </w:num>
-  <w:num w:numId="19">
-    <w:abstractNumId w:val="7"/>
-  </w:num>
-  <w:num w:numId="20">
-    <w:abstractNumId w:val="1"/>
-  </w:num>
-  <w:num w:numId="21">
-    <w:abstractNumId w:val="24"/>
-  </w:num>
-  <w:num w:numId="22">
-    <w:abstractNumId w:val="8"/>
-  </w:num>
-  <w:num w:numId="23">
-    <w:abstractNumId w:val="21"/>
-  </w:num>
-  <w:num w:numId="24">
+  <w:num w:numId="24" w16cid:durableId="1744333958">
     <w:abstractNumId w:val="11"/>
   </w:num>
-  <w:num w:numId="25">
+  <w:num w:numId="25" w16cid:durableId="1691759046">
     <w:abstractNumId w:val="0"/>
   </w:num>
-  <w:num w:numId="26">
+  <w:num w:numId="26" w16cid:durableId="883323966">
     <w:abstractNumId w:val="12"/>
   </w:num>
-  <w:num w:numId="27">
+  <w:num w:numId="27" w16cid:durableId="1217856379">
     <w:abstractNumId w:val="16"/>
   </w:num>
-  <w:num w:numId="28">
+  <w:num w:numId="28" w16cid:durableId="320355833">
     <w:abstractNumId w:val="4"/>
   </w:num>
-  <w:num w:numId="29">
+  <w:num w:numId="29" w16cid:durableId="739863134">
     <w:abstractNumId w:val="2"/>
   </w:num>
-  <w:num w:numId="30">
+  <w:num w:numId="30" w16cid:durableId="1488861564">
     <w:abstractNumId w:val="14"/>
+  </w:num>
+  <w:num w:numId="31" w16cid:durableId="567886471">
+    <w:abstractNumId w:val="30"/>
+  </w:num>
+  <w:num w:numId="32" w16cid:durableId="859313762">
+    <w:abstractNumId w:val="20"/>
   </w:num>
 </w:numbering>
 </file>
 
 <file path=word/styles.xml><?xml version="1.0" encoding="utf-8"?>
-<w:styles xmlns:mc="http://schemas.openxmlformats.org/markup-compatibility/2006" xmlns:r="http://schemas.openxmlformats.org/officeDocument/2006/relationships" xmlns:w="http://schemas.openxmlformats.org/wordprocessingml/2006/main" xmlns:w14="http://schemas.microsoft.com/office/word/2010/wordml" xmlns:w15="http://schemas.microsoft.com/office/word/2012/wordml" xmlns:w16cex="http://schemas.microsoft.com/office/word/2018/wordml/cex" xmlns:w16cid="http://schemas.microsoft.com/office/word/2016/wordml/cid" xmlns:w16="http://schemas.microsoft.com/office/word/2018/wordml" xmlns:w16sdtdh="http://schemas.microsoft.com/office/word/2020/wordml/sdtdatahash" xmlns:w16se="http://schemas.microsoft.com/office/word/2015/wordml/symex" mc:Ignorable="w14 w15 w16se w16cid w16 w16cex w16sdtdh">
+<w:styles xmlns:mc="http://schemas.openxmlformats.org/markup-compatibility/2006" xmlns:r="http://schemas.openxmlformats.org/officeDocument/2006/relationships" xmlns:w="http://schemas.openxmlformats.org/wordprocessingml/2006/main" xmlns:w14="http://schemas.microsoft.com/office/word/2010/wordml" xmlns:w15="http://schemas.microsoft.com/office/word/2012/wordml" xmlns:w16cex="http://schemas.microsoft.com/office/word/2018/wordml/cex" xmlns:w16cid="http://schemas.microsoft.com/office/word/2016/wordml/cid" xmlns:w16="http://schemas.microsoft.com/office/word/2018/wordml" xmlns:w16du="http://schemas.microsoft.com/office/word/2023/wordml/word16du" xmlns:w16sdtdh="http://schemas.microsoft.com/office/word/2020/wordml/sdtdatahash" xmlns:w16sdtfl="http://schemas.microsoft.com/office/word/2024/wordml/sdtformatlock" xmlns:w16se="http://schemas.microsoft.com/office/word/2015/wordml/symex" mc:Ignorable="w14 w15 w16se w16cid w16 w16cex w16sdtdh w16sdtfl w16du">
   <w:docDefaults>
     <w:rPrDefault>
       <w:rPr>
@@ -23845,7 +26824,7 @@
     <w:name w:val="Normal"/>
     <w:qFormat/>
   </w:style>
-  <w:style w:type="paragraph" w:styleId="Heading1">
+  <w:style w:type="paragraph" w:styleId="Ttulo1">
     <w:name w:val="heading 1"/>
     <w:basedOn w:val="Normal"/>
     <w:next w:val="Normal"/>
@@ -23862,7 +26841,7 @@
       <w:szCs w:val="40"/>
     </w:rPr>
   </w:style>
-  <w:style w:type="paragraph" w:styleId="Heading2">
+  <w:style w:type="paragraph" w:styleId="Ttulo2">
     <w:name w:val="heading 2"/>
     <w:basedOn w:val="Normal"/>
     <w:next w:val="Normal"/>
@@ -23880,7 +26859,7 @@
       <w:szCs w:val="32"/>
     </w:rPr>
   </w:style>
-  <w:style w:type="paragraph" w:styleId="Heading3">
+  <w:style w:type="paragraph" w:styleId="Ttulo3">
     <w:name w:val="heading 3"/>
     <w:basedOn w:val="Normal"/>
     <w:next w:val="Normal"/>
@@ -23899,7 +26878,7 @@
       <w:szCs w:val="28"/>
     </w:rPr>
   </w:style>
-  <w:style w:type="paragraph" w:styleId="Heading4">
+  <w:style w:type="paragraph" w:styleId="Ttulo4">
     <w:name w:val="heading 4"/>
     <w:basedOn w:val="Normal"/>
     <w:next w:val="Normal"/>
@@ -23919,7 +26898,7 @@
       <w:szCs w:val="24"/>
     </w:rPr>
   </w:style>
-  <w:style w:type="paragraph" w:styleId="Heading5">
+  <w:style w:type="paragraph" w:styleId="Ttulo5">
     <w:name w:val="heading 5"/>
     <w:basedOn w:val="Normal"/>
     <w:next w:val="Normal"/>
@@ -23937,7 +26916,7 @@
       <w:color w:val="666666"/>
     </w:rPr>
   </w:style>
-  <w:style w:type="paragraph" w:styleId="Heading6">
+  <w:style w:type="paragraph" w:styleId="Ttulo6">
     <w:name w:val="heading 6"/>
     <w:basedOn w:val="Normal"/>
     <w:next w:val="Normal"/>
@@ -23956,13 +26935,13 @@
       <w:color w:val="666666"/>
     </w:rPr>
   </w:style>
-  <w:style w:type="character" w:default="1" w:styleId="DefaultParagraphFont">
+  <w:style w:type="character" w:default="1" w:styleId="Fuentedeprrafopredeter">
     <w:name w:val="Default Paragraph Font"/>
     <w:uiPriority w:val="1"/>
     <w:semiHidden/>
     <w:unhideWhenUsed/>
   </w:style>
-  <w:style w:type="table" w:default="1" w:styleId="TableNormal">
+  <w:style w:type="table" w:default="1" w:styleId="Tablanormal">
     <w:name w:val="Normal Table"/>
     <w:uiPriority w:val="99"/>
     <w:semiHidden/>
@@ -23977,13 +26956,13 @@
       </w:tblCellMar>
     </w:tblPr>
   </w:style>
-  <w:style w:type="numbering" w:default="1" w:styleId="NoList">
+  <w:style w:type="numbering" w:default="1" w:styleId="Sinlista">
     <w:name w:val="No List"/>
     <w:uiPriority w:val="99"/>
     <w:semiHidden/>
     <w:unhideWhenUsed/>
   </w:style>
-  <w:style w:type="paragraph" w:styleId="Title">
+  <w:style w:type="paragraph" w:styleId="Ttulo">
     <w:name w:val="Title"/>
     <w:basedOn w:val="Normal"/>
     <w:next w:val="Normal"/>
@@ -23999,7 +26978,7 @@
       <w:szCs w:val="52"/>
     </w:rPr>
   </w:style>
-  <w:style w:type="paragraph" w:styleId="Subtitle">
+  <w:style w:type="paragraph" w:styleId="Subttulo">
     <w:name w:val="Subtitle"/>
     <w:basedOn w:val="Normal"/>
     <w:next w:val="Normal"/>
@@ -24016,7 +26995,7 @@
       <w:szCs w:val="30"/>
     </w:rPr>
   </w:style>
-  <w:style w:type="paragraph" w:styleId="ListParagraph">
+  <w:style w:type="paragraph" w:styleId="Prrafodelista">
     <w:name w:val="List Paragraph"/>
     <w:basedOn w:val="Normal"/>
     <w:uiPriority w:val="34"/>
@@ -24027,7 +27006,7 @@
       <w:contextualSpacing/>
     </w:pPr>
   </w:style>
-  <w:style w:type="paragraph" w:styleId="Caption">
+  <w:style w:type="paragraph" w:styleId="Descripcin">
     <w:name w:val="caption"/>
     <w:basedOn w:val="Normal"/>
     <w:next w:val="Normal"/>
@@ -24046,9 +27025,9 @@
       <w:szCs w:val="18"/>
     </w:rPr>
   </w:style>
-  <w:style w:type="table" w:styleId="TableGrid">
+  <w:style w:type="table" w:styleId="Tablaconcuadrcula">
     <w:name w:val="Table Grid"/>
-    <w:basedOn w:val="TableNormal"/>
+    <w:basedOn w:val="Tablanormal"/>
     <w:uiPriority w:val="39"/>
     <w:rsid w:val="00C3546B"/>
     <w:pPr>
@@ -24065,9 +27044,9 @@
       </w:tblBorders>
     </w:tblPr>
   </w:style>
-  <w:style w:type="table" w:styleId="PlainTable2">
+  <w:style w:type="table" w:styleId="Tablanormal2">
     <w:name w:val="Plain Table 2"/>
-    <w:basedOn w:val="TableNormal"/>
+    <w:basedOn w:val="Tablanormal"/>
     <w:uiPriority w:val="42"/>
     <w:rsid w:val="00522EB9"/>
     <w:pPr>
@@ -24145,10 +27124,10 @@
       </w:tcPr>
     </w:tblStylePr>
   </w:style>
-  <w:style w:type="paragraph" w:styleId="FootnoteText">
+  <w:style w:type="paragraph" w:styleId="Textonotapie">
     <w:name w:val="footnote text"/>
     <w:basedOn w:val="Normal"/>
-    <w:link w:val="FootnoteTextChar"/>
+    <w:link w:val="TextonotapieCar"/>
     <w:uiPriority w:val="99"/>
     <w:semiHidden/>
     <w:unhideWhenUsed/>
@@ -24161,10 +27140,10 @@
       <w:szCs w:val="20"/>
     </w:rPr>
   </w:style>
-  <w:style w:type="character" w:customStyle="1" w:styleId="FootnoteTextChar">
-    <w:name w:val="Footnote Text Char"/>
-    <w:basedOn w:val="DefaultParagraphFont"/>
-    <w:link w:val="FootnoteText"/>
+  <w:style w:type="character" w:customStyle="1" w:styleId="TextonotapieCar">
+    <w:name w:val="Texto nota pie Car"/>
+    <w:basedOn w:val="Fuentedeprrafopredeter"/>
+    <w:link w:val="Textonotapie"/>
     <w:uiPriority w:val="99"/>
     <w:semiHidden/>
     <w:rsid w:val="00C97732"/>
@@ -24173,9 +27152,9 @@
       <w:szCs w:val="20"/>
     </w:rPr>
   </w:style>
-  <w:style w:type="character" w:styleId="FootnoteReference">
+  <w:style w:type="character" w:styleId="Refdenotaalpie">
     <w:name w:val="footnote reference"/>
-    <w:basedOn w:val="DefaultParagraphFont"/>
+    <w:basedOn w:val="Fuentedeprrafopredeter"/>
     <w:uiPriority w:val="99"/>
     <w:semiHidden/>
     <w:unhideWhenUsed/>
@@ -24184,9 +27163,9 @@
       <w:vertAlign w:val="superscript"/>
     </w:rPr>
   </w:style>
-  <w:style w:type="character" w:styleId="Hyperlink">
+  <w:style w:type="character" w:styleId="Hipervnculo">
     <w:name w:val="Hyperlink"/>
-    <w:basedOn w:val="DefaultParagraphFont"/>
+    <w:basedOn w:val="Fuentedeprrafopredeter"/>
     <w:uiPriority w:val="99"/>
     <w:unhideWhenUsed/>
     <w:rsid w:val="00C97732"/>
@@ -24195,9 +27174,9 @@
       <w:u w:val="single"/>
     </w:rPr>
   </w:style>
-  <w:style w:type="character" w:styleId="UnresolvedMention">
+  <w:style w:type="character" w:styleId="Mencinsinresolver">
     <w:name w:val="Unresolved Mention"/>
-    <w:basedOn w:val="DefaultParagraphFont"/>
+    <w:basedOn w:val="Fuentedeprrafopredeter"/>
     <w:uiPriority w:val="99"/>
     <w:semiHidden/>
     <w:unhideWhenUsed/>
@@ -24207,9 +27186,9 @@
       <w:shd w:val="clear" w:color="auto" w:fill="E1DFDD"/>
     </w:rPr>
   </w:style>
-  <w:style w:type="character" w:styleId="FollowedHyperlink">
+  <w:style w:type="character" w:styleId="Hipervnculovisitado">
     <w:name w:val="FollowedHyperlink"/>
-    <w:basedOn w:val="DefaultParagraphFont"/>
+    <w:basedOn w:val="Fuentedeprrafopredeter"/>
     <w:uiPriority w:val="99"/>
     <w:semiHidden/>
     <w:unhideWhenUsed/>

--- a/Draft/6 Case Study.docx
+++ b/Draft/6 Case Study.docx
@@ -642,7 +642,27 @@
           <w:szCs w:val="24"/>
           <w:lang w:val="en-NZ"/>
         </w:rPr>
-        <w:t>Cultural, economical and social factors of the zone where the terrain was located.</w:t>
+        <w:t xml:space="preserve">Cultural, </w:t>
+      </w:r>
+      <w:proofErr w:type="spellStart"/>
+      <w:r>
+        <w:rPr>
+          <w:rFonts w:asciiTheme="majorHAnsi" w:hAnsiTheme="majorHAnsi" w:cstheme="majorHAnsi"/>
+          <w:sz w:val="24"/>
+          <w:szCs w:val="24"/>
+          <w:lang w:val="en-NZ"/>
+        </w:rPr>
+        <w:t>economical</w:t>
+      </w:r>
+      <w:proofErr w:type="spellEnd"/>
+      <w:r>
+        <w:rPr>
+          <w:rFonts w:asciiTheme="majorHAnsi" w:hAnsiTheme="majorHAnsi" w:cstheme="majorHAnsi"/>
+          <w:sz w:val="24"/>
+          <w:szCs w:val="24"/>
+          <w:lang w:val="en-NZ"/>
+        </w:rPr>
+        <w:t xml:space="preserve"> and social factors of the zone where the terrain was located.</w:t>
       </w:r>
     </w:p>
     <w:p>
@@ -691,35 +711,95 @@
           <w:szCs w:val="24"/>
           <w:lang w:val="en-NZ"/>
         </w:rPr>
-        <w:t>Requirements and proposals from other stakeholders like local residents and the government.</w:t>
-      </w:r>
-    </w:p>
-    <w:p>
-      <w:pPr>
-        <w:rPr>
-          <w:rFonts w:asciiTheme="majorHAnsi" w:hAnsiTheme="majorHAnsi" w:cstheme="majorHAnsi"/>
-          <w:sz w:val="24"/>
-          <w:szCs w:val="24"/>
-          <w:lang w:val="en-NZ"/>
-        </w:rPr>
-      </w:pPr>
-      <w:r>
-        <w:rPr>
-          <w:rFonts w:asciiTheme="majorHAnsi" w:hAnsiTheme="majorHAnsi" w:cstheme="majorHAnsi"/>
-          <w:sz w:val="24"/>
-          <w:szCs w:val="24"/>
-          <w:lang w:val="en-NZ"/>
-        </w:rPr>
-        <w:t>The fictional client firm would be represented by several experts, most of them part of the faculty but not directly part of the teaching staff, but that where available to answer questions about their requirements and also about the work expected from each of the four roles present in the course.</w:t>
-      </w:r>
-      <w:r>
-        <w:rPr>
-          <w:rFonts w:asciiTheme="majorHAnsi" w:hAnsiTheme="majorHAnsi" w:cstheme="majorHAnsi"/>
-          <w:sz w:val="24"/>
-          <w:szCs w:val="24"/>
-          <w:lang w:val="en-NZ"/>
-        </w:rPr>
-        <w:t xml:space="preserve"> Additionally, each group would act as a task team in charge of the design and surveillance of the development of the project. ENBU 79X/89X acts as the capstone for four different programs, and each group had at least one representative of each role: Architectural Engineer, Construction Engineer, Construction Manager and Quantity Surveyor. The group was expected to coordinate efforts to create a coherent proposal for the development project, while fulfilling specific tasks and deliveries specific for each role. Finally, the group as a whole had to create weekly and milestone reports to the client, creating a summary document meant to explain the current state of the project in a way that tackles the different profiles that the fictional client firm was representing</w:t>
+        <w:t xml:space="preserve">Requirements and proposals from other stakeholders like </w:t>
+      </w:r>
+      <w:proofErr w:type="gramStart"/>
+      <w:r>
+        <w:rPr>
+          <w:rFonts w:asciiTheme="majorHAnsi" w:hAnsiTheme="majorHAnsi" w:cstheme="majorHAnsi"/>
+          <w:sz w:val="24"/>
+          <w:szCs w:val="24"/>
+          <w:lang w:val="en-NZ"/>
+        </w:rPr>
+        <w:t>local residents</w:t>
+      </w:r>
+      <w:proofErr w:type="gramEnd"/>
+      <w:r>
+        <w:rPr>
+          <w:rFonts w:asciiTheme="majorHAnsi" w:hAnsiTheme="majorHAnsi" w:cstheme="majorHAnsi"/>
+          <w:sz w:val="24"/>
+          <w:szCs w:val="24"/>
+          <w:lang w:val="en-NZ"/>
+        </w:rPr>
+        <w:t xml:space="preserve"> and the government.</w:t>
+      </w:r>
+    </w:p>
+    <w:p>
+      <w:pPr>
+        <w:rPr>
+          <w:rFonts w:asciiTheme="majorHAnsi" w:hAnsiTheme="majorHAnsi" w:cstheme="majorHAnsi"/>
+          <w:sz w:val="24"/>
+          <w:szCs w:val="24"/>
+          <w:lang w:val="en-NZ"/>
+        </w:rPr>
+      </w:pPr>
+      <w:r>
+        <w:rPr>
+          <w:rFonts w:asciiTheme="majorHAnsi" w:hAnsiTheme="majorHAnsi" w:cstheme="majorHAnsi"/>
+          <w:sz w:val="24"/>
+          <w:szCs w:val="24"/>
+          <w:lang w:val="en-NZ"/>
+        </w:rPr>
+        <w:t xml:space="preserve">The fictional client firm would be represented by several experts, most of them part of the faculty but not directly part of the teaching staff, but that where available to answer questions about their requirements </w:t>
+      </w:r>
+      <w:proofErr w:type="gramStart"/>
+      <w:r>
+        <w:rPr>
+          <w:rFonts w:asciiTheme="majorHAnsi" w:hAnsiTheme="majorHAnsi" w:cstheme="majorHAnsi"/>
+          <w:sz w:val="24"/>
+          <w:szCs w:val="24"/>
+          <w:lang w:val="en-NZ"/>
+        </w:rPr>
+        <w:t>and also</w:t>
+      </w:r>
+      <w:proofErr w:type="gramEnd"/>
+      <w:r>
+        <w:rPr>
+          <w:rFonts w:asciiTheme="majorHAnsi" w:hAnsiTheme="majorHAnsi" w:cstheme="majorHAnsi"/>
+          <w:sz w:val="24"/>
+          <w:szCs w:val="24"/>
+          <w:lang w:val="en-NZ"/>
+        </w:rPr>
+        <w:t xml:space="preserve"> about the work expected from each of the four roles present in the course.</w:t>
+      </w:r>
+      <w:r>
+        <w:rPr>
+          <w:rFonts w:asciiTheme="majorHAnsi" w:hAnsiTheme="majorHAnsi" w:cstheme="majorHAnsi"/>
+          <w:sz w:val="24"/>
+          <w:szCs w:val="24"/>
+          <w:lang w:val="en-NZ"/>
+        </w:rPr>
+        <w:t xml:space="preserve"> Additionally, each group would act as a task team in charge of the design and surveillance of the development of the project. ENBU 79X/89X acts as the capstone for four different programs, and each group had at least one representative of each role: Architectural Engineer, Construction Engineer, Construction Manager and Quantity Surveyor. The group was expected to coordinate efforts to create a coherent proposal for the development project, while fulfilling specific tasks and deliveries specific for each role. Finally, the group </w:t>
+      </w:r>
+      <w:proofErr w:type="gramStart"/>
+      <w:r>
+        <w:rPr>
+          <w:rFonts w:asciiTheme="majorHAnsi" w:hAnsiTheme="majorHAnsi" w:cstheme="majorHAnsi"/>
+          <w:sz w:val="24"/>
+          <w:szCs w:val="24"/>
+          <w:lang w:val="en-NZ"/>
+        </w:rPr>
+        <w:t>as a whole had</w:t>
+      </w:r>
+      <w:proofErr w:type="gramEnd"/>
+      <w:r>
+        <w:rPr>
+          <w:rFonts w:asciiTheme="majorHAnsi" w:hAnsiTheme="majorHAnsi" w:cstheme="majorHAnsi"/>
+          <w:sz w:val="24"/>
+          <w:szCs w:val="24"/>
+          <w:lang w:val="en-NZ"/>
+        </w:rPr>
+        <w:t xml:space="preserve"> to create weekly and milestone reports to the client, creating a summary document meant to explain the current state of the project in a way that tackles the different profiles that the fictional client firm was representing</w:t>
       </w:r>
       <w:r>
         <w:rPr>
@@ -785,7 +865,27 @@
           <w:szCs w:val="24"/>
           <w:lang w:val="en-NZ"/>
         </w:rPr>
-        <w:t>The final methodological implementation of the course is the open work sessions, which represent the majority of the time spend by the students in the course. As the name suggest, they are open in nature, allowing the students to use the time in the classroom (about two sessions of 1 hour per week, depending on the length of other activities) to meet with their group or with other students to organize their work and progress towards the competition of the different deliverables. These sessions also allowed the students to have direct access to the teaching staff and a somewhat reliable access to their peers, specially to the students fulfilling the role of Architectural Engineers, that had to be shared among several groups.</w:t>
+        <w:t xml:space="preserve">The final methodological implementation of the course is the open work sessions, which represent </w:t>
+      </w:r>
+      <w:proofErr w:type="gramStart"/>
+      <w:r>
+        <w:rPr>
+          <w:rFonts w:asciiTheme="majorHAnsi" w:hAnsiTheme="majorHAnsi" w:cstheme="majorHAnsi"/>
+          <w:sz w:val="24"/>
+          <w:szCs w:val="24"/>
+          <w:lang w:val="en-NZ"/>
+        </w:rPr>
+        <w:t>the majority of</w:t>
+      </w:r>
+      <w:proofErr w:type="gramEnd"/>
+      <w:r>
+        <w:rPr>
+          <w:rFonts w:asciiTheme="majorHAnsi" w:hAnsiTheme="majorHAnsi" w:cstheme="majorHAnsi"/>
+          <w:sz w:val="24"/>
+          <w:szCs w:val="24"/>
+          <w:lang w:val="en-NZ"/>
+        </w:rPr>
+        <w:t xml:space="preserve"> the time spend by the students in the course. As the name suggest, they are open in nature, allowing the students to use the time in the classroom (about two sessions of 1 hour per week, depending on the length of other activities) to meet with their group or with other students to organize their work and progress towards the competition of the different deliverables. These sessions also allowed the students to have direct access to the teaching staff and a somewhat reliable access to their peers, specially to the students fulfilling the role of Architectural Engineers, that had to be shared among several groups.</w:t>
       </w:r>
     </w:p>
     <w:p>
@@ -805,7 +905,67 @@
           <w:lang w:val="en-NZ"/>
         </w:rPr>
         <w:lastRenderedPageBreak/>
-        <w:t>Assessment of the course is completely individual. Deliverables and the whole solution proposal to the project are build as a group, but each student presents at the end his own oral presentation and final client report to be marked. The main assessment tools are the oral presentations and the final client report. The presentations consist on short 5-minute presentations about the overall proposal of the group for the project, the current state of development and the personal contributions of the students n the construction of that proposal. There were two oral presentations along the course, one focused on the architectural design and the other on the final proposal.</w:t>
+        <w:t xml:space="preserve">Assessment of the course is completely individual. Deliverables and the whole solution proposal to the project are </w:t>
+      </w:r>
+      <w:proofErr w:type="spellStart"/>
+      <w:r>
+        <w:rPr>
+          <w:rFonts w:asciiTheme="majorHAnsi" w:hAnsiTheme="majorHAnsi" w:cstheme="majorHAnsi"/>
+          <w:sz w:val="24"/>
+          <w:szCs w:val="24"/>
+          <w:lang w:val="en-NZ"/>
+        </w:rPr>
+        <w:t>build</w:t>
+      </w:r>
+      <w:proofErr w:type="spellEnd"/>
+      <w:r>
+        <w:rPr>
+          <w:rFonts w:asciiTheme="majorHAnsi" w:hAnsiTheme="majorHAnsi" w:cstheme="majorHAnsi"/>
+          <w:sz w:val="24"/>
+          <w:szCs w:val="24"/>
+          <w:lang w:val="en-NZ"/>
+        </w:rPr>
+        <w:t xml:space="preserve"> as a group, but each student presents at the end his own oral presentation and final client report to be marked. The main assessment tools are the oral presentations and the final client report. The presentations consist </w:t>
+      </w:r>
+      <w:proofErr w:type="gramStart"/>
+      <w:r>
+        <w:rPr>
+          <w:rFonts w:asciiTheme="majorHAnsi" w:hAnsiTheme="majorHAnsi" w:cstheme="majorHAnsi"/>
+          <w:sz w:val="24"/>
+          <w:szCs w:val="24"/>
+          <w:lang w:val="en-NZ"/>
+        </w:rPr>
+        <w:t>on</w:t>
+      </w:r>
+      <w:proofErr w:type="gramEnd"/>
+      <w:r>
+        <w:rPr>
+          <w:rFonts w:asciiTheme="majorHAnsi" w:hAnsiTheme="majorHAnsi" w:cstheme="majorHAnsi"/>
+          <w:sz w:val="24"/>
+          <w:szCs w:val="24"/>
+          <w:lang w:val="en-NZ"/>
+        </w:rPr>
+        <w:t xml:space="preserve"> short 5-minute presentations about the overall proposal of the group for the project, the current state of development and the personal contributions of the students </w:t>
+      </w:r>
+      <w:proofErr w:type="spellStart"/>
+      <w:r>
+        <w:rPr>
+          <w:rFonts w:asciiTheme="majorHAnsi" w:hAnsiTheme="majorHAnsi" w:cstheme="majorHAnsi"/>
+          <w:sz w:val="24"/>
+          <w:szCs w:val="24"/>
+          <w:lang w:val="en-NZ"/>
+        </w:rPr>
+        <w:t>n</w:t>
+      </w:r>
+      <w:proofErr w:type="spellEnd"/>
+      <w:r>
+        <w:rPr>
+          <w:rFonts w:asciiTheme="majorHAnsi" w:hAnsiTheme="majorHAnsi" w:cstheme="majorHAnsi"/>
+          <w:sz w:val="24"/>
+          <w:szCs w:val="24"/>
+          <w:lang w:val="en-NZ"/>
+        </w:rPr>
+        <w:t xml:space="preserve"> the construction of that proposal. There were two oral presentations along the course, one focused on the architectural design and the other on the final proposal.</w:t>
       </w:r>
     </w:p>
     <w:p>
@@ -896,7 +1056,27 @@
           <w:szCs w:val="24"/>
           <w:lang w:val="en-NZ"/>
         </w:rPr>
-        <w:t xml:space="preserve"> The final report was marked, and consisted on a quick summary of the personal contributions of each student in the project, as well as a reflection of the work done by the group, the problems found and the steps taken to solve them.</w:t>
+        <w:t xml:space="preserve"> The final report was marked, and consisted </w:t>
+      </w:r>
+      <w:proofErr w:type="gramStart"/>
+      <w:r>
+        <w:rPr>
+          <w:rFonts w:asciiTheme="majorHAnsi" w:hAnsiTheme="majorHAnsi" w:cstheme="majorHAnsi"/>
+          <w:sz w:val="24"/>
+          <w:szCs w:val="24"/>
+          <w:lang w:val="en-NZ"/>
+        </w:rPr>
+        <w:t>on</w:t>
+      </w:r>
+      <w:proofErr w:type="gramEnd"/>
+      <w:r>
+        <w:rPr>
+          <w:rFonts w:asciiTheme="majorHAnsi" w:hAnsiTheme="majorHAnsi" w:cstheme="majorHAnsi"/>
+          <w:sz w:val="24"/>
+          <w:szCs w:val="24"/>
+          <w:lang w:val="en-NZ"/>
+        </w:rPr>
+        <w:t xml:space="preserve"> a quick summary of the personal contributions of each student in the project, as well as a reflection of the work done by the group, the problems found and the steps taken to solve them.</w:t>
       </w:r>
     </w:p>
     <w:p>
@@ -948,7 +1128,27 @@
           <w:szCs w:val="24"/>
           <w:lang w:val="en-NZ"/>
         </w:rPr>
-        <w:t>An architectural design for a building complex that takes into account the geotechnical data of the construction site, the functional necessities of the project and the complications and peculiarities found in the selected site.</w:t>
+        <w:t xml:space="preserve">An architectural design for a building complex that </w:t>
+      </w:r>
+      <w:proofErr w:type="gramStart"/>
+      <w:r>
+        <w:rPr>
+          <w:rFonts w:asciiTheme="majorHAnsi" w:hAnsiTheme="majorHAnsi" w:cstheme="majorHAnsi"/>
+          <w:sz w:val="24"/>
+          <w:szCs w:val="24"/>
+          <w:lang w:val="en-NZ"/>
+        </w:rPr>
+        <w:t>takes into account</w:t>
+      </w:r>
+      <w:proofErr w:type="gramEnd"/>
+      <w:r>
+        <w:rPr>
+          <w:rFonts w:asciiTheme="majorHAnsi" w:hAnsiTheme="majorHAnsi" w:cstheme="majorHAnsi"/>
+          <w:sz w:val="24"/>
+          <w:szCs w:val="24"/>
+          <w:lang w:val="en-NZ"/>
+        </w:rPr>
+        <w:t xml:space="preserve"> the geotechnical data of the construction site, the functional necessities of the project and the complications and peculiarities found in the selected site.</w:t>
       </w:r>
     </w:p>
     <w:p>
@@ -1345,7 +1545,27 @@
           <w:szCs w:val="24"/>
           <w:lang w:val="en-NZ"/>
         </w:rPr>
-        <w:t>For this learning objective it is also interesting to observe the types of collaboration being used by the students as described by Salmons (2019), and if WorkshopAR was promoting or helping in the development of a particular form of collaboration. In general, the digital space created by WorkshopAR would facilitate activities of co-creation, by allowing the testing and record of ideas for the architectural design, and also transfer activities, by offering visuals that can be used to explain concepts, decisions or design proposals.</w:t>
+        <w:t xml:space="preserve">For this learning objective it is also interesting to observe the types of collaboration being used by the students as described by Salmons (2019), and if WorkshopAR was promoting or helping in the development of a particular form of collaboration. In general, the digital space created by WorkshopAR would facilitate activities of co-creation, by allowing the testing and record of ideas for the architectural design, </w:t>
+      </w:r>
+      <w:proofErr w:type="gramStart"/>
+      <w:r>
+        <w:rPr>
+          <w:rFonts w:asciiTheme="majorHAnsi" w:hAnsiTheme="majorHAnsi" w:cstheme="majorHAnsi"/>
+          <w:sz w:val="24"/>
+          <w:szCs w:val="24"/>
+          <w:lang w:val="en-NZ"/>
+        </w:rPr>
+        <w:t>and also</w:t>
+      </w:r>
+      <w:proofErr w:type="gramEnd"/>
+      <w:r>
+        <w:rPr>
+          <w:rFonts w:asciiTheme="majorHAnsi" w:hAnsiTheme="majorHAnsi" w:cstheme="majorHAnsi"/>
+          <w:sz w:val="24"/>
+          <w:szCs w:val="24"/>
+          <w:lang w:val="en-NZ"/>
+        </w:rPr>
+        <w:t xml:space="preserve"> transfer activities, by offering visuals that can be used to explain concepts, decisions or design proposals.</w:t>
       </w:r>
     </w:p>
     <w:p>
@@ -1721,7 +1941,27 @@
           <w:szCs w:val="24"/>
           <w:lang w:val="en-NZ"/>
         </w:rPr>
-        <w:t xml:space="preserve">Issues of power imbalance are inherent to any social activity (Essabar et. </w:t>
+        <w:t>Issues of power imbalance are inherent to any social activity (</w:t>
+      </w:r>
+      <w:proofErr w:type="spellStart"/>
+      <w:r>
+        <w:rPr>
+          <w:rFonts w:asciiTheme="majorHAnsi" w:hAnsiTheme="majorHAnsi" w:cstheme="majorHAnsi"/>
+          <w:sz w:val="24"/>
+          <w:szCs w:val="24"/>
+          <w:lang w:val="en-NZ"/>
+        </w:rPr>
+        <w:t>Essabar</w:t>
+      </w:r>
+      <w:proofErr w:type="spellEnd"/>
+      <w:r>
+        <w:rPr>
+          <w:rFonts w:asciiTheme="majorHAnsi" w:hAnsiTheme="majorHAnsi" w:cstheme="majorHAnsi"/>
+          <w:sz w:val="24"/>
+          <w:szCs w:val="24"/>
+          <w:lang w:val="en-NZ"/>
+        </w:rPr>
+        <w:t xml:space="preserve"> et. </w:t>
       </w:r>
       <w:r>
         <w:rPr>
@@ -1767,7 +2007,67 @@
           <w:szCs w:val="24"/>
           <w:lang w:val="en-NZ"/>
         </w:rPr>
-        <w:t xml:space="preserve">Knowledge flow in project-based approaches is also an issue that have been discussed in the past (Kogtikov et al., 2016 and Granado-Alcón et al., 2020 and Shpeizer, 2019). A possible barrier for any group in the curse could be to have issues </w:t>
+        <w:t>Knowledge flow in project-based approaches is also an issue that have been discussed in the past (</w:t>
+      </w:r>
+      <w:proofErr w:type="spellStart"/>
+      <w:r>
+        <w:rPr>
+          <w:rFonts w:asciiTheme="majorHAnsi" w:hAnsiTheme="majorHAnsi" w:cstheme="majorHAnsi"/>
+          <w:sz w:val="24"/>
+          <w:szCs w:val="24"/>
+          <w:lang w:val="en-NZ"/>
+        </w:rPr>
+        <w:t>Kogtikov</w:t>
+      </w:r>
+      <w:proofErr w:type="spellEnd"/>
+      <w:r>
+        <w:rPr>
+          <w:rFonts w:asciiTheme="majorHAnsi" w:hAnsiTheme="majorHAnsi" w:cstheme="majorHAnsi"/>
+          <w:sz w:val="24"/>
+          <w:szCs w:val="24"/>
+          <w:lang w:val="en-NZ"/>
+        </w:rPr>
+        <w:t xml:space="preserve"> et al., 2016 and Granado-</w:t>
+      </w:r>
+      <w:proofErr w:type="spellStart"/>
+      <w:r>
+        <w:rPr>
+          <w:rFonts w:asciiTheme="majorHAnsi" w:hAnsiTheme="majorHAnsi" w:cstheme="majorHAnsi"/>
+          <w:sz w:val="24"/>
+          <w:szCs w:val="24"/>
+          <w:lang w:val="en-NZ"/>
+        </w:rPr>
+        <w:t>Alcón</w:t>
+      </w:r>
+      <w:proofErr w:type="spellEnd"/>
+      <w:r>
+        <w:rPr>
+          <w:rFonts w:asciiTheme="majorHAnsi" w:hAnsiTheme="majorHAnsi" w:cstheme="majorHAnsi"/>
+          <w:sz w:val="24"/>
+          <w:szCs w:val="24"/>
+          <w:lang w:val="en-NZ"/>
+        </w:rPr>
+        <w:t xml:space="preserve"> et al., 2020 and </w:t>
+      </w:r>
+      <w:proofErr w:type="spellStart"/>
+      <w:r>
+        <w:rPr>
+          <w:rFonts w:asciiTheme="majorHAnsi" w:hAnsiTheme="majorHAnsi" w:cstheme="majorHAnsi"/>
+          <w:sz w:val="24"/>
+          <w:szCs w:val="24"/>
+          <w:lang w:val="en-NZ"/>
+        </w:rPr>
+        <w:t>Shpeizer</w:t>
+      </w:r>
+      <w:proofErr w:type="spellEnd"/>
+      <w:r>
+        <w:rPr>
+          <w:rFonts w:asciiTheme="majorHAnsi" w:hAnsiTheme="majorHAnsi" w:cstheme="majorHAnsi"/>
+          <w:sz w:val="24"/>
+          <w:szCs w:val="24"/>
+          <w:lang w:val="en-NZ"/>
+        </w:rPr>
+        <w:t xml:space="preserve">, 2019). A possible barrier for any group in the curse could be to have issues </w:t>
       </w:r>
       <w:r>
         <w:rPr>
@@ -3286,7 +3586,27 @@
           <w:szCs w:val="24"/>
           <w:lang w:val="en-NZ"/>
         </w:rPr>
-        <w:t>, which Table 1 shows in its Te Reo and English versions.</w:t>
+        <w:t xml:space="preserve">, which Table 1 shows in its </w:t>
+      </w:r>
+      <w:proofErr w:type="spellStart"/>
+      <w:r>
+        <w:rPr>
+          <w:rFonts w:asciiTheme="majorHAnsi" w:hAnsiTheme="majorHAnsi" w:cstheme="majorHAnsi"/>
+          <w:sz w:val="24"/>
+          <w:szCs w:val="24"/>
+          <w:lang w:val="en-NZ"/>
+        </w:rPr>
+        <w:t>Te</w:t>
+      </w:r>
+      <w:proofErr w:type="spellEnd"/>
+      <w:r>
+        <w:rPr>
+          <w:rFonts w:asciiTheme="majorHAnsi" w:hAnsiTheme="majorHAnsi" w:cstheme="majorHAnsi"/>
+          <w:sz w:val="24"/>
+          <w:szCs w:val="24"/>
+          <w:lang w:val="en-NZ"/>
+        </w:rPr>
+        <w:t xml:space="preserve"> Reo and English versions.</w:t>
       </w:r>
     </w:p>
     <w:p>
@@ -3371,6 +3691,7 @@
                 <w:lang w:val="en-NZ"/>
               </w:rPr>
             </w:pPr>
+            <w:proofErr w:type="spellStart"/>
             <w:r>
               <w:rPr>
                 <w:rFonts w:asciiTheme="majorHAnsi" w:hAnsiTheme="majorHAnsi" w:cstheme="majorHAnsi"/>
@@ -3378,7 +3699,17 @@
                 <w:szCs w:val="24"/>
                 <w:lang w:val="en-NZ"/>
               </w:rPr>
-              <w:t>Te Reo</w:t>
+              <w:t>Te</w:t>
+            </w:r>
+            <w:proofErr w:type="spellEnd"/>
+            <w:r>
+              <w:rPr>
+                <w:rFonts w:asciiTheme="majorHAnsi" w:hAnsiTheme="majorHAnsi" w:cstheme="majorHAnsi"/>
+                <w:sz w:val="24"/>
+                <w:szCs w:val="24"/>
+                <w:lang w:val="en-NZ"/>
+              </w:rPr>
+              <w:t xml:space="preserve"> Reo</w:t>
             </w:r>
           </w:p>
         </w:tc>
@@ -3455,19 +3786,19 @@
                 <w:szCs w:val="24"/>
                 <w:lang w:val="en-NZ"/>
               </w:rPr>
-              <w:t>Mauri tū.</w:t>
+              <w:t xml:space="preserve">Mauri </w:t>
             </w:r>
-          </w:p>
-          <w:p>
-            <w:pPr>
-              <w:jc w:val="center"/>
+            <w:proofErr w:type="spellStart"/>
+            <w:r>
               <w:rPr>
                 <w:rFonts w:asciiTheme="majorHAnsi" w:hAnsiTheme="majorHAnsi" w:cstheme="majorHAnsi"/>
                 <w:sz w:val="24"/>
                 <w:szCs w:val="24"/>
                 <w:lang w:val="en-NZ"/>
               </w:rPr>
-            </w:pPr>
+              <w:t>tū</w:t>
+            </w:r>
+            <w:proofErr w:type="spellEnd"/>
             <w:r>
               <w:rPr>
                 <w:rFonts w:asciiTheme="majorHAnsi" w:hAnsiTheme="majorHAnsi" w:cstheme="majorHAnsi"/>
@@ -3475,7 +3806,7 @@
                 <w:szCs w:val="24"/>
                 <w:lang w:val="en-NZ"/>
               </w:rPr>
-              <w:t>Mauri ora ki a tātou.</w:t>
+              <w:t>.</w:t>
             </w:r>
           </w:p>
           <w:p>
@@ -3495,25 +3826,19 @@
                 <w:szCs w:val="24"/>
                 <w:lang w:val="en-NZ"/>
               </w:rPr>
-              <w:t>Haumi e, Hui e! Tāiki e!</w:t>
+              <w:t xml:space="preserve">Mauri ora ki a </w:t>
             </w:r>
-          </w:p>
-        </w:tc>
-        <w:tc>
-          <w:tcPr>
-            <w:tcW w:w="4510" w:type="dxa"/>
-          </w:tcPr>
-          <w:p>
-            <w:pPr>
-              <w:jc w:val="center"/>
-              <w:cnfStyle w:val="000000100000" w:firstRow="0" w:lastRow="0" w:firstColumn="0" w:lastColumn="0" w:oddVBand="0" w:evenVBand="0" w:oddHBand="1" w:evenHBand="0" w:firstRowFirstColumn="0" w:firstRowLastColumn="0" w:lastRowFirstColumn="0" w:lastRowLastColumn="0"/>
+            <w:proofErr w:type="spellStart"/>
+            <w:r>
               <w:rPr>
                 <w:rFonts w:asciiTheme="majorHAnsi" w:hAnsiTheme="majorHAnsi" w:cstheme="majorHAnsi"/>
                 <w:sz w:val="24"/>
                 <w:szCs w:val="24"/>
                 <w:lang w:val="en-NZ"/>
               </w:rPr>
-            </w:pPr>
+              <w:t>tātou</w:t>
+            </w:r>
+            <w:proofErr w:type="spellEnd"/>
             <w:r>
               <w:rPr>
                 <w:rFonts w:asciiTheme="majorHAnsi" w:hAnsiTheme="majorHAnsi" w:cstheme="majorHAnsi"/>
@@ -3521,13 +3846,12 @@
                 <w:szCs w:val="24"/>
                 <w:lang w:val="en-NZ"/>
               </w:rPr>
-              <w:t>Life force awaken.</w:t>
+              <w:t>.</w:t>
             </w:r>
           </w:p>
           <w:p>
             <w:pPr>
               <w:jc w:val="center"/>
-              <w:cnfStyle w:val="000000100000" w:firstRow="0" w:lastRow="0" w:firstColumn="0" w:lastColumn="0" w:oddVBand="0" w:evenVBand="0" w:oddHBand="1" w:evenHBand="0" w:firstRowFirstColumn="0" w:firstRowLastColumn="0" w:lastRowFirstColumn="0" w:lastRowLastColumn="0"/>
               <w:rPr>
                 <w:rFonts w:asciiTheme="majorHAnsi" w:hAnsiTheme="majorHAnsi" w:cstheme="majorHAnsi"/>
                 <w:sz w:val="24"/>
@@ -3535,6 +3859,7 @@
                 <w:lang w:val="en-NZ"/>
               </w:rPr>
             </w:pPr>
+            <w:proofErr w:type="spellStart"/>
             <w:r>
               <w:rPr>
                 <w:rFonts w:asciiTheme="majorHAnsi" w:hAnsiTheme="majorHAnsi" w:cstheme="majorHAnsi"/>
@@ -3542,20 +3867,19 @@
                 <w:szCs w:val="24"/>
                 <w:lang w:val="en-NZ"/>
               </w:rPr>
-              <w:t>Life force stand tall.</w:t>
+              <w:t>Haumi</w:t>
             </w:r>
-          </w:p>
-          <w:p>
-            <w:pPr>
-              <w:jc w:val="center"/>
-              <w:cnfStyle w:val="000000100000" w:firstRow="0" w:lastRow="0" w:firstColumn="0" w:lastColumn="0" w:oddVBand="0" w:evenVBand="0" w:oddHBand="1" w:evenHBand="0" w:firstRowFirstColumn="0" w:firstRowLastColumn="0" w:lastRowFirstColumn="0" w:lastRowLastColumn="0"/>
+            <w:proofErr w:type="spellEnd"/>
+            <w:r>
               <w:rPr>
                 <w:rFonts w:asciiTheme="majorHAnsi" w:hAnsiTheme="majorHAnsi" w:cstheme="majorHAnsi"/>
                 <w:sz w:val="24"/>
                 <w:szCs w:val="24"/>
                 <w:lang w:val="en-NZ"/>
               </w:rPr>
-            </w:pPr>
+              <w:t xml:space="preserve"> e, Hui e! </w:t>
+            </w:r>
+            <w:proofErr w:type="spellStart"/>
             <w:r>
               <w:rPr>
                 <w:rFonts w:asciiTheme="majorHAnsi" w:hAnsiTheme="majorHAnsi" w:cstheme="majorHAnsi"/>
@@ -3563,28 +3887,177 @@
                 <w:szCs w:val="24"/>
                 <w:lang w:val="en-NZ"/>
               </w:rPr>
-              <w:t>Life force all wellness, good health for all.</w:t>
+              <w:t>Tāiki</w:t>
             </w:r>
-          </w:p>
-          <w:p>
-            <w:pPr>
-              <w:jc w:val="center"/>
-              <w:cnfStyle w:val="000000100000" w:firstRow="0" w:lastRow="0" w:firstColumn="0" w:lastColumn="0" w:oddVBand="0" w:evenVBand="0" w:oddHBand="1" w:evenHBand="0" w:firstRowFirstColumn="0" w:firstRowLastColumn="0" w:lastRowFirstColumn="0" w:lastRowLastColumn="0"/>
+            <w:proofErr w:type="spellEnd"/>
+            <w:r>
               <w:rPr>
                 <w:rFonts w:asciiTheme="majorHAnsi" w:hAnsiTheme="majorHAnsi" w:cstheme="majorHAnsi"/>
                 <w:sz w:val="24"/>
                 <w:szCs w:val="24"/>
                 <w:lang w:val="en-NZ"/>
               </w:rPr>
-            </w:pPr>
-            <w:r>
+              <w:t xml:space="preserve"> e!</w:t>
+            </w:r>
+          </w:p>
+        </w:tc>
+        <w:tc>
+          <w:tcPr>
+            <w:tcW w:w="4510" w:type="dxa"/>
+          </w:tcPr>
+          <w:p>
+            <w:pPr>
+              <w:jc w:val="center"/>
+              <w:cnfStyle w:val="000000100000" w:firstRow="0" w:lastRow="0" w:firstColumn="0" w:lastColumn="0" w:oddVBand="0" w:evenVBand="0" w:oddHBand="1" w:evenHBand="0" w:firstRowFirstColumn="0" w:firstRowLastColumn="0" w:lastRowFirstColumn="0" w:lastRowLastColumn="0"/>
               <w:rPr>
                 <w:rFonts w:asciiTheme="majorHAnsi" w:hAnsiTheme="majorHAnsi" w:cstheme="majorHAnsi"/>
                 <w:sz w:val="24"/>
                 <w:szCs w:val="24"/>
                 <w:lang w:val="en-NZ"/>
               </w:rPr>
-              <w:t>Join together, unite, the group is ready to progress for the purpose of coming together.</w:t>
+            </w:pPr>
+            <w:r>
+              <w:rPr>
+                <w:rFonts w:asciiTheme="majorHAnsi" w:hAnsiTheme="majorHAnsi" w:cstheme="majorHAnsi"/>
+                <w:sz w:val="24"/>
+                <w:szCs w:val="24"/>
+                <w:lang w:val="en-NZ"/>
+              </w:rPr>
+              <w:t xml:space="preserve">Life force </w:t>
+            </w:r>
+            <w:proofErr w:type="gramStart"/>
+            <w:r>
+              <w:rPr>
+                <w:rFonts w:asciiTheme="majorHAnsi" w:hAnsiTheme="majorHAnsi" w:cstheme="majorHAnsi"/>
+                <w:sz w:val="24"/>
+                <w:szCs w:val="24"/>
+                <w:lang w:val="en-NZ"/>
+              </w:rPr>
+              <w:t>awaken</w:t>
+            </w:r>
+            <w:proofErr w:type="gramEnd"/>
+            <w:r>
+              <w:rPr>
+                <w:rFonts w:asciiTheme="majorHAnsi" w:hAnsiTheme="majorHAnsi" w:cstheme="majorHAnsi"/>
+                <w:sz w:val="24"/>
+                <w:szCs w:val="24"/>
+                <w:lang w:val="en-NZ"/>
+              </w:rPr>
+              <w:t>.</w:t>
+            </w:r>
+          </w:p>
+          <w:p>
+            <w:pPr>
+              <w:jc w:val="center"/>
+              <w:cnfStyle w:val="000000100000" w:firstRow="0" w:lastRow="0" w:firstColumn="0" w:lastColumn="0" w:oddVBand="0" w:evenVBand="0" w:oddHBand="1" w:evenHBand="0" w:firstRowFirstColumn="0" w:firstRowLastColumn="0" w:lastRowFirstColumn="0" w:lastRowLastColumn="0"/>
+              <w:rPr>
+                <w:rFonts w:asciiTheme="majorHAnsi" w:hAnsiTheme="majorHAnsi" w:cstheme="majorHAnsi"/>
+                <w:sz w:val="24"/>
+                <w:szCs w:val="24"/>
+                <w:lang w:val="en-NZ"/>
+              </w:rPr>
+            </w:pPr>
+            <w:r>
+              <w:rPr>
+                <w:rFonts w:asciiTheme="majorHAnsi" w:hAnsiTheme="majorHAnsi" w:cstheme="majorHAnsi"/>
+                <w:sz w:val="24"/>
+                <w:szCs w:val="24"/>
+                <w:lang w:val="en-NZ"/>
+              </w:rPr>
+              <w:t xml:space="preserve">Life force </w:t>
+            </w:r>
+            <w:proofErr w:type="gramStart"/>
+            <w:r>
+              <w:rPr>
+                <w:rFonts w:asciiTheme="majorHAnsi" w:hAnsiTheme="majorHAnsi" w:cstheme="majorHAnsi"/>
+                <w:sz w:val="24"/>
+                <w:szCs w:val="24"/>
+                <w:lang w:val="en-NZ"/>
+              </w:rPr>
+              <w:t>stand</w:t>
+            </w:r>
+            <w:proofErr w:type="gramEnd"/>
+            <w:r>
+              <w:rPr>
+                <w:rFonts w:asciiTheme="majorHAnsi" w:hAnsiTheme="majorHAnsi" w:cstheme="majorHAnsi"/>
+                <w:sz w:val="24"/>
+                <w:szCs w:val="24"/>
+                <w:lang w:val="en-NZ"/>
+              </w:rPr>
+              <w:t xml:space="preserve"> tall.</w:t>
+            </w:r>
+          </w:p>
+          <w:p>
+            <w:pPr>
+              <w:jc w:val="center"/>
+              <w:cnfStyle w:val="000000100000" w:firstRow="0" w:lastRow="0" w:firstColumn="0" w:lastColumn="0" w:oddVBand="0" w:evenVBand="0" w:oddHBand="1" w:evenHBand="0" w:firstRowFirstColumn="0" w:firstRowLastColumn="0" w:lastRowFirstColumn="0" w:lastRowLastColumn="0"/>
+              <w:rPr>
+                <w:rFonts w:asciiTheme="majorHAnsi" w:hAnsiTheme="majorHAnsi" w:cstheme="majorHAnsi"/>
+                <w:sz w:val="24"/>
+                <w:szCs w:val="24"/>
+                <w:lang w:val="en-NZ"/>
+              </w:rPr>
+            </w:pPr>
+            <w:r>
+              <w:rPr>
+                <w:rFonts w:asciiTheme="majorHAnsi" w:hAnsiTheme="majorHAnsi" w:cstheme="majorHAnsi"/>
+                <w:sz w:val="24"/>
+                <w:szCs w:val="24"/>
+                <w:lang w:val="en-NZ"/>
+              </w:rPr>
+              <w:t xml:space="preserve">Life </w:t>
+            </w:r>
+            <w:proofErr w:type="gramStart"/>
+            <w:r>
+              <w:rPr>
+                <w:rFonts w:asciiTheme="majorHAnsi" w:hAnsiTheme="majorHAnsi" w:cstheme="majorHAnsi"/>
+                <w:sz w:val="24"/>
+                <w:szCs w:val="24"/>
+                <w:lang w:val="en-NZ"/>
+              </w:rPr>
+              <w:t>force</w:t>
+            </w:r>
+            <w:proofErr w:type="gramEnd"/>
+            <w:r>
+              <w:rPr>
+                <w:rFonts w:asciiTheme="majorHAnsi" w:hAnsiTheme="majorHAnsi" w:cstheme="majorHAnsi"/>
+                <w:sz w:val="24"/>
+                <w:szCs w:val="24"/>
+                <w:lang w:val="en-NZ"/>
+              </w:rPr>
+              <w:t xml:space="preserve"> all wellness, good health for all.</w:t>
+            </w:r>
+          </w:p>
+          <w:p>
+            <w:pPr>
+              <w:jc w:val="center"/>
+              <w:cnfStyle w:val="000000100000" w:firstRow="0" w:lastRow="0" w:firstColumn="0" w:lastColumn="0" w:oddVBand="0" w:evenVBand="0" w:oddHBand="1" w:evenHBand="0" w:firstRowFirstColumn="0" w:firstRowLastColumn="0" w:lastRowFirstColumn="0" w:lastRowLastColumn="0"/>
+              <w:rPr>
+                <w:rFonts w:asciiTheme="majorHAnsi" w:hAnsiTheme="majorHAnsi" w:cstheme="majorHAnsi"/>
+                <w:sz w:val="24"/>
+                <w:szCs w:val="24"/>
+                <w:lang w:val="en-NZ"/>
+              </w:rPr>
+            </w:pPr>
+            <w:proofErr w:type="gramStart"/>
+            <w:r>
+              <w:rPr>
+                <w:rFonts w:asciiTheme="majorHAnsi" w:hAnsiTheme="majorHAnsi" w:cstheme="majorHAnsi"/>
+                <w:sz w:val="24"/>
+                <w:szCs w:val="24"/>
+                <w:lang w:val="en-NZ"/>
+              </w:rPr>
+              <w:t>Join together</w:t>
+            </w:r>
+            <w:proofErr w:type="gramEnd"/>
+            <w:r>
+              <w:rPr>
+                <w:rFonts w:asciiTheme="majorHAnsi" w:hAnsiTheme="majorHAnsi" w:cstheme="majorHAnsi"/>
+                <w:sz w:val="24"/>
+                <w:szCs w:val="24"/>
+                <w:lang w:val="en-NZ"/>
+              </w:rPr>
+              <w:t>, unite, the group is ready to progress for the purpose of coming together.</w:t>
             </w:r>
           </w:p>
         </w:tc>
@@ -4873,7 +5346,21 @@
         <w:rPr>
           <w:lang w:val="en-NZ"/>
         </w:rPr>
-        <w:t xml:space="preserve"> all of the activities that could be classified as part of the first </w:t>
+        <w:t xml:space="preserve"> </w:t>
+      </w:r>
+      <w:proofErr w:type="gramStart"/>
+      <w:r>
+        <w:rPr>
+          <w:lang w:val="en-NZ"/>
+        </w:rPr>
+        <w:t>all of</w:t>
+      </w:r>
+      <w:proofErr w:type="gramEnd"/>
+      <w:r>
+        <w:rPr>
+          <w:lang w:val="en-NZ"/>
+        </w:rPr>
+        <w:t xml:space="preserve"> the activities that could be classified as part of the first </w:t>
       </w:r>
       <w:r>
         <w:rPr>
@@ -4972,7 +5459,21 @@
         <w:rPr>
           <w:lang w:val="en-NZ"/>
         </w:rPr>
-        <w:t xml:space="preserve"> were a part of as a reference, very few knew each other, and even if they did, the was a high chance the were not in the same group</w:t>
+        <w:t xml:space="preserve"> were a part of as a reference, very few knew each other, and even if they did, the was a high chance </w:t>
+      </w:r>
+      <w:proofErr w:type="spellStart"/>
+      <w:r>
+        <w:rPr>
+          <w:lang w:val="en-NZ"/>
+        </w:rPr>
+        <w:t>the</w:t>
+      </w:r>
+      <w:proofErr w:type="spellEnd"/>
+      <w:r>
+        <w:rPr>
+          <w:lang w:val="en-NZ"/>
+        </w:rPr>
+        <w:t xml:space="preserve"> were not in the same group</w:t>
       </w:r>
       <w:r>
         <w:rPr>
@@ -5897,7 +6398,21 @@
         <w:rPr>
           <w:lang w:val="en-NZ"/>
         </w:rPr>
-        <w:t xml:space="preserve"> An &amp; Frick (2006) and Robinson &amp; Hans (2012) give some validity to this idea, showing that students prefer quick, simple communication via their preferred apps, but appreciated more face-to-face work for more complex work</w:t>
+        <w:t xml:space="preserve"> </w:t>
+      </w:r>
+      <w:proofErr w:type="gramStart"/>
+      <w:r>
+        <w:rPr>
+          <w:lang w:val="en-NZ"/>
+        </w:rPr>
+        <w:t>An</w:t>
+      </w:r>
+      <w:proofErr w:type="gramEnd"/>
+      <w:r>
+        <w:rPr>
+          <w:lang w:val="en-NZ"/>
+        </w:rPr>
+        <w:t xml:space="preserve"> &amp; Frick (2006) and Robinson &amp; Hans (2012) give some validity to this idea, showing that students prefer quick, simple communication via their preferred apps, but appreciated more face-to-face work for more complex work</w:t>
       </w:r>
       <w:r>
         <w:rPr>
@@ -6567,7 +7082,21 @@
         <w:rPr>
           <w:lang w:val="en-NZ"/>
         </w:rPr>
-        <w:t xml:space="preserve"> don’t worry to much about the lack of group cohesion, to the point that they were not very concerned about the work of their teammates</w:t>
+        <w:t xml:space="preserve"> don’t worry </w:t>
+      </w:r>
+      <w:proofErr w:type="spellStart"/>
+      <w:r>
+        <w:rPr>
+          <w:lang w:val="en-NZ"/>
+        </w:rPr>
+        <w:t>to</w:t>
+      </w:r>
+      <w:proofErr w:type="spellEnd"/>
+      <w:r>
+        <w:rPr>
+          <w:lang w:val="en-NZ"/>
+        </w:rPr>
+        <w:t xml:space="preserve"> much about the lack of group cohesion, to the point that they were not very concerned about the work of their teammates</w:t>
       </w:r>
       <w:r>
         <w:rPr>
@@ -10952,11 +11481,19 @@
         </w:rPr>
         <w:t xml:space="preserve"> the tool with some other </w:t>
       </w:r>
-      <w:r>
-        <w:rPr>
-          <w:lang w:val="en-NZ"/>
-        </w:rPr>
-        <w:t xml:space="preserve">application </w:t>
+      <w:proofErr w:type="gramStart"/>
+      <w:r>
+        <w:rPr>
+          <w:lang w:val="en-NZ"/>
+        </w:rPr>
+        <w:t>application</w:t>
+      </w:r>
+      <w:proofErr w:type="gramEnd"/>
+      <w:r>
+        <w:rPr>
+          <w:lang w:val="en-NZ"/>
+        </w:rPr>
+        <w:t xml:space="preserve"> </w:t>
       </w:r>
       <w:r>
         <w:rPr>
@@ -11466,7 +12003,21 @@
         <w:rPr>
           <w:lang w:val="en-NZ"/>
         </w:rPr>
-        <w:t xml:space="preserve">The general observations for these weeks are easy to summarise: those that were not trying to finish all the missing work for the poster assignment were working on finishing or polishing the interim report. Team D helped a lot during this time, as they were far ahead in their work </w:t>
+        <w:t xml:space="preserve">The general observations for these weeks are easy to </w:t>
+      </w:r>
+      <w:proofErr w:type="gramStart"/>
+      <w:r>
+        <w:rPr>
+          <w:lang w:val="en-NZ"/>
+        </w:rPr>
+        <w:t>summarise:</w:t>
+      </w:r>
+      <w:proofErr w:type="gramEnd"/>
+      <w:r>
+        <w:rPr>
+          <w:lang w:val="en-NZ"/>
+        </w:rPr>
+        <w:t xml:space="preserve"> those that were not trying to finish all the missing work for the poster assignment were working on finishing or polishing the interim report. Team D helped a lot during this time, as they were far ahead in their work </w:t>
       </w:r>
       <w:r>
         <w:rPr>
@@ -11625,7 +12176,21 @@
         <w:rPr>
           <w:lang w:val="en-NZ"/>
         </w:rPr>
-        <w:t>focused on their own work and were gathered as a group in the same table mostly out of routine. When asked why they had seated in such a peculiar way they laugh because they had not realised they were all on the same side of the table, and they were only searching for the closest power outlets.</w:t>
+        <w:t xml:space="preserve">focused on their own work and were gathered as a group in the same table mostly out of routine. When asked why they had seated in such a peculiar way they laugh because they had not </w:t>
+      </w:r>
+      <w:proofErr w:type="gramStart"/>
+      <w:r>
+        <w:rPr>
+          <w:lang w:val="en-NZ"/>
+        </w:rPr>
+        <w:t>realised</w:t>
+      </w:r>
+      <w:proofErr w:type="gramEnd"/>
+      <w:r>
+        <w:rPr>
+          <w:lang w:val="en-NZ"/>
+        </w:rPr>
+        <w:t xml:space="preserve"> they were all on the same side of the table, and they were only searching for the closest power outlets.</w:t>
       </w:r>
     </w:p>
     <w:p>
@@ -11889,7 +12454,21 @@
         <w:rPr>
           <w:lang w:val="en-NZ"/>
         </w:rPr>
-        <w:t>It was odd to them that there was s much emphasis on working with their phone. Some of them were actively trying to reduce their screen time with the phone and the classroom sessions were and ideal place to leave the phone aside and focus on work. Using the phone as the main tool for working with the group felt like running in the opposite direction of what they were trying to achieve.</w:t>
+        <w:t xml:space="preserve">It was odd to them that there was </w:t>
+      </w:r>
+      <w:proofErr w:type="spellStart"/>
+      <w:r>
+        <w:rPr>
+          <w:lang w:val="en-NZ"/>
+        </w:rPr>
+        <w:t>s</w:t>
+      </w:r>
+      <w:proofErr w:type="spellEnd"/>
+      <w:r>
+        <w:rPr>
+          <w:lang w:val="en-NZ"/>
+        </w:rPr>
+        <w:t xml:space="preserve"> much emphasis on working with their phone. Some of them were actively trying to reduce their screen time with the phone and the classroom sessions were and ideal place to leave the phone aside and focus on work. Using the phone as the main tool for working with the group felt like running in the opposite direction of what they were trying to achieve.</w:t>
       </w:r>
     </w:p>
     <w:p>
@@ -13352,7 +13931,21 @@
         <w:rPr>
           <w:lang w:val="en-NZ"/>
         </w:rPr>
-        <w:t xml:space="preserve"> Team D recognized several of the changes done to the original proposal, which also included an updated UI look, so their response was very positive in general and highlighted the fact that several of the aspects that had been discussed previously had been acknowledged. Regrettably, it was not possible to get much data from Team E since they barely explored those initial aspects of the tool and moved almost immediately to the activities with the debate feature. It did not help either that team E was several different groups on the same table, so the setting was not really comparable to the initial observations and there was not much structured work happening between them.</w:t>
+        <w:t xml:space="preserve"> Team D recognized several of the changes done to the original proposal, which also included an updated UI look, so their response was very positive in general and highlighted the fact that several of the aspects that had been discussed previously had been acknowledged. Regrettably, it was not possible to get much data from Team E since they barely explored those initial aspects of the tool and moved almost immediately to the activities with the debate feature. It did not help either that team E was several different groups on the same table, so the setting was not </w:t>
+      </w:r>
+      <w:proofErr w:type="gramStart"/>
+      <w:r>
+        <w:rPr>
+          <w:lang w:val="en-NZ"/>
+        </w:rPr>
+        <w:t>really comparable</w:t>
+      </w:r>
+      <w:proofErr w:type="gramEnd"/>
+      <w:r>
+        <w:rPr>
+          <w:lang w:val="en-NZ"/>
+        </w:rPr>
+        <w:t xml:space="preserve"> to the initial observations and there was not much structured work happening between them.</w:t>
       </w:r>
     </w:p>
     <w:p>
@@ -13383,7 +13976,35 @@
         <w:rPr>
           <w:lang w:val="en-NZ"/>
         </w:rPr>
-        <w:t xml:space="preserve">The idea using the clam arms was mostly aimed at exploring different ideas on how the phone could be used in the classroom in a way that could be used as an enhancement and not a distraction (interesting studies analysing this same problem in other contexts and through different perspectives can be found in Forsling (2023), Flanigan et al. (2023), Fälth &amp; Selenius (2024) and </w:t>
+        <w:t xml:space="preserve">The idea using the clam arms was mostly aimed at exploring different ideas on how the phone could be used in the classroom in a way that could be used as an enhancement and not a distraction (interesting studies analysing this same problem in other contexts and through different perspectives can be found in Forsling (2023), Flanigan et al. (2023), </w:t>
+      </w:r>
+      <w:proofErr w:type="spellStart"/>
+      <w:r>
+        <w:rPr>
+          <w:lang w:val="en-NZ"/>
+        </w:rPr>
+        <w:t>Fälth</w:t>
+      </w:r>
+      <w:proofErr w:type="spellEnd"/>
+      <w:r>
+        <w:rPr>
+          <w:lang w:val="en-NZ"/>
+        </w:rPr>
+        <w:t xml:space="preserve"> &amp; </w:t>
+      </w:r>
+      <w:proofErr w:type="spellStart"/>
+      <w:r>
+        <w:rPr>
+          <w:lang w:val="en-NZ"/>
+        </w:rPr>
+        <w:t>Selenius</w:t>
+      </w:r>
+      <w:proofErr w:type="spellEnd"/>
+      <w:r>
+        <w:rPr>
+          <w:lang w:val="en-NZ"/>
+        </w:rPr>
+        <w:t xml:space="preserve"> (2024) and </w:t>
       </w:r>
       <w:r>
         <w:rPr>
@@ -13761,7 +14382,21 @@
         <w:rPr>
           <w:lang w:val="en-NZ"/>
         </w:rPr>
-        <w:t xml:space="preserve">The second scenario was more open and used the unstructured version of the debate function to let the students openly talk and discuss things during their normal work session. This setup prompted more conversation than the previous scenario, student tested more the unstructured questions and the beginning and also started to be more playful with the activity, proposing question unrelated to the project and more humorous uses of the emotes, </w:t>
+        <w:t xml:space="preserve">The second scenario was more open and used the unstructured version of the debate function to let the students openly talk and discuss things during their normal work session. This setup prompted more conversation than the previous scenario, student tested more the unstructured questions and the beginning </w:t>
+      </w:r>
+      <w:proofErr w:type="gramStart"/>
+      <w:r>
+        <w:rPr>
+          <w:lang w:val="en-NZ"/>
+        </w:rPr>
+        <w:t>and also</w:t>
+      </w:r>
+      <w:proofErr w:type="gramEnd"/>
+      <w:r>
+        <w:rPr>
+          <w:lang w:val="en-NZ"/>
+        </w:rPr>
+        <w:t xml:space="preserve"> started to be more playful with the activity, proposing question unrelated to the project and more humorous uses of the emotes, </w:t>
       </w:r>
       <w:r>
         <w:rPr>
@@ -13883,7 +14518,21 @@
         <w:rPr>
           <w:lang w:val="en-NZ"/>
         </w:rPr>
-        <w:t>Better stablished groups would prefer a more flexible approach to the activity, relying in the mechanisms they themselves had build and finding any external intervention, either the lecturers or the use of WorkshopAR, more as a hindrance than an actual help.</w:t>
+        <w:t xml:space="preserve">Better stablished groups would prefer a more flexible approach to the activity, relying in the mechanisms they themselves had </w:t>
+      </w:r>
+      <w:proofErr w:type="spellStart"/>
+      <w:r>
+        <w:rPr>
+          <w:lang w:val="en-NZ"/>
+        </w:rPr>
+        <w:t>build</w:t>
+      </w:r>
+      <w:proofErr w:type="spellEnd"/>
+      <w:r>
+        <w:rPr>
+          <w:lang w:val="en-NZ"/>
+        </w:rPr>
+        <w:t xml:space="preserve"> and finding any external intervention, either the lecturers or the use of WorkshopAR, more as a hindrance than an actual help.</w:t>
       </w:r>
     </w:p>
     <w:p>
@@ -13955,7 +14604,21 @@
         <w:rPr>
           <w:lang w:val="en-NZ"/>
         </w:rPr>
-        <w:t xml:space="preserve">The relationship people build with their phones is complex and varied, and a solution that seeks to use these types of mobile environments will find obstacles in all possible side of possible responses. What seams to be a working approach to this problem is to stick to a design that is clear for the students and enforce it through different aspects of the learning environment. The approach the teaching staff took </w:t>
+        <w:t xml:space="preserve">The relationship people build with their phones is complex and varied, and a solution that seeks to use these types of mobile environments will find obstacles in all possible side of possible responses. What </w:t>
+      </w:r>
+      <w:proofErr w:type="spellStart"/>
+      <w:r>
+        <w:rPr>
+          <w:lang w:val="en-NZ"/>
+        </w:rPr>
+        <w:t>seams</w:t>
+      </w:r>
+      <w:proofErr w:type="spellEnd"/>
+      <w:r>
+        <w:rPr>
+          <w:lang w:val="en-NZ"/>
+        </w:rPr>
+        <w:t xml:space="preserve"> to be a working approach to this problem is to stick to a design that is clear for the students and enforce it through different aspects of the learning environment. The approach the teaching staff took </w:t>
       </w:r>
       <w:r>
         <w:rPr>
@@ -14000,7 +14663,21 @@
         <w:rPr>
           <w:lang w:val="en-NZ"/>
         </w:rPr>
-        <w:t xml:space="preserve"> f the whole experience could be as follows: WorkshopAR succeeded at initiating discussions and reflections around the dynamics a team could be using to manage their collaborative effort, both failed integrating into the actual mechanisms that the students implemented to </w:t>
+        <w:t xml:space="preserve"> </w:t>
+      </w:r>
+      <w:proofErr w:type="spellStart"/>
+      <w:r>
+        <w:rPr>
+          <w:lang w:val="en-NZ"/>
+        </w:rPr>
+        <w:t>f</w:t>
+      </w:r>
+      <w:proofErr w:type="spellEnd"/>
+      <w:r>
+        <w:rPr>
+          <w:lang w:val="en-NZ"/>
+        </w:rPr>
+        <w:t xml:space="preserve"> the whole experience could be as follows: WorkshopAR succeeded at initiating discussions and reflections around the dynamics a team could be using to manage their collaborative effort, both failed integrating into the actual mechanisms that the students implemented to </w:t>
       </w:r>
       <w:r>
         <w:rPr>
@@ -14086,7 +14763,21 @@
         <w:rPr>
           <w:lang w:val="en-NZ"/>
         </w:rPr>
-        <w:t>complement the data obtained through the observation of activities in the classrooms of students interacting with WorkshopAR and with all the other tools used to by them to fulfil the academic requirement</w:t>
+        <w:t xml:space="preserve">complement the data obtained through the observation of activities in the classrooms of students interacting with WorkshopAR and with all the other tools used to </w:t>
+      </w:r>
+      <w:proofErr w:type="spellStart"/>
+      <w:r>
+        <w:rPr>
+          <w:lang w:val="en-NZ"/>
+        </w:rPr>
+        <w:t>by</w:t>
+      </w:r>
+      <w:proofErr w:type="spellEnd"/>
+      <w:r>
+        <w:rPr>
+          <w:lang w:val="en-NZ"/>
+        </w:rPr>
+        <w:t xml:space="preserve"> them to fulfil the academic requirement</w:t>
       </w:r>
       <w:r>
         <w:rPr>
@@ -14124,7 +14815,21 @@
         <w:rPr>
           <w:lang w:val="en-NZ"/>
         </w:rPr>
-        <w:t xml:space="preserve">Observational data indicated that students struggle the most with communication issues, having problems at the moment of gathering information about the project from the teaching staff or about the design proposal from the AE or the CE. It was also observed that those groups that were able to build </w:t>
+        <w:t xml:space="preserve">Observational data indicated that students struggle the most with communication issues, having problems </w:t>
+      </w:r>
+      <w:proofErr w:type="gramStart"/>
+      <w:r>
+        <w:rPr>
+          <w:lang w:val="en-NZ"/>
+        </w:rPr>
+        <w:t>at the moment</w:t>
+      </w:r>
+      <w:proofErr w:type="gramEnd"/>
+      <w:r>
+        <w:rPr>
+          <w:lang w:val="en-NZ"/>
+        </w:rPr>
+        <w:t xml:space="preserve"> of gathering information about the project from the teaching staff or about the design proposal from the AE or the CE. It was also observed that those groups that were able to build </w:t>
       </w:r>
       <w:r>
         <w:rPr>
@@ -14156,7 +14861,21 @@
         <w:rPr>
           <w:lang w:val="en-NZ"/>
         </w:rPr>
-        <w:t xml:space="preserve">The tools used to achieve this stable workflow were very varied, with most students organizing and planning their work over asynchronous communication methods and using the physical space of the classroom for the actual production of material. WorkshopAR worked the best during those session when the students were struggling to create </w:t>
+        <w:t xml:space="preserve">The tools used to achieve this stable workflow were very varied, with most students organizing and planning their work over asynchronous communication methods and using the physical space of the classroom for the actual production of material. WorkshopAR worked the best during </w:t>
+      </w:r>
+      <w:proofErr w:type="gramStart"/>
+      <w:r>
+        <w:rPr>
+          <w:lang w:val="en-NZ"/>
+        </w:rPr>
+        <w:t>those session</w:t>
+      </w:r>
+      <w:proofErr w:type="gramEnd"/>
+      <w:r>
+        <w:rPr>
+          <w:lang w:val="en-NZ"/>
+        </w:rPr>
+        <w:t xml:space="preserve"> when the students were struggling to create </w:t>
       </w:r>
       <w:r>
         <w:rPr>
@@ -14168,7 +14887,21 @@
         <w:rPr>
           <w:lang w:val="en-NZ"/>
         </w:rPr>
-        <w:t xml:space="preserve"> structured work plan with the team, as was seen more as a distraction when there was a previous clear plan and the students wanted just to</w:t>
+        <w:t xml:space="preserve"> structured work plan with the team, as was seen more as a distraction when there </w:t>
+      </w:r>
+      <w:proofErr w:type="gramStart"/>
+      <w:r>
+        <w:rPr>
+          <w:lang w:val="en-NZ"/>
+        </w:rPr>
+        <w:t>was</w:t>
+      </w:r>
+      <w:proofErr w:type="gramEnd"/>
+      <w:r>
+        <w:rPr>
+          <w:lang w:val="en-NZ"/>
+        </w:rPr>
+        <w:t xml:space="preserve"> a previous clear plan and the students wanted just to</w:t>
       </w:r>
       <w:r>
         <w:rPr>
@@ -14309,7 +15042,35 @@
         <w:rPr>
           <w:lang w:val="en-NZ"/>
         </w:rPr>
-        <w:t>The first three questions asked the student to identify how the team organized itself, if there were explicit or inferred rules the group was using to coordinate the work and any form of roles or common habits that kept appearing in meeting or work sessions. Question 1 asked about the rules or procedures that naturally emerged in the group during the first weeks of team consolidation. Some students did identify and listed strict rules that the group was adhering to, often related to timey deliveries and weekly meetings. The majority were not able to identify a concrete set of rules, all of them identifying instead “good communication” as a reason why there were no need for such rules. On the other side of the spectrum, few students did mention never talking about any form of rules in the group, and experiencing a bad organization and development of the project because of that.</w:t>
+        <w:t xml:space="preserve">The first three questions asked the student to identify how the team organized itself, if there were explicit or inferred rules the group was using to coordinate the work and any form of roles or common habits that kept appearing in meeting or work sessions. Question 1 asked about the rules or procedures that naturally emerged in the group during the first weeks of team consolidation. Some students did identify and listed strict rules that the group was adhering to, often related to timey deliveries and weekly meetings. The majority </w:t>
+      </w:r>
+      <w:proofErr w:type="gramStart"/>
+      <w:r>
+        <w:rPr>
+          <w:lang w:val="en-NZ"/>
+        </w:rPr>
+        <w:t>were not able to</w:t>
+      </w:r>
+      <w:proofErr w:type="gramEnd"/>
+      <w:r>
+        <w:rPr>
+          <w:lang w:val="en-NZ"/>
+        </w:rPr>
+        <w:t xml:space="preserve"> identify a concrete set of rules, all of them identifying instead “good communication” as a reason why there were no need for such rules. On the other side of the spectrum, few students did mention never talking about any form of rules in the </w:t>
+      </w:r>
+      <w:proofErr w:type="gramStart"/>
+      <w:r>
+        <w:rPr>
+          <w:lang w:val="en-NZ"/>
+        </w:rPr>
+        <w:t>group, and</w:t>
+      </w:r>
+      <w:proofErr w:type="gramEnd"/>
+      <w:r>
+        <w:rPr>
+          <w:lang w:val="en-NZ"/>
+        </w:rPr>
+        <w:t xml:space="preserve"> experiencing a bad organization and development of the project because of that.</w:t>
       </w:r>
     </w:p>
     <w:p>
@@ -14335,7 +15096,21 @@
           <w:lang w:val="en-NZ"/>
         </w:rPr>
         <w:lastRenderedPageBreak/>
-        <w:t>and all the students saw themselves working in a sub team inside the overall group, something that was really to observed at all previously. It appears that smaller groups of roles under a common AE would group together for work (all the CE or all the QS for example), and a lot of students would see themselves leading these smaller groups, while the AE lead the bigger overlapping team. WorkshopAR did not contemplated this behaviour, and was not supporting this flow of information among smaller groups, which was a missed opportunity.</w:t>
+        <w:t xml:space="preserve">and all the students saw themselves working in a sub team inside the overall group, something that was really to observed at all previously. It appears that smaller groups of roles under a common AE would group together for work (all the CE or all the QS for example), and a lot of students would see themselves leading these smaller groups, while the AE lead the bigger overlapping team. WorkshopAR did not contemplated this </w:t>
+      </w:r>
+      <w:proofErr w:type="gramStart"/>
+      <w:r>
+        <w:rPr>
+          <w:lang w:val="en-NZ"/>
+        </w:rPr>
+        <w:t>behaviour, and</w:t>
+      </w:r>
+      <w:proofErr w:type="gramEnd"/>
+      <w:r>
+        <w:rPr>
+          <w:lang w:val="en-NZ"/>
+        </w:rPr>
+        <w:t xml:space="preserve"> was not supporting this flow of information among smaller groups, which was a missed opportunity.</w:t>
       </w:r>
     </w:p>
     <w:p>
@@ -14439,7 +15214,35 @@
         <w:rPr>
           <w:lang w:val="en-NZ"/>
         </w:rPr>
-        <w:t>tools to deal with those situations and they were not accessing the resources given to them in the course to start working towards a solution. It was quite telling that what of the students preferred to use chatGPT to get ideas of how to solve the issues with communication instead of approaching the resources in the course.</w:t>
+        <w:t xml:space="preserve">tools to deal with those </w:t>
+      </w:r>
+      <w:proofErr w:type="gramStart"/>
+      <w:r>
+        <w:rPr>
+          <w:lang w:val="en-NZ"/>
+        </w:rPr>
+        <w:t>situations</w:t>
+      </w:r>
+      <w:proofErr w:type="gramEnd"/>
+      <w:r>
+        <w:rPr>
+          <w:lang w:val="en-NZ"/>
+        </w:rPr>
+        <w:t xml:space="preserve"> and they were not accessing the resources given to them in the course to start working towards a solution. It was quite telling that what of the students preferred to use </w:t>
+      </w:r>
+      <w:proofErr w:type="spellStart"/>
+      <w:r>
+        <w:rPr>
+          <w:lang w:val="en-NZ"/>
+        </w:rPr>
+        <w:t>chatGPT</w:t>
+      </w:r>
+      <w:proofErr w:type="spellEnd"/>
+      <w:r>
+        <w:rPr>
+          <w:lang w:val="en-NZ"/>
+        </w:rPr>
+        <w:t xml:space="preserve"> to get ideas of how to solve the issues with communication instead of approaching the resources in the course.</w:t>
       </w:r>
     </w:p>
     <w:p>
@@ -14471,7 +15274,19 @@
         <w:rPr>
           <w:lang w:val="en-NZ"/>
         </w:rPr>
-        <w:t xml:space="preserve">Table 3 shows the codebook for themes identified in the interviews. Despite the small sample, it can be seen that students do not appear to approach collaborative work in a systematic way, and observation of the use of WorkshopAR showed that they can quickly incorporate simple strategies to improve their teamwork, they just need the space to properly </w:t>
+        <w:t xml:space="preserve">Table 3 shows the codebook for themes identified in the interviews. Despite the small sample, </w:t>
+      </w:r>
+      <w:r>
+        <w:rPr>
+          <w:lang w:val="en-NZ"/>
+        </w:rPr>
+        <w:t>students</w:t>
+      </w:r>
+      <w:r>
+        <w:rPr>
+          <w:lang w:val="en-NZ"/>
+        </w:rPr>
+        <w:t xml:space="preserve"> do not appear to approach collaborative work in a systematic way, and observation of the use of WorkshopAR showed that they can quickly incorporate simple strategies to improve their teamwork, they just need the space to properly </w:t>
       </w:r>
       <w:r>
         <w:rPr>
@@ -17725,7 +18540,33 @@
                 <w:color w:val="000000"/>
                 <w:lang w:val="en-NZ"/>
               </w:rPr>
-              <w:t>Lecturer help with organization</w:t>
+              <w:t>The l</w:t>
+            </w:r>
+            <w:r>
+              <w:rPr>
+                <w:rFonts w:ascii="Calibri" w:eastAsia="Times New Roman" w:hAnsi="Calibri" w:cs="Calibri"/>
+                <w:color w:val="000000"/>
+                <w:lang w:val="en-NZ"/>
+              </w:rPr>
+              <w:t xml:space="preserve">ecturer </w:t>
+            </w:r>
+            <w:proofErr w:type="gramStart"/>
+            <w:r>
+              <w:rPr>
+                <w:rFonts w:ascii="Calibri" w:eastAsia="Times New Roman" w:hAnsi="Calibri" w:cs="Calibri"/>
+                <w:color w:val="000000"/>
+                <w:lang w:val="en-NZ"/>
+              </w:rPr>
+              <w:t>help</w:t>
+            </w:r>
+            <w:proofErr w:type="gramEnd"/>
+            <w:r>
+              <w:rPr>
+                <w:rFonts w:ascii="Calibri" w:eastAsia="Times New Roman" w:hAnsi="Calibri" w:cs="Calibri"/>
+                <w:color w:val="000000"/>
+                <w:lang w:val="en-NZ"/>
+              </w:rPr>
+              <w:t xml:space="preserve"> with organization</w:t>
             </w:r>
           </w:p>
         </w:tc>
@@ -19032,11 +19873,19 @@
           <w:lang w:val="en-NZ"/>
         </w:rPr>
       </w:pPr>
-      <w:r>
-        <w:rPr>
-          <w:lang w:val="en-NZ"/>
-        </w:rPr>
-        <w:t xml:space="preserve">Similar to the interviews for students, the interviews done to the teaching staff had the objective of complementing the information found during the observation process. The time spend with the groups was focused mostly on identifying and describing the relationships formed inside the groups and the mechanisms used in their collaborative work, having in mind that initially the observations were going to take place </w:t>
+      <w:proofErr w:type="gramStart"/>
+      <w:r>
+        <w:rPr>
+          <w:lang w:val="en-NZ"/>
+        </w:rPr>
+        <w:t>Similar to</w:t>
+      </w:r>
+      <w:proofErr w:type="gramEnd"/>
+      <w:r>
+        <w:rPr>
+          <w:lang w:val="en-NZ"/>
+        </w:rPr>
+        <w:t xml:space="preserve"> the interviews for students, the interviews done to the teaching staff had the objective of complementing the information found during the observation process. The time spend with the groups was focused mostly on identifying and describing the relationships formed inside the groups and the mechanisms used in their collaborative work, having in mind that initially the observations were going to take place </w:t>
       </w:r>
       <w:r>
         <w:rPr>
@@ -19468,31 +20317,21 @@
         <w:rPr>
           <w:lang w:val="en-NZ"/>
         </w:rPr>
-        <w:t>Le et al., 2018</w:t>
-      </w:r>
-      <w:r>
-        <w:rPr>
-          <w:lang w:val="en-NZ"/>
-        </w:rPr>
-        <w:t xml:space="preserve">, </w:t>
-      </w:r>
-      <w:r>
-        <w:rPr>
-          <w:lang w:val="en-NZ"/>
-        </w:rPr>
-        <w:t>Kaendler et al., 2015</w:t>
-      </w:r>
-      <w:r>
-        <w:rPr>
-          <w:lang w:val="en-NZ"/>
-        </w:rPr>
-        <w:t xml:space="preserve"> and </w:t>
-      </w:r>
-      <w:r>
-        <w:rPr>
-          <w:lang w:val="en-NZ"/>
-        </w:rPr>
-        <w:t>Hendry et al., 2003</w:t>
+        <w:t xml:space="preserve">Le et al., 2018, </w:t>
+      </w:r>
+      <w:proofErr w:type="spellStart"/>
+      <w:r>
+        <w:rPr>
+          <w:lang w:val="en-NZ"/>
+        </w:rPr>
+        <w:t>Kaendler</w:t>
+      </w:r>
+      <w:proofErr w:type="spellEnd"/>
+      <w:r>
+        <w:rPr>
+          <w:lang w:val="en-NZ"/>
+        </w:rPr>
+        <w:t xml:space="preserve"> et al., 2015 and Hendry et al., 2003</w:t>
       </w:r>
       <w:r>
         <w:rPr>
@@ -19524,6 +20363,59 @@
           <w:lang w:val="en-NZ"/>
         </w:rPr>
         <w:t>Table 4 shows the codebook of themes used for the analysis of these interviews with the teaching staff.</w:t>
+      </w:r>
+    </w:p>
+    <w:p>
+      <w:pPr>
+        <w:pStyle w:val="Descripcin"/>
+        <w:keepNext/>
+        <w:jc w:val="center"/>
+        <w:rPr>
+          <w:lang w:val="en-NZ"/>
+        </w:rPr>
+      </w:pPr>
+      <w:r>
+        <w:rPr>
+          <w:lang w:val="en-NZ"/>
+        </w:rPr>
+        <w:t xml:space="preserve">Table </w:t>
+      </w:r>
+      <w:r>
+        <w:rPr>
+          <w:lang w:val="en-NZ"/>
+        </w:rPr>
+        <w:fldChar w:fldCharType="begin"/>
+      </w:r>
+      <w:r>
+        <w:rPr>
+          <w:lang w:val="en-NZ"/>
+        </w:rPr>
+        <w:instrText xml:space="preserve"> SEQ Table \* ARABIC </w:instrText>
+      </w:r>
+      <w:r>
+        <w:rPr>
+          <w:lang w:val="en-NZ"/>
+        </w:rPr>
+        <w:fldChar w:fldCharType="separate"/>
+      </w:r>
+      <w:r>
+        <w:rPr>
+          <w:noProof/>
+          <w:lang w:val="en-NZ"/>
+        </w:rPr>
+        <w:t>4</w:t>
+      </w:r>
+      <w:r>
+        <w:rPr>
+          <w:lang w:val="en-NZ"/>
+        </w:rPr>
+        <w:fldChar w:fldCharType="end"/>
+      </w:r>
+      <w:r>
+        <w:rPr>
+          <w:lang w:val="en-NZ"/>
+        </w:rPr>
+        <w:t xml:space="preserve"> Codebook of the Interviews with Teaching Staff</w:t>
       </w:r>
     </w:p>
     <w:tbl>
@@ -20431,23 +21323,7 @@
                 <w:color w:val="000000"/>
                 <w:lang w:val="en-NZ" w:eastAsia="es-CO"/>
               </w:rPr>
-              <w:t xml:space="preserve">Working on the </w:t>
-            </w:r>
-            <w:r>
-              <w:rPr>
-                <w:rFonts w:ascii="Aptos Narrow" w:eastAsia="Times New Roman" w:hAnsi="Aptos Narrow" w:cs="Times New Roman"/>
-                <w:color w:val="000000"/>
-                <w:lang w:val="en-NZ" w:eastAsia="es-CO"/>
-              </w:rPr>
-              <w:t>strengths</w:t>
-            </w:r>
-            <w:r>
-              <w:rPr>
-                <w:rFonts w:ascii="Aptos Narrow" w:eastAsia="Times New Roman" w:hAnsi="Aptos Narrow" w:cs="Times New Roman"/>
-                <w:color w:val="000000"/>
-                <w:lang w:val="en-NZ" w:eastAsia="es-CO"/>
-              </w:rPr>
-              <w:t xml:space="preserve"> of each group member</w:t>
+              <w:t>Working on the strengths of each group member</w:t>
             </w:r>
           </w:p>
         </w:tc>
@@ -20948,31 +21824,7 @@
                 <w:color w:val="000000"/>
                 <w:lang w:val="en-NZ" w:eastAsia="es-CO"/>
               </w:rPr>
-              <w:t xml:space="preserve">Perfectionist </w:t>
-            </w:r>
-            <w:r>
-              <w:rPr>
-                <w:rFonts w:ascii="Aptos Narrow" w:eastAsia="Times New Roman" w:hAnsi="Aptos Narrow" w:cs="Times New Roman"/>
-                <w:color w:val="000000"/>
-                <w:lang w:val="en-NZ" w:eastAsia="es-CO"/>
-              </w:rPr>
-              <w:t>want</w:t>
-            </w:r>
-            <w:r>
-              <w:rPr>
-                <w:rFonts w:ascii="Aptos Narrow" w:eastAsia="Times New Roman" w:hAnsi="Aptos Narrow" w:cs="Times New Roman"/>
-                <w:color w:val="000000"/>
-                <w:lang w:val="en-NZ" w:eastAsia="es-CO"/>
-              </w:rPr>
-              <w:t>s</w:t>
-            </w:r>
-            <w:r>
-              <w:rPr>
-                <w:rFonts w:ascii="Aptos Narrow" w:eastAsia="Times New Roman" w:hAnsi="Aptos Narrow" w:cs="Times New Roman"/>
-                <w:color w:val="000000"/>
-                <w:lang w:val="en-NZ" w:eastAsia="es-CO"/>
-              </w:rPr>
-              <w:t xml:space="preserve"> to do everything</w:t>
+              <w:t>Perfectionist wants to do everything</w:t>
             </w:r>
           </w:p>
         </w:tc>
@@ -21266,23 +22118,7 @@
                 <w:color w:val="000000"/>
                 <w:lang w:val="en-NZ" w:eastAsia="es-CO"/>
               </w:rPr>
-              <w:t xml:space="preserve">This offers a lot of </w:t>
-            </w:r>
-            <w:r>
-              <w:rPr>
-                <w:rFonts w:ascii="Aptos Narrow" w:eastAsia="Times New Roman" w:hAnsi="Aptos Narrow" w:cs="Times New Roman"/>
-                <w:color w:val="000000"/>
-                <w:lang w:val="en-NZ" w:eastAsia="es-CO"/>
-              </w:rPr>
-              <w:t>professional</w:t>
-            </w:r>
-            <w:r>
-              <w:rPr>
-                <w:rFonts w:ascii="Aptos Narrow" w:eastAsia="Times New Roman" w:hAnsi="Aptos Narrow" w:cs="Times New Roman"/>
-                <w:color w:val="000000"/>
-                <w:lang w:val="en-NZ" w:eastAsia="es-CO"/>
-              </w:rPr>
-              <w:t xml:space="preserve"> value</w:t>
+              <w:t>This offers a lot of professional value</w:t>
             </w:r>
           </w:p>
         </w:tc>
@@ -21377,47 +22213,7 @@
                 <w:color w:val="000000"/>
                 <w:lang w:val="en-NZ" w:eastAsia="es-CO"/>
               </w:rPr>
-              <w:t xml:space="preserve">Structure is </w:t>
-            </w:r>
-            <w:r>
-              <w:rPr>
-                <w:rFonts w:ascii="Aptos Narrow" w:eastAsia="Times New Roman" w:hAnsi="Aptos Narrow" w:cs="Times New Roman"/>
-                <w:color w:val="000000"/>
-                <w:lang w:val="en-NZ" w:eastAsia="es-CO"/>
-              </w:rPr>
-              <w:t>to</w:t>
-            </w:r>
-            <w:r>
-              <w:rPr>
-                <w:rFonts w:ascii="Aptos Narrow" w:eastAsia="Times New Roman" w:hAnsi="Aptos Narrow" w:cs="Times New Roman"/>
-                <w:color w:val="000000"/>
-                <w:lang w:val="en-NZ" w:eastAsia="es-CO"/>
-              </w:rPr>
-              <w:t>o</w:t>
-            </w:r>
-            <w:r>
-              <w:rPr>
-                <w:rFonts w:ascii="Aptos Narrow" w:eastAsia="Times New Roman" w:hAnsi="Aptos Narrow" w:cs="Times New Roman"/>
-                <w:color w:val="000000"/>
-                <w:lang w:val="en-NZ" w:eastAsia="es-CO"/>
-              </w:rPr>
-              <w:t xml:space="preserve"> lo</w:t>
-            </w:r>
-            <w:r>
-              <w:rPr>
-                <w:rFonts w:ascii="Aptos Narrow" w:eastAsia="Times New Roman" w:hAnsi="Aptos Narrow" w:cs="Times New Roman"/>
-                <w:color w:val="000000"/>
-                <w:lang w:val="en-NZ" w:eastAsia="es-CO"/>
-              </w:rPr>
-              <w:t>o</w:t>
-            </w:r>
-            <w:r>
-              <w:rPr>
-                <w:rFonts w:ascii="Aptos Narrow" w:eastAsia="Times New Roman" w:hAnsi="Aptos Narrow" w:cs="Times New Roman"/>
-                <w:color w:val="000000"/>
-                <w:lang w:val="en-NZ" w:eastAsia="es-CO"/>
-              </w:rPr>
-              <w:t>se</w:t>
+              <w:t>Structure is too loose</w:t>
             </w:r>
           </w:p>
         </w:tc>
@@ -22130,7 +22926,6 @@
                 <w:color w:val="000000"/>
                 <w:lang w:val="en-NZ" w:eastAsia="es-CO"/>
               </w:rPr>
-              <w:lastRenderedPageBreak/>
               <w:t>Issues of structure</w:t>
             </w:r>
           </w:p>
@@ -22626,59 +23421,491 @@
         <w:rPr>
           <w:lang w:val="en-NZ"/>
         </w:rPr>
-        <w:t>Acknowledge the observation objectives</w:t>
-      </w:r>
-    </w:p>
-    <w:p>
-      <w:pPr>
-        <w:rPr>
-          <w:lang w:val="en-NZ"/>
-        </w:rPr>
-      </w:pPr>
-      <w:r>
-        <w:rPr>
-          <w:lang w:val="en-NZ"/>
-        </w:rPr>
-        <w:t>Acknowledge the scenarios</w:t>
-      </w:r>
-    </w:p>
-    <w:p>
-      <w:pPr>
-        <w:rPr>
-          <w:lang w:val="en-NZ"/>
-        </w:rPr>
-      </w:pPr>
-      <w:r>
-        <w:rPr>
-          <w:lang w:val="en-NZ"/>
-        </w:rPr>
-        <w:t>Structure works better for struggling groups, flexibility works better for more accomplished students</w:t>
-      </w:r>
-    </w:p>
-    <w:p>
-      <w:pPr>
-        <w:rPr>
-          <w:lang w:val="en-NZ"/>
-        </w:rPr>
-      </w:pPr>
-      <w:r>
-        <w:rPr>
-          <w:lang w:val="en-NZ"/>
-        </w:rPr>
-        <w:t>Well stablished tools for work, it was hard for WorkshopAR to fit in there. The app found it niche in the social aspects of the groupwork</w:t>
-      </w:r>
-    </w:p>
-    <w:p>
-      <w:pPr>
-        <w:rPr>
-          <w:lang w:val="en-NZ"/>
-        </w:rPr>
-      </w:pPr>
-      <w:r>
-        <w:rPr>
-          <w:lang w:val="en-NZ"/>
-        </w:rPr>
-        <w:t>Teaching staff not included and was important, a missed oportunity</w:t>
+        <w:t>The Industry Project course provided a case study in CL where students had the opportunity to develop the skills needed to implement an effective teamwork process to build the knowledge needed for the course.</w:t>
+      </w:r>
+    </w:p>
+    <w:p>
+      <w:pPr>
+        <w:rPr>
+          <w:lang w:val="en-NZ"/>
+        </w:rPr>
+      </w:pPr>
+      <w:r>
+        <w:rPr>
+          <w:lang w:val="en-NZ"/>
+        </w:rPr>
+        <w:t>The implementation of the software WorkshopAR explored a TEL intervention that used AR technologies to support and guide the students in the development of collaborative skills and created a learning space based on collaboration in which the students could apply those skills to work towards the learning goals of the course.</w:t>
+      </w:r>
+    </w:p>
+    <w:p>
+      <w:pPr>
+        <w:rPr>
+          <w:lang w:val="en-NZ"/>
+        </w:rPr>
+      </w:pPr>
+      <w:r>
+        <w:rPr>
+          <w:lang w:val="en-NZ"/>
+        </w:rPr>
+        <w:t>The data gathered through the analysis of the case study can be used to evaluate the impact that WorkshopAR had in the students that interacted with it. This analysis can be guided by the objectives proposed in section 4.1, which established the framework that was going to be use for the analysis of the observational data.</w:t>
+      </w:r>
+    </w:p>
+    <w:p>
+      <w:pPr>
+        <w:rPr>
+          <w:lang w:val="en-NZ"/>
+        </w:rPr>
+      </w:pPr>
+      <w:r>
+        <w:rPr>
+          <w:lang w:val="en-NZ"/>
+        </w:rPr>
+        <w:t xml:space="preserve">OO1 stated he use of Workshop to aid with activities of team management, as well to promote effective structures for planning a work session. The later was observed to be the functionality best suited for the work done by the students in the classroom, but its use was not consistent. Students found the tool useful </w:t>
+      </w:r>
+      <w:r>
+        <w:rPr>
+          <w:lang w:val="en-NZ"/>
+        </w:rPr>
+        <w:t>when the</w:t>
+      </w:r>
+      <w:r>
+        <w:rPr>
+          <w:lang w:val="en-NZ"/>
+        </w:rPr>
+        <w:t xml:space="preserve"> structure was first introduced to them during the consolidation of the </w:t>
+      </w:r>
+      <w:r>
+        <w:rPr>
+          <w:lang w:val="en-NZ"/>
+        </w:rPr>
+        <w:t>group but</w:t>
+      </w:r>
+      <w:r>
+        <w:rPr>
+          <w:lang w:val="en-NZ"/>
+        </w:rPr>
+        <w:t xml:space="preserve"> founded to restrictive when they had later developed the relationships and mechanisms of the team much more.</w:t>
+      </w:r>
+    </w:p>
+    <w:p>
+      <w:pPr>
+        <w:rPr>
+          <w:lang w:val="en-NZ"/>
+        </w:rPr>
+      </w:pPr>
+      <w:r>
+        <w:rPr>
+          <w:lang w:val="en-NZ"/>
+        </w:rPr>
+        <w:t xml:space="preserve">OO2 </w:t>
+      </w:r>
+      <w:r>
+        <w:rPr>
+          <w:lang w:val="en-NZ"/>
+        </w:rPr>
+        <w:t>was first</w:t>
+      </w:r>
+      <w:r>
+        <w:rPr>
+          <w:lang w:val="en-NZ"/>
+        </w:rPr>
+        <w:t xml:space="preserve"> focused </w:t>
+      </w:r>
+      <w:r>
+        <w:rPr>
+          <w:lang w:val="en-NZ"/>
+        </w:rPr>
+        <w:t>on</w:t>
+      </w:r>
+      <w:r>
+        <w:rPr>
+          <w:lang w:val="en-NZ"/>
+        </w:rPr>
+        <w:t xml:space="preserve"> the </w:t>
+      </w:r>
+      <w:r>
+        <w:rPr>
+          <w:lang w:val="en-NZ"/>
+        </w:rPr>
+        <w:t>decision-making</w:t>
+      </w:r>
+      <w:r>
+        <w:rPr>
+          <w:lang w:val="en-NZ"/>
+        </w:rPr>
+        <w:t xml:space="preserve"> process, but it was extended to the visualisation of any form of information in the physical space. The </w:t>
+      </w:r>
+      <w:r>
+        <w:rPr>
+          <w:lang w:val="en-NZ"/>
+        </w:rPr>
+        <w:t xml:space="preserve">approach taken with </w:t>
+      </w:r>
+      <w:r>
+        <w:rPr>
+          <w:lang w:val="en-NZ"/>
+        </w:rPr>
+        <w:t>WorkshopAR</w:t>
+      </w:r>
+      <w:r>
+        <w:rPr>
+          <w:lang w:val="en-NZ"/>
+        </w:rPr>
+        <w:t xml:space="preserve"> pivoted the most during the development of the case study based on the reactions of the students and the feedback provided. It was observed that the tool was providing positive and interesting channels of communication during the execution of the work sessions, This channels allowed the students to not only have a visual representation of the information flowing in the conversation, they could also represent other aspects of the contexts like their feelings and thoughts, enriching the </w:t>
+      </w:r>
+      <w:r>
+        <w:rPr>
+          <w:lang w:val="en-NZ"/>
+        </w:rPr>
+        <w:t>conversation</w:t>
+      </w:r>
+      <w:r>
+        <w:rPr>
+          <w:lang w:val="en-NZ"/>
+        </w:rPr>
+        <w:t xml:space="preserve"> and creating more avenues of expression.</w:t>
+      </w:r>
+    </w:p>
+    <w:p>
+      <w